--- a/docs/SRS.docx
+++ b/docs/SRS.docx
@@ -82,14 +82,7 @@
           <w:b/>
           <w:bCs/>
         </w:rPr>
-        <w:t>Software Requirements Specification</w:t>
-      </w:r>
-      <w:r>
-        <w:rPr>
-          <w:b/>
-          <w:bCs/>
-        </w:rPr>
-        <w:t xml:space="preserve"> Document</w:t>
+        <w:t>Software Requirements Specification Document</w:t>
       </w:r>
     </w:p>
     <w:p>
@@ -205,30 +198,35 @@
     </w:p>
     <w:sdt>
       <w:sdtPr>
+        <w:rPr>
+          <w:rFonts w:eastAsiaTheme="minorHAnsi"/>
+          <w:b w:val="0"/>
+          <w:bCs w:val="0"/>
+          <w:kern w:val="2"/>
+          <w:sz w:val="24"/>
+          <w:szCs w:val="24"/>
+          <w:lang w:val="en-US" w:eastAsia="en-US"/>
+          <w14:ligatures w14:val="standardContextual"/>
+        </w:rPr>
         <w:id w:val="-1374378460"/>
         <w:docPartObj>
           <w:docPartGallery w:val="Table of Contents"/>
           <w:docPartUnique/>
         </w:docPartObj>
       </w:sdtPr>
-      <w:sdtEndPr>
-        <w:rPr>
-          <w:rFonts w:eastAsiaTheme="minorHAnsi"/>
-          <w:kern w:val="2"/>
-          <w:sz w:val="24"/>
-          <w:szCs w:val="24"/>
-          <w:lang w:eastAsia="en-US"/>
-          <w14:ligatures w14:val="standardContextual"/>
-        </w:rPr>
-      </w:sdtEndPr>
       <w:sdtContent>
         <w:p>
           <w:pPr>
             <w:pStyle w:val="TtuloTDC"/>
           </w:pPr>
           <w:r>
-            <w:t>Table of Contents</w:t>
+            <w:t xml:space="preserve">Table of </w:t>
           </w:r>
+          <w:proofErr w:type="spellStart"/>
+          <w:r>
+            <w:t>Contents</w:t>
+          </w:r>
+          <w:proofErr w:type="spellEnd"/>
         </w:p>
         <w:p>
           <w:pPr>
@@ -4030,7 +4028,6 @@
                 <w:b/>
                 <w:bCs/>
               </w:rPr>
-              <w:lastRenderedPageBreak/>
               <w:t>ID</w:t>
             </w:r>
             <w:r>
@@ -4053,19 +4050,7 @@
               <w:jc w:val="center"/>
             </w:pPr>
             <w:r>
-              <w:t>FR-ACP-</w:t>
-            </w:r>
-            <w:r>
-              <w:t>02</w:t>
-            </w:r>
-            <w:r>
-              <w:t xml:space="preserve"> – </w:t>
-            </w:r>
-            <w:r>
-              <w:t>Edit</w:t>
-            </w:r>
-            <w:r>
-              <w:t xml:space="preserve"> Academic Period</w:t>
+              <w:t>FR-ACP-02 – Edit Academic Period</w:t>
             </w:r>
           </w:p>
         </w:tc>
@@ -4761,13 +4746,7 @@
           </w:tcPr>
           <w:p>
             <w:r>
-              <w:t xml:space="preserve">The system shall reject the modification if the </w:t>
-            </w:r>
-            <w:r>
-              <w:t>information provided</w:t>
-            </w:r>
-            <w:r>
-              <w:t xml:space="preserve"> is invalid or the academic period cannot be found.</w:t>
+              <w:t>The system shall reject the modification if the information provided is invalid or the academic period cannot be found.</w:t>
             </w:r>
           </w:p>
         </w:tc>
@@ -4813,7 +4792,6 @@
                 <w:b/>
                 <w:bCs/>
               </w:rPr>
-              <w:lastRenderedPageBreak/>
               <w:t>ID</w:t>
             </w:r>
             <w:r>
@@ -5685,7 +5663,6 @@
                 <w:b/>
                 <w:bCs/>
               </w:rPr>
-              <w:lastRenderedPageBreak/>
               <w:t>ID</w:t>
             </w:r>
             <w:r>
@@ -6510,7 +6487,6 @@
                 <w:b/>
                 <w:bCs/>
               </w:rPr>
-              <w:lastRenderedPageBreak/>
               <w:t>ID</w:t>
             </w:r>
             <w:r>
@@ -7326,7 +7302,6 @@
                 <w:b/>
                 <w:bCs/>
               </w:rPr>
-              <w:lastRenderedPageBreak/>
               <w:t>ID</w:t>
             </w:r>
             <w:r>
@@ -8387,7 +8362,6 @@
                 <w:b/>
                 <w:bCs/>
               </w:rPr>
-              <w:lastRenderedPageBreak/>
               <w:t>ID</w:t>
             </w:r>
             <w:r>
@@ -9515,13 +9489,7 @@
                           <w:spacing w:after="0" w:line="240" w:lineRule="auto"/>
                         </w:pPr>
                         <w:r>
-                          <w:t xml:space="preserve">The system shall reject the goal if the </w:t>
-                        </w:r>
-                        <w:r>
-                          <w:t>information provided</w:t>
-                        </w:r>
-                        <w:r>
-                          <w:t xml:space="preserve"> is invalid or the academic period cannot be found.</w:t>
+                          <w:t>The system shall reject the goal if the information provided is invalid or the academic period cannot be found.</w:t>
                         </w:r>
                       </w:p>
                     </w:tc>
@@ -9579,7 +9547,6 @@
                 <w:b/>
                 <w:bCs/>
               </w:rPr>
-              <w:lastRenderedPageBreak/>
               <w:t>ID</w:t>
             </w:r>
             <w:r>
@@ -10726,7 +10693,15 @@
           </w:tcPr>
           <w:p>
             <w:r>
-              <w:t>The system shall reject the modification if the provided information is invalid or the goal cannot be found.</w:t>
+              <w:t xml:space="preserve">The system shall reject the modification if the </w:t>
+            </w:r>
+            <w:proofErr w:type="gramStart"/>
+            <w:r>
+              <w:t>provided information</w:t>
+            </w:r>
+            <w:proofErr w:type="gramEnd"/>
+            <w:r>
+              <w:t xml:space="preserve"> is invalid or the goal cannot be found.</w:t>
             </w:r>
           </w:p>
         </w:tc>
@@ -10772,7 +10747,6 @@
                 <w:b/>
                 <w:bCs/>
               </w:rPr>
-              <w:lastRenderedPageBreak/>
               <w:t>ID</w:t>
             </w:r>
             <w:r>
@@ -12083,7 +12057,6 @@
                 <w:b/>
                 <w:bCs/>
               </w:rPr>
-              <w:lastRenderedPageBreak/>
               <w:t>ID</w:t>
             </w:r>
             <w:r>
@@ -13100,203 +13073,15 @@
             <w:gridSpan w:val="2"/>
             <w:vAlign w:val="center"/>
           </w:tcPr>
-          <w:tbl>
-            <w:tblPr>
-              <w:tblW w:w="0" w:type="auto"/>
-              <w:tblCellSpacing w:w="15" w:type="dxa"/>
-              <w:tblCellMar>
-                <w:top w:w="15" w:type="dxa"/>
-                <w:left w:w="15" w:type="dxa"/>
-                <w:bottom w:w="15" w:type="dxa"/>
-                <w:right w:w="15" w:type="dxa"/>
-              </w:tblCellMar>
-              <w:tblLook w:val="04A0" w:firstRow="1" w:lastRow="0" w:firstColumn="1" w:lastColumn="0" w:noHBand="0" w:noVBand="1"/>
-            </w:tblPr>
-            <w:tblGrid>
-              <w:gridCol w:w="6018"/>
-            </w:tblGrid>
-            <w:tr>
-              <w:trPr>
-                <w:tblCellSpacing w:w="15" w:type="dxa"/>
-              </w:trPr>
-              <w:tc>
-                <w:tcPr>
-                  <w:tcW w:w="0" w:type="auto"/>
-                  <w:hideMark/>
-                </w:tcPr>
-                <w:tbl>
-                  <w:tblPr>
-                    <w:tblW w:w="0" w:type="auto"/>
-                    <w:tblCellSpacing w:w="15" w:type="dxa"/>
-                    <w:tblCellMar>
-                      <w:top w:w="15" w:type="dxa"/>
-                      <w:left w:w="15" w:type="dxa"/>
-                      <w:bottom w:w="15" w:type="dxa"/>
-                      <w:right w:w="15" w:type="dxa"/>
-                    </w:tblCellMar>
-                    <w:tblLook w:val="04A0" w:firstRow="1" w:lastRow="0" w:firstColumn="1" w:lastColumn="0" w:noHBand="0" w:noVBand="1"/>
-                  </w:tblPr>
-                  <w:tblGrid>
-                    <w:gridCol w:w="96"/>
-                  </w:tblGrid>
-                  <w:tr>
-                    <w:trPr>
-                      <w:tblCellSpacing w:w="15" w:type="dxa"/>
-                    </w:trPr>
-                    <w:tc>
-                      <w:tcPr>
-                        <w:tcW w:w="0" w:type="auto"/>
-                        <w:vAlign w:val="center"/>
-                        <w:hideMark/>
-                      </w:tcPr>
-                      <w:p>
-                        <w:pPr>
-                          <w:jc w:val="center"/>
-                          <w:rPr>
-                            <w:lang w:val="es-CO"/>
-                          </w:rPr>
-                        </w:pPr>
-                      </w:p>
-                    </w:tc>
-                  </w:tr>
-                </w:tbl>
-                <w:p>
-                  <w:pPr>
-                    <w:jc w:val="center"/>
-                    <w:rPr>
-                      <w:vanish/>
-                      <w:lang w:val="es-CO"/>
-                    </w:rPr>
-                  </w:pPr>
-                </w:p>
-                <w:tbl>
-                  <w:tblPr>
-                    <w:tblW w:w="0" w:type="auto"/>
-                    <w:tblCellSpacing w:w="15" w:type="dxa"/>
-                    <w:tblCellMar>
-                      <w:top w:w="15" w:type="dxa"/>
-                      <w:left w:w="15" w:type="dxa"/>
-                      <w:bottom w:w="15" w:type="dxa"/>
-                      <w:right w:w="15" w:type="dxa"/>
-                    </w:tblCellMar>
-                    <w:tblLook w:val="04A0" w:firstRow="1" w:lastRow="0" w:firstColumn="1" w:lastColumn="0" w:noHBand="0" w:noVBand="1"/>
-                  </w:tblPr>
-                  <w:tblGrid>
-                    <w:gridCol w:w="5928"/>
-                  </w:tblGrid>
-                  <w:tr>
-                    <w:trPr>
-                      <w:tblCellSpacing w:w="15" w:type="dxa"/>
-                    </w:trPr>
-                    <w:tc>
-                      <w:tcPr>
-                        <w:tcW w:w="0" w:type="auto"/>
-                        <w:vAlign w:val="center"/>
-                        <w:hideMark/>
-                      </w:tcPr>
-                      <w:tbl>
-                        <w:tblPr>
-                          <w:tblW w:w="0" w:type="auto"/>
-                          <w:tblCellSpacing w:w="15" w:type="dxa"/>
-                          <w:tblCellMar>
-                            <w:top w:w="15" w:type="dxa"/>
-                            <w:left w:w="15" w:type="dxa"/>
-                            <w:bottom w:w="15" w:type="dxa"/>
-                            <w:right w:w="15" w:type="dxa"/>
-                          </w:tblCellMar>
-                          <w:tblLook w:val="04A0" w:firstRow="1" w:lastRow="0" w:firstColumn="1" w:lastColumn="0" w:noHBand="0" w:noVBand="1"/>
-                        </w:tblPr>
-                        <w:tblGrid>
-                          <w:gridCol w:w="96"/>
-                        </w:tblGrid>
-                        <w:tr>
-                          <w:trPr>
-                            <w:tblCellSpacing w:w="15" w:type="dxa"/>
-                          </w:trPr>
-                          <w:tc>
-                            <w:tcPr>
-                              <w:tcW w:w="0" w:type="auto"/>
-                              <w:vAlign w:val="center"/>
-                              <w:hideMark/>
-                            </w:tcPr>
-                            <w:p>
-                              <w:pPr>
-                                <w:jc w:val="center"/>
-                                <w:rPr>
-                                  <w:lang w:val="es-CO"/>
-                                </w:rPr>
-                              </w:pPr>
-                            </w:p>
-                          </w:tc>
-                        </w:tr>
-                      </w:tbl>
-                      <w:p>
-                        <w:pPr>
-                          <w:jc w:val="center"/>
-                          <w:rPr>
-                            <w:vanish/>
-                            <w:lang w:val="es-CO"/>
-                          </w:rPr>
-                        </w:pPr>
-                      </w:p>
-                      <w:tbl>
-                        <w:tblPr>
-                          <w:tblW w:w="0" w:type="auto"/>
-                          <w:tblCellSpacing w:w="15" w:type="dxa"/>
-                          <w:tblCellMar>
-                            <w:top w:w="15" w:type="dxa"/>
-                            <w:left w:w="15" w:type="dxa"/>
-                            <w:bottom w:w="15" w:type="dxa"/>
-                            <w:right w:w="15" w:type="dxa"/>
-                          </w:tblCellMar>
-                          <w:tblLook w:val="04A0" w:firstRow="1" w:lastRow="0" w:firstColumn="1" w:lastColumn="0" w:noHBand="0" w:noVBand="1"/>
-                        </w:tblPr>
-                        <w:tblGrid>
-                          <w:gridCol w:w="5838"/>
-                        </w:tblGrid>
-                        <w:tr>
-                          <w:trPr>
-                            <w:tblCellSpacing w:w="15" w:type="dxa"/>
-                          </w:trPr>
-                          <w:tc>
-                            <w:tcPr>
-                              <w:tcW w:w="0" w:type="auto"/>
-                              <w:vAlign w:val="center"/>
-                              <w:hideMark/>
-                            </w:tcPr>
-                            <w:p>
-                              <w:pPr>
-                                <w:jc w:val="center"/>
-                              </w:pPr>
-                              <w:r>
-                                <w:t>The selected academic period must exist and belong to the authenticated user.</w:t>
-                              </w:r>
-                            </w:p>
-                          </w:tc>
-                        </w:tr>
-                      </w:tbl>
-                      <w:p>
-                        <w:pPr>
-                          <w:jc w:val="center"/>
-                        </w:pPr>
-                      </w:p>
-                    </w:tc>
-                  </w:tr>
-                </w:tbl>
-                <w:p>
-                  <w:pPr>
-                    <w:jc w:val="center"/>
-                  </w:pPr>
-                </w:p>
-              </w:tc>
-            </w:tr>
-          </w:tbl>
           <w:p>
             <w:pPr>
               <w:pStyle w:val="Prrafodelista"/>
               <w:ind w:left="0"/>
               <w:jc w:val="center"/>
             </w:pPr>
+            <w:r>
+              <w:t>The selected academic period must exist and belong to the authenticated user.</w:t>
+            </w:r>
           </w:p>
         </w:tc>
       </w:tr>
@@ -13356,7 +13141,6 @@
       </w:pPr>
       <w:bookmarkStart w:id="18" w:name="_Toc237819754"/>
       <w:r>
-        <w:lastRenderedPageBreak/>
         <w:t xml:space="preserve">Subject Management (SUB) </w:t>
       </w:r>
       <w:r>
@@ -13420,13 +13204,7 @@
               <w:jc w:val="center"/>
             </w:pPr>
             <w:r>
-              <w:t>FR-</w:t>
-            </w:r>
-            <w:r>
-              <w:t>SUB</w:t>
-            </w:r>
-            <w:r>
-              <w:t xml:space="preserve">-01 – Create </w:t>
+              <w:t xml:space="preserve">FR-SUB-01 – Create </w:t>
             </w:r>
             <w:r>
               <w:t>Subject</w:t>
@@ -13859,6 +13637,414 @@
             <w:gridSpan w:val="2"/>
             <w:vAlign w:val="center"/>
           </w:tcPr>
+          <w:p>
+            <w:pPr>
+              <w:jc w:val="center"/>
+              <w:rPr>
+                <w:vanish/>
+                <w:lang w:val="es-CO"/>
+              </w:rPr>
+            </w:pPr>
+          </w:p>
+          <w:tbl>
+            <w:tblPr>
+              <w:tblW w:w="0" w:type="auto"/>
+              <w:tblCellSpacing w:w="15" w:type="dxa"/>
+              <w:tblCellMar>
+                <w:top w:w="15" w:type="dxa"/>
+                <w:left w:w="15" w:type="dxa"/>
+                <w:bottom w:w="15" w:type="dxa"/>
+                <w:right w:w="15" w:type="dxa"/>
+              </w:tblCellMar>
+              <w:tblLook w:val="04A0" w:firstRow="1" w:lastRow="0" w:firstColumn="1" w:lastColumn="0" w:noHBand="0" w:noVBand="1"/>
+            </w:tblPr>
+            <w:tblGrid>
+              <w:gridCol w:w="6018"/>
+            </w:tblGrid>
+            <w:tr>
+              <w:trPr>
+                <w:tblCellSpacing w:w="15" w:type="dxa"/>
+              </w:trPr>
+              <w:tc>
+                <w:tcPr>
+                  <w:tcW w:w="0" w:type="auto"/>
+                  <w:vAlign w:val="center"/>
+                  <w:hideMark/>
+                </w:tcPr>
+                <w:p>
+                  <w:pPr>
+                    <w:spacing w:after="0" w:line="240" w:lineRule="auto"/>
+                    <w:jc w:val="center"/>
+                  </w:pPr>
+                  <w:r>
+                    <w:t>The system validates the subject information provided and creates the subject within the selected academic period.</w:t>
+                  </w:r>
+                </w:p>
+              </w:tc>
+            </w:tr>
+          </w:tbl>
+          <w:p>
+            <w:pPr>
+              <w:jc w:val="center"/>
+            </w:pPr>
+          </w:p>
+        </w:tc>
+      </w:tr>
+      <w:tr>
+        <w:trPr>
+          <w:trHeight w:val="347"/>
+        </w:trPr>
+        <w:tc>
+          <w:tcPr>
+            <w:tcW w:w="3116" w:type="dxa"/>
+            <w:vMerge w:val="restart"/>
+            <w:shd w:val="clear" w:color="auto" w:fill="153D63" w:themeFill="text2" w:themeFillTint="E6"/>
+            <w:vAlign w:val="center"/>
+          </w:tcPr>
+          <w:p>
+            <w:pPr>
+              <w:jc w:val="center"/>
+              <w:rPr>
+                <w:b/>
+                <w:bCs/>
+              </w:rPr>
+            </w:pPr>
+            <w:r>
+              <w:rPr>
+                <w:b/>
+                <w:bCs/>
+              </w:rPr>
+              <w:t>OUTPUTS</w:t>
+            </w:r>
+          </w:p>
+        </w:tc>
+        <w:tc>
+          <w:tcPr>
+            <w:tcW w:w="3117" w:type="dxa"/>
+            <w:shd w:val="clear" w:color="auto" w:fill="153D63" w:themeFill="text2" w:themeFillTint="E6"/>
+            <w:vAlign w:val="center"/>
+          </w:tcPr>
+          <w:p>
+            <w:pPr>
+              <w:jc w:val="center"/>
+              <w:rPr>
+                <w:b/>
+                <w:bCs/>
+              </w:rPr>
+            </w:pPr>
+            <w:r>
+              <w:rPr>
+                <w:b/>
+                <w:bCs/>
+              </w:rPr>
+              <w:t>NAME</w:t>
+            </w:r>
+          </w:p>
+        </w:tc>
+        <w:tc>
+          <w:tcPr>
+            <w:tcW w:w="3117" w:type="dxa"/>
+            <w:shd w:val="clear" w:color="auto" w:fill="153D63" w:themeFill="text2" w:themeFillTint="E6"/>
+            <w:vAlign w:val="center"/>
+          </w:tcPr>
+          <w:p>
+            <w:pPr>
+              <w:jc w:val="center"/>
+              <w:rPr>
+                <w:b/>
+                <w:bCs/>
+              </w:rPr>
+            </w:pPr>
+            <w:r>
+              <w:rPr>
+                <w:b/>
+                <w:bCs/>
+              </w:rPr>
+              <w:t>TYPE</w:t>
+            </w:r>
+          </w:p>
+        </w:tc>
+      </w:tr>
+      <w:tr>
+        <w:trPr>
+          <w:trHeight w:val="525"/>
+        </w:trPr>
+        <w:tc>
+          <w:tcPr>
+            <w:tcW w:w="3116" w:type="dxa"/>
+            <w:vMerge/>
+            <w:shd w:val="clear" w:color="auto" w:fill="153D63" w:themeFill="text2" w:themeFillTint="E6"/>
+            <w:vAlign w:val="center"/>
+          </w:tcPr>
+          <w:p>
+            <w:pPr>
+              <w:jc w:val="center"/>
+              <w:rPr>
+                <w:b/>
+                <w:bCs/>
+              </w:rPr>
+            </w:pPr>
+          </w:p>
+        </w:tc>
+        <w:tc>
+          <w:tcPr>
+            <w:tcW w:w="3117" w:type="dxa"/>
+            <w:vAlign w:val="center"/>
+          </w:tcPr>
+          <w:p>
+            <w:pPr>
+              <w:jc w:val="center"/>
+            </w:pPr>
+            <w:r>
+              <w:t>Subject</w:t>
+            </w:r>
+          </w:p>
+        </w:tc>
+        <w:tc>
+          <w:tcPr>
+            <w:tcW w:w="3117" w:type="dxa"/>
+            <w:vAlign w:val="center"/>
+          </w:tcPr>
+          <w:p>
+            <w:pPr>
+              <w:jc w:val="center"/>
+            </w:pPr>
+            <w:r>
+              <w:t>Object</w:t>
+            </w:r>
+          </w:p>
+        </w:tc>
+      </w:tr>
+      <w:tr>
+        <w:trPr>
+          <w:trHeight w:val="808"/>
+        </w:trPr>
+        <w:tc>
+          <w:tcPr>
+            <w:tcW w:w="3116" w:type="dxa"/>
+            <w:shd w:val="clear" w:color="auto" w:fill="153D63" w:themeFill="text2" w:themeFillTint="E6"/>
+            <w:vAlign w:val="center"/>
+          </w:tcPr>
+          <w:p>
+            <w:pPr>
+              <w:jc w:val="center"/>
+              <w:rPr>
+                <w:b/>
+                <w:bCs/>
+              </w:rPr>
+            </w:pPr>
+            <w:r>
+              <w:rPr>
+                <w:b/>
+                <w:bCs/>
+              </w:rPr>
+              <w:t>POSTCONDITIONS</w:t>
+            </w:r>
+          </w:p>
+        </w:tc>
+        <w:tc>
+          <w:tcPr>
+            <w:tcW w:w="6234" w:type="dxa"/>
+            <w:gridSpan w:val="2"/>
+            <w:vAlign w:val="center"/>
+          </w:tcPr>
+          <w:p>
+            <w:pPr>
+              <w:jc w:val="center"/>
+            </w:pPr>
+            <w:r>
+              <w:t>The subject is created and associated with the selected academic period and the user's account.</w:t>
+            </w:r>
+          </w:p>
+        </w:tc>
+      </w:tr>
+      <w:tr>
+        <w:trPr>
+          <w:trHeight w:val="1054"/>
+        </w:trPr>
+        <w:tc>
+          <w:tcPr>
+            <w:tcW w:w="3116" w:type="dxa"/>
+            <w:shd w:val="clear" w:color="auto" w:fill="153D63" w:themeFill="text2" w:themeFillTint="E6"/>
+            <w:vAlign w:val="center"/>
+          </w:tcPr>
+          <w:p>
+            <w:pPr>
+              <w:jc w:val="center"/>
+              <w:rPr>
+                <w:b/>
+                <w:bCs/>
+              </w:rPr>
+            </w:pPr>
+            <w:r>
+              <w:rPr>
+                <w:b/>
+                <w:bCs/>
+              </w:rPr>
+              <w:t>VALIDATIONS</w:t>
+            </w:r>
+          </w:p>
+        </w:tc>
+        <w:tc>
+          <w:tcPr>
+            <w:tcW w:w="6234" w:type="dxa"/>
+            <w:gridSpan w:val="2"/>
+            <w:vAlign w:val="center"/>
+          </w:tcPr>
+          <w:p>
+            <w:pPr>
+              <w:jc w:val="center"/>
+            </w:pPr>
+            <w:r>
+              <w:t>The subject name must be provided and valid. The number of credits must be valid according to the system's configured rules.</w:t>
+            </w:r>
+          </w:p>
+        </w:tc>
+      </w:tr>
+      <w:tr>
+        <w:trPr>
+          <w:trHeight w:val="1261"/>
+        </w:trPr>
+        <w:tc>
+          <w:tcPr>
+            <w:tcW w:w="3116" w:type="dxa"/>
+            <w:shd w:val="clear" w:color="auto" w:fill="153D63" w:themeFill="text2" w:themeFillTint="E6"/>
+            <w:vAlign w:val="center"/>
+          </w:tcPr>
+          <w:p>
+            <w:pPr>
+              <w:jc w:val="center"/>
+              <w:rPr>
+                <w:b/>
+                <w:bCs/>
+              </w:rPr>
+            </w:pPr>
+            <w:r>
+              <w:rPr>
+                <w:b/>
+                <w:bCs/>
+              </w:rPr>
+              <w:t>EXCEPTIONS</w:t>
+            </w:r>
+          </w:p>
+        </w:tc>
+        <w:tc>
+          <w:tcPr>
+            <w:tcW w:w="6234" w:type="dxa"/>
+            <w:gridSpan w:val="2"/>
+            <w:vAlign w:val="center"/>
+          </w:tcPr>
+          <w:p>
+            <w:pPr>
+              <w:jc w:val="center"/>
+            </w:pPr>
+            <w:r>
+              <w:t>The system shall reject the creation if the provided information is invalid or the academic period cannot be found.</w:t>
+            </w:r>
+          </w:p>
+        </w:tc>
+      </w:tr>
+    </w:tbl>
+    <w:p/>
+    <w:p>
+      <w:r>
+        <w:br w:type="page"/>
+      </w:r>
+    </w:p>
+    <w:tbl>
+      <w:tblPr>
+        <w:tblStyle w:val="Tablaconcuadrcula"/>
+        <w:tblW w:w="0" w:type="auto"/>
+        <w:tblLook w:val="04A0" w:firstRow="1" w:lastRow="0" w:firstColumn="1" w:lastColumn="0" w:noHBand="0" w:noVBand="1"/>
+      </w:tblPr>
+      <w:tblGrid>
+        <w:gridCol w:w="3116"/>
+        <w:gridCol w:w="3117"/>
+        <w:gridCol w:w="3117"/>
+      </w:tblGrid>
+      <w:tr>
+        <w:trPr>
+          <w:trHeight w:val="508"/>
+        </w:trPr>
+        <w:tc>
+          <w:tcPr>
+            <w:tcW w:w="3116" w:type="dxa"/>
+            <w:shd w:val="clear" w:color="auto" w:fill="153D63" w:themeFill="text2" w:themeFillTint="E6"/>
+            <w:vAlign w:val="center"/>
+          </w:tcPr>
+          <w:p>
+            <w:pPr>
+              <w:jc w:val="center"/>
+              <w:rPr>
+                <w:b/>
+                <w:bCs/>
+              </w:rPr>
+            </w:pPr>
+            <w:r>
+              <w:rPr>
+                <w:b/>
+                <w:bCs/>
+              </w:rPr>
+              <w:t>ID</w:t>
+            </w:r>
+            <w:r>
+              <w:rPr>
+                <w:b/>
+                <w:bCs/>
+              </w:rPr>
+              <w:t xml:space="preserve"> &amp; NAME</w:t>
+            </w:r>
+          </w:p>
+        </w:tc>
+        <w:tc>
+          <w:tcPr>
+            <w:tcW w:w="6234" w:type="dxa"/>
+            <w:gridSpan w:val="2"/>
+            <w:vAlign w:val="center"/>
+          </w:tcPr>
+          <w:p>
+            <w:pPr>
+              <w:jc w:val="center"/>
+            </w:pPr>
+            <w:r>
+              <w:t>FR-SUB-02 – Edit Subject</w:t>
+            </w:r>
+          </w:p>
+        </w:tc>
+      </w:tr>
+      <w:tr>
+        <w:trPr>
+          <w:trHeight w:val="824"/>
+        </w:trPr>
+        <w:tc>
+          <w:tcPr>
+            <w:tcW w:w="3116" w:type="dxa"/>
+            <w:shd w:val="clear" w:color="auto" w:fill="153D63" w:themeFill="text2" w:themeFillTint="E6"/>
+            <w:vAlign w:val="center"/>
+          </w:tcPr>
+          <w:p>
+            <w:pPr>
+              <w:jc w:val="center"/>
+              <w:rPr>
+                <w:b/>
+                <w:bCs/>
+              </w:rPr>
+            </w:pPr>
+            <w:r>
+              <w:rPr>
+                <w:b/>
+                <w:bCs/>
+              </w:rPr>
+              <w:t>DESCRIPTION</w:t>
+            </w:r>
+          </w:p>
+        </w:tc>
+        <w:tc>
+          <w:tcPr>
+            <w:tcW w:w="6234" w:type="dxa"/>
+            <w:gridSpan w:val="2"/>
+            <w:vAlign w:val="center"/>
+          </w:tcPr>
           <w:tbl>
             <w:tblPr>
               <w:tblW w:w="0" w:type="auto"/>
@@ -13936,13 +14122,7 @@
                     <w:jc w:val="center"/>
                   </w:pPr>
                   <w:r>
-                    <w:t xml:space="preserve">The system validates the </w:t>
-                  </w:r>
-                  <w:r>
-                    <w:t>subject information provided</w:t>
-                  </w:r>
-                  <w:r>
-                    <w:t xml:space="preserve"> and creates the subject within the selected academic period.</w:t>
+                    <w:t>The system shall allow the user to modify the information of an existing subject.</w:t>
                   </w:r>
                 </w:p>
               </w:tc>
@@ -13957,7 +14137,95 @@
       </w:tr>
       <w:tr>
         <w:trPr>
-          <w:trHeight w:val="347"/>
+          <w:trHeight w:val="565"/>
+        </w:trPr>
+        <w:tc>
+          <w:tcPr>
+            <w:tcW w:w="3116" w:type="dxa"/>
+            <w:shd w:val="clear" w:color="auto" w:fill="153D63" w:themeFill="text2" w:themeFillTint="E6"/>
+            <w:vAlign w:val="center"/>
+          </w:tcPr>
+          <w:p>
+            <w:pPr>
+              <w:jc w:val="center"/>
+              <w:rPr>
+                <w:b/>
+                <w:bCs/>
+              </w:rPr>
+            </w:pPr>
+            <w:r>
+              <w:rPr>
+                <w:b/>
+                <w:bCs/>
+              </w:rPr>
+              <w:t>ACTORS</w:t>
+            </w:r>
+          </w:p>
+        </w:tc>
+        <w:tc>
+          <w:tcPr>
+            <w:tcW w:w="6234" w:type="dxa"/>
+            <w:gridSpan w:val="2"/>
+            <w:vAlign w:val="center"/>
+          </w:tcPr>
+          <w:p>
+            <w:pPr>
+              <w:jc w:val="center"/>
+            </w:pPr>
+            <w:r>
+              <w:t>User</w:t>
+            </w:r>
+          </w:p>
+        </w:tc>
+      </w:tr>
+      <w:tr>
+        <w:trPr>
+          <w:trHeight w:val="724"/>
+        </w:trPr>
+        <w:tc>
+          <w:tcPr>
+            <w:tcW w:w="3116" w:type="dxa"/>
+            <w:shd w:val="clear" w:color="auto" w:fill="153D63" w:themeFill="text2" w:themeFillTint="E6"/>
+            <w:vAlign w:val="center"/>
+          </w:tcPr>
+          <w:p>
+            <w:pPr>
+              <w:jc w:val="center"/>
+              <w:rPr>
+                <w:b/>
+                <w:bCs/>
+              </w:rPr>
+            </w:pPr>
+            <w:r>
+              <w:rPr>
+                <w:b/>
+                <w:bCs/>
+              </w:rPr>
+              <w:t>PRECONDITIONS</w:t>
+            </w:r>
+          </w:p>
+        </w:tc>
+        <w:tc>
+          <w:tcPr>
+            <w:tcW w:w="6234" w:type="dxa"/>
+            <w:gridSpan w:val="2"/>
+            <w:vAlign w:val="center"/>
+          </w:tcPr>
+          <w:p>
+            <w:pPr>
+              <w:pStyle w:val="Prrafodelista"/>
+              <w:ind w:left="0"/>
+              <w:jc w:val="center"/>
+            </w:pPr>
+            <w:r>
+              <w:t>The user is authenticated. The subject exists and belongs to an academic period owned by the authenticated user.</w:t>
+            </w:r>
+          </w:p>
+        </w:tc>
+      </w:tr>
+      <w:tr>
+        <w:trPr>
+          <w:trHeight w:val="363"/>
         </w:trPr>
         <w:tc>
           <w:tcPr>
@@ -13979,7 +14247,7 @@
                 <w:b/>
                 <w:bCs/>
               </w:rPr>
-              <w:t>OUTPUTS</w:t>
+              <w:t>INPUTS</w:t>
             </w:r>
           </w:p>
         </w:tc>
@@ -14032,7 +14300,7 @@
       </w:tr>
       <w:tr>
         <w:trPr>
-          <w:trHeight w:val="525"/>
+          <w:trHeight w:val="517"/>
         </w:trPr>
         <w:tc>
           <w:tcPr>
@@ -14061,7 +14329,7 @@
               <w:jc w:val="center"/>
             </w:pPr>
             <w:r>
-              <w:t>Subject</w:t>
+              <w:t>Subject name</w:t>
             </w:r>
           </w:p>
         </w:tc>
@@ -14075,57 +14343,64 @@
               <w:jc w:val="center"/>
             </w:pPr>
             <w:r>
-              <w:t>Object</w:t>
-            </w:r>
-          </w:p>
-        </w:tc>
-      </w:tr>
-      <w:tr>
-        <w:trPr>
-          <w:trHeight w:val="808"/>
+              <w:t>String</w:t>
+            </w:r>
+          </w:p>
+        </w:tc>
+      </w:tr>
+      <w:tr>
+        <w:trPr>
+          <w:trHeight w:val="517"/>
         </w:trPr>
         <w:tc>
           <w:tcPr>
             <w:tcW w:w="3116" w:type="dxa"/>
-            <w:shd w:val="clear" w:color="auto" w:fill="153D63" w:themeFill="text2" w:themeFillTint="E6"/>
-            <w:vAlign w:val="center"/>
-          </w:tcPr>
-          <w:p>
-            <w:pPr>
-              <w:jc w:val="center"/>
-              <w:rPr>
-                <w:b/>
-                <w:bCs/>
-              </w:rPr>
-            </w:pPr>
-            <w:r>
-              <w:rPr>
-                <w:b/>
-                <w:bCs/>
-              </w:rPr>
-              <w:t>POSTCONDITIONS</w:t>
-            </w:r>
-          </w:p>
-        </w:tc>
-        <w:tc>
-          <w:tcPr>
-            <w:tcW w:w="6234" w:type="dxa"/>
-            <w:gridSpan w:val="2"/>
-            <w:vAlign w:val="center"/>
-          </w:tcPr>
-          <w:p>
-            <w:pPr>
-              <w:jc w:val="center"/>
-            </w:pPr>
-            <w:r>
-              <w:t>The subject is created and associated with the selected academic period and the user's account.</w:t>
-            </w:r>
-          </w:p>
-        </w:tc>
-      </w:tr>
-      <w:tr>
-        <w:trPr>
-          <w:trHeight w:val="1054"/>
+            <w:vMerge/>
+            <w:shd w:val="clear" w:color="auto" w:fill="153D63" w:themeFill="text2" w:themeFillTint="E6"/>
+            <w:vAlign w:val="center"/>
+          </w:tcPr>
+          <w:p>
+            <w:pPr>
+              <w:jc w:val="center"/>
+              <w:rPr>
+                <w:b/>
+                <w:bCs/>
+              </w:rPr>
+            </w:pPr>
+          </w:p>
+        </w:tc>
+        <w:tc>
+          <w:tcPr>
+            <w:tcW w:w="3117" w:type="dxa"/>
+            <w:vAlign w:val="center"/>
+          </w:tcPr>
+          <w:p>
+            <w:pPr>
+              <w:jc w:val="center"/>
+            </w:pPr>
+            <w:r>
+              <w:t>Credits</w:t>
+            </w:r>
+          </w:p>
+        </w:tc>
+        <w:tc>
+          <w:tcPr>
+            <w:tcW w:w="3117" w:type="dxa"/>
+            <w:vAlign w:val="center"/>
+          </w:tcPr>
+          <w:p>
+            <w:pPr>
+              <w:jc w:val="center"/>
+            </w:pPr>
+            <w:r>
+              <w:t>Integer</w:t>
+            </w:r>
+          </w:p>
+        </w:tc>
+      </w:tr>
+      <w:tr>
+        <w:trPr>
+          <w:trHeight w:val="992"/>
         </w:trPr>
         <w:tc>
           <w:tcPr>
@@ -14146,174 +14421,7 @@
                 <w:b/>
                 <w:bCs/>
               </w:rPr>
-              <w:t>VALIDATIONS</w:t>
-            </w:r>
-          </w:p>
-        </w:tc>
-        <w:tc>
-          <w:tcPr>
-            <w:tcW w:w="6234" w:type="dxa"/>
-            <w:gridSpan w:val="2"/>
-            <w:vAlign w:val="center"/>
-          </w:tcPr>
-          <w:p>
-            <w:pPr>
-              <w:jc w:val="center"/>
-            </w:pPr>
-            <w:r>
-              <w:t>The subject name must be provided and valid. The number of credits must be valid according to the system's configured rules.</w:t>
-            </w:r>
-          </w:p>
-        </w:tc>
-      </w:tr>
-      <w:tr>
-        <w:trPr>
-          <w:trHeight w:val="1261"/>
-        </w:trPr>
-        <w:tc>
-          <w:tcPr>
-            <w:tcW w:w="3116" w:type="dxa"/>
-            <w:shd w:val="clear" w:color="auto" w:fill="153D63" w:themeFill="text2" w:themeFillTint="E6"/>
-            <w:vAlign w:val="center"/>
-          </w:tcPr>
-          <w:p>
-            <w:pPr>
-              <w:jc w:val="center"/>
-              <w:rPr>
-                <w:b/>
-                <w:bCs/>
-              </w:rPr>
-            </w:pPr>
-            <w:r>
-              <w:rPr>
-                <w:b/>
-                <w:bCs/>
-              </w:rPr>
-              <w:t>EXCEPTIONS</w:t>
-            </w:r>
-          </w:p>
-        </w:tc>
-        <w:tc>
-          <w:tcPr>
-            <w:tcW w:w="6234" w:type="dxa"/>
-            <w:gridSpan w:val="2"/>
-            <w:vAlign w:val="center"/>
-          </w:tcPr>
-          <w:p>
-            <w:pPr>
-              <w:jc w:val="center"/>
-            </w:pPr>
-            <w:r>
-              <w:t>The system shall reject the creation if the provided information is invalid or the academic period cannot be found.</w:t>
-            </w:r>
-          </w:p>
-        </w:tc>
-      </w:tr>
-    </w:tbl>
-    <w:p/>
-    <w:p>
-      <w:r>
-        <w:br w:type="page"/>
-      </w:r>
-    </w:p>
-    <w:tbl>
-      <w:tblPr>
-        <w:tblStyle w:val="Tablaconcuadrcula"/>
-        <w:tblW w:w="0" w:type="auto"/>
-        <w:tblLook w:val="04A0" w:firstRow="1" w:lastRow="0" w:firstColumn="1" w:lastColumn="0" w:noHBand="0" w:noVBand="1"/>
-      </w:tblPr>
-      <w:tblGrid>
-        <w:gridCol w:w="3116"/>
-        <w:gridCol w:w="3117"/>
-        <w:gridCol w:w="3117"/>
-      </w:tblGrid>
-      <w:tr>
-        <w:trPr>
-          <w:trHeight w:val="508"/>
-        </w:trPr>
-        <w:tc>
-          <w:tcPr>
-            <w:tcW w:w="3116" w:type="dxa"/>
-            <w:shd w:val="clear" w:color="auto" w:fill="153D63" w:themeFill="text2" w:themeFillTint="E6"/>
-            <w:vAlign w:val="center"/>
-          </w:tcPr>
-          <w:p>
-            <w:pPr>
-              <w:jc w:val="center"/>
-              <w:rPr>
-                <w:b/>
-                <w:bCs/>
-              </w:rPr>
-            </w:pPr>
-            <w:r>
-              <w:rPr>
-                <w:b/>
-                <w:bCs/>
-              </w:rPr>
-              <w:lastRenderedPageBreak/>
-              <w:t>ID</w:t>
-            </w:r>
-            <w:r>
-              <w:rPr>
-                <w:b/>
-                <w:bCs/>
-              </w:rPr>
-              <w:t xml:space="preserve"> &amp; NAME</w:t>
-            </w:r>
-          </w:p>
-        </w:tc>
-        <w:tc>
-          <w:tcPr>
-            <w:tcW w:w="6234" w:type="dxa"/>
-            <w:gridSpan w:val="2"/>
-            <w:vAlign w:val="center"/>
-          </w:tcPr>
-          <w:p>
-            <w:pPr>
-              <w:jc w:val="center"/>
-            </w:pPr>
-            <w:r>
-              <w:t>FR-SUB-0</w:t>
-            </w:r>
-            <w:r>
-              <w:t>2</w:t>
-            </w:r>
-            <w:r>
-              <w:t xml:space="preserve"> – </w:t>
-            </w:r>
-            <w:r>
-              <w:t>Edit</w:t>
-            </w:r>
-            <w:r>
-              <w:t xml:space="preserve"> Subject</w:t>
-            </w:r>
-          </w:p>
-        </w:tc>
-      </w:tr>
-      <w:tr>
-        <w:trPr>
-          <w:trHeight w:val="824"/>
-        </w:trPr>
-        <w:tc>
-          <w:tcPr>
-            <w:tcW w:w="3116" w:type="dxa"/>
-            <w:shd w:val="clear" w:color="auto" w:fill="153D63" w:themeFill="text2" w:themeFillTint="E6"/>
-            <w:vAlign w:val="center"/>
-          </w:tcPr>
-          <w:p>
-            <w:pPr>
-              <w:jc w:val="center"/>
-              <w:rPr>
-                <w:b/>
-                <w:bCs/>
-              </w:rPr>
-            </w:pPr>
-            <w:r>
-              <w:rPr>
-                <w:b/>
-                <w:bCs/>
-              </w:rPr>
-              <w:t>DESCRIPTION</w:t>
+              <w:t>PROCESS</w:t>
             </w:r>
           </w:p>
         </w:tc>
@@ -14400,7 +14508,7 @@
                     <w:jc w:val="center"/>
                   </w:pPr>
                   <w:r>
-                    <w:t>The system shall allow the user to modify the information of an existing subject.</w:t>
+                    <w:t>The system validates the updated information and modifies the selected subject.</w:t>
                   </w:r>
                 </w:p>
               </w:tc>
@@ -14415,28 +14523,153 @@
       </w:tr>
       <w:tr>
         <w:trPr>
-          <w:trHeight w:val="565"/>
+          <w:trHeight w:val="347"/>
         </w:trPr>
         <w:tc>
           <w:tcPr>
             <w:tcW w:w="3116" w:type="dxa"/>
-            <w:shd w:val="clear" w:color="auto" w:fill="153D63" w:themeFill="text2" w:themeFillTint="E6"/>
-            <w:vAlign w:val="center"/>
-          </w:tcPr>
-          <w:p>
-            <w:pPr>
-              <w:jc w:val="center"/>
-              <w:rPr>
-                <w:b/>
-                <w:bCs/>
-              </w:rPr>
-            </w:pPr>
-            <w:r>
-              <w:rPr>
-                <w:b/>
-                <w:bCs/>
-              </w:rPr>
-              <w:t>ACTORS</w:t>
+            <w:vMerge w:val="restart"/>
+            <w:shd w:val="clear" w:color="auto" w:fill="153D63" w:themeFill="text2" w:themeFillTint="E6"/>
+            <w:vAlign w:val="center"/>
+          </w:tcPr>
+          <w:p>
+            <w:pPr>
+              <w:jc w:val="center"/>
+              <w:rPr>
+                <w:b/>
+                <w:bCs/>
+              </w:rPr>
+            </w:pPr>
+            <w:r>
+              <w:rPr>
+                <w:b/>
+                <w:bCs/>
+              </w:rPr>
+              <w:t>OUTPUTS</w:t>
+            </w:r>
+          </w:p>
+        </w:tc>
+        <w:tc>
+          <w:tcPr>
+            <w:tcW w:w="3117" w:type="dxa"/>
+            <w:shd w:val="clear" w:color="auto" w:fill="153D63" w:themeFill="text2" w:themeFillTint="E6"/>
+            <w:vAlign w:val="center"/>
+          </w:tcPr>
+          <w:p>
+            <w:pPr>
+              <w:jc w:val="center"/>
+              <w:rPr>
+                <w:b/>
+                <w:bCs/>
+              </w:rPr>
+            </w:pPr>
+            <w:r>
+              <w:rPr>
+                <w:b/>
+                <w:bCs/>
+              </w:rPr>
+              <w:t>NAME</w:t>
+            </w:r>
+          </w:p>
+        </w:tc>
+        <w:tc>
+          <w:tcPr>
+            <w:tcW w:w="3117" w:type="dxa"/>
+            <w:shd w:val="clear" w:color="auto" w:fill="153D63" w:themeFill="text2" w:themeFillTint="E6"/>
+            <w:vAlign w:val="center"/>
+          </w:tcPr>
+          <w:p>
+            <w:pPr>
+              <w:jc w:val="center"/>
+              <w:rPr>
+                <w:b/>
+                <w:bCs/>
+              </w:rPr>
+            </w:pPr>
+            <w:r>
+              <w:rPr>
+                <w:b/>
+                <w:bCs/>
+              </w:rPr>
+              <w:t>TYPE</w:t>
+            </w:r>
+          </w:p>
+        </w:tc>
+      </w:tr>
+      <w:tr>
+        <w:trPr>
+          <w:trHeight w:val="525"/>
+        </w:trPr>
+        <w:tc>
+          <w:tcPr>
+            <w:tcW w:w="3116" w:type="dxa"/>
+            <w:vMerge/>
+            <w:shd w:val="clear" w:color="auto" w:fill="153D63" w:themeFill="text2" w:themeFillTint="E6"/>
+            <w:vAlign w:val="center"/>
+          </w:tcPr>
+          <w:p>
+            <w:pPr>
+              <w:jc w:val="center"/>
+              <w:rPr>
+                <w:b/>
+                <w:bCs/>
+              </w:rPr>
+            </w:pPr>
+          </w:p>
+        </w:tc>
+        <w:tc>
+          <w:tcPr>
+            <w:tcW w:w="3117" w:type="dxa"/>
+            <w:vAlign w:val="center"/>
+          </w:tcPr>
+          <w:p>
+            <w:pPr>
+              <w:jc w:val="center"/>
+            </w:pPr>
+            <w:r>
+              <w:t>Subject</w:t>
+            </w:r>
+          </w:p>
+        </w:tc>
+        <w:tc>
+          <w:tcPr>
+            <w:tcW w:w="3117" w:type="dxa"/>
+            <w:vAlign w:val="center"/>
+          </w:tcPr>
+          <w:p>
+            <w:pPr>
+              <w:jc w:val="center"/>
+            </w:pPr>
+            <w:r>
+              <w:t>Object</w:t>
+            </w:r>
+          </w:p>
+        </w:tc>
+      </w:tr>
+      <w:tr>
+        <w:trPr>
+          <w:trHeight w:val="808"/>
+        </w:trPr>
+        <w:tc>
+          <w:tcPr>
+            <w:tcW w:w="3116" w:type="dxa"/>
+            <w:shd w:val="clear" w:color="auto" w:fill="153D63" w:themeFill="text2" w:themeFillTint="E6"/>
+            <w:vAlign w:val="center"/>
+          </w:tcPr>
+          <w:p>
+            <w:pPr>
+              <w:jc w:val="center"/>
+              <w:rPr>
+                <w:b/>
+                <w:bCs/>
+              </w:rPr>
+            </w:pPr>
+            <w:r>
+              <w:rPr>
+                <w:b/>
+                <w:bCs/>
+              </w:rPr>
+              <w:t>POSTCONDITIONS</w:t>
             </w:r>
           </w:p>
         </w:tc>
@@ -14451,14 +14684,14 @@
               <w:jc w:val="center"/>
             </w:pPr>
             <w:r>
-              <w:t>User</w:t>
-            </w:r>
-          </w:p>
-        </w:tc>
-      </w:tr>
-      <w:tr>
-        <w:trPr>
-          <w:trHeight w:val="724"/>
+              <w:t>The subject contains the updated information, and its associated assessments and grades remain linked to it.</w:t>
+            </w:r>
+          </w:p>
+        </w:tc>
+      </w:tr>
+      <w:tr>
+        <w:trPr>
+          <w:trHeight w:val="1054"/>
         </w:trPr>
         <w:tc>
           <w:tcPr>
@@ -14479,227 +14712,7 @@
                 <w:b/>
                 <w:bCs/>
               </w:rPr>
-              <w:t>PRECONDITIONS</w:t>
-            </w:r>
-          </w:p>
-        </w:tc>
-        <w:tc>
-          <w:tcPr>
-            <w:tcW w:w="6234" w:type="dxa"/>
-            <w:gridSpan w:val="2"/>
-            <w:vAlign w:val="center"/>
-          </w:tcPr>
-          <w:p>
-            <w:pPr>
-              <w:pStyle w:val="Prrafodelista"/>
-              <w:ind w:left="0"/>
-              <w:jc w:val="center"/>
-            </w:pPr>
-            <w:r>
-              <w:t>The user is authenticated. The subject exists and belongs to an academic period owned by the authenticated user.</w:t>
-            </w:r>
-          </w:p>
-        </w:tc>
-      </w:tr>
-      <w:tr>
-        <w:trPr>
-          <w:trHeight w:val="363"/>
-        </w:trPr>
-        <w:tc>
-          <w:tcPr>
-            <w:tcW w:w="3116" w:type="dxa"/>
-            <w:vMerge w:val="restart"/>
-            <w:shd w:val="clear" w:color="auto" w:fill="153D63" w:themeFill="text2" w:themeFillTint="E6"/>
-            <w:vAlign w:val="center"/>
-          </w:tcPr>
-          <w:p>
-            <w:pPr>
-              <w:jc w:val="center"/>
-              <w:rPr>
-                <w:b/>
-                <w:bCs/>
-              </w:rPr>
-            </w:pPr>
-            <w:r>
-              <w:rPr>
-                <w:b/>
-                <w:bCs/>
-              </w:rPr>
-              <w:t>INPUTS</w:t>
-            </w:r>
-          </w:p>
-        </w:tc>
-        <w:tc>
-          <w:tcPr>
-            <w:tcW w:w="3117" w:type="dxa"/>
-            <w:shd w:val="clear" w:color="auto" w:fill="153D63" w:themeFill="text2" w:themeFillTint="E6"/>
-            <w:vAlign w:val="center"/>
-          </w:tcPr>
-          <w:p>
-            <w:pPr>
-              <w:jc w:val="center"/>
-              <w:rPr>
-                <w:b/>
-                <w:bCs/>
-              </w:rPr>
-            </w:pPr>
-            <w:r>
-              <w:rPr>
-                <w:b/>
-                <w:bCs/>
-              </w:rPr>
-              <w:t>NAME</w:t>
-            </w:r>
-          </w:p>
-        </w:tc>
-        <w:tc>
-          <w:tcPr>
-            <w:tcW w:w="3117" w:type="dxa"/>
-            <w:shd w:val="clear" w:color="auto" w:fill="153D63" w:themeFill="text2" w:themeFillTint="E6"/>
-            <w:vAlign w:val="center"/>
-          </w:tcPr>
-          <w:p>
-            <w:pPr>
-              <w:jc w:val="center"/>
-              <w:rPr>
-                <w:b/>
-                <w:bCs/>
-              </w:rPr>
-            </w:pPr>
-            <w:r>
-              <w:rPr>
-                <w:b/>
-                <w:bCs/>
-              </w:rPr>
-              <w:t>TYPE</w:t>
-            </w:r>
-          </w:p>
-        </w:tc>
-      </w:tr>
-      <w:tr>
-        <w:trPr>
-          <w:trHeight w:val="517"/>
-        </w:trPr>
-        <w:tc>
-          <w:tcPr>
-            <w:tcW w:w="3116" w:type="dxa"/>
-            <w:vMerge/>
-            <w:shd w:val="clear" w:color="auto" w:fill="153D63" w:themeFill="text2" w:themeFillTint="E6"/>
-            <w:vAlign w:val="center"/>
-          </w:tcPr>
-          <w:p>
-            <w:pPr>
-              <w:jc w:val="center"/>
-              <w:rPr>
-                <w:b/>
-                <w:bCs/>
-              </w:rPr>
-            </w:pPr>
-          </w:p>
-        </w:tc>
-        <w:tc>
-          <w:tcPr>
-            <w:tcW w:w="3117" w:type="dxa"/>
-            <w:vAlign w:val="center"/>
-          </w:tcPr>
-          <w:p>
-            <w:pPr>
-              <w:jc w:val="center"/>
-            </w:pPr>
-            <w:r>
-              <w:t>Subject name</w:t>
-            </w:r>
-          </w:p>
-        </w:tc>
-        <w:tc>
-          <w:tcPr>
-            <w:tcW w:w="3117" w:type="dxa"/>
-            <w:vAlign w:val="center"/>
-          </w:tcPr>
-          <w:p>
-            <w:pPr>
-              <w:jc w:val="center"/>
-            </w:pPr>
-            <w:r>
-              <w:t>String</w:t>
-            </w:r>
-          </w:p>
-        </w:tc>
-      </w:tr>
-      <w:tr>
-        <w:trPr>
-          <w:trHeight w:val="517"/>
-        </w:trPr>
-        <w:tc>
-          <w:tcPr>
-            <w:tcW w:w="3116" w:type="dxa"/>
-            <w:vMerge/>
-            <w:shd w:val="clear" w:color="auto" w:fill="153D63" w:themeFill="text2" w:themeFillTint="E6"/>
-            <w:vAlign w:val="center"/>
-          </w:tcPr>
-          <w:p>
-            <w:pPr>
-              <w:jc w:val="center"/>
-              <w:rPr>
-                <w:b/>
-                <w:bCs/>
-              </w:rPr>
-            </w:pPr>
-          </w:p>
-        </w:tc>
-        <w:tc>
-          <w:tcPr>
-            <w:tcW w:w="3117" w:type="dxa"/>
-            <w:vAlign w:val="center"/>
-          </w:tcPr>
-          <w:p>
-            <w:pPr>
-              <w:jc w:val="center"/>
-            </w:pPr>
-            <w:r>
-              <w:t>Credits</w:t>
-            </w:r>
-          </w:p>
-        </w:tc>
-        <w:tc>
-          <w:tcPr>
-            <w:tcW w:w="3117" w:type="dxa"/>
-            <w:vAlign w:val="center"/>
-          </w:tcPr>
-          <w:p>
-            <w:pPr>
-              <w:jc w:val="center"/>
-            </w:pPr>
-            <w:r>
-              <w:t>Integer</w:t>
-            </w:r>
-          </w:p>
-        </w:tc>
-      </w:tr>
-      <w:tr>
-        <w:trPr>
-          <w:trHeight w:val="992"/>
-        </w:trPr>
-        <w:tc>
-          <w:tcPr>
-            <w:tcW w:w="3116" w:type="dxa"/>
-            <w:shd w:val="clear" w:color="auto" w:fill="153D63" w:themeFill="text2" w:themeFillTint="E6"/>
-            <w:vAlign w:val="center"/>
-          </w:tcPr>
-          <w:p>
-            <w:pPr>
-              <w:jc w:val="center"/>
-              <w:rPr>
-                <w:b/>
-                <w:bCs/>
-              </w:rPr>
-            </w:pPr>
-            <w:r>
-              <w:rPr>
-                <w:b/>
-                <w:bCs/>
-              </w:rPr>
-              <w:t>PROCESS</w:t>
+              <w:t>VALIDATIONS</w:t>
             </w:r>
           </w:p>
         </w:tc>
@@ -14755,338 +14768,13 @@
               </w:rPr>
             </w:pPr>
           </w:p>
-          <w:tbl>
-            <w:tblPr>
-              <w:tblW w:w="0" w:type="auto"/>
-              <w:tblCellSpacing w:w="15" w:type="dxa"/>
-              <w:tblCellMar>
-                <w:top w:w="15" w:type="dxa"/>
-                <w:left w:w="15" w:type="dxa"/>
-                <w:bottom w:w="15" w:type="dxa"/>
-                <w:right w:w="15" w:type="dxa"/>
-              </w:tblCellMar>
-              <w:tblLook w:val="04A0" w:firstRow="1" w:lastRow="0" w:firstColumn="1" w:lastColumn="0" w:noHBand="0" w:noVBand="1"/>
-            </w:tblPr>
-            <w:tblGrid>
-              <w:gridCol w:w="6018"/>
-            </w:tblGrid>
-            <w:tr>
-              <w:trPr>
-                <w:tblCellSpacing w:w="15" w:type="dxa"/>
-              </w:trPr>
-              <w:tc>
-                <w:tcPr>
-                  <w:tcW w:w="0" w:type="auto"/>
-                  <w:vAlign w:val="center"/>
-                  <w:hideMark/>
-                </w:tcPr>
-                <w:p>
-                  <w:pPr>
-                    <w:spacing w:after="0" w:line="240" w:lineRule="auto"/>
-                    <w:jc w:val="center"/>
-                  </w:pPr>
-                  <w:r>
-                    <w:t>The system validates the updated information and modifies the selected subject.</w:t>
-                  </w:r>
-                </w:p>
-              </w:tc>
-            </w:tr>
-          </w:tbl>
-          <w:p>
-            <w:pPr>
-              <w:jc w:val="center"/>
-            </w:pPr>
-          </w:p>
-        </w:tc>
-      </w:tr>
-      <w:tr>
-        <w:trPr>
-          <w:trHeight w:val="347"/>
-        </w:trPr>
-        <w:tc>
-          <w:tcPr>
-            <w:tcW w:w="3116" w:type="dxa"/>
-            <w:vMerge w:val="restart"/>
-            <w:shd w:val="clear" w:color="auto" w:fill="153D63" w:themeFill="text2" w:themeFillTint="E6"/>
-            <w:vAlign w:val="center"/>
-          </w:tcPr>
-          <w:p>
-            <w:pPr>
-              <w:jc w:val="center"/>
-              <w:rPr>
-                <w:b/>
-                <w:bCs/>
-              </w:rPr>
-            </w:pPr>
-            <w:r>
-              <w:rPr>
-                <w:b/>
-                <w:bCs/>
-              </w:rPr>
-              <w:t>OUTPUTS</w:t>
-            </w:r>
-          </w:p>
-        </w:tc>
-        <w:tc>
-          <w:tcPr>
-            <w:tcW w:w="3117" w:type="dxa"/>
-            <w:shd w:val="clear" w:color="auto" w:fill="153D63" w:themeFill="text2" w:themeFillTint="E6"/>
-            <w:vAlign w:val="center"/>
-          </w:tcPr>
-          <w:p>
-            <w:pPr>
-              <w:jc w:val="center"/>
-              <w:rPr>
-                <w:b/>
-                <w:bCs/>
-              </w:rPr>
-            </w:pPr>
-            <w:r>
-              <w:rPr>
-                <w:b/>
-                <w:bCs/>
-              </w:rPr>
-              <w:t>NAME</w:t>
-            </w:r>
-          </w:p>
-        </w:tc>
-        <w:tc>
-          <w:tcPr>
-            <w:tcW w:w="3117" w:type="dxa"/>
-            <w:shd w:val="clear" w:color="auto" w:fill="153D63" w:themeFill="text2" w:themeFillTint="E6"/>
-            <w:vAlign w:val="center"/>
-          </w:tcPr>
-          <w:p>
-            <w:pPr>
-              <w:jc w:val="center"/>
-              <w:rPr>
-                <w:b/>
-                <w:bCs/>
-              </w:rPr>
-            </w:pPr>
-            <w:r>
-              <w:rPr>
-                <w:b/>
-                <w:bCs/>
-              </w:rPr>
-              <w:t>TYPE</w:t>
-            </w:r>
-          </w:p>
-        </w:tc>
-      </w:tr>
-      <w:tr>
-        <w:trPr>
-          <w:trHeight w:val="525"/>
-        </w:trPr>
-        <w:tc>
-          <w:tcPr>
-            <w:tcW w:w="3116" w:type="dxa"/>
-            <w:vMerge/>
-            <w:shd w:val="clear" w:color="auto" w:fill="153D63" w:themeFill="text2" w:themeFillTint="E6"/>
-            <w:vAlign w:val="center"/>
-          </w:tcPr>
-          <w:p>
-            <w:pPr>
-              <w:jc w:val="center"/>
-              <w:rPr>
-                <w:b/>
-                <w:bCs/>
-              </w:rPr>
-            </w:pPr>
-          </w:p>
-        </w:tc>
-        <w:tc>
-          <w:tcPr>
-            <w:tcW w:w="3117" w:type="dxa"/>
-            <w:vAlign w:val="center"/>
-          </w:tcPr>
-          <w:p>
-            <w:pPr>
-              <w:jc w:val="center"/>
-            </w:pPr>
-            <w:r>
-              <w:t>Subject</w:t>
-            </w:r>
-          </w:p>
-        </w:tc>
-        <w:tc>
-          <w:tcPr>
-            <w:tcW w:w="3117" w:type="dxa"/>
-            <w:vAlign w:val="center"/>
-          </w:tcPr>
-          <w:p>
-            <w:pPr>
-              <w:jc w:val="center"/>
-            </w:pPr>
-            <w:r>
-              <w:t>Object</w:t>
-            </w:r>
-          </w:p>
-        </w:tc>
-      </w:tr>
-      <w:tr>
-        <w:trPr>
-          <w:trHeight w:val="808"/>
-        </w:trPr>
-        <w:tc>
-          <w:tcPr>
-            <w:tcW w:w="3116" w:type="dxa"/>
-            <w:shd w:val="clear" w:color="auto" w:fill="153D63" w:themeFill="text2" w:themeFillTint="E6"/>
-            <w:vAlign w:val="center"/>
-          </w:tcPr>
-          <w:p>
-            <w:pPr>
-              <w:jc w:val="center"/>
-              <w:rPr>
-                <w:b/>
-                <w:bCs/>
-              </w:rPr>
-            </w:pPr>
-            <w:r>
-              <w:rPr>
-                <w:b/>
-                <w:bCs/>
-              </w:rPr>
-              <w:t>POSTCONDITIONS</w:t>
-            </w:r>
-          </w:p>
-        </w:tc>
-        <w:tc>
-          <w:tcPr>
-            <w:tcW w:w="6234" w:type="dxa"/>
-            <w:gridSpan w:val="2"/>
-            <w:vAlign w:val="center"/>
-          </w:tcPr>
-          <w:p>
-            <w:pPr>
-              <w:jc w:val="center"/>
-            </w:pPr>
-            <w:r>
-              <w:t>The subject contains the updated information, and its associated assessments and grades remain linked to it.</w:t>
-            </w:r>
-          </w:p>
-        </w:tc>
-      </w:tr>
-      <w:tr>
-        <w:trPr>
-          <w:trHeight w:val="1054"/>
-        </w:trPr>
-        <w:tc>
-          <w:tcPr>
-            <w:tcW w:w="3116" w:type="dxa"/>
-            <w:shd w:val="clear" w:color="auto" w:fill="153D63" w:themeFill="text2" w:themeFillTint="E6"/>
-            <w:vAlign w:val="center"/>
-          </w:tcPr>
-          <w:p>
-            <w:pPr>
-              <w:jc w:val="center"/>
-              <w:rPr>
-                <w:b/>
-                <w:bCs/>
-              </w:rPr>
-            </w:pPr>
-            <w:r>
-              <w:rPr>
-                <w:b/>
-                <w:bCs/>
-              </w:rPr>
-              <w:t>VALIDATIONS</w:t>
-            </w:r>
-          </w:p>
-        </w:tc>
-        <w:tc>
-          <w:tcPr>
-            <w:tcW w:w="6234" w:type="dxa"/>
-            <w:gridSpan w:val="2"/>
-            <w:vAlign w:val="center"/>
-          </w:tcPr>
-          <w:tbl>
-            <w:tblPr>
-              <w:tblW w:w="0" w:type="auto"/>
-              <w:tblCellSpacing w:w="15" w:type="dxa"/>
-              <w:tblCellMar>
-                <w:top w:w="15" w:type="dxa"/>
-                <w:left w:w="15" w:type="dxa"/>
-                <w:bottom w:w="15" w:type="dxa"/>
-                <w:right w:w="15" w:type="dxa"/>
-              </w:tblCellMar>
-              <w:tblLook w:val="04A0" w:firstRow="1" w:lastRow="0" w:firstColumn="1" w:lastColumn="0" w:noHBand="0" w:noVBand="1"/>
-            </w:tblPr>
-            <w:tblGrid>
-              <w:gridCol w:w="96"/>
-            </w:tblGrid>
-            <w:tr>
-              <w:trPr>
-                <w:tblCellSpacing w:w="15" w:type="dxa"/>
-              </w:trPr>
-              <w:tc>
-                <w:tcPr>
-                  <w:tcW w:w="0" w:type="auto"/>
-                  <w:vAlign w:val="center"/>
-                  <w:hideMark/>
-                </w:tcPr>
-                <w:p>
-                  <w:pPr>
-                    <w:spacing w:after="0" w:line="240" w:lineRule="auto"/>
-                    <w:jc w:val="center"/>
-                    <w:rPr>
-                      <w:lang w:val="es-CO"/>
-                    </w:rPr>
-                  </w:pPr>
-                </w:p>
-              </w:tc>
-            </w:tr>
-          </w:tbl>
-          <w:p>
-            <w:pPr>
-              <w:jc w:val="center"/>
-              <w:rPr>
-                <w:vanish/>
-                <w:lang w:val="es-CO"/>
-              </w:rPr>
-            </w:pPr>
-          </w:p>
-          <w:tbl>
-            <w:tblPr>
-              <w:tblW w:w="0" w:type="auto"/>
-              <w:tblCellSpacing w:w="15" w:type="dxa"/>
-              <w:tblCellMar>
-                <w:top w:w="15" w:type="dxa"/>
-                <w:left w:w="15" w:type="dxa"/>
-                <w:bottom w:w="15" w:type="dxa"/>
-                <w:right w:w="15" w:type="dxa"/>
-              </w:tblCellMar>
-              <w:tblLook w:val="04A0" w:firstRow="1" w:lastRow="0" w:firstColumn="1" w:lastColumn="0" w:noHBand="0" w:noVBand="1"/>
-            </w:tblPr>
-            <w:tblGrid>
-              <w:gridCol w:w="6018"/>
-            </w:tblGrid>
-            <w:tr>
-              <w:trPr>
-                <w:tblCellSpacing w:w="15" w:type="dxa"/>
-              </w:trPr>
-              <w:tc>
-                <w:tcPr>
-                  <w:tcW w:w="0" w:type="auto"/>
-                  <w:vAlign w:val="center"/>
-                  <w:hideMark/>
-                </w:tcPr>
-                <w:p>
-                  <w:pPr>
-                    <w:spacing w:after="0" w:line="240" w:lineRule="auto"/>
-                    <w:jc w:val="center"/>
-                  </w:pPr>
-                  <w:r>
-                    <w:t>The subject name must be valid. The number of credits must be valid according to the system's configured rules.</w:t>
-                  </w:r>
-                </w:p>
-              </w:tc>
-            </w:tr>
-          </w:tbl>
-          <w:p>
-            <w:pPr>
-              <w:jc w:val="center"/>
-            </w:pPr>
+          <w:p>
+            <w:pPr>
+              <w:jc w:val="center"/>
+            </w:pPr>
+            <w:r>
+              <w:t>The subject name must be valid. The number of credits must be valid according to the system's configured rules.</w:t>
+            </w:r>
           </w:p>
         </w:tc>
       </w:tr>
@@ -15174,7 +14862,6 @@
                 <w:b/>
                 <w:bCs/>
               </w:rPr>
-              <w:lastRenderedPageBreak/>
               <w:t>ID</w:t>
             </w:r>
             <w:r>
@@ -15197,22 +14884,7 @@
               <w:jc w:val="center"/>
             </w:pPr>
             <w:r>
-              <w:t>FR-SUB-0</w:t>
-            </w:r>
-            <w:r>
-              <w:t>3</w:t>
-            </w:r>
-            <w:r>
-              <w:t xml:space="preserve"> – </w:t>
-            </w:r>
-            <w:r>
-              <w:t>View</w:t>
-            </w:r>
-            <w:r>
-              <w:t xml:space="preserve"> Subject</w:t>
-            </w:r>
-            <w:r>
-              <w:t>s</w:t>
+              <w:t>FR-SUB-03 – View Subjects</w:t>
             </w:r>
           </w:p>
         </w:tc>
@@ -15918,93 +15590,13 @@
             <w:gridSpan w:val="2"/>
             <w:vAlign w:val="center"/>
           </w:tcPr>
-          <w:tbl>
-            <w:tblPr>
-              <w:tblW w:w="0" w:type="auto"/>
-              <w:tblCellSpacing w:w="15" w:type="dxa"/>
-              <w:tblCellMar>
-                <w:top w:w="15" w:type="dxa"/>
-                <w:left w:w="15" w:type="dxa"/>
-                <w:bottom w:w="15" w:type="dxa"/>
-                <w:right w:w="15" w:type="dxa"/>
-              </w:tblCellMar>
-              <w:tblLook w:val="04A0" w:firstRow="1" w:lastRow="0" w:firstColumn="1" w:lastColumn="0" w:noHBand="0" w:noVBand="1"/>
-            </w:tblPr>
-            <w:tblGrid>
-              <w:gridCol w:w="96"/>
-            </w:tblGrid>
-            <w:tr>
-              <w:trPr>
-                <w:tblCellSpacing w:w="15" w:type="dxa"/>
-              </w:trPr>
-              <w:tc>
-                <w:tcPr>
-                  <w:tcW w:w="0" w:type="auto"/>
-                  <w:vAlign w:val="center"/>
-                  <w:hideMark/>
-                </w:tcPr>
-                <w:p>
-                  <w:pPr>
-                    <w:spacing w:after="0" w:line="240" w:lineRule="auto"/>
-                    <w:jc w:val="center"/>
-                    <w:rPr>
-                      <w:lang w:val="es-CO"/>
-                    </w:rPr>
-                  </w:pPr>
-                </w:p>
-              </w:tc>
-            </w:tr>
-          </w:tbl>
-          <w:p>
-            <w:pPr>
-              <w:jc w:val="center"/>
-              <w:rPr>
-                <w:vanish/>
-                <w:lang w:val="es-CO"/>
-              </w:rPr>
-            </w:pPr>
-          </w:p>
-          <w:tbl>
-            <w:tblPr>
-              <w:tblW w:w="0" w:type="auto"/>
-              <w:tblCellSpacing w:w="15" w:type="dxa"/>
-              <w:tblCellMar>
-                <w:top w:w="15" w:type="dxa"/>
-                <w:left w:w="15" w:type="dxa"/>
-                <w:bottom w:w="15" w:type="dxa"/>
-                <w:right w:w="15" w:type="dxa"/>
-              </w:tblCellMar>
-              <w:tblLook w:val="04A0" w:firstRow="1" w:lastRow="0" w:firstColumn="1" w:lastColumn="0" w:noHBand="0" w:noVBand="1"/>
-            </w:tblPr>
-            <w:tblGrid>
-              <w:gridCol w:w="6018"/>
-            </w:tblGrid>
-            <w:tr>
-              <w:trPr>
-                <w:tblCellSpacing w:w="15" w:type="dxa"/>
-              </w:trPr>
-              <w:tc>
-                <w:tcPr>
-                  <w:tcW w:w="0" w:type="auto"/>
-                  <w:vAlign w:val="center"/>
-                  <w:hideMark/>
-                </w:tcPr>
-                <w:p>
-                  <w:pPr>
-                    <w:spacing w:after="0" w:line="240" w:lineRule="auto"/>
-                    <w:jc w:val="center"/>
-                  </w:pPr>
-                  <w:r>
-                    <w:t>The subjects belonging to the selected academic period are displayed to the user.</w:t>
-                  </w:r>
-                </w:p>
-              </w:tc>
-            </w:tr>
-          </w:tbl>
-          <w:p>
-            <w:pPr>
-              <w:jc w:val="center"/>
-            </w:pPr>
+          <w:p>
+            <w:pPr>
+              <w:jc w:val="center"/>
+            </w:pPr>
+            <w:r>
+              <w:t>The subjects belonging to the selected academic period are displayed to the user.</w:t>
+            </w:r>
           </w:p>
         </w:tc>
       </w:tr>
@@ -16041,174 +15633,13 @@
             <w:gridSpan w:val="2"/>
             <w:vAlign w:val="center"/>
           </w:tcPr>
-          <w:tbl>
-            <w:tblPr>
-              <w:tblW w:w="0" w:type="auto"/>
-              <w:tblCellSpacing w:w="15" w:type="dxa"/>
-              <w:tblCellMar>
-                <w:top w:w="15" w:type="dxa"/>
-                <w:left w:w="15" w:type="dxa"/>
-                <w:bottom w:w="15" w:type="dxa"/>
-                <w:right w:w="15" w:type="dxa"/>
-              </w:tblCellMar>
-              <w:tblLook w:val="04A0" w:firstRow="1" w:lastRow="0" w:firstColumn="1" w:lastColumn="0" w:noHBand="0" w:noVBand="1"/>
-            </w:tblPr>
-            <w:tblGrid>
-              <w:gridCol w:w="96"/>
-            </w:tblGrid>
-            <w:tr>
-              <w:trPr>
-                <w:tblCellSpacing w:w="15" w:type="dxa"/>
-              </w:trPr>
-              <w:tc>
-                <w:tcPr>
-                  <w:tcW w:w="0" w:type="auto"/>
-                  <w:vAlign w:val="center"/>
-                  <w:hideMark/>
-                </w:tcPr>
-                <w:p>
-                  <w:pPr>
-                    <w:spacing w:after="0" w:line="240" w:lineRule="auto"/>
-                    <w:jc w:val="center"/>
-                    <w:rPr>
-                      <w:lang w:val="es-CO"/>
-                    </w:rPr>
-                  </w:pPr>
-                </w:p>
-              </w:tc>
-            </w:tr>
-          </w:tbl>
-          <w:p>
-            <w:pPr>
-              <w:jc w:val="center"/>
-              <w:rPr>
-                <w:vanish/>
-                <w:lang w:val="es-CO"/>
-              </w:rPr>
-            </w:pPr>
-          </w:p>
-          <w:tbl>
-            <w:tblPr>
-              <w:tblW w:w="0" w:type="auto"/>
-              <w:tblCellSpacing w:w="15" w:type="dxa"/>
-              <w:tblCellMar>
-                <w:top w:w="15" w:type="dxa"/>
-                <w:left w:w="15" w:type="dxa"/>
-                <w:bottom w:w="15" w:type="dxa"/>
-                <w:right w:w="15" w:type="dxa"/>
-              </w:tblCellMar>
-              <w:tblLook w:val="04A0" w:firstRow="1" w:lastRow="0" w:firstColumn="1" w:lastColumn="0" w:noHBand="0" w:noVBand="1"/>
-            </w:tblPr>
-            <w:tblGrid>
-              <w:gridCol w:w="6018"/>
-            </w:tblGrid>
-            <w:tr>
-              <w:trPr>
-                <w:tblCellSpacing w:w="15" w:type="dxa"/>
-              </w:trPr>
-              <w:tc>
-                <w:tcPr>
-                  <w:tcW w:w="0" w:type="auto"/>
-                  <w:vAlign w:val="center"/>
-                  <w:hideMark/>
-                </w:tcPr>
-                <w:tbl>
-                  <w:tblPr>
-                    <w:tblW w:w="0" w:type="auto"/>
-                    <w:tblCellSpacing w:w="15" w:type="dxa"/>
-                    <w:tblCellMar>
-                      <w:top w:w="15" w:type="dxa"/>
-                      <w:left w:w="15" w:type="dxa"/>
-                      <w:bottom w:w="15" w:type="dxa"/>
-                      <w:right w:w="15" w:type="dxa"/>
-                    </w:tblCellMar>
-                    <w:tblLook w:val="04A0" w:firstRow="1" w:lastRow="0" w:firstColumn="1" w:lastColumn="0" w:noHBand="0" w:noVBand="1"/>
-                  </w:tblPr>
-                  <w:tblGrid>
-                    <w:gridCol w:w="96"/>
-                  </w:tblGrid>
-                  <w:tr>
-                    <w:trPr>
-                      <w:tblCellSpacing w:w="15" w:type="dxa"/>
-                    </w:trPr>
-                    <w:tc>
-                      <w:tcPr>
-                        <w:tcW w:w="0" w:type="auto"/>
-                        <w:vAlign w:val="center"/>
-                        <w:hideMark/>
-                      </w:tcPr>
-                      <w:p>
-                        <w:pPr>
-                          <w:spacing w:after="0" w:line="240" w:lineRule="auto"/>
-                          <w:jc w:val="center"/>
-                          <w:rPr>
-                            <w:lang w:val="es-CO"/>
-                          </w:rPr>
-                        </w:pPr>
-                      </w:p>
-                    </w:tc>
-                  </w:tr>
-                </w:tbl>
-                <w:p>
-                  <w:pPr>
-                    <w:spacing w:after="0" w:line="240" w:lineRule="auto"/>
-                    <w:jc w:val="center"/>
-                    <w:rPr>
-                      <w:vanish/>
-                      <w:lang w:val="es-CO"/>
-                    </w:rPr>
-                  </w:pPr>
-                </w:p>
-                <w:tbl>
-                  <w:tblPr>
-                    <w:tblW w:w="0" w:type="auto"/>
-                    <w:tblCellSpacing w:w="15" w:type="dxa"/>
-                    <w:tblCellMar>
-                      <w:top w:w="15" w:type="dxa"/>
-                      <w:left w:w="15" w:type="dxa"/>
-                      <w:bottom w:w="15" w:type="dxa"/>
-                      <w:right w:w="15" w:type="dxa"/>
-                    </w:tblCellMar>
-                    <w:tblLook w:val="04A0" w:firstRow="1" w:lastRow="0" w:firstColumn="1" w:lastColumn="0" w:noHBand="0" w:noVBand="1"/>
-                  </w:tblPr>
-                  <w:tblGrid>
-                    <w:gridCol w:w="5928"/>
-                  </w:tblGrid>
-                  <w:tr>
-                    <w:trPr>
-                      <w:tblCellSpacing w:w="15" w:type="dxa"/>
-                    </w:trPr>
-                    <w:tc>
-                      <w:tcPr>
-                        <w:tcW w:w="0" w:type="auto"/>
-                        <w:vAlign w:val="center"/>
-                        <w:hideMark/>
-                      </w:tcPr>
-                      <w:p>
-                        <w:pPr>
-                          <w:spacing w:after="0" w:line="240" w:lineRule="auto"/>
-                          <w:jc w:val="center"/>
-                        </w:pPr>
-                        <w:r>
-                          <w:t>The academic period must exist and belong to the authenticated user.</w:t>
-                        </w:r>
-                      </w:p>
-                    </w:tc>
-                  </w:tr>
-                </w:tbl>
-                <w:p>
-                  <w:pPr>
-                    <w:spacing w:after="0" w:line="240" w:lineRule="auto"/>
-                    <w:jc w:val="center"/>
-                  </w:pPr>
-                </w:p>
-              </w:tc>
-            </w:tr>
-          </w:tbl>
-          <w:p>
-            <w:pPr>
-              <w:jc w:val="center"/>
-            </w:pPr>
+          <w:p>
+            <w:pPr>
+              <w:jc w:val="center"/>
+            </w:pPr>
+            <w:r>
+              <w:t>The academic period must exist and belong to the authenticated user.</w:t>
+            </w:r>
           </w:p>
         </w:tc>
       </w:tr>
@@ -16296,7 +15727,6 @@
                 <w:b/>
                 <w:bCs/>
               </w:rPr>
-              <w:lastRenderedPageBreak/>
               <w:t>ID</w:t>
             </w:r>
             <w:r>
@@ -17286,11 +16716,103 @@
                   <w:r>
                     <w:t xml:space="preserve">The system shall reject the operation if the subject cannot be found or does not belong to the user. </w:t>
                   </w:r>
+                  <w:proofErr w:type="spellStart"/>
                   <w:r>
                     <w:rPr>
                       <w:lang w:val="es-CO"/>
                     </w:rPr>
-                    <w:t>If deletion fails, the system shall notify the user.</w:t>
+                    <w:t>If</w:t>
+                  </w:r>
+                  <w:proofErr w:type="spellEnd"/>
+                  <w:r>
+                    <w:rPr>
+                      <w:lang w:val="es-CO"/>
+                    </w:rPr>
+                    <w:t xml:space="preserve"> </w:t>
+                  </w:r>
+                  <w:proofErr w:type="spellStart"/>
+                  <w:r>
+                    <w:rPr>
+                      <w:lang w:val="es-CO"/>
+                    </w:rPr>
+                    <w:t>deletion</w:t>
+                  </w:r>
+                  <w:proofErr w:type="spellEnd"/>
+                  <w:r>
+                    <w:rPr>
+                      <w:lang w:val="es-CO"/>
+                    </w:rPr>
+                    <w:t xml:space="preserve"> </w:t>
+                  </w:r>
+                  <w:proofErr w:type="spellStart"/>
+                  <w:r>
+                    <w:rPr>
+                      <w:lang w:val="es-CO"/>
+                    </w:rPr>
+                    <w:t>fails</w:t>
+                  </w:r>
+                  <w:proofErr w:type="spellEnd"/>
+                  <w:r>
+                    <w:rPr>
+                      <w:lang w:val="es-CO"/>
+                    </w:rPr>
+                    <w:t xml:space="preserve">, the </w:t>
+                  </w:r>
+                  <w:proofErr w:type="spellStart"/>
+                  <w:r>
+                    <w:rPr>
+                      <w:lang w:val="es-CO"/>
+                    </w:rPr>
+                    <w:t>system</w:t>
+                  </w:r>
+                  <w:proofErr w:type="spellEnd"/>
+                  <w:r>
+                    <w:rPr>
+                      <w:lang w:val="es-CO"/>
+                    </w:rPr>
+                    <w:t xml:space="preserve"> </w:t>
+                  </w:r>
+                  <w:proofErr w:type="spellStart"/>
+                  <w:r>
+                    <w:rPr>
+                      <w:lang w:val="es-CO"/>
+                    </w:rPr>
+                    <w:t>shall</w:t>
+                  </w:r>
+                  <w:proofErr w:type="spellEnd"/>
+                  <w:r>
+                    <w:rPr>
+                      <w:lang w:val="es-CO"/>
+                    </w:rPr>
+                    <w:t xml:space="preserve"> </w:t>
+                  </w:r>
+                  <w:proofErr w:type="spellStart"/>
+                  <w:r>
+                    <w:rPr>
+                      <w:lang w:val="es-CO"/>
+                    </w:rPr>
+                    <w:t>notify</w:t>
+                  </w:r>
+                  <w:proofErr w:type="spellEnd"/>
+                  <w:r>
+                    <w:rPr>
+                      <w:lang w:val="es-CO"/>
+                    </w:rPr>
+                    <w:t xml:space="preserve"> the </w:t>
+                  </w:r>
+                  <w:proofErr w:type="spellStart"/>
+                  <w:r>
+                    <w:rPr>
+                      <w:lang w:val="es-CO"/>
+                    </w:rPr>
+                    <w:t>user</w:t>
+                  </w:r>
+                  <w:proofErr w:type="spellEnd"/>
+                  <w:r>
+                    <w:rPr>
+                      <w:lang w:val="es-CO"/>
+                    </w:rPr>
+                    <w:t>.</w:t>
                   </w:r>
                 </w:p>
               </w:tc>
@@ -17300,6 +16822,3603 @@
             <w:pPr>
               <w:jc w:val="center"/>
             </w:pPr>
+          </w:p>
+        </w:tc>
+      </w:tr>
+    </w:tbl>
+    <w:p/>
+    <w:p>
+      <w:r>
+        <w:br w:type="page"/>
+      </w:r>
+    </w:p>
+    <w:p>
+      <w:pPr>
+        <w:pStyle w:val="Ttulo3"/>
+      </w:pPr>
+      <w:proofErr w:type="spellStart"/>
+      <w:r>
+        <w:t>Assessment</w:t>
+      </w:r>
+      <w:proofErr w:type="spellEnd"/>
+      <w:r>
+        <w:t xml:space="preserve"> Management (ASM) Requirements</w:t>
+      </w:r>
+    </w:p>
+    <w:tbl>
+      <w:tblPr>
+        <w:tblStyle w:val="Tablaconcuadrcula"/>
+        <w:tblW w:w="0" w:type="auto"/>
+        <w:tblLook w:val="04A0" w:firstRow="1" w:lastRow="0" w:firstColumn="1" w:lastColumn="0" w:noHBand="0" w:noVBand="1"/>
+      </w:tblPr>
+      <w:tblGrid>
+        <w:gridCol w:w="2390"/>
+        <w:gridCol w:w="4916"/>
+        <w:gridCol w:w="2044"/>
+      </w:tblGrid>
+      <w:tr>
+        <w:trPr>
+          <w:trHeight w:val="508"/>
+        </w:trPr>
+        <w:tc>
+          <w:tcPr>
+            <w:tcW w:w="0" w:type="auto"/>
+            <w:shd w:val="clear" w:color="auto" w:fill="153D63" w:themeFill="text2" w:themeFillTint="E6"/>
+            <w:vAlign w:val="center"/>
+          </w:tcPr>
+          <w:p>
+            <w:pPr>
+              <w:jc w:val="center"/>
+              <w:rPr>
+                <w:b/>
+                <w:bCs/>
+              </w:rPr>
+            </w:pPr>
+            <w:r>
+              <w:rPr>
+                <w:b/>
+                <w:bCs/>
+              </w:rPr>
+              <w:t>ID</w:t>
+            </w:r>
+            <w:r>
+              <w:rPr>
+                <w:b/>
+                <w:bCs/>
+              </w:rPr>
+              <w:t xml:space="preserve"> &amp; NAME</w:t>
+            </w:r>
+          </w:p>
+        </w:tc>
+        <w:tc>
+          <w:tcPr>
+            <w:tcW w:w="0" w:type="auto"/>
+            <w:gridSpan w:val="2"/>
+            <w:vAlign w:val="center"/>
+          </w:tcPr>
+          <w:p>
+            <w:pPr>
+              <w:jc w:val="center"/>
+            </w:pPr>
+            <w:r>
+              <w:t>FR-</w:t>
+            </w:r>
+            <w:r>
+              <w:t>ASM</w:t>
+            </w:r>
+            <w:r>
+              <w:t>-0</w:t>
+            </w:r>
+            <w:r>
+              <w:t>1</w:t>
+            </w:r>
+            <w:r>
+              <w:t xml:space="preserve"> – </w:t>
+            </w:r>
+            <w:r>
+              <w:t>Create Assessment Component</w:t>
+            </w:r>
+          </w:p>
+        </w:tc>
+      </w:tr>
+      <w:tr>
+        <w:trPr>
+          <w:trHeight w:val="824"/>
+        </w:trPr>
+        <w:tc>
+          <w:tcPr>
+            <w:tcW w:w="0" w:type="auto"/>
+            <w:shd w:val="clear" w:color="auto" w:fill="153D63" w:themeFill="text2" w:themeFillTint="E6"/>
+            <w:vAlign w:val="center"/>
+          </w:tcPr>
+          <w:p>
+            <w:pPr>
+              <w:jc w:val="center"/>
+              <w:rPr>
+                <w:b/>
+                <w:bCs/>
+              </w:rPr>
+            </w:pPr>
+            <w:r>
+              <w:rPr>
+                <w:b/>
+                <w:bCs/>
+              </w:rPr>
+              <w:t>DESCRIPTION</w:t>
+            </w:r>
+          </w:p>
+        </w:tc>
+        <w:tc>
+          <w:tcPr>
+            <w:tcW w:w="0" w:type="auto"/>
+            <w:gridSpan w:val="2"/>
+            <w:vAlign w:val="center"/>
+          </w:tcPr>
+          <w:p>
+            <w:pPr>
+              <w:jc w:val="center"/>
+            </w:pPr>
+            <w:r>
+              <w:t>The system shall allow the user to create an assessment component within a subject and assign it a percentage of the subject's final grade.</w:t>
+            </w:r>
+          </w:p>
+        </w:tc>
+      </w:tr>
+      <w:tr>
+        <w:trPr>
+          <w:trHeight w:val="565"/>
+        </w:trPr>
+        <w:tc>
+          <w:tcPr>
+            <w:tcW w:w="0" w:type="auto"/>
+            <w:shd w:val="clear" w:color="auto" w:fill="153D63" w:themeFill="text2" w:themeFillTint="E6"/>
+            <w:vAlign w:val="center"/>
+          </w:tcPr>
+          <w:p>
+            <w:pPr>
+              <w:jc w:val="center"/>
+              <w:rPr>
+                <w:b/>
+                <w:bCs/>
+              </w:rPr>
+            </w:pPr>
+            <w:r>
+              <w:rPr>
+                <w:b/>
+                <w:bCs/>
+              </w:rPr>
+              <w:t>ACTORS</w:t>
+            </w:r>
+          </w:p>
+        </w:tc>
+        <w:tc>
+          <w:tcPr>
+            <w:tcW w:w="0" w:type="auto"/>
+            <w:gridSpan w:val="2"/>
+            <w:vAlign w:val="center"/>
+          </w:tcPr>
+          <w:p>
+            <w:pPr>
+              <w:jc w:val="center"/>
+            </w:pPr>
+            <w:r>
+              <w:t>User</w:t>
+            </w:r>
+          </w:p>
+        </w:tc>
+      </w:tr>
+      <w:tr>
+        <w:trPr>
+          <w:trHeight w:val="724"/>
+        </w:trPr>
+        <w:tc>
+          <w:tcPr>
+            <w:tcW w:w="0" w:type="auto"/>
+            <w:shd w:val="clear" w:color="auto" w:fill="153D63" w:themeFill="text2" w:themeFillTint="E6"/>
+            <w:vAlign w:val="center"/>
+          </w:tcPr>
+          <w:p>
+            <w:pPr>
+              <w:jc w:val="center"/>
+              <w:rPr>
+                <w:b/>
+                <w:bCs/>
+              </w:rPr>
+            </w:pPr>
+            <w:r>
+              <w:rPr>
+                <w:b/>
+                <w:bCs/>
+              </w:rPr>
+              <w:t>PRECONDITIONS</w:t>
+            </w:r>
+          </w:p>
+        </w:tc>
+        <w:tc>
+          <w:tcPr>
+            <w:tcW w:w="0" w:type="auto"/>
+            <w:gridSpan w:val="2"/>
+            <w:vAlign w:val="center"/>
+          </w:tcPr>
+          <w:p>
+            <w:pPr>
+              <w:pStyle w:val="Prrafodelista"/>
+              <w:ind w:left="0"/>
+              <w:jc w:val="center"/>
+            </w:pPr>
+            <w:r>
+              <w:t>The user is authenticated and the selected subject exists and belongs to the user.</w:t>
+            </w:r>
+          </w:p>
+        </w:tc>
+      </w:tr>
+      <w:tr>
+        <w:trPr>
+          <w:trHeight w:val="363"/>
+        </w:trPr>
+        <w:tc>
+          <w:tcPr>
+            <w:tcW w:w="0" w:type="auto"/>
+            <w:vMerge w:val="restart"/>
+            <w:shd w:val="clear" w:color="auto" w:fill="153D63" w:themeFill="text2" w:themeFillTint="E6"/>
+            <w:vAlign w:val="center"/>
+          </w:tcPr>
+          <w:p>
+            <w:pPr>
+              <w:jc w:val="center"/>
+              <w:rPr>
+                <w:b/>
+                <w:bCs/>
+              </w:rPr>
+            </w:pPr>
+            <w:r>
+              <w:rPr>
+                <w:b/>
+                <w:bCs/>
+              </w:rPr>
+              <w:t>INPUTS</w:t>
+            </w:r>
+          </w:p>
+        </w:tc>
+        <w:tc>
+          <w:tcPr>
+            <w:tcW w:w="0" w:type="auto"/>
+            <w:shd w:val="clear" w:color="auto" w:fill="153D63" w:themeFill="text2" w:themeFillTint="E6"/>
+            <w:vAlign w:val="center"/>
+          </w:tcPr>
+          <w:p>
+            <w:pPr>
+              <w:jc w:val="center"/>
+              <w:rPr>
+                <w:b/>
+                <w:bCs/>
+              </w:rPr>
+            </w:pPr>
+            <w:r>
+              <w:rPr>
+                <w:b/>
+                <w:bCs/>
+              </w:rPr>
+              <w:t>NAME</w:t>
+            </w:r>
+          </w:p>
+        </w:tc>
+        <w:tc>
+          <w:tcPr>
+            <w:tcW w:w="0" w:type="auto"/>
+            <w:shd w:val="clear" w:color="auto" w:fill="153D63" w:themeFill="text2" w:themeFillTint="E6"/>
+            <w:vAlign w:val="center"/>
+          </w:tcPr>
+          <w:p>
+            <w:pPr>
+              <w:jc w:val="center"/>
+              <w:rPr>
+                <w:b/>
+                <w:bCs/>
+              </w:rPr>
+            </w:pPr>
+            <w:r>
+              <w:rPr>
+                <w:b/>
+                <w:bCs/>
+              </w:rPr>
+              <w:t>TYPE</w:t>
+            </w:r>
+          </w:p>
+        </w:tc>
+      </w:tr>
+      <w:tr>
+        <w:trPr>
+          <w:trHeight w:val="517"/>
+        </w:trPr>
+        <w:tc>
+          <w:tcPr>
+            <w:tcW w:w="0" w:type="auto"/>
+            <w:vMerge/>
+            <w:shd w:val="clear" w:color="auto" w:fill="153D63" w:themeFill="text2" w:themeFillTint="E6"/>
+            <w:vAlign w:val="center"/>
+          </w:tcPr>
+          <w:p>
+            <w:pPr>
+              <w:jc w:val="center"/>
+              <w:rPr>
+                <w:b/>
+                <w:bCs/>
+              </w:rPr>
+            </w:pPr>
+          </w:p>
+        </w:tc>
+        <w:tc>
+          <w:tcPr>
+            <w:tcW w:w="0" w:type="auto"/>
+            <w:vAlign w:val="center"/>
+          </w:tcPr>
+          <w:p>
+            <w:pPr>
+              <w:jc w:val="center"/>
+            </w:pPr>
+            <w:r>
+              <w:t>Name</w:t>
+            </w:r>
+          </w:p>
+        </w:tc>
+        <w:tc>
+          <w:tcPr>
+            <w:tcW w:w="0" w:type="auto"/>
+            <w:vAlign w:val="center"/>
+          </w:tcPr>
+          <w:p>
+            <w:pPr>
+              <w:jc w:val="center"/>
+            </w:pPr>
+            <w:r>
+              <w:t>String</w:t>
+            </w:r>
+          </w:p>
+        </w:tc>
+      </w:tr>
+      <w:tr>
+        <w:trPr>
+          <w:trHeight w:val="517"/>
+        </w:trPr>
+        <w:tc>
+          <w:tcPr>
+            <w:tcW w:w="0" w:type="auto"/>
+            <w:vMerge/>
+            <w:shd w:val="clear" w:color="auto" w:fill="153D63" w:themeFill="text2" w:themeFillTint="E6"/>
+            <w:vAlign w:val="center"/>
+          </w:tcPr>
+          <w:p>
+            <w:pPr>
+              <w:jc w:val="center"/>
+              <w:rPr>
+                <w:b/>
+                <w:bCs/>
+              </w:rPr>
+            </w:pPr>
+          </w:p>
+        </w:tc>
+        <w:tc>
+          <w:tcPr>
+            <w:tcW w:w="0" w:type="auto"/>
+            <w:vAlign w:val="center"/>
+          </w:tcPr>
+          <w:p>
+            <w:pPr>
+              <w:jc w:val="center"/>
+            </w:pPr>
+            <w:r>
+              <w:t>Weight</w:t>
+            </w:r>
+          </w:p>
+        </w:tc>
+        <w:tc>
+          <w:tcPr>
+            <w:tcW w:w="0" w:type="auto"/>
+            <w:vAlign w:val="center"/>
+          </w:tcPr>
+          <w:p>
+            <w:pPr>
+              <w:jc w:val="center"/>
+            </w:pPr>
+            <w:r>
+              <w:t>Double</w:t>
+            </w:r>
+          </w:p>
+        </w:tc>
+      </w:tr>
+      <w:tr>
+        <w:trPr>
+          <w:trHeight w:val="992"/>
+        </w:trPr>
+        <w:tc>
+          <w:tcPr>
+            <w:tcW w:w="0" w:type="auto"/>
+            <w:shd w:val="clear" w:color="auto" w:fill="153D63" w:themeFill="text2" w:themeFillTint="E6"/>
+            <w:vAlign w:val="center"/>
+          </w:tcPr>
+          <w:p>
+            <w:pPr>
+              <w:jc w:val="center"/>
+              <w:rPr>
+                <w:b/>
+                <w:bCs/>
+              </w:rPr>
+            </w:pPr>
+            <w:r>
+              <w:rPr>
+                <w:b/>
+                <w:bCs/>
+              </w:rPr>
+              <w:t>PROCESS</w:t>
+            </w:r>
+          </w:p>
+        </w:tc>
+        <w:tc>
+          <w:tcPr>
+            <w:tcW w:w="0" w:type="auto"/>
+            <w:gridSpan w:val="2"/>
+            <w:vAlign w:val="center"/>
+          </w:tcPr>
+          <w:p>
+            <w:pPr>
+              <w:jc w:val="center"/>
+            </w:pPr>
+            <w:r>
+              <w:t>T</w:t>
+            </w:r>
+            <w:r>
+              <w:t>he system validates the assessment information and associates the component with the selected subject.</w:t>
+            </w:r>
+          </w:p>
+        </w:tc>
+      </w:tr>
+      <w:tr>
+        <w:trPr>
+          <w:trHeight w:val="347"/>
+        </w:trPr>
+        <w:tc>
+          <w:tcPr>
+            <w:tcW w:w="0" w:type="auto"/>
+            <w:vMerge w:val="restart"/>
+            <w:shd w:val="clear" w:color="auto" w:fill="153D63" w:themeFill="text2" w:themeFillTint="E6"/>
+            <w:vAlign w:val="center"/>
+          </w:tcPr>
+          <w:p>
+            <w:pPr>
+              <w:jc w:val="center"/>
+              <w:rPr>
+                <w:b/>
+                <w:bCs/>
+              </w:rPr>
+            </w:pPr>
+            <w:r>
+              <w:rPr>
+                <w:b/>
+                <w:bCs/>
+              </w:rPr>
+              <w:t>OUTPUTS</w:t>
+            </w:r>
+          </w:p>
+        </w:tc>
+        <w:tc>
+          <w:tcPr>
+            <w:tcW w:w="0" w:type="auto"/>
+            <w:shd w:val="clear" w:color="auto" w:fill="153D63" w:themeFill="text2" w:themeFillTint="E6"/>
+            <w:vAlign w:val="center"/>
+          </w:tcPr>
+          <w:p>
+            <w:pPr>
+              <w:jc w:val="center"/>
+              <w:rPr>
+                <w:b/>
+                <w:bCs/>
+              </w:rPr>
+            </w:pPr>
+            <w:r>
+              <w:rPr>
+                <w:b/>
+                <w:bCs/>
+              </w:rPr>
+              <w:t>NAME</w:t>
+            </w:r>
+          </w:p>
+        </w:tc>
+        <w:tc>
+          <w:tcPr>
+            <w:tcW w:w="0" w:type="auto"/>
+            <w:shd w:val="clear" w:color="auto" w:fill="153D63" w:themeFill="text2" w:themeFillTint="E6"/>
+            <w:vAlign w:val="center"/>
+          </w:tcPr>
+          <w:p>
+            <w:pPr>
+              <w:jc w:val="center"/>
+              <w:rPr>
+                <w:b/>
+                <w:bCs/>
+              </w:rPr>
+            </w:pPr>
+            <w:r>
+              <w:rPr>
+                <w:b/>
+                <w:bCs/>
+              </w:rPr>
+              <w:t>TYPE</w:t>
+            </w:r>
+          </w:p>
+        </w:tc>
+      </w:tr>
+      <w:tr>
+        <w:trPr>
+          <w:trHeight w:val="525"/>
+        </w:trPr>
+        <w:tc>
+          <w:tcPr>
+            <w:tcW w:w="0" w:type="auto"/>
+            <w:vMerge/>
+            <w:shd w:val="clear" w:color="auto" w:fill="153D63" w:themeFill="text2" w:themeFillTint="E6"/>
+            <w:vAlign w:val="center"/>
+          </w:tcPr>
+          <w:p>
+            <w:pPr>
+              <w:jc w:val="center"/>
+              <w:rPr>
+                <w:b/>
+                <w:bCs/>
+              </w:rPr>
+            </w:pPr>
+          </w:p>
+        </w:tc>
+        <w:tc>
+          <w:tcPr>
+            <w:tcW w:w="0" w:type="auto"/>
+            <w:vAlign w:val="center"/>
+          </w:tcPr>
+          <w:p>
+            <w:pPr>
+              <w:jc w:val="center"/>
+            </w:pPr>
+            <w:r>
+              <w:t>Assessment Component</w:t>
+            </w:r>
+          </w:p>
+        </w:tc>
+        <w:tc>
+          <w:tcPr>
+            <w:tcW w:w="0" w:type="auto"/>
+            <w:vAlign w:val="center"/>
+          </w:tcPr>
+          <w:p>
+            <w:pPr>
+              <w:jc w:val="center"/>
+            </w:pPr>
+            <w:r>
+              <w:t>Object</w:t>
+            </w:r>
+          </w:p>
+        </w:tc>
+      </w:tr>
+      <w:tr>
+        <w:trPr>
+          <w:trHeight w:val="808"/>
+        </w:trPr>
+        <w:tc>
+          <w:tcPr>
+            <w:tcW w:w="0" w:type="auto"/>
+            <w:shd w:val="clear" w:color="auto" w:fill="153D63" w:themeFill="text2" w:themeFillTint="E6"/>
+            <w:vAlign w:val="center"/>
+          </w:tcPr>
+          <w:p>
+            <w:pPr>
+              <w:jc w:val="center"/>
+              <w:rPr>
+                <w:b/>
+                <w:bCs/>
+              </w:rPr>
+            </w:pPr>
+            <w:r>
+              <w:rPr>
+                <w:b/>
+                <w:bCs/>
+              </w:rPr>
+              <w:t>POSTCONDITIONS</w:t>
+            </w:r>
+          </w:p>
+        </w:tc>
+        <w:tc>
+          <w:tcPr>
+            <w:tcW w:w="0" w:type="auto"/>
+            <w:gridSpan w:val="2"/>
+            <w:vAlign w:val="center"/>
+          </w:tcPr>
+          <w:tbl>
+            <w:tblPr>
+              <w:tblW w:w="0" w:type="auto"/>
+              <w:tblCellSpacing w:w="15" w:type="dxa"/>
+              <w:tblCellMar>
+                <w:top w:w="15" w:type="dxa"/>
+                <w:left w:w="15" w:type="dxa"/>
+                <w:bottom w:w="15" w:type="dxa"/>
+                <w:right w:w="15" w:type="dxa"/>
+              </w:tblCellMar>
+              <w:tblLook w:val="04A0" w:firstRow="1" w:lastRow="0" w:firstColumn="1" w:lastColumn="0" w:noHBand="0" w:noVBand="1"/>
+            </w:tblPr>
+            <w:tblGrid>
+              <w:gridCol w:w="96"/>
+            </w:tblGrid>
+            <w:tr>
+              <w:trPr>
+                <w:tblCellSpacing w:w="15" w:type="dxa"/>
+              </w:trPr>
+              <w:tc>
+                <w:tcPr>
+                  <w:tcW w:w="0" w:type="auto"/>
+                  <w:vAlign w:val="center"/>
+                  <w:hideMark/>
+                </w:tcPr>
+                <w:p>
+                  <w:pPr>
+                    <w:spacing w:after="0" w:line="240" w:lineRule="auto"/>
+                    <w:jc w:val="center"/>
+                    <w:rPr>
+                      <w:lang w:val="es-CO"/>
+                    </w:rPr>
+                  </w:pPr>
+                </w:p>
+              </w:tc>
+            </w:tr>
+          </w:tbl>
+          <w:p>
+            <w:pPr>
+              <w:jc w:val="center"/>
+              <w:rPr>
+                <w:vanish/>
+              </w:rPr>
+            </w:pPr>
+            <w:r>
+              <w:t>The assessment component is stored and associated with the subject.</w:t>
+            </w:r>
+          </w:p>
+          <w:p>
+            <w:pPr>
+              <w:rPr>
+                <w:vanish/>
+              </w:rPr>
+            </w:pPr>
+          </w:p>
+          <w:p>
+            <w:pPr>
+              <w:jc w:val="center"/>
+            </w:pPr>
+          </w:p>
+        </w:tc>
+      </w:tr>
+      <w:tr>
+        <w:trPr>
+          <w:trHeight w:val="1054"/>
+        </w:trPr>
+        <w:tc>
+          <w:tcPr>
+            <w:tcW w:w="0" w:type="auto"/>
+            <w:shd w:val="clear" w:color="auto" w:fill="153D63" w:themeFill="text2" w:themeFillTint="E6"/>
+            <w:vAlign w:val="center"/>
+          </w:tcPr>
+          <w:p>
+            <w:pPr>
+              <w:jc w:val="center"/>
+              <w:rPr>
+                <w:b/>
+                <w:bCs/>
+              </w:rPr>
+            </w:pPr>
+            <w:r>
+              <w:rPr>
+                <w:b/>
+                <w:bCs/>
+              </w:rPr>
+              <w:t>VALIDATIONS</w:t>
+            </w:r>
+          </w:p>
+        </w:tc>
+        <w:tc>
+          <w:tcPr>
+            <w:tcW w:w="0" w:type="auto"/>
+            <w:gridSpan w:val="2"/>
+            <w:vAlign w:val="center"/>
+          </w:tcPr>
+          <w:p>
+            <w:pPr>
+              <w:jc w:val="center"/>
+              <w:rPr>
+                <w:vanish/>
+              </w:rPr>
+            </w:pPr>
+            <w:r>
+              <w:t>T</w:t>
+            </w:r>
+            <w:r>
+              <w:t>he component name must be valid. Its weight must be greater than zero and compatible with the subject's grading structure</w:t>
+            </w:r>
+            <w:r>
+              <w:t>.</w:t>
+            </w:r>
+          </w:p>
+          <w:p>
+            <w:pPr>
+              <w:jc w:val="center"/>
+            </w:pPr>
+          </w:p>
+        </w:tc>
+      </w:tr>
+      <w:tr>
+        <w:trPr>
+          <w:trHeight w:val="1261"/>
+        </w:trPr>
+        <w:tc>
+          <w:tcPr>
+            <w:tcW w:w="0" w:type="auto"/>
+            <w:shd w:val="clear" w:color="auto" w:fill="153D63" w:themeFill="text2" w:themeFillTint="E6"/>
+            <w:vAlign w:val="center"/>
+          </w:tcPr>
+          <w:p>
+            <w:pPr>
+              <w:jc w:val="center"/>
+              <w:rPr>
+                <w:b/>
+                <w:bCs/>
+              </w:rPr>
+            </w:pPr>
+            <w:r>
+              <w:rPr>
+                <w:b/>
+                <w:bCs/>
+              </w:rPr>
+              <w:t>EXCEPTIONS</w:t>
+            </w:r>
+          </w:p>
+        </w:tc>
+        <w:tc>
+          <w:tcPr>
+            <w:tcW w:w="0" w:type="auto"/>
+            <w:gridSpan w:val="2"/>
+            <w:vAlign w:val="center"/>
+          </w:tcPr>
+          <w:p>
+            <w:pPr>
+              <w:jc w:val="center"/>
+              <w:rPr>
+                <w:vanish/>
+              </w:rPr>
+            </w:pPr>
+            <w:r>
+              <w:t>T</w:t>
+            </w:r>
+            <w:r>
+              <w:t xml:space="preserve">he system shall reject the component if the </w:t>
+            </w:r>
+            <w:r>
+              <w:t>information provided</w:t>
+            </w:r>
+            <w:r>
+              <w:t xml:space="preserve"> is invalid or the subject cannot be found.</w:t>
+            </w:r>
+          </w:p>
+          <w:p>
+            <w:pPr>
+              <w:jc w:val="center"/>
+            </w:pPr>
+          </w:p>
+        </w:tc>
+      </w:tr>
+    </w:tbl>
+    <w:p/>
+    <w:p>
+      <w:r>
+        <w:br w:type="page"/>
+      </w:r>
+    </w:p>
+    <w:tbl>
+      <w:tblPr>
+        <w:tblStyle w:val="Tablaconcuadrcula"/>
+        <w:tblW w:w="0" w:type="auto"/>
+        <w:tblLook w:val="04A0" w:firstRow="1" w:lastRow="0" w:firstColumn="1" w:lastColumn="0" w:noHBand="0" w:noVBand="1"/>
+      </w:tblPr>
+      <w:tblGrid>
+        <w:gridCol w:w="2390"/>
+        <w:gridCol w:w="4968"/>
+        <w:gridCol w:w="1992"/>
+      </w:tblGrid>
+      <w:tr>
+        <w:trPr>
+          <w:trHeight w:val="508"/>
+        </w:trPr>
+        <w:tc>
+          <w:tcPr>
+            <w:tcW w:w="0" w:type="auto"/>
+            <w:shd w:val="clear" w:color="auto" w:fill="153D63" w:themeFill="text2" w:themeFillTint="E6"/>
+            <w:vAlign w:val="center"/>
+          </w:tcPr>
+          <w:p>
+            <w:pPr>
+              <w:jc w:val="center"/>
+              <w:rPr>
+                <w:b/>
+                <w:bCs/>
+              </w:rPr>
+            </w:pPr>
+            <w:r>
+              <w:rPr>
+                <w:b/>
+                <w:bCs/>
+              </w:rPr>
+              <w:t>ID</w:t>
+            </w:r>
+            <w:r>
+              <w:rPr>
+                <w:b/>
+                <w:bCs/>
+              </w:rPr>
+              <w:t xml:space="preserve"> &amp; NAME</w:t>
+            </w:r>
+          </w:p>
+        </w:tc>
+        <w:tc>
+          <w:tcPr>
+            <w:tcW w:w="0" w:type="auto"/>
+            <w:gridSpan w:val="2"/>
+            <w:vAlign w:val="center"/>
+          </w:tcPr>
+          <w:p>
+            <w:pPr>
+              <w:jc w:val="center"/>
+            </w:pPr>
+            <w:r>
+              <w:t>FR-ASM-002 — Edit Assessment Component</w:t>
+            </w:r>
+          </w:p>
+        </w:tc>
+      </w:tr>
+      <w:tr>
+        <w:trPr>
+          <w:trHeight w:val="824"/>
+        </w:trPr>
+        <w:tc>
+          <w:tcPr>
+            <w:tcW w:w="0" w:type="auto"/>
+            <w:shd w:val="clear" w:color="auto" w:fill="153D63" w:themeFill="text2" w:themeFillTint="E6"/>
+            <w:vAlign w:val="center"/>
+          </w:tcPr>
+          <w:p>
+            <w:pPr>
+              <w:jc w:val="center"/>
+              <w:rPr>
+                <w:b/>
+                <w:bCs/>
+              </w:rPr>
+            </w:pPr>
+            <w:r>
+              <w:rPr>
+                <w:b/>
+                <w:bCs/>
+              </w:rPr>
+              <w:t>DESCRIPTION</w:t>
+            </w:r>
+          </w:p>
+        </w:tc>
+        <w:tc>
+          <w:tcPr>
+            <w:tcW w:w="0" w:type="auto"/>
+            <w:gridSpan w:val="2"/>
+            <w:vAlign w:val="center"/>
+          </w:tcPr>
+          <w:p>
+            <w:pPr>
+              <w:jc w:val="center"/>
+            </w:pPr>
+            <w:r>
+              <w:t>The system shall allow the user to modify an existing assessment component.</w:t>
+            </w:r>
+          </w:p>
+        </w:tc>
+      </w:tr>
+      <w:tr>
+        <w:trPr>
+          <w:trHeight w:val="565"/>
+        </w:trPr>
+        <w:tc>
+          <w:tcPr>
+            <w:tcW w:w="0" w:type="auto"/>
+            <w:shd w:val="clear" w:color="auto" w:fill="153D63" w:themeFill="text2" w:themeFillTint="E6"/>
+            <w:vAlign w:val="center"/>
+          </w:tcPr>
+          <w:p>
+            <w:pPr>
+              <w:jc w:val="center"/>
+              <w:rPr>
+                <w:b/>
+                <w:bCs/>
+              </w:rPr>
+            </w:pPr>
+            <w:r>
+              <w:rPr>
+                <w:b/>
+                <w:bCs/>
+              </w:rPr>
+              <w:t>ACTORS</w:t>
+            </w:r>
+          </w:p>
+        </w:tc>
+        <w:tc>
+          <w:tcPr>
+            <w:tcW w:w="0" w:type="auto"/>
+            <w:gridSpan w:val="2"/>
+            <w:vAlign w:val="center"/>
+          </w:tcPr>
+          <w:p>
+            <w:pPr>
+              <w:jc w:val="center"/>
+            </w:pPr>
+            <w:r>
+              <w:t>User</w:t>
+            </w:r>
+          </w:p>
+        </w:tc>
+      </w:tr>
+      <w:tr>
+        <w:trPr>
+          <w:trHeight w:val="724"/>
+        </w:trPr>
+        <w:tc>
+          <w:tcPr>
+            <w:tcW w:w="0" w:type="auto"/>
+            <w:shd w:val="clear" w:color="auto" w:fill="153D63" w:themeFill="text2" w:themeFillTint="E6"/>
+            <w:vAlign w:val="center"/>
+          </w:tcPr>
+          <w:p>
+            <w:pPr>
+              <w:jc w:val="center"/>
+              <w:rPr>
+                <w:b/>
+                <w:bCs/>
+              </w:rPr>
+            </w:pPr>
+            <w:r>
+              <w:rPr>
+                <w:b/>
+                <w:bCs/>
+              </w:rPr>
+              <w:t>PRECONDITIONS</w:t>
+            </w:r>
+          </w:p>
+        </w:tc>
+        <w:tc>
+          <w:tcPr>
+            <w:tcW w:w="0" w:type="auto"/>
+            <w:gridSpan w:val="2"/>
+            <w:vAlign w:val="center"/>
+          </w:tcPr>
+          <w:p>
+            <w:pPr>
+              <w:pStyle w:val="Prrafodelista"/>
+              <w:ind w:left="0"/>
+              <w:jc w:val="center"/>
+            </w:pPr>
+            <w:r>
+              <w:t>T</w:t>
+            </w:r>
+            <w:r>
+              <w:t>he assessment component exists and belongs to a subject owned by the user.</w:t>
+            </w:r>
+          </w:p>
+        </w:tc>
+      </w:tr>
+      <w:tr>
+        <w:trPr>
+          <w:trHeight w:val="363"/>
+        </w:trPr>
+        <w:tc>
+          <w:tcPr>
+            <w:tcW w:w="0" w:type="auto"/>
+            <w:vMerge w:val="restart"/>
+            <w:shd w:val="clear" w:color="auto" w:fill="153D63" w:themeFill="text2" w:themeFillTint="E6"/>
+            <w:vAlign w:val="center"/>
+          </w:tcPr>
+          <w:p>
+            <w:pPr>
+              <w:jc w:val="center"/>
+              <w:rPr>
+                <w:b/>
+                <w:bCs/>
+              </w:rPr>
+            </w:pPr>
+            <w:r>
+              <w:rPr>
+                <w:b/>
+                <w:bCs/>
+              </w:rPr>
+              <w:t>INPUTS</w:t>
+            </w:r>
+          </w:p>
+        </w:tc>
+        <w:tc>
+          <w:tcPr>
+            <w:tcW w:w="0" w:type="auto"/>
+            <w:shd w:val="clear" w:color="auto" w:fill="153D63" w:themeFill="text2" w:themeFillTint="E6"/>
+            <w:vAlign w:val="center"/>
+          </w:tcPr>
+          <w:p>
+            <w:pPr>
+              <w:jc w:val="center"/>
+              <w:rPr>
+                <w:b/>
+                <w:bCs/>
+              </w:rPr>
+            </w:pPr>
+            <w:r>
+              <w:rPr>
+                <w:b/>
+                <w:bCs/>
+              </w:rPr>
+              <w:t>NAME</w:t>
+            </w:r>
+          </w:p>
+        </w:tc>
+        <w:tc>
+          <w:tcPr>
+            <w:tcW w:w="0" w:type="auto"/>
+            <w:shd w:val="clear" w:color="auto" w:fill="153D63" w:themeFill="text2" w:themeFillTint="E6"/>
+            <w:vAlign w:val="center"/>
+          </w:tcPr>
+          <w:p>
+            <w:pPr>
+              <w:jc w:val="center"/>
+              <w:rPr>
+                <w:b/>
+                <w:bCs/>
+              </w:rPr>
+            </w:pPr>
+            <w:r>
+              <w:rPr>
+                <w:b/>
+                <w:bCs/>
+              </w:rPr>
+              <w:t>TYPE</w:t>
+            </w:r>
+          </w:p>
+        </w:tc>
+      </w:tr>
+      <w:tr>
+        <w:trPr>
+          <w:trHeight w:val="517"/>
+        </w:trPr>
+        <w:tc>
+          <w:tcPr>
+            <w:tcW w:w="0" w:type="auto"/>
+            <w:vMerge/>
+            <w:shd w:val="clear" w:color="auto" w:fill="153D63" w:themeFill="text2" w:themeFillTint="E6"/>
+            <w:vAlign w:val="center"/>
+          </w:tcPr>
+          <w:p>
+            <w:pPr>
+              <w:jc w:val="center"/>
+              <w:rPr>
+                <w:b/>
+                <w:bCs/>
+              </w:rPr>
+            </w:pPr>
+          </w:p>
+        </w:tc>
+        <w:tc>
+          <w:tcPr>
+            <w:tcW w:w="0" w:type="auto"/>
+            <w:vAlign w:val="center"/>
+          </w:tcPr>
+          <w:p>
+            <w:pPr>
+              <w:jc w:val="center"/>
+            </w:pPr>
+            <w:r>
+              <w:t>Name</w:t>
+            </w:r>
+          </w:p>
+        </w:tc>
+        <w:tc>
+          <w:tcPr>
+            <w:tcW w:w="0" w:type="auto"/>
+            <w:vAlign w:val="center"/>
+          </w:tcPr>
+          <w:p>
+            <w:pPr>
+              <w:jc w:val="center"/>
+            </w:pPr>
+            <w:r>
+              <w:t>String</w:t>
+            </w:r>
+          </w:p>
+        </w:tc>
+      </w:tr>
+      <w:tr>
+        <w:trPr>
+          <w:trHeight w:val="517"/>
+        </w:trPr>
+        <w:tc>
+          <w:tcPr>
+            <w:tcW w:w="0" w:type="auto"/>
+            <w:vMerge/>
+            <w:shd w:val="clear" w:color="auto" w:fill="153D63" w:themeFill="text2" w:themeFillTint="E6"/>
+            <w:vAlign w:val="center"/>
+          </w:tcPr>
+          <w:p>
+            <w:pPr>
+              <w:jc w:val="center"/>
+              <w:rPr>
+                <w:b/>
+                <w:bCs/>
+              </w:rPr>
+            </w:pPr>
+          </w:p>
+        </w:tc>
+        <w:tc>
+          <w:tcPr>
+            <w:tcW w:w="0" w:type="auto"/>
+            <w:vAlign w:val="center"/>
+          </w:tcPr>
+          <w:p>
+            <w:pPr>
+              <w:jc w:val="center"/>
+            </w:pPr>
+            <w:r>
+              <w:t>Weight</w:t>
+            </w:r>
+          </w:p>
+        </w:tc>
+        <w:tc>
+          <w:tcPr>
+            <w:tcW w:w="0" w:type="auto"/>
+            <w:vAlign w:val="center"/>
+          </w:tcPr>
+          <w:p>
+            <w:pPr>
+              <w:jc w:val="center"/>
+            </w:pPr>
+            <w:r>
+              <w:t>Double</w:t>
+            </w:r>
+          </w:p>
+        </w:tc>
+      </w:tr>
+      <w:tr>
+        <w:trPr>
+          <w:trHeight w:val="992"/>
+        </w:trPr>
+        <w:tc>
+          <w:tcPr>
+            <w:tcW w:w="0" w:type="auto"/>
+            <w:shd w:val="clear" w:color="auto" w:fill="153D63" w:themeFill="text2" w:themeFillTint="E6"/>
+            <w:vAlign w:val="center"/>
+          </w:tcPr>
+          <w:p>
+            <w:pPr>
+              <w:jc w:val="center"/>
+              <w:rPr>
+                <w:b/>
+                <w:bCs/>
+              </w:rPr>
+            </w:pPr>
+            <w:r>
+              <w:rPr>
+                <w:b/>
+                <w:bCs/>
+              </w:rPr>
+              <w:t>PROCESS</w:t>
+            </w:r>
+          </w:p>
+        </w:tc>
+        <w:tc>
+          <w:tcPr>
+            <w:tcW w:w="0" w:type="auto"/>
+            <w:gridSpan w:val="2"/>
+            <w:vAlign w:val="center"/>
+          </w:tcPr>
+          <w:p>
+            <w:pPr>
+              <w:jc w:val="center"/>
+            </w:pPr>
+            <w:r>
+              <w:t>The system validates the updated information and modifies the selected assessment component.</w:t>
+            </w:r>
+          </w:p>
+        </w:tc>
+      </w:tr>
+      <w:tr>
+        <w:trPr>
+          <w:trHeight w:val="347"/>
+        </w:trPr>
+        <w:tc>
+          <w:tcPr>
+            <w:tcW w:w="0" w:type="auto"/>
+            <w:vMerge w:val="restart"/>
+            <w:shd w:val="clear" w:color="auto" w:fill="153D63" w:themeFill="text2" w:themeFillTint="E6"/>
+            <w:vAlign w:val="center"/>
+          </w:tcPr>
+          <w:p>
+            <w:pPr>
+              <w:jc w:val="center"/>
+              <w:rPr>
+                <w:b/>
+                <w:bCs/>
+              </w:rPr>
+            </w:pPr>
+            <w:r>
+              <w:rPr>
+                <w:b/>
+                <w:bCs/>
+              </w:rPr>
+              <w:t>OUTPUTS</w:t>
+            </w:r>
+          </w:p>
+        </w:tc>
+        <w:tc>
+          <w:tcPr>
+            <w:tcW w:w="0" w:type="auto"/>
+            <w:shd w:val="clear" w:color="auto" w:fill="153D63" w:themeFill="text2" w:themeFillTint="E6"/>
+            <w:vAlign w:val="center"/>
+          </w:tcPr>
+          <w:p>
+            <w:pPr>
+              <w:jc w:val="center"/>
+              <w:rPr>
+                <w:b/>
+                <w:bCs/>
+              </w:rPr>
+            </w:pPr>
+            <w:r>
+              <w:rPr>
+                <w:b/>
+                <w:bCs/>
+              </w:rPr>
+              <w:t>NAME</w:t>
+            </w:r>
+          </w:p>
+        </w:tc>
+        <w:tc>
+          <w:tcPr>
+            <w:tcW w:w="0" w:type="auto"/>
+            <w:shd w:val="clear" w:color="auto" w:fill="153D63" w:themeFill="text2" w:themeFillTint="E6"/>
+            <w:vAlign w:val="center"/>
+          </w:tcPr>
+          <w:p>
+            <w:pPr>
+              <w:jc w:val="center"/>
+              <w:rPr>
+                <w:b/>
+                <w:bCs/>
+              </w:rPr>
+            </w:pPr>
+            <w:r>
+              <w:rPr>
+                <w:b/>
+                <w:bCs/>
+              </w:rPr>
+              <w:t>TYPE</w:t>
+            </w:r>
+          </w:p>
+        </w:tc>
+      </w:tr>
+      <w:tr>
+        <w:trPr>
+          <w:trHeight w:val="525"/>
+        </w:trPr>
+        <w:tc>
+          <w:tcPr>
+            <w:tcW w:w="0" w:type="auto"/>
+            <w:vMerge/>
+            <w:shd w:val="clear" w:color="auto" w:fill="153D63" w:themeFill="text2" w:themeFillTint="E6"/>
+            <w:vAlign w:val="center"/>
+          </w:tcPr>
+          <w:p>
+            <w:pPr>
+              <w:jc w:val="center"/>
+              <w:rPr>
+                <w:b/>
+                <w:bCs/>
+              </w:rPr>
+            </w:pPr>
+          </w:p>
+        </w:tc>
+        <w:tc>
+          <w:tcPr>
+            <w:tcW w:w="0" w:type="auto"/>
+            <w:vAlign w:val="center"/>
+          </w:tcPr>
+          <w:p>
+            <w:pPr>
+              <w:jc w:val="center"/>
+            </w:pPr>
+            <w:r>
+              <w:t>Assessment Component</w:t>
+            </w:r>
+          </w:p>
+        </w:tc>
+        <w:tc>
+          <w:tcPr>
+            <w:tcW w:w="0" w:type="auto"/>
+            <w:vAlign w:val="center"/>
+          </w:tcPr>
+          <w:p>
+            <w:pPr>
+              <w:jc w:val="center"/>
+            </w:pPr>
+            <w:r>
+              <w:t>Object</w:t>
+            </w:r>
+          </w:p>
+        </w:tc>
+      </w:tr>
+      <w:tr>
+        <w:trPr>
+          <w:trHeight w:val="808"/>
+        </w:trPr>
+        <w:tc>
+          <w:tcPr>
+            <w:tcW w:w="0" w:type="auto"/>
+            <w:shd w:val="clear" w:color="auto" w:fill="153D63" w:themeFill="text2" w:themeFillTint="E6"/>
+            <w:vAlign w:val="center"/>
+          </w:tcPr>
+          <w:p>
+            <w:pPr>
+              <w:jc w:val="center"/>
+              <w:rPr>
+                <w:b/>
+                <w:bCs/>
+              </w:rPr>
+            </w:pPr>
+            <w:r>
+              <w:rPr>
+                <w:b/>
+                <w:bCs/>
+              </w:rPr>
+              <w:t>POSTCONDITIONS</w:t>
+            </w:r>
+          </w:p>
+        </w:tc>
+        <w:tc>
+          <w:tcPr>
+            <w:tcW w:w="0" w:type="auto"/>
+            <w:gridSpan w:val="2"/>
+            <w:vAlign w:val="center"/>
+          </w:tcPr>
+          <w:p>
+            <w:pPr>
+              <w:jc w:val="center"/>
+            </w:pPr>
+            <w:r>
+              <w:t>The assessment component contains the updated information and dependent calculations are recalculated.</w:t>
+            </w:r>
+          </w:p>
+        </w:tc>
+      </w:tr>
+      <w:tr>
+        <w:trPr>
+          <w:trHeight w:val="1054"/>
+        </w:trPr>
+        <w:tc>
+          <w:tcPr>
+            <w:tcW w:w="0" w:type="auto"/>
+            <w:shd w:val="clear" w:color="auto" w:fill="153D63" w:themeFill="text2" w:themeFillTint="E6"/>
+            <w:vAlign w:val="center"/>
+          </w:tcPr>
+          <w:p>
+            <w:pPr>
+              <w:jc w:val="center"/>
+              <w:rPr>
+                <w:b/>
+                <w:bCs/>
+              </w:rPr>
+            </w:pPr>
+            <w:r>
+              <w:rPr>
+                <w:b/>
+                <w:bCs/>
+              </w:rPr>
+              <w:t>VALIDATIONS</w:t>
+            </w:r>
+          </w:p>
+        </w:tc>
+        <w:tc>
+          <w:tcPr>
+            <w:tcW w:w="0" w:type="auto"/>
+            <w:gridSpan w:val="2"/>
+            <w:vAlign w:val="center"/>
+          </w:tcPr>
+          <w:p>
+            <w:pPr>
+              <w:jc w:val="center"/>
+              <w:rPr>
+                <w:vanish/>
+              </w:rPr>
+            </w:pPr>
+            <w:r>
+              <w:t xml:space="preserve">The updated information must be </w:t>
+            </w:r>
+            <w:r>
+              <w:t>valid,</w:t>
+            </w:r>
+            <w:r>
+              <w:t xml:space="preserve"> and the resulting grading structure must remain valid.</w:t>
+            </w:r>
+          </w:p>
+          <w:p>
+            <w:pPr>
+              <w:jc w:val="center"/>
+            </w:pPr>
+          </w:p>
+        </w:tc>
+      </w:tr>
+      <w:tr>
+        <w:trPr>
+          <w:trHeight w:val="1261"/>
+        </w:trPr>
+        <w:tc>
+          <w:tcPr>
+            <w:tcW w:w="0" w:type="auto"/>
+            <w:shd w:val="clear" w:color="auto" w:fill="153D63" w:themeFill="text2" w:themeFillTint="E6"/>
+            <w:vAlign w:val="center"/>
+          </w:tcPr>
+          <w:p>
+            <w:pPr>
+              <w:jc w:val="center"/>
+              <w:rPr>
+                <w:b/>
+                <w:bCs/>
+              </w:rPr>
+            </w:pPr>
+            <w:r>
+              <w:rPr>
+                <w:b/>
+                <w:bCs/>
+              </w:rPr>
+              <w:t>EXCEPTIONS</w:t>
+            </w:r>
+          </w:p>
+        </w:tc>
+        <w:tc>
+          <w:tcPr>
+            <w:tcW w:w="0" w:type="auto"/>
+            <w:gridSpan w:val="2"/>
+            <w:vAlign w:val="center"/>
+          </w:tcPr>
+          <w:p>
+            <w:pPr>
+              <w:jc w:val="center"/>
+              <w:rPr>
+                <w:vanish/>
+              </w:rPr>
+            </w:pPr>
+            <w:r>
+              <w:t>The system shall reject the modification if the information is invalid or the component cannot be found.</w:t>
+            </w:r>
+          </w:p>
+          <w:p>
+            <w:pPr>
+              <w:jc w:val="center"/>
+            </w:pPr>
+          </w:p>
+        </w:tc>
+      </w:tr>
+    </w:tbl>
+    <w:p/>
+    <w:p>
+      <w:r>
+        <w:br w:type="page"/>
+      </w:r>
+    </w:p>
+    <w:tbl>
+      <w:tblPr>
+        <w:tblStyle w:val="Tablaconcuadrcula"/>
+        <w:tblW w:w="0" w:type="auto"/>
+        <w:tblLook w:val="04A0" w:firstRow="1" w:lastRow="0" w:firstColumn="1" w:lastColumn="0" w:noHBand="0" w:noVBand="1"/>
+      </w:tblPr>
+      <w:tblGrid>
+        <w:gridCol w:w="2390"/>
+        <w:gridCol w:w="4698"/>
+        <w:gridCol w:w="2262"/>
+      </w:tblGrid>
+      <w:tr>
+        <w:trPr>
+          <w:trHeight w:val="508"/>
+        </w:trPr>
+        <w:tc>
+          <w:tcPr>
+            <w:tcW w:w="0" w:type="auto"/>
+            <w:shd w:val="clear" w:color="auto" w:fill="153D63" w:themeFill="text2" w:themeFillTint="E6"/>
+            <w:vAlign w:val="center"/>
+          </w:tcPr>
+          <w:p>
+            <w:pPr>
+              <w:jc w:val="center"/>
+              <w:rPr>
+                <w:b/>
+                <w:bCs/>
+              </w:rPr>
+            </w:pPr>
+            <w:r>
+              <w:rPr>
+                <w:b/>
+                <w:bCs/>
+              </w:rPr>
+              <w:t>ID</w:t>
+            </w:r>
+            <w:r>
+              <w:rPr>
+                <w:b/>
+                <w:bCs/>
+              </w:rPr>
+              <w:t xml:space="preserve"> &amp; NAME</w:t>
+            </w:r>
+          </w:p>
+        </w:tc>
+        <w:tc>
+          <w:tcPr>
+            <w:tcW w:w="0" w:type="auto"/>
+            <w:gridSpan w:val="2"/>
+            <w:vAlign w:val="center"/>
+          </w:tcPr>
+          <w:p>
+            <w:pPr>
+              <w:jc w:val="center"/>
+            </w:pPr>
+            <w:r>
+              <w:t>FR-ASM-003 — Delete Assessment Component</w:t>
+            </w:r>
+          </w:p>
+        </w:tc>
+      </w:tr>
+      <w:tr>
+        <w:trPr>
+          <w:trHeight w:val="824"/>
+        </w:trPr>
+        <w:tc>
+          <w:tcPr>
+            <w:tcW w:w="0" w:type="auto"/>
+            <w:shd w:val="clear" w:color="auto" w:fill="153D63" w:themeFill="text2" w:themeFillTint="E6"/>
+            <w:vAlign w:val="center"/>
+          </w:tcPr>
+          <w:p>
+            <w:pPr>
+              <w:jc w:val="center"/>
+              <w:rPr>
+                <w:b/>
+                <w:bCs/>
+              </w:rPr>
+            </w:pPr>
+            <w:r>
+              <w:rPr>
+                <w:b/>
+                <w:bCs/>
+              </w:rPr>
+              <w:t>DESCRIPTION</w:t>
+            </w:r>
+          </w:p>
+        </w:tc>
+        <w:tc>
+          <w:tcPr>
+            <w:tcW w:w="0" w:type="auto"/>
+            <w:gridSpan w:val="2"/>
+            <w:vAlign w:val="center"/>
+          </w:tcPr>
+          <w:p>
+            <w:pPr>
+              <w:jc w:val="center"/>
+            </w:pPr>
+            <w:r>
+              <w:t>The system shall allow the user to delete an existing assessment component from a subject.</w:t>
+            </w:r>
+          </w:p>
+        </w:tc>
+      </w:tr>
+      <w:tr>
+        <w:trPr>
+          <w:trHeight w:val="565"/>
+        </w:trPr>
+        <w:tc>
+          <w:tcPr>
+            <w:tcW w:w="0" w:type="auto"/>
+            <w:shd w:val="clear" w:color="auto" w:fill="153D63" w:themeFill="text2" w:themeFillTint="E6"/>
+            <w:vAlign w:val="center"/>
+          </w:tcPr>
+          <w:p>
+            <w:pPr>
+              <w:jc w:val="center"/>
+              <w:rPr>
+                <w:b/>
+                <w:bCs/>
+              </w:rPr>
+            </w:pPr>
+            <w:r>
+              <w:rPr>
+                <w:b/>
+                <w:bCs/>
+              </w:rPr>
+              <w:t>ACTORS</w:t>
+            </w:r>
+          </w:p>
+        </w:tc>
+        <w:tc>
+          <w:tcPr>
+            <w:tcW w:w="0" w:type="auto"/>
+            <w:gridSpan w:val="2"/>
+            <w:vAlign w:val="center"/>
+          </w:tcPr>
+          <w:p>
+            <w:pPr>
+              <w:jc w:val="center"/>
+            </w:pPr>
+            <w:r>
+              <w:t>User</w:t>
+            </w:r>
+          </w:p>
+        </w:tc>
+      </w:tr>
+      <w:tr>
+        <w:trPr>
+          <w:trHeight w:val="724"/>
+        </w:trPr>
+        <w:tc>
+          <w:tcPr>
+            <w:tcW w:w="0" w:type="auto"/>
+            <w:shd w:val="clear" w:color="auto" w:fill="153D63" w:themeFill="text2" w:themeFillTint="E6"/>
+            <w:vAlign w:val="center"/>
+          </w:tcPr>
+          <w:p>
+            <w:pPr>
+              <w:jc w:val="center"/>
+              <w:rPr>
+                <w:b/>
+                <w:bCs/>
+              </w:rPr>
+            </w:pPr>
+            <w:r>
+              <w:rPr>
+                <w:b/>
+                <w:bCs/>
+              </w:rPr>
+              <w:t>PRECONDITIONS</w:t>
+            </w:r>
+          </w:p>
+        </w:tc>
+        <w:tc>
+          <w:tcPr>
+            <w:tcW w:w="0" w:type="auto"/>
+            <w:gridSpan w:val="2"/>
+            <w:vAlign w:val="center"/>
+          </w:tcPr>
+          <w:p>
+            <w:pPr>
+              <w:pStyle w:val="Prrafodelista"/>
+              <w:ind w:left="0"/>
+              <w:jc w:val="center"/>
+            </w:pPr>
+            <w:r>
+              <w:t>The assessment component exists and belongs to a subject owned by the user.</w:t>
+            </w:r>
+          </w:p>
+        </w:tc>
+      </w:tr>
+      <w:tr>
+        <w:trPr>
+          <w:trHeight w:val="363"/>
+        </w:trPr>
+        <w:tc>
+          <w:tcPr>
+            <w:tcW w:w="0" w:type="auto"/>
+            <w:vMerge w:val="restart"/>
+            <w:shd w:val="clear" w:color="auto" w:fill="153D63" w:themeFill="text2" w:themeFillTint="E6"/>
+            <w:vAlign w:val="center"/>
+          </w:tcPr>
+          <w:p>
+            <w:pPr>
+              <w:jc w:val="center"/>
+              <w:rPr>
+                <w:b/>
+                <w:bCs/>
+              </w:rPr>
+            </w:pPr>
+            <w:r>
+              <w:rPr>
+                <w:b/>
+                <w:bCs/>
+              </w:rPr>
+              <w:t>INPUTS</w:t>
+            </w:r>
+          </w:p>
+        </w:tc>
+        <w:tc>
+          <w:tcPr>
+            <w:tcW w:w="0" w:type="auto"/>
+            <w:shd w:val="clear" w:color="auto" w:fill="153D63" w:themeFill="text2" w:themeFillTint="E6"/>
+            <w:vAlign w:val="center"/>
+          </w:tcPr>
+          <w:p>
+            <w:pPr>
+              <w:jc w:val="center"/>
+              <w:rPr>
+                <w:b/>
+                <w:bCs/>
+              </w:rPr>
+            </w:pPr>
+            <w:r>
+              <w:rPr>
+                <w:b/>
+                <w:bCs/>
+              </w:rPr>
+              <w:t>NAME</w:t>
+            </w:r>
+          </w:p>
+        </w:tc>
+        <w:tc>
+          <w:tcPr>
+            <w:tcW w:w="0" w:type="auto"/>
+            <w:shd w:val="clear" w:color="auto" w:fill="153D63" w:themeFill="text2" w:themeFillTint="E6"/>
+            <w:vAlign w:val="center"/>
+          </w:tcPr>
+          <w:p>
+            <w:pPr>
+              <w:jc w:val="center"/>
+              <w:rPr>
+                <w:b/>
+                <w:bCs/>
+              </w:rPr>
+            </w:pPr>
+            <w:r>
+              <w:rPr>
+                <w:b/>
+                <w:bCs/>
+              </w:rPr>
+              <w:t>TYPE</w:t>
+            </w:r>
+          </w:p>
+        </w:tc>
+      </w:tr>
+      <w:tr>
+        <w:trPr>
+          <w:trHeight w:val="517"/>
+        </w:trPr>
+        <w:tc>
+          <w:tcPr>
+            <w:tcW w:w="0" w:type="auto"/>
+            <w:vMerge/>
+            <w:shd w:val="clear" w:color="auto" w:fill="153D63" w:themeFill="text2" w:themeFillTint="E6"/>
+            <w:vAlign w:val="center"/>
+          </w:tcPr>
+          <w:p>
+            <w:pPr>
+              <w:jc w:val="center"/>
+              <w:rPr>
+                <w:b/>
+                <w:bCs/>
+              </w:rPr>
+            </w:pPr>
+          </w:p>
+        </w:tc>
+        <w:tc>
+          <w:tcPr>
+            <w:tcW w:w="0" w:type="auto"/>
+            <w:vAlign w:val="center"/>
+          </w:tcPr>
+          <w:p>
+            <w:pPr>
+              <w:jc w:val="center"/>
+            </w:pPr>
+            <w:r>
+              <w:t>Assessment Component</w:t>
+            </w:r>
+          </w:p>
+        </w:tc>
+        <w:tc>
+          <w:tcPr>
+            <w:tcW w:w="0" w:type="auto"/>
+            <w:vAlign w:val="center"/>
+          </w:tcPr>
+          <w:p>
+            <w:pPr>
+              <w:jc w:val="center"/>
+            </w:pPr>
+            <w:r>
+              <w:t>Identifier</w:t>
+            </w:r>
+          </w:p>
+        </w:tc>
+      </w:tr>
+      <w:tr>
+        <w:trPr>
+          <w:trHeight w:val="992"/>
+        </w:trPr>
+        <w:tc>
+          <w:tcPr>
+            <w:tcW w:w="0" w:type="auto"/>
+            <w:shd w:val="clear" w:color="auto" w:fill="153D63" w:themeFill="text2" w:themeFillTint="E6"/>
+            <w:vAlign w:val="center"/>
+          </w:tcPr>
+          <w:p>
+            <w:pPr>
+              <w:jc w:val="center"/>
+              <w:rPr>
+                <w:b/>
+                <w:bCs/>
+              </w:rPr>
+            </w:pPr>
+            <w:r>
+              <w:rPr>
+                <w:b/>
+                <w:bCs/>
+              </w:rPr>
+              <w:t>PROCESS</w:t>
+            </w:r>
+          </w:p>
+        </w:tc>
+        <w:tc>
+          <w:tcPr>
+            <w:tcW w:w="0" w:type="auto"/>
+            <w:gridSpan w:val="2"/>
+            <w:vAlign w:val="center"/>
+          </w:tcPr>
+          <w:p>
+            <w:pPr>
+              <w:jc w:val="center"/>
+            </w:pPr>
+            <w:r>
+              <w:t>The system removes the selected assessment component and updates the subject's dependent calculations.</w:t>
+            </w:r>
+          </w:p>
+        </w:tc>
+      </w:tr>
+      <w:tr>
+        <w:trPr>
+          <w:trHeight w:val="347"/>
+        </w:trPr>
+        <w:tc>
+          <w:tcPr>
+            <w:tcW w:w="0" w:type="auto"/>
+            <w:vMerge w:val="restart"/>
+            <w:shd w:val="clear" w:color="auto" w:fill="153D63" w:themeFill="text2" w:themeFillTint="E6"/>
+            <w:vAlign w:val="center"/>
+          </w:tcPr>
+          <w:p>
+            <w:pPr>
+              <w:jc w:val="center"/>
+              <w:rPr>
+                <w:b/>
+                <w:bCs/>
+              </w:rPr>
+            </w:pPr>
+            <w:r>
+              <w:rPr>
+                <w:b/>
+                <w:bCs/>
+              </w:rPr>
+              <w:t>OUTPUTS</w:t>
+            </w:r>
+          </w:p>
+        </w:tc>
+        <w:tc>
+          <w:tcPr>
+            <w:tcW w:w="0" w:type="auto"/>
+            <w:shd w:val="clear" w:color="auto" w:fill="153D63" w:themeFill="text2" w:themeFillTint="E6"/>
+            <w:vAlign w:val="center"/>
+          </w:tcPr>
+          <w:p>
+            <w:pPr>
+              <w:jc w:val="center"/>
+              <w:rPr>
+                <w:b/>
+                <w:bCs/>
+              </w:rPr>
+            </w:pPr>
+            <w:r>
+              <w:rPr>
+                <w:b/>
+                <w:bCs/>
+              </w:rPr>
+              <w:t>NAME</w:t>
+            </w:r>
+          </w:p>
+        </w:tc>
+        <w:tc>
+          <w:tcPr>
+            <w:tcW w:w="0" w:type="auto"/>
+            <w:shd w:val="clear" w:color="auto" w:fill="153D63" w:themeFill="text2" w:themeFillTint="E6"/>
+            <w:vAlign w:val="center"/>
+          </w:tcPr>
+          <w:p>
+            <w:pPr>
+              <w:jc w:val="center"/>
+              <w:rPr>
+                <w:b/>
+                <w:bCs/>
+              </w:rPr>
+            </w:pPr>
+            <w:r>
+              <w:rPr>
+                <w:b/>
+                <w:bCs/>
+              </w:rPr>
+              <w:t>TYPE</w:t>
+            </w:r>
+          </w:p>
+        </w:tc>
+      </w:tr>
+      <w:tr>
+        <w:trPr>
+          <w:trHeight w:val="525"/>
+        </w:trPr>
+        <w:tc>
+          <w:tcPr>
+            <w:tcW w:w="0" w:type="auto"/>
+            <w:vMerge/>
+            <w:shd w:val="clear" w:color="auto" w:fill="153D63" w:themeFill="text2" w:themeFillTint="E6"/>
+            <w:vAlign w:val="center"/>
+          </w:tcPr>
+          <w:p>
+            <w:pPr>
+              <w:jc w:val="center"/>
+              <w:rPr>
+                <w:b/>
+                <w:bCs/>
+              </w:rPr>
+            </w:pPr>
+          </w:p>
+        </w:tc>
+        <w:tc>
+          <w:tcPr>
+            <w:tcW w:w="0" w:type="auto"/>
+            <w:vAlign w:val="center"/>
+          </w:tcPr>
+          <w:p>
+            <w:pPr>
+              <w:jc w:val="center"/>
+            </w:pPr>
+            <w:r>
+              <w:t>Confirmation Message</w:t>
+            </w:r>
+          </w:p>
+        </w:tc>
+        <w:tc>
+          <w:tcPr>
+            <w:tcW w:w="0" w:type="auto"/>
+            <w:vAlign w:val="center"/>
+          </w:tcPr>
+          <w:p>
+            <w:pPr>
+              <w:jc w:val="center"/>
+            </w:pPr>
+            <w:r>
+              <w:t>String</w:t>
+            </w:r>
+          </w:p>
+        </w:tc>
+      </w:tr>
+      <w:tr>
+        <w:trPr>
+          <w:trHeight w:val="808"/>
+        </w:trPr>
+        <w:tc>
+          <w:tcPr>
+            <w:tcW w:w="0" w:type="auto"/>
+            <w:shd w:val="clear" w:color="auto" w:fill="153D63" w:themeFill="text2" w:themeFillTint="E6"/>
+            <w:vAlign w:val="center"/>
+          </w:tcPr>
+          <w:p>
+            <w:pPr>
+              <w:jc w:val="center"/>
+              <w:rPr>
+                <w:b/>
+                <w:bCs/>
+              </w:rPr>
+            </w:pPr>
+            <w:r>
+              <w:rPr>
+                <w:b/>
+                <w:bCs/>
+              </w:rPr>
+              <w:t>POSTCONDITIONS</w:t>
+            </w:r>
+          </w:p>
+        </w:tc>
+        <w:tc>
+          <w:tcPr>
+            <w:tcW w:w="0" w:type="auto"/>
+            <w:gridSpan w:val="2"/>
+            <w:vAlign w:val="center"/>
+          </w:tcPr>
+          <w:p>
+            <w:pPr>
+              <w:jc w:val="center"/>
+            </w:pPr>
+            <w:r>
+              <w:t>The assessment component is no longer associated with the subject and dependent calculations are updated.</w:t>
+            </w:r>
+          </w:p>
+        </w:tc>
+      </w:tr>
+      <w:tr>
+        <w:trPr>
+          <w:trHeight w:val="1054"/>
+        </w:trPr>
+        <w:tc>
+          <w:tcPr>
+            <w:tcW w:w="0" w:type="auto"/>
+            <w:shd w:val="clear" w:color="auto" w:fill="153D63" w:themeFill="text2" w:themeFillTint="E6"/>
+            <w:vAlign w:val="center"/>
+          </w:tcPr>
+          <w:p>
+            <w:pPr>
+              <w:jc w:val="center"/>
+              <w:rPr>
+                <w:b/>
+                <w:bCs/>
+              </w:rPr>
+            </w:pPr>
+            <w:r>
+              <w:rPr>
+                <w:b/>
+                <w:bCs/>
+              </w:rPr>
+              <w:t>VALIDATIONS</w:t>
+            </w:r>
+          </w:p>
+        </w:tc>
+        <w:tc>
+          <w:tcPr>
+            <w:tcW w:w="0" w:type="auto"/>
+            <w:gridSpan w:val="2"/>
+            <w:vAlign w:val="center"/>
+          </w:tcPr>
+          <w:p>
+            <w:pPr>
+              <w:jc w:val="center"/>
+              <w:rPr>
+                <w:vanish/>
+              </w:rPr>
+            </w:pPr>
+            <w:r>
+              <w:t>The assessment component must exist and belong to the authenticated user.</w:t>
+            </w:r>
+          </w:p>
+          <w:p>
+            <w:pPr>
+              <w:jc w:val="center"/>
+            </w:pPr>
+          </w:p>
+        </w:tc>
+      </w:tr>
+      <w:tr>
+        <w:trPr>
+          <w:trHeight w:val="1261"/>
+        </w:trPr>
+        <w:tc>
+          <w:tcPr>
+            <w:tcW w:w="0" w:type="auto"/>
+            <w:shd w:val="clear" w:color="auto" w:fill="153D63" w:themeFill="text2" w:themeFillTint="E6"/>
+            <w:vAlign w:val="center"/>
+          </w:tcPr>
+          <w:p>
+            <w:pPr>
+              <w:jc w:val="center"/>
+              <w:rPr>
+                <w:b/>
+                <w:bCs/>
+              </w:rPr>
+            </w:pPr>
+            <w:r>
+              <w:rPr>
+                <w:b/>
+                <w:bCs/>
+              </w:rPr>
+              <w:t>EXCEPTIONS</w:t>
+            </w:r>
+          </w:p>
+        </w:tc>
+        <w:tc>
+          <w:tcPr>
+            <w:tcW w:w="0" w:type="auto"/>
+            <w:gridSpan w:val="2"/>
+            <w:vAlign w:val="center"/>
+          </w:tcPr>
+          <w:p>
+            <w:pPr>
+              <w:jc w:val="center"/>
+            </w:pPr>
+            <w:r>
+              <w:t>The system shall reject the operation if the component cannot be found or does not belong to the user.</w:t>
+            </w:r>
+          </w:p>
+        </w:tc>
+      </w:tr>
+    </w:tbl>
+    <w:p/>
+    <w:p>
+      <w:r>
+        <w:br w:type="page"/>
+      </w:r>
+    </w:p>
+    <w:tbl>
+      <w:tblPr>
+        <w:tblStyle w:val="Tablaconcuadrcula"/>
+        <w:tblW w:w="0" w:type="auto"/>
+        <w:tblLook w:val="04A0" w:firstRow="1" w:lastRow="0" w:firstColumn="1" w:lastColumn="0" w:noHBand="0" w:noVBand="1"/>
+      </w:tblPr>
+      <w:tblGrid>
+        <w:gridCol w:w="2390"/>
+        <w:gridCol w:w="4444"/>
+        <w:gridCol w:w="2516"/>
+      </w:tblGrid>
+      <w:tr>
+        <w:trPr>
+          <w:trHeight w:val="508"/>
+        </w:trPr>
+        <w:tc>
+          <w:tcPr>
+            <w:tcW w:w="0" w:type="auto"/>
+            <w:shd w:val="clear" w:color="auto" w:fill="153D63" w:themeFill="text2" w:themeFillTint="E6"/>
+            <w:vAlign w:val="center"/>
+          </w:tcPr>
+          <w:p>
+            <w:pPr>
+              <w:jc w:val="center"/>
+              <w:rPr>
+                <w:b/>
+                <w:bCs/>
+              </w:rPr>
+            </w:pPr>
+            <w:r>
+              <w:rPr>
+                <w:b/>
+                <w:bCs/>
+              </w:rPr>
+              <w:t>ID</w:t>
+            </w:r>
+            <w:r>
+              <w:rPr>
+                <w:b/>
+                <w:bCs/>
+              </w:rPr>
+              <w:t xml:space="preserve"> &amp; NAME</w:t>
+            </w:r>
+          </w:p>
+        </w:tc>
+        <w:tc>
+          <w:tcPr>
+            <w:tcW w:w="0" w:type="auto"/>
+            <w:gridSpan w:val="2"/>
+            <w:vAlign w:val="center"/>
+          </w:tcPr>
+          <w:p>
+            <w:pPr>
+              <w:jc w:val="center"/>
+            </w:pPr>
+            <w:r>
+              <w:t>FR-ASM-004 — Create Assessment Group</w:t>
+            </w:r>
+          </w:p>
+        </w:tc>
+      </w:tr>
+      <w:tr>
+        <w:trPr>
+          <w:trHeight w:val="824"/>
+        </w:trPr>
+        <w:tc>
+          <w:tcPr>
+            <w:tcW w:w="0" w:type="auto"/>
+            <w:shd w:val="clear" w:color="auto" w:fill="153D63" w:themeFill="text2" w:themeFillTint="E6"/>
+            <w:vAlign w:val="center"/>
+          </w:tcPr>
+          <w:p>
+            <w:pPr>
+              <w:jc w:val="center"/>
+              <w:rPr>
+                <w:b/>
+                <w:bCs/>
+              </w:rPr>
+            </w:pPr>
+            <w:r>
+              <w:rPr>
+                <w:b/>
+                <w:bCs/>
+              </w:rPr>
+              <w:t>DESCRIPTION</w:t>
+            </w:r>
+          </w:p>
+        </w:tc>
+        <w:tc>
+          <w:tcPr>
+            <w:tcW w:w="0" w:type="auto"/>
+            <w:gridSpan w:val="2"/>
+            <w:vAlign w:val="center"/>
+          </w:tcPr>
+          <w:p>
+            <w:pPr>
+              <w:jc w:val="center"/>
+            </w:pPr>
+            <w:r>
+              <w:t>The system shall allow the user to create an assessment group containing multiple individual pieces of work that collectively contribute to a subject's grade.</w:t>
+            </w:r>
+          </w:p>
+        </w:tc>
+      </w:tr>
+      <w:tr>
+        <w:trPr>
+          <w:trHeight w:val="565"/>
+        </w:trPr>
+        <w:tc>
+          <w:tcPr>
+            <w:tcW w:w="0" w:type="auto"/>
+            <w:shd w:val="clear" w:color="auto" w:fill="153D63" w:themeFill="text2" w:themeFillTint="E6"/>
+            <w:vAlign w:val="center"/>
+          </w:tcPr>
+          <w:p>
+            <w:pPr>
+              <w:jc w:val="center"/>
+              <w:rPr>
+                <w:b/>
+                <w:bCs/>
+              </w:rPr>
+            </w:pPr>
+            <w:r>
+              <w:rPr>
+                <w:b/>
+                <w:bCs/>
+              </w:rPr>
+              <w:t>ACTORS</w:t>
+            </w:r>
+          </w:p>
+        </w:tc>
+        <w:tc>
+          <w:tcPr>
+            <w:tcW w:w="0" w:type="auto"/>
+            <w:gridSpan w:val="2"/>
+            <w:vAlign w:val="center"/>
+          </w:tcPr>
+          <w:p>
+            <w:pPr>
+              <w:jc w:val="center"/>
+            </w:pPr>
+            <w:r>
+              <w:t>User</w:t>
+            </w:r>
+          </w:p>
+        </w:tc>
+      </w:tr>
+      <w:tr>
+        <w:trPr>
+          <w:trHeight w:val="724"/>
+        </w:trPr>
+        <w:tc>
+          <w:tcPr>
+            <w:tcW w:w="0" w:type="auto"/>
+            <w:shd w:val="clear" w:color="auto" w:fill="153D63" w:themeFill="text2" w:themeFillTint="E6"/>
+            <w:vAlign w:val="center"/>
+          </w:tcPr>
+          <w:p>
+            <w:pPr>
+              <w:jc w:val="center"/>
+              <w:rPr>
+                <w:b/>
+                <w:bCs/>
+              </w:rPr>
+            </w:pPr>
+            <w:r>
+              <w:rPr>
+                <w:b/>
+                <w:bCs/>
+              </w:rPr>
+              <w:t>PRECONDITIONS</w:t>
+            </w:r>
+          </w:p>
+        </w:tc>
+        <w:tc>
+          <w:tcPr>
+            <w:tcW w:w="0" w:type="auto"/>
+            <w:gridSpan w:val="2"/>
+            <w:vAlign w:val="center"/>
+          </w:tcPr>
+          <w:p>
+            <w:pPr>
+              <w:pStyle w:val="Prrafodelista"/>
+              <w:ind w:left="0"/>
+              <w:jc w:val="center"/>
+            </w:pPr>
+            <w:r>
+              <w:t>The user is authenticated and the selected subject exists and belongs to the user.</w:t>
+            </w:r>
+          </w:p>
+        </w:tc>
+      </w:tr>
+      <w:tr>
+        <w:trPr>
+          <w:trHeight w:val="363"/>
+        </w:trPr>
+        <w:tc>
+          <w:tcPr>
+            <w:tcW w:w="0" w:type="auto"/>
+            <w:vMerge w:val="restart"/>
+            <w:shd w:val="clear" w:color="auto" w:fill="153D63" w:themeFill="text2" w:themeFillTint="E6"/>
+            <w:vAlign w:val="center"/>
+          </w:tcPr>
+          <w:p>
+            <w:pPr>
+              <w:jc w:val="center"/>
+              <w:rPr>
+                <w:b/>
+                <w:bCs/>
+              </w:rPr>
+            </w:pPr>
+            <w:r>
+              <w:rPr>
+                <w:b/>
+                <w:bCs/>
+              </w:rPr>
+              <w:t>INPUTS</w:t>
+            </w:r>
+          </w:p>
+        </w:tc>
+        <w:tc>
+          <w:tcPr>
+            <w:tcW w:w="0" w:type="auto"/>
+            <w:shd w:val="clear" w:color="auto" w:fill="153D63" w:themeFill="text2" w:themeFillTint="E6"/>
+            <w:vAlign w:val="center"/>
+          </w:tcPr>
+          <w:p>
+            <w:pPr>
+              <w:jc w:val="center"/>
+              <w:rPr>
+                <w:b/>
+                <w:bCs/>
+              </w:rPr>
+            </w:pPr>
+            <w:r>
+              <w:rPr>
+                <w:b/>
+                <w:bCs/>
+              </w:rPr>
+              <w:t>NAME</w:t>
+            </w:r>
+          </w:p>
+        </w:tc>
+        <w:tc>
+          <w:tcPr>
+            <w:tcW w:w="0" w:type="auto"/>
+            <w:shd w:val="clear" w:color="auto" w:fill="153D63" w:themeFill="text2" w:themeFillTint="E6"/>
+            <w:vAlign w:val="center"/>
+          </w:tcPr>
+          <w:p>
+            <w:pPr>
+              <w:jc w:val="center"/>
+              <w:rPr>
+                <w:b/>
+                <w:bCs/>
+              </w:rPr>
+            </w:pPr>
+            <w:r>
+              <w:rPr>
+                <w:b/>
+                <w:bCs/>
+              </w:rPr>
+              <w:t>TYPE</w:t>
+            </w:r>
+          </w:p>
+        </w:tc>
+      </w:tr>
+      <w:tr>
+        <w:trPr>
+          <w:trHeight w:val="517"/>
+        </w:trPr>
+        <w:tc>
+          <w:tcPr>
+            <w:tcW w:w="0" w:type="auto"/>
+            <w:vMerge/>
+            <w:shd w:val="clear" w:color="auto" w:fill="153D63" w:themeFill="text2" w:themeFillTint="E6"/>
+            <w:vAlign w:val="center"/>
+          </w:tcPr>
+          <w:p>
+            <w:pPr>
+              <w:jc w:val="center"/>
+              <w:rPr>
+                <w:b/>
+                <w:bCs/>
+              </w:rPr>
+            </w:pPr>
+          </w:p>
+        </w:tc>
+        <w:tc>
+          <w:tcPr>
+            <w:tcW w:w="0" w:type="auto"/>
+            <w:vAlign w:val="center"/>
+          </w:tcPr>
+          <w:p>
+            <w:pPr>
+              <w:jc w:val="center"/>
+            </w:pPr>
+            <w:r>
+              <w:t>Group Name</w:t>
+            </w:r>
+          </w:p>
+        </w:tc>
+        <w:tc>
+          <w:tcPr>
+            <w:tcW w:w="0" w:type="auto"/>
+            <w:vAlign w:val="center"/>
+          </w:tcPr>
+          <w:p>
+            <w:pPr>
+              <w:jc w:val="center"/>
+            </w:pPr>
+            <w:r>
+              <w:t>String</w:t>
+            </w:r>
+          </w:p>
+        </w:tc>
+      </w:tr>
+      <w:tr>
+        <w:trPr>
+          <w:trHeight w:val="517"/>
+        </w:trPr>
+        <w:tc>
+          <w:tcPr>
+            <w:tcW w:w="0" w:type="auto"/>
+            <w:vMerge/>
+            <w:shd w:val="clear" w:color="auto" w:fill="153D63" w:themeFill="text2" w:themeFillTint="E6"/>
+            <w:vAlign w:val="center"/>
+          </w:tcPr>
+          <w:p>
+            <w:pPr>
+              <w:jc w:val="center"/>
+              <w:rPr>
+                <w:b/>
+                <w:bCs/>
+              </w:rPr>
+            </w:pPr>
+          </w:p>
+        </w:tc>
+        <w:tc>
+          <w:tcPr>
+            <w:tcW w:w="0" w:type="auto"/>
+            <w:vAlign w:val="center"/>
+          </w:tcPr>
+          <w:p>
+            <w:pPr>
+              <w:jc w:val="center"/>
+            </w:pPr>
+            <w:r>
+              <w:t>Weight</w:t>
+            </w:r>
+          </w:p>
+        </w:tc>
+        <w:tc>
+          <w:tcPr>
+            <w:tcW w:w="0" w:type="auto"/>
+            <w:vAlign w:val="center"/>
+          </w:tcPr>
+          <w:p>
+            <w:pPr>
+              <w:jc w:val="center"/>
+            </w:pPr>
+            <w:r>
+              <w:t>Double</w:t>
+            </w:r>
+          </w:p>
+        </w:tc>
+      </w:tr>
+      <w:tr>
+        <w:trPr>
+          <w:trHeight w:val="517"/>
+        </w:trPr>
+        <w:tc>
+          <w:tcPr>
+            <w:tcW w:w="0" w:type="auto"/>
+            <w:vMerge/>
+            <w:shd w:val="clear" w:color="auto" w:fill="153D63" w:themeFill="text2" w:themeFillTint="E6"/>
+            <w:vAlign w:val="center"/>
+          </w:tcPr>
+          <w:p>
+            <w:pPr>
+              <w:jc w:val="center"/>
+              <w:rPr>
+                <w:b/>
+                <w:bCs/>
+              </w:rPr>
+            </w:pPr>
+          </w:p>
+        </w:tc>
+        <w:tc>
+          <w:tcPr>
+            <w:tcW w:w="0" w:type="auto"/>
+            <w:vAlign w:val="center"/>
+          </w:tcPr>
+          <w:p>
+            <w:pPr>
+              <w:jc w:val="center"/>
+            </w:pPr>
+            <w:r>
+              <w:t>Individual Assessments</w:t>
+            </w:r>
+          </w:p>
+        </w:tc>
+        <w:tc>
+          <w:tcPr>
+            <w:tcW w:w="0" w:type="auto"/>
+            <w:vAlign w:val="center"/>
+          </w:tcPr>
+          <w:p>
+            <w:pPr>
+              <w:jc w:val="center"/>
+            </w:pPr>
+            <w:r>
+              <w:t>Collection</w:t>
+            </w:r>
+          </w:p>
+        </w:tc>
+      </w:tr>
+      <w:tr>
+        <w:trPr>
+          <w:trHeight w:val="992"/>
+        </w:trPr>
+        <w:tc>
+          <w:tcPr>
+            <w:tcW w:w="0" w:type="auto"/>
+            <w:shd w:val="clear" w:color="auto" w:fill="153D63" w:themeFill="text2" w:themeFillTint="E6"/>
+            <w:vAlign w:val="center"/>
+          </w:tcPr>
+          <w:p>
+            <w:pPr>
+              <w:jc w:val="center"/>
+              <w:rPr>
+                <w:b/>
+                <w:bCs/>
+              </w:rPr>
+            </w:pPr>
+            <w:r>
+              <w:rPr>
+                <w:b/>
+                <w:bCs/>
+              </w:rPr>
+              <w:t>PROCESS</w:t>
+            </w:r>
+          </w:p>
+        </w:tc>
+        <w:tc>
+          <w:tcPr>
+            <w:tcW w:w="0" w:type="auto"/>
+            <w:gridSpan w:val="2"/>
+            <w:vAlign w:val="center"/>
+          </w:tcPr>
+          <w:p>
+            <w:pPr>
+              <w:jc w:val="center"/>
+            </w:pPr>
+            <w:r>
+              <w:t>The system validates the group information and creates the assessment group and its individual assessment entries.</w:t>
+            </w:r>
+          </w:p>
+        </w:tc>
+      </w:tr>
+      <w:tr>
+        <w:trPr>
+          <w:trHeight w:val="347"/>
+        </w:trPr>
+        <w:tc>
+          <w:tcPr>
+            <w:tcW w:w="0" w:type="auto"/>
+            <w:vMerge w:val="restart"/>
+            <w:shd w:val="clear" w:color="auto" w:fill="153D63" w:themeFill="text2" w:themeFillTint="E6"/>
+            <w:vAlign w:val="center"/>
+          </w:tcPr>
+          <w:p>
+            <w:pPr>
+              <w:jc w:val="center"/>
+              <w:rPr>
+                <w:b/>
+                <w:bCs/>
+              </w:rPr>
+            </w:pPr>
+            <w:r>
+              <w:rPr>
+                <w:b/>
+                <w:bCs/>
+              </w:rPr>
+              <w:t>OUTPUTS</w:t>
+            </w:r>
+          </w:p>
+        </w:tc>
+        <w:tc>
+          <w:tcPr>
+            <w:tcW w:w="0" w:type="auto"/>
+            <w:shd w:val="clear" w:color="auto" w:fill="153D63" w:themeFill="text2" w:themeFillTint="E6"/>
+            <w:vAlign w:val="center"/>
+          </w:tcPr>
+          <w:p>
+            <w:pPr>
+              <w:jc w:val="center"/>
+              <w:rPr>
+                <w:b/>
+                <w:bCs/>
+              </w:rPr>
+            </w:pPr>
+            <w:r>
+              <w:rPr>
+                <w:b/>
+                <w:bCs/>
+              </w:rPr>
+              <w:t>NAME</w:t>
+            </w:r>
+          </w:p>
+        </w:tc>
+        <w:tc>
+          <w:tcPr>
+            <w:tcW w:w="0" w:type="auto"/>
+            <w:shd w:val="clear" w:color="auto" w:fill="153D63" w:themeFill="text2" w:themeFillTint="E6"/>
+            <w:vAlign w:val="center"/>
+          </w:tcPr>
+          <w:p>
+            <w:pPr>
+              <w:jc w:val="center"/>
+              <w:rPr>
+                <w:b/>
+                <w:bCs/>
+              </w:rPr>
+            </w:pPr>
+            <w:r>
+              <w:rPr>
+                <w:b/>
+                <w:bCs/>
+              </w:rPr>
+              <w:t>TYPE</w:t>
+            </w:r>
+          </w:p>
+        </w:tc>
+      </w:tr>
+      <w:tr>
+        <w:trPr>
+          <w:trHeight w:val="525"/>
+        </w:trPr>
+        <w:tc>
+          <w:tcPr>
+            <w:tcW w:w="0" w:type="auto"/>
+            <w:vMerge/>
+            <w:shd w:val="clear" w:color="auto" w:fill="153D63" w:themeFill="text2" w:themeFillTint="E6"/>
+            <w:vAlign w:val="center"/>
+          </w:tcPr>
+          <w:p>
+            <w:pPr>
+              <w:jc w:val="center"/>
+              <w:rPr>
+                <w:b/>
+                <w:bCs/>
+              </w:rPr>
+            </w:pPr>
+          </w:p>
+        </w:tc>
+        <w:tc>
+          <w:tcPr>
+            <w:tcW w:w="0" w:type="auto"/>
+            <w:vAlign w:val="center"/>
+          </w:tcPr>
+          <w:p>
+            <w:pPr>
+              <w:jc w:val="center"/>
+            </w:pPr>
+            <w:r>
+              <w:t>Assessment Group</w:t>
+            </w:r>
+          </w:p>
+        </w:tc>
+        <w:tc>
+          <w:tcPr>
+            <w:tcW w:w="0" w:type="auto"/>
+            <w:vAlign w:val="center"/>
+          </w:tcPr>
+          <w:p>
+            <w:pPr>
+              <w:jc w:val="center"/>
+            </w:pPr>
+            <w:r>
+              <w:t>Object</w:t>
+            </w:r>
+          </w:p>
+        </w:tc>
+      </w:tr>
+      <w:tr>
+        <w:trPr>
+          <w:trHeight w:val="808"/>
+        </w:trPr>
+        <w:tc>
+          <w:tcPr>
+            <w:tcW w:w="0" w:type="auto"/>
+            <w:shd w:val="clear" w:color="auto" w:fill="153D63" w:themeFill="text2" w:themeFillTint="E6"/>
+            <w:vAlign w:val="center"/>
+          </w:tcPr>
+          <w:p>
+            <w:pPr>
+              <w:jc w:val="center"/>
+              <w:rPr>
+                <w:b/>
+                <w:bCs/>
+              </w:rPr>
+            </w:pPr>
+            <w:r>
+              <w:rPr>
+                <w:b/>
+                <w:bCs/>
+              </w:rPr>
+              <w:t>POSTCONDITIONS</w:t>
+            </w:r>
+          </w:p>
+        </w:tc>
+        <w:tc>
+          <w:tcPr>
+            <w:tcW w:w="0" w:type="auto"/>
+            <w:gridSpan w:val="2"/>
+            <w:vAlign w:val="center"/>
+          </w:tcPr>
+          <w:p>
+            <w:pPr>
+              <w:jc w:val="center"/>
+            </w:pPr>
+            <w:r>
+              <w:t xml:space="preserve">The assessment group is stored within the selected </w:t>
+            </w:r>
+            <w:r>
+              <w:t>subject,</w:t>
+            </w:r>
+            <w:r>
+              <w:t xml:space="preserve"> and its individual assessments are associated with it.</w:t>
+            </w:r>
+          </w:p>
+        </w:tc>
+      </w:tr>
+      <w:tr>
+        <w:trPr>
+          <w:trHeight w:val="1054"/>
+        </w:trPr>
+        <w:tc>
+          <w:tcPr>
+            <w:tcW w:w="0" w:type="auto"/>
+            <w:shd w:val="clear" w:color="auto" w:fill="153D63" w:themeFill="text2" w:themeFillTint="E6"/>
+            <w:vAlign w:val="center"/>
+          </w:tcPr>
+          <w:p>
+            <w:pPr>
+              <w:jc w:val="center"/>
+              <w:rPr>
+                <w:b/>
+                <w:bCs/>
+              </w:rPr>
+            </w:pPr>
+            <w:r>
+              <w:rPr>
+                <w:b/>
+                <w:bCs/>
+              </w:rPr>
+              <w:t>VALIDATIONS</w:t>
+            </w:r>
+          </w:p>
+        </w:tc>
+        <w:tc>
+          <w:tcPr>
+            <w:tcW w:w="0" w:type="auto"/>
+            <w:gridSpan w:val="2"/>
+            <w:vAlign w:val="center"/>
+          </w:tcPr>
+          <w:p>
+            <w:pPr>
+              <w:jc w:val="center"/>
+              <w:rPr>
+                <w:vanish/>
+              </w:rPr>
+            </w:pPr>
+            <w:r>
+              <w:t>The group name and weight must be valid. The group's weighting must be compatible with the subject's grading structure.</w:t>
+            </w:r>
+          </w:p>
+          <w:p>
+            <w:pPr>
+              <w:jc w:val="center"/>
+            </w:pPr>
+          </w:p>
+        </w:tc>
+      </w:tr>
+      <w:tr>
+        <w:trPr>
+          <w:trHeight w:val="1261"/>
+        </w:trPr>
+        <w:tc>
+          <w:tcPr>
+            <w:tcW w:w="0" w:type="auto"/>
+            <w:shd w:val="clear" w:color="auto" w:fill="153D63" w:themeFill="text2" w:themeFillTint="E6"/>
+            <w:vAlign w:val="center"/>
+          </w:tcPr>
+          <w:p>
+            <w:pPr>
+              <w:jc w:val="center"/>
+              <w:rPr>
+                <w:b/>
+                <w:bCs/>
+              </w:rPr>
+            </w:pPr>
+            <w:r>
+              <w:rPr>
+                <w:b/>
+                <w:bCs/>
+              </w:rPr>
+              <w:t>EXCEPTIONS</w:t>
+            </w:r>
+          </w:p>
+        </w:tc>
+        <w:tc>
+          <w:tcPr>
+            <w:tcW w:w="0" w:type="auto"/>
+            <w:gridSpan w:val="2"/>
+            <w:vAlign w:val="center"/>
+          </w:tcPr>
+          <w:p>
+            <w:pPr>
+              <w:jc w:val="center"/>
+            </w:pPr>
+            <w:r>
+              <w:t xml:space="preserve">The system shall reject the group if the </w:t>
+            </w:r>
+            <w:r>
+              <w:t>information provided</w:t>
+            </w:r>
+            <w:r>
+              <w:t xml:space="preserve"> is invalid or the subject cannot be found.</w:t>
+            </w:r>
+          </w:p>
+        </w:tc>
+      </w:tr>
+    </w:tbl>
+    <w:p/>
+    <w:p>
+      <w:r>
+        <w:br w:type="page"/>
+      </w:r>
+    </w:p>
+    <w:tbl>
+      <w:tblPr>
+        <w:tblStyle w:val="Tablaconcuadrcula"/>
+        <w:tblW w:w="0" w:type="auto"/>
+        <w:tblLook w:val="04A0" w:firstRow="1" w:lastRow="0" w:firstColumn="1" w:lastColumn="0" w:noHBand="0" w:noVBand="1"/>
+      </w:tblPr>
+      <w:tblGrid>
+        <w:gridCol w:w="2390"/>
+        <w:gridCol w:w="4516"/>
+        <w:gridCol w:w="2444"/>
+      </w:tblGrid>
+      <w:tr>
+        <w:trPr>
+          <w:trHeight w:val="508"/>
+        </w:trPr>
+        <w:tc>
+          <w:tcPr>
+            <w:tcW w:w="0" w:type="auto"/>
+            <w:shd w:val="clear" w:color="auto" w:fill="153D63" w:themeFill="text2" w:themeFillTint="E6"/>
+            <w:vAlign w:val="center"/>
+          </w:tcPr>
+          <w:p>
+            <w:pPr>
+              <w:jc w:val="center"/>
+              <w:rPr>
+                <w:b/>
+                <w:bCs/>
+              </w:rPr>
+            </w:pPr>
+            <w:r>
+              <w:rPr>
+                <w:b/>
+                <w:bCs/>
+              </w:rPr>
+              <w:t>ID</w:t>
+            </w:r>
+            <w:r>
+              <w:rPr>
+                <w:b/>
+                <w:bCs/>
+              </w:rPr>
+              <w:t xml:space="preserve"> &amp; NAME</w:t>
+            </w:r>
+          </w:p>
+        </w:tc>
+        <w:tc>
+          <w:tcPr>
+            <w:tcW w:w="0" w:type="auto"/>
+            <w:gridSpan w:val="2"/>
+            <w:vAlign w:val="center"/>
+          </w:tcPr>
+          <w:p>
+            <w:pPr>
+              <w:jc w:val="center"/>
+            </w:pPr>
+            <w:r>
+              <w:t>FR-ASM-005 — Manage Assessments Within Group</w:t>
+            </w:r>
+          </w:p>
+        </w:tc>
+      </w:tr>
+      <w:tr>
+        <w:trPr>
+          <w:trHeight w:val="824"/>
+        </w:trPr>
+        <w:tc>
+          <w:tcPr>
+            <w:tcW w:w="0" w:type="auto"/>
+            <w:shd w:val="clear" w:color="auto" w:fill="153D63" w:themeFill="text2" w:themeFillTint="E6"/>
+            <w:vAlign w:val="center"/>
+          </w:tcPr>
+          <w:p>
+            <w:pPr>
+              <w:jc w:val="center"/>
+              <w:rPr>
+                <w:b/>
+                <w:bCs/>
+              </w:rPr>
+            </w:pPr>
+            <w:r>
+              <w:rPr>
+                <w:b/>
+                <w:bCs/>
+              </w:rPr>
+              <w:t>DESCRIPTION</w:t>
+            </w:r>
+          </w:p>
+        </w:tc>
+        <w:tc>
+          <w:tcPr>
+            <w:tcW w:w="0" w:type="auto"/>
+            <w:gridSpan w:val="2"/>
+            <w:vAlign w:val="center"/>
+          </w:tcPr>
+          <w:p>
+            <w:pPr>
+              <w:jc w:val="center"/>
+            </w:pPr>
+            <w:r>
+              <w:t>The system shall allow the user to add, modify, and remove individual assessments within an assessment group</w:t>
+            </w:r>
+            <w:r>
+              <w:t>.</w:t>
+            </w:r>
+          </w:p>
+        </w:tc>
+      </w:tr>
+      <w:tr>
+        <w:trPr>
+          <w:trHeight w:val="565"/>
+        </w:trPr>
+        <w:tc>
+          <w:tcPr>
+            <w:tcW w:w="0" w:type="auto"/>
+            <w:shd w:val="clear" w:color="auto" w:fill="153D63" w:themeFill="text2" w:themeFillTint="E6"/>
+            <w:vAlign w:val="center"/>
+          </w:tcPr>
+          <w:p>
+            <w:pPr>
+              <w:jc w:val="center"/>
+              <w:rPr>
+                <w:b/>
+                <w:bCs/>
+              </w:rPr>
+            </w:pPr>
+            <w:r>
+              <w:rPr>
+                <w:b/>
+                <w:bCs/>
+              </w:rPr>
+              <w:t>ACTORS</w:t>
+            </w:r>
+          </w:p>
+        </w:tc>
+        <w:tc>
+          <w:tcPr>
+            <w:tcW w:w="0" w:type="auto"/>
+            <w:gridSpan w:val="2"/>
+            <w:vAlign w:val="center"/>
+          </w:tcPr>
+          <w:p>
+            <w:pPr>
+              <w:jc w:val="center"/>
+            </w:pPr>
+            <w:r>
+              <w:t>User</w:t>
+            </w:r>
+          </w:p>
+        </w:tc>
+      </w:tr>
+      <w:tr>
+        <w:trPr>
+          <w:trHeight w:val="724"/>
+        </w:trPr>
+        <w:tc>
+          <w:tcPr>
+            <w:tcW w:w="0" w:type="auto"/>
+            <w:shd w:val="clear" w:color="auto" w:fill="153D63" w:themeFill="text2" w:themeFillTint="E6"/>
+            <w:vAlign w:val="center"/>
+          </w:tcPr>
+          <w:p>
+            <w:pPr>
+              <w:jc w:val="center"/>
+              <w:rPr>
+                <w:b/>
+                <w:bCs/>
+              </w:rPr>
+            </w:pPr>
+            <w:r>
+              <w:rPr>
+                <w:b/>
+                <w:bCs/>
+              </w:rPr>
+              <w:t>PRECONDITIONS</w:t>
+            </w:r>
+          </w:p>
+        </w:tc>
+        <w:tc>
+          <w:tcPr>
+            <w:tcW w:w="0" w:type="auto"/>
+            <w:gridSpan w:val="2"/>
+            <w:vAlign w:val="center"/>
+          </w:tcPr>
+          <w:p>
+            <w:pPr>
+              <w:pStyle w:val="Prrafodelista"/>
+              <w:ind w:left="0"/>
+              <w:jc w:val="center"/>
+            </w:pPr>
+            <w:r>
+              <w:t>The assessment group exists and belongs to a subject owned by the user.</w:t>
+            </w:r>
+          </w:p>
+        </w:tc>
+      </w:tr>
+      <w:tr>
+        <w:trPr>
+          <w:trHeight w:val="363"/>
+        </w:trPr>
+        <w:tc>
+          <w:tcPr>
+            <w:tcW w:w="0" w:type="auto"/>
+            <w:vMerge w:val="restart"/>
+            <w:shd w:val="clear" w:color="auto" w:fill="153D63" w:themeFill="text2" w:themeFillTint="E6"/>
+            <w:vAlign w:val="center"/>
+          </w:tcPr>
+          <w:p>
+            <w:pPr>
+              <w:jc w:val="center"/>
+              <w:rPr>
+                <w:b/>
+                <w:bCs/>
+              </w:rPr>
+            </w:pPr>
+            <w:r>
+              <w:rPr>
+                <w:b/>
+                <w:bCs/>
+              </w:rPr>
+              <w:t>INPUTS</w:t>
+            </w:r>
+          </w:p>
+        </w:tc>
+        <w:tc>
+          <w:tcPr>
+            <w:tcW w:w="0" w:type="auto"/>
+            <w:shd w:val="clear" w:color="auto" w:fill="153D63" w:themeFill="text2" w:themeFillTint="E6"/>
+            <w:vAlign w:val="center"/>
+          </w:tcPr>
+          <w:p>
+            <w:pPr>
+              <w:jc w:val="center"/>
+              <w:rPr>
+                <w:b/>
+                <w:bCs/>
+              </w:rPr>
+            </w:pPr>
+            <w:r>
+              <w:rPr>
+                <w:b/>
+                <w:bCs/>
+              </w:rPr>
+              <w:t>NAME</w:t>
+            </w:r>
+          </w:p>
+        </w:tc>
+        <w:tc>
+          <w:tcPr>
+            <w:tcW w:w="0" w:type="auto"/>
+            <w:shd w:val="clear" w:color="auto" w:fill="153D63" w:themeFill="text2" w:themeFillTint="E6"/>
+            <w:vAlign w:val="center"/>
+          </w:tcPr>
+          <w:p>
+            <w:pPr>
+              <w:jc w:val="center"/>
+              <w:rPr>
+                <w:b/>
+                <w:bCs/>
+              </w:rPr>
+            </w:pPr>
+            <w:r>
+              <w:rPr>
+                <w:b/>
+                <w:bCs/>
+              </w:rPr>
+              <w:t>TYPE</w:t>
+            </w:r>
+          </w:p>
+        </w:tc>
+      </w:tr>
+      <w:tr>
+        <w:trPr>
+          <w:trHeight w:val="517"/>
+        </w:trPr>
+        <w:tc>
+          <w:tcPr>
+            <w:tcW w:w="0" w:type="auto"/>
+            <w:vMerge/>
+            <w:shd w:val="clear" w:color="auto" w:fill="153D63" w:themeFill="text2" w:themeFillTint="E6"/>
+            <w:vAlign w:val="center"/>
+          </w:tcPr>
+          <w:p>
+            <w:pPr>
+              <w:jc w:val="center"/>
+              <w:rPr>
+                <w:b/>
+                <w:bCs/>
+              </w:rPr>
+            </w:pPr>
+          </w:p>
+        </w:tc>
+        <w:tc>
+          <w:tcPr>
+            <w:tcW w:w="0" w:type="auto"/>
+            <w:vAlign w:val="center"/>
+          </w:tcPr>
+          <w:p>
+            <w:pPr>
+              <w:jc w:val="center"/>
+            </w:pPr>
+            <w:r>
+              <w:t>Assessment Name</w:t>
+            </w:r>
+          </w:p>
+        </w:tc>
+        <w:tc>
+          <w:tcPr>
+            <w:tcW w:w="0" w:type="auto"/>
+            <w:vAlign w:val="center"/>
+          </w:tcPr>
+          <w:p>
+            <w:pPr>
+              <w:jc w:val="center"/>
+            </w:pPr>
+            <w:r>
+              <w:t>String</w:t>
+            </w:r>
+          </w:p>
+        </w:tc>
+      </w:tr>
+      <w:tr>
+        <w:trPr>
+          <w:trHeight w:val="517"/>
+        </w:trPr>
+        <w:tc>
+          <w:tcPr>
+            <w:tcW w:w="0" w:type="auto"/>
+            <w:vMerge/>
+            <w:shd w:val="clear" w:color="auto" w:fill="153D63" w:themeFill="text2" w:themeFillTint="E6"/>
+            <w:vAlign w:val="center"/>
+          </w:tcPr>
+          <w:p>
+            <w:pPr>
+              <w:jc w:val="center"/>
+              <w:rPr>
+                <w:b/>
+                <w:bCs/>
+              </w:rPr>
+            </w:pPr>
+          </w:p>
+        </w:tc>
+        <w:tc>
+          <w:tcPr>
+            <w:tcW w:w="0" w:type="auto"/>
+            <w:vAlign w:val="center"/>
+          </w:tcPr>
+          <w:p>
+            <w:pPr>
+              <w:jc w:val="center"/>
+            </w:pPr>
+            <w:r>
+              <w:t>Grade</w:t>
+            </w:r>
+          </w:p>
+        </w:tc>
+        <w:tc>
+          <w:tcPr>
+            <w:tcW w:w="0" w:type="auto"/>
+            <w:vAlign w:val="center"/>
+          </w:tcPr>
+          <w:p>
+            <w:pPr>
+              <w:jc w:val="center"/>
+            </w:pPr>
+            <w:r>
+              <w:t>Double</w:t>
+            </w:r>
+          </w:p>
+        </w:tc>
+      </w:tr>
+      <w:tr>
+        <w:trPr>
+          <w:trHeight w:val="517"/>
+        </w:trPr>
+        <w:tc>
+          <w:tcPr>
+            <w:tcW w:w="0" w:type="auto"/>
+            <w:vMerge/>
+            <w:shd w:val="clear" w:color="auto" w:fill="153D63" w:themeFill="text2" w:themeFillTint="E6"/>
+            <w:vAlign w:val="center"/>
+          </w:tcPr>
+          <w:p>
+            <w:pPr>
+              <w:jc w:val="center"/>
+              <w:rPr>
+                <w:b/>
+                <w:bCs/>
+              </w:rPr>
+            </w:pPr>
+          </w:p>
+        </w:tc>
+        <w:tc>
+          <w:tcPr>
+            <w:tcW w:w="0" w:type="auto"/>
+            <w:vAlign w:val="center"/>
+          </w:tcPr>
+          <w:p>
+            <w:pPr>
+              <w:jc w:val="center"/>
+            </w:pPr>
+            <w:r>
+              <w:t>Assessment</w:t>
+            </w:r>
+            <w:r>
+              <w:t xml:space="preserve"> Status</w:t>
+            </w:r>
+          </w:p>
+        </w:tc>
+        <w:tc>
+          <w:tcPr>
+            <w:tcW w:w="0" w:type="auto"/>
+            <w:vAlign w:val="center"/>
+          </w:tcPr>
+          <w:p>
+            <w:pPr>
+              <w:jc w:val="center"/>
+            </w:pPr>
+            <w:r>
+              <w:t>Boolean</w:t>
+            </w:r>
+          </w:p>
+        </w:tc>
+      </w:tr>
+      <w:tr>
+        <w:trPr>
+          <w:trHeight w:val="992"/>
+        </w:trPr>
+        <w:tc>
+          <w:tcPr>
+            <w:tcW w:w="0" w:type="auto"/>
+            <w:shd w:val="clear" w:color="auto" w:fill="153D63" w:themeFill="text2" w:themeFillTint="E6"/>
+            <w:vAlign w:val="center"/>
+          </w:tcPr>
+          <w:p>
+            <w:pPr>
+              <w:jc w:val="center"/>
+              <w:rPr>
+                <w:b/>
+                <w:bCs/>
+              </w:rPr>
+            </w:pPr>
+            <w:r>
+              <w:rPr>
+                <w:b/>
+                <w:bCs/>
+              </w:rPr>
+              <w:t>PROCESS</w:t>
+            </w:r>
+          </w:p>
+        </w:tc>
+        <w:tc>
+          <w:tcPr>
+            <w:tcW w:w="0" w:type="auto"/>
+            <w:gridSpan w:val="2"/>
+            <w:vAlign w:val="center"/>
+          </w:tcPr>
+          <w:p>
+            <w:pPr>
+              <w:jc w:val="center"/>
+            </w:pPr>
+            <w:r>
+              <w:t>The system validates the provided assessment information and performs the requested addition, modification, or deletion.</w:t>
+            </w:r>
+          </w:p>
+        </w:tc>
+      </w:tr>
+      <w:tr>
+        <w:trPr>
+          <w:trHeight w:val="347"/>
+        </w:trPr>
+        <w:tc>
+          <w:tcPr>
+            <w:tcW w:w="0" w:type="auto"/>
+            <w:vMerge w:val="restart"/>
+            <w:shd w:val="clear" w:color="auto" w:fill="153D63" w:themeFill="text2" w:themeFillTint="E6"/>
+            <w:vAlign w:val="center"/>
+          </w:tcPr>
+          <w:p>
+            <w:pPr>
+              <w:jc w:val="center"/>
+              <w:rPr>
+                <w:b/>
+                <w:bCs/>
+              </w:rPr>
+            </w:pPr>
+            <w:r>
+              <w:rPr>
+                <w:b/>
+                <w:bCs/>
+              </w:rPr>
+              <w:t>OUTPUTS</w:t>
+            </w:r>
+          </w:p>
+        </w:tc>
+        <w:tc>
+          <w:tcPr>
+            <w:tcW w:w="0" w:type="auto"/>
+            <w:shd w:val="clear" w:color="auto" w:fill="153D63" w:themeFill="text2" w:themeFillTint="E6"/>
+            <w:vAlign w:val="center"/>
+          </w:tcPr>
+          <w:p>
+            <w:pPr>
+              <w:jc w:val="center"/>
+              <w:rPr>
+                <w:b/>
+                <w:bCs/>
+              </w:rPr>
+            </w:pPr>
+            <w:r>
+              <w:rPr>
+                <w:b/>
+                <w:bCs/>
+              </w:rPr>
+              <w:t>NAME</w:t>
+            </w:r>
+          </w:p>
+        </w:tc>
+        <w:tc>
+          <w:tcPr>
+            <w:tcW w:w="0" w:type="auto"/>
+            <w:shd w:val="clear" w:color="auto" w:fill="153D63" w:themeFill="text2" w:themeFillTint="E6"/>
+            <w:vAlign w:val="center"/>
+          </w:tcPr>
+          <w:p>
+            <w:pPr>
+              <w:jc w:val="center"/>
+              <w:rPr>
+                <w:b/>
+                <w:bCs/>
+              </w:rPr>
+            </w:pPr>
+            <w:r>
+              <w:rPr>
+                <w:b/>
+                <w:bCs/>
+              </w:rPr>
+              <w:t>TYPE</w:t>
+            </w:r>
+          </w:p>
+        </w:tc>
+      </w:tr>
+      <w:tr>
+        <w:trPr>
+          <w:trHeight w:val="525"/>
+        </w:trPr>
+        <w:tc>
+          <w:tcPr>
+            <w:tcW w:w="0" w:type="auto"/>
+            <w:vMerge/>
+            <w:shd w:val="clear" w:color="auto" w:fill="153D63" w:themeFill="text2" w:themeFillTint="E6"/>
+            <w:vAlign w:val="center"/>
+          </w:tcPr>
+          <w:p>
+            <w:pPr>
+              <w:jc w:val="center"/>
+              <w:rPr>
+                <w:b/>
+                <w:bCs/>
+              </w:rPr>
+            </w:pPr>
+          </w:p>
+        </w:tc>
+        <w:tc>
+          <w:tcPr>
+            <w:tcW w:w="0" w:type="auto"/>
+            <w:vAlign w:val="center"/>
+          </w:tcPr>
+          <w:p>
+            <w:pPr>
+              <w:jc w:val="center"/>
+            </w:pPr>
+            <w:r>
+              <w:t>Assessment Group</w:t>
+            </w:r>
+          </w:p>
+        </w:tc>
+        <w:tc>
+          <w:tcPr>
+            <w:tcW w:w="0" w:type="auto"/>
+            <w:vAlign w:val="center"/>
+          </w:tcPr>
+          <w:p>
+            <w:pPr>
+              <w:jc w:val="center"/>
+            </w:pPr>
+            <w:r>
+              <w:t>Object</w:t>
+            </w:r>
+          </w:p>
+        </w:tc>
+      </w:tr>
+      <w:tr>
+        <w:trPr>
+          <w:trHeight w:val="808"/>
+        </w:trPr>
+        <w:tc>
+          <w:tcPr>
+            <w:tcW w:w="0" w:type="auto"/>
+            <w:shd w:val="clear" w:color="auto" w:fill="153D63" w:themeFill="text2" w:themeFillTint="E6"/>
+            <w:vAlign w:val="center"/>
+          </w:tcPr>
+          <w:p>
+            <w:pPr>
+              <w:jc w:val="center"/>
+              <w:rPr>
+                <w:b/>
+                <w:bCs/>
+              </w:rPr>
+            </w:pPr>
+            <w:r>
+              <w:rPr>
+                <w:b/>
+                <w:bCs/>
+              </w:rPr>
+              <w:t>POSTCONDITIONS</w:t>
+            </w:r>
+          </w:p>
+        </w:tc>
+        <w:tc>
+          <w:tcPr>
+            <w:tcW w:w="0" w:type="auto"/>
+            <w:gridSpan w:val="2"/>
+            <w:vAlign w:val="center"/>
+          </w:tcPr>
+          <w:p>
+            <w:pPr>
+              <w:jc w:val="center"/>
+            </w:pPr>
+            <w:r>
+              <w:t xml:space="preserve">The assessment group reflects the requested </w:t>
+            </w:r>
+            <w:proofErr w:type="gramStart"/>
+            <w:r>
+              <w:t>changes</w:t>
+            </w:r>
+            <w:proofErr w:type="gramEnd"/>
+            <w:r>
+              <w:t xml:space="preserve"> and all dependent calculations are updated.</w:t>
+            </w:r>
+          </w:p>
+        </w:tc>
+      </w:tr>
+      <w:tr>
+        <w:trPr>
+          <w:trHeight w:val="1054"/>
+        </w:trPr>
+        <w:tc>
+          <w:tcPr>
+            <w:tcW w:w="0" w:type="auto"/>
+            <w:shd w:val="clear" w:color="auto" w:fill="153D63" w:themeFill="text2" w:themeFillTint="E6"/>
+            <w:vAlign w:val="center"/>
+          </w:tcPr>
+          <w:p>
+            <w:pPr>
+              <w:jc w:val="center"/>
+              <w:rPr>
+                <w:b/>
+                <w:bCs/>
+              </w:rPr>
+            </w:pPr>
+            <w:r>
+              <w:rPr>
+                <w:b/>
+                <w:bCs/>
+              </w:rPr>
+              <w:t>VALIDATIONS</w:t>
+            </w:r>
+          </w:p>
+        </w:tc>
+        <w:tc>
+          <w:tcPr>
+            <w:tcW w:w="0" w:type="auto"/>
+            <w:gridSpan w:val="2"/>
+            <w:vAlign w:val="center"/>
+          </w:tcPr>
+          <w:p>
+            <w:pPr>
+              <w:jc w:val="center"/>
+            </w:pPr>
+            <w:r>
+              <w:t>A</w:t>
+            </w:r>
+            <w:r>
+              <w:t>ssessment information must be valid. Grades must fall within the configured grading scale</w:t>
+            </w:r>
+          </w:p>
+        </w:tc>
+      </w:tr>
+      <w:tr>
+        <w:trPr>
+          <w:trHeight w:val="1261"/>
+        </w:trPr>
+        <w:tc>
+          <w:tcPr>
+            <w:tcW w:w="0" w:type="auto"/>
+            <w:shd w:val="clear" w:color="auto" w:fill="153D63" w:themeFill="text2" w:themeFillTint="E6"/>
+            <w:vAlign w:val="center"/>
+          </w:tcPr>
+          <w:p>
+            <w:pPr>
+              <w:jc w:val="center"/>
+              <w:rPr>
+                <w:b/>
+                <w:bCs/>
+              </w:rPr>
+            </w:pPr>
+            <w:r>
+              <w:rPr>
+                <w:b/>
+                <w:bCs/>
+              </w:rPr>
+              <w:t>EXCEPTIONS</w:t>
+            </w:r>
+          </w:p>
+        </w:tc>
+        <w:tc>
+          <w:tcPr>
+            <w:tcW w:w="0" w:type="auto"/>
+            <w:gridSpan w:val="2"/>
+            <w:vAlign w:val="center"/>
+          </w:tcPr>
+          <w:p>
+            <w:pPr>
+              <w:jc w:val="center"/>
+            </w:pPr>
+            <w:r>
+              <w:t xml:space="preserve">The system shall reject </w:t>
+            </w:r>
+            <w:proofErr w:type="gramStart"/>
+            <w:r>
+              <w:t>invalid assessment</w:t>
+            </w:r>
+            <w:proofErr w:type="gramEnd"/>
+            <w:r>
+              <w:t xml:space="preserve"> data or operations involving a group that cannot be found.</w:t>
+            </w:r>
           </w:p>
         </w:tc>
       </w:tr>

--- a/docs/SRS.docx
+++ b/docs/SRS.docx
@@ -4028,6 +4028,7 @@
                 <w:b/>
                 <w:bCs/>
               </w:rPr>
+              <w:lastRenderedPageBreak/>
               <w:t>ID</w:t>
             </w:r>
             <w:r>
@@ -4792,6 +4793,7 @@
                 <w:b/>
                 <w:bCs/>
               </w:rPr>
+              <w:lastRenderedPageBreak/>
               <w:t>ID</w:t>
             </w:r>
             <w:r>
@@ -5663,6 +5665,7 @@
                 <w:b/>
                 <w:bCs/>
               </w:rPr>
+              <w:lastRenderedPageBreak/>
               <w:t>ID</w:t>
             </w:r>
             <w:r>
@@ -6487,6 +6490,7 @@
                 <w:b/>
                 <w:bCs/>
               </w:rPr>
+              <w:lastRenderedPageBreak/>
               <w:t>ID</w:t>
             </w:r>
             <w:r>
@@ -7302,6 +7306,7 @@
                 <w:b/>
                 <w:bCs/>
               </w:rPr>
+              <w:lastRenderedPageBreak/>
               <w:t>ID</w:t>
             </w:r>
             <w:r>
@@ -8362,6 +8367,7 @@
                 <w:b/>
                 <w:bCs/>
               </w:rPr>
+              <w:lastRenderedPageBreak/>
               <w:t>ID</w:t>
             </w:r>
             <w:r>
@@ -9547,6 +9553,7 @@
                 <w:b/>
                 <w:bCs/>
               </w:rPr>
+              <w:lastRenderedPageBreak/>
               <w:t>ID</w:t>
             </w:r>
             <w:r>
@@ -10747,6 +10754,7 @@
                 <w:b/>
                 <w:bCs/>
               </w:rPr>
+              <w:lastRenderedPageBreak/>
               <w:t>ID</w:t>
             </w:r>
             <w:r>
@@ -12057,6 +12065,7 @@
                 <w:b/>
                 <w:bCs/>
               </w:rPr>
+              <w:lastRenderedPageBreak/>
               <w:t>ID</w:t>
             </w:r>
             <w:r>
@@ -13141,6 +13150,7 @@
       </w:pPr>
       <w:bookmarkStart w:id="18" w:name="_Toc237819754"/>
       <w:r>
+        <w:lastRenderedPageBreak/>
         <w:t xml:space="preserve">Subject Management (SUB) </w:t>
       </w:r>
       <w:r>
@@ -13985,6 +13995,7 @@
                 <w:b/>
                 <w:bCs/>
               </w:rPr>
+              <w:lastRenderedPageBreak/>
               <w:t>ID</w:t>
             </w:r>
             <w:r>
@@ -14862,6 +14873,7 @@
                 <w:b/>
                 <w:bCs/>
               </w:rPr>
+              <w:lastRenderedPageBreak/>
               <w:t>ID</w:t>
             </w:r>
             <w:r>
@@ -15727,6 +15739,7 @@
                 <w:b/>
                 <w:bCs/>
               </w:rPr>
+              <w:lastRenderedPageBreak/>
               <w:t>ID</w:t>
             </w:r>
             <w:r>
@@ -16838,6 +16851,7 @@
       </w:pPr>
       <w:proofErr w:type="spellStart"/>
       <w:r>
+        <w:lastRenderedPageBreak/>
         <w:t>Assessment</w:t>
       </w:r>
       <w:proofErr w:type="spellEnd"/>
@@ -17651,6 +17665,7 @@
                 <w:b/>
                 <w:bCs/>
               </w:rPr>
+              <w:lastRenderedPageBreak/>
               <w:t>ID</w:t>
             </w:r>
             <w:r>
@@ -17673,7 +17688,13 @@
               <w:jc w:val="center"/>
             </w:pPr>
             <w:r>
-              <w:t>FR-ASM-002 — Edit Assessment Component</w:t>
+              <w:t xml:space="preserve">FR-ASM-02 </w:t>
+            </w:r>
+            <w:r>
+              <w:t>–</w:t>
+            </w:r>
+            <w:r>
+              <w:t xml:space="preserve"> Edit Assessment Component</w:t>
             </w:r>
           </w:p>
         </w:tc>
@@ -18347,6 +18368,7 @@
                 <w:b/>
                 <w:bCs/>
               </w:rPr>
+              <w:lastRenderedPageBreak/>
               <w:t>ID</w:t>
             </w:r>
             <w:r>
@@ -18369,7 +18391,19 @@
               <w:jc w:val="center"/>
             </w:pPr>
             <w:r>
-              <w:t>FR-ASM-003 — Delete Assessment Component</w:t>
+              <w:t>FR-ASM-0</w:t>
+            </w:r>
+            <w:r>
+              <w:t xml:space="preserve">3 </w:t>
+            </w:r>
+            <w:r>
+              <w:t>–</w:t>
+            </w:r>
+            <w:r>
+              <w:t xml:space="preserve"> </w:t>
+            </w:r>
+            <w:r>
+              <w:t>Delete Assessment Component</w:t>
             </w:r>
           </w:p>
         </w:tc>
@@ -18976,6 +19010,7 @@
                 <w:b/>
                 <w:bCs/>
               </w:rPr>
+              <w:lastRenderedPageBreak/>
               <w:t>ID</w:t>
             </w:r>
             <w:r>
@@ -18998,7 +19033,16 @@
               <w:jc w:val="center"/>
             </w:pPr>
             <w:r>
-              <w:t>FR-ASM-004 — Create Assessment Group</w:t>
+              <w:t>FR-ASM-04</w:t>
+            </w:r>
+            <w:r>
+              <w:t xml:space="preserve"> </w:t>
+            </w:r>
+            <w:r>
+              <w:t>–</w:t>
+            </w:r>
+            <w:r>
+              <w:t xml:space="preserve"> Create Assessment Group</w:t>
             </w:r>
           </w:p>
         </w:tc>
@@ -19717,6 +19761,7 @@
                 <w:b/>
                 <w:bCs/>
               </w:rPr>
+              <w:lastRenderedPageBreak/>
               <w:t>ID</w:t>
             </w:r>
             <w:r>
@@ -19739,7 +19784,13 @@
               <w:jc w:val="center"/>
             </w:pPr>
             <w:r>
-              <w:t>FR-ASM-005 — Manage Assessments Within Group</w:t>
+              <w:t>FR-ASM-0</w:t>
+            </w:r>
+            <w:r>
+              <w:t>5 –</w:t>
+            </w:r>
+            <w:r>
+              <w:t xml:space="preserve"> Manage Assessments Within Group</w:t>
             </w:r>
           </w:p>
         </w:tc>
@@ -20423,6 +20474,1452 @@
         </w:tc>
       </w:tr>
     </w:tbl>
+    <w:p/>
+    <w:p>
+      <w:pPr>
+        <w:pStyle w:val="Ttulo3"/>
+      </w:pPr>
+      <w:r>
+        <w:br w:type="page"/>
+      </w:r>
+      <w:r>
+        <w:lastRenderedPageBreak/>
+        <w:t>Grade Management (GRD) Requirements</w:t>
+      </w:r>
+    </w:p>
+    <w:tbl>
+      <w:tblPr>
+        <w:tblStyle w:val="Tablaconcuadrcula"/>
+        <w:tblW w:w="0" w:type="auto"/>
+        <w:tblLook w:val="04A0" w:firstRow="1" w:lastRow="0" w:firstColumn="1" w:lastColumn="0" w:noHBand="0" w:noVBand="1"/>
+      </w:tblPr>
+      <w:tblGrid>
+        <w:gridCol w:w="2390"/>
+        <w:gridCol w:w="4534"/>
+        <w:gridCol w:w="2426"/>
+      </w:tblGrid>
+      <w:tr>
+        <w:trPr>
+          <w:trHeight w:val="508"/>
+        </w:trPr>
+        <w:tc>
+          <w:tcPr>
+            <w:tcW w:w="0" w:type="auto"/>
+            <w:shd w:val="clear" w:color="auto" w:fill="153D63" w:themeFill="text2" w:themeFillTint="E6"/>
+            <w:vAlign w:val="center"/>
+          </w:tcPr>
+          <w:p>
+            <w:pPr>
+              <w:jc w:val="center"/>
+              <w:rPr>
+                <w:b/>
+                <w:bCs/>
+              </w:rPr>
+            </w:pPr>
+            <w:r>
+              <w:rPr>
+                <w:b/>
+                <w:bCs/>
+              </w:rPr>
+              <w:t>ID</w:t>
+            </w:r>
+            <w:r>
+              <w:rPr>
+                <w:b/>
+                <w:bCs/>
+              </w:rPr>
+              <w:t xml:space="preserve"> &amp; NAME</w:t>
+            </w:r>
+          </w:p>
+        </w:tc>
+        <w:tc>
+          <w:tcPr>
+            <w:tcW w:w="0" w:type="auto"/>
+            <w:gridSpan w:val="2"/>
+            <w:vAlign w:val="center"/>
+          </w:tcPr>
+          <w:p>
+            <w:pPr>
+              <w:jc w:val="center"/>
+            </w:pPr>
+            <w:r>
+              <w:t xml:space="preserve">FR-GRD-01 </w:t>
+            </w:r>
+            <w:r>
+              <w:t>–</w:t>
+            </w:r>
+            <w:r>
+              <w:t xml:space="preserve"> </w:t>
+            </w:r>
+            <w:r>
+              <w:t>Manage Grades</w:t>
+            </w:r>
+          </w:p>
+        </w:tc>
+      </w:tr>
+      <w:tr>
+        <w:trPr>
+          <w:trHeight w:val="824"/>
+        </w:trPr>
+        <w:tc>
+          <w:tcPr>
+            <w:tcW w:w="0" w:type="auto"/>
+            <w:shd w:val="clear" w:color="auto" w:fill="153D63" w:themeFill="text2" w:themeFillTint="E6"/>
+            <w:vAlign w:val="center"/>
+          </w:tcPr>
+          <w:p>
+            <w:pPr>
+              <w:jc w:val="center"/>
+              <w:rPr>
+                <w:b/>
+                <w:bCs/>
+              </w:rPr>
+            </w:pPr>
+            <w:r>
+              <w:rPr>
+                <w:b/>
+                <w:bCs/>
+              </w:rPr>
+              <w:t>DESCRIPTION</w:t>
+            </w:r>
+          </w:p>
+        </w:tc>
+        <w:tc>
+          <w:tcPr>
+            <w:tcW w:w="0" w:type="auto"/>
+            <w:gridSpan w:val="2"/>
+            <w:vAlign w:val="center"/>
+          </w:tcPr>
+          <w:p>
+            <w:pPr>
+              <w:jc w:val="center"/>
+            </w:pPr>
+            <w:r>
+              <w:t>The system shall allow the user to add, modify, view, and remove grades associated with assessment components.</w:t>
+            </w:r>
+          </w:p>
+        </w:tc>
+      </w:tr>
+      <w:tr>
+        <w:trPr>
+          <w:trHeight w:val="565"/>
+        </w:trPr>
+        <w:tc>
+          <w:tcPr>
+            <w:tcW w:w="0" w:type="auto"/>
+            <w:shd w:val="clear" w:color="auto" w:fill="153D63" w:themeFill="text2" w:themeFillTint="E6"/>
+            <w:vAlign w:val="center"/>
+          </w:tcPr>
+          <w:p>
+            <w:pPr>
+              <w:jc w:val="center"/>
+              <w:rPr>
+                <w:b/>
+                <w:bCs/>
+              </w:rPr>
+            </w:pPr>
+            <w:r>
+              <w:rPr>
+                <w:b/>
+                <w:bCs/>
+              </w:rPr>
+              <w:t>ACTORS</w:t>
+            </w:r>
+          </w:p>
+        </w:tc>
+        <w:tc>
+          <w:tcPr>
+            <w:tcW w:w="0" w:type="auto"/>
+            <w:gridSpan w:val="2"/>
+            <w:vAlign w:val="center"/>
+          </w:tcPr>
+          <w:p>
+            <w:pPr>
+              <w:jc w:val="center"/>
+            </w:pPr>
+            <w:r>
+              <w:t>User</w:t>
+            </w:r>
+          </w:p>
+        </w:tc>
+      </w:tr>
+      <w:tr>
+        <w:trPr>
+          <w:trHeight w:val="724"/>
+        </w:trPr>
+        <w:tc>
+          <w:tcPr>
+            <w:tcW w:w="0" w:type="auto"/>
+            <w:shd w:val="clear" w:color="auto" w:fill="153D63" w:themeFill="text2" w:themeFillTint="E6"/>
+            <w:vAlign w:val="center"/>
+          </w:tcPr>
+          <w:p>
+            <w:pPr>
+              <w:jc w:val="center"/>
+              <w:rPr>
+                <w:b/>
+                <w:bCs/>
+              </w:rPr>
+            </w:pPr>
+            <w:r>
+              <w:rPr>
+                <w:b/>
+                <w:bCs/>
+              </w:rPr>
+              <w:t>PRECONDITIONS</w:t>
+            </w:r>
+          </w:p>
+        </w:tc>
+        <w:tc>
+          <w:tcPr>
+            <w:tcW w:w="0" w:type="auto"/>
+            <w:gridSpan w:val="2"/>
+            <w:vAlign w:val="center"/>
+          </w:tcPr>
+          <w:p>
+            <w:pPr>
+              <w:pStyle w:val="Prrafodelista"/>
+              <w:ind w:left="0"/>
+              <w:jc w:val="center"/>
+            </w:pPr>
+            <w:r>
+              <w:t>The user is authenticated and the selected assessment component exists and belongs to the user.</w:t>
+            </w:r>
+          </w:p>
+        </w:tc>
+      </w:tr>
+      <w:tr>
+        <w:trPr>
+          <w:trHeight w:val="363"/>
+        </w:trPr>
+        <w:tc>
+          <w:tcPr>
+            <w:tcW w:w="0" w:type="auto"/>
+            <w:vMerge w:val="restart"/>
+            <w:shd w:val="clear" w:color="auto" w:fill="153D63" w:themeFill="text2" w:themeFillTint="E6"/>
+            <w:vAlign w:val="center"/>
+          </w:tcPr>
+          <w:p>
+            <w:pPr>
+              <w:jc w:val="center"/>
+              <w:rPr>
+                <w:b/>
+                <w:bCs/>
+              </w:rPr>
+            </w:pPr>
+            <w:r>
+              <w:rPr>
+                <w:b/>
+                <w:bCs/>
+              </w:rPr>
+              <w:t>INPUTS</w:t>
+            </w:r>
+          </w:p>
+        </w:tc>
+        <w:tc>
+          <w:tcPr>
+            <w:tcW w:w="0" w:type="auto"/>
+            <w:shd w:val="clear" w:color="auto" w:fill="153D63" w:themeFill="text2" w:themeFillTint="E6"/>
+            <w:vAlign w:val="center"/>
+          </w:tcPr>
+          <w:p>
+            <w:pPr>
+              <w:jc w:val="center"/>
+              <w:rPr>
+                <w:b/>
+                <w:bCs/>
+              </w:rPr>
+            </w:pPr>
+            <w:r>
+              <w:rPr>
+                <w:b/>
+                <w:bCs/>
+              </w:rPr>
+              <w:t>NAME</w:t>
+            </w:r>
+          </w:p>
+        </w:tc>
+        <w:tc>
+          <w:tcPr>
+            <w:tcW w:w="0" w:type="auto"/>
+            <w:shd w:val="clear" w:color="auto" w:fill="153D63" w:themeFill="text2" w:themeFillTint="E6"/>
+            <w:vAlign w:val="center"/>
+          </w:tcPr>
+          <w:p>
+            <w:pPr>
+              <w:jc w:val="center"/>
+              <w:rPr>
+                <w:b/>
+                <w:bCs/>
+              </w:rPr>
+            </w:pPr>
+            <w:r>
+              <w:rPr>
+                <w:b/>
+                <w:bCs/>
+              </w:rPr>
+              <w:t>TYPE</w:t>
+            </w:r>
+          </w:p>
+        </w:tc>
+      </w:tr>
+      <w:tr>
+        <w:trPr>
+          <w:trHeight w:val="517"/>
+        </w:trPr>
+        <w:tc>
+          <w:tcPr>
+            <w:tcW w:w="0" w:type="auto"/>
+            <w:vMerge/>
+            <w:shd w:val="clear" w:color="auto" w:fill="153D63" w:themeFill="text2" w:themeFillTint="E6"/>
+            <w:vAlign w:val="center"/>
+          </w:tcPr>
+          <w:p>
+            <w:pPr>
+              <w:jc w:val="center"/>
+              <w:rPr>
+                <w:b/>
+                <w:bCs/>
+              </w:rPr>
+            </w:pPr>
+          </w:p>
+        </w:tc>
+        <w:tc>
+          <w:tcPr>
+            <w:tcW w:w="0" w:type="auto"/>
+            <w:vAlign w:val="center"/>
+          </w:tcPr>
+          <w:p>
+            <w:pPr>
+              <w:jc w:val="center"/>
+            </w:pPr>
+            <w:r>
+              <w:t>Assessment</w:t>
+            </w:r>
+          </w:p>
+        </w:tc>
+        <w:tc>
+          <w:tcPr>
+            <w:tcW w:w="0" w:type="auto"/>
+            <w:vAlign w:val="center"/>
+          </w:tcPr>
+          <w:p>
+            <w:pPr>
+              <w:jc w:val="center"/>
+            </w:pPr>
+            <w:r>
+              <w:t>Identifier</w:t>
+            </w:r>
+          </w:p>
+        </w:tc>
+      </w:tr>
+      <w:tr>
+        <w:trPr>
+          <w:trHeight w:val="517"/>
+        </w:trPr>
+        <w:tc>
+          <w:tcPr>
+            <w:tcW w:w="0" w:type="auto"/>
+            <w:vMerge/>
+            <w:shd w:val="clear" w:color="auto" w:fill="153D63" w:themeFill="text2" w:themeFillTint="E6"/>
+            <w:vAlign w:val="center"/>
+          </w:tcPr>
+          <w:p>
+            <w:pPr>
+              <w:jc w:val="center"/>
+              <w:rPr>
+                <w:b/>
+                <w:bCs/>
+              </w:rPr>
+            </w:pPr>
+          </w:p>
+        </w:tc>
+        <w:tc>
+          <w:tcPr>
+            <w:tcW w:w="0" w:type="auto"/>
+            <w:vAlign w:val="center"/>
+          </w:tcPr>
+          <w:p>
+            <w:pPr>
+              <w:jc w:val="center"/>
+            </w:pPr>
+            <w:r>
+              <w:t>Grade</w:t>
+            </w:r>
+          </w:p>
+        </w:tc>
+        <w:tc>
+          <w:tcPr>
+            <w:tcW w:w="0" w:type="auto"/>
+            <w:vAlign w:val="center"/>
+          </w:tcPr>
+          <w:p>
+            <w:pPr>
+              <w:jc w:val="center"/>
+            </w:pPr>
+            <w:r>
+              <w:t>Double</w:t>
+            </w:r>
+          </w:p>
+        </w:tc>
+      </w:tr>
+      <w:tr>
+        <w:trPr>
+          <w:trHeight w:val="992"/>
+        </w:trPr>
+        <w:tc>
+          <w:tcPr>
+            <w:tcW w:w="0" w:type="auto"/>
+            <w:shd w:val="clear" w:color="auto" w:fill="153D63" w:themeFill="text2" w:themeFillTint="E6"/>
+            <w:vAlign w:val="center"/>
+          </w:tcPr>
+          <w:p>
+            <w:pPr>
+              <w:jc w:val="center"/>
+              <w:rPr>
+                <w:b/>
+                <w:bCs/>
+              </w:rPr>
+            </w:pPr>
+            <w:r>
+              <w:rPr>
+                <w:b/>
+                <w:bCs/>
+              </w:rPr>
+              <w:t>PROCESS</w:t>
+            </w:r>
+          </w:p>
+        </w:tc>
+        <w:tc>
+          <w:tcPr>
+            <w:tcW w:w="0" w:type="auto"/>
+            <w:gridSpan w:val="2"/>
+            <w:vAlign w:val="center"/>
+          </w:tcPr>
+          <w:p>
+            <w:pPr>
+              <w:jc w:val="center"/>
+            </w:pPr>
+            <w:r>
+              <w:t>The system validates the provided grade and creates, modifies, or removes the grade associated with the selected assessment.</w:t>
+            </w:r>
+          </w:p>
+        </w:tc>
+      </w:tr>
+      <w:tr>
+        <w:trPr>
+          <w:trHeight w:val="347"/>
+        </w:trPr>
+        <w:tc>
+          <w:tcPr>
+            <w:tcW w:w="0" w:type="auto"/>
+            <w:vMerge w:val="restart"/>
+            <w:shd w:val="clear" w:color="auto" w:fill="153D63" w:themeFill="text2" w:themeFillTint="E6"/>
+            <w:vAlign w:val="center"/>
+          </w:tcPr>
+          <w:p>
+            <w:pPr>
+              <w:jc w:val="center"/>
+              <w:rPr>
+                <w:b/>
+                <w:bCs/>
+              </w:rPr>
+            </w:pPr>
+            <w:r>
+              <w:rPr>
+                <w:b/>
+                <w:bCs/>
+              </w:rPr>
+              <w:t>OUTPUTS</w:t>
+            </w:r>
+          </w:p>
+        </w:tc>
+        <w:tc>
+          <w:tcPr>
+            <w:tcW w:w="0" w:type="auto"/>
+            <w:shd w:val="clear" w:color="auto" w:fill="153D63" w:themeFill="text2" w:themeFillTint="E6"/>
+            <w:vAlign w:val="center"/>
+          </w:tcPr>
+          <w:p>
+            <w:pPr>
+              <w:jc w:val="center"/>
+              <w:rPr>
+                <w:b/>
+                <w:bCs/>
+              </w:rPr>
+            </w:pPr>
+            <w:r>
+              <w:rPr>
+                <w:b/>
+                <w:bCs/>
+              </w:rPr>
+              <w:t>NAME</w:t>
+            </w:r>
+          </w:p>
+        </w:tc>
+        <w:tc>
+          <w:tcPr>
+            <w:tcW w:w="0" w:type="auto"/>
+            <w:shd w:val="clear" w:color="auto" w:fill="153D63" w:themeFill="text2" w:themeFillTint="E6"/>
+            <w:vAlign w:val="center"/>
+          </w:tcPr>
+          <w:p>
+            <w:pPr>
+              <w:jc w:val="center"/>
+              <w:rPr>
+                <w:b/>
+                <w:bCs/>
+              </w:rPr>
+            </w:pPr>
+            <w:r>
+              <w:rPr>
+                <w:b/>
+                <w:bCs/>
+              </w:rPr>
+              <w:t>TYPE</w:t>
+            </w:r>
+          </w:p>
+        </w:tc>
+      </w:tr>
+      <w:tr>
+        <w:trPr>
+          <w:trHeight w:val="525"/>
+        </w:trPr>
+        <w:tc>
+          <w:tcPr>
+            <w:tcW w:w="0" w:type="auto"/>
+            <w:vMerge/>
+            <w:shd w:val="clear" w:color="auto" w:fill="153D63" w:themeFill="text2" w:themeFillTint="E6"/>
+            <w:vAlign w:val="center"/>
+          </w:tcPr>
+          <w:p>
+            <w:pPr>
+              <w:jc w:val="center"/>
+              <w:rPr>
+                <w:b/>
+                <w:bCs/>
+              </w:rPr>
+            </w:pPr>
+          </w:p>
+        </w:tc>
+        <w:tc>
+          <w:tcPr>
+            <w:tcW w:w="0" w:type="auto"/>
+            <w:vAlign w:val="center"/>
+          </w:tcPr>
+          <w:p>
+            <w:pPr>
+              <w:jc w:val="center"/>
+            </w:pPr>
+            <w:r>
+              <w:t>Grade</w:t>
+            </w:r>
+          </w:p>
+        </w:tc>
+        <w:tc>
+          <w:tcPr>
+            <w:tcW w:w="0" w:type="auto"/>
+            <w:vAlign w:val="center"/>
+          </w:tcPr>
+          <w:p>
+            <w:pPr>
+              <w:jc w:val="center"/>
+            </w:pPr>
+            <w:r>
+              <w:t>Double</w:t>
+            </w:r>
+          </w:p>
+        </w:tc>
+      </w:tr>
+      <w:tr>
+        <w:trPr>
+          <w:trHeight w:val="525"/>
+        </w:trPr>
+        <w:tc>
+          <w:tcPr>
+            <w:tcW w:w="0" w:type="auto"/>
+            <w:vMerge/>
+            <w:shd w:val="clear" w:color="auto" w:fill="153D63" w:themeFill="text2" w:themeFillTint="E6"/>
+            <w:vAlign w:val="center"/>
+          </w:tcPr>
+          <w:p>
+            <w:pPr>
+              <w:jc w:val="center"/>
+              <w:rPr>
+                <w:b/>
+                <w:bCs/>
+              </w:rPr>
+            </w:pPr>
+          </w:p>
+        </w:tc>
+        <w:tc>
+          <w:tcPr>
+            <w:tcW w:w="0" w:type="auto"/>
+            <w:vAlign w:val="center"/>
+          </w:tcPr>
+          <w:p>
+            <w:pPr>
+              <w:jc w:val="center"/>
+            </w:pPr>
+            <w:r>
+              <w:t>Updated Calculations</w:t>
+            </w:r>
+          </w:p>
+        </w:tc>
+        <w:tc>
+          <w:tcPr>
+            <w:tcW w:w="0" w:type="auto"/>
+            <w:vAlign w:val="center"/>
+          </w:tcPr>
+          <w:p>
+            <w:pPr>
+              <w:jc w:val="center"/>
+            </w:pPr>
+            <w:r>
+              <w:t>Values</w:t>
+            </w:r>
+          </w:p>
+        </w:tc>
+      </w:tr>
+      <w:tr>
+        <w:trPr>
+          <w:trHeight w:val="808"/>
+        </w:trPr>
+        <w:tc>
+          <w:tcPr>
+            <w:tcW w:w="0" w:type="auto"/>
+            <w:shd w:val="clear" w:color="auto" w:fill="153D63" w:themeFill="text2" w:themeFillTint="E6"/>
+            <w:vAlign w:val="center"/>
+          </w:tcPr>
+          <w:p>
+            <w:pPr>
+              <w:jc w:val="center"/>
+              <w:rPr>
+                <w:b/>
+                <w:bCs/>
+              </w:rPr>
+            </w:pPr>
+            <w:r>
+              <w:rPr>
+                <w:b/>
+                <w:bCs/>
+              </w:rPr>
+              <w:t>POSTCONDITIONS</w:t>
+            </w:r>
+          </w:p>
+        </w:tc>
+        <w:tc>
+          <w:tcPr>
+            <w:tcW w:w="0" w:type="auto"/>
+            <w:gridSpan w:val="2"/>
+            <w:vAlign w:val="center"/>
+          </w:tcPr>
+          <w:p>
+            <w:pPr>
+              <w:jc w:val="center"/>
+            </w:pPr>
+            <w:r>
+              <w:t xml:space="preserve">The grade information is </w:t>
+            </w:r>
+            <w:proofErr w:type="gramStart"/>
+            <w:r>
+              <w:t>updated</w:t>
+            </w:r>
+            <w:proofErr w:type="gramEnd"/>
+            <w:r>
+              <w:t xml:space="preserve"> and all dependent calculations reflect the change.</w:t>
+            </w:r>
+          </w:p>
+        </w:tc>
+      </w:tr>
+      <w:tr>
+        <w:trPr>
+          <w:trHeight w:val="1054"/>
+        </w:trPr>
+        <w:tc>
+          <w:tcPr>
+            <w:tcW w:w="0" w:type="auto"/>
+            <w:shd w:val="clear" w:color="auto" w:fill="153D63" w:themeFill="text2" w:themeFillTint="E6"/>
+            <w:vAlign w:val="center"/>
+          </w:tcPr>
+          <w:p>
+            <w:pPr>
+              <w:jc w:val="center"/>
+              <w:rPr>
+                <w:b/>
+                <w:bCs/>
+              </w:rPr>
+            </w:pPr>
+            <w:r>
+              <w:rPr>
+                <w:b/>
+                <w:bCs/>
+              </w:rPr>
+              <w:t>VALIDATIONS</w:t>
+            </w:r>
+          </w:p>
+        </w:tc>
+        <w:tc>
+          <w:tcPr>
+            <w:tcW w:w="0" w:type="auto"/>
+            <w:gridSpan w:val="2"/>
+            <w:vAlign w:val="center"/>
+          </w:tcPr>
+          <w:p>
+            <w:pPr>
+              <w:jc w:val="center"/>
+            </w:pPr>
+            <w:r>
+              <w:t>The grade must comply with the configured grading scale.</w:t>
+            </w:r>
+          </w:p>
+        </w:tc>
+      </w:tr>
+      <w:tr>
+        <w:trPr>
+          <w:trHeight w:val="1261"/>
+        </w:trPr>
+        <w:tc>
+          <w:tcPr>
+            <w:tcW w:w="0" w:type="auto"/>
+            <w:shd w:val="clear" w:color="auto" w:fill="153D63" w:themeFill="text2" w:themeFillTint="E6"/>
+            <w:vAlign w:val="center"/>
+          </w:tcPr>
+          <w:p>
+            <w:pPr>
+              <w:jc w:val="center"/>
+              <w:rPr>
+                <w:b/>
+                <w:bCs/>
+              </w:rPr>
+            </w:pPr>
+            <w:r>
+              <w:rPr>
+                <w:b/>
+                <w:bCs/>
+              </w:rPr>
+              <w:t>EXCEPTIONS</w:t>
+            </w:r>
+          </w:p>
+        </w:tc>
+        <w:tc>
+          <w:tcPr>
+            <w:tcW w:w="0" w:type="auto"/>
+            <w:gridSpan w:val="2"/>
+            <w:vAlign w:val="center"/>
+          </w:tcPr>
+          <w:p>
+            <w:pPr>
+              <w:jc w:val="center"/>
+            </w:pPr>
+            <w:r>
+              <w:t>Invalid grades or inaccessible assessment components shall be rejected.</w:t>
+            </w:r>
+          </w:p>
+        </w:tc>
+      </w:tr>
+    </w:tbl>
+    <w:p/>
+    <w:p>
+      <w:r>
+        <w:br w:type="page"/>
+      </w:r>
+    </w:p>
+    <w:tbl>
+      <w:tblPr>
+        <w:tblStyle w:val="Tablaconcuadrcula"/>
+        <w:tblW w:w="0" w:type="auto"/>
+        <w:tblLook w:val="04A0" w:firstRow="1" w:lastRow="0" w:firstColumn="1" w:lastColumn="0" w:noHBand="0" w:noVBand="1"/>
+      </w:tblPr>
+      <w:tblGrid>
+        <w:gridCol w:w="2390"/>
+        <w:gridCol w:w="4475"/>
+        <w:gridCol w:w="2485"/>
+      </w:tblGrid>
+      <w:tr>
+        <w:trPr>
+          <w:trHeight w:val="508"/>
+        </w:trPr>
+        <w:tc>
+          <w:tcPr>
+            <w:tcW w:w="0" w:type="auto"/>
+            <w:shd w:val="clear" w:color="auto" w:fill="153D63" w:themeFill="text2" w:themeFillTint="E6"/>
+            <w:vAlign w:val="center"/>
+          </w:tcPr>
+          <w:p>
+            <w:pPr>
+              <w:jc w:val="center"/>
+              <w:rPr>
+                <w:b/>
+                <w:bCs/>
+              </w:rPr>
+            </w:pPr>
+            <w:r>
+              <w:rPr>
+                <w:b/>
+                <w:bCs/>
+              </w:rPr>
+              <w:lastRenderedPageBreak/>
+              <w:t>ID</w:t>
+            </w:r>
+            <w:r>
+              <w:rPr>
+                <w:b/>
+                <w:bCs/>
+              </w:rPr>
+              <w:t xml:space="preserve"> &amp; NAME</w:t>
+            </w:r>
+          </w:p>
+        </w:tc>
+        <w:tc>
+          <w:tcPr>
+            <w:tcW w:w="0" w:type="auto"/>
+            <w:gridSpan w:val="2"/>
+            <w:vAlign w:val="center"/>
+          </w:tcPr>
+          <w:p>
+            <w:pPr>
+              <w:jc w:val="center"/>
+            </w:pPr>
+            <w:r>
+              <w:t>FR-GRD-</w:t>
+            </w:r>
+            <w:r>
+              <w:t>02</w:t>
+            </w:r>
+            <w:r>
+              <w:t xml:space="preserve"> </w:t>
+            </w:r>
+            <w:r>
+              <w:t xml:space="preserve">– </w:t>
+            </w:r>
+            <w:r>
+              <w:t>Track Ungraded Assessments</w:t>
+            </w:r>
+          </w:p>
+        </w:tc>
+      </w:tr>
+      <w:tr>
+        <w:trPr>
+          <w:trHeight w:val="824"/>
+        </w:trPr>
+        <w:tc>
+          <w:tcPr>
+            <w:tcW w:w="0" w:type="auto"/>
+            <w:shd w:val="clear" w:color="auto" w:fill="153D63" w:themeFill="text2" w:themeFillTint="E6"/>
+            <w:vAlign w:val="center"/>
+          </w:tcPr>
+          <w:p>
+            <w:pPr>
+              <w:jc w:val="center"/>
+              <w:rPr>
+                <w:b/>
+                <w:bCs/>
+              </w:rPr>
+            </w:pPr>
+            <w:r>
+              <w:rPr>
+                <w:b/>
+                <w:bCs/>
+              </w:rPr>
+              <w:t>DESCRIPTION</w:t>
+            </w:r>
+          </w:p>
+        </w:tc>
+        <w:tc>
+          <w:tcPr>
+            <w:tcW w:w="0" w:type="auto"/>
+            <w:gridSpan w:val="2"/>
+            <w:vAlign w:val="center"/>
+          </w:tcPr>
+          <w:p>
+            <w:pPr>
+              <w:jc w:val="center"/>
+            </w:pPr>
+            <w:r>
+              <w:t>The system shall distinguish between graded and ungraded assessment components and use their status when calculating current grades and projections.</w:t>
+            </w:r>
+          </w:p>
+        </w:tc>
+      </w:tr>
+      <w:tr>
+        <w:trPr>
+          <w:trHeight w:val="565"/>
+        </w:trPr>
+        <w:tc>
+          <w:tcPr>
+            <w:tcW w:w="0" w:type="auto"/>
+            <w:shd w:val="clear" w:color="auto" w:fill="153D63" w:themeFill="text2" w:themeFillTint="E6"/>
+            <w:vAlign w:val="center"/>
+          </w:tcPr>
+          <w:p>
+            <w:pPr>
+              <w:jc w:val="center"/>
+              <w:rPr>
+                <w:b/>
+                <w:bCs/>
+              </w:rPr>
+            </w:pPr>
+            <w:r>
+              <w:rPr>
+                <w:b/>
+                <w:bCs/>
+              </w:rPr>
+              <w:t>ACTORS</w:t>
+            </w:r>
+          </w:p>
+        </w:tc>
+        <w:tc>
+          <w:tcPr>
+            <w:tcW w:w="0" w:type="auto"/>
+            <w:gridSpan w:val="2"/>
+            <w:vAlign w:val="center"/>
+          </w:tcPr>
+          <w:p>
+            <w:pPr>
+              <w:jc w:val="center"/>
+            </w:pPr>
+            <w:r>
+              <w:t>User</w:t>
+            </w:r>
+          </w:p>
+        </w:tc>
+      </w:tr>
+      <w:tr>
+        <w:trPr>
+          <w:trHeight w:val="724"/>
+        </w:trPr>
+        <w:tc>
+          <w:tcPr>
+            <w:tcW w:w="0" w:type="auto"/>
+            <w:shd w:val="clear" w:color="auto" w:fill="153D63" w:themeFill="text2" w:themeFillTint="E6"/>
+            <w:vAlign w:val="center"/>
+          </w:tcPr>
+          <w:p>
+            <w:pPr>
+              <w:jc w:val="center"/>
+              <w:rPr>
+                <w:b/>
+                <w:bCs/>
+              </w:rPr>
+            </w:pPr>
+            <w:r>
+              <w:rPr>
+                <w:b/>
+                <w:bCs/>
+              </w:rPr>
+              <w:t>PRECONDITIONS</w:t>
+            </w:r>
+          </w:p>
+        </w:tc>
+        <w:tc>
+          <w:tcPr>
+            <w:tcW w:w="0" w:type="auto"/>
+            <w:gridSpan w:val="2"/>
+            <w:vAlign w:val="center"/>
+          </w:tcPr>
+          <w:p>
+            <w:pPr>
+              <w:pStyle w:val="Prrafodelista"/>
+              <w:ind w:left="0"/>
+              <w:jc w:val="center"/>
+            </w:pPr>
+            <w:r>
+              <w:t>Assessment components exist within a subject.</w:t>
+            </w:r>
+          </w:p>
+        </w:tc>
+      </w:tr>
+      <w:tr>
+        <w:trPr>
+          <w:trHeight w:val="363"/>
+        </w:trPr>
+        <w:tc>
+          <w:tcPr>
+            <w:tcW w:w="0" w:type="auto"/>
+            <w:vMerge w:val="restart"/>
+            <w:shd w:val="clear" w:color="auto" w:fill="153D63" w:themeFill="text2" w:themeFillTint="E6"/>
+            <w:vAlign w:val="center"/>
+          </w:tcPr>
+          <w:p>
+            <w:pPr>
+              <w:jc w:val="center"/>
+              <w:rPr>
+                <w:b/>
+                <w:bCs/>
+              </w:rPr>
+            </w:pPr>
+            <w:r>
+              <w:rPr>
+                <w:b/>
+                <w:bCs/>
+              </w:rPr>
+              <w:t>INPUTS</w:t>
+            </w:r>
+          </w:p>
+        </w:tc>
+        <w:tc>
+          <w:tcPr>
+            <w:tcW w:w="0" w:type="auto"/>
+            <w:shd w:val="clear" w:color="auto" w:fill="153D63" w:themeFill="text2" w:themeFillTint="E6"/>
+            <w:vAlign w:val="center"/>
+          </w:tcPr>
+          <w:p>
+            <w:pPr>
+              <w:jc w:val="center"/>
+              <w:rPr>
+                <w:b/>
+                <w:bCs/>
+              </w:rPr>
+            </w:pPr>
+            <w:r>
+              <w:rPr>
+                <w:b/>
+                <w:bCs/>
+              </w:rPr>
+              <w:t>NAME</w:t>
+            </w:r>
+          </w:p>
+        </w:tc>
+        <w:tc>
+          <w:tcPr>
+            <w:tcW w:w="0" w:type="auto"/>
+            <w:shd w:val="clear" w:color="auto" w:fill="153D63" w:themeFill="text2" w:themeFillTint="E6"/>
+            <w:vAlign w:val="center"/>
+          </w:tcPr>
+          <w:p>
+            <w:pPr>
+              <w:jc w:val="center"/>
+              <w:rPr>
+                <w:b/>
+                <w:bCs/>
+              </w:rPr>
+            </w:pPr>
+            <w:r>
+              <w:rPr>
+                <w:b/>
+                <w:bCs/>
+              </w:rPr>
+              <w:t>TYPE</w:t>
+            </w:r>
+          </w:p>
+        </w:tc>
+      </w:tr>
+      <w:tr>
+        <w:trPr>
+          <w:trHeight w:val="517"/>
+        </w:trPr>
+        <w:tc>
+          <w:tcPr>
+            <w:tcW w:w="0" w:type="auto"/>
+            <w:vMerge/>
+            <w:shd w:val="clear" w:color="auto" w:fill="153D63" w:themeFill="text2" w:themeFillTint="E6"/>
+            <w:vAlign w:val="center"/>
+          </w:tcPr>
+          <w:p>
+            <w:pPr>
+              <w:jc w:val="center"/>
+              <w:rPr>
+                <w:b/>
+                <w:bCs/>
+              </w:rPr>
+            </w:pPr>
+          </w:p>
+        </w:tc>
+        <w:tc>
+          <w:tcPr>
+            <w:tcW w:w="0" w:type="auto"/>
+            <w:vAlign w:val="center"/>
+          </w:tcPr>
+          <w:p>
+            <w:pPr>
+              <w:jc w:val="center"/>
+            </w:pPr>
+            <w:r>
+              <w:t>Assessment</w:t>
+            </w:r>
+            <w:r>
+              <w:t xml:space="preserve"> Status</w:t>
+            </w:r>
+          </w:p>
+        </w:tc>
+        <w:tc>
+          <w:tcPr>
+            <w:tcW w:w="0" w:type="auto"/>
+            <w:vAlign w:val="center"/>
+          </w:tcPr>
+          <w:p>
+            <w:pPr>
+              <w:jc w:val="center"/>
+            </w:pPr>
+            <w:r>
+              <w:t>Boolean</w:t>
+            </w:r>
+          </w:p>
+        </w:tc>
+      </w:tr>
+      <w:tr>
+        <w:trPr>
+          <w:trHeight w:val="992"/>
+        </w:trPr>
+        <w:tc>
+          <w:tcPr>
+            <w:tcW w:w="0" w:type="auto"/>
+            <w:shd w:val="clear" w:color="auto" w:fill="153D63" w:themeFill="text2" w:themeFillTint="E6"/>
+            <w:vAlign w:val="center"/>
+          </w:tcPr>
+          <w:p>
+            <w:pPr>
+              <w:jc w:val="center"/>
+              <w:rPr>
+                <w:b/>
+                <w:bCs/>
+              </w:rPr>
+            </w:pPr>
+            <w:r>
+              <w:rPr>
+                <w:b/>
+                <w:bCs/>
+              </w:rPr>
+              <w:t>PROCESS</w:t>
+            </w:r>
+          </w:p>
+        </w:tc>
+        <w:tc>
+          <w:tcPr>
+            <w:tcW w:w="0" w:type="auto"/>
+            <w:gridSpan w:val="2"/>
+            <w:vAlign w:val="center"/>
+          </w:tcPr>
+          <w:p>
+            <w:pPr>
+              <w:jc w:val="center"/>
+            </w:pPr>
+            <w:r>
+              <w:t xml:space="preserve">The system determines which assessment components have recorded </w:t>
+            </w:r>
+            <w:proofErr w:type="gramStart"/>
+            <w:r>
+              <w:t>grades</w:t>
+            </w:r>
+            <w:proofErr w:type="gramEnd"/>
+            <w:r>
+              <w:t xml:space="preserve"> and which remain ungraded.</w:t>
+            </w:r>
+          </w:p>
+        </w:tc>
+      </w:tr>
+      <w:tr>
+        <w:trPr>
+          <w:trHeight w:val="347"/>
+        </w:trPr>
+        <w:tc>
+          <w:tcPr>
+            <w:tcW w:w="0" w:type="auto"/>
+            <w:vMerge w:val="restart"/>
+            <w:shd w:val="clear" w:color="auto" w:fill="153D63" w:themeFill="text2" w:themeFillTint="E6"/>
+            <w:vAlign w:val="center"/>
+          </w:tcPr>
+          <w:p>
+            <w:pPr>
+              <w:jc w:val="center"/>
+              <w:rPr>
+                <w:b/>
+                <w:bCs/>
+              </w:rPr>
+            </w:pPr>
+            <w:r>
+              <w:rPr>
+                <w:b/>
+                <w:bCs/>
+              </w:rPr>
+              <w:t>OUTPUTS</w:t>
+            </w:r>
+          </w:p>
+        </w:tc>
+        <w:tc>
+          <w:tcPr>
+            <w:tcW w:w="0" w:type="auto"/>
+            <w:shd w:val="clear" w:color="auto" w:fill="153D63" w:themeFill="text2" w:themeFillTint="E6"/>
+            <w:vAlign w:val="center"/>
+          </w:tcPr>
+          <w:p>
+            <w:pPr>
+              <w:jc w:val="center"/>
+              <w:rPr>
+                <w:b/>
+                <w:bCs/>
+              </w:rPr>
+            </w:pPr>
+            <w:r>
+              <w:rPr>
+                <w:b/>
+                <w:bCs/>
+              </w:rPr>
+              <w:t>NAME</w:t>
+            </w:r>
+          </w:p>
+        </w:tc>
+        <w:tc>
+          <w:tcPr>
+            <w:tcW w:w="0" w:type="auto"/>
+            <w:shd w:val="clear" w:color="auto" w:fill="153D63" w:themeFill="text2" w:themeFillTint="E6"/>
+            <w:vAlign w:val="center"/>
+          </w:tcPr>
+          <w:p>
+            <w:pPr>
+              <w:jc w:val="center"/>
+              <w:rPr>
+                <w:b/>
+                <w:bCs/>
+              </w:rPr>
+            </w:pPr>
+            <w:r>
+              <w:rPr>
+                <w:b/>
+                <w:bCs/>
+              </w:rPr>
+              <w:t>TYPE</w:t>
+            </w:r>
+          </w:p>
+        </w:tc>
+      </w:tr>
+      <w:tr>
+        <w:trPr>
+          <w:trHeight w:val="525"/>
+        </w:trPr>
+        <w:tc>
+          <w:tcPr>
+            <w:tcW w:w="0" w:type="auto"/>
+            <w:vMerge/>
+            <w:shd w:val="clear" w:color="auto" w:fill="153D63" w:themeFill="text2" w:themeFillTint="E6"/>
+            <w:vAlign w:val="center"/>
+          </w:tcPr>
+          <w:p>
+            <w:pPr>
+              <w:jc w:val="center"/>
+              <w:rPr>
+                <w:b/>
+                <w:bCs/>
+              </w:rPr>
+            </w:pPr>
+          </w:p>
+        </w:tc>
+        <w:tc>
+          <w:tcPr>
+            <w:tcW w:w="0" w:type="auto"/>
+            <w:vAlign w:val="center"/>
+          </w:tcPr>
+          <w:p>
+            <w:pPr>
+              <w:jc w:val="center"/>
+            </w:pPr>
+            <w:r>
+              <w:t>Assessment Status</w:t>
+            </w:r>
+          </w:p>
+        </w:tc>
+        <w:tc>
+          <w:tcPr>
+            <w:tcW w:w="0" w:type="auto"/>
+            <w:vAlign w:val="center"/>
+          </w:tcPr>
+          <w:p>
+            <w:pPr>
+              <w:jc w:val="center"/>
+            </w:pPr>
+            <w:r>
+              <w:t>Boolean</w:t>
+            </w:r>
+          </w:p>
+        </w:tc>
+      </w:tr>
+      <w:tr>
+        <w:trPr>
+          <w:trHeight w:val="525"/>
+        </w:trPr>
+        <w:tc>
+          <w:tcPr>
+            <w:tcW w:w="0" w:type="auto"/>
+            <w:vMerge/>
+            <w:shd w:val="clear" w:color="auto" w:fill="153D63" w:themeFill="text2" w:themeFillTint="E6"/>
+            <w:vAlign w:val="center"/>
+          </w:tcPr>
+          <w:p>
+            <w:pPr>
+              <w:jc w:val="center"/>
+              <w:rPr>
+                <w:b/>
+                <w:bCs/>
+              </w:rPr>
+            </w:pPr>
+          </w:p>
+        </w:tc>
+        <w:tc>
+          <w:tcPr>
+            <w:tcW w:w="0" w:type="auto"/>
+            <w:vAlign w:val="center"/>
+          </w:tcPr>
+          <w:p>
+            <w:pPr>
+              <w:jc w:val="center"/>
+            </w:pPr>
+            <w:r>
+              <w:t>Remaining weight</w:t>
+            </w:r>
+          </w:p>
+        </w:tc>
+        <w:tc>
+          <w:tcPr>
+            <w:tcW w:w="0" w:type="auto"/>
+            <w:vAlign w:val="center"/>
+          </w:tcPr>
+          <w:p>
+            <w:pPr>
+              <w:jc w:val="center"/>
+            </w:pPr>
+            <w:r>
+              <w:t>Double</w:t>
+            </w:r>
+          </w:p>
+        </w:tc>
+      </w:tr>
+      <w:tr>
+        <w:trPr>
+          <w:trHeight w:val="808"/>
+        </w:trPr>
+        <w:tc>
+          <w:tcPr>
+            <w:tcW w:w="0" w:type="auto"/>
+            <w:shd w:val="clear" w:color="auto" w:fill="153D63" w:themeFill="text2" w:themeFillTint="E6"/>
+            <w:vAlign w:val="center"/>
+          </w:tcPr>
+          <w:p>
+            <w:pPr>
+              <w:jc w:val="center"/>
+              <w:rPr>
+                <w:b/>
+                <w:bCs/>
+              </w:rPr>
+            </w:pPr>
+            <w:r>
+              <w:rPr>
+                <w:b/>
+                <w:bCs/>
+              </w:rPr>
+              <w:t>POSTCONDITIONS</w:t>
+            </w:r>
+          </w:p>
+        </w:tc>
+        <w:tc>
+          <w:tcPr>
+            <w:tcW w:w="0" w:type="auto"/>
+            <w:gridSpan w:val="2"/>
+            <w:vAlign w:val="center"/>
+          </w:tcPr>
+          <w:p>
+            <w:pPr>
+              <w:jc w:val="center"/>
+            </w:pPr>
+            <w:r>
+              <w:t xml:space="preserve">The system maintains the current grading status of the subject. </w:t>
+            </w:r>
+          </w:p>
+        </w:tc>
+      </w:tr>
+      <w:tr>
+        <w:trPr>
+          <w:trHeight w:val="1054"/>
+        </w:trPr>
+        <w:tc>
+          <w:tcPr>
+            <w:tcW w:w="0" w:type="auto"/>
+            <w:shd w:val="clear" w:color="auto" w:fill="153D63" w:themeFill="text2" w:themeFillTint="E6"/>
+            <w:vAlign w:val="center"/>
+          </w:tcPr>
+          <w:p>
+            <w:pPr>
+              <w:jc w:val="center"/>
+              <w:rPr>
+                <w:b/>
+                <w:bCs/>
+              </w:rPr>
+            </w:pPr>
+            <w:r>
+              <w:rPr>
+                <w:b/>
+                <w:bCs/>
+              </w:rPr>
+              <w:t>VALIDATIONS</w:t>
+            </w:r>
+          </w:p>
+        </w:tc>
+        <w:tc>
+          <w:tcPr>
+            <w:tcW w:w="0" w:type="auto"/>
+            <w:gridSpan w:val="2"/>
+            <w:vAlign w:val="center"/>
+          </w:tcPr>
+          <w:p>
+            <w:pPr>
+              <w:jc w:val="center"/>
+            </w:pPr>
+            <w:r>
+              <w:t>An assessment shall only be considered graded when a valid grade is recorded.</w:t>
+            </w:r>
+          </w:p>
+        </w:tc>
+      </w:tr>
+      <w:tr>
+        <w:trPr>
+          <w:trHeight w:val="1261"/>
+        </w:trPr>
+        <w:tc>
+          <w:tcPr>
+            <w:tcW w:w="0" w:type="auto"/>
+            <w:shd w:val="clear" w:color="auto" w:fill="153D63" w:themeFill="text2" w:themeFillTint="E6"/>
+            <w:vAlign w:val="center"/>
+          </w:tcPr>
+          <w:p>
+            <w:pPr>
+              <w:jc w:val="center"/>
+              <w:rPr>
+                <w:b/>
+                <w:bCs/>
+              </w:rPr>
+            </w:pPr>
+            <w:r>
+              <w:rPr>
+                <w:b/>
+                <w:bCs/>
+              </w:rPr>
+              <w:t>EXCEPTIONS</w:t>
+            </w:r>
+          </w:p>
+        </w:tc>
+        <w:tc>
+          <w:tcPr>
+            <w:tcW w:w="0" w:type="auto"/>
+            <w:gridSpan w:val="2"/>
+            <w:vAlign w:val="center"/>
+          </w:tcPr>
+          <w:p>
+            <w:pPr>
+              <w:jc w:val="center"/>
+            </w:pPr>
+            <w:r>
+              <w:t>Inconsistent or invalid assessment status data shall not be used for calculations.</w:t>
+            </w:r>
+          </w:p>
+        </w:tc>
+      </w:tr>
+    </w:tbl>
+    <w:p/>
+    <w:p>
+      <w:r>
+        <w:br w:type="page"/>
+      </w:r>
+    </w:p>
     <w:p/>
     <w:sectPr>
       <w:pgSz w:w="12240" w:h="15840"/>

--- a/docs/SRS.docx
+++ b/docs/SRS.docx
@@ -4028,7 +4028,6 @@
                 <w:b/>
                 <w:bCs/>
               </w:rPr>
-              <w:lastRenderedPageBreak/>
               <w:t>ID</w:t>
             </w:r>
             <w:r>
@@ -4793,7 +4792,6 @@
                 <w:b/>
                 <w:bCs/>
               </w:rPr>
-              <w:lastRenderedPageBreak/>
               <w:t>ID</w:t>
             </w:r>
             <w:r>
@@ -5665,7 +5663,6 @@
                 <w:b/>
                 <w:bCs/>
               </w:rPr>
-              <w:lastRenderedPageBreak/>
               <w:t>ID</w:t>
             </w:r>
             <w:r>
@@ -6490,7 +6487,6 @@
                 <w:b/>
                 <w:bCs/>
               </w:rPr>
-              <w:lastRenderedPageBreak/>
               <w:t>ID</w:t>
             </w:r>
             <w:r>
@@ -7306,7 +7302,6 @@
                 <w:b/>
                 <w:bCs/>
               </w:rPr>
-              <w:lastRenderedPageBreak/>
               <w:t>ID</w:t>
             </w:r>
             <w:r>
@@ -8363,11 +8358,13 @@
               </w:rPr>
             </w:pPr>
             <w:r>
-              <w:rPr>
-                <w:b/>
-                <w:bCs/>
-              </w:rPr>
-              <w:lastRenderedPageBreak/>
+              <w:br w:type="page"/>
+            </w:r>
+            <w:r>
+              <w:rPr>
+                <w:b/>
+                <w:bCs/>
+              </w:rPr>
               <w:t>ID</w:t>
             </w:r>
             <w:r>
@@ -8394,3704 +8391,6 @@
             </w:r>
             <w:r>
               <w:t>7</w:t>
-            </w:r>
-            <w:r>
-              <w:t xml:space="preserve"> — </w:t>
-            </w:r>
-            <w:r>
-              <w:t>Set Academic Period Goal</w:t>
-            </w:r>
-          </w:p>
-        </w:tc>
-      </w:tr>
-      <w:tr>
-        <w:trPr>
-          <w:trHeight w:val="824"/>
-        </w:trPr>
-        <w:tc>
-          <w:tcPr>
-            <w:tcW w:w="3116" w:type="dxa"/>
-            <w:shd w:val="clear" w:color="auto" w:fill="153D63" w:themeFill="text2" w:themeFillTint="E6"/>
-            <w:vAlign w:val="center"/>
-          </w:tcPr>
-          <w:p>
-            <w:pPr>
-              <w:jc w:val="center"/>
-              <w:rPr>
-                <w:b/>
-                <w:bCs/>
-              </w:rPr>
-            </w:pPr>
-            <w:r>
-              <w:rPr>
-                <w:b/>
-                <w:bCs/>
-              </w:rPr>
-              <w:t>DESCRIPTION</w:t>
-            </w:r>
-          </w:p>
-        </w:tc>
-        <w:tc>
-          <w:tcPr>
-            <w:tcW w:w="6234" w:type="dxa"/>
-            <w:gridSpan w:val="2"/>
-            <w:vAlign w:val="center"/>
-          </w:tcPr>
-          <w:tbl>
-            <w:tblPr>
-              <w:tblW w:w="0" w:type="auto"/>
-              <w:tblCellSpacing w:w="15" w:type="dxa"/>
-              <w:tblCellMar>
-                <w:top w:w="15" w:type="dxa"/>
-                <w:left w:w="15" w:type="dxa"/>
-                <w:bottom w:w="15" w:type="dxa"/>
-                <w:right w:w="15" w:type="dxa"/>
-              </w:tblCellMar>
-              <w:tblLook w:val="04A0" w:firstRow="1" w:lastRow="0" w:firstColumn="1" w:lastColumn="0" w:noHBand="0" w:noVBand="1"/>
-            </w:tblPr>
-            <w:tblGrid>
-              <w:gridCol w:w="96"/>
-            </w:tblGrid>
-            <w:tr>
-              <w:trPr>
-                <w:tblCellSpacing w:w="15" w:type="dxa"/>
-              </w:trPr>
-              <w:tc>
-                <w:tcPr>
-                  <w:tcW w:w="0" w:type="auto"/>
-                  <w:vAlign w:val="center"/>
-                  <w:hideMark/>
-                </w:tcPr>
-                <w:p>
-                  <w:pPr>
-                    <w:spacing w:after="0" w:line="240" w:lineRule="auto"/>
-                    <w:jc w:val="center"/>
-                    <w:rPr>
-                      <w:lang w:val="es-CO"/>
-                    </w:rPr>
-                  </w:pPr>
-                </w:p>
-              </w:tc>
-            </w:tr>
-          </w:tbl>
-          <w:p>
-            <w:pPr>
-              <w:jc w:val="center"/>
-              <w:rPr>
-                <w:vanish/>
-                <w:lang w:val="es-CO"/>
-              </w:rPr>
-            </w:pPr>
-          </w:p>
-          <w:tbl>
-            <w:tblPr>
-              <w:tblW w:w="0" w:type="auto"/>
-              <w:tblCellSpacing w:w="15" w:type="dxa"/>
-              <w:tblCellMar>
-                <w:top w:w="15" w:type="dxa"/>
-                <w:left w:w="15" w:type="dxa"/>
-                <w:bottom w:w="15" w:type="dxa"/>
-                <w:right w:w="15" w:type="dxa"/>
-              </w:tblCellMar>
-              <w:tblLook w:val="04A0" w:firstRow="1" w:lastRow="0" w:firstColumn="1" w:lastColumn="0" w:noHBand="0" w:noVBand="1"/>
-            </w:tblPr>
-            <w:tblGrid>
-              <w:gridCol w:w="6018"/>
-            </w:tblGrid>
-            <w:tr>
-              <w:trPr>
-                <w:tblCellSpacing w:w="15" w:type="dxa"/>
-              </w:trPr>
-              <w:tc>
-                <w:tcPr>
-                  <w:tcW w:w="0" w:type="auto"/>
-                  <w:vAlign w:val="center"/>
-                  <w:hideMark/>
-                </w:tcPr>
-                <w:p>
-                  <w:pPr>
-                    <w:spacing w:after="0" w:line="240" w:lineRule="auto"/>
-                    <w:jc w:val="center"/>
-                  </w:pPr>
-                  <w:r>
-                    <w:t>The system shall allow the user to define an academic goal for a selected academic period.</w:t>
-                  </w:r>
-                </w:p>
-              </w:tc>
-            </w:tr>
-          </w:tbl>
-          <w:p>
-            <w:pPr>
-              <w:jc w:val="center"/>
-            </w:pPr>
-          </w:p>
-        </w:tc>
-      </w:tr>
-      <w:tr>
-        <w:trPr>
-          <w:trHeight w:val="565"/>
-        </w:trPr>
-        <w:tc>
-          <w:tcPr>
-            <w:tcW w:w="3116" w:type="dxa"/>
-            <w:shd w:val="clear" w:color="auto" w:fill="153D63" w:themeFill="text2" w:themeFillTint="E6"/>
-            <w:vAlign w:val="center"/>
-          </w:tcPr>
-          <w:p>
-            <w:pPr>
-              <w:jc w:val="center"/>
-              <w:rPr>
-                <w:b/>
-                <w:bCs/>
-              </w:rPr>
-            </w:pPr>
-            <w:r>
-              <w:rPr>
-                <w:b/>
-                <w:bCs/>
-              </w:rPr>
-              <w:t>ACTORS</w:t>
-            </w:r>
-          </w:p>
-        </w:tc>
-        <w:tc>
-          <w:tcPr>
-            <w:tcW w:w="6234" w:type="dxa"/>
-            <w:gridSpan w:val="2"/>
-            <w:vAlign w:val="center"/>
-          </w:tcPr>
-          <w:p>
-            <w:pPr>
-              <w:jc w:val="center"/>
-            </w:pPr>
-            <w:r>
-              <w:t>User</w:t>
-            </w:r>
-          </w:p>
-        </w:tc>
-      </w:tr>
-      <w:tr>
-        <w:trPr>
-          <w:trHeight w:val="754"/>
-        </w:trPr>
-        <w:tc>
-          <w:tcPr>
-            <w:tcW w:w="3116" w:type="dxa"/>
-            <w:shd w:val="clear" w:color="auto" w:fill="153D63" w:themeFill="text2" w:themeFillTint="E6"/>
-            <w:vAlign w:val="center"/>
-          </w:tcPr>
-          <w:p>
-            <w:pPr>
-              <w:jc w:val="center"/>
-              <w:rPr>
-                <w:b/>
-                <w:bCs/>
-              </w:rPr>
-            </w:pPr>
-            <w:r>
-              <w:rPr>
-                <w:b/>
-                <w:bCs/>
-              </w:rPr>
-              <w:t>PRECONDITIONS</w:t>
-            </w:r>
-          </w:p>
-        </w:tc>
-        <w:tc>
-          <w:tcPr>
-            <w:tcW w:w="6234" w:type="dxa"/>
-            <w:gridSpan w:val="2"/>
-            <w:vAlign w:val="center"/>
-          </w:tcPr>
-          <w:p>
-            <w:pPr>
-              <w:jc w:val="center"/>
-            </w:pPr>
-            <w:r>
-              <w:t>The user is authenticated. The academic period exists and belongs to the authenticated user.</w:t>
-            </w:r>
-          </w:p>
-        </w:tc>
-      </w:tr>
-      <w:tr>
-        <w:trPr>
-          <w:trHeight w:val="363"/>
-        </w:trPr>
-        <w:tc>
-          <w:tcPr>
-            <w:tcW w:w="3116" w:type="dxa"/>
-            <w:vMerge w:val="restart"/>
-            <w:shd w:val="clear" w:color="auto" w:fill="153D63" w:themeFill="text2" w:themeFillTint="E6"/>
-            <w:vAlign w:val="center"/>
-          </w:tcPr>
-          <w:p>
-            <w:pPr>
-              <w:jc w:val="center"/>
-              <w:rPr>
-                <w:b/>
-                <w:bCs/>
-              </w:rPr>
-            </w:pPr>
-            <w:r>
-              <w:rPr>
-                <w:b/>
-                <w:bCs/>
-              </w:rPr>
-              <w:t>INPUTS</w:t>
-            </w:r>
-          </w:p>
-        </w:tc>
-        <w:tc>
-          <w:tcPr>
-            <w:tcW w:w="3117" w:type="dxa"/>
-            <w:shd w:val="clear" w:color="auto" w:fill="153D63" w:themeFill="text2" w:themeFillTint="E6"/>
-            <w:vAlign w:val="center"/>
-          </w:tcPr>
-          <w:p>
-            <w:pPr>
-              <w:jc w:val="center"/>
-              <w:rPr>
-                <w:b/>
-                <w:bCs/>
-              </w:rPr>
-            </w:pPr>
-            <w:r>
-              <w:rPr>
-                <w:b/>
-                <w:bCs/>
-              </w:rPr>
-              <w:t>NAME</w:t>
-            </w:r>
-          </w:p>
-        </w:tc>
-        <w:tc>
-          <w:tcPr>
-            <w:tcW w:w="3117" w:type="dxa"/>
-            <w:shd w:val="clear" w:color="auto" w:fill="153D63" w:themeFill="text2" w:themeFillTint="E6"/>
-            <w:vAlign w:val="center"/>
-          </w:tcPr>
-          <w:p>
-            <w:pPr>
-              <w:jc w:val="center"/>
-              <w:rPr>
-                <w:b/>
-                <w:bCs/>
-              </w:rPr>
-            </w:pPr>
-            <w:r>
-              <w:rPr>
-                <w:b/>
-                <w:bCs/>
-              </w:rPr>
-              <w:t>TYPE</w:t>
-            </w:r>
-          </w:p>
-        </w:tc>
-      </w:tr>
-      <w:tr>
-        <w:trPr>
-          <w:trHeight w:val="517"/>
-        </w:trPr>
-        <w:tc>
-          <w:tcPr>
-            <w:tcW w:w="3116" w:type="dxa"/>
-            <w:vMerge/>
-            <w:shd w:val="clear" w:color="auto" w:fill="153D63" w:themeFill="text2" w:themeFillTint="E6"/>
-            <w:vAlign w:val="center"/>
-          </w:tcPr>
-          <w:p>
-            <w:pPr>
-              <w:jc w:val="center"/>
-              <w:rPr>
-                <w:b/>
-                <w:bCs/>
-              </w:rPr>
-            </w:pPr>
-          </w:p>
-        </w:tc>
-        <w:tc>
-          <w:tcPr>
-            <w:tcW w:w="3117" w:type="dxa"/>
-            <w:vAlign w:val="center"/>
-          </w:tcPr>
-          <w:p>
-            <w:pPr>
-              <w:jc w:val="center"/>
-            </w:pPr>
-            <w:r>
-              <w:t>Goal name</w:t>
-            </w:r>
-          </w:p>
-        </w:tc>
-        <w:tc>
-          <w:tcPr>
-            <w:tcW w:w="3117" w:type="dxa"/>
-            <w:vAlign w:val="center"/>
-          </w:tcPr>
-          <w:p>
-            <w:pPr>
-              <w:jc w:val="center"/>
-            </w:pPr>
-            <w:r>
-              <w:t>String</w:t>
-            </w:r>
-          </w:p>
-        </w:tc>
-      </w:tr>
-      <w:tr>
-        <w:trPr>
-          <w:trHeight w:val="517"/>
-        </w:trPr>
-        <w:tc>
-          <w:tcPr>
-            <w:tcW w:w="3116" w:type="dxa"/>
-            <w:vMerge/>
-            <w:shd w:val="clear" w:color="auto" w:fill="153D63" w:themeFill="text2" w:themeFillTint="E6"/>
-            <w:vAlign w:val="center"/>
-          </w:tcPr>
-          <w:p>
-            <w:pPr>
-              <w:jc w:val="center"/>
-              <w:rPr>
-                <w:b/>
-                <w:bCs/>
-              </w:rPr>
-            </w:pPr>
-          </w:p>
-        </w:tc>
-        <w:tc>
-          <w:tcPr>
-            <w:tcW w:w="3117" w:type="dxa"/>
-            <w:vAlign w:val="center"/>
-          </w:tcPr>
-          <w:p>
-            <w:pPr>
-              <w:jc w:val="center"/>
-            </w:pPr>
-            <w:r>
-              <w:t>Target grade</w:t>
-            </w:r>
-          </w:p>
-        </w:tc>
-        <w:tc>
-          <w:tcPr>
-            <w:tcW w:w="3117" w:type="dxa"/>
-            <w:vAlign w:val="center"/>
-          </w:tcPr>
-          <w:p>
-            <w:pPr>
-              <w:jc w:val="center"/>
-            </w:pPr>
-            <w:r>
-              <w:t>double</w:t>
-            </w:r>
-          </w:p>
-        </w:tc>
-      </w:tr>
-      <w:tr>
-        <w:trPr>
-          <w:trHeight w:val="992"/>
-        </w:trPr>
-        <w:tc>
-          <w:tcPr>
-            <w:tcW w:w="3116" w:type="dxa"/>
-            <w:shd w:val="clear" w:color="auto" w:fill="153D63" w:themeFill="text2" w:themeFillTint="E6"/>
-            <w:vAlign w:val="center"/>
-          </w:tcPr>
-          <w:p>
-            <w:pPr>
-              <w:jc w:val="center"/>
-              <w:rPr>
-                <w:b/>
-                <w:bCs/>
-              </w:rPr>
-            </w:pPr>
-            <w:r>
-              <w:rPr>
-                <w:b/>
-                <w:bCs/>
-              </w:rPr>
-              <w:t>PROCESS</w:t>
-            </w:r>
-          </w:p>
-        </w:tc>
-        <w:tc>
-          <w:tcPr>
-            <w:tcW w:w="6234" w:type="dxa"/>
-            <w:gridSpan w:val="2"/>
-            <w:vAlign w:val="center"/>
-          </w:tcPr>
-          <w:tbl>
-            <w:tblPr>
-              <w:tblW w:w="0" w:type="auto"/>
-              <w:tblCellSpacing w:w="15" w:type="dxa"/>
-              <w:tblCellMar>
-                <w:top w:w="15" w:type="dxa"/>
-                <w:left w:w="15" w:type="dxa"/>
-                <w:bottom w:w="15" w:type="dxa"/>
-                <w:right w:w="15" w:type="dxa"/>
-              </w:tblCellMar>
-              <w:tblLook w:val="04A0" w:firstRow="1" w:lastRow="0" w:firstColumn="1" w:lastColumn="0" w:noHBand="0" w:noVBand="1"/>
-            </w:tblPr>
-            <w:tblGrid>
-              <w:gridCol w:w="96"/>
-            </w:tblGrid>
-            <w:tr>
-              <w:trPr>
-                <w:tblCellSpacing w:w="15" w:type="dxa"/>
-              </w:trPr>
-              <w:tc>
-                <w:tcPr>
-                  <w:tcW w:w="0" w:type="auto"/>
-                  <w:vAlign w:val="center"/>
-                  <w:hideMark/>
-                </w:tcPr>
-                <w:p>
-                  <w:pPr>
-                    <w:spacing w:after="0" w:line="240" w:lineRule="auto"/>
-                    <w:jc w:val="center"/>
-                    <w:rPr>
-                      <w:lang w:val="es-CO"/>
-                    </w:rPr>
-                  </w:pPr>
-                </w:p>
-              </w:tc>
-            </w:tr>
-          </w:tbl>
-          <w:p>
-            <w:pPr>
-              <w:jc w:val="center"/>
-              <w:rPr>
-                <w:vanish/>
-                <w:lang w:val="es-CO"/>
-              </w:rPr>
-            </w:pPr>
-          </w:p>
-          <w:tbl>
-            <w:tblPr>
-              <w:tblW w:w="0" w:type="auto"/>
-              <w:tblCellSpacing w:w="15" w:type="dxa"/>
-              <w:tblCellMar>
-                <w:top w:w="15" w:type="dxa"/>
-                <w:left w:w="15" w:type="dxa"/>
-                <w:bottom w:w="15" w:type="dxa"/>
-                <w:right w:w="15" w:type="dxa"/>
-              </w:tblCellMar>
-              <w:tblLook w:val="04A0" w:firstRow="1" w:lastRow="0" w:firstColumn="1" w:lastColumn="0" w:noHBand="0" w:noVBand="1"/>
-            </w:tblPr>
-            <w:tblGrid>
-              <w:gridCol w:w="6018"/>
-            </w:tblGrid>
-            <w:tr>
-              <w:trPr>
-                <w:tblCellSpacing w:w="15" w:type="dxa"/>
-              </w:trPr>
-              <w:tc>
-                <w:tcPr>
-                  <w:tcW w:w="0" w:type="auto"/>
-                  <w:vAlign w:val="center"/>
-                  <w:hideMark/>
-                </w:tcPr>
-                <w:tbl>
-                  <w:tblPr>
-                    <w:tblW w:w="0" w:type="auto"/>
-                    <w:tblCellSpacing w:w="15" w:type="dxa"/>
-                    <w:tblCellMar>
-                      <w:top w:w="15" w:type="dxa"/>
-                      <w:left w:w="15" w:type="dxa"/>
-                      <w:bottom w:w="15" w:type="dxa"/>
-                      <w:right w:w="15" w:type="dxa"/>
-                    </w:tblCellMar>
-                    <w:tblLook w:val="04A0" w:firstRow="1" w:lastRow="0" w:firstColumn="1" w:lastColumn="0" w:noHBand="0" w:noVBand="1"/>
-                  </w:tblPr>
-                  <w:tblGrid>
-                    <w:gridCol w:w="96"/>
-                  </w:tblGrid>
-                  <w:tr>
-                    <w:trPr>
-                      <w:tblCellSpacing w:w="15" w:type="dxa"/>
-                    </w:trPr>
-                    <w:tc>
-                      <w:tcPr>
-                        <w:tcW w:w="0" w:type="auto"/>
-                        <w:vAlign w:val="center"/>
-                        <w:hideMark/>
-                      </w:tcPr>
-                      <w:p>
-                        <w:pPr>
-                          <w:spacing w:after="0" w:line="240" w:lineRule="auto"/>
-                          <w:jc w:val="center"/>
-                          <w:rPr>
-                            <w:lang w:val="es-CO"/>
-                          </w:rPr>
-                        </w:pPr>
-                      </w:p>
-                    </w:tc>
-                  </w:tr>
-                </w:tbl>
-                <w:p>
-                  <w:pPr>
-                    <w:spacing w:after="0" w:line="240" w:lineRule="auto"/>
-                    <w:jc w:val="center"/>
-                    <w:rPr>
-                      <w:vanish/>
-                      <w:lang w:val="es-CO"/>
-                    </w:rPr>
-                  </w:pPr>
-                </w:p>
-                <w:tbl>
-                  <w:tblPr>
-                    <w:tblW w:w="0" w:type="auto"/>
-                    <w:tblCellSpacing w:w="15" w:type="dxa"/>
-                    <w:tblCellMar>
-                      <w:top w:w="15" w:type="dxa"/>
-                      <w:left w:w="15" w:type="dxa"/>
-                      <w:bottom w:w="15" w:type="dxa"/>
-                      <w:right w:w="15" w:type="dxa"/>
-                    </w:tblCellMar>
-                    <w:tblLook w:val="04A0" w:firstRow="1" w:lastRow="0" w:firstColumn="1" w:lastColumn="0" w:noHBand="0" w:noVBand="1"/>
-                  </w:tblPr>
-                  <w:tblGrid>
-                    <w:gridCol w:w="5928"/>
-                  </w:tblGrid>
-                  <w:tr>
-                    <w:trPr>
-                      <w:tblCellSpacing w:w="15" w:type="dxa"/>
-                    </w:trPr>
-                    <w:tc>
-                      <w:tcPr>
-                        <w:tcW w:w="0" w:type="auto"/>
-                        <w:vAlign w:val="center"/>
-                        <w:hideMark/>
-                      </w:tcPr>
-                      <w:p>
-                        <w:pPr>
-                          <w:spacing w:after="0" w:line="240" w:lineRule="auto"/>
-                          <w:jc w:val="center"/>
-                        </w:pPr>
-                        <w:r>
-                          <w:t>The system validates the provided goal information and associates the goal with the selected academic period.</w:t>
-                        </w:r>
-                      </w:p>
-                    </w:tc>
-                  </w:tr>
-                </w:tbl>
-                <w:p>
-                  <w:pPr>
-                    <w:spacing w:after="0" w:line="240" w:lineRule="auto"/>
-                    <w:jc w:val="center"/>
-                  </w:pPr>
-                </w:p>
-              </w:tc>
-            </w:tr>
-          </w:tbl>
-          <w:p>
-            <w:pPr>
-              <w:jc w:val="center"/>
-            </w:pPr>
-          </w:p>
-        </w:tc>
-      </w:tr>
-      <w:tr>
-        <w:trPr>
-          <w:trHeight w:val="347"/>
-        </w:trPr>
-        <w:tc>
-          <w:tcPr>
-            <w:tcW w:w="3116" w:type="dxa"/>
-            <w:vMerge w:val="restart"/>
-            <w:shd w:val="clear" w:color="auto" w:fill="153D63" w:themeFill="text2" w:themeFillTint="E6"/>
-            <w:vAlign w:val="center"/>
-          </w:tcPr>
-          <w:p>
-            <w:pPr>
-              <w:jc w:val="center"/>
-              <w:rPr>
-                <w:b/>
-                <w:bCs/>
-              </w:rPr>
-            </w:pPr>
-            <w:r>
-              <w:rPr>
-                <w:b/>
-                <w:bCs/>
-              </w:rPr>
-              <w:t>OUTPUTS</w:t>
-            </w:r>
-          </w:p>
-        </w:tc>
-        <w:tc>
-          <w:tcPr>
-            <w:tcW w:w="3117" w:type="dxa"/>
-            <w:shd w:val="clear" w:color="auto" w:fill="153D63" w:themeFill="text2" w:themeFillTint="E6"/>
-            <w:vAlign w:val="center"/>
-          </w:tcPr>
-          <w:p>
-            <w:pPr>
-              <w:jc w:val="center"/>
-              <w:rPr>
-                <w:b/>
-                <w:bCs/>
-              </w:rPr>
-            </w:pPr>
-            <w:r>
-              <w:rPr>
-                <w:b/>
-                <w:bCs/>
-              </w:rPr>
-              <w:t>NAME</w:t>
-            </w:r>
-          </w:p>
-        </w:tc>
-        <w:tc>
-          <w:tcPr>
-            <w:tcW w:w="3117" w:type="dxa"/>
-            <w:shd w:val="clear" w:color="auto" w:fill="153D63" w:themeFill="text2" w:themeFillTint="E6"/>
-            <w:vAlign w:val="center"/>
-          </w:tcPr>
-          <w:p>
-            <w:pPr>
-              <w:jc w:val="center"/>
-              <w:rPr>
-                <w:b/>
-                <w:bCs/>
-              </w:rPr>
-            </w:pPr>
-            <w:r>
-              <w:rPr>
-                <w:b/>
-                <w:bCs/>
-              </w:rPr>
-              <w:t>TYPE</w:t>
-            </w:r>
-          </w:p>
-        </w:tc>
-      </w:tr>
-      <w:tr>
-        <w:trPr>
-          <w:trHeight w:val="525"/>
-        </w:trPr>
-        <w:tc>
-          <w:tcPr>
-            <w:tcW w:w="3116" w:type="dxa"/>
-            <w:vMerge/>
-            <w:shd w:val="clear" w:color="auto" w:fill="153D63" w:themeFill="text2" w:themeFillTint="E6"/>
-            <w:vAlign w:val="center"/>
-          </w:tcPr>
-          <w:p>
-            <w:pPr>
-              <w:jc w:val="center"/>
-              <w:rPr>
-                <w:b/>
-                <w:bCs/>
-              </w:rPr>
-            </w:pPr>
-          </w:p>
-        </w:tc>
-        <w:tc>
-          <w:tcPr>
-            <w:tcW w:w="3117" w:type="dxa"/>
-            <w:vAlign w:val="center"/>
-          </w:tcPr>
-          <w:p>
-            <w:pPr>
-              <w:jc w:val="center"/>
-            </w:pPr>
-            <w:r>
-              <w:t xml:space="preserve">Academic Period </w:t>
-            </w:r>
-            <w:r>
-              <w:t>Goal</w:t>
-            </w:r>
-          </w:p>
-        </w:tc>
-        <w:tc>
-          <w:tcPr>
-            <w:tcW w:w="3117" w:type="dxa"/>
-            <w:vAlign w:val="center"/>
-          </w:tcPr>
-          <w:p>
-            <w:pPr>
-              <w:jc w:val="center"/>
-            </w:pPr>
-            <w:r>
-              <w:t>Object</w:t>
-            </w:r>
-          </w:p>
-        </w:tc>
-      </w:tr>
-      <w:tr>
-        <w:trPr>
-          <w:trHeight w:val="808"/>
-        </w:trPr>
-        <w:tc>
-          <w:tcPr>
-            <w:tcW w:w="3116" w:type="dxa"/>
-            <w:shd w:val="clear" w:color="auto" w:fill="153D63" w:themeFill="text2" w:themeFillTint="E6"/>
-            <w:vAlign w:val="center"/>
-          </w:tcPr>
-          <w:p>
-            <w:pPr>
-              <w:jc w:val="center"/>
-              <w:rPr>
-                <w:b/>
-                <w:bCs/>
-              </w:rPr>
-            </w:pPr>
-            <w:r>
-              <w:rPr>
-                <w:b/>
-                <w:bCs/>
-              </w:rPr>
-              <w:t>POSTCONDITIONS</w:t>
-            </w:r>
-          </w:p>
-        </w:tc>
-        <w:tc>
-          <w:tcPr>
-            <w:tcW w:w="6234" w:type="dxa"/>
-            <w:gridSpan w:val="2"/>
-            <w:vAlign w:val="center"/>
-          </w:tcPr>
-          <w:p>
-            <w:pPr>
-              <w:jc w:val="center"/>
-            </w:pPr>
-            <w:r>
-              <w:t>The academic period has an active goal containing the specified name and target grade.</w:t>
-            </w:r>
-          </w:p>
-        </w:tc>
-      </w:tr>
-      <w:tr>
-        <w:trPr>
-          <w:trHeight w:val="1090"/>
-        </w:trPr>
-        <w:tc>
-          <w:tcPr>
-            <w:tcW w:w="3116" w:type="dxa"/>
-            <w:shd w:val="clear" w:color="auto" w:fill="153D63" w:themeFill="text2" w:themeFillTint="E6"/>
-            <w:vAlign w:val="center"/>
-          </w:tcPr>
-          <w:p>
-            <w:pPr>
-              <w:jc w:val="center"/>
-              <w:rPr>
-                <w:b/>
-                <w:bCs/>
-              </w:rPr>
-            </w:pPr>
-            <w:r>
-              <w:rPr>
-                <w:b/>
-                <w:bCs/>
-              </w:rPr>
-              <w:t>VALIDATIONS</w:t>
-            </w:r>
-          </w:p>
-        </w:tc>
-        <w:tc>
-          <w:tcPr>
-            <w:tcW w:w="6234" w:type="dxa"/>
-            <w:gridSpan w:val="2"/>
-            <w:vAlign w:val="center"/>
-          </w:tcPr>
-          <w:tbl>
-            <w:tblPr>
-              <w:tblW w:w="0" w:type="auto"/>
-              <w:tblCellSpacing w:w="15" w:type="dxa"/>
-              <w:tblCellMar>
-                <w:top w:w="15" w:type="dxa"/>
-                <w:left w:w="15" w:type="dxa"/>
-                <w:bottom w:w="15" w:type="dxa"/>
-                <w:right w:w="15" w:type="dxa"/>
-              </w:tblCellMar>
-              <w:tblLook w:val="04A0" w:firstRow="1" w:lastRow="0" w:firstColumn="1" w:lastColumn="0" w:noHBand="0" w:noVBand="1"/>
-            </w:tblPr>
-            <w:tblGrid>
-              <w:gridCol w:w="6018"/>
-            </w:tblGrid>
-            <w:tr>
-              <w:trPr>
-                <w:tblCellSpacing w:w="15" w:type="dxa"/>
-              </w:trPr>
-              <w:tc>
-                <w:tcPr>
-                  <w:tcW w:w="0" w:type="auto"/>
-                  <w:hideMark/>
-                </w:tcPr>
-                <w:tbl>
-                  <w:tblPr>
-                    <w:tblW w:w="0" w:type="auto"/>
-                    <w:tblCellSpacing w:w="15" w:type="dxa"/>
-                    <w:tblCellMar>
-                      <w:top w:w="15" w:type="dxa"/>
-                      <w:left w:w="15" w:type="dxa"/>
-                      <w:bottom w:w="15" w:type="dxa"/>
-                      <w:right w:w="15" w:type="dxa"/>
-                    </w:tblCellMar>
-                    <w:tblLook w:val="04A0" w:firstRow="1" w:lastRow="0" w:firstColumn="1" w:lastColumn="0" w:noHBand="0" w:noVBand="1"/>
-                  </w:tblPr>
-                  <w:tblGrid>
-                    <w:gridCol w:w="96"/>
-                  </w:tblGrid>
-                  <w:tr>
-                    <w:trPr>
-                      <w:tblCellSpacing w:w="15" w:type="dxa"/>
-                    </w:trPr>
-                    <w:tc>
-                      <w:tcPr>
-                        <w:tcW w:w="0" w:type="auto"/>
-                        <w:vAlign w:val="center"/>
-                        <w:hideMark/>
-                      </w:tcPr>
-                      <w:p>
-                        <w:pPr>
-                          <w:jc w:val="center"/>
-                          <w:rPr>
-                            <w:lang w:val="es-CO"/>
-                          </w:rPr>
-                        </w:pPr>
-                      </w:p>
-                    </w:tc>
-                  </w:tr>
-                </w:tbl>
-                <w:p>
-                  <w:pPr>
-                    <w:jc w:val="center"/>
-                    <w:rPr>
-                      <w:vanish/>
-                      <w:lang w:val="es-CO"/>
-                    </w:rPr>
-                  </w:pPr>
-                </w:p>
-                <w:tbl>
-                  <w:tblPr>
-                    <w:tblW w:w="0" w:type="auto"/>
-                    <w:tblCellSpacing w:w="15" w:type="dxa"/>
-                    <w:tblCellMar>
-                      <w:top w:w="15" w:type="dxa"/>
-                      <w:left w:w="15" w:type="dxa"/>
-                      <w:bottom w:w="15" w:type="dxa"/>
-                      <w:right w:w="15" w:type="dxa"/>
-                    </w:tblCellMar>
-                    <w:tblLook w:val="04A0" w:firstRow="1" w:lastRow="0" w:firstColumn="1" w:lastColumn="0" w:noHBand="0" w:noVBand="1"/>
-                  </w:tblPr>
-                  <w:tblGrid>
-                    <w:gridCol w:w="5928"/>
-                  </w:tblGrid>
-                  <w:tr>
-                    <w:trPr>
-                      <w:tblCellSpacing w:w="15" w:type="dxa"/>
-                    </w:trPr>
-                    <w:tc>
-                      <w:tcPr>
-                        <w:tcW w:w="0" w:type="auto"/>
-                        <w:vAlign w:val="center"/>
-                        <w:hideMark/>
-                      </w:tcPr>
-                      <w:p>
-                        <w:pPr>
-                          <w:jc w:val="center"/>
-                        </w:pPr>
-                        <w:r>
-                          <w:t>The goal name must be provided and valid. The target grade must be within the configured grading scale.</w:t>
-                        </w:r>
-                      </w:p>
-                    </w:tc>
-                  </w:tr>
-                </w:tbl>
-                <w:p>
-                  <w:pPr>
-                    <w:jc w:val="center"/>
-                  </w:pPr>
-                </w:p>
-              </w:tc>
-            </w:tr>
-          </w:tbl>
-          <w:p>
-            <w:pPr>
-              <w:pStyle w:val="Prrafodelista"/>
-              <w:ind w:left="0"/>
-              <w:jc w:val="center"/>
-            </w:pPr>
-          </w:p>
-        </w:tc>
-      </w:tr>
-      <w:tr>
-        <w:trPr>
-          <w:trHeight w:val="1261"/>
-        </w:trPr>
-        <w:tc>
-          <w:tcPr>
-            <w:tcW w:w="3116" w:type="dxa"/>
-            <w:shd w:val="clear" w:color="auto" w:fill="153D63" w:themeFill="text2" w:themeFillTint="E6"/>
-            <w:vAlign w:val="center"/>
-          </w:tcPr>
-          <w:p>
-            <w:pPr>
-              <w:jc w:val="center"/>
-              <w:rPr>
-                <w:b/>
-                <w:bCs/>
-              </w:rPr>
-            </w:pPr>
-            <w:r>
-              <w:rPr>
-                <w:b/>
-                <w:bCs/>
-              </w:rPr>
-              <w:t>EXCEPTIONS</w:t>
-            </w:r>
-          </w:p>
-        </w:tc>
-        <w:tc>
-          <w:tcPr>
-            <w:tcW w:w="6234" w:type="dxa"/>
-            <w:gridSpan w:val="2"/>
-            <w:vAlign w:val="center"/>
-          </w:tcPr>
-          <w:tbl>
-            <w:tblPr>
-              <w:tblW w:w="0" w:type="auto"/>
-              <w:tblCellSpacing w:w="15" w:type="dxa"/>
-              <w:tblCellMar>
-                <w:top w:w="15" w:type="dxa"/>
-                <w:left w:w="15" w:type="dxa"/>
-                <w:bottom w:w="15" w:type="dxa"/>
-                <w:right w:w="15" w:type="dxa"/>
-              </w:tblCellMar>
-              <w:tblLook w:val="04A0" w:firstRow="1" w:lastRow="0" w:firstColumn="1" w:lastColumn="0" w:noHBand="0" w:noVBand="1"/>
-            </w:tblPr>
-            <w:tblGrid>
-              <w:gridCol w:w="96"/>
-            </w:tblGrid>
-            <w:tr>
-              <w:trPr>
-                <w:tblCellSpacing w:w="15" w:type="dxa"/>
-              </w:trPr>
-              <w:tc>
-                <w:tcPr>
-                  <w:tcW w:w="0" w:type="auto"/>
-                  <w:vAlign w:val="center"/>
-                  <w:hideMark/>
-                </w:tcPr>
-                <w:p>
-                  <w:pPr>
-                    <w:spacing w:after="0" w:line="240" w:lineRule="auto"/>
-                    <w:rPr>
-                      <w:lang w:val="es-CO"/>
-                    </w:rPr>
-                  </w:pPr>
-                </w:p>
-              </w:tc>
-            </w:tr>
-          </w:tbl>
-          <w:p>
-            <w:pPr>
-              <w:rPr>
-                <w:vanish/>
-                <w:lang w:val="es-CO"/>
-              </w:rPr>
-            </w:pPr>
-          </w:p>
-          <w:tbl>
-            <w:tblPr>
-              <w:tblW w:w="0" w:type="auto"/>
-              <w:tblCellSpacing w:w="15" w:type="dxa"/>
-              <w:tblCellMar>
-                <w:top w:w="15" w:type="dxa"/>
-                <w:left w:w="15" w:type="dxa"/>
-                <w:bottom w:w="15" w:type="dxa"/>
-                <w:right w:w="15" w:type="dxa"/>
-              </w:tblCellMar>
-              <w:tblLook w:val="04A0" w:firstRow="1" w:lastRow="0" w:firstColumn="1" w:lastColumn="0" w:noHBand="0" w:noVBand="1"/>
-            </w:tblPr>
-            <w:tblGrid>
-              <w:gridCol w:w="6018"/>
-            </w:tblGrid>
-            <w:tr>
-              <w:trPr>
-                <w:tblCellSpacing w:w="15" w:type="dxa"/>
-              </w:trPr>
-              <w:tc>
-                <w:tcPr>
-                  <w:tcW w:w="0" w:type="auto"/>
-                  <w:vAlign w:val="center"/>
-                  <w:hideMark/>
-                </w:tcPr>
-                <w:tbl>
-                  <w:tblPr>
-                    <w:tblW w:w="0" w:type="auto"/>
-                    <w:tblCellSpacing w:w="15" w:type="dxa"/>
-                    <w:tblCellMar>
-                      <w:top w:w="15" w:type="dxa"/>
-                      <w:left w:w="15" w:type="dxa"/>
-                      <w:bottom w:w="15" w:type="dxa"/>
-                      <w:right w:w="15" w:type="dxa"/>
-                    </w:tblCellMar>
-                    <w:tblLook w:val="04A0" w:firstRow="1" w:lastRow="0" w:firstColumn="1" w:lastColumn="0" w:noHBand="0" w:noVBand="1"/>
-                  </w:tblPr>
-                  <w:tblGrid>
-                    <w:gridCol w:w="96"/>
-                  </w:tblGrid>
-                  <w:tr>
-                    <w:trPr>
-                      <w:tblCellSpacing w:w="15" w:type="dxa"/>
-                    </w:trPr>
-                    <w:tc>
-                      <w:tcPr>
-                        <w:tcW w:w="0" w:type="auto"/>
-                        <w:vAlign w:val="center"/>
-                        <w:hideMark/>
-                      </w:tcPr>
-                      <w:p>
-                        <w:pPr>
-                          <w:spacing w:after="0" w:line="240" w:lineRule="auto"/>
-                          <w:rPr>
-                            <w:lang w:val="es-CO"/>
-                          </w:rPr>
-                        </w:pPr>
-                      </w:p>
-                    </w:tc>
-                  </w:tr>
-                </w:tbl>
-                <w:p>
-                  <w:pPr>
-                    <w:spacing w:after="0" w:line="240" w:lineRule="auto"/>
-                    <w:rPr>
-                      <w:vanish/>
-                      <w:lang w:val="es-CO"/>
-                    </w:rPr>
-                  </w:pPr>
-                </w:p>
-                <w:tbl>
-                  <w:tblPr>
-                    <w:tblW w:w="0" w:type="auto"/>
-                    <w:tblCellSpacing w:w="15" w:type="dxa"/>
-                    <w:tblCellMar>
-                      <w:top w:w="15" w:type="dxa"/>
-                      <w:left w:w="15" w:type="dxa"/>
-                      <w:bottom w:w="15" w:type="dxa"/>
-                      <w:right w:w="15" w:type="dxa"/>
-                    </w:tblCellMar>
-                    <w:tblLook w:val="04A0" w:firstRow="1" w:lastRow="0" w:firstColumn="1" w:lastColumn="0" w:noHBand="0" w:noVBand="1"/>
-                  </w:tblPr>
-                  <w:tblGrid>
-                    <w:gridCol w:w="5928"/>
-                  </w:tblGrid>
-                  <w:tr>
-                    <w:trPr>
-                      <w:tblCellSpacing w:w="15" w:type="dxa"/>
-                    </w:trPr>
-                    <w:tc>
-                      <w:tcPr>
-                        <w:tcW w:w="0" w:type="auto"/>
-                        <w:vAlign w:val="center"/>
-                        <w:hideMark/>
-                      </w:tcPr>
-                      <w:p>
-                        <w:pPr>
-                          <w:spacing w:after="0" w:line="240" w:lineRule="auto"/>
-                        </w:pPr>
-                        <w:r>
-                          <w:t>The system shall reject the goal if the information provided is invalid or the academic period cannot be found.</w:t>
-                        </w:r>
-                      </w:p>
-                    </w:tc>
-                  </w:tr>
-                </w:tbl>
-                <w:p>
-                  <w:pPr>
-                    <w:spacing w:after="0" w:line="240" w:lineRule="auto"/>
-                  </w:pPr>
-                </w:p>
-              </w:tc>
-            </w:tr>
-          </w:tbl>
-          <w:p/>
-        </w:tc>
-      </w:tr>
-    </w:tbl>
-    <w:p/>
-    <w:p>
-      <w:r>
-        <w:br w:type="page"/>
-      </w:r>
-    </w:p>
-    <w:tbl>
-      <w:tblPr>
-        <w:tblStyle w:val="Tablaconcuadrcula"/>
-        <w:tblW w:w="0" w:type="auto"/>
-        <w:tblLook w:val="04A0" w:firstRow="1" w:lastRow="0" w:firstColumn="1" w:lastColumn="0" w:noHBand="0" w:noVBand="1"/>
-      </w:tblPr>
-      <w:tblGrid>
-        <w:gridCol w:w="3116"/>
-        <w:gridCol w:w="3117"/>
-        <w:gridCol w:w="3117"/>
-      </w:tblGrid>
-      <w:tr>
-        <w:trPr>
-          <w:trHeight w:val="508"/>
-        </w:trPr>
-        <w:tc>
-          <w:tcPr>
-            <w:tcW w:w="3116" w:type="dxa"/>
-            <w:shd w:val="clear" w:color="auto" w:fill="153D63" w:themeFill="text2" w:themeFillTint="E6"/>
-            <w:vAlign w:val="center"/>
-          </w:tcPr>
-          <w:p>
-            <w:pPr>
-              <w:jc w:val="center"/>
-              <w:rPr>
-                <w:b/>
-                <w:bCs/>
-              </w:rPr>
-            </w:pPr>
-            <w:r>
-              <w:rPr>
-                <w:b/>
-                <w:bCs/>
-              </w:rPr>
-              <w:lastRenderedPageBreak/>
-              <w:t>ID</w:t>
-            </w:r>
-            <w:r>
-              <w:rPr>
-                <w:b/>
-                <w:bCs/>
-              </w:rPr>
-              <w:t xml:space="preserve"> &amp; NAME</w:t>
-            </w:r>
-          </w:p>
-        </w:tc>
-        <w:tc>
-          <w:tcPr>
-            <w:tcW w:w="6234" w:type="dxa"/>
-            <w:gridSpan w:val="2"/>
-            <w:vAlign w:val="center"/>
-          </w:tcPr>
-          <w:p>
-            <w:pPr>
-              <w:jc w:val="center"/>
-            </w:pPr>
-            <w:r>
-              <w:t>FR-ACP-0</w:t>
-            </w:r>
-            <w:r>
-              <w:t>8</w:t>
-            </w:r>
-            <w:r>
-              <w:t xml:space="preserve"> — </w:t>
-            </w:r>
-            <w:r>
-              <w:t>Edit Academic Period Goal</w:t>
-            </w:r>
-          </w:p>
-        </w:tc>
-      </w:tr>
-      <w:tr>
-        <w:trPr>
-          <w:trHeight w:val="824"/>
-        </w:trPr>
-        <w:tc>
-          <w:tcPr>
-            <w:tcW w:w="3116" w:type="dxa"/>
-            <w:shd w:val="clear" w:color="auto" w:fill="153D63" w:themeFill="text2" w:themeFillTint="E6"/>
-            <w:vAlign w:val="center"/>
-          </w:tcPr>
-          <w:p>
-            <w:pPr>
-              <w:jc w:val="center"/>
-              <w:rPr>
-                <w:b/>
-                <w:bCs/>
-              </w:rPr>
-            </w:pPr>
-            <w:r>
-              <w:rPr>
-                <w:b/>
-                <w:bCs/>
-              </w:rPr>
-              <w:t>DESCRIPTION</w:t>
-            </w:r>
-          </w:p>
-        </w:tc>
-        <w:tc>
-          <w:tcPr>
-            <w:tcW w:w="6234" w:type="dxa"/>
-            <w:gridSpan w:val="2"/>
-            <w:vAlign w:val="center"/>
-          </w:tcPr>
-          <w:tbl>
-            <w:tblPr>
-              <w:tblW w:w="0" w:type="auto"/>
-              <w:tblCellSpacing w:w="15" w:type="dxa"/>
-              <w:tblCellMar>
-                <w:top w:w="15" w:type="dxa"/>
-                <w:left w:w="15" w:type="dxa"/>
-                <w:bottom w:w="15" w:type="dxa"/>
-                <w:right w:w="15" w:type="dxa"/>
-              </w:tblCellMar>
-              <w:tblLook w:val="04A0" w:firstRow="1" w:lastRow="0" w:firstColumn="1" w:lastColumn="0" w:noHBand="0" w:noVBand="1"/>
-            </w:tblPr>
-            <w:tblGrid>
-              <w:gridCol w:w="96"/>
-            </w:tblGrid>
-            <w:tr>
-              <w:trPr>
-                <w:tblCellSpacing w:w="15" w:type="dxa"/>
-              </w:trPr>
-              <w:tc>
-                <w:tcPr>
-                  <w:tcW w:w="0" w:type="auto"/>
-                  <w:vAlign w:val="center"/>
-                  <w:hideMark/>
-                </w:tcPr>
-                <w:p>
-                  <w:pPr>
-                    <w:spacing w:after="0" w:line="240" w:lineRule="auto"/>
-                    <w:jc w:val="center"/>
-                    <w:rPr>
-                      <w:lang w:val="es-CO"/>
-                    </w:rPr>
-                  </w:pPr>
-                </w:p>
-              </w:tc>
-            </w:tr>
-          </w:tbl>
-          <w:p>
-            <w:pPr>
-              <w:jc w:val="center"/>
-              <w:rPr>
-                <w:vanish/>
-                <w:lang w:val="es-CO"/>
-              </w:rPr>
-            </w:pPr>
-          </w:p>
-          <w:tbl>
-            <w:tblPr>
-              <w:tblW w:w="0" w:type="auto"/>
-              <w:tblCellSpacing w:w="15" w:type="dxa"/>
-              <w:tblCellMar>
-                <w:top w:w="15" w:type="dxa"/>
-                <w:left w:w="15" w:type="dxa"/>
-                <w:bottom w:w="15" w:type="dxa"/>
-                <w:right w:w="15" w:type="dxa"/>
-              </w:tblCellMar>
-              <w:tblLook w:val="04A0" w:firstRow="1" w:lastRow="0" w:firstColumn="1" w:lastColumn="0" w:noHBand="0" w:noVBand="1"/>
-            </w:tblPr>
-            <w:tblGrid>
-              <w:gridCol w:w="6018"/>
-            </w:tblGrid>
-            <w:tr>
-              <w:trPr>
-                <w:tblCellSpacing w:w="15" w:type="dxa"/>
-              </w:trPr>
-              <w:tc>
-                <w:tcPr>
-                  <w:tcW w:w="0" w:type="auto"/>
-                  <w:vAlign w:val="center"/>
-                  <w:hideMark/>
-                </w:tcPr>
-                <w:tbl>
-                  <w:tblPr>
-                    <w:tblW w:w="0" w:type="auto"/>
-                    <w:tblCellSpacing w:w="15" w:type="dxa"/>
-                    <w:tblCellMar>
-                      <w:top w:w="15" w:type="dxa"/>
-                      <w:left w:w="15" w:type="dxa"/>
-                      <w:bottom w:w="15" w:type="dxa"/>
-                      <w:right w:w="15" w:type="dxa"/>
-                    </w:tblCellMar>
-                    <w:tblLook w:val="04A0" w:firstRow="1" w:lastRow="0" w:firstColumn="1" w:lastColumn="0" w:noHBand="0" w:noVBand="1"/>
-                  </w:tblPr>
-                  <w:tblGrid>
-                    <w:gridCol w:w="96"/>
-                  </w:tblGrid>
-                  <w:tr>
-                    <w:trPr>
-                      <w:tblCellSpacing w:w="15" w:type="dxa"/>
-                    </w:trPr>
-                    <w:tc>
-                      <w:tcPr>
-                        <w:tcW w:w="0" w:type="auto"/>
-                        <w:vAlign w:val="center"/>
-                        <w:hideMark/>
-                      </w:tcPr>
-                      <w:p>
-                        <w:pPr>
-                          <w:spacing w:after="0" w:line="240" w:lineRule="auto"/>
-                          <w:jc w:val="center"/>
-                          <w:rPr>
-                            <w:lang w:val="es-CO"/>
-                          </w:rPr>
-                        </w:pPr>
-                      </w:p>
-                    </w:tc>
-                  </w:tr>
-                </w:tbl>
-                <w:p>
-                  <w:pPr>
-                    <w:spacing w:after="0" w:line="240" w:lineRule="auto"/>
-                    <w:jc w:val="center"/>
-                    <w:rPr>
-                      <w:vanish/>
-                      <w:lang w:val="es-CO"/>
-                    </w:rPr>
-                  </w:pPr>
-                </w:p>
-                <w:tbl>
-                  <w:tblPr>
-                    <w:tblW w:w="0" w:type="auto"/>
-                    <w:tblCellSpacing w:w="15" w:type="dxa"/>
-                    <w:tblCellMar>
-                      <w:top w:w="15" w:type="dxa"/>
-                      <w:left w:w="15" w:type="dxa"/>
-                      <w:bottom w:w="15" w:type="dxa"/>
-                      <w:right w:w="15" w:type="dxa"/>
-                    </w:tblCellMar>
-                    <w:tblLook w:val="04A0" w:firstRow="1" w:lastRow="0" w:firstColumn="1" w:lastColumn="0" w:noHBand="0" w:noVBand="1"/>
-                  </w:tblPr>
-                  <w:tblGrid>
-                    <w:gridCol w:w="5928"/>
-                  </w:tblGrid>
-                  <w:tr>
-                    <w:trPr>
-                      <w:tblCellSpacing w:w="15" w:type="dxa"/>
-                    </w:trPr>
-                    <w:tc>
-                      <w:tcPr>
-                        <w:tcW w:w="0" w:type="auto"/>
-                        <w:vAlign w:val="center"/>
-                        <w:hideMark/>
-                      </w:tcPr>
-                      <w:p>
-                        <w:pPr>
-                          <w:spacing w:after="0" w:line="240" w:lineRule="auto"/>
-                          <w:jc w:val="center"/>
-                        </w:pPr>
-                        <w:r>
-                          <w:t>The system shall allow the user to modify the name and target grade of an existing academic period goal.</w:t>
-                        </w:r>
-                      </w:p>
-                    </w:tc>
-                  </w:tr>
-                </w:tbl>
-                <w:p>
-                  <w:pPr>
-                    <w:spacing w:after="0" w:line="240" w:lineRule="auto"/>
-                    <w:jc w:val="center"/>
-                  </w:pPr>
-                </w:p>
-              </w:tc>
-            </w:tr>
-          </w:tbl>
-          <w:p>
-            <w:pPr>
-              <w:jc w:val="center"/>
-            </w:pPr>
-          </w:p>
-        </w:tc>
-      </w:tr>
-      <w:tr>
-        <w:trPr>
-          <w:trHeight w:val="565"/>
-        </w:trPr>
-        <w:tc>
-          <w:tcPr>
-            <w:tcW w:w="3116" w:type="dxa"/>
-            <w:shd w:val="clear" w:color="auto" w:fill="153D63" w:themeFill="text2" w:themeFillTint="E6"/>
-            <w:vAlign w:val="center"/>
-          </w:tcPr>
-          <w:p>
-            <w:pPr>
-              <w:jc w:val="center"/>
-              <w:rPr>
-                <w:b/>
-                <w:bCs/>
-              </w:rPr>
-            </w:pPr>
-            <w:r>
-              <w:rPr>
-                <w:b/>
-                <w:bCs/>
-              </w:rPr>
-              <w:t>ACTORS</w:t>
-            </w:r>
-          </w:p>
-        </w:tc>
-        <w:tc>
-          <w:tcPr>
-            <w:tcW w:w="6234" w:type="dxa"/>
-            <w:gridSpan w:val="2"/>
-            <w:vAlign w:val="center"/>
-          </w:tcPr>
-          <w:p>
-            <w:pPr>
-              <w:jc w:val="center"/>
-            </w:pPr>
-            <w:r>
-              <w:t>User</w:t>
-            </w:r>
-          </w:p>
-        </w:tc>
-      </w:tr>
-      <w:tr>
-        <w:trPr>
-          <w:trHeight w:val="754"/>
-        </w:trPr>
-        <w:tc>
-          <w:tcPr>
-            <w:tcW w:w="3116" w:type="dxa"/>
-            <w:shd w:val="clear" w:color="auto" w:fill="153D63" w:themeFill="text2" w:themeFillTint="E6"/>
-            <w:vAlign w:val="center"/>
-          </w:tcPr>
-          <w:p>
-            <w:pPr>
-              <w:jc w:val="center"/>
-              <w:rPr>
-                <w:b/>
-                <w:bCs/>
-              </w:rPr>
-            </w:pPr>
-            <w:r>
-              <w:rPr>
-                <w:b/>
-                <w:bCs/>
-              </w:rPr>
-              <w:t>PRECONDITIONS</w:t>
-            </w:r>
-          </w:p>
-        </w:tc>
-        <w:tc>
-          <w:tcPr>
-            <w:tcW w:w="6234" w:type="dxa"/>
-            <w:gridSpan w:val="2"/>
-            <w:vAlign w:val="center"/>
-          </w:tcPr>
-          <w:tbl>
-            <w:tblPr>
-              <w:tblW w:w="0" w:type="auto"/>
-              <w:tblCellSpacing w:w="15" w:type="dxa"/>
-              <w:tblCellMar>
-                <w:top w:w="15" w:type="dxa"/>
-                <w:left w:w="15" w:type="dxa"/>
-                <w:bottom w:w="15" w:type="dxa"/>
-                <w:right w:w="15" w:type="dxa"/>
-              </w:tblCellMar>
-              <w:tblLook w:val="04A0" w:firstRow="1" w:lastRow="0" w:firstColumn="1" w:lastColumn="0" w:noHBand="0" w:noVBand="1"/>
-            </w:tblPr>
-            <w:tblGrid>
-              <w:gridCol w:w="96"/>
-            </w:tblGrid>
-            <w:tr>
-              <w:trPr>
-                <w:tblCellSpacing w:w="15" w:type="dxa"/>
-              </w:trPr>
-              <w:tc>
-                <w:tcPr>
-                  <w:tcW w:w="0" w:type="auto"/>
-                  <w:vAlign w:val="center"/>
-                  <w:hideMark/>
-                </w:tcPr>
-                <w:p>
-                  <w:pPr>
-                    <w:spacing w:after="0" w:line="240" w:lineRule="auto"/>
-                    <w:jc w:val="center"/>
-                    <w:rPr>
-                      <w:lang w:val="es-CO"/>
-                    </w:rPr>
-                  </w:pPr>
-                </w:p>
-              </w:tc>
-            </w:tr>
-          </w:tbl>
-          <w:p>
-            <w:pPr>
-              <w:jc w:val="center"/>
-              <w:rPr>
-                <w:vanish/>
-                <w:lang w:val="es-CO"/>
-              </w:rPr>
-            </w:pPr>
-          </w:p>
-          <w:tbl>
-            <w:tblPr>
-              <w:tblW w:w="0" w:type="auto"/>
-              <w:tblCellSpacing w:w="15" w:type="dxa"/>
-              <w:tblCellMar>
-                <w:top w:w="15" w:type="dxa"/>
-                <w:left w:w="15" w:type="dxa"/>
-                <w:bottom w:w="15" w:type="dxa"/>
-                <w:right w:w="15" w:type="dxa"/>
-              </w:tblCellMar>
-              <w:tblLook w:val="04A0" w:firstRow="1" w:lastRow="0" w:firstColumn="1" w:lastColumn="0" w:noHBand="0" w:noVBand="1"/>
-            </w:tblPr>
-            <w:tblGrid>
-              <w:gridCol w:w="6018"/>
-            </w:tblGrid>
-            <w:tr>
-              <w:trPr>
-                <w:tblCellSpacing w:w="15" w:type="dxa"/>
-              </w:trPr>
-              <w:tc>
-                <w:tcPr>
-                  <w:tcW w:w="0" w:type="auto"/>
-                  <w:vAlign w:val="center"/>
-                  <w:hideMark/>
-                </w:tcPr>
-                <w:p>
-                  <w:pPr>
-                    <w:spacing w:after="0" w:line="240" w:lineRule="auto"/>
-                    <w:jc w:val="center"/>
-                  </w:pPr>
-                  <w:r>
-                    <w:t>The user is authenticated. The academic period and its goal exist and belong to the authenticated user.</w:t>
-                  </w:r>
-                </w:p>
-              </w:tc>
-            </w:tr>
-          </w:tbl>
-          <w:p>
-            <w:pPr>
-              <w:jc w:val="center"/>
-            </w:pPr>
-          </w:p>
-        </w:tc>
-      </w:tr>
-      <w:tr>
-        <w:trPr>
-          <w:trHeight w:val="363"/>
-        </w:trPr>
-        <w:tc>
-          <w:tcPr>
-            <w:tcW w:w="3116" w:type="dxa"/>
-            <w:vMerge w:val="restart"/>
-            <w:shd w:val="clear" w:color="auto" w:fill="153D63" w:themeFill="text2" w:themeFillTint="E6"/>
-            <w:vAlign w:val="center"/>
-          </w:tcPr>
-          <w:p>
-            <w:pPr>
-              <w:jc w:val="center"/>
-              <w:rPr>
-                <w:b/>
-                <w:bCs/>
-              </w:rPr>
-            </w:pPr>
-            <w:r>
-              <w:rPr>
-                <w:b/>
-                <w:bCs/>
-              </w:rPr>
-              <w:t>INPUTS</w:t>
-            </w:r>
-          </w:p>
-        </w:tc>
-        <w:tc>
-          <w:tcPr>
-            <w:tcW w:w="3117" w:type="dxa"/>
-            <w:shd w:val="clear" w:color="auto" w:fill="153D63" w:themeFill="text2" w:themeFillTint="E6"/>
-            <w:vAlign w:val="center"/>
-          </w:tcPr>
-          <w:p>
-            <w:pPr>
-              <w:jc w:val="center"/>
-              <w:rPr>
-                <w:b/>
-                <w:bCs/>
-              </w:rPr>
-            </w:pPr>
-            <w:r>
-              <w:rPr>
-                <w:b/>
-                <w:bCs/>
-              </w:rPr>
-              <w:t>NAME</w:t>
-            </w:r>
-          </w:p>
-        </w:tc>
-        <w:tc>
-          <w:tcPr>
-            <w:tcW w:w="3117" w:type="dxa"/>
-            <w:shd w:val="clear" w:color="auto" w:fill="153D63" w:themeFill="text2" w:themeFillTint="E6"/>
-            <w:vAlign w:val="center"/>
-          </w:tcPr>
-          <w:p>
-            <w:pPr>
-              <w:jc w:val="center"/>
-              <w:rPr>
-                <w:b/>
-                <w:bCs/>
-              </w:rPr>
-            </w:pPr>
-            <w:r>
-              <w:rPr>
-                <w:b/>
-                <w:bCs/>
-              </w:rPr>
-              <w:t>TYPE</w:t>
-            </w:r>
-          </w:p>
-        </w:tc>
-      </w:tr>
-      <w:tr>
-        <w:trPr>
-          <w:trHeight w:val="517"/>
-        </w:trPr>
-        <w:tc>
-          <w:tcPr>
-            <w:tcW w:w="3116" w:type="dxa"/>
-            <w:vMerge/>
-            <w:shd w:val="clear" w:color="auto" w:fill="153D63" w:themeFill="text2" w:themeFillTint="E6"/>
-            <w:vAlign w:val="center"/>
-          </w:tcPr>
-          <w:p>
-            <w:pPr>
-              <w:jc w:val="center"/>
-              <w:rPr>
-                <w:b/>
-                <w:bCs/>
-              </w:rPr>
-            </w:pPr>
-          </w:p>
-        </w:tc>
-        <w:tc>
-          <w:tcPr>
-            <w:tcW w:w="3117" w:type="dxa"/>
-            <w:vAlign w:val="center"/>
-          </w:tcPr>
-          <w:p>
-            <w:pPr>
-              <w:jc w:val="center"/>
-            </w:pPr>
-            <w:r>
-              <w:t>Goal name</w:t>
-            </w:r>
-          </w:p>
-        </w:tc>
-        <w:tc>
-          <w:tcPr>
-            <w:tcW w:w="3117" w:type="dxa"/>
-            <w:vAlign w:val="center"/>
-          </w:tcPr>
-          <w:p>
-            <w:pPr>
-              <w:jc w:val="center"/>
-            </w:pPr>
-            <w:r>
-              <w:t>String</w:t>
-            </w:r>
-          </w:p>
-        </w:tc>
-      </w:tr>
-      <w:tr>
-        <w:trPr>
-          <w:trHeight w:val="517"/>
-        </w:trPr>
-        <w:tc>
-          <w:tcPr>
-            <w:tcW w:w="3116" w:type="dxa"/>
-            <w:vMerge/>
-            <w:shd w:val="clear" w:color="auto" w:fill="153D63" w:themeFill="text2" w:themeFillTint="E6"/>
-            <w:vAlign w:val="center"/>
-          </w:tcPr>
-          <w:p>
-            <w:pPr>
-              <w:jc w:val="center"/>
-              <w:rPr>
-                <w:b/>
-                <w:bCs/>
-              </w:rPr>
-            </w:pPr>
-          </w:p>
-        </w:tc>
-        <w:tc>
-          <w:tcPr>
-            <w:tcW w:w="3117" w:type="dxa"/>
-            <w:vAlign w:val="center"/>
-          </w:tcPr>
-          <w:p>
-            <w:pPr>
-              <w:jc w:val="center"/>
-            </w:pPr>
-            <w:r>
-              <w:t>Target grade</w:t>
-            </w:r>
-          </w:p>
-        </w:tc>
-        <w:tc>
-          <w:tcPr>
-            <w:tcW w:w="3117" w:type="dxa"/>
-            <w:vAlign w:val="center"/>
-          </w:tcPr>
-          <w:p>
-            <w:pPr>
-              <w:jc w:val="center"/>
-            </w:pPr>
-            <w:r>
-              <w:t>double</w:t>
-            </w:r>
-          </w:p>
-        </w:tc>
-      </w:tr>
-      <w:tr>
-        <w:trPr>
-          <w:trHeight w:val="992"/>
-        </w:trPr>
-        <w:tc>
-          <w:tcPr>
-            <w:tcW w:w="3116" w:type="dxa"/>
-            <w:shd w:val="clear" w:color="auto" w:fill="153D63" w:themeFill="text2" w:themeFillTint="E6"/>
-            <w:vAlign w:val="center"/>
-          </w:tcPr>
-          <w:p>
-            <w:pPr>
-              <w:jc w:val="center"/>
-              <w:rPr>
-                <w:b/>
-                <w:bCs/>
-              </w:rPr>
-            </w:pPr>
-            <w:r>
-              <w:rPr>
-                <w:b/>
-                <w:bCs/>
-              </w:rPr>
-              <w:t>PROCESS</w:t>
-            </w:r>
-          </w:p>
-        </w:tc>
-        <w:tc>
-          <w:tcPr>
-            <w:tcW w:w="6234" w:type="dxa"/>
-            <w:gridSpan w:val="2"/>
-            <w:vAlign w:val="center"/>
-          </w:tcPr>
-          <w:tbl>
-            <w:tblPr>
-              <w:tblW w:w="0" w:type="auto"/>
-              <w:tblCellSpacing w:w="15" w:type="dxa"/>
-              <w:tblCellMar>
-                <w:top w:w="15" w:type="dxa"/>
-                <w:left w:w="15" w:type="dxa"/>
-                <w:bottom w:w="15" w:type="dxa"/>
-                <w:right w:w="15" w:type="dxa"/>
-              </w:tblCellMar>
-              <w:tblLook w:val="04A0" w:firstRow="1" w:lastRow="0" w:firstColumn="1" w:lastColumn="0" w:noHBand="0" w:noVBand="1"/>
-            </w:tblPr>
-            <w:tblGrid>
-              <w:gridCol w:w="96"/>
-            </w:tblGrid>
-            <w:tr>
-              <w:trPr>
-                <w:tblCellSpacing w:w="15" w:type="dxa"/>
-              </w:trPr>
-              <w:tc>
-                <w:tcPr>
-                  <w:tcW w:w="0" w:type="auto"/>
-                  <w:vAlign w:val="center"/>
-                  <w:hideMark/>
-                </w:tcPr>
-                <w:p>
-                  <w:pPr>
-                    <w:spacing w:after="0" w:line="240" w:lineRule="auto"/>
-                    <w:jc w:val="center"/>
-                    <w:rPr>
-                      <w:lang w:val="es-CO"/>
-                    </w:rPr>
-                  </w:pPr>
-                </w:p>
-              </w:tc>
-            </w:tr>
-          </w:tbl>
-          <w:p>
-            <w:pPr>
-              <w:jc w:val="center"/>
-              <w:rPr>
-                <w:vanish/>
-                <w:lang w:val="es-CO"/>
-              </w:rPr>
-            </w:pPr>
-          </w:p>
-          <w:tbl>
-            <w:tblPr>
-              <w:tblW w:w="0" w:type="auto"/>
-              <w:tblCellSpacing w:w="15" w:type="dxa"/>
-              <w:tblCellMar>
-                <w:top w:w="15" w:type="dxa"/>
-                <w:left w:w="15" w:type="dxa"/>
-                <w:bottom w:w="15" w:type="dxa"/>
-                <w:right w:w="15" w:type="dxa"/>
-              </w:tblCellMar>
-              <w:tblLook w:val="04A0" w:firstRow="1" w:lastRow="0" w:firstColumn="1" w:lastColumn="0" w:noHBand="0" w:noVBand="1"/>
-            </w:tblPr>
-            <w:tblGrid>
-              <w:gridCol w:w="6018"/>
-            </w:tblGrid>
-            <w:tr>
-              <w:trPr>
-                <w:tblCellSpacing w:w="15" w:type="dxa"/>
-              </w:trPr>
-              <w:tc>
-                <w:tcPr>
-                  <w:tcW w:w="0" w:type="auto"/>
-                  <w:vAlign w:val="center"/>
-                  <w:hideMark/>
-                </w:tcPr>
-                <w:tbl>
-                  <w:tblPr>
-                    <w:tblW w:w="0" w:type="auto"/>
-                    <w:tblCellSpacing w:w="15" w:type="dxa"/>
-                    <w:tblCellMar>
-                      <w:top w:w="15" w:type="dxa"/>
-                      <w:left w:w="15" w:type="dxa"/>
-                      <w:bottom w:w="15" w:type="dxa"/>
-                      <w:right w:w="15" w:type="dxa"/>
-                    </w:tblCellMar>
-                    <w:tblLook w:val="04A0" w:firstRow="1" w:lastRow="0" w:firstColumn="1" w:lastColumn="0" w:noHBand="0" w:noVBand="1"/>
-                  </w:tblPr>
-                  <w:tblGrid>
-                    <w:gridCol w:w="96"/>
-                  </w:tblGrid>
-                  <w:tr>
-                    <w:trPr>
-                      <w:tblCellSpacing w:w="15" w:type="dxa"/>
-                    </w:trPr>
-                    <w:tc>
-                      <w:tcPr>
-                        <w:tcW w:w="0" w:type="auto"/>
-                        <w:vAlign w:val="center"/>
-                        <w:hideMark/>
-                      </w:tcPr>
-                      <w:p>
-                        <w:pPr>
-                          <w:spacing w:after="0" w:line="240" w:lineRule="auto"/>
-                          <w:jc w:val="center"/>
-                          <w:rPr>
-                            <w:lang w:val="es-CO"/>
-                          </w:rPr>
-                        </w:pPr>
-                      </w:p>
-                    </w:tc>
-                  </w:tr>
-                </w:tbl>
-                <w:p>
-                  <w:pPr>
-                    <w:spacing w:after="0" w:line="240" w:lineRule="auto"/>
-                    <w:jc w:val="center"/>
-                    <w:rPr>
-                      <w:vanish/>
-                      <w:lang w:val="es-CO"/>
-                    </w:rPr>
-                  </w:pPr>
-                </w:p>
-                <w:tbl>
-                  <w:tblPr>
-                    <w:tblW w:w="0" w:type="auto"/>
-                    <w:tblCellSpacing w:w="15" w:type="dxa"/>
-                    <w:tblCellMar>
-                      <w:top w:w="15" w:type="dxa"/>
-                      <w:left w:w="15" w:type="dxa"/>
-                      <w:bottom w:w="15" w:type="dxa"/>
-                      <w:right w:w="15" w:type="dxa"/>
-                    </w:tblCellMar>
-                    <w:tblLook w:val="04A0" w:firstRow="1" w:lastRow="0" w:firstColumn="1" w:lastColumn="0" w:noHBand="0" w:noVBand="1"/>
-                  </w:tblPr>
-                  <w:tblGrid>
-                    <w:gridCol w:w="5928"/>
-                  </w:tblGrid>
-                  <w:tr>
-                    <w:trPr>
-                      <w:tblCellSpacing w:w="15" w:type="dxa"/>
-                    </w:trPr>
-                    <w:tc>
-                      <w:tcPr>
-                        <w:tcW w:w="0" w:type="auto"/>
-                        <w:vAlign w:val="center"/>
-                        <w:hideMark/>
-                      </w:tcPr>
-                      <w:p>
-                        <w:pPr>
-                          <w:spacing w:after="0" w:line="240" w:lineRule="auto"/>
-                          <w:jc w:val="center"/>
-                        </w:pPr>
-                        <w:r>
-                          <w:t>The system validates the updated goal information and modifies the selected academic period goal.</w:t>
-                        </w:r>
-                      </w:p>
-                    </w:tc>
-                  </w:tr>
-                </w:tbl>
-                <w:p>
-                  <w:pPr>
-                    <w:spacing w:after="0" w:line="240" w:lineRule="auto"/>
-                    <w:jc w:val="center"/>
-                  </w:pPr>
-                </w:p>
-              </w:tc>
-            </w:tr>
-          </w:tbl>
-          <w:p>
-            <w:pPr>
-              <w:jc w:val="center"/>
-            </w:pPr>
-          </w:p>
-        </w:tc>
-      </w:tr>
-      <w:tr>
-        <w:trPr>
-          <w:trHeight w:val="347"/>
-        </w:trPr>
-        <w:tc>
-          <w:tcPr>
-            <w:tcW w:w="3116" w:type="dxa"/>
-            <w:vMerge w:val="restart"/>
-            <w:shd w:val="clear" w:color="auto" w:fill="153D63" w:themeFill="text2" w:themeFillTint="E6"/>
-            <w:vAlign w:val="center"/>
-          </w:tcPr>
-          <w:p>
-            <w:pPr>
-              <w:jc w:val="center"/>
-              <w:rPr>
-                <w:b/>
-                <w:bCs/>
-              </w:rPr>
-            </w:pPr>
-            <w:r>
-              <w:rPr>
-                <w:b/>
-                <w:bCs/>
-              </w:rPr>
-              <w:t>OUTPUTS</w:t>
-            </w:r>
-          </w:p>
-        </w:tc>
-        <w:tc>
-          <w:tcPr>
-            <w:tcW w:w="3117" w:type="dxa"/>
-            <w:shd w:val="clear" w:color="auto" w:fill="153D63" w:themeFill="text2" w:themeFillTint="E6"/>
-            <w:vAlign w:val="center"/>
-          </w:tcPr>
-          <w:p>
-            <w:pPr>
-              <w:jc w:val="center"/>
-              <w:rPr>
-                <w:b/>
-                <w:bCs/>
-              </w:rPr>
-            </w:pPr>
-            <w:r>
-              <w:rPr>
-                <w:b/>
-                <w:bCs/>
-              </w:rPr>
-              <w:t>NAME</w:t>
-            </w:r>
-          </w:p>
-        </w:tc>
-        <w:tc>
-          <w:tcPr>
-            <w:tcW w:w="3117" w:type="dxa"/>
-            <w:shd w:val="clear" w:color="auto" w:fill="153D63" w:themeFill="text2" w:themeFillTint="E6"/>
-            <w:vAlign w:val="center"/>
-          </w:tcPr>
-          <w:p>
-            <w:pPr>
-              <w:jc w:val="center"/>
-              <w:rPr>
-                <w:b/>
-                <w:bCs/>
-              </w:rPr>
-            </w:pPr>
-            <w:r>
-              <w:rPr>
-                <w:b/>
-                <w:bCs/>
-              </w:rPr>
-              <w:t>TYPE</w:t>
-            </w:r>
-          </w:p>
-        </w:tc>
-      </w:tr>
-      <w:tr>
-        <w:trPr>
-          <w:trHeight w:val="525"/>
-        </w:trPr>
-        <w:tc>
-          <w:tcPr>
-            <w:tcW w:w="3116" w:type="dxa"/>
-            <w:vMerge/>
-            <w:shd w:val="clear" w:color="auto" w:fill="153D63" w:themeFill="text2" w:themeFillTint="E6"/>
-            <w:vAlign w:val="center"/>
-          </w:tcPr>
-          <w:p>
-            <w:pPr>
-              <w:jc w:val="center"/>
-              <w:rPr>
-                <w:b/>
-                <w:bCs/>
-              </w:rPr>
-            </w:pPr>
-          </w:p>
-        </w:tc>
-        <w:tc>
-          <w:tcPr>
-            <w:tcW w:w="3117" w:type="dxa"/>
-            <w:vAlign w:val="center"/>
-          </w:tcPr>
-          <w:p>
-            <w:pPr>
-              <w:jc w:val="center"/>
-            </w:pPr>
-            <w:r>
-              <w:t>Academic Period Goal</w:t>
-            </w:r>
-          </w:p>
-        </w:tc>
-        <w:tc>
-          <w:tcPr>
-            <w:tcW w:w="3117" w:type="dxa"/>
-            <w:vAlign w:val="center"/>
-          </w:tcPr>
-          <w:p>
-            <w:pPr>
-              <w:jc w:val="center"/>
-            </w:pPr>
-            <w:r>
-              <w:t>Object</w:t>
-            </w:r>
-          </w:p>
-        </w:tc>
-      </w:tr>
-      <w:tr>
-        <w:trPr>
-          <w:trHeight w:val="808"/>
-        </w:trPr>
-        <w:tc>
-          <w:tcPr>
-            <w:tcW w:w="3116" w:type="dxa"/>
-            <w:shd w:val="clear" w:color="auto" w:fill="153D63" w:themeFill="text2" w:themeFillTint="E6"/>
-            <w:vAlign w:val="center"/>
-          </w:tcPr>
-          <w:p>
-            <w:pPr>
-              <w:jc w:val="center"/>
-              <w:rPr>
-                <w:b/>
-                <w:bCs/>
-              </w:rPr>
-            </w:pPr>
-            <w:r>
-              <w:rPr>
-                <w:b/>
-                <w:bCs/>
-              </w:rPr>
-              <w:t>POSTCONDITIONS</w:t>
-            </w:r>
-          </w:p>
-        </w:tc>
-        <w:tc>
-          <w:tcPr>
-            <w:tcW w:w="6234" w:type="dxa"/>
-            <w:gridSpan w:val="2"/>
-            <w:vAlign w:val="center"/>
-          </w:tcPr>
-          <w:p>
-            <w:pPr>
-              <w:jc w:val="center"/>
-            </w:pPr>
-            <w:r>
-              <w:t>The academic period goal contains the updated information, and dependent goal-progress calculations are updated accordingly.</w:t>
-            </w:r>
-          </w:p>
-        </w:tc>
-      </w:tr>
-      <w:tr>
-        <w:trPr>
-          <w:trHeight w:val="1090"/>
-        </w:trPr>
-        <w:tc>
-          <w:tcPr>
-            <w:tcW w:w="3116" w:type="dxa"/>
-            <w:shd w:val="clear" w:color="auto" w:fill="153D63" w:themeFill="text2" w:themeFillTint="E6"/>
-            <w:vAlign w:val="center"/>
-          </w:tcPr>
-          <w:p>
-            <w:pPr>
-              <w:jc w:val="center"/>
-              <w:rPr>
-                <w:b/>
-                <w:bCs/>
-              </w:rPr>
-            </w:pPr>
-            <w:r>
-              <w:rPr>
-                <w:b/>
-                <w:bCs/>
-              </w:rPr>
-              <w:t>VALIDATIONS</w:t>
-            </w:r>
-          </w:p>
-        </w:tc>
-        <w:tc>
-          <w:tcPr>
-            <w:tcW w:w="6234" w:type="dxa"/>
-            <w:gridSpan w:val="2"/>
-            <w:vAlign w:val="center"/>
-          </w:tcPr>
-          <w:tbl>
-            <w:tblPr>
-              <w:tblW w:w="0" w:type="auto"/>
-              <w:tblCellSpacing w:w="15" w:type="dxa"/>
-              <w:tblCellMar>
-                <w:top w:w="15" w:type="dxa"/>
-                <w:left w:w="15" w:type="dxa"/>
-                <w:bottom w:w="15" w:type="dxa"/>
-                <w:right w:w="15" w:type="dxa"/>
-              </w:tblCellMar>
-              <w:tblLook w:val="04A0" w:firstRow="1" w:lastRow="0" w:firstColumn="1" w:lastColumn="0" w:noHBand="0" w:noVBand="1"/>
-            </w:tblPr>
-            <w:tblGrid>
-              <w:gridCol w:w="6018"/>
-            </w:tblGrid>
-            <w:tr>
-              <w:trPr>
-                <w:tblCellSpacing w:w="15" w:type="dxa"/>
-              </w:trPr>
-              <w:tc>
-                <w:tcPr>
-                  <w:tcW w:w="0" w:type="auto"/>
-                  <w:hideMark/>
-                </w:tcPr>
-                <w:tbl>
-                  <w:tblPr>
-                    <w:tblW w:w="0" w:type="auto"/>
-                    <w:tblCellSpacing w:w="15" w:type="dxa"/>
-                    <w:tblCellMar>
-                      <w:top w:w="15" w:type="dxa"/>
-                      <w:left w:w="15" w:type="dxa"/>
-                      <w:bottom w:w="15" w:type="dxa"/>
-                      <w:right w:w="15" w:type="dxa"/>
-                    </w:tblCellMar>
-                    <w:tblLook w:val="04A0" w:firstRow="1" w:lastRow="0" w:firstColumn="1" w:lastColumn="0" w:noHBand="0" w:noVBand="1"/>
-                  </w:tblPr>
-                  <w:tblGrid>
-                    <w:gridCol w:w="96"/>
-                  </w:tblGrid>
-                  <w:tr>
-                    <w:trPr>
-                      <w:tblCellSpacing w:w="15" w:type="dxa"/>
-                    </w:trPr>
-                    <w:tc>
-                      <w:tcPr>
-                        <w:tcW w:w="0" w:type="auto"/>
-                        <w:vAlign w:val="center"/>
-                        <w:hideMark/>
-                      </w:tcPr>
-                      <w:p>
-                        <w:pPr>
-                          <w:jc w:val="center"/>
-                          <w:rPr>
-                            <w:lang w:val="es-CO"/>
-                          </w:rPr>
-                        </w:pPr>
-                      </w:p>
-                    </w:tc>
-                  </w:tr>
-                </w:tbl>
-                <w:p>
-                  <w:pPr>
-                    <w:jc w:val="center"/>
-                    <w:rPr>
-                      <w:vanish/>
-                      <w:lang w:val="es-CO"/>
-                    </w:rPr>
-                  </w:pPr>
-                </w:p>
-                <w:tbl>
-                  <w:tblPr>
-                    <w:tblW w:w="0" w:type="auto"/>
-                    <w:tblCellSpacing w:w="15" w:type="dxa"/>
-                    <w:tblCellMar>
-                      <w:top w:w="15" w:type="dxa"/>
-                      <w:left w:w="15" w:type="dxa"/>
-                      <w:bottom w:w="15" w:type="dxa"/>
-                      <w:right w:w="15" w:type="dxa"/>
-                    </w:tblCellMar>
-                    <w:tblLook w:val="04A0" w:firstRow="1" w:lastRow="0" w:firstColumn="1" w:lastColumn="0" w:noHBand="0" w:noVBand="1"/>
-                  </w:tblPr>
-                  <w:tblGrid>
-                    <w:gridCol w:w="5928"/>
-                  </w:tblGrid>
-                  <w:tr>
-                    <w:trPr>
-                      <w:tblCellSpacing w:w="15" w:type="dxa"/>
-                    </w:trPr>
-                    <w:tc>
-                      <w:tcPr>
-                        <w:tcW w:w="0" w:type="auto"/>
-                        <w:vAlign w:val="center"/>
-                        <w:hideMark/>
-                      </w:tcPr>
-                      <w:p>
-                        <w:pPr>
-                          <w:jc w:val="center"/>
-                        </w:pPr>
-                        <w:r>
-                          <w:t>The goal name must be valid. The target grade must be within the configured grading scale</w:t>
-                        </w:r>
-                        <w:r>
-                          <w:t>.</w:t>
-                        </w:r>
-                      </w:p>
-                    </w:tc>
-                  </w:tr>
-                </w:tbl>
-                <w:p>
-                  <w:pPr>
-                    <w:jc w:val="center"/>
-                  </w:pPr>
-                </w:p>
-              </w:tc>
-            </w:tr>
-          </w:tbl>
-          <w:p>
-            <w:pPr>
-              <w:pStyle w:val="Prrafodelista"/>
-              <w:ind w:left="0"/>
-              <w:jc w:val="center"/>
-            </w:pPr>
-          </w:p>
-        </w:tc>
-      </w:tr>
-      <w:tr>
-        <w:trPr>
-          <w:trHeight w:val="1261"/>
-        </w:trPr>
-        <w:tc>
-          <w:tcPr>
-            <w:tcW w:w="3116" w:type="dxa"/>
-            <w:shd w:val="clear" w:color="auto" w:fill="153D63" w:themeFill="text2" w:themeFillTint="E6"/>
-            <w:vAlign w:val="center"/>
-          </w:tcPr>
-          <w:p>
-            <w:pPr>
-              <w:jc w:val="center"/>
-              <w:rPr>
-                <w:b/>
-                <w:bCs/>
-              </w:rPr>
-            </w:pPr>
-            <w:r>
-              <w:rPr>
-                <w:b/>
-                <w:bCs/>
-              </w:rPr>
-              <w:t>EXCEPTIONS</w:t>
-            </w:r>
-          </w:p>
-        </w:tc>
-        <w:tc>
-          <w:tcPr>
-            <w:tcW w:w="6234" w:type="dxa"/>
-            <w:gridSpan w:val="2"/>
-            <w:vAlign w:val="center"/>
-          </w:tcPr>
-          <w:p>
-            <w:r>
-              <w:t xml:space="preserve">The system shall reject the modification if the </w:t>
-            </w:r>
-            <w:proofErr w:type="gramStart"/>
-            <w:r>
-              <w:t>provided information</w:t>
-            </w:r>
-            <w:proofErr w:type="gramEnd"/>
-            <w:r>
-              <w:t xml:space="preserve"> is invalid or the goal cannot be found.</w:t>
-            </w:r>
-          </w:p>
-        </w:tc>
-      </w:tr>
-    </w:tbl>
-    <w:p/>
-    <w:p>
-      <w:r>
-        <w:br w:type="page"/>
-      </w:r>
-    </w:p>
-    <w:tbl>
-      <w:tblPr>
-        <w:tblStyle w:val="Tablaconcuadrcula"/>
-        <w:tblW w:w="0" w:type="auto"/>
-        <w:tblLook w:val="04A0" w:firstRow="1" w:lastRow="0" w:firstColumn="1" w:lastColumn="0" w:noHBand="0" w:noVBand="1"/>
-      </w:tblPr>
-      <w:tblGrid>
-        <w:gridCol w:w="3116"/>
-        <w:gridCol w:w="3117"/>
-        <w:gridCol w:w="3117"/>
-      </w:tblGrid>
-      <w:tr>
-        <w:trPr>
-          <w:trHeight w:val="508"/>
-        </w:trPr>
-        <w:tc>
-          <w:tcPr>
-            <w:tcW w:w="3116" w:type="dxa"/>
-            <w:shd w:val="clear" w:color="auto" w:fill="153D63" w:themeFill="text2" w:themeFillTint="E6"/>
-            <w:vAlign w:val="center"/>
-          </w:tcPr>
-          <w:p>
-            <w:pPr>
-              <w:jc w:val="center"/>
-              <w:rPr>
-                <w:b/>
-                <w:bCs/>
-              </w:rPr>
-            </w:pPr>
-            <w:r>
-              <w:rPr>
-                <w:b/>
-                <w:bCs/>
-              </w:rPr>
-              <w:lastRenderedPageBreak/>
-              <w:t>ID</w:t>
-            </w:r>
-            <w:r>
-              <w:rPr>
-                <w:b/>
-                <w:bCs/>
-              </w:rPr>
-              <w:t xml:space="preserve"> &amp; NAME</w:t>
-            </w:r>
-          </w:p>
-        </w:tc>
-        <w:tc>
-          <w:tcPr>
-            <w:tcW w:w="6234" w:type="dxa"/>
-            <w:gridSpan w:val="2"/>
-            <w:vAlign w:val="center"/>
-          </w:tcPr>
-          <w:p>
-            <w:pPr>
-              <w:jc w:val="center"/>
-            </w:pPr>
-            <w:r>
-              <w:t>FR-ACP-0</w:t>
-            </w:r>
-            <w:r>
-              <w:t>9</w:t>
-            </w:r>
-            <w:r>
-              <w:t xml:space="preserve"> — </w:t>
-            </w:r>
-            <w:r>
-              <w:t>Delete</w:t>
-            </w:r>
-            <w:r>
-              <w:t xml:space="preserve"> Academic Period Goal</w:t>
-            </w:r>
-          </w:p>
-        </w:tc>
-      </w:tr>
-      <w:tr>
-        <w:trPr>
-          <w:trHeight w:val="824"/>
-        </w:trPr>
-        <w:tc>
-          <w:tcPr>
-            <w:tcW w:w="3116" w:type="dxa"/>
-            <w:shd w:val="clear" w:color="auto" w:fill="153D63" w:themeFill="text2" w:themeFillTint="E6"/>
-            <w:vAlign w:val="center"/>
-          </w:tcPr>
-          <w:p>
-            <w:pPr>
-              <w:jc w:val="center"/>
-              <w:rPr>
-                <w:b/>
-                <w:bCs/>
-              </w:rPr>
-            </w:pPr>
-            <w:r>
-              <w:rPr>
-                <w:b/>
-                <w:bCs/>
-              </w:rPr>
-              <w:t>DESCRIPTION</w:t>
-            </w:r>
-          </w:p>
-        </w:tc>
-        <w:tc>
-          <w:tcPr>
-            <w:tcW w:w="6234" w:type="dxa"/>
-            <w:gridSpan w:val="2"/>
-            <w:vAlign w:val="center"/>
-          </w:tcPr>
-          <w:tbl>
-            <w:tblPr>
-              <w:tblW w:w="0" w:type="auto"/>
-              <w:tblCellSpacing w:w="15" w:type="dxa"/>
-              <w:tblCellMar>
-                <w:top w:w="15" w:type="dxa"/>
-                <w:left w:w="15" w:type="dxa"/>
-                <w:bottom w:w="15" w:type="dxa"/>
-                <w:right w:w="15" w:type="dxa"/>
-              </w:tblCellMar>
-              <w:tblLook w:val="04A0" w:firstRow="1" w:lastRow="0" w:firstColumn="1" w:lastColumn="0" w:noHBand="0" w:noVBand="1"/>
-            </w:tblPr>
-            <w:tblGrid>
-              <w:gridCol w:w="96"/>
-            </w:tblGrid>
-            <w:tr>
-              <w:trPr>
-                <w:tblCellSpacing w:w="15" w:type="dxa"/>
-              </w:trPr>
-              <w:tc>
-                <w:tcPr>
-                  <w:tcW w:w="0" w:type="auto"/>
-                  <w:vAlign w:val="center"/>
-                  <w:hideMark/>
-                </w:tcPr>
-                <w:p>
-                  <w:pPr>
-                    <w:spacing w:after="0" w:line="240" w:lineRule="auto"/>
-                    <w:jc w:val="center"/>
-                    <w:rPr>
-                      <w:lang w:val="es-CO"/>
-                    </w:rPr>
-                  </w:pPr>
-                </w:p>
-              </w:tc>
-            </w:tr>
-          </w:tbl>
-          <w:p>
-            <w:pPr>
-              <w:jc w:val="center"/>
-              <w:rPr>
-                <w:vanish/>
-                <w:lang w:val="es-CO"/>
-              </w:rPr>
-            </w:pPr>
-          </w:p>
-          <w:tbl>
-            <w:tblPr>
-              <w:tblW w:w="0" w:type="auto"/>
-              <w:tblCellSpacing w:w="15" w:type="dxa"/>
-              <w:tblCellMar>
-                <w:top w:w="15" w:type="dxa"/>
-                <w:left w:w="15" w:type="dxa"/>
-                <w:bottom w:w="15" w:type="dxa"/>
-                <w:right w:w="15" w:type="dxa"/>
-              </w:tblCellMar>
-              <w:tblLook w:val="04A0" w:firstRow="1" w:lastRow="0" w:firstColumn="1" w:lastColumn="0" w:noHBand="0" w:noVBand="1"/>
-            </w:tblPr>
-            <w:tblGrid>
-              <w:gridCol w:w="6018"/>
-            </w:tblGrid>
-            <w:tr>
-              <w:trPr>
-                <w:tblCellSpacing w:w="15" w:type="dxa"/>
-              </w:trPr>
-              <w:tc>
-                <w:tcPr>
-                  <w:tcW w:w="0" w:type="auto"/>
-                  <w:vAlign w:val="center"/>
-                  <w:hideMark/>
-                </w:tcPr>
-                <w:tbl>
-                  <w:tblPr>
-                    <w:tblW w:w="0" w:type="auto"/>
-                    <w:tblCellSpacing w:w="15" w:type="dxa"/>
-                    <w:tblCellMar>
-                      <w:top w:w="15" w:type="dxa"/>
-                      <w:left w:w="15" w:type="dxa"/>
-                      <w:bottom w:w="15" w:type="dxa"/>
-                      <w:right w:w="15" w:type="dxa"/>
-                    </w:tblCellMar>
-                    <w:tblLook w:val="04A0" w:firstRow="1" w:lastRow="0" w:firstColumn="1" w:lastColumn="0" w:noHBand="0" w:noVBand="1"/>
-                  </w:tblPr>
-                  <w:tblGrid>
-                    <w:gridCol w:w="96"/>
-                  </w:tblGrid>
-                  <w:tr>
-                    <w:trPr>
-                      <w:tblCellSpacing w:w="15" w:type="dxa"/>
-                    </w:trPr>
-                    <w:tc>
-                      <w:tcPr>
-                        <w:tcW w:w="0" w:type="auto"/>
-                        <w:vAlign w:val="center"/>
-                        <w:hideMark/>
-                      </w:tcPr>
-                      <w:p>
-                        <w:pPr>
-                          <w:spacing w:after="0" w:line="240" w:lineRule="auto"/>
-                          <w:jc w:val="center"/>
-                          <w:rPr>
-                            <w:lang w:val="es-CO"/>
-                          </w:rPr>
-                        </w:pPr>
-                      </w:p>
-                    </w:tc>
-                  </w:tr>
-                </w:tbl>
-                <w:p>
-                  <w:pPr>
-                    <w:spacing w:after="0" w:line="240" w:lineRule="auto"/>
-                    <w:jc w:val="center"/>
-                    <w:rPr>
-                      <w:vanish/>
-                      <w:lang w:val="es-CO"/>
-                    </w:rPr>
-                  </w:pPr>
-                </w:p>
-                <w:tbl>
-                  <w:tblPr>
-                    <w:tblW w:w="0" w:type="auto"/>
-                    <w:tblCellSpacing w:w="15" w:type="dxa"/>
-                    <w:tblCellMar>
-                      <w:top w:w="15" w:type="dxa"/>
-                      <w:left w:w="15" w:type="dxa"/>
-                      <w:bottom w:w="15" w:type="dxa"/>
-                      <w:right w:w="15" w:type="dxa"/>
-                    </w:tblCellMar>
-                    <w:tblLook w:val="04A0" w:firstRow="1" w:lastRow="0" w:firstColumn="1" w:lastColumn="0" w:noHBand="0" w:noVBand="1"/>
-                  </w:tblPr>
-                  <w:tblGrid>
-                    <w:gridCol w:w="5928"/>
-                  </w:tblGrid>
-                  <w:tr>
-                    <w:trPr>
-                      <w:tblCellSpacing w:w="15" w:type="dxa"/>
-                    </w:trPr>
-                    <w:tc>
-                      <w:tcPr>
-                        <w:tcW w:w="0" w:type="auto"/>
-                        <w:vAlign w:val="center"/>
-                        <w:hideMark/>
-                      </w:tcPr>
-                      <w:p>
-                        <w:pPr>
-                          <w:spacing w:after="0" w:line="240" w:lineRule="auto"/>
-                          <w:jc w:val="center"/>
-                        </w:pPr>
-                        <w:r>
-                          <w:t>The system shall allow the user to remove an existing academic period goal.</w:t>
-                        </w:r>
-                      </w:p>
-                    </w:tc>
-                  </w:tr>
-                </w:tbl>
-                <w:p>
-                  <w:pPr>
-                    <w:spacing w:after="0" w:line="240" w:lineRule="auto"/>
-                    <w:jc w:val="center"/>
-                  </w:pPr>
-                </w:p>
-              </w:tc>
-            </w:tr>
-          </w:tbl>
-          <w:p>
-            <w:pPr>
-              <w:jc w:val="center"/>
-            </w:pPr>
-          </w:p>
-        </w:tc>
-      </w:tr>
-      <w:tr>
-        <w:trPr>
-          <w:trHeight w:val="565"/>
-        </w:trPr>
-        <w:tc>
-          <w:tcPr>
-            <w:tcW w:w="3116" w:type="dxa"/>
-            <w:shd w:val="clear" w:color="auto" w:fill="153D63" w:themeFill="text2" w:themeFillTint="E6"/>
-            <w:vAlign w:val="center"/>
-          </w:tcPr>
-          <w:p>
-            <w:pPr>
-              <w:jc w:val="center"/>
-              <w:rPr>
-                <w:b/>
-                <w:bCs/>
-              </w:rPr>
-            </w:pPr>
-            <w:r>
-              <w:rPr>
-                <w:b/>
-                <w:bCs/>
-              </w:rPr>
-              <w:t>ACTORS</w:t>
-            </w:r>
-          </w:p>
-        </w:tc>
-        <w:tc>
-          <w:tcPr>
-            <w:tcW w:w="6234" w:type="dxa"/>
-            <w:gridSpan w:val="2"/>
-            <w:vAlign w:val="center"/>
-          </w:tcPr>
-          <w:p>
-            <w:pPr>
-              <w:jc w:val="center"/>
-            </w:pPr>
-            <w:r>
-              <w:t>User</w:t>
-            </w:r>
-          </w:p>
-        </w:tc>
-      </w:tr>
-      <w:tr>
-        <w:trPr>
-          <w:trHeight w:val="754"/>
-        </w:trPr>
-        <w:tc>
-          <w:tcPr>
-            <w:tcW w:w="3116" w:type="dxa"/>
-            <w:shd w:val="clear" w:color="auto" w:fill="153D63" w:themeFill="text2" w:themeFillTint="E6"/>
-            <w:vAlign w:val="center"/>
-          </w:tcPr>
-          <w:p>
-            <w:pPr>
-              <w:jc w:val="center"/>
-              <w:rPr>
-                <w:b/>
-                <w:bCs/>
-              </w:rPr>
-            </w:pPr>
-            <w:r>
-              <w:rPr>
-                <w:b/>
-                <w:bCs/>
-              </w:rPr>
-              <w:t>PRECONDITIONS</w:t>
-            </w:r>
-          </w:p>
-        </w:tc>
-        <w:tc>
-          <w:tcPr>
-            <w:tcW w:w="6234" w:type="dxa"/>
-            <w:gridSpan w:val="2"/>
-            <w:vAlign w:val="center"/>
-          </w:tcPr>
-          <w:tbl>
-            <w:tblPr>
-              <w:tblW w:w="0" w:type="auto"/>
-              <w:tblCellSpacing w:w="15" w:type="dxa"/>
-              <w:tblCellMar>
-                <w:top w:w="15" w:type="dxa"/>
-                <w:left w:w="15" w:type="dxa"/>
-                <w:bottom w:w="15" w:type="dxa"/>
-                <w:right w:w="15" w:type="dxa"/>
-              </w:tblCellMar>
-              <w:tblLook w:val="04A0" w:firstRow="1" w:lastRow="0" w:firstColumn="1" w:lastColumn="0" w:noHBand="0" w:noVBand="1"/>
-            </w:tblPr>
-            <w:tblGrid>
-              <w:gridCol w:w="96"/>
-            </w:tblGrid>
-            <w:tr>
-              <w:trPr>
-                <w:tblCellSpacing w:w="15" w:type="dxa"/>
-              </w:trPr>
-              <w:tc>
-                <w:tcPr>
-                  <w:tcW w:w="0" w:type="auto"/>
-                  <w:vAlign w:val="center"/>
-                  <w:hideMark/>
-                </w:tcPr>
-                <w:p>
-                  <w:pPr>
-                    <w:spacing w:after="0" w:line="240" w:lineRule="auto"/>
-                    <w:jc w:val="center"/>
-                    <w:rPr>
-                      <w:lang w:val="es-CO"/>
-                    </w:rPr>
-                  </w:pPr>
-                </w:p>
-              </w:tc>
-            </w:tr>
-          </w:tbl>
-          <w:p>
-            <w:pPr>
-              <w:jc w:val="center"/>
-              <w:rPr>
-                <w:vanish/>
-                <w:lang w:val="es-CO"/>
-              </w:rPr>
-            </w:pPr>
-          </w:p>
-          <w:tbl>
-            <w:tblPr>
-              <w:tblW w:w="0" w:type="auto"/>
-              <w:tblCellSpacing w:w="15" w:type="dxa"/>
-              <w:tblCellMar>
-                <w:top w:w="15" w:type="dxa"/>
-                <w:left w:w="15" w:type="dxa"/>
-                <w:bottom w:w="15" w:type="dxa"/>
-                <w:right w:w="15" w:type="dxa"/>
-              </w:tblCellMar>
-              <w:tblLook w:val="04A0" w:firstRow="1" w:lastRow="0" w:firstColumn="1" w:lastColumn="0" w:noHBand="0" w:noVBand="1"/>
-            </w:tblPr>
-            <w:tblGrid>
-              <w:gridCol w:w="6018"/>
-            </w:tblGrid>
-            <w:tr>
-              <w:trPr>
-                <w:tblCellSpacing w:w="15" w:type="dxa"/>
-              </w:trPr>
-              <w:tc>
-                <w:tcPr>
-                  <w:tcW w:w="0" w:type="auto"/>
-                  <w:vAlign w:val="center"/>
-                  <w:hideMark/>
-                </w:tcPr>
-                <w:tbl>
-                  <w:tblPr>
-                    <w:tblW w:w="0" w:type="auto"/>
-                    <w:tblCellSpacing w:w="15" w:type="dxa"/>
-                    <w:tblCellMar>
-                      <w:top w:w="15" w:type="dxa"/>
-                      <w:left w:w="15" w:type="dxa"/>
-                      <w:bottom w:w="15" w:type="dxa"/>
-                      <w:right w:w="15" w:type="dxa"/>
-                    </w:tblCellMar>
-                    <w:tblLook w:val="04A0" w:firstRow="1" w:lastRow="0" w:firstColumn="1" w:lastColumn="0" w:noHBand="0" w:noVBand="1"/>
-                  </w:tblPr>
-                  <w:tblGrid>
-                    <w:gridCol w:w="96"/>
-                  </w:tblGrid>
-                  <w:tr>
-                    <w:trPr>
-                      <w:tblCellSpacing w:w="15" w:type="dxa"/>
-                    </w:trPr>
-                    <w:tc>
-                      <w:tcPr>
-                        <w:tcW w:w="0" w:type="auto"/>
-                        <w:vAlign w:val="center"/>
-                        <w:hideMark/>
-                      </w:tcPr>
-                      <w:p>
-                        <w:pPr>
-                          <w:spacing w:after="0" w:line="240" w:lineRule="auto"/>
-                          <w:jc w:val="center"/>
-                          <w:rPr>
-                            <w:lang w:val="es-CO"/>
-                          </w:rPr>
-                        </w:pPr>
-                      </w:p>
-                    </w:tc>
-                  </w:tr>
-                </w:tbl>
-                <w:p>
-                  <w:pPr>
-                    <w:spacing w:after="0" w:line="240" w:lineRule="auto"/>
-                    <w:jc w:val="center"/>
-                    <w:rPr>
-                      <w:vanish/>
-                      <w:lang w:val="es-CO"/>
-                    </w:rPr>
-                  </w:pPr>
-                </w:p>
-                <w:tbl>
-                  <w:tblPr>
-                    <w:tblW w:w="0" w:type="auto"/>
-                    <w:tblCellSpacing w:w="15" w:type="dxa"/>
-                    <w:tblCellMar>
-                      <w:top w:w="15" w:type="dxa"/>
-                      <w:left w:w="15" w:type="dxa"/>
-                      <w:bottom w:w="15" w:type="dxa"/>
-                      <w:right w:w="15" w:type="dxa"/>
-                    </w:tblCellMar>
-                    <w:tblLook w:val="04A0" w:firstRow="1" w:lastRow="0" w:firstColumn="1" w:lastColumn="0" w:noHBand="0" w:noVBand="1"/>
-                  </w:tblPr>
-                  <w:tblGrid>
-                    <w:gridCol w:w="5928"/>
-                  </w:tblGrid>
-                  <w:tr>
-                    <w:trPr>
-                      <w:tblCellSpacing w:w="15" w:type="dxa"/>
-                    </w:trPr>
-                    <w:tc>
-                      <w:tcPr>
-                        <w:tcW w:w="0" w:type="auto"/>
-                        <w:vAlign w:val="center"/>
-                        <w:hideMark/>
-                      </w:tcPr>
-                      <w:p>
-                        <w:pPr>
-                          <w:spacing w:after="0" w:line="240" w:lineRule="auto"/>
-                          <w:jc w:val="center"/>
-                        </w:pPr>
-                        <w:r>
-                          <w:t>The user is authenticated. The academic period and its goal exist and belong to the authenticated user.</w:t>
-                        </w:r>
-                      </w:p>
-                    </w:tc>
-                  </w:tr>
-                </w:tbl>
-                <w:p>
-                  <w:pPr>
-                    <w:spacing w:after="0" w:line="240" w:lineRule="auto"/>
-                    <w:jc w:val="center"/>
-                  </w:pPr>
-                </w:p>
-              </w:tc>
-            </w:tr>
-          </w:tbl>
-          <w:p>
-            <w:pPr>
-              <w:jc w:val="center"/>
-            </w:pPr>
-          </w:p>
-        </w:tc>
-      </w:tr>
-      <w:tr>
-        <w:trPr>
-          <w:trHeight w:val="363"/>
-        </w:trPr>
-        <w:tc>
-          <w:tcPr>
-            <w:tcW w:w="3116" w:type="dxa"/>
-            <w:vMerge w:val="restart"/>
-            <w:shd w:val="clear" w:color="auto" w:fill="153D63" w:themeFill="text2" w:themeFillTint="E6"/>
-            <w:vAlign w:val="center"/>
-          </w:tcPr>
-          <w:p>
-            <w:pPr>
-              <w:jc w:val="center"/>
-              <w:rPr>
-                <w:b/>
-                <w:bCs/>
-              </w:rPr>
-            </w:pPr>
-            <w:r>
-              <w:rPr>
-                <w:b/>
-                <w:bCs/>
-              </w:rPr>
-              <w:t>INPUTS</w:t>
-            </w:r>
-          </w:p>
-        </w:tc>
-        <w:tc>
-          <w:tcPr>
-            <w:tcW w:w="3117" w:type="dxa"/>
-            <w:shd w:val="clear" w:color="auto" w:fill="153D63" w:themeFill="text2" w:themeFillTint="E6"/>
-            <w:vAlign w:val="center"/>
-          </w:tcPr>
-          <w:p>
-            <w:pPr>
-              <w:jc w:val="center"/>
-              <w:rPr>
-                <w:b/>
-                <w:bCs/>
-              </w:rPr>
-            </w:pPr>
-            <w:r>
-              <w:rPr>
-                <w:b/>
-                <w:bCs/>
-              </w:rPr>
-              <w:t>NAME</w:t>
-            </w:r>
-          </w:p>
-        </w:tc>
-        <w:tc>
-          <w:tcPr>
-            <w:tcW w:w="3117" w:type="dxa"/>
-            <w:shd w:val="clear" w:color="auto" w:fill="153D63" w:themeFill="text2" w:themeFillTint="E6"/>
-            <w:vAlign w:val="center"/>
-          </w:tcPr>
-          <w:p>
-            <w:pPr>
-              <w:jc w:val="center"/>
-              <w:rPr>
-                <w:b/>
-                <w:bCs/>
-              </w:rPr>
-            </w:pPr>
-            <w:r>
-              <w:rPr>
-                <w:b/>
-                <w:bCs/>
-              </w:rPr>
-              <w:t>TYPE</w:t>
-            </w:r>
-          </w:p>
-        </w:tc>
-      </w:tr>
-      <w:tr>
-        <w:trPr>
-          <w:trHeight w:val="517"/>
-        </w:trPr>
-        <w:tc>
-          <w:tcPr>
-            <w:tcW w:w="3116" w:type="dxa"/>
-            <w:vMerge/>
-            <w:shd w:val="clear" w:color="auto" w:fill="153D63" w:themeFill="text2" w:themeFillTint="E6"/>
-            <w:vAlign w:val="center"/>
-          </w:tcPr>
-          <w:p>
-            <w:pPr>
-              <w:jc w:val="center"/>
-              <w:rPr>
-                <w:b/>
-                <w:bCs/>
-              </w:rPr>
-            </w:pPr>
-          </w:p>
-        </w:tc>
-        <w:tc>
-          <w:tcPr>
-            <w:tcW w:w="3117" w:type="dxa"/>
-            <w:vAlign w:val="center"/>
-          </w:tcPr>
-          <w:p>
-            <w:pPr>
-              <w:jc w:val="center"/>
-            </w:pPr>
-            <w:r>
-              <w:t>Academic Period Goal</w:t>
-            </w:r>
-          </w:p>
-        </w:tc>
-        <w:tc>
-          <w:tcPr>
-            <w:tcW w:w="3117" w:type="dxa"/>
-            <w:vAlign w:val="center"/>
-          </w:tcPr>
-          <w:p>
-            <w:pPr>
-              <w:jc w:val="center"/>
-            </w:pPr>
-            <w:r>
-              <w:t>Identifier</w:t>
-            </w:r>
-          </w:p>
-        </w:tc>
-      </w:tr>
-      <w:tr>
-        <w:trPr>
-          <w:trHeight w:val="992"/>
-        </w:trPr>
-        <w:tc>
-          <w:tcPr>
-            <w:tcW w:w="3116" w:type="dxa"/>
-            <w:shd w:val="clear" w:color="auto" w:fill="153D63" w:themeFill="text2" w:themeFillTint="E6"/>
-            <w:vAlign w:val="center"/>
-          </w:tcPr>
-          <w:p>
-            <w:pPr>
-              <w:jc w:val="center"/>
-              <w:rPr>
-                <w:b/>
-                <w:bCs/>
-              </w:rPr>
-            </w:pPr>
-            <w:r>
-              <w:rPr>
-                <w:b/>
-                <w:bCs/>
-              </w:rPr>
-              <w:t>PROCESS</w:t>
-            </w:r>
-          </w:p>
-        </w:tc>
-        <w:tc>
-          <w:tcPr>
-            <w:tcW w:w="6234" w:type="dxa"/>
-            <w:gridSpan w:val="2"/>
-            <w:vAlign w:val="center"/>
-          </w:tcPr>
-          <w:tbl>
-            <w:tblPr>
-              <w:tblW w:w="0" w:type="auto"/>
-              <w:tblCellSpacing w:w="15" w:type="dxa"/>
-              <w:tblCellMar>
-                <w:top w:w="15" w:type="dxa"/>
-                <w:left w:w="15" w:type="dxa"/>
-                <w:bottom w:w="15" w:type="dxa"/>
-                <w:right w:w="15" w:type="dxa"/>
-              </w:tblCellMar>
-              <w:tblLook w:val="04A0" w:firstRow="1" w:lastRow="0" w:firstColumn="1" w:lastColumn="0" w:noHBand="0" w:noVBand="1"/>
-            </w:tblPr>
-            <w:tblGrid>
-              <w:gridCol w:w="96"/>
-            </w:tblGrid>
-            <w:tr>
-              <w:trPr>
-                <w:tblCellSpacing w:w="15" w:type="dxa"/>
-              </w:trPr>
-              <w:tc>
-                <w:tcPr>
-                  <w:tcW w:w="0" w:type="auto"/>
-                  <w:vAlign w:val="center"/>
-                  <w:hideMark/>
-                </w:tcPr>
-                <w:p>
-                  <w:pPr>
-                    <w:spacing w:after="0" w:line="240" w:lineRule="auto"/>
-                    <w:jc w:val="center"/>
-                    <w:rPr>
-                      <w:lang w:val="es-CO"/>
-                    </w:rPr>
-                  </w:pPr>
-                </w:p>
-              </w:tc>
-            </w:tr>
-          </w:tbl>
-          <w:p>
-            <w:pPr>
-              <w:jc w:val="center"/>
-              <w:rPr>
-                <w:vanish/>
-                <w:lang w:val="es-CO"/>
-              </w:rPr>
-            </w:pPr>
-          </w:p>
-          <w:tbl>
-            <w:tblPr>
-              <w:tblW w:w="0" w:type="auto"/>
-              <w:tblCellSpacing w:w="15" w:type="dxa"/>
-              <w:tblCellMar>
-                <w:top w:w="15" w:type="dxa"/>
-                <w:left w:w="15" w:type="dxa"/>
-                <w:bottom w:w="15" w:type="dxa"/>
-                <w:right w:w="15" w:type="dxa"/>
-              </w:tblCellMar>
-              <w:tblLook w:val="04A0" w:firstRow="1" w:lastRow="0" w:firstColumn="1" w:lastColumn="0" w:noHBand="0" w:noVBand="1"/>
-            </w:tblPr>
-            <w:tblGrid>
-              <w:gridCol w:w="6018"/>
-            </w:tblGrid>
-            <w:tr>
-              <w:trPr>
-                <w:tblCellSpacing w:w="15" w:type="dxa"/>
-              </w:trPr>
-              <w:tc>
-                <w:tcPr>
-                  <w:tcW w:w="0" w:type="auto"/>
-                  <w:vAlign w:val="center"/>
-                  <w:hideMark/>
-                </w:tcPr>
-                <w:p>
-                  <w:pPr>
-                    <w:spacing w:after="0" w:line="240" w:lineRule="auto"/>
-                    <w:jc w:val="center"/>
-                  </w:pPr>
-                  <w:r>
-                    <w:t>The system identifies the selected goal and removes its association with the academic period.</w:t>
-                  </w:r>
-                </w:p>
-              </w:tc>
-            </w:tr>
-          </w:tbl>
-          <w:p>
-            <w:pPr>
-              <w:jc w:val="center"/>
-            </w:pPr>
-          </w:p>
-        </w:tc>
-      </w:tr>
-      <w:tr>
-        <w:trPr>
-          <w:trHeight w:val="347"/>
-        </w:trPr>
-        <w:tc>
-          <w:tcPr>
-            <w:tcW w:w="3116" w:type="dxa"/>
-            <w:vMerge w:val="restart"/>
-            <w:shd w:val="clear" w:color="auto" w:fill="153D63" w:themeFill="text2" w:themeFillTint="E6"/>
-            <w:vAlign w:val="center"/>
-          </w:tcPr>
-          <w:p>
-            <w:pPr>
-              <w:jc w:val="center"/>
-              <w:rPr>
-                <w:b/>
-                <w:bCs/>
-              </w:rPr>
-            </w:pPr>
-            <w:r>
-              <w:rPr>
-                <w:b/>
-                <w:bCs/>
-              </w:rPr>
-              <w:t>OUTPUTS</w:t>
-            </w:r>
-          </w:p>
-        </w:tc>
-        <w:tc>
-          <w:tcPr>
-            <w:tcW w:w="3117" w:type="dxa"/>
-            <w:shd w:val="clear" w:color="auto" w:fill="153D63" w:themeFill="text2" w:themeFillTint="E6"/>
-            <w:vAlign w:val="center"/>
-          </w:tcPr>
-          <w:p>
-            <w:pPr>
-              <w:jc w:val="center"/>
-              <w:rPr>
-                <w:b/>
-                <w:bCs/>
-              </w:rPr>
-            </w:pPr>
-            <w:r>
-              <w:rPr>
-                <w:b/>
-                <w:bCs/>
-              </w:rPr>
-              <w:t>NAME</w:t>
-            </w:r>
-          </w:p>
-        </w:tc>
-        <w:tc>
-          <w:tcPr>
-            <w:tcW w:w="3117" w:type="dxa"/>
-            <w:shd w:val="clear" w:color="auto" w:fill="153D63" w:themeFill="text2" w:themeFillTint="E6"/>
-            <w:vAlign w:val="center"/>
-          </w:tcPr>
-          <w:p>
-            <w:pPr>
-              <w:jc w:val="center"/>
-              <w:rPr>
-                <w:b/>
-                <w:bCs/>
-              </w:rPr>
-            </w:pPr>
-            <w:r>
-              <w:rPr>
-                <w:b/>
-                <w:bCs/>
-              </w:rPr>
-              <w:t>TYPE</w:t>
-            </w:r>
-          </w:p>
-        </w:tc>
-      </w:tr>
-      <w:tr>
-        <w:trPr>
-          <w:trHeight w:val="525"/>
-        </w:trPr>
-        <w:tc>
-          <w:tcPr>
-            <w:tcW w:w="3116" w:type="dxa"/>
-            <w:vMerge/>
-            <w:shd w:val="clear" w:color="auto" w:fill="153D63" w:themeFill="text2" w:themeFillTint="E6"/>
-            <w:vAlign w:val="center"/>
-          </w:tcPr>
-          <w:p>
-            <w:pPr>
-              <w:jc w:val="center"/>
-              <w:rPr>
-                <w:b/>
-                <w:bCs/>
-              </w:rPr>
-            </w:pPr>
-          </w:p>
-        </w:tc>
-        <w:tc>
-          <w:tcPr>
-            <w:tcW w:w="3117" w:type="dxa"/>
-            <w:vAlign w:val="center"/>
-          </w:tcPr>
-          <w:p>
-            <w:pPr>
-              <w:jc w:val="center"/>
-            </w:pPr>
-            <w:r>
-              <w:t>Confirmation mes</w:t>
-            </w:r>
-            <w:r>
-              <w:t>s</w:t>
-            </w:r>
-            <w:r>
-              <w:t>age</w:t>
-            </w:r>
-          </w:p>
-        </w:tc>
-        <w:tc>
-          <w:tcPr>
-            <w:tcW w:w="3117" w:type="dxa"/>
-            <w:vAlign w:val="center"/>
-          </w:tcPr>
-          <w:p>
-            <w:pPr>
-              <w:jc w:val="center"/>
-            </w:pPr>
-            <w:r>
-              <w:t>String</w:t>
-            </w:r>
-          </w:p>
-        </w:tc>
-      </w:tr>
-      <w:tr>
-        <w:trPr>
-          <w:trHeight w:val="808"/>
-        </w:trPr>
-        <w:tc>
-          <w:tcPr>
-            <w:tcW w:w="3116" w:type="dxa"/>
-            <w:shd w:val="clear" w:color="auto" w:fill="153D63" w:themeFill="text2" w:themeFillTint="E6"/>
-            <w:vAlign w:val="center"/>
-          </w:tcPr>
-          <w:p>
-            <w:pPr>
-              <w:jc w:val="center"/>
-              <w:rPr>
-                <w:b/>
-                <w:bCs/>
-              </w:rPr>
-            </w:pPr>
-            <w:r>
-              <w:rPr>
-                <w:b/>
-                <w:bCs/>
-              </w:rPr>
-              <w:t>POSTCONDITIONS</w:t>
-            </w:r>
-          </w:p>
-        </w:tc>
-        <w:tc>
-          <w:tcPr>
-            <w:tcW w:w="6234" w:type="dxa"/>
-            <w:gridSpan w:val="2"/>
-            <w:vAlign w:val="center"/>
-          </w:tcPr>
-          <w:p>
-            <w:pPr>
-              <w:jc w:val="center"/>
-            </w:pPr>
-            <w:r>
-              <w:t>The academic period no longer has the deleted goal, and dependent goal-progress information is updated accordingly.</w:t>
-            </w:r>
-          </w:p>
-        </w:tc>
-      </w:tr>
-      <w:tr>
-        <w:trPr>
-          <w:trHeight w:val="1090"/>
-        </w:trPr>
-        <w:tc>
-          <w:tcPr>
-            <w:tcW w:w="3116" w:type="dxa"/>
-            <w:shd w:val="clear" w:color="auto" w:fill="153D63" w:themeFill="text2" w:themeFillTint="E6"/>
-            <w:vAlign w:val="center"/>
-          </w:tcPr>
-          <w:p>
-            <w:pPr>
-              <w:jc w:val="center"/>
-              <w:rPr>
-                <w:b/>
-                <w:bCs/>
-              </w:rPr>
-            </w:pPr>
-            <w:r>
-              <w:rPr>
-                <w:b/>
-                <w:bCs/>
-              </w:rPr>
-              <w:t>VALIDATIONS</w:t>
-            </w:r>
-          </w:p>
-        </w:tc>
-        <w:tc>
-          <w:tcPr>
-            <w:tcW w:w="6234" w:type="dxa"/>
-            <w:gridSpan w:val="2"/>
-            <w:vAlign w:val="center"/>
-          </w:tcPr>
-          <w:tbl>
-            <w:tblPr>
-              <w:tblW w:w="0" w:type="auto"/>
-              <w:tblCellSpacing w:w="15" w:type="dxa"/>
-              <w:tblCellMar>
-                <w:top w:w="15" w:type="dxa"/>
-                <w:left w:w="15" w:type="dxa"/>
-                <w:bottom w:w="15" w:type="dxa"/>
-                <w:right w:w="15" w:type="dxa"/>
-              </w:tblCellMar>
-              <w:tblLook w:val="04A0" w:firstRow="1" w:lastRow="0" w:firstColumn="1" w:lastColumn="0" w:noHBand="0" w:noVBand="1"/>
-            </w:tblPr>
-            <w:tblGrid>
-              <w:gridCol w:w="6018"/>
-            </w:tblGrid>
-            <w:tr>
-              <w:trPr>
-                <w:tblCellSpacing w:w="15" w:type="dxa"/>
-              </w:trPr>
-              <w:tc>
-                <w:tcPr>
-                  <w:tcW w:w="0" w:type="auto"/>
-                  <w:hideMark/>
-                </w:tcPr>
-                <w:tbl>
-                  <w:tblPr>
-                    <w:tblW w:w="0" w:type="auto"/>
-                    <w:tblCellSpacing w:w="15" w:type="dxa"/>
-                    <w:tblCellMar>
-                      <w:top w:w="15" w:type="dxa"/>
-                      <w:left w:w="15" w:type="dxa"/>
-                      <w:bottom w:w="15" w:type="dxa"/>
-                      <w:right w:w="15" w:type="dxa"/>
-                    </w:tblCellMar>
-                    <w:tblLook w:val="04A0" w:firstRow="1" w:lastRow="0" w:firstColumn="1" w:lastColumn="0" w:noHBand="0" w:noVBand="1"/>
-                  </w:tblPr>
-                  <w:tblGrid>
-                    <w:gridCol w:w="96"/>
-                  </w:tblGrid>
-                  <w:tr>
-                    <w:trPr>
-                      <w:tblCellSpacing w:w="15" w:type="dxa"/>
-                    </w:trPr>
-                    <w:tc>
-                      <w:tcPr>
-                        <w:tcW w:w="0" w:type="auto"/>
-                        <w:vAlign w:val="center"/>
-                        <w:hideMark/>
-                      </w:tcPr>
-                      <w:p>
-                        <w:pPr>
-                          <w:jc w:val="center"/>
-                          <w:rPr>
-                            <w:lang w:val="es-CO"/>
-                          </w:rPr>
-                        </w:pPr>
-                      </w:p>
-                    </w:tc>
-                  </w:tr>
-                </w:tbl>
-                <w:p>
-                  <w:pPr>
-                    <w:jc w:val="center"/>
-                    <w:rPr>
-                      <w:vanish/>
-                      <w:lang w:val="es-CO"/>
-                    </w:rPr>
-                  </w:pPr>
-                </w:p>
-                <w:tbl>
-                  <w:tblPr>
-                    <w:tblW w:w="0" w:type="auto"/>
-                    <w:tblCellSpacing w:w="15" w:type="dxa"/>
-                    <w:tblCellMar>
-                      <w:top w:w="15" w:type="dxa"/>
-                      <w:left w:w="15" w:type="dxa"/>
-                      <w:bottom w:w="15" w:type="dxa"/>
-                      <w:right w:w="15" w:type="dxa"/>
-                    </w:tblCellMar>
-                    <w:tblLook w:val="04A0" w:firstRow="1" w:lastRow="0" w:firstColumn="1" w:lastColumn="0" w:noHBand="0" w:noVBand="1"/>
-                  </w:tblPr>
-                  <w:tblGrid>
-                    <w:gridCol w:w="5928"/>
-                  </w:tblGrid>
-                  <w:tr>
-                    <w:trPr>
-                      <w:tblCellSpacing w:w="15" w:type="dxa"/>
-                    </w:trPr>
-                    <w:tc>
-                      <w:tcPr>
-                        <w:tcW w:w="0" w:type="auto"/>
-                        <w:vAlign w:val="center"/>
-                        <w:hideMark/>
-                      </w:tcPr>
-                      <w:tbl>
-                        <w:tblPr>
-                          <w:tblW w:w="0" w:type="auto"/>
-                          <w:tblCellSpacing w:w="15" w:type="dxa"/>
-                          <w:tblCellMar>
-                            <w:top w:w="15" w:type="dxa"/>
-                            <w:left w:w="15" w:type="dxa"/>
-                            <w:bottom w:w="15" w:type="dxa"/>
-                            <w:right w:w="15" w:type="dxa"/>
-                          </w:tblCellMar>
-                          <w:tblLook w:val="04A0" w:firstRow="1" w:lastRow="0" w:firstColumn="1" w:lastColumn="0" w:noHBand="0" w:noVBand="1"/>
-                        </w:tblPr>
-                        <w:tblGrid>
-                          <w:gridCol w:w="96"/>
-                        </w:tblGrid>
-                        <w:tr>
-                          <w:trPr>
-                            <w:tblCellSpacing w:w="15" w:type="dxa"/>
-                          </w:trPr>
-                          <w:tc>
-                            <w:tcPr>
-                              <w:tcW w:w="0" w:type="auto"/>
-                              <w:vAlign w:val="center"/>
-                              <w:hideMark/>
-                            </w:tcPr>
-                            <w:p>
-                              <w:pPr>
-                                <w:jc w:val="center"/>
-                                <w:rPr>
-                                  <w:lang w:val="es-CO"/>
-                                </w:rPr>
-                              </w:pPr>
-                            </w:p>
-                          </w:tc>
-                        </w:tr>
-                      </w:tbl>
-                      <w:p>
-                        <w:pPr>
-                          <w:jc w:val="center"/>
-                          <w:rPr>
-                            <w:vanish/>
-                            <w:lang w:val="es-CO"/>
-                          </w:rPr>
-                        </w:pPr>
-                      </w:p>
-                      <w:tbl>
-                        <w:tblPr>
-                          <w:tblW w:w="0" w:type="auto"/>
-                          <w:tblCellSpacing w:w="15" w:type="dxa"/>
-                          <w:tblCellMar>
-                            <w:top w:w="15" w:type="dxa"/>
-                            <w:left w:w="15" w:type="dxa"/>
-                            <w:bottom w:w="15" w:type="dxa"/>
-                            <w:right w:w="15" w:type="dxa"/>
-                          </w:tblCellMar>
-                          <w:tblLook w:val="04A0" w:firstRow="1" w:lastRow="0" w:firstColumn="1" w:lastColumn="0" w:noHBand="0" w:noVBand="1"/>
-                        </w:tblPr>
-                        <w:tblGrid>
-                          <w:gridCol w:w="5838"/>
-                        </w:tblGrid>
-                        <w:tr>
-                          <w:trPr>
-                            <w:tblCellSpacing w:w="15" w:type="dxa"/>
-                          </w:trPr>
-                          <w:tc>
-                            <w:tcPr>
-                              <w:tcW w:w="0" w:type="auto"/>
-                              <w:vAlign w:val="center"/>
-                              <w:hideMark/>
-                            </w:tcPr>
-                            <w:p>
-                              <w:pPr>
-                                <w:jc w:val="center"/>
-                              </w:pPr>
-                              <w:r>
-                                <w:t>The selected goal must exist and belong to the authenticated user.</w:t>
-                              </w:r>
-                            </w:p>
-                          </w:tc>
-                        </w:tr>
-                      </w:tbl>
-                      <w:p>
-                        <w:pPr>
-                          <w:jc w:val="center"/>
-                        </w:pPr>
-                      </w:p>
-                    </w:tc>
-                  </w:tr>
-                </w:tbl>
-                <w:p>
-                  <w:pPr>
-                    <w:jc w:val="center"/>
-                  </w:pPr>
-                </w:p>
-              </w:tc>
-            </w:tr>
-          </w:tbl>
-          <w:p>
-            <w:pPr>
-              <w:pStyle w:val="Prrafodelista"/>
-              <w:ind w:left="0"/>
-              <w:jc w:val="center"/>
-            </w:pPr>
-          </w:p>
-        </w:tc>
-      </w:tr>
-      <w:tr>
-        <w:trPr>
-          <w:trHeight w:val="1261"/>
-        </w:trPr>
-        <w:tc>
-          <w:tcPr>
-            <w:tcW w:w="3116" w:type="dxa"/>
-            <w:shd w:val="clear" w:color="auto" w:fill="153D63" w:themeFill="text2" w:themeFillTint="E6"/>
-            <w:vAlign w:val="center"/>
-          </w:tcPr>
-          <w:p>
-            <w:pPr>
-              <w:jc w:val="center"/>
-              <w:rPr>
-                <w:b/>
-                <w:bCs/>
-              </w:rPr>
-            </w:pPr>
-            <w:r>
-              <w:rPr>
-                <w:b/>
-                <w:bCs/>
-              </w:rPr>
-              <w:t>EXCEPTIONS</w:t>
-            </w:r>
-          </w:p>
-        </w:tc>
-        <w:tc>
-          <w:tcPr>
-            <w:tcW w:w="6234" w:type="dxa"/>
-            <w:gridSpan w:val="2"/>
-            <w:vAlign w:val="center"/>
-          </w:tcPr>
-          <w:tbl>
-            <w:tblPr>
-              <w:tblW w:w="0" w:type="auto"/>
-              <w:tblCellSpacing w:w="15" w:type="dxa"/>
-              <w:tblCellMar>
-                <w:top w:w="15" w:type="dxa"/>
-                <w:left w:w="15" w:type="dxa"/>
-                <w:bottom w:w="15" w:type="dxa"/>
-                <w:right w:w="15" w:type="dxa"/>
-              </w:tblCellMar>
-              <w:tblLook w:val="04A0" w:firstRow="1" w:lastRow="0" w:firstColumn="1" w:lastColumn="0" w:noHBand="0" w:noVBand="1"/>
-            </w:tblPr>
-            <w:tblGrid>
-              <w:gridCol w:w="96"/>
-            </w:tblGrid>
-            <w:tr>
-              <w:trPr>
-                <w:tblCellSpacing w:w="15" w:type="dxa"/>
-              </w:trPr>
-              <w:tc>
-                <w:tcPr>
-                  <w:tcW w:w="0" w:type="auto"/>
-                  <w:vAlign w:val="center"/>
-                  <w:hideMark/>
-                </w:tcPr>
-                <w:p>
-                  <w:pPr>
-                    <w:spacing w:after="0" w:line="240" w:lineRule="auto"/>
-                    <w:jc w:val="center"/>
-                    <w:rPr>
-                      <w:lang w:val="es-CO"/>
-                    </w:rPr>
-                  </w:pPr>
-                </w:p>
-              </w:tc>
-            </w:tr>
-          </w:tbl>
-          <w:p>
-            <w:pPr>
-              <w:jc w:val="center"/>
-              <w:rPr>
-                <w:vanish/>
-                <w:lang w:val="es-CO"/>
-              </w:rPr>
-            </w:pPr>
-          </w:p>
-          <w:tbl>
-            <w:tblPr>
-              <w:tblW w:w="0" w:type="auto"/>
-              <w:tblCellSpacing w:w="15" w:type="dxa"/>
-              <w:tblCellMar>
-                <w:top w:w="15" w:type="dxa"/>
-                <w:left w:w="15" w:type="dxa"/>
-                <w:bottom w:w="15" w:type="dxa"/>
-                <w:right w:w="15" w:type="dxa"/>
-              </w:tblCellMar>
-              <w:tblLook w:val="04A0" w:firstRow="1" w:lastRow="0" w:firstColumn="1" w:lastColumn="0" w:noHBand="0" w:noVBand="1"/>
-            </w:tblPr>
-            <w:tblGrid>
-              <w:gridCol w:w="6018"/>
-            </w:tblGrid>
-            <w:tr>
-              <w:trPr>
-                <w:trHeight w:val="16"/>
-                <w:tblCellSpacing w:w="15" w:type="dxa"/>
-              </w:trPr>
-              <w:tc>
-                <w:tcPr>
-                  <w:tcW w:w="0" w:type="auto"/>
-                  <w:vAlign w:val="center"/>
-                  <w:hideMark/>
-                </w:tcPr>
-                <w:p>
-                  <w:pPr>
-                    <w:spacing w:after="0" w:line="240" w:lineRule="auto"/>
-                    <w:jc w:val="center"/>
-                  </w:pPr>
-                  <w:r>
-                    <w:t>The system shall reject the operation if the goal cannot be found or does not belong to the user.</w:t>
-                  </w:r>
-                </w:p>
-              </w:tc>
-            </w:tr>
-          </w:tbl>
-          <w:p>
-            <w:pPr>
-              <w:jc w:val="center"/>
-            </w:pPr>
-          </w:p>
-        </w:tc>
-      </w:tr>
-    </w:tbl>
-    <w:p/>
-    <w:p>
-      <w:r>
-        <w:br w:type="page"/>
-      </w:r>
-    </w:p>
-    <w:tbl>
-      <w:tblPr>
-        <w:tblStyle w:val="Tablaconcuadrcula"/>
-        <w:tblW w:w="0" w:type="auto"/>
-        <w:tblLook w:val="04A0" w:firstRow="1" w:lastRow="0" w:firstColumn="1" w:lastColumn="0" w:noHBand="0" w:noVBand="1"/>
-      </w:tblPr>
-      <w:tblGrid>
-        <w:gridCol w:w="3116"/>
-        <w:gridCol w:w="3117"/>
-        <w:gridCol w:w="3117"/>
-      </w:tblGrid>
-      <w:tr>
-        <w:trPr>
-          <w:trHeight w:val="508"/>
-        </w:trPr>
-        <w:tc>
-          <w:tcPr>
-            <w:tcW w:w="3116" w:type="dxa"/>
-            <w:shd w:val="clear" w:color="auto" w:fill="153D63" w:themeFill="text2" w:themeFillTint="E6"/>
-            <w:vAlign w:val="center"/>
-          </w:tcPr>
-          <w:p>
-            <w:pPr>
-              <w:jc w:val="center"/>
-              <w:rPr>
-                <w:b/>
-                <w:bCs/>
-              </w:rPr>
-            </w:pPr>
-            <w:r>
-              <w:rPr>
-                <w:b/>
-                <w:bCs/>
-              </w:rPr>
-              <w:lastRenderedPageBreak/>
-              <w:t>ID</w:t>
-            </w:r>
-            <w:r>
-              <w:rPr>
-                <w:b/>
-                <w:bCs/>
-              </w:rPr>
-              <w:t xml:space="preserve"> &amp; NAME</w:t>
-            </w:r>
-          </w:p>
-        </w:tc>
-        <w:tc>
-          <w:tcPr>
-            <w:tcW w:w="6234" w:type="dxa"/>
-            <w:gridSpan w:val="2"/>
-            <w:vAlign w:val="center"/>
-          </w:tcPr>
-          <w:p>
-            <w:pPr>
-              <w:jc w:val="center"/>
-            </w:pPr>
-            <w:r>
-              <w:t>FR-ACP-0</w:t>
-            </w:r>
-            <w:r>
-              <w:t>10</w:t>
             </w:r>
             <w:r>
               <w:t xml:space="preserve"> — </w:t>
@@ -13150,7 +9449,6 @@
       </w:pPr>
       <w:bookmarkStart w:id="18" w:name="_Toc237819754"/>
       <w:r>
-        <w:lastRenderedPageBreak/>
         <w:t xml:space="preserve">Subject Management (SUB) </w:t>
       </w:r>
       <w:r>
@@ -13995,7 +10293,6 @@
                 <w:b/>
                 <w:bCs/>
               </w:rPr>
-              <w:lastRenderedPageBreak/>
               <w:t>ID</w:t>
             </w:r>
             <w:r>
@@ -14873,7 +11170,6 @@
                 <w:b/>
                 <w:bCs/>
               </w:rPr>
-              <w:lastRenderedPageBreak/>
               <w:t>ID</w:t>
             </w:r>
             <w:r>
@@ -15739,7 +12035,6 @@
                 <w:b/>
                 <w:bCs/>
               </w:rPr>
-              <w:lastRenderedPageBreak/>
               <w:t>ID</w:t>
             </w:r>
             <w:r>
@@ -16851,7 +13146,6 @@
       </w:pPr>
       <w:proofErr w:type="spellStart"/>
       <w:r>
-        <w:lastRenderedPageBreak/>
         <w:t>Assessment</w:t>
       </w:r>
       <w:proofErr w:type="spellEnd"/>
@@ -20474,14 +16768,39 @@
         </w:tc>
       </w:tr>
     </w:tbl>
-    <w:p/>
+    <w:p>
+      <w:pPr>
+        <w:pStyle w:val="Ttulo3"/>
+        <w:numPr>
+          <w:ilvl w:val="0"/>
+          <w:numId w:val="0"/>
+        </w:numPr>
+        <w:rPr>
+          <w:highlight w:val="lightGray"/>
+        </w:rPr>
+      </w:pPr>
+    </w:p>
+    <w:p>
+      <w:pPr>
+        <w:rPr>
+          <w:rFonts w:eastAsiaTheme="majorEastAsia" w:cstheme="majorBidi"/>
+          <w:b/>
+          <w:bCs/>
+          <w:highlight w:val="lightGray"/>
+          <w:lang w:val="es-ES"/>
+        </w:rPr>
+      </w:pPr>
+      <w:r>
+        <w:rPr>
+          <w:highlight w:val="lightGray"/>
+        </w:rPr>
+        <w:br w:type="page"/>
+      </w:r>
+    </w:p>
     <w:p>
       <w:pPr>
         <w:pStyle w:val="Ttulo3"/>
       </w:pPr>
-      <w:r>
-        <w:br w:type="page"/>
-      </w:r>
       <w:r>
         <w:lastRenderedPageBreak/>
         <w:t>Grade Management (GRD) Requirements</w:t>
@@ -21259,7 +17578,6 @@
                 <w:b/>
                 <w:bCs/>
               </w:rPr>
-              <w:lastRenderedPageBreak/>
               <w:t>ID</w:t>
             </w:r>
             <w:r>
@@ -21920,6 +18238,4457 @@
         <w:br w:type="page"/>
       </w:r>
     </w:p>
+    <w:p>
+      <w:pPr>
+        <w:pStyle w:val="Ttulo3"/>
+      </w:pPr>
+      <w:proofErr w:type="spellStart"/>
+      <w:r>
+        <w:t>Goal</w:t>
+      </w:r>
+      <w:proofErr w:type="spellEnd"/>
+      <w:r>
+        <w:t xml:space="preserve"> </w:t>
+      </w:r>
+      <w:r>
+        <w:t>Management (GOL) Requirements</w:t>
+      </w:r>
+    </w:p>
+    <w:tbl>
+      <w:tblPr>
+        <w:tblStyle w:val="Tablaconcuadrcula"/>
+        <w:tblW w:w="0" w:type="auto"/>
+        <w:tblLook w:val="04A0" w:firstRow="1" w:lastRow="0" w:firstColumn="1" w:lastColumn="0" w:noHBand="0" w:noVBand="1"/>
+      </w:tblPr>
+      <w:tblGrid>
+        <w:gridCol w:w="2390"/>
+        <w:gridCol w:w="4733"/>
+        <w:gridCol w:w="2227"/>
+      </w:tblGrid>
+      <w:tr>
+        <w:trPr>
+          <w:trHeight w:val="508"/>
+        </w:trPr>
+        <w:tc>
+          <w:tcPr>
+            <w:tcW w:w="0" w:type="auto"/>
+            <w:shd w:val="clear" w:color="auto" w:fill="153D63" w:themeFill="text2" w:themeFillTint="E6"/>
+            <w:vAlign w:val="center"/>
+          </w:tcPr>
+          <w:p>
+            <w:pPr>
+              <w:jc w:val="center"/>
+              <w:rPr>
+                <w:b/>
+                <w:bCs/>
+              </w:rPr>
+            </w:pPr>
+            <w:r>
+              <w:rPr>
+                <w:b/>
+                <w:bCs/>
+              </w:rPr>
+              <w:t>ID</w:t>
+            </w:r>
+            <w:r>
+              <w:rPr>
+                <w:b/>
+                <w:bCs/>
+              </w:rPr>
+              <w:t xml:space="preserve"> &amp; NAME</w:t>
+            </w:r>
+          </w:p>
+        </w:tc>
+        <w:tc>
+          <w:tcPr>
+            <w:tcW w:w="0" w:type="auto"/>
+            <w:gridSpan w:val="2"/>
+            <w:vAlign w:val="center"/>
+          </w:tcPr>
+          <w:p>
+            <w:pPr>
+              <w:jc w:val="center"/>
+            </w:pPr>
+            <w:r>
+              <w:t>FR-G</w:t>
+            </w:r>
+            <w:r>
+              <w:t>OL</w:t>
+            </w:r>
+            <w:r>
+              <w:t>-</w:t>
+            </w:r>
+            <w:r>
+              <w:t>0</w:t>
+            </w:r>
+            <w:r>
+              <w:t>1</w:t>
+            </w:r>
+            <w:r>
+              <w:t xml:space="preserve"> </w:t>
+            </w:r>
+            <w:r>
+              <w:t xml:space="preserve">–Manage </w:t>
+            </w:r>
+            <w:r>
+              <w:t>Academic Period</w:t>
+            </w:r>
+            <w:r>
+              <w:t xml:space="preserve"> Goals</w:t>
+            </w:r>
+          </w:p>
+        </w:tc>
+      </w:tr>
+      <w:tr>
+        <w:trPr>
+          <w:trHeight w:val="824"/>
+        </w:trPr>
+        <w:tc>
+          <w:tcPr>
+            <w:tcW w:w="0" w:type="auto"/>
+            <w:shd w:val="clear" w:color="auto" w:fill="153D63" w:themeFill="text2" w:themeFillTint="E6"/>
+            <w:vAlign w:val="center"/>
+          </w:tcPr>
+          <w:p>
+            <w:pPr>
+              <w:jc w:val="center"/>
+              <w:rPr>
+                <w:b/>
+                <w:bCs/>
+              </w:rPr>
+            </w:pPr>
+            <w:r>
+              <w:rPr>
+                <w:b/>
+                <w:bCs/>
+              </w:rPr>
+              <w:t>DESCRIPTION</w:t>
+            </w:r>
+          </w:p>
+        </w:tc>
+        <w:tc>
+          <w:tcPr>
+            <w:tcW w:w="0" w:type="auto"/>
+            <w:gridSpan w:val="2"/>
+            <w:vAlign w:val="center"/>
+          </w:tcPr>
+          <w:p>
+            <w:pPr>
+              <w:jc w:val="center"/>
+            </w:pPr>
+            <w:r>
+              <w:t>The system shall allow the user to create, view, modify, and delete goals associated with an academic period.</w:t>
+            </w:r>
+          </w:p>
+        </w:tc>
+      </w:tr>
+      <w:tr>
+        <w:trPr>
+          <w:trHeight w:val="565"/>
+        </w:trPr>
+        <w:tc>
+          <w:tcPr>
+            <w:tcW w:w="0" w:type="auto"/>
+            <w:shd w:val="clear" w:color="auto" w:fill="153D63" w:themeFill="text2" w:themeFillTint="E6"/>
+            <w:vAlign w:val="center"/>
+          </w:tcPr>
+          <w:p>
+            <w:pPr>
+              <w:jc w:val="center"/>
+              <w:rPr>
+                <w:b/>
+                <w:bCs/>
+              </w:rPr>
+            </w:pPr>
+            <w:r>
+              <w:rPr>
+                <w:b/>
+                <w:bCs/>
+              </w:rPr>
+              <w:t>ACTORS</w:t>
+            </w:r>
+          </w:p>
+        </w:tc>
+        <w:tc>
+          <w:tcPr>
+            <w:tcW w:w="0" w:type="auto"/>
+            <w:gridSpan w:val="2"/>
+            <w:vAlign w:val="center"/>
+          </w:tcPr>
+          <w:p>
+            <w:pPr>
+              <w:jc w:val="center"/>
+            </w:pPr>
+            <w:r>
+              <w:t>User</w:t>
+            </w:r>
+          </w:p>
+        </w:tc>
+      </w:tr>
+      <w:tr>
+        <w:trPr>
+          <w:trHeight w:val="724"/>
+        </w:trPr>
+        <w:tc>
+          <w:tcPr>
+            <w:tcW w:w="0" w:type="auto"/>
+            <w:shd w:val="clear" w:color="auto" w:fill="153D63" w:themeFill="text2" w:themeFillTint="E6"/>
+            <w:vAlign w:val="center"/>
+          </w:tcPr>
+          <w:p>
+            <w:pPr>
+              <w:jc w:val="center"/>
+              <w:rPr>
+                <w:b/>
+                <w:bCs/>
+              </w:rPr>
+            </w:pPr>
+            <w:r>
+              <w:rPr>
+                <w:b/>
+                <w:bCs/>
+              </w:rPr>
+              <w:t>PRECONDITIONS</w:t>
+            </w:r>
+          </w:p>
+        </w:tc>
+        <w:tc>
+          <w:tcPr>
+            <w:tcW w:w="0" w:type="auto"/>
+            <w:gridSpan w:val="2"/>
+            <w:vAlign w:val="center"/>
+          </w:tcPr>
+          <w:p>
+            <w:pPr>
+              <w:pStyle w:val="Prrafodelista"/>
+              <w:ind w:left="0"/>
+              <w:jc w:val="center"/>
+            </w:pPr>
+            <w:r>
+              <w:t>The user is authenticated and the selected academic period exists and belongs to the user.</w:t>
+            </w:r>
+          </w:p>
+        </w:tc>
+      </w:tr>
+      <w:tr>
+        <w:trPr>
+          <w:trHeight w:val="363"/>
+        </w:trPr>
+        <w:tc>
+          <w:tcPr>
+            <w:tcW w:w="0" w:type="auto"/>
+            <w:vMerge w:val="restart"/>
+            <w:shd w:val="clear" w:color="auto" w:fill="153D63" w:themeFill="text2" w:themeFillTint="E6"/>
+            <w:vAlign w:val="center"/>
+          </w:tcPr>
+          <w:p>
+            <w:pPr>
+              <w:jc w:val="center"/>
+              <w:rPr>
+                <w:b/>
+                <w:bCs/>
+              </w:rPr>
+            </w:pPr>
+            <w:r>
+              <w:rPr>
+                <w:b/>
+                <w:bCs/>
+              </w:rPr>
+              <w:t>INPUTS</w:t>
+            </w:r>
+          </w:p>
+        </w:tc>
+        <w:tc>
+          <w:tcPr>
+            <w:tcW w:w="0" w:type="auto"/>
+            <w:shd w:val="clear" w:color="auto" w:fill="153D63" w:themeFill="text2" w:themeFillTint="E6"/>
+            <w:vAlign w:val="center"/>
+          </w:tcPr>
+          <w:p>
+            <w:pPr>
+              <w:jc w:val="center"/>
+              <w:rPr>
+                <w:b/>
+                <w:bCs/>
+              </w:rPr>
+            </w:pPr>
+            <w:r>
+              <w:rPr>
+                <w:b/>
+                <w:bCs/>
+              </w:rPr>
+              <w:t>NAME</w:t>
+            </w:r>
+          </w:p>
+        </w:tc>
+        <w:tc>
+          <w:tcPr>
+            <w:tcW w:w="0" w:type="auto"/>
+            <w:shd w:val="clear" w:color="auto" w:fill="153D63" w:themeFill="text2" w:themeFillTint="E6"/>
+            <w:vAlign w:val="center"/>
+          </w:tcPr>
+          <w:p>
+            <w:pPr>
+              <w:jc w:val="center"/>
+              <w:rPr>
+                <w:b/>
+                <w:bCs/>
+              </w:rPr>
+            </w:pPr>
+            <w:r>
+              <w:rPr>
+                <w:b/>
+                <w:bCs/>
+              </w:rPr>
+              <w:t>TYPE</w:t>
+            </w:r>
+          </w:p>
+        </w:tc>
+      </w:tr>
+      <w:tr>
+        <w:trPr>
+          <w:trHeight w:val="517"/>
+        </w:trPr>
+        <w:tc>
+          <w:tcPr>
+            <w:tcW w:w="0" w:type="auto"/>
+            <w:vMerge/>
+            <w:shd w:val="clear" w:color="auto" w:fill="153D63" w:themeFill="text2" w:themeFillTint="E6"/>
+            <w:vAlign w:val="center"/>
+          </w:tcPr>
+          <w:p>
+            <w:pPr>
+              <w:jc w:val="center"/>
+              <w:rPr>
+                <w:b/>
+                <w:bCs/>
+              </w:rPr>
+            </w:pPr>
+          </w:p>
+        </w:tc>
+        <w:tc>
+          <w:tcPr>
+            <w:tcW w:w="0" w:type="auto"/>
+            <w:vAlign w:val="center"/>
+          </w:tcPr>
+          <w:p>
+            <w:pPr>
+              <w:jc w:val="center"/>
+            </w:pPr>
+            <w:r>
+              <w:t>Goal Name</w:t>
+            </w:r>
+          </w:p>
+        </w:tc>
+        <w:tc>
+          <w:tcPr>
+            <w:tcW w:w="0" w:type="auto"/>
+            <w:vAlign w:val="center"/>
+          </w:tcPr>
+          <w:p>
+            <w:pPr>
+              <w:jc w:val="center"/>
+            </w:pPr>
+            <w:r>
+              <w:t>String</w:t>
+            </w:r>
+          </w:p>
+        </w:tc>
+      </w:tr>
+      <w:tr>
+        <w:trPr>
+          <w:trHeight w:val="517"/>
+        </w:trPr>
+        <w:tc>
+          <w:tcPr>
+            <w:tcW w:w="0" w:type="auto"/>
+            <w:vMerge/>
+            <w:shd w:val="clear" w:color="auto" w:fill="153D63" w:themeFill="text2" w:themeFillTint="E6"/>
+            <w:vAlign w:val="center"/>
+          </w:tcPr>
+          <w:p>
+            <w:pPr>
+              <w:jc w:val="center"/>
+              <w:rPr>
+                <w:b/>
+                <w:bCs/>
+              </w:rPr>
+            </w:pPr>
+          </w:p>
+        </w:tc>
+        <w:tc>
+          <w:tcPr>
+            <w:tcW w:w="0" w:type="auto"/>
+            <w:vAlign w:val="center"/>
+          </w:tcPr>
+          <w:p>
+            <w:pPr>
+              <w:jc w:val="center"/>
+            </w:pPr>
+            <w:r>
+              <w:t>Target Grade</w:t>
+            </w:r>
+          </w:p>
+        </w:tc>
+        <w:tc>
+          <w:tcPr>
+            <w:tcW w:w="0" w:type="auto"/>
+            <w:vAlign w:val="center"/>
+          </w:tcPr>
+          <w:p>
+            <w:pPr>
+              <w:jc w:val="center"/>
+            </w:pPr>
+            <w:r>
+              <w:t>Boolean</w:t>
+            </w:r>
+          </w:p>
+        </w:tc>
+      </w:tr>
+      <w:tr>
+        <w:trPr>
+          <w:trHeight w:val="992"/>
+        </w:trPr>
+        <w:tc>
+          <w:tcPr>
+            <w:tcW w:w="0" w:type="auto"/>
+            <w:shd w:val="clear" w:color="auto" w:fill="153D63" w:themeFill="text2" w:themeFillTint="E6"/>
+            <w:vAlign w:val="center"/>
+          </w:tcPr>
+          <w:p>
+            <w:pPr>
+              <w:jc w:val="center"/>
+              <w:rPr>
+                <w:b/>
+                <w:bCs/>
+              </w:rPr>
+            </w:pPr>
+            <w:r>
+              <w:rPr>
+                <w:b/>
+                <w:bCs/>
+              </w:rPr>
+              <w:t>PROCESS</w:t>
+            </w:r>
+          </w:p>
+        </w:tc>
+        <w:tc>
+          <w:tcPr>
+            <w:tcW w:w="0" w:type="auto"/>
+            <w:gridSpan w:val="2"/>
+            <w:vAlign w:val="center"/>
+          </w:tcPr>
+          <w:p>
+            <w:pPr>
+              <w:jc w:val="center"/>
+            </w:pPr>
+            <w:r>
+              <w:t>The system validates and performs the requested goal operation.</w:t>
+            </w:r>
+          </w:p>
+        </w:tc>
+      </w:tr>
+      <w:tr>
+        <w:trPr>
+          <w:trHeight w:val="347"/>
+        </w:trPr>
+        <w:tc>
+          <w:tcPr>
+            <w:tcW w:w="0" w:type="auto"/>
+            <w:vMerge w:val="restart"/>
+            <w:shd w:val="clear" w:color="auto" w:fill="153D63" w:themeFill="text2" w:themeFillTint="E6"/>
+            <w:vAlign w:val="center"/>
+          </w:tcPr>
+          <w:p>
+            <w:pPr>
+              <w:jc w:val="center"/>
+              <w:rPr>
+                <w:b/>
+                <w:bCs/>
+              </w:rPr>
+            </w:pPr>
+            <w:r>
+              <w:rPr>
+                <w:b/>
+                <w:bCs/>
+              </w:rPr>
+              <w:t>OUTPUTS</w:t>
+            </w:r>
+          </w:p>
+        </w:tc>
+        <w:tc>
+          <w:tcPr>
+            <w:tcW w:w="0" w:type="auto"/>
+            <w:shd w:val="clear" w:color="auto" w:fill="153D63" w:themeFill="text2" w:themeFillTint="E6"/>
+            <w:vAlign w:val="center"/>
+          </w:tcPr>
+          <w:p>
+            <w:pPr>
+              <w:jc w:val="center"/>
+              <w:rPr>
+                <w:b/>
+                <w:bCs/>
+              </w:rPr>
+            </w:pPr>
+            <w:r>
+              <w:rPr>
+                <w:b/>
+                <w:bCs/>
+              </w:rPr>
+              <w:t>NAME</w:t>
+            </w:r>
+          </w:p>
+        </w:tc>
+        <w:tc>
+          <w:tcPr>
+            <w:tcW w:w="0" w:type="auto"/>
+            <w:shd w:val="clear" w:color="auto" w:fill="153D63" w:themeFill="text2" w:themeFillTint="E6"/>
+            <w:vAlign w:val="center"/>
+          </w:tcPr>
+          <w:p>
+            <w:pPr>
+              <w:jc w:val="center"/>
+              <w:rPr>
+                <w:b/>
+                <w:bCs/>
+              </w:rPr>
+            </w:pPr>
+            <w:r>
+              <w:rPr>
+                <w:b/>
+                <w:bCs/>
+              </w:rPr>
+              <w:t>TYPE</w:t>
+            </w:r>
+          </w:p>
+        </w:tc>
+      </w:tr>
+      <w:tr>
+        <w:trPr>
+          <w:trHeight w:val="525"/>
+        </w:trPr>
+        <w:tc>
+          <w:tcPr>
+            <w:tcW w:w="0" w:type="auto"/>
+            <w:vMerge/>
+            <w:shd w:val="clear" w:color="auto" w:fill="153D63" w:themeFill="text2" w:themeFillTint="E6"/>
+            <w:vAlign w:val="center"/>
+          </w:tcPr>
+          <w:p>
+            <w:pPr>
+              <w:jc w:val="center"/>
+              <w:rPr>
+                <w:b/>
+                <w:bCs/>
+              </w:rPr>
+            </w:pPr>
+          </w:p>
+        </w:tc>
+        <w:tc>
+          <w:tcPr>
+            <w:tcW w:w="0" w:type="auto"/>
+            <w:vAlign w:val="center"/>
+          </w:tcPr>
+          <w:p>
+            <w:pPr>
+              <w:jc w:val="center"/>
+            </w:pPr>
+            <w:r>
+              <w:t>Academic Period</w:t>
+            </w:r>
+            <w:r>
+              <w:t xml:space="preserve"> Goal</w:t>
+            </w:r>
+          </w:p>
+        </w:tc>
+        <w:tc>
+          <w:tcPr>
+            <w:tcW w:w="0" w:type="auto"/>
+            <w:vAlign w:val="center"/>
+          </w:tcPr>
+          <w:p>
+            <w:pPr>
+              <w:jc w:val="center"/>
+            </w:pPr>
+            <w:r>
+              <w:t>Object</w:t>
+            </w:r>
+          </w:p>
+        </w:tc>
+      </w:tr>
+      <w:tr>
+        <w:trPr>
+          <w:trHeight w:val="808"/>
+        </w:trPr>
+        <w:tc>
+          <w:tcPr>
+            <w:tcW w:w="0" w:type="auto"/>
+            <w:shd w:val="clear" w:color="auto" w:fill="153D63" w:themeFill="text2" w:themeFillTint="E6"/>
+            <w:vAlign w:val="center"/>
+          </w:tcPr>
+          <w:p>
+            <w:pPr>
+              <w:jc w:val="center"/>
+              <w:rPr>
+                <w:b/>
+                <w:bCs/>
+              </w:rPr>
+            </w:pPr>
+            <w:r>
+              <w:rPr>
+                <w:b/>
+                <w:bCs/>
+              </w:rPr>
+              <w:t>POSTCONDITIONS</w:t>
+            </w:r>
+          </w:p>
+        </w:tc>
+        <w:tc>
+          <w:tcPr>
+            <w:tcW w:w="0" w:type="auto"/>
+            <w:gridSpan w:val="2"/>
+            <w:vAlign w:val="center"/>
+          </w:tcPr>
+          <w:p>
+            <w:pPr>
+              <w:jc w:val="center"/>
+            </w:pPr>
+            <w:r>
+              <w:t>The academic-period goal reflects the requested operation, and dependent progress information is updated.</w:t>
+            </w:r>
+          </w:p>
+        </w:tc>
+      </w:tr>
+      <w:tr>
+        <w:trPr>
+          <w:trHeight w:val="1054"/>
+        </w:trPr>
+        <w:tc>
+          <w:tcPr>
+            <w:tcW w:w="0" w:type="auto"/>
+            <w:shd w:val="clear" w:color="auto" w:fill="153D63" w:themeFill="text2" w:themeFillTint="E6"/>
+            <w:vAlign w:val="center"/>
+          </w:tcPr>
+          <w:p>
+            <w:pPr>
+              <w:jc w:val="center"/>
+              <w:rPr>
+                <w:b/>
+                <w:bCs/>
+              </w:rPr>
+            </w:pPr>
+            <w:r>
+              <w:rPr>
+                <w:b/>
+                <w:bCs/>
+              </w:rPr>
+              <w:t>VALIDATIONS</w:t>
+            </w:r>
+          </w:p>
+        </w:tc>
+        <w:tc>
+          <w:tcPr>
+            <w:tcW w:w="0" w:type="auto"/>
+            <w:gridSpan w:val="2"/>
+            <w:vAlign w:val="center"/>
+          </w:tcPr>
+          <w:p>
+            <w:pPr>
+              <w:jc w:val="center"/>
+            </w:pPr>
+            <w:r>
+              <w:t>Goal name and target grade must comply with the system's configured rules.</w:t>
+            </w:r>
+          </w:p>
+        </w:tc>
+      </w:tr>
+      <w:tr>
+        <w:trPr>
+          <w:trHeight w:val="1261"/>
+        </w:trPr>
+        <w:tc>
+          <w:tcPr>
+            <w:tcW w:w="0" w:type="auto"/>
+            <w:shd w:val="clear" w:color="auto" w:fill="153D63" w:themeFill="text2" w:themeFillTint="E6"/>
+            <w:vAlign w:val="center"/>
+          </w:tcPr>
+          <w:p>
+            <w:pPr>
+              <w:jc w:val="center"/>
+              <w:rPr>
+                <w:b/>
+                <w:bCs/>
+              </w:rPr>
+            </w:pPr>
+            <w:r>
+              <w:rPr>
+                <w:b/>
+                <w:bCs/>
+              </w:rPr>
+              <w:t>EXCEPTIONS</w:t>
+            </w:r>
+          </w:p>
+        </w:tc>
+        <w:tc>
+          <w:tcPr>
+            <w:tcW w:w="0" w:type="auto"/>
+            <w:gridSpan w:val="2"/>
+            <w:vAlign w:val="center"/>
+          </w:tcPr>
+          <w:p>
+            <w:pPr>
+              <w:jc w:val="center"/>
+            </w:pPr>
+            <w:r>
+              <w:t>Invalid goal information or an inaccessible academic period shall cause the operation to be rejected.</w:t>
+            </w:r>
+          </w:p>
+        </w:tc>
+      </w:tr>
+    </w:tbl>
+    <w:p>
+      <w:r>
+        <w:br w:type="page"/>
+      </w:r>
+    </w:p>
+    <w:tbl>
+      <w:tblPr>
+        <w:tblStyle w:val="Tablaconcuadrcula"/>
+        <w:tblW w:w="0" w:type="auto"/>
+        <w:tblLook w:val="04A0" w:firstRow="1" w:lastRow="0" w:firstColumn="1" w:lastColumn="0" w:noHBand="0" w:noVBand="1"/>
+      </w:tblPr>
+      <w:tblGrid>
+        <w:gridCol w:w="2390"/>
+        <w:gridCol w:w="4024"/>
+        <w:gridCol w:w="2936"/>
+      </w:tblGrid>
+      <w:tr>
+        <w:trPr>
+          <w:trHeight w:val="508"/>
+        </w:trPr>
+        <w:tc>
+          <w:tcPr>
+            <w:tcW w:w="0" w:type="auto"/>
+            <w:shd w:val="clear" w:color="auto" w:fill="153D63" w:themeFill="text2" w:themeFillTint="E6"/>
+            <w:vAlign w:val="center"/>
+          </w:tcPr>
+          <w:p>
+            <w:pPr>
+              <w:jc w:val="center"/>
+              <w:rPr>
+                <w:b/>
+                <w:bCs/>
+              </w:rPr>
+            </w:pPr>
+            <w:r>
+              <w:rPr>
+                <w:b/>
+                <w:bCs/>
+              </w:rPr>
+              <w:t>ID</w:t>
+            </w:r>
+            <w:r>
+              <w:rPr>
+                <w:b/>
+                <w:bCs/>
+              </w:rPr>
+              <w:t xml:space="preserve"> &amp; NAME</w:t>
+            </w:r>
+          </w:p>
+        </w:tc>
+        <w:tc>
+          <w:tcPr>
+            <w:tcW w:w="0" w:type="auto"/>
+            <w:gridSpan w:val="2"/>
+            <w:vAlign w:val="center"/>
+          </w:tcPr>
+          <w:p>
+            <w:pPr>
+              <w:jc w:val="center"/>
+            </w:pPr>
+            <w:r>
+              <w:t>FR-G</w:t>
+            </w:r>
+            <w:r>
+              <w:t>OL</w:t>
+            </w:r>
+            <w:r>
+              <w:t>-</w:t>
+            </w:r>
+            <w:r>
+              <w:t>0</w:t>
+            </w:r>
+            <w:r>
+              <w:t>2</w:t>
+            </w:r>
+            <w:r>
+              <w:t xml:space="preserve"> </w:t>
+            </w:r>
+            <w:r>
+              <w:t>–</w:t>
+            </w:r>
+            <w:r>
+              <w:t>Manage Subject Goals</w:t>
+            </w:r>
+          </w:p>
+        </w:tc>
+      </w:tr>
+      <w:tr>
+        <w:trPr>
+          <w:trHeight w:val="824"/>
+        </w:trPr>
+        <w:tc>
+          <w:tcPr>
+            <w:tcW w:w="0" w:type="auto"/>
+            <w:shd w:val="clear" w:color="auto" w:fill="153D63" w:themeFill="text2" w:themeFillTint="E6"/>
+            <w:vAlign w:val="center"/>
+          </w:tcPr>
+          <w:p>
+            <w:pPr>
+              <w:jc w:val="center"/>
+              <w:rPr>
+                <w:b/>
+                <w:bCs/>
+              </w:rPr>
+            </w:pPr>
+            <w:r>
+              <w:rPr>
+                <w:b/>
+                <w:bCs/>
+              </w:rPr>
+              <w:t>DESCRIPTION</w:t>
+            </w:r>
+          </w:p>
+        </w:tc>
+        <w:tc>
+          <w:tcPr>
+            <w:tcW w:w="0" w:type="auto"/>
+            <w:gridSpan w:val="2"/>
+            <w:vAlign w:val="center"/>
+          </w:tcPr>
+          <w:p>
+            <w:pPr>
+              <w:jc w:val="center"/>
+            </w:pPr>
+            <w:r>
+              <w:t>The system shall allow the user to create, modify, view, and delete goals associated with individual subjects.</w:t>
+            </w:r>
+          </w:p>
+        </w:tc>
+      </w:tr>
+      <w:tr>
+        <w:trPr>
+          <w:trHeight w:val="565"/>
+        </w:trPr>
+        <w:tc>
+          <w:tcPr>
+            <w:tcW w:w="0" w:type="auto"/>
+            <w:shd w:val="clear" w:color="auto" w:fill="153D63" w:themeFill="text2" w:themeFillTint="E6"/>
+            <w:vAlign w:val="center"/>
+          </w:tcPr>
+          <w:p>
+            <w:pPr>
+              <w:jc w:val="center"/>
+              <w:rPr>
+                <w:b/>
+                <w:bCs/>
+              </w:rPr>
+            </w:pPr>
+            <w:r>
+              <w:rPr>
+                <w:b/>
+                <w:bCs/>
+              </w:rPr>
+              <w:t>ACTORS</w:t>
+            </w:r>
+          </w:p>
+        </w:tc>
+        <w:tc>
+          <w:tcPr>
+            <w:tcW w:w="0" w:type="auto"/>
+            <w:gridSpan w:val="2"/>
+            <w:vAlign w:val="center"/>
+          </w:tcPr>
+          <w:p>
+            <w:pPr>
+              <w:jc w:val="center"/>
+            </w:pPr>
+            <w:r>
+              <w:t>User</w:t>
+            </w:r>
+          </w:p>
+        </w:tc>
+      </w:tr>
+      <w:tr>
+        <w:trPr>
+          <w:trHeight w:val="724"/>
+        </w:trPr>
+        <w:tc>
+          <w:tcPr>
+            <w:tcW w:w="0" w:type="auto"/>
+            <w:shd w:val="clear" w:color="auto" w:fill="153D63" w:themeFill="text2" w:themeFillTint="E6"/>
+            <w:vAlign w:val="center"/>
+          </w:tcPr>
+          <w:p>
+            <w:pPr>
+              <w:jc w:val="center"/>
+              <w:rPr>
+                <w:b/>
+                <w:bCs/>
+              </w:rPr>
+            </w:pPr>
+            <w:r>
+              <w:rPr>
+                <w:b/>
+                <w:bCs/>
+              </w:rPr>
+              <w:t>PRECONDITIONS</w:t>
+            </w:r>
+          </w:p>
+        </w:tc>
+        <w:tc>
+          <w:tcPr>
+            <w:tcW w:w="0" w:type="auto"/>
+            <w:gridSpan w:val="2"/>
+            <w:vAlign w:val="center"/>
+          </w:tcPr>
+          <w:p>
+            <w:pPr>
+              <w:pStyle w:val="Prrafodelista"/>
+              <w:ind w:left="0"/>
+              <w:jc w:val="center"/>
+            </w:pPr>
+            <w:r>
+              <w:t>The user is authenticated and the selected subject exists and belongs to the user.</w:t>
+            </w:r>
+          </w:p>
+        </w:tc>
+      </w:tr>
+      <w:tr>
+        <w:trPr>
+          <w:trHeight w:val="363"/>
+        </w:trPr>
+        <w:tc>
+          <w:tcPr>
+            <w:tcW w:w="0" w:type="auto"/>
+            <w:vMerge w:val="restart"/>
+            <w:shd w:val="clear" w:color="auto" w:fill="153D63" w:themeFill="text2" w:themeFillTint="E6"/>
+            <w:vAlign w:val="center"/>
+          </w:tcPr>
+          <w:p>
+            <w:pPr>
+              <w:jc w:val="center"/>
+              <w:rPr>
+                <w:b/>
+                <w:bCs/>
+              </w:rPr>
+            </w:pPr>
+            <w:r>
+              <w:rPr>
+                <w:b/>
+                <w:bCs/>
+              </w:rPr>
+              <w:t>INPUTS</w:t>
+            </w:r>
+          </w:p>
+        </w:tc>
+        <w:tc>
+          <w:tcPr>
+            <w:tcW w:w="0" w:type="auto"/>
+            <w:shd w:val="clear" w:color="auto" w:fill="153D63" w:themeFill="text2" w:themeFillTint="E6"/>
+            <w:vAlign w:val="center"/>
+          </w:tcPr>
+          <w:p>
+            <w:pPr>
+              <w:jc w:val="center"/>
+              <w:rPr>
+                <w:b/>
+                <w:bCs/>
+              </w:rPr>
+            </w:pPr>
+            <w:r>
+              <w:rPr>
+                <w:b/>
+                <w:bCs/>
+              </w:rPr>
+              <w:t>NAME</w:t>
+            </w:r>
+          </w:p>
+        </w:tc>
+        <w:tc>
+          <w:tcPr>
+            <w:tcW w:w="0" w:type="auto"/>
+            <w:shd w:val="clear" w:color="auto" w:fill="153D63" w:themeFill="text2" w:themeFillTint="E6"/>
+            <w:vAlign w:val="center"/>
+          </w:tcPr>
+          <w:p>
+            <w:pPr>
+              <w:jc w:val="center"/>
+              <w:rPr>
+                <w:b/>
+                <w:bCs/>
+              </w:rPr>
+            </w:pPr>
+            <w:r>
+              <w:rPr>
+                <w:b/>
+                <w:bCs/>
+              </w:rPr>
+              <w:t>TYPE</w:t>
+            </w:r>
+          </w:p>
+        </w:tc>
+      </w:tr>
+      <w:tr>
+        <w:trPr>
+          <w:trHeight w:val="517"/>
+        </w:trPr>
+        <w:tc>
+          <w:tcPr>
+            <w:tcW w:w="0" w:type="auto"/>
+            <w:vMerge/>
+            <w:shd w:val="clear" w:color="auto" w:fill="153D63" w:themeFill="text2" w:themeFillTint="E6"/>
+            <w:vAlign w:val="center"/>
+          </w:tcPr>
+          <w:p>
+            <w:pPr>
+              <w:jc w:val="center"/>
+              <w:rPr>
+                <w:b/>
+                <w:bCs/>
+              </w:rPr>
+            </w:pPr>
+          </w:p>
+        </w:tc>
+        <w:tc>
+          <w:tcPr>
+            <w:tcW w:w="0" w:type="auto"/>
+            <w:vAlign w:val="center"/>
+          </w:tcPr>
+          <w:p>
+            <w:pPr>
+              <w:jc w:val="center"/>
+            </w:pPr>
+            <w:r>
+              <w:t>Goal Name</w:t>
+            </w:r>
+          </w:p>
+        </w:tc>
+        <w:tc>
+          <w:tcPr>
+            <w:tcW w:w="0" w:type="auto"/>
+            <w:vAlign w:val="center"/>
+          </w:tcPr>
+          <w:p>
+            <w:pPr>
+              <w:jc w:val="center"/>
+            </w:pPr>
+            <w:r>
+              <w:t>String</w:t>
+            </w:r>
+          </w:p>
+        </w:tc>
+      </w:tr>
+      <w:tr>
+        <w:trPr>
+          <w:trHeight w:val="517"/>
+        </w:trPr>
+        <w:tc>
+          <w:tcPr>
+            <w:tcW w:w="0" w:type="auto"/>
+            <w:vMerge/>
+            <w:shd w:val="clear" w:color="auto" w:fill="153D63" w:themeFill="text2" w:themeFillTint="E6"/>
+            <w:vAlign w:val="center"/>
+          </w:tcPr>
+          <w:p>
+            <w:pPr>
+              <w:jc w:val="center"/>
+              <w:rPr>
+                <w:b/>
+                <w:bCs/>
+              </w:rPr>
+            </w:pPr>
+          </w:p>
+        </w:tc>
+        <w:tc>
+          <w:tcPr>
+            <w:tcW w:w="0" w:type="auto"/>
+            <w:vAlign w:val="center"/>
+          </w:tcPr>
+          <w:p>
+            <w:pPr>
+              <w:jc w:val="center"/>
+            </w:pPr>
+            <w:r>
+              <w:t>Target Grade</w:t>
+            </w:r>
+          </w:p>
+        </w:tc>
+        <w:tc>
+          <w:tcPr>
+            <w:tcW w:w="0" w:type="auto"/>
+            <w:vAlign w:val="center"/>
+          </w:tcPr>
+          <w:p>
+            <w:pPr>
+              <w:jc w:val="center"/>
+            </w:pPr>
+            <w:r>
+              <w:t>Boolean</w:t>
+            </w:r>
+          </w:p>
+        </w:tc>
+      </w:tr>
+      <w:tr>
+        <w:trPr>
+          <w:trHeight w:val="992"/>
+        </w:trPr>
+        <w:tc>
+          <w:tcPr>
+            <w:tcW w:w="0" w:type="auto"/>
+            <w:shd w:val="clear" w:color="auto" w:fill="153D63" w:themeFill="text2" w:themeFillTint="E6"/>
+            <w:vAlign w:val="center"/>
+          </w:tcPr>
+          <w:p>
+            <w:pPr>
+              <w:jc w:val="center"/>
+              <w:rPr>
+                <w:b/>
+                <w:bCs/>
+              </w:rPr>
+            </w:pPr>
+            <w:r>
+              <w:rPr>
+                <w:b/>
+                <w:bCs/>
+              </w:rPr>
+              <w:t>PROCESS</w:t>
+            </w:r>
+          </w:p>
+        </w:tc>
+        <w:tc>
+          <w:tcPr>
+            <w:tcW w:w="0" w:type="auto"/>
+            <w:gridSpan w:val="2"/>
+            <w:vAlign w:val="center"/>
+          </w:tcPr>
+          <w:p>
+            <w:pPr>
+              <w:jc w:val="center"/>
+            </w:pPr>
+            <w:r>
+              <w:t>The system validates and stores the subject goal and updates its associated progress information.</w:t>
+            </w:r>
+          </w:p>
+        </w:tc>
+      </w:tr>
+      <w:tr>
+        <w:trPr>
+          <w:trHeight w:val="347"/>
+        </w:trPr>
+        <w:tc>
+          <w:tcPr>
+            <w:tcW w:w="0" w:type="auto"/>
+            <w:vMerge w:val="restart"/>
+            <w:shd w:val="clear" w:color="auto" w:fill="153D63" w:themeFill="text2" w:themeFillTint="E6"/>
+            <w:vAlign w:val="center"/>
+          </w:tcPr>
+          <w:p>
+            <w:pPr>
+              <w:jc w:val="center"/>
+              <w:rPr>
+                <w:b/>
+                <w:bCs/>
+              </w:rPr>
+            </w:pPr>
+            <w:r>
+              <w:rPr>
+                <w:b/>
+                <w:bCs/>
+              </w:rPr>
+              <w:t>OUTPUTS</w:t>
+            </w:r>
+          </w:p>
+        </w:tc>
+        <w:tc>
+          <w:tcPr>
+            <w:tcW w:w="0" w:type="auto"/>
+            <w:shd w:val="clear" w:color="auto" w:fill="153D63" w:themeFill="text2" w:themeFillTint="E6"/>
+            <w:vAlign w:val="center"/>
+          </w:tcPr>
+          <w:p>
+            <w:pPr>
+              <w:jc w:val="center"/>
+              <w:rPr>
+                <w:b/>
+                <w:bCs/>
+              </w:rPr>
+            </w:pPr>
+            <w:r>
+              <w:rPr>
+                <w:b/>
+                <w:bCs/>
+              </w:rPr>
+              <w:t>NAME</w:t>
+            </w:r>
+          </w:p>
+        </w:tc>
+        <w:tc>
+          <w:tcPr>
+            <w:tcW w:w="0" w:type="auto"/>
+            <w:shd w:val="clear" w:color="auto" w:fill="153D63" w:themeFill="text2" w:themeFillTint="E6"/>
+            <w:vAlign w:val="center"/>
+          </w:tcPr>
+          <w:p>
+            <w:pPr>
+              <w:jc w:val="center"/>
+              <w:rPr>
+                <w:b/>
+                <w:bCs/>
+              </w:rPr>
+            </w:pPr>
+            <w:r>
+              <w:rPr>
+                <w:b/>
+                <w:bCs/>
+              </w:rPr>
+              <w:t>TYPE</w:t>
+            </w:r>
+          </w:p>
+        </w:tc>
+      </w:tr>
+      <w:tr>
+        <w:trPr>
+          <w:trHeight w:val="525"/>
+        </w:trPr>
+        <w:tc>
+          <w:tcPr>
+            <w:tcW w:w="0" w:type="auto"/>
+            <w:vMerge/>
+            <w:shd w:val="clear" w:color="auto" w:fill="153D63" w:themeFill="text2" w:themeFillTint="E6"/>
+            <w:vAlign w:val="center"/>
+          </w:tcPr>
+          <w:p>
+            <w:pPr>
+              <w:jc w:val="center"/>
+              <w:rPr>
+                <w:b/>
+                <w:bCs/>
+              </w:rPr>
+            </w:pPr>
+          </w:p>
+        </w:tc>
+        <w:tc>
+          <w:tcPr>
+            <w:tcW w:w="0" w:type="auto"/>
+            <w:vAlign w:val="center"/>
+          </w:tcPr>
+          <w:p>
+            <w:pPr>
+              <w:jc w:val="center"/>
+            </w:pPr>
+            <w:r>
+              <w:t>Subject Goal</w:t>
+            </w:r>
+          </w:p>
+        </w:tc>
+        <w:tc>
+          <w:tcPr>
+            <w:tcW w:w="0" w:type="auto"/>
+            <w:vAlign w:val="center"/>
+          </w:tcPr>
+          <w:p>
+            <w:pPr>
+              <w:jc w:val="center"/>
+            </w:pPr>
+            <w:r>
+              <w:t>Object</w:t>
+            </w:r>
+          </w:p>
+        </w:tc>
+      </w:tr>
+      <w:tr>
+        <w:trPr>
+          <w:trHeight w:val="808"/>
+        </w:trPr>
+        <w:tc>
+          <w:tcPr>
+            <w:tcW w:w="0" w:type="auto"/>
+            <w:shd w:val="clear" w:color="auto" w:fill="153D63" w:themeFill="text2" w:themeFillTint="E6"/>
+            <w:vAlign w:val="center"/>
+          </w:tcPr>
+          <w:p>
+            <w:pPr>
+              <w:jc w:val="center"/>
+              <w:rPr>
+                <w:b/>
+                <w:bCs/>
+              </w:rPr>
+            </w:pPr>
+            <w:r>
+              <w:rPr>
+                <w:b/>
+                <w:bCs/>
+              </w:rPr>
+              <w:t>POSTCONDITIONS</w:t>
+            </w:r>
+          </w:p>
+        </w:tc>
+        <w:tc>
+          <w:tcPr>
+            <w:tcW w:w="0" w:type="auto"/>
+            <w:gridSpan w:val="2"/>
+            <w:vAlign w:val="center"/>
+          </w:tcPr>
+          <w:p>
+            <w:pPr>
+              <w:jc w:val="center"/>
+            </w:pPr>
+            <w:r>
+              <w:t>The subject goal is stored or updated according to the requested operation.</w:t>
+            </w:r>
+          </w:p>
+        </w:tc>
+      </w:tr>
+      <w:tr>
+        <w:trPr>
+          <w:trHeight w:val="1054"/>
+        </w:trPr>
+        <w:tc>
+          <w:tcPr>
+            <w:tcW w:w="0" w:type="auto"/>
+            <w:shd w:val="clear" w:color="auto" w:fill="153D63" w:themeFill="text2" w:themeFillTint="E6"/>
+            <w:vAlign w:val="center"/>
+          </w:tcPr>
+          <w:p>
+            <w:pPr>
+              <w:jc w:val="center"/>
+              <w:rPr>
+                <w:b/>
+                <w:bCs/>
+              </w:rPr>
+            </w:pPr>
+            <w:r>
+              <w:rPr>
+                <w:b/>
+                <w:bCs/>
+              </w:rPr>
+              <w:t>VALIDATIONS</w:t>
+            </w:r>
+          </w:p>
+        </w:tc>
+        <w:tc>
+          <w:tcPr>
+            <w:tcW w:w="0" w:type="auto"/>
+            <w:gridSpan w:val="2"/>
+            <w:vAlign w:val="center"/>
+          </w:tcPr>
+          <w:p>
+            <w:pPr>
+              <w:jc w:val="center"/>
+            </w:pPr>
+            <w:r>
+              <w:t>The goal name and target grade must be valid.</w:t>
+            </w:r>
+          </w:p>
+        </w:tc>
+      </w:tr>
+      <w:tr>
+        <w:trPr>
+          <w:trHeight w:val="1261"/>
+        </w:trPr>
+        <w:tc>
+          <w:tcPr>
+            <w:tcW w:w="0" w:type="auto"/>
+            <w:shd w:val="clear" w:color="auto" w:fill="153D63" w:themeFill="text2" w:themeFillTint="E6"/>
+            <w:vAlign w:val="center"/>
+          </w:tcPr>
+          <w:p>
+            <w:pPr>
+              <w:jc w:val="center"/>
+              <w:rPr>
+                <w:b/>
+                <w:bCs/>
+              </w:rPr>
+            </w:pPr>
+            <w:r>
+              <w:rPr>
+                <w:b/>
+                <w:bCs/>
+              </w:rPr>
+              <w:t>EXCEPTIONS</w:t>
+            </w:r>
+          </w:p>
+        </w:tc>
+        <w:tc>
+          <w:tcPr>
+            <w:tcW w:w="0" w:type="auto"/>
+            <w:gridSpan w:val="2"/>
+            <w:vAlign w:val="center"/>
+          </w:tcPr>
+          <w:p>
+            <w:pPr>
+              <w:jc w:val="center"/>
+            </w:pPr>
+            <w:r>
+              <w:t>Invalid goal information or inaccessible subjects shall be rejected.</w:t>
+            </w:r>
+          </w:p>
+        </w:tc>
+      </w:tr>
+    </w:tbl>
+    <w:p/>
+    <w:p>
+      <w:r>
+        <w:br w:type="page"/>
+      </w:r>
+    </w:p>
+    <w:p>
+      <w:pPr>
+        <w:pStyle w:val="Ttulo3"/>
+      </w:pPr>
+      <w:r>
+        <w:t xml:space="preserve">Calculations and </w:t>
+      </w:r>
+      <w:proofErr w:type="spellStart"/>
+      <w:r>
+        <w:t>Projections</w:t>
+      </w:r>
+      <w:proofErr w:type="spellEnd"/>
+      <w:r>
+        <w:t xml:space="preserve"> (CAL) Requirements</w:t>
+      </w:r>
+    </w:p>
+    <w:tbl>
+      <w:tblPr>
+        <w:tblStyle w:val="Tablaconcuadrcula"/>
+        <w:tblW w:w="0" w:type="auto"/>
+        <w:tblLook w:val="04A0" w:firstRow="1" w:lastRow="0" w:firstColumn="1" w:lastColumn="0" w:noHBand="0" w:noVBand="1"/>
+      </w:tblPr>
+      <w:tblGrid>
+        <w:gridCol w:w="2390"/>
+        <w:gridCol w:w="4253"/>
+        <w:gridCol w:w="2707"/>
+      </w:tblGrid>
+      <w:tr>
+        <w:trPr>
+          <w:trHeight w:val="508"/>
+        </w:trPr>
+        <w:tc>
+          <w:tcPr>
+            <w:tcW w:w="0" w:type="auto"/>
+            <w:shd w:val="clear" w:color="auto" w:fill="153D63" w:themeFill="text2" w:themeFillTint="E6"/>
+            <w:vAlign w:val="center"/>
+          </w:tcPr>
+          <w:p>
+            <w:pPr>
+              <w:jc w:val="center"/>
+              <w:rPr>
+                <w:b/>
+                <w:bCs/>
+              </w:rPr>
+            </w:pPr>
+            <w:r>
+              <w:rPr>
+                <w:b/>
+                <w:bCs/>
+              </w:rPr>
+              <w:t>ID</w:t>
+            </w:r>
+            <w:r>
+              <w:rPr>
+                <w:b/>
+                <w:bCs/>
+              </w:rPr>
+              <w:t xml:space="preserve"> &amp; NAME</w:t>
+            </w:r>
+          </w:p>
+        </w:tc>
+        <w:tc>
+          <w:tcPr>
+            <w:tcW w:w="0" w:type="auto"/>
+            <w:gridSpan w:val="2"/>
+            <w:vAlign w:val="center"/>
+          </w:tcPr>
+          <w:p>
+            <w:pPr>
+              <w:jc w:val="center"/>
+            </w:pPr>
+            <w:r>
+              <w:t>FR</w:t>
+            </w:r>
+            <w:r>
+              <w:t>-CAL</w:t>
+            </w:r>
+            <w:r>
+              <w:t>-</w:t>
+            </w:r>
+            <w:r>
+              <w:t>0</w:t>
+            </w:r>
+            <w:r>
+              <w:t>1</w:t>
+            </w:r>
+            <w:r>
+              <w:t xml:space="preserve"> </w:t>
+            </w:r>
+            <w:r>
+              <w:t>–</w:t>
+            </w:r>
+            <w:r>
+              <w:t xml:space="preserve"> </w:t>
+            </w:r>
+            <w:r>
+              <w:t>Calculate Current Grades</w:t>
+            </w:r>
+          </w:p>
+        </w:tc>
+      </w:tr>
+      <w:tr>
+        <w:trPr>
+          <w:trHeight w:val="824"/>
+        </w:trPr>
+        <w:tc>
+          <w:tcPr>
+            <w:tcW w:w="0" w:type="auto"/>
+            <w:shd w:val="clear" w:color="auto" w:fill="153D63" w:themeFill="text2" w:themeFillTint="E6"/>
+            <w:vAlign w:val="center"/>
+          </w:tcPr>
+          <w:p>
+            <w:pPr>
+              <w:jc w:val="center"/>
+              <w:rPr>
+                <w:b/>
+                <w:bCs/>
+              </w:rPr>
+            </w:pPr>
+            <w:r>
+              <w:rPr>
+                <w:b/>
+                <w:bCs/>
+              </w:rPr>
+              <w:t>DESCRIPTION</w:t>
+            </w:r>
+          </w:p>
+        </w:tc>
+        <w:tc>
+          <w:tcPr>
+            <w:tcW w:w="0" w:type="auto"/>
+            <w:gridSpan w:val="2"/>
+            <w:vAlign w:val="center"/>
+          </w:tcPr>
+          <w:p>
+            <w:pPr>
+              <w:jc w:val="center"/>
+            </w:pPr>
+            <w:r>
+              <w:t>The system shall calculate the current grade of a subject using the grades and weights of its graded assessment components.</w:t>
+            </w:r>
+          </w:p>
+        </w:tc>
+      </w:tr>
+      <w:tr>
+        <w:trPr>
+          <w:trHeight w:val="565"/>
+        </w:trPr>
+        <w:tc>
+          <w:tcPr>
+            <w:tcW w:w="0" w:type="auto"/>
+            <w:shd w:val="clear" w:color="auto" w:fill="153D63" w:themeFill="text2" w:themeFillTint="E6"/>
+            <w:vAlign w:val="center"/>
+          </w:tcPr>
+          <w:p>
+            <w:pPr>
+              <w:jc w:val="center"/>
+              <w:rPr>
+                <w:b/>
+                <w:bCs/>
+              </w:rPr>
+            </w:pPr>
+            <w:r>
+              <w:rPr>
+                <w:b/>
+                <w:bCs/>
+              </w:rPr>
+              <w:t>ACTORS</w:t>
+            </w:r>
+          </w:p>
+        </w:tc>
+        <w:tc>
+          <w:tcPr>
+            <w:tcW w:w="0" w:type="auto"/>
+            <w:gridSpan w:val="2"/>
+            <w:vAlign w:val="center"/>
+          </w:tcPr>
+          <w:p>
+            <w:pPr>
+              <w:jc w:val="center"/>
+            </w:pPr>
+            <w:r>
+              <w:t>System</w:t>
+            </w:r>
+          </w:p>
+        </w:tc>
+      </w:tr>
+      <w:tr>
+        <w:trPr>
+          <w:trHeight w:val="724"/>
+        </w:trPr>
+        <w:tc>
+          <w:tcPr>
+            <w:tcW w:w="0" w:type="auto"/>
+            <w:shd w:val="clear" w:color="auto" w:fill="153D63" w:themeFill="text2" w:themeFillTint="E6"/>
+            <w:vAlign w:val="center"/>
+          </w:tcPr>
+          <w:p>
+            <w:pPr>
+              <w:jc w:val="center"/>
+              <w:rPr>
+                <w:b/>
+                <w:bCs/>
+              </w:rPr>
+            </w:pPr>
+            <w:r>
+              <w:rPr>
+                <w:b/>
+                <w:bCs/>
+              </w:rPr>
+              <w:t>PRECONDITIONS</w:t>
+            </w:r>
+          </w:p>
+        </w:tc>
+        <w:tc>
+          <w:tcPr>
+            <w:tcW w:w="0" w:type="auto"/>
+            <w:gridSpan w:val="2"/>
+            <w:vAlign w:val="center"/>
+          </w:tcPr>
+          <w:p>
+            <w:pPr>
+              <w:pStyle w:val="Prrafodelista"/>
+              <w:ind w:left="0"/>
+              <w:jc w:val="center"/>
+            </w:pPr>
+            <w:r>
+              <w:t>The subject contains assessment components with valid grading information.</w:t>
+            </w:r>
+          </w:p>
+        </w:tc>
+      </w:tr>
+      <w:tr>
+        <w:trPr>
+          <w:trHeight w:val="363"/>
+        </w:trPr>
+        <w:tc>
+          <w:tcPr>
+            <w:tcW w:w="0" w:type="auto"/>
+            <w:vMerge w:val="restart"/>
+            <w:shd w:val="clear" w:color="auto" w:fill="153D63" w:themeFill="text2" w:themeFillTint="E6"/>
+            <w:vAlign w:val="center"/>
+          </w:tcPr>
+          <w:p>
+            <w:pPr>
+              <w:jc w:val="center"/>
+              <w:rPr>
+                <w:b/>
+                <w:bCs/>
+              </w:rPr>
+            </w:pPr>
+            <w:r>
+              <w:rPr>
+                <w:b/>
+                <w:bCs/>
+              </w:rPr>
+              <w:t>INPUTS</w:t>
+            </w:r>
+          </w:p>
+        </w:tc>
+        <w:tc>
+          <w:tcPr>
+            <w:tcW w:w="0" w:type="auto"/>
+            <w:shd w:val="clear" w:color="auto" w:fill="153D63" w:themeFill="text2" w:themeFillTint="E6"/>
+            <w:vAlign w:val="center"/>
+          </w:tcPr>
+          <w:p>
+            <w:pPr>
+              <w:jc w:val="center"/>
+              <w:rPr>
+                <w:b/>
+                <w:bCs/>
+              </w:rPr>
+            </w:pPr>
+            <w:r>
+              <w:rPr>
+                <w:b/>
+                <w:bCs/>
+              </w:rPr>
+              <w:t>NAME</w:t>
+            </w:r>
+          </w:p>
+        </w:tc>
+        <w:tc>
+          <w:tcPr>
+            <w:tcW w:w="0" w:type="auto"/>
+            <w:shd w:val="clear" w:color="auto" w:fill="153D63" w:themeFill="text2" w:themeFillTint="E6"/>
+            <w:vAlign w:val="center"/>
+          </w:tcPr>
+          <w:p>
+            <w:pPr>
+              <w:jc w:val="center"/>
+              <w:rPr>
+                <w:b/>
+                <w:bCs/>
+              </w:rPr>
+            </w:pPr>
+            <w:r>
+              <w:rPr>
+                <w:b/>
+                <w:bCs/>
+              </w:rPr>
+              <w:t>TYPE</w:t>
+            </w:r>
+          </w:p>
+        </w:tc>
+      </w:tr>
+      <w:tr>
+        <w:trPr>
+          <w:trHeight w:val="517"/>
+        </w:trPr>
+        <w:tc>
+          <w:tcPr>
+            <w:tcW w:w="0" w:type="auto"/>
+            <w:vMerge/>
+            <w:shd w:val="clear" w:color="auto" w:fill="153D63" w:themeFill="text2" w:themeFillTint="E6"/>
+            <w:vAlign w:val="center"/>
+          </w:tcPr>
+          <w:p>
+            <w:pPr>
+              <w:jc w:val="center"/>
+              <w:rPr>
+                <w:b/>
+                <w:bCs/>
+              </w:rPr>
+            </w:pPr>
+          </w:p>
+        </w:tc>
+        <w:tc>
+          <w:tcPr>
+            <w:tcW w:w="0" w:type="auto"/>
+            <w:vAlign w:val="center"/>
+          </w:tcPr>
+          <w:p>
+            <w:pPr>
+              <w:jc w:val="center"/>
+            </w:pPr>
+            <w:r>
+              <w:t>Assessment Grades</w:t>
+            </w:r>
+          </w:p>
+        </w:tc>
+        <w:tc>
+          <w:tcPr>
+            <w:tcW w:w="0" w:type="auto"/>
+            <w:vAlign w:val="center"/>
+          </w:tcPr>
+          <w:p>
+            <w:pPr>
+              <w:jc w:val="center"/>
+            </w:pPr>
+            <w:r>
+              <w:t>Collection</w:t>
+            </w:r>
+          </w:p>
+        </w:tc>
+      </w:tr>
+      <w:tr>
+        <w:trPr>
+          <w:trHeight w:val="517"/>
+        </w:trPr>
+        <w:tc>
+          <w:tcPr>
+            <w:tcW w:w="0" w:type="auto"/>
+            <w:vMerge/>
+            <w:shd w:val="clear" w:color="auto" w:fill="153D63" w:themeFill="text2" w:themeFillTint="E6"/>
+            <w:vAlign w:val="center"/>
+          </w:tcPr>
+          <w:p>
+            <w:pPr>
+              <w:jc w:val="center"/>
+              <w:rPr>
+                <w:b/>
+                <w:bCs/>
+              </w:rPr>
+            </w:pPr>
+          </w:p>
+        </w:tc>
+        <w:tc>
+          <w:tcPr>
+            <w:tcW w:w="0" w:type="auto"/>
+            <w:vAlign w:val="center"/>
+          </w:tcPr>
+          <w:p>
+            <w:pPr>
+              <w:jc w:val="center"/>
+            </w:pPr>
+            <w:r>
+              <w:t>Weights</w:t>
+            </w:r>
+          </w:p>
+        </w:tc>
+        <w:tc>
+          <w:tcPr>
+            <w:tcW w:w="0" w:type="auto"/>
+            <w:vAlign w:val="center"/>
+          </w:tcPr>
+          <w:p>
+            <w:pPr>
+              <w:jc w:val="center"/>
+            </w:pPr>
+            <w:r>
+              <w:t>Collection</w:t>
+            </w:r>
+          </w:p>
+        </w:tc>
+      </w:tr>
+      <w:tr>
+        <w:trPr>
+          <w:trHeight w:val="992"/>
+        </w:trPr>
+        <w:tc>
+          <w:tcPr>
+            <w:tcW w:w="0" w:type="auto"/>
+            <w:shd w:val="clear" w:color="auto" w:fill="153D63" w:themeFill="text2" w:themeFillTint="E6"/>
+            <w:vAlign w:val="center"/>
+          </w:tcPr>
+          <w:p>
+            <w:pPr>
+              <w:jc w:val="center"/>
+              <w:rPr>
+                <w:b/>
+                <w:bCs/>
+              </w:rPr>
+            </w:pPr>
+            <w:r>
+              <w:rPr>
+                <w:b/>
+                <w:bCs/>
+              </w:rPr>
+              <w:t>PROCESS</w:t>
+            </w:r>
+          </w:p>
+        </w:tc>
+        <w:tc>
+          <w:tcPr>
+            <w:tcW w:w="0" w:type="auto"/>
+            <w:gridSpan w:val="2"/>
+            <w:vAlign w:val="center"/>
+          </w:tcPr>
+          <w:p>
+            <w:pPr>
+              <w:jc w:val="center"/>
+            </w:pPr>
+            <w:r>
+              <w:t>The system calculates the weighted contribution of the available grades.</w:t>
+            </w:r>
+          </w:p>
+        </w:tc>
+      </w:tr>
+      <w:tr>
+        <w:trPr>
+          <w:trHeight w:val="347"/>
+        </w:trPr>
+        <w:tc>
+          <w:tcPr>
+            <w:tcW w:w="0" w:type="auto"/>
+            <w:vMerge w:val="restart"/>
+            <w:shd w:val="clear" w:color="auto" w:fill="153D63" w:themeFill="text2" w:themeFillTint="E6"/>
+            <w:vAlign w:val="center"/>
+          </w:tcPr>
+          <w:p>
+            <w:pPr>
+              <w:jc w:val="center"/>
+              <w:rPr>
+                <w:b/>
+                <w:bCs/>
+              </w:rPr>
+            </w:pPr>
+            <w:r>
+              <w:rPr>
+                <w:b/>
+                <w:bCs/>
+              </w:rPr>
+              <w:t>OUTPUTS</w:t>
+            </w:r>
+          </w:p>
+        </w:tc>
+        <w:tc>
+          <w:tcPr>
+            <w:tcW w:w="0" w:type="auto"/>
+            <w:shd w:val="clear" w:color="auto" w:fill="153D63" w:themeFill="text2" w:themeFillTint="E6"/>
+            <w:vAlign w:val="center"/>
+          </w:tcPr>
+          <w:p>
+            <w:pPr>
+              <w:jc w:val="center"/>
+              <w:rPr>
+                <w:b/>
+                <w:bCs/>
+              </w:rPr>
+            </w:pPr>
+            <w:r>
+              <w:rPr>
+                <w:b/>
+                <w:bCs/>
+              </w:rPr>
+              <w:t>NAME</w:t>
+            </w:r>
+          </w:p>
+        </w:tc>
+        <w:tc>
+          <w:tcPr>
+            <w:tcW w:w="0" w:type="auto"/>
+            <w:shd w:val="clear" w:color="auto" w:fill="153D63" w:themeFill="text2" w:themeFillTint="E6"/>
+            <w:vAlign w:val="center"/>
+          </w:tcPr>
+          <w:p>
+            <w:pPr>
+              <w:jc w:val="center"/>
+              <w:rPr>
+                <w:b/>
+                <w:bCs/>
+              </w:rPr>
+            </w:pPr>
+            <w:r>
+              <w:rPr>
+                <w:b/>
+                <w:bCs/>
+              </w:rPr>
+              <w:t>TYPE</w:t>
+            </w:r>
+          </w:p>
+        </w:tc>
+      </w:tr>
+      <w:tr>
+        <w:trPr>
+          <w:trHeight w:val="525"/>
+        </w:trPr>
+        <w:tc>
+          <w:tcPr>
+            <w:tcW w:w="0" w:type="auto"/>
+            <w:vMerge/>
+            <w:shd w:val="clear" w:color="auto" w:fill="153D63" w:themeFill="text2" w:themeFillTint="E6"/>
+            <w:vAlign w:val="center"/>
+          </w:tcPr>
+          <w:p>
+            <w:pPr>
+              <w:jc w:val="center"/>
+              <w:rPr>
+                <w:b/>
+                <w:bCs/>
+              </w:rPr>
+            </w:pPr>
+          </w:p>
+        </w:tc>
+        <w:tc>
+          <w:tcPr>
+            <w:tcW w:w="0" w:type="auto"/>
+            <w:vAlign w:val="center"/>
+          </w:tcPr>
+          <w:p>
+            <w:pPr>
+              <w:jc w:val="center"/>
+            </w:pPr>
+            <w:r>
+              <w:t>Subject Grade</w:t>
+            </w:r>
+          </w:p>
+        </w:tc>
+        <w:tc>
+          <w:tcPr>
+            <w:tcW w:w="0" w:type="auto"/>
+            <w:vAlign w:val="center"/>
+          </w:tcPr>
+          <w:p>
+            <w:pPr>
+              <w:jc w:val="center"/>
+            </w:pPr>
+            <w:r>
+              <w:t>Boolean</w:t>
+            </w:r>
+          </w:p>
+        </w:tc>
+      </w:tr>
+      <w:tr>
+        <w:trPr>
+          <w:trHeight w:val="808"/>
+        </w:trPr>
+        <w:tc>
+          <w:tcPr>
+            <w:tcW w:w="0" w:type="auto"/>
+            <w:shd w:val="clear" w:color="auto" w:fill="153D63" w:themeFill="text2" w:themeFillTint="E6"/>
+            <w:vAlign w:val="center"/>
+          </w:tcPr>
+          <w:p>
+            <w:pPr>
+              <w:jc w:val="center"/>
+              <w:rPr>
+                <w:b/>
+                <w:bCs/>
+              </w:rPr>
+            </w:pPr>
+            <w:r>
+              <w:rPr>
+                <w:b/>
+                <w:bCs/>
+              </w:rPr>
+              <w:t>POSTCONDITIONS</w:t>
+            </w:r>
+          </w:p>
+        </w:tc>
+        <w:tc>
+          <w:tcPr>
+            <w:tcW w:w="0" w:type="auto"/>
+            <w:gridSpan w:val="2"/>
+            <w:vAlign w:val="center"/>
+          </w:tcPr>
+          <w:p>
+            <w:pPr>
+              <w:jc w:val="center"/>
+            </w:pPr>
+            <w:r>
+              <w:t>The current grade is available wherever the subject's academic information is displayed.</w:t>
+            </w:r>
+          </w:p>
+        </w:tc>
+      </w:tr>
+      <w:tr>
+        <w:trPr>
+          <w:trHeight w:val="1054"/>
+        </w:trPr>
+        <w:tc>
+          <w:tcPr>
+            <w:tcW w:w="0" w:type="auto"/>
+            <w:shd w:val="clear" w:color="auto" w:fill="153D63" w:themeFill="text2" w:themeFillTint="E6"/>
+            <w:vAlign w:val="center"/>
+          </w:tcPr>
+          <w:p>
+            <w:pPr>
+              <w:jc w:val="center"/>
+              <w:rPr>
+                <w:b/>
+                <w:bCs/>
+              </w:rPr>
+            </w:pPr>
+            <w:r>
+              <w:rPr>
+                <w:b/>
+                <w:bCs/>
+              </w:rPr>
+              <w:t>VALIDATIONS</w:t>
+            </w:r>
+          </w:p>
+        </w:tc>
+        <w:tc>
+          <w:tcPr>
+            <w:tcW w:w="0" w:type="auto"/>
+            <w:gridSpan w:val="2"/>
+            <w:vAlign w:val="center"/>
+          </w:tcPr>
+          <w:p>
+            <w:pPr>
+              <w:jc w:val="center"/>
+            </w:pPr>
+            <w:r>
+              <w:t>Only valid graded assessment components shall contribute to the calculation.</w:t>
+            </w:r>
+          </w:p>
+        </w:tc>
+      </w:tr>
+      <w:tr>
+        <w:trPr>
+          <w:trHeight w:val="1261"/>
+        </w:trPr>
+        <w:tc>
+          <w:tcPr>
+            <w:tcW w:w="0" w:type="auto"/>
+            <w:shd w:val="clear" w:color="auto" w:fill="153D63" w:themeFill="text2" w:themeFillTint="E6"/>
+            <w:vAlign w:val="center"/>
+          </w:tcPr>
+          <w:p>
+            <w:pPr>
+              <w:jc w:val="center"/>
+              <w:rPr>
+                <w:b/>
+                <w:bCs/>
+              </w:rPr>
+            </w:pPr>
+            <w:r>
+              <w:rPr>
+                <w:b/>
+                <w:bCs/>
+              </w:rPr>
+              <w:t>EXCEPTIONS</w:t>
+            </w:r>
+          </w:p>
+        </w:tc>
+        <w:tc>
+          <w:tcPr>
+            <w:tcW w:w="0" w:type="auto"/>
+            <w:gridSpan w:val="2"/>
+            <w:vAlign w:val="center"/>
+          </w:tcPr>
+          <w:p>
+            <w:pPr>
+              <w:jc w:val="center"/>
+            </w:pPr>
+            <w:r>
+              <w:t>The system shall indicate when insufficient grading information exists to calculate a meaningful result.</w:t>
+            </w:r>
+          </w:p>
+        </w:tc>
+      </w:tr>
+    </w:tbl>
+    <w:p/>
+    <w:p>
+      <w:r>
+        <w:br w:type="page"/>
+      </w:r>
+    </w:p>
+    <w:tbl>
+      <w:tblPr>
+        <w:tblStyle w:val="Tablaconcuadrcula"/>
+        <w:tblW w:w="0" w:type="auto"/>
+        <w:tblLook w:val="04A0" w:firstRow="1" w:lastRow="0" w:firstColumn="1" w:lastColumn="0" w:noHBand="0" w:noVBand="1"/>
+      </w:tblPr>
+      <w:tblGrid>
+        <w:gridCol w:w="2390"/>
+        <w:gridCol w:w="4724"/>
+        <w:gridCol w:w="2236"/>
+      </w:tblGrid>
+      <w:tr>
+        <w:trPr>
+          <w:trHeight w:val="508"/>
+        </w:trPr>
+        <w:tc>
+          <w:tcPr>
+            <w:tcW w:w="0" w:type="auto"/>
+            <w:shd w:val="clear" w:color="auto" w:fill="153D63" w:themeFill="text2" w:themeFillTint="E6"/>
+            <w:vAlign w:val="center"/>
+          </w:tcPr>
+          <w:p>
+            <w:pPr>
+              <w:jc w:val="center"/>
+              <w:rPr>
+                <w:b/>
+                <w:bCs/>
+              </w:rPr>
+            </w:pPr>
+            <w:r>
+              <w:rPr>
+                <w:b/>
+                <w:bCs/>
+              </w:rPr>
+              <w:t>ID</w:t>
+            </w:r>
+            <w:r>
+              <w:rPr>
+                <w:b/>
+                <w:bCs/>
+              </w:rPr>
+              <w:t xml:space="preserve"> &amp; NAME</w:t>
+            </w:r>
+          </w:p>
+        </w:tc>
+        <w:tc>
+          <w:tcPr>
+            <w:tcW w:w="0" w:type="auto"/>
+            <w:gridSpan w:val="2"/>
+            <w:vAlign w:val="center"/>
+          </w:tcPr>
+          <w:p>
+            <w:pPr>
+              <w:jc w:val="center"/>
+            </w:pPr>
+            <w:r>
+              <w:t>FR</w:t>
+            </w:r>
+            <w:r>
+              <w:t>-CAL</w:t>
+            </w:r>
+            <w:r>
+              <w:t>-</w:t>
+            </w:r>
+            <w:r>
+              <w:t>0</w:t>
+            </w:r>
+            <w:r>
+              <w:t>2</w:t>
+            </w:r>
+            <w:r>
+              <w:t xml:space="preserve"> </w:t>
+            </w:r>
+            <w:r>
+              <w:t>–</w:t>
+            </w:r>
+            <w:r>
+              <w:t xml:space="preserve"> </w:t>
+            </w:r>
+            <w:r>
+              <w:t>Project Final Grade</w:t>
+            </w:r>
+          </w:p>
+        </w:tc>
+      </w:tr>
+      <w:tr>
+        <w:trPr>
+          <w:trHeight w:val="824"/>
+        </w:trPr>
+        <w:tc>
+          <w:tcPr>
+            <w:tcW w:w="0" w:type="auto"/>
+            <w:shd w:val="clear" w:color="auto" w:fill="153D63" w:themeFill="text2" w:themeFillTint="E6"/>
+            <w:vAlign w:val="center"/>
+          </w:tcPr>
+          <w:p>
+            <w:pPr>
+              <w:jc w:val="center"/>
+              <w:rPr>
+                <w:b/>
+                <w:bCs/>
+              </w:rPr>
+            </w:pPr>
+            <w:r>
+              <w:rPr>
+                <w:b/>
+                <w:bCs/>
+              </w:rPr>
+              <w:t>DESCRIPTION</w:t>
+            </w:r>
+          </w:p>
+        </w:tc>
+        <w:tc>
+          <w:tcPr>
+            <w:tcW w:w="0" w:type="auto"/>
+            <w:gridSpan w:val="2"/>
+            <w:vAlign w:val="center"/>
+          </w:tcPr>
+          <w:p>
+            <w:pPr>
+              <w:jc w:val="center"/>
+            </w:pPr>
+            <w:r>
+              <w:t>The system shall calculate a projected final grade based on the user's recorded grades and the configured projection method.</w:t>
+            </w:r>
+          </w:p>
+        </w:tc>
+      </w:tr>
+      <w:tr>
+        <w:trPr>
+          <w:trHeight w:val="565"/>
+        </w:trPr>
+        <w:tc>
+          <w:tcPr>
+            <w:tcW w:w="0" w:type="auto"/>
+            <w:shd w:val="clear" w:color="auto" w:fill="153D63" w:themeFill="text2" w:themeFillTint="E6"/>
+            <w:vAlign w:val="center"/>
+          </w:tcPr>
+          <w:p>
+            <w:pPr>
+              <w:jc w:val="center"/>
+              <w:rPr>
+                <w:b/>
+                <w:bCs/>
+              </w:rPr>
+            </w:pPr>
+            <w:r>
+              <w:rPr>
+                <w:b/>
+                <w:bCs/>
+              </w:rPr>
+              <w:t>ACTORS</w:t>
+            </w:r>
+          </w:p>
+        </w:tc>
+        <w:tc>
+          <w:tcPr>
+            <w:tcW w:w="0" w:type="auto"/>
+            <w:gridSpan w:val="2"/>
+            <w:vAlign w:val="center"/>
+          </w:tcPr>
+          <w:p>
+            <w:pPr>
+              <w:jc w:val="center"/>
+            </w:pPr>
+            <w:r>
+              <w:t>System</w:t>
+            </w:r>
+          </w:p>
+        </w:tc>
+      </w:tr>
+      <w:tr>
+        <w:trPr>
+          <w:trHeight w:val="724"/>
+        </w:trPr>
+        <w:tc>
+          <w:tcPr>
+            <w:tcW w:w="0" w:type="auto"/>
+            <w:shd w:val="clear" w:color="auto" w:fill="153D63" w:themeFill="text2" w:themeFillTint="E6"/>
+            <w:vAlign w:val="center"/>
+          </w:tcPr>
+          <w:p>
+            <w:pPr>
+              <w:jc w:val="center"/>
+              <w:rPr>
+                <w:b/>
+                <w:bCs/>
+              </w:rPr>
+            </w:pPr>
+            <w:r>
+              <w:rPr>
+                <w:b/>
+                <w:bCs/>
+              </w:rPr>
+              <w:t>PRECONDITIONS</w:t>
+            </w:r>
+          </w:p>
+        </w:tc>
+        <w:tc>
+          <w:tcPr>
+            <w:tcW w:w="0" w:type="auto"/>
+            <w:gridSpan w:val="2"/>
+            <w:vAlign w:val="center"/>
+          </w:tcPr>
+          <w:p>
+            <w:pPr>
+              <w:pStyle w:val="Prrafodelista"/>
+              <w:ind w:left="0"/>
+              <w:jc w:val="center"/>
+            </w:pPr>
+            <w:r>
+              <w:t>The subject contains sufficient assessment information for a projection.</w:t>
+            </w:r>
+          </w:p>
+        </w:tc>
+      </w:tr>
+      <w:tr>
+        <w:trPr>
+          <w:trHeight w:val="363"/>
+        </w:trPr>
+        <w:tc>
+          <w:tcPr>
+            <w:tcW w:w="0" w:type="auto"/>
+            <w:vMerge w:val="restart"/>
+            <w:shd w:val="clear" w:color="auto" w:fill="153D63" w:themeFill="text2" w:themeFillTint="E6"/>
+            <w:vAlign w:val="center"/>
+          </w:tcPr>
+          <w:p>
+            <w:pPr>
+              <w:jc w:val="center"/>
+              <w:rPr>
+                <w:b/>
+                <w:bCs/>
+              </w:rPr>
+            </w:pPr>
+            <w:r>
+              <w:rPr>
+                <w:b/>
+                <w:bCs/>
+              </w:rPr>
+              <w:t>INPUTS</w:t>
+            </w:r>
+          </w:p>
+        </w:tc>
+        <w:tc>
+          <w:tcPr>
+            <w:tcW w:w="0" w:type="auto"/>
+            <w:shd w:val="clear" w:color="auto" w:fill="153D63" w:themeFill="text2" w:themeFillTint="E6"/>
+            <w:vAlign w:val="center"/>
+          </w:tcPr>
+          <w:p>
+            <w:pPr>
+              <w:jc w:val="center"/>
+              <w:rPr>
+                <w:b/>
+                <w:bCs/>
+              </w:rPr>
+            </w:pPr>
+            <w:r>
+              <w:rPr>
+                <w:b/>
+                <w:bCs/>
+              </w:rPr>
+              <w:t>NAME</w:t>
+            </w:r>
+          </w:p>
+        </w:tc>
+        <w:tc>
+          <w:tcPr>
+            <w:tcW w:w="0" w:type="auto"/>
+            <w:shd w:val="clear" w:color="auto" w:fill="153D63" w:themeFill="text2" w:themeFillTint="E6"/>
+            <w:vAlign w:val="center"/>
+          </w:tcPr>
+          <w:p>
+            <w:pPr>
+              <w:jc w:val="center"/>
+              <w:rPr>
+                <w:b/>
+                <w:bCs/>
+              </w:rPr>
+            </w:pPr>
+            <w:r>
+              <w:rPr>
+                <w:b/>
+                <w:bCs/>
+              </w:rPr>
+              <w:t>TYPE</w:t>
+            </w:r>
+          </w:p>
+        </w:tc>
+      </w:tr>
+      <w:tr>
+        <w:trPr>
+          <w:trHeight w:val="517"/>
+        </w:trPr>
+        <w:tc>
+          <w:tcPr>
+            <w:tcW w:w="0" w:type="auto"/>
+            <w:vMerge/>
+            <w:shd w:val="clear" w:color="auto" w:fill="153D63" w:themeFill="text2" w:themeFillTint="E6"/>
+            <w:vAlign w:val="center"/>
+          </w:tcPr>
+          <w:p>
+            <w:pPr>
+              <w:jc w:val="center"/>
+              <w:rPr>
+                <w:b/>
+                <w:bCs/>
+              </w:rPr>
+            </w:pPr>
+          </w:p>
+        </w:tc>
+        <w:tc>
+          <w:tcPr>
+            <w:tcW w:w="0" w:type="auto"/>
+            <w:vAlign w:val="center"/>
+          </w:tcPr>
+          <w:p>
+            <w:pPr>
+              <w:jc w:val="center"/>
+            </w:pPr>
+            <w:r>
+              <w:t>Recorded Grades</w:t>
+            </w:r>
+          </w:p>
+        </w:tc>
+        <w:tc>
+          <w:tcPr>
+            <w:tcW w:w="0" w:type="auto"/>
+            <w:vAlign w:val="center"/>
+          </w:tcPr>
+          <w:p>
+            <w:pPr>
+              <w:jc w:val="center"/>
+            </w:pPr>
+            <w:r>
+              <w:t>Collection</w:t>
+            </w:r>
+          </w:p>
+        </w:tc>
+      </w:tr>
+      <w:tr>
+        <w:trPr>
+          <w:trHeight w:val="517"/>
+        </w:trPr>
+        <w:tc>
+          <w:tcPr>
+            <w:tcW w:w="0" w:type="auto"/>
+            <w:vMerge/>
+            <w:shd w:val="clear" w:color="auto" w:fill="153D63" w:themeFill="text2" w:themeFillTint="E6"/>
+            <w:vAlign w:val="center"/>
+          </w:tcPr>
+          <w:p>
+            <w:pPr>
+              <w:jc w:val="center"/>
+              <w:rPr>
+                <w:b/>
+                <w:bCs/>
+              </w:rPr>
+            </w:pPr>
+          </w:p>
+        </w:tc>
+        <w:tc>
+          <w:tcPr>
+            <w:tcW w:w="0" w:type="auto"/>
+            <w:vAlign w:val="center"/>
+          </w:tcPr>
+          <w:p>
+            <w:pPr>
+              <w:jc w:val="center"/>
+            </w:pPr>
+            <w:r>
+              <w:t>Weights</w:t>
+            </w:r>
+          </w:p>
+        </w:tc>
+        <w:tc>
+          <w:tcPr>
+            <w:tcW w:w="0" w:type="auto"/>
+            <w:vAlign w:val="center"/>
+          </w:tcPr>
+          <w:p>
+            <w:pPr>
+              <w:jc w:val="center"/>
+            </w:pPr>
+            <w:r>
+              <w:t>Collection</w:t>
+            </w:r>
+          </w:p>
+        </w:tc>
+      </w:tr>
+      <w:tr>
+        <w:trPr>
+          <w:trHeight w:val="517"/>
+        </w:trPr>
+        <w:tc>
+          <w:tcPr>
+            <w:tcW w:w="0" w:type="auto"/>
+            <w:vMerge/>
+            <w:shd w:val="clear" w:color="auto" w:fill="153D63" w:themeFill="text2" w:themeFillTint="E6"/>
+            <w:vAlign w:val="center"/>
+          </w:tcPr>
+          <w:p>
+            <w:pPr>
+              <w:jc w:val="center"/>
+              <w:rPr>
+                <w:b/>
+                <w:bCs/>
+              </w:rPr>
+            </w:pPr>
+          </w:p>
+        </w:tc>
+        <w:tc>
+          <w:tcPr>
+            <w:tcW w:w="0" w:type="auto"/>
+            <w:vAlign w:val="center"/>
+          </w:tcPr>
+          <w:p>
+            <w:pPr>
+              <w:jc w:val="center"/>
+            </w:pPr>
+            <w:r>
+              <w:t>Remaining Weights</w:t>
+            </w:r>
+          </w:p>
+        </w:tc>
+        <w:tc>
+          <w:tcPr>
+            <w:tcW w:w="0" w:type="auto"/>
+            <w:vAlign w:val="center"/>
+          </w:tcPr>
+          <w:p>
+            <w:pPr>
+              <w:jc w:val="center"/>
+            </w:pPr>
+            <w:r>
+              <w:t>Collection</w:t>
+            </w:r>
+          </w:p>
+        </w:tc>
+      </w:tr>
+      <w:tr>
+        <w:trPr>
+          <w:trHeight w:val="992"/>
+        </w:trPr>
+        <w:tc>
+          <w:tcPr>
+            <w:tcW w:w="0" w:type="auto"/>
+            <w:shd w:val="clear" w:color="auto" w:fill="153D63" w:themeFill="text2" w:themeFillTint="E6"/>
+            <w:vAlign w:val="center"/>
+          </w:tcPr>
+          <w:p>
+            <w:pPr>
+              <w:jc w:val="center"/>
+              <w:rPr>
+                <w:b/>
+                <w:bCs/>
+              </w:rPr>
+            </w:pPr>
+            <w:r>
+              <w:rPr>
+                <w:b/>
+                <w:bCs/>
+              </w:rPr>
+              <w:t>PROCESS</w:t>
+            </w:r>
+          </w:p>
+        </w:tc>
+        <w:tc>
+          <w:tcPr>
+            <w:tcW w:w="0" w:type="auto"/>
+            <w:gridSpan w:val="2"/>
+            <w:vAlign w:val="center"/>
+          </w:tcPr>
+          <w:p>
+            <w:pPr>
+              <w:jc w:val="center"/>
+            </w:pPr>
+            <w:r>
+              <w:t>The system applies the configured projection method to estimate the final grade.</w:t>
+            </w:r>
+          </w:p>
+        </w:tc>
+      </w:tr>
+      <w:tr>
+        <w:trPr>
+          <w:trHeight w:val="347"/>
+        </w:trPr>
+        <w:tc>
+          <w:tcPr>
+            <w:tcW w:w="0" w:type="auto"/>
+            <w:vMerge w:val="restart"/>
+            <w:shd w:val="clear" w:color="auto" w:fill="153D63" w:themeFill="text2" w:themeFillTint="E6"/>
+            <w:vAlign w:val="center"/>
+          </w:tcPr>
+          <w:p>
+            <w:pPr>
+              <w:jc w:val="center"/>
+              <w:rPr>
+                <w:b/>
+                <w:bCs/>
+              </w:rPr>
+            </w:pPr>
+            <w:r>
+              <w:rPr>
+                <w:b/>
+                <w:bCs/>
+              </w:rPr>
+              <w:t>OUTPUTS</w:t>
+            </w:r>
+          </w:p>
+        </w:tc>
+        <w:tc>
+          <w:tcPr>
+            <w:tcW w:w="0" w:type="auto"/>
+            <w:shd w:val="clear" w:color="auto" w:fill="153D63" w:themeFill="text2" w:themeFillTint="E6"/>
+            <w:vAlign w:val="center"/>
+          </w:tcPr>
+          <w:p>
+            <w:pPr>
+              <w:jc w:val="center"/>
+              <w:rPr>
+                <w:b/>
+                <w:bCs/>
+              </w:rPr>
+            </w:pPr>
+            <w:r>
+              <w:rPr>
+                <w:b/>
+                <w:bCs/>
+              </w:rPr>
+              <w:t>NAME</w:t>
+            </w:r>
+          </w:p>
+        </w:tc>
+        <w:tc>
+          <w:tcPr>
+            <w:tcW w:w="0" w:type="auto"/>
+            <w:shd w:val="clear" w:color="auto" w:fill="153D63" w:themeFill="text2" w:themeFillTint="E6"/>
+            <w:vAlign w:val="center"/>
+          </w:tcPr>
+          <w:p>
+            <w:pPr>
+              <w:jc w:val="center"/>
+              <w:rPr>
+                <w:b/>
+                <w:bCs/>
+              </w:rPr>
+            </w:pPr>
+            <w:r>
+              <w:rPr>
+                <w:b/>
+                <w:bCs/>
+              </w:rPr>
+              <w:t>TYPE</w:t>
+            </w:r>
+          </w:p>
+        </w:tc>
+      </w:tr>
+      <w:tr>
+        <w:trPr>
+          <w:trHeight w:val="525"/>
+        </w:trPr>
+        <w:tc>
+          <w:tcPr>
+            <w:tcW w:w="0" w:type="auto"/>
+            <w:vMerge/>
+            <w:shd w:val="clear" w:color="auto" w:fill="153D63" w:themeFill="text2" w:themeFillTint="E6"/>
+            <w:vAlign w:val="center"/>
+          </w:tcPr>
+          <w:p>
+            <w:pPr>
+              <w:jc w:val="center"/>
+              <w:rPr>
+                <w:b/>
+                <w:bCs/>
+              </w:rPr>
+            </w:pPr>
+          </w:p>
+        </w:tc>
+        <w:tc>
+          <w:tcPr>
+            <w:tcW w:w="0" w:type="auto"/>
+            <w:vAlign w:val="center"/>
+          </w:tcPr>
+          <w:p>
+            <w:pPr>
+              <w:jc w:val="center"/>
+            </w:pPr>
+            <w:r>
+              <w:t xml:space="preserve">Projected Final </w:t>
+            </w:r>
+            <w:r>
+              <w:t>Subject Grade</w:t>
+            </w:r>
+          </w:p>
+        </w:tc>
+        <w:tc>
+          <w:tcPr>
+            <w:tcW w:w="0" w:type="auto"/>
+            <w:vAlign w:val="center"/>
+          </w:tcPr>
+          <w:p>
+            <w:pPr>
+              <w:jc w:val="center"/>
+            </w:pPr>
+            <w:r>
+              <w:t>Boolean</w:t>
+            </w:r>
+          </w:p>
+        </w:tc>
+      </w:tr>
+      <w:tr>
+        <w:trPr>
+          <w:trHeight w:val="808"/>
+        </w:trPr>
+        <w:tc>
+          <w:tcPr>
+            <w:tcW w:w="0" w:type="auto"/>
+            <w:shd w:val="clear" w:color="auto" w:fill="153D63" w:themeFill="text2" w:themeFillTint="E6"/>
+            <w:vAlign w:val="center"/>
+          </w:tcPr>
+          <w:p>
+            <w:pPr>
+              <w:jc w:val="center"/>
+              <w:rPr>
+                <w:b/>
+                <w:bCs/>
+              </w:rPr>
+            </w:pPr>
+            <w:r>
+              <w:rPr>
+                <w:b/>
+                <w:bCs/>
+              </w:rPr>
+              <w:t>POSTCONDITIONS</w:t>
+            </w:r>
+          </w:p>
+        </w:tc>
+        <w:tc>
+          <w:tcPr>
+            <w:tcW w:w="0" w:type="auto"/>
+            <w:gridSpan w:val="2"/>
+            <w:vAlign w:val="center"/>
+          </w:tcPr>
+          <w:p>
+            <w:pPr>
+              <w:jc w:val="center"/>
+            </w:pPr>
+            <w:r>
+              <w:t>The projected grade is available to the user.</w:t>
+            </w:r>
+          </w:p>
+        </w:tc>
+      </w:tr>
+      <w:tr>
+        <w:trPr>
+          <w:trHeight w:val="1054"/>
+        </w:trPr>
+        <w:tc>
+          <w:tcPr>
+            <w:tcW w:w="0" w:type="auto"/>
+            <w:shd w:val="clear" w:color="auto" w:fill="153D63" w:themeFill="text2" w:themeFillTint="E6"/>
+            <w:vAlign w:val="center"/>
+          </w:tcPr>
+          <w:p>
+            <w:pPr>
+              <w:jc w:val="center"/>
+              <w:rPr>
+                <w:b/>
+                <w:bCs/>
+              </w:rPr>
+            </w:pPr>
+            <w:r>
+              <w:rPr>
+                <w:b/>
+                <w:bCs/>
+              </w:rPr>
+              <w:t>VALIDATIONS</w:t>
+            </w:r>
+          </w:p>
+        </w:tc>
+        <w:tc>
+          <w:tcPr>
+            <w:tcW w:w="0" w:type="auto"/>
+            <w:gridSpan w:val="2"/>
+            <w:vAlign w:val="center"/>
+          </w:tcPr>
+          <w:p>
+            <w:pPr>
+              <w:jc w:val="center"/>
+            </w:pPr>
+            <w:r>
+              <w:t>Only valid assessment weights and grades shall be used.</w:t>
+            </w:r>
+          </w:p>
+        </w:tc>
+      </w:tr>
+      <w:tr>
+        <w:trPr>
+          <w:trHeight w:val="1261"/>
+        </w:trPr>
+        <w:tc>
+          <w:tcPr>
+            <w:tcW w:w="0" w:type="auto"/>
+            <w:shd w:val="clear" w:color="auto" w:fill="153D63" w:themeFill="text2" w:themeFillTint="E6"/>
+            <w:vAlign w:val="center"/>
+          </w:tcPr>
+          <w:p>
+            <w:pPr>
+              <w:jc w:val="center"/>
+              <w:rPr>
+                <w:b/>
+                <w:bCs/>
+              </w:rPr>
+            </w:pPr>
+            <w:r>
+              <w:rPr>
+                <w:b/>
+                <w:bCs/>
+              </w:rPr>
+              <w:t>EXCEPTIONS</w:t>
+            </w:r>
+          </w:p>
+        </w:tc>
+        <w:tc>
+          <w:tcPr>
+            <w:tcW w:w="0" w:type="auto"/>
+            <w:gridSpan w:val="2"/>
+            <w:vAlign w:val="center"/>
+          </w:tcPr>
+          <w:p>
+            <w:pPr>
+              <w:jc w:val="center"/>
+            </w:pPr>
+            <w:r>
+              <w:t>Only valid assessment weights and grades shall be used.</w:t>
+            </w:r>
+          </w:p>
+        </w:tc>
+      </w:tr>
+    </w:tbl>
+    <w:p/>
+    <w:p>
+      <w:r>
+        <w:br w:type="page"/>
+      </w:r>
+    </w:p>
+    <w:tbl>
+      <w:tblPr>
+        <w:tblStyle w:val="Tablaconcuadrcula"/>
+        <w:tblW w:w="0" w:type="auto"/>
+        <w:tblLook w:val="04A0" w:firstRow="1" w:lastRow="0" w:firstColumn="1" w:lastColumn="0" w:noHBand="0" w:noVBand="1"/>
+      </w:tblPr>
+      <w:tblGrid>
+        <w:gridCol w:w="2390"/>
+        <w:gridCol w:w="4256"/>
+        <w:gridCol w:w="2704"/>
+      </w:tblGrid>
+      <w:tr>
+        <w:trPr>
+          <w:trHeight w:val="508"/>
+        </w:trPr>
+        <w:tc>
+          <w:tcPr>
+            <w:tcW w:w="0" w:type="auto"/>
+            <w:shd w:val="clear" w:color="auto" w:fill="153D63" w:themeFill="text2" w:themeFillTint="E6"/>
+            <w:vAlign w:val="center"/>
+          </w:tcPr>
+          <w:p>
+            <w:pPr>
+              <w:jc w:val="center"/>
+              <w:rPr>
+                <w:b/>
+                <w:bCs/>
+              </w:rPr>
+            </w:pPr>
+            <w:r>
+              <w:rPr>
+                <w:b/>
+                <w:bCs/>
+              </w:rPr>
+              <w:t>ID</w:t>
+            </w:r>
+            <w:r>
+              <w:rPr>
+                <w:b/>
+                <w:bCs/>
+              </w:rPr>
+              <w:t xml:space="preserve"> &amp; NAME</w:t>
+            </w:r>
+          </w:p>
+        </w:tc>
+        <w:tc>
+          <w:tcPr>
+            <w:tcW w:w="0" w:type="auto"/>
+            <w:gridSpan w:val="2"/>
+            <w:vAlign w:val="center"/>
+          </w:tcPr>
+          <w:p>
+            <w:pPr>
+              <w:jc w:val="center"/>
+            </w:pPr>
+            <w:r>
+              <w:t>FR</w:t>
+            </w:r>
+            <w:r>
+              <w:t>-CAL</w:t>
+            </w:r>
+            <w:r>
+              <w:t>-</w:t>
+            </w:r>
+            <w:r>
+              <w:t>0</w:t>
+            </w:r>
+            <w:r>
+              <w:t>3</w:t>
+            </w:r>
+            <w:r>
+              <w:t xml:space="preserve"> </w:t>
+            </w:r>
+            <w:r>
+              <w:t xml:space="preserve">– </w:t>
+            </w:r>
+            <w:r>
+              <w:t>Calculate Required Grade</w:t>
+            </w:r>
+          </w:p>
+        </w:tc>
+      </w:tr>
+      <w:tr>
+        <w:trPr>
+          <w:trHeight w:val="824"/>
+        </w:trPr>
+        <w:tc>
+          <w:tcPr>
+            <w:tcW w:w="0" w:type="auto"/>
+            <w:shd w:val="clear" w:color="auto" w:fill="153D63" w:themeFill="text2" w:themeFillTint="E6"/>
+            <w:vAlign w:val="center"/>
+          </w:tcPr>
+          <w:p>
+            <w:pPr>
+              <w:jc w:val="center"/>
+              <w:rPr>
+                <w:b/>
+                <w:bCs/>
+              </w:rPr>
+            </w:pPr>
+            <w:r>
+              <w:rPr>
+                <w:b/>
+                <w:bCs/>
+              </w:rPr>
+              <w:t>DESCRIPTION</w:t>
+            </w:r>
+          </w:p>
+        </w:tc>
+        <w:tc>
+          <w:tcPr>
+            <w:tcW w:w="0" w:type="auto"/>
+            <w:gridSpan w:val="2"/>
+            <w:vAlign w:val="center"/>
+          </w:tcPr>
+          <w:p>
+            <w:pPr>
+              <w:jc w:val="center"/>
+            </w:pPr>
+            <w:r>
+              <w:t>The system shall calculate the grade required on remaining assessment components to achieve a specified target grade.</w:t>
+            </w:r>
+          </w:p>
+        </w:tc>
+      </w:tr>
+      <w:tr>
+        <w:trPr>
+          <w:trHeight w:val="565"/>
+        </w:trPr>
+        <w:tc>
+          <w:tcPr>
+            <w:tcW w:w="0" w:type="auto"/>
+            <w:shd w:val="clear" w:color="auto" w:fill="153D63" w:themeFill="text2" w:themeFillTint="E6"/>
+            <w:vAlign w:val="center"/>
+          </w:tcPr>
+          <w:p>
+            <w:pPr>
+              <w:jc w:val="center"/>
+              <w:rPr>
+                <w:b/>
+                <w:bCs/>
+              </w:rPr>
+            </w:pPr>
+            <w:r>
+              <w:rPr>
+                <w:b/>
+                <w:bCs/>
+              </w:rPr>
+              <w:t>ACTORS</w:t>
+            </w:r>
+          </w:p>
+        </w:tc>
+        <w:tc>
+          <w:tcPr>
+            <w:tcW w:w="0" w:type="auto"/>
+            <w:gridSpan w:val="2"/>
+            <w:vAlign w:val="center"/>
+          </w:tcPr>
+          <w:p>
+            <w:pPr>
+              <w:jc w:val="center"/>
+            </w:pPr>
+            <w:r>
+              <w:t xml:space="preserve">User, </w:t>
+            </w:r>
+            <w:r>
+              <w:t>System</w:t>
+            </w:r>
+          </w:p>
+        </w:tc>
+      </w:tr>
+      <w:tr>
+        <w:trPr>
+          <w:trHeight w:val="724"/>
+        </w:trPr>
+        <w:tc>
+          <w:tcPr>
+            <w:tcW w:w="0" w:type="auto"/>
+            <w:shd w:val="clear" w:color="auto" w:fill="153D63" w:themeFill="text2" w:themeFillTint="E6"/>
+            <w:vAlign w:val="center"/>
+          </w:tcPr>
+          <w:p>
+            <w:pPr>
+              <w:jc w:val="center"/>
+              <w:rPr>
+                <w:b/>
+                <w:bCs/>
+              </w:rPr>
+            </w:pPr>
+            <w:r>
+              <w:rPr>
+                <w:b/>
+                <w:bCs/>
+              </w:rPr>
+              <w:t>PRECONDITIONS</w:t>
+            </w:r>
+          </w:p>
+        </w:tc>
+        <w:tc>
+          <w:tcPr>
+            <w:tcW w:w="0" w:type="auto"/>
+            <w:gridSpan w:val="2"/>
+            <w:vAlign w:val="center"/>
+          </w:tcPr>
+          <w:p>
+            <w:pPr>
+              <w:pStyle w:val="Prrafodelista"/>
+              <w:ind w:left="0"/>
+              <w:jc w:val="center"/>
+            </w:pPr>
+            <w:r>
+              <w:t>T</w:t>
+            </w:r>
+            <w:r>
+              <w:t>he subject has a target grade and at least one ungraded assessment component.</w:t>
+            </w:r>
+          </w:p>
+        </w:tc>
+      </w:tr>
+      <w:tr>
+        <w:trPr>
+          <w:trHeight w:val="363"/>
+        </w:trPr>
+        <w:tc>
+          <w:tcPr>
+            <w:tcW w:w="0" w:type="auto"/>
+            <w:vMerge w:val="restart"/>
+            <w:shd w:val="clear" w:color="auto" w:fill="153D63" w:themeFill="text2" w:themeFillTint="E6"/>
+            <w:vAlign w:val="center"/>
+          </w:tcPr>
+          <w:p>
+            <w:pPr>
+              <w:jc w:val="center"/>
+              <w:rPr>
+                <w:b/>
+                <w:bCs/>
+              </w:rPr>
+            </w:pPr>
+            <w:r>
+              <w:rPr>
+                <w:b/>
+                <w:bCs/>
+              </w:rPr>
+              <w:t>INPUTS</w:t>
+            </w:r>
+          </w:p>
+        </w:tc>
+        <w:tc>
+          <w:tcPr>
+            <w:tcW w:w="0" w:type="auto"/>
+            <w:shd w:val="clear" w:color="auto" w:fill="153D63" w:themeFill="text2" w:themeFillTint="E6"/>
+            <w:vAlign w:val="center"/>
+          </w:tcPr>
+          <w:p>
+            <w:pPr>
+              <w:jc w:val="center"/>
+              <w:rPr>
+                <w:b/>
+                <w:bCs/>
+              </w:rPr>
+            </w:pPr>
+            <w:r>
+              <w:rPr>
+                <w:b/>
+                <w:bCs/>
+              </w:rPr>
+              <w:t>NAME</w:t>
+            </w:r>
+          </w:p>
+        </w:tc>
+        <w:tc>
+          <w:tcPr>
+            <w:tcW w:w="0" w:type="auto"/>
+            <w:shd w:val="clear" w:color="auto" w:fill="153D63" w:themeFill="text2" w:themeFillTint="E6"/>
+            <w:vAlign w:val="center"/>
+          </w:tcPr>
+          <w:p>
+            <w:pPr>
+              <w:jc w:val="center"/>
+              <w:rPr>
+                <w:b/>
+                <w:bCs/>
+              </w:rPr>
+            </w:pPr>
+            <w:r>
+              <w:rPr>
+                <w:b/>
+                <w:bCs/>
+              </w:rPr>
+              <w:t>TYPE</w:t>
+            </w:r>
+          </w:p>
+        </w:tc>
+      </w:tr>
+      <w:tr>
+        <w:trPr>
+          <w:trHeight w:val="517"/>
+        </w:trPr>
+        <w:tc>
+          <w:tcPr>
+            <w:tcW w:w="0" w:type="auto"/>
+            <w:vMerge/>
+            <w:shd w:val="clear" w:color="auto" w:fill="153D63" w:themeFill="text2" w:themeFillTint="E6"/>
+            <w:vAlign w:val="center"/>
+          </w:tcPr>
+          <w:p>
+            <w:pPr>
+              <w:jc w:val="center"/>
+              <w:rPr>
+                <w:b/>
+                <w:bCs/>
+              </w:rPr>
+            </w:pPr>
+          </w:p>
+        </w:tc>
+        <w:tc>
+          <w:tcPr>
+            <w:tcW w:w="0" w:type="auto"/>
+            <w:vAlign w:val="center"/>
+          </w:tcPr>
+          <w:p>
+            <w:pPr>
+              <w:jc w:val="center"/>
+            </w:pPr>
+            <w:r>
+              <w:t>Target Grade</w:t>
+            </w:r>
+          </w:p>
+        </w:tc>
+        <w:tc>
+          <w:tcPr>
+            <w:tcW w:w="0" w:type="auto"/>
+            <w:vAlign w:val="center"/>
+          </w:tcPr>
+          <w:p>
+            <w:pPr>
+              <w:jc w:val="center"/>
+            </w:pPr>
+            <w:r>
+              <w:t>Boolean</w:t>
+            </w:r>
+          </w:p>
+        </w:tc>
+      </w:tr>
+      <w:tr>
+        <w:trPr>
+          <w:trHeight w:val="517"/>
+        </w:trPr>
+        <w:tc>
+          <w:tcPr>
+            <w:tcW w:w="0" w:type="auto"/>
+            <w:vMerge/>
+            <w:shd w:val="clear" w:color="auto" w:fill="153D63" w:themeFill="text2" w:themeFillTint="E6"/>
+            <w:vAlign w:val="center"/>
+          </w:tcPr>
+          <w:p>
+            <w:pPr>
+              <w:jc w:val="center"/>
+              <w:rPr>
+                <w:b/>
+                <w:bCs/>
+              </w:rPr>
+            </w:pPr>
+          </w:p>
+        </w:tc>
+        <w:tc>
+          <w:tcPr>
+            <w:tcW w:w="0" w:type="auto"/>
+            <w:vAlign w:val="center"/>
+          </w:tcPr>
+          <w:p>
+            <w:pPr>
+              <w:jc w:val="center"/>
+            </w:pPr>
+            <w:r>
+              <w:t>Recorded Grades</w:t>
+            </w:r>
+          </w:p>
+        </w:tc>
+        <w:tc>
+          <w:tcPr>
+            <w:tcW w:w="0" w:type="auto"/>
+            <w:vAlign w:val="center"/>
+          </w:tcPr>
+          <w:p>
+            <w:pPr>
+              <w:jc w:val="center"/>
+            </w:pPr>
+            <w:r>
+              <w:t>Collection</w:t>
+            </w:r>
+          </w:p>
+        </w:tc>
+      </w:tr>
+      <w:tr>
+        <w:trPr>
+          <w:trHeight w:val="517"/>
+        </w:trPr>
+        <w:tc>
+          <w:tcPr>
+            <w:tcW w:w="0" w:type="auto"/>
+            <w:vMerge/>
+            <w:shd w:val="clear" w:color="auto" w:fill="153D63" w:themeFill="text2" w:themeFillTint="E6"/>
+            <w:vAlign w:val="center"/>
+          </w:tcPr>
+          <w:p>
+            <w:pPr>
+              <w:jc w:val="center"/>
+              <w:rPr>
+                <w:b/>
+                <w:bCs/>
+              </w:rPr>
+            </w:pPr>
+          </w:p>
+        </w:tc>
+        <w:tc>
+          <w:tcPr>
+            <w:tcW w:w="0" w:type="auto"/>
+            <w:vAlign w:val="center"/>
+          </w:tcPr>
+          <w:p>
+            <w:pPr>
+              <w:jc w:val="center"/>
+            </w:pPr>
+            <w:r>
+              <w:t>Weights</w:t>
+            </w:r>
+          </w:p>
+        </w:tc>
+        <w:tc>
+          <w:tcPr>
+            <w:tcW w:w="0" w:type="auto"/>
+            <w:vAlign w:val="center"/>
+          </w:tcPr>
+          <w:p>
+            <w:pPr>
+              <w:jc w:val="center"/>
+            </w:pPr>
+            <w:r>
+              <w:t>Collection</w:t>
+            </w:r>
+          </w:p>
+        </w:tc>
+      </w:tr>
+      <w:tr>
+        <w:trPr>
+          <w:trHeight w:val="517"/>
+        </w:trPr>
+        <w:tc>
+          <w:tcPr>
+            <w:tcW w:w="0" w:type="auto"/>
+            <w:vMerge/>
+            <w:shd w:val="clear" w:color="auto" w:fill="153D63" w:themeFill="text2" w:themeFillTint="E6"/>
+            <w:vAlign w:val="center"/>
+          </w:tcPr>
+          <w:p>
+            <w:pPr>
+              <w:jc w:val="center"/>
+              <w:rPr>
+                <w:b/>
+                <w:bCs/>
+              </w:rPr>
+            </w:pPr>
+          </w:p>
+        </w:tc>
+        <w:tc>
+          <w:tcPr>
+            <w:tcW w:w="0" w:type="auto"/>
+            <w:vAlign w:val="center"/>
+          </w:tcPr>
+          <w:p>
+            <w:pPr>
+              <w:jc w:val="center"/>
+            </w:pPr>
+            <w:r>
+              <w:t>Remaining Weights</w:t>
+            </w:r>
+          </w:p>
+        </w:tc>
+        <w:tc>
+          <w:tcPr>
+            <w:tcW w:w="0" w:type="auto"/>
+            <w:vAlign w:val="center"/>
+          </w:tcPr>
+          <w:p>
+            <w:pPr>
+              <w:jc w:val="center"/>
+            </w:pPr>
+            <w:r>
+              <w:t>Collection</w:t>
+            </w:r>
+          </w:p>
+        </w:tc>
+      </w:tr>
+      <w:tr>
+        <w:trPr>
+          <w:trHeight w:val="992"/>
+        </w:trPr>
+        <w:tc>
+          <w:tcPr>
+            <w:tcW w:w="0" w:type="auto"/>
+            <w:shd w:val="clear" w:color="auto" w:fill="153D63" w:themeFill="text2" w:themeFillTint="E6"/>
+            <w:vAlign w:val="center"/>
+          </w:tcPr>
+          <w:p>
+            <w:pPr>
+              <w:jc w:val="center"/>
+              <w:rPr>
+                <w:b/>
+                <w:bCs/>
+              </w:rPr>
+            </w:pPr>
+            <w:r>
+              <w:rPr>
+                <w:b/>
+                <w:bCs/>
+              </w:rPr>
+              <w:t>PROCESS</w:t>
+            </w:r>
+          </w:p>
+        </w:tc>
+        <w:tc>
+          <w:tcPr>
+            <w:tcW w:w="0" w:type="auto"/>
+            <w:gridSpan w:val="2"/>
+            <w:vAlign w:val="center"/>
+          </w:tcPr>
+          <w:p>
+            <w:pPr>
+              <w:jc w:val="center"/>
+            </w:pPr>
+            <w:r>
+              <w:t>The system calculates the grade required from the remaining assessment components to reach the target.</w:t>
+            </w:r>
+          </w:p>
+        </w:tc>
+      </w:tr>
+      <w:tr>
+        <w:trPr>
+          <w:trHeight w:val="347"/>
+        </w:trPr>
+        <w:tc>
+          <w:tcPr>
+            <w:tcW w:w="0" w:type="auto"/>
+            <w:vMerge w:val="restart"/>
+            <w:shd w:val="clear" w:color="auto" w:fill="153D63" w:themeFill="text2" w:themeFillTint="E6"/>
+            <w:vAlign w:val="center"/>
+          </w:tcPr>
+          <w:p>
+            <w:pPr>
+              <w:jc w:val="center"/>
+              <w:rPr>
+                <w:b/>
+                <w:bCs/>
+              </w:rPr>
+            </w:pPr>
+            <w:r>
+              <w:rPr>
+                <w:b/>
+                <w:bCs/>
+              </w:rPr>
+              <w:t>OUTPUTS</w:t>
+            </w:r>
+          </w:p>
+        </w:tc>
+        <w:tc>
+          <w:tcPr>
+            <w:tcW w:w="0" w:type="auto"/>
+            <w:shd w:val="clear" w:color="auto" w:fill="153D63" w:themeFill="text2" w:themeFillTint="E6"/>
+            <w:vAlign w:val="center"/>
+          </w:tcPr>
+          <w:p>
+            <w:pPr>
+              <w:jc w:val="center"/>
+              <w:rPr>
+                <w:b/>
+                <w:bCs/>
+              </w:rPr>
+            </w:pPr>
+            <w:r>
+              <w:rPr>
+                <w:b/>
+                <w:bCs/>
+              </w:rPr>
+              <w:t>NAME</w:t>
+            </w:r>
+          </w:p>
+        </w:tc>
+        <w:tc>
+          <w:tcPr>
+            <w:tcW w:w="0" w:type="auto"/>
+            <w:shd w:val="clear" w:color="auto" w:fill="153D63" w:themeFill="text2" w:themeFillTint="E6"/>
+            <w:vAlign w:val="center"/>
+          </w:tcPr>
+          <w:p>
+            <w:pPr>
+              <w:jc w:val="center"/>
+              <w:rPr>
+                <w:b/>
+                <w:bCs/>
+              </w:rPr>
+            </w:pPr>
+            <w:r>
+              <w:rPr>
+                <w:b/>
+                <w:bCs/>
+              </w:rPr>
+              <w:t>TYPE</w:t>
+            </w:r>
+          </w:p>
+        </w:tc>
+      </w:tr>
+      <w:tr>
+        <w:trPr>
+          <w:trHeight w:val="525"/>
+        </w:trPr>
+        <w:tc>
+          <w:tcPr>
+            <w:tcW w:w="0" w:type="auto"/>
+            <w:vMerge/>
+            <w:shd w:val="clear" w:color="auto" w:fill="153D63" w:themeFill="text2" w:themeFillTint="E6"/>
+            <w:vAlign w:val="center"/>
+          </w:tcPr>
+          <w:p>
+            <w:pPr>
+              <w:jc w:val="center"/>
+              <w:rPr>
+                <w:b/>
+                <w:bCs/>
+              </w:rPr>
+            </w:pPr>
+          </w:p>
+        </w:tc>
+        <w:tc>
+          <w:tcPr>
+            <w:tcW w:w="0" w:type="auto"/>
+            <w:vAlign w:val="center"/>
+          </w:tcPr>
+          <w:p>
+            <w:pPr>
+              <w:jc w:val="center"/>
+            </w:pPr>
+            <w:r>
+              <w:t>Required Grade</w:t>
+            </w:r>
+          </w:p>
+        </w:tc>
+        <w:tc>
+          <w:tcPr>
+            <w:tcW w:w="0" w:type="auto"/>
+            <w:vAlign w:val="center"/>
+          </w:tcPr>
+          <w:p>
+            <w:pPr>
+              <w:jc w:val="center"/>
+            </w:pPr>
+            <w:r>
+              <w:t>Boolean</w:t>
+            </w:r>
+          </w:p>
+        </w:tc>
+      </w:tr>
+      <w:tr>
+        <w:trPr>
+          <w:trHeight w:val="808"/>
+        </w:trPr>
+        <w:tc>
+          <w:tcPr>
+            <w:tcW w:w="0" w:type="auto"/>
+            <w:shd w:val="clear" w:color="auto" w:fill="153D63" w:themeFill="text2" w:themeFillTint="E6"/>
+            <w:vAlign w:val="center"/>
+          </w:tcPr>
+          <w:p>
+            <w:pPr>
+              <w:jc w:val="center"/>
+              <w:rPr>
+                <w:b/>
+                <w:bCs/>
+              </w:rPr>
+            </w:pPr>
+            <w:r>
+              <w:rPr>
+                <w:b/>
+                <w:bCs/>
+              </w:rPr>
+              <w:t>POSTCONDITIONS</w:t>
+            </w:r>
+          </w:p>
+        </w:tc>
+        <w:tc>
+          <w:tcPr>
+            <w:tcW w:w="0" w:type="auto"/>
+            <w:gridSpan w:val="2"/>
+            <w:vAlign w:val="center"/>
+          </w:tcPr>
+          <w:p>
+            <w:pPr>
+              <w:jc w:val="center"/>
+            </w:pPr>
+            <w:r>
+              <w:t>The required grade is presented to the user.</w:t>
+            </w:r>
+          </w:p>
+        </w:tc>
+      </w:tr>
+      <w:tr>
+        <w:trPr>
+          <w:trHeight w:val="1054"/>
+        </w:trPr>
+        <w:tc>
+          <w:tcPr>
+            <w:tcW w:w="0" w:type="auto"/>
+            <w:shd w:val="clear" w:color="auto" w:fill="153D63" w:themeFill="text2" w:themeFillTint="E6"/>
+            <w:vAlign w:val="center"/>
+          </w:tcPr>
+          <w:p>
+            <w:pPr>
+              <w:jc w:val="center"/>
+              <w:rPr>
+                <w:b/>
+                <w:bCs/>
+              </w:rPr>
+            </w:pPr>
+            <w:r>
+              <w:rPr>
+                <w:b/>
+                <w:bCs/>
+              </w:rPr>
+              <w:t>VALIDATIONS</w:t>
+            </w:r>
+          </w:p>
+        </w:tc>
+        <w:tc>
+          <w:tcPr>
+            <w:tcW w:w="0" w:type="auto"/>
+            <w:gridSpan w:val="2"/>
+            <w:vAlign w:val="center"/>
+          </w:tcPr>
+          <w:p>
+            <w:pPr>
+              <w:jc w:val="center"/>
+            </w:pPr>
+            <w:r>
+              <w:t>The target grade and assessment structure must be valid.</w:t>
+            </w:r>
+          </w:p>
+        </w:tc>
+      </w:tr>
+      <w:tr>
+        <w:trPr>
+          <w:trHeight w:val="1261"/>
+        </w:trPr>
+        <w:tc>
+          <w:tcPr>
+            <w:tcW w:w="0" w:type="auto"/>
+            <w:shd w:val="clear" w:color="auto" w:fill="153D63" w:themeFill="text2" w:themeFillTint="E6"/>
+            <w:vAlign w:val="center"/>
+          </w:tcPr>
+          <w:p>
+            <w:pPr>
+              <w:jc w:val="center"/>
+              <w:rPr>
+                <w:b/>
+                <w:bCs/>
+              </w:rPr>
+            </w:pPr>
+            <w:r>
+              <w:rPr>
+                <w:b/>
+                <w:bCs/>
+              </w:rPr>
+              <w:t>EXCEPTIONS</w:t>
+            </w:r>
+          </w:p>
+        </w:tc>
+        <w:tc>
+          <w:tcPr>
+            <w:tcW w:w="0" w:type="auto"/>
+            <w:gridSpan w:val="2"/>
+            <w:vAlign w:val="center"/>
+          </w:tcPr>
+          <w:p>
+            <w:pPr>
+              <w:jc w:val="center"/>
+            </w:pPr>
+            <w:r>
+              <w:t>The system shall indicate when the target cannot be achieved within the valid grading range.</w:t>
+            </w:r>
+          </w:p>
+        </w:tc>
+      </w:tr>
+    </w:tbl>
+    <w:p/>
+    <w:p>
+      <w:r>
+        <w:br w:type="page"/>
+      </w:r>
+    </w:p>
+    <w:tbl>
+      <w:tblPr>
+        <w:tblStyle w:val="Tablaconcuadrcula"/>
+        <w:tblW w:w="0" w:type="auto"/>
+        <w:tblLook w:val="04A0" w:firstRow="1" w:lastRow="0" w:firstColumn="1" w:lastColumn="0" w:noHBand="0" w:noVBand="1"/>
+      </w:tblPr>
+      <w:tblGrid>
+        <w:gridCol w:w="2390"/>
+        <w:gridCol w:w="4841"/>
+        <w:gridCol w:w="2119"/>
+      </w:tblGrid>
+      <w:tr>
+        <w:trPr>
+          <w:trHeight w:val="508"/>
+        </w:trPr>
+        <w:tc>
+          <w:tcPr>
+            <w:tcW w:w="0" w:type="auto"/>
+            <w:shd w:val="clear" w:color="auto" w:fill="153D63" w:themeFill="text2" w:themeFillTint="E6"/>
+            <w:vAlign w:val="center"/>
+          </w:tcPr>
+          <w:p>
+            <w:pPr>
+              <w:jc w:val="center"/>
+              <w:rPr>
+                <w:b/>
+                <w:bCs/>
+              </w:rPr>
+            </w:pPr>
+            <w:r>
+              <w:rPr>
+                <w:b/>
+                <w:bCs/>
+              </w:rPr>
+              <w:t>ID</w:t>
+            </w:r>
+            <w:r>
+              <w:rPr>
+                <w:b/>
+                <w:bCs/>
+              </w:rPr>
+              <w:t xml:space="preserve"> &amp; NAME</w:t>
+            </w:r>
+          </w:p>
+        </w:tc>
+        <w:tc>
+          <w:tcPr>
+            <w:tcW w:w="0" w:type="auto"/>
+            <w:gridSpan w:val="2"/>
+            <w:vAlign w:val="center"/>
+          </w:tcPr>
+          <w:p>
+            <w:pPr>
+              <w:jc w:val="center"/>
+            </w:pPr>
+            <w:r>
+              <w:t>FR</w:t>
+            </w:r>
+            <w:r>
+              <w:t>-CAL</w:t>
+            </w:r>
+            <w:r>
+              <w:t>-</w:t>
+            </w:r>
+            <w:r>
+              <w:t>0</w:t>
+            </w:r>
+            <w:r>
+              <w:t>4</w:t>
+            </w:r>
+            <w:r>
+              <w:t xml:space="preserve"> </w:t>
+            </w:r>
+            <w:r>
+              <w:t xml:space="preserve">– </w:t>
+            </w:r>
+            <w:r>
+              <w:t>Calculate Academic Period Average</w:t>
+            </w:r>
+          </w:p>
+        </w:tc>
+      </w:tr>
+      <w:tr>
+        <w:trPr>
+          <w:trHeight w:val="824"/>
+        </w:trPr>
+        <w:tc>
+          <w:tcPr>
+            <w:tcW w:w="0" w:type="auto"/>
+            <w:shd w:val="clear" w:color="auto" w:fill="153D63" w:themeFill="text2" w:themeFillTint="E6"/>
+            <w:vAlign w:val="center"/>
+          </w:tcPr>
+          <w:p>
+            <w:pPr>
+              <w:jc w:val="center"/>
+              <w:rPr>
+                <w:b/>
+                <w:bCs/>
+              </w:rPr>
+            </w:pPr>
+            <w:r>
+              <w:rPr>
+                <w:b/>
+                <w:bCs/>
+              </w:rPr>
+              <w:t>DESCRIPTION</w:t>
+            </w:r>
+          </w:p>
+        </w:tc>
+        <w:tc>
+          <w:tcPr>
+            <w:tcW w:w="0" w:type="auto"/>
+            <w:gridSpan w:val="2"/>
+            <w:vAlign w:val="center"/>
+          </w:tcPr>
+          <w:p>
+            <w:pPr>
+              <w:jc w:val="center"/>
+            </w:pPr>
+            <w:r>
+              <w:t>The system shall calculate the current and projected average of an academic period using the grades of its subjects weighted according to their credits.</w:t>
+            </w:r>
+          </w:p>
+        </w:tc>
+      </w:tr>
+      <w:tr>
+        <w:trPr>
+          <w:trHeight w:val="565"/>
+        </w:trPr>
+        <w:tc>
+          <w:tcPr>
+            <w:tcW w:w="0" w:type="auto"/>
+            <w:shd w:val="clear" w:color="auto" w:fill="153D63" w:themeFill="text2" w:themeFillTint="E6"/>
+            <w:vAlign w:val="center"/>
+          </w:tcPr>
+          <w:p>
+            <w:pPr>
+              <w:jc w:val="center"/>
+              <w:rPr>
+                <w:b/>
+                <w:bCs/>
+              </w:rPr>
+            </w:pPr>
+            <w:r>
+              <w:rPr>
+                <w:b/>
+                <w:bCs/>
+              </w:rPr>
+              <w:t>ACTORS</w:t>
+            </w:r>
+          </w:p>
+        </w:tc>
+        <w:tc>
+          <w:tcPr>
+            <w:tcW w:w="0" w:type="auto"/>
+            <w:gridSpan w:val="2"/>
+            <w:vAlign w:val="center"/>
+          </w:tcPr>
+          <w:p>
+            <w:pPr>
+              <w:jc w:val="center"/>
+            </w:pPr>
+            <w:r>
+              <w:t>System</w:t>
+            </w:r>
+          </w:p>
+        </w:tc>
+      </w:tr>
+      <w:tr>
+        <w:trPr>
+          <w:trHeight w:val="724"/>
+        </w:trPr>
+        <w:tc>
+          <w:tcPr>
+            <w:tcW w:w="0" w:type="auto"/>
+            <w:shd w:val="clear" w:color="auto" w:fill="153D63" w:themeFill="text2" w:themeFillTint="E6"/>
+            <w:vAlign w:val="center"/>
+          </w:tcPr>
+          <w:p>
+            <w:pPr>
+              <w:jc w:val="center"/>
+              <w:rPr>
+                <w:b/>
+                <w:bCs/>
+              </w:rPr>
+            </w:pPr>
+            <w:r>
+              <w:rPr>
+                <w:b/>
+                <w:bCs/>
+              </w:rPr>
+              <w:t>PRECONDITIONS</w:t>
+            </w:r>
+          </w:p>
+        </w:tc>
+        <w:tc>
+          <w:tcPr>
+            <w:tcW w:w="0" w:type="auto"/>
+            <w:gridSpan w:val="2"/>
+            <w:vAlign w:val="center"/>
+          </w:tcPr>
+          <w:p>
+            <w:pPr>
+              <w:pStyle w:val="Prrafodelista"/>
+              <w:ind w:left="0"/>
+              <w:jc w:val="center"/>
+            </w:pPr>
+            <w:r>
+              <w:t>The academic period contains subjects with valid credit values.</w:t>
+            </w:r>
+          </w:p>
+        </w:tc>
+      </w:tr>
+      <w:tr>
+        <w:trPr>
+          <w:trHeight w:val="363"/>
+        </w:trPr>
+        <w:tc>
+          <w:tcPr>
+            <w:tcW w:w="0" w:type="auto"/>
+            <w:vMerge w:val="restart"/>
+            <w:shd w:val="clear" w:color="auto" w:fill="153D63" w:themeFill="text2" w:themeFillTint="E6"/>
+            <w:vAlign w:val="center"/>
+          </w:tcPr>
+          <w:p>
+            <w:pPr>
+              <w:jc w:val="center"/>
+              <w:rPr>
+                <w:b/>
+                <w:bCs/>
+              </w:rPr>
+            </w:pPr>
+            <w:r>
+              <w:rPr>
+                <w:b/>
+                <w:bCs/>
+              </w:rPr>
+              <w:t>INPUTS</w:t>
+            </w:r>
+          </w:p>
+        </w:tc>
+        <w:tc>
+          <w:tcPr>
+            <w:tcW w:w="0" w:type="auto"/>
+            <w:shd w:val="clear" w:color="auto" w:fill="153D63" w:themeFill="text2" w:themeFillTint="E6"/>
+            <w:vAlign w:val="center"/>
+          </w:tcPr>
+          <w:p>
+            <w:pPr>
+              <w:jc w:val="center"/>
+              <w:rPr>
+                <w:b/>
+                <w:bCs/>
+              </w:rPr>
+            </w:pPr>
+            <w:r>
+              <w:rPr>
+                <w:b/>
+                <w:bCs/>
+              </w:rPr>
+              <w:t>NAME</w:t>
+            </w:r>
+          </w:p>
+        </w:tc>
+        <w:tc>
+          <w:tcPr>
+            <w:tcW w:w="0" w:type="auto"/>
+            <w:shd w:val="clear" w:color="auto" w:fill="153D63" w:themeFill="text2" w:themeFillTint="E6"/>
+            <w:vAlign w:val="center"/>
+          </w:tcPr>
+          <w:p>
+            <w:pPr>
+              <w:jc w:val="center"/>
+              <w:rPr>
+                <w:b/>
+                <w:bCs/>
+              </w:rPr>
+            </w:pPr>
+            <w:r>
+              <w:rPr>
+                <w:b/>
+                <w:bCs/>
+              </w:rPr>
+              <w:t>TYPE</w:t>
+            </w:r>
+          </w:p>
+        </w:tc>
+      </w:tr>
+      <w:tr>
+        <w:trPr>
+          <w:trHeight w:val="517"/>
+        </w:trPr>
+        <w:tc>
+          <w:tcPr>
+            <w:tcW w:w="0" w:type="auto"/>
+            <w:vMerge/>
+            <w:shd w:val="clear" w:color="auto" w:fill="153D63" w:themeFill="text2" w:themeFillTint="E6"/>
+            <w:vAlign w:val="center"/>
+          </w:tcPr>
+          <w:p>
+            <w:pPr>
+              <w:jc w:val="center"/>
+              <w:rPr>
+                <w:b/>
+                <w:bCs/>
+              </w:rPr>
+            </w:pPr>
+          </w:p>
+        </w:tc>
+        <w:tc>
+          <w:tcPr>
+            <w:tcW w:w="0" w:type="auto"/>
+            <w:vAlign w:val="center"/>
+          </w:tcPr>
+          <w:p>
+            <w:pPr>
+              <w:jc w:val="center"/>
+            </w:pPr>
+            <w:r>
+              <w:t>Subject Grades</w:t>
+            </w:r>
+          </w:p>
+        </w:tc>
+        <w:tc>
+          <w:tcPr>
+            <w:tcW w:w="0" w:type="auto"/>
+            <w:vAlign w:val="center"/>
+          </w:tcPr>
+          <w:p>
+            <w:pPr>
+              <w:jc w:val="center"/>
+            </w:pPr>
+            <w:r>
+              <w:t>Collection</w:t>
+            </w:r>
+          </w:p>
+        </w:tc>
+      </w:tr>
+      <w:tr>
+        <w:trPr>
+          <w:trHeight w:val="517"/>
+        </w:trPr>
+        <w:tc>
+          <w:tcPr>
+            <w:tcW w:w="0" w:type="auto"/>
+            <w:vMerge/>
+            <w:shd w:val="clear" w:color="auto" w:fill="153D63" w:themeFill="text2" w:themeFillTint="E6"/>
+            <w:vAlign w:val="center"/>
+          </w:tcPr>
+          <w:p>
+            <w:pPr>
+              <w:jc w:val="center"/>
+              <w:rPr>
+                <w:b/>
+                <w:bCs/>
+              </w:rPr>
+            </w:pPr>
+          </w:p>
+        </w:tc>
+        <w:tc>
+          <w:tcPr>
+            <w:tcW w:w="0" w:type="auto"/>
+            <w:vAlign w:val="center"/>
+          </w:tcPr>
+          <w:p>
+            <w:pPr>
+              <w:jc w:val="center"/>
+            </w:pPr>
+            <w:r>
+              <w:t>Projected</w:t>
+            </w:r>
+            <w:r>
+              <w:t xml:space="preserve"> Grades</w:t>
+            </w:r>
+          </w:p>
+        </w:tc>
+        <w:tc>
+          <w:tcPr>
+            <w:tcW w:w="0" w:type="auto"/>
+            <w:vAlign w:val="center"/>
+          </w:tcPr>
+          <w:p>
+            <w:pPr>
+              <w:jc w:val="center"/>
+            </w:pPr>
+            <w:r>
+              <w:t>Collection</w:t>
+            </w:r>
+          </w:p>
+        </w:tc>
+      </w:tr>
+      <w:tr>
+        <w:trPr>
+          <w:trHeight w:val="517"/>
+        </w:trPr>
+        <w:tc>
+          <w:tcPr>
+            <w:tcW w:w="0" w:type="auto"/>
+            <w:vMerge/>
+            <w:shd w:val="clear" w:color="auto" w:fill="153D63" w:themeFill="text2" w:themeFillTint="E6"/>
+            <w:vAlign w:val="center"/>
+          </w:tcPr>
+          <w:p>
+            <w:pPr>
+              <w:jc w:val="center"/>
+              <w:rPr>
+                <w:b/>
+                <w:bCs/>
+              </w:rPr>
+            </w:pPr>
+          </w:p>
+        </w:tc>
+        <w:tc>
+          <w:tcPr>
+            <w:tcW w:w="0" w:type="auto"/>
+            <w:vAlign w:val="center"/>
+          </w:tcPr>
+          <w:p>
+            <w:pPr>
+              <w:jc w:val="center"/>
+            </w:pPr>
+            <w:r>
+              <w:t>Subject Credits</w:t>
+            </w:r>
+          </w:p>
+        </w:tc>
+        <w:tc>
+          <w:tcPr>
+            <w:tcW w:w="0" w:type="auto"/>
+            <w:vAlign w:val="center"/>
+          </w:tcPr>
+          <w:p>
+            <w:pPr>
+              <w:jc w:val="center"/>
+            </w:pPr>
+            <w:r>
+              <w:t>Collection</w:t>
+            </w:r>
+          </w:p>
+        </w:tc>
+      </w:tr>
+      <w:tr>
+        <w:trPr>
+          <w:trHeight w:val="992"/>
+        </w:trPr>
+        <w:tc>
+          <w:tcPr>
+            <w:tcW w:w="0" w:type="auto"/>
+            <w:shd w:val="clear" w:color="auto" w:fill="153D63" w:themeFill="text2" w:themeFillTint="E6"/>
+            <w:vAlign w:val="center"/>
+          </w:tcPr>
+          <w:p>
+            <w:pPr>
+              <w:jc w:val="center"/>
+              <w:rPr>
+                <w:b/>
+                <w:bCs/>
+              </w:rPr>
+            </w:pPr>
+            <w:r>
+              <w:rPr>
+                <w:b/>
+                <w:bCs/>
+              </w:rPr>
+              <w:t>PROCESS</w:t>
+            </w:r>
+          </w:p>
+        </w:tc>
+        <w:tc>
+          <w:tcPr>
+            <w:tcW w:w="0" w:type="auto"/>
+            <w:gridSpan w:val="2"/>
+            <w:vAlign w:val="center"/>
+          </w:tcPr>
+          <w:p>
+            <w:pPr>
+              <w:jc w:val="center"/>
+            </w:pPr>
+            <w:r>
+              <w:t>The system calculates the credit-weighted current and projected academic-period averages.</w:t>
+            </w:r>
+          </w:p>
+        </w:tc>
+      </w:tr>
+      <w:tr>
+        <w:trPr>
+          <w:trHeight w:val="347"/>
+        </w:trPr>
+        <w:tc>
+          <w:tcPr>
+            <w:tcW w:w="0" w:type="auto"/>
+            <w:vMerge w:val="restart"/>
+            <w:shd w:val="clear" w:color="auto" w:fill="153D63" w:themeFill="text2" w:themeFillTint="E6"/>
+            <w:vAlign w:val="center"/>
+          </w:tcPr>
+          <w:p>
+            <w:pPr>
+              <w:jc w:val="center"/>
+              <w:rPr>
+                <w:b/>
+                <w:bCs/>
+              </w:rPr>
+            </w:pPr>
+            <w:r>
+              <w:rPr>
+                <w:b/>
+                <w:bCs/>
+              </w:rPr>
+              <w:t>OUTPUTS</w:t>
+            </w:r>
+          </w:p>
+        </w:tc>
+        <w:tc>
+          <w:tcPr>
+            <w:tcW w:w="0" w:type="auto"/>
+            <w:shd w:val="clear" w:color="auto" w:fill="153D63" w:themeFill="text2" w:themeFillTint="E6"/>
+            <w:vAlign w:val="center"/>
+          </w:tcPr>
+          <w:p>
+            <w:pPr>
+              <w:jc w:val="center"/>
+              <w:rPr>
+                <w:b/>
+                <w:bCs/>
+              </w:rPr>
+            </w:pPr>
+            <w:r>
+              <w:rPr>
+                <w:b/>
+                <w:bCs/>
+              </w:rPr>
+              <w:t>NAME</w:t>
+            </w:r>
+          </w:p>
+        </w:tc>
+        <w:tc>
+          <w:tcPr>
+            <w:tcW w:w="0" w:type="auto"/>
+            <w:shd w:val="clear" w:color="auto" w:fill="153D63" w:themeFill="text2" w:themeFillTint="E6"/>
+            <w:vAlign w:val="center"/>
+          </w:tcPr>
+          <w:p>
+            <w:pPr>
+              <w:jc w:val="center"/>
+              <w:rPr>
+                <w:b/>
+                <w:bCs/>
+              </w:rPr>
+            </w:pPr>
+            <w:r>
+              <w:rPr>
+                <w:b/>
+                <w:bCs/>
+              </w:rPr>
+              <w:t>TYPE</w:t>
+            </w:r>
+          </w:p>
+        </w:tc>
+      </w:tr>
+      <w:tr>
+        <w:trPr>
+          <w:trHeight w:val="525"/>
+        </w:trPr>
+        <w:tc>
+          <w:tcPr>
+            <w:tcW w:w="0" w:type="auto"/>
+            <w:vMerge/>
+            <w:shd w:val="clear" w:color="auto" w:fill="153D63" w:themeFill="text2" w:themeFillTint="E6"/>
+            <w:vAlign w:val="center"/>
+          </w:tcPr>
+          <w:p>
+            <w:pPr>
+              <w:jc w:val="center"/>
+              <w:rPr>
+                <w:b/>
+                <w:bCs/>
+              </w:rPr>
+            </w:pPr>
+          </w:p>
+        </w:tc>
+        <w:tc>
+          <w:tcPr>
+            <w:tcW w:w="0" w:type="auto"/>
+            <w:vAlign w:val="center"/>
+          </w:tcPr>
+          <w:p>
+            <w:pPr>
+              <w:jc w:val="center"/>
+            </w:pPr>
+            <w:r>
+              <w:t>Current Academic Period Average</w:t>
+            </w:r>
+          </w:p>
+        </w:tc>
+        <w:tc>
+          <w:tcPr>
+            <w:tcW w:w="0" w:type="auto"/>
+            <w:vAlign w:val="center"/>
+          </w:tcPr>
+          <w:p>
+            <w:pPr>
+              <w:jc w:val="center"/>
+            </w:pPr>
+            <w:r>
+              <w:t>Boolean</w:t>
+            </w:r>
+          </w:p>
+        </w:tc>
+      </w:tr>
+      <w:tr>
+        <w:trPr>
+          <w:trHeight w:val="525"/>
+        </w:trPr>
+        <w:tc>
+          <w:tcPr>
+            <w:tcW w:w="0" w:type="auto"/>
+            <w:vMerge/>
+            <w:shd w:val="clear" w:color="auto" w:fill="153D63" w:themeFill="text2" w:themeFillTint="E6"/>
+            <w:vAlign w:val="center"/>
+          </w:tcPr>
+          <w:p>
+            <w:pPr>
+              <w:jc w:val="center"/>
+              <w:rPr>
+                <w:b/>
+                <w:bCs/>
+              </w:rPr>
+            </w:pPr>
+          </w:p>
+        </w:tc>
+        <w:tc>
+          <w:tcPr>
+            <w:tcW w:w="0" w:type="auto"/>
+            <w:vAlign w:val="center"/>
+          </w:tcPr>
+          <w:p>
+            <w:pPr>
+              <w:jc w:val="center"/>
+            </w:pPr>
+            <w:r>
+              <w:t>Projected Academic Period Average</w:t>
+            </w:r>
+          </w:p>
+        </w:tc>
+        <w:tc>
+          <w:tcPr>
+            <w:tcW w:w="0" w:type="auto"/>
+            <w:vAlign w:val="center"/>
+          </w:tcPr>
+          <w:p>
+            <w:pPr>
+              <w:jc w:val="center"/>
+            </w:pPr>
+            <w:r>
+              <w:t>Boolean</w:t>
+            </w:r>
+          </w:p>
+        </w:tc>
+      </w:tr>
+      <w:tr>
+        <w:trPr>
+          <w:trHeight w:val="808"/>
+        </w:trPr>
+        <w:tc>
+          <w:tcPr>
+            <w:tcW w:w="0" w:type="auto"/>
+            <w:shd w:val="clear" w:color="auto" w:fill="153D63" w:themeFill="text2" w:themeFillTint="E6"/>
+            <w:vAlign w:val="center"/>
+          </w:tcPr>
+          <w:p>
+            <w:pPr>
+              <w:jc w:val="center"/>
+              <w:rPr>
+                <w:b/>
+                <w:bCs/>
+              </w:rPr>
+            </w:pPr>
+            <w:r>
+              <w:rPr>
+                <w:b/>
+                <w:bCs/>
+              </w:rPr>
+              <w:t>POSTCONDITIONS</w:t>
+            </w:r>
+          </w:p>
+        </w:tc>
+        <w:tc>
+          <w:tcPr>
+            <w:tcW w:w="0" w:type="auto"/>
+            <w:gridSpan w:val="2"/>
+            <w:vAlign w:val="center"/>
+          </w:tcPr>
+          <w:p>
+            <w:pPr>
+              <w:jc w:val="center"/>
+            </w:pPr>
+            <w:r>
+              <w:t>The calculated averages are available to the user.</w:t>
+            </w:r>
+          </w:p>
+        </w:tc>
+      </w:tr>
+      <w:tr>
+        <w:trPr>
+          <w:trHeight w:val="1054"/>
+        </w:trPr>
+        <w:tc>
+          <w:tcPr>
+            <w:tcW w:w="0" w:type="auto"/>
+            <w:shd w:val="clear" w:color="auto" w:fill="153D63" w:themeFill="text2" w:themeFillTint="E6"/>
+            <w:vAlign w:val="center"/>
+          </w:tcPr>
+          <w:p>
+            <w:pPr>
+              <w:jc w:val="center"/>
+              <w:rPr>
+                <w:b/>
+                <w:bCs/>
+              </w:rPr>
+            </w:pPr>
+            <w:r>
+              <w:rPr>
+                <w:b/>
+                <w:bCs/>
+              </w:rPr>
+              <w:t>VALIDATIONS</w:t>
+            </w:r>
+          </w:p>
+        </w:tc>
+        <w:tc>
+          <w:tcPr>
+            <w:tcW w:w="0" w:type="auto"/>
+            <w:gridSpan w:val="2"/>
+            <w:vAlign w:val="center"/>
+          </w:tcPr>
+          <w:p>
+            <w:pPr>
+              <w:jc w:val="center"/>
+            </w:pPr>
+            <w:r>
+              <w:t>Subjects must have valid credit values.</w:t>
+            </w:r>
+          </w:p>
+        </w:tc>
+      </w:tr>
+      <w:tr>
+        <w:trPr>
+          <w:trHeight w:val="1261"/>
+        </w:trPr>
+        <w:tc>
+          <w:tcPr>
+            <w:tcW w:w="0" w:type="auto"/>
+            <w:shd w:val="clear" w:color="auto" w:fill="153D63" w:themeFill="text2" w:themeFillTint="E6"/>
+            <w:vAlign w:val="center"/>
+          </w:tcPr>
+          <w:p>
+            <w:pPr>
+              <w:jc w:val="center"/>
+              <w:rPr>
+                <w:b/>
+                <w:bCs/>
+              </w:rPr>
+            </w:pPr>
+            <w:r>
+              <w:rPr>
+                <w:b/>
+                <w:bCs/>
+              </w:rPr>
+              <w:t>EXCEPTIONS</w:t>
+            </w:r>
+          </w:p>
+        </w:tc>
+        <w:tc>
+          <w:tcPr>
+            <w:tcW w:w="0" w:type="auto"/>
+            <w:gridSpan w:val="2"/>
+            <w:vAlign w:val="center"/>
+          </w:tcPr>
+          <w:p>
+            <w:pPr>
+              <w:jc w:val="center"/>
+            </w:pPr>
+            <w:r>
+              <w:t>The system shall indicate when the academic-period average cannot be calculated.</w:t>
+            </w:r>
+          </w:p>
+        </w:tc>
+      </w:tr>
+    </w:tbl>
     <w:p/>
     <w:sectPr>
       <w:pgSz w:w="12240" w:h="15840"/>

--- a/docs/SRS.docx
+++ b/docs/SRS.docx
@@ -3275,40 +3275,22 @@
     <w:p>
       <w:pPr>
         <w:pStyle w:val="Ttulo3"/>
-        <w:rPr>
-          <w:lang w:val="en-US"/>
-        </w:rPr>
       </w:pPr>
       <w:bookmarkStart w:id="17" w:name="_Toc237819753"/>
       <w:r>
-        <w:rPr>
-          <w:lang w:val="en-US"/>
-        </w:rPr>
         <w:t>Academic Period Management</w:t>
       </w:r>
       <w:r>
-        <w:rPr>
-          <w:lang w:val="en-US"/>
-        </w:rPr>
         <w:t xml:space="preserve"> (ACP)</w:t>
       </w:r>
       <w:r>
-        <w:rPr>
-          <w:lang w:val="en-US"/>
-        </w:rPr>
         <w:t xml:space="preserve"> Requirements</w:t>
       </w:r>
       <w:bookmarkEnd w:id="17"/>
       <w:r>
-        <w:rPr>
-          <w:lang w:val="en-US"/>
-        </w:rPr>
         <w:t xml:space="preserve"> </w:t>
       </w:r>
       <w:r>
-        <w:rPr>
-          <w:lang w:val="en-US"/>
-        </w:rPr>
         <w:t xml:space="preserve"> </w:t>
       </w:r>
     </w:p>
@@ -13959,7 +13941,6 @@
                 <w:b/>
                 <w:bCs/>
               </w:rPr>
-              <w:lastRenderedPageBreak/>
               <w:t>ID</w:t>
             </w:r>
             <w:r>
@@ -14662,7 +14643,6 @@
                 <w:b/>
                 <w:bCs/>
               </w:rPr>
-              <w:lastRenderedPageBreak/>
               <w:t>ID</w:t>
             </w:r>
             <w:r>
@@ -15304,7 +15284,6 @@
                 <w:b/>
                 <w:bCs/>
               </w:rPr>
-              <w:lastRenderedPageBreak/>
               <w:t>ID</w:t>
             </w:r>
             <w:r>
@@ -16055,7 +16034,6 @@
                 <w:b/>
                 <w:bCs/>
               </w:rPr>
-              <w:lastRenderedPageBreak/>
               <w:t>ID</w:t>
             </w:r>
             <w:r>
@@ -16768,41 +16746,11 @@
         </w:tc>
       </w:tr>
     </w:tbl>
-    <w:p>
-      <w:pPr>
-        <w:pStyle w:val="Ttulo3"/>
-        <w:numPr>
-          <w:ilvl w:val="0"/>
-          <w:numId w:val="0"/>
-        </w:numPr>
-        <w:rPr>
-          <w:highlight w:val="lightGray"/>
-        </w:rPr>
-      </w:pPr>
-    </w:p>
-    <w:p>
-      <w:pPr>
-        <w:rPr>
-          <w:rFonts w:eastAsiaTheme="majorEastAsia" w:cstheme="majorBidi"/>
-          <w:b/>
-          <w:bCs/>
-          <w:highlight w:val="lightGray"/>
-          <w:lang w:val="es-ES"/>
-        </w:rPr>
-      </w:pPr>
-      <w:r>
-        <w:rPr>
-          <w:highlight w:val="lightGray"/>
-        </w:rPr>
-        <w:br w:type="page"/>
-      </w:r>
-    </w:p>
     <w:p>
       <w:pPr>
         <w:pStyle w:val="Ttulo3"/>
       </w:pPr>
       <w:r>
-        <w:lastRenderedPageBreak/>
         <w:t>Grade Management (GRD) Requirements</w:t>
       </w:r>
     </w:p>
@@ -19647,8 +19595,13 @@
       <w:pPr>
         <w:pStyle w:val="Ttulo3"/>
       </w:pPr>
+      <w:proofErr w:type="spellStart"/>
       <w:r>
-        <w:t xml:space="preserve">Calculations and </w:t>
+        <w:t>Calculations</w:t>
+      </w:r>
+      <w:proofErr w:type="spellEnd"/>
+      <w:r>
+        <w:t xml:space="preserve"> and </w:t>
       </w:r>
       <w:proofErr w:type="spellStart"/>
       <w:r>
@@ -20213,7 +20166,7 @@
               <w:jc w:val="center"/>
             </w:pPr>
             <w:r>
-              <w:t>Boolean</w:t>
+              <w:t>Double</w:t>
             </w:r>
           </w:p>
         </w:tc>
@@ -20961,7 +20914,7 @@
               <w:jc w:val="center"/>
             </w:pPr>
             <w:r>
-              <w:t>Boolean</w:t>
+              <w:t>Double</w:t>
             </w:r>
           </w:p>
         </w:tc>
@@ -21759,7 +21712,7 @@
               <w:jc w:val="center"/>
             </w:pPr>
             <w:r>
-              <w:t>Boolean</w:t>
+              <w:t>Double</w:t>
             </w:r>
           </w:p>
         </w:tc>
@@ -22504,7 +22457,7 @@
               <w:jc w:val="center"/>
             </w:pPr>
             <w:r>
-              <w:t>Boolean</w:t>
+              <w:t>Double</w:t>
             </w:r>
           </w:p>
         </w:tc>
@@ -22554,7 +22507,7 @@
               <w:jc w:val="center"/>
             </w:pPr>
             <w:r>
-              <w:t>Boolean</w:t>
+              <w:t>Double</w:t>
             </w:r>
           </w:p>
         </w:tc>
@@ -22690,6 +22643,2785 @@
       </w:tr>
     </w:tbl>
     <w:p/>
+    <w:p>
+      <w:r>
+        <w:br w:type="page"/>
+      </w:r>
+    </w:p>
+    <w:p>
+      <w:pPr>
+        <w:pStyle w:val="Ttulo3"/>
+      </w:pPr>
+      <w:r>
+        <w:t xml:space="preserve">Risk and </w:t>
+      </w:r>
+      <w:proofErr w:type="spellStart"/>
+      <w:r>
+        <w:t>Goal</w:t>
+      </w:r>
+      <w:proofErr w:type="spellEnd"/>
+      <w:r>
+        <w:t xml:space="preserve"> </w:t>
+      </w:r>
+      <w:proofErr w:type="spellStart"/>
+      <w:r>
+        <w:t>Progress</w:t>
+      </w:r>
+      <w:proofErr w:type="spellEnd"/>
+      <w:r>
+        <w:t xml:space="preserve"> (RSK) Requirements</w:t>
+      </w:r>
+    </w:p>
+    <w:tbl>
+      <w:tblPr>
+        <w:tblStyle w:val="Tablaconcuadrcula"/>
+        <w:tblW w:w="0" w:type="auto"/>
+        <w:tblLook w:val="04A0" w:firstRow="1" w:lastRow="0" w:firstColumn="1" w:lastColumn="0" w:noHBand="0" w:noVBand="1"/>
+      </w:tblPr>
+      <w:tblGrid>
+        <w:gridCol w:w="2390"/>
+        <w:gridCol w:w="4853"/>
+        <w:gridCol w:w="2107"/>
+      </w:tblGrid>
+      <w:tr>
+        <w:trPr>
+          <w:trHeight w:val="508"/>
+        </w:trPr>
+        <w:tc>
+          <w:tcPr>
+            <w:tcW w:w="0" w:type="auto"/>
+            <w:shd w:val="clear" w:color="auto" w:fill="153D63" w:themeFill="text2" w:themeFillTint="E6"/>
+            <w:vAlign w:val="center"/>
+          </w:tcPr>
+          <w:p>
+            <w:pPr>
+              <w:jc w:val="center"/>
+              <w:rPr>
+                <w:b/>
+                <w:bCs/>
+              </w:rPr>
+            </w:pPr>
+            <w:r>
+              <w:rPr>
+                <w:b/>
+                <w:bCs/>
+              </w:rPr>
+              <w:t>ID</w:t>
+            </w:r>
+            <w:r>
+              <w:rPr>
+                <w:b/>
+                <w:bCs/>
+              </w:rPr>
+              <w:t xml:space="preserve"> &amp; NAME</w:t>
+            </w:r>
+          </w:p>
+        </w:tc>
+        <w:tc>
+          <w:tcPr>
+            <w:tcW w:w="0" w:type="auto"/>
+            <w:gridSpan w:val="2"/>
+            <w:vAlign w:val="center"/>
+          </w:tcPr>
+          <w:p>
+            <w:pPr>
+              <w:jc w:val="center"/>
+            </w:pPr>
+            <w:r>
+              <w:t>FR</w:t>
+            </w:r>
+            <w:r>
+              <w:t>-</w:t>
+            </w:r>
+            <w:r>
+              <w:t>RSK</w:t>
+            </w:r>
+            <w:r>
+              <w:t>-</w:t>
+            </w:r>
+            <w:r>
+              <w:t>0</w:t>
+            </w:r>
+            <w:r>
+              <w:t>1</w:t>
+            </w:r>
+            <w:r>
+              <w:t xml:space="preserve"> </w:t>
+            </w:r>
+            <w:r>
+              <w:t xml:space="preserve">– </w:t>
+            </w:r>
+            <w:r>
+              <w:t xml:space="preserve">Detect </w:t>
+            </w:r>
+            <w:r>
+              <w:t>at</w:t>
+            </w:r>
+            <w:r>
+              <w:t xml:space="preserve"> Risk Subjects</w:t>
+            </w:r>
+          </w:p>
+        </w:tc>
+      </w:tr>
+      <w:tr>
+        <w:trPr>
+          <w:trHeight w:val="824"/>
+        </w:trPr>
+        <w:tc>
+          <w:tcPr>
+            <w:tcW w:w="0" w:type="auto"/>
+            <w:shd w:val="clear" w:color="auto" w:fill="153D63" w:themeFill="text2" w:themeFillTint="E6"/>
+            <w:vAlign w:val="center"/>
+          </w:tcPr>
+          <w:p>
+            <w:pPr>
+              <w:jc w:val="center"/>
+              <w:rPr>
+                <w:b/>
+                <w:bCs/>
+              </w:rPr>
+            </w:pPr>
+            <w:r>
+              <w:rPr>
+                <w:b/>
+                <w:bCs/>
+              </w:rPr>
+              <w:t>DESCRIPTION</w:t>
+            </w:r>
+          </w:p>
+        </w:tc>
+        <w:tc>
+          <w:tcPr>
+            <w:tcW w:w="0" w:type="auto"/>
+            <w:gridSpan w:val="2"/>
+            <w:vAlign w:val="center"/>
+          </w:tcPr>
+          <w:p>
+            <w:pPr>
+              <w:jc w:val="center"/>
+            </w:pPr>
+            <w:r>
+              <w:t>The system shall identify subjects whose projected final grade falls within the configured at-risk range.</w:t>
+            </w:r>
+          </w:p>
+        </w:tc>
+      </w:tr>
+      <w:tr>
+        <w:trPr>
+          <w:trHeight w:val="565"/>
+        </w:trPr>
+        <w:tc>
+          <w:tcPr>
+            <w:tcW w:w="0" w:type="auto"/>
+            <w:shd w:val="clear" w:color="auto" w:fill="153D63" w:themeFill="text2" w:themeFillTint="E6"/>
+            <w:vAlign w:val="center"/>
+          </w:tcPr>
+          <w:p>
+            <w:pPr>
+              <w:jc w:val="center"/>
+              <w:rPr>
+                <w:b/>
+                <w:bCs/>
+              </w:rPr>
+            </w:pPr>
+            <w:r>
+              <w:rPr>
+                <w:b/>
+                <w:bCs/>
+              </w:rPr>
+              <w:t>ACTORS</w:t>
+            </w:r>
+          </w:p>
+        </w:tc>
+        <w:tc>
+          <w:tcPr>
+            <w:tcW w:w="0" w:type="auto"/>
+            <w:gridSpan w:val="2"/>
+            <w:vAlign w:val="center"/>
+          </w:tcPr>
+          <w:p>
+            <w:pPr>
+              <w:jc w:val="center"/>
+            </w:pPr>
+            <w:r>
+              <w:t>System</w:t>
+            </w:r>
+          </w:p>
+        </w:tc>
+      </w:tr>
+      <w:tr>
+        <w:trPr>
+          <w:trHeight w:val="724"/>
+        </w:trPr>
+        <w:tc>
+          <w:tcPr>
+            <w:tcW w:w="0" w:type="auto"/>
+            <w:shd w:val="clear" w:color="auto" w:fill="153D63" w:themeFill="text2" w:themeFillTint="E6"/>
+            <w:vAlign w:val="center"/>
+          </w:tcPr>
+          <w:p>
+            <w:pPr>
+              <w:jc w:val="center"/>
+              <w:rPr>
+                <w:b/>
+                <w:bCs/>
+              </w:rPr>
+            </w:pPr>
+            <w:r>
+              <w:rPr>
+                <w:b/>
+                <w:bCs/>
+              </w:rPr>
+              <w:t>PRECONDITIONS</w:t>
+            </w:r>
+          </w:p>
+        </w:tc>
+        <w:tc>
+          <w:tcPr>
+            <w:tcW w:w="0" w:type="auto"/>
+            <w:gridSpan w:val="2"/>
+            <w:vAlign w:val="center"/>
+          </w:tcPr>
+          <w:p>
+            <w:pPr>
+              <w:pStyle w:val="Prrafodelista"/>
+              <w:ind w:left="0"/>
+              <w:jc w:val="center"/>
+            </w:pPr>
+            <w:r>
+              <w:t>The subject has a valid projected final grade and a configured minimum passing grade</w:t>
+            </w:r>
+          </w:p>
+        </w:tc>
+      </w:tr>
+      <w:tr>
+        <w:trPr>
+          <w:trHeight w:val="363"/>
+        </w:trPr>
+        <w:tc>
+          <w:tcPr>
+            <w:tcW w:w="0" w:type="auto"/>
+            <w:vMerge w:val="restart"/>
+            <w:shd w:val="clear" w:color="auto" w:fill="153D63" w:themeFill="text2" w:themeFillTint="E6"/>
+            <w:vAlign w:val="center"/>
+          </w:tcPr>
+          <w:p>
+            <w:pPr>
+              <w:jc w:val="center"/>
+              <w:rPr>
+                <w:b/>
+                <w:bCs/>
+              </w:rPr>
+            </w:pPr>
+            <w:r>
+              <w:rPr>
+                <w:b/>
+                <w:bCs/>
+              </w:rPr>
+              <w:t>INPUTS</w:t>
+            </w:r>
+          </w:p>
+        </w:tc>
+        <w:tc>
+          <w:tcPr>
+            <w:tcW w:w="0" w:type="auto"/>
+            <w:shd w:val="clear" w:color="auto" w:fill="153D63" w:themeFill="text2" w:themeFillTint="E6"/>
+            <w:vAlign w:val="center"/>
+          </w:tcPr>
+          <w:p>
+            <w:pPr>
+              <w:jc w:val="center"/>
+              <w:rPr>
+                <w:b/>
+                <w:bCs/>
+              </w:rPr>
+            </w:pPr>
+            <w:r>
+              <w:rPr>
+                <w:b/>
+                <w:bCs/>
+              </w:rPr>
+              <w:t>NAME</w:t>
+            </w:r>
+          </w:p>
+        </w:tc>
+        <w:tc>
+          <w:tcPr>
+            <w:tcW w:w="0" w:type="auto"/>
+            <w:shd w:val="clear" w:color="auto" w:fill="153D63" w:themeFill="text2" w:themeFillTint="E6"/>
+            <w:vAlign w:val="center"/>
+          </w:tcPr>
+          <w:p>
+            <w:pPr>
+              <w:jc w:val="center"/>
+              <w:rPr>
+                <w:b/>
+                <w:bCs/>
+              </w:rPr>
+            </w:pPr>
+            <w:r>
+              <w:rPr>
+                <w:b/>
+                <w:bCs/>
+              </w:rPr>
+              <w:t>TYPE</w:t>
+            </w:r>
+          </w:p>
+        </w:tc>
+      </w:tr>
+      <w:tr>
+        <w:trPr>
+          <w:trHeight w:val="517"/>
+        </w:trPr>
+        <w:tc>
+          <w:tcPr>
+            <w:tcW w:w="0" w:type="auto"/>
+            <w:vMerge/>
+            <w:shd w:val="clear" w:color="auto" w:fill="153D63" w:themeFill="text2" w:themeFillTint="E6"/>
+            <w:vAlign w:val="center"/>
+          </w:tcPr>
+          <w:p>
+            <w:pPr>
+              <w:jc w:val="center"/>
+              <w:rPr>
+                <w:b/>
+                <w:bCs/>
+              </w:rPr>
+            </w:pPr>
+          </w:p>
+        </w:tc>
+        <w:tc>
+          <w:tcPr>
+            <w:tcW w:w="0" w:type="auto"/>
+            <w:vAlign w:val="center"/>
+          </w:tcPr>
+          <w:p>
+            <w:pPr>
+              <w:jc w:val="center"/>
+            </w:pPr>
+            <w:r>
+              <w:t>Projected Final Grade</w:t>
+            </w:r>
+          </w:p>
+        </w:tc>
+        <w:tc>
+          <w:tcPr>
+            <w:tcW w:w="0" w:type="auto"/>
+            <w:vAlign w:val="center"/>
+          </w:tcPr>
+          <w:p>
+            <w:pPr>
+              <w:jc w:val="center"/>
+            </w:pPr>
+            <w:r>
+              <w:t>Double</w:t>
+            </w:r>
+          </w:p>
+        </w:tc>
+      </w:tr>
+      <w:tr>
+        <w:trPr>
+          <w:trHeight w:val="517"/>
+        </w:trPr>
+        <w:tc>
+          <w:tcPr>
+            <w:tcW w:w="0" w:type="auto"/>
+            <w:vMerge/>
+            <w:shd w:val="clear" w:color="auto" w:fill="153D63" w:themeFill="text2" w:themeFillTint="E6"/>
+            <w:vAlign w:val="center"/>
+          </w:tcPr>
+          <w:p>
+            <w:pPr>
+              <w:jc w:val="center"/>
+              <w:rPr>
+                <w:b/>
+                <w:bCs/>
+              </w:rPr>
+            </w:pPr>
+          </w:p>
+        </w:tc>
+        <w:tc>
+          <w:tcPr>
+            <w:tcW w:w="0" w:type="auto"/>
+            <w:vAlign w:val="center"/>
+          </w:tcPr>
+          <w:p>
+            <w:pPr>
+              <w:jc w:val="center"/>
+            </w:pPr>
+            <w:r>
+              <w:t>Minimum Passing Grade</w:t>
+            </w:r>
+          </w:p>
+        </w:tc>
+        <w:tc>
+          <w:tcPr>
+            <w:tcW w:w="0" w:type="auto"/>
+            <w:vAlign w:val="center"/>
+          </w:tcPr>
+          <w:p>
+            <w:pPr>
+              <w:jc w:val="center"/>
+            </w:pPr>
+            <w:r>
+              <w:t>Double</w:t>
+            </w:r>
+          </w:p>
+        </w:tc>
+      </w:tr>
+      <w:tr>
+        <w:trPr>
+          <w:trHeight w:val="992"/>
+        </w:trPr>
+        <w:tc>
+          <w:tcPr>
+            <w:tcW w:w="0" w:type="auto"/>
+            <w:shd w:val="clear" w:color="auto" w:fill="153D63" w:themeFill="text2" w:themeFillTint="E6"/>
+            <w:vAlign w:val="center"/>
+          </w:tcPr>
+          <w:p>
+            <w:pPr>
+              <w:jc w:val="center"/>
+              <w:rPr>
+                <w:b/>
+                <w:bCs/>
+              </w:rPr>
+            </w:pPr>
+            <w:r>
+              <w:rPr>
+                <w:b/>
+                <w:bCs/>
+              </w:rPr>
+              <w:t>PROCESS</w:t>
+            </w:r>
+          </w:p>
+        </w:tc>
+        <w:tc>
+          <w:tcPr>
+            <w:tcW w:w="0" w:type="auto"/>
+            <w:gridSpan w:val="2"/>
+            <w:vAlign w:val="center"/>
+          </w:tcPr>
+          <w:p>
+            <w:pPr>
+              <w:jc w:val="center"/>
+            </w:pPr>
+            <w:r>
+              <w:t>The system compares the projected grade against the defined at-risk range.</w:t>
+            </w:r>
+          </w:p>
+        </w:tc>
+      </w:tr>
+      <w:tr>
+        <w:trPr>
+          <w:trHeight w:val="347"/>
+        </w:trPr>
+        <w:tc>
+          <w:tcPr>
+            <w:tcW w:w="0" w:type="auto"/>
+            <w:vMerge w:val="restart"/>
+            <w:shd w:val="clear" w:color="auto" w:fill="153D63" w:themeFill="text2" w:themeFillTint="E6"/>
+            <w:vAlign w:val="center"/>
+          </w:tcPr>
+          <w:p>
+            <w:pPr>
+              <w:jc w:val="center"/>
+              <w:rPr>
+                <w:b/>
+                <w:bCs/>
+              </w:rPr>
+            </w:pPr>
+            <w:r>
+              <w:rPr>
+                <w:b/>
+                <w:bCs/>
+              </w:rPr>
+              <w:t>OUTPUTS</w:t>
+            </w:r>
+          </w:p>
+        </w:tc>
+        <w:tc>
+          <w:tcPr>
+            <w:tcW w:w="0" w:type="auto"/>
+            <w:shd w:val="clear" w:color="auto" w:fill="153D63" w:themeFill="text2" w:themeFillTint="E6"/>
+            <w:vAlign w:val="center"/>
+          </w:tcPr>
+          <w:p>
+            <w:pPr>
+              <w:jc w:val="center"/>
+              <w:rPr>
+                <w:b/>
+                <w:bCs/>
+              </w:rPr>
+            </w:pPr>
+            <w:r>
+              <w:rPr>
+                <w:b/>
+                <w:bCs/>
+              </w:rPr>
+              <w:t>NAME</w:t>
+            </w:r>
+          </w:p>
+        </w:tc>
+        <w:tc>
+          <w:tcPr>
+            <w:tcW w:w="0" w:type="auto"/>
+            <w:shd w:val="clear" w:color="auto" w:fill="153D63" w:themeFill="text2" w:themeFillTint="E6"/>
+            <w:vAlign w:val="center"/>
+          </w:tcPr>
+          <w:p>
+            <w:pPr>
+              <w:jc w:val="center"/>
+              <w:rPr>
+                <w:b/>
+                <w:bCs/>
+              </w:rPr>
+            </w:pPr>
+            <w:r>
+              <w:rPr>
+                <w:b/>
+                <w:bCs/>
+              </w:rPr>
+              <w:t>TYPE</w:t>
+            </w:r>
+          </w:p>
+        </w:tc>
+      </w:tr>
+      <w:tr>
+        <w:trPr>
+          <w:trHeight w:val="525"/>
+        </w:trPr>
+        <w:tc>
+          <w:tcPr>
+            <w:tcW w:w="0" w:type="auto"/>
+            <w:vMerge/>
+            <w:shd w:val="clear" w:color="auto" w:fill="153D63" w:themeFill="text2" w:themeFillTint="E6"/>
+            <w:vAlign w:val="center"/>
+          </w:tcPr>
+          <w:p>
+            <w:pPr>
+              <w:jc w:val="center"/>
+              <w:rPr>
+                <w:b/>
+                <w:bCs/>
+              </w:rPr>
+            </w:pPr>
+          </w:p>
+        </w:tc>
+        <w:tc>
+          <w:tcPr>
+            <w:tcW w:w="0" w:type="auto"/>
+            <w:vAlign w:val="center"/>
+          </w:tcPr>
+          <w:p>
+            <w:pPr>
+              <w:jc w:val="center"/>
+            </w:pPr>
+            <w:r>
+              <w:t>At Risk Status</w:t>
+            </w:r>
+          </w:p>
+        </w:tc>
+        <w:tc>
+          <w:tcPr>
+            <w:tcW w:w="0" w:type="auto"/>
+            <w:vAlign w:val="center"/>
+          </w:tcPr>
+          <w:p>
+            <w:pPr>
+              <w:jc w:val="center"/>
+            </w:pPr>
+            <w:r>
+              <w:t>Boolean</w:t>
+            </w:r>
+          </w:p>
+        </w:tc>
+      </w:tr>
+      <w:tr>
+        <w:trPr>
+          <w:trHeight w:val="808"/>
+        </w:trPr>
+        <w:tc>
+          <w:tcPr>
+            <w:tcW w:w="0" w:type="auto"/>
+            <w:shd w:val="clear" w:color="auto" w:fill="153D63" w:themeFill="text2" w:themeFillTint="E6"/>
+            <w:vAlign w:val="center"/>
+          </w:tcPr>
+          <w:p>
+            <w:pPr>
+              <w:jc w:val="center"/>
+              <w:rPr>
+                <w:b/>
+                <w:bCs/>
+              </w:rPr>
+            </w:pPr>
+            <w:r>
+              <w:rPr>
+                <w:b/>
+                <w:bCs/>
+              </w:rPr>
+              <w:t>POSTCONDITIONS</w:t>
+            </w:r>
+          </w:p>
+        </w:tc>
+        <w:tc>
+          <w:tcPr>
+            <w:tcW w:w="0" w:type="auto"/>
+            <w:gridSpan w:val="2"/>
+            <w:vAlign w:val="center"/>
+          </w:tcPr>
+          <w:p>
+            <w:pPr>
+              <w:jc w:val="center"/>
+            </w:pPr>
+            <w:r>
+              <w:t>The subject is identified as at risk or not at risk.</w:t>
+            </w:r>
+          </w:p>
+        </w:tc>
+      </w:tr>
+      <w:tr>
+        <w:trPr>
+          <w:trHeight w:val="1054"/>
+        </w:trPr>
+        <w:tc>
+          <w:tcPr>
+            <w:tcW w:w="0" w:type="auto"/>
+            <w:shd w:val="clear" w:color="auto" w:fill="153D63" w:themeFill="text2" w:themeFillTint="E6"/>
+            <w:vAlign w:val="center"/>
+          </w:tcPr>
+          <w:p>
+            <w:pPr>
+              <w:jc w:val="center"/>
+              <w:rPr>
+                <w:b/>
+                <w:bCs/>
+              </w:rPr>
+            </w:pPr>
+            <w:r>
+              <w:rPr>
+                <w:b/>
+                <w:bCs/>
+              </w:rPr>
+              <w:t>VALIDATIONS</w:t>
+            </w:r>
+          </w:p>
+        </w:tc>
+        <w:tc>
+          <w:tcPr>
+            <w:tcW w:w="0" w:type="auto"/>
+            <w:gridSpan w:val="2"/>
+            <w:vAlign w:val="center"/>
+          </w:tcPr>
+          <w:p>
+            <w:pPr>
+              <w:jc w:val="center"/>
+            </w:pPr>
+            <w:r>
+              <w:t>The projected grade and minimum passing grade must be valid.</w:t>
+            </w:r>
+          </w:p>
+        </w:tc>
+      </w:tr>
+      <w:tr>
+        <w:trPr>
+          <w:trHeight w:val="1261"/>
+        </w:trPr>
+        <w:tc>
+          <w:tcPr>
+            <w:tcW w:w="0" w:type="auto"/>
+            <w:shd w:val="clear" w:color="auto" w:fill="153D63" w:themeFill="text2" w:themeFillTint="E6"/>
+            <w:vAlign w:val="center"/>
+          </w:tcPr>
+          <w:p>
+            <w:pPr>
+              <w:jc w:val="center"/>
+              <w:rPr>
+                <w:b/>
+                <w:bCs/>
+              </w:rPr>
+            </w:pPr>
+            <w:r>
+              <w:rPr>
+                <w:b/>
+                <w:bCs/>
+              </w:rPr>
+              <w:t>EXCEPTIONS</w:t>
+            </w:r>
+          </w:p>
+        </w:tc>
+        <w:tc>
+          <w:tcPr>
+            <w:tcW w:w="0" w:type="auto"/>
+            <w:gridSpan w:val="2"/>
+            <w:vAlign w:val="center"/>
+          </w:tcPr>
+          <w:p>
+            <w:pPr>
+              <w:jc w:val="center"/>
+            </w:pPr>
+            <w:r>
+              <w:t>Subjects without sufficient information for a projection shall not receive an at-risk classification.</w:t>
+            </w:r>
+          </w:p>
+        </w:tc>
+      </w:tr>
+    </w:tbl>
+    <w:p/>
+    <w:tbl>
+      <w:tblPr>
+        <w:tblStyle w:val="Tablaconcuadrcula"/>
+        <w:tblW w:w="0" w:type="auto"/>
+        <w:tblLook w:val="04A0" w:firstRow="1" w:lastRow="0" w:firstColumn="1" w:lastColumn="0" w:noHBand="0" w:noVBand="1"/>
+      </w:tblPr>
+      <w:tblGrid>
+        <w:gridCol w:w="2390"/>
+        <w:gridCol w:w="4925"/>
+        <w:gridCol w:w="2035"/>
+      </w:tblGrid>
+      <w:tr>
+        <w:trPr>
+          <w:trHeight w:val="508"/>
+        </w:trPr>
+        <w:tc>
+          <w:tcPr>
+            <w:tcW w:w="0" w:type="auto"/>
+            <w:shd w:val="clear" w:color="auto" w:fill="153D63" w:themeFill="text2" w:themeFillTint="E6"/>
+            <w:vAlign w:val="center"/>
+          </w:tcPr>
+          <w:p>
+            <w:pPr>
+              <w:jc w:val="center"/>
+              <w:rPr>
+                <w:b/>
+                <w:bCs/>
+              </w:rPr>
+            </w:pPr>
+            <w:r>
+              <w:rPr>
+                <w:b/>
+                <w:bCs/>
+              </w:rPr>
+              <w:t>ID</w:t>
+            </w:r>
+            <w:r>
+              <w:rPr>
+                <w:b/>
+                <w:bCs/>
+              </w:rPr>
+              <w:t xml:space="preserve"> &amp; NAME</w:t>
+            </w:r>
+          </w:p>
+        </w:tc>
+        <w:tc>
+          <w:tcPr>
+            <w:tcW w:w="0" w:type="auto"/>
+            <w:gridSpan w:val="2"/>
+            <w:vAlign w:val="center"/>
+          </w:tcPr>
+          <w:p>
+            <w:pPr>
+              <w:jc w:val="center"/>
+            </w:pPr>
+            <w:r>
+              <w:t>FR</w:t>
+            </w:r>
+            <w:r>
+              <w:t>-RSK</w:t>
+            </w:r>
+            <w:r>
+              <w:t>-</w:t>
+            </w:r>
+            <w:r>
+              <w:t>0</w:t>
+            </w:r>
+            <w:r>
+              <w:t>2</w:t>
+            </w:r>
+            <w:r>
+              <w:t xml:space="preserve"> </w:t>
+            </w:r>
+            <w:r>
+              <w:t xml:space="preserve">– </w:t>
+            </w:r>
+            <w:r>
+              <w:t>Track Goal Progress</w:t>
+            </w:r>
+          </w:p>
+        </w:tc>
+      </w:tr>
+      <w:tr>
+        <w:trPr>
+          <w:trHeight w:val="824"/>
+        </w:trPr>
+        <w:tc>
+          <w:tcPr>
+            <w:tcW w:w="0" w:type="auto"/>
+            <w:shd w:val="clear" w:color="auto" w:fill="153D63" w:themeFill="text2" w:themeFillTint="E6"/>
+            <w:vAlign w:val="center"/>
+          </w:tcPr>
+          <w:p>
+            <w:pPr>
+              <w:jc w:val="center"/>
+              <w:rPr>
+                <w:b/>
+                <w:bCs/>
+              </w:rPr>
+            </w:pPr>
+            <w:r>
+              <w:rPr>
+                <w:b/>
+                <w:bCs/>
+              </w:rPr>
+              <w:t>DESCRIPTION</w:t>
+            </w:r>
+          </w:p>
+        </w:tc>
+        <w:tc>
+          <w:tcPr>
+            <w:tcW w:w="0" w:type="auto"/>
+            <w:gridSpan w:val="2"/>
+            <w:vAlign w:val="center"/>
+          </w:tcPr>
+          <w:p>
+            <w:pPr>
+              <w:jc w:val="center"/>
+            </w:pPr>
+            <w:r>
+              <w:t>The system shall calculate and display the user's progress toward active subject and academic-period goals.</w:t>
+            </w:r>
+          </w:p>
+        </w:tc>
+      </w:tr>
+      <w:tr>
+        <w:trPr>
+          <w:trHeight w:val="565"/>
+        </w:trPr>
+        <w:tc>
+          <w:tcPr>
+            <w:tcW w:w="0" w:type="auto"/>
+            <w:shd w:val="clear" w:color="auto" w:fill="153D63" w:themeFill="text2" w:themeFillTint="E6"/>
+            <w:vAlign w:val="center"/>
+          </w:tcPr>
+          <w:p>
+            <w:pPr>
+              <w:jc w:val="center"/>
+              <w:rPr>
+                <w:b/>
+                <w:bCs/>
+              </w:rPr>
+            </w:pPr>
+            <w:r>
+              <w:rPr>
+                <w:b/>
+                <w:bCs/>
+              </w:rPr>
+              <w:t>ACTORS</w:t>
+            </w:r>
+          </w:p>
+        </w:tc>
+        <w:tc>
+          <w:tcPr>
+            <w:tcW w:w="0" w:type="auto"/>
+            <w:gridSpan w:val="2"/>
+            <w:vAlign w:val="center"/>
+          </w:tcPr>
+          <w:p>
+            <w:pPr>
+              <w:jc w:val="center"/>
+            </w:pPr>
+            <w:r>
+              <w:t>System</w:t>
+            </w:r>
+          </w:p>
+        </w:tc>
+      </w:tr>
+      <w:tr>
+        <w:trPr>
+          <w:trHeight w:val="724"/>
+        </w:trPr>
+        <w:tc>
+          <w:tcPr>
+            <w:tcW w:w="0" w:type="auto"/>
+            <w:shd w:val="clear" w:color="auto" w:fill="153D63" w:themeFill="text2" w:themeFillTint="E6"/>
+            <w:vAlign w:val="center"/>
+          </w:tcPr>
+          <w:p>
+            <w:pPr>
+              <w:jc w:val="center"/>
+              <w:rPr>
+                <w:b/>
+                <w:bCs/>
+              </w:rPr>
+            </w:pPr>
+            <w:r>
+              <w:rPr>
+                <w:b/>
+                <w:bCs/>
+              </w:rPr>
+              <w:t>PRECONDITIONS</w:t>
+            </w:r>
+          </w:p>
+        </w:tc>
+        <w:tc>
+          <w:tcPr>
+            <w:tcW w:w="0" w:type="auto"/>
+            <w:gridSpan w:val="2"/>
+            <w:vAlign w:val="center"/>
+          </w:tcPr>
+          <w:p>
+            <w:pPr>
+              <w:pStyle w:val="Prrafodelista"/>
+              <w:ind w:left="0"/>
+              <w:jc w:val="center"/>
+            </w:pPr>
+            <w:r>
+              <w:t>An active goal and sufficient academic performance data exist.</w:t>
+            </w:r>
+          </w:p>
+        </w:tc>
+      </w:tr>
+      <w:tr>
+        <w:trPr>
+          <w:trHeight w:val="363"/>
+        </w:trPr>
+        <w:tc>
+          <w:tcPr>
+            <w:tcW w:w="0" w:type="auto"/>
+            <w:vMerge w:val="restart"/>
+            <w:shd w:val="clear" w:color="auto" w:fill="153D63" w:themeFill="text2" w:themeFillTint="E6"/>
+            <w:vAlign w:val="center"/>
+          </w:tcPr>
+          <w:p>
+            <w:pPr>
+              <w:jc w:val="center"/>
+              <w:rPr>
+                <w:b/>
+                <w:bCs/>
+              </w:rPr>
+            </w:pPr>
+            <w:r>
+              <w:rPr>
+                <w:b/>
+                <w:bCs/>
+              </w:rPr>
+              <w:t>INPUTS</w:t>
+            </w:r>
+          </w:p>
+        </w:tc>
+        <w:tc>
+          <w:tcPr>
+            <w:tcW w:w="0" w:type="auto"/>
+            <w:shd w:val="clear" w:color="auto" w:fill="153D63" w:themeFill="text2" w:themeFillTint="E6"/>
+            <w:vAlign w:val="center"/>
+          </w:tcPr>
+          <w:p>
+            <w:pPr>
+              <w:jc w:val="center"/>
+              <w:rPr>
+                <w:b/>
+                <w:bCs/>
+              </w:rPr>
+            </w:pPr>
+            <w:r>
+              <w:rPr>
+                <w:b/>
+                <w:bCs/>
+              </w:rPr>
+              <w:t>NAME</w:t>
+            </w:r>
+          </w:p>
+        </w:tc>
+        <w:tc>
+          <w:tcPr>
+            <w:tcW w:w="0" w:type="auto"/>
+            <w:shd w:val="clear" w:color="auto" w:fill="153D63" w:themeFill="text2" w:themeFillTint="E6"/>
+            <w:vAlign w:val="center"/>
+          </w:tcPr>
+          <w:p>
+            <w:pPr>
+              <w:jc w:val="center"/>
+              <w:rPr>
+                <w:b/>
+                <w:bCs/>
+              </w:rPr>
+            </w:pPr>
+            <w:r>
+              <w:rPr>
+                <w:b/>
+                <w:bCs/>
+              </w:rPr>
+              <w:t>TYPE</w:t>
+            </w:r>
+          </w:p>
+        </w:tc>
+      </w:tr>
+      <w:tr>
+        <w:trPr>
+          <w:trHeight w:val="517"/>
+        </w:trPr>
+        <w:tc>
+          <w:tcPr>
+            <w:tcW w:w="0" w:type="auto"/>
+            <w:vMerge/>
+            <w:shd w:val="clear" w:color="auto" w:fill="153D63" w:themeFill="text2" w:themeFillTint="E6"/>
+            <w:vAlign w:val="center"/>
+          </w:tcPr>
+          <w:p>
+            <w:pPr>
+              <w:jc w:val="center"/>
+              <w:rPr>
+                <w:b/>
+                <w:bCs/>
+              </w:rPr>
+            </w:pPr>
+          </w:p>
+        </w:tc>
+        <w:tc>
+          <w:tcPr>
+            <w:tcW w:w="0" w:type="auto"/>
+            <w:vAlign w:val="center"/>
+          </w:tcPr>
+          <w:p>
+            <w:pPr>
+              <w:jc w:val="center"/>
+            </w:pPr>
+            <w:r>
+              <w:t>Goal Target</w:t>
+            </w:r>
+          </w:p>
+        </w:tc>
+        <w:tc>
+          <w:tcPr>
+            <w:tcW w:w="0" w:type="auto"/>
+            <w:vAlign w:val="center"/>
+          </w:tcPr>
+          <w:p>
+            <w:pPr>
+              <w:jc w:val="center"/>
+            </w:pPr>
+            <w:r>
+              <w:t>Double</w:t>
+            </w:r>
+          </w:p>
+        </w:tc>
+      </w:tr>
+      <w:tr>
+        <w:trPr>
+          <w:trHeight w:val="517"/>
+        </w:trPr>
+        <w:tc>
+          <w:tcPr>
+            <w:tcW w:w="0" w:type="auto"/>
+            <w:vMerge/>
+            <w:shd w:val="clear" w:color="auto" w:fill="153D63" w:themeFill="text2" w:themeFillTint="E6"/>
+            <w:vAlign w:val="center"/>
+          </w:tcPr>
+          <w:p>
+            <w:pPr>
+              <w:jc w:val="center"/>
+              <w:rPr>
+                <w:b/>
+                <w:bCs/>
+              </w:rPr>
+            </w:pPr>
+          </w:p>
+        </w:tc>
+        <w:tc>
+          <w:tcPr>
+            <w:tcW w:w="0" w:type="auto"/>
+            <w:vAlign w:val="center"/>
+          </w:tcPr>
+          <w:p>
+            <w:pPr>
+              <w:jc w:val="center"/>
+            </w:pPr>
+            <w:r>
+              <w:t>Current Grade</w:t>
+            </w:r>
+          </w:p>
+        </w:tc>
+        <w:tc>
+          <w:tcPr>
+            <w:tcW w:w="0" w:type="auto"/>
+            <w:vAlign w:val="center"/>
+          </w:tcPr>
+          <w:p>
+            <w:pPr>
+              <w:jc w:val="center"/>
+            </w:pPr>
+            <w:r>
+              <w:t>Double</w:t>
+            </w:r>
+          </w:p>
+        </w:tc>
+      </w:tr>
+      <w:tr>
+        <w:trPr>
+          <w:trHeight w:val="517"/>
+        </w:trPr>
+        <w:tc>
+          <w:tcPr>
+            <w:tcW w:w="0" w:type="auto"/>
+            <w:vMerge/>
+            <w:shd w:val="clear" w:color="auto" w:fill="153D63" w:themeFill="text2" w:themeFillTint="E6"/>
+            <w:vAlign w:val="center"/>
+          </w:tcPr>
+          <w:p>
+            <w:pPr>
+              <w:jc w:val="center"/>
+              <w:rPr>
+                <w:b/>
+                <w:bCs/>
+              </w:rPr>
+            </w:pPr>
+          </w:p>
+        </w:tc>
+        <w:tc>
+          <w:tcPr>
+            <w:tcW w:w="0" w:type="auto"/>
+            <w:vAlign w:val="center"/>
+          </w:tcPr>
+          <w:p>
+            <w:pPr>
+              <w:jc w:val="center"/>
+            </w:pPr>
+            <w:r>
+              <w:t>Projected Final Grade</w:t>
+            </w:r>
+          </w:p>
+        </w:tc>
+        <w:tc>
+          <w:tcPr>
+            <w:tcW w:w="0" w:type="auto"/>
+            <w:vAlign w:val="center"/>
+          </w:tcPr>
+          <w:p>
+            <w:pPr>
+              <w:jc w:val="center"/>
+            </w:pPr>
+            <w:r>
+              <w:t>Double</w:t>
+            </w:r>
+          </w:p>
+        </w:tc>
+      </w:tr>
+      <w:tr>
+        <w:trPr>
+          <w:trHeight w:val="992"/>
+        </w:trPr>
+        <w:tc>
+          <w:tcPr>
+            <w:tcW w:w="0" w:type="auto"/>
+            <w:shd w:val="clear" w:color="auto" w:fill="153D63" w:themeFill="text2" w:themeFillTint="E6"/>
+            <w:vAlign w:val="center"/>
+          </w:tcPr>
+          <w:p>
+            <w:pPr>
+              <w:jc w:val="center"/>
+              <w:rPr>
+                <w:b/>
+                <w:bCs/>
+              </w:rPr>
+            </w:pPr>
+            <w:r>
+              <w:rPr>
+                <w:b/>
+                <w:bCs/>
+              </w:rPr>
+              <w:t>PROCESS</w:t>
+            </w:r>
+          </w:p>
+        </w:tc>
+        <w:tc>
+          <w:tcPr>
+            <w:tcW w:w="0" w:type="auto"/>
+            <w:gridSpan w:val="2"/>
+            <w:vAlign w:val="center"/>
+          </w:tcPr>
+          <w:p>
+            <w:pPr>
+              <w:jc w:val="center"/>
+            </w:pPr>
+            <w:r>
+              <w:t>The system compares the relevant academic result with the goal target.</w:t>
+            </w:r>
+          </w:p>
+        </w:tc>
+      </w:tr>
+      <w:tr>
+        <w:trPr>
+          <w:trHeight w:val="347"/>
+        </w:trPr>
+        <w:tc>
+          <w:tcPr>
+            <w:tcW w:w="0" w:type="auto"/>
+            <w:vMerge w:val="restart"/>
+            <w:shd w:val="clear" w:color="auto" w:fill="153D63" w:themeFill="text2" w:themeFillTint="E6"/>
+            <w:vAlign w:val="center"/>
+          </w:tcPr>
+          <w:p>
+            <w:pPr>
+              <w:jc w:val="center"/>
+              <w:rPr>
+                <w:b/>
+                <w:bCs/>
+              </w:rPr>
+            </w:pPr>
+            <w:r>
+              <w:rPr>
+                <w:b/>
+                <w:bCs/>
+              </w:rPr>
+              <w:t>OUTPUTS</w:t>
+            </w:r>
+          </w:p>
+        </w:tc>
+        <w:tc>
+          <w:tcPr>
+            <w:tcW w:w="0" w:type="auto"/>
+            <w:shd w:val="clear" w:color="auto" w:fill="153D63" w:themeFill="text2" w:themeFillTint="E6"/>
+            <w:vAlign w:val="center"/>
+          </w:tcPr>
+          <w:p>
+            <w:pPr>
+              <w:jc w:val="center"/>
+              <w:rPr>
+                <w:b/>
+                <w:bCs/>
+              </w:rPr>
+            </w:pPr>
+            <w:r>
+              <w:rPr>
+                <w:b/>
+                <w:bCs/>
+              </w:rPr>
+              <w:t>NAME</w:t>
+            </w:r>
+          </w:p>
+        </w:tc>
+        <w:tc>
+          <w:tcPr>
+            <w:tcW w:w="0" w:type="auto"/>
+            <w:shd w:val="clear" w:color="auto" w:fill="153D63" w:themeFill="text2" w:themeFillTint="E6"/>
+            <w:vAlign w:val="center"/>
+          </w:tcPr>
+          <w:p>
+            <w:pPr>
+              <w:jc w:val="center"/>
+              <w:rPr>
+                <w:b/>
+                <w:bCs/>
+              </w:rPr>
+            </w:pPr>
+            <w:r>
+              <w:rPr>
+                <w:b/>
+                <w:bCs/>
+              </w:rPr>
+              <w:t>TYPE</w:t>
+            </w:r>
+          </w:p>
+        </w:tc>
+      </w:tr>
+      <w:tr>
+        <w:trPr>
+          <w:trHeight w:val="525"/>
+        </w:trPr>
+        <w:tc>
+          <w:tcPr>
+            <w:tcW w:w="0" w:type="auto"/>
+            <w:vMerge/>
+            <w:shd w:val="clear" w:color="auto" w:fill="153D63" w:themeFill="text2" w:themeFillTint="E6"/>
+            <w:vAlign w:val="center"/>
+          </w:tcPr>
+          <w:p>
+            <w:pPr>
+              <w:jc w:val="center"/>
+              <w:rPr>
+                <w:b/>
+                <w:bCs/>
+              </w:rPr>
+            </w:pPr>
+          </w:p>
+        </w:tc>
+        <w:tc>
+          <w:tcPr>
+            <w:tcW w:w="0" w:type="auto"/>
+            <w:vAlign w:val="center"/>
+          </w:tcPr>
+          <w:p>
+            <w:pPr>
+              <w:jc w:val="center"/>
+            </w:pPr>
+            <w:r>
+              <w:t>Goal Progress Indicator</w:t>
+            </w:r>
+          </w:p>
+        </w:tc>
+        <w:tc>
+          <w:tcPr>
+            <w:tcW w:w="0" w:type="auto"/>
+            <w:vAlign w:val="center"/>
+          </w:tcPr>
+          <w:p>
+            <w:pPr>
+              <w:jc w:val="center"/>
+            </w:pPr>
+            <w:r>
+              <w:t>Double</w:t>
+            </w:r>
+          </w:p>
+        </w:tc>
+      </w:tr>
+      <w:tr>
+        <w:trPr>
+          <w:trHeight w:val="808"/>
+        </w:trPr>
+        <w:tc>
+          <w:tcPr>
+            <w:tcW w:w="0" w:type="auto"/>
+            <w:shd w:val="clear" w:color="auto" w:fill="153D63" w:themeFill="text2" w:themeFillTint="E6"/>
+            <w:vAlign w:val="center"/>
+          </w:tcPr>
+          <w:p>
+            <w:pPr>
+              <w:jc w:val="center"/>
+              <w:rPr>
+                <w:b/>
+                <w:bCs/>
+              </w:rPr>
+            </w:pPr>
+            <w:r>
+              <w:rPr>
+                <w:b/>
+                <w:bCs/>
+              </w:rPr>
+              <w:t>POSTCONDITIONS</w:t>
+            </w:r>
+          </w:p>
+        </w:tc>
+        <w:tc>
+          <w:tcPr>
+            <w:tcW w:w="0" w:type="auto"/>
+            <w:gridSpan w:val="2"/>
+            <w:vAlign w:val="center"/>
+          </w:tcPr>
+          <w:p>
+            <w:pPr>
+              <w:jc w:val="center"/>
+            </w:pPr>
+            <w:r>
+              <w:t xml:space="preserve">The user's progress toward the goal is available and updated when relevant academic data changes. </w:t>
+            </w:r>
+          </w:p>
+        </w:tc>
+      </w:tr>
+      <w:tr>
+        <w:trPr>
+          <w:trHeight w:val="1054"/>
+        </w:trPr>
+        <w:tc>
+          <w:tcPr>
+            <w:tcW w:w="0" w:type="auto"/>
+            <w:shd w:val="clear" w:color="auto" w:fill="153D63" w:themeFill="text2" w:themeFillTint="E6"/>
+            <w:vAlign w:val="center"/>
+          </w:tcPr>
+          <w:p>
+            <w:pPr>
+              <w:jc w:val="center"/>
+              <w:rPr>
+                <w:b/>
+                <w:bCs/>
+              </w:rPr>
+            </w:pPr>
+            <w:r>
+              <w:rPr>
+                <w:b/>
+                <w:bCs/>
+              </w:rPr>
+              <w:t>VALIDATIONS</w:t>
+            </w:r>
+          </w:p>
+        </w:tc>
+        <w:tc>
+          <w:tcPr>
+            <w:tcW w:w="0" w:type="auto"/>
+            <w:gridSpan w:val="2"/>
+            <w:vAlign w:val="center"/>
+          </w:tcPr>
+          <w:p>
+            <w:pPr>
+              <w:jc w:val="center"/>
+            </w:pPr>
+            <w:r>
+              <w:t>The goal and relevant grade must be valid.</w:t>
+            </w:r>
+          </w:p>
+        </w:tc>
+      </w:tr>
+      <w:tr>
+        <w:trPr>
+          <w:trHeight w:val="1261"/>
+        </w:trPr>
+        <w:tc>
+          <w:tcPr>
+            <w:tcW w:w="0" w:type="auto"/>
+            <w:shd w:val="clear" w:color="auto" w:fill="153D63" w:themeFill="text2" w:themeFillTint="E6"/>
+            <w:vAlign w:val="center"/>
+          </w:tcPr>
+          <w:p>
+            <w:pPr>
+              <w:jc w:val="center"/>
+              <w:rPr>
+                <w:b/>
+                <w:bCs/>
+              </w:rPr>
+            </w:pPr>
+            <w:r>
+              <w:rPr>
+                <w:b/>
+                <w:bCs/>
+              </w:rPr>
+              <w:t>EXCEPTIONS</w:t>
+            </w:r>
+          </w:p>
+        </w:tc>
+        <w:tc>
+          <w:tcPr>
+            <w:tcW w:w="0" w:type="auto"/>
+            <w:gridSpan w:val="2"/>
+            <w:vAlign w:val="center"/>
+          </w:tcPr>
+          <w:p>
+            <w:pPr>
+              <w:jc w:val="center"/>
+            </w:pPr>
+            <w:r>
+              <w:t>Progress shall not be calculated when insufficient information exists.</w:t>
+            </w:r>
+          </w:p>
+        </w:tc>
+      </w:tr>
+    </w:tbl>
+    <w:p/>
+    <w:p>
+      <w:r>
+        <w:br w:type="page"/>
+      </w:r>
+    </w:p>
+    <w:p>
+      <w:pPr>
+        <w:pStyle w:val="Ttulo3"/>
+      </w:pPr>
+      <w:proofErr w:type="spellStart"/>
+      <w:r>
+        <w:t>Report</w:t>
+      </w:r>
+      <w:proofErr w:type="spellEnd"/>
+      <w:r>
+        <w:t xml:space="preserve"> (RPT) Requirements</w:t>
+      </w:r>
+    </w:p>
+    <w:tbl>
+      <w:tblPr>
+        <w:tblStyle w:val="Tablaconcuadrcula"/>
+        <w:tblW w:w="0" w:type="auto"/>
+        <w:tblLook w:val="04A0" w:firstRow="1" w:lastRow="0" w:firstColumn="1" w:lastColumn="0" w:noHBand="0" w:noVBand="1"/>
+      </w:tblPr>
+      <w:tblGrid>
+        <w:gridCol w:w="2390"/>
+        <w:gridCol w:w="4808"/>
+        <w:gridCol w:w="2152"/>
+      </w:tblGrid>
+      <w:tr>
+        <w:trPr>
+          <w:trHeight w:val="508"/>
+        </w:trPr>
+        <w:tc>
+          <w:tcPr>
+            <w:tcW w:w="0" w:type="auto"/>
+            <w:shd w:val="clear" w:color="auto" w:fill="153D63" w:themeFill="text2" w:themeFillTint="E6"/>
+            <w:vAlign w:val="center"/>
+          </w:tcPr>
+          <w:p>
+            <w:pPr>
+              <w:jc w:val="center"/>
+              <w:rPr>
+                <w:b/>
+                <w:bCs/>
+              </w:rPr>
+            </w:pPr>
+            <w:r>
+              <w:rPr>
+                <w:b/>
+                <w:bCs/>
+              </w:rPr>
+              <w:t>ID</w:t>
+            </w:r>
+            <w:r>
+              <w:rPr>
+                <w:b/>
+                <w:bCs/>
+              </w:rPr>
+              <w:t xml:space="preserve"> &amp; NAME</w:t>
+            </w:r>
+          </w:p>
+        </w:tc>
+        <w:tc>
+          <w:tcPr>
+            <w:tcW w:w="0" w:type="auto"/>
+            <w:gridSpan w:val="2"/>
+            <w:vAlign w:val="center"/>
+          </w:tcPr>
+          <w:p>
+            <w:pPr>
+              <w:jc w:val="center"/>
+            </w:pPr>
+            <w:r>
+              <w:t>FR</w:t>
+            </w:r>
+            <w:r>
+              <w:t>-RPT</w:t>
+            </w:r>
+            <w:r>
+              <w:t>-</w:t>
+            </w:r>
+            <w:r>
+              <w:t>0</w:t>
+            </w:r>
+            <w:r>
+              <w:t>1</w:t>
+            </w:r>
+            <w:r>
+              <w:t xml:space="preserve"> </w:t>
+            </w:r>
+            <w:r>
+              <w:t xml:space="preserve">– </w:t>
+            </w:r>
+            <w:r>
+              <w:t>Generate Subject Performance Report</w:t>
+            </w:r>
+          </w:p>
+        </w:tc>
+      </w:tr>
+      <w:tr>
+        <w:trPr>
+          <w:trHeight w:val="824"/>
+        </w:trPr>
+        <w:tc>
+          <w:tcPr>
+            <w:tcW w:w="0" w:type="auto"/>
+            <w:shd w:val="clear" w:color="auto" w:fill="153D63" w:themeFill="text2" w:themeFillTint="E6"/>
+            <w:vAlign w:val="center"/>
+          </w:tcPr>
+          <w:p>
+            <w:pPr>
+              <w:jc w:val="center"/>
+              <w:rPr>
+                <w:b/>
+                <w:bCs/>
+              </w:rPr>
+            </w:pPr>
+            <w:r>
+              <w:rPr>
+                <w:b/>
+                <w:bCs/>
+              </w:rPr>
+              <w:t>DESCRIPTION</w:t>
+            </w:r>
+          </w:p>
+        </w:tc>
+        <w:tc>
+          <w:tcPr>
+            <w:tcW w:w="0" w:type="auto"/>
+            <w:gridSpan w:val="2"/>
+            <w:vAlign w:val="center"/>
+          </w:tcPr>
+          <w:p>
+            <w:pPr>
+              <w:jc w:val="center"/>
+            </w:pPr>
+            <w:r>
+              <w:t>The system shall generate a report containing the relevant academic performance information of a selected subject.</w:t>
+            </w:r>
+          </w:p>
+        </w:tc>
+      </w:tr>
+      <w:tr>
+        <w:trPr>
+          <w:trHeight w:val="565"/>
+        </w:trPr>
+        <w:tc>
+          <w:tcPr>
+            <w:tcW w:w="0" w:type="auto"/>
+            <w:shd w:val="clear" w:color="auto" w:fill="153D63" w:themeFill="text2" w:themeFillTint="E6"/>
+            <w:vAlign w:val="center"/>
+          </w:tcPr>
+          <w:p>
+            <w:pPr>
+              <w:jc w:val="center"/>
+              <w:rPr>
+                <w:b/>
+                <w:bCs/>
+              </w:rPr>
+            </w:pPr>
+            <w:r>
+              <w:rPr>
+                <w:b/>
+                <w:bCs/>
+              </w:rPr>
+              <w:t>ACTORS</w:t>
+            </w:r>
+          </w:p>
+        </w:tc>
+        <w:tc>
+          <w:tcPr>
+            <w:tcW w:w="0" w:type="auto"/>
+            <w:gridSpan w:val="2"/>
+            <w:vAlign w:val="center"/>
+          </w:tcPr>
+          <w:p>
+            <w:pPr>
+              <w:jc w:val="center"/>
+            </w:pPr>
+            <w:r>
+              <w:t xml:space="preserve">User, </w:t>
+            </w:r>
+            <w:r>
+              <w:t>System</w:t>
+            </w:r>
+          </w:p>
+        </w:tc>
+      </w:tr>
+      <w:tr>
+        <w:trPr>
+          <w:trHeight w:val="724"/>
+        </w:trPr>
+        <w:tc>
+          <w:tcPr>
+            <w:tcW w:w="0" w:type="auto"/>
+            <w:shd w:val="clear" w:color="auto" w:fill="153D63" w:themeFill="text2" w:themeFillTint="E6"/>
+            <w:vAlign w:val="center"/>
+          </w:tcPr>
+          <w:p>
+            <w:pPr>
+              <w:jc w:val="center"/>
+              <w:rPr>
+                <w:b/>
+                <w:bCs/>
+              </w:rPr>
+            </w:pPr>
+            <w:r>
+              <w:rPr>
+                <w:b/>
+                <w:bCs/>
+              </w:rPr>
+              <w:t>PRECONDITIONS</w:t>
+            </w:r>
+          </w:p>
+        </w:tc>
+        <w:tc>
+          <w:tcPr>
+            <w:tcW w:w="0" w:type="auto"/>
+            <w:gridSpan w:val="2"/>
+            <w:vAlign w:val="center"/>
+          </w:tcPr>
+          <w:p>
+            <w:pPr>
+              <w:pStyle w:val="Prrafodelista"/>
+              <w:ind w:left="0"/>
+              <w:jc w:val="center"/>
+            </w:pPr>
+            <w:r>
+              <w:t>The subject exists and belongs to the authenticated user.</w:t>
+            </w:r>
+          </w:p>
+        </w:tc>
+      </w:tr>
+      <w:tr>
+        <w:trPr>
+          <w:trHeight w:val="363"/>
+        </w:trPr>
+        <w:tc>
+          <w:tcPr>
+            <w:tcW w:w="0" w:type="auto"/>
+            <w:vMerge w:val="restart"/>
+            <w:shd w:val="clear" w:color="auto" w:fill="153D63" w:themeFill="text2" w:themeFillTint="E6"/>
+            <w:vAlign w:val="center"/>
+          </w:tcPr>
+          <w:p>
+            <w:pPr>
+              <w:jc w:val="center"/>
+              <w:rPr>
+                <w:b/>
+                <w:bCs/>
+              </w:rPr>
+            </w:pPr>
+            <w:r>
+              <w:rPr>
+                <w:b/>
+                <w:bCs/>
+              </w:rPr>
+              <w:t>INPUTS</w:t>
+            </w:r>
+          </w:p>
+        </w:tc>
+        <w:tc>
+          <w:tcPr>
+            <w:tcW w:w="0" w:type="auto"/>
+            <w:shd w:val="clear" w:color="auto" w:fill="153D63" w:themeFill="text2" w:themeFillTint="E6"/>
+            <w:vAlign w:val="center"/>
+          </w:tcPr>
+          <w:p>
+            <w:pPr>
+              <w:jc w:val="center"/>
+              <w:rPr>
+                <w:b/>
+                <w:bCs/>
+              </w:rPr>
+            </w:pPr>
+            <w:r>
+              <w:rPr>
+                <w:b/>
+                <w:bCs/>
+              </w:rPr>
+              <w:t>NAME</w:t>
+            </w:r>
+          </w:p>
+        </w:tc>
+        <w:tc>
+          <w:tcPr>
+            <w:tcW w:w="0" w:type="auto"/>
+            <w:shd w:val="clear" w:color="auto" w:fill="153D63" w:themeFill="text2" w:themeFillTint="E6"/>
+            <w:vAlign w:val="center"/>
+          </w:tcPr>
+          <w:p>
+            <w:pPr>
+              <w:jc w:val="center"/>
+              <w:rPr>
+                <w:b/>
+                <w:bCs/>
+              </w:rPr>
+            </w:pPr>
+            <w:r>
+              <w:rPr>
+                <w:b/>
+                <w:bCs/>
+              </w:rPr>
+              <w:t>TYPE</w:t>
+            </w:r>
+          </w:p>
+        </w:tc>
+      </w:tr>
+      <w:tr>
+        <w:trPr>
+          <w:trHeight w:val="517"/>
+        </w:trPr>
+        <w:tc>
+          <w:tcPr>
+            <w:tcW w:w="0" w:type="auto"/>
+            <w:vMerge/>
+            <w:shd w:val="clear" w:color="auto" w:fill="153D63" w:themeFill="text2" w:themeFillTint="E6"/>
+            <w:vAlign w:val="center"/>
+          </w:tcPr>
+          <w:p>
+            <w:pPr>
+              <w:jc w:val="center"/>
+              <w:rPr>
+                <w:b/>
+                <w:bCs/>
+              </w:rPr>
+            </w:pPr>
+          </w:p>
+        </w:tc>
+        <w:tc>
+          <w:tcPr>
+            <w:tcW w:w="0" w:type="auto"/>
+            <w:vAlign w:val="center"/>
+          </w:tcPr>
+          <w:p>
+            <w:pPr>
+              <w:jc w:val="center"/>
+            </w:pPr>
+            <w:r>
+              <w:t>Subject</w:t>
+            </w:r>
+          </w:p>
+        </w:tc>
+        <w:tc>
+          <w:tcPr>
+            <w:tcW w:w="0" w:type="auto"/>
+            <w:vAlign w:val="center"/>
+          </w:tcPr>
+          <w:p>
+            <w:pPr>
+              <w:jc w:val="center"/>
+            </w:pPr>
+            <w:r>
+              <w:t>Identifier</w:t>
+            </w:r>
+          </w:p>
+        </w:tc>
+      </w:tr>
+      <w:tr>
+        <w:trPr>
+          <w:trHeight w:val="992"/>
+        </w:trPr>
+        <w:tc>
+          <w:tcPr>
+            <w:tcW w:w="0" w:type="auto"/>
+            <w:shd w:val="clear" w:color="auto" w:fill="153D63" w:themeFill="text2" w:themeFillTint="E6"/>
+            <w:vAlign w:val="center"/>
+          </w:tcPr>
+          <w:p>
+            <w:pPr>
+              <w:jc w:val="center"/>
+              <w:rPr>
+                <w:b/>
+                <w:bCs/>
+              </w:rPr>
+            </w:pPr>
+            <w:r>
+              <w:rPr>
+                <w:b/>
+                <w:bCs/>
+              </w:rPr>
+              <w:t>PROCESS</w:t>
+            </w:r>
+          </w:p>
+        </w:tc>
+        <w:tc>
+          <w:tcPr>
+            <w:tcW w:w="0" w:type="auto"/>
+            <w:gridSpan w:val="2"/>
+            <w:vAlign w:val="center"/>
+          </w:tcPr>
+          <w:p>
+            <w:pPr>
+              <w:jc w:val="center"/>
+            </w:pPr>
+            <w:r>
+              <w:t>The system retrieves the subject's assessments, grades, calculations, projections, goals, and risk status and generates a consolidated report.</w:t>
+            </w:r>
+          </w:p>
+        </w:tc>
+      </w:tr>
+      <w:tr>
+        <w:trPr>
+          <w:trHeight w:val="347"/>
+        </w:trPr>
+        <w:tc>
+          <w:tcPr>
+            <w:tcW w:w="0" w:type="auto"/>
+            <w:vMerge w:val="restart"/>
+            <w:shd w:val="clear" w:color="auto" w:fill="153D63" w:themeFill="text2" w:themeFillTint="E6"/>
+            <w:vAlign w:val="center"/>
+          </w:tcPr>
+          <w:p>
+            <w:pPr>
+              <w:jc w:val="center"/>
+              <w:rPr>
+                <w:b/>
+                <w:bCs/>
+              </w:rPr>
+            </w:pPr>
+            <w:r>
+              <w:rPr>
+                <w:b/>
+                <w:bCs/>
+              </w:rPr>
+              <w:t>OUTPUTS</w:t>
+            </w:r>
+          </w:p>
+        </w:tc>
+        <w:tc>
+          <w:tcPr>
+            <w:tcW w:w="0" w:type="auto"/>
+            <w:shd w:val="clear" w:color="auto" w:fill="153D63" w:themeFill="text2" w:themeFillTint="E6"/>
+            <w:vAlign w:val="center"/>
+          </w:tcPr>
+          <w:p>
+            <w:pPr>
+              <w:jc w:val="center"/>
+              <w:rPr>
+                <w:b/>
+                <w:bCs/>
+              </w:rPr>
+            </w:pPr>
+            <w:r>
+              <w:rPr>
+                <w:b/>
+                <w:bCs/>
+              </w:rPr>
+              <w:t>NAME</w:t>
+            </w:r>
+          </w:p>
+        </w:tc>
+        <w:tc>
+          <w:tcPr>
+            <w:tcW w:w="0" w:type="auto"/>
+            <w:shd w:val="clear" w:color="auto" w:fill="153D63" w:themeFill="text2" w:themeFillTint="E6"/>
+            <w:vAlign w:val="center"/>
+          </w:tcPr>
+          <w:p>
+            <w:pPr>
+              <w:jc w:val="center"/>
+              <w:rPr>
+                <w:b/>
+                <w:bCs/>
+              </w:rPr>
+            </w:pPr>
+            <w:r>
+              <w:rPr>
+                <w:b/>
+                <w:bCs/>
+              </w:rPr>
+              <w:t>TYPE</w:t>
+            </w:r>
+          </w:p>
+        </w:tc>
+      </w:tr>
+      <w:tr>
+        <w:trPr>
+          <w:trHeight w:val="525"/>
+        </w:trPr>
+        <w:tc>
+          <w:tcPr>
+            <w:tcW w:w="0" w:type="auto"/>
+            <w:vMerge/>
+            <w:shd w:val="clear" w:color="auto" w:fill="153D63" w:themeFill="text2" w:themeFillTint="E6"/>
+            <w:vAlign w:val="center"/>
+          </w:tcPr>
+          <w:p>
+            <w:pPr>
+              <w:jc w:val="center"/>
+              <w:rPr>
+                <w:b/>
+                <w:bCs/>
+              </w:rPr>
+            </w:pPr>
+          </w:p>
+        </w:tc>
+        <w:tc>
+          <w:tcPr>
+            <w:tcW w:w="0" w:type="auto"/>
+            <w:vAlign w:val="center"/>
+          </w:tcPr>
+          <w:p>
+            <w:pPr>
+              <w:jc w:val="center"/>
+            </w:pPr>
+            <w:r>
+              <w:t>Subject Performance Report</w:t>
+            </w:r>
+          </w:p>
+        </w:tc>
+        <w:tc>
+          <w:tcPr>
+            <w:tcW w:w="0" w:type="auto"/>
+            <w:vAlign w:val="center"/>
+          </w:tcPr>
+          <w:p>
+            <w:pPr>
+              <w:jc w:val="center"/>
+            </w:pPr>
+            <w:r>
+              <w:t>File</w:t>
+            </w:r>
+          </w:p>
+        </w:tc>
+      </w:tr>
+      <w:tr>
+        <w:trPr>
+          <w:trHeight w:val="808"/>
+        </w:trPr>
+        <w:tc>
+          <w:tcPr>
+            <w:tcW w:w="0" w:type="auto"/>
+            <w:shd w:val="clear" w:color="auto" w:fill="153D63" w:themeFill="text2" w:themeFillTint="E6"/>
+            <w:vAlign w:val="center"/>
+          </w:tcPr>
+          <w:p>
+            <w:pPr>
+              <w:jc w:val="center"/>
+              <w:rPr>
+                <w:b/>
+                <w:bCs/>
+              </w:rPr>
+            </w:pPr>
+            <w:r>
+              <w:rPr>
+                <w:b/>
+                <w:bCs/>
+              </w:rPr>
+              <w:t>POSTCONDITIONS</w:t>
+            </w:r>
+          </w:p>
+        </w:tc>
+        <w:tc>
+          <w:tcPr>
+            <w:tcW w:w="0" w:type="auto"/>
+            <w:gridSpan w:val="2"/>
+            <w:vAlign w:val="center"/>
+          </w:tcPr>
+          <w:p>
+            <w:pPr>
+              <w:jc w:val="center"/>
+            </w:pPr>
+            <w:r>
+              <w:t>The report is presented to the user.</w:t>
+            </w:r>
+          </w:p>
+        </w:tc>
+      </w:tr>
+      <w:tr>
+        <w:trPr>
+          <w:trHeight w:val="1054"/>
+        </w:trPr>
+        <w:tc>
+          <w:tcPr>
+            <w:tcW w:w="0" w:type="auto"/>
+            <w:shd w:val="clear" w:color="auto" w:fill="153D63" w:themeFill="text2" w:themeFillTint="E6"/>
+            <w:vAlign w:val="center"/>
+          </w:tcPr>
+          <w:p>
+            <w:pPr>
+              <w:jc w:val="center"/>
+              <w:rPr>
+                <w:b/>
+                <w:bCs/>
+              </w:rPr>
+            </w:pPr>
+            <w:r>
+              <w:rPr>
+                <w:b/>
+                <w:bCs/>
+              </w:rPr>
+              <w:t>VALIDATIONS</w:t>
+            </w:r>
+          </w:p>
+        </w:tc>
+        <w:tc>
+          <w:tcPr>
+            <w:tcW w:w="0" w:type="auto"/>
+            <w:gridSpan w:val="2"/>
+            <w:vAlign w:val="center"/>
+          </w:tcPr>
+          <w:p>
+            <w:pPr>
+              <w:jc w:val="center"/>
+            </w:pPr>
+            <w:r>
+              <w:t>The selected subject must be accessible to the user.</w:t>
+            </w:r>
+          </w:p>
+        </w:tc>
+      </w:tr>
+      <w:tr>
+        <w:trPr>
+          <w:trHeight w:val="1261"/>
+        </w:trPr>
+        <w:tc>
+          <w:tcPr>
+            <w:tcW w:w="0" w:type="auto"/>
+            <w:shd w:val="clear" w:color="auto" w:fill="153D63" w:themeFill="text2" w:themeFillTint="E6"/>
+            <w:vAlign w:val="center"/>
+          </w:tcPr>
+          <w:p>
+            <w:pPr>
+              <w:jc w:val="center"/>
+              <w:rPr>
+                <w:b/>
+                <w:bCs/>
+              </w:rPr>
+            </w:pPr>
+            <w:r>
+              <w:rPr>
+                <w:b/>
+                <w:bCs/>
+              </w:rPr>
+              <w:t>EXCEPTIONS</w:t>
+            </w:r>
+          </w:p>
+        </w:tc>
+        <w:tc>
+          <w:tcPr>
+            <w:tcW w:w="0" w:type="auto"/>
+            <w:gridSpan w:val="2"/>
+            <w:vAlign w:val="center"/>
+          </w:tcPr>
+          <w:p>
+            <w:pPr>
+              <w:jc w:val="center"/>
+            </w:pPr>
+            <w:r>
+              <w:t>The system shall notify the user if the report cannot be generated.</w:t>
+            </w:r>
+          </w:p>
+        </w:tc>
+      </w:tr>
+    </w:tbl>
+    <w:p/>
+    <w:p>
+      <w:r>
+        <w:br w:type="page"/>
+      </w:r>
+    </w:p>
+    <w:tbl>
+      <w:tblPr>
+        <w:tblStyle w:val="Tablaconcuadrcula"/>
+        <w:tblW w:w="0" w:type="auto"/>
+        <w:tblLook w:val="04A0" w:firstRow="1" w:lastRow="0" w:firstColumn="1" w:lastColumn="0" w:noHBand="0" w:noVBand="1"/>
+      </w:tblPr>
+      <w:tblGrid>
+        <w:gridCol w:w="2390"/>
+        <w:gridCol w:w="5051"/>
+        <w:gridCol w:w="1909"/>
+      </w:tblGrid>
+      <w:tr>
+        <w:trPr>
+          <w:trHeight w:val="508"/>
+        </w:trPr>
+        <w:tc>
+          <w:tcPr>
+            <w:tcW w:w="0" w:type="auto"/>
+            <w:shd w:val="clear" w:color="auto" w:fill="153D63" w:themeFill="text2" w:themeFillTint="E6"/>
+            <w:vAlign w:val="center"/>
+          </w:tcPr>
+          <w:p>
+            <w:pPr>
+              <w:jc w:val="center"/>
+              <w:rPr>
+                <w:b/>
+                <w:bCs/>
+              </w:rPr>
+            </w:pPr>
+            <w:r>
+              <w:rPr>
+                <w:b/>
+                <w:bCs/>
+              </w:rPr>
+              <w:t>ID</w:t>
+            </w:r>
+            <w:r>
+              <w:rPr>
+                <w:b/>
+                <w:bCs/>
+              </w:rPr>
+              <w:t xml:space="preserve"> &amp; NAME</w:t>
+            </w:r>
+          </w:p>
+        </w:tc>
+        <w:tc>
+          <w:tcPr>
+            <w:tcW w:w="0" w:type="auto"/>
+            <w:gridSpan w:val="2"/>
+            <w:vAlign w:val="center"/>
+          </w:tcPr>
+          <w:p>
+            <w:pPr>
+              <w:jc w:val="center"/>
+            </w:pPr>
+            <w:r>
+              <w:t>FR</w:t>
+            </w:r>
+            <w:r>
+              <w:t>-RPT</w:t>
+            </w:r>
+            <w:r>
+              <w:t>-</w:t>
+            </w:r>
+            <w:r>
+              <w:t>0</w:t>
+            </w:r>
+            <w:r>
+              <w:t>2</w:t>
+            </w:r>
+            <w:r>
+              <w:t xml:space="preserve"> </w:t>
+            </w:r>
+            <w:r>
+              <w:t xml:space="preserve">– </w:t>
+            </w:r>
+            <w:r>
+              <w:t>Generate Academic Period Repor</w:t>
+            </w:r>
+            <w:r>
+              <w:t>t</w:t>
+            </w:r>
+          </w:p>
+        </w:tc>
+      </w:tr>
+      <w:tr>
+        <w:trPr>
+          <w:trHeight w:val="824"/>
+        </w:trPr>
+        <w:tc>
+          <w:tcPr>
+            <w:tcW w:w="0" w:type="auto"/>
+            <w:shd w:val="clear" w:color="auto" w:fill="153D63" w:themeFill="text2" w:themeFillTint="E6"/>
+            <w:vAlign w:val="center"/>
+          </w:tcPr>
+          <w:p>
+            <w:pPr>
+              <w:jc w:val="center"/>
+              <w:rPr>
+                <w:b/>
+                <w:bCs/>
+              </w:rPr>
+            </w:pPr>
+            <w:r>
+              <w:rPr>
+                <w:b/>
+                <w:bCs/>
+              </w:rPr>
+              <w:t>DESCRIPTION</w:t>
+            </w:r>
+          </w:p>
+        </w:tc>
+        <w:tc>
+          <w:tcPr>
+            <w:tcW w:w="0" w:type="auto"/>
+            <w:gridSpan w:val="2"/>
+            <w:vAlign w:val="center"/>
+          </w:tcPr>
+          <w:p>
+            <w:pPr>
+              <w:jc w:val="center"/>
+            </w:pPr>
+            <w:r>
+              <w:t>The system shall generate a report containing the academic performance information of a selected academic period.</w:t>
+            </w:r>
+          </w:p>
+        </w:tc>
+      </w:tr>
+      <w:tr>
+        <w:trPr>
+          <w:trHeight w:val="565"/>
+        </w:trPr>
+        <w:tc>
+          <w:tcPr>
+            <w:tcW w:w="0" w:type="auto"/>
+            <w:shd w:val="clear" w:color="auto" w:fill="153D63" w:themeFill="text2" w:themeFillTint="E6"/>
+            <w:vAlign w:val="center"/>
+          </w:tcPr>
+          <w:p>
+            <w:pPr>
+              <w:jc w:val="center"/>
+              <w:rPr>
+                <w:b/>
+                <w:bCs/>
+              </w:rPr>
+            </w:pPr>
+            <w:r>
+              <w:rPr>
+                <w:b/>
+                <w:bCs/>
+              </w:rPr>
+              <w:t>ACTORS</w:t>
+            </w:r>
+          </w:p>
+        </w:tc>
+        <w:tc>
+          <w:tcPr>
+            <w:tcW w:w="0" w:type="auto"/>
+            <w:gridSpan w:val="2"/>
+            <w:vAlign w:val="center"/>
+          </w:tcPr>
+          <w:p>
+            <w:pPr>
+              <w:jc w:val="center"/>
+            </w:pPr>
+            <w:r>
+              <w:t>User, System</w:t>
+            </w:r>
+          </w:p>
+        </w:tc>
+      </w:tr>
+      <w:tr>
+        <w:trPr>
+          <w:trHeight w:val="724"/>
+        </w:trPr>
+        <w:tc>
+          <w:tcPr>
+            <w:tcW w:w="0" w:type="auto"/>
+            <w:shd w:val="clear" w:color="auto" w:fill="153D63" w:themeFill="text2" w:themeFillTint="E6"/>
+            <w:vAlign w:val="center"/>
+          </w:tcPr>
+          <w:p>
+            <w:pPr>
+              <w:jc w:val="center"/>
+              <w:rPr>
+                <w:b/>
+                <w:bCs/>
+              </w:rPr>
+            </w:pPr>
+            <w:r>
+              <w:rPr>
+                <w:b/>
+                <w:bCs/>
+              </w:rPr>
+              <w:t>PRECONDITIONS</w:t>
+            </w:r>
+          </w:p>
+        </w:tc>
+        <w:tc>
+          <w:tcPr>
+            <w:tcW w:w="0" w:type="auto"/>
+            <w:gridSpan w:val="2"/>
+            <w:vAlign w:val="center"/>
+          </w:tcPr>
+          <w:p>
+            <w:pPr>
+              <w:pStyle w:val="Prrafodelista"/>
+              <w:ind w:left="0"/>
+              <w:jc w:val="center"/>
+            </w:pPr>
+            <w:r>
+              <w:t>The academic period exists and belongs to the authenticated user.</w:t>
+            </w:r>
+          </w:p>
+        </w:tc>
+      </w:tr>
+      <w:tr>
+        <w:trPr>
+          <w:trHeight w:val="363"/>
+        </w:trPr>
+        <w:tc>
+          <w:tcPr>
+            <w:tcW w:w="0" w:type="auto"/>
+            <w:vMerge w:val="restart"/>
+            <w:shd w:val="clear" w:color="auto" w:fill="153D63" w:themeFill="text2" w:themeFillTint="E6"/>
+            <w:vAlign w:val="center"/>
+          </w:tcPr>
+          <w:p>
+            <w:pPr>
+              <w:jc w:val="center"/>
+              <w:rPr>
+                <w:b/>
+                <w:bCs/>
+              </w:rPr>
+            </w:pPr>
+            <w:r>
+              <w:rPr>
+                <w:b/>
+                <w:bCs/>
+              </w:rPr>
+              <w:t>INPUTS</w:t>
+            </w:r>
+          </w:p>
+        </w:tc>
+        <w:tc>
+          <w:tcPr>
+            <w:tcW w:w="0" w:type="auto"/>
+            <w:shd w:val="clear" w:color="auto" w:fill="153D63" w:themeFill="text2" w:themeFillTint="E6"/>
+            <w:vAlign w:val="center"/>
+          </w:tcPr>
+          <w:p>
+            <w:pPr>
+              <w:jc w:val="center"/>
+              <w:rPr>
+                <w:b/>
+                <w:bCs/>
+              </w:rPr>
+            </w:pPr>
+            <w:r>
+              <w:rPr>
+                <w:b/>
+                <w:bCs/>
+              </w:rPr>
+              <w:t>NAME</w:t>
+            </w:r>
+          </w:p>
+        </w:tc>
+        <w:tc>
+          <w:tcPr>
+            <w:tcW w:w="0" w:type="auto"/>
+            <w:shd w:val="clear" w:color="auto" w:fill="153D63" w:themeFill="text2" w:themeFillTint="E6"/>
+            <w:vAlign w:val="center"/>
+          </w:tcPr>
+          <w:p>
+            <w:pPr>
+              <w:jc w:val="center"/>
+              <w:rPr>
+                <w:b/>
+                <w:bCs/>
+              </w:rPr>
+            </w:pPr>
+            <w:r>
+              <w:rPr>
+                <w:b/>
+                <w:bCs/>
+              </w:rPr>
+              <w:t>TYPE</w:t>
+            </w:r>
+          </w:p>
+        </w:tc>
+      </w:tr>
+      <w:tr>
+        <w:trPr>
+          <w:trHeight w:val="517"/>
+        </w:trPr>
+        <w:tc>
+          <w:tcPr>
+            <w:tcW w:w="0" w:type="auto"/>
+            <w:vMerge/>
+            <w:shd w:val="clear" w:color="auto" w:fill="153D63" w:themeFill="text2" w:themeFillTint="E6"/>
+            <w:vAlign w:val="center"/>
+          </w:tcPr>
+          <w:p>
+            <w:pPr>
+              <w:jc w:val="center"/>
+              <w:rPr>
+                <w:b/>
+                <w:bCs/>
+              </w:rPr>
+            </w:pPr>
+          </w:p>
+        </w:tc>
+        <w:tc>
+          <w:tcPr>
+            <w:tcW w:w="0" w:type="auto"/>
+            <w:vAlign w:val="center"/>
+          </w:tcPr>
+          <w:p>
+            <w:pPr>
+              <w:jc w:val="center"/>
+            </w:pPr>
+            <w:r>
+              <w:t>Academic Period</w:t>
+            </w:r>
+          </w:p>
+        </w:tc>
+        <w:tc>
+          <w:tcPr>
+            <w:tcW w:w="0" w:type="auto"/>
+            <w:vAlign w:val="center"/>
+          </w:tcPr>
+          <w:p>
+            <w:pPr>
+              <w:jc w:val="center"/>
+            </w:pPr>
+            <w:r>
+              <w:t>Identifier</w:t>
+            </w:r>
+          </w:p>
+        </w:tc>
+      </w:tr>
+      <w:tr>
+        <w:trPr>
+          <w:trHeight w:val="992"/>
+        </w:trPr>
+        <w:tc>
+          <w:tcPr>
+            <w:tcW w:w="0" w:type="auto"/>
+            <w:shd w:val="clear" w:color="auto" w:fill="153D63" w:themeFill="text2" w:themeFillTint="E6"/>
+            <w:vAlign w:val="center"/>
+          </w:tcPr>
+          <w:p>
+            <w:pPr>
+              <w:jc w:val="center"/>
+              <w:rPr>
+                <w:b/>
+                <w:bCs/>
+              </w:rPr>
+            </w:pPr>
+            <w:r>
+              <w:rPr>
+                <w:b/>
+                <w:bCs/>
+              </w:rPr>
+              <w:t>PROCESS</w:t>
+            </w:r>
+          </w:p>
+        </w:tc>
+        <w:tc>
+          <w:tcPr>
+            <w:tcW w:w="0" w:type="auto"/>
+            <w:gridSpan w:val="2"/>
+            <w:vAlign w:val="center"/>
+          </w:tcPr>
+          <w:p>
+            <w:pPr>
+              <w:jc w:val="center"/>
+            </w:pPr>
+            <w:r>
+              <w:t>The system retrieves the academic period's subjects, grades, averages, projections, goals, and relevant performance indicators and generates a consolidated report.</w:t>
+            </w:r>
+          </w:p>
+        </w:tc>
+      </w:tr>
+      <w:tr>
+        <w:trPr>
+          <w:trHeight w:val="347"/>
+        </w:trPr>
+        <w:tc>
+          <w:tcPr>
+            <w:tcW w:w="0" w:type="auto"/>
+            <w:vMerge w:val="restart"/>
+            <w:shd w:val="clear" w:color="auto" w:fill="153D63" w:themeFill="text2" w:themeFillTint="E6"/>
+            <w:vAlign w:val="center"/>
+          </w:tcPr>
+          <w:p>
+            <w:pPr>
+              <w:jc w:val="center"/>
+              <w:rPr>
+                <w:b/>
+                <w:bCs/>
+              </w:rPr>
+            </w:pPr>
+            <w:r>
+              <w:rPr>
+                <w:b/>
+                <w:bCs/>
+              </w:rPr>
+              <w:t>OUTPUTS</w:t>
+            </w:r>
+          </w:p>
+        </w:tc>
+        <w:tc>
+          <w:tcPr>
+            <w:tcW w:w="0" w:type="auto"/>
+            <w:shd w:val="clear" w:color="auto" w:fill="153D63" w:themeFill="text2" w:themeFillTint="E6"/>
+            <w:vAlign w:val="center"/>
+          </w:tcPr>
+          <w:p>
+            <w:pPr>
+              <w:jc w:val="center"/>
+              <w:rPr>
+                <w:b/>
+                <w:bCs/>
+              </w:rPr>
+            </w:pPr>
+            <w:r>
+              <w:rPr>
+                <w:b/>
+                <w:bCs/>
+              </w:rPr>
+              <w:t>NAME</w:t>
+            </w:r>
+          </w:p>
+        </w:tc>
+        <w:tc>
+          <w:tcPr>
+            <w:tcW w:w="0" w:type="auto"/>
+            <w:shd w:val="clear" w:color="auto" w:fill="153D63" w:themeFill="text2" w:themeFillTint="E6"/>
+            <w:vAlign w:val="center"/>
+          </w:tcPr>
+          <w:p>
+            <w:pPr>
+              <w:jc w:val="center"/>
+              <w:rPr>
+                <w:b/>
+                <w:bCs/>
+              </w:rPr>
+            </w:pPr>
+            <w:r>
+              <w:rPr>
+                <w:b/>
+                <w:bCs/>
+              </w:rPr>
+              <w:t>TYPE</w:t>
+            </w:r>
+          </w:p>
+        </w:tc>
+      </w:tr>
+      <w:tr>
+        <w:trPr>
+          <w:trHeight w:val="525"/>
+        </w:trPr>
+        <w:tc>
+          <w:tcPr>
+            <w:tcW w:w="0" w:type="auto"/>
+            <w:vMerge/>
+            <w:shd w:val="clear" w:color="auto" w:fill="153D63" w:themeFill="text2" w:themeFillTint="E6"/>
+            <w:vAlign w:val="center"/>
+          </w:tcPr>
+          <w:p>
+            <w:pPr>
+              <w:jc w:val="center"/>
+              <w:rPr>
+                <w:b/>
+                <w:bCs/>
+              </w:rPr>
+            </w:pPr>
+          </w:p>
+        </w:tc>
+        <w:tc>
+          <w:tcPr>
+            <w:tcW w:w="0" w:type="auto"/>
+            <w:vAlign w:val="center"/>
+          </w:tcPr>
+          <w:p>
+            <w:pPr>
+              <w:jc w:val="center"/>
+            </w:pPr>
+            <w:r>
+              <w:t>Academic Period</w:t>
+            </w:r>
+            <w:r>
+              <w:t xml:space="preserve"> Performance Report</w:t>
+            </w:r>
+          </w:p>
+        </w:tc>
+        <w:tc>
+          <w:tcPr>
+            <w:tcW w:w="0" w:type="auto"/>
+            <w:vAlign w:val="center"/>
+          </w:tcPr>
+          <w:p>
+            <w:pPr>
+              <w:jc w:val="center"/>
+            </w:pPr>
+            <w:r>
+              <w:t>File</w:t>
+            </w:r>
+          </w:p>
+        </w:tc>
+      </w:tr>
+      <w:tr>
+        <w:trPr>
+          <w:trHeight w:val="808"/>
+        </w:trPr>
+        <w:tc>
+          <w:tcPr>
+            <w:tcW w:w="0" w:type="auto"/>
+            <w:shd w:val="clear" w:color="auto" w:fill="153D63" w:themeFill="text2" w:themeFillTint="E6"/>
+            <w:vAlign w:val="center"/>
+          </w:tcPr>
+          <w:p>
+            <w:pPr>
+              <w:jc w:val="center"/>
+              <w:rPr>
+                <w:b/>
+                <w:bCs/>
+              </w:rPr>
+            </w:pPr>
+            <w:r>
+              <w:rPr>
+                <w:b/>
+                <w:bCs/>
+              </w:rPr>
+              <w:t>POSTCONDITIONS</w:t>
+            </w:r>
+          </w:p>
+        </w:tc>
+        <w:tc>
+          <w:tcPr>
+            <w:tcW w:w="0" w:type="auto"/>
+            <w:gridSpan w:val="2"/>
+            <w:vAlign w:val="center"/>
+          </w:tcPr>
+          <w:p>
+            <w:pPr>
+              <w:jc w:val="center"/>
+            </w:pPr>
+            <w:r>
+              <w:t>The report is presented to the user.</w:t>
+            </w:r>
+          </w:p>
+        </w:tc>
+      </w:tr>
+      <w:tr>
+        <w:trPr>
+          <w:trHeight w:val="1054"/>
+        </w:trPr>
+        <w:tc>
+          <w:tcPr>
+            <w:tcW w:w="0" w:type="auto"/>
+            <w:shd w:val="clear" w:color="auto" w:fill="153D63" w:themeFill="text2" w:themeFillTint="E6"/>
+            <w:vAlign w:val="center"/>
+          </w:tcPr>
+          <w:p>
+            <w:pPr>
+              <w:jc w:val="center"/>
+              <w:rPr>
+                <w:b/>
+                <w:bCs/>
+              </w:rPr>
+            </w:pPr>
+            <w:r>
+              <w:rPr>
+                <w:b/>
+                <w:bCs/>
+              </w:rPr>
+              <w:t>VALIDATIONS</w:t>
+            </w:r>
+          </w:p>
+        </w:tc>
+        <w:tc>
+          <w:tcPr>
+            <w:tcW w:w="0" w:type="auto"/>
+            <w:gridSpan w:val="2"/>
+            <w:vAlign w:val="center"/>
+          </w:tcPr>
+          <w:p>
+            <w:pPr>
+              <w:jc w:val="center"/>
+            </w:pPr>
+            <w:r>
+              <w:t>The selected academic period must be accessible to the user.</w:t>
+            </w:r>
+          </w:p>
+        </w:tc>
+      </w:tr>
+      <w:tr>
+        <w:trPr>
+          <w:trHeight w:val="1261"/>
+        </w:trPr>
+        <w:tc>
+          <w:tcPr>
+            <w:tcW w:w="0" w:type="auto"/>
+            <w:shd w:val="clear" w:color="auto" w:fill="153D63" w:themeFill="text2" w:themeFillTint="E6"/>
+            <w:vAlign w:val="center"/>
+          </w:tcPr>
+          <w:p>
+            <w:pPr>
+              <w:jc w:val="center"/>
+              <w:rPr>
+                <w:b/>
+                <w:bCs/>
+              </w:rPr>
+            </w:pPr>
+            <w:r>
+              <w:rPr>
+                <w:b/>
+                <w:bCs/>
+              </w:rPr>
+              <w:t>EXCEPTIONS</w:t>
+            </w:r>
+          </w:p>
+        </w:tc>
+        <w:tc>
+          <w:tcPr>
+            <w:tcW w:w="0" w:type="auto"/>
+            <w:gridSpan w:val="2"/>
+            <w:vAlign w:val="center"/>
+          </w:tcPr>
+          <w:p>
+            <w:pPr>
+              <w:jc w:val="center"/>
+            </w:pPr>
+            <w:r>
+              <w:t>The system shall notify the user if the report cannot be generated.</w:t>
+            </w:r>
+          </w:p>
+        </w:tc>
+      </w:tr>
+    </w:tbl>
+    <w:p/>
+    <w:p>
+      <w:pPr>
+        <w:pStyle w:val="Ttulo3"/>
+        <w:rPr>
+          <w:lang w:val="en-US"/>
+        </w:rPr>
+      </w:pPr>
+      <w:r>
+        <w:t>Historical Performance (HIS) Requirements</w:t>
+      </w:r>
+    </w:p>
     <w:sectPr>
       <w:pgSz w:w="12240" w:h="15840"/>
       <w:pgMar w:top="1440" w:right="1440" w:bottom="1440" w:left="1440" w:header="709" w:footer="709" w:gutter="0"/>

--- a/docs/SRS.docx
+++ b/docs/SRS.docx
@@ -218,15 +218,16 @@
         <w:p>
           <w:pPr>
             <w:pStyle w:val="TtuloTDC"/>
+            <w:rPr>
+              <w:lang w:val="en-US"/>
+            </w:rPr>
           </w:pPr>
           <w:r>
-            <w:t xml:space="preserve">Table of </w:t>
+            <w:rPr>
+              <w:lang w:val="en-US"/>
+            </w:rPr>
+            <w:t>Table of Contents</w:t>
           </w:r>
-          <w:proofErr w:type="spellStart"/>
-          <w:r>
-            <w:t>Contents</w:t>
-          </w:r>
-          <w:proofErr w:type="spellEnd"/>
         </w:p>
         <w:p>
           <w:pPr>
@@ -237,8 +238,7 @@
             </w:tabs>
             <w:rPr>
               <w:rFonts w:asciiTheme="minorHAnsi" w:eastAsiaTheme="minorEastAsia" w:hAnsiTheme="minorHAnsi" w:cstheme="minorBidi"/>
-              <w:noProof/>
-              <w:lang w:val="es-CO" w:eastAsia="es-CO"/>
+              <w:lang w:eastAsia="es-CO"/>
             </w:rPr>
           </w:pPr>
           <w:r>
@@ -250,73 +250,63 @@
           <w:r>
             <w:fldChar w:fldCharType="separate"/>
           </w:r>
-          <w:hyperlink w:anchor="_Toc237819736" w:history="1">
+          <w:hyperlink w:anchor="_Toc237865942" w:history="1">
             <w:r>
               <w:rPr>
                 <w:rStyle w:val="Hipervnculo"/>
-                <w:noProof/>
               </w:rPr>
               <w:t>1</w:t>
             </w:r>
             <w:r>
               <w:rPr>
                 <w:rFonts w:asciiTheme="minorHAnsi" w:eastAsiaTheme="minorEastAsia" w:hAnsiTheme="minorHAnsi" w:cstheme="minorBidi"/>
-                <w:noProof/>
-                <w:lang w:val="es-CO" w:eastAsia="es-CO"/>
+                <w:lang w:eastAsia="es-CO"/>
               </w:rPr>
               <w:tab/>
             </w:r>
             <w:r>
               <w:rPr>
                 <w:rStyle w:val="Hipervnculo"/>
-                <w:noProof/>
               </w:rPr>
               <w:t>Introduction</w:t>
             </w:r>
             <w:r>
               <w:rPr>
-                <w:noProof/>
                 <w:webHidden/>
               </w:rPr>
               <w:tab/>
             </w:r>
             <w:r>
               <w:rPr>
-                <w:noProof/>
                 <w:webHidden/>
               </w:rPr>
               <w:fldChar w:fldCharType="begin"/>
             </w:r>
             <w:r>
               <w:rPr>
-                <w:noProof/>
                 <w:webHidden/>
               </w:rPr>
-              <w:instrText xml:space="preserve"> PAGEREF _Toc237819736 \h </w:instrText>
-            </w:r>
-            <w:r>
-              <w:rPr>
-                <w:noProof/>
+              <w:instrText xml:space="preserve"> PAGEREF _Toc237865942 \h </w:instrText>
+            </w:r>
+            <w:r>
+              <w:rPr>
                 <w:webHidden/>
               </w:rPr>
             </w:r>
             <w:r>
               <w:rPr>
-                <w:noProof/>
                 <w:webHidden/>
               </w:rPr>
               <w:fldChar w:fldCharType="separate"/>
             </w:r>
             <w:r>
               <w:rPr>
-                <w:noProof/>
                 <w:webHidden/>
               </w:rPr>
               <w:t>3</w:t>
             </w:r>
             <w:r>
               <w:rPr>
-                <w:noProof/>
                 <w:webHidden/>
               </w:rPr>
               <w:fldChar w:fldCharType="end"/>
@@ -332,77 +322,66 @@
             </w:tabs>
             <w:rPr>
               <w:rFonts w:asciiTheme="minorHAnsi" w:eastAsiaTheme="minorEastAsia" w:hAnsiTheme="minorHAnsi" w:cstheme="minorBidi"/>
-              <w:noProof/>
-              <w:lang w:val="es-CO" w:eastAsia="es-CO"/>
+              <w:lang w:eastAsia="es-CO"/>
             </w:rPr>
           </w:pPr>
-          <w:hyperlink w:anchor="_Toc237819737" w:history="1">
+          <w:hyperlink w:anchor="_Toc237865943" w:history="1">
             <w:r>
               <w:rPr>
                 <w:rStyle w:val="Hipervnculo"/>
-                <w:noProof/>
               </w:rPr>
               <w:t>1.1</w:t>
             </w:r>
             <w:r>
               <w:rPr>
                 <w:rFonts w:asciiTheme="minorHAnsi" w:eastAsiaTheme="minorEastAsia" w:hAnsiTheme="minorHAnsi" w:cstheme="minorBidi"/>
-                <w:noProof/>
-                <w:lang w:val="es-CO" w:eastAsia="es-CO"/>
+                <w:lang w:eastAsia="es-CO"/>
               </w:rPr>
               <w:tab/>
             </w:r>
             <w:r>
               <w:rPr>
                 <w:rStyle w:val="Hipervnculo"/>
-                <w:noProof/>
               </w:rPr>
               <w:t>Purpose</w:t>
             </w:r>
             <w:r>
               <w:rPr>
-                <w:noProof/>
                 <w:webHidden/>
               </w:rPr>
               <w:tab/>
             </w:r>
             <w:r>
               <w:rPr>
-                <w:noProof/>
                 <w:webHidden/>
               </w:rPr>
               <w:fldChar w:fldCharType="begin"/>
             </w:r>
             <w:r>
               <w:rPr>
-                <w:noProof/>
                 <w:webHidden/>
               </w:rPr>
-              <w:instrText xml:space="preserve"> PAGEREF _Toc237819737 \h </w:instrText>
-            </w:r>
-            <w:r>
-              <w:rPr>
-                <w:noProof/>
+              <w:instrText xml:space="preserve"> PAGEREF _Toc237865943 \h </w:instrText>
+            </w:r>
+            <w:r>
+              <w:rPr>
                 <w:webHidden/>
               </w:rPr>
             </w:r>
             <w:r>
               <w:rPr>
-                <w:noProof/>
                 <w:webHidden/>
               </w:rPr>
               <w:fldChar w:fldCharType="separate"/>
             </w:r>
             <w:r>
               <w:rPr>
-                <w:noProof/>
                 <w:webHidden/>
               </w:rPr>
               <w:t>3</w:t>
             </w:r>
             <w:r>
               <w:rPr>
-                <w:noProof/>
                 <w:webHidden/>
               </w:rPr>
               <w:fldChar w:fldCharType="end"/>
@@ -418,77 +397,66 @@
             </w:tabs>
             <w:rPr>
               <w:rFonts w:asciiTheme="minorHAnsi" w:eastAsiaTheme="minorEastAsia" w:hAnsiTheme="minorHAnsi" w:cstheme="minorBidi"/>
-              <w:noProof/>
-              <w:lang w:val="es-CO" w:eastAsia="es-CO"/>
+              <w:lang w:eastAsia="es-CO"/>
             </w:rPr>
           </w:pPr>
-          <w:hyperlink w:anchor="_Toc237819738" w:history="1">
+          <w:hyperlink w:anchor="_Toc237865944" w:history="1">
             <w:r>
               <w:rPr>
                 <w:rStyle w:val="Hipervnculo"/>
-                <w:noProof/>
               </w:rPr>
               <w:t>1.2</w:t>
             </w:r>
             <w:r>
               <w:rPr>
                 <w:rFonts w:asciiTheme="minorHAnsi" w:eastAsiaTheme="minorEastAsia" w:hAnsiTheme="minorHAnsi" w:cstheme="minorBidi"/>
-                <w:noProof/>
-                <w:lang w:val="es-CO" w:eastAsia="es-CO"/>
+                <w:lang w:eastAsia="es-CO"/>
               </w:rPr>
               <w:tab/>
             </w:r>
             <w:r>
               <w:rPr>
                 <w:rStyle w:val="Hipervnculo"/>
-                <w:noProof/>
               </w:rPr>
               <w:t>Scope</w:t>
             </w:r>
             <w:r>
               <w:rPr>
-                <w:noProof/>
                 <w:webHidden/>
               </w:rPr>
               <w:tab/>
             </w:r>
             <w:r>
               <w:rPr>
-                <w:noProof/>
                 <w:webHidden/>
               </w:rPr>
               <w:fldChar w:fldCharType="begin"/>
             </w:r>
             <w:r>
               <w:rPr>
-                <w:noProof/>
                 <w:webHidden/>
               </w:rPr>
-              <w:instrText xml:space="preserve"> PAGEREF _Toc237819738 \h </w:instrText>
-            </w:r>
-            <w:r>
-              <w:rPr>
-                <w:noProof/>
+              <w:instrText xml:space="preserve"> PAGEREF _Toc237865944 \h </w:instrText>
+            </w:r>
+            <w:r>
+              <w:rPr>
                 <w:webHidden/>
               </w:rPr>
             </w:r>
             <w:r>
               <w:rPr>
-                <w:noProof/>
                 <w:webHidden/>
               </w:rPr>
               <w:fldChar w:fldCharType="separate"/>
             </w:r>
             <w:r>
               <w:rPr>
-                <w:noProof/>
                 <w:webHidden/>
               </w:rPr>
               <w:t>3</w:t>
             </w:r>
             <w:r>
               <w:rPr>
-                <w:noProof/>
                 <w:webHidden/>
               </w:rPr>
               <w:fldChar w:fldCharType="end"/>
@@ -504,77 +472,66 @@
             </w:tabs>
             <w:rPr>
               <w:rFonts w:asciiTheme="minorHAnsi" w:eastAsiaTheme="minorEastAsia" w:hAnsiTheme="minorHAnsi" w:cstheme="minorBidi"/>
-              <w:noProof/>
-              <w:lang w:val="es-CO" w:eastAsia="es-CO"/>
+              <w:lang w:eastAsia="es-CO"/>
             </w:rPr>
           </w:pPr>
-          <w:hyperlink w:anchor="_Toc237819739" w:history="1">
+          <w:hyperlink w:anchor="_Toc237865945" w:history="1">
             <w:r>
               <w:rPr>
                 <w:rStyle w:val="Hipervnculo"/>
-                <w:noProof/>
               </w:rPr>
               <w:t>1.3</w:t>
             </w:r>
             <w:r>
               <w:rPr>
                 <w:rFonts w:asciiTheme="minorHAnsi" w:eastAsiaTheme="minorEastAsia" w:hAnsiTheme="minorHAnsi" w:cstheme="minorBidi"/>
-                <w:noProof/>
-                <w:lang w:val="es-CO" w:eastAsia="es-CO"/>
+                <w:lang w:eastAsia="es-CO"/>
               </w:rPr>
               <w:tab/>
             </w:r>
             <w:r>
               <w:rPr>
                 <w:rStyle w:val="Hipervnculo"/>
-                <w:noProof/>
               </w:rPr>
               <w:t>Intended Audience</w:t>
             </w:r>
             <w:r>
               <w:rPr>
-                <w:noProof/>
                 <w:webHidden/>
               </w:rPr>
               <w:tab/>
             </w:r>
             <w:r>
               <w:rPr>
-                <w:noProof/>
                 <w:webHidden/>
               </w:rPr>
               <w:fldChar w:fldCharType="begin"/>
             </w:r>
             <w:r>
               <w:rPr>
-                <w:noProof/>
                 <w:webHidden/>
               </w:rPr>
-              <w:instrText xml:space="preserve"> PAGEREF _Toc237819739 \h </w:instrText>
-            </w:r>
-            <w:r>
-              <w:rPr>
-                <w:noProof/>
+              <w:instrText xml:space="preserve"> PAGEREF _Toc237865945 \h </w:instrText>
+            </w:r>
+            <w:r>
+              <w:rPr>
                 <w:webHidden/>
               </w:rPr>
             </w:r>
             <w:r>
               <w:rPr>
-                <w:noProof/>
                 <w:webHidden/>
               </w:rPr>
               <w:fldChar w:fldCharType="separate"/>
             </w:r>
             <w:r>
               <w:rPr>
-                <w:noProof/>
                 <w:webHidden/>
               </w:rPr>
               <w:t>4</w:t>
             </w:r>
             <w:r>
               <w:rPr>
-                <w:noProof/>
                 <w:webHidden/>
               </w:rPr>
               <w:fldChar w:fldCharType="end"/>
@@ -590,77 +547,66 @@
             </w:tabs>
             <w:rPr>
               <w:rFonts w:asciiTheme="minorHAnsi" w:eastAsiaTheme="minorEastAsia" w:hAnsiTheme="minorHAnsi" w:cstheme="minorBidi"/>
-              <w:noProof/>
-              <w:lang w:val="es-CO" w:eastAsia="es-CO"/>
+              <w:lang w:eastAsia="es-CO"/>
             </w:rPr>
           </w:pPr>
-          <w:hyperlink w:anchor="_Toc237819740" w:history="1">
+          <w:hyperlink w:anchor="_Toc237865946" w:history="1">
             <w:r>
               <w:rPr>
                 <w:rStyle w:val="Hipervnculo"/>
-                <w:noProof/>
               </w:rPr>
               <w:t>1.4</w:t>
             </w:r>
             <w:r>
               <w:rPr>
                 <w:rFonts w:asciiTheme="minorHAnsi" w:eastAsiaTheme="minorEastAsia" w:hAnsiTheme="minorHAnsi" w:cstheme="minorBidi"/>
-                <w:noProof/>
-                <w:lang w:val="es-CO" w:eastAsia="es-CO"/>
+                <w:lang w:eastAsia="es-CO"/>
               </w:rPr>
               <w:tab/>
             </w:r>
             <w:r>
               <w:rPr>
                 <w:rStyle w:val="Hipervnculo"/>
-                <w:noProof/>
               </w:rPr>
               <w:t>Definitions</w:t>
             </w:r>
             <w:r>
               <w:rPr>
-                <w:noProof/>
                 <w:webHidden/>
               </w:rPr>
               <w:tab/>
             </w:r>
             <w:r>
               <w:rPr>
-                <w:noProof/>
                 <w:webHidden/>
               </w:rPr>
               <w:fldChar w:fldCharType="begin"/>
             </w:r>
             <w:r>
               <w:rPr>
-                <w:noProof/>
                 <w:webHidden/>
               </w:rPr>
-              <w:instrText xml:space="preserve"> PAGEREF _Toc237819740 \h </w:instrText>
-            </w:r>
-            <w:r>
-              <w:rPr>
-                <w:noProof/>
+              <w:instrText xml:space="preserve"> PAGEREF _Toc237865946 \h </w:instrText>
+            </w:r>
+            <w:r>
+              <w:rPr>
                 <w:webHidden/>
               </w:rPr>
             </w:r>
             <w:r>
               <w:rPr>
-                <w:noProof/>
                 <w:webHidden/>
               </w:rPr>
               <w:fldChar w:fldCharType="separate"/>
             </w:r>
             <w:r>
               <w:rPr>
-                <w:noProof/>
                 <w:webHidden/>
               </w:rPr>
               <w:t>4</w:t>
             </w:r>
             <w:r>
               <w:rPr>
-                <w:noProof/>
                 <w:webHidden/>
               </w:rPr>
               <w:fldChar w:fldCharType="end"/>
@@ -676,77 +622,66 @@
             </w:tabs>
             <w:rPr>
               <w:rFonts w:asciiTheme="minorHAnsi" w:eastAsiaTheme="minorEastAsia" w:hAnsiTheme="minorHAnsi" w:cstheme="minorBidi"/>
-              <w:noProof/>
-              <w:lang w:val="es-CO" w:eastAsia="es-CO"/>
+              <w:lang w:eastAsia="es-CO"/>
             </w:rPr>
           </w:pPr>
-          <w:hyperlink w:anchor="_Toc237819741" w:history="1">
+          <w:hyperlink w:anchor="_Toc237865947" w:history="1">
             <w:r>
               <w:rPr>
                 <w:rStyle w:val="Hipervnculo"/>
-                <w:noProof/>
               </w:rPr>
               <w:t>2</w:t>
             </w:r>
             <w:r>
               <w:rPr>
                 <w:rFonts w:asciiTheme="minorHAnsi" w:eastAsiaTheme="minorEastAsia" w:hAnsiTheme="minorHAnsi" w:cstheme="minorBidi"/>
-                <w:noProof/>
-                <w:lang w:val="es-CO" w:eastAsia="es-CO"/>
+                <w:lang w:eastAsia="es-CO"/>
               </w:rPr>
               <w:tab/>
             </w:r>
             <w:r>
               <w:rPr>
                 <w:rStyle w:val="Hipervnculo"/>
-                <w:noProof/>
               </w:rPr>
               <w:t>Product Overview</w:t>
             </w:r>
             <w:r>
               <w:rPr>
-                <w:noProof/>
                 <w:webHidden/>
               </w:rPr>
               <w:tab/>
             </w:r>
             <w:r>
               <w:rPr>
-                <w:noProof/>
                 <w:webHidden/>
               </w:rPr>
               <w:fldChar w:fldCharType="begin"/>
             </w:r>
             <w:r>
               <w:rPr>
-                <w:noProof/>
                 <w:webHidden/>
               </w:rPr>
-              <w:instrText xml:space="preserve"> PAGEREF _Toc237819741 \h </w:instrText>
-            </w:r>
-            <w:r>
-              <w:rPr>
-                <w:noProof/>
+              <w:instrText xml:space="preserve"> PAGEREF _Toc237865947 \h </w:instrText>
+            </w:r>
+            <w:r>
+              <w:rPr>
                 <w:webHidden/>
               </w:rPr>
             </w:r>
             <w:r>
               <w:rPr>
-                <w:noProof/>
                 <w:webHidden/>
               </w:rPr>
               <w:fldChar w:fldCharType="separate"/>
             </w:r>
             <w:r>
               <w:rPr>
-                <w:noProof/>
                 <w:webHidden/>
               </w:rPr>
               <w:t>5</w:t>
             </w:r>
             <w:r>
               <w:rPr>
-                <w:noProof/>
                 <w:webHidden/>
               </w:rPr>
               <w:fldChar w:fldCharType="end"/>
@@ -762,77 +697,66 @@
             </w:tabs>
             <w:rPr>
               <w:rFonts w:asciiTheme="minorHAnsi" w:eastAsiaTheme="minorEastAsia" w:hAnsiTheme="minorHAnsi" w:cstheme="minorBidi"/>
-              <w:noProof/>
-              <w:lang w:val="es-CO" w:eastAsia="es-CO"/>
+              <w:lang w:eastAsia="es-CO"/>
             </w:rPr>
           </w:pPr>
-          <w:hyperlink w:anchor="_Toc237819742" w:history="1">
+          <w:hyperlink w:anchor="_Toc237865948" w:history="1">
             <w:r>
               <w:rPr>
                 <w:rStyle w:val="Hipervnculo"/>
-                <w:noProof/>
               </w:rPr>
               <w:t>2.1</w:t>
             </w:r>
             <w:r>
               <w:rPr>
                 <w:rFonts w:asciiTheme="minorHAnsi" w:eastAsiaTheme="minorEastAsia" w:hAnsiTheme="minorHAnsi" w:cstheme="minorBidi"/>
-                <w:noProof/>
-                <w:lang w:val="es-CO" w:eastAsia="es-CO"/>
+                <w:lang w:eastAsia="es-CO"/>
               </w:rPr>
               <w:tab/>
             </w:r>
             <w:r>
               <w:rPr>
                 <w:rStyle w:val="Hipervnculo"/>
-                <w:noProof/>
               </w:rPr>
               <w:t>Product Description</w:t>
             </w:r>
             <w:r>
               <w:rPr>
-                <w:noProof/>
                 <w:webHidden/>
               </w:rPr>
               <w:tab/>
             </w:r>
             <w:r>
               <w:rPr>
-                <w:noProof/>
                 <w:webHidden/>
               </w:rPr>
               <w:fldChar w:fldCharType="begin"/>
             </w:r>
             <w:r>
               <w:rPr>
-                <w:noProof/>
                 <w:webHidden/>
               </w:rPr>
-              <w:instrText xml:space="preserve"> PAGEREF _Toc237819742 \h </w:instrText>
-            </w:r>
-            <w:r>
-              <w:rPr>
-                <w:noProof/>
+              <w:instrText xml:space="preserve"> PAGEREF _Toc237865948 \h </w:instrText>
+            </w:r>
+            <w:r>
+              <w:rPr>
                 <w:webHidden/>
               </w:rPr>
             </w:r>
             <w:r>
               <w:rPr>
-                <w:noProof/>
                 <w:webHidden/>
               </w:rPr>
               <w:fldChar w:fldCharType="separate"/>
             </w:r>
             <w:r>
               <w:rPr>
-                <w:noProof/>
                 <w:webHidden/>
               </w:rPr>
               <w:t>5</w:t>
             </w:r>
             <w:r>
               <w:rPr>
-                <w:noProof/>
                 <w:webHidden/>
               </w:rPr>
               <w:fldChar w:fldCharType="end"/>
@@ -848,77 +772,66 @@
             </w:tabs>
             <w:rPr>
               <w:rFonts w:asciiTheme="minorHAnsi" w:eastAsiaTheme="minorEastAsia" w:hAnsiTheme="minorHAnsi" w:cstheme="minorBidi"/>
-              <w:noProof/>
-              <w:lang w:val="es-CO" w:eastAsia="es-CO"/>
+              <w:lang w:eastAsia="es-CO"/>
             </w:rPr>
           </w:pPr>
-          <w:hyperlink w:anchor="_Toc237819743" w:history="1">
+          <w:hyperlink w:anchor="_Toc237865949" w:history="1">
             <w:r>
               <w:rPr>
                 <w:rStyle w:val="Hipervnculo"/>
-                <w:noProof/>
               </w:rPr>
               <w:t>2.2</w:t>
             </w:r>
             <w:r>
               <w:rPr>
                 <w:rFonts w:asciiTheme="minorHAnsi" w:eastAsiaTheme="minorEastAsia" w:hAnsiTheme="minorHAnsi" w:cstheme="minorBidi"/>
-                <w:noProof/>
-                <w:lang w:val="es-CO" w:eastAsia="es-CO"/>
+                <w:lang w:eastAsia="es-CO"/>
               </w:rPr>
               <w:tab/>
             </w:r>
             <w:r>
               <w:rPr>
                 <w:rStyle w:val="Hipervnculo"/>
-                <w:noProof/>
               </w:rPr>
               <w:t>Problem Statement</w:t>
             </w:r>
             <w:r>
               <w:rPr>
-                <w:noProof/>
                 <w:webHidden/>
               </w:rPr>
               <w:tab/>
             </w:r>
             <w:r>
               <w:rPr>
-                <w:noProof/>
                 <w:webHidden/>
               </w:rPr>
               <w:fldChar w:fldCharType="begin"/>
             </w:r>
             <w:r>
               <w:rPr>
-                <w:noProof/>
                 <w:webHidden/>
               </w:rPr>
-              <w:instrText xml:space="preserve"> PAGEREF _Toc237819743 \h </w:instrText>
-            </w:r>
-            <w:r>
-              <w:rPr>
-                <w:noProof/>
+              <w:instrText xml:space="preserve"> PAGEREF _Toc237865949 \h </w:instrText>
+            </w:r>
+            <w:r>
+              <w:rPr>
                 <w:webHidden/>
               </w:rPr>
             </w:r>
             <w:r>
               <w:rPr>
-                <w:noProof/>
                 <w:webHidden/>
               </w:rPr>
               <w:fldChar w:fldCharType="separate"/>
             </w:r>
             <w:r>
               <w:rPr>
-                <w:noProof/>
                 <w:webHidden/>
               </w:rPr>
               <w:t>5</w:t>
             </w:r>
             <w:r>
               <w:rPr>
-                <w:noProof/>
                 <w:webHidden/>
               </w:rPr>
               <w:fldChar w:fldCharType="end"/>
@@ -934,77 +847,66 @@
             </w:tabs>
             <w:rPr>
               <w:rFonts w:asciiTheme="minorHAnsi" w:eastAsiaTheme="minorEastAsia" w:hAnsiTheme="minorHAnsi" w:cstheme="minorBidi"/>
-              <w:noProof/>
-              <w:lang w:val="es-CO" w:eastAsia="es-CO"/>
+              <w:lang w:eastAsia="es-CO"/>
             </w:rPr>
           </w:pPr>
-          <w:hyperlink w:anchor="_Toc237819744" w:history="1">
+          <w:hyperlink w:anchor="_Toc237865950" w:history="1">
             <w:r>
               <w:rPr>
                 <w:rStyle w:val="Hipervnculo"/>
-                <w:noProof/>
               </w:rPr>
               <w:t>2.3</w:t>
             </w:r>
             <w:r>
               <w:rPr>
                 <w:rFonts w:asciiTheme="minorHAnsi" w:eastAsiaTheme="minorEastAsia" w:hAnsiTheme="minorHAnsi" w:cstheme="minorBidi"/>
-                <w:noProof/>
-                <w:lang w:val="es-CO" w:eastAsia="es-CO"/>
+                <w:lang w:eastAsia="es-CO"/>
               </w:rPr>
               <w:tab/>
             </w:r>
             <w:r>
               <w:rPr>
                 <w:rStyle w:val="Hipervnculo"/>
-                <w:noProof/>
               </w:rPr>
               <w:t>Product Objectives</w:t>
             </w:r>
             <w:r>
               <w:rPr>
-                <w:noProof/>
                 <w:webHidden/>
               </w:rPr>
               <w:tab/>
             </w:r>
             <w:r>
               <w:rPr>
-                <w:noProof/>
                 <w:webHidden/>
               </w:rPr>
               <w:fldChar w:fldCharType="begin"/>
             </w:r>
             <w:r>
               <w:rPr>
-                <w:noProof/>
                 <w:webHidden/>
               </w:rPr>
-              <w:instrText xml:space="preserve"> PAGEREF _Toc237819744 \h </w:instrText>
-            </w:r>
-            <w:r>
-              <w:rPr>
-                <w:noProof/>
+              <w:instrText xml:space="preserve"> PAGEREF _Toc237865950 \h </w:instrText>
+            </w:r>
+            <w:r>
+              <w:rPr>
                 <w:webHidden/>
               </w:rPr>
             </w:r>
             <w:r>
               <w:rPr>
-                <w:noProof/>
                 <w:webHidden/>
               </w:rPr>
               <w:fldChar w:fldCharType="separate"/>
             </w:r>
             <w:r>
               <w:rPr>
-                <w:noProof/>
                 <w:webHidden/>
               </w:rPr>
               <w:t>5</w:t>
             </w:r>
             <w:r>
               <w:rPr>
-                <w:noProof/>
                 <w:webHidden/>
               </w:rPr>
               <w:fldChar w:fldCharType="end"/>
@@ -1020,77 +922,66 @@
             </w:tabs>
             <w:rPr>
               <w:rFonts w:asciiTheme="minorHAnsi" w:eastAsiaTheme="minorEastAsia" w:hAnsiTheme="minorHAnsi" w:cstheme="minorBidi"/>
-              <w:noProof/>
-              <w:lang w:val="es-CO" w:eastAsia="es-CO"/>
+              <w:lang w:eastAsia="es-CO"/>
             </w:rPr>
           </w:pPr>
-          <w:hyperlink w:anchor="_Toc237819745" w:history="1">
+          <w:hyperlink w:anchor="_Toc237865951" w:history="1">
             <w:r>
               <w:rPr>
                 <w:rStyle w:val="Hipervnculo"/>
-                <w:noProof/>
               </w:rPr>
               <w:t>2.4</w:t>
             </w:r>
             <w:r>
               <w:rPr>
                 <w:rFonts w:asciiTheme="minorHAnsi" w:eastAsiaTheme="minorEastAsia" w:hAnsiTheme="minorHAnsi" w:cstheme="minorBidi"/>
-                <w:noProof/>
-                <w:lang w:val="es-CO" w:eastAsia="es-CO"/>
+                <w:lang w:eastAsia="es-CO"/>
               </w:rPr>
               <w:tab/>
             </w:r>
             <w:r>
               <w:rPr>
                 <w:rStyle w:val="Hipervnculo"/>
-                <w:noProof/>
               </w:rPr>
               <w:t>Target Users</w:t>
             </w:r>
             <w:r>
               <w:rPr>
-                <w:noProof/>
                 <w:webHidden/>
               </w:rPr>
               <w:tab/>
             </w:r>
             <w:r>
               <w:rPr>
-                <w:noProof/>
                 <w:webHidden/>
               </w:rPr>
               <w:fldChar w:fldCharType="begin"/>
             </w:r>
             <w:r>
               <w:rPr>
-                <w:noProof/>
                 <w:webHidden/>
               </w:rPr>
-              <w:instrText xml:space="preserve"> PAGEREF _Toc237819745 \h </w:instrText>
-            </w:r>
-            <w:r>
-              <w:rPr>
-                <w:noProof/>
+              <w:instrText xml:space="preserve"> PAGEREF _Toc237865951 \h </w:instrText>
+            </w:r>
+            <w:r>
+              <w:rPr>
                 <w:webHidden/>
               </w:rPr>
             </w:r>
             <w:r>
               <w:rPr>
-                <w:noProof/>
                 <w:webHidden/>
               </w:rPr>
               <w:fldChar w:fldCharType="separate"/>
             </w:r>
             <w:r>
               <w:rPr>
-                <w:noProof/>
                 <w:webHidden/>
               </w:rPr>
               <w:t>6</w:t>
             </w:r>
             <w:r>
               <w:rPr>
-                <w:noProof/>
                 <w:webHidden/>
               </w:rPr>
               <w:fldChar w:fldCharType="end"/>
@@ -1106,77 +997,66 @@
             </w:tabs>
             <w:rPr>
               <w:rFonts w:asciiTheme="minorHAnsi" w:eastAsiaTheme="minorEastAsia" w:hAnsiTheme="minorHAnsi" w:cstheme="minorBidi"/>
-              <w:noProof/>
-              <w:lang w:val="es-CO" w:eastAsia="es-CO"/>
+              <w:lang w:eastAsia="es-CO"/>
             </w:rPr>
           </w:pPr>
-          <w:hyperlink w:anchor="_Toc237819746" w:history="1">
+          <w:hyperlink w:anchor="_Toc237865952" w:history="1">
             <w:r>
               <w:rPr>
                 <w:rStyle w:val="Hipervnculo"/>
-                <w:noProof/>
               </w:rPr>
               <w:t>2.5</w:t>
             </w:r>
             <w:r>
               <w:rPr>
                 <w:rFonts w:asciiTheme="minorHAnsi" w:eastAsiaTheme="minorEastAsia" w:hAnsiTheme="minorHAnsi" w:cstheme="minorBidi"/>
-                <w:noProof/>
-                <w:lang w:val="es-CO" w:eastAsia="es-CO"/>
+                <w:lang w:eastAsia="es-CO"/>
               </w:rPr>
               <w:tab/>
             </w:r>
             <w:r>
               <w:rPr>
                 <w:rStyle w:val="Hipervnculo"/>
-                <w:noProof/>
               </w:rPr>
               <w:t>Product Characteristics</w:t>
             </w:r>
             <w:r>
               <w:rPr>
-                <w:noProof/>
                 <w:webHidden/>
               </w:rPr>
               <w:tab/>
             </w:r>
             <w:r>
               <w:rPr>
-                <w:noProof/>
                 <w:webHidden/>
               </w:rPr>
               <w:fldChar w:fldCharType="begin"/>
             </w:r>
             <w:r>
               <w:rPr>
-                <w:noProof/>
                 <w:webHidden/>
               </w:rPr>
-              <w:instrText xml:space="preserve"> PAGEREF _Toc237819746 \h </w:instrText>
-            </w:r>
-            <w:r>
-              <w:rPr>
-                <w:noProof/>
+              <w:instrText xml:space="preserve"> PAGEREF _Toc237865952 \h </w:instrText>
+            </w:r>
+            <w:r>
+              <w:rPr>
                 <w:webHidden/>
               </w:rPr>
             </w:r>
             <w:r>
               <w:rPr>
-                <w:noProof/>
                 <w:webHidden/>
               </w:rPr>
               <w:fldChar w:fldCharType="separate"/>
             </w:r>
             <w:r>
               <w:rPr>
-                <w:noProof/>
                 <w:webHidden/>
               </w:rPr>
               <w:t>6</w:t>
             </w:r>
             <w:r>
               <w:rPr>
-                <w:noProof/>
                 <w:webHidden/>
               </w:rPr>
               <w:fldChar w:fldCharType="end"/>
@@ -1192,77 +1072,66 @@
             </w:tabs>
             <w:rPr>
               <w:rFonts w:asciiTheme="minorHAnsi" w:eastAsiaTheme="minorEastAsia" w:hAnsiTheme="minorHAnsi" w:cstheme="minorBidi"/>
-              <w:noProof/>
-              <w:lang w:val="es-CO" w:eastAsia="es-CO"/>
+              <w:lang w:eastAsia="es-CO"/>
             </w:rPr>
           </w:pPr>
-          <w:hyperlink w:anchor="_Toc237819747" w:history="1">
+          <w:hyperlink w:anchor="_Toc237865953" w:history="1">
             <w:r>
               <w:rPr>
                 <w:rStyle w:val="Hipervnculo"/>
-                <w:noProof/>
               </w:rPr>
               <w:t>3</w:t>
             </w:r>
             <w:r>
               <w:rPr>
                 <w:rFonts w:asciiTheme="minorHAnsi" w:eastAsiaTheme="minorEastAsia" w:hAnsiTheme="minorHAnsi" w:cstheme="minorBidi"/>
-                <w:noProof/>
-                <w:lang w:val="es-CO" w:eastAsia="es-CO"/>
+                <w:lang w:eastAsia="es-CO"/>
               </w:rPr>
               <w:tab/>
             </w:r>
             <w:r>
               <w:rPr>
                 <w:rStyle w:val="Hipervnculo"/>
-                <w:noProof/>
               </w:rPr>
               <w:t>System Scope</w:t>
             </w:r>
             <w:r>
               <w:rPr>
-                <w:noProof/>
                 <w:webHidden/>
               </w:rPr>
               <w:tab/>
             </w:r>
             <w:r>
               <w:rPr>
-                <w:noProof/>
                 <w:webHidden/>
               </w:rPr>
               <w:fldChar w:fldCharType="begin"/>
             </w:r>
             <w:r>
               <w:rPr>
-                <w:noProof/>
                 <w:webHidden/>
               </w:rPr>
-              <w:instrText xml:space="preserve"> PAGEREF _Toc237819747 \h </w:instrText>
-            </w:r>
-            <w:r>
-              <w:rPr>
-                <w:noProof/>
+              <w:instrText xml:space="preserve"> PAGEREF _Toc237865953 \h </w:instrText>
+            </w:r>
+            <w:r>
+              <w:rPr>
                 <w:webHidden/>
               </w:rPr>
             </w:r>
             <w:r>
               <w:rPr>
-                <w:noProof/>
                 <w:webHidden/>
               </w:rPr>
               <w:fldChar w:fldCharType="separate"/>
             </w:r>
             <w:r>
               <w:rPr>
-                <w:noProof/>
                 <w:webHidden/>
               </w:rPr>
               <w:t>7</w:t>
             </w:r>
             <w:r>
               <w:rPr>
-                <w:noProof/>
                 <w:webHidden/>
               </w:rPr>
               <w:fldChar w:fldCharType="end"/>
@@ -1278,77 +1147,66 @@
             </w:tabs>
             <w:rPr>
               <w:rFonts w:asciiTheme="minorHAnsi" w:eastAsiaTheme="minorEastAsia" w:hAnsiTheme="minorHAnsi" w:cstheme="minorBidi"/>
-              <w:noProof/>
-              <w:lang w:val="es-CO" w:eastAsia="es-CO"/>
+              <w:lang w:eastAsia="es-CO"/>
             </w:rPr>
           </w:pPr>
-          <w:hyperlink w:anchor="_Toc237819748" w:history="1">
+          <w:hyperlink w:anchor="_Toc237865954" w:history="1">
             <w:r>
               <w:rPr>
                 <w:rStyle w:val="Hipervnculo"/>
-                <w:noProof/>
               </w:rPr>
               <w:t>3.1</w:t>
             </w:r>
             <w:r>
               <w:rPr>
                 <w:rFonts w:asciiTheme="minorHAnsi" w:eastAsiaTheme="minorEastAsia" w:hAnsiTheme="minorHAnsi" w:cstheme="minorBidi"/>
-                <w:noProof/>
-                <w:lang w:val="es-CO" w:eastAsia="es-CO"/>
+                <w:lang w:eastAsia="es-CO"/>
               </w:rPr>
               <w:tab/>
             </w:r>
             <w:r>
               <w:rPr>
                 <w:rStyle w:val="Hipervnculo"/>
-                <w:noProof/>
               </w:rPr>
               <w:t>In Scope</w:t>
             </w:r>
             <w:r>
               <w:rPr>
-                <w:noProof/>
                 <w:webHidden/>
               </w:rPr>
               <w:tab/>
             </w:r>
             <w:r>
               <w:rPr>
-                <w:noProof/>
                 <w:webHidden/>
               </w:rPr>
               <w:fldChar w:fldCharType="begin"/>
             </w:r>
             <w:r>
               <w:rPr>
-                <w:noProof/>
                 <w:webHidden/>
               </w:rPr>
-              <w:instrText xml:space="preserve"> PAGEREF _Toc237819748 \h </w:instrText>
-            </w:r>
-            <w:r>
-              <w:rPr>
-                <w:noProof/>
+              <w:instrText xml:space="preserve"> PAGEREF _Toc237865954 \h </w:instrText>
+            </w:r>
+            <w:r>
+              <w:rPr>
                 <w:webHidden/>
               </w:rPr>
             </w:r>
             <w:r>
               <w:rPr>
-                <w:noProof/>
                 <w:webHidden/>
               </w:rPr>
               <w:fldChar w:fldCharType="separate"/>
             </w:r>
             <w:r>
               <w:rPr>
-                <w:noProof/>
                 <w:webHidden/>
               </w:rPr>
               <w:t>7</w:t>
             </w:r>
             <w:r>
               <w:rPr>
-                <w:noProof/>
                 <w:webHidden/>
               </w:rPr>
               <w:fldChar w:fldCharType="end"/>
@@ -1364,77 +1222,66 @@
             </w:tabs>
             <w:rPr>
               <w:rFonts w:asciiTheme="minorHAnsi" w:eastAsiaTheme="minorEastAsia" w:hAnsiTheme="minorHAnsi" w:cstheme="minorBidi"/>
-              <w:noProof/>
-              <w:lang w:val="es-CO" w:eastAsia="es-CO"/>
+              <w:lang w:eastAsia="es-CO"/>
             </w:rPr>
           </w:pPr>
-          <w:hyperlink w:anchor="_Toc237819749" w:history="1">
+          <w:hyperlink w:anchor="_Toc237865955" w:history="1">
             <w:r>
               <w:rPr>
                 <w:rStyle w:val="Hipervnculo"/>
-                <w:noProof/>
               </w:rPr>
               <w:t>3.2</w:t>
             </w:r>
             <w:r>
               <w:rPr>
                 <w:rFonts w:asciiTheme="minorHAnsi" w:eastAsiaTheme="minorEastAsia" w:hAnsiTheme="minorHAnsi" w:cstheme="minorBidi"/>
-                <w:noProof/>
-                <w:lang w:val="es-CO" w:eastAsia="es-CO"/>
+                <w:lang w:eastAsia="es-CO"/>
               </w:rPr>
               <w:tab/>
             </w:r>
             <w:r>
               <w:rPr>
                 <w:rStyle w:val="Hipervnculo"/>
-                <w:noProof/>
               </w:rPr>
               <w:t>Out of Scope</w:t>
             </w:r>
             <w:r>
               <w:rPr>
-                <w:noProof/>
                 <w:webHidden/>
               </w:rPr>
               <w:tab/>
             </w:r>
             <w:r>
               <w:rPr>
-                <w:noProof/>
                 <w:webHidden/>
               </w:rPr>
               <w:fldChar w:fldCharType="begin"/>
             </w:r>
             <w:r>
               <w:rPr>
-                <w:noProof/>
                 <w:webHidden/>
               </w:rPr>
-              <w:instrText xml:space="preserve"> PAGEREF _Toc237819749 \h </w:instrText>
-            </w:r>
-            <w:r>
-              <w:rPr>
-                <w:noProof/>
+              <w:instrText xml:space="preserve"> PAGEREF _Toc237865955 \h </w:instrText>
+            </w:r>
+            <w:r>
+              <w:rPr>
                 <w:webHidden/>
               </w:rPr>
             </w:r>
             <w:r>
               <w:rPr>
-                <w:noProof/>
                 <w:webHidden/>
               </w:rPr>
               <w:fldChar w:fldCharType="separate"/>
             </w:r>
             <w:r>
               <w:rPr>
-                <w:noProof/>
                 <w:webHidden/>
               </w:rPr>
               <w:t>7</w:t>
             </w:r>
             <w:r>
               <w:rPr>
-                <w:noProof/>
                 <w:webHidden/>
               </w:rPr>
               <w:fldChar w:fldCharType="end"/>
@@ -1450,77 +1297,66 @@
             </w:tabs>
             <w:rPr>
               <w:rFonts w:asciiTheme="minorHAnsi" w:eastAsiaTheme="minorEastAsia" w:hAnsiTheme="minorHAnsi" w:cstheme="minorBidi"/>
-              <w:noProof/>
-              <w:lang w:val="es-CO" w:eastAsia="es-CO"/>
+              <w:lang w:eastAsia="es-CO"/>
             </w:rPr>
           </w:pPr>
-          <w:hyperlink w:anchor="_Toc237819750" w:history="1">
+          <w:hyperlink w:anchor="_Toc237865956" w:history="1">
             <w:r>
               <w:rPr>
                 <w:rStyle w:val="Hipervnculo"/>
-                <w:noProof/>
               </w:rPr>
               <w:t>4</w:t>
             </w:r>
             <w:r>
               <w:rPr>
                 <w:rFonts w:asciiTheme="minorHAnsi" w:eastAsiaTheme="minorEastAsia" w:hAnsiTheme="minorHAnsi" w:cstheme="minorBidi"/>
-                <w:noProof/>
-                <w:lang w:val="es-CO" w:eastAsia="es-CO"/>
+                <w:lang w:eastAsia="es-CO"/>
               </w:rPr>
               <w:tab/>
             </w:r>
             <w:r>
               <w:rPr>
                 <w:rStyle w:val="Hipervnculo"/>
-                <w:noProof/>
               </w:rPr>
               <w:t>Functional Requirements</w:t>
             </w:r>
             <w:r>
               <w:rPr>
-                <w:noProof/>
                 <w:webHidden/>
               </w:rPr>
               <w:tab/>
             </w:r>
             <w:r>
               <w:rPr>
-                <w:noProof/>
                 <w:webHidden/>
               </w:rPr>
               <w:fldChar w:fldCharType="begin"/>
             </w:r>
             <w:r>
               <w:rPr>
-                <w:noProof/>
                 <w:webHidden/>
               </w:rPr>
-              <w:instrText xml:space="preserve"> PAGEREF _Toc237819750 \h </w:instrText>
-            </w:r>
-            <w:r>
-              <w:rPr>
-                <w:noProof/>
+              <w:instrText xml:space="preserve"> PAGEREF _Toc237865956 \h </w:instrText>
+            </w:r>
+            <w:r>
+              <w:rPr>
                 <w:webHidden/>
               </w:rPr>
             </w:r>
             <w:r>
               <w:rPr>
-                <w:noProof/>
                 <w:webHidden/>
               </w:rPr>
               <w:fldChar w:fldCharType="separate"/>
             </w:r>
             <w:r>
               <w:rPr>
-                <w:noProof/>
                 <w:webHidden/>
               </w:rPr>
               <w:t>8</w:t>
             </w:r>
             <w:r>
               <w:rPr>
-                <w:noProof/>
                 <w:webHidden/>
               </w:rPr>
               <w:fldChar w:fldCharType="end"/>
@@ -1536,77 +1372,78 @@
             </w:tabs>
             <w:rPr>
               <w:rFonts w:asciiTheme="minorHAnsi" w:eastAsiaTheme="minorEastAsia" w:hAnsiTheme="minorHAnsi" w:cstheme="minorBidi"/>
-              <w:noProof/>
-              <w:lang w:val="es-CO" w:eastAsia="es-CO"/>
+              <w:lang w:eastAsia="es-CO"/>
             </w:rPr>
           </w:pPr>
-          <w:hyperlink w:anchor="_Toc237819751" w:history="1">
+          <w:hyperlink w:anchor="_Toc237865957" w:history="1">
             <w:r>
               <w:rPr>
                 <w:rStyle w:val="Hipervnculo"/>
-                <w:noProof/>
               </w:rPr>
               <w:t>4.1</w:t>
             </w:r>
             <w:r>
               <w:rPr>
                 <w:rFonts w:asciiTheme="minorHAnsi" w:eastAsiaTheme="minorEastAsia" w:hAnsiTheme="minorHAnsi" w:cstheme="minorBidi"/>
-                <w:noProof/>
-                <w:lang w:val="es-CO" w:eastAsia="es-CO"/>
+                <w:lang w:eastAsia="es-CO"/>
               </w:rPr>
               <w:tab/>
             </w:r>
             <w:r>
               <w:rPr>
                 <w:rStyle w:val="Hipervnculo"/>
-                <w:noProof/>
-              </w:rPr>
-              <w:t>Requirement Specification Format</w:t>
-            </w:r>
-            <w:r>
-              <w:rPr>
-                <w:noProof/>
+              </w:rPr>
+              <w:t>Requirement Specif</w:t>
+            </w:r>
+            <w:r>
+              <w:rPr>
+                <w:rStyle w:val="Hipervnculo"/>
+              </w:rPr>
+              <w:t>i</w:t>
+            </w:r>
+            <w:r>
+              <w:rPr>
+                <w:rStyle w:val="Hipervnculo"/>
+              </w:rPr>
+              <w:t>cation Format</w:t>
+            </w:r>
+            <w:r>
+              <w:rPr>
                 <w:webHidden/>
               </w:rPr>
               <w:tab/>
             </w:r>
             <w:r>
               <w:rPr>
-                <w:noProof/>
                 <w:webHidden/>
               </w:rPr>
               <w:fldChar w:fldCharType="begin"/>
             </w:r>
             <w:r>
               <w:rPr>
-                <w:noProof/>
                 <w:webHidden/>
               </w:rPr>
-              <w:instrText xml:space="preserve"> PAGEREF _Toc237819751 \h </w:instrText>
-            </w:r>
-            <w:r>
-              <w:rPr>
-                <w:noProof/>
+              <w:instrText xml:space="preserve"> PAGEREF _Toc237865957 \h </w:instrText>
+            </w:r>
+            <w:r>
+              <w:rPr>
                 <w:webHidden/>
               </w:rPr>
             </w:r>
             <w:r>
               <w:rPr>
-                <w:noProof/>
                 <w:webHidden/>
               </w:rPr>
               <w:fldChar w:fldCharType="separate"/>
             </w:r>
             <w:r>
               <w:rPr>
-                <w:noProof/>
                 <w:webHidden/>
               </w:rPr>
               <w:t>8</w:t>
             </w:r>
             <w:r>
               <w:rPr>
-                <w:noProof/>
                 <w:webHidden/>
               </w:rPr>
               <w:fldChar w:fldCharType="end"/>
@@ -1622,77 +1459,66 @@
             </w:tabs>
             <w:rPr>
               <w:rFonts w:asciiTheme="minorHAnsi" w:eastAsiaTheme="minorEastAsia" w:hAnsiTheme="minorHAnsi" w:cstheme="minorBidi"/>
-              <w:noProof/>
-              <w:lang w:val="es-CO" w:eastAsia="es-CO"/>
+              <w:lang w:eastAsia="es-CO"/>
             </w:rPr>
           </w:pPr>
-          <w:hyperlink w:anchor="_Toc237819752" w:history="1">
+          <w:hyperlink w:anchor="_Toc237865958" w:history="1">
             <w:r>
               <w:rPr>
                 <w:rStyle w:val="Hipervnculo"/>
-                <w:noProof/>
               </w:rPr>
               <w:t>4.2</w:t>
             </w:r>
             <w:r>
               <w:rPr>
                 <w:rFonts w:asciiTheme="minorHAnsi" w:eastAsiaTheme="minorEastAsia" w:hAnsiTheme="minorHAnsi" w:cstheme="minorBidi"/>
-                <w:noProof/>
-                <w:lang w:val="es-CO" w:eastAsia="es-CO"/>
+                <w:lang w:eastAsia="es-CO"/>
               </w:rPr>
               <w:tab/>
             </w:r>
             <w:r>
               <w:rPr>
                 <w:rStyle w:val="Hipervnculo"/>
-                <w:noProof/>
               </w:rPr>
               <w:t>Functional Requirements</w:t>
             </w:r>
             <w:r>
               <w:rPr>
-                <w:noProof/>
                 <w:webHidden/>
               </w:rPr>
               <w:tab/>
             </w:r>
             <w:r>
               <w:rPr>
-                <w:noProof/>
                 <w:webHidden/>
               </w:rPr>
               <w:fldChar w:fldCharType="begin"/>
             </w:r>
             <w:r>
               <w:rPr>
-                <w:noProof/>
                 <w:webHidden/>
               </w:rPr>
-              <w:instrText xml:space="preserve"> PAGEREF _Toc237819752 \h </w:instrText>
-            </w:r>
-            <w:r>
-              <w:rPr>
-                <w:noProof/>
+              <w:instrText xml:space="preserve"> PAGEREF _Toc237865958 \h </w:instrText>
+            </w:r>
+            <w:r>
+              <w:rPr>
                 <w:webHidden/>
               </w:rPr>
             </w:r>
             <w:r>
               <w:rPr>
-                <w:noProof/>
                 <w:webHidden/>
               </w:rPr>
               <w:fldChar w:fldCharType="separate"/>
             </w:r>
             <w:r>
               <w:rPr>
-                <w:noProof/>
                 <w:webHidden/>
               </w:rPr>
               <w:t>9</w:t>
             </w:r>
             <w:r>
               <w:rPr>
-                <w:noProof/>
                 <w:webHidden/>
               </w:rPr>
               <w:fldChar w:fldCharType="end"/>
@@ -1708,77 +1534,66 @@
             </w:tabs>
             <w:rPr>
               <w:rFonts w:asciiTheme="minorHAnsi" w:eastAsiaTheme="minorEastAsia" w:hAnsiTheme="minorHAnsi" w:cstheme="minorBidi"/>
-              <w:noProof/>
-              <w:lang w:val="es-CO" w:eastAsia="es-CO"/>
+              <w:lang w:eastAsia="es-CO"/>
             </w:rPr>
           </w:pPr>
-          <w:hyperlink w:anchor="_Toc237819753" w:history="1">
+          <w:hyperlink w:anchor="_Toc237865959" w:history="1">
             <w:r>
               <w:rPr>
                 <w:rStyle w:val="Hipervnculo"/>
-                <w:noProof/>
               </w:rPr>
               <w:t>4.2.1</w:t>
             </w:r>
             <w:r>
               <w:rPr>
                 <w:rFonts w:asciiTheme="minorHAnsi" w:eastAsiaTheme="minorEastAsia" w:hAnsiTheme="minorHAnsi" w:cstheme="minorBidi"/>
-                <w:noProof/>
-                <w:lang w:val="es-CO" w:eastAsia="es-CO"/>
+                <w:lang w:eastAsia="es-CO"/>
               </w:rPr>
               <w:tab/>
             </w:r>
             <w:r>
               <w:rPr>
                 <w:rStyle w:val="Hipervnculo"/>
-                <w:noProof/>
               </w:rPr>
               <w:t>Academic Period Management (ACP) Requirements</w:t>
             </w:r>
             <w:r>
               <w:rPr>
-                <w:noProof/>
                 <w:webHidden/>
               </w:rPr>
               <w:tab/>
             </w:r>
             <w:r>
               <w:rPr>
-                <w:noProof/>
                 <w:webHidden/>
               </w:rPr>
               <w:fldChar w:fldCharType="begin"/>
             </w:r>
             <w:r>
               <w:rPr>
-                <w:noProof/>
                 <w:webHidden/>
               </w:rPr>
-              <w:instrText xml:space="preserve"> PAGEREF _Toc237819753 \h </w:instrText>
-            </w:r>
-            <w:r>
-              <w:rPr>
-                <w:noProof/>
+              <w:instrText xml:space="preserve"> PAGEREF _Toc237865959 \h </w:instrText>
+            </w:r>
+            <w:r>
+              <w:rPr>
                 <w:webHidden/>
               </w:rPr>
             </w:r>
             <w:r>
               <w:rPr>
-                <w:noProof/>
                 <w:webHidden/>
               </w:rPr>
               <w:fldChar w:fldCharType="separate"/>
             </w:r>
             <w:r>
               <w:rPr>
-                <w:noProof/>
                 <w:webHidden/>
               </w:rPr>
               <w:t>9</w:t>
             </w:r>
             <w:r>
               <w:rPr>
-                <w:noProof/>
                 <w:webHidden/>
               </w:rPr>
               <w:fldChar w:fldCharType="end"/>
@@ -1794,77 +1609,666 @@
             </w:tabs>
             <w:rPr>
               <w:rFonts w:asciiTheme="minorHAnsi" w:eastAsiaTheme="minorEastAsia" w:hAnsiTheme="minorHAnsi" w:cstheme="minorBidi"/>
-              <w:noProof/>
-              <w:lang w:val="es-CO" w:eastAsia="es-CO"/>
+              <w:lang w:eastAsia="es-CO"/>
             </w:rPr>
           </w:pPr>
-          <w:hyperlink w:anchor="_Toc237819754" w:history="1">
+          <w:hyperlink w:anchor="_Toc237865960" w:history="1">
             <w:r>
               <w:rPr>
                 <w:rStyle w:val="Hipervnculo"/>
-                <w:noProof/>
               </w:rPr>
               <w:t>4.2.2</w:t>
             </w:r>
             <w:r>
               <w:rPr>
                 <w:rFonts w:asciiTheme="minorHAnsi" w:eastAsiaTheme="minorEastAsia" w:hAnsiTheme="minorHAnsi" w:cstheme="minorBidi"/>
-                <w:noProof/>
-                <w:lang w:val="es-CO" w:eastAsia="es-CO"/>
+                <w:lang w:eastAsia="es-CO"/>
               </w:rPr>
               <w:tab/>
             </w:r>
             <w:r>
               <w:rPr>
                 <w:rStyle w:val="Hipervnculo"/>
-                <w:noProof/>
               </w:rPr>
               <w:t>Subject Management (SUB) Requirements</w:t>
             </w:r>
             <w:r>
               <w:rPr>
-                <w:noProof/>
                 <w:webHidden/>
               </w:rPr>
               <w:tab/>
             </w:r>
             <w:r>
               <w:rPr>
-                <w:noProof/>
                 <w:webHidden/>
               </w:rPr>
               <w:fldChar w:fldCharType="begin"/>
             </w:r>
             <w:r>
               <w:rPr>
-                <w:noProof/>
                 <w:webHidden/>
               </w:rPr>
-              <w:instrText xml:space="preserve"> PAGEREF _Toc237819754 \h </w:instrText>
-            </w:r>
-            <w:r>
-              <w:rPr>
-                <w:noProof/>
+              <w:instrText xml:space="preserve"> PAGEREF _Toc237865960 \h </w:instrText>
+            </w:r>
+            <w:r>
+              <w:rPr>
                 <w:webHidden/>
               </w:rPr>
             </w:r>
             <w:r>
               <w:rPr>
-                <w:noProof/>
                 <w:webHidden/>
               </w:rPr>
               <w:fldChar w:fldCharType="separate"/>
             </w:r>
             <w:r>
               <w:rPr>
-                <w:noProof/>
                 <w:webHidden/>
               </w:rPr>
-              <w:t>9</w:t>
-            </w:r>
-            <w:r>
-              <w:rPr>
-                <w:noProof/>
+              <w:t>16</w:t>
+            </w:r>
+            <w:r>
+              <w:rPr>
+                <w:webHidden/>
+              </w:rPr>
+              <w:fldChar w:fldCharType="end"/>
+            </w:r>
+          </w:hyperlink>
+        </w:p>
+        <w:p>
+          <w:pPr>
+            <w:pStyle w:val="TDC3"/>
+            <w:tabs>
+              <w:tab w:val="left" w:pos="1440"/>
+              <w:tab w:val="right" w:leader="dot" w:pos="9350"/>
+            </w:tabs>
+            <w:rPr>
+              <w:rFonts w:asciiTheme="minorHAnsi" w:eastAsiaTheme="minorEastAsia" w:hAnsiTheme="minorHAnsi" w:cstheme="minorBidi"/>
+              <w:lang w:eastAsia="es-CO"/>
+            </w:rPr>
+          </w:pPr>
+          <w:hyperlink w:anchor="_Toc237865961" w:history="1">
+            <w:r>
+              <w:rPr>
+                <w:rStyle w:val="Hipervnculo"/>
+              </w:rPr>
+              <w:t>4.2.3</w:t>
+            </w:r>
+            <w:r>
+              <w:rPr>
+                <w:rFonts w:asciiTheme="minorHAnsi" w:eastAsiaTheme="minorEastAsia" w:hAnsiTheme="minorHAnsi" w:cstheme="minorBidi"/>
+                <w:lang w:eastAsia="es-CO"/>
+              </w:rPr>
+              <w:tab/>
+            </w:r>
+            <w:r>
+              <w:rPr>
+                <w:rStyle w:val="Hipervnculo"/>
+              </w:rPr>
+              <w:t>Assessment Management (ASM) Requirements</w:t>
+            </w:r>
+            <w:r>
+              <w:rPr>
+                <w:webHidden/>
+              </w:rPr>
+              <w:tab/>
+            </w:r>
+            <w:r>
+              <w:rPr>
+                <w:webHidden/>
+              </w:rPr>
+              <w:fldChar w:fldCharType="begin"/>
+            </w:r>
+            <w:r>
+              <w:rPr>
+                <w:webHidden/>
+              </w:rPr>
+              <w:instrText xml:space="preserve"> PAGEREF _Toc237865961 \h </w:instrText>
+            </w:r>
+            <w:r>
+              <w:rPr>
+                <w:webHidden/>
+              </w:rPr>
+            </w:r>
+            <w:r>
+              <w:rPr>
+                <w:webHidden/>
+              </w:rPr>
+              <w:fldChar w:fldCharType="separate"/>
+            </w:r>
+            <w:r>
+              <w:rPr>
+                <w:webHidden/>
+              </w:rPr>
+              <w:t>20</w:t>
+            </w:r>
+            <w:r>
+              <w:rPr>
+                <w:webHidden/>
+              </w:rPr>
+              <w:fldChar w:fldCharType="end"/>
+            </w:r>
+          </w:hyperlink>
+        </w:p>
+        <w:p>
+          <w:pPr>
+            <w:pStyle w:val="TDC3"/>
+            <w:tabs>
+              <w:tab w:val="left" w:pos="1440"/>
+              <w:tab w:val="right" w:leader="dot" w:pos="9350"/>
+            </w:tabs>
+            <w:rPr>
+              <w:rFonts w:asciiTheme="minorHAnsi" w:eastAsiaTheme="minorEastAsia" w:hAnsiTheme="minorHAnsi" w:cstheme="minorBidi"/>
+              <w:lang w:eastAsia="es-CO"/>
+            </w:rPr>
+          </w:pPr>
+          <w:hyperlink w:anchor="_Toc237865962" w:history="1">
+            <w:r>
+              <w:rPr>
+                <w:rStyle w:val="Hipervnculo"/>
+              </w:rPr>
+              <w:t>4.2.4</w:t>
+            </w:r>
+            <w:r>
+              <w:rPr>
+                <w:rFonts w:asciiTheme="minorHAnsi" w:eastAsiaTheme="minorEastAsia" w:hAnsiTheme="minorHAnsi" w:cstheme="minorBidi"/>
+                <w:lang w:eastAsia="es-CO"/>
+              </w:rPr>
+              <w:tab/>
+            </w:r>
+            <w:r>
+              <w:rPr>
+                <w:rStyle w:val="Hipervnculo"/>
+              </w:rPr>
+              <w:t>Grade Management (GRD) Requirements</w:t>
+            </w:r>
+            <w:r>
+              <w:rPr>
+                <w:webHidden/>
+              </w:rPr>
+              <w:tab/>
+            </w:r>
+            <w:r>
+              <w:rPr>
+                <w:webHidden/>
+              </w:rPr>
+              <w:fldChar w:fldCharType="begin"/>
+            </w:r>
+            <w:r>
+              <w:rPr>
+                <w:webHidden/>
+              </w:rPr>
+              <w:instrText xml:space="preserve"> PAGEREF _Toc237865962 \h </w:instrText>
+            </w:r>
+            <w:r>
+              <w:rPr>
+                <w:webHidden/>
+              </w:rPr>
+            </w:r>
+            <w:r>
+              <w:rPr>
+                <w:webHidden/>
+              </w:rPr>
+              <w:fldChar w:fldCharType="separate"/>
+            </w:r>
+            <w:r>
+              <w:rPr>
+                <w:webHidden/>
+              </w:rPr>
+              <w:t>25</w:t>
+            </w:r>
+            <w:r>
+              <w:rPr>
+                <w:webHidden/>
+              </w:rPr>
+              <w:fldChar w:fldCharType="end"/>
+            </w:r>
+          </w:hyperlink>
+        </w:p>
+        <w:p>
+          <w:pPr>
+            <w:pStyle w:val="TDC3"/>
+            <w:tabs>
+              <w:tab w:val="left" w:pos="1440"/>
+              <w:tab w:val="right" w:leader="dot" w:pos="9350"/>
+            </w:tabs>
+            <w:rPr>
+              <w:rFonts w:asciiTheme="minorHAnsi" w:eastAsiaTheme="minorEastAsia" w:hAnsiTheme="minorHAnsi" w:cstheme="minorBidi"/>
+              <w:lang w:eastAsia="es-CO"/>
+            </w:rPr>
+          </w:pPr>
+          <w:hyperlink w:anchor="_Toc237865963" w:history="1">
+            <w:r>
+              <w:rPr>
+                <w:rStyle w:val="Hipervnculo"/>
+              </w:rPr>
+              <w:t>4.2.5</w:t>
+            </w:r>
+            <w:r>
+              <w:rPr>
+                <w:rFonts w:asciiTheme="minorHAnsi" w:eastAsiaTheme="minorEastAsia" w:hAnsiTheme="minorHAnsi" w:cstheme="minorBidi"/>
+                <w:lang w:eastAsia="es-CO"/>
+              </w:rPr>
+              <w:tab/>
+            </w:r>
+            <w:r>
+              <w:rPr>
+                <w:rStyle w:val="Hipervnculo"/>
+              </w:rPr>
+              <w:t>Goal Management (GOL) Requirements</w:t>
+            </w:r>
+            <w:r>
+              <w:rPr>
+                <w:webHidden/>
+              </w:rPr>
+              <w:tab/>
+            </w:r>
+            <w:r>
+              <w:rPr>
+                <w:webHidden/>
+              </w:rPr>
+              <w:fldChar w:fldCharType="begin"/>
+            </w:r>
+            <w:r>
+              <w:rPr>
+                <w:webHidden/>
+              </w:rPr>
+              <w:instrText xml:space="preserve"> PAGEREF _Toc237865963 \h </w:instrText>
+            </w:r>
+            <w:r>
+              <w:rPr>
+                <w:webHidden/>
+              </w:rPr>
+            </w:r>
+            <w:r>
+              <w:rPr>
+                <w:webHidden/>
+              </w:rPr>
+              <w:fldChar w:fldCharType="separate"/>
+            </w:r>
+            <w:r>
+              <w:rPr>
+                <w:webHidden/>
+              </w:rPr>
+              <w:t>27</w:t>
+            </w:r>
+            <w:r>
+              <w:rPr>
+                <w:webHidden/>
+              </w:rPr>
+              <w:fldChar w:fldCharType="end"/>
+            </w:r>
+          </w:hyperlink>
+        </w:p>
+        <w:p>
+          <w:pPr>
+            <w:pStyle w:val="TDC3"/>
+            <w:tabs>
+              <w:tab w:val="left" w:pos="1440"/>
+              <w:tab w:val="right" w:leader="dot" w:pos="9350"/>
+            </w:tabs>
+            <w:rPr>
+              <w:rFonts w:asciiTheme="minorHAnsi" w:eastAsiaTheme="minorEastAsia" w:hAnsiTheme="minorHAnsi" w:cstheme="minorBidi"/>
+              <w:lang w:eastAsia="es-CO"/>
+            </w:rPr>
+          </w:pPr>
+          <w:hyperlink w:anchor="_Toc237865964" w:history="1">
+            <w:r>
+              <w:rPr>
+                <w:rStyle w:val="Hipervnculo"/>
+              </w:rPr>
+              <w:t>4.2.6</w:t>
+            </w:r>
+            <w:r>
+              <w:rPr>
+                <w:rFonts w:asciiTheme="minorHAnsi" w:eastAsiaTheme="minorEastAsia" w:hAnsiTheme="minorHAnsi" w:cstheme="minorBidi"/>
+                <w:lang w:eastAsia="es-CO"/>
+              </w:rPr>
+              <w:tab/>
+            </w:r>
+            <w:r>
+              <w:rPr>
+                <w:rStyle w:val="Hipervnculo"/>
+              </w:rPr>
+              <w:t>Calculations and Projections (CAL) Requirements</w:t>
+            </w:r>
+            <w:r>
+              <w:rPr>
+                <w:webHidden/>
+              </w:rPr>
+              <w:tab/>
+            </w:r>
+            <w:r>
+              <w:rPr>
+                <w:webHidden/>
+              </w:rPr>
+              <w:fldChar w:fldCharType="begin"/>
+            </w:r>
+            <w:r>
+              <w:rPr>
+                <w:webHidden/>
+              </w:rPr>
+              <w:instrText xml:space="preserve"> PAGEREF _Toc237865964 \h </w:instrText>
+            </w:r>
+            <w:r>
+              <w:rPr>
+                <w:webHidden/>
+              </w:rPr>
+            </w:r>
+            <w:r>
+              <w:rPr>
+                <w:webHidden/>
+              </w:rPr>
+              <w:fldChar w:fldCharType="separate"/>
+            </w:r>
+            <w:r>
+              <w:rPr>
+                <w:webHidden/>
+              </w:rPr>
+              <w:t>29</w:t>
+            </w:r>
+            <w:r>
+              <w:rPr>
+                <w:webHidden/>
+              </w:rPr>
+              <w:fldChar w:fldCharType="end"/>
+            </w:r>
+          </w:hyperlink>
+        </w:p>
+        <w:p>
+          <w:pPr>
+            <w:pStyle w:val="TDC3"/>
+            <w:tabs>
+              <w:tab w:val="left" w:pos="1440"/>
+              <w:tab w:val="right" w:leader="dot" w:pos="9350"/>
+            </w:tabs>
+            <w:rPr>
+              <w:rFonts w:asciiTheme="minorHAnsi" w:eastAsiaTheme="minorEastAsia" w:hAnsiTheme="minorHAnsi" w:cstheme="minorBidi"/>
+              <w:lang w:eastAsia="es-CO"/>
+            </w:rPr>
+          </w:pPr>
+          <w:hyperlink w:anchor="_Toc237865965" w:history="1">
+            <w:r>
+              <w:rPr>
+                <w:rStyle w:val="Hipervnculo"/>
+              </w:rPr>
+              <w:t>4.2.7</w:t>
+            </w:r>
+            <w:r>
+              <w:rPr>
+                <w:rFonts w:asciiTheme="minorHAnsi" w:eastAsiaTheme="minorEastAsia" w:hAnsiTheme="minorHAnsi" w:cstheme="minorBidi"/>
+                <w:lang w:eastAsia="es-CO"/>
+              </w:rPr>
+              <w:tab/>
+            </w:r>
+            <w:r>
+              <w:rPr>
+                <w:rStyle w:val="Hipervnculo"/>
+              </w:rPr>
+              <w:t>Risk and Goal Progress (RSK) Requirements</w:t>
+            </w:r>
+            <w:r>
+              <w:rPr>
+                <w:webHidden/>
+              </w:rPr>
+              <w:tab/>
+            </w:r>
+            <w:r>
+              <w:rPr>
+                <w:webHidden/>
+              </w:rPr>
+              <w:fldChar w:fldCharType="begin"/>
+            </w:r>
+            <w:r>
+              <w:rPr>
+                <w:webHidden/>
+              </w:rPr>
+              <w:instrText xml:space="preserve"> PAGEREF _Toc237865965 \h </w:instrText>
+            </w:r>
+            <w:r>
+              <w:rPr>
+                <w:webHidden/>
+              </w:rPr>
+            </w:r>
+            <w:r>
+              <w:rPr>
+                <w:webHidden/>
+              </w:rPr>
+              <w:fldChar w:fldCharType="separate"/>
+            </w:r>
+            <w:r>
+              <w:rPr>
+                <w:webHidden/>
+              </w:rPr>
+              <w:t>33</w:t>
+            </w:r>
+            <w:r>
+              <w:rPr>
+                <w:webHidden/>
+              </w:rPr>
+              <w:fldChar w:fldCharType="end"/>
+            </w:r>
+          </w:hyperlink>
+        </w:p>
+        <w:p>
+          <w:pPr>
+            <w:pStyle w:val="TDC3"/>
+            <w:tabs>
+              <w:tab w:val="left" w:pos="1440"/>
+              <w:tab w:val="right" w:leader="dot" w:pos="9350"/>
+            </w:tabs>
+            <w:rPr>
+              <w:rFonts w:asciiTheme="minorHAnsi" w:eastAsiaTheme="minorEastAsia" w:hAnsiTheme="minorHAnsi" w:cstheme="minorBidi"/>
+              <w:lang w:eastAsia="es-CO"/>
+            </w:rPr>
+          </w:pPr>
+          <w:hyperlink w:anchor="_Toc237865966" w:history="1">
+            <w:r>
+              <w:rPr>
+                <w:rStyle w:val="Hipervnculo"/>
+              </w:rPr>
+              <w:t>4.2.8</w:t>
+            </w:r>
+            <w:r>
+              <w:rPr>
+                <w:rFonts w:asciiTheme="minorHAnsi" w:eastAsiaTheme="minorEastAsia" w:hAnsiTheme="minorHAnsi" w:cstheme="minorBidi"/>
+                <w:lang w:eastAsia="es-CO"/>
+              </w:rPr>
+              <w:tab/>
+            </w:r>
+            <w:r>
+              <w:rPr>
+                <w:rStyle w:val="Hipervnculo"/>
+              </w:rPr>
+              <w:t>Report (RPT) Requirements</w:t>
+            </w:r>
+            <w:r>
+              <w:rPr>
+                <w:webHidden/>
+              </w:rPr>
+              <w:tab/>
+            </w:r>
+            <w:r>
+              <w:rPr>
+                <w:webHidden/>
+              </w:rPr>
+              <w:fldChar w:fldCharType="begin"/>
+            </w:r>
+            <w:r>
+              <w:rPr>
+                <w:webHidden/>
+              </w:rPr>
+              <w:instrText xml:space="preserve"> PAGEREF _Toc237865966 \h </w:instrText>
+            </w:r>
+            <w:r>
+              <w:rPr>
+                <w:webHidden/>
+              </w:rPr>
+            </w:r>
+            <w:r>
+              <w:rPr>
+                <w:webHidden/>
+              </w:rPr>
+              <w:fldChar w:fldCharType="separate"/>
+            </w:r>
+            <w:r>
+              <w:rPr>
+                <w:webHidden/>
+              </w:rPr>
+              <w:t>35</w:t>
+            </w:r>
+            <w:r>
+              <w:rPr>
+                <w:webHidden/>
+              </w:rPr>
+              <w:fldChar w:fldCharType="end"/>
+            </w:r>
+          </w:hyperlink>
+        </w:p>
+        <w:p>
+          <w:pPr>
+            <w:pStyle w:val="TDC3"/>
+            <w:tabs>
+              <w:tab w:val="left" w:pos="1440"/>
+              <w:tab w:val="right" w:leader="dot" w:pos="9350"/>
+            </w:tabs>
+            <w:rPr>
+              <w:rFonts w:asciiTheme="minorHAnsi" w:eastAsiaTheme="minorEastAsia" w:hAnsiTheme="minorHAnsi" w:cstheme="minorBidi"/>
+              <w:lang w:eastAsia="es-CO"/>
+            </w:rPr>
+          </w:pPr>
+          <w:hyperlink w:anchor="_Toc237865967" w:history="1">
+            <w:r>
+              <w:rPr>
+                <w:rStyle w:val="Hipervnculo"/>
+              </w:rPr>
+              <w:t>4.2.9</w:t>
+            </w:r>
+            <w:r>
+              <w:rPr>
+                <w:rFonts w:asciiTheme="minorHAnsi" w:eastAsiaTheme="minorEastAsia" w:hAnsiTheme="minorHAnsi" w:cstheme="minorBidi"/>
+                <w:lang w:eastAsia="es-CO"/>
+              </w:rPr>
+              <w:tab/>
+            </w:r>
+            <w:r>
+              <w:rPr>
+                <w:rStyle w:val="Hipervnculo"/>
+              </w:rPr>
+              <w:t>Historical Performance (HIS) Requirements</w:t>
+            </w:r>
+            <w:r>
+              <w:rPr>
+                <w:webHidden/>
+              </w:rPr>
+              <w:tab/>
+            </w:r>
+            <w:r>
+              <w:rPr>
+                <w:webHidden/>
+              </w:rPr>
+              <w:fldChar w:fldCharType="begin"/>
+            </w:r>
+            <w:r>
+              <w:rPr>
+                <w:webHidden/>
+              </w:rPr>
+              <w:instrText xml:space="preserve"> PAGEREF _Toc237865967 \h </w:instrText>
+            </w:r>
+            <w:r>
+              <w:rPr>
+                <w:webHidden/>
+              </w:rPr>
+            </w:r>
+            <w:r>
+              <w:rPr>
+                <w:webHidden/>
+              </w:rPr>
+              <w:fldChar w:fldCharType="separate"/>
+            </w:r>
+            <w:r>
+              <w:rPr>
+                <w:webHidden/>
+              </w:rPr>
+              <w:t>37</w:t>
+            </w:r>
+            <w:r>
+              <w:rPr>
+                <w:webHidden/>
+              </w:rPr>
+              <w:fldChar w:fldCharType="end"/>
+            </w:r>
+          </w:hyperlink>
+        </w:p>
+        <w:p>
+          <w:pPr>
+            <w:pStyle w:val="TDC3"/>
+            <w:tabs>
+              <w:tab w:val="left" w:pos="1440"/>
+              <w:tab w:val="right" w:leader="dot" w:pos="9350"/>
+            </w:tabs>
+            <w:rPr>
+              <w:rFonts w:asciiTheme="minorHAnsi" w:eastAsiaTheme="minorEastAsia" w:hAnsiTheme="minorHAnsi" w:cstheme="minorBidi"/>
+              <w:lang w:eastAsia="es-CO"/>
+            </w:rPr>
+          </w:pPr>
+          <w:hyperlink w:anchor="_Toc237865968" w:history="1">
+            <w:r>
+              <w:rPr>
+                <w:rStyle w:val="Hipervnculo"/>
+              </w:rPr>
+              <w:t>4.2.10</w:t>
+            </w:r>
+            <w:r>
+              <w:rPr>
+                <w:rFonts w:asciiTheme="minorHAnsi" w:eastAsiaTheme="minorEastAsia" w:hAnsiTheme="minorHAnsi" w:cstheme="minorBidi"/>
+                <w:lang w:eastAsia="es-CO"/>
+              </w:rPr>
+              <w:tab/>
+            </w:r>
+            <w:r>
+              <w:rPr>
+                <w:rStyle w:val="Hipervnculo"/>
+              </w:rPr>
+              <w:t>User Account Management (USR) Requirements</w:t>
+            </w:r>
+            <w:r>
+              <w:rPr>
+                <w:webHidden/>
+              </w:rPr>
+              <w:tab/>
+            </w:r>
+            <w:r>
+              <w:rPr>
+                <w:webHidden/>
+              </w:rPr>
+              <w:fldChar w:fldCharType="begin"/>
+            </w:r>
+            <w:r>
+              <w:rPr>
+                <w:webHidden/>
+              </w:rPr>
+              <w:instrText xml:space="preserve"> PAGEREF _Toc237865968 \h </w:instrText>
+            </w:r>
+            <w:r>
+              <w:rPr>
+                <w:webHidden/>
+              </w:rPr>
+            </w:r>
+            <w:r>
+              <w:rPr>
+                <w:webHidden/>
+              </w:rPr>
+              <w:fldChar w:fldCharType="separate"/>
+            </w:r>
+            <w:r>
+              <w:rPr>
+                <w:webHidden/>
+              </w:rPr>
+              <w:t>39</w:t>
+            </w:r>
+            <w:r>
+              <w:rPr>
                 <w:webHidden/>
               </w:rPr>
               <w:fldChar w:fldCharType="end"/>
@@ -1876,7 +2280,6 @@
             <w:rPr>
               <w:b/>
               <w:bCs/>
-              <w:lang w:val="es-ES"/>
             </w:rPr>
             <w:fldChar w:fldCharType="end"/>
           </w:r>
@@ -1903,7 +2306,7 @@
         <w:pStyle w:val="Ttulo1"/>
         <w:spacing w:line="360" w:lineRule="auto"/>
       </w:pPr>
-      <w:bookmarkStart w:id="0" w:name="_Toc237819736"/>
+      <w:bookmarkStart w:id="0" w:name="_Toc237865942"/>
       <w:r>
         <w:lastRenderedPageBreak/>
         <w:t>Introduction</w:t>
@@ -1915,7 +2318,7 @@
         <w:pStyle w:val="Ttulo2"/>
         <w:spacing w:line="360" w:lineRule="auto"/>
       </w:pPr>
-      <w:bookmarkStart w:id="1" w:name="_Toc237819737"/>
+      <w:bookmarkStart w:id="1" w:name="_Toc237865943"/>
       <w:r>
         <w:t>Purpose</w:t>
       </w:r>
@@ -1942,7 +2345,7 @@
         <w:pStyle w:val="Ttulo2"/>
         <w:spacing w:line="360" w:lineRule="auto"/>
       </w:pPr>
-      <w:bookmarkStart w:id="2" w:name="_Toc237819738"/>
+      <w:bookmarkStart w:id="2" w:name="_Toc237865944"/>
       <w:r>
         <w:t>Scope</w:t>
       </w:r>
@@ -1993,7 +2396,7 @@
         <w:pStyle w:val="Ttulo2"/>
         <w:spacing w:line="360" w:lineRule="auto"/>
       </w:pPr>
-      <w:bookmarkStart w:id="3" w:name="_Toc237819739"/>
+      <w:bookmarkStart w:id="3" w:name="_Toc237865945"/>
       <w:r>
         <w:lastRenderedPageBreak/>
         <w:t>Intended Audience</w:t>
@@ -2033,7 +2436,7 @@
         <w:pStyle w:val="Ttulo2"/>
         <w:spacing w:line="360" w:lineRule="auto"/>
       </w:pPr>
-      <w:bookmarkStart w:id="4" w:name="_Toc237819740"/>
+      <w:bookmarkStart w:id="4" w:name="_Toc237865946"/>
       <w:r>
         <w:t>Definitions</w:t>
       </w:r>
@@ -2358,7 +2761,7 @@
         <w:pStyle w:val="Ttulo1"/>
         <w:spacing w:line="360" w:lineRule="auto"/>
       </w:pPr>
-      <w:bookmarkStart w:id="5" w:name="_Toc237819741"/>
+      <w:bookmarkStart w:id="5" w:name="_Toc237865947"/>
       <w:r>
         <w:t>Product Overview</w:t>
       </w:r>
@@ -2369,7 +2772,7 @@
         <w:pStyle w:val="Ttulo2"/>
         <w:spacing w:line="360" w:lineRule="auto"/>
       </w:pPr>
-      <w:bookmarkStart w:id="6" w:name="_Toc237819742"/>
+      <w:bookmarkStart w:id="6" w:name="_Toc237865948"/>
       <w:r>
         <w:t>Product Description</w:t>
       </w:r>
@@ -2394,7 +2797,7 @@
         <w:pStyle w:val="Ttulo2"/>
         <w:spacing w:line="360" w:lineRule="auto"/>
       </w:pPr>
-      <w:bookmarkStart w:id="7" w:name="_Toc237819743"/>
+      <w:bookmarkStart w:id="7" w:name="_Toc237865949"/>
       <w:r>
         <w:t>Problem Statement</w:t>
       </w:r>
@@ -2429,7 +2832,7 @@
         <w:pStyle w:val="Ttulo2"/>
         <w:spacing w:line="360" w:lineRule="auto"/>
       </w:pPr>
-      <w:bookmarkStart w:id="8" w:name="_Toc237819744"/>
+      <w:bookmarkStart w:id="8" w:name="_Toc237865950"/>
       <w:r>
         <w:t>Pr</w:t>
       </w:r>
@@ -2543,7 +2946,7 @@
         <w:pStyle w:val="Ttulo2"/>
         <w:spacing w:line="360" w:lineRule="auto"/>
       </w:pPr>
-      <w:bookmarkStart w:id="9" w:name="_Toc237819745"/>
+      <w:bookmarkStart w:id="9" w:name="_Toc237865951"/>
       <w:r>
         <w:t>Target Users</w:t>
       </w:r>
@@ -2570,7 +2973,7 @@
         <w:pStyle w:val="Ttulo2"/>
         <w:spacing w:line="360" w:lineRule="auto"/>
       </w:pPr>
-      <w:bookmarkStart w:id="10" w:name="_Toc237819746"/>
+      <w:bookmarkStart w:id="10" w:name="_Toc237865952"/>
       <w:r>
         <w:t>Product Characteristics</w:t>
       </w:r>
@@ -2672,7 +3075,7 @@
         <w:pStyle w:val="Ttulo1"/>
         <w:spacing w:line="360" w:lineRule="auto"/>
       </w:pPr>
-      <w:bookmarkStart w:id="11" w:name="_Toc237819747"/>
+      <w:bookmarkStart w:id="11" w:name="_Toc237865953"/>
       <w:r>
         <w:t>System Scope</w:t>
       </w:r>
@@ -2683,7 +3086,7 @@
         <w:pStyle w:val="Ttulo2"/>
         <w:spacing w:line="360" w:lineRule="auto"/>
       </w:pPr>
-      <w:bookmarkStart w:id="12" w:name="_Toc237819748"/>
+      <w:bookmarkStart w:id="12" w:name="_Toc237865954"/>
       <w:r>
         <w:t>In Scope</w:t>
       </w:r>
@@ -2928,7 +3331,7 @@
         <w:pStyle w:val="Ttulo2"/>
         <w:spacing w:line="360" w:lineRule="auto"/>
       </w:pPr>
-      <w:bookmarkStart w:id="13" w:name="_Toc237819749"/>
+      <w:bookmarkStart w:id="13" w:name="_Toc237865955"/>
       <w:r>
         <w:t>Out of Scope</w:t>
       </w:r>
@@ -3031,7 +3434,7 @@
         <w:pStyle w:val="Ttulo1"/>
         <w:spacing w:line="360" w:lineRule="auto"/>
       </w:pPr>
-      <w:bookmarkStart w:id="14" w:name="_Toc237819750"/>
+      <w:bookmarkStart w:id="14" w:name="_Toc237865956"/>
       <w:r>
         <w:t>Functional Requirements</w:t>
       </w:r>
@@ -3042,7 +3445,7 @@
         <w:pStyle w:val="Ttulo2"/>
         <w:spacing w:line="360" w:lineRule="auto"/>
       </w:pPr>
-      <w:bookmarkStart w:id="15" w:name="_Toc237819751"/>
+      <w:bookmarkStart w:id="15" w:name="_Toc237865957"/>
       <w:r>
         <w:t>Requirement Specification Format</w:t>
       </w:r>
@@ -3265,7 +3668,7 @@
       <w:pPr>
         <w:pStyle w:val="Ttulo2"/>
       </w:pPr>
-      <w:bookmarkStart w:id="16" w:name="_Toc237819752"/>
+      <w:bookmarkStart w:id="16" w:name="_Toc237865958"/>
       <w:r>
         <w:lastRenderedPageBreak/>
         <w:t>Functional Requirements</w:t>
@@ -3275,22 +3678,40 @@
     <w:p>
       <w:pPr>
         <w:pStyle w:val="Ttulo3"/>
+        <w:rPr>
+          <w:lang w:val="en-US"/>
+        </w:rPr>
       </w:pPr>
-      <w:bookmarkStart w:id="17" w:name="_Toc237819753"/>
+      <w:bookmarkStart w:id="17" w:name="_Toc237865959"/>
       <w:r>
+        <w:rPr>
+          <w:lang w:val="en-US"/>
+        </w:rPr>
         <w:t>Academic Period Management</w:t>
       </w:r>
       <w:r>
+        <w:rPr>
+          <w:lang w:val="en-US"/>
+        </w:rPr>
         <w:t xml:space="preserve"> (ACP)</w:t>
       </w:r>
       <w:r>
+        <w:rPr>
+          <w:lang w:val="en-US"/>
+        </w:rPr>
         <w:t xml:space="preserve"> Requirements</w:t>
       </w:r>
       <w:bookmarkEnd w:id="17"/>
       <w:r>
+        <w:rPr>
+          <w:lang w:val="en-US"/>
+        </w:rPr>
         <w:t xml:space="preserve"> </w:t>
       </w:r>
       <w:r>
+        <w:rPr>
+          <w:lang w:val="en-US"/>
+        </w:rPr>
         <w:t xml:space="preserve"> </w:t>
       </w:r>
     </w:p>
@@ -3328,14 +3749,7 @@
                 <w:b/>
                 <w:bCs/>
               </w:rPr>
-              <w:t>ID</w:t>
-            </w:r>
-            <w:r>
-              <w:rPr>
-                <w:b/>
-                <w:bCs/>
-              </w:rPr>
-              <w:t xml:space="preserve"> &amp; NAME</w:t>
+              <w:t>ID &amp; NAME</w:t>
             </w:r>
           </w:p>
         </w:tc>
@@ -4010,14 +4424,8 @@
                 <w:b/>
                 <w:bCs/>
               </w:rPr>
-              <w:t>ID</w:t>
-            </w:r>
-            <w:r>
-              <w:rPr>
-                <w:b/>
-                <w:bCs/>
-              </w:rPr>
-              <w:t xml:space="preserve"> &amp; NAME</w:t>
+              <w:lastRenderedPageBreak/>
+              <w:t>ID &amp; NAME</w:t>
             </w:r>
           </w:p>
         </w:tc>
@@ -4384,9 +4792,6 @@
                   <w:pPr>
                     <w:spacing w:after="0" w:line="240" w:lineRule="auto"/>
                     <w:jc w:val="center"/>
-                    <w:rPr>
-                      <w:lang w:val="es-CO"/>
-                    </w:rPr>
                   </w:pPr>
                 </w:p>
               </w:tc>
@@ -4397,7 +4802,6 @@
               <w:jc w:val="center"/>
               <w:rPr>
                 <w:vanish/>
-                <w:lang w:val="es-CO"/>
               </w:rPr>
             </w:pPr>
           </w:p>
@@ -4774,14 +5178,8 @@
                 <w:b/>
                 <w:bCs/>
               </w:rPr>
-              <w:t>ID</w:t>
-            </w:r>
-            <w:r>
-              <w:rPr>
-                <w:b/>
-                <w:bCs/>
-              </w:rPr>
-              <w:t xml:space="preserve"> &amp; NAME</w:t>
+              <w:lastRenderedPageBreak/>
+              <w:t>ID &amp; NAME</w:t>
             </w:r>
           </w:p>
         </w:tc>
@@ -5104,9 +5502,6 @@
                   <w:pPr>
                     <w:spacing w:after="0" w:line="240" w:lineRule="auto"/>
                     <w:jc w:val="center"/>
-                    <w:rPr>
-                      <w:lang w:val="es-CO"/>
-                    </w:rPr>
                   </w:pPr>
                 </w:p>
               </w:tc>
@@ -5117,7 +5512,6 @@
               <w:jc w:val="center"/>
               <w:rPr>
                 <w:vanish/>
-                <w:lang w:val="es-CO"/>
               </w:rPr>
             </w:pPr>
           </w:p>
@@ -5175,9 +5569,6 @@
                         <w:pPr>
                           <w:spacing w:after="0" w:line="240" w:lineRule="auto"/>
                           <w:jc w:val="center"/>
-                          <w:rPr>
-                            <w:lang w:val="es-CO"/>
-                          </w:rPr>
                         </w:pPr>
                       </w:p>
                     </w:tc>
@@ -5189,7 +5580,6 @@
                     <w:jc w:val="center"/>
                     <w:rPr>
                       <w:vanish/>
-                      <w:lang w:val="es-CO"/>
                     </w:rPr>
                   </w:pPr>
                 </w:p>
@@ -5549,9 +5939,6 @@
                 <w:p>
                   <w:pPr>
                     <w:spacing w:after="0" w:line="240" w:lineRule="auto"/>
-                    <w:rPr>
-                      <w:lang w:val="es-CO"/>
-                    </w:rPr>
                   </w:pPr>
                 </w:p>
               </w:tc>
@@ -5561,7 +5948,6 @@
             <w:pPr>
               <w:rPr>
                 <w:vanish/>
-                <w:lang w:val="es-CO"/>
               </w:rPr>
             </w:pPr>
           </w:p>
@@ -5645,14 +6031,8 @@
                 <w:b/>
                 <w:bCs/>
               </w:rPr>
-              <w:t>ID</w:t>
-            </w:r>
-            <w:r>
-              <w:rPr>
-                <w:b/>
-                <w:bCs/>
-              </w:rPr>
-              <w:t xml:space="preserve"> &amp; NAME</w:t>
+              <w:lastRenderedPageBreak/>
+              <w:t>ID &amp; NAME</w:t>
             </w:r>
           </w:p>
         </w:tc>
@@ -5667,19 +6047,7 @@
               <w:jc w:val="center"/>
             </w:pPr>
             <w:r>
-              <w:t>FR-ACP-0</w:t>
-            </w:r>
-            <w:r>
-              <w:t>4</w:t>
-            </w:r>
-            <w:r>
-              <w:t xml:space="preserve"> — </w:t>
-            </w:r>
-            <w:r>
-              <w:t xml:space="preserve">Delete </w:t>
-            </w:r>
-            <w:r>
-              <w:t>Academic Periods</w:t>
+              <w:t>FR-ACP-04 — Delete Academic Periods</w:t>
             </w:r>
           </w:p>
         </w:tc>
@@ -5746,9 +6114,6 @@
                   <w:pPr>
                     <w:spacing w:after="0" w:line="240" w:lineRule="auto"/>
                     <w:jc w:val="center"/>
-                    <w:rPr>
-                      <w:lang w:val="es-CO"/>
-                    </w:rPr>
                   </w:pPr>
                 </w:p>
               </w:tc>
@@ -5759,7 +6124,6 @@
               <w:jc w:val="center"/>
               <w:rPr>
                 <w:vanish/>
-                <w:lang w:val="es-CO"/>
               </w:rPr>
             </w:pPr>
           </w:p>
@@ -6370,9 +6734,6 @@
                 <w:p>
                   <w:pPr>
                     <w:spacing w:after="0" w:line="240" w:lineRule="auto"/>
-                    <w:rPr>
-                      <w:lang w:val="es-CO"/>
-                    </w:rPr>
                   </w:pPr>
                 </w:p>
               </w:tc>
@@ -6382,7 +6743,6 @@
             <w:pPr>
               <w:rPr>
                 <w:vanish/>
-                <w:lang w:val="es-CO"/>
               </w:rPr>
             </w:pPr>
           </w:p>
@@ -6416,10 +6776,7 @@
                     <w:spacing w:after="0" w:line="240" w:lineRule="auto"/>
                   </w:pPr>
                   <w:r>
-                    <w:t>T</w:t>
-                  </w:r>
-                  <w:r>
-                    <w:t>he system shall reject the operation if the academic period cannot be found or does not belong to the user. If the deletion fails, the system shall notify the user.</w:t>
+                    <w:t>The system shall reject the operation if the academic period cannot be found or does not belong to the user. If the deletion fails, the system shall notify the user.</w:t>
                   </w:r>
                 </w:p>
               </w:tc>
@@ -6469,14 +6826,8 @@
                 <w:b/>
                 <w:bCs/>
               </w:rPr>
-              <w:t>ID</w:t>
-            </w:r>
-            <w:r>
-              <w:rPr>
-                <w:b/>
-                <w:bCs/>
-              </w:rPr>
-              <w:t xml:space="preserve"> &amp; NAME</w:t>
+              <w:lastRenderedPageBreak/>
+              <w:t>ID &amp; NAME</w:t>
             </w:r>
           </w:p>
         </w:tc>
@@ -6491,16 +6842,7 @@
               <w:jc w:val="center"/>
             </w:pPr>
             <w:r>
-              <w:t>FR-ACP-0</w:t>
-            </w:r>
-            <w:r>
-              <w:t>5</w:t>
-            </w:r>
-            <w:r>
-              <w:t xml:space="preserve"> — </w:t>
-            </w:r>
-            <w:r>
-              <w:t>View Academic Period Details</w:t>
+              <w:t>FR-ACP-05 — View Academic Period Details</w:t>
             </w:r>
           </w:p>
         </w:tc>
@@ -6567,9 +6909,6 @@
                   <w:pPr>
                     <w:spacing w:after="0" w:line="240" w:lineRule="auto"/>
                     <w:jc w:val="center"/>
-                    <w:rPr>
-                      <w:lang w:val="es-CO"/>
-                    </w:rPr>
                   </w:pPr>
                 </w:p>
               </w:tc>
@@ -6580,7 +6919,6 @@
               <w:jc w:val="center"/>
               <w:rPr>
                 <w:vanish/>
-                <w:lang w:val="es-CO"/>
               </w:rPr>
             </w:pPr>
           </w:p>
@@ -7188,9 +7526,6 @@
                 <w:p>
                   <w:pPr>
                     <w:spacing w:after="0" w:line="240" w:lineRule="auto"/>
-                    <w:rPr>
-                      <w:lang w:val="es-CO"/>
-                    </w:rPr>
                   </w:pPr>
                 </w:p>
               </w:tc>
@@ -7200,7 +7535,6 @@
             <w:pPr>
               <w:rPr>
                 <w:vanish/>
-                <w:lang w:val="es-CO"/>
               </w:rPr>
             </w:pPr>
           </w:p>
@@ -7284,14 +7618,8 @@
                 <w:b/>
                 <w:bCs/>
               </w:rPr>
-              <w:t>ID</w:t>
-            </w:r>
-            <w:r>
-              <w:rPr>
-                <w:b/>
-                <w:bCs/>
-              </w:rPr>
-              <w:t xml:space="preserve"> &amp; NAME</w:t>
+              <w:lastRenderedPageBreak/>
+              <w:t>ID &amp; NAME</w:t>
             </w:r>
           </w:p>
         </w:tc>
@@ -7312,10 +7640,7 @@
               <w:t>6</w:t>
             </w:r>
             <w:r>
-              <w:t xml:space="preserve"> — </w:t>
-            </w:r>
-            <w:r>
-              <w:t xml:space="preserve">View Academic Period </w:t>
+              <w:t xml:space="preserve"> — View Academic Period </w:t>
             </w:r>
             <w:r>
               <w:t>Summary</w:t>
@@ -7385,9 +7710,6 @@
                   <w:pPr>
                     <w:spacing w:after="0" w:line="240" w:lineRule="auto"/>
                     <w:jc w:val="center"/>
-                    <w:rPr>
-                      <w:lang w:val="es-CO"/>
-                    </w:rPr>
                   </w:pPr>
                 </w:p>
               </w:tc>
@@ -7398,7 +7720,6 @@
               <w:jc w:val="center"/>
               <w:rPr>
                 <w:vanish/>
-                <w:lang w:val="es-CO"/>
               </w:rPr>
             </w:pPr>
           </w:p>
@@ -7456,9 +7777,6 @@
                         <w:pPr>
                           <w:spacing w:after="0" w:line="240" w:lineRule="auto"/>
                           <w:jc w:val="center"/>
-                          <w:rPr>
-                            <w:lang w:val="es-CO"/>
-                          </w:rPr>
                         </w:pPr>
                       </w:p>
                     </w:tc>
@@ -7470,7 +7788,6 @@
                     <w:jc w:val="center"/>
                     <w:rPr>
                       <w:vanish/>
-                      <w:lang w:val="es-CO"/>
                     </w:rPr>
                   </w:pPr>
                 </w:p>
@@ -7800,9 +8117,6 @@
                   <w:pPr>
                     <w:spacing w:after="0" w:line="240" w:lineRule="auto"/>
                     <w:jc w:val="center"/>
-                    <w:rPr>
-                      <w:lang w:val="es-CO"/>
-                    </w:rPr>
                   </w:pPr>
                 </w:p>
               </w:tc>
@@ -7813,7 +8127,6 @@
               <w:jc w:val="center"/>
               <w:rPr>
                 <w:vanish/>
-                <w:lang w:val="es-CO"/>
               </w:rPr>
             </w:pPr>
           </w:p>
@@ -8170,9 +8483,6 @@
                 <w:p>
                   <w:pPr>
                     <w:spacing w:after="0" w:line="240" w:lineRule="auto"/>
-                    <w:rPr>
-                      <w:lang w:val="es-CO"/>
-                    </w:rPr>
                   </w:pPr>
                 </w:p>
               </w:tc>
@@ -8182,7 +8492,6 @@
             <w:pPr>
               <w:rPr>
                 <w:vanish/>
-                <w:lang w:val="es-CO"/>
               </w:rPr>
             </w:pPr>
           </w:p>
@@ -8239,9 +8548,6 @@
                       <w:p>
                         <w:pPr>
                           <w:spacing w:after="0" w:line="240" w:lineRule="auto"/>
-                          <w:rPr>
-                            <w:lang w:val="es-CO"/>
-                          </w:rPr>
                         </w:pPr>
                       </w:p>
                     </w:tc>
@@ -8252,7 +8558,6 @@
                     <w:spacing w:after="0" w:line="240" w:lineRule="auto"/>
                     <w:rPr>
                       <w:vanish/>
-                      <w:lang w:val="es-CO"/>
                     </w:rPr>
                   </w:pPr>
                 </w:p>
@@ -8340,6 +8645,7 @@
               </w:rPr>
             </w:pPr>
             <w:r>
+              <w:lastRenderedPageBreak/>
               <w:br w:type="page"/>
             </w:r>
             <w:r>
@@ -8347,14 +8653,7 @@
                 <w:b/>
                 <w:bCs/>
               </w:rPr>
-              <w:t>ID</w:t>
-            </w:r>
-            <w:r>
-              <w:rPr>
-                <w:b/>
-                <w:bCs/>
-              </w:rPr>
-              <w:t xml:space="preserve"> &amp; NAME</w:t>
+              <w:t>ID &amp; NAME</w:t>
             </w:r>
           </w:p>
         </w:tc>
@@ -8445,9 +8744,6 @@
                   <w:pPr>
                     <w:spacing w:after="0" w:line="240" w:lineRule="auto"/>
                     <w:jc w:val="center"/>
-                    <w:rPr>
-                      <w:lang w:val="es-CO"/>
-                    </w:rPr>
                   </w:pPr>
                 </w:p>
               </w:tc>
@@ -8458,7 +8754,6 @@
               <w:jc w:val="center"/>
               <w:rPr>
                 <w:vanish/>
-                <w:lang w:val="es-CO"/>
               </w:rPr>
             </w:pPr>
           </w:p>
@@ -8516,9 +8811,6 @@
                         <w:pPr>
                           <w:spacing w:after="0" w:line="240" w:lineRule="auto"/>
                           <w:jc w:val="center"/>
-                          <w:rPr>
-                            <w:lang w:val="es-CO"/>
-                          </w:rPr>
                         </w:pPr>
                       </w:p>
                     </w:tc>
@@ -8530,7 +8822,6 @@
                     <w:jc w:val="center"/>
                     <w:rPr>
                       <w:vanish/>
-                      <w:lang w:val="es-CO"/>
                     </w:rPr>
                   </w:pPr>
                 </w:p>
@@ -8588,9 +8879,6 @@
                               <w:pPr>
                                 <w:spacing w:after="0" w:line="240" w:lineRule="auto"/>
                                 <w:jc w:val="center"/>
-                                <w:rPr>
-                                  <w:lang w:val="es-CO"/>
-                                </w:rPr>
                               </w:pPr>
                             </w:p>
                           </w:tc>
@@ -8602,7 +8890,6 @@
                           <w:jc w:val="center"/>
                           <w:rPr>
                             <w:vanish/>
-                            <w:lang w:val="es-CO"/>
                           </w:rPr>
                         </w:pPr>
                       </w:p>
@@ -8773,9 +9060,6 @@
                   <w:pPr>
                     <w:spacing w:after="0" w:line="240" w:lineRule="auto"/>
                     <w:jc w:val="center"/>
-                    <w:rPr>
-                      <w:lang w:val="es-CO"/>
-                    </w:rPr>
                   </w:pPr>
                 </w:p>
               </w:tc>
@@ -8786,7 +9070,6 @@
               <w:jc w:val="center"/>
               <w:rPr>
                 <w:vanish/>
-                <w:lang w:val="es-CO"/>
               </w:rPr>
             </w:pPr>
           </w:p>
@@ -9021,9 +9304,6 @@
                   <w:pPr>
                     <w:spacing w:after="0" w:line="240" w:lineRule="auto"/>
                     <w:jc w:val="center"/>
-                    <w:rPr>
-                      <w:lang w:val="es-CO"/>
-                    </w:rPr>
                   </w:pPr>
                 </w:p>
               </w:tc>
@@ -9034,7 +9314,6 @@
               <w:jc w:val="center"/>
               <w:rPr>
                 <w:vanish/>
-                <w:lang w:val="es-CO"/>
               </w:rPr>
             </w:pPr>
           </w:p>
@@ -9269,9 +9548,6 @@
                   <w:pPr>
                     <w:spacing w:after="0" w:line="240" w:lineRule="auto"/>
                     <w:jc w:val="center"/>
-                    <w:rPr>
-                      <w:lang w:val="es-CO"/>
-                    </w:rPr>
                   </w:pPr>
                 </w:p>
               </w:tc>
@@ -9282,7 +9558,6 @@
               <w:jc w:val="center"/>
               <w:rPr>
                 <w:vanish/>
-                <w:lang w:val="es-CO"/>
               </w:rPr>
             </w:pPr>
           </w:p>
@@ -9428,12 +9703,22 @@
     <w:p>
       <w:pPr>
         <w:pStyle w:val="Ttulo3"/>
+        <w:rPr>
+          <w:lang w:val="en-US"/>
+        </w:rPr>
       </w:pPr>
-      <w:bookmarkStart w:id="18" w:name="_Toc237819754"/>
+      <w:bookmarkStart w:id="18" w:name="_Toc237865960"/>
       <w:r>
+        <w:rPr>
+          <w:lang w:val="en-US"/>
+        </w:rPr>
+        <w:lastRenderedPageBreak/>
         <w:t xml:space="preserve">Subject Management (SUB) </w:t>
       </w:r>
       <w:r>
+        <w:rPr>
+          <w:lang w:val="en-US"/>
+        </w:rPr>
         <w:t>Requirements</w:t>
       </w:r>
       <w:bookmarkEnd w:id="18"/>
@@ -9472,14 +9757,7 @@
                 <w:b/>
                 <w:bCs/>
               </w:rPr>
-              <w:t>ID</w:t>
-            </w:r>
-            <w:r>
-              <w:rPr>
-                <w:b/>
-                <w:bCs/>
-              </w:rPr>
-              <w:t xml:space="preserve"> &amp; NAME</w:t>
+              <w:t>ID &amp; NAME</w:t>
             </w:r>
           </w:p>
         </w:tc>
@@ -9564,9 +9842,6 @@
                   <w:pPr>
                     <w:spacing w:after="0" w:line="240" w:lineRule="auto"/>
                     <w:jc w:val="center"/>
-                    <w:rPr>
-                      <w:lang w:val="es-CO"/>
-                    </w:rPr>
                   </w:pPr>
                 </w:p>
               </w:tc>
@@ -9577,7 +9852,6 @@
               <w:jc w:val="center"/>
               <w:rPr>
                 <w:vanish/>
-                <w:lang w:val="es-CO"/>
               </w:rPr>
             </w:pPr>
           </w:p>
@@ -9932,7 +10206,6 @@
               <w:jc w:val="center"/>
               <w:rPr>
                 <w:vanish/>
-                <w:lang w:val="es-CO"/>
               </w:rPr>
             </w:pPr>
           </w:p>
@@ -10275,14 +10548,8 @@
                 <w:b/>
                 <w:bCs/>
               </w:rPr>
-              <w:t>ID</w:t>
-            </w:r>
-            <w:r>
-              <w:rPr>
-                <w:b/>
-                <w:bCs/>
-              </w:rPr>
-              <w:t xml:space="preserve"> &amp; NAME</w:t>
+              <w:lastRenderedPageBreak/>
+              <w:t>ID &amp; NAME</w:t>
             </w:r>
           </w:p>
         </w:tc>
@@ -10364,9 +10631,6 @@
                   <w:pPr>
                     <w:spacing w:after="0" w:line="240" w:lineRule="auto"/>
                     <w:jc w:val="center"/>
-                    <w:rPr>
-                      <w:lang w:val="es-CO"/>
-                    </w:rPr>
                   </w:pPr>
                 </w:p>
               </w:tc>
@@ -10377,7 +10641,6 @@
               <w:jc w:val="center"/>
               <w:rPr>
                 <w:vanish/>
-                <w:lang w:val="es-CO"/>
               </w:rPr>
             </w:pPr>
           </w:p>
@@ -10750,9 +11013,6 @@
                   <w:pPr>
                     <w:spacing w:after="0" w:line="240" w:lineRule="auto"/>
                     <w:jc w:val="center"/>
-                    <w:rPr>
-                      <w:lang w:val="es-CO"/>
-                    </w:rPr>
                   </w:pPr>
                 </w:p>
               </w:tc>
@@ -10763,7 +11023,6 @@
               <w:jc w:val="center"/>
               <w:rPr>
                 <w:vanish/>
-                <w:lang w:val="es-CO"/>
               </w:rPr>
             </w:pPr>
           </w:p>
@@ -11041,9 +11300,6 @@
                   <w:pPr>
                     <w:spacing w:after="0" w:line="240" w:lineRule="auto"/>
                     <w:jc w:val="center"/>
-                    <w:rPr>
-                      <w:lang w:val="es-CO"/>
-                    </w:rPr>
                   </w:pPr>
                 </w:p>
               </w:tc>
@@ -11054,7 +11310,6 @@
               <w:jc w:val="center"/>
               <w:rPr>
                 <w:vanish/>
-                <w:lang w:val="es-CO"/>
               </w:rPr>
             </w:pPr>
           </w:p>
@@ -11152,14 +11407,8 @@
                 <w:b/>
                 <w:bCs/>
               </w:rPr>
-              <w:t>ID</w:t>
-            </w:r>
-            <w:r>
-              <w:rPr>
-                <w:b/>
-                <w:bCs/>
-              </w:rPr>
-              <w:t xml:space="preserve"> &amp; NAME</w:t>
+              <w:lastRenderedPageBreak/>
+              <w:t>ID &amp; NAME</w:t>
             </w:r>
           </w:p>
         </w:tc>
@@ -11241,9 +11490,6 @@
                   <w:pPr>
                     <w:spacing w:after="0" w:line="240" w:lineRule="auto"/>
                     <w:jc w:val="center"/>
-                    <w:rPr>
-                      <w:lang w:val="es-CO"/>
-                    </w:rPr>
                   </w:pPr>
                 </w:p>
               </w:tc>
@@ -11254,7 +11500,6 @@
               <w:jc w:val="center"/>
               <w:rPr>
                 <w:vanish/>
-                <w:lang w:val="es-CO"/>
               </w:rPr>
             </w:pPr>
           </w:p>
@@ -11577,9 +11822,6 @@
                   <w:pPr>
                     <w:spacing w:after="0" w:line="240" w:lineRule="auto"/>
                     <w:jc w:val="center"/>
-                    <w:rPr>
-                      <w:lang w:val="es-CO"/>
-                    </w:rPr>
                   </w:pPr>
                 </w:p>
               </w:tc>
@@ -11590,7 +11832,6 @@
               <w:jc w:val="center"/>
               <w:rPr>
                 <w:vanish/>
-                <w:lang w:val="es-CO"/>
               </w:rPr>
             </w:pPr>
           </w:p>
@@ -11648,9 +11889,6 @@
                         <w:pPr>
                           <w:spacing w:after="0" w:line="240" w:lineRule="auto"/>
                           <w:jc w:val="center"/>
-                          <w:rPr>
-                            <w:lang w:val="es-CO"/>
-                          </w:rPr>
                         </w:pPr>
                       </w:p>
                     </w:tc>
@@ -11662,7 +11900,6 @@
                     <w:jc w:val="center"/>
                     <w:rPr>
                       <w:vanish/>
-                      <w:lang w:val="es-CO"/>
                     </w:rPr>
                   </w:pPr>
                 </w:p>
@@ -12017,14 +12254,8 @@
                 <w:b/>
                 <w:bCs/>
               </w:rPr>
-              <w:t>ID</w:t>
-            </w:r>
-            <w:r>
-              <w:rPr>
-                <w:b/>
-                <w:bCs/>
-              </w:rPr>
-              <w:t xml:space="preserve"> &amp; NAME</w:t>
+              <w:lastRenderedPageBreak/>
+              <w:t>ID &amp; NAME</w:t>
             </w:r>
           </w:p>
         </w:tc>
@@ -12182,10 +12413,7 @@
               <w:jc w:val="center"/>
             </w:pPr>
             <w:r>
-              <w:t>The user is authenticated. The subject exists and belongs to an academic period owned by the authenticated user</w:t>
-            </w:r>
-            <w:r>
-              <w:t>.</w:t>
+              <w:t>The user is authenticated. The subject exists and belongs to an academic period owned by the authenticated user.</w:t>
             </w:r>
           </w:p>
         </w:tc>
@@ -12545,9 +12773,6 @@
                   <w:pPr>
                     <w:spacing w:after="0" w:line="240" w:lineRule="auto"/>
                     <w:jc w:val="center"/>
-                    <w:rPr>
-                      <w:lang w:val="es-CO"/>
-                    </w:rPr>
                   </w:pPr>
                 </w:p>
               </w:tc>
@@ -12558,7 +12783,6 @@
               <w:jc w:val="center"/>
               <w:rPr>
                 <w:vanish/>
-                <w:lang w:val="es-CO"/>
               </w:rPr>
             </w:pPr>
           </w:p>
@@ -12668,9 +12892,6 @@
                   <w:pPr>
                     <w:spacing w:after="0" w:line="240" w:lineRule="auto"/>
                     <w:jc w:val="center"/>
-                    <w:rPr>
-                      <w:lang w:val="es-CO"/>
-                    </w:rPr>
                   </w:pPr>
                 </w:p>
               </w:tc>
@@ -12681,7 +12902,6 @@
               <w:jc w:val="center"/>
               <w:rPr>
                 <w:vanish/>
-                <w:lang w:val="es-CO"/>
               </w:rPr>
             </w:pPr>
           </w:p>
@@ -12739,9 +12959,6 @@
                         <w:pPr>
                           <w:spacing w:after="0" w:line="240" w:lineRule="auto"/>
                           <w:jc w:val="center"/>
-                          <w:rPr>
-                            <w:lang w:val="es-CO"/>
-                          </w:rPr>
                         </w:pPr>
                       </w:p>
                     </w:tc>
@@ -12753,7 +12970,6 @@
                     <w:jc w:val="center"/>
                     <w:rPr>
                       <w:vanish/>
-                      <w:lang w:val="es-CO"/>
                     </w:rPr>
                   </w:pPr>
                 </w:p>
@@ -12811,9 +13027,6 @@
                               <w:pPr>
                                 <w:spacing w:after="0" w:line="240" w:lineRule="auto"/>
                                 <w:jc w:val="center"/>
-                                <w:rPr>
-                                  <w:lang w:val="es-CO"/>
-                                </w:rPr>
                               </w:pPr>
                             </w:p>
                           </w:tc>
@@ -12825,7 +13038,6 @@
                           <w:jc w:val="center"/>
                           <w:rPr>
                             <w:vanish/>
-                            <w:lang w:val="es-CO"/>
                           </w:rPr>
                         </w:pPr>
                       </w:p>
@@ -12953,9 +13165,6 @@
                   <w:pPr>
                     <w:spacing w:after="0" w:line="240" w:lineRule="auto"/>
                     <w:jc w:val="center"/>
-                    <w:rPr>
-                      <w:lang w:val="es-CO"/>
-                    </w:rPr>
                   </w:pPr>
                 </w:p>
               </w:tc>
@@ -12966,7 +13175,6 @@
               <w:jc w:val="center"/>
               <w:rPr>
                 <w:vanish/>
-                <w:lang w:val="es-CO"/>
               </w:rPr>
             </w:pPr>
           </w:p>
@@ -12999,110 +13207,9 @@
                   <w:pPr>
                     <w:spacing w:after="0" w:line="240" w:lineRule="auto"/>
                     <w:jc w:val="center"/>
-                    <w:rPr>
-                      <w:lang w:val="es-CO"/>
-                    </w:rPr>
                   </w:pPr>
                   <w:r>
-                    <w:t xml:space="preserve">The system shall reject the operation if the subject cannot be found or does not belong to the user. </w:t>
-                  </w:r>
-                  <w:proofErr w:type="spellStart"/>
-                  <w:r>
-                    <w:rPr>
-                      <w:lang w:val="es-CO"/>
-                    </w:rPr>
-                    <w:t>If</w:t>
-                  </w:r>
-                  <w:proofErr w:type="spellEnd"/>
-                  <w:r>
-                    <w:rPr>
-                      <w:lang w:val="es-CO"/>
-                    </w:rPr>
-                    <w:t xml:space="preserve"> </w:t>
-                  </w:r>
-                  <w:proofErr w:type="spellStart"/>
-                  <w:r>
-                    <w:rPr>
-                      <w:lang w:val="es-CO"/>
-                    </w:rPr>
-                    <w:t>deletion</w:t>
-                  </w:r>
-                  <w:proofErr w:type="spellEnd"/>
-                  <w:r>
-                    <w:rPr>
-                      <w:lang w:val="es-CO"/>
-                    </w:rPr>
-                    <w:t xml:space="preserve"> </w:t>
-                  </w:r>
-                  <w:proofErr w:type="spellStart"/>
-                  <w:r>
-                    <w:rPr>
-                      <w:lang w:val="es-CO"/>
-                    </w:rPr>
-                    <w:t>fails</w:t>
-                  </w:r>
-                  <w:proofErr w:type="spellEnd"/>
-                  <w:r>
-                    <w:rPr>
-                      <w:lang w:val="es-CO"/>
-                    </w:rPr>
-                    <w:t xml:space="preserve">, the </w:t>
-                  </w:r>
-                  <w:proofErr w:type="spellStart"/>
-                  <w:r>
-                    <w:rPr>
-                      <w:lang w:val="es-CO"/>
-                    </w:rPr>
-                    <w:t>system</w:t>
-                  </w:r>
-                  <w:proofErr w:type="spellEnd"/>
-                  <w:r>
-                    <w:rPr>
-                      <w:lang w:val="es-CO"/>
-                    </w:rPr>
-                    <w:t xml:space="preserve"> </w:t>
-                  </w:r>
-                  <w:proofErr w:type="spellStart"/>
-                  <w:r>
-                    <w:rPr>
-                      <w:lang w:val="es-CO"/>
-                    </w:rPr>
-                    <w:t>shall</w:t>
-                  </w:r>
-                  <w:proofErr w:type="spellEnd"/>
-                  <w:r>
-                    <w:rPr>
-                      <w:lang w:val="es-CO"/>
-                    </w:rPr>
-                    <w:t xml:space="preserve"> </w:t>
-                  </w:r>
-                  <w:proofErr w:type="spellStart"/>
-                  <w:r>
-                    <w:rPr>
-                      <w:lang w:val="es-CO"/>
-                    </w:rPr>
-                    <w:t>notify</w:t>
-                  </w:r>
-                  <w:proofErr w:type="spellEnd"/>
-                  <w:r>
-                    <w:rPr>
-                      <w:lang w:val="es-CO"/>
-                    </w:rPr>
-                    <w:t xml:space="preserve"> the </w:t>
-                  </w:r>
-                  <w:proofErr w:type="spellStart"/>
-                  <w:r>
-                    <w:rPr>
-                      <w:lang w:val="es-CO"/>
-                    </w:rPr>
-                    <w:t>user</w:t>
-                  </w:r>
-                  <w:proofErr w:type="spellEnd"/>
-                  <w:r>
-                    <w:rPr>
-                      <w:lang w:val="es-CO"/>
-                    </w:rPr>
-                    <w:t>.</w:t>
+                    <w:t>The system shall reject the operation if the subject cannot be found or does not belong to the user. If deletion fails, the system shall notify the user.</w:t>
                   </w:r>
                 </w:p>
               </w:tc>
@@ -13125,15 +13232,19 @@
     <w:p>
       <w:pPr>
         <w:pStyle w:val="Ttulo3"/>
+        <w:rPr>
+          <w:lang w:val="en-US"/>
+        </w:rPr>
       </w:pPr>
-      <w:proofErr w:type="spellStart"/>
+      <w:bookmarkStart w:id="19" w:name="_Toc237865961"/>
       <w:r>
-        <w:t>Assessment</w:t>
+        <w:rPr>
+          <w:lang w:val="en-US"/>
+        </w:rPr>
+        <w:lastRenderedPageBreak/>
+        <w:t>Assessment Management (ASM) Requirements</w:t>
       </w:r>
-      <w:proofErr w:type="spellEnd"/>
-      <w:r>
-        <w:t xml:space="preserve"> Management (ASM) Requirements</w:t>
-      </w:r>
+      <w:bookmarkEnd w:id="19"/>
     </w:p>
     <w:tbl>
       <w:tblPr>
@@ -13169,14 +13280,7 @@
                 <w:b/>
                 <w:bCs/>
               </w:rPr>
-              <w:t>ID</w:t>
-            </w:r>
-            <w:r>
-              <w:rPr>
-                <w:b/>
-                <w:bCs/>
-              </w:rPr>
-              <w:t xml:space="preserve"> &amp; NAME</w:t>
+              <w:t>ID &amp; NAME</w:t>
             </w:r>
           </w:p>
         </w:tc>
@@ -13750,9 +13854,6 @@
                   <w:pPr>
                     <w:spacing w:after="0" w:line="240" w:lineRule="auto"/>
                     <w:jc w:val="center"/>
-                    <w:rPr>
-                      <w:lang w:val="es-CO"/>
-                    </w:rPr>
                   </w:pPr>
                 </w:p>
               </w:tc>
@@ -13941,14 +14042,8 @@
                 <w:b/>
                 <w:bCs/>
               </w:rPr>
-              <w:t>ID</w:t>
-            </w:r>
-            <w:r>
-              <w:rPr>
-                <w:b/>
-                <w:bCs/>
-              </w:rPr>
-              <w:t xml:space="preserve"> &amp; NAME</w:t>
+              <w:lastRenderedPageBreak/>
+              <w:t>ID &amp; NAME</w:t>
             </w:r>
           </w:p>
         </w:tc>
@@ -14643,14 +14738,8 @@
                 <w:b/>
                 <w:bCs/>
               </w:rPr>
-              <w:t>ID</w:t>
-            </w:r>
-            <w:r>
-              <w:rPr>
-                <w:b/>
-                <w:bCs/>
-              </w:rPr>
-              <w:t xml:space="preserve"> &amp; NAME</w:t>
+              <w:lastRenderedPageBreak/>
+              <w:t>ID &amp; NAME</w:t>
             </w:r>
           </w:p>
         </w:tc>
@@ -15284,14 +15373,8 @@
                 <w:b/>
                 <w:bCs/>
               </w:rPr>
-              <w:t>ID</w:t>
-            </w:r>
-            <w:r>
-              <w:rPr>
-                <w:b/>
-                <w:bCs/>
-              </w:rPr>
-              <w:t xml:space="preserve"> &amp; NAME</w:t>
+              <w:lastRenderedPageBreak/>
+              <w:t>ID &amp; NAME</w:t>
             </w:r>
           </w:p>
         </w:tc>
@@ -16034,14 +16117,8 @@
                 <w:b/>
                 <w:bCs/>
               </w:rPr>
-              <w:t>ID</w:t>
-            </w:r>
-            <w:r>
-              <w:rPr>
-                <w:b/>
-                <w:bCs/>
-              </w:rPr>
-              <w:t xml:space="preserve"> &amp; NAME</w:t>
+              <w:lastRenderedPageBreak/>
+              <w:t>ID &amp; NAME</w:t>
             </w:r>
           </w:p>
         </w:tc>
@@ -16637,11 +16714,9 @@
             <w:r>
               <w:t xml:space="preserve">The assessment group reflects the requested </w:t>
             </w:r>
-            <w:proofErr w:type="gramStart"/>
-            <w:r>
-              <w:t>changes</w:t>
-            </w:r>
-            <w:proofErr w:type="gramEnd"/>
+            <w:r>
+              <w:t>changes,</w:t>
+            </w:r>
             <w:r>
               <w:t xml:space="preserve"> and all dependent calculations are updated.</w:t>
             </w:r>
@@ -16732,15 +16807,7 @@
               <w:jc w:val="center"/>
             </w:pPr>
             <w:r>
-              <w:t xml:space="preserve">The system shall reject </w:t>
-            </w:r>
-            <w:proofErr w:type="gramStart"/>
-            <w:r>
-              <w:t>invalid assessment</w:t>
-            </w:r>
-            <w:proofErr w:type="gramEnd"/>
-            <w:r>
-              <w:t xml:space="preserve"> data or operations involving a group that cannot be found.</w:t>
+              <w:t>The system shall reject invalid assessment data or operations involving a group that cannot be found.</w:t>
             </w:r>
           </w:p>
         </w:tc>
@@ -16749,10 +16816,38 @@
     <w:p>
       <w:pPr>
         <w:pStyle w:val="Ttulo3"/>
+        <w:numPr>
+          <w:ilvl w:val="0"/>
+          <w:numId w:val="0"/>
+        </w:numPr>
+        <w:ind w:left="720"/>
+        <w:rPr>
+          <w:lang w:val="en-US"/>
+        </w:rPr>
       </w:pPr>
       <w:r>
+        <w:rPr>
+          <w:lang w:val="en-US"/>
+        </w:rPr>
+        <w:br w:type="page"/>
+      </w:r>
+    </w:p>
+    <w:p>
+      <w:pPr>
+        <w:pStyle w:val="Ttulo3"/>
+        <w:rPr>
+          <w:lang w:val="en-US"/>
+        </w:rPr>
+      </w:pPr>
+      <w:bookmarkStart w:id="20" w:name="_Toc237865962"/>
+      <w:r>
+        <w:rPr>
+          <w:lang w:val="en-US"/>
+        </w:rPr>
+        <w:lastRenderedPageBreak/>
         <w:t>Grade Management (GRD) Requirements</w:t>
       </w:r>
+      <w:bookmarkEnd w:id="20"/>
     </w:p>
     <w:tbl>
       <w:tblPr>
@@ -16788,14 +16883,7 @@
                 <w:b/>
                 <w:bCs/>
               </w:rPr>
-              <w:t>ID</w:t>
-            </w:r>
-            <w:r>
-              <w:rPr>
-                <w:b/>
-                <w:bCs/>
-              </w:rPr>
-              <w:t xml:space="preserve"> &amp; NAME</w:t>
+              <w:t>ID &amp; NAME</w:t>
             </w:r>
           </w:p>
         </w:tc>
@@ -16810,10 +16898,7 @@
               <w:jc w:val="center"/>
             </w:pPr>
             <w:r>
-              <w:t xml:space="preserve">FR-GRD-01 </w:t>
-            </w:r>
-            <w:r>
-              <w:t>–</w:t>
+              <w:t>FR-GRD-01 –</w:t>
             </w:r>
             <w:r>
               <w:t xml:space="preserve"> </w:t>
@@ -17388,11 +17473,9 @@
             <w:r>
               <w:t xml:space="preserve">The grade information is </w:t>
             </w:r>
-            <w:proofErr w:type="gramStart"/>
-            <w:r>
-              <w:t>updated</w:t>
-            </w:r>
-            <w:proofErr w:type="gramEnd"/>
+            <w:r>
+              <w:t>updated,</w:t>
+            </w:r>
             <w:r>
               <w:t xml:space="preserve"> and all dependent calculations reflect the change.</w:t>
             </w:r>
@@ -17526,14 +17609,8 @@
                 <w:b/>
                 <w:bCs/>
               </w:rPr>
-              <w:t>ID</w:t>
-            </w:r>
-            <w:r>
-              <w:rPr>
-                <w:b/>
-                <w:bCs/>
-              </w:rPr>
-              <w:t xml:space="preserve"> &amp; NAME</w:t>
+              <w:lastRenderedPageBreak/>
+              <w:t>ID &amp; NAME</w:t>
             </w:r>
           </w:p>
         </w:tc>
@@ -17554,10 +17631,7 @@
               <w:t>02</w:t>
             </w:r>
             <w:r>
-              <w:t xml:space="preserve"> </w:t>
-            </w:r>
-            <w:r>
-              <w:t xml:space="preserve">– </w:t>
+              <w:t xml:space="preserve"> – </w:t>
             </w:r>
             <w:r>
               <w:t>Track Ungraded Assessments</w:t>
@@ -17864,11 +17938,9 @@
             <w:r>
               <w:t xml:space="preserve">The system determines which assessment components have recorded </w:t>
             </w:r>
-            <w:proofErr w:type="gramStart"/>
-            <w:r>
-              <w:t>grades</w:t>
-            </w:r>
-            <w:proofErr w:type="gramEnd"/>
+            <w:r>
+              <w:t>grades,</w:t>
+            </w:r>
             <w:r>
               <w:t xml:space="preserve"> and which remain ungraded.</w:t>
             </w:r>
@@ -18189,18 +18261,25 @@
     <w:p>
       <w:pPr>
         <w:pStyle w:val="Ttulo3"/>
+        <w:rPr>
+          <w:lang w:val="en-US"/>
+        </w:rPr>
       </w:pPr>
-      <w:proofErr w:type="spellStart"/>
+      <w:bookmarkStart w:id="21" w:name="_Toc237865963"/>
       <w:r>
-        <w:t>Goal</w:t>
-      </w:r>
-      <w:proofErr w:type="spellEnd"/>
-      <w:r>
-        <w:t xml:space="preserve"> </w:t>
+        <w:rPr>
+          <w:lang w:val="en-US"/>
+        </w:rPr>
+        <w:lastRenderedPageBreak/>
+        <w:t xml:space="preserve">Goal </w:t>
       </w:r>
       <w:r>
+        <w:rPr>
+          <w:lang w:val="en-US"/>
+        </w:rPr>
         <w:t>Management (GOL) Requirements</w:t>
       </w:r>
+      <w:bookmarkEnd w:id="21"/>
     </w:p>
     <w:tbl>
       <w:tblPr>
@@ -18236,14 +18315,7 @@
                 <w:b/>
                 <w:bCs/>
               </w:rPr>
-              <w:t>ID</w:t>
-            </w:r>
-            <w:r>
-              <w:rPr>
-                <w:b/>
-                <w:bCs/>
-              </w:rPr>
-              <w:t xml:space="preserve"> &amp; NAME</w:t>
+              <w:t>ID &amp; NAME</w:t>
             </w:r>
           </w:p>
         </w:tc>
@@ -18258,25 +18330,13 @@
               <w:jc w:val="center"/>
             </w:pPr>
             <w:r>
-              <w:t>FR-G</w:t>
-            </w:r>
-            <w:r>
-              <w:t>OL</w:t>
-            </w:r>
-            <w:r>
-              <w:t>-</w:t>
-            </w:r>
-            <w:r>
-              <w:t>0</w:t>
+              <w:t>FR-GOL-0</w:t>
             </w:r>
             <w:r>
               <w:t>1</w:t>
             </w:r>
             <w:r>
-              <w:t xml:space="preserve"> </w:t>
-            </w:r>
-            <w:r>
-              <w:t xml:space="preserve">–Manage </w:t>
+              <w:t xml:space="preserve"> –Manage </w:t>
             </w:r>
             <w:r>
               <w:t>Academic Period</w:t>
@@ -18933,14 +18993,8 @@
                 <w:b/>
                 <w:bCs/>
               </w:rPr>
-              <w:t>ID</w:t>
-            </w:r>
-            <w:r>
-              <w:rPr>
-                <w:b/>
-                <w:bCs/>
-              </w:rPr>
-              <w:t xml:space="preserve"> &amp; NAME</w:t>
+              <w:lastRenderedPageBreak/>
+              <w:t>ID &amp; NAME</w:t>
             </w:r>
           </w:p>
         </w:tc>
@@ -18961,19 +19015,13 @@
               <w:t>OL</w:t>
             </w:r>
             <w:r>
-              <w:t>-</w:t>
-            </w:r>
-            <w:r>
-              <w:t>0</w:t>
+              <w:t>-0</w:t>
             </w:r>
             <w:r>
               <w:t>2</w:t>
             </w:r>
             <w:r>
-              <w:t xml:space="preserve"> </w:t>
-            </w:r>
-            <w:r>
-              <w:t>–</w:t>
+              <w:t xml:space="preserve"> –</w:t>
             </w:r>
             <w:r>
               <w:t>Manage Subject Goals</w:t>
@@ -19594,23 +19642,19 @@
     <w:p>
       <w:pPr>
         <w:pStyle w:val="Ttulo3"/>
+        <w:rPr>
+          <w:lang w:val="en-US"/>
+        </w:rPr>
       </w:pPr>
-      <w:proofErr w:type="spellStart"/>
+      <w:bookmarkStart w:id="22" w:name="_Toc237865964"/>
       <w:r>
-        <w:t>Calculations</w:t>
+        <w:rPr>
+          <w:lang w:val="en-US"/>
+        </w:rPr>
+        <w:lastRenderedPageBreak/>
+        <w:t>Calculations and Projections (CAL) Requirements</w:t>
       </w:r>
-      <w:proofErr w:type="spellEnd"/>
-      <w:r>
-        <w:t xml:space="preserve"> and </w:t>
-      </w:r>
-      <w:proofErr w:type="spellStart"/>
-      <w:r>
-        <w:t>Projections</w:t>
-      </w:r>
-      <w:proofErr w:type="spellEnd"/>
-      <w:r>
-        <w:t xml:space="preserve"> (CAL) Requirements</w:t>
-      </w:r>
+      <w:bookmarkEnd w:id="22"/>
     </w:p>
     <w:tbl>
       <w:tblPr>
@@ -19646,14 +19690,7 @@
                 <w:b/>
                 <w:bCs/>
               </w:rPr>
-              <w:t>ID</w:t>
-            </w:r>
-            <w:r>
-              <w:rPr>
-                <w:b/>
-                <w:bCs/>
-              </w:rPr>
-              <w:t xml:space="preserve"> &amp; NAME</w:t>
+              <w:t>ID &amp; NAME</w:t>
             </w:r>
           </w:p>
         </w:tc>
@@ -19674,19 +19711,13 @@
               <w:t>-CAL</w:t>
             </w:r>
             <w:r>
-              <w:t>-</w:t>
-            </w:r>
-            <w:r>
-              <w:t>0</w:t>
+              <w:t>-0</w:t>
             </w:r>
             <w:r>
               <w:t>1</w:t>
             </w:r>
             <w:r>
-              <w:t xml:space="preserve"> </w:t>
-            </w:r>
-            <w:r>
-              <w:t>–</w:t>
+              <w:t xml:space="preserve"> –</w:t>
             </w:r>
             <w:r>
               <w:t xml:space="preserve"> </w:t>
@@ -20341,14 +20372,8 @@
                 <w:b/>
                 <w:bCs/>
               </w:rPr>
-              <w:t>ID</w:t>
-            </w:r>
-            <w:r>
-              <w:rPr>
-                <w:b/>
-                <w:bCs/>
-              </w:rPr>
-              <w:t xml:space="preserve"> &amp; NAME</w:t>
+              <w:lastRenderedPageBreak/>
+              <w:t>ID &amp; NAME</w:t>
             </w:r>
           </w:p>
         </w:tc>
@@ -20363,25 +20388,13 @@
               <w:jc w:val="center"/>
             </w:pPr>
             <w:r>
-              <w:t>FR</w:t>
-            </w:r>
-            <w:r>
-              <w:t>-CAL</w:t>
-            </w:r>
-            <w:r>
-              <w:t>-</w:t>
-            </w:r>
-            <w:r>
-              <w:t>0</w:t>
+              <w:t>FR-CAL-0</w:t>
             </w:r>
             <w:r>
               <w:t>2</w:t>
             </w:r>
             <w:r>
-              <w:t xml:space="preserve"> </w:t>
-            </w:r>
-            <w:r>
-              <w:t>–</w:t>
+              <w:t xml:space="preserve"> –</w:t>
             </w:r>
             <w:r>
               <w:t xml:space="preserve"> </w:t>
@@ -21089,14 +21102,8 @@
                 <w:b/>
                 <w:bCs/>
               </w:rPr>
-              <w:t>ID</w:t>
-            </w:r>
-            <w:r>
-              <w:rPr>
-                <w:b/>
-                <w:bCs/>
-              </w:rPr>
-              <w:t xml:space="preserve"> &amp; NAME</w:t>
+              <w:lastRenderedPageBreak/>
+              <w:t>ID &amp; NAME</w:t>
             </w:r>
           </w:p>
         </w:tc>
@@ -21111,28 +21118,13 @@
               <w:jc w:val="center"/>
             </w:pPr>
             <w:r>
-              <w:t>FR</w:t>
-            </w:r>
-            <w:r>
-              <w:t>-CAL</w:t>
-            </w:r>
-            <w:r>
-              <w:t>-</w:t>
-            </w:r>
-            <w:r>
-              <w:t>0</w:t>
+              <w:t>FR-CAL-0</w:t>
             </w:r>
             <w:r>
               <w:t>3</w:t>
             </w:r>
             <w:r>
-              <w:t xml:space="preserve"> </w:t>
-            </w:r>
-            <w:r>
-              <w:t xml:space="preserve">– </w:t>
-            </w:r>
-            <w:r>
-              <w:t>Calculate Required Grade</w:t>
+              <w:t xml:space="preserve"> – Calculate Required Grade</w:t>
             </w:r>
           </w:p>
         </w:tc>
@@ -21887,14 +21879,8 @@
                 <w:b/>
                 <w:bCs/>
               </w:rPr>
-              <w:t>ID</w:t>
-            </w:r>
-            <w:r>
-              <w:rPr>
-                <w:b/>
-                <w:bCs/>
-              </w:rPr>
-              <w:t xml:space="preserve"> &amp; NAME</w:t>
+              <w:lastRenderedPageBreak/>
+              <w:t>ID &amp; NAME</w:t>
             </w:r>
           </w:p>
         </w:tc>
@@ -21909,28 +21895,13 @@
               <w:jc w:val="center"/>
             </w:pPr>
             <w:r>
-              <w:t>FR</w:t>
-            </w:r>
-            <w:r>
-              <w:t>-CAL</w:t>
-            </w:r>
-            <w:r>
-              <w:t>-</w:t>
-            </w:r>
-            <w:r>
-              <w:t>0</w:t>
+              <w:t>FR-CAL-0</w:t>
             </w:r>
             <w:r>
               <w:t>4</w:t>
             </w:r>
             <w:r>
-              <w:t xml:space="preserve"> </w:t>
-            </w:r>
-            <w:r>
-              <w:t xml:space="preserve">– </w:t>
-            </w:r>
-            <w:r>
-              <w:t>Calculate Academic Period Average</w:t>
+              <w:t xml:space="preserve"> – Calculate Academic Period Average</w:t>
             </w:r>
           </w:p>
         </w:tc>
@@ -22651,26 +22622,19 @@
     <w:p>
       <w:pPr>
         <w:pStyle w:val="Ttulo3"/>
+        <w:rPr>
+          <w:lang w:val="en-US"/>
+        </w:rPr>
       </w:pPr>
+      <w:bookmarkStart w:id="23" w:name="_Toc237865965"/>
       <w:r>
-        <w:t xml:space="preserve">Risk and </w:t>
+        <w:rPr>
+          <w:lang w:val="en-US"/>
+        </w:rPr>
+        <w:lastRenderedPageBreak/>
+        <w:t>Risk and Goal Progress (RSK) Requirements</w:t>
       </w:r>
-      <w:proofErr w:type="spellStart"/>
-      <w:r>
-        <w:t>Goal</w:t>
-      </w:r>
-      <w:proofErr w:type="spellEnd"/>
-      <w:r>
-        <w:t xml:space="preserve"> </w:t>
-      </w:r>
-      <w:proofErr w:type="spellStart"/>
-      <w:r>
-        <w:t>Progress</w:t>
-      </w:r>
-      <w:proofErr w:type="spellEnd"/>
-      <w:r>
-        <w:t xml:space="preserve"> (RSK) Requirements</w:t>
-      </w:r>
+      <w:bookmarkEnd w:id="23"/>
     </w:p>
     <w:tbl>
       <w:tblPr>
@@ -22706,14 +22670,7 @@
                 <w:b/>
                 <w:bCs/>
               </w:rPr>
-              <w:t>ID</w:t>
-            </w:r>
-            <w:r>
-              <w:rPr>
-                <w:b/>
-                <w:bCs/>
-              </w:rPr>
-              <w:t xml:space="preserve"> &amp; NAME</w:t>
+              <w:t>ID &amp; NAME</w:t>
             </w:r>
           </w:p>
         </w:tc>
@@ -22728,28 +22685,19 @@
               <w:jc w:val="center"/>
             </w:pPr>
             <w:r>
-              <w:t>FR</w:t>
-            </w:r>
-            <w:r>
-              <w:t>-</w:t>
+              <w:t>FR-</w:t>
             </w:r>
             <w:r>
               <w:t>RSK</w:t>
             </w:r>
             <w:r>
-              <w:t>-</w:t>
-            </w:r>
-            <w:r>
-              <w:t>0</w:t>
+              <w:t>-0</w:t>
             </w:r>
             <w:r>
               <w:t>1</w:t>
             </w:r>
             <w:r>
-              <w:t xml:space="preserve"> </w:t>
-            </w:r>
-            <w:r>
-              <w:t xml:space="preserve">– </w:t>
+              <w:t xml:space="preserve"> – </w:t>
             </w:r>
             <w:r>
               <w:t xml:space="preserve">Detect </w:t>
@@ -23402,14 +23350,7 @@
                 <w:b/>
                 <w:bCs/>
               </w:rPr>
-              <w:t>ID</w:t>
-            </w:r>
-            <w:r>
-              <w:rPr>
-                <w:b/>
-                <w:bCs/>
-              </w:rPr>
-              <w:t xml:space="preserve"> &amp; NAME</w:t>
+              <w:t>ID &amp; NAME</w:t>
             </w:r>
           </w:p>
         </w:tc>
@@ -23424,25 +23365,13 @@
               <w:jc w:val="center"/>
             </w:pPr>
             <w:r>
-              <w:t>FR</w:t>
-            </w:r>
-            <w:r>
-              <w:t>-RSK</w:t>
-            </w:r>
-            <w:r>
-              <w:t>-</w:t>
-            </w:r>
-            <w:r>
-              <w:t>0</w:t>
+              <w:t>FR-RSK-0</w:t>
             </w:r>
             <w:r>
               <w:t>2</w:t>
             </w:r>
             <w:r>
-              <w:t xml:space="preserve"> </w:t>
-            </w:r>
-            <w:r>
-              <w:t xml:space="preserve">– </w:t>
+              <w:t xml:space="preserve"> – </w:t>
             </w:r>
             <w:r>
               <w:t>Track Goal Progress</w:t>
@@ -23605,6 +23534,7 @@
                 <w:b/>
                 <w:bCs/>
               </w:rPr>
+              <w:lastRenderedPageBreak/>
               <w:t>INPUTS</w:t>
             </w:r>
           </w:p>
@@ -24113,15 +24043,19 @@
     <w:p>
       <w:pPr>
         <w:pStyle w:val="Ttulo3"/>
+        <w:rPr>
+          <w:lang w:val="en-US"/>
+        </w:rPr>
       </w:pPr>
-      <w:proofErr w:type="spellStart"/>
+      <w:bookmarkStart w:id="24" w:name="_Toc237865966"/>
       <w:r>
-        <w:t>Report</w:t>
+        <w:rPr>
+          <w:lang w:val="en-US"/>
+        </w:rPr>
+        <w:lastRenderedPageBreak/>
+        <w:t>Report (RPT) Requirements</w:t>
       </w:r>
-      <w:proofErr w:type="spellEnd"/>
-      <w:r>
-        <w:t xml:space="preserve"> (RPT) Requirements</w:t>
-      </w:r>
+      <w:bookmarkEnd w:id="24"/>
     </w:p>
     <w:tbl>
       <w:tblPr>
@@ -24157,14 +24091,7 @@
                 <w:b/>
                 <w:bCs/>
               </w:rPr>
-              <w:t>ID</w:t>
-            </w:r>
-            <w:r>
-              <w:rPr>
-                <w:b/>
-                <w:bCs/>
-              </w:rPr>
-              <w:t xml:space="preserve"> &amp; NAME</w:t>
+              <w:t>ID &amp; NAME</w:t>
             </w:r>
           </w:p>
         </w:tc>
@@ -24185,19 +24112,13 @@
               <w:t>-RPT</w:t>
             </w:r>
             <w:r>
-              <w:t>-</w:t>
-            </w:r>
-            <w:r>
-              <w:t>0</w:t>
+              <w:t>-0</w:t>
             </w:r>
             <w:r>
               <w:t>1</w:t>
             </w:r>
             <w:r>
-              <w:t xml:space="preserve"> </w:t>
-            </w:r>
-            <w:r>
-              <w:t xml:space="preserve">– </w:t>
+              <w:t xml:space="preserve"> – </w:t>
             </w:r>
             <w:r>
               <w:t>Generate Subject Performance Report</w:t>
@@ -24802,14 +24723,8 @@
                 <w:b/>
                 <w:bCs/>
               </w:rPr>
-              <w:t>ID</w:t>
-            </w:r>
-            <w:r>
-              <w:rPr>
-                <w:b/>
-                <w:bCs/>
-              </w:rPr>
-              <w:t xml:space="preserve"> &amp; NAME</w:t>
+              <w:lastRenderedPageBreak/>
+              <w:t>ID &amp; NAME</w:t>
             </w:r>
           </w:p>
         </w:tc>
@@ -24824,28 +24739,13 @@
               <w:jc w:val="center"/>
             </w:pPr>
             <w:r>
-              <w:t>FR</w:t>
-            </w:r>
-            <w:r>
-              <w:t>-RPT</w:t>
-            </w:r>
-            <w:r>
-              <w:t>-</w:t>
-            </w:r>
-            <w:r>
-              <w:t>0</w:t>
+              <w:t>FR-RPT-0</w:t>
             </w:r>
             <w:r>
               <w:t>2</w:t>
             </w:r>
             <w:r>
-              <w:t xml:space="preserve"> </w:t>
-            </w:r>
-            <w:r>
-              <w:t xml:space="preserve">– </w:t>
-            </w:r>
-            <w:r>
-              <w:t>Generate Academic Period Repor</w:t>
+              <w:t xml:space="preserve"> – Generate Academic Period Repor</w:t>
             </w:r>
             <w:r>
               <w:t>t</w:t>
@@ -25411,6 +25311,11 @@
       </w:tr>
     </w:tbl>
     <w:p/>
+    <w:p>
+      <w:r>
+        <w:br w:type="page"/>
+      </w:r>
+    </w:p>
     <w:p>
       <w:pPr>
         <w:pStyle w:val="Ttulo3"/>
@@ -25418,9 +25323,2764 @@
           <w:lang w:val="en-US"/>
         </w:rPr>
       </w:pPr>
+      <w:bookmarkStart w:id="25" w:name="_Toc237865967"/>
       <w:r>
+        <w:rPr>
+          <w:lang w:val="en-US"/>
+        </w:rPr>
+        <w:lastRenderedPageBreak/>
         <w:t>Historical Performance (HIS) Requirements</w:t>
       </w:r>
+      <w:bookmarkEnd w:id="25"/>
+    </w:p>
+    <w:tbl>
+      <w:tblPr>
+        <w:tblStyle w:val="Tablaconcuadrcula"/>
+        <w:tblW w:w="0" w:type="auto"/>
+        <w:tblLook w:val="04A0" w:firstRow="1" w:lastRow="0" w:firstColumn="1" w:lastColumn="0" w:noHBand="0" w:noVBand="1"/>
+      </w:tblPr>
+      <w:tblGrid>
+        <w:gridCol w:w="2390"/>
+        <w:gridCol w:w="5194"/>
+        <w:gridCol w:w="1766"/>
+      </w:tblGrid>
+      <w:tr>
+        <w:trPr>
+          <w:trHeight w:val="508"/>
+        </w:trPr>
+        <w:tc>
+          <w:tcPr>
+            <w:tcW w:w="0" w:type="auto"/>
+            <w:shd w:val="clear" w:color="auto" w:fill="153D63" w:themeFill="text2" w:themeFillTint="E6"/>
+            <w:vAlign w:val="center"/>
+          </w:tcPr>
+          <w:p>
+            <w:pPr>
+              <w:jc w:val="center"/>
+              <w:rPr>
+                <w:b/>
+                <w:bCs/>
+              </w:rPr>
+            </w:pPr>
+            <w:r>
+              <w:rPr>
+                <w:b/>
+                <w:bCs/>
+              </w:rPr>
+              <w:t>ID &amp; NAME</w:t>
+            </w:r>
+          </w:p>
+        </w:tc>
+        <w:tc>
+          <w:tcPr>
+            <w:tcW w:w="0" w:type="auto"/>
+            <w:gridSpan w:val="2"/>
+            <w:vAlign w:val="center"/>
+          </w:tcPr>
+          <w:p>
+            <w:pPr>
+              <w:jc w:val="center"/>
+            </w:pPr>
+            <w:r>
+              <w:t>FR-</w:t>
+            </w:r>
+            <w:r>
+              <w:t>HIS</w:t>
+            </w:r>
+            <w:r>
+              <w:t xml:space="preserve">-01 – </w:t>
+            </w:r>
+            <w:r>
+              <w:t>View Historical Performance</w:t>
+            </w:r>
+          </w:p>
+        </w:tc>
+      </w:tr>
+      <w:tr>
+        <w:trPr>
+          <w:trHeight w:val="824"/>
+        </w:trPr>
+        <w:tc>
+          <w:tcPr>
+            <w:tcW w:w="0" w:type="auto"/>
+            <w:shd w:val="clear" w:color="auto" w:fill="153D63" w:themeFill="text2" w:themeFillTint="E6"/>
+            <w:vAlign w:val="center"/>
+          </w:tcPr>
+          <w:p>
+            <w:pPr>
+              <w:jc w:val="center"/>
+              <w:rPr>
+                <w:b/>
+                <w:bCs/>
+              </w:rPr>
+            </w:pPr>
+            <w:r>
+              <w:rPr>
+                <w:b/>
+                <w:bCs/>
+              </w:rPr>
+              <w:t>DESCRIPTION</w:t>
+            </w:r>
+          </w:p>
+        </w:tc>
+        <w:tc>
+          <w:tcPr>
+            <w:tcW w:w="0" w:type="auto"/>
+            <w:gridSpan w:val="2"/>
+            <w:vAlign w:val="center"/>
+          </w:tcPr>
+          <w:p>
+            <w:pPr>
+              <w:jc w:val="center"/>
+            </w:pPr>
+            <w:r>
+              <w:t>The system shall allow the user to view the academic performance information of previous academic periods.</w:t>
+            </w:r>
+          </w:p>
+        </w:tc>
+      </w:tr>
+      <w:tr>
+        <w:trPr>
+          <w:trHeight w:val="565"/>
+        </w:trPr>
+        <w:tc>
+          <w:tcPr>
+            <w:tcW w:w="0" w:type="auto"/>
+            <w:shd w:val="clear" w:color="auto" w:fill="153D63" w:themeFill="text2" w:themeFillTint="E6"/>
+            <w:vAlign w:val="center"/>
+          </w:tcPr>
+          <w:p>
+            <w:pPr>
+              <w:jc w:val="center"/>
+              <w:rPr>
+                <w:b/>
+                <w:bCs/>
+              </w:rPr>
+            </w:pPr>
+            <w:r>
+              <w:rPr>
+                <w:b/>
+                <w:bCs/>
+              </w:rPr>
+              <w:t>ACTORS</w:t>
+            </w:r>
+          </w:p>
+        </w:tc>
+        <w:tc>
+          <w:tcPr>
+            <w:tcW w:w="0" w:type="auto"/>
+            <w:gridSpan w:val="2"/>
+            <w:vAlign w:val="center"/>
+          </w:tcPr>
+          <w:p>
+            <w:pPr>
+              <w:jc w:val="center"/>
+            </w:pPr>
+            <w:r>
+              <w:t>User</w:t>
+            </w:r>
+          </w:p>
+        </w:tc>
+      </w:tr>
+      <w:tr>
+        <w:trPr>
+          <w:trHeight w:val="724"/>
+        </w:trPr>
+        <w:tc>
+          <w:tcPr>
+            <w:tcW w:w="0" w:type="auto"/>
+            <w:shd w:val="clear" w:color="auto" w:fill="153D63" w:themeFill="text2" w:themeFillTint="E6"/>
+            <w:vAlign w:val="center"/>
+          </w:tcPr>
+          <w:p>
+            <w:pPr>
+              <w:jc w:val="center"/>
+              <w:rPr>
+                <w:b/>
+                <w:bCs/>
+              </w:rPr>
+            </w:pPr>
+            <w:r>
+              <w:rPr>
+                <w:b/>
+                <w:bCs/>
+              </w:rPr>
+              <w:t>PRECONDITIONS</w:t>
+            </w:r>
+          </w:p>
+        </w:tc>
+        <w:tc>
+          <w:tcPr>
+            <w:tcW w:w="0" w:type="auto"/>
+            <w:gridSpan w:val="2"/>
+            <w:vAlign w:val="center"/>
+          </w:tcPr>
+          <w:p>
+            <w:pPr>
+              <w:pStyle w:val="Prrafodelista"/>
+              <w:ind w:left="0"/>
+              <w:jc w:val="center"/>
+            </w:pPr>
+            <w:r>
+              <w:t>The user is authenticated and has stored academic periods.</w:t>
+            </w:r>
+          </w:p>
+        </w:tc>
+      </w:tr>
+      <w:tr>
+        <w:trPr>
+          <w:trHeight w:val="363"/>
+        </w:trPr>
+        <w:tc>
+          <w:tcPr>
+            <w:tcW w:w="0" w:type="auto"/>
+            <w:vMerge w:val="restart"/>
+            <w:shd w:val="clear" w:color="auto" w:fill="153D63" w:themeFill="text2" w:themeFillTint="E6"/>
+            <w:vAlign w:val="center"/>
+          </w:tcPr>
+          <w:p>
+            <w:pPr>
+              <w:jc w:val="center"/>
+              <w:rPr>
+                <w:b/>
+                <w:bCs/>
+              </w:rPr>
+            </w:pPr>
+            <w:r>
+              <w:rPr>
+                <w:b/>
+                <w:bCs/>
+              </w:rPr>
+              <w:t>INPUTS</w:t>
+            </w:r>
+          </w:p>
+        </w:tc>
+        <w:tc>
+          <w:tcPr>
+            <w:tcW w:w="0" w:type="auto"/>
+            <w:shd w:val="clear" w:color="auto" w:fill="153D63" w:themeFill="text2" w:themeFillTint="E6"/>
+            <w:vAlign w:val="center"/>
+          </w:tcPr>
+          <w:p>
+            <w:pPr>
+              <w:jc w:val="center"/>
+              <w:rPr>
+                <w:b/>
+                <w:bCs/>
+              </w:rPr>
+            </w:pPr>
+            <w:r>
+              <w:rPr>
+                <w:b/>
+                <w:bCs/>
+              </w:rPr>
+              <w:t>NAME</w:t>
+            </w:r>
+          </w:p>
+        </w:tc>
+        <w:tc>
+          <w:tcPr>
+            <w:tcW w:w="0" w:type="auto"/>
+            <w:shd w:val="clear" w:color="auto" w:fill="153D63" w:themeFill="text2" w:themeFillTint="E6"/>
+            <w:vAlign w:val="center"/>
+          </w:tcPr>
+          <w:p>
+            <w:pPr>
+              <w:jc w:val="center"/>
+              <w:rPr>
+                <w:b/>
+                <w:bCs/>
+              </w:rPr>
+            </w:pPr>
+            <w:r>
+              <w:rPr>
+                <w:b/>
+                <w:bCs/>
+              </w:rPr>
+              <w:t>TYPE</w:t>
+            </w:r>
+          </w:p>
+        </w:tc>
+      </w:tr>
+      <w:tr>
+        <w:trPr>
+          <w:trHeight w:val="517"/>
+        </w:trPr>
+        <w:tc>
+          <w:tcPr>
+            <w:tcW w:w="0" w:type="auto"/>
+            <w:vMerge/>
+            <w:shd w:val="clear" w:color="auto" w:fill="153D63" w:themeFill="text2" w:themeFillTint="E6"/>
+            <w:vAlign w:val="center"/>
+          </w:tcPr>
+          <w:p>
+            <w:pPr>
+              <w:jc w:val="center"/>
+              <w:rPr>
+                <w:b/>
+                <w:bCs/>
+              </w:rPr>
+            </w:pPr>
+          </w:p>
+        </w:tc>
+        <w:tc>
+          <w:tcPr>
+            <w:tcW w:w="0" w:type="auto"/>
+            <w:vAlign w:val="center"/>
+          </w:tcPr>
+          <w:p>
+            <w:pPr>
+              <w:jc w:val="center"/>
+            </w:pPr>
+            <w:r>
+              <w:t>Academic Period</w:t>
+            </w:r>
+          </w:p>
+        </w:tc>
+        <w:tc>
+          <w:tcPr>
+            <w:tcW w:w="0" w:type="auto"/>
+            <w:vAlign w:val="center"/>
+          </w:tcPr>
+          <w:p>
+            <w:pPr>
+              <w:jc w:val="center"/>
+            </w:pPr>
+            <w:r>
+              <w:t>Identifier</w:t>
+            </w:r>
+          </w:p>
+        </w:tc>
+      </w:tr>
+      <w:tr>
+        <w:trPr>
+          <w:trHeight w:val="517"/>
+        </w:trPr>
+        <w:tc>
+          <w:tcPr>
+            <w:tcW w:w="0" w:type="auto"/>
+            <w:vMerge/>
+            <w:shd w:val="clear" w:color="auto" w:fill="153D63" w:themeFill="text2" w:themeFillTint="E6"/>
+            <w:vAlign w:val="center"/>
+          </w:tcPr>
+          <w:p>
+            <w:pPr>
+              <w:jc w:val="center"/>
+              <w:rPr>
+                <w:b/>
+                <w:bCs/>
+              </w:rPr>
+            </w:pPr>
+          </w:p>
+        </w:tc>
+        <w:tc>
+          <w:tcPr>
+            <w:tcW w:w="0" w:type="auto"/>
+            <w:vAlign w:val="center"/>
+          </w:tcPr>
+          <w:p>
+            <w:pPr>
+              <w:jc w:val="center"/>
+            </w:pPr>
+            <w:r>
+              <w:t>Historical Academic Periods</w:t>
+            </w:r>
+          </w:p>
+        </w:tc>
+        <w:tc>
+          <w:tcPr>
+            <w:tcW w:w="0" w:type="auto"/>
+            <w:vAlign w:val="center"/>
+          </w:tcPr>
+          <w:p>
+            <w:pPr>
+              <w:jc w:val="center"/>
+            </w:pPr>
+            <w:r>
+              <w:t>Collection</w:t>
+            </w:r>
+          </w:p>
+        </w:tc>
+      </w:tr>
+      <w:tr>
+        <w:trPr>
+          <w:trHeight w:val="992"/>
+        </w:trPr>
+        <w:tc>
+          <w:tcPr>
+            <w:tcW w:w="0" w:type="auto"/>
+            <w:shd w:val="clear" w:color="auto" w:fill="153D63" w:themeFill="text2" w:themeFillTint="E6"/>
+            <w:vAlign w:val="center"/>
+          </w:tcPr>
+          <w:p>
+            <w:pPr>
+              <w:jc w:val="center"/>
+              <w:rPr>
+                <w:b/>
+                <w:bCs/>
+              </w:rPr>
+            </w:pPr>
+            <w:r>
+              <w:rPr>
+                <w:b/>
+                <w:bCs/>
+              </w:rPr>
+              <w:t>PROCESS</w:t>
+            </w:r>
+          </w:p>
+        </w:tc>
+        <w:tc>
+          <w:tcPr>
+            <w:tcW w:w="0" w:type="auto"/>
+            <w:gridSpan w:val="2"/>
+            <w:vAlign w:val="center"/>
+          </w:tcPr>
+          <w:p>
+            <w:pPr>
+              <w:jc w:val="center"/>
+            </w:pPr>
+            <w:r>
+              <w:t>The system retrieves the stored results of the selected academic period.</w:t>
+            </w:r>
+          </w:p>
+        </w:tc>
+      </w:tr>
+      <w:tr>
+        <w:trPr>
+          <w:trHeight w:val="347"/>
+        </w:trPr>
+        <w:tc>
+          <w:tcPr>
+            <w:tcW w:w="0" w:type="auto"/>
+            <w:vMerge w:val="restart"/>
+            <w:shd w:val="clear" w:color="auto" w:fill="153D63" w:themeFill="text2" w:themeFillTint="E6"/>
+            <w:vAlign w:val="center"/>
+          </w:tcPr>
+          <w:p>
+            <w:pPr>
+              <w:jc w:val="center"/>
+              <w:rPr>
+                <w:b/>
+                <w:bCs/>
+              </w:rPr>
+            </w:pPr>
+            <w:r>
+              <w:rPr>
+                <w:b/>
+                <w:bCs/>
+              </w:rPr>
+              <w:t>OUTPUTS</w:t>
+            </w:r>
+          </w:p>
+        </w:tc>
+        <w:tc>
+          <w:tcPr>
+            <w:tcW w:w="0" w:type="auto"/>
+            <w:shd w:val="clear" w:color="auto" w:fill="153D63" w:themeFill="text2" w:themeFillTint="E6"/>
+            <w:vAlign w:val="center"/>
+          </w:tcPr>
+          <w:p>
+            <w:pPr>
+              <w:jc w:val="center"/>
+              <w:rPr>
+                <w:b/>
+                <w:bCs/>
+              </w:rPr>
+            </w:pPr>
+            <w:r>
+              <w:rPr>
+                <w:b/>
+                <w:bCs/>
+              </w:rPr>
+              <w:t>NAME</w:t>
+            </w:r>
+          </w:p>
+        </w:tc>
+        <w:tc>
+          <w:tcPr>
+            <w:tcW w:w="0" w:type="auto"/>
+            <w:shd w:val="clear" w:color="auto" w:fill="153D63" w:themeFill="text2" w:themeFillTint="E6"/>
+            <w:vAlign w:val="center"/>
+          </w:tcPr>
+          <w:p>
+            <w:pPr>
+              <w:jc w:val="center"/>
+              <w:rPr>
+                <w:b/>
+                <w:bCs/>
+              </w:rPr>
+            </w:pPr>
+            <w:r>
+              <w:rPr>
+                <w:b/>
+                <w:bCs/>
+              </w:rPr>
+              <w:t>TYPE</w:t>
+            </w:r>
+          </w:p>
+        </w:tc>
+      </w:tr>
+      <w:tr>
+        <w:trPr>
+          <w:trHeight w:val="525"/>
+        </w:trPr>
+        <w:tc>
+          <w:tcPr>
+            <w:tcW w:w="0" w:type="auto"/>
+            <w:vMerge/>
+            <w:shd w:val="clear" w:color="auto" w:fill="153D63" w:themeFill="text2" w:themeFillTint="E6"/>
+            <w:vAlign w:val="center"/>
+          </w:tcPr>
+          <w:p>
+            <w:pPr>
+              <w:jc w:val="center"/>
+              <w:rPr>
+                <w:b/>
+                <w:bCs/>
+              </w:rPr>
+            </w:pPr>
+          </w:p>
+        </w:tc>
+        <w:tc>
+          <w:tcPr>
+            <w:tcW w:w="0" w:type="auto"/>
+            <w:vAlign w:val="center"/>
+          </w:tcPr>
+          <w:p>
+            <w:pPr>
+              <w:jc w:val="center"/>
+            </w:pPr>
+            <w:r>
+              <w:t>Historical academic performance information</w:t>
+            </w:r>
+          </w:p>
+        </w:tc>
+        <w:tc>
+          <w:tcPr>
+            <w:tcW w:w="0" w:type="auto"/>
+            <w:vAlign w:val="center"/>
+          </w:tcPr>
+          <w:p>
+            <w:pPr>
+              <w:jc w:val="center"/>
+            </w:pPr>
+            <w:r>
+              <w:t>Object</w:t>
+            </w:r>
+          </w:p>
+        </w:tc>
+      </w:tr>
+      <w:tr>
+        <w:trPr>
+          <w:trHeight w:val="808"/>
+        </w:trPr>
+        <w:tc>
+          <w:tcPr>
+            <w:tcW w:w="0" w:type="auto"/>
+            <w:shd w:val="clear" w:color="auto" w:fill="153D63" w:themeFill="text2" w:themeFillTint="E6"/>
+            <w:vAlign w:val="center"/>
+          </w:tcPr>
+          <w:p>
+            <w:pPr>
+              <w:jc w:val="center"/>
+              <w:rPr>
+                <w:b/>
+                <w:bCs/>
+              </w:rPr>
+            </w:pPr>
+            <w:r>
+              <w:rPr>
+                <w:b/>
+                <w:bCs/>
+              </w:rPr>
+              <w:t>POSTCONDITIONS</w:t>
+            </w:r>
+          </w:p>
+        </w:tc>
+        <w:tc>
+          <w:tcPr>
+            <w:tcW w:w="0" w:type="auto"/>
+            <w:gridSpan w:val="2"/>
+            <w:vAlign w:val="center"/>
+          </w:tcPr>
+          <w:p>
+            <w:pPr>
+              <w:jc w:val="center"/>
+            </w:pPr>
+            <w:r>
+              <w:t>Historical performance is displayed in detailed view.</w:t>
+            </w:r>
+          </w:p>
+        </w:tc>
+      </w:tr>
+      <w:tr>
+        <w:trPr>
+          <w:trHeight w:val="1054"/>
+        </w:trPr>
+        <w:tc>
+          <w:tcPr>
+            <w:tcW w:w="0" w:type="auto"/>
+            <w:shd w:val="clear" w:color="auto" w:fill="153D63" w:themeFill="text2" w:themeFillTint="E6"/>
+            <w:vAlign w:val="center"/>
+          </w:tcPr>
+          <w:p>
+            <w:pPr>
+              <w:jc w:val="center"/>
+              <w:rPr>
+                <w:b/>
+                <w:bCs/>
+              </w:rPr>
+            </w:pPr>
+            <w:r>
+              <w:rPr>
+                <w:b/>
+                <w:bCs/>
+              </w:rPr>
+              <w:t>VALIDATIONS</w:t>
+            </w:r>
+          </w:p>
+        </w:tc>
+        <w:tc>
+          <w:tcPr>
+            <w:tcW w:w="0" w:type="auto"/>
+            <w:gridSpan w:val="2"/>
+            <w:vAlign w:val="center"/>
+          </w:tcPr>
+          <w:p>
+            <w:pPr>
+              <w:jc w:val="center"/>
+            </w:pPr>
+            <w:r>
+              <w:t>The selected academic period must belong to the authenticated user.</w:t>
+            </w:r>
+          </w:p>
+        </w:tc>
+      </w:tr>
+      <w:tr>
+        <w:trPr>
+          <w:trHeight w:val="1261"/>
+        </w:trPr>
+        <w:tc>
+          <w:tcPr>
+            <w:tcW w:w="0" w:type="auto"/>
+            <w:shd w:val="clear" w:color="auto" w:fill="153D63" w:themeFill="text2" w:themeFillTint="E6"/>
+            <w:vAlign w:val="center"/>
+          </w:tcPr>
+          <w:p>
+            <w:pPr>
+              <w:jc w:val="center"/>
+              <w:rPr>
+                <w:b/>
+                <w:bCs/>
+              </w:rPr>
+            </w:pPr>
+            <w:r>
+              <w:rPr>
+                <w:b/>
+                <w:bCs/>
+              </w:rPr>
+              <w:t>EXCEPTIONS</w:t>
+            </w:r>
+          </w:p>
+        </w:tc>
+        <w:tc>
+          <w:tcPr>
+            <w:tcW w:w="0" w:type="auto"/>
+            <w:gridSpan w:val="2"/>
+            <w:vAlign w:val="center"/>
+          </w:tcPr>
+          <w:p>
+            <w:pPr>
+              <w:jc w:val="center"/>
+            </w:pPr>
+            <w:r>
+              <w:t>The system shall notify the user if the requested historical data cannot be retrieved.</w:t>
+            </w:r>
+          </w:p>
+        </w:tc>
+      </w:tr>
+    </w:tbl>
+    <w:p/>
+    <w:p>
+      <w:r>
+        <w:br w:type="page"/>
+      </w:r>
+    </w:p>
+    <w:tbl>
+      <w:tblPr>
+        <w:tblStyle w:val="Tablaconcuadrcula"/>
+        <w:tblW w:w="0" w:type="auto"/>
+        <w:tblLook w:val="04A0" w:firstRow="1" w:lastRow="0" w:firstColumn="1" w:lastColumn="0" w:noHBand="0" w:noVBand="1"/>
+      </w:tblPr>
+      <w:tblGrid>
+        <w:gridCol w:w="2390"/>
+        <w:gridCol w:w="4642"/>
+        <w:gridCol w:w="2318"/>
+      </w:tblGrid>
+      <w:tr>
+        <w:trPr>
+          <w:trHeight w:val="508"/>
+        </w:trPr>
+        <w:tc>
+          <w:tcPr>
+            <w:tcW w:w="0" w:type="auto"/>
+            <w:shd w:val="clear" w:color="auto" w:fill="153D63" w:themeFill="text2" w:themeFillTint="E6"/>
+            <w:vAlign w:val="center"/>
+          </w:tcPr>
+          <w:p>
+            <w:pPr>
+              <w:jc w:val="center"/>
+              <w:rPr>
+                <w:b/>
+                <w:bCs/>
+              </w:rPr>
+            </w:pPr>
+            <w:r>
+              <w:rPr>
+                <w:b/>
+                <w:bCs/>
+              </w:rPr>
+              <w:lastRenderedPageBreak/>
+              <w:t>ID &amp; NAME</w:t>
+            </w:r>
+          </w:p>
+        </w:tc>
+        <w:tc>
+          <w:tcPr>
+            <w:tcW w:w="0" w:type="auto"/>
+            <w:gridSpan w:val="2"/>
+            <w:vAlign w:val="center"/>
+          </w:tcPr>
+          <w:p>
+            <w:pPr>
+              <w:jc w:val="center"/>
+            </w:pPr>
+            <w:r>
+              <w:t>FR-HIS-0</w:t>
+            </w:r>
+            <w:r>
+              <w:t>2</w:t>
+            </w:r>
+            <w:r>
+              <w:t xml:space="preserve"> – </w:t>
+            </w:r>
+            <w:r>
+              <w:t>Compare Academic Periods</w:t>
+            </w:r>
+          </w:p>
+        </w:tc>
+      </w:tr>
+      <w:tr>
+        <w:trPr>
+          <w:trHeight w:val="824"/>
+        </w:trPr>
+        <w:tc>
+          <w:tcPr>
+            <w:tcW w:w="0" w:type="auto"/>
+            <w:shd w:val="clear" w:color="auto" w:fill="153D63" w:themeFill="text2" w:themeFillTint="E6"/>
+            <w:vAlign w:val="center"/>
+          </w:tcPr>
+          <w:p>
+            <w:pPr>
+              <w:jc w:val="center"/>
+              <w:rPr>
+                <w:b/>
+                <w:bCs/>
+              </w:rPr>
+            </w:pPr>
+            <w:r>
+              <w:rPr>
+                <w:b/>
+                <w:bCs/>
+              </w:rPr>
+              <w:t>DESCRIPTION</w:t>
+            </w:r>
+          </w:p>
+        </w:tc>
+        <w:tc>
+          <w:tcPr>
+            <w:tcW w:w="0" w:type="auto"/>
+            <w:gridSpan w:val="2"/>
+            <w:vAlign w:val="center"/>
+          </w:tcPr>
+          <w:p>
+            <w:pPr>
+              <w:jc w:val="center"/>
+            </w:pPr>
+            <w:r>
+              <w:t>The system shall allow the user to compare the academic performance of multiple academic periods using their credit-weighted averages and relevant performance metrics.</w:t>
+            </w:r>
+          </w:p>
+        </w:tc>
+      </w:tr>
+      <w:tr>
+        <w:trPr>
+          <w:trHeight w:val="565"/>
+        </w:trPr>
+        <w:tc>
+          <w:tcPr>
+            <w:tcW w:w="0" w:type="auto"/>
+            <w:shd w:val="clear" w:color="auto" w:fill="153D63" w:themeFill="text2" w:themeFillTint="E6"/>
+            <w:vAlign w:val="center"/>
+          </w:tcPr>
+          <w:p>
+            <w:pPr>
+              <w:jc w:val="center"/>
+              <w:rPr>
+                <w:b/>
+                <w:bCs/>
+              </w:rPr>
+            </w:pPr>
+            <w:r>
+              <w:rPr>
+                <w:b/>
+                <w:bCs/>
+              </w:rPr>
+              <w:t>ACTORS</w:t>
+            </w:r>
+          </w:p>
+        </w:tc>
+        <w:tc>
+          <w:tcPr>
+            <w:tcW w:w="0" w:type="auto"/>
+            <w:gridSpan w:val="2"/>
+            <w:vAlign w:val="center"/>
+          </w:tcPr>
+          <w:p>
+            <w:pPr>
+              <w:jc w:val="center"/>
+            </w:pPr>
+            <w:r>
+              <w:t>User</w:t>
+            </w:r>
+            <w:r>
+              <w:t>, System</w:t>
+            </w:r>
+          </w:p>
+        </w:tc>
+      </w:tr>
+      <w:tr>
+        <w:trPr>
+          <w:trHeight w:val="724"/>
+        </w:trPr>
+        <w:tc>
+          <w:tcPr>
+            <w:tcW w:w="0" w:type="auto"/>
+            <w:shd w:val="clear" w:color="auto" w:fill="153D63" w:themeFill="text2" w:themeFillTint="E6"/>
+            <w:vAlign w:val="center"/>
+          </w:tcPr>
+          <w:p>
+            <w:pPr>
+              <w:jc w:val="center"/>
+              <w:rPr>
+                <w:b/>
+                <w:bCs/>
+              </w:rPr>
+            </w:pPr>
+            <w:r>
+              <w:rPr>
+                <w:b/>
+                <w:bCs/>
+              </w:rPr>
+              <w:t>PRECONDITIONS</w:t>
+            </w:r>
+          </w:p>
+        </w:tc>
+        <w:tc>
+          <w:tcPr>
+            <w:tcW w:w="0" w:type="auto"/>
+            <w:gridSpan w:val="2"/>
+            <w:vAlign w:val="center"/>
+          </w:tcPr>
+          <w:p>
+            <w:pPr>
+              <w:pStyle w:val="Prrafodelista"/>
+              <w:ind w:left="0"/>
+              <w:jc w:val="center"/>
+            </w:pPr>
+            <w:r>
+              <w:t>At least two academic periods with sufficient performance data exist.</w:t>
+            </w:r>
+          </w:p>
+        </w:tc>
+      </w:tr>
+      <w:tr>
+        <w:trPr>
+          <w:trHeight w:val="363"/>
+        </w:trPr>
+        <w:tc>
+          <w:tcPr>
+            <w:tcW w:w="0" w:type="auto"/>
+            <w:vMerge w:val="restart"/>
+            <w:shd w:val="clear" w:color="auto" w:fill="153D63" w:themeFill="text2" w:themeFillTint="E6"/>
+            <w:vAlign w:val="center"/>
+          </w:tcPr>
+          <w:p>
+            <w:pPr>
+              <w:jc w:val="center"/>
+              <w:rPr>
+                <w:b/>
+                <w:bCs/>
+              </w:rPr>
+            </w:pPr>
+            <w:r>
+              <w:rPr>
+                <w:b/>
+                <w:bCs/>
+              </w:rPr>
+              <w:t>INPUTS</w:t>
+            </w:r>
+          </w:p>
+        </w:tc>
+        <w:tc>
+          <w:tcPr>
+            <w:tcW w:w="0" w:type="auto"/>
+            <w:shd w:val="clear" w:color="auto" w:fill="153D63" w:themeFill="text2" w:themeFillTint="E6"/>
+            <w:vAlign w:val="center"/>
+          </w:tcPr>
+          <w:p>
+            <w:pPr>
+              <w:jc w:val="center"/>
+              <w:rPr>
+                <w:b/>
+                <w:bCs/>
+              </w:rPr>
+            </w:pPr>
+            <w:r>
+              <w:rPr>
+                <w:b/>
+                <w:bCs/>
+              </w:rPr>
+              <w:t>NAME</w:t>
+            </w:r>
+          </w:p>
+        </w:tc>
+        <w:tc>
+          <w:tcPr>
+            <w:tcW w:w="0" w:type="auto"/>
+            <w:shd w:val="clear" w:color="auto" w:fill="153D63" w:themeFill="text2" w:themeFillTint="E6"/>
+            <w:vAlign w:val="center"/>
+          </w:tcPr>
+          <w:p>
+            <w:pPr>
+              <w:jc w:val="center"/>
+              <w:rPr>
+                <w:b/>
+                <w:bCs/>
+              </w:rPr>
+            </w:pPr>
+            <w:r>
+              <w:rPr>
+                <w:b/>
+                <w:bCs/>
+              </w:rPr>
+              <w:t>TYPE</w:t>
+            </w:r>
+          </w:p>
+        </w:tc>
+      </w:tr>
+      <w:tr>
+        <w:trPr>
+          <w:trHeight w:val="517"/>
+        </w:trPr>
+        <w:tc>
+          <w:tcPr>
+            <w:tcW w:w="0" w:type="auto"/>
+            <w:vMerge/>
+            <w:shd w:val="clear" w:color="auto" w:fill="153D63" w:themeFill="text2" w:themeFillTint="E6"/>
+            <w:vAlign w:val="center"/>
+          </w:tcPr>
+          <w:p>
+            <w:pPr>
+              <w:jc w:val="center"/>
+              <w:rPr>
+                <w:b/>
+                <w:bCs/>
+              </w:rPr>
+            </w:pPr>
+          </w:p>
+        </w:tc>
+        <w:tc>
+          <w:tcPr>
+            <w:tcW w:w="0" w:type="auto"/>
+            <w:vAlign w:val="center"/>
+          </w:tcPr>
+          <w:p>
+            <w:pPr>
+              <w:jc w:val="center"/>
+            </w:pPr>
+            <w:r>
+              <w:t>Academic Periods</w:t>
+            </w:r>
+          </w:p>
+        </w:tc>
+        <w:tc>
+          <w:tcPr>
+            <w:tcW w:w="0" w:type="auto"/>
+            <w:vAlign w:val="center"/>
+          </w:tcPr>
+          <w:p>
+            <w:pPr>
+              <w:jc w:val="center"/>
+            </w:pPr>
+            <w:r>
+              <w:t>Collection</w:t>
+            </w:r>
+          </w:p>
+        </w:tc>
+      </w:tr>
+      <w:tr>
+        <w:trPr>
+          <w:trHeight w:val="992"/>
+        </w:trPr>
+        <w:tc>
+          <w:tcPr>
+            <w:tcW w:w="0" w:type="auto"/>
+            <w:shd w:val="clear" w:color="auto" w:fill="153D63" w:themeFill="text2" w:themeFillTint="E6"/>
+            <w:vAlign w:val="center"/>
+          </w:tcPr>
+          <w:p>
+            <w:pPr>
+              <w:jc w:val="center"/>
+              <w:rPr>
+                <w:b/>
+                <w:bCs/>
+              </w:rPr>
+            </w:pPr>
+            <w:r>
+              <w:rPr>
+                <w:b/>
+                <w:bCs/>
+              </w:rPr>
+              <w:t>PROCESS</w:t>
+            </w:r>
+          </w:p>
+        </w:tc>
+        <w:tc>
+          <w:tcPr>
+            <w:tcW w:w="0" w:type="auto"/>
+            <w:gridSpan w:val="2"/>
+            <w:vAlign w:val="center"/>
+          </w:tcPr>
+          <w:p>
+            <w:pPr>
+              <w:jc w:val="center"/>
+            </w:pPr>
+            <w:r>
+              <w:t>The system retrieves the relevant performance data and calculates the corresponding credit-weighted metrics for comparison.</w:t>
+            </w:r>
+          </w:p>
+        </w:tc>
+      </w:tr>
+      <w:tr>
+        <w:trPr>
+          <w:trHeight w:val="347"/>
+        </w:trPr>
+        <w:tc>
+          <w:tcPr>
+            <w:tcW w:w="0" w:type="auto"/>
+            <w:vMerge w:val="restart"/>
+            <w:shd w:val="clear" w:color="auto" w:fill="153D63" w:themeFill="text2" w:themeFillTint="E6"/>
+            <w:vAlign w:val="center"/>
+          </w:tcPr>
+          <w:p>
+            <w:pPr>
+              <w:jc w:val="center"/>
+              <w:rPr>
+                <w:b/>
+                <w:bCs/>
+              </w:rPr>
+            </w:pPr>
+            <w:r>
+              <w:rPr>
+                <w:b/>
+                <w:bCs/>
+              </w:rPr>
+              <w:t>OUTPUTS</w:t>
+            </w:r>
+          </w:p>
+        </w:tc>
+        <w:tc>
+          <w:tcPr>
+            <w:tcW w:w="0" w:type="auto"/>
+            <w:shd w:val="clear" w:color="auto" w:fill="153D63" w:themeFill="text2" w:themeFillTint="E6"/>
+            <w:vAlign w:val="center"/>
+          </w:tcPr>
+          <w:p>
+            <w:pPr>
+              <w:jc w:val="center"/>
+              <w:rPr>
+                <w:b/>
+                <w:bCs/>
+              </w:rPr>
+            </w:pPr>
+            <w:r>
+              <w:rPr>
+                <w:b/>
+                <w:bCs/>
+              </w:rPr>
+              <w:t>NAME</w:t>
+            </w:r>
+          </w:p>
+        </w:tc>
+        <w:tc>
+          <w:tcPr>
+            <w:tcW w:w="0" w:type="auto"/>
+            <w:shd w:val="clear" w:color="auto" w:fill="153D63" w:themeFill="text2" w:themeFillTint="E6"/>
+            <w:vAlign w:val="center"/>
+          </w:tcPr>
+          <w:p>
+            <w:pPr>
+              <w:jc w:val="center"/>
+              <w:rPr>
+                <w:b/>
+                <w:bCs/>
+              </w:rPr>
+            </w:pPr>
+            <w:r>
+              <w:rPr>
+                <w:b/>
+                <w:bCs/>
+              </w:rPr>
+              <w:t>TYPE</w:t>
+            </w:r>
+          </w:p>
+        </w:tc>
+      </w:tr>
+      <w:tr>
+        <w:trPr>
+          <w:trHeight w:val="525"/>
+        </w:trPr>
+        <w:tc>
+          <w:tcPr>
+            <w:tcW w:w="0" w:type="auto"/>
+            <w:vMerge/>
+            <w:shd w:val="clear" w:color="auto" w:fill="153D63" w:themeFill="text2" w:themeFillTint="E6"/>
+            <w:vAlign w:val="center"/>
+          </w:tcPr>
+          <w:p>
+            <w:pPr>
+              <w:jc w:val="center"/>
+              <w:rPr>
+                <w:b/>
+                <w:bCs/>
+              </w:rPr>
+            </w:pPr>
+          </w:p>
+        </w:tc>
+        <w:tc>
+          <w:tcPr>
+            <w:tcW w:w="0" w:type="auto"/>
+            <w:vAlign w:val="center"/>
+          </w:tcPr>
+          <w:p>
+            <w:pPr>
+              <w:jc w:val="center"/>
+            </w:pPr>
+            <w:r>
+              <w:t>Academic Period comparison</w:t>
+            </w:r>
+          </w:p>
+        </w:tc>
+        <w:tc>
+          <w:tcPr>
+            <w:tcW w:w="0" w:type="auto"/>
+            <w:vAlign w:val="center"/>
+          </w:tcPr>
+          <w:p>
+            <w:pPr>
+              <w:jc w:val="center"/>
+            </w:pPr>
+            <w:r>
+              <w:t>Object</w:t>
+            </w:r>
+          </w:p>
+        </w:tc>
+      </w:tr>
+      <w:tr>
+        <w:trPr>
+          <w:trHeight w:val="808"/>
+        </w:trPr>
+        <w:tc>
+          <w:tcPr>
+            <w:tcW w:w="0" w:type="auto"/>
+            <w:shd w:val="clear" w:color="auto" w:fill="153D63" w:themeFill="text2" w:themeFillTint="E6"/>
+            <w:vAlign w:val="center"/>
+          </w:tcPr>
+          <w:p>
+            <w:pPr>
+              <w:jc w:val="center"/>
+              <w:rPr>
+                <w:b/>
+                <w:bCs/>
+              </w:rPr>
+            </w:pPr>
+            <w:r>
+              <w:rPr>
+                <w:b/>
+                <w:bCs/>
+              </w:rPr>
+              <w:t>POSTCONDITIONS</w:t>
+            </w:r>
+          </w:p>
+        </w:tc>
+        <w:tc>
+          <w:tcPr>
+            <w:tcW w:w="0" w:type="auto"/>
+            <w:gridSpan w:val="2"/>
+            <w:vAlign w:val="center"/>
+          </w:tcPr>
+          <w:p>
+            <w:pPr>
+              <w:jc w:val="center"/>
+            </w:pPr>
+            <w:r>
+              <w:t>The selected academic periods and their performance metrics are presented for comparison.</w:t>
+            </w:r>
+          </w:p>
+        </w:tc>
+      </w:tr>
+      <w:tr>
+        <w:trPr>
+          <w:trHeight w:val="1054"/>
+        </w:trPr>
+        <w:tc>
+          <w:tcPr>
+            <w:tcW w:w="0" w:type="auto"/>
+            <w:shd w:val="clear" w:color="auto" w:fill="153D63" w:themeFill="text2" w:themeFillTint="E6"/>
+            <w:vAlign w:val="center"/>
+          </w:tcPr>
+          <w:p>
+            <w:pPr>
+              <w:jc w:val="center"/>
+              <w:rPr>
+                <w:b/>
+                <w:bCs/>
+              </w:rPr>
+            </w:pPr>
+            <w:r>
+              <w:rPr>
+                <w:b/>
+                <w:bCs/>
+              </w:rPr>
+              <w:t>VALIDATIONS</w:t>
+            </w:r>
+          </w:p>
+        </w:tc>
+        <w:tc>
+          <w:tcPr>
+            <w:tcW w:w="0" w:type="auto"/>
+            <w:gridSpan w:val="2"/>
+            <w:vAlign w:val="center"/>
+          </w:tcPr>
+          <w:p>
+            <w:pPr>
+              <w:jc w:val="center"/>
+            </w:pPr>
+            <w:r>
+              <w:t>The selected academic periods must belong to the authenticated user and contain comparable data.</w:t>
+            </w:r>
+          </w:p>
+        </w:tc>
+      </w:tr>
+      <w:tr>
+        <w:trPr>
+          <w:trHeight w:val="1261"/>
+        </w:trPr>
+        <w:tc>
+          <w:tcPr>
+            <w:tcW w:w="0" w:type="auto"/>
+            <w:shd w:val="clear" w:color="auto" w:fill="153D63" w:themeFill="text2" w:themeFillTint="E6"/>
+            <w:vAlign w:val="center"/>
+          </w:tcPr>
+          <w:p>
+            <w:pPr>
+              <w:jc w:val="center"/>
+              <w:rPr>
+                <w:b/>
+                <w:bCs/>
+              </w:rPr>
+            </w:pPr>
+            <w:r>
+              <w:rPr>
+                <w:b/>
+                <w:bCs/>
+              </w:rPr>
+              <w:t>EXCEPTIONS</w:t>
+            </w:r>
+          </w:p>
+        </w:tc>
+        <w:tc>
+          <w:tcPr>
+            <w:tcW w:w="0" w:type="auto"/>
+            <w:gridSpan w:val="2"/>
+            <w:vAlign w:val="center"/>
+          </w:tcPr>
+          <w:p>
+            <w:pPr>
+              <w:jc w:val="center"/>
+            </w:pPr>
+            <w:r>
+              <w:t>The system shall notify the user if insufficient data exists for comparison.</w:t>
+            </w:r>
+          </w:p>
+        </w:tc>
+      </w:tr>
+    </w:tbl>
+    <w:p/>
+    <w:p>
+      <w:r>
+        <w:br w:type="page"/>
+      </w:r>
+    </w:p>
+    <w:p>
+      <w:pPr>
+        <w:pStyle w:val="Ttulo3"/>
+        <w:rPr>
+          <w:lang w:val="en-US"/>
+        </w:rPr>
+      </w:pPr>
+      <w:bookmarkStart w:id="26" w:name="_Toc237865968"/>
+      <w:r>
+        <w:rPr>
+          <w:lang w:val="en-US"/>
+        </w:rPr>
+        <w:lastRenderedPageBreak/>
+        <w:t>User Account Management (USR) Requirements</w:t>
+      </w:r>
+      <w:bookmarkEnd w:id="26"/>
+    </w:p>
+    <w:tbl>
+      <w:tblPr>
+        <w:tblStyle w:val="Tablaconcuadrcula"/>
+        <w:tblW w:w="0" w:type="auto"/>
+        <w:tblLook w:val="04A0" w:firstRow="1" w:lastRow="0" w:firstColumn="1" w:lastColumn="0" w:noHBand="0" w:noVBand="1"/>
+      </w:tblPr>
+      <w:tblGrid>
+        <w:gridCol w:w="2390"/>
+        <w:gridCol w:w="4985"/>
+        <w:gridCol w:w="1975"/>
+      </w:tblGrid>
+      <w:tr>
+        <w:trPr>
+          <w:trHeight w:val="508"/>
+        </w:trPr>
+        <w:tc>
+          <w:tcPr>
+            <w:tcW w:w="0" w:type="auto"/>
+            <w:shd w:val="clear" w:color="auto" w:fill="153D63" w:themeFill="text2" w:themeFillTint="E6"/>
+            <w:vAlign w:val="center"/>
+          </w:tcPr>
+          <w:p>
+            <w:pPr>
+              <w:jc w:val="center"/>
+              <w:rPr>
+                <w:b/>
+                <w:bCs/>
+              </w:rPr>
+            </w:pPr>
+            <w:r>
+              <w:rPr>
+                <w:b/>
+                <w:bCs/>
+              </w:rPr>
+              <w:t>ID &amp; NAME</w:t>
+            </w:r>
+          </w:p>
+        </w:tc>
+        <w:tc>
+          <w:tcPr>
+            <w:tcW w:w="0" w:type="auto"/>
+            <w:gridSpan w:val="2"/>
+            <w:vAlign w:val="center"/>
+          </w:tcPr>
+          <w:p>
+            <w:pPr>
+              <w:jc w:val="center"/>
+            </w:pPr>
+            <w:r>
+              <w:t>FR-</w:t>
+            </w:r>
+            <w:r>
+              <w:t>USR</w:t>
+            </w:r>
+            <w:r>
+              <w:t>-0</w:t>
+            </w:r>
+            <w:r>
+              <w:t>1</w:t>
+            </w:r>
+            <w:r>
+              <w:t xml:space="preserve"> – </w:t>
+            </w:r>
+            <w:r>
+              <w:t>Manage User Account</w:t>
+            </w:r>
+          </w:p>
+        </w:tc>
+      </w:tr>
+      <w:tr>
+        <w:trPr>
+          <w:trHeight w:val="824"/>
+        </w:trPr>
+        <w:tc>
+          <w:tcPr>
+            <w:tcW w:w="0" w:type="auto"/>
+            <w:shd w:val="clear" w:color="auto" w:fill="153D63" w:themeFill="text2" w:themeFillTint="E6"/>
+            <w:vAlign w:val="center"/>
+          </w:tcPr>
+          <w:p>
+            <w:pPr>
+              <w:jc w:val="center"/>
+              <w:rPr>
+                <w:b/>
+                <w:bCs/>
+              </w:rPr>
+            </w:pPr>
+            <w:r>
+              <w:rPr>
+                <w:b/>
+                <w:bCs/>
+              </w:rPr>
+              <w:t>DESCRIPTION</w:t>
+            </w:r>
+          </w:p>
+        </w:tc>
+        <w:tc>
+          <w:tcPr>
+            <w:tcW w:w="0" w:type="auto"/>
+            <w:gridSpan w:val="2"/>
+            <w:vAlign w:val="center"/>
+          </w:tcPr>
+          <w:p>
+            <w:pPr>
+              <w:jc w:val="center"/>
+            </w:pPr>
+            <w:r>
+              <w:t>The system shall allow users to create, view, and modify their account information.</w:t>
+            </w:r>
+          </w:p>
+        </w:tc>
+      </w:tr>
+      <w:tr>
+        <w:trPr>
+          <w:trHeight w:val="565"/>
+        </w:trPr>
+        <w:tc>
+          <w:tcPr>
+            <w:tcW w:w="0" w:type="auto"/>
+            <w:shd w:val="clear" w:color="auto" w:fill="153D63" w:themeFill="text2" w:themeFillTint="E6"/>
+            <w:vAlign w:val="center"/>
+          </w:tcPr>
+          <w:p>
+            <w:pPr>
+              <w:jc w:val="center"/>
+              <w:rPr>
+                <w:b/>
+                <w:bCs/>
+              </w:rPr>
+            </w:pPr>
+            <w:r>
+              <w:rPr>
+                <w:b/>
+                <w:bCs/>
+              </w:rPr>
+              <w:t>ACTORS</w:t>
+            </w:r>
+          </w:p>
+        </w:tc>
+        <w:tc>
+          <w:tcPr>
+            <w:tcW w:w="0" w:type="auto"/>
+            <w:gridSpan w:val="2"/>
+            <w:vAlign w:val="center"/>
+          </w:tcPr>
+          <w:p>
+            <w:pPr>
+              <w:jc w:val="center"/>
+            </w:pPr>
+            <w:r>
+              <w:t>User</w:t>
+            </w:r>
+          </w:p>
+        </w:tc>
+      </w:tr>
+      <w:tr>
+        <w:trPr>
+          <w:trHeight w:val="724"/>
+        </w:trPr>
+        <w:tc>
+          <w:tcPr>
+            <w:tcW w:w="0" w:type="auto"/>
+            <w:shd w:val="clear" w:color="auto" w:fill="153D63" w:themeFill="text2" w:themeFillTint="E6"/>
+            <w:vAlign w:val="center"/>
+          </w:tcPr>
+          <w:p>
+            <w:pPr>
+              <w:jc w:val="center"/>
+              <w:rPr>
+                <w:b/>
+                <w:bCs/>
+              </w:rPr>
+            </w:pPr>
+            <w:r>
+              <w:rPr>
+                <w:b/>
+                <w:bCs/>
+              </w:rPr>
+              <w:t>PRECONDITIONS</w:t>
+            </w:r>
+          </w:p>
+        </w:tc>
+        <w:tc>
+          <w:tcPr>
+            <w:tcW w:w="0" w:type="auto"/>
+            <w:gridSpan w:val="2"/>
+            <w:vAlign w:val="center"/>
+          </w:tcPr>
+          <w:p>
+            <w:pPr>
+              <w:pStyle w:val="Prrafodelista"/>
+              <w:ind w:left="0"/>
+              <w:jc w:val="center"/>
+            </w:pPr>
+            <w:r>
+              <w:t>For account creation, the user must not already have an account using the provided unique credentials. For modification, the user must be authenticated.</w:t>
+            </w:r>
+          </w:p>
+        </w:tc>
+      </w:tr>
+      <w:tr>
+        <w:trPr>
+          <w:trHeight w:val="363"/>
+        </w:trPr>
+        <w:tc>
+          <w:tcPr>
+            <w:tcW w:w="0" w:type="auto"/>
+            <w:vMerge w:val="restart"/>
+            <w:shd w:val="clear" w:color="auto" w:fill="153D63" w:themeFill="text2" w:themeFillTint="E6"/>
+            <w:vAlign w:val="center"/>
+          </w:tcPr>
+          <w:p>
+            <w:pPr>
+              <w:jc w:val="center"/>
+              <w:rPr>
+                <w:b/>
+                <w:bCs/>
+              </w:rPr>
+            </w:pPr>
+            <w:r>
+              <w:rPr>
+                <w:b/>
+                <w:bCs/>
+              </w:rPr>
+              <w:t>INPUTS</w:t>
+            </w:r>
+          </w:p>
+        </w:tc>
+        <w:tc>
+          <w:tcPr>
+            <w:tcW w:w="0" w:type="auto"/>
+            <w:shd w:val="clear" w:color="auto" w:fill="153D63" w:themeFill="text2" w:themeFillTint="E6"/>
+            <w:vAlign w:val="center"/>
+          </w:tcPr>
+          <w:p>
+            <w:pPr>
+              <w:jc w:val="center"/>
+              <w:rPr>
+                <w:b/>
+                <w:bCs/>
+              </w:rPr>
+            </w:pPr>
+            <w:r>
+              <w:rPr>
+                <w:b/>
+                <w:bCs/>
+              </w:rPr>
+              <w:t>NAME</w:t>
+            </w:r>
+          </w:p>
+        </w:tc>
+        <w:tc>
+          <w:tcPr>
+            <w:tcW w:w="0" w:type="auto"/>
+            <w:shd w:val="clear" w:color="auto" w:fill="153D63" w:themeFill="text2" w:themeFillTint="E6"/>
+            <w:vAlign w:val="center"/>
+          </w:tcPr>
+          <w:p>
+            <w:pPr>
+              <w:jc w:val="center"/>
+              <w:rPr>
+                <w:b/>
+                <w:bCs/>
+              </w:rPr>
+            </w:pPr>
+            <w:r>
+              <w:rPr>
+                <w:b/>
+                <w:bCs/>
+              </w:rPr>
+              <w:t>TYPE</w:t>
+            </w:r>
+          </w:p>
+        </w:tc>
+      </w:tr>
+      <w:tr>
+        <w:trPr>
+          <w:trHeight w:val="517"/>
+        </w:trPr>
+        <w:tc>
+          <w:tcPr>
+            <w:tcW w:w="0" w:type="auto"/>
+            <w:vMerge/>
+            <w:shd w:val="clear" w:color="auto" w:fill="153D63" w:themeFill="text2" w:themeFillTint="E6"/>
+            <w:vAlign w:val="center"/>
+          </w:tcPr>
+          <w:p>
+            <w:pPr>
+              <w:jc w:val="center"/>
+              <w:rPr>
+                <w:b/>
+                <w:bCs/>
+              </w:rPr>
+            </w:pPr>
+          </w:p>
+        </w:tc>
+        <w:tc>
+          <w:tcPr>
+            <w:tcW w:w="0" w:type="auto"/>
+            <w:vAlign w:val="center"/>
+          </w:tcPr>
+          <w:p>
+            <w:pPr>
+              <w:jc w:val="center"/>
+            </w:pPr>
+            <w:r>
+              <w:t>Username</w:t>
+            </w:r>
+          </w:p>
+        </w:tc>
+        <w:tc>
+          <w:tcPr>
+            <w:tcW w:w="0" w:type="auto"/>
+            <w:vAlign w:val="center"/>
+          </w:tcPr>
+          <w:p>
+            <w:pPr>
+              <w:jc w:val="center"/>
+            </w:pPr>
+            <w:r>
+              <w:t>String</w:t>
+            </w:r>
+          </w:p>
+        </w:tc>
+      </w:tr>
+      <w:tr>
+        <w:trPr>
+          <w:trHeight w:val="517"/>
+        </w:trPr>
+        <w:tc>
+          <w:tcPr>
+            <w:tcW w:w="0" w:type="auto"/>
+            <w:vMerge/>
+            <w:shd w:val="clear" w:color="auto" w:fill="153D63" w:themeFill="text2" w:themeFillTint="E6"/>
+            <w:vAlign w:val="center"/>
+          </w:tcPr>
+          <w:p>
+            <w:pPr>
+              <w:jc w:val="center"/>
+              <w:rPr>
+                <w:b/>
+                <w:bCs/>
+              </w:rPr>
+            </w:pPr>
+          </w:p>
+        </w:tc>
+        <w:tc>
+          <w:tcPr>
+            <w:tcW w:w="0" w:type="auto"/>
+            <w:vAlign w:val="center"/>
+          </w:tcPr>
+          <w:p>
+            <w:pPr>
+              <w:jc w:val="center"/>
+            </w:pPr>
+            <w:r>
+              <w:t>Email</w:t>
+            </w:r>
+          </w:p>
+        </w:tc>
+        <w:tc>
+          <w:tcPr>
+            <w:tcW w:w="0" w:type="auto"/>
+            <w:vAlign w:val="center"/>
+          </w:tcPr>
+          <w:p>
+            <w:pPr>
+              <w:jc w:val="center"/>
+            </w:pPr>
+            <w:r>
+              <w:t>String</w:t>
+            </w:r>
+          </w:p>
+        </w:tc>
+      </w:tr>
+      <w:tr>
+        <w:trPr>
+          <w:trHeight w:val="517"/>
+        </w:trPr>
+        <w:tc>
+          <w:tcPr>
+            <w:tcW w:w="0" w:type="auto"/>
+            <w:vMerge/>
+            <w:shd w:val="clear" w:color="auto" w:fill="153D63" w:themeFill="text2" w:themeFillTint="E6"/>
+            <w:vAlign w:val="center"/>
+          </w:tcPr>
+          <w:p>
+            <w:pPr>
+              <w:jc w:val="center"/>
+              <w:rPr>
+                <w:b/>
+                <w:bCs/>
+              </w:rPr>
+            </w:pPr>
+          </w:p>
+        </w:tc>
+        <w:tc>
+          <w:tcPr>
+            <w:tcW w:w="0" w:type="auto"/>
+            <w:vAlign w:val="center"/>
+          </w:tcPr>
+          <w:p>
+            <w:pPr>
+              <w:jc w:val="center"/>
+            </w:pPr>
+            <w:r>
+              <w:t>Password</w:t>
+            </w:r>
+          </w:p>
+        </w:tc>
+        <w:tc>
+          <w:tcPr>
+            <w:tcW w:w="0" w:type="auto"/>
+            <w:vAlign w:val="center"/>
+          </w:tcPr>
+          <w:p>
+            <w:pPr>
+              <w:jc w:val="center"/>
+            </w:pPr>
+            <w:r>
+              <w:t>String</w:t>
+            </w:r>
+          </w:p>
+        </w:tc>
+      </w:tr>
+      <w:tr>
+        <w:trPr>
+          <w:trHeight w:val="992"/>
+        </w:trPr>
+        <w:tc>
+          <w:tcPr>
+            <w:tcW w:w="0" w:type="auto"/>
+            <w:shd w:val="clear" w:color="auto" w:fill="153D63" w:themeFill="text2" w:themeFillTint="E6"/>
+            <w:vAlign w:val="center"/>
+          </w:tcPr>
+          <w:p>
+            <w:pPr>
+              <w:jc w:val="center"/>
+              <w:rPr>
+                <w:b/>
+                <w:bCs/>
+              </w:rPr>
+            </w:pPr>
+            <w:r>
+              <w:rPr>
+                <w:b/>
+                <w:bCs/>
+              </w:rPr>
+              <w:t>PROCESS</w:t>
+            </w:r>
+          </w:p>
+        </w:tc>
+        <w:tc>
+          <w:tcPr>
+            <w:tcW w:w="0" w:type="auto"/>
+            <w:gridSpan w:val="2"/>
+            <w:vAlign w:val="center"/>
+          </w:tcPr>
+          <w:p>
+            <w:pPr>
+              <w:jc w:val="center"/>
+            </w:pPr>
+            <w:r>
+              <w:t xml:space="preserve">The system validates the </w:t>
+            </w:r>
+            <w:r>
+              <w:t>information provided</w:t>
+            </w:r>
+            <w:r>
+              <w:t xml:space="preserve"> and creates or updates the user's account.</w:t>
+            </w:r>
+          </w:p>
+        </w:tc>
+      </w:tr>
+      <w:tr>
+        <w:trPr>
+          <w:trHeight w:val="347"/>
+        </w:trPr>
+        <w:tc>
+          <w:tcPr>
+            <w:tcW w:w="0" w:type="auto"/>
+            <w:vMerge w:val="restart"/>
+            <w:shd w:val="clear" w:color="auto" w:fill="153D63" w:themeFill="text2" w:themeFillTint="E6"/>
+            <w:vAlign w:val="center"/>
+          </w:tcPr>
+          <w:p>
+            <w:pPr>
+              <w:jc w:val="center"/>
+              <w:rPr>
+                <w:b/>
+                <w:bCs/>
+              </w:rPr>
+            </w:pPr>
+            <w:r>
+              <w:rPr>
+                <w:b/>
+                <w:bCs/>
+              </w:rPr>
+              <w:t>OUTPUTS</w:t>
+            </w:r>
+          </w:p>
+        </w:tc>
+        <w:tc>
+          <w:tcPr>
+            <w:tcW w:w="0" w:type="auto"/>
+            <w:shd w:val="clear" w:color="auto" w:fill="153D63" w:themeFill="text2" w:themeFillTint="E6"/>
+            <w:vAlign w:val="center"/>
+          </w:tcPr>
+          <w:p>
+            <w:pPr>
+              <w:jc w:val="center"/>
+              <w:rPr>
+                <w:b/>
+                <w:bCs/>
+              </w:rPr>
+            </w:pPr>
+            <w:r>
+              <w:rPr>
+                <w:b/>
+                <w:bCs/>
+              </w:rPr>
+              <w:t>NAME</w:t>
+            </w:r>
+          </w:p>
+        </w:tc>
+        <w:tc>
+          <w:tcPr>
+            <w:tcW w:w="0" w:type="auto"/>
+            <w:shd w:val="clear" w:color="auto" w:fill="153D63" w:themeFill="text2" w:themeFillTint="E6"/>
+            <w:vAlign w:val="center"/>
+          </w:tcPr>
+          <w:p>
+            <w:pPr>
+              <w:jc w:val="center"/>
+              <w:rPr>
+                <w:b/>
+                <w:bCs/>
+              </w:rPr>
+            </w:pPr>
+            <w:r>
+              <w:rPr>
+                <w:b/>
+                <w:bCs/>
+              </w:rPr>
+              <w:t>TYPE</w:t>
+            </w:r>
+          </w:p>
+        </w:tc>
+      </w:tr>
+      <w:tr>
+        <w:trPr>
+          <w:trHeight w:val="525"/>
+        </w:trPr>
+        <w:tc>
+          <w:tcPr>
+            <w:tcW w:w="0" w:type="auto"/>
+            <w:vMerge/>
+            <w:shd w:val="clear" w:color="auto" w:fill="153D63" w:themeFill="text2" w:themeFillTint="E6"/>
+            <w:vAlign w:val="center"/>
+          </w:tcPr>
+          <w:p>
+            <w:pPr>
+              <w:jc w:val="center"/>
+              <w:rPr>
+                <w:b/>
+                <w:bCs/>
+              </w:rPr>
+            </w:pPr>
+          </w:p>
+        </w:tc>
+        <w:tc>
+          <w:tcPr>
+            <w:tcW w:w="0" w:type="auto"/>
+            <w:vAlign w:val="center"/>
+          </w:tcPr>
+          <w:p>
+            <w:pPr>
+              <w:jc w:val="center"/>
+            </w:pPr>
+            <w:r>
+              <w:t>Confirmation Message</w:t>
+            </w:r>
+          </w:p>
+        </w:tc>
+        <w:tc>
+          <w:tcPr>
+            <w:tcW w:w="0" w:type="auto"/>
+            <w:vAlign w:val="center"/>
+          </w:tcPr>
+          <w:p>
+            <w:pPr>
+              <w:jc w:val="center"/>
+            </w:pPr>
+            <w:r>
+              <w:t>String</w:t>
+            </w:r>
+          </w:p>
+        </w:tc>
+      </w:tr>
+      <w:tr>
+        <w:trPr>
+          <w:trHeight w:val="808"/>
+        </w:trPr>
+        <w:tc>
+          <w:tcPr>
+            <w:tcW w:w="0" w:type="auto"/>
+            <w:shd w:val="clear" w:color="auto" w:fill="153D63" w:themeFill="text2" w:themeFillTint="E6"/>
+            <w:vAlign w:val="center"/>
+          </w:tcPr>
+          <w:p>
+            <w:pPr>
+              <w:jc w:val="center"/>
+              <w:rPr>
+                <w:b/>
+                <w:bCs/>
+              </w:rPr>
+            </w:pPr>
+            <w:r>
+              <w:rPr>
+                <w:b/>
+                <w:bCs/>
+              </w:rPr>
+              <w:t>POSTCONDITIONS</w:t>
+            </w:r>
+          </w:p>
+        </w:tc>
+        <w:tc>
+          <w:tcPr>
+            <w:tcW w:w="0" w:type="auto"/>
+            <w:gridSpan w:val="2"/>
+            <w:vAlign w:val="center"/>
+          </w:tcPr>
+          <w:p>
+            <w:pPr>
+              <w:jc w:val="center"/>
+            </w:pPr>
+            <w:r>
+              <w:t>The user's account contains the valid information provided.</w:t>
+            </w:r>
+          </w:p>
+        </w:tc>
+      </w:tr>
+      <w:tr>
+        <w:trPr>
+          <w:trHeight w:val="1054"/>
+        </w:trPr>
+        <w:tc>
+          <w:tcPr>
+            <w:tcW w:w="0" w:type="auto"/>
+            <w:shd w:val="clear" w:color="auto" w:fill="153D63" w:themeFill="text2" w:themeFillTint="E6"/>
+            <w:vAlign w:val="center"/>
+          </w:tcPr>
+          <w:p>
+            <w:pPr>
+              <w:jc w:val="center"/>
+              <w:rPr>
+                <w:b/>
+                <w:bCs/>
+              </w:rPr>
+            </w:pPr>
+            <w:r>
+              <w:rPr>
+                <w:b/>
+                <w:bCs/>
+              </w:rPr>
+              <w:t>VALIDATIONS</w:t>
+            </w:r>
+          </w:p>
+        </w:tc>
+        <w:tc>
+          <w:tcPr>
+            <w:tcW w:w="0" w:type="auto"/>
+            <w:gridSpan w:val="2"/>
+            <w:vAlign w:val="center"/>
+          </w:tcPr>
+          <w:p>
+            <w:pPr>
+              <w:jc w:val="center"/>
+            </w:pPr>
+            <w:r>
+              <w:t>Required account information must be valid and unique where applicable.</w:t>
+            </w:r>
+          </w:p>
+        </w:tc>
+      </w:tr>
+      <w:tr>
+        <w:trPr>
+          <w:trHeight w:val="1261"/>
+        </w:trPr>
+        <w:tc>
+          <w:tcPr>
+            <w:tcW w:w="0" w:type="auto"/>
+            <w:shd w:val="clear" w:color="auto" w:fill="153D63" w:themeFill="text2" w:themeFillTint="E6"/>
+            <w:vAlign w:val="center"/>
+          </w:tcPr>
+          <w:p>
+            <w:pPr>
+              <w:jc w:val="center"/>
+              <w:rPr>
+                <w:b/>
+                <w:bCs/>
+              </w:rPr>
+            </w:pPr>
+            <w:r>
+              <w:rPr>
+                <w:b/>
+                <w:bCs/>
+              </w:rPr>
+              <w:t>EXCEPTIONS</w:t>
+            </w:r>
+          </w:p>
+        </w:tc>
+        <w:tc>
+          <w:tcPr>
+            <w:tcW w:w="0" w:type="auto"/>
+            <w:gridSpan w:val="2"/>
+            <w:vAlign w:val="center"/>
+          </w:tcPr>
+          <w:p>
+            <w:pPr>
+              <w:jc w:val="center"/>
+            </w:pPr>
+            <w:r>
+              <w:t>The system shall reject invalid or conflicting account information.</w:t>
+            </w:r>
+          </w:p>
+        </w:tc>
+      </w:tr>
+    </w:tbl>
+    <w:p/>
+    <w:p>
+      <w:r>
+        <w:br w:type="page"/>
+      </w:r>
+    </w:p>
+    <w:tbl>
+      <w:tblPr>
+        <w:tblStyle w:val="Tablaconcuadrcula"/>
+        <w:tblW w:w="0" w:type="auto"/>
+        <w:tblLook w:val="04A0" w:firstRow="1" w:lastRow="0" w:firstColumn="1" w:lastColumn="0" w:noHBand="0" w:noVBand="1"/>
+      </w:tblPr>
+      <w:tblGrid>
+        <w:gridCol w:w="2390"/>
+        <w:gridCol w:w="5171"/>
+        <w:gridCol w:w="1789"/>
+      </w:tblGrid>
+      <w:tr>
+        <w:trPr>
+          <w:trHeight w:val="508"/>
+        </w:trPr>
+        <w:tc>
+          <w:tcPr>
+            <w:tcW w:w="0" w:type="auto"/>
+            <w:shd w:val="clear" w:color="auto" w:fill="153D63" w:themeFill="text2" w:themeFillTint="E6"/>
+            <w:vAlign w:val="center"/>
+          </w:tcPr>
+          <w:p>
+            <w:pPr>
+              <w:jc w:val="center"/>
+              <w:rPr>
+                <w:b/>
+                <w:bCs/>
+              </w:rPr>
+            </w:pPr>
+            <w:r>
+              <w:rPr>
+                <w:b/>
+                <w:bCs/>
+              </w:rPr>
+              <w:lastRenderedPageBreak/>
+              <w:t>ID &amp; NAME</w:t>
+            </w:r>
+          </w:p>
+        </w:tc>
+        <w:tc>
+          <w:tcPr>
+            <w:tcW w:w="0" w:type="auto"/>
+            <w:gridSpan w:val="2"/>
+            <w:vAlign w:val="center"/>
+          </w:tcPr>
+          <w:p>
+            <w:pPr>
+              <w:jc w:val="center"/>
+            </w:pPr>
+            <w:r>
+              <w:t>FR-USR-0</w:t>
+            </w:r>
+            <w:r>
+              <w:t>2</w:t>
+            </w:r>
+            <w:r>
+              <w:t xml:space="preserve"> – </w:t>
+            </w:r>
+            <w:r>
+              <w:t>Authenticate User</w:t>
+            </w:r>
+          </w:p>
+        </w:tc>
+      </w:tr>
+      <w:tr>
+        <w:trPr>
+          <w:trHeight w:val="824"/>
+        </w:trPr>
+        <w:tc>
+          <w:tcPr>
+            <w:tcW w:w="0" w:type="auto"/>
+            <w:shd w:val="clear" w:color="auto" w:fill="153D63" w:themeFill="text2" w:themeFillTint="E6"/>
+            <w:vAlign w:val="center"/>
+          </w:tcPr>
+          <w:p>
+            <w:pPr>
+              <w:jc w:val="center"/>
+              <w:rPr>
+                <w:b/>
+                <w:bCs/>
+              </w:rPr>
+            </w:pPr>
+            <w:r>
+              <w:rPr>
+                <w:b/>
+                <w:bCs/>
+              </w:rPr>
+              <w:t>DESCRIPTION</w:t>
+            </w:r>
+          </w:p>
+        </w:tc>
+        <w:tc>
+          <w:tcPr>
+            <w:tcW w:w="0" w:type="auto"/>
+            <w:gridSpan w:val="2"/>
+            <w:vAlign w:val="center"/>
+          </w:tcPr>
+          <w:p>
+            <w:pPr>
+              <w:jc w:val="center"/>
+            </w:pPr>
+            <w:r>
+              <w:t>The system shall authenticate users using their registered credentials and provide access to their academic information upon successful authentication.</w:t>
+            </w:r>
+          </w:p>
+        </w:tc>
+      </w:tr>
+      <w:tr>
+        <w:trPr>
+          <w:trHeight w:val="565"/>
+        </w:trPr>
+        <w:tc>
+          <w:tcPr>
+            <w:tcW w:w="0" w:type="auto"/>
+            <w:shd w:val="clear" w:color="auto" w:fill="153D63" w:themeFill="text2" w:themeFillTint="E6"/>
+            <w:vAlign w:val="center"/>
+          </w:tcPr>
+          <w:p>
+            <w:pPr>
+              <w:jc w:val="center"/>
+              <w:rPr>
+                <w:b/>
+                <w:bCs/>
+              </w:rPr>
+            </w:pPr>
+            <w:r>
+              <w:rPr>
+                <w:b/>
+                <w:bCs/>
+              </w:rPr>
+              <w:t>ACTORS</w:t>
+            </w:r>
+          </w:p>
+        </w:tc>
+        <w:tc>
+          <w:tcPr>
+            <w:tcW w:w="0" w:type="auto"/>
+            <w:gridSpan w:val="2"/>
+            <w:vAlign w:val="center"/>
+          </w:tcPr>
+          <w:p>
+            <w:pPr>
+              <w:jc w:val="center"/>
+            </w:pPr>
+            <w:r>
+              <w:t>User</w:t>
+            </w:r>
+            <w:r>
+              <w:t>, System</w:t>
+            </w:r>
+          </w:p>
+        </w:tc>
+      </w:tr>
+      <w:tr>
+        <w:trPr>
+          <w:trHeight w:val="724"/>
+        </w:trPr>
+        <w:tc>
+          <w:tcPr>
+            <w:tcW w:w="0" w:type="auto"/>
+            <w:shd w:val="clear" w:color="auto" w:fill="153D63" w:themeFill="text2" w:themeFillTint="E6"/>
+            <w:vAlign w:val="center"/>
+          </w:tcPr>
+          <w:p>
+            <w:pPr>
+              <w:jc w:val="center"/>
+              <w:rPr>
+                <w:b/>
+                <w:bCs/>
+              </w:rPr>
+            </w:pPr>
+            <w:r>
+              <w:rPr>
+                <w:b/>
+                <w:bCs/>
+              </w:rPr>
+              <w:t>PRECONDITIONS</w:t>
+            </w:r>
+          </w:p>
+        </w:tc>
+        <w:tc>
+          <w:tcPr>
+            <w:tcW w:w="0" w:type="auto"/>
+            <w:gridSpan w:val="2"/>
+            <w:vAlign w:val="center"/>
+          </w:tcPr>
+          <w:p>
+            <w:pPr>
+              <w:pStyle w:val="Prrafodelista"/>
+              <w:ind w:left="0"/>
+              <w:jc w:val="center"/>
+            </w:pPr>
+            <w:r>
+              <w:t>A registered user account exists.</w:t>
+            </w:r>
+          </w:p>
+        </w:tc>
+      </w:tr>
+      <w:tr>
+        <w:trPr>
+          <w:trHeight w:val="363"/>
+        </w:trPr>
+        <w:tc>
+          <w:tcPr>
+            <w:tcW w:w="0" w:type="auto"/>
+            <w:vMerge w:val="restart"/>
+            <w:shd w:val="clear" w:color="auto" w:fill="153D63" w:themeFill="text2" w:themeFillTint="E6"/>
+            <w:vAlign w:val="center"/>
+          </w:tcPr>
+          <w:p>
+            <w:pPr>
+              <w:jc w:val="center"/>
+              <w:rPr>
+                <w:b/>
+                <w:bCs/>
+              </w:rPr>
+            </w:pPr>
+            <w:r>
+              <w:rPr>
+                <w:b/>
+                <w:bCs/>
+              </w:rPr>
+              <w:t>INPUTS</w:t>
+            </w:r>
+          </w:p>
+        </w:tc>
+        <w:tc>
+          <w:tcPr>
+            <w:tcW w:w="0" w:type="auto"/>
+            <w:shd w:val="clear" w:color="auto" w:fill="153D63" w:themeFill="text2" w:themeFillTint="E6"/>
+            <w:vAlign w:val="center"/>
+          </w:tcPr>
+          <w:p>
+            <w:pPr>
+              <w:jc w:val="center"/>
+              <w:rPr>
+                <w:b/>
+                <w:bCs/>
+              </w:rPr>
+            </w:pPr>
+            <w:r>
+              <w:rPr>
+                <w:b/>
+                <w:bCs/>
+              </w:rPr>
+              <w:t>NAME</w:t>
+            </w:r>
+          </w:p>
+        </w:tc>
+        <w:tc>
+          <w:tcPr>
+            <w:tcW w:w="0" w:type="auto"/>
+            <w:shd w:val="clear" w:color="auto" w:fill="153D63" w:themeFill="text2" w:themeFillTint="E6"/>
+            <w:vAlign w:val="center"/>
+          </w:tcPr>
+          <w:p>
+            <w:pPr>
+              <w:jc w:val="center"/>
+              <w:rPr>
+                <w:b/>
+                <w:bCs/>
+              </w:rPr>
+            </w:pPr>
+            <w:r>
+              <w:rPr>
+                <w:b/>
+                <w:bCs/>
+              </w:rPr>
+              <w:t>TYPE</w:t>
+            </w:r>
+          </w:p>
+        </w:tc>
+      </w:tr>
+      <w:tr>
+        <w:trPr>
+          <w:trHeight w:val="517"/>
+        </w:trPr>
+        <w:tc>
+          <w:tcPr>
+            <w:tcW w:w="0" w:type="auto"/>
+            <w:vMerge/>
+            <w:shd w:val="clear" w:color="auto" w:fill="153D63" w:themeFill="text2" w:themeFillTint="E6"/>
+            <w:vAlign w:val="center"/>
+          </w:tcPr>
+          <w:p>
+            <w:pPr>
+              <w:jc w:val="center"/>
+              <w:rPr>
+                <w:b/>
+                <w:bCs/>
+              </w:rPr>
+            </w:pPr>
+          </w:p>
+        </w:tc>
+        <w:tc>
+          <w:tcPr>
+            <w:tcW w:w="0" w:type="auto"/>
+            <w:vAlign w:val="center"/>
+          </w:tcPr>
+          <w:p>
+            <w:pPr>
+              <w:jc w:val="center"/>
+            </w:pPr>
+            <w:r>
+              <w:t>Email</w:t>
+            </w:r>
+          </w:p>
+        </w:tc>
+        <w:tc>
+          <w:tcPr>
+            <w:tcW w:w="0" w:type="auto"/>
+            <w:vAlign w:val="center"/>
+          </w:tcPr>
+          <w:p>
+            <w:pPr>
+              <w:jc w:val="center"/>
+            </w:pPr>
+            <w:r>
+              <w:t>String</w:t>
+            </w:r>
+          </w:p>
+        </w:tc>
+      </w:tr>
+      <w:tr>
+        <w:trPr>
+          <w:trHeight w:val="517"/>
+        </w:trPr>
+        <w:tc>
+          <w:tcPr>
+            <w:tcW w:w="0" w:type="auto"/>
+            <w:vMerge/>
+            <w:shd w:val="clear" w:color="auto" w:fill="153D63" w:themeFill="text2" w:themeFillTint="E6"/>
+            <w:vAlign w:val="center"/>
+          </w:tcPr>
+          <w:p>
+            <w:pPr>
+              <w:jc w:val="center"/>
+              <w:rPr>
+                <w:b/>
+                <w:bCs/>
+              </w:rPr>
+            </w:pPr>
+          </w:p>
+        </w:tc>
+        <w:tc>
+          <w:tcPr>
+            <w:tcW w:w="0" w:type="auto"/>
+            <w:vAlign w:val="center"/>
+          </w:tcPr>
+          <w:p>
+            <w:pPr>
+              <w:jc w:val="center"/>
+            </w:pPr>
+            <w:r>
+              <w:t>Password</w:t>
+            </w:r>
+          </w:p>
+        </w:tc>
+        <w:tc>
+          <w:tcPr>
+            <w:tcW w:w="0" w:type="auto"/>
+            <w:vAlign w:val="center"/>
+          </w:tcPr>
+          <w:p>
+            <w:pPr>
+              <w:jc w:val="center"/>
+            </w:pPr>
+            <w:r>
+              <w:t>String</w:t>
+            </w:r>
+          </w:p>
+        </w:tc>
+      </w:tr>
+      <w:tr>
+        <w:trPr>
+          <w:trHeight w:val="992"/>
+        </w:trPr>
+        <w:tc>
+          <w:tcPr>
+            <w:tcW w:w="0" w:type="auto"/>
+            <w:shd w:val="clear" w:color="auto" w:fill="153D63" w:themeFill="text2" w:themeFillTint="E6"/>
+            <w:vAlign w:val="center"/>
+          </w:tcPr>
+          <w:p>
+            <w:pPr>
+              <w:jc w:val="center"/>
+              <w:rPr>
+                <w:b/>
+                <w:bCs/>
+              </w:rPr>
+            </w:pPr>
+            <w:r>
+              <w:rPr>
+                <w:b/>
+                <w:bCs/>
+              </w:rPr>
+              <w:t>PROCESS</w:t>
+            </w:r>
+          </w:p>
+        </w:tc>
+        <w:tc>
+          <w:tcPr>
+            <w:tcW w:w="0" w:type="auto"/>
+            <w:gridSpan w:val="2"/>
+            <w:vAlign w:val="center"/>
+          </w:tcPr>
+          <w:p>
+            <w:pPr>
+              <w:jc w:val="center"/>
+            </w:pPr>
+            <w:r>
+              <w:t>The system validates the provided credentials against the stored account information.</w:t>
+            </w:r>
+          </w:p>
+        </w:tc>
+      </w:tr>
+      <w:tr>
+        <w:trPr>
+          <w:trHeight w:val="347"/>
+        </w:trPr>
+        <w:tc>
+          <w:tcPr>
+            <w:tcW w:w="0" w:type="auto"/>
+            <w:vMerge w:val="restart"/>
+            <w:shd w:val="clear" w:color="auto" w:fill="153D63" w:themeFill="text2" w:themeFillTint="E6"/>
+            <w:vAlign w:val="center"/>
+          </w:tcPr>
+          <w:p>
+            <w:pPr>
+              <w:jc w:val="center"/>
+              <w:rPr>
+                <w:b/>
+                <w:bCs/>
+              </w:rPr>
+            </w:pPr>
+            <w:r>
+              <w:rPr>
+                <w:b/>
+                <w:bCs/>
+              </w:rPr>
+              <w:t>OUTPUTS</w:t>
+            </w:r>
+          </w:p>
+        </w:tc>
+        <w:tc>
+          <w:tcPr>
+            <w:tcW w:w="0" w:type="auto"/>
+            <w:shd w:val="clear" w:color="auto" w:fill="153D63" w:themeFill="text2" w:themeFillTint="E6"/>
+            <w:vAlign w:val="center"/>
+          </w:tcPr>
+          <w:p>
+            <w:pPr>
+              <w:jc w:val="center"/>
+              <w:rPr>
+                <w:b/>
+                <w:bCs/>
+              </w:rPr>
+            </w:pPr>
+            <w:r>
+              <w:rPr>
+                <w:b/>
+                <w:bCs/>
+              </w:rPr>
+              <w:t>NAME</w:t>
+            </w:r>
+          </w:p>
+        </w:tc>
+        <w:tc>
+          <w:tcPr>
+            <w:tcW w:w="0" w:type="auto"/>
+            <w:shd w:val="clear" w:color="auto" w:fill="153D63" w:themeFill="text2" w:themeFillTint="E6"/>
+            <w:vAlign w:val="center"/>
+          </w:tcPr>
+          <w:p>
+            <w:pPr>
+              <w:jc w:val="center"/>
+              <w:rPr>
+                <w:b/>
+                <w:bCs/>
+              </w:rPr>
+            </w:pPr>
+            <w:r>
+              <w:rPr>
+                <w:b/>
+                <w:bCs/>
+              </w:rPr>
+              <w:t>TYPE</w:t>
+            </w:r>
+          </w:p>
+        </w:tc>
+      </w:tr>
+      <w:tr>
+        <w:trPr>
+          <w:trHeight w:val="525"/>
+        </w:trPr>
+        <w:tc>
+          <w:tcPr>
+            <w:tcW w:w="0" w:type="auto"/>
+            <w:vMerge/>
+            <w:shd w:val="clear" w:color="auto" w:fill="153D63" w:themeFill="text2" w:themeFillTint="E6"/>
+            <w:vAlign w:val="center"/>
+          </w:tcPr>
+          <w:p>
+            <w:pPr>
+              <w:jc w:val="center"/>
+              <w:rPr>
+                <w:b/>
+                <w:bCs/>
+              </w:rPr>
+            </w:pPr>
+          </w:p>
+        </w:tc>
+        <w:tc>
+          <w:tcPr>
+            <w:tcW w:w="0" w:type="auto"/>
+            <w:vAlign w:val="center"/>
+          </w:tcPr>
+          <w:p>
+            <w:pPr>
+              <w:jc w:val="center"/>
+            </w:pPr>
+            <w:r>
+              <w:t>Authenticated User Session</w:t>
+            </w:r>
+          </w:p>
+        </w:tc>
+        <w:tc>
+          <w:tcPr>
+            <w:tcW w:w="0" w:type="auto"/>
+            <w:vAlign w:val="center"/>
+          </w:tcPr>
+          <w:p>
+            <w:pPr>
+              <w:jc w:val="center"/>
+            </w:pPr>
+            <w:r>
+              <w:t>Object</w:t>
+            </w:r>
+          </w:p>
+        </w:tc>
+      </w:tr>
+      <w:tr>
+        <w:trPr>
+          <w:trHeight w:val="808"/>
+        </w:trPr>
+        <w:tc>
+          <w:tcPr>
+            <w:tcW w:w="0" w:type="auto"/>
+            <w:shd w:val="clear" w:color="auto" w:fill="153D63" w:themeFill="text2" w:themeFillTint="E6"/>
+            <w:vAlign w:val="center"/>
+          </w:tcPr>
+          <w:p>
+            <w:pPr>
+              <w:jc w:val="center"/>
+              <w:rPr>
+                <w:b/>
+                <w:bCs/>
+              </w:rPr>
+            </w:pPr>
+            <w:r>
+              <w:rPr>
+                <w:b/>
+                <w:bCs/>
+              </w:rPr>
+              <w:t>POSTCONDITIONS</w:t>
+            </w:r>
+          </w:p>
+        </w:tc>
+        <w:tc>
+          <w:tcPr>
+            <w:tcW w:w="0" w:type="auto"/>
+            <w:gridSpan w:val="2"/>
+            <w:vAlign w:val="center"/>
+          </w:tcPr>
+          <w:p>
+            <w:pPr>
+              <w:jc w:val="center"/>
+            </w:pPr>
+            <w:r>
+              <w:t>A successfully authenticated user can access their account and associated academic data.</w:t>
+            </w:r>
+          </w:p>
+        </w:tc>
+      </w:tr>
+      <w:tr>
+        <w:trPr>
+          <w:trHeight w:val="1054"/>
+        </w:trPr>
+        <w:tc>
+          <w:tcPr>
+            <w:tcW w:w="0" w:type="auto"/>
+            <w:shd w:val="clear" w:color="auto" w:fill="153D63" w:themeFill="text2" w:themeFillTint="E6"/>
+            <w:vAlign w:val="center"/>
+          </w:tcPr>
+          <w:p>
+            <w:pPr>
+              <w:jc w:val="center"/>
+              <w:rPr>
+                <w:b/>
+                <w:bCs/>
+              </w:rPr>
+            </w:pPr>
+            <w:r>
+              <w:rPr>
+                <w:b/>
+                <w:bCs/>
+              </w:rPr>
+              <w:t>VALIDATIONS</w:t>
+            </w:r>
+          </w:p>
+        </w:tc>
+        <w:tc>
+          <w:tcPr>
+            <w:tcW w:w="0" w:type="auto"/>
+            <w:gridSpan w:val="2"/>
+            <w:vAlign w:val="center"/>
+          </w:tcPr>
+          <w:p>
+            <w:pPr>
+              <w:jc w:val="center"/>
+            </w:pPr>
+            <w:r>
+              <w:t xml:space="preserve">The </w:t>
+            </w:r>
+            <w:r>
+              <w:t>credentials provided</w:t>
+            </w:r>
+            <w:r>
+              <w:t xml:space="preserve"> must match a registered account.</w:t>
+            </w:r>
+          </w:p>
+        </w:tc>
+      </w:tr>
+      <w:tr>
+        <w:trPr>
+          <w:trHeight w:val="1261"/>
+        </w:trPr>
+        <w:tc>
+          <w:tcPr>
+            <w:tcW w:w="0" w:type="auto"/>
+            <w:shd w:val="clear" w:color="auto" w:fill="153D63" w:themeFill="text2" w:themeFillTint="E6"/>
+            <w:vAlign w:val="center"/>
+          </w:tcPr>
+          <w:p>
+            <w:pPr>
+              <w:jc w:val="center"/>
+              <w:rPr>
+                <w:b/>
+                <w:bCs/>
+              </w:rPr>
+            </w:pPr>
+            <w:r>
+              <w:rPr>
+                <w:b/>
+                <w:bCs/>
+              </w:rPr>
+              <w:t>EXCEPTIONS</w:t>
+            </w:r>
+          </w:p>
+        </w:tc>
+        <w:tc>
+          <w:tcPr>
+            <w:tcW w:w="0" w:type="auto"/>
+            <w:gridSpan w:val="2"/>
+            <w:vAlign w:val="center"/>
+          </w:tcPr>
+          <w:p>
+            <w:pPr>
+              <w:jc w:val="center"/>
+            </w:pPr>
+            <w:r>
+              <w:t>Invalid credentials shall result in authentication failure.</w:t>
+            </w:r>
+          </w:p>
+        </w:tc>
+      </w:tr>
+    </w:tbl>
+    <w:p/>
+    <w:p>
+      <w:r>
+        <w:br w:type="page"/>
+      </w:r>
+    </w:p>
+    <w:p>
+      <w:pPr>
+        <w:rPr>
+          <w:lang w:val="es-ES"/>
+        </w:rPr>
+      </w:pPr>
+    </w:p>
+    <w:p>
+      <w:pPr>
+        <w:rPr>
+          <w:lang w:val="es-ES"/>
+        </w:rPr>
+      </w:pPr>
     </w:p>
     <w:sectPr>
       <w:pgSz w:w="12240" w:h="15840"/>
@@ -27337,7 +29997,6 @@
     <w:next w:val="Normal"/>
     <w:link w:val="Ttulo4Car"/>
     <w:uiPriority w:val="9"/>
-    <w:semiHidden/>
     <w:unhideWhenUsed/>
     <w:qFormat/>
     <w:rsid w:val="00BE052F"/>
@@ -27557,7 +30216,6 @@
     <w:basedOn w:val="Fuentedeprrafopredeter"/>
     <w:link w:val="Ttulo4"/>
     <w:uiPriority w:val="9"/>
-    <w:semiHidden/>
     <w:rsid w:val="00BE052F"/>
     <w:rPr>
       <w:rFonts w:eastAsiaTheme="majorEastAsia" w:cstheme="majorBidi"/>

--- a/docs/SRS.docx
+++ b/docs/SRS.docx
@@ -238,7 +238,8 @@
             </w:tabs>
             <w:rPr>
               <w:rFonts w:asciiTheme="minorHAnsi" w:eastAsiaTheme="minorEastAsia" w:hAnsiTheme="minorHAnsi" w:cstheme="minorBidi"/>
-              <w:lang w:eastAsia="es-CO"/>
+              <w:noProof/>
+              <w:lang w:val="es-CO" w:eastAsia="es-CO"/>
             </w:rPr>
           </w:pPr>
           <w:r>
@@ -250,63 +251,73 @@
           <w:r>
             <w:fldChar w:fldCharType="separate"/>
           </w:r>
-          <w:hyperlink w:anchor="_Toc237865942" w:history="1">
+          <w:hyperlink w:anchor="_Toc237867242" w:history="1">
             <w:r>
               <w:rPr>
                 <w:rStyle w:val="Hipervnculo"/>
+                <w:noProof/>
               </w:rPr>
               <w:t>1</w:t>
             </w:r>
             <w:r>
               <w:rPr>
                 <w:rFonts w:asciiTheme="minorHAnsi" w:eastAsiaTheme="minorEastAsia" w:hAnsiTheme="minorHAnsi" w:cstheme="minorBidi"/>
-                <w:lang w:eastAsia="es-CO"/>
+                <w:noProof/>
+                <w:lang w:val="es-CO" w:eastAsia="es-CO"/>
               </w:rPr>
               <w:tab/>
             </w:r>
             <w:r>
               <w:rPr>
                 <w:rStyle w:val="Hipervnculo"/>
+                <w:noProof/>
               </w:rPr>
               <w:t>Introduction</w:t>
             </w:r>
             <w:r>
               <w:rPr>
+                <w:noProof/>
                 <w:webHidden/>
               </w:rPr>
               <w:tab/>
             </w:r>
             <w:r>
               <w:rPr>
+                <w:noProof/>
                 <w:webHidden/>
               </w:rPr>
               <w:fldChar w:fldCharType="begin"/>
             </w:r>
             <w:r>
               <w:rPr>
+                <w:noProof/>
                 <w:webHidden/>
               </w:rPr>
-              <w:instrText xml:space="preserve"> PAGEREF _Toc237865942 \h </w:instrText>
-            </w:r>
-            <w:r>
-              <w:rPr>
+              <w:instrText xml:space="preserve"> PAGEREF _Toc237867242 \h </w:instrText>
+            </w:r>
+            <w:r>
+              <w:rPr>
+                <w:noProof/>
                 <w:webHidden/>
               </w:rPr>
             </w:r>
             <w:r>
               <w:rPr>
+                <w:noProof/>
                 <w:webHidden/>
               </w:rPr>
               <w:fldChar w:fldCharType="separate"/>
             </w:r>
             <w:r>
               <w:rPr>
+                <w:noProof/>
                 <w:webHidden/>
               </w:rPr>
-              <w:t>3</w:t>
-            </w:r>
-            <w:r>
-              <w:rPr>
+              <w:t>4</w:t>
+            </w:r>
+            <w:r>
+              <w:rPr>
+                <w:noProof/>
                 <w:webHidden/>
               </w:rPr>
               <w:fldChar w:fldCharType="end"/>
@@ -322,66 +333,77 @@
             </w:tabs>
             <w:rPr>
               <w:rFonts w:asciiTheme="minorHAnsi" w:eastAsiaTheme="minorEastAsia" w:hAnsiTheme="minorHAnsi" w:cstheme="minorBidi"/>
-              <w:lang w:eastAsia="es-CO"/>
+              <w:noProof/>
+              <w:lang w:val="es-CO" w:eastAsia="es-CO"/>
             </w:rPr>
           </w:pPr>
-          <w:hyperlink w:anchor="_Toc237865943" w:history="1">
+          <w:hyperlink w:anchor="_Toc237867243" w:history="1">
             <w:r>
               <w:rPr>
                 <w:rStyle w:val="Hipervnculo"/>
+                <w:noProof/>
               </w:rPr>
               <w:t>1.1</w:t>
             </w:r>
             <w:r>
               <w:rPr>
                 <w:rFonts w:asciiTheme="minorHAnsi" w:eastAsiaTheme="minorEastAsia" w:hAnsiTheme="minorHAnsi" w:cstheme="minorBidi"/>
-                <w:lang w:eastAsia="es-CO"/>
+                <w:noProof/>
+                <w:lang w:val="es-CO" w:eastAsia="es-CO"/>
               </w:rPr>
               <w:tab/>
             </w:r>
             <w:r>
               <w:rPr>
                 <w:rStyle w:val="Hipervnculo"/>
+                <w:noProof/>
               </w:rPr>
               <w:t>Purpose</w:t>
             </w:r>
             <w:r>
               <w:rPr>
+                <w:noProof/>
                 <w:webHidden/>
               </w:rPr>
               <w:tab/>
             </w:r>
             <w:r>
               <w:rPr>
+                <w:noProof/>
                 <w:webHidden/>
               </w:rPr>
               <w:fldChar w:fldCharType="begin"/>
             </w:r>
             <w:r>
               <w:rPr>
+                <w:noProof/>
                 <w:webHidden/>
               </w:rPr>
-              <w:instrText xml:space="preserve"> PAGEREF _Toc237865943 \h </w:instrText>
-            </w:r>
-            <w:r>
-              <w:rPr>
+              <w:instrText xml:space="preserve"> PAGEREF _Toc237867243 \h </w:instrText>
+            </w:r>
+            <w:r>
+              <w:rPr>
+                <w:noProof/>
                 <w:webHidden/>
               </w:rPr>
             </w:r>
             <w:r>
               <w:rPr>
+                <w:noProof/>
                 <w:webHidden/>
               </w:rPr>
               <w:fldChar w:fldCharType="separate"/>
             </w:r>
             <w:r>
               <w:rPr>
+                <w:noProof/>
                 <w:webHidden/>
               </w:rPr>
-              <w:t>3</w:t>
-            </w:r>
-            <w:r>
-              <w:rPr>
+              <w:t>4</w:t>
+            </w:r>
+            <w:r>
+              <w:rPr>
+                <w:noProof/>
                 <w:webHidden/>
               </w:rPr>
               <w:fldChar w:fldCharType="end"/>
@@ -397,66 +419,77 @@
             </w:tabs>
             <w:rPr>
               <w:rFonts w:asciiTheme="minorHAnsi" w:eastAsiaTheme="minorEastAsia" w:hAnsiTheme="minorHAnsi" w:cstheme="minorBidi"/>
-              <w:lang w:eastAsia="es-CO"/>
+              <w:noProof/>
+              <w:lang w:val="es-CO" w:eastAsia="es-CO"/>
             </w:rPr>
           </w:pPr>
-          <w:hyperlink w:anchor="_Toc237865944" w:history="1">
+          <w:hyperlink w:anchor="_Toc237867244" w:history="1">
             <w:r>
               <w:rPr>
                 <w:rStyle w:val="Hipervnculo"/>
+                <w:noProof/>
               </w:rPr>
               <w:t>1.2</w:t>
             </w:r>
             <w:r>
               <w:rPr>
                 <w:rFonts w:asciiTheme="minorHAnsi" w:eastAsiaTheme="minorEastAsia" w:hAnsiTheme="minorHAnsi" w:cstheme="minorBidi"/>
-                <w:lang w:eastAsia="es-CO"/>
+                <w:noProof/>
+                <w:lang w:val="es-CO" w:eastAsia="es-CO"/>
               </w:rPr>
               <w:tab/>
             </w:r>
             <w:r>
               <w:rPr>
                 <w:rStyle w:val="Hipervnculo"/>
+                <w:noProof/>
               </w:rPr>
               <w:t>Scope</w:t>
             </w:r>
             <w:r>
               <w:rPr>
+                <w:noProof/>
                 <w:webHidden/>
               </w:rPr>
               <w:tab/>
             </w:r>
             <w:r>
               <w:rPr>
+                <w:noProof/>
                 <w:webHidden/>
               </w:rPr>
               <w:fldChar w:fldCharType="begin"/>
             </w:r>
             <w:r>
               <w:rPr>
+                <w:noProof/>
                 <w:webHidden/>
               </w:rPr>
-              <w:instrText xml:space="preserve"> PAGEREF _Toc237865944 \h </w:instrText>
-            </w:r>
-            <w:r>
-              <w:rPr>
+              <w:instrText xml:space="preserve"> PAGEREF _Toc237867244 \h </w:instrText>
+            </w:r>
+            <w:r>
+              <w:rPr>
+                <w:noProof/>
                 <w:webHidden/>
               </w:rPr>
             </w:r>
             <w:r>
               <w:rPr>
+                <w:noProof/>
                 <w:webHidden/>
               </w:rPr>
               <w:fldChar w:fldCharType="separate"/>
             </w:r>
             <w:r>
               <w:rPr>
+                <w:noProof/>
                 <w:webHidden/>
               </w:rPr>
-              <w:t>3</w:t>
-            </w:r>
-            <w:r>
-              <w:rPr>
+              <w:t>4</w:t>
+            </w:r>
+            <w:r>
+              <w:rPr>
+                <w:noProof/>
                 <w:webHidden/>
               </w:rPr>
               <w:fldChar w:fldCharType="end"/>
@@ -472,66 +505,77 @@
             </w:tabs>
             <w:rPr>
               <w:rFonts w:asciiTheme="minorHAnsi" w:eastAsiaTheme="minorEastAsia" w:hAnsiTheme="minorHAnsi" w:cstheme="minorBidi"/>
-              <w:lang w:eastAsia="es-CO"/>
+              <w:noProof/>
+              <w:lang w:val="es-CO" w:eastAsia="es-CO"/>
             </w:rPr>
           </w:pPr>
-          <w:hyperlink w:anchor="_Toc237865945" w:history="1">
+          <w:hyperlink w:anchor="_Toc237867245" w:history="1">
             <w:r>
               <w:rPr>
                 <w:rStyle w:val="Hipervnculo"/>
+                <w:noProof/>
               </w:rPr>
               <w:t>1.3</w:t>
             </w:r>
             <w:r>
               <w:rPr>
                 <w:rFonts w:asciiTheme="minorHAnsi" w:eastAsiaTheme="minorEastAsia" w:hAnsiTheme="minorHAnsi" w:cstheme="minorBidi"/>
-                <w:lang w:eastAsia="es-CO"/>
+                <w:noProof/>
+                <w:lang w:val="es-CO" w:eastAsia="es-CO"/>
               </w:rPr>
               <w:tab/>
             </w:r>
             <w:r>
               <w:rPr>
                 <w:rStyle w:val="Hipervnculo"/>
+                <w:noProof/>
               </w:rPr>
               <w:t>Intended Audience</w:t>
             </w:r>
             <w:r>
               <w:rPr>
+                <w:noProof/>
                 <w:webHidden/>
               </w:rPr>
               <w:tab/>
             </w:r>
             <w:r>
               <w:rPr>
+                <w:noProof/>
                 <w:webHidden/>
               </w:rPr>
               <w:fldChar w:fldCharType="begin"/>
             </w:r>
             <w:r>
               <w:rPr>
+                <w:noProof/>
                 <w:webHidden/>
               </w:rPr>
-              <w:instrText xml:space="preserve"> PAGEREF _Toc237865945 \h </w:instrText>
-            </w:r>
-            <w:r>
-              <w:rPr>
+              <w:instrText xml:space="preserve"> PAGEREF _Toc237867245 \h </w:instrText>
+            </w:r>
+            <w:r>
+              <w:rPr>
+                <w:noProof/>
                 <w:webHidden/>
               </w:rPr>
             </w:r>
             <w:r>
               <w:rPr>
+                <w:noProof/>
                 <w:webHidden/>
               </w:rPr>
               <w:fldChar w:fldCharType="separate"/>
             </w:r>
             <w:r>
               <w:rPr>
+                <w:noProof/>
                 <w:webHidden/>
               </w:rPr>
-              <w:t>4</w:t>
-            </w:r>
-            <w:r>
-              <w:rPr>
+              <w:t>5</w:t>
+            </w:r>
+            <w:r>
+              <w:rPr>
+                <w:noProof/>
                 <w:webHidden/>
               </w:rPr>
               <w:fldChar w:fldCharType="end"/>
@@ -547,66 +591,77 @@
             </w:tabs>
             <w:rPr>
               <w:rFonts w:asciiTheme="minorHAnsi" w:eastAsiaTheme="minorEastAsia" w:hAnsiTheme="minorHAnsi" w:cstheme="minorBidi"/>
-              <w:lang w:eastAsia="es-CO"/>
+              <w:noProof/>
+              <w:lang w:val="es-CO" w:eastAsia="es-CO"/>
             </w:rPr>
           </w:pPr>
-          <w:hyperlink w:anchor="_Toc237865946" w:history="1">
+          <w:hyperlink w:anchor="_Toc237867246" w:history="1">
             <w:r>
               <w:rPr>
                 <w:rStyle w:val="Hipervnculo"/>
+                <w:noProof/>
               </w:rPr>
               <w:t>1.4</w:t>
             </w:r>
             <w:r>
               <w:rPr>
                 <w:rFonts w:asciiTheme="minorHAnsi" w:eastAsiaTheme="minorEastAsia" w:hAnsiTheme="minorHAnsi" w:cstheme="minorBidi"/>
-                <w:lang w:eastAsia="es-CO"/>
+                <w:noProof/>
+                <w:lang w:val="es-CO" w:eastAsia="es-CO"/>
               </w:rPr>
               <w:tab/>
             </w:r>
             <w:r>
               <w:rPr>
                 <w:rStyle w:val="Hipervnculo"/>
+                <w:noProof/>
               </w:rPr>
               <w:t>Definitions</w:t>
             </w:r>
             <w:r>
               <w:rPr>
+                <w:noProof/>
                 <w:webHidden/>
               </w:rPr>
               <w:tab/>
             </w:r>
             <w:r>
               <w:rPr>
+                <w:noProof/>
                 <w:webHidden/>
               </w:rPr>
               <w:fldChar w:fldCharType="begin"/>
             </w:r>
             <w:r>
               <w:rPr>
+                <w:noProof/>
                 <w:webHidden/>
               </w:rPr>
-              <w:instrText xml:space="preserve"> PAGEREF _Toc237865946 \h </w:instrText>
-            </w:r>
-            <w:r>
-              <w:rPr>
+              <w:instrText xml:space="preserve"> PAGEREF _Toc237867246 \h </w:instrText>
+            </w:r>
+            <w:r>
+              <w:rPr>
+                <w:noProof/>
                 <w:webHidden/>
               </w:rPr>
             </w:r>
             <w:r>
               <w:rPr>
+                <w:noProof/>
                 <w:webHidden/>
               </w:rPr>
               <w:fldChar w:fldCharType="separate"/>
             </w:r>
             <w:r>
               <w:rPr>
+                <w:noProof/>
                 <w:webHidden/>
               </w:rPr>
-              <w:t>4</w:t>
-            </w:r>
-            <w:r>
-              <w:rPr>
+              <w:t>5</w:t>
+            </w:r>
+            <w:r>
+              <w:rPr>
+                <w:noProof/>
                 <w:webHidden/>
               </w:rPr>
               <w:fldChar w:fldCharType="end"/>
@@ -622,66 +677,77 @@
             </w:tabs>
             <w:rPr>
               <w:rFonts w:asciiTheme="minorHAnsi" w:eastAsiaTheme="minorEastAsia" w:hAnsiTheme="minorHAnsi" w:cstheme="minorBidi"/>
-              <w:lang w:eastAsia="es-CO"/>
+              <w:noProof/>
+              <w:lang w:val="es-CO" w:eastAsia="es-CO"/>
             </w:rPr>
           </w:pPr>
-          <w:hyperlink w:anchor="_Toc237865947" w:history="1">
+          <w:hyperlink w:anchor="_Toc237867247" w:history="1">
             <w:r>
               <w:rPr>
                 <w:rStyle w:val="Hipervnculo"/>
+                <w:noProof/>
               </w:rPr>
               <w:t>2</w:t>
             </w:r>
             <w:r>
               <w:rPr>
                 <w:rFonts w:asciiTheme="minorHAnsi" w:eastAsiaTheme="minorEastAsia" w:hAnsiTheme="minorHAnsi" w:cstheme="minorBidi"/>
-                <w:lang w:eastAsia="es-CO"/>
+                <w:noProof/>
+                <w:lang w:val="es-CO" w:eastAsia="es-CO"/>
               </w:rPr>
               <w:tab/>
             </w:r>
             <w:r>
               <w:rPr>
                 <w:rStyle w:val="Hipervnculo"/>
+                <w:noProof/>
               </w:rPr>
               <w:t>Product Overview</w:t>
             </w:r>
             <w:r>
               <w:rPr>
+                <w:noProof/>
                 <w:webHidden/>
               </w:rPr>
               <w:tab/>
             </w:r>
             <w:r>
               <w:rPr>
+                <w:noProof/>
                 <w:webHidden/>
               </w:rPr>
               <w:fldChar w:fldCharType="begin"/>
             </w:r>
             <w:r>
               <w:rPr>
+                <w:noProof/>
                 <w:webHidden/>
               </w:rPr>
-              <w:instrText xml:space="preserve"> PAGEREF _Toc237865947 \h </w:instrText>
-            </w:r>
-            <w:r>
-              <w:rPr>
+              <w:instrText xml:space="preserve"> PAGEREF _Toc237867247 \h </w:instrText>
+            </w:r>
+            <w:r>
+              <w:rPr>
+                <w:noProof/>
                 <w:webHidden/>
               </w:rPr>
             </w:r>
             <w:r>
               <w:rPr>
+                <w:noProof/>
                 <w:webHidden/>
               </w:rPr>
               <w:fldChar w:fldCharType="separate"/>
             </w:r>
             <w:r>
               <w:rPr>
+                <w:noProof/>
                 <w:webHidden/>
               </w:rPr>
-              <w:t>5</w:t>
-            </w:r>
-            <w:r>
-              <w:rPr>
+              <w:t>6</w:t>
+            </w:r>
+            <w:r>
+              <w:rPr>
+                <w:noProof/>
                 <w:webHidden/>
               </w:rPr>
               <w:fldChar w:fldCharType="end"/>
@@ -697,66 +763,77 @@
             </w:tabs>
             <w:rPr>
               <w:rFonts w:asciiTheme="minorHAnsi" w:eastAsiaTheme="minorEastAsia" w:hAnsiTheme="minorHAnsi" w:cstheme="minorBidi"/>
-              <w:lang w:eastAsia="es-CO"/>
+              <w:noProof/>
+              <w:lang w:val="es-CO" w:eastAsia="es-CO"/>
             </w:rPr>
           </w:pPr>
-          <w:hyperlink w:anchor="_Toc237865948" w:history="1">
+          <w:hyperlink w:anchor="_Toc237867248" w:history="1">
             <w:r>
               <w:rPr>
                 <w:rStyle w:val="Hipervnculo"/>
+                <w:noProof/>
               </w:rPr>
               <w:t>2.1</w:t>
             </w:r>
             <w:r>
               <w:rPr>
                 <w:rFonts w:asciiTheme="minorHAnsi" w:eastAsiaTheme="minorEastAsia" w:hAnsiTheme="minorHAnsi" w:cstheme="minorBidi"/>
-                <w:lang w:eastAsia="es-CO"/>
+                <w:noProof/>
+                <w:lang w:val="es-CO" w:eastAsia="es-CO"/>
               </w:rPr>
               <w:tab/>
             </w:r>
             <w:r>
               <w:rPr>
                 <w:rStyle w:val="Hipervnculo"/>
+                <w:noProof/>
               </w:rPr>
               <w:t>Product Description</w:t>
             </w:r>
             <w:r>
               <w:rPr>
+                <w:noProof/>
                 <w:webHidden/>
               </w:rPr>
               <w:tab/>
             </w:r>
             <w:r>
               <w:rPr>
+                <w:noProof/>
                 <w:webHidden/>
               </w:rPr>
               <w:fldChar w:fldCharType="begin"/>
             </w:r>
             <w:r>
               <w:rPr>
+                <w:noProof/>
                 <w:webHidden/>
               </w:rPr>
-              <w:instrText xml:space="preserve"> PAGEREF _Toc237865948 \h </w:instrText>
-            </w:r>
-            <w:r>
-              <w:rPr>
+              <w:instrText xml:space="preserve"> PAGEREF _Toc237867248 \h </w:instrText>
+            </w:r>
+            <w:r>
+              <w:rPr>
+                <w:noProof/>
                 <w:webHidden/>
               </w:rPr>
             </w:r>
             <w:r>
               <w:rPr>
+                <w:noProof/>
                 <w:webHidden/>
               </w:rPr>
               <w:fldChar w:fldCharType="separate"/>
             </w:r>
             <w:r>
               <w:rPr>
+                <w:noProof/>
                 <w:webHidden/>
               </w:rPr>
-              <w:t>5</w:t>
-            </w:r>
-            <w:r>
-              <w:rPr>
+              <w:t>6</w:t>
+            </w:r>
+            <w:r>
+              <w:rPr>
+                <w:noProof/>
                 <w:webHidden/>
               </w:rPr>
               <w:fldChar w:fldCharType="end"/>
@@ -772,66 +849,77 @@
             </w:tabs>
             <w:rPr>
               <w:rFonts w:asciiTheme="minorHAnsi" w:eastAsiaTheme="minorEastAsia" w:hAnsiTheme="minorHAnsi" w:cstheme="minorBidi"/>
-              <w:lang w:eastAsia="es-CO"/>
+              <w:noProof/>
+              <w:lang w:val="es-CO" w:eastAsia="es-CO"/>
             </w:rPr>
           </w:pPr>
-          <w:hyperlink w:anchor="_Toc237865949" w:history="1">
+          <w:hyperlink w:anchor="_Toc237867249" w:history="1">
             <w:r>
               <w:rPr>
                 <w:rStyle w:val="Hipervnculo"/>
+                <w:noProof/>
               </w:rPr>
               <w:t>2.2</w:t>
             </w:r>
             <w:r>
               <w:rPr>
                 <w:rFonts w:asciiTheme="minorHAnsi" w:eastAsiaTheme="minorEastAsia" w:hAnsiTheme="minorHAnsi" w:cstheme="minorBidi"/>
-                <w:lang w:eastAsia="es-CO"/>
+                <w:noProof/>
+                <w:lang w:val="es-CO" w:eastAsia="es-CO"/>
               </w:rPr>
               <w:tab/>
             </w:r>
             <w:r>
               <w:rPr>
                 <w:rStyle w:val="Hipervnculo"/>
+                <w:noProof/>
               </w:rPr>
               <w:t>Problem Statement</w:t>
             </w:r>
             <w:r>
               <w:rPr>
+                <w:noProof/>
                 <w:webHidden/>
               </w:rPr>
               <w:tab/>
             </w:r>
             <w:r>
               <w:rPr>
+                <w:noProof/>
                 <w:webHidden/>
               </w:rPr>
               <w:fldChar w:fldCharType="begin"/>
             </w:r>
             <w:r>
               <w:rPr>
+                <w:noProof/>
                 <w:webHidden/>
               </w:rPr>
-              <w:instrText xml:space="preserve"> PAGEREF _Toc237865949 \h </w:instrText>
-            </w:r>
-            <w:r>
-              <w:rPr>
+              <w:instrText xml:space="preserve"> PAGEREF _Toc237867249 \h </w:instrText>
+            </w:r>
+            <w:r>
+              <w:rPr>
+                <w:noProof/>
                 <w:webHidden/>
               </w:rPr>
             </w:r>
             <w:r>
               <w:rPr>
+                <w:noProof/>
                 <w:webHidden/>
               </w:rPr>
               <w:fldChar w:fldCharType="separate"/>
             </w:r>
             <w:r>
               <w:rPr>
+                <w:noProof/>
                 <w:webHidden/>
               </w:rPr>
-              <w:t>5</w:t>
-            </w:r>
-            <w:r>
-              <w:rPr>
+              <w:t>6</w:t>
+            </w:r>
+            <w:r>
+              <w:rPr>
+                <w:noProof/>
                 <w:webHidden/>
               </w:rPr>
               <w:fldChar w:fldCharType="end"/>
@@ -847,66 +935,77 @@
             </w:tabs>
             <w:rPr>
               <w:rFonts w:asciiTheme="minorHAnsi" w:eastAsiaTheme="minorEastAsia" w:hAnsiTheme="minorHAnsi" w:cstheme="minorBidi"/>
-              <w:lang w:eastAsia="es-CO"/>
+              <w:noProof/>
+              <w:lang w:val="es-CO" w:eastAsia="es-CO"/>
             </w:rPr>
           </w:pPr>
-          <w:hyperlink w:anchor="_Toc237865950" w:history="1">
+          <w:hyperlink w:anchor="_Toc237867250" w:history="1">
             <w:r>
               <w:rPr>
                 <w:rStyle w:val="Hipervnculo"/>
+                <w:noProof/>
               </w:rPr>
               <w:t>2.3</w:t>
             </w:r>
             <w:r>
               <w:rPr>
                 <w:rFonts w:asciiTheme="minorHAnsi" w:eastAsiaTheme="minorEastAsia" w:hAnsiTheme="minorHAnsi" w:cstheme="minorBidi"/>
-                <w:lang w:eastAsia="es-CO"/>
+                <w:noProof/>
+                <w:lang w:val="es-CO" w:eastAsia="es-CO"/>
               </w:rPr>
               <w:tab/>
             </w:r>
             <w:r>
               <w:rPr>
                 <w:rStyle w:val="Hipervnculo"/>
+                <w:noProof/>
               </w:rPr>
               <w:t>Product Objectives</w:t>
             </w:r>
             <w:r>
               <w:rPr>
+                <w:noProof/>
                 <w:webHidden/>
               </w:rPr>
               <w:tab/>
             </w:r>
             <w:r>
               <w:rPr>
+                <w:noProof/>
                 <w:webHidden/>
               </w:rPr>
               <w:fldChar w:fldCharType="begin"/>
             </w:r>
             <w:r>
               <w:rPr>
+                <w:noProof/>
                 <w:webHidden/>
               </w:rPr>
-              <w:instrText xml:space="preserve"> PAGEREF _Toc237865950 \h </w:instrText>
-            </w:r>
-            <w:r>
-              <w:rPr>
+              <w:instrText xml:space="preserve"> PAGEREF _Toc237867250 \h </w:instrText>
+            </w:r>
+            <w:r>
+              <w:rPr>
+                <w:noProof/>
                 <w:webHidden/>
               </w:rPr>
             </w:r>
             <w:r>
               <w:rPr>
+                <w:noProof/>
                 <w:webHidden/>
               </w:rPr>
               <w:fldChar w:fldCharType="separate"/>
             </w:r>
             <w:r>
               <w:rPr>
+                <w:noProof/>
                 <w:webHidden/>
               </w:rPr>
-              <w:t>5</w:t>
-            </w:r>
-            <w:r>
-              <w:rPr>
+              <w:t>6</w:t>
+            </w:r>
+            <w:r>
+              <w:rPr>
+                <w:noProof/>
                 <w:webHidden/>
               </w:rPr>
               <w:fldChar w:fldCharType="end"/>
@@ -922,66 +1021,77 @@
             </w:tabs>
             <w:rPr>
               <w:rFonts w:asciiTheme="minorHAnsi" w:eastAsiaTheme="minorEastAsia" w:hAnsiTheme="minorHAnsi" w:cstheme="minorBidi"/>
-              <w:lang w:eastAsia="es-CO"/>
+              <w:noProof/>
+              <w:lang w:val="es-CO" w:eastAsia="es-CO"/>
             </w:rPr>
           </w:pPr>
-          <w:hyperlink w:anchor="_Toc237865951" w:history="1">
+          <w:hyperlink w:anchor="_Toc237867251" w:history="1">
             <w:r>
               <w:rPr>
                 <w:rStyle w:val="Hipervnculo"/>
+                <w:noProof/>
               </w:rPr>
               <w:t>2.4</w:t>
             </w:r>
             <w:r>
               <w:rPr>
                 <w:rFonts w:asciiTheme="minorHAnsi" w:eastAsiaTheme="minorEastAsia" w:hAnsiTheme="minorHAnsi" w:cstheme="minorBidi"/>
-                <w:lang w:eastAsia="es-CO"/>
+                <w:noProof/>
+                <w:lang w:val="es-CO" w:eastAsia="es-CO"/>
               </w:rPr>
               <w:tab/>
             </w:r>
             <w:r>
               <w:rPr>
                 <w:rStyle w:val="Hipervnculo"/>
+                <w:noProof/>
               </w:rPr>
               <w:t>Target Users</w:t>
             </w:r>
             <w:r>
               <w:rPr>
+                <w:noProof/>
                 <w:webHidden/>
               </w:rPr>
               <w:tab/>
             </w:r>
             <w:r>
               <w:rPr>
+                <w:noProof/>
                 <w:webHidden/>
               </w:rPr>
               <w:fldChar w:fldCharType="begin"/>
             </w:r>
             <w:r>
               <w:rPr>
+                <w:noProof/>
                 <w:webHidden/>
               </w:rPr>
-              <w:instrText xml:space="preserve"> PAGEREF _Toc237865951 \h </w:instrText>
-            </w:r>
-            <w:r>
-              <w:rPr>
+              <w:instrText xml:space="preserve"> PAGEREF _Toc237867251 \h </w:instrText>
+            </w:r>
+            <w:r>
+              <w:rPr>
+                <w:noProof/>
                 <w:webHidden/>
               </w:rPr>
             </w:r>
             <w:r>
               <w:rPr>
+                <w:noProof/>
                 <w:webHidden/>
               </w:rPr>
               <w:fldChar w:fldCharType="separate"/>
             </w:r>
             <w:r>
               <w:rPr>
+                <w:noProof/>
                 <w:webHidden/>
               </w:rPr>
-              <w:t>6</w:t>
-            </w:r>
-            <w:r>
-              <w:rPr>
+              <w:t>7</w:t>
+            </w:r>
+            <w:r>
+              <w:rPr>
+                <w:noProof/>
                 <w:webHidden/>
               </w:rPr>
               <w:fldChar w:fldCharType="end"/>
@@ -997,66 +1107,77 @@
             </w:tabs>
             <w:rPr>
               <w:rFonts w:asciiTheme="minorHAnsi" w:eastAsiaTheme="minorEastAsia" w:hAnsiTheme="minorHAnsi" w:cstheme="minorBidi"/>
-              <w:lang w:eastAsia="es-CO"/>
+              <w:noProof/>
+              <w:lang w:val="es-CO" w:eastAsia="es-CO"/>
             </w:rPr>
           </w:pPr>
-          <w:hyperlink w:anchor="_Toc237865952" w:history="1">
+          <w:hyperlink w:anchor="_Toc237867252" w:history="1">
             <w:r>
               <w:rPr>
                 <w:rStyle w:val="Hipervnculo"/>
+                <w:noProof/>
               </w:rPr>
               <w:t>2.5</w:t>
             </w:r>
             <w:r>
               <w:rPr>
                 <w:rFonts w:asciiTheme="minorHAnsi" w:eastAsiaTheme="minorEastAsia" w:hAnsiTheme="minorHAnsi" w:cstheme="minorBidi"/>
-                <w:lang w:eastAsia="es-CO"/>
+                <w:noProof/>
+                <w:lang w:val="es-CO" w:eastAsia="es-CO"/>
               </w:rPr>
               <w:tab/>
             </w:r>
             <w:r>
               <w:rPr>
                 <w:rStyle w:val="Hipervnculo"/>
+                <w:noProof/>
               </w:rPr>
               <w:t>Product Characteristics</w:t>
             </w:r>
             <w:r>
               <w:rPr>
+                <w:noProof/>
                 <w:webHidden/>
               </w:rPr>
               <w:tab/>
             </w:r>
             <w:r>
               <w:rPr>
+                <w:noProof/>
                 <w:webHidden/>
               </w:rPr>
               <w:fldChar w:fldCharType="begin"/>
             </w:r>
             <w:r>
               <w:rPr>
+                <w:noProof/>
                 <w:webHidden/>
               </w:rPr>
-              <w:instrText xml:space="preserve"> PAGEREF _Toc237865952 \h </w:instrText>
-            </w:r>
-            <w:r>
-              <w:rPr>
+              <w:instrText xml:space="preserve"> PAGEREF _Toc237867252 \h </w:instrText>
+            </w:r>
+            <w:r>
+              <w:rPr>
+                <w:noProof/>
                 <w:webHidden/>
               </w:rPr>
             </w:r>
             <w:r>
               <w:rPr>
+                <w:noProof/>
                 <w:webHidden/>
               </w:rPr>
               <w:fldChar w:fldCharType="separate"/>
             </w:r>
             <w:r>
               <w:rPr>
+                <w:noProof/>
                 <w:webHidden/>
               </w:rPr>
-              <w:t>6</w:t>
-            </w:r>
-            <w:r>
-              <w:rPr>
+              <w:t>7</w:t>
+            </w:r>
+            <w:r>
+              <w:rPr>
+                <w:noProof/>
                 <w:webHidden/>
               </w:rPr>
               <w:fldChar w:fldCharType="end"/>
@@ -1072,66 +1193,77 @@
             </w:tabs>
             <w:rPr>
               <w:rFonts w:asciiTheme="minorHAnsi" w:eastAsiaTheme="minorEastAsia" w:hAnsiTheme="minorHAnsi" w:cstheme="minorBidi"/>
-              <w:lang w:eastAsia="es-CO"/>
+              <w:noProof/>
+              <w:lang w:val="es-CO" w:eastAsia="es-CO"/>
             </w:rPr>
           </w:pPr>
-          <w:hyperlink w:anchor="_Toc237865953" w:history="1">
+          <w:hyperlink w:anchor="_Toc237867253" w:history="1">
             <w:r>
               <w:rPr>
                 <w:rStyle w:val="Hipervnculo"/>
+                <w:noProof/>
               </w:rPr>
               <w:t>3</w:t>
             </w:r>
             <w:r>
               <w:rPr>
                 <w:rFonts w:asciiTheme="minorHAnsi" w:eastAsiaTheme="minorEastAsia" w:hAnsiTheme="minorHAnsi" w:cstheme="minorBidi"/>
-                <w:lang w:eastAsia="es-CO"/>
+                <w:noProof/>
+                <w:lang w:val="es-CO" w:eastAsia="es-CO"/>
               </w:rPr>
               <w:tab/>
             </w:r>
             <w:r>
               <w:rPr>
                 <w:rStyle w:val="Hipervnculo"/>
+                <w:noProof/>
               </w:rPr>
               <w:t>System Scope</w:t>
             </w:r>
             <w:r>
               <w:rPr>
+                <w:noProof/>
                 <w:webHidden/>
               </w:rPr>
               <w:tab/>
             </w:r>
             <w:r>
               <w:rPr>
+                <w:noProof/>
                 <w:webHidden/>
               </w:rPr>
               <w:fldChar w:fldCharType="begin"/>
             </w:r>
             <w:r>
               <w:rPr>
+                <w:noProof/>
                 <w:webHidden/>
               </w:rPr>
-              <w:instrText xml:space="preserve"> PAGEREF _Toc237865953 \h </w:instrText>
-            </w:r>
-            <w:r>
-              <w:rPr>
+              <w:instrText xml:space="preserve"> PAGEREF _Toc237867253 \h </w:instrText>
+            </w:r>
+            <w:r>
+              <w:rPr>
+                <w:noProof/>
                 <w:webHidden/>
               </w:rPr>
             </w:r>
             <w:r>
               <w:rPr>
+                <w:noProof/>
                 <w:webHidden/>
               </w:rPr>
               <w:fldChar w:fldCharType="separate"/>
             </w:r>
             <w:r>
               <w:rPr>
+                <w:noProof/>
                 <w:webHidden/>
               </w:rPr>
-              <w:t>7</w:t>
-            </w:r>
-            <w:r>
-              <w:rPr>
+              <w:t>8</w:t>
+            </w:r>
+            <w:r>
+              <w:rPr>
+                <w:noProof/>
                 <w:webHidden/>
               </w:rPr>
               <w:fldChar w:fldCharType="end"/>
@@ -1147,66 +1279,77 @@
             </w:tabs>
             <w:rPr>
               <w:rFonts w:asciiTheme="minorHAnsi" w:eastAsiaTheme="minorEastAsia" w:hAnsiTheme="minorHAnsi" w:cstheme="minorBidi"/>
-              <w:lang w:eastAsia="es-CO"/>
+              <w:noProof/>
+              <w:lang w:val="es-CO" w:eastAsia="es-CO"/>
             </w:rPr>
           </w:pPr>
-          <w:hyperlink w:anchor="_Toc237865954" w:history="1">
+          <w:hyperlink w:anchor="_Toc237867254" w:history="1">
             <w:r>
               <w:rPr>
                 <w:rStyle w:val="Hipervnculo"/>
+                <w:noProof/>
               </w:rPr>
               <w:t>3.1</w:t>
             </w:r>
             <w:r>
               <w:rPr>
                 <w:rFonts w:asciiTheme="minorHAnsi" w:eastAsiaTheme="minorEastAsia" w:hAnsiTheme="minorHAnsi" w:cstheme="minorBidi"/>
-                <w:lang w:eastAsia="es-CO"/>
+                <w:noProof/>
+                <w:lang w:val="es-CO" w:eastAsia="es-CO"/>
               </w:rPr>
               <w:tab/>
             </w:r>
             <w:r>
               <w:rPr>
                 <w:rStyle w:val="Hipervnculo"/>
+                <w:noProof/>
               </w:rPr>
               <w:t>In Scope</w:t>
             </w:r>
             <w:r>
               <w:rPr>
+                <w:noProof/>
                 <w:webHidden/>
               </w:rPr>
               <w:tab/>
             </w:r>
             <w:r>
               <w:rPr>
+                <w:noProof/>
                 <w:webHidden/>
               </w:rPr>
               <w:fldChar w:fldCharType="begin"/>
             </w:r>
             <w:r>
               <w:rPr>
+                <w:noProof/>
                 <w:webHidden/>
               </w:rPr>
-              <w:instrText xml:space="preserve"> PAGEREF _Toc237865954 \h </w:instrText>
-            </w:r>
-            <w:r>
-              <w:rPr>
+              <w:instrText xml:space="preserve"> PAGEREF _Toc237867254 \h </w:instrText>
+            </w:r>
+            <w:r>
+              <w:rPr>
+                <w:noProof/>
                 <w:webHidden/>
               </w:rPr>
             </w:r>
             <w:r>
               <w:rPr>
+                <w:noProof/>
                 <w:webHidden/>
               </w:rPr>
               <w:fldChar w:fldCharType="separate"/>
             </w:r>
             <w:r>
               <w:rPr>
+                <w:noProof/>
                 <w:webHidden/>
               </w:rPr>
-              <w:t>7</w:t>
-            </w:r>
-            <w:r>
-              <w:rPr>
+              <w:t>8</w:t>
+            </w:r>
+            <w:r>
+              <w:rPr>
+                <w:noProof/>
                 <w:webHidden/>
               </w:rPr>
               <w:fldChar w:fldCharType="end"/>
@@ -1222,66 +1365,77 @@
             </w:tabs>
             <w:rPr>
               <w:rFonts w:asciiTheme="minorHAnsi" w:eastAsiaTheme="minorEastAsia" w:hAnsiTheme="minorHAnsi" w:cstheme="minorBidi"/>
-              <w:lang w:eastAsia="es-CO"/>
+              <w:noProof/>
+              <w:lang w:val="es-CO" w:eastAsia="es-CO"/>
             </w:rPr>
           </w:pPr>
-          <w:hyperlink w:anchor="_Toc237865955" w:history="1">
+          <w:hyperlink w:anchor="_Toc237867255" w:history="1">
             <w:r>
               <w:rPr>
                 <w:rStyle w:val="Hipervnculo"/>
+                <w:noProof/>
               </w:rPr>
               <w:t>3.2</w:t>
             </w:r>
             <w:r>
               <w:rPr>
                 <w:rFonts w:asciiTheme="minorHAnsi" w:eastAsiaTheme="minorEastAsia" w:hAnsiTheme="minorHAnsi" w:cstheme="minorBidi"/>
-                <w:lang w:eastAsia="es-CO"/>
+                <w:noProof/>
+                <w:lang w:val="es-CO" w:eastAsia="es-CO"/>
               </w:rPr>
               <w:tab/>
             </w:r>
             <w:r>
               <w:rPr>
                 <w:rStyle w:val="Hipervnculo"/>
+                <w:noProof/>
               </w:rPr>
               <w:t>Out of Scope</w:t>
             </w:r>
             <w:r>
               <w:rPr>
+                <w:noProof/>
                 <w:webHidden/>
               </w:rPr>
               <w:tab/>
             </w:r>
             <w:r>
               <w:rPr>
+                <w:noProof/>
                 <w:webHidden/>
               </w:rPr>
               <w:fldChar w:fldCharType="begin"/>
             </w:r>
             <w:r>
               <w:rPr>
+                <w:noProof/>
                 <w:webHidden/>
               </w:rPr>
-              <w:instrText xml:space="preserve"> PAGEREF _Toc237865955 \h </w:instrText>
-            </w:r>
-            <w:r>
-              <w:rPr>
+              <w:instrText xml:space="preserve"> PAGEREF _Toc237867255 \h </w:instrText>
+            </w:r>
+            <w:r>
+              <w:rPr>
+                <w:noProof/>
                 <w:webHidden/>
               </w:rPr>
             </w:r>
             <w:r>
               <w:rPr>
+                <w:noProof/>
                 <w:webHidden/>
               </w:rPr>
               <w:fldChar w:fldCharType="separate"/>
             </w:r>
             <w:r>
               <w:rPr>
+                <w:noProof/>
                 <w:webHidden/>
               </w:rPr>
-              <w:t>7</w:t>
-            </w:r>
-            <w:r>
-              <w:rPr>
+              <w:t>8</w:t>
+            </w:r>
+            <w:r>
+              <w:rPr>
+                <w:noProof/>
                 <w:webHidden/>
               </w:rPr>
               <w:fldChar w:fldCharType="end"/>
@@ -1297,66 +1451,77 @@
             </w:tabs>
             <w:rPr>
               <w:rFonts w:asciiTheme="minorHAnsi" w:eastAsiaTheme="minorEastAsia" w:hAnsiTheme="minorHAnsi" w:cstheme="minorBidi"/>
-              <w:lang w:eastAsia="es-CO"/>
+              <w:noProof/>
+              <w:lang w:val="es-CO" w:eastAsia="es-CO"/>
             </w:rPr>
           </w:pPr>
-          <w:hyperlink w:anchor="_Toc237865956" w:history="1">
+          <w:hyperlink w:anchor="_Toc237867256" w:history="1">
             <w:r>
               <w:rPr>
                 <w:rStyle w:val="Hipervnculo"/>
+                <w:noProof/>
               </w:rPr>
               <w:t>4</w:t>
             </w:r>
             <w:r>
               <w:rPr>
                 <w:rFonts w:asciiTheme="minorHAnsi" w:eastAsiaTheme="minorEastAsia" w:hAnsiTheme="minorHAnsi" w:cstheme="minorBidi"/>
-                <w:lang w:eastAsia="es-CO"/>
+                <w:noProof/>
+                <w:lang w:val="es-CO" w:eastAsia="es-CO"/>
               </w:rPr>
               <w:tab/>
             </w:r>
             <w:r>
               <w:rPr>
                 <w:rStyle w:val="Hipervnculo"/>
+                <w:noProof/>
               </w:rPr>
               <w:t>Functional Requirements</w:t>
             </w:r>
             <w:r>
               <w:rPr>
+                <w:noProof/>
                 <w:webHidden/>
               </w:rPr>
               <w:tab/>
             </w:r>
             <w:r>
               <w:rPr>
+                <w:noProof/>
                 <w:webHidden/>
               </w:rPr>
               <w:fldChar w:fldCharType="begin"/>
             </w:r>
             <w:r>
               <w:rPr>
+                <w:noProof/>
                 <w:webHidden/>
               </w:rPr>
-              <w:instrText xml:space="preserve"> PAGEREF _Toc237865956 \h </w:instrText>
-            </w:r>
-            <w:r>
-              <w:rPr>
+              <w:instrText xml:space="preserve"> PAGEREF _Toc237867256 \h </w:instrText>
+            </w:r>
+            <w:r>
+              <w:rPr>
+                <w:noProof/>
                 <w:webHidden/>
               </w:rPr>
             </w:r>
             <w:r>
               <w:rPr>
+                <w:noProof/>
                 <w:webHidden/>
               </w:rPr>
               <w:fldChar w:fldCharType="separate"/>
             </w:r>
             <w:r>
               <w:rPr>
+                <w:noProof/>
                 <w:webHidden/>
               </w:rPr>
-              <w:t>8</w:t>
-            </w:r>
-            <w:r>
-              <w:rPr>
+              <w:t>9</w:t>
+            </w:r>
+            <w:r>
+              <w:rPr>
+                <w:noProof/>
                 <w:webHidden/>
               </w:rPr>
               <w:fldChar w:fldCharType="end"/>
@@ -1372,78 +1537,77 @@
             </w:tabs>
             <w:rPr>
               <w:rFonts w:asciiTheme="minorHAnsi" w:eastAsiaTheme="minorEastAsia" w:hAnsiTheme="minorHAnsi" w:cstheme="minorBidi"/>
-              <w:lang w:eastAsia="es-CO"/>
+              <w:noProof/>
+              <w:lang w:val="es-CO" w:eastAsia="es-CO"/>
             </w:rPr>
           </w:pPr>
-          <w:hyperlink w:anchor="_Toc237865957" w:history="1">
+          <w:hyperlink w:anchor="_Toc237867257" w:history="1">
             <w:r>
               <w:rPr>
                 <w:rStyle w:val="Hipervnculo"/>
+                <w:noProof/>
               </w:rPr>
               <w:t>4.1</w:t>
             </w:r>
             <w:r>
               <w:rPr>
                 <w:rFonts w:asciiTheme="minorHAnsi" w:eastAsiaTheme="minorEastAsia" w:hAnsiTheme="minorHAnsi" w:cstheme="minorBidi"/>
-                <w:lang w:eastAsia="es-CO"/>
+                <w:noProof/>
+                <w:lang w:val="es-CO" w:eastAsia="es-CO"/>
               </w:rPr>
               <w:tab/>
             </w:r>
             <w:r>
               <w:rPr>
                 <w:rStyle w:val="Hipervnculo"/>
-              </w:rPr>
-              <w:t>Requirement Specif</w:t>
-            </w:r>
-            <w:r>
-              <w:rPr>
-                <w:rStyle w:val="Hipervnculo"/>
-              </w:rPr>
-              <w:t>i</w:t>
-            </w:r>
-            <w:r>
-              <w:rPr>
-                <w:rStyle w:val="Hipervnculo"/>
-              </w:rPr>
-              <w:t>cation Format</w:t>
-            </w:r>
-            <w:r>
-              <w:rPr>
+                <w:noProof/>
+              </w:rPr>
+              <w:t>Requirement Specification Format</w:t>
+            </w:r>
+            <w:r>
+              <w:rPr>
+                <w:noProof/>
                 <w:webHidden/>
               </w:rPr>
               <w:tab/>
             </w:r>
             <w:r>
               <w:rPr>
+                <w:noProof/>
                 <w:webHidden/>
               </w:rPr>
               <w:fldChar w:fldCharType="begin"/>
             </w:r>
             <w:r>
               <w:rPr>
+                <w:noProof/>
                 <w:webHidden/>
               </w:rPr>
-              <w:instrText xml:space="preserve"> PAGEREF _Toc237865957 \h </w:instrText>
-            </w:r>
-            <w:r>
-              <w:rPr>
+              <w:instrText xml:space="preserve"> PAGEREF _Toc237867257 \h </w:instrText>
+            </w:r>
+            <w:r>
+              <w:rPr>
+                <w:noProof/>
                 <w:webHidden/>
               </w:rPr>
             </w:r>
             <w:r>
               <w:rPr>
+                <w:noProof/>
                 <w:webHidden/>
               </w:rPr>
               <w:fldChar w:fldCharType="separate"/>
             </w:r>
             <w:r>
               <w:rPr>
+                <w:noProof/>
                 <w:webHidden/>
               </w:rPr>
-              <w:t>8</w:t>
-            </w:r>
-            <w:r>
-              <w:rPr>
+              <w:t>9</w:t>
+            </w:r>
+            <w:r>
+              <w:rPr>
+                <w:noProof/>
                 <w:webHidden/>
               </w:rPr>
               <w:fldChar w:fldCharType="end"/>
@@ -1459,66 +1623,77 @@
             </w:tabs>
             <w:rPr>
               <w:rFonts w:asciiTheme="minorHAnsi" w:eastAsiaTheme="minorEastAsia" w:hAnsiTheme="minorHAnsi" w:cstheme="minorBidi"/>
-              <w:lang w:eastAsia="es-CO"/>
+              <w:noProof/>
+              <w:lang w:val="es-CO" w:eastAsia="es-CO"/>
             </w:rPr>
           </w:pPr>
-          <w:hyperlink w:anchor="_Toc237865958" w:history="1">
+          <w:hyperlink w:anchor="_Toc237867258" w:history="1">
             <w:r>
               <w:rPr>
                 <w:rStyle w:val="Hipervnculo"/>
+                <w:noProof/>
               </w:rPr>
               <w:t>4.2</w:t>
             </w:r>
             <w:r>
               <w:rPr>
                 <w:rFonts w:asciiTheme="minorHAnsi" w:eastAsiaTheme="minorEastAsia" w:hAnsiTheme="minorHAnsi" w:cstheme="minorBidi"/>
-                <w:lang w:eastAsia="es-CO"/>
+                <w:noProof/>
+                <w:lang w:val="es-CO" w:eastAsia="es-CO"/>
               </w:rPr>
               <w:tab/>
             </w:r>
             <w:r>
               <w:rPr>
                 <w:rStyle w:val="Hipervnculo"/>
+                <w:noProof/>
               </w:rPr>
               <w:t>Functional Requirements</w:t>
             </w:r>
             <w:r>
               <w:rPr>
+                <w:noProof/>
                 <w:webHidden/>
               </w:rPr>
               <w:tab/>
             </w:r>
             <w:r>
               <w:rPr>
+                <w:noProof/>
                 <w:webHidden/>
               </w:rPr>
               <w:fldChar w:fldCharType="begin"/>
             </w:r>
             <w:r>
               <w:rPr>
+                <w:noProof/>
                 <w:webHidden/>
               </w:rPr>
-              <w:instrText xml:space="preserve"> PAGEREF _Toc237865958 \h </w:instrText>
-            </w:r>
-            <w:r>
-              <w:rPr>
+              <w:instrText xml:space="preserve"> PAGEREF _Toc237867258 \h </w:instrText>
+            </w:r>
+            <w:r>
+              <w:rPr>
+                <w:noProof/>
                 <w:webHidden/>
               </w:rPr>
             </w:r>
             <w:r>
               <w:rPr>
+                <w:noProof/>
                 <w:webHidden/>
               </w:rPr>
               <w:fldChar w:fldCharType="separate"/>
             </w:r>
             <w:r>
               <w:rPr>
+                <w:noProof/>
                 <w:webHidden/>
               </w:rPr>
-              <w:t>9</w:t>
-            </w:r>
-            <w:r>
-              <w:rPr>
+              <w:t>10</w:t>
+            </w:r>
+            <w:r>
+              <w:rPr>
+                <w:noProof/>
                 <w:webHidden/>
               </w:rPr>
               <w:fldChar w:fldCharType="end"/>
@@ -1534,66 +1709,77 @@
             </w:tabs>
             <w:rPr>
               <w:rFonts w:asciiTheme="minorHAnsi" w:eastAsiaTheme="minorEastAsia" w:hAnsiTheme="minorHAnsi" w:cstheme="minorBidi"/>
-              <w:lang w:eastAsia="es-CO"/>
+              <w:noProof/>
+              <w:lang w:val="es-CO" w:eastAsia="es-CO"/>
             </w:rPr>
           </w:pPr>
-          <w:hyperlink w:anchor="_Toc237865959" w:history="1">
+          <w:hyperlink w:anchor="_Toc237867259" w:history="1">
             <w:r>
               <w:rPr>
                 <w:rStyle w:val="Hipervnculo"/>
+                <w:noProof/>
               </w:rPr>
               <w:t>4.2.1</w:t>
             </w:r>
             <w:r>
               <w:rPr>
                 <w:rFonts w:asciiTheme="minorHAnsi" w:eastAsiaTheme="minorEastAsia" w:hAnsiTheme="minorHAnsi" w:cstheme="minorBidi"/>
-                <w:lang w:eastAsia="es-CO"/>
+                <w:noProof/>
+                <w:lang w:val="es-CO" w:eastAsia="es-CO"/>
               </w:rPr>
               <w:tab/>
             </w:r>
             <w:r>
               <w:rPr>
                 <w:rStyle w:val="Hipervnculo"/>
+                <w:noProof/>
               </w:rPr>
               <w:t>Academic Period Management (ACP) Requirements</w:t>
             </w:r>
             <w:r>
               <w:rPr>
+                <w:noProof/>
                 <w:webHidden/>
               </w:rPr>
               <w:tab/>
             </w:r>
             <w:r>
               <w:rPr>
+                <w:noProof/>
                 <w:webHidden/>
               </w:rPr>
               <w:fldChar w:fldCharType="begin"/>
             </w:r>
             <w:r>
               <w:rPr>
+                <w:noProof/>
                 <w:webHidden/>
               </w:rPr>
-              <w:instrText xml:space="preserve"> PAGEREF _Toc237865959 \h </w:instrText>
-            </w:r>
-            <w:r>
-              <w:rPr>
+              <w:instrText xml:space="preserve"> PAGEREF _Toc237867259 \h </w:instrText>
+            </w:r>
+            <w:r>
+              <w:rPr>
+                <w:noProof/>
                 <w:webHidden/>
               </w:rPr>
             </w:r>
             <w:r>
               <w:rPr>
+                <w:noProof/>
                 <w:webHidden/>
               </w:rPr>
               <w:fldChar w:fldCharType="separate"/>
             </w:r>
             <w:r>
               <w:rPr>
+                <w:noProof/>
                 <w:webHidden/>
               </w:rPr>
-              <w:t>9</w:t>
-            </w:r>
-            <w:r>
-              <w:rPr>
+              <w:t>10</w:t>
+            </w:r>
+            <w:r>
+              <w:rPr>
+                <w:noProof/>
                 <w:webHidden/>
               </w:rPr>
               <w:fldChar w:fldCharType="end"/>
@@ -1609,66 +1795,77 @@
             </w:tabs>
             <w:rPr>
               <w:rFonts w:asciiTheme="minorHAnsi" w:eastAsiaTheme="minorEastAsia" w:hAnsiTheme="minorHAnsi" w:cstheme="minorBidi"/>
-              <w:lang w:eastAsia="es-CO"/>
+              <w:noProof/>
+              <w:lang w:val="es-CO" w:eastAsia="es-CO"/>
             </w:rPr>
           </w:pPr>
-          <w:hyperlink w:anchor="_Toc237865960" w:history="1">
+          <w:hyperlink w:anchor="_Toc237867260" w:history="1">
             <w:r>
               <w:rPr>
                 <w:rStyle w:val="Hipervnculo"/>
+                <w:noProof/>
               </w:rPr>
               <w:t>4.2.2</w:t>
             </w:r>
             <w:r>
               <w:rPr>
                 <w:rFonts w:asciiTheme="minorHAnsi" w:eastAsiaTheme="minorEastAsia" w:hAnsiTheme="minorHAnsi" w:cstheme="minorBidi"/>
-                <w:lang w:eastAsia="es-CO"/>
+                <w:noProof/>
+                <w:lang w:val="es-CO" w:eastAsia="es-CO"/>
               </w:rPr>
               <w:tab/>
             </w:r>
             <w:r>
               <w:rPr>
                 <w:rStyle w:val="Hipervnculo"/>
+                <w:noProof/>
               </w:rPr>
               <w:t>Subject Management (SUB) Requirements</w:t>
             </w:r>
             <w:r>
               <w:rPr>
+                <w:noProof/>
                 <w:webHidden/>
               </w:rPr>
               <w:tab/>
             </w:r>
             <w:r>
               <w:rPr>
+                <w:noProof/>
                 <w:webHidden/>
               </w:rPr>
               <w:fldChar w:fldCharType="begin"/>
             </w:r>
             <w:r>
               <w:rPr>
+                <w:noProof/>
                 <w:webHidden/>
               </w:rPr>
-              <w:instrText xml:space="preserve"> PAGEREF _Toc237865960 \h </w:instrText>
-            </w:r>
-            <w:r>
-              <w:rPr>
+              <w:instrText xml:space="preserve"> PAGEREF _Toc237867260 \h </w:instrText>
+            </w:r>
+            <w:r>
+              <w:rPr>
+                <w:noProof/>
                 <w:webHidden/>
               </w:rPr>
             </w:r>
             <w:r>
               <w:rPr>
+                <w:noProof/>
                 <w:webHidden/>
               </w:rPr>
               <w:fldChar w:fldCharType="separate"/>
             </w:r>
             <w:r>
               <w:rPr>
+                <w:noProof/>
                 <w:webHidden/>
               </w:rPr>
-              <w:t>16</w:t>
-            </w:r>
-            <w:r>
-              <w:rPr>
+              <w:t>17</w:t>
+            </w:r>
+            <w:r>
+              <w:rPr>
+                <w:noProof/>
                 <w:webHidden/>
               </w:rPr>
               <w:fldChar w:fldCharType="end"/>
@@ -1684,66 +1881,77 @@
             </w:tabs>
             <w:rPr>
               <w:rFonts w:asciiTheme="minorHAnsi" w:eastAsiaTheme="minorEastAsia" w:hAnsiTheme="minorHAnsi" w:cstheme="minorBidi"/>
-              <w:lang w:eastAsia="es-CO"/>
+              <w:noProof/>
+              <w:lang w:val="es-CO" w:eastAsia="es-CO"/>
             </w:rPr>
           </w:pPr>
-          <w:hyperlink w:anchor="_Toc237865961" w:history="1">
+          <w:hyperlink w:anchor="_Toc237867261" w:history="1">
             <w:r>
               <w:rPr>
                 <w:rStyle w:val="Hipervnculo"/>
+                <w:noProof/>
               </w:rPr>
               <w:t>4.2.3</w:t>
             </w:r>
             <w:r>
               <w:rPr>
                 <w:rFonts w:asciiTheme="minorHAnsi" w:eastAsiaTheme="minorEastAsia" w:hAnsiTheme="minorHAnsi" w:cstheme="minorBidi"/>
-                <w:lang w:eastAsia="es-CO"/>
+                <w:noProof/>
+                <w:lang w:val="es-CO" w:eastAsia="es-CO"/>
               </w:rPr>
               <w:tab/>
             </w:r>
             <w:r>
               <w:rPr>
                 <w:rStyle w:val="Hipervnculo"/>
+                <w:noProof/>
               </w:rPr>
               <w:t>Assessment Management (ASM) Requirements</w:t>
             </w:r>
             <w:r>
               <w:rPr>
+                <w:noProof/>
                 <w:webHidden/>
               </w:rPr>
               <w:tab/>
             </w:r>
             <w:r>
               <w:rPr>
+                <w:noProof/>
                 <w:webHidden/>
               </w:rPr>
               <w:fldChar w:fldCharType="begin"/>
             </w:r>
             <w:r>
               <w:rPr>
+                <w:noProof/>
                 <w:webHidden/>
               </w:rPr>
-              <w:instrText xml:space="preserve"> PAGEREF _Toc237865961 \h </w:instrText>
-            </w:r>
-            <w:r>
-              <w:rPr>
+              <w:instrText xml:space="preserve"> PAGEREF _Toc237867261 \h </w:instrText>
+            </w:r>
+            <w:r>
+              <w:rPr>
+                <w:noProof/>
                 <w:webHidden/>
               </w:rPr>
             </w:r>
             <w:r>
               <w:rPr>
+                <w:noProof/>
                 <w:webHidden/>
               </w:rPr>
               <w:fldChar w:fldCharType="separate"/>
             </w:r>
             <w:r>
               <w:rPr>
+                <w:noProof/>
                 <w:webHidden/>
               </w:rPr>
-              <w:t>20</w:t>
-            </w:r>
-            <w:r>
-              <w:rPr>
+              <w:t>21</w:t>
+            </w:r>
+            <w:r>
+              <w:rPr>
+                <w:noProof/>
                 <w:webHidden/>
               </w:rPr>
               <w:fldChar w:fldCharType="end"/>
@@ -1759,66 +1967,77 @@
             </w:tabs>
             <w:rPr>
               <w:rFonts w:asciiTheme="minorHAnsi" w:eastAsiaTheme="minorEastAsia" w:hAnsiTheme="minorHAnsi" w:cstheme="minorBidi"/>
-              <w:lang w:eastAsia="es-CO"/>
+              <w:noProof/>
+              <w:lang w:val="es-CO" w:eastAsia="es-CO"/>
             </w:rPr>
           </w:pPr>
-          <w:hyperlink w:anchor="_Toc237865962" w:history="1">
+          <w:hyperlink w:anchor="_Toc237867262" w:history="1">
             <w:r>
               <w:rPr>
                 <w:rStyle w:val="Hipervnculo"/>
+                <w:noProof/>
               </w:rPr>
               <w:t>4.2.4</w:t>
             </w:r>
             <w:r>
               <w:rPr>
                 <w:rFonts w:asciiTheme="minorHAnsi" w:eastAsiaTheme="minorEastAsia" w:hAnsiTheme="minorHAnsi" w:cstheme="minorBidi"/>
-                <w:lang w:eastAsia="es-CO"/>
+                <w:noProof/>
+                <w:lang w:val="es-CO" w:eastAsia="es-CO"/>
               </w:rPr>
               <w:tab/>
             </w:r>
             <w:r>
               <w:rPr>
                 <w:rStyle w:val="Hipervnculo"/>
+                <w:noProof/>
               </w:rPr>
               <w:t>Grade Management (GRD) Requirements</w:t>
             </w:r>
             <w:r>
               <w:rPr>
+                <w:noProof/>
                 <w:webHidden/>
               </w:rPr>
               <w:tab/>
             </w:r>
             <w:r>
               <w:rPr>
+                <w:noProof/>
                 <w:webHidden/>
               </w:rPr>
               <w:fldChar w:fldCharType="begin"/>
             </w:r>
             <w:r>
               <w:rPr>
+                <w:noProof/>
                 <w:webHidden/>
               </w:rPr>
-              <w:instrText xml:space="preserve"> PAGEREF _Toc237865962 \h </w:instrText>
-            </w:r>
-            <w:r>
-              <w:rPr>
+              <w:instrText xml:space="preserve"> PAGEREF _Toc237867262 \h </w:instrText>
+            </w:r>
+            <w:r>
+              <w:rPr>
+                <w:noProof/>
                 <w:webHidden/>
               </w:rPr>
             </w:r>
             <w:r>
               <w:rPr>
+                <w:noProof/>
                 <w:webHidden/>
               </w:rPr>
               <w:fldChar w:fldCharType="separate"/>
             </w:r>
             <w:r>
               <w:rPr>
+                <w:noProof/>
                 <w:webHidden/>
               </w:rPr>
-              <w:t>25</w:t>
-            </w:r>
-            <w:r>
-              <w:rPr>
+              <w:t>26</w:t>
+            </w:r>
+            <w:r>
+              <w:rPr>
+                <w:noProof/>
                 <w:webHidden/>
               </w:rPr>
               <w:fldChar w:fldCharType="end"/>
@@ -1834,66 +2053,77 @@
             </w:tabs>
             <w:rPr>
               <w:rFonts w:asciiTheme="minorHAnsi" w:eastAsiaTheme="minorEastAsia" w:hAnsiTheme="minorHAnsi" w:cstheme="minorBidi"/>
-              <w:lang w:eastAsia="es-CO"/>
+              <w:noProof/>
+              <w:lang w:val="es-CO" w:eastAsia="es-CO"/>
             </w:rPr>
           </w:pPr>
-          <w:hyperlink w:anchor="_Toc237865963" w:history="1">
+          <w:hyperlink w:anchor="_Toc237867263" w:history="1">
             <w:r>
               <w:rPr>
                 <w:rStyle w:val="Hipervnculo"/>
+                <w:noProof/>
               </w:rPr>
               <w:t>4.2.5</w:t>
             </w:r>
             <w:r>
               <w:rPr>
                 <w:rFonts w:asciiTheme="minorHAnsi" w:eastAsiaTheme="minorEastAsia" w:hAnsiTheme="minorHAnsi" w:cstheme="minorBidi"/>
-                <w:lang w:eastAsia="es-CO"/>
+                <w:noProof/>
+                <w:lang w:val="es-CO" w:eastAsia="es-CO"/>
               </w:rPr>
               <w:tab/>
             </w:r>
             <w:r>
               <w:rPr>
                 <w:rStyle w:val="Hipervnculo"/>
+                <w:noProof/>
               </w:rPr>
               <w:t>Goal Management (GOL) Requirements</w:t>
             </w:r>
             <w:r>
               <w:rPr>
+                <w:noProof/>
                 <w:webHidden/>
               </w:rPr>
               <w:tab/>
             </w:r>
             <w:r>
               <w:rPr>
+                <w:noProof/>
                 <w:webHidden/>
               </w:rPr>
               <w:fldChar w:fldCharType="begin"/>
             </w:r>
             <w:r>
               <w:rPr>
+                <w:noProof/>
                 <w:webHidden/>
               </w:rPr>
-              <w:instrText xml:space="preserve"> PAGEREF _Toc237865963 \h </w:instrText>
-            </w:r>
-            <w:r>
-              <w:rPr>
+              <w:instrText xml:space="preserve"> PAGEREF _Toc237867263 \h </w:instrText>
+            </w:r>
+            <w:r>
+              <w:rPr>
+                <w:noProof/>
                 <w:webHidden/>
               </w:rPr>
             </w:r>
             <w:r>
               <w:rPr>
+                <w:noProof/>
                 <w:webHidden/>
               </w:rPr>
               <w:fldChar w:fldCharType="separate"/>
             </w:r>
             <w:r>
               <w:rPr>
+                <w:noProof/>
                 <w:webHidden/>
               </w:rPr>
-              <w:t>27</w:t>
-            </w:r>
-            <w:r>
-              <w:rPr>
+              <w:t>28</w:t>
+            </w:r>
+            <w:r>
+              <w:rPr>
+                <w:noProof/>
                 <w:webHidden/>
               </w:rPr>
               <w:fldChar w:fldCharType="end"/>
@@ -1909,66 +2139,77 @@
             </w:tabs>
             <w:rPr>
               <w:rFonts w:asciiTheme="minorHAnsi" w:eastAsiaTheme="minorEastAsia" w:hAnsiTheme="minorHAnsi" w:cstheme="minorBidi"/>
-              <w:lang w:eastAsia="es-CO"/>
+              <w:noProof/>
+              <w:lang w:val="es-CO" w:eastAsia="es-CO"/>
             </w:rPr>
           </w:pPr>
-          <w:hyperlink w:anchor="_Toc237865964" w:history="1">
+          <w:hyperlink w:anchor="_Toc237867264" w:history="1">
             <w:r>
               <w:rPr>
                 <w:rStyle w:val="Hipervnculo"/>
+                <w:noProof/>
               </w:rPr>
               <w:t>4.2.6</w:t>
             </w:r>
             <w:r>
               <w:rPr>
                 <w:rFonts w:asciiTheme="minorHAnsi" w:eastAsiaTheme="minorEastAsia" w:hAnsiTheme="minorHAnsi" w:cstheme="minorBidi"/>
-                <w:lang w:eastAsia="es-CO"/>
+                <w:noProof/>
+                <w:lang w:val="es-CO" w:eastAsia="es-CO"/>
               </w:rPr>
               <w:tab/>
             </w:r>
             <w:r>
               <w:rPr>
                 <w:rStyle w:val="Hipervnculo"/>
+                <w:noProof/>
               </w:rPr>
               <w:t>Calculations and Projections (CAL) Requirements</w:t>
             </w:r>
             <w:r>
               <w:rPr>
+                <w:noProof/>
                 <w:webHidden/>
               </w:rPr>
               <w:tab/>
             </w:r>
             <w:r>
               <w:rPr>
+                <w:noProof/>
                 <w:webHidden/>
               </w:rPr>
               <w:fldChar w:fldCharType="begin"/>
             </w:r>
             <w:r>
               <w:rPr>
+                <w:noProof/>
                 <w:webHidden/>
               </w:rPr>
-              <w:instrText xml:space="preserve"> PAGEREF _Toc237865964 \h </w:instrText>
-            </w:r>
-            <w:r>
-              <w:rPr>
+              <w:instrText xml:space="preserve"> PAGEREF _Toc237867264 \h </w:instrText>
+            </w:r>
+            <w:r>
+              <w:rPr>
+                <w:noProof/>
                 <w:webHidden/>
               </w:rPr>
             </w:r>
             <w:r>
               <w:rPr>
+                <w:noProof/>
                 <w:webHidden/>
               </w:rPr>
               <w:fldChar w:fldCharType="separate"/>
             </w:r>
             <w:r>
               <w:rPr>
+                <w:noProof/>
                 <w:webHidden/>
               </w:rPr>
-              <w:t>29</w:t>
-            </w:r>
-            <w:r>
-              <w:rPr>
+              <w:t>30</w:t>
+            </w:r>
+            <w:r>
+              <w:rPr>
+                <w:noProof/>
                 <w:webHidden/>
               </w:rPr>
               <w:fldChar w:fldCharType="end"/>
@@ -1984,66 +2225,77 @@
             </w:tabs>
             <w:rPr>
               <w:rFonts w:asciiTheme="minorHAnsi" w:eastAsiaTheme="minorEastAsia" w:hAnsiTheme="minorHAnsi" w:cstheme="minorBidi"/>
-              <w:lang w:eastAsia="es-CO"/>
+              <w:noProof/>
+              <w:lang w:val="es-CO" w:eastAsia="es-CO"/>
             </w:rPr>
           </w:pPr>
-          <w:hyperlink w:anchor="_Toc237865965" w:history="1">
+          <w:hyperlink w:anchor="_Toc237867265" w:history="1">
             <w:r>
               <w:rPr>
                 <w:rStyle w:val="Hipervnculo"/>
+                <w:noProof/>
               </w:rPr>
               <w:t>4.2.7</w:t>
             </w:r>
             <w:r>
               <w:rPr>
                 <w:rFonts w:asciiTheme="minorHAnsi" w:eastAsiaTheme="minorEastAsia" w:hAnsiTheme="minorHAnsi" w:cstheme="minorBidi"/>
-                <w:lang w:eastAsia="es-CO"/>
+                <w:noProof/>
+                <w:lang w:val="es-CO" w:eastAsia="es-CO"/>
               </w:rPr>
               <w:tab/>
             </w:r>
             <w:r>
               <w:rPr>
                 <w:rStyle w:val="Hipervnculo"/>
+                <w:noProof/>
               </w:rPr>
               <w:t>Risk and Goal Progress (RSK) Requirements</w:t>
             </w:r>
             <w:r>
               <w:rPr>
+                <w:noProof/>
                 <w:webHidden/>
               </w:rPr>
               <w:tab/>
             </w:r>
             <w:r>
               <w:rPr>
+                <w:noProof/>
                 <w:webHidden/>
               </w:rPr>
               <w:fldChar w:fldCharType="begin"/>
             </w:r>
             <w:r>
               <w:rPr>
+                <w:noProof/>
                 <w:webHidden/>
               </w:rPr>
-              <w:instrText xml:space="preserve"> PAGEREF _Toc237865965 \h </w:instrText>
-            </w:r>
-            <w:r>
-              <w:rPr>
+              <w:instrText xml:space="preserve"> PAGEREF _Toc237867265 \h </w:instrText>
+            </w:r>
+            <w:r>
+              <w:rPr>
+                <w:noProof/>
                 <w:webHidden/>
               </w:rPr>
             </w:r>
             <w:r>
               <w:rPr>
+                <w:noProof/>
                 <w:webHidden/>
               </w:rPr>
               <w:fldChar w:fldCharType="separate"/>
             </w:r>
             <w:r>
               <w:rPr>
+                <w:noProof/>
                 <w:webHidden/>
               </w:rPr>
-              <w:t>33</w:t>
-            </w:r>
-            <w:r>
-              <w:rPr>
+              <w:t>34</w:t>
+            </w:r>
+            <w:r>
+              <w:rPr>
+                <w:noProof/>
                 <w:webHidden/>
               </w:rPr>
               <w:fldChar w:fldCharType="end"/>
@@ -2059,66 +2311,77 @@
             </w:tabs>
             <w:rPr>
               <w:rFonts w:asciiTheme="minorHAnsi" w:eastAsiaTheme="minorEastAsia" w:hAnsiTheme="minorHAnsi" w:cstheme="minorBidi"/>
-              <w:lang w:eastAsia="es-CO"/>
+              <w:noProof/>
+              <w:lang w:val="es-CO" w:eastAsia="es-CO"/>
             </w:rPr>
           </w:pPr>
-          <w:hyperlink w:anchor="_Toc237865966" w:history="1">
+          <w:hyperlink w:anchor="_Toc237867266" w:history="1">
             <w:r>
               <w:rPr>
                 <w:rStyle w:val="Hipervnculo"/>
+                <w:noProof/>
               </w:rPr>
               <w:t>4.2.8</w:t>
             </w:r>
             <w:r>
               <w:rPr>
                 <w:rFonts w:asciiTheme="minorHAnsi" w:eastAsiaTheme="minorEastAsia" w:hAnsiTheme="minorHAnsi" w:cstheme="minorBidi"/>
-                <w:lang w:eastAsia="es-CO"/>
+                <w:noProof/>
+                <w:lang w:val="es-CO" w:eastAsia="es-CO"/>
               </w:rPr>
               <w:tab/>
             </w:r>
             <w:r>
               <w:rPr>
                 <w:rStyle w:val="Hipervnculo"/>
+                <w:noProof/>
               </w:rPr>
               <w:t>Report (RPT) Requirements</w:t>
             </w:r>
             <w:r>
               <w:rPr>
+                <w:noProof/>
                 <w:webHidden/>
               </w:rPr>
               <w:tab/>
             </w:r>
             <w:r>
               <w:rPr>
+                <w:noProof/>
                 <w:webHidden/>
               </w:rPr>
               <w:fldChar w:fldCharType="begin"/>
             </w:r>
             <w:r>
               <w:rPr>
+                <w:noProof/>
                 <w:webHidden/>
               </w:rPr>
-              <w:instrText xml:space="preserve"> PAGEREF _Toc237865966 \h </w:instrText>
-            </w:r>
-            <w:r>
-              <w:rPr>
+              <w:instrText xml:space="preserve"> PAGEREF _Toc237867266 \h </w:instrText>
+            </w:r>
+            <w:r>
+              <w:rPr>
+                <w:noProof/>
                 <w:webHidden/>
               </w:rPr>
             </w:r>
             <w:r>
               <w:rPr>
+                <w:noProof/>
                 <w:webHidden/>
               </w:rPr>
               <w:fldChar w:fldCharType="separate"/>
             </w:r>
             <w:r>
               <w:rPr>
+                <w:noProof/>
                 <w:webHidden/>
               </w:rPr>
-              <w:t>35</w:t>
-            </w:r>
-            <w:r>
-              <w:rPr>
+              <w:t>36</w:t>
+            </w:r>
+            <w:r>
+              <w:rPr>
+                <w:noProof/>
                 <w:webHidden/>
               </w:rPr>
               <w:fldChar w:fldCharType="end"/>
@@ -2134,66 +2397,77 @@
             </w:tabs>
             <w:rPr>
               <w:rFonts w:asciiTheme="minorHAnsi" w:eastAsiaTheme="minorEastAsia" w:hAnsiTheme="minorHAnsi" w:cstheme="minorBidi"/>
-              <w:lang w:eastAsia="es-CO"/>
+              <w:noProof/>
+              <w:lang w:val="es-CO" w:eastAsia="es-CO"/>
             </w:rPr>
           </w:pPr>
-          <w:hyperlink w:anchor="_Toc237865967" w:history="1">
+          <w:hyperlink w:anchor="_Toc237867267" w:history="1">
             <w:r>
               <w:rPr>
                 <w:rStyle w:val="Hipervnculo"/>
+                <w:noProof/>
               </w:rPr>
               <w:t>4.2.9</w:t>
             </w:r>
             <w:r>
               <w:rPr>
                 <w:rFonts w:asciiTheme="minorHAnsi" w:eastAsiaTheme="minorEastAsia" w:hAnsiTheme="minorHAnsi" w:cstheme="minorBidi"/>
-                <w:lang w:eastAsia="es-CO"/>
+                <w:noProof/>
+                <w:lang w:val="es-CO" w:eastAsia="es-CO"/>
               </w:rPr>
               <w:tab/>
             </w:r>
             <w:r>
               <w:rPr>
                 <w:rStyle w:val="Hipervnculo"/>
+                <w:noProof/>
               </w:rPr>
               <w:t>Historical Performance (HIS) Requirements</w:t>
             </w:r>
             <w:r>
               <w:rPr>
+                <w:noProof/>
                 <w:webHidden/>
               </w:rPr>
               <w:tab/>
             </w:r>
             <w:r>
               <w:rPr>
+                <w:noProof/>
                 <w:webHidden/>
               </w:rPr>
               <w:fldChar w:fldCharType="begin"/>
             </w:r>
             <w:r>
               <w:rPr>
+                <w:noProof/>
                 <w:webHidden/>
               </w:rPr>
-              <w:instrText xml:space="preserve"> PAGEREF _Toc237865967 \h </w:instrText>
-            </w:r>
-            <w:r>
-              <w:rPr>
+              <w:instrText xml:space="preserve"> PAGEREF _Toc237867267 \h </w:instrText>
+            </w:r>
+            <w:r>
+              <w:rPr>
+                <w:noProof/>
                 <w:webHidden/>
               </w:rPr>
             </w:r>
             <w:r>
               <w:rPr>
+                <w:noProof/>
                 <w:webHidden/>
               </w:rPr>
               <w:fldChar w:fldCharType="separate"/>
             </w:r>
             <w:r>
               <w:rPr>
+                <w:noProof/>
                 <w:webHidden/>
               </w:rPr>
-              <w:t>37</w:t>
-            </w:r>
-            <w:r>
-              <w:rPr>
+              <w:t>38</w:t>
+            </w:r>
+            <w:r>
+              <w:rPr>
+                <w:noProof/>
                 <w:webHidden/>
               </w:rPr>
               <w:fldChar w:fldCharType="end"/>
@@ -2209,66 +2483,937 @@
             </w:tabs>
             <w:rPr>
               <w:rFonts w:asciiTheme="minorHAnsi" w:eastAsiaTheme="minorEastAsia" w:hAnsiTheme="minorHAnsi" w:cstheme="minorBidi"/>
-              <w:lang w:eastAsia="es-CO"/>
+              <w:noProof/>
+              <w:lang w:val="es-CO" w:eastAsia="es-CO"/>
             </w:rPr>
           </w:pPr>
-          <w:hyperlink w:anchor="_Toc237865968" w:history="1">
+          <w:hyperlink w:anchor="_Toc237867268" w:history="1">
             <w:r>
               <w:rPr>
                 <w:rStyle w:val="Hipervnculo"/>
+                <w:noProof/>
               </w:rPr>
               <w:t>4.2.10</w:t>
             </w:r>
             <w:r>
               <w:rPr>
                 <w:rFonts w:asciiTheme="minorHAnsi" w:eastAsiaTheme="minorEastAsia" w:hAnsiTheme="minorHAnsi" w:cstheme="minorBidi"/>
-                <w:lang w:eastAsia="es-CO"/>
+                <w:noProof/>
+                <w:lang w:val="es-CO" w:eastAsia="es-CO"/>
               </w:rPr>
               <w:tab/>
             </w:r>
             <w:r>
               <w:rPr>
                 <w:rStyle w:val="Hipervnculo"/>
+                <w:noProof/>
               </w:rPr>
               <w:t>User Account Management (USR) Requirements</w:t>
             </w:r>
             <w:r>
               <w:rPr>
+                <w:noProof/>
                 <w:webHidden/>
               </w:rPr>
               <w:tab/>
             </w:r>
             <w:r>
               <w:rPr>
+                <w:noProof/>
                 <w:webHidden/>
               </w:rPr>
               <w:fldChar w:fldCharType="begin"/>
             </w:r>
             <w:r>
               <w:rPr>
+                <w:noProof/>
                 <w:webHidden/>
               </w:rPr>
-              <w:instrText xml:space="preserve"> PAGEREF _Toc237865968 \h </w:instrText>
-            </w:r>
-            <w:r>
-              <w:rPr>
+              <w:instrText xml:space="preserve"> PAGEREF _Toc237867268 \h </w:instrText>
+            </w:r>
+            <w:r>
+              <w:rPr>
+                <w:noProof/>
                 <w:webHidden/>
               </w:rPr>
             </w:r>
             <w:r>
               <w:rPr>
+                <w:noProof/>
                 <w:webHidden/>
               </w:rPr>
               <w:fldChar w:fldCharType="separate"/>
             </w:r>
             <w:r>
               <w:rPr>
+                <w:noProof/>
                 <w:webHidden/>
               </w:rPr>
-              <w:t>39</w:t>
-            </w:r>
-            <w:r>
-              <w:rPr>
+              <w:t>40</w:t>
+            </w:r>
+            <w:r>
+              <w:rPr>
+                <w:noProof/>
+                <w:webHidden/>
+              </w:rPr>
+              <w:fldChar w:fldCharType="end"/>
+            </w:r>
+          </w:hyperlink>
+        </w:p>
+        <w:p>
+          <w:pPr>
+            <w:pStyle w:val="TDC1"/>
+            <w:tabs>
+              <w:tab w:val="left" w:pos="480"/>
+              <w:tab w:val="right" w:leader="dot" w:pos="9350"/>
+            </w:tabs>
+            <w:rPr>
+              <w:rFonts w:asciiTheme="minorHAnsi" w:eastAsiaTheme="minorEastAsia" w:hAnsiTheme="minorHAnsi" w:cstheme="minorBidi"/>
+              <w:noProof/>
+              <w:lang w:val="es-CO" w:eastAsia="es-CO"/>
+            </w:rPr>
+          </w:pPr>
+          <w:hyperlink w:anchor="_Toc237867269" w:history="1">
+            <w:r>
+              <w:rPr>
+                <w:rStyle w:val="Hipervnculo"/>
+                <w:noProof/>
+              </w:rPr>
+              <w:t>5</w:t>
+            </w:r>
+            <w:r>
+              <w:rPr>
+                <w:rFonts w:asciiTheme="minorHAnsi" w:eastAsiaTheme="minorEastAsia" w:hAnsiTheme="minorHAnsi" w:cstheme="minorBidi"/>
+                <w:noProof/>
+                <w:lang w:val="es-CO" w:eastAsia="es-CO"/>
+              </w:rPr>
+              <w:tab/>
+            </w:r>
+            <w:r>
+              <w:rPr>
+                <w:rStyle w:val="Hipervnculo"/>
+                <w:noProof/>
+              </w:rPr>
+              <w:t>Non-Functional Requirements</w:t>
+            </w:r>
+            <w:r>
+              <w:rPr>
+                <w:noProof/>
+                <w:webHidden/>
+              </w:rPr>
+              <w:tab/>
+            </w:r>
+            <w:r>
+              <w:rPr>
+                <w:noProof/>
+                <w:webHidden/>
+              </w:rPr>
+              <w:fldChar w:fldCharType="begin"/>
+            </w:r>
+            <w:r>
+              <w:rPr>
+                <w:noProof/>
+                <w:webHidden/>
+              </w:rPr>
+              <w:instrText xml:space="preserve"> PAGEREF _Toc237867269 \h </w:instrText>
+            </w:r>
+            <w:r>
+              <w:rPr>
+                <w:noProof/>
+                <w:webHidden/>
+              </w:rPr>
+            </w:r>
+            <w:r>
+              <w:rPr>
+                <w:noProof/>
+                <w:webHidden/>
+              </w:rPr>
+              <w:fldChar w:fldCharType="separate"/>
+            </w:r>
+            <w:r>
+              <w:rPr>
+                <w:noProof/>
+                <w:webHidden/>
+              </w:rPr>
+              <w:t>42</w:t>
+            </w:r>
+            <w:r>
+              <w:rPr>
+                <w:noProof/>
+                <w:webHidden/>
+              </w:rPr>
+              <w:fldChar w:fldCharType="end"/>
+            </w:r>
+          </w:hyperlink>
+        </w:p>
+        <w:p>
+          <w:pPr>
+            <w:pStyle w:val="TDC2"/>
+            <w:tabs>
+              <w:tab w:val="left" w:pos="960"/>
+              <w:tab w:val="right" w:leader="dot" w:pos="9350"/>
+            </w:tabs>
+            <w:rPr>
+              <w:rFonts w:asciiTheme="minorHAnsi" w:eastAsiaTheme="minorEastAsia" w:hAnsiTheme="minorHAnsi" w:cstheme="minorBidi"/>
+              <w:noProof/>
+              <w:lang w:val="es-CO" w:eastAsia="es-CO"/>
+            </w:rPr>
+          </w:pPr>
+          <w:hyperlink w:anchor="_Toc237867270" w:history="1">
+            <w:r>
+              <w:rPr>
+                <w:rStyle w:val="Hipervnculo"/>
+                <w:noProof/>
+              </w:rPr>
+              <w:t>5.1</w:t>
+            </w:r>
+            <w:r>
+              <w:rPr>
+                <w:rFonts w:asciiTheme="minorHAnsi" w:eastAsiaTheme="minorEastAsia" w:hAnsiTheme="minorHAnsi" w:cstheme="minorBidi"/>
+                <w:noProof/>
+                <w:lang w:val="es-CO" w:eastAsia="es-CO"/>
+              </w:rPr>
+              <w:tab/>
+            </w:r>
+            <w:r>
+              <w:rPr>
+                <w:rStyle w:val="Hipervnculo"/>
+                <w:noProof/>
+              </w:rPr>
+              <w:t>Requirement Specification Format</w:t>
+            </w:r>
+            <w:r>
+              <w:rPr>
+                <w:noProof/>
+                <w:webHidden/>
+              </w:rPr>
+              <w:tab/>
+            </w:r>
+            <w:r>
+              <w:rPr>
+                <w:noProof/>
+                <w:webHidden/>
+              </w:rPr>
+              <w:fldChar w:fldCharType="begin"/>
+            </w:r>
+            <w:r>
+              <w:rPr>
+                <w:noProof/>
+                <w:webHidden/>
+              </w:rPr>
+              <w:instrText xml:space="preserve"> PAGEREF _Toc237867270 \h </w:instrText>
+            </w:r>
+            <w:r>
+              <w:rPr>
+                <w:noProof/>
+                <w:webHidden/>
+              </w:rPr>
+            </w:r>
+            <w:r>
+              <w:rPr>
+                <w:noProof/>
+                <w:webHidden/>
+              </w:rPr>
+              <w:fldChar w:fldCharType="separate"/>
+            </w:r>
+            <w:r>
+              <w:rPr>
+                <w:noProof/>
+                <w:webHidden/>
+              </w:rPr>
+              <w:t>42</w:t>
+            </w:r>
+            <w:r>
+              <w:rPr>
+                <w:noProof/>
+                <w:webHidden/>
+              </w:rPr>
+              <w:fldChar w:fldCharType="end"/>
+            </w:r>
+          </w:hyperlink>
+        </w:p>
+        <w:p>
+          <w:pPr>
+            <w:pStyle w:val="TDC2"/>
+            <w:tabs>
+              <w:tab w:val="left" w:pos="960"/>
+              <w:tab w:val="right" w:leader="dot" w:pos="9350"/>
+            </w:tabs>
+            <w:rPr>
+              <w:rFonts w:asciiTheme="minorHAnsi" w:eastAsiaTheme="minorEastAsia" w:hAnsiTheme="minorHAnsi" w:cstheme="minorBidi"/>
+              <w:noProof/>
+              <w:lang w:val="es-CO" w:eastAsia="es-CO"/>
+            </w:rPr>
+          </w:pPr>
+          <w:hyperlink w:anchor="_Toc237867271" w:history="1">
+            <w:r>
+              <w:rPr>
+                <w:rStyle w:val="Hipervnculo"/>
+                <w:noProof/>
+              </w:rPr>
+              <w:t>5.2</w:t>
+            </w:r>
+            <w:r>
+              <w:rPr>
+                <w:rFonts w:asciiTheme="minorHAnsi" w:eastAsiaTheme="minorEastAsia" w:hAnsiTheme="minorHAnsi" w:cstheme="minorBidi"/>
+                <w:noProof/>
+                <w:lang w:val="es-CO" w:eastAsia="es-CO"/>
+              </w:rPr>
+              <w:tab/>
+            </w:r>
+            <w:r>
+              <w:rPr>
+                <w:rStyle w:val="Hipervnculo"/>
+                <w:noProof/>
+              </w:rPr>
+              <w:t>Non-Functional Requirements (NFRs)</w:t>
+            </w:r>
+            <w:r>
+              <w:rPr>
+                <w:noProof/>
+                <w:webHidden/>
+              </w:rPr>
+              <w:tab/>
+            </w:r>
+            <w:r>
+              <w:rPr>
+                <w:noProof/>
+                <w:webHidden/>
+              </w:rPr>
+              <w:fldChar w:fldCharType="begin"/>
+            </w:r>
+            <w:r>
+              <w:rPr>
+                <w:noProof/>
+                <w:webHidden/>
+              </w:rPr>
+              <w:instrText xml:space="preserve"> PAGEREF _Toc237867271 \h </w:instrText>
+            </w:r>
+            <w:r>
+              <w:rPr>
+                <w:noProof/>
+                <w:webHidden/>
+              </w:rPr>
+            </w:r>
+            <w:r>
+              <w:rPr>
+                <w:noProof/>
+                <w:webHidden/>
+              </w:rPr>
+              <w:fldChar w:fldCharType="separate"/>
+            </w:r>
+            <w:r>
+              <w:rPr>
+                <w:noProof/>
+                <w:webHidden/>
+              </w:rPr>
+              <w:t>42</w:t>
+            </w:r>
+            <w:r>
+              <w:rPr>
+                <w:noProof/>
+                <w:webHidden/>
+              </w:rPr>
+              <w:fldChar w:fldCharType="end"/>
+            </w:r>
+          </w:hyperlink>
+        </w:p>
+        <w:p>
+          <w:pPr>
+            <w:pStyle w:val="TDC3"/>
+            <w:tabs>
+              <w:tab w:val="left" w:pos="1440"/>
+              <w:tab w:val="right" w:leader="dot" w:pos="9350"/>
+            </w:tabs>
+            <w:rPr>
+              <w:rFonts w:asciiTheme="minorHAnsi" w:eastAsiaTheme="minorEastAsia" w:hAnsiTheme="minorHAnsi" w:cstheme="minorBidi"/>
+              <w:noProof/>
+              <w:lang w:val="es-CO" w:eastAsia="es-CO"/>
+            </w:rPr>
+          </w:pPr>
+          <w:hyperlink w:anchor="_Toc237867272" w:history="1">
+            <w:r>
+              <w:rPr>
+                <w:rStyle w:val="Hipervnculo"/>
+                <w:noProof/>
+              </w:rPr>
+              <w:t>5.2.1</w:t>
+            </w:r>
+            <w:r>
+              <w:rPr>
+                <w:rFonts w:asciiTheme="minorHAnsi" w:eastAsiaTheme="minorEastAsia" w:hAnsiTheme="minorHAnsi" w:cstheme="minorBidi"/>
+                <w:noProof/>
+                <w:lang w:val="es-CO" w:eastAsia="es-CO"/>
+              </w:rPr>
+              <w:tab/>
+            </w:r>
+            <w:r>
+              <w:rPr>
+                <w:rStyle w:val="Hipervnculo"/>
+                <w:noProof/>
+              </w:rPr>
+              <w:t>Performance (PER) NFRs</w:t>
+            </w:r>
+            <w:r>
+              <w:rPr>
+                <w:noProof/>
+                <w:webHidden/>
+              </w:rPr>
+              <w:tab/>
+            </w:r>
+            <w:r>
+              <w:rPr>
+                <w:noProof/>
+                <w:webHidden/>
+              </w:rPr>
+              <w:fldChar w:fldCharType="begin"/>
+            </w:r>
+            <w:r>
+              <w:rPr>
+                <w:noProof/>
+                <w:webHidden/>
+              </w:rPr>
+              <w:instrText xml:space="preserve"> PAGEREF _Toc237867272 \h </w:instrText>
+            </w:r>
+            <w:r>
+              <w:rPr>
+                <w:noProof/>
+                <w:webHidden/>
+              </w:rPr>
+            </w:r>
+            <w:r>
+              <w:rPr>
+                <w:noProof/>
+                <w:webHidden/>
+              </w:rPr>
+              <w:fldChar w:fldCharType="separate"/>
+            </w:r>
+            <w:r>
+              <w:rPr>
+                <w:noProof/>
+                <w:webHidden/>
+              </w:rPr>
+              <w:t>42</w:t>
+            </w:r>
+            <w:r>
+              <w:rPr>
+                <w:noProof/>
+                <w:webHidden/>
+              </w:rPr>
+              <w:fldChar w:fldCharType="end"/>
+            </w:r>
+          </w:hyperlink>
+        </w:p>
+        <w:p>
+          <w:pPr>
+            <w:pStyle w:val="TDC3"/>
+            <w:tabs>
+              <w:tab w:val="left" w:pos="1440"/>
+              <w:tab w:val="right" w:leader="dot" w:pos="9350"/>
+            </w:tabs>
+            <w:rPr>
+              <w:rFonts w:asciiTheme="minorHAnsi" w:eastAsiaTheme="minorEastAsia" w:hAnsiTheme="minorHAnsi" w:cstheme="minorBidi"/>
+              <w:noProof/>
+              <w:lang w:val="es-CO" w:eastAsia="es-CO"/>
+            </w:rPr>
+          </w:pPr>
+          <w:hyperlink w:anchor="_Toc237867273" w:history="1">
+            <w:r>
+              <w:rPr>
+                <w:rStyle w:val="Hipervnculo"/>
+                <w:noProof/>
+              </w:rPr>
+              <w:t>5.2.2</w:t>
+            </w:r>
+            <w:r>
+              <w:rPr>
+                <w:rFonts w:asciiTheme="minorHAnsi" w:eastAsiaTheme="minorEastAsia" w:hAnsiTheme="minorHAnsi" w:cstheme="minorBidi"/>
+                <w:noProof/>
+                <w:lang w:val="es-CO" w:eastAsia="es-CO"/>
+              </w:rPr>
+              <w:tab/>
+            </w:r>
+            <w:r>
+              <w:rPr>
+                <w:rStyle w:val="Hipervnculo"/>
+                <w:noProof/>
+              </w:rPr>
+              <w:t>Security (SEC) NFRs</w:t>
+            </w:r>
+            <w:r>
+              <w:rPr>
+                <w:noProof/>
+                <w:webHidden/>
+              </w:rPr>
+              <w:tab/>
+            </w:r>
+            <w:r>
+              <w:rPr>
+                <w:noProof/>
+                <w:webHidden/>
+              </w:rPr>
+              <w:fldChar w:fldCharType="begin"/>
+            </w:r>
+            <w:r>
+              <w:rPr>
+                <w:noProof/>
+                <w:webHidden/>
+              </w:rPr>
+              <w:instrText xml:space="preserve"> PAGEREF _Toc237867273 \h </w:instrText>
+            </w:r>
+            <w:r>
+              <w:rPr>
+                <w:noProof/>
+                <w:webHidden/>
+              </w:rPr>
+            </w:r>
+            <w:r>
+              <w:rPr>
+                <w:noProof/>
+                <w:webHidden/>
+              </w:rPr>
+              <w:fldChar w:fldCharType="separate"/>
+            </w:r>
+            <w:r>
+              <w:rPr>
+                <w:noProof/>
+                <w:webHidden/>
+              </w:rPr>
+              <w:t>43</w:t>
+            </w:r>
+            <w:r>
+              <w:rPr>
+                <w:noProof/>
+                <w:webHidden/>
+              </w:rPr>
+              <w:fldChar w:fldCharType="end"/>
+            </w:r>
+          </w:hyperlink>
+        </w:p>
+        <w:p>
+          <w:pPr>
+            <w:pStyle w:val="TDC3"/>
+            <w:tabs>
+              <w:tab w:val="left" w:pos="1440"/>
+              <w:tab w:val="right" w:leader="dot" w:pos="9350"/>
+            </w:tabs>
+            <w:rPr>
+              <w:rFonts w:asciiTheme="minorHAnsi" w:eastAsiaTheme="minorEastAsia" w:hAnsiTheme="minorHAnsi" w:cstheme="minorBidi"/>
+              <w:noProof/>
+              <w:lang w:val="es-CO" w:eastAsia="es-CO"/>
+            </w:rPr>
+          </w:pPr>
+          <w:hyperlink w:anchor="_Toc237867274" w:history="1">
+            <w:r>
+              <w:rPr>
+                <w:rStyle w:val="Hipervnculo"/>
+                <w:noProof/>
+              </w:rPr>
+              <w:t>5.2.3</w:t>
+            </w:r>
+            <w:r>
+              <w:rPr>
+                <w:rFonts w:asciiTheme="minorHAnsi" w:eastAsiaTheme="minorEastAsia" w:hAnsiTheme="minorHAnsi" w:cstheme="minorBidi"/>
+                <w:noProof/>
+                <w:lang w:val="es-CO" w:eastAsia="es-CO"/>
+              </w:rPr>
+              <w:tab/>
+            </w:r>
+            <w:r>
+              <w:rPr>
+                <w:rStyle w:val="Hipervnculo"/>
+                <w:noProof/>
+              </w:rPr>
+              <w:t>Usability and Accessibility (USA) NFRs</w:t>
+            </w:r>
+            <w:r>
+              <w:rPr>
+                <w:noProof/>
+                <w:webHidden/>
+              </w:rPr>
+              <w:tab/>
+            </w:r>
+            <w:r>
+              <w:rPr>
+                <w:noProof/>
+                <w:webHidden/>
+              </w:rPr>
+              <w:fldChar w:fldCharType="begin"/>
+            </w:r>
+            <w:r>
+              <w:rPr>
+                <w:noProof/>
+                <w:webHidden/>
+              </w:rPr>
+              <w:instrText xml:space="preserve"> PAGEREF _Toc237867274 \h </w:instrText>
+            </w:r>
+            <w:r>
+              <w:rPr>
+                <w:noProof/>
+                <w:webHidden/>
+              </w:rPr>
+            </w:r>
+            <w:r>
+              <w:rPr>
+                <w:noProof/>
+                <w:webHidden/>
+              </w:rPr>
+              <w:fldChar w:fldCharType="separate"/>
+            </w:r>
+            <w:r>
+              <w:rPr>
+                <w:noProof/>
+                <w:webHidden/>
+              </w:rPr>
+              <w:t>44</w:t>
+            </w:r>
+            <w:r>
+              <w:rPr>
+                <w:noProof/>
+                <w:webHidden/>
+              </w:rPr>
+              <w:fldChar w:fldCharType="end"/>
+            </w:r>
+          </w:hyperlink>
+        </w:p>
+        <w:p>
+          <w:pPr>
+            <w:pStyle w:val="TDC3"/>
+            <w:tabs>
+              <w:tab w:val="left" w:pos="1440"/>
+              <w:tab w:val="right" w:leader="dot" w:pos="9350"/>
+            </w:tabs>
+            <w:rPr>
+              <w:rFonts w:asciiTheme="minorHAnsi" w:eastAsiaTheme="minorEastAsia" w:hAnsiTheme="minorHAnsi" w:cstheme="minorBidi"/>
+              <w:noProof/>
+              <w:lang w:val="es-CO" w:eastAsia="es-CO"/>
+            </w:rPr>
+          </w:pPr>
+          <w:hyperlink w:anchor="_Toc237867275" w:history="1">
+            <w:r>
+              <w:rPr>
+                <w:rStyle w:val="Hipervnculo"/>
+                <w:noProof/>
+              </w:rPr>
+              <w:t>5.2.4</w:t>
+            </w:r>
+            <w:r>
+              <w:rPr>
+                <w:rFonts w:asciiTheme="minorHAnsi" w:eastAsiaTheme="minorEastAsia" w:hAnsiTheme="minorHAnsi" w:cstheme="minorBidi"/>
+                <w:noProof/>
+                <w:lang w:val="es-CO" w:eastAsia="es-CO"/>
+              </w:rPr>
+              <w:tab/>
+            </w:r>
+            <w:r>
+              <w:rPr>
+                <w:rStyle w:val="Hipervnculo"/>
+                <w:noProof/>
+              </w:rPr>
+              <w:t>Reliability and Availability (REL) NFRs</w:t>
+            </w:r>
+            <w:r>
+              <w:rPr>
+                <w:noProof/>
+                <w:webHidden/>
+              </w:rPr>
+              <w:tab/>
+            </w:r>
+            <w:r>
+              <w:rPr>
+                <w:noProof/>
+                <w:webHidden/>
+              </w:rPr>
+              <w:fldChar w:fldCharType="begin"/>
+            </w:r>
+            <w:r>
+              <w:rPr>
+                <w:noProof/>
+                <w:webHidden/>
+              </w:rPr>
+              <w:instrText xml:space="preserve"> PAGEREF _Toc237867275 \h </w:instrText>
+            </w:r>
+            <w:r>
+              <w:rPr>
+                <w:noProof/>
+                <w:webHidden/>
+              </w:rPr>
+            </w:r>
+            <w:r>
+              <w:rPr>
+                <w:noProof/>
+                <w:webHidden/>
+              </w:rPr>
+              <w:fldChar w:fldCharType="separate"/>
+            </w:r>
+            <w:r>
+              <w:rPr>
+                <w:noProof/>
+                <w:webHidden/>
+              </w:rPr>
+              <w:t>45</w:t>
+            </w:r>
+            <w:r>
+              <w:rPr>
+                <w:noProof/>
+                <w:webHidden/>
+              </w:rPr>
+              <w:fldChar w:fldCharType="end"/>
+            </w:r>
+          </w:hyperlink>
+        </w:p>
+        <w:p>
+          <w:pPr>
+            <w:pStyle w:val="TDC3"/>
+            <w:tabs>
+              <w:tab w:val="left" w:pos="1440"/>
+              <w:tab w:val="right" w:leader="dot" w:pos="9350"/>
+            </w:tabs>
+            <w:rPr>
+              <w:rFonts w:asciiTheme="minorHAnsi" w:eastAsiaTheme="minorEastAsia" w:hAnsiTheme="minorHAnsi" w:cstheme="minorBidi"/>
+              <w:noProof/>
+              <w:lang w:val="es-CO" w:eastAsia="es-CO"/>
+            </w:rPr>
+          </w:pPr>
+          <w:hyperlink w:anchor="_Toc237867276" w:history="1">
+            <w:r>
+              <w:rPr>
+                <w:rStyle w:val="Hipervnculo"/>
+                <w:noProof/>
+              </w:rPr>
+              <w:t>5.2.5</w:t>
+            </w:r>
+            <w:r>
+              <w:rPr>
+                <w:rFonts w:asciiTheme="minorHAnsi" w:eastAsiaTheme="minorEastAsia" w:hAnsiTheme="minorHAnsi" w:cstheme="minorBidi"/>
+                <w:noProof/>
+                <w:lang w:val="es-CO" w:eastAsia="es-CO"/>
+              </w:rPr>
+              <w:tab/>
+            </w:r>
+            <w:r>
+              <w:rPr>
+                <w:rStyle w:val="Hipervnculo"/>
+                <w:noProof/>
+              </w:rPr>
+              <w:t>Mantainability (MNT) NFRs</w:t>
+            </w:r>
+            <w:r>
+              <w:rPr>
+                <w:noProof/>
+                <w:webHidden/>
+              </w:rPr>
+              <w:tab/>
+            </w:r>
+            <w:r>
+              <w:rPr>
+                <w:noProof/>
+                <w:webHidden/>
+              </w:rPr>
+              <w:fldChar w:fldCharType="begin"/>
+            </w:r>
+            <w:r>
+              <w:rPr>
+                <w:noProof/>
+                <w:webHidden/>
+              </w:rPr>
+              <w:instrText xml:space="preserve"> PAGEREF _Toc237867276 \h </w:instrText>
+            </w:r>
+            <w:r>
+              <w:rPr>
+                <w:noProof/>
+                <w:webHidden/>
+              </w:rPr>
+            </w:r>
+            <w:r>
+              <w:rPr>
+                <w:noProof/>
+                <w:webHidden/>
+              </w:rPr>
+              <w:fldChar w:fldCharType="separate"/>
+            </w:r>
+            <w:r>
+              <w:rPr>
+                <w:noProof/>
+                <w:webHidden/>
+              </w:rPr>
+              <w:t>46</w:t>
+            </w:r>
+            <w:r>
+              <w:rPr>
+                <w:noProof/>
+                <w:webHidden/>
+              </w:rPr>
+              <w:fldChar w:fldCharType="end"/>
+            </w:r>
+          </w:hyperlink>
+        </w:p>
+        <w:p>
+          <w:pPr>
+            <w:pStyle w:val="TDC3"/>
+            <w:tabs>
+              <w:tab w:val="left" w:pos="1440"/>
+              <w:tab w:val="right" w:leader="dot" w:pos="9350"/>
+            </w:tabs>
+            <w:rPr>
+              <w:rFonts w:asciiTheme="minorHAnsi" w:eastAsiaTheme="minorEastAsia" w:hAnsiTheme="minorHAnsi" w:cstheme="minorBidi"/>
+              <w:noProof/>
+              <w:lang w:val="es-CO" w:eastAsia="es-CO"/>
+            </w:rPr>
+          </w:pPr>
+          <w:hyperlink w:anchor="_Toc237867277" w:history="1">
+            <w:r>
+              <w:rPr>
+                <w:rStyle w:val="Hipervnculo"/>
+                <w:noProof/>
+              </w:rPr>
+              <w:t>5.2.6</w:t>
+            </w:r>
+            <w:r>
+              <w:rPr>
+                <w:rFonts w:asciiTheme="minorHAnsi" w:eastAsiaTheme="minorEastAsia" w:hAnsiTheme="minorHAnsi" w:cstheme="minorBidi"/>
+                <w:noProof/>
+                <w:lang w:val="es-CO" w:eastAsia="es-CO"/>
+              </w:rPr>
+              <w:tab/>
+            </w:r>
+            <w:r>
+              <w:rPr>
+                <w:rStyle w:val="Hipervnculo"/>
+                <w:noProof/>
+              </w:rPr>
+              <w:t>Data Integrity (DAT) NFRs</w:t>
+            </w:r>
+            <w:r>
+              <w:rPr>
+                <w:noProof/>
+                <w:webHidden/>
+              </w:rPr>
+              <w:tab/>
+            </w:r>
+            <w:r>
+              <w:rPr>
+                <w:noProof/>
+                <w:webHidden/>
+              </w:rPr>
+              <w:fldChar w:fldCharType="begin"/>
+            </w:r>
+            <w:r>
+              <w:rPr>
+                <w:noProof/>
+                <w:webHidden/>
+              </w:rPr>
+              <w:instrText xml:space="preserve"> PAGEREF _Toc237867277 \h </w:instrText>
+            </w:r>
+            <w:r>
+              <w:rPr>
+                <w:noProof/>
+                <w:webHidden/>
+              </w:rPr>
+            </w:r>
+            <w:r>
+              <w:rPr>
+                <w:noProof/>
+                <w:webHidden/>
+              </w:rPr>
+              <w:fldChar w:fldCharType="separate"/>
+            </w:r>
+            <w:r>
+              <w:rPr>
+                <w:noProof/>
+                <w:webHidden/>
+              </w:rPr>
+              <w:t>47</w:t>
+            </w:r>
+            <w:r>
+              <w:rPr>
+                <w:noProof/>
+                <w:webHidden/>
+              </w:rPr>
+              <w:fldChar w:fldCharType="end"/>
+            </w:r>
+          </w:hyperlink>
+        </w:p>
+        <w:p>
+          <w:pPr>
+            <w:pStyle w:val="TDC3"/>
+            <w:tabs>
+              <w:tab w:val="left" w:pos="1440"/>
+              <w:tab w:val="right" w:leader="dot" w:pos="9350"/>
+            </w:tabs>
+            <w:rPr>
+              <w:rFonts w:asciiTheme="minorHAnsi" w:eastAsiaTheme="minorEastAsia" w:hAnsiTheme="minorHAnsi" w:cstheme="minorBidi"/>
+              <w:noProof/>
+              <w:lang w:val="es-CO" w:eastAsia="es-CO"/>
+            </w:rPr>
+          </w:pPr>
+          <w:hyperlink w:anchor="_Toc237867278" w:history="1">
+            <w:r>
+              <w:rPr>
+                <w:rStyle w:val="Hipervnculo"/>
+                <w:noProof/>
+              </w:rPr>
+              <w:t>5.2.7</w:t>
+            </w:r>
+            <w:r>
+              <w:rPr>
+                <w:rFonts w:asciiTheme="minorHAnsi" w:eastAsiaTheme="minorEastAsia" w:hAnsiTheme="minorHAnsi" w:cstheme="minorBidi"/>
+                <w:noProof/>
+                <w:lang w:val="es-CO" w:eastAsia="es-CO"/>
+              </w:rPr>
+              <w:tab/>
+            </w:r>
+            <w:r>
+              <w:rPr>
+                <w:rStyle w:val="Hipervnculo"/>
+                <w:noProof/>
+              </w:rPr>
+              <w:t>Compatibility (CMP) NFRs</w:t>
+            </w:r>
+            <w:r>
+              <w:rPr>
+                <w:noProof/>
+                <w:webHidden/>
+              </w:rPr>
+              <w:tab/>
+            </w:r>
+            <w:r>
+              <w:rPr>
+                <w:noProof/>
+                <w:webHidden/>
+              </w:rPr>
+              <w:fldChar w:fldCharType="begin"/>
+            </w:r>
+            <w:r>
+              <w:rPr>
+                <w:noProof/>
+                <w:webHidden/>
+              </w:rPr>
+              <w:instrText xml:space="preserve"> PAGEREF _Toc237867278 \h </w:instrText>
+            </w:r>
+            <w:r>
+              <w:rPr>
+                <w:noProof/>
+                <w:webHidden/>
+              </w:rPr>
+            </w:r>
+            <w:r>
+              <w:rPr>
+                <w:noProof/>
+                <w:webHidden/>
+              </w:rPr>
+              <w:fldChar w:fldCharType="separate"/>
+            </w:r>
+            <w:r>
+              <w:rPr>
+                <w:noProof/>
+                <w:webHidden/>
+              </w:rPr>
+              <w:t>48</w:t>
+            </w:r>
+            <w:r>
+              <w:rPr>
+                <w:noProof/>
                 <w:webHidden/>
               </w:rPr>
               <w:fldChar w:fldCharType="end"/>
@@ -2306,7 +3451,7 @@
         <w:pStyle w:val="Ttulo1"/>
         <w:spacing w:line="360" w:lineRule="auto"/>
       </w:pPr>
-      <w:bookmarkStart w:id="0" w:name="_Toc237865942"/>
+      <w:bookmarkStart w:id="0" w:name="_Toc237867242"/>
       <w:r>
         <w:lastRenderedPageBreak/>
         <w:t>Introduction</w:t>
@@ -2318,7 +3463,7 @@
         <w:pStyle w:val="Ttulo2"/>
         <w:spacing w:line="360" w:lineRule="auto"/>
       </w:pPr>
-      <w:bookmarkStart w:id="1" w:name="_Toc237865943"/>
+      <w:bookmarkStart w:id="1" w:name="_Toc237867243"/>
       <w:r>
         <w:t>Purpose</w:t>
       </w:r>
@@ -2345,7 +3490,7 @@
         <w:pStyle w:val="Ttulo2"/>
         <w:spacing w:line="360" w:lineRule="auto"/>
       </w:pPr>
-      <w:bookmarkStart w:id="2" w:name="_Toc237865944"/>
+      <w:bookmarkStart w:id="2" w:name="_Toc237867244"/>
       <w:r>
         <w:t>Scope</w:t>
       </w:r>
@@ -2396,7 +3541,7 @@
         <w:pStyle w:val="Ttulo2"/>
         <w:spacing w:line="360" w:lineRule="auto"/>
       </w:pPr>
-      <w:bookmarkStart w:id="3" w:name="_Toc237865945"/>
+      <w:bookmarkStart w:id="3" w:name="_Toc237867245"/>
       <w:r>
         <w:lastRenderedPageBreak/>
         <w:t>Intended Audience</w:t>
@@ -2436,7 +3581,7 @@
         <w:pStyle w:val="Ttulo2"/>
         <w:spacing w:line="360" w:lineRule="auto"/>
       </w:pPr>
-      <w:bookmarkStart w:id="4" w:name="_Toc237865946"/>
+      <w:bookmarkStart w:id="4" w:name="_Toc237867246"/>
       <w:r>
         <w:t>Definitions</w:t>
       </w:r>
@@ -2761,7 +3906,7 @@
         <w:pStyle w:val="Ttulo1"/>
         <w:spacing w:line="360" w:lineRule="auto"/>
       </w:pPr>
-      <w:bookmarkStart w:id="5" w:name="_Toc237865947"/>
+      <w:bookmarkStart w:id="5" w:name="_Toc237867247"/>
       <w:r>
         <w:t>Product Overview</w:t>
       </w:r>
@@ -2772,7 +3917,7 @@
         <w:pStyle w:val="Ttulo2"/>
         <w:spacing w:line="360" w:lineRule="auto"/>
       </w:pPr>
-      <w:bookmarkStart w:id="6" w:name="_Toc237865948"/>
+      <w:bookmarkStart w:id="6" w:name="_Toc237867248"/>
       <w:r>
         <w:t>Product Description</w:t>
       </w:r>
@@ -2797,7 +3942,7 @@
         <w:pStyle w:val="Ttulo2"/>
         <w:spacing w:line="360" w:lineRule="auto"/>
       </w:pPr>
-      <w:bookmarkStart w:id="7" w:name="_Toc237865949"/>
+      <w:bookmarkStart w:id="7" w:name="_Toc237867249"/>
       <w:r>
         <w:t>Problem Statement</w:t>
       </w:r>
@@ -2832,7 +3977,7 @@
         <w:pStyle w:val="Ttulo2"/>
         <w:spacing w:line="360" w:lineRule="auto"/>
       </w:pPr>
-      <w:bookmarkStart w:id="8" w:name="_Toc237865950"/>
+      <w:bookmarkStart w:id="8" w:name="_Toc237867250"/>
       <w:r>
         <w:t>Pr</w:t>
       </w:r>
@@ -2946,7 +4091,7 @@
         <w:pStyle w:val="Ttulo2"/>
         <w:spacing w:line="360" w:lineRule="auto"/>
       </w:pPr>
-      <w:bookmarkStart w:id="9" w:name="_Toc237865951"/>
+      <w:bookmarkStart w:id="9" w:name="_Toc237867251"/>
       <w:r>
         <w:t>Target Users</w:t>
       </w:r>
@@ -2973,7 +4118,7 @@
         <w:pStyle w:val="Ttulo2"/>
         <w:spacing w:line="360" w:lineRule="auto"/>
       </w:pPr>
-      <w:bookmarkStart w:id="10" w:name="_Toc237865952"/>
+      <w:bookmarkStart w:id="10" w:name="_Toc237867252"/>
       <w:r>
         <w:t>Product Characteristics</w:t>
       </w:r>
@@ -3075,7 +4220,7 @@
         <w:pStyle w:val="Ttulo1"/>
         <w:spacing w:line="360" w:lineRule="auto"/>
       </w:pPr>
-      <w:bookmarkStart w:id="11" w:name="_Toc237865953"/>
+      <w:bookmarkStart w:id="11" w:name="_Toc237867253"/>
       <w:r>
         <w:t>System Scope</w:t>
       </w:r>
@@ -3086,7 +4231,7 @@
         <w:pStyle w:val="Ttulo2"/>
         <w:spacing w:line="360" w:lineRule="auto"/>
       </w:pPr>
-      <w:bookmarkStart w:id="12" w:name="_Toc237865954"/>
+      <w:bookmarkStart w:id="12" w:name="_Toc237867254"/>
       <w:r>
         <w:t>In Scope</w:t>
       </w:r>
@@ -3331,7 +4476,7 @@
         <w:pStyle w:val="Ttulo2"/>
         <w:spacing w:line="360" w:lineRule="auto"/>
       </w:pPr>
-      <w:bookmarkStart w:id="13" w:name="_Toc237865955"/>
+      <w:bookmarkStart w:id="13" w:name="_Toc237867255"/>
       <w:r>
         <w:t>Out of Scope</w:t>
       </w:r>
@@ -3434,7 +4579,7 @@
         <w:pStyle w:val="Ttulo1"/>
         <w:spacing w:line="360" w:lineRule="auto"/>
       </w:pPr>
-      <w:bookmarkStart w:id="14" w:name="_Toc237865956"/>
+      <w:bookmarkStart w:id="14" w:name="_Toc237867256"/>
       <w:r>
         <w:t>Functional Requirements</w:t>
       </w:r>
@@ -3445,7 +4590,7 @@
         <w:pStyle w:val="Ttulo2"/>
         <w:spacing w:line="360" w:lineRule="auto"/>
       </w:pPr>
-      <w:bookmarkStart w:id="15" w:name="_Toc237865957"/>
+      <w:bookmarkStart w:id="15" w:name="_Toc237867257"/>
       <w:r>
         <w:t>Requirement Specification Format</w:t>
       </w:r>
@@ -3668,7 +4813,7 @@
       <w:pPr>
         <w:pStyle w:val="Ttulo2"/>
       </w:pPr>
-      <w:bookmarkStart w:id="16" w:name="_Toc237865958"/>
+      <w:bookmarkStart w:id="16" w:name="_Toc237867258"/>
       <w:r>
         <w:lastRenderedPageBreak/>
         <w:t>Functional Requirements</w:t>
@@ -3682,7 +4827,7 @@
           <w:lang w:val="en-US"/>
         </w:rPr>
       </w:pPr>
-      <w:bookmarkStart w:id="17" w:name="_Toc237865959"/>
+      <w:bookmarkStart w:id="17" w:name="_Toc237867259"/>
       <w:r>
         <w:rPr>
           <w:lang w:val="en-US"/>
@@ -9707,7 +10852,7 @@
           <w:lang w:val="en-US"/>
         </w:rPr>
       </w:pPr>
-      <w:bookmarkStart w:id="18" w:name="_Toc237865960"/>
+      <w:bookmarkStart w:id="18" w:name="_Toc237867260"/>
       <w:r>
         <w:rPr>
           <w:lang w:val="en-US"/>
@@ -13236,7 +14381,7 @@
           <w:lang w:val="en-US"/>
         </w:rPr>
       </w:pPr>
-      <w:bookmarkStart w:id="19" w:name="_Toc237865961"/>
+      <w:bookmarkStart w:id="19" w:name="_Toc237867261"/>
       <w:r>
         <w:rPr>
           <w:lang w:val="en-US"/>
@@ -16807,7 +17952,15 @@
               <w:jc w:val="center"/>
             </w:pPr>
             <w:r>
-              <w:t>The system shall reject invalid assessment data or operations involving a group that cannot be found.</w:t>
+              <w:t xml:space="preserve">The system shall reject </w:t>
+            </w:r>
+            <w:proofErr w:type="gramStart"/>
+            <w:r>
+              <w:t>invalid assessment</w:t>
+            </w:r>
+            <w:proofErr w:type="gramEnd"/>
+            <w:r>
+              <w:t xml:space="preserve"> data or operations involving a group that cannot be found.</w:t>
             </w:r>
           </w:p>
         </w:tc>
@@ -16839,7 +17992,7 @@
           <w:lang w:val="en-US"/>
         </w:rPr>
       </w:pPr>
-      <w:bookmarkStart w:id="20" w:name="_Toc237865962"/>
+      <w:bookmarkStart w:id="20" w:name="_Toc237867262"/>
       <w:r>
         <w:rPr>
           <w:lang w:val="en-US"/>
@@ -18265,7 +19418,7 @@
           <w:lang w:val="en-US"/>
         </w:rPr>
       </w:pPr>
-      <w:bookmarkStart w:id="21" w:name="_Toc237865963"/>
+      <w:bookmarkStart w:id="21" w:name="_Toc237867263"/>
       <w:r>
         <w:rPr>
           <w:lang w:val="en-US"/>
@@ -19646,7 +20799,7 @@
           <w:lang w:val="en-US"/>
         </w:rPr>
       </w:pPr>
-      <w:bookmarkStart w:id="22" w:name="_Toc237865964"/>
+      <w:bookmarkStart w:id="22" w:name="_Toc237867264"/>
       <w:r>
         <w:rPr>
           <w:lang w:val="en-US"/>
@@ -22626,7 +23779,7 @@
           <w:lang w:val="en-US"/>
         </w:rPr>
       </w:pPr>
-      <w:bookmarkStart w:id="23" w:name="_Toc237865965"/>
+      <w:bookmarkStart w:id="23" w:name="_Toc237867265"/>
       <w:r>
         <w:rPr>
           <w:lang w:val="en-US"/>
@@ -24047,7 +25200,7 @@
           <w:lang w:val="en-US"/>
         </w:rPr>
       </w:pPr>
-      <w:bookmarkStart w:id="24" w:name="_Toc237865966"/>
+      <w:bookmarkStart w:id="24" w:name="_Toc237867266"/>
       <w:r>
         <w:rPr>
           <w:lang w:val="en-US"/>
@@ -25323,7 +26476,7 @@
           <w:lang w:val="en-US"/>
         </w:rPr>
       </w:pPr>
-      <w:bookmarkStart w:id="25" w:name="_Toc237865967"/>
+      <w:bookmarkStart w:id="25" w:name="_Toc237867267"/>
       <w:r>
         <w:rPr>
           <w:lang w:val="en-US"/>
@@ -26640,7 +27793,7 @@
           <w:lang w:val="en-US"/>
         </w:rPr>
       </w:pPr>
-      <w:bookmarkStart w:id="26" w:name="_Toc237865968"/>
+      <w:bookmarkStart w:id="26" w:name="_Toc237867268"/>
       <w:r>
         <w:rPr>
           <w:lang w:val="en-US"/>
@@ -28070,10 +29223,2816 @@
     </w:p>
     <w:p>
       <w:pPr>
+        <w:pStyle w:val="Ttulo1"/>
+      </w:pPr>
+      <w:bookmarkStart w:id="27" w:name="_Toc237867269"/>
+      <w:r>
+        <w:lastRenderedPageBreak/>
+        <w:t>Non-Functional Requirements</w:t>
+      </w:r>
+      <w:bookmarkEnd w:id="27"/>
+    </w:p>
+    <w:p>
+      <w:pPr>
+        <w:pStyle w:val="Ttulo2"/>
+        <w:spacing w:line="360" w:lineRule="auto"/>
+      </w:pPr>
+      <w:bookmarkStart w:id="28" w:name="_Toc237867270"/>
+      <w:r>
+        <w:t>Requirement Specification Format</w:t>
+      </w:r>
+      <w:bookmarkEnd w:id="28"/>
+    </w:p>
+    <w:p>
+      <w:pPr>
+        <w:spacing w:line="360" w:lineRule="auto"/>
+      </w:pPr>
+      <w:r>
+        <w:t xml:space="preserve">Each </w:t>
+      </w:r>
+      <w:r>
+        <w:t>non-</w:t>
+      </w:r>
+      <w:r>
+        <w:t>functional requirement shall be documented using the following fields:</w:t>
+      </w:r>
+    </w:p>
+    <w:p>
+      <w:pPr>
+        <w:pStyle w:val="Prrafodelista"/>
+        <w:numPr>
+          <w:ilvl w:val="0"/>
+          <w:numId w:val="9"/>
+        </w:numPr>
+        <w:spacing w:line="360" w:lineRule="auto"/>
+      </w:pPr>
+      <w:r>
+        <w:rPr>
+          <w:b/>
+          <w:bCs/>
+        </w:rPr>
+        <w:t>ID:</w:t>
+      </w:r>
+      <w:r>
+        <w:t xml:space="preserve"> Unique identifier assigned to the requirement.</w:t>
+      </w:r>
+    </w:p>
+    <w:p>
+      <w:pPr>
+        <w:pStyle w:val="Prrafodelista"/>
+        <w:numPr>
+          <w:ilvl w:val="0"/>
+          <w:numId w:val="9"/>
+        </w:numPr>
+        <w:spacing w:line="360" w:lineRule="auto"/>
+      </w:pPr>
+      <w:r>
+        <w:rPr>
+          <w:b/>
+          <w:bCs/>
+        </w:rPr>
+        <w:t>Name:</w:t>
+      </w:r>
+      <w:r>
+        <w:t xml:space="preserve"> Short name describing the requirement.</w:t>
+      </w:r>
+    </w:p>
+    <w:p>
+      <w:pPr>
+        <w:pStyle w:val="Prrafodelista"/>
+        <w:numPr>
+          <w:ilvl w:val="0"/>
+          <w:numId w:val="9"/>
+        </w:numPr>
+        <w:spacing w:line="360" w:lineRule="auto"/>
+      </w:pPr>
+      <w:r>
+        <w:rPr>
+          <w:b/>
+          <w:bCs/>
+        </w:rPr>
+        <w:t>Description:</w:t>
+      </w:r>
+      <w:r>
+        <w:t xml:space="preserve"> </w:t>
+      </w:r>
+      <w:r>
+        <w:t>Required quality, constraint, or system characteristic</w:t>
+      </w:r>
+      <w:r>
+        <w:t>.</w:t>
+      </w:r>
+    </w:p>
+    <w:p>
+      <w:pPr>
+        <w:pStyle w:val="Prrafodelista"/>
+        <w:numPr>
+          <w:ilvl w:val="0"/>
+          <w:numId w:val="9"/>
+        </w:numPr>
+        <w:spacing w:line="360" w:lineRule="auto"/>
+      </w:pPr>
+      <w:r>
+        <w:rPr>
+          <w:b/>
+          <w:bCs/>
+        </w:rPr>
+        <w:t>Measurement Criteria</w:t>
+      </w:r>
+      <w:r>
+        <w:rPr>
+          <w:b/>
+          <w:bCs/>
+        </w:rPr>
+        <w:t>:</w:t>
+      </w:r>
+      <w:r>
+        <w:t xml:space="preserve"> </w:t>
+      </w:r>
+      <w:r>
+        <w:t>How compliance can be verified</w:t>
+      </w:r>
+      <w:r>
+        <w:t>.</w:t>
+      </w:r>
+    </w:p>
+    <w:p>
+      <w:pPr>
+        <w:pStyle w:val="Ttulo2"/>
+      </w:pPr>
+      <w:bookmarkStart w:id="29" w:name="_Toc237867271"/>
+      <w:r>
+        <w:t>Non-Functional Requirements</w:t>
+      </w:r>
+      <w:r>
+        <w:t xml:space="preserve"> (NFRs)</w:t>
+      </w:r>
+      <w:bookmarkEnd w:id="29"/>
+    </w:p>
+    <w:p>
+      <w:pPr>
+        <w:pStyle w:val="Ttulo3"/>
+        <w:rPr>
+          <w:lang w:val="en-US"/>
+        </w:rPr>
+      </w:pPr>
+      <w:bookmarkStart w:id="30" w:name="_Toc237867272"/>
+      <w:r>
+        <w:rPr>
+          <w:lang w:val="en-US"/>
+        </w:rPr>
+        <w:t>Performance (PER) NFRs</w:t>
+      </w:r>
+      <w:bookmarkEnd w:id="30"/>
+    </w:p>
+    <w:tbl>
+      <w:tblPr>
+        <w:tblStyle w:val="Tablaconcuadrcula"/>
+        <w:tblW w:w="0" w:type="auto"/>
+        <w:tblLook w:val="04A0" w:firstRow="1" w:lastRow="0" w:firstColumn="1" w:lastColumn="0" w:noHBand="0" w:noVBand="1"/>
+      </w:tblPr>
+      <w:tblGrid>
+        <w:gridCol w:w="4675"/>
+        <w:gridCol w:w="4675"/>
+      </w:tblGrid>
+      <w:tr>
+        <w:trPr>
+          <w:trHeight w:val="563"/>
+        </w:trPr>
+        <w:tc>
+          <w:tcPr>
+            <w:tcW w:w="4675" w:type="dxa"/>
+            <w:shd w:val="clear" w:color="auto" w:fill="153D63" w:themeFill="text2" w:themeFillTint="E6"/>
+            <w:vAlign w:val="center"/>
+          </w:tcPr>
+          <w:p>
+            <w:pPr>
+              <w:jc w:val="center"/>
+              <w:rPr>
+                <w:b/>
+                <w:bCs/>
+              </w:rPr>
+            </w:pPr>
+            <w:r>
+              <w:rPr>
+                <w:b/>
+                <w:bCs/>
+              </w:rPr>
+              <w:t>ID</w:t>
+            </w:r>
+            <w:r>
+              <w:rPr>
+                <w:b/>
+                <w:bCs/>
+              </w:rPr>
+              <w:t xml:space="preserve"> &amp; NAME</w:t>
+            </w:r>
+          </w:p>
+        </w:tc>
+        <w:tc>
+          <w:tcPr>
+            <w:tcW w:w="4675" w:type="dxa"/>
+            <w:vAlign w:val="center"/>
+          </w:tcPr>
+          <w:p>
+            <w:pPr>
+              <w:jc w:val="center"/>
+            </w:pPr>
+            <w:r>
+              <w:t>N</w:t>
+            </w:r>
+            <w:r>
+              <w:t>FR</w:t>
+            </w:r>
+            <w:r>
+              <w:t>-PER-01 – Response Time</w:t>
+            </w:r>
+          </w:p>
+        </w:tc>
+      </w:tr>
+      <w:tr>
+        <w:trPr>
+          <w:trHeight w:val="982"/>
+        </w:trPr>
+        <w:tc>
+          <w:tcPr>
+            <w:tcW w:w="4675" w:type="dxa"/>
+            <w:shd w:val="clear" w:color="auto" w:fill="153D63" w:themeFill="text2" w:themeFillTint="E6"/>
+            <w:vAlign w:val="center"/>
+          </w:tcPr>
+          <w:p>
+            <w:pPr>
+              <w:jc w:val="center"/>
+              <w:rPr>
+                <w:b/>
+                <w:bCs/>
+              </w:rPr>
+            </w:pPr>
+            <w:r>
+              <w:rPr>
+                <w:b/>
+                <w:bCs/>
+              </w:rPr>
+              <w:t>DESCRIPTION</w:t>
+            </w:r>
+          </w:p>
+        </w:tc>
+        <w:tc>
+          <w:tcPr>
+            <w:tcW w:w="4675" w:type="dxa"/>
+            <w:vAlign w:val="center"/>
+          </w:tcPr>
+          <w:p>
+            <w:pPr>
+              <w:jc w:val="center"/>
+            </w:pPr>
+            <w:r>
+              <w:t>The system shall respond to standard user operations within 2 seconds under normal operating conditions.</w:t>
+            </w:r>
+          </w:p>
+        </w:tc>
+      </w:tr>
+      <w:tr>
+        <w:trPr>
+          <w:trHeight w:val="551"/>
+        </w:trPr>
+        <w:tc>
+          <w:tcPr>
+            <w:tcW w:w="4675" w:type="dxa"/>
+            <w:shd w:val="clear" w:color="auto" w:fill="153D63" w:themeFill="text2" w:themeFillTint="E6"/>
+            <w:vAlign w:val="center"/>
+          </w:tcPr>
+          <w:p>
+            <w:pPr>
+              <w:jc w:val="center"/>
+              <w:rPr>
+                <w:b/>
+                <w:bCs/>
+              </w:rPr>
+            </w:pPr>
+            <w:r>
+              <w:rPr>
+                <w:b/>
+                <w:bCs/>
+              </w:rPr>
+              <w:t>MEASUREMENT CRITERIA</w:t>
+            </w:r>
+          </w:p>
+        </w:tc>
+        <w:tc>
+          <w:tcPr>
+            <w:tcW w:w="4675" w:type="dxa"/>
+            <w:vAlign w:val="center"/>
+          </w:tcPr>
+          <w:p>
+            <w:pPr>
+              <w:jc w:val="center"/>
+            </w:pPr>
+            <w:r>
+              <w:t>At least 95% of standard operations shall receive a response within 2 seconds under normal operating conditions.</w:t>
+            </w:r>
+          </w:p>
+        </w:tc>
+      </w:tr>
+    </w:tbl>
+    <w:p/>
+    <w:tbl>
+      <w:tblPr>
+        <w:tblStyle w:val="Tablaconcuadrcula"/>
+        <w:tblW w:w="0" w:type="auto"/>
+        <w:tblLook w:val="04A0" w:firstRow="1" w:lastRow="0" w:firstColumn="1" w:lastColumn="0" w:noHBand="0" w:noVBand="1"/>
+      </w:tblPr>
+      <w:tblGrid>
+        <w:gridCol w:w="4675"/>
+        <w:gridCol w:w="4675"/>
+      </w:tblGrid>
+      <w:tr>
+        <w:trPr>
+          <w:trHeight w:val="563"/>
+        </w:trPr>
+        <w:tc>
+          <w:tcPr>
+            <w:tcW w:w="4675" w:type="dxa"/>
+            <w:shd w:val="clear" w:color="auto" w:fill="153D63" w:themeFill="text2" w:themeFillTint="E6"/>
+            <w:vAlign w:val="center"/>
+          </w:tcPr>
+          <w:p>
+            <w:pPr>
+              <w:jc w:val="center"/>
+              <w:rPr>
+                <w:b/>
+                <w:bCs/>
+              </w:rPr>
+            </w:pPr>
+            <w:r>
+              <w:rPr>
+                <w:b/>
+                <w:bCs/>
+              </w:rPr>
+              <w:t>ID &amp; NAME</w:t>
+            </w:r>
+          </w:p>
+        </w:tc>
+        <w:tc>
+          <w:tcPr>
+            <w:tcW w:w="4675" w:type="dxa"/>
+            <w:vAlign w:val="center"/>
+          </w:tcPr>
+          <w:p>
+            <w:pPr>
+              <w:jc w:val="center"/>
+            </w:pPr>
+            <w:r>
+              <w:t>N</w:t>
+            </w:r>
+            <w:r>
+              <w:t>FR</w:t>
+            </w:r>
+            <w:r>
+              <w:t>-PER-0</w:t>
+            </w:r>
+            <w:r>
+              <w:t>2</w:t>
+            </w:r>
+            <w:r>
+              <w:t xml:space="preserve"> – </w:t>
+            </w:r>
+            <w:r>
+              <w:t>Calculation Performance</w:t>
+            </w:r>
+          </w:p>
+        </w:tc>
+      </w:tr>
+      <w:tr>
+        <w:trPr>
+          <w:trHeight w:val="982"/>
+        </w:trPr>
+        <w:tc>
+          <w:tcPr>
+            <w:tcW w:w="4675" w:type="dxa"/>
+            <w:shd w:val="clear" w:color="auto" w:fill="153D63" w:themeFill="text2" w:themeFillTint="E6"/>
+            <w:vAlign w:val="center"/>
+          </w:tcPr>
+          <w:p>
+            <w:pPr>
+              <w:jc w:val="center"/>
+              <w:rPr>
+                <w:b/>
+                <w:bCs/>
+              </w:rPr>
+            </w:pPr>
+            <w:r>
+              <w:rPr>
+                <w:b/>
+                <w:bCs/>
+              </w:rPr>
+              <w:t>DESCRIPTION</w:t>
+            </w:r>
+          </w:p>
+        </w:tc>
+        <w:tc>
+          <w:tcPr>
+            <w:tcW w:w="4675" w:type="dxa"/>
+            <w:vAlign w:val="center"/>
+          </w:tcPr>
+          <w:p>
+            <w:pPr>
+              <w:jc w:val="center"/>
+            </w:pPr>
+            <w:r>
+              <w:t>The system shall perform grade calculations, projections, and related academic calculations without causing noticeable delays during normal use.</w:t>
+            </w:r>
+          </w:p>
+        </w:tc>
+      </w:tr>
+      <w:tr>
+        <w:trPr>
+          <w:trHeight w:val="551"/>
+        </w:trPr>
+        <w:tc>
+          <w:tcPr>
+            <w:tcW w:w="4675" w:type="dxa"/>
+            <w:shd w:val="clear" w:color="auto" w:fill="153D63" w:themeFill="text2" w:themeFillTint="E6"/>
+            <w:vAlign w:val="center"/>
+          </w:tcPr>
+          <w:p>
+            <w:pPr>
+              <w:jc w:val="center"/>
+              <w:rPr>
+                <w:b/>
+                <w:bCs/>
+              </w:rPr>
+            </w:pPr>
+            <w:r>
+              <w:rPr>
+                <w:b/>
+                <w:bCs/>
+              </w:rPr>
+              <w:t>MEASUREMENT CRITERIA</w:t>
+            </w:r>
+          </w:p>
+        </w:tc>
+        <w:tc>
+          <w:tcPr>
+            <w:tcW w:w="4675" w:type="dxa"/>
+            <w:vAlign w:val="center"/>
+          </w:tcPr>
+          <w:p>
+            <w:pPr>
+              <w:jc w:val="center"/>
+            </w:pPr>
+            <w:r>
+              <w:t>Grade calculations and projections shall be completed within 1 second for an academic period containing up to 20 subjects and 50 assessment components per subject.</w:t>
+            </w:r>
+          </w:p>
+        </w:tc>
+      </w:tr>
+    </w:tbl>
+    <w:p/>
+    <w:p>
+      <w:r>
+        <w:br w:type="page"/>
+      </w:r>
+    </w:p>
+    <w:p>
+      <w:pPr>
+        <w:pStyle w:val="Ttulo3"/>
+      </w:pPr>
+      <w:bookmarkStart w:id="31" w:name="_Toc237867273"/>
+      <w:r>
+        <w:lastRenderedPageBreak/>
+        <w:t>Security (SEC) NFRs</w:t>
+      </w:r>
+      <w:bookmarkEnd w:id="31"/>
+    </w:p>
+    <w:tbl>
+      <w:tblPr>
+        <w:tblStyle w:val="Tablaconcuadrcula"/>
+        <w:tblW w:w="0" w:type="auto"/>
+        <w:tblLook w:val="04A0" w:firstRow="1" w:lastRow="0" w:firstColumn="1" w:lastColumn="0" w:noHBand="0" w:noVBand="1"/>
+      </w:tblPr>
+      <w:tblGrid>
+        <w:gridCol w:w="4675"/>
+        <w:gridCol w:w="4675"/>
+      </w:tblGrid>
+      <w:tr>
+        <w:trPr>
+          <w:trHeight w:val="563"/>
+        </w:trPr>
+        <w:tc>
+          <w:tcPr>
+            <w:tcW w:w="4675" w:type="dxa"/>
+            <w:shd w:val="clear" w:color="auto" w:fill="153D63" w:themeFill="text2" w:themeFillTint="E6"/>
+            <w:vAlign w:val="center"/>
+          </w:tcPr>
+          <w:p>
+            <w:pPr>
+              <w:jc w:val="center"/>
+              <w:rPr>
+                <w:b/>
+                <w:bCs/>
+              </w:rPr>
+            </w:pPr>
+            <w:r>
+              <w:rPr>
+                <w:b/>
+                <w:bCs/>
+              </w:rPr>
+              <w:t>ID &amp; NAME</w:t>
+            </w:r>
+          </w:p>
+        </w:tc>
+        <w:tc>
+          <w:tcPr>
+            <w:tcW w:w="4675" w:type="dxa"/>
+            <w:vAlign w:val="center"/>
+          </w:tcPr>
+          <w:p>
+            <w:pPr>
+              <w:jc w:val="center"/>
+            </w:pPr>
+            <w:r>
+              <w:t>N</w:t>
+            </w:r>
+            <w:r>
+              <w:t>FR</w:t>
+            </w:r>
+            <w:r>
+              <w:t>-</w:t>
+            </w:r>
+            <w:r>
+              <w:t>SEC</w:t>
+            </w:r>
+            <w:r>
+              <w:t xml:space="preserve">-01 – </w:t>
+            </w:r>
+            <w:r>
+              <w:t>Authentication Security</w:t>
+            </w:r>
+          </w:p>
+        </w:tc>
+      </w:tr>
+      <w:tr>
+        <w:trPr>
+          <w:trHeight w:val="982"/>
+        </w:trPr>
+        <w:tc>
+          <w:tcPr>
+            <w:tcW w:w="4675" w:type="dxa"/>
+            <w:shd w:val="clear" w:color="auto" w:fill="153D63" w:themeFill="text2" w:themeFillTint="E6"/>
+            <w:vAlign w:val="center"/>
+          </w:tcPr>
+          <w:p>
+            <w:pPr>
+              <w:jc w:val="center"/>
+              <w:rPr>
+                <w:b/>
+                <w:bCs/>
+              </w:rPr>
+            </w:pPr>
+            <w:r>
+              <w:rPr>
+                <w:b/>
+                <w:bCs/>
+              </w:rPr>
+              <w:t>DESCRIPTION</w:t>
+            </w:r>
+          </w:p>
+        </w:tc>
+        <w:tc>
+          <w:tcPr>
+            <w:tcW w:w="4675" w:type="dxa"/>
+            <w:vAlign w:val="center"/>
+          </w:tcPr>
+          <w:p>
+            <w:pPr>
+              <w:jc w:val="center"/>
+            </w:pPr>
+            <w:r>
+              <w:t>The system shall protect user authentication credentials from unauthorized access.</w:t>
+            </w:r>
+          </w:p>
+        </w:tc>
+      </w:tr>
+      <w:tr>
+        <w:trPr>
+          <w:trHeight w:val="551"/>
+        </w:trPr>
+        <w:tc>
+          <w:tcPr>
+            <w:tcW w:w="4675" w:type="dxa"/>
+            <w:shd w:val="clear" w:color="auto" w:fill="153D63" w:themeFill="text2" w:themeFillTint="E6"/>
+            <w:vAlign w:val="center"/>
+          </w:tcPr>
+          <w:p>
+            <w:pPr>
+              <w:jc w:val="center"/>
+              <w:rPr>
+                <w:b/>
+                <w:bCs/>
+              </w:rPr>
+            </w:pPr>
+            <w:r>
+              <w:rPr>
+                <w:b/>
+                <w:bCs/>
+              </w:rPr>
+              <w:t>MEASUREMENT CRITERIA</w:t>
+            </w:r>
+          </w:p>
+        </w:tc>
+        <w:tc>
+          <w:tcPr>
+            <w:tcW w:w="4675" w:type="dxa"/>
+            <w:vAlign w:val="center"/>
+          </w:tcPr>
+          <w:p>
+            <w:pPr>
+              <w:jc w:val="center"/>
+            </w:pPr>
+            <w:r>
+              <w:t>User passwords shall be stored using a secure, one-way password-hashing mechanism and shall never be stored as plaintext.</w:t>
+            </w:r>
+          </w:p>
+        </w:tc>
+      </w:tr>
+    </w:tbl>
+    <w:p>
+      <w:pPr>
         <w:rPr>
           <w:lang w:val="es-ES"/>
         </w:rPr>
       </w:pPr>
+    </w:p>
+    <w:tbl>
+      <w:tblPr>
+        <w:tblStyle w:val="Tablaconcuadrcula"/>
+        <w:tblW w:w="0" w:type="auto"/>
+        <w:tblLook w:val="04A0" w:firstRow="1" w:lastRow="0" w:firstColumn="1" w:lastColumn="0" w:noHBand="0" w:noVBand="1"/>
+      </w:tblPr>
+      <w:tblGrid>
+        <w:gridCol w:w="4675"/>
+        <w:gridCol w:w="4675"/>
+      </w:tblGrid>
+      <w:tr>
+        <w:trPr>
+          <w:trHeight w:val="563"/>
+        </w:trPr>
+        <w:tc>
+          <w:tcPr>
+            <w:tcW w:w="4675" w:type="dxa"/>
+            <w:shd w:val="clear" w:color="auto" w:fill="153D63" w:themeFill="text2" w:themeFillTint="E6"/>
+            <w:vAlign w:val="center"/>
+          </w:tcPr>
+          <w:p>
+            <w:pPr>
+              <w:jc w:val="center"/>
+              <w:rPr>
+                <w:b/>
+                <w:bCs/>
+              </w:rPr>
+            </w:pPr>
+            <w:r>
+              <w:rPr>
+                <w:b/>
+                <w:bCs/>
+              </w:rPr>
+              <w:t>ID &amp; NAME</w:t>
+            </w:r>
+          </w:p>
+        </w:tc>
+        <w:tc>
+          <w:tcPr>
+            <w:tcW w:w="4675" w:type="dxa"/>
+            <w:vAlign w:val="center"/>
+          </w:tcPr>
+          <w:p>
+            <w:pPr>
+              <w:jc w:val="center"/>
+            </w:pPr>
+            <w:r>
+              <w:t>N</w:t>
+            </w:r>
+            <w:r>
+              <w:t>FR</w:t>
+            </w:r>
+            <w:r>
+              <w:t>-</w:t>
+            </w:r>
+            <w:r>
+              <w:t>SEC</w:t>
+            </w:r>
+            <w:r>
+              <w:t>-0</w:t>
+            </w:r>
+            <w:r>
+              <w:t>2</w:t>
+            </w:r>
+            <w:r>
+              <w:t xml:space="preserve"> – </w:t>
+            </w:r>
+            <w:r>
+              <w:t>User Data Isolation</w:t>
+            </w:r>
+          </w:p>
+        </w:tc>
+      </w:tr>
+      <w:tr>
+        <w:trPr>
+          <w:trHeight w:val="982"/>
+        </w:trPr>
+        <w:tc>
+          <w:tcPr>
+            <w:tcW w:w="4675" w:type="dxa"/>
+            <w:shd w:val="clear" w:color="auto" w:fill="153D63" w:themeFill="text2" w:themeFillTint="E6"/>
+            <w:vAlign w:val="center"/>
+          </w:tcPr>
+          <w:p>
+            <w:pPr>
+              <w:jc w:val="center"/>
+              <w:rPr>
+                <w:b/>
+                <w:bCs/>
+              </w:rPr>
+            </w:pPr>
+            <w:r>
+              <w:rPr>
+                <w:b/>
+                <w:bCs/>
+              </w:rPr>
+              <w:t>DESCRIPTION</w:t>
+            </w:r>
+          </w:p>
+        </w:tc>
+        <w:tc>
+          <w:tcPr>
+            <w:tcW w:w="4675" w:type="dxa"/>
+            <w:vAlign w:val="center"/>
+          </w:tcPr>
+          <w:p>
+            <w:pPr>
+              <w:jc w:val="center"/>
+            </w:pPr>
+            <w:r>
+              <w:t>The system shall prevent users from accessing or modifying academic information belonging to other users.</w:t>
+            </w:r>
+          </w:p>
+        </w:tc>
+      </w:tr>
+      <w:tr>
+        <w:trPr>
+          <w:trHeight w:val="551"/>
+        </w:trPr>
+        <w:tc>
+          <w:tcPr>
+            <w:tcW w:w="4675" w:type="dxa"/>
+            <w:shd w:val="clear" w:color="auto" w:fill="153D63" w:themeFill="text2" w:themeFillTint="E6"/>
+            <w:vAlign w:val="center"/>
+          </w:tcPr>
+          <w:p>
+            <w:pPr>
+              <w:jc w:val="center"/>
+              <w:rPr>
+                <w:b/>
+                <w:bCs/>
+              </w:rPr>
+            </w:pPr>
+            <w:r>
+              <w:rPr>
+                <w:b/>
+                <w:bCs/>
+              </w:rPr>
+              <w:t>MEASUREMENT CRITERIA</w:t>
+            </w:r>
+          </w:p>
+        </w:tc>
+        <w:tc>
+          <w:tcPr>
+            <w:tcW w:w="4675" w:type="dxa"/>
+            <w:vAlign w:val="center"/>
+          </w:tcPr>
+          <w:p>
+            <w:pPr>
+              <w:jc w:val="center"/>
+            </w:pPr>
+            <w:r>
+              <w:t>Requests attempting to access or modify resources belonging to another user shall be rejected.</w:t>
+            </w:r>
+          </w:p>
+        </w:tc>
+      </w:tr>
+    </w:tbl>
+    <w:p>
+      <w:pPr>
+        <w:rPr>
+          <w:lang w:val="es-ES"/>
+        </w:rPr>
+      </w:pPr>
+    </w:p>
+    <w:tbl>
+      <w:tblPr>
+        <w:tblStyle w:val="Tablaconcuadrcula"/>
+        <w:tblW w:w="0" w:type="auto"/>
+        <w:tblLook w:val="04A0" w:firstRow="1" w:lastRow="0" w:firstColumn="1" w:lastColumn="0" w:noHBand="0" w:noVBand="1"/>
+      </w:tblPr>
+      <w:tblGrid>
+        <w:gridCol w:w="4675"/>
+        <w:gridCol w:w="4675"/>
+      </w:tblGrid>
+      <w:tr>
+        <w:trPr>
+          <w:trHeight w:val="563"/>
+        </w:trPr>
+        <w:tc>
+          <w:tcPr>
+            <w:tcW w:w="4675" w:type="dxa"/>
+            <w:shd w:val="clear" w:color="auto" w:fill="153D63" w:themeFill="text2" w:themeFillTint="E6"/>
+            <w:vAlign w:val="center"/>
+          </w:tcPr>
+          <w:p>
+            <w:pPr>
+              <w:jc w:val="center"/>
+              <w:rPr>
+                <w:b/>
+                <w:bCs/>
+              </w:rPr>
+            </w:pPr>
+            <w:r>
+              <w:rPr>
+                <w:b/>
+                <w:bCs/>
+              </w:rPr>
+              <w:t>ID &amp; NAME</w:t>
+            </w:r>
+          </w:p>
+        </w:tc>
+        <w:tc>
+          <w:tcPr>
+            <w:tcW w:w="4675" w:type="dxa"/>
+            <w:vAlign w:val="center"/>
+          </w:tcPr>
+          <w:p>
+            <w:pPr>
+              <w:jc w:val="center"/>
+            </w:pPr>
+            <w:r>
+              <w:t>N</w:t>
+            </w:r>
+            <w:r>
+              <w:t>FR</w:t>
+            </w:r>
+            <w:r>
+              <w:t>-</w:t>
+            </w:r>
+            <w:r>
+              <w:t>SEC</w:t>
+            </w:r>
+            <w:r>
+              <w:t>-0</w:t>
+            </w:r>
+            <w:r>
+              <w:t>3</w:t>
+            </w:r>
+            <w:r>
+              <w:t xml:space="preserve"> – </w:t>
+            </w:r>
+            <w:r>
+              <w:t>Session Security</w:t>
+            </w:r>
+          </w:p>
+        </w:tc>
+      </w:tr>
+      <w:tr>
+        <w:trPr>
+          <w:trHeight w:val="982"/>
+        </w:trPr>
+        <w:tc>
+          <w:tcPr>
+            <w:tcW w:w="4675" w:type="dxa"/>
+            <w:shd w:val="clear" w:color="auto" w:fill="153D63" w:themeFill="text2" w:themeFillTint="E6"/>
+            <w:vAlign w:val="center"/>
+          </w:tcPr>
+          <w:p>
+            <w:pPr>
+              <w:jc w:val="center"/>
+              <w:rPr>
+                <w:b/>
+                <w:bCs/>
+              </w:rPr>
+            </w:pPr>
+            <w:r>
+              <w:rPr>
+                <w:b/>
+                <w:bCs/>
+              </w:rPr>
+              <w:t>DESCRIPTION</w:t>
+            </w:r>
+          </w:p>
+        </w:tc>
+        <w:tc>
+          <w:tcPr>
+            <w:tcW w:w="4675" w:type="dxa"/>
+            <w:vAlign w:val="center"/>
+          </w:tcPr>
+          <w:p>
+            <w:pPr>
+              <w:jc w:val="center"/>
+            </w:pPr>
+            <w:r>
+              <w:t>The system shall protect authenticated user sessions from unauthorized use.</w:t>
+            </w:r>
+          </w:p>
+        </w:tc>
+      </w:tr>
+      <w:tr>
+        <w:trPr>
+          <w:trHeight w:val="551"/>
+        </w:trPr>
+        <w:tc>
+          <w:tcPr>
+            <w:tcW w:w="4675" w:type="dxa"/>
+            <w:shd w:val="clear" w:color="auto" w:fill="153D63" w:themeFill="text2" w:themeFillTint="E6"/>
+            <w:vAlign w:val="center"/>
+          </w:tcPr>
+          <w:p>
+            <w:pPr>
+              <w:jc w:val="center"/>
+              <w:rPr>
+                <w:b/>
+                <w:bCs/>
+              </w:rPr>
+            </w:pPr>
+            <w:r>
+              <w:rPr>
+                <w:b/>
+                <w:bCs/>
+              </w:rPr>
+              <w:t>MEASUREMENT CRITERIA</w:t>
+            </w:r>
+          </w:p>
+        </w:tc>
+        <w:tc>
+          <w:tcPr>
+            <w:tcW w:w="4675" w:type="dxa"/>
+            <w:vAlign w:val="center"/>
+          </w:tcPr>
+          <w:p>
+            <w:pPr>
+              <w:jc w:val="center"/>
+            </w:pPr>
+            <w:r>
+              <w:t>Authenticated sessions shall use secure session-management mechanisms, and unauthenticated users shall not be able to access protected academic data.</w:t>
+            </w:r>
+          </w:p>
+        </w:tc>
+      </w:tr>
+    </w:tbl>
+    <w:p>
+      <w:pPr>
+        <w:rPr>
+          <w:lang w:val="es-ES"/>
+        </w:rPr>
+      </w:pPr>
+    </w:p>
+    <w:p>
+      <w:pPr>
+        <w:rPr>
+          <w:lang w:val="es-ES"/>
+        </w:rPr>
+      </w:pPr>
+      <w:r>
+        <w:rPr>
+          <w:lang w:val="es-ES"/>
+        </w:rPr>
+        <w:br w:type="page"/>
+      </w:r>
+    </w:p>
+    <w:p>
+      <w:pPr>
+        <w:pStyle w:val="Ttulo3"/>
+      </w:pPr>
+      <w:bookmarkStart w:id="32" w:name="_Toc237867274"/>
+      <w:proofErr w:type="spellStart"/>
+      <w:r>
+        <w:lastRenderedPageBreak/>
+        <w:t>Usability</w:t>
+      </w:r>
+      <w:proofErr w:type="spellEnd"/>
+      <w:r>
+        <w:t xml:space="preserve"> and </w:t>
+      </w:r>
+      <w:proofErr w:type="spellStart"/>
+      <w:r>
+        <w:t>Accessibility</w:t>
+      </w:r>
+      <w:proofErr w:type="spellEnd"/>
+      <w:r>
+        <w:t xml:space="preserve"> (USA) NFRs</w:t>
+      </w:r>
+      <w:bookmarkEnd w:id="32"/>
+    </w:p>
+    <w:tbl>
+      <w:tblPr>
+        <w:tblStyle w:val="Tablaconcuadrcula"/>
+        <w:tblW w:w="0" w:type="auto"/>
+        <w:tblLook w:val="04A0" w:firstRow="1" w:lastRow="0" w:firstColumn="1" w:lastColumn="0" w:noHBand="0" w:noVBand="1"/>
+      </w:tblPr>
+      <w:tblGrid>
+        <w:gridCol w:w="4675"/>
+        <w:gridCol w:w="4675"/>
+      </w:tblGrid>
+      <w:tr>
+        <w:trPr>
+          <w:trHeight w:val="563"/>
+        </w:trPr>
+        <w:tc>
+          <w:tcPr>
+            <w:tcW w:w="4675" w:type="dxa"/>
+            <w:shd w:val="clear" w:color="auto" w:fill="153D63" w:themeFill="text2" w:themeFillTint="E6"/>
+            <w:vAlign w:val="center"/>
+          </w:tcPr>
+          <w:p>
+            <w:pPr>
+              <w:jc w:val="center"/>
+              <w:rPr>
+                <w:b/>
+                <w:bCs/>
+              </w:rPr>
+            </w:pPr>
+            <w:r>
+              <w:rPr>
+                <w:b/>
+                <w:bCs/>
+              </w:rPr>
+              <w:t>ID &amp; NAME</w:t>
+            </w:r>
+          </w:p>
+        </w:tc>
+        <w:tc>
+          <w:tcPr>
+            <w:tcW w:w="4675" w:type="dxa"/>
+            <w:vAlign w:val="center"/>
+          </w:tcPr>
+          <w:p>
+            <w:pPr>
+              <w:jc w:val="center"/>
+            </w:pPr>
+            <w:r>
+              <w:t>N</w:t>
+            </w:r>
+            <w:r>
+              <w:t>FR</w:t>
+            </w:r>
+            <w:r>
+              <w:t>-</w:t>
+            </w:r>
+            <w:r>
+              <w:t>USA</w:t>
+            </w:r>
+            <w:r>
+              <w:t>-0</w:t>
+            </w:r>
+            <w:r>
+              <w:t>1</w:t>
+            </w:r>
+            <w:r>
+              <w:t xml:space="preserve"> – </w:t>
+            </w:r>
+            <w:r>
+              <w:t>Ease of Use</w:t>
+            </w:r>
+          </w:p>
+        </w:tc>
+      </w:tr>
+      <w:tr>
+        <w:trPr>
+          <w:trHeight w:val="982"/>
+        </w:trPr>
+        <w:tc>
+          <w:tcPr>
+            <w:tcW w:w="4675" w:type="dxa"/>
+            <w:shd w:val="clear" w:color="auto" w:fill="153D63" w:themeFill="text2" w:themeFillTint="E6"/>
+            <w:vAlign w:val="center"/>
+          </w:tcPr>
+          <w:p>
+            <w:pPr>
+              <w:jc w:val="center"/>
+              <w:rPr>
+                <w:b/>
+                <w:bCs/>
+              </w:rPr>
+            </w:pPr>
+            <w:r>
+              <w:rPr>
+                <w:b/>
+                <w:bCs/>
+              </w:rPr>
+              <w:t>DESCRIPTION</w:t>
+            </w:r>
+          </w:p>
+        </w:tc>
+        <w:tc>
+          <w:tcPr>
+            <w:tcW w:w="4675" w:type="dxa"/>
+            <w:vAlign w:val="center"/>
+          </w:tcPr>
+          <w:p>
+            <w:pPr>
+              <w:jc w:val="center"/>
+            </w:pPr>
+            <w:r>
+              <w:t>The system shall provide an intuitive interface that allows users to manage their academic information without requiring technical knowledge.</w:t>
+            </w:r>
+          </w:p>
+        </w:tc>
+      </w:tr>
+      <w:tr>
+        <w:trPr>
+          <w:trHeight w:val="551"/>
+        </w:trPr>
+        <w:tc>
+          <w:tcPr>
+            <w:tcW w:w="4675" w:type="dxa"/>
+            <w:shd w:val="clear" w:color="auto" w:fill="153D63" w:themeFill="text2" w:themeFillTint="E6"/>
+            <w:vAlign w:val="center"/>
+          </w:tcPr>
+          <w:p>
+            <w:pPr>
+              <w:jc w:val="center"/>
+              <w:rPr>
+                <w:b/>
+                <w:bCs/>
+              </w:rPr>
+            </w:pPr>
+            <w:r>
+              <w:rPr>
+                <w:b/>
+                <w:bCs/>
+              </w:rPr>
+              <w:t>MEASUREMENT CRITERIA</w:t>
+            </w:r>
+          </w:p>
+        </w:tc>
+        <w:tc>
+          <w:tcPr>
+            <w:tcW w:w="4675" w:type="dxa"/>
+            <w:vAlign w:val="center"/>
+          </w:tcPr>
+          <w:p>
+            <w:pPr>
+              <w:jc w:val="center"/>
+            </w:pPr>
+            <w:r>
+              <w:t>A new user shall be able to create an academic period, add a subject, and register an assessment and grade using the interface without requiring developer assistance.</w:t>
+            </w:r>
+          </w:p>
+        </w:tc>
+      </w:tr>
+    </w:tbl>
+    <w:p>
+      <w:pPr>
+        <w:rPr>
+          <w:lang w:val="es-ES"/>
+        </w:rPr>
+      </w:pPr>
+    </w:p>
+    <w:tbl>
+      <w:tblPr>
+        <w:tblStyle w:val="Tablaconcuadrcula"/>
+        <w:tblW w:w="0" w:type="auto"/>
+        <w:tblLook w:val="04A0" w:firstRow="1" w:lastRow="0" w:firstColumn="1" w:lastColumn="0" w:noHBand="0" w:noVBand="1"/>
+      </w:tblPr>
+      <w:tblGrid>
+        <w:gridCol w:w="4675"/>
+        <w:gridCol w:w="4675"/>
+      </w:tblGrid>
+      <w:tr>
+        <w:trPr>
+          <w:trHeight w:val="563"/>
+        </w:trPr>
+        <w:tc>
+          <w:tcPr>
+            <w:tcW w:w="4675" w:type="dxa"/>
+            <w:shd w:val="clear" w:color="auto" w:fill="153D63" w:themeFill="text2" w:themeFillTint="E6"/>
+            <w:vAlign w:val="center"/>
+          </w:tcPr>
+          <w:p>
+            <w:pPr>
+              <w:jc w:val="center"/>
+              <w:rPr>
+                <w:b/>
+                <w:bCs/>
+              </w:rPr>
+            </w:pPr>
+            <w:r>
+              <w:rPr>
+                <w:b/>
+                <w:bCs/>
+              </w:rPr>
+              <w:t>ID &amp; NAME</w:t>
+            </w:r>
+          </w:p>
+        </w:tc>
+        <w:tc>
+          <w:tcPr>
+            <w:tcW w:w="4675" w:type="dxa"/>
+            <w:vAlign w:val="center"/>
+          </w:tcPr>
+          <w:p>
+            <w:pPr>
+              <w:jc w:val="center"/>
+            </w:pPr>
+            <w:r>
+              <w:t>N</w:t>
+            </w:r>
+            <w:r>
+              <w:t>FR</w:t>
+            </w:r>
+            <w:r>
+              <w:t>-</w:t>
+            </w:r>
+            <w:r>
+              <w:t>USA</w:t>
+            </w:r>
+            <w:r>
+              <w:t>-0</w:t>
+            </w:r>
+            <w:r>
+              <w:t>2</w:t>
+            </w:r>
+            <w:r>
+              <w:t xml:space="preserve"> – </w:t>
+            </w:r>
+            <w:r>
+              <w:t>Accessibility</w:t>
+            </w:r>
+          </w:p>
+        </w:tc>
+      </w:tr>
+      <w:tr>
+        <w:trPr>
+          <w:trHeight w:val="982"/>
+        </w:trPr>
+        <w:tc>
+          <w:tcPr>
+            <w:tcW w:w="4675" w:type="dxa"/>
+            <w:shd w:val="clear" w:color="auto" w:fill="153D63" w:themeFill="text2" w:themeFillTint="E6"/>
+            <w:vAlign w:val="center"/>
+          </w:tcPr>
+          <w:p>
+            <w:pPr>
+              <w:jc w:val="center"/>
+              <w:rPr>
+                <w:b/>
+                <w:bCs/>
+              </w:rPr>
+            </w:pPr>
+            <w:r>
+              <w:rPr>
+                <w:b/>
+                <w:bCs/>
+              </w:rPr>
+              <w:t>DESCRIPTION</w:t>
+            </w:r>
+          </w:p>
+        </w:tc>
+        <w:tc>
+          <w:tcPr>
+            <w:tcW w:w="4675" w:type="dxa"/>
+            <w:vAlign w:val="center"/>
+          </w:tcPr>
+          <w:p>
+            <w:pPr>
+              <w:jc w:val="center"/>
+            </w:pPr>
+            <w:r>
+              <w:t>The system shall present information and controls in a manner that is accessible and understandable to users with different levels of technical proficiency.</w:t>
+            </w:r>
+          </w:p>
+        </w:tc>
+      </w:tr>
+      <w:tr>
+        <w:trPr>
+          <w:trHeight w:val="551"/>
+        </w:trPr>
+        <w:tc>
+          <w:tcPr>
+            <w:tcW w:w="4675" w:type="dxa"/>
+            <w:shd w:val="clear" w:color="auto" w:fill="153D63" w:themeFill="text2" w:themeFillTint="E6"/>
+            <w:vAlign w:val="center"/>
+          </w:tcPr>
+          <w:p>
+            <w:pPr>
+              <w:jc w:val="center"/>
+              <w:rPr>
+                <w:b/>
+                <w:bCs/>
+              </w:rPr>
+            </w:pPr>
+            <w:r>
+              <w:rPr>
+                <w:b/>
+                <w:bCs/>
+              </w:rPr>
+              <w:t>MEASUREMENT CRITERIA</w:t>
+            </w:r>
+          </w:p>
+        </w:tc>
+        <w:tc>
+          <w:tcPr>
+            <w:tcW w:w="4675" w:type="dxa"/>
+            <w:vAlign w:val="center"/>
+          </w:tcPr>
+          <w:p>
+            <w:pPr>
+              <w:jc w:val="center"/>
+            </w:pPr>
+            <w:r>
+              <w:t>Interface elements shall have clear labels, readable text, distinguishable states, and accessible form controls.</w:t>
+            </w:r>
+          </w:p>
+        </w:tc>
+      </w:tr>
+    </w:tbl>
+    <w:p>
+      <w:pPr>
+        <w:rPr>
+          <w:lang w:val="es-ES"/>
+        </w:rPr>
+      </w:pPr>
+    </w:p>
+    <w:tbl>
+      <w:tblPr>
+        <w:tblStyle w:val="Tablaconcuadrcula"/>
+        <w:tblW w:w="0" w:type="auto"/>
+        <w:tblLook w:val="04A0" w:firstRow="1" w:lastRow="0" w:firstColumn="1" w:lastColumn="0" w:noHBand="0" w:noVBand="1"/>
+      </w:tblPr>
+      <w:tblGrid>
+        <w:gridCol w:w="4675"/>
+        <w:gridCol w:w="4675"/>
+      </w:tblGrid>
+      <w:tr>
+        <w:trPr>
+          <w:trHeight w:val="563"/>
+        </w:trPr>
+        <w:tc>
+          <w:tcPr>
+            <w:tcW w:w="4675" w:type="dxa"/>
+            <w:shd w:val="clear" w:color="auto" w:fill="153D63" w:themeFill="text2" w:themeFillTint="E6"/>
+            <w:vAlign w:val="center"/>
+          </w:tcPr>
+          <w:p>
+            <w:pPr>
+              <w:jc w:val="center"/>
+              <w:rPr>
+                <w:b/>
+                <w:bCs/>
+              </w:rPr>
+            </w:pPr>
+            <w:r>
+              <w:rPr>
+                <w:b/>
+                <w:bCs/>
+              </w:rPr>
+              <w:t>ID &amp; NAME</w:t>
+            </w:r>
+          </w:p>
+        </w:tc>
+        <w:tc>
+          <w:tcPr>
+            <w:tcW w:w="4675" w:type="dxa"/>
+            <w:vAlign w:val="center"/>
+          </w:tcPr>
+          <w:p>
+            <w:pPr>
+              <w:jc w:val="center"/>
+            </w:pPr>
+            <w:r>
+              <w:t>N</w:t>
+            </w:r>
+            <w:r>
+              <w:t>FR</w:t>
+            </w:r>
+            <w:r>
+              <w:t>-</w:t>
+            </w:r>
+            <w:r>
+              <w:t>USA</w:t>
+            </w:r>
+            <w:r>
+              <w:t>-0</w:t>
+            </w:r>
+            <w:r>
+              <w:t>3</w:t>
+            </w:r>
+            <w:r>
+              <w:t xml:space="preserve"> – </w:t>
+            </w:r>
+            <w:r>
+              <w:t>Responsive Interface</w:t>
+            </w:r>
+          </w:p>
+        </w:tc>
+      </w:tr>
+      <w:tr>
+        <w:trPr>
+          <w:trHeight w:val="982"/>
+        </w:trPr>
+        <w:tc>
+          <w:tcPr>
+            <w:tcW w:w="4675" w:type="dxa"/>
+            <w:shd w:val="clear" w:color="auto" w:fill="153D63" w:themeFill="text2" w:themeFillTint="E6"/>
+            <w:vAlign w:val="center"/>
+          </w:tcPr>
+          <w:p>
+            <w:pPr>
+              <w:jc w:val="center"/>
+              <w:rPr>
+                <w:b/>
+                <w:bCs/>
+              </w:rPr>
+            </w:pPr>
+            <w:r>
+              <w:rPr>
+                <w:b/>
+                <w:bCs/>
+              </w:rPr>
+              <w:t>DESCRIPTION</w:t>
+            </w:r>
+          </w:p>
+        </w:tc>
+        <w:tc>
+          <w:tcPr>
+            <w:tcW w:w="4675" w:type="dxa"/>
+            <w:vAlign w:val="center"/>
+          </w:tcPr>
+          <w:p>
+            <w:pPr>
+              <w:jc w:val="center"/>
+            </w:pPr>
+            <w:r>
+              <w:t>The system shall adapt its interface to different screen sizes and device types.</w:t>
+            </w:r>
+          </w:p>
+        </w:tc>
+      </w:tr>
+      <w:tr>
+        <w:trPr>
+          <w:trHeight w:val="551"/>
+        </w:trPr>
+        <w:tc>
+          <w:tcPr>
+            <w:tcW w:w="4675" w:type="dxa"/>
+            <w:shd w:val="clear" w:color="auto" w:fill="153D63" w:themeFill="text2" w:themeFillTint="E6"/>
+            <w:vAlign w:val="center"/>
+          </w:tcPr>
+          <w:p>
+            <w:pPr>
+              <w:jc w:val="center"/>
+              <w:rPr>
+                <w:b/>
+                <w:bCs/>
+              </w:rPr>
+            </w:pPr>
+            <w:r>
+              <w:rPr>
+                <w:b/>
+                <w:bCs/>
+              </w:rPr>
+              <w:t>MEASUREMENT CRITERIA</w:t>
+            </w:r>
+          </w:p>
+        </w:tc>
+        <w:tc>
+          <w:tcPr>
+            <w:tcW w:w="4675" w:type="dxa"/>
+            <w:vAlign w:val="center"/>
+          </w:tcPr>
+          <w:p>
+            <w:pPr>
+              <w:jc w:val="center"/>
+            </w:pPr>
+            <w:r>
+              <w:t>Core functionality shall remain usable on desktop, tablet, and mobile screen sizes without loss of essential information or functionality.</w:t>
+            </w:r>
+          </w:p>
+        </w:tc>
+      </w:tr>
+    </w:tbl>
+    <w:p>
+      <w:pPr>
+        <w:rPr>
+          <w:lang w:val="es-ES"/>
+        </w:rPr>
+      </w:pPr>
+    </w:p>
+    <w:p>
+      <w:pPr>
+        <w:rPr>
+          <w:lang w:val="es-ES"/>
+        </w:rPr>
+      </w:pPr>
+      <w:r>
+        <w:rPr>
+          <w:lang w:val="es-ES"/>
+        </w:rPr>
+        <w:br w:type="page"/>
+      </w:r>
+    </w:p>
+    <w:p>
+      <w:pPr>
+        <w:pStyle w:val="Ttulo3"/>
+      </w:pPr>
+      <w:bookmarkStart w:id="33" w:name="_Toc237867275"/>
+      <w:proofErr w:type="spellStart"/>
+      <w:r>
+        <w:lastRenderedPageBreak/>
+        <w:t>Reliability</w:t>
+      </w:r>
+      <w:proofErr w:type="spellEnd"/>
+      <w:r>
+        <w:t xml:space="preserve"> and </w:t>
+      </w:r>
+      <w:proofErr w:type="spellStart"/>
+      <w:r>
+        <w:t>Availability</w:t>
+      </w:r>
+      <w:proofErr w:type="spellEnd"/>
+      <w:r>
+        <w:t xml:space="preserve"> </w:t>
+      </w:r>
+      <w:r>
+        <w:t xml:space="preserve">(REL) </w:t>
+      </w:r>
+      <w:r>
+        <w:t>NFR</w:t>
+      </w:r>
+      <w:r>
+        <w:t>s</w:t>
+      </w:r>
+      <w:bookmarkEnd w:id="33"/>
+    </w:p>
+    <w:tbl>
+      <w:tblPr>
+        <w:tblStyle w:val="Tablaconcuadrcula"/>
+        <w:tblW w:w="0" w:type="auto"/>
+        <w:tblLook w:val="04A0" w:firstRow="1" w:lastRow="0" w:firstColumn="1" w:lastColumn="0" w:noHBand="0" w:noVBand="1"/>
+      </w:tblPr>
+      <w:tblGrid>
+        <w:gridCol w:w="4675"/>
+        <w:gridCol w:w="4675"/>
+      </w:tblGrid>
+      <w:tr>
+        <w:trPr>
+          <w:trHeight w:val="563"/>
+        </w:trPr>
+        <w:tc>
+          <w:tcPr>
+            <w:tcW w:w="4675" w:type="dxa"/>
+            <w:shd w:val="clear" w:color="auto" w:fill="153D63" w:themeFill="text2" w:themeFillTint="E6"/>
+            <w:vAlign w:val="center"/>
+          </w:tcPr>
+          <w:p>
+            <w:pPr>
+              <w:jc w:val="center"/>
+              <w:rPr>
+                <w:b/>
+                <w:bCs/>
+              </w:rPr>
+            </w:pPr>
+            <w:r>
+              <w:rPr>
+                <w:b/>
+                <w:bCs/>
+              </w:rPr>
+              <w:t>ID &amp; NAME</w:t>
+            </w:r>
+          </w:p>
+        </w:tc>
+        <w:tc>
+          <w:tcPr>
+            <w:tcW w:w="4675" w:type="dxa"/>
+            <w:vAlign w:val="center"/>
+          </w:tcPr>
+          <w:p>
+            <w:pPr>
+              <w:jc w:val="center"/>
+            </w:pPr>
+            <w:r>
+              <w:t>N</w:t>
+            </w:r>
+            <w:r>
+              <w:t>FR</w:t>
+            </w:r>
+            <w:r>
+              <w:t>-</w:t>
+            </w:r>
+            <w:r>
+              <w:t>REL</w:t>
+            </w:r>
+            <w:r>
+              <w:t>-0</w:t>
+            </w:r>
+            <w:r>
+              <w:t>1</w:t>
+            </w:r>
+            <w:r>
+              <w:t xml:space="preserve"> – </w:t>
+            </w:r>
+            <w:r>
+              <w:t>Error Handling</w:t>
+            </w:r>
+          </w:p>
+        </w:tc>
+      </w:tr>
+      <w:tr>
+        <w:trPr>
+          <w:trHeight w:val="982"/>
+        </w:trPr>
+        <w:tc>
+          <w:tcPr>
+            <w:tcW w:w="4675" w:type="dxa"/>
+            <w:shd w:val="clear" w:color="auto" w:fill="153D63" w:themeFill="text2" w:themeFillTint="E6"/>
+            <w:vAlign w:val="center"/>
+          </w:tcPr>
+          <w:p>
+            <w:pPr>
+              <w:jc w:val="center"/>
+              <w:rPr>
+                <w:b/>
+                <w:bCs/>
+              </w:rPr>
+            </w:pPr>
+            <w:r>
+              <w:rPr>
+                <w:b/>
+                <w:bCs/>
+              </w:rPr>
+              <w:t>DESCRIPTION</w:t>
+            </w:r>
+          </w:p>
+        </w:tc>
+        <w:tc>
+          <w:tcPr>
+            <w:tcW w:w="4675" w:type="dxa"/>
+            <w:vAlign w:val="center"/>
+          </w:tcPr>
+          <w:p>
+            <w:pPr>
+              <w:jc w:val="center"/>
+            </w:pPr>
+            <w:r>
+              <w:t>The system shall handle operational and validation errors without causing unintended data loss or system failure.</w:t>
+            </w:r>
+          </w:p>
+        </w:tc>
+      </w:tr>
+      <w:tr>
+        <w:trPr>
+          <w:trHeight w:val="551"/>
+        </w:trPr>
+        <w:tc>
+          <w:tcPr>
+            <w:tcW w:w="4675" w:type="dxa"/>
+            <w:shd w:val="clear" w:color="auto" w:fill="153D63" w:themeFill="text2" w:themeFillTint="E6"/>
+            <w:vAlign w:val="center"/>
+          </w:tcPr>
+          <w:p>
+            <w:pPr>
+              <w:jc w:val="center"/>
+              <w:rPr>
+                <w:b/>
+                <w:bCs/>
+              </w:rPr>
+            </w:pPr>
+            <w:r>
+              <w:rPr>
+                <w:b/>
+                <w:bCs/>
+              </w:rPr>
+              <w:t>MEASUREMENT CRITERIA</w:t>
+            </w:r>
+          </w:p>
+        </w:tc>
+        <w:tc>
+          <w:tcPr>
+            <w:tcW w:w="4675" w:type="dxa"/>
+            <w:vAlign w:val="center"/>
+          </w:tcPr>
+          <w:p>
+            <w:pPr>
+              <w:jc w:val="center"/>
+            </w:pPr>
+            <w:r>
+              <w:t>Invalid operations shall produce an appropriate error message and shall not corrupt or partially modify stored academic data.</w:t>
+            </w:r>
+          </w:p>
+        </w:tc>
+      </w:tr>
+    </w:tbl>
+    <w:p>
+      <w:pPr>
+        <w:rPr>
+          <w:lang w:val="es-ES"/>
+        </w:rPr>
+      </w:pPr>
+    </w:p>
+    <w:tbl>
+      <w:tblPr>
+        <w:tblStyle w:val="Tablaconcuadrcula"/>
+        <w:tblW w:w="0" w:type="auto"/>
+        <w:tblLook w:val="04A0" w:firstRow="1" w:lastRow="0" w:firstColumn="1" w:lastColumn="0" w:noHBand="0" w:noVBand="1"/>
+      </w:tblPr>
+      <w:tblGrid>
+        <w:gridCol w:w="4675"/>
+        <w:gridCol w:w="4675"/>
+      </w:tblGrid>
+      <w:tr>
+        <w:trPr>
+          <w:trHeight w:val="563"/>
+        </w:trPr>
+        <w:tc>
+          <w:tcPr>
+            <w:tcW w:w="4675" w:type="dxa"/>
+            <w:shd w:val="clear" w:color="auto" w:fill="153D63" w:themeFill="text2" w:themeFillTint="E6"/>
+            <w:vAlign w:val="center"/>
+          </w:tcPr>
+          <w:p>
+            <w:pPr>
+              <w:jc w:val="center"/>
+              <w:rPr>
+                <w:b/>
+                <w:bCs/>
+              </w:rPr>
+            </w:pPr>
+            <w:r>
+              <w:rPr>
+                <w:b/>
+                <w:bCs/>
+              </w:rPr>
+              <w:t>ID &amp; NAME</w:t>
+            </w:r>
+          </w:p>
+        </w:tc>
+        <w:tc>
+          <w:tcPr>
+            <w:tcW w:w="4675" w:type="dxa"/>
+            <w:vAlign w:val="center"/>
+          </w:tcPr>
+          <w:p>
+            <w:pPr>
+              <w:jc w:val="center"/>
+            </w:pPr>
+            <w:r>
+              <w:t>N</w:t>
+            </w:r>
+            <w:r>
+              <w:t>FR</w:t>
+            </w:r>
+            <w:r>
+              <w:t>-</w:t>
+            </w:r>
+            <w:r>
+              <w:t>REL</w:t>
+            </w:r>
+            <w:r>
+              <w:t>-0</w:t>
+            </w:r>
+            <w:r>
+              <w:t>3</w:t>
+            </w:r>
+            <w:r>
+              <w:t xml:space="preserve"> – </w:t>
+            </w:r>
+            <w:r>
+              <w:t xml:space="preserve">Recovery </w:t>
+            </w:r>
+            <w:r>
+              <w:t>from</w:t>
+            </w:r>
+            <w:r>
+              <w:t xml:space="preserve"> Failed Operations</w:t>
+            </w:r>
+          </w:p>
+        </w:tc>
+      </w:tr>
+      <w:tr>
+        <w:trPr>
+          <w:trHeight w:val="982"/>
+        </w:trPr>
+        <w:tc>
+          <w:tcPr>
+            <w:tcW w:w="4675" w:type="dxa"/>
+            <w:shd w:val="clear" w:color="auto" w:fill="153D63" w:themeFill="text2" w:themeFillTint="E6"/>
+            <w:vAlign w:val="center"/>
+          </w:tcPr>
+          <w:p>
+            <w:pPr>
+              <w:jc w:val="center"/>
+              <w:rPr>
+                <w:b/>
+                <w:bCs/>
+              </w:rPr>
+            </w:pPr>
+            <w:r>
+              <w:rPr>
+                <w:b/>
+                <w:bCs/>
+              </w:rPr>
+              <w:t>DESCRIPTION</w:t>
+            </w:r>
+          </w:p>
+        </w:tc>
+        <w:tc>
+          <w:tcPr>
+            <w:tcW w:w="4675" w:type="dxa"/>
+            <w:vAlign w:val="center"/>
+          </w:tcPr>
+          <w:p>
+            <w:pPr>
+              <w:jc w:val="center"/>
+            </w:pPr>
+            <w:r>
+              <w:t>The system shall prevent incomplete operations from leaving stored data in an inconsistent state.</w:t>
+            </w:r>
+          </w:p>
+        </w:tc>
+      </w:tr>
+      <w:tr>
+        <w:trPr>
+          <w:trHeight w:val="551"/>
+        </w:trPr>
+        <w:tc>
+          <w:tcPr>
+            <w:tcW w:w="4675" w:type="dxa"/>
+            <w:shd w:val="clear" w:color="auto" w:fill="153D63" w:themeFill="text2" w:themeFillTint="E6"/>
+            <w:vAlign w:val="center"/>
+          </w:tcPr>
+          <w:p>
+            <w:pPr>
+              <w:jc w:val="center"/>
+              <w:rPr>
+                <w:b/>
+                <w:bCs/>
+              </w:rPr>
+            </w:pPr>
+            <w:r>
+              <w:rPr>
+                <w:b/>
+                <w:bCs/>
+              </w:rPr>
+              <w:t>MEASUREMENT CRITERIA</w:t>
+            </w:r>
+          </w:p>
+        </w:tc>
+        <w:tc>
+          <w:tcPr>
+            <w:tcW w:w="4675" w:type="dxa"/>
+            <w:vAlign w:val="center"/>
+          </w:tcPr>
+          <w:p>
+            <w:pPr>
+              <w:jc w:val="center"/>
+            </w:pPr>
+            <w:r>
+              <w:t>If an operation fails during execution, the system shall preserve the previous valid state of the affected data.</w:t>
+            </w:r>
+          </w:p>
+        </w:tc>
+      </w:tr>
+    </w:tbl>
+    <w:p>
+      <w:pPr>
+        <w:rPr>
+          <w:lang w:val="es-ES"/>
+        </w:rPr>
+      </w:pPr>
+    </w:p>
+    <w:p>
+      <w:pPr>
+        <w:rPr>
+          <w:lang w:val="es-ES"/>
+        </w:rPr>
+      </w:pPr>
+      <w:r>
+        <w:rPr>
+          <w:lang w:val="es-ES"/>
+        </w:rPr>
+        <w:br w:type="page"/>
+      </w:r>
+    </w:p>
+    <w:p>
+      <w:pPr>
+        <w:pStyle w:val="Ttulo3"/>
+      </w:pPr>
+      <w:bookmarkStart w:id="34" w:name="_Toc237867276"/>
+      <w:proofErr w:type="spellStart"/>
+      <w:r>
+        <w:lastRenderedPageBreak/>
+        <w:t>Mantainability</w:t>
+      </w:r>
+      <w:proofErr w:type="spellEnd"/>
+      <w:r>
+        <w:t xml:space="preserve"> (MNT) NFRs</w:t>
+      </w:r>
+      <w:bookmarkEnd w:id="34"/>
+    </w:p>
+    <w:tbl>
+      <w:tblPr>
+        <w:tblStyle w:val="Tablaconcuadrcula"/>
+        <w:tblW w:w="0" w:type="auto"/>
+        <w:tblLook w:val="04A0" w:firstRow="1" w:lastRow="0" w:firstColumn="1" w:lastColumn="0" w:noHBand="0" w:noVBand="1"/>
+      </w:tblPr>
+      <w:tblGrid>
+        <w:gridCol w:w="4675"/>
+        <w:gridCol w:w="4675"/>
+      </w:tblGrid>
+      <w:tr>
+        <w:trPr>
+          <w:trHeight w:val="563"/>
+        </w:trPr>
+        <w:tc>
+          <w:tcPr>
+            <w:tcW w:w="4675" w:type="dxa"/>
+            <w:shd w:val="clear" w:color="auto" w:fill="153D63" w:themeFill="text2" w:themeFillTint="E6"/>
+            <w:vAlign w:val="center"/>
+          </w:tcPr>
+          <w:p>
+            <w:pPr>
+              <w:jc w:val="center"/>
+              <w:rPr>
+                <w:b/>
+                <w:bCs/>
+              </w:rPr>
+            </w:pPr>
+            <w:r>
+              <w:rPr>
+                <w:b/>
+                <w:bCs/>
+              </w:rPr>
+              <w:t>ID &amp; NAME</w:t>
+            </w:r>
+          </w:p>
+        </w:tc>
+        <w:tc>
+          <w:tcPr>
+            <w:tcW w:w="4675" w:type="dxa"/>
+            <w:vAlign w:val="center"/>
+          </w:tcPr>
+          <w:p>
+            <w:pPr>
+              <w:jc w:val="center"/>
+            </w:pPr>
+            <w:r>
+              <w:t>N</w:t>
+            </w:r>
+            <w:r>
+              <w:t>FR</w:t>
+            </w:r>
+            <w:r>
+              <w:t>-</w:t>
+            </w:r>
+            <w:r>
+              <w:t>MNT</w:t>
+            </w:r>
+            <w:r>
+              <w:t>-0</w:t>
+            </w:r>
+            <w:r>
+              <w:t>1</w:t>
+            </w:r>
+            <w:r>
+              <w:t xml:space="preserve"> – </w:t>
+            </w:r>
+            <w:r>
+              <w:t xml:space="preserve">Code </w:t>
+            </w:r>
+            <w:r>
+              <w:t>Maintainability</w:t>
+            </w:r>
+          </w:p>
+        </w:tc>
+      </w:tr>
+      <w:tr>
+        <w:trPr>
+          <w:trHeight w:val="982"/>
+        </w:trPr>
+        <w:tc>
+          <w:tcPr>
+            <w:tcW w:w="4675" w:type="dxa"/>
+            <w:shd w:val="clear" w:color="auto" w:fill="153D63" w:themeFill="text2" w:themeFillTint="E6"/>
+            <w:vAlign w:val="center"/>
+          </w:tcPr>
+          <w:p>
+            <w:pPr>
+              <w:jc w:val="center"/>
+              <w:rPr>
+                <w:b/>
+                <w:bCs/>
+              </w:rPr>
+            </w:pPr>
+            <w:r>
+              <w:rPr>
+                <w:b/>
+                <w:bCs/>
+              </w:rPr>
+              <w:t>DESCRIPTION</w:t>
+            </w:r>
+          </w:p>
+        </w:tc>
+        <w:tc>
+          <w:tcPr>
+            <w:tcW w:w="4675" w:type="dxa"/>
+            <w:vAlign w:val="center"/>
+          </w:tcPr>
+          <w:p>
+            <w:pPr>
+              <w:jc w:val="center"/>
+            </w:pPr>
+            <w:r>
+              <w:t>The system shall be developed using clear, organized, and documented code to facilitate future maintenance and modification.</w:t>
+            </w:r>
+          </w:p>
+        </w:tc>
+      </w:tr>
+      <w:tr>
+        <w:trPr>
+          <w:trHeight w:val="551"/>
+        </w:trPr>
+        <w:tc>
+          <w:tcPr>
+            <w:tcW w:w="4675" w:type="dxa"/>
+            <w:shd w:val="clear" w:color="auto" w:fill="153D63" w:themeFill="text2" w:themeFillTint="E6"/>
+            <w:vAlign w:val="center"/>
+          </w:tcPr>
+          <w:p>
+            <w:pPr>
+              <w:jc w:val="center"/>
+              <w:rPr>
+                <w:b/>
+                <w:bCs/>
+              </w:rPr>
+            </w:pPr>
+            <w:r>
+              <w:rPr>
+                <w:b/>
+                <w:bCs/>
+              </w:rPr>
+              <w:t>MEASUREMENT CRITERIA</w:t>
+            </w:r>
+          </w:p>
+        </w:tc>
+        <w:tc>
+          <w:tcPr>
+            <w:tcW w:w="4675" w:type="dxa"/>
+            <w:vAlign w:val="center"/>
+          </w:tcPr>
+          <w:p>
+            <w:pPr>
+              <w:jc w:val="center"/>
+            </w:pPr>
+            <w:r>
+              <w:t>The source code shall follow consistent naming, organization, and documentation practices appropriate to the technologies used.</w:t>
+            </w:r>
+          </w:p>
+        </w:tc>
+      </w:tr>
+    </w:tbl>
+    <w:p>
+      <w:pPr>
+        <w:rPr>
+          <w:lang w:val="es-ES"/>
+        </w:rPr>
+      </w:pPr>
+    </w:p>
+    <w:tbl>
+      <w:tblPr>
+        <w:tblStyle w:val="Tablaconcuadrcula"/>
+        <w:tblW w:w="0" w:type="auto"/>
+        <w:tblLook w:val="04A0" w:firstRow="1" w:lastRow="0" w:firstColumn="1" w:lastColumn="0" w:noHBand="0" w:noVBand="1"/>
+      </w:tblPr>
+      <w:tblGrid>
+        <w:gridCol w:w="4675"/>
+        <w:gridCol w:w="4675"/>
+      </w:tblGrid>
+      <w:tr>
+        <w:trPr>
+          <w:trHeight w:val="563"/>
+        </w:trPr>
+        <w:tc>
+          <w:tcPr>
+            <w:tcW w:w="4675" w:type="dxa"/>
+            <w:shd w:val="clear" w:color="auto" w:fill="153D63" w:themeFill="text2" w:themeFillTint="E6"/>
+            <w:vAlign w:val="center"/>
+          </w:tcPr>
+          <w:p>
+            <w:pPr>
+              <w:jc w:val="center"/>
+              <w:rPr>
+                <w:b/>
+                <w:bCs/>
+              </w:rPr>
+            </w:pPr>
+            <w:r>
+              <w:rPr>
+                <w:b/>
+                <w:bCs/>
+              </w:rPr>
+              <w:t>ID &amp; NAME</w:t>
+            </w:r>
+          </w:p>
+        </w:tc>
+        <w:tc>
+          <w:tcPr>
+            <w:tcW w:w="4675" w:type="dxa"/>
+            <w:vAlign w:val="center"/>
+          </w:tcPr>
+          <w:p>
+            <w:pPr>
+              <w:jc w:val="center"/>
+            </w:pPr>
+            <w:r>
+              <w:t>N</w:t>
+            </w:r>
+            <w:r>
+              <w:t>FR</w:t>
+            </w:r>
+            <w:r>
+              <w:t>-</w:t>
+            </w:r>
+            <w:r>
+              <w:t>MNT</w:t>
+            </w:r>
+            <w:r>
+              <w:t>-0</w:t>
+            </w:r>
+            <w:r>
+              <w:t>2</w:t>
+            </w:r>
+            <w:r>
+              <w:t xml:space="preserve"> – </w:t>
+            </w:r>
+            <w:r>
+              <w:t>Modularity</w:t>
+            </w:r>
+          </w:p>
+        </w:tc>
+      </w:tr>
+      <w:tr>
+        <w:trPr>
+          <w:trHeight w:val="982"/>
+        </w:trPr>
+        <w:tc>
+          <w:tcPr>
+            <w:tcW w:w="4675" w:type="dxa"/>
+            <w:shd w:val="clear" w:color="auto" w:fill="153D63" w:themeFill="text2" w:themeFillTint="E6"/>
+            <w:vAlign w:val="center"/>
+          </w:tcPr>
+          <w:p>
+            <w:pPr>
+              <w:jc w:val="center"/>
+              <w:rPr>
+                <w:b/>
+                <w:bCs/>
+              </w:rPr>
+            </w:pPr>
+            <w:r>
+              <w:rPr>
+                <w:b/>
+                <w:bCs/>
+              </w:rPr>
+              <w:t>DESCRIPTION</w:t>
+            </w:r>
+          </w:p>
+        </w:tc>
+        <w:tc>
+          <w:tcPr>
+            <w:tcW w:w="4675" w:type="dxa"/>
+            <w:vAlign w:val="center"/>
+          </w:tcPr>
+          <w:p>
+            <w:pPr>
+              <w:jc w:val="center"/>
+            </w:pPr>
+            <w:r>
+              <w:t>The system shall be structured into independent and cohesive components to facilitate modification and extension.</w:t>
+            </w:r>
+          </w:p>
+        </w:tc>
+      </w:tr>
+      <w:tr>
+        <w:trPr>
+          <w:trHeight w:val="551"/>
+        </w:trPr>
+        <w:tc>
+          <w:tcPr>
+            <w:tcW w:w="4675" w:type="dxa"/>
+            <w:shd w:val="clear" w:color="auto" w:fill="153D63" w:themeFill="text2" w:themeFillTint="E6"/>
+            <w:vAlign w:val="center"/>
+          </w:tcPr>
+          <w:p>
+            <w:pPr>
+              <w:jc w:val="center"/>
+              <w:rPr>
+                <w:b/>
+                <w:bCs/>
+              </w:rPr>
+            </w:pPr>
+            <w:r>
+              <w:rPr>
+                <w:b/>
+                <w:bCs/>
+              </w:rPr>
+              <w:t>MEASUREMENT CRITERIA</w:t>
+            </w:r>
+          </w:p>
+        </w:tc>
+        <w:tc>
+          <w:tcPr>
+            <w:tcW w:w="4675" w:type="dxa"/>
+            <w:vAlign w:val="center"/>
+          </w:tcPr>
+          <w:p>
+            <w:pPr>
+              <w:jc w:val="center"/>
+            </w:pPr>
+            <w:r>
+              <w:t>Changes to one functional area should not require unnecessary modifications to unrelated system components.</w:t>
+            </w:r>
+          </w:p>
+        </w:tc>
+      </w:tr>
+    </w:tbl>
+    <w:p>
+      <w:pPr>
+        <w:rPr>
+          <w:lang w:val="es-ES"/>
+        </w:rPr>
+      </w:pPr>
+    </w:p>
+    <w:p>
+      <w:pPr>
+        <w:rPr>
+          <w:lang w:val="es-ES"/>
+        </w:rPr>
+      </w:pPr>
+      <w:r>
+        <w:rPr>
+          <w:lang w:val="es-ES"/>
+        </w:rPr>
+        <w:br w:type="page"/>
+      </w:r>
+    </w:p>
+    <w:p>
+      <w:pPr>
+        <w:pStyle w:val="Ttulo3"/>
+      </w:pPr>
+      <w:bookmarkStart w:id="35" w:name="_Toc237867277"/>
+      <w:r>
+        <w:lastRenderedPageBreak/>
+        <w:t>Data Integrity (DAT) NFRs</w:t>
+      </w:r>
+      <w:bookmarkEnd w:id="35"/>
+    </w:p>
+    <w:tbl>
+      <w:tblPr>
+        <w:tblStyle w:val="Tablaconcuadrcula"/>
+        <w:tblW w:w="0" w:type="auto"/>
+        <w:tblLook w:val="04A0" w:firstRow="1" w:lastRow="0" w:firstColumn="1" w:lastColumn="0" w:noHBand="0" w:noVBand="1"/>
+      </w:tblPr>
+      <w:tblGrid>
+        <w:gridCol w:w="4675"/>
+        <w:gridCol w:w="4675"/>
+      </w:tblGrid>
+      <w:tr>
+        <w:trPr>
+          <w:trHeight w:val="563"/>
+        </w:trPr>
+        <w:tc>
+          <w:tcPr>
+            <w:tcW w:w="4675" w:type="dxa"/>
+            <w:shd w:val="clear" w:color="auto" w:fill="153D63" w:themeFill="text2" w:themeFillTint="E6"/>
+            <w:vAlign w:val="center"/>
+          </w:tcPr>
+          <w:p>
+            <w:pPr>
+              <w:jc w:val="center"/>
+              <w:rPr>
+                <w:b/>
+                <w:bCs/>
+              </w:rPr>
+            </w:pPr>
+            <w:r>
+              <w:rPr>
+                <w:b/>
+                <w:bCs/>
+              </w:rPr>
+              <w:t>ID &amp; NAME</w:t>
+            </w:r>
+          </w:p>
+        </w:tc>
+        <w:tc>
+          <w:tcPr>
+            <w:tcW w:w="4675" w:type="dxa"/>
+            <w:vAlign w:val="center"/>
+          </w:tcPr>
+          <w:p>
+            <w:pPr>
+              <w:jc w:val="center"/>
+            </w:pPr>
+            <w:r>
+              <w:t>N</w:t>
+            </w:r>
+            <w:r>
+              <w:t>FR</w:t>
+            </w:r>
+            <w:r>
+              <w:t>-</w:t>
+            </w:r>
+            <w:r>
+              <w:t>DAT</w:t>
+            </w:r>
+            <w:r>
+              <w:t>-0</w:t>
+            </w:r>
+            <w:r>
+              <w:t>1</w:t>
+            </w:r>
+            <w:r>
+              <w:t xml:space="preserve"> – </w:t>
+            </w:r>
+            <w:r>
+              <w:t>Data Consistency</w:t>
+            </w:r>
+          </w:p>
+        </w:tc>
+      </w:tr>
+      <w:tr>
+        <w:trPr>
+          <w:trHeight w:val="982"/>
+        </w:trPr>
+        <w:tc>
+          <w:tcPr>
+            <w:tcW w:w="4675" w:type="dxa"/>
+            <w:shd w:val="clear" w:color="auto" w:fill="153D63" w:themeFill="text2" w:themeFillTint="E6"/>
+            <w:vAlign w:val="center"/>
+          </w:tcPr>
+          <w:p>
+            <w:pPr>
+              <w:jc w:val="center"/>
+              <w:rPr>
+                <w:b/>
+                <w:bCs/>
+              </w:rPr>
+            </w:pPr>
+            <w:r>
+              <w:rPr>
+                <w:b/>
+                <w:bCs/>
+              </w:rPr>
+              <w:t>DESCRIPTION</w:t>
+            </w:r>
+          </w:p>
+        </w:tc>
+        <w:tc>
+          <w:tcPr>
+            <w:tcW w:w="4675" w:type="dxa"/>
+            <w:vAlign w:val="center"/>
+          </w:tcPr>
+          <w:p>
+            <w:pPr>
+              <w:jc w:val="center"/>
+            </w:pPr>
+            <w:r>
+              <w:t>The system shall maintain consistent relationships between users, academic periods, subjects, assessments, grades, and goals.</w:t>
+            </w:r>
+          </w:p>
+        </w:tc>
+      </w:tr>
+      <w:tr>
+        <w:trPr>
+          <w:trHeight w:val="551"/>
+        </w:trPr>
+        <w:tc>
+          <w:tcPr>
+            <w:tcW w:w="4675" w:type="dxa"/>
+            <w:shd w:val="clear" w:color="auto" w:fill="153D63" w:themeFill="text2" w:themeFillTint="E6"/>
+            <w:vAlign w:val="center"/>
+          </w:tcPr>
+          <w:p>
+            <w:pPr>
+              <w:jc w:val="center"/>
+              <w:rPr>
+                <w:b/>
+                <w:bCs/>
+              </w:rPr>
+            </w:pPr>
+            <w:r>
+              <w:rPr>
+                <w:b/>
+                <w:bCs/>
+              </w:rPr>
+              <w:t>MEASUREMENT CRITERIA</w:t>
+            </w:r>
+          </w:p>
+        </w:tc>
+        <w:tc>
+          <w:tcPr>
+            <w:tcW w:w="4675" w:type="dxa"/>
+            <w:vAlign w:val="center"/>
+          </w:tcPr>
+          <w:p>
+            <w:pPr>
+              <w:jc w:val="center"/>
+            </w:pPr>
+            <w:r>
+              <w:t>Database constraints and application-level validation shall prevent invalid or orphaned relationships between stored entities.</w:t>
+            </w:r>
+          </w:p>
+        </w:tc>
+      </w:tr>
+    </w:tbl>
+    <w:p>
+      <w:pPr>
+        <w:rPr>
+          <w:lang w:val="es-ES"/>
+        </w:rPr>
+      </w:pPr>
+    </w:p>
+    <w:tbl>
+      <w:tblPr>
+        <w:tblStyle w:val="Tablaconcuadrcula"/>
+        <w:tblW w:w="0" w:type="auto"/>
+        <w:tblLook w:val="04A0" w:firstRow="1" w:lastRow="0" w:firstColumn="1" w:lastColumn="0" w:noHBand="0" w:noVBand="1"/>
+      </w:tblPr>
+      <w:tblGrid>
+        <w:gridCol w:w="4675"/>
+        <w:gridCol w:w="4675"/>
+      </w:tblGrid>
+      <w:tr>
+        <w:trPr>
+          <w:trHeight w:val="563"/>
+        </w:trPr>
+        <w:tc>
+          <w:tcPr>
+            <w:tcW w:w="4675" w:type="dxa"/>
+            <w:shd w:val="clear" w:color="auto" w:fill="153D63" w:themeFill="text2" w:themeFillTint="E6"/>
+            <w:vAlign w:val="center"/>
+          </w:tcPr>
+          <w:p>
+            <w:pPr>
+              <w:jc w:val="center"/>
+              <w:rPr>
+                <w:b/>
+                <w:bCs/>
+              </w:rPr>
+            </w:pPr>
+            <w:r>
+              <w:rPr>
+                <w:b/>
+                <w:bCs/>
+              </w:rPr>
+              <w:t>ID &amp; NAME</w:t>
+            </w:r>
+          </w:p>
+        </w:tc>
+        <w:tc>
+          <w:tcPr>
+            <w:tcW w:w="4675" w:type="dxa"/>
+            <w:vAlign w:val="center"/>
+          </w:tcPr>
+          <w:p>
+            <w:pPr>
+              <w:jc w:val="center"/>
+            </w:pPr>
+            <w:r>
+              <w:t>N</w:t>
+            </w:r>
+            <w:r>
+              <w:t>FR</w:t>
+            </w:r>
+            <w:r>
+              <w:t>-</w:t>
+            </w:r>
+            <w:r>
+              <w:t>DAT</w:t>
+            </w:r>
+            <w:r>
+              <w:t>-0</w:t>
+            </w:r>
+            <w:r>
+              <w:t>2</w:t>
+            </w:r>
+            <w:r>
+              <w:t xml:space="preserve"> – </w:t>
+            </w:r>
+            <w:r>
+              <w:t xml:space="preserve">Data </w:t>
+            </w:r>
+            <w:r>
+              <w:t>Validation</w:t>
+            </w:r>
+          </w:p>
+        </w:tc>
+      </w:tr>
+      <w:tr>
+        <w:trPr>
+          <w:trHeight w:val="982"/>
+        </w:trPr>
+        <w:tc>
+          <w:tcPr>
+            <w:tcW w:w="4675" w:type="dxa"/>
+            <w:shd w:val="clear" w:color="auto" w:fill="153D63" w:themeFill="text2" w:themeFillTint="E6"/>
+            <w:vAlign w:val="center"/>
+          </w:tcPr>
+          <w:p>
+            <w:pPr>
+              <w:jc w:val="center"/>
+              <w:rPr>
+                <w:b/>
+                <w:bCs/>
+              </w:rPr>
+            </w:pPr>
+            <w:r>
+              <w:rPr>
+                <w:b/>
+                <w:bCs/>
+              </w:rPr>
+              <w:t>DESCRIPTION</w:t>
+            </w:r>
+          </w:p>
+        </w:tc>
+        <w:tc>
+          <w:tcPr>
+            <w:tcW w:w="4675" w:type="dxa"/>
+            <w:vAlign w:val="center"/>
+          </w:tcPr>
+          <w:p>
+            <w:pPr>
+              <w:jc w:val="center"/>
+            </w:pPr>
+            <w:r>
+              <w:t>The system shall validate user-provided data before storing or processing it.</w:t>
+            </w:r>
+          </w:p>
+        </w:tc>
+      </w:tr>
+      <w:tr>
+        <w:trPr>
+          <w:trHeight w:val="551"/>
+        </w:trPr>
+        <w:tc>
+          <w:tcPr>
+            <w:tcW w:w="4675" w:type="dxa"/>
+            <w:shd w:val="clear" w:color="auto" w:fill="153D63" w:themeFill="text2" w:themeFillTint="E6"/>
+            <w:vAlign w:val="center"/>
+          </w:tcPr>
+          <w:p>
+            <w:pPr>
+              <w:jc w:val="center"/>
+              <w:rPr>
+                <w:b/>
+                <w:bCs/>
+              </w:rPr>
+            </w:pPr>
+            <w:r>
+              <w:rPr>
+                <w:b/>
+                <w:bCs/>
+              </w:rPr>
+              <w:t>MEASUREMENT CRITERIA</w:t>
+            </w:r>
+          </w:p>
+        </w:tc>
+        <w:tc>
+          <w:tcPr>
+            <w:tcW w:w="4675" w:type="dxa"/>
+            <w:vAlign w:val="center"/>
+          </w:tcPr>
+          <w:p>
+            <w:pPr>
+              <w:jc w:val="center"/>
+            </w:pPr>
+            <w:r>
+              <w:t>Invalid, incomplete, or out-of-range data shall be rejected before it can be persisted or used in academic calculations.</w:t>
+            </w:r>
+          </w:p>
+        </w:tc>
+      </w:tr>
+    </w:tbl>
+    <w:p>
+      <w:pPr>
+        <w:rPr>
+          <w:lang w:val="es-ES"/>
+        </w:rPr>
+      </w:pPr>
+    </w:p>
+    <w:p>
+      <w:pPr>
+        <w:rPr>
+          <w:lang w:val="es-ES"/>
+        </w:rPr>
+      </w:pPr>
+      <w:r>
+        <w:rPr>
+          <w:lang w:val="es-ES"/>
+        </w:rPr>
+        <w:br w:type="page"/>
+      </w:r>
+    </w:p>
+    <w:p>
+      <w:pPr>
+        <w:pStyle w:val="Ttulo3"/>
+      </w:pPr>
+      <w:bookmarkStart w:id="36" w:name="_Toc237867278"/>
+      <w:proofErr w:type="spellStart"/>
+      <w:r>
+        <w:lastRenderedPageBreak/>
+        <w:t>Compatibility</w:t>
+      </w:r>
+      <w:proofErr w:type="spellEnd"/>
+      <w:r>
+        <w:t xml:space="preserve"> (CMP) NFRs</w:t>
+      </w:r>
+      <w:bookmarkEnd w:id="36"/>
+    </w:p>
+    <w:tbl>
+      <w:tblPr>
+        <w:tblStyle w:val="Tablaconcuadrcula"/>
+        <w:tblW w:w="0" w:type="auto"/>
+        <w:tblLook w:val="04A0" w:firstRow="1" w:lastRow="0" w:firstColumn="1" w:lastColumn="0" w:noHBand="0" w:noVBand="1"/>
+      </w:tblPr>
+      <w:tblGrid>
+        <w:gridCol w:w="4675"/>
+        <w:gridCol w:w="4675"/>
+      </w:tblGrid>
+      <w:tr>
+        <w:trPr>
+          <w:trHeight w:val="563"/>
+        </w:trPr>
+        <w:tc>
+          <w:tcPr>
+            <w:tcW w:w="4675" w:type="dxa"/>
+            <w:shd w:val="clear" w:color="auto" w:fill="153D63" w:themeFill="text2" w:themeFillTint="E6"/>
+            <w:vAlign w:val="center"/>
+          </w:tcPr>
+          <w:p>
+            <w:pPr>
+              <w:jc w:val="center"/>
+              <w:rPr>
+                <w:b/>
+                <w:bCs/>
+              </w:rPr>
+            </w:pPr>
+            <w:r>
+              <w:rPr>
+                <w:b/>
+                <w:bCs/>
+              </w:rPr>
+              <w:t>ID &amp; NAME</w:t>
+            </w:r>
+          </w:p>
+        </w:tc>
+        <w:tc>
+          <w:tcPr>
+            <w:tcW w:w="4675" w:type="dxa"/>
+            <w:vAlign w:val="center"/>
+          </w:tcPr>
+          <w:p>
+            <w:pPr>
+              <w:jc w:val="center"/>
+            </w:pPr>
+            <w:r>
+              <w:t>N</w:t>
+            </w:r>
+            <w:r>
+              <w:t>FR</w:t>
+            </w:r>
+            <w:r>
+              <w:t>-CMP</w:t>
+            </w:r>
+            <w:r>
+              <w:t>-0</w:t>
+            </w:r>
+            <w:r>
+              <w:t>1</w:t>
+            </w:r>
+            <w:r>
+              <w:t xml:space="preserve"> – </w:t>
+            </w:r>
+            <w:r>
+              <w:t>Browser Compatibility</w:t>
+            </w:r>
+          </w:p>
+        </w:tc>
+      </w:tr>
+      <w:tr>
+        <w:trPr>
+          <w:trHeight w:val="982"/>
+        </w:trPr>
+        <w:tc>
+          <w:tcPr>
+            <w:tcW w:w="4675" w:type="dxa"/>
+            <w:shd w:val="clear" w:color="auto" w:fill="153D63" w:themeFill="text2" w:themeFillTint="E6"/>
+            <w:vAlign w:val="center"/>
+          </w:tcPr>
+          <w:p>
+            <w:pPr>
+              <w:jc w:val="center"/>
+              <w:rPr>
+                <w:b/>
+                <w:bCs/>
+              </w:rPr>
+            </w:pPr>
+            <w:r>
+              <w:rPr>
+                <w:b/>
+                <w:bCs/>
+              </w:rPr>
+              <w:t>DESCRIPTION</w:t>
+            </w:r>
+          </w:p>
+        </w:tc>
+        <w:tc>
+          <w:tcPr>
+            <w:tcW w:w="4675" w:type="dxa"/>
+            <w:vAlign w:val="center"/>
+          </w:tcPr>
+          <w:p>
+            <w:pPr>
+              <w:jc w:val="center"/>
+            </w:pPr>
+            <w:r>
+              <w:t>The system shall provide its core functionality on commonly used modern web browsers.</w:t>
+            </w:r>
+          </w:p>
+        </w:tc>
+      </w:tr>
+      <w:tr>
+        <w:trPr>
+          <w:trHeight w:val="551"/>
+        </w:trPr>
+        <w:tc>
+          <w:tcPr>
+            <w:tcW w:w="4675" w:type="dxa"/>
+            <w:shd w:val="clear" w:color="auto" w:fill="153D63" w:themeFill="text2" w:themeFillTint="E6"/>
+            <w:vAlign w:val="center"/>
+          </w:tcPr>
+          <w:p>
+            <w:pPr>
+              <w:jc w:val="center"/>
+              <w:rPr>
+                <w:b/>
+                <w:bCs/>
+              </w:rPr>
+            </w:pPr>
+            <w:r>
+              <w:rPr>
+                <w:b/>
+                <w:bCs/>
+              </w:rPr>
+              <w:t>MEASUREMENT CRITERIA</w:t>
+            </w:r>
+          </w:p>
+        </w:tc>
+        <w:tc>
+          <w:tcPr>
+            <w:tcW w:w="4675" w:type="dxa"/>
+            <w:vAlign w:val="center"/>
+          </w:tcPr>
+          <w:p>
+            <w:pPr>
+              <w:jc w:val="center"/>
+            </w:pPr>
+            <w:r>
+              <w:t>C</w:t>
+            </w:r>
+            <w:r>
+              <w:t>ore functionality shall operate correctly on current versions of major browsers, including Google Chrome, Mozilla Firefox, Microsoft Edge, and Safari.</w:t>
+            </w:r>
+          </w:p>
+        </w:tc>
+      </w:tr>
+    </w:tbl>
+    <w:p>
+      <w:pPr>
+        <w:rPr>
+          <w:lang w:val="es-ES"/>
+        </w:rPr>
+      </w:pPr>
+    </w:p>
+    <w:p>
+      <w:pPr>
+        <w:rPr>
+          <w:lang w:val="es-ES"/>
+        </w:rPr>
+      </w:pPr>
+      <w:r>
+        <w:rPr>
+          <w:lang w:val="es-ES"/>
+        </w:rPr>
+        <w:br w:type="page"/>
+      </w:r>
     </w:p>
     <w:p>
       <w:pPr>

--- a/docs/SRS.docx
+++ b/docs/SRS.docx
@@ -251,7 +251,7 @@
           <w:r>
             <w:fldChar w:fldCharType="separate"/>
           </w:r>
-          <w:hyperlink w:anchor="_Toc237867242" w:history="1">
+          <w:hyperlink w:anchor="_Toc237869086" w:history="1">
             <w:r>
               <w:rPr>
                 <w:rStyle w:val="Hipervnculo"/>
@@ -293,7 +293,7 @@
                 <w:noProof/>
                 <w:webHidden/>
               </w:rPr>
-              <w:instrText xml:space="preserve"> PAGEREF _Toc237867242 \h </w:instrText>
+              <w:instrText xml:space="preserve"> PAGEREF _Toc237869086 \h </w:instrText>
             </w:r>
             <w:r>
               <w:rPr>
@@ -337,7 +337,7 @@
               <w:lang w:val="es-CO" w:eastAsia="es-CO"/>
             </w:rPr>
           </w:pPr>
-          <w:hyperlink w:anchor="_Toc237867243" w:history="1">
+          <w:hyperlink w:anchor="_Toc237869087" w:history="1">
             <w:r>
               <w:rPr>
                 <w:rStyle w:val="Hipervnculo"/>
@@ -379,7 +379,7 @@
                 <w:noProof/>
                 <w:webHidden/>
               </w:rPr>
-              <w:instrText xml:space="preserve"> PAGEREF _Toc237867243 \h </w:instrText>
+              <w:instrText xml:space="preserve"> PAGEREF _Toc237869087 \h </w:instrText>
             </w:r>
             <w:r>
               <w:rPr>
@@ -423,7 +423,7 @@
               <w:lang w:val="es-CO" w:eastAsia="es-CO"/>
             </w:rPr>
           </w:pPr>
-          <w:hyperlink w:anchor="_Toc237867244" w:history="1">
+          <w:hyperlink w:anchor="_Toc237869088" w:history="1">
             <w:r>
               <w:rPr>
                 <w:rStyle w:val="Hipervnculo"/>
@@ -465,7 +465,7 @@
                 <w:noProof/>
                 <w:webHidden/>
               </w:rPr>
-              <w:instrText xml:space="preserve"> PAGEREF _Toc237867244 \h </w:instrText>
+              <w:instrText xml:space="preserve"> PAGEREF _Toc237869088 \h </w:instrText>
             </w:r>
             <w:r>
               <w:rPr>
@@ -509,7 +509,7 @@
               <w:lang w:val="es-CO" w:eastAsia="es-CO"/>
             </w:rPr>
           </w:pPr>
-          <w:hyperlink w:anchor="_Toc237867245" w:history="1">
+          <w:hyperlink w:anchor="_Toc237869089" w:history="1">
             <w:r>
               <w:rPr>
                 <w:rStyle w:val="Hipervnculo"/>
@@ -551,7 +551,7 @@
                 <w:noProof/>
                 <w:webHidden/>
               </w:rPr>
-              <w:instrText xml:space="preserve"> PAGEREF _Toc237867245 \h </w:instrText>
+              <w:instrText xml:space="preserve"> PAGEREF _Toc237869089 \h </w:instrText>
             </w:r>
             <w:r>
               <w:rPr>
@@ -595,7 +595,7 @@
               <w:lang w:val="es-CO" w:eastAsia="es-CO"/>
             </w:rPr>
           </w:pPr>
-          <w:hyperlink w:anchor="_Toc237867246" w:history="1">
+          <w:hyperlink w:anchor="_Toc237869090" w:history="1">
             <w:r>
               <w:rPr>
                 <w:rStyle w:val="Hipervnculo"/>
@@ -637,7 +637,7 @@
                 <w:noProof/>
                 <w:webHidden/>
               </w:rPr>
-              <w:instrText xml:space="preserve"> PAGEREF _Toc237867246 \h </w:instrText>
+              <w:instrText xml:space="preserve"> PAGEREF _Toc237869090 \h </w:instrText>
             </w:r>
             <w:r>
               <w:rPr>
@@ -681,7 +681,7 @@
               <w:lang w:val="es-CO" w:eastAsia="es-CO"/>
             </w:rPr>
           </w:pPr>
-          <w:hyperlink w:anchor="_Toc237867247" w:history="1">
+          <w:hyperlink w:anchor="_Toc237869091" w:history="1">
             <w:r>
               <w:rPr>
                 <w:rStyle w:val="Hipervnculo"/>
@@ -723,7 +723,7 @@
                 <w:noProof/>
                 <w:webHidden/>
               </w:rPr>
-              <w:instrText xml:space="preserve"> PAGEREF _Toc237867247 \h </w:instrText>
+              <w:instrText xml:space="preserve"> PAGEREF _Toc237869091 \h </w:instrText>
             </w:r>
             <w:r>
               <w:rPr>
@@ -767,7 +767,7 @@
               <w:lang w:val="es-CO" w:eastAsia="es-CO"/>
             </w:rPr>
           </w:pPr>
-          <w:hyperlink w:anchor="_Toc237867248" w:history="1">
+          <w:hyperlink w:anchor="_Toc237869092" w:history="1">
             <w:r>
               <w:rPr>
                 <w:rStyle w:val="Hipervnculo"/>
@@ -809,7 +809,7 @@
                 <w:noProof/>
                 <w:webHidden/>
               </w:rPr>
-              <w:instrText xml:space="preserve"> PAGEREF _Toc237867248 \h </w:instrText>
+              <w:instrText xml:space="preserve"> PAGEREF _Toc237869092 \h </w:instrText>
             </w:r>
             <w:r>
               <w:rPr>
@@ -853,7 +853,7 @@
               <w:lang w:val="es-CO" w:eastAsia="es-CO"/>
             </w:rPr>
           </w:pPr>
-          <w:hyperlink w:anchor="_Toc237867249" w:history="1">
+          <w:hyperlink w:anchor="_Toc237869093" w:history="1">
             <w:r>
               <w:rPr>
                 <w:rStyle w:val="Hipervnculo"/>
@@ -895,7 +895,7 @@
                 <w:noProof/>
                 <w:webHidden/>
               </w:rPr>
-              <w:instrText xml:space="preserve"> PAGEREF _Toc237867249 \h </w:instrText>
+              <w:instrText xml:space="preserve"> PAGEREF _Toc237869093 \h </w:instrText>
             </w:r>
             <w:r>
               <w:rPr>
@@ -939,7 +939,7 @@
               <w:lang w:val="es-CO" w:eastAsia="es-CO"/>
             </w:rPr>
           </w:pPr>
-          <w:hyperlink w:anchor="_Toc237867250" w:history="1">
+          <w:hyperlink w:anchor="_Toc237869094" w:history="1">
             <w:r>
               <w:rPr>
                 <w:rStyle w:val="Hipervnculo"/>
@@ -981,7 +981,7 @@
                 <w:noProof/>
                 <w:webHidden/>
               </w:rPr>
-              <w:instrText xml:space="preserve"> PAGEREF _Toc237867250 \h </w:instrText>
+              <w:instrText xml:space="preserve"> PAGEREF _Toc237869094 \h </w:instrText>
             </w:r>
             <w:r>
               <w:rPr>
@@ -1025,7 +1025,7 @@
               <w:lang w:val="es-CO" w:eastAsia="es-CO"/>
             </w:rPr>
           </w:pPr>
-          <w:hyperlink w:anchor="_Toc237867251" w:history="1">
+          <w:hyperlink w:anchor="_Toc237869095" w:history="1">
             <w:r>
               <w:rPr>
                 <w:rStyle w:val="Hipervnculo"/>
@@ -1067,7 +1067,7 @@
                 <w:noProof/>
                 <w:webHidden/>
               </w:rPr>
-              <w:instrText xml:space="preserve"> PAGEREF _Toc237867251 \h </w:instrText>
+              <w:instrText xml:space="preserve"> PAGEREF _Toc237869095 \h </w:instrText>
             </w:r>
             <w:r>
               <w:rPr>
@@ -1111,7 +1111,7 @@
               <w:lang w:val="es-CO" w:eastAsia="es-CO"/>
             </w:rPr>
           </w:pPr>
-          <w:hyperlink w:anchor="_Toc237867252" w:history="1">
+          <w:hyperlink w:anchor="_Toc237869096" w:history="1">
             <w:r>
               <w:rPr>
                 <w:rStyle w:val="Hipervnculo"/>
@@ -1153,7 +1153,7 @@
                 <w:noProof/>
                 <w:webHidden/>
               </w:rPr>
-              <w:instrText xml:space="preserve"> PAGEREF _Toc237867252 \h </w:instrText>
+              <w:instrText xml:space="preserve"> PAGEREF _Toc237869096 \h </w:instrText>
             </w:r>
             <w:r>
               <w:rPr>
@@ -1197,7 +1197,7 @@
               <w:lang w:val="es-CO" w:eastAsia="es-CO"/>
             </w:rPr>
           </w:pPr>
-          <w:hyperlink w:anchor="_Toc237867253" w:history="1">
+          <w:hyperlink w:anchor="_Toc237869097" w:history="1">
             <w:r>
               <w:rPr>
                 <w:rStyle w:val="Hipervnculo"/>
@@ -1239,7 +1239,7 @@
                 <w:noProof/>
                 <w:webHidden/>
               </w:rPr>
-              <w:instrText xml:space="preserve"> PAGEREF _Toc237867253 \h </w:instrText>
+              <w:instrText xml:space="preserve"> PAGEREF _Toc237869097 \h </w:instrText>
             </w:r>
             <w:r>
               <w:rPr>
@@ -1283,7 +1283,7 @@
               <w:lang w:val="es-CO" w:eastAsia="es-CO"/>
             </w:rPr>
           </w:pPr>
-          <w:hyperlink w:anchor="_Toc237867254" w:history="1">
+          <w:hyperlink w:anchor="_Toc237869098" w:history="1">
             <w:r>
               <w:rPr>
                 <w:rStyle w:val="Hipervnculo"/>
@@ -1325,7 +1325,7 @@
                 <w:noProof/>
                 <w:webHidden/>
               </w:rPr>
-              <w:instrText xml:space="preserve"> PAGEREF _Toc237867254 \h </w:instrText>
+              <w:instrText xml:space="preserve"> PAGEREF _Toc237869098 \h </w:instrText>
             </w:r>
             <w:r>
               <w:rPr>
@@ -1369,7 +1369,7 @@
               <w:lang w:val="es-CO" w:eastAsia="es-CO"/>
             </w:rPr>
           </w:pPr>
-          <w:hyperlink w:anchor="_Toc237867255" w:history="1">
+          <w:hyperlink w:anchor="_Toc237869099" w:history="1">
             <w:r>
               <w:rPr>
                 <w:rStyle w:val="Hipervnculo"/>
@@ -1411,7 +1411,7 @@
                 <w:noProof/>
                 <w:webHidden/>
               </w:rPr>
-              <w:instrText xml:space="preserve"> PAGEREF _Toc237867255 \h </w:instrText>
+              <w:instrText xml:space="preserve"> PAGEREF _Toc237869099 \h </w:instrText>
             </w:r>
             <w:r>
               <w:rPr>
@@ -1455,7 +1455,7 @@
               <w:lang w:val="es-CO" w:eastAsia="es-CO"/>
             </w:rPr>
           </w:pPr>
-          <w:hyperlink w:anchor="_Toc237867256" w:history="1">
+          <w:hyperlink w:anchor="_Toc237869100" w:history="1">
             <w:r>
               <w:rPr>
                 <w:rStyle w:val="Hipervnculo"/>
@@ -1497,7 +1497,7 @@
                 <w:noProof/>
                 <w:webHidden/>
               </w:rPr>
-              <w:instrText xml:space="preserve"> PAGEREF _Toc237867256 \h </w:instrText>
+              <w:instrText xml:space="preserve"> PAGEREF _Toc237869100 \h </w:instrText>
             </w:r>
             <w:r>
               <w:rPr>
@@ -1541,7 +1541,7 @@
               <w:lang w:val="es-CO" w:eastAsia="es-CO"/>
             </w:rPr>
           </w:pPr>
-          <w:hyperlink w:anchor="_Toc237867257" w:history="1">
+          <w:hyperlink w:anchor="_Toc237869101" w:history="1">
             <w:r>
               <w:rPr>
                 <w:rStyle w:val="Hipervnculo"/>
@@ -1583,7 +1583,7 @@
                 <w:noProof/>
                 <w:webHidden/>
               </w:rPr>
-              <w:instrText xml:space="preserve"> PAGEREF _Toc237867257 \h </w:instrText>
+              <w:instrText xml:space="preserve"> PAGEREF _Toc237869101 \h </w:instrText>
             </w:r>
             <w:r>
               <w:rPr>
@@ -1627,7 +1627,7 @@
               <w:lang w:val="es-CO" w:eastAsia="es-CO"/>
             </w:rPr>
           </w:pPr>
-          <w:hyperlink w:anchor="_Toc237867258" w:history="1">
+          <w:hyperlink w:anchor="_Toc237869102" w:history="1">
             <w:r>
               <w:rPr>
                 <w:rStyle w:val="Hipervnculo"/>
@@ -1669,7 +1669,7 @@
                 <w:noProof/>
                 <w:webHidden/>
               </w:rPr>
-              <w:instrText xml:space="preserve"> PAGEREF _Toc237867258 \h </w:instrText>
+              <w:instrText xml:space="preserve"> PAGEREF _Toc237869102 \h </w:instrText>
             </w:r>
             <w:r>
               <w:rPr>
@@ -1713,7 +1713,7 @@
               <w:lang w:val="es-CO" w:eastAsia="es-CO"/>
             </w:rPr>
           </w:pPr>
-          <w:hyperlink w:anchor="_Toc237867259" w:history="1">
+          <w:hyperlink w:anchor="_Toc237869103" w:history="1">
             <w:r>
               <w:rPr>
                 <w:rStyle w:val="Hipervnculo"/>
@@ -1755,7 +1755,7 @@
                 <w:noProof/>
                 <w:webHidden/>
               </w:rPr>
-              <w:instrText xml:space="preserve"> PAGEREF _Toc237867259 \h </w:instrText>
+              <w:instrText xml:space="preserve"> PAGEREF _Toc237869103 \h </w:instrText>
             </w:r>
             <w:r>
               <w:rPr>
@@ -1799,7 +1799,7 @@
               <w:lang w:val="es-CO" w:eastAsia="es-CO"/>
             </w:rPr>
           </w:pPr>
-          <w:hyperlink w:anchor="_Toc237867260" w:history="1">
+          <w:hyperlink w:anchor="_Toc237869104" w:history="1">
             <w:r>
               <w:rPr>
                 <w:rStyle w:val="Hipervnculo"/>
@@ -1841,7 +1841,7 @@
                 <w:noProof/>
                 <w:webHidden/>
               </w:rPr>
-              <w:instrText xml:space="preserve"> PAGEREF _Toc237867260 \h </w:instrText>
+              <w:instrText xml:space="preserve"> PAGEREF _Toc237869104 \h </w:instrText>
             </w:r>
             <w:r>
               <w:rPr>
@@ -1885,7 +1885,7 @@
               <w:lang w:val="es-CO" w:eastAsia="es-CO"/>
             </w:rPr>
           </w:pPr>
-          <w:hyperlink w:anchor="_Toc237867261" w:history="1">
+          <w:hyperlink w:anchor="_Toc237869105" w:history="1">
             <w:r>
               <w:rPr>
                 <w:rStyle w:val="Hipervnculo"/>
@@ -1927,7 +1927,7 @@
                 <w:noProof/>
                 <w:webHidden/>
               </w:rPr>
-              <w:instrText xml:space="preserve"> PAGEREF _Toc237867261 \h </w:instrText>
+              <w:instrText xml:space="preserve"> PAGEREF _Toc237869105 \h </w:instrText>
             </w:r>
             <w:r>
               <w:rPr>
@@ -1971,7 +1971,7 @@
               <w:lang w:val="es-CO" w:eastAsia="es-CO"/>
             </w:rPr>
           </w:pPr>
-          <w:hyperlink w:anchor="_Toc237867262" w:history="1">
+          <w:hyperlink w:anchor="_Toc237869106" w:history="1">
             <w:r>
               <w:rPr>
                 <w:rStyle w:val="Hipervnculo"/>
@@ -2013,7 +2013,7 @@
                 <w:noProof/>
                 <w:webHidden/>
               </w:rPr>
-              <w:instrText xml:space="preserve"> PAGEREF _Toc237867262 \h </w:instrText>
+              <w:instrText xml:space="preserve"> PAGEREF _Toc237869106 \h </w:instrText>
             </w:r>
             <w:r>
               <w:rPr>
@@ -2057,7 +2057,7 @@
               <w:lang w:val="es-CO" w:eastAsia="es-CO"/>
             </w:rPr>
           </w:pPr>
-          <w:hyperlink w:anchor="_Toc237867263" w:history="1">
+          <w:hyperlink w:anchor="_Toc237869107" w:history="1">
             <w:r>
               <w:rPr>
                 <w:rStyle w:val="Hipervnculo"/>
@@ -2099,7 +2099,7 @@
                 <w:noProof/>
                 <w:webHidden/>
               </w:rPr>
-              <w:instrText xml:space="preserve"> PAGEREF _Toc237867263 \h </w:instrText>
+              <w:instrText xml:space="preserve"> PAGEREF _Toc237869107 \h </w:instrText>
             </w:r>
             <w:r>
               <w:rPr>
@@ -2143,7 +2143,7 @@
               <w:lang w:val="es-CO" w:eastAsia="es-CO"/>
             </w:rPr>
           </w:pPr>
-          <w:hyperlink w:anchor="_Toc237867264" w:history="1">
+          <w:hyperlink w:anchor="_Toc237869108" w:history="1">
             <w:r>
               <w:rPr>
                 <w:rStyle w:val="Hipervnculo"/>
@@ -2185,7 +2185,7 @@
                 <w:noProof/>
                 <w:webHidden/>
               </w:rPr>
-              <w:instrText xml:space="preserve"> PAGEREF _Toc237867264 \h </w:instrText>
+              <w:instrText xml:space="preserve"> PAGEREF _Toc237869108 \h </w:instrText>
             </w:r>
             <w:r>
               <w:rPr>
@@ -2229,7 +2229,7 @@
               <w:lang w:val="es-CO" w:eastAsia="es-CO"/>
             </w:rPr>
           </w:pPr>
-          <w:hyperlink w:anchor="_Toc237867265" w:history="1">
+          <w:hyperlink w:anchor="_Toc237869109" w:history="1">
             <w:r>
               <w:rPr>
                 <w:rStyle w:val="Hipervnculo"/>
@@ -2271,7 +2271,7 @@
                 <w:noProof/>
                 <w:webHidden/>
               </w:rPr>
-              <w:instrText xml:space="preserve"> PAGEREF _Toc237867265 \h </w:instrText>
+              <w:instrText xml:space="preserve"> PAGEREF _Toc237869109 \h </w:instrText>
             </w:r>
             <w:r>
               <w:rPr>
@@ -2315,7 +2315,7 @@
               <w:lang w:val="es-CO" w:eastAsia="es-CO"/>
             </w:rPr>
           </w:pPr>
-          <w:hyperlink w:anchor="_Toc237867266" w:history="1">
+          <w:hyperlink w:anchor="_Toc237869110" w:history="1">
             <w:r>
               <w:rPr>
                 <w:rStyle w:val="Hipervnculo"/>
@@ -2357,7 +2357,7 @@
                 <w:noProof/>
                 <w:webHidden/>
               </w:rPr>
-              <w:instrText xml:space="preserve"> PAGEREF _Toc237867266 \h </w:instrText>
+              <w:instrText xml:space="preserve"> PAGEREF _Toc237869110 \h </w:instrText>
             </w:r>
             <w:r>
               <w:rPr>
@@ -2401,7 +2401,7 @@
               <w:lang w:val="es-CO" w:eastAsia="es-CO"/>
             </w:rPr>
           </w:pPr>
-          <w:hyperlink w:anchor="_Toc237867267" w:history="1">
+          <w:hyperlink w:anchor="_Toc237869111" w:history="1">
             <w:r>
               <w:rPr>
                 <w:rStyle w:val="Hipervnculo"/>
@@ -2443,7 +2443,7 @@
                 <w:noProof/>
                 <w:webHidden/>
               </w:rPr>
-              <w:instrText xml:space="preserve"> PAGEREF _Toc237867267 \h </w:instrText>
+              <w:instrText xml:space="preserve"> PAGEREF _Toc237869111 \h </w:instrText>
             </w:r>
             <w:r>
               <w:rPr>
@@ -2487,7 +2487,7 @@
               <w:lang w:val="es-CO" w:eastAsia="es-CO"/>
             </w:rPr>
           </w:pPr>
-          <w:hyperlink w:anchor="_Toc237867268" w:history="1">
+          <w:hyperlink w:anchor="_Toc237869112" w:history="1">
             <w:r>
               <w:rPr>
                 <w:rStyle w:val="Hipervnculo"/>
@@ -2529,7 +2529,7 @@
                 <w:noProof/>
                 <w:webHidden/>
               </w:rPr>
-              <w:instrText xml:space="preserve"> PAGEREF _Toc237867268 \h </w:instrText>
+              <w:instrText xml:space="preserve"> PAGEREF _Toc237869112 \h </w:instrText>
             </w:r>
             <w:r>
               <w:rPr>
@@ -2573,7 +2573,7 @@
               <w:lang w:val="es-CO" w:eastAsia="es-CO"/>
             </w:rPr>
           </w:pPr>
-          <w:hyperlink w:anchor="_Toc237867269" w:history="1">
+          <w:hyperlink w:anchor="_Toc237869113" w:history="1">
             <w:r>
               <w:rPr>
                 <w:rStyle w:val="Hipervnculo"/>
@@ -2615,7 +2615,7 @@
                 <w:noProof/>
                 <w:webHidden/>
               </w:rPr>
-              <w:instrText xml:space="preserve"> PAGEREF _Toc237867269 \h </w:instrText>
+              <w:instrText xml:space="preserve"> PAGEREF _Toc237869113 \h </w:instrText>
             </w:r>
             <w:r>
               <w:rPr>
@@ -2659,7 +2659,7 @@
               <w:lang w:val="es-CO" w:eastAsia="es-CO"/>
             </w:rPr>
           </w:pPr>
-          <w:hyperlink w:anchor="_Toc237867270" w:history="1">
+          <w:hyperlink w:anchor="_Toc237869114" w:history="1">
             <w:r>
               <w:rPr>
                 <w:rStyle w:val="Hipervnculo"/>
@@ -2701,7 +2701,7 @@
                 <w:noProof/>
                 <w:webHidden/>
               </w:rPr>
-              <w:instrText xml:space="preserve"> PAGEREF _Toc237867270 \h </w:instrText>
+              <w:instrText xml:space="preserve"> PAGEREF _Toc237869114 \h </w:instrText>
             </w:r>
             <w:r>
               <w:rPr>
@@ -2745,7 +2745,7 @@
               <w:lang w:val="es-CO" w:eastAsia="es-CO"/>
             </w:rPr>
           </w:pPr>
-          <w:hyperlink w:anchor="_Toc237867271" w:history="1">
+          <w:hyperlink w:anchor="_Toc237869115" w:history="1">
             <w:r>
               <w:rPr>
                 <w:rStyle w:val="Hipervnculo"/>
@@ -2787,7 +2787,7 @@
                 <w:noProof/>
                 <w:webHidden/>
               </w:rPr>
-              <w:instrText xml:space="preserve"> PAGEREF _Toc237867271 \h </w:instrText>
+              <w:instrText xml:space="preserve"> PAGEREF _Toc237869115 \h </w:instrText>
             </w:r>
             <w:r>
               <w:rPr>
@@ -2831,7 +2831,7 @@
               <w:lang w:val="es-CO" w:eastAsia="es-CO"/>
             </w:rPr>
           </w:pPr>
-          <w:hyperlink w:anchor="_Toc237867272" w:history="1">
+          <w:hyperlink w:anchor="_Toc237869116" w:history="1">
             <w:r>
               <w:rPr>
                 <w:rStyle w:val="Hipervnculo"/>
@@ -2873,7 +2873,7 @@
                 <w:noProof/>
                 <w:webHidden/>
               </w:rPr>
-              <w:instrText xml:space="preserve"> PAGEREF _Toc237867272 \h </w:instrText>
+              <w:instrText xml:space="preserve"> PAGEREF _Toc237869116 \h </w:instrText>
             </w:r>
             <w:r>
               <w:rPr>
@@ -2917,7 +2917,7 @@
               <w:lang w:val="es-CO" w:eastAsia="es-CO"/>
             </w:rPr>
           </w:pPr>
-          <w:hyperlink w:anchor="_Toc237867273" w:history="1">
+          <w:hyperlink w:anchor="_Toc237869117" w:history="1">
             <w:r>
               <w:rPr>
                 <w:rStyle w:val="Hipervnculo"/>
@@ -2959,7 +2959,7 @@
                 <w:noProof/>
                 <w:webHidden/>
               </w:rPr>
-              <w:instrText xml:space="preserve"> PAGEREF _Toc237867273 \h </w:instrText>
+              <w:instrText xml:space="preserve"> PAGEREF _Toc237869117 \h </w:instrText>
             </w:r>
             <w:r>
               <w:rPr>
@@ -3003,7 +3003,7 @@
               <w:lang w:val="es-CO" w:eastAsia="es-CO"/>
             </w:rPr>
           </w:pPr>
-          <w:hyperlink w:anchor="_Toc237867274" w:history="1">
+          <w:hyperlink w:anchor="_Toc237869118" w:history="1">
             <w:r>
               <w:rPr>
                 <w:rStyle w:val="Hipervnculo"/>
@@ -3045,7 +3045,7 @@
                 <w:noProof/>
                 <w:webHidden/>
               </w:rPr>
-              <w:instrText xml:space="preserve"> PAGEREF _Toc237867274 \h </w:instrText>
+              <w:instrText xml:space="preserve"> PAGEREF _Toc237869118 \h </w:instrText>
             </w:r>
             <w:r>
               <w:rPr>
@@ -3089,7 +3089,7 @@
               <w:lang w:val="es-CO" w:eastAsia="es-CO"/>
             </w:rPr>
           </w:pPr>
-          <w:hyperlink w:anchor="_Toc237867275" w:history="1">
+          <w:hyperlink w:anchor="_Toc237869119" w:history="1">
             <w:r>
               <w:rPr>
                 <w:rStyle w:val="Hipervnculo"/>
@@ -3131,7 +3131,7 @@
                 <w:noProof/>
                 <w:webHidden/>
               </w:rPr>
-              <w:instrText xml:space="preserve"> PAGEREF _Toc237867275 \h </w:instrText>
+              <w:instrText xml:space="preserve"> PAGEREF _Toc237869119 \h </w:instrText>
             </w:r>
             <w:r>
               <w:rPr>
@@ -3175,7 +3175,7 @@
               <w:lang w:val="es-CO" w:eastAsia="es-CO"/>
             </w:rPr>
           </w:pPr>
-          <w:hyperlink w:anchor="_Toc237867276" w:history="1">
+          <w:hyperlink w:anchor="_Toc237869120" w:history="1">
             <w:r>
               <w:rPr>
                 <w:rStyle w:val="Hipervnculo"/>
@@ -3217,7 +3217,7 @@
                 <w:noProof/>
                 <w:webHidden/>
               </w:rPr>
-              <w:instrText xml:space="preserve"> PAGEREF _Toc237867276 \h </w:instrText>
+              <w:instrText xml:space="preserve"> PAGEREF _Toc237869120 \h </w:instrText>
             </w:r>
             <w:r>
               <w:rPr>
@@ -3261,7 +3261,7 @@
               <w:lang w:val="es-CO" w:eastAsia="es-CO"/>
             </w:rPr>
           </w:pPr>
-          <w:hyperlink w:anchor="_Toc237867277" w:history="1">
+          <w:hyperlink w:anchor="_Toc237869121" w:history="1">
             <w:r>
               <w:rPr>
                 <w:rStyle w:val="Hipervnculo"/>
@@ -3303,7 +3303,7 @@
                 <w:noProof/>
                 <w:webHidden/>
               </w:rPr>
-              <w:instrText xml:space="preserve"> PAGEREF _Toc237867277 \h </w:instrText>
+              <w:instrText xml:space="preserve"> PAGEREF _Toc237869121 \h </w:instrText>
             </w:r>
             <w:r>
               <w:rPr>
@@ -3347,7 +3347,7 @@
               <w:lang w:val="es-CO" w:eastAsia="es-CO"/>
             </w:rPr>
           </w:pPr>
-          <w:hyperlink w:anchor="_Toc237867278" w:history="1">
+          <w:hyperlink w:anchor="_Toc237869122" w:history="1">
             <w:r>
               <w:rPr>
                 <w:rStyle w:val="Hipervnculo"/>
@@ -3389,7 +3389,7 @@
                 <w:noProof/>
                 <w:webHidden/>
               </w:rPr>
-              <w:instrText xml:space="preserve"> PAGEREF _Toc237867278 \h </w:instrText>
+              <w:instrText xml:space="preserve"> PAGEREF _Toc237869122 \h </w:instrText>
             </w:r>
             <w:r>
               <w:rPr>
@@ -3410,6 +3410,957 @@
                 <w:webHidden/>
               </w:rPr>
               <w:t>48</w:t>
+            </w:r>
+            <w:r>
+              <w:rPr>
+                <w:noProof/>
+                <w:webHidden/>
+              </w:rPr>
+              <w:fldChar w:fldCharType="end"/>
+            </w:r>
+          </w:hyperlink>
+        </w:p>
+        <w:p>
+          <w:pPr>
+            <w:pStyle w:val="TDC1"/>
+            <w:tabs>
+              <w:tab w:val="left" w:pos="480"/>
+              <w:tab w:val="right" w:leader="dot" w:pos="9350"/>
+            </w:tabs>
+            <w:rPr>
+              <w:rFonts w:asciiTheme="minorHAnsi" w:eastAsiaTheme="minorEastAsia" w:hAnsiTheme="minorHAnsi" w:cstheme="minorBidi"/>
+              <w:noProof/>
+              <w:lang w:val="es-CO" w:eastAsia="es-CO"/>
+            </w:rPr>
+          </w:pPr>
+          <w:hyperlink w:anchor="_Toc237869123" w:history="1">
+            <w:r>
+              <w:rPr>
+                <w:rStyle w:val="Hipervnculo"/>
+                <w:noProof/>
+              </w:rPr>
+              <w:t>6</w:t>
+            </w:r>
+            <w:r>
+              <w:rPr>
+                <w:rFonts w:asciiTheme="minorHAnsi" w:eastAsiaTheme="minorEastAsia" w:hAnsiTheme="minorHAnsi" w:cstheme="minorBidi"/>
+                <w:noProof/>
+                <w:lang w:val="es-CO" w:eastAsia="es-CO"/>
+              </w:rPr>
+              <w:tab/>
+            </w:r>
+            <w:r>
+              <w:rPr>
+                <w:rStyle w:val="Hipervnculo"/>
+                <w:noProof/>
+              </w:rPr>
+              <w:t>Data Requirements</w:t>
+            </w:r>
+            <w:r>
+              <w:rPr>
+                <w:noProof/>
+                <w:webHidden/>
+              </w:rPr>
+              <w:tab/>
+            </w:r>
+            <w:r>
+              <w:rPr>
+                <w:noProof/>
+                <w:webHidden/>
+              </w:rPr>
+              <w:fldChar w:fldCharType="begin"/>
+            </w:r>
+            <w:r>
+              <w:rPr>
+                <w:noProof/>
+                <w:webHidden/>
+              </w:rPr>
+              <w:instrText xml:space="preserve"> PAGEREF _Toc237869123 \h </w:instrText>
+            </w:r>
+            <w:r>
+              <w:rPr>
+                <w:noProof/>
+                <w:webHidden/>
+              </w:rPr>
+            </w:r>
+            <w:r>
+              <w:rPr>
+                <w:noProof/>
+                <w:webHidden/>
+              </w:rPr>
+              <w:fldChar w:fldCharType="separate"/>
+            </w:r>
+            <w:r>
+              <w:rPr>
+                <w:noProof/>
+                <w:webHidden/>
+              </w:rPr>
+              <w:t>49</w:t>
+            </w:r>
+            <w:r>
+              <w:rPr>
+                <w:noProof/>
+                <w:webHidden/>
+              </w:rPr>
+              <w:fldChar w:fldCharType="end"/>
+            </w:r>
+          </w:hyperlink>
+        </w:p>
+        <w:p>
+          <w:pPr>
+            <w:pStyle w:val="TDC2"/>
+            <w:tabs>
+              <w:tab w:val="left" w:pos="960"/>
+              <w:tab w:val="right" w:leader="dot" w:pos="9350"/>
+            </w:tabs>
+            <w:rPr>
+              <w:rFonts w:asciiTheme="minorHAnsi" w:eastAsiaTheme="minorEastAsia" w:hAnsiTheme="minorHAnsi" w:cstheme="minorBidi"/>
+              <w:noProof/>
+              <w:lang w:val="es-CO" w:eastAsia="es-CO"/>
+            </w:rPr>
+          </w:pPr>
+          <w:hyperlink w:anchor="_Toc237869124" w:history="1">
+            <w:r>
+              <w:rPr>
+                <w:rStyle w:val="Hipervnculo"/>
+                <w:noProof/>
+              </w:rPr>
+              <w:t>6.1</w:t>
+            </w:r>
+            <w:r>
+              <w:rPr>
+                <w:rFonts w:asciiTheme="minorHAnsi" w:eastAsiaTheme="minorEastAsia" w:hAnsiTheme="minorHAnsi" w:cstheme="minorBidi"/>
+                <w:noProof/>
+                <w:lang w:val="es-CO" w:eastAsia="es-CO"/>
+              </w:rPr>
+              <w:tab/>
+            </w:r>
+            <w:r>
+              <w:rPr>
+                <w:rStyle w:val="Hipervnculo"/>
+                <w:noProof/>
+              </w:rPr>
+              <w:t>Data Entities</w:t>
+            </w:r>
+            <w:r>
+              <w:rPr>
+                <w:noProof/>
+                <w:webHidden/>
+              </w:rPr>
+              <w:tab/>
+            </w:r>
+            <w:r>
+              <w:rPr>
+                <w:noProof/>
+                <w:webHidden/>
+              </w:rPr>
+              <w:fldChar w:fldCharType="begin"/>
+            </w:r>
+            <w:r>
+              <w:rPr>
+                <w:noProof/>
+                <w:webHidden/>
+              </w:rPr>
+              <w:instrText xml:space="preserve"> PAGEREF _Toc237869124 \h </w:instrText>
+            </w:r>
+            <w:r>
+              <w:rPr>
+                <w:noProof/>
+                <w:webHidden/>
+              </w:rPr>
+            </w:r>
+            <w:r>
+              <w:rPr>
+                <w:noProof/>
+                <w:webHidden/>
+              </w:rPr>
+              <w:fldChar w:fldCharType="separate"/>
+            </w:r>
+            <w:r>
+              <w:rPr>
+                <w:noProof/>
+                <w:webHidden/>
+              </w:rPr>
+              <w:t>49</w:t>
+            </w:r>
+            <w:r>
+              <w:rPr>
+                <w:noProof/>
+                <w:webHidden/>
+              </w:rPr>
+              <w:fldChar w:fldCharType="end"/>
+            </w:r>
+          </w:hyperlink>
+        </w:p>
+        <w:p>
+          <w:pPr>
+            <w:pStyle w:val="TDC2"/>
+            <w:tabs>
+              <w:tab w:val="left" w:pos="960"/>
+              <w:tab w:val="right" w:leader="dot" w:pos="9350"/>
+            </w:tabs>
+            <w:rPr>
+              <w:rFonts w:asciiTheme="minorHAnsi" w:eastAsiaTheme="minorEastAsia" w:hAnsiTheme="minorHAnsi" w:cstheme="minorBidi"/>
+              <w:noProof/>
+              <w:lang w:val="es-CO" w:eastAsia="es-CO"/>
+            </w:rPr>
+          </w:pPr>
+          <w:hyperlink w:anchor="_Toc237869125" w:history="1">
+            <w:r>
+              <w:rPr>
+                <w:rStyle w:val="Hipervnculo"/>
+                <w:noProof/>
+              </w:rPr>
+              <w:t>6.2</w:t>
+            </w:r>
+            <w:r>
+              <w:rPr>
+                <w:rFonts w:asciiTheme="minorHAnsi" w:eastAsiaTheme="minorEastAsia" w:hAnsiTheme="minorHAnsi" w:cstheme="minorBidi"/>
+                <w:noProof/>
+                <w:lang w:val="es-CO" w:eastAsia="es-CO"/>
+              </w:rPr>
+              <w:tab/>
+            </w:r>
+            <w:r>
+              <w:rPr>
+                <w:rStyle w:val="Hipervnculo"/>
+                <w:noProof/>
+              </w:rPr>
+              <w:t>Data Relationships</w:t>
+            </w:r>
+            <w:r>
+              <w:rPr>
+                <w:noProof/>
+                <w:webHidden/>
+              </w:rPr>
+              <w:tab/>
+            </w:r>
+            <w:r>
+              <w:rPr>
+                <w:noProof/>
+                <w:webHidden/>
+              </w:rPr>
+              <w:fldChar w:fldCharType="begin"/>
+            </w:r>
+            <w:r>
+              <w:rPr>
+                <w:noProof/>
+                <w:webHidden/>
+              </w:rPr>
+              <w:instrText xml:space="preserve"> PAGEREF _Toc237869125 \h </w:instrText>
+            </w:r>
+            <w:r>
+              <w:rPr>
+                <w:noProof/>
+                <w:webHidden/>
+              </w:rPr>
+            </w:r>
+            <w:r>
+              <w:rPr>
+                <w:noProof/>
+                <w:webHidden/>
+              </w:rPr>
+              <w:fldChar w:fldCharType="separate"/>
+            </w:r>
+            <w:r>
+              <w:rPr>
+                <w:noProof/>
+                <w:webHidden/>
+              </w:rPr>
+              <w:t>49</w:t>
+            </w:r>
+            <w:r>
+              <w:rPr>
+                <w:noProof/>
+                <w:webHidden/>
+              </w:rPr>
+              <w:fldChar w:fldCharType="end"/>
+            </w:r>
+          </w:hyperlink>
+        </w:p>
+        <w:p>
+          <w:pPr>
+            <w:pStyle w:val="TDC2"/>
+            <w:tabs>
+              <w:tab w:val="left" w:pos="960"/>
+              <w:tab w:val="right" w:leader="dot" w:pos="9350"/>
+            </w:tabs>
+            <w:rPr>
+              <w:rFonts w:asciiTheme="minorHAnsi" w:eastAsiaTheme="minorEastAsia" w:hAnsiTheme="minorHAnsi" w:cstheme="minorBidi"/>
+              <w:noProof/>
+              <w:lang w:val="es-CO" w:eastAsia="es-CO"/>
+            </w:rPr>
+          </w:pPr>
+          <w:hyperlink w:anchor="_Toc237869126" w:history="1">
+            <w:r>
+              <w:rPr>
+                <w:rStyle w:val="Hipervnculo"/>
+                <w:noProof/>
+              </w:rPr>
+              <w:t>6.3</w:t>
+            </w:r>
+            <w:r>
+              <w:rPr>
+                <w:rFonts w:asciiTheme="minorHAnsi" w:eastAsiaTheme="minorEastAsia" w:hAnsiTheme="minorHAnsi" w:cstheme="minorBidi"/>
+                <w:noProof/>
+                <w:lang w:val="es-CO" w:eastAsia="es-CO"/>
+              </w:rPr>
+              <w:tab/>
+            </w:r>
+            <w:r>
+              <w:rPr>
+                <w:rStyle w:val="Hipervnculo"/>
+                <w:noProof/>
+              </w:rPr>
+              <w:t>Data Persistence</w:t>
+            </w:r>
+            <w:r>
+              <w:rPr>
+                <w:noProof/>
+                <w:webHidden/>
+              </w:rPr>
+              <w:tab/>
+            </w:r>
+            <w:r>
+              <w:rPr>
+                <w:noProof/>
+                <w:webHidden/>
+              </w:rPr>
+              <w:fldChar w:fldCharType="begin"/>
+            </w:r>
+            <w:r>
+              <w:rPr>
+                <w:noProof/>
+                <w:webHidden/>
+              </w:rPr>
+              <w:instrText xml:space="preserve"> PAGEREF _Toc237869126 \h </w:instrText>
+            </w:r>
+            <w:r>
+              <w:rPr>
+                <w:noProof/>
+                <w:webHidden/>
+              </w:rPr>
+            </w:r>
+            <w:r>
+              <w:rPr>
+                <w:noProof/>
+                <w:webHidden/>
+              </w:rPr>
+              <w:fldChar w:fldCharType="separate"/>
+            </w:r>
+            <w:r>
+              <w:rPr>
+                <w:noProof/>
+                <w:webHidden/>
+              </w:rPr>
+              <w:t>50</w:t>
+            </w:r>
+            <w:r>
+              <w:rPr>
+                <w:noProof/>
+                <w:webHidden/>
+              </w:rPr>
+              <w:fldChar w:fldCharType="end"/>
+            </w:r>
+          </w:hyperlink>
+        </w:p>
+        <w:p>
+          <w:pPr>
+            <w:pStyle w:val="TDC2"/>
+            <w:tabs>
+              <w:tab w:val="left" w:pos="960"/>
+              <w:tab w:val="right" w:leader="dot" w:pos="9350"/>
+            </w:tabs>
+            <w:rPr>
+              <w:rFonts w:asciiTheme="minorHAnsi" w:eastAsiaTheme="minorEastAsia" w:hAnsiTheme="minorHAnsi" w:cstheme="minorBidi"/>
+              <w:noProof/>
+              <w:lang w:val="es-CO" w:eastAsia="es-CO"/>
+            </w:rPr>
+          </w:pPr>
+          <w:hyperlink w:anchor="_Toc237869127" w:history="1">
+            <w:r>
+              <w:rPr>
+                <w:rStyle w:val="Hipervnculo"/>
+                <w:noProof/>
+              </w:rPr>
+              <w:t>6.4</w:t>
+            </w:r>
+            <w:r>
+              <w:rPr>
+                <w:rFonts w:asciiTheme="minorHAnsi" w:eastAsiaTheme="minorEastAsia" w:hAnsiTheme="minorHAnsi" w:cstheme="minorBidi"/>
+                <w:noProof/>
+                <w:lang w:val="es-CO" w:eastAsia="es-CO"/>
+              </w:rPr>
+              <w:tab/>
+            </w:r>
+            <w:r>
+              <w:rPr>
+                <w:rStyle w:val="Hipervnculo"/>
+                <w:noProof/>
+              </w:rPr>
+              <w:t>Data Integrity</w:t>
+            </w:r>
+            <w:r>
+              <w:rPr>
+                <w:noProof/>
+                <w:webHidden/>
+              </w:rPr>
+              <w:tab/>
+            </w:r>
+            <w:r>
+              <w:rPr>
+                <w:noProof/>
+                <w:webHidden/>
+              </w:rPr>
+              <w:fldChar w:fldCharType="begin"/>
+            </w:r>
+            <w:r>
+              <w:rPr>
+                <w:noProof/>
+                <w:webHidden/>
+              </w:rPr>
+              <w:instrText xml:space="preserve"> PAGEREF _Toc237869127 \h </w:instrText>
+            </w:r>
+            <w:r>
+              <w:rPr>
+                <w:noProof/>
+                <w:webHidden/>
+              </w:rPr>
+            </w:r>
+            <w:r>
+              <w:rPr>
+                <w:noProof/>
+                <w:webHidden/>
+              </w:rPr>
+              <w:fldChar w:fldCharType="separate"/>
+            </w:r>
+            <w:r>
+              <w:rPr>
+                <w:noProof/>
+                <w:webHidden/>
+              </w:rPr>
+              <w:t>50</w:t>
+            </w:r>
+            <w:r>
+              <w:rPr>
+                <w:noProof/>
+                <w:webHidden/>
+              </w:rPr>
+              <w:fldChar w:fldCharType="end"/>
+            </w:r>
+          </w:hyperlink>
+        </w:p>
+        <w:p>
+          <w:pPr>
+            <w:pStyle w:val="TDC2"/>
+            <w:tabs>
+              <w:tab w:val="left" w:pos="960"/>
+              <w:tab w:val="right" w:leader="dot" w:pos="9350"/>
+            </w:tabs>
+            <w:rPr>
+              <w:rFonts w:asciiTheme="minorHAnsi" w:eastAsiaTheme="minorEastAsia" w:hAnsiTheme="minorHAnsi" w:cstheme="minorBidi"/>
+              <w:noProof/>
+              <w:lang w:val="es-CO" w:eastAsia="es-CO"/>
+            </w:rPr>
+          </w:pPr>
+          <w:hyperlink w:anchor="_Toc237869128" w:history="1">
+            <w:r>
+              <w:rPr>
+                <w:rStyle w:val="Hipervnculo"/>
+                <w:noProof/>
+              </w:rPr>
+              <w:t>6.5</w:t>
+            </w:r>
+            <w:r>
+              <w:rPr>
+                <w:rFonts w:asciiTheme="minorHAnsi" w:eastAsiaTheme="minorEastAsia" w:hAnsiTheme="minorHAnsi" w:cstheme="minorBidi"/>
+                <w:noProof/>
+                <w:lang w:val="es-CO" w:eastAsia="es-CO"/>
+              </w:rPr>
+              <w:tab/>
+            </w:r>
+            <w:r>
+              <w:rPr>
+                <w:rStyle w:val="Hipervnculo"/>
+                <w:noProof/>
+              </w:rPr>
+              <w:t>Data Validation</w:t>
+            </w:r>
+            <w:r>
+              <w:rPr>
+                <w:noProof/>
+                <w:webHidden/>
+              </w:rPr>
+              <w:tab/>
+            </w:r>
+            <w:r>
+              <w:rPr>
+                <w:noProof/>
+                <w:webHidden/>
+              </w:rPr>
+              <w:fldChar w:fldCharType="begin"/>
+            </w:r>
+            <w:r>
+              <w:rPr>
+                <w:noProof/>
+                <w:webHidden/>
+              </w:rPr>
+              <w:instrText xml:space="preserve"> PAGEREF _Toc237869128 \h </w:instrText>
+            </w:r>
+            <w:r>
+              <w:rPr>
+                <w:noProof/>
+                <w:webHidden/>
+              </w:rPr>
+            </w:r>
+            <w:r>
+              <w:rPr>
+                <w:noProof/>
+                <w:webHidden/>
+              </w:rPr>
+              <w:fldChar w:fldCharType="separate"/>
+            </w:r>
+            <w:r>
+              <w:rPr>
+                <w:noProof/>
+                <w:webHidden/>
+              </w:rPr>
+              <w:t>51</w:t>
+            </w:r>
+            <w:r>
+              <w:rPr>
+                <w:noProof/>
+                <w:webHidden/>
+              </w:rPr>
+              <w:fldChar w:fldCharType="end"/>
+            </w:r>
+          </w:hyperlink>
+        </w:p>
+        <w:p>
+          <w:pPr>
+            <w:pStyle w:val="TDC1"/>
+            <w:tabs>
+              <w:tab w:val="left" w:pos="480"/>
+              <w:tab w:val="right" w:leader="dot" w:pos="9350"/>
+            </w:tabs>
+            <w:rPr>
+              <w:rFonts w:asciiTheme="minorHAnsi" w:eastAsiaTheme="minorEastAsia" w:hAnsiTheme="minorHAnsi" w:cstheme="minorBidi"/>
+              <w:noProof/>
+              <w:lang w:val="es-CO" w:eastAsia="es-CO"/>
+            </w:rPr>
+          </w:pPr>
+          <w:hyperlink w:anchor="_Toc237869129" w:history="1">
+            <w:r>
+              <w:rPr>
+                <w:rStyle w:val="Hipervnculo"/>
+                <w:noProof/>
+              </w:rPr>
+              <w:t>7</w:t>
+            </w:r>
+            <w:r>
+              <w:rPr>
+                <w:rFonts w:asciiTheme="minorHAnsi" w:eastAsiaTheme="minorEastAsia" w:hAnsiTheme="minorHAnsi" w:cstheme="minorBidi"/>
+                <w:noProof/>
+                <w:lang w:val="es-CO" w:eastAsia="es-CO"/>
+              </w:rPr>
+              <w:tab/>
+            </w:r>
+            <w:r>
+              <w:rPr>
+                <w:rStyle w:val="Hipervnculo"/>
+                <w:noProof/>
+              </w:rPr>
+              <w:t>External Interface Requirements</w:t>
+            </w:r>
+            <w:r>
+              <w:rPr>
+                <w:noProof/>
+                <w:webHidden/>
+              </w:rPr>
+              <w:tab/>
+            </w:r>
+            <w:r>
+              <w:rPr>
+                <w:noProof/>
+                <w:webHidden/>
+              </w:rPr>
+              <w:fldChar w:fldCharType="begin"/>
+            </w:r>
+            <w:r>
+              <w:rPr>
+                <w:noProof/>
+                <w:webHidden/>
+              </w:rPr>
+              <w:instrText xml:space="preserve"> PAGEREF _Toc237869129 \h </w:instrText>
+            </w:r>
+            <w:r>
+              <w:rPr>
+                <w:noProof/>
+                <w:webHidden/>
+              </w:rPr>
+            </w:r>
+            <w:r>
+              <w:rPr>
+                <w:noProof/>
+                <w:webHidden/>
+              </w:rPr>
+              <w:fldChar w:fldCharType="separate"/>
+            </w:r>
+            <w:r>
+              <w:rPr>
+                <w:noProof/>
+                <w:webHidden/>
+              </w:rPr>
+              <w:t>51</w:t>
+            </w:r>
+            <w:r>
+              <w:rPr>
+                <w:noProof/>
+                <w:webHidden/>
+              </w:rPr>
+              <w:fldChar w:fldCharType="end"/>
+            </w:r>
+          </w:hyperlink>
+        </w:p>
+        <w:p>
+          <w:pPr>
+            <w:pStyle w:val="TDC2"/>
+            <w:tabs>
+              <w:tab w:val="left" w:pos="960"/>
+              <w:tab w:val="right" w:leader="dot" w:pos="9350"/>
+            </w:tabs>
+            <w:rPr>
+              <w:rFonts w:asciiTheme="minorHAnsi" w:eastAsiaTheme="minorEastAsia" w:hAnsiTheme="minorHAnsi" w:cstheme="minorBidi"/>
+              <w:noProof/>
+              <w:lang w:val="es-CO" w:eastAsia="es-CO"/>
+            </w:rPr>
+          </w:pPr>
+          <w:hyperlink w:anchor="_Toc237869130" w:history="1">
+            <w:r>
+              <w:rPr>
+                <w:rStyle w:val="Hipervnculo"/>
+                <w:noProof/>
+                <w:lang w:val="es-CO"/>
+              </w:rPr>
+              <w:t>7.1</w:t>
+            </w:r>
+            <w:r>
+              <w:rPr>
+                <w:rFonts w:asciiTheme="minorHAnsi" w:eastAsiaTheme="minorEastAsia" w:hAnsiTheme="minorHAnsi" w:cstheme="minorBidi"/>
+                <w:noProof/>
+                <w:lang w:val="es-CO" w:eastAsia="es-CO"/>
+              </w:rPr>
+              <w:tab/>
+            </w:r>
+            <w:r>
+              <w:rPr>
+                <w:rStyle w:val="Hipervnculo"/>
+                <w:noProof/>
+                <w:lang w:val="es-CO"/>
+              </w:rPr>
+              <w:t>User Interface</w:t>
+            </w:r>
+            <w:r>
+              <w:rPr>
+                <w:noProof/>
+                <w:webHidden/>
+              </w:rPr>
+              <w:tab/>
+            </w:r>
+            <w:r>
+              <w:rPr>
+                <w:noProof/>
+                <w:webHidden/>
+              </w:rPr>
+              <w:fldChar w:fldCharType="begin"/>
+            </w:r>
+            <w:r>
+              <w:rPr>
+                <w:noProof/>
+                <w:webHidden/>
+              </w:rPr>
+              <w:instrText xml:space="preserve"> PAGEREF _Toc237869130 \h </w:instrText>
+            </w:r>
+            <w:r>
+              <w:rPr>
+                <w:noProof/>
+                <w:webHidden/>
+              </w:rPr>
+            </w:r>
+            <w:r>
+              <w:rPr>
+                <w:noProof/>
+                <w:webHidden/>
+              </w:rPr>
+              <w:fldChar w:fldCharType="separate"/>
+            </w:r>
+            <w:r>
+              <w:rPr>
+                <w:noProof/>
+                <w:webHidden/>
+              </w:rPr>
+              <w:t>51</w:t>
+            </w:r>
+            <w:r>
+              <w:rPr>
+                <w:noProof/>
+                <w:webHidden/>
+              </w:rPr>
+              <w:fldChar w:fldCharType="end"/>
+            </w:r>
+          </w:hyperlink>
+        </w:p>
+        <w:p>
+          <w:pPr>
+            <w:pStyle w:val="TDC2"/>
+            <w:tabs>
+              <w:tab w:val="left" w:pos="960"/>
+              <w:tab w:val="right" w:leader="dot" w:pos="9350"/>
+            </w:tabs>
+            <w:rPr>
+              <w:rFonts w:asciiTheme="minorHAnsi" w:eastAsiaTheme="minorEastAsia" w:hAnsiTheme="minorHAnsi" w:cstheme="minorBidi"/>
+              <w:noProof/>
+              <w:lang w:val="es-CO" w:eastAsia="es-CO"/>
+            </w:rPr>
+          </w:pPr>
+          <w:hyperlink w:anchor="_Toc237869131" w:history="1">
+            <w:r>
+              <w:rPr>
+                <w:rStyle w:val="Hipervnculo"/>
+                <w:noProof/>
+                <w:lang w:val="es-CO"/>
+              </w:rPr>
+              <w:t>7.2</w:t>
+            </w:r>
+            <w:r>
+              <w:rPr>
+                <w:rFonts w:asciiTheme="minorHAnsi" w:eastAsiaTheme="minorEastAsia" w:hAnsiTheme="minorHAnsi" w:cstheme="minorBidi"/>
+                <w:noProof/>
+                <w:lang w:val="es-CO" w:eastAsia="es-CO"/>
+              </w:rPr>
+              <w:tab/>
+            </w:r>
+            <w:r>
+              <w:rPr>
+                <w:rStyle w:val="Hipervnculo"/>
+                <w:noProof/>
+              </w:rPr>
+              <w:t>Database Interface</w:t>
+            </w:r>
+            <w:r>
+              <w:rPr>
+                <w:noProof/>
+                <w:webHidden/>
+              </w:rPr>
+              <w:tab/>
+            </w:r>
+            <w:r>
+              <w:rPr>
+                <w:noProof/>
+                <w:webHidden/>
+              </w:rPr>
+              <w:fldChar w:fldCharType="begin"/>
+            </w:r>
+            <w:r>
+              <w:rPr>
+                <w:noProof/>
+                <w:webHidden/>
+              </w:rPr>
+              <w:instrText xml:space="preserve"> PAGEREF _Toc237869131 \h </w:instrText>
+            </w:r>
+            <w:r>
+              <w:rPr>
+                <w:noProof/>
+                <w:webHidden/>
+              </w:rPr>
+            </w:r>
+            <w:r>
+              <w:rPr>
+                <w:noProof/>
+                <w:webHidden/>
+              </w:rPr>
+              <w:fldChar w:fldCharType="separate"/>
+            </w:r>
+            <w:r>
+              <w:rPr>
+                <w:noProof/>
+                <w:webHidden/>
+              </w:rPr>
+              <w:t>51</w:t>
+            </w:r>
+            <w:r>
+              <w:rPr>
+                <w:noProof/>
+                <w:webHidden/>
+              </w:rPr>
+              <w:fldChar w:fldCharType="end"/>
+            </w:r>
+          </w:hyperlink>
+        </w:p>
+        <w:p>
+          <w:pPr>
+            <w:pStyle w:val="TDC2"/>
+            <w:tabs>
+              <w:tab w:val="left" w:pos="960"/>
+              <w:tab w:val="right" w:leader="dot" w:pos="9350"/>
+            </w:tabs>
+            <w:rPr>
+              <w:rFonts w:asciiTheme="minorHAnsi" w:eastAsiaTheme="minorEastAsia" w:hAnsiTheme="minorHAnsi" w:cstheme="minorBidi"/>
+              <w:noProof/>
+              <w:lang w:val="es-CO" w:eastAsia="es-CO"/>
+            </w:rPr>
+          </w:pPr>
+          <w:hyperlink w:anchor="_Toc237869132" w:history="1">
+            <w:r>
+              <w:rPr>
+                <w:rStyle w:val="Hipervnculo"/>
+                <w:noProof/>
+                <w:lang w:val="es-CO"/>
+              </w:rPr>
+              <w:t>7.3</w:t>
+            </w:r>
+            <w:r>
+              <w:rPr>
+                <w:rFonts w:asciiTheme="minorHAnsi" w:eastAsiaTheme="minorEastAsia" w:hAnsiTheme="minorHAnsi" w:cstheme="minorBidi"/>
+                <w:noProof/>
+                <w:lang w:val="es-CO" w:eastAsia="es-CO"/>
+              </w:rPr>
+              <w:tab/>
+            </w:r>
+            <w:r>
+              <w:rPr>
+                <w:rStyle w:val="Hipervnculo"/>
+                <w:noProof/>
+              </w:rPr>
+              <w:t>Browser Interface</w:t>
+            </w:r>
+            <w:r>
+              <w:rPr>
+                <w:noProof/>
+                <w:webHidden/>
+              </w:rPr>
+              <w:tab/>
+            </w:r>
+            <w:r>
+              <w:rPr>
+                <w:noProof/>
+                <w:webHidden/>
+              </w:rPr>
+              <w:fldChar w:fldCharType="begin"/>
+            </w:r>
+            <w:r>
+              <w:rPr>
+                <w:noProof/>
+                <w:webHidden/>
+              </w:rPr>
+              <w:instrText xml:space="preserve"> PAGEREF _Toc237869132 \h </w:instrText>
+            </w:r>
+            <w:r>
+              <w:rPr>
+                <w:noProof/>
+                <w:webHidden/>
+              </w:rPr>
+            </w:r>
+            <w:r>
+              <w:rPr>
+                <w:noProof/>
+                <w:webHidden/>
+              </w:rPr>
+              <w:fldChar w:fldCharType="separate"/>
+            </w:r>
+            <w:r>
+              <w:rPr>
+                <w:noProof/>
+                <w:webHidden/>
+              </w:rPr>
+              <w:t>52</w:t>
+            </w:r>
+            <w:r>
+              <w:rPr>
+                <w:noProof/>
+                <w:webHidden/>
+              </w:rPr>
+              <w:fldChar w:fldCharType="end"/>
+            </w:r>
+          </w:hyperlink>
+        </w:p>
+        <w:p>
+          <w:pPr>
+            <w:pStyle w:val="TDC2"/>
+            <w:tabs>
+              <w:tab w:val="left" w:pos="960"/>
+              <w:tab w:val="right" w:leader="dot" w:pos="9350"/>
+            </w:tabs>
+            <w:rPr>
+              <w:rFonts w:asciiTheme="minorHAnsi" w:eastAsiaTheme="minorEastAsia" w:hAnsiTheme="minorHAnsi" w:cstheme="minorBidi"/>
+              <w:noProof/>
+              <w:lang w:val="es-CO" w:eastAsia="es-CO"/>
+            </w:rPr>
+          </w:pPr>
+          <w:hyperlink w:anchor="_Toc237869133" w:history="1">
+            <w:r>
+              <w:rPr>
+                <w:rStyle w:val="Hipervnculo"/>
+                <w:noProof/>
+                <w:lang w:val="es-CO"/>
+              </w:rPr>
+              <w:t>7.4</w:t>
+            </w:r>
+            <w:r>
+              <w:rPr>
+                <w:rFonts w:asciiTheme="minorHAnsi" w:eastAsiaTheme="minorEastAsia" w:hAnsiTheme="minorHAnsi" w:cstheme="minorBidi"/>
+                <w:noProof/>
+                <w:lang w:val="es-CO" w:eastAsia="es-CO"/>
+              </w:rPr>
+              <w:tab/>
+            </w:r>
+            <w:r>
+              <w:rPr>
+                <w:rStyle w:val="Hipervnculo"/>
+                <w:noProof/>
+              </w:rPr>
+              <w:t>External System Interfaces</w:t>
+            </w:r>
+            <w:r>
+              <w:rPr>
+                <w:noProof/>
+                <w:webHidden/>
+              </w:rPr>
+              <w:tab/>
+            </w:r>
+            <w:r>
+              <w:rPr>
+                <w:noProof/>
+                <w:webHidden/>
+              </w:rPr>
+              <w:fldChar w:fldCharType="begin"/>
+            </w:r>
+            <w:r>
+              <w:rPr>
+                <w:noProof/>
+                <w:webHidden/>
+              </w:rPr>
+              <w:instrText xml:space="preserve"> PAGEREF _Toc237869133 \h </w:instrText>
+            </w:r>
+            <w:r>
+              <w:rPr>
+                <w:noProof/>
+                <w:webHidden/>
+              </w:rPr>
+            </w:r>
+            <w:r>
+              <w:rPr>
+                <w:noProof/>
+                <w:webHidden/>
+              </w:rPr>
+              <w:fldChar w:fldCharType="separate"/>
+            </w:r>
+            <w:r>
+              <w:rPr>
+                <w:noProof/>
+                <w:webHidden/>
+              </w:rPr>
+              <w:t>52</w:t>
             </w:r>
             <w:r>
               <w:rPr>
@@ -3451,7 +4402,7 @@
         <w:pStyle w:val="Ttulo1"/>
         <w:spacing w:line="360" w:lineRule="auto"/>
       </w:pPr>
-      <w:bookmarkStart w:id="0" w:name="_Toc237867242"/>
+      <w:bookmarkStart w:id="0" w:name="_Toc237869086"/>
       <w:r>
         <w:lastRenderedPageBreak/>
         <w:t>Introduction</w:t>
@@ -3463,7 +4414,7 @@
         <w:pStyle w:val="Ttulo2"/>
         <w:spacing w:line="360" w:lineRule="auto"/>
       </w:pPr>
-      <w:bookmarkStart w:id="1" w:name="_Toc237867243"/>
+      <w:bookmarkStart w:id="1" w:name="_Toc237869087"/>
       <w:r>
         <w:t>Purpose</w:t>
       </w:r>
@@ -3490,7 +4441,7 @@
         <w:pStyle w:val="Ttulo2"/>
         <w:spacing w:line="360" w:lineRule="auto"/>
       </w:pPr>
-      <w:bookmarkStart w:id="2" w:name="_Toc237867244"/>
+      <w:bookmarkStart w:id="2" w:name="_Toc237869088"/>
       <w:r>
         <w:t>Scope</w:t>
       </w:r>
@@ -3541,7 +4492,7 @@
         <w:pStyle w:val="Ttulo2"/>
         <w:spacing w:line="360" w:lineRule="auto"/>
       </w:pPr>
-      <w:bookmarkStart w:id="3" w:name="_Toc237867245"/>
+      <w:bookmarkStart w:id="3" w:name="_Toc237869089"/>
       <w:r>
         <w:lastRenderedPageBreak/>
         <w:t>Intended Audience</w:t>
@@ -3581,7 +4532,7 @@
         <w:pStyle w:val="Ttulo2"/>
         <w:spacing w:line="360" w:lineRule="auto"/>
       </w:pPr>
-      <w:bookmarkStart w:id="4" w:name="_Toc237867246"/>
+      <w:bookmarkStart w:id="4" w:name="_Toc237869090"/>
       <w:r>
         <w:t>Definitions</w:t>
       </w:r>
@@ -3906,7 +4857,7 @@
         <w:pStyle w:val="Ttulo1"/>
         <w:spacing w:line="360" w:lineRule="auto"/>
       </w:pPr>
-      <w:bookmarkStart w:id="5" w:name="_Toc237867247"/>
+      <w:bookmarkStart w:id="5" w:name="_Toc237869091"/>
       <w:r>
         <w:t>Product Overview</w:t>
       </w:r>
@@ -3917,7 +4868,7 @@
         <w:pStyle w:val="Ttulo2"/>
         <w:spacing w:line="360" w:lineRule="auto"/>
       </w:pPr>
-      <w:bookmarkStart w:id="6" w:name="_Toc237867248"/>
+      <w:bookmarkStart w:id="6" w:name="_Toc237869092"/>
       <w:r>
         <w:t>Product Description</w:t>
       </w:r>
@@ -3942,7 +4893,7 @@
         <w:pStyle w:val="Ttulo2"/>
         <w:spacing w:line="360" w:lineRule="auto"/>
       </w:pPr>
-      <w:bookmarkStart w:id="7" w:name="_Toc237867249"/>
+      <w:bookmarkStart w:id="7" w:name="_Toc237869093"/>
       <w:r>
         <w:t>Problem Statement</w:t>
       </w:r>
@@ -3977,7 +4928,7 @@
         <w:pStyle w:val="Ttulo2"/>
         <w:spacing w:line="360" w:lineRule="auto"/>
       </w:pPr>
-      <w:bookmarkStart w:id="8" w:name="_Toc237867250"/>
+      <w:bookmarkStart w:id="8" w:name="_Toc237869094"/>
       <w:r>
         <w:t>Pr</w:t>
       </w:r>
@@ -4091,7 +5042,7 @@
         <w:pStyle w:val="Ttulo2"/>
         <w:spacing w:line="360" w:lineRule="auto"/>
       </w:pPr>
-      <w:bookmarkStart w:id="9" w:name="_Toc237867251"/>
+      <w:bookmarkStart w:id="9" w:name="_Toc237869095"/>
       <w:r>
         <w:t>Target Users</w:t>
       </w:r>
@@ -4118,7 +5069,7 @@
         <w:pStyle w:val="Ttulo2"/>
         <w:spacing w:line="360" w:lineRule="auto"/>
       </w:pPr>
-      <w:bookmarkStart w:id="10" w:name="_Toc237867252"/>
+      <w:bookmarkStart w:id="10" w:name="_Toc237869096"/>
       <w:r>
         <w:t>Product Characteristics</w:t>
       </w:r>
@@ -4220,7 +5171,7 @@
         <w:pStyle w:val="Ttulo1"/>
         <w:spacing w:line="360" w:lineRule="auto"/>
       </w:pPr>
-      <w:bookmarkStart w:id="11" w:name="_Toc237867253"/>
+      <w:bookmarkStart w:id="11" w:name="_Toc237869097"/>
       <w:r>
         <w:t>System Scope</w:t>
       </w:r>
@@ -4231,7 +5182,7 @@
         <w:pStyle w:val="Ttulo2"/>
         <w:spacing w:line="360" w:lineRule="auto"/>
       </w:pPr>
-      <w:bookmarkStart w:id="12" w:name="_Toc237867254"/>
+      <w:bookmarkStart w:id="12" w:name="_Toc237869098"/>
       <w:r>
         <w:t>In Scope</w:t>
       </w:r>
@@ -4476,7 +5427,7 @@
         <w:pStyle w:val="Ttulo2"/>
         <w:spacing w:line="360" w:lineRule="auto"/>
       </w:pPr>
-      <w:bookmarkStart w:id="13" w:name="_Toc237867255"/>
+      <w:bookmarkStart w:id="13" w:name="_Toc237869099"/>
       <w:r>
         <w:t>Out of Scope</w:t>
       </w:r>
@@ -4579,7 +5530,7 @@
         <w:pStyle w:val="Ttulo1"/>
         <w:spacing w:line="360" w:lineRule="auto"/>
       </w:pPr>
-      <w:bookmarkStart w:id="14" w:name="_Toc237867256"/>
+      <w:bookmarkStart w:id="14" w:name="_Toc237869100"/>
       <w:r>
         <w:t>Functional Requirements</w:t>
       </w:r>
@@ -4590,7 +5541,7 @@
         <w:pStyle w:val="Ttulo2"/>
         <w:spacing w:line="360" w:lineRule="auto"/>
       </w:pPr>
-      <w:bookmarkStart w:id="15" w:name="_Toc237867257"/>
+      <w:bookmarkStart w:id="15" w:name="_Toc237869101"/>
       <w:r>
         <w:t>Requirement Specification Format</w:t>
       </w:r>
@@ -4813,7 +5764,7 @@
       <w:pPr>
         <w:pStyle w:val="Ttulo2"/>
       </w:pPr>
-      <w:bookmarkStart w:id="16" w:name="_Toc237867258"/>
+      <w:bookmarkStart w:id="16" w:name="_Toc237869102"/>
       <w:r>
         <w:lastRenderedPageBreak/>
         <w:t>Functional Requirements</w:t>
@@ -4827,7 +5778,7 @@
           <w:lang w:val="en-US"/>
         </w:rPr>
       </w:pPr>
-      <w:bookmarkStart w:id="17" w:name="_Toc237867259"/>
+      <w:bookmarkStart w:id="17" w:name="_Toc237869103"/>
       <w:r>
         <w:rPr>
           <w:lang w:val="en-US"/>
@@ -10852,7 +11803,7 @@
           <w:lang w:val="en-US"/>
         </w:rPr>
       </w:pPr>
-      <w:bookmarkStart w:id="18" w:name="_Toc237867260"/>
+      <w:bookmarkStart w:id="18" w:name="_Toc237869104"/>
       <w:r>
         <w:rPr>
           <w:lang w:val="en-US"/>
@@ -14381,7 +15332,7 @@
           <w:lang w:val="en-US"/>
         </w:rPr>
       </w:pPr>
-      <w:bookmarkStart w:id="19" w:name="_Toc237867261"/>
+      <w:bookmarkStart w:id="19" w:name="_Toc237869105"/>
       <w:r>
         <w:rPr>
           <w:lang w:val="en-US"/>
@@ -17992,7 +18943,7 @@
           <w:lang w:val="en-US"/>
         </w:rPr>
       </w:pPr>
-      <w:bookmarkStart w:id="20" w:name="_Toc237867262"/>
+      <w:bookmarkStart w:id="20" w:name="_Toc237869106"/>
       <w:r>
         <w:rPr>
           <w:lang w:val="en-US"/>
@@ -19418,7 +20369,7 @@
           <w:lang w:val="en-US"/>
         </w:rPr>
       </w:pPr>
-      <w:bookmarkStart w:id="21" w:name="_Toc237867263"/>
+      <w:bookmarkStart w:id="21" w:name="_Toc237869107"/>
       <w:r>
         <w:rPr>
           <w:lang w:val="en-US"/>
@@ -20799,7 +21750,7 @@
           <w:lang w:val="en-US"/>
         </w:rPr>
       </w:pPr>
-      <w:bookmarkStart w:id="22" w:name="_Toc237867264"/>
+      <w:bookmarkStart w:id="22" w:name="_Toc237869108"/>
       <w:r>
         <w:rPr>
           <w:lang w:val="en-US"/>
@@ -23779,7 +24730,7 @@
           <w:lang w:val="en-US"/>
         </w:rPr>
       </w:pPr>
-      <w:bookmarkStart w:id="23" w:name="_Toc237867265"/>
+      <w:bookmarkStart w:id="23" w:name="_Toc237869109"/>
       <w:r>
         <w:rPr>
           <w:lang w:val="en-US"/>
@@ -25200,7 +26151,7 @@
           <w:lang w:val="en-US"/>
         </w:rPr>
       </w:pPr>
-      <w:bookmarkStart w:id="24" w:name="_Toc237867266"/>
+      <w:bookmarkStart w:id="24" w:name="_Toc237869110"/>
       <w:r>
         <w:rPr>
           <w:lang w:val="en-US"/>
@@ -26476,7 +27427,7 @@
           <w:lang w:val="en-US"/>
         </w:rPr>
       </w:pPr>
-      <w:bookmarkStart w:id="25" w:name="_Toc237867267"/>
+      <w:bookmarkStart w:id="25" w:name="_Toc237869111"/>
       <w:r>
         <w:rPr>
           <w:lang w:val="en-US"/>
@@ -27793,7 +28744,7 @@
           <w:lang w:val="en-US"/>
         </w:rPr>
       </w:pPr>
-      <w:bookmarkStart w:id="26" w:name="_Toc237867268"/>
+      <w:bookmarkStart w:id="26" w:name="_Toc237869112"/>
       <w:r>
         <w:rPr>
           <w:lang w:val="en-US"/>
@@ -29225,7 +30176,7 @@
       <w:pPr>
         <w:pStyle w:val="Ttulo1"/>
       </w:pPr>
-      <w:bookmarkStart w:id="27" w:name="_Toc237867269"/>
+      <w:bookmarkStart w:id="27" w:name="_Toc237869113"/>
       <w:r>
         <w:lastRenderedPageBreak/>
         <w:t>Non-Functional Requirements</w:t>
@@ -29237,7 +30188,7 @@
         <w:pStyle w:val="Ttulo2"/>
         <w:spacing w:line="360" w:lineRule="auto"/>
       </w:pPr>
-      <w:bookmarkStart w:id="28" w:name="_Toc237867270"/>
+      <w:bookmarkStart w:id="28" w:name="_Toc237869114"/>
       <w:r>
         <w:t>Requirement Specification Format</w:t>
       </w:r>
@@ -29360,7 +30311,7 @@
       <w:pPr>
         <w:pStyle w:val="Ttulo2"/>
       </w:pPr>
-      <w:bookmarkStart w:id="29" w:name="_Toc237867271"/>
+      <w:bookmarkStart w:id="29" w:name="_Toc237869115"/>
       <w:r>
         <w:t>Non-Functional Requirements</w:t>
       </w:r>
@@ -29376,7 +30327,7 @@
           <w:lang w:val="en-US"/>
         </w:rPr>
       </w:pPr>
-      <w:bookmarkStart w:id="30" w:name="_Toc237867272"/>
+      <w:bookmarkStart w:id="30" w:name="_Toc237869116"/>
       <w:r>
         <w:rPr>
           <w:lang w:val="en-US"/>
@@ -29697,9 +30648,15 @@
     <w:p>
       <w:pPr>
         <w:pStyle w:val="Ttulo3"/>
+        <w:rPr>
+          <w:lang w:val="en-US"/>
+        </w:rPr>
       </w:pPr>
-      <w:bookmarkStart w:id="31" w:name="_Toc237867273"/>
-      <w:r>
+      <w:bookmarkStart w:id="31" w:name="_Toc237869117"/>
+      <w:r>
+        <w:rPr>
+          <w:lang w:val="en-US"/>
+        </w:rPr>
         <w:lastRenderedPageBreak/>
         <w:t>Security (SEC) NFRs</w:t>
       </w:r>
@@ -29752,13 +30709,7 @@
               <w:jc w:val="center"/>
             </w:pPr>
             <w:r>
-              <w:t>N</w:t>
-            </w:r>
-            <w:r>
-              <w:t>FR</w:t>
-            </w:r>
-            <w:r>
-              <w:t>-</w:t>
+              <w:t>NFR-</w:t>
             </w:r>
             <w:r>
               <w:t>SEC</w:t>
@@ -29857,13 +30808,7 @@
         </w:tc>
       </w:tr>
     </w:tbl>
-    <w:p>
-      <w:pPr>
-        <w:rPr>
-          <w:lang w:val="es-ES"/>
-        </w:rPr>
-      </w:pPr>
-    </w:p>
+    <w:p/>
     <w:tbl>
       <w:tblPr>
         <w:tblStyle w:val="Tablaconcuadrcula"/>
@@ -29911,19 +30856,7 @@
               <w:jc w:val="center"/>
             </w:pPr>
             <w:r>
-              <w:t>N</w:t>
-            </w:r>
-            <w:r>
-              <w:t>FR</w:t>
-            </w:r>
-            <w:r>
-              <w:t>-</w:t>
-            </w:r>
-            <w:r>
-              <w:t>SEC</w:t>
-            </w:r>
-            <w:r>
-              <w:t>-0</w:t>
+              <w:t>NFR-SEC-0</w:t>
             </w:r>
             <w:r>
               <w:t>2</w:t>
@@ -30022,13 +30955,7 @@
         </w:tc>
       </w:tr>
     </w:tbl>
-    <w:p>
-      <w:pPr>
-        <w:rPr>
-          <w:lang w:val="es-ES"/>
-        </w:rPr>
-      </w:pPr>
-    </w:p>
+    <w:p/>
     <w:tbl>
       <w:tblPr>
         <w:tblStyle w:val="Tablaconcuadrcula"/>
@@ -30076,19 +31003,7 @@
               <w:jc w:val="center"/>
             </w:pPr>
             <w:r>
-              <w:t>N</w:t>
-            </w:r>
-            <w:r>
-              <w:t>FR</w:t>
-            </w:r>
-            <w:r>
-              <w:t>-</w:t>
-            </w:r>
-            <w:r>
-              <w:t>SEC</w:t>
-            </w:r>
-            <w:r>
-              <w:t>-0</w:t>
+              <w:t>NFR-SEC-0</w:t>
             </w:r>
             <w:r>
               <w:t>3</w:t>
@@ -30187,47 +31102,26 @@
         </w:tc>
       </w:tr>
     </w:tbl>
+    <w:p/>
     <w:p>
-      <w:pPr>
-        <w:rPr>
-          <w:lang w:val="es-ES"/>
-        </w:rPr>
-      </w:pPr>
-    </w:p>
-    <w:p>
-      <w:pPr>
-        <w:rPr>
-          <w:lang w:val="es-ES"/>
-        </w:rPr>
-      </w:pPr>
-      <w:r>
-        <w:rPr>
-          <w:lang w:val="es-ES"/>
-        </w:rPr>
+      <w:r>
         <w:br w:type="page"/>
       </w:r>
     </w:p>
     <w:p>
       <w:pPr>
         <w:pStyle w:val="Ttulo3"/>
+        <w:rPr>
+          <w:lang w:val="en-US"/>
+        </w:rPr>
       </w:pPr>
-      <w:bookmarkStart w:id="32" w:name="_Toc237867274"/>
-      <w:proofErr w:type="spellStart"/>
-      <w:r>
+      <w:bookmarkStart w:id="32" w:name="_Toc237869118"/>
+      <w:r>
+        <w:rPr>
+          <w:lang w:val="en-US"/>
+        </w:rPr>
         <w:lastRenderedPageBreak/>
-        <w:t>Usability</w:t>
-      </w:r>
-      <w:proofErr w:type="spellEnd"/>
-      <w:r>
-        <w:t xml:space="preserve"> and </w:t>
-      </w:r>
-      <w:proofErr w:type="spellStart"/>
-      <w:r>
-        <w:t>Accessibility</w:t>
-      </w:r>
-      <w:proofErr w:type="spellEnd"/>
-      <w:r>
-        <w:t xml:space="preserve"> (USA) NFRs</w:t>
+        <w:t>Usability and Accessibility (USA) NFRs</w:t>
       </w:r>
       <w:bookmarkEnd w:id="32"/>
     </w:p>
@@ -30278,13 +31172,7 @@
               <w:jc w:val="center"/>
             </w:pPr>
             <w:r>
-              <w:t>N</w:t>
-            </w:r>
-            <w:r>
-              <w:t>FR</w:t>
-            </w:r>
-            <w:r>
-              <w:t>-</w:t>
+              <w:t>NFR-</w:t>
             </w:r>
             <w:r>
               <w:t>USA</w:t>
@@ -30389,13 +31277,7 @@
         </w:tc>
       </w:tr>
     </w:tbl>
-    <w:p>
-      <w:pPr>
-        <w:rPr>
-          <w:lang w:val="es-ES"/>
-        </w:rPr>
-      </w:pPr>
-    </w:p>
+    <w:p/>
     <w:tbl>
       <w:tblPr>
         <w:tblStyle w:val="Tablaconcuadrcula"/>
@@ -30443,19 +31325,7 @@
               <w:jc w:val="center"/>
             </w:pPr>
             <w:r>
-              <w:t>N</w:t>
-            </w:r>
-            <w:r>
-              <w:t>FR</w:t>
-            </w:r>
-            <w:r>
-              <w:t>-</w:t>
-            </w:r>
-            <w:r>
-              <w:t>USA</w:t>
-            </w:r>
-            <w:r>
-              <w:t>-0</w:t>
+              <w:t>NFR-USA-0</w:t>
             </w:r>
             <w:r>
               <w:t>2</w:t>
@@ -30554,13 +31424,7 @@
         </w:tc>
       </w:tr>
     </w:tbl>
-    <w:p>
-      <w:pPr>
-        <w:rPr>
-          <w:lang w:val="es-ES"/>
-        </w:rPr>
-      </w:pPr>
-    </w:p>
+    <w:p/>
     <w:tbl>
       <w:tblPr>
         <w:tblStyle w:val="Tablaconcuadrcula"/>
@@ -30608,19 +31472,7 @@
               <w:jc w:val="center"/>
             </w:pPr>
             <w:r>
-              <w:t>N</w:t>
-            </w:r>
-            <w:r>
-              <w:t>FR</w:t>
-            </w:r>
-            <w:r>
-              <w:t>-</w:t>
-            </w:r>
-            <w:r>
-              <w:t>USA</w:t>
-            </w:r>
-            <w:r>
-              <w:t>-0</w:t>
+              <w:t>NFR-USA-0</w:t>
             </w:r>
             <w:r>
               <w:t>3</w:t>
@@ -30719,55 +31571,43 @@
         </w:tc>
       </w:tr>
     </w:tbl>
+    <w:p/>
     <w:p>
-      <w:pPr>
-        <w:rPr>
-          <w:lang w:val="es-ES"/>
-        </w:rPr>
-      </w:pPr>
-    </w:p>
-    <w:p>
-      <w:pPr>
-        <w:rPr>
-          <w:lang w:val="es-ES"/>
-        </w:rPr>
-      </w:pPr>
-      <w:r>
-        <w:rPr>
-          <w:lang w:val="es-ES"/>
-        </w:rPr>
+      <w:r>
         <w:br w:type="page"/>
       </w:r>
     </w:p>
     <w:p>
       <w:pPr>
         <w:pStyle w:val="Ttulo3"/>
+        <w:rPr>
+          <w:lang w:val="en-US"/>
+        </w:rPr>
       </w:pPr>
-      <w:bookmarkStart w:id="33" w:name="_Toc237867275"/>
-      <w:proofErr w:type="spellStart"/>
-      <w:r>
+      <w:bookmarkStart w:id="33" w:name="_Toc237869119"/>
+      <w:r>
+        <w:rPr>
+          <w:lang w:val="en-US"/>
+        </w:rPr>
         <w:lastRenderedPageBreak/>
-        <w:t>Reliability</w:t>
-      </w:r>
-      <w:proofErr w:type="spellEnd"/>
-      <w:r>
-        <w:t xml:space="preserve"> and </w:t>
-      </w:r>
-      <w:proofErr w:type="spellStart"/>
-      <w:r>
-        <w:t>Availability</w:t>
-      </w:r>
-      <w:proofErr w:type="spellEnd"/>
-      <w:r>
-        <w:t xml:space="preserve"> </w:t>
-      </w:r>
-      <w:r>
+        <w:t xml:space="preserve">Reliability and Availability </w:t>
+      </w:r>
+      <w:r>
+        <w:rPr>
+          <w:lang w:val="en-US"/>
+        </w:rPr>
         <w:t xml:space="preserve">(REL) </w:t>
       </w:r>
       <w:r>
+        <w:rPr>
+          <w:lang w:val="en-US"/>
+        </w:rPr>
         <w:t>NFR</w:t>
       </w:r>
       <w:r>
+        <w:rPr>
+          <w:lang w:val="en-US"/>
+        </w:rPr>
         <w:t>s</w:t>
       </w:r>
       <w:bookmarkEnd w:id="33"/>
@@ -30819,13 +31659,7 @@
               <w:jc w:val="center"/>
             </w:pPr>
             <w:r>
-              <w:t>N</w:t>
-            </w:r>
-            <w:r>
-              <w:t>FR</w:t>
-            </w:r>
-            <w:r>
-              <w:t>-</w:t>
+              <w:t>NFR-</w:t>
             </w:r>
             <w:r>
               <w:t>REL</w:t>
@@ -30930,13 +31764,7 @@
         </w:tc>
       </w:tr>
     </w:tbl>
-    <w:p>
-      <w:pPr>
-        <w:rPr>
-          <w:lang w:val="es-ES"/>
-        </w:rPr>
-      </w:pPr>
-    </w:p>
+    <w:p/>
     <w:tbl>
       <w:tblPr>
         <w:tblStyle w:val="Tablaconcuadrcula"/>
@@ -30984,19 +31812,7 @@
               <w:jc w:val="center"/>
             </w:pPr>
             <w:r>
-              <w:t>N</w:t>
-            </w:r>
-            <w:r>
-              <w:t>FR</w:t>
-            </w:r>
-            <w:r>
-              <w:t>-</w:t>
-            </w:r>
-            <w:r>
-              <w:t>REL</w:t>
-            </w:r>
-            <w:r>
-              <w:t>-0</w:t>
+              <w:t>NFR-REL-0</w:t>
             </w:r>
             <w:r>
               <w:t>3</w:t>
@@ -31101,38 +31917,33 @@
         </w:tc>
       </w:tr>
     </w:tbl>
+    <w:p/>
     <w:p>
-      <w:pPr>
-        <w:rPr>
-          <w:lang w:val="es-ES"/>
-        </w:rPr>
-      </w:pPr>
-    </w:p>
-    <w:p>
-      <w:pPr>
-        <w:rPr>
-          <w:lang w:val="es-ES"/>
-        </w:rPr>
-      </w:pPr>
-      <w:r>
-        <w:rPr>
-          <w:lang w:val="es-ES"/>
-        </w:rPr>
+      <w:r>
         <w:br w:type="page"/>
       </w:r>
     </w:p>
     <w:p>
       <w:pPr>
         <w:pStyle w:val="Ttulo3"/>
+        <w:rPr>
+          <w:lang w:val="en-US"/>
+        </w:rPr>
       </w:pPr>
-      <w:bookmarkStart w:id="34" w:name="_Toc237867276"/>
+      <w:bookmarkStart w:id="34" w:name="_Toc237869120"/>
       <w:proofErr w:type="spellStart"/>
       <w:r>
+        <w:rPr>
+          <w:lang w:val="en-US"/>
+        </w:rPr>
         <w:lastRenderedPageBreak/>
         <w:t>Mantainability</w:t>
       </w:r>
       <w:proofErr w:type="spellEnd"/>
       <w:r>
+        <w:rPr>
+          <w:lang w:val="en-US"/>
+        </w:rPr>
         <w:t xml:space="preserve"> (MNT) NFRs</w:t>
       </w:r>
       <w:bookmarkEnd w:id="34"/>
@@ -31184,13 +31995,7 @@
               <w:jc w:val="center"/>
             </w:pPr>
             <w:r>
-              <w:t>N</w:t>
-            </w:r>
-            <w:r>
-              <w:t>FR</w:t>
-            </w:r>
-            <w:r>
-              <w:t>-</w:t>
+              <w:t>NFR-</w:t>
             </w:r>
             <w:r>
               <w:t>MNT</w:t>
@@ -31298,13 +32103,7 @@
         </w:tc>
       </w:tr>
     </w:tbl>
-    <w:p>
-      <w:pPr>
-        <w:rPr>
-          <w:lang w:val="es-ES"/>
-        </w:rPr>
-      </w:pPr>
-    </w:p>
+    <w:p/>
     <w:tbl>
       <w:tblPr>
         <w:tblStyle w:val="Tablaconcuadrcula"/>
@@ -31352,19 +32151,7 @@
               <w:jc w:val="center"/>
             </w:pPr>
             <w:r>
-              <w:t>N</w:t>
-            </w:r>
-            <w:r>
-              <w:t>FR</w:t>
-            </w:r>
-            <w:r>
-              <w:t>-</w:t>
-            </w:r>
-            <w:r>
-              <w:t>MNT</w:t>
-            </w:r>
-            <w:r>
-              <w:t>-0</w:t>
+              <w:t>NFR-MNT-0</w:t>
             </w:r>
             <w:r>
               <w:t>2</w:t>
@@ -31463,32 +32250,24 @@
         </w:tc>
       </w:tr>
     </w:tbl>
+    <w:p/>
     <w:p>
-      <w:pPr>
-        <w:rPr>
-          <w:lang w:val="es-ES"/>
-        </w:rPr>
-      </w:pPr>
-    </w:p>
-    <w:p>
-      <w:pPr>
-        <w:rPr>
-          <w:lang w:val="es-ES"/>
-        </w:rPr>
-      </w:pPr>
-      <w:r>
-        <w:rPr>
-          <w:lang w:val="es-ES"/>
-        </w:rPr>
+      <w:r>
         <w:br w:type="page"/>
       </w:r>
     </w:p>
     <w:p>
       <w:pPr>
         <w:pStyle w:val="Ttulo3"/>
+        <w:rPr>
+          <w:lang w:val="en-US"/>
+        </w:rPr>
       </w:pPr>
-      <w:bookmarkStart w:id="35" w:name="_Toc237867277"/>
-      <w:r>
+      <w:bookmarkStart w:id="35" w:name="_Toc237869121"/>
+      <w:r>
+        <w:rPr>
+          <w:lang w:val="en-US"/>
+        </w:rPr>
         <w:lastRenderedPageBreak/>
         <w:t>Data Integrity (DAT) NFRs</w:t>
       </w:r>
@@ -31541,13 +32320,7 @@
               <w:jc w:val="center"/>
             </w:pPr>
             <w:r>
-              <w:t>N</w:t>
-            </w:r>
-            <w:r>
-              <w:t>FR</w:t>
-            </w:r>
-            <w:r>
-              <w:t>-</w:t>
+              <w:t>NFR-</w:t>
             </w:r>
             <w:r>
               <w:t>DAT</w:t>
@@ -31652,13 +32425,7 @@
         </w:tc>
       </w:tr>
     </w:tbl>
-    <w:p>
-      <w:pPr>
-        <w:rPr>
-          <w:lang w:val="es-ES"/>
-        </w:rPr>
-      </w:pPr>
-    </w:p>
+    <w:p/>
     <w:tbl>
       <w:tblPr>
         <w:tblStyle w:val="Tablaconcuadrcula"/>
@@ -31706,28 +32473,13 @@
               <w:jc w:val="center"/>
             </w:pPr>
             <w:r>
-              <w:t>N</w:t>
-            </w:r>
-            <w:r>
-              <w:t>FR</w:t>
-            </w:r>
-            <w:r>
-              <w:t>-</w:t>
-            </w:r>
-            <w:r>
-              <w:t>DAT</w:t>
-            </w:r>
-            <w:r>
-              <w:t>-0</w:t>
+              <w:t>NFR-DAT-0</w:t>
             </w:r>
             <w:r>
               <w:t>2</w:t>
             </w:r>
             <w:r>
-              <w:t xml:space="preserve"> – </w:t>
-            </w:r>
-            <w:r>
-              <w:t xml:space="preserve">Data </w:t>
+              <w:t xml:space="preserve"> – Data </w:t>
             </w:r>
             <w:r>
               <w:t>Validation</w:t>
@@ -31820,39 +32572,26 @@
         </w:tc>
       </w:tr>
     </w:tbl>
+    <w:p/>
     <w:p>
-      <w:pPr>
-        <w:rPr>
-          <w:lang w:val="es-ES"/>
-        </w:rPr>
-      </w:pPr>
-    </w:p>
-    <w:p>
-      <w:pPr>
-        <w:rPr>
-          <w:lang w:val="es-ES"/>
-        </w:rPr>
-      </w:pPr>
-      <w:r>
-        <w:rPr>
-          <w:lang w:val="es-ES"/>
-        </w:rPr>
+      <w:r>
         <w:br w:type="page"/>
       </w:r>
     </w:p>
     <w:p>
       <w:pPr>
         <w:pStyle w:val="Ttulo3"/>
+        <w:rPr>
+          <w:lang w:val="en-US"/>
+        </w:rPr>
       </w:pPr>
-      <w:bookmarkStart w:id="36" w:name="_Toc237867278"/>
-      <w:proofErr w:type="spellStart"/>
-      <w:r>
+      <w:bookmarkStart w:id="36" w:name="_Toc237869122"/>
+      <w:r>
+        <w:rPr>
+          <w:lang w:val="en-US"/>
+        </w:rPr>
         <w:lastRenderedPageBreak/>
-        <w:t>Compatibility</w:t>
-      </w:r>
-      <w:proofErr w:type="spellEnd"/>
-      <w:r>
-        <w:t xml:space="preserve"> (CMP) NFRs</w:t>
+        <w:t>Compatibility (CMP) NFRs</w:t>
       </w:r>
       <w:bookmarkEnd w:id="36"/>
     </w:p>
@@ -31903,10 +32642,7 @@
               <w:jc w:val="center"/>
             </w:pPr>
             <w:r>
-              <w:t>N</w:t>
-            </w:r>
-            <w:r>
-              <w:t>FR</w:t>
+              <w:t>NFR</w:t>
             </w:r>
             <w:r>
               <w:t>-CMP</w:t>
@@ -32014,33 +32750,3598 @@
         </w:tc>
       </w:tr>
     </w:tbl>
+    <w:p/>
+    <w:p>
+      <w:r>
+        <w:br w:type="page"/>
+      </w:r>
+    </w:p>
     <w:p>
       <w:pPr>
-        <w:rPr>
-          <w:lang w:val="es-ES"/>
-        </w:rPr>
+        <w:pStyle w:val="Ttulo1"/>
+      </w:pPr>
+      <w:bookmarkStart w:id="37" w:name="_Toc237869123"/>
+      <w:r>
+        <w:lastRenderedPageBreak/>
+        <w:t>Data Requirements</w:t>
+      </w:r>
+      <w:bookmarkEnd w:id="37"/>
+    </w:p>
+    <w:p>
+      <w:pPr>
+        <w:pStyle w:val="Ttulo2"/>
+      </w:pPr>
+      <w:bookmarkStart w:id="38" w:name="_Toc237869124"/>
+      <w:r>
+        <w:t>Data Entities</w:t>
+      </w:r>
+      <w:bookmarkEnd w:id="38"/>
+    </w:p>
+    <w:p>
+      <w:r>
+        <w:t xml:space="preserve">MisNotas’ software </w:t>
+      </w:r>
+      <w:r>
+        <w:t xml:space="preserve">shall manage and </w:t>
+      </w:r>
+      <w:proofErr w:type="gramStart"/>
+      <w:r>
+        <w:t>persist</w:t>
+      </w:r>
+      <w:proofErr w:type="gramEnd"/>
+      <w:r>
+        <w:t xml:space="preserve"> the following categories of data:</w:t>
+      </w:r>
+    </w:p>
+    <w:p>
+      <w:pPr>
+        <w:numPr>
+          <w:ilvl w:val="0"/>
+          <w:numId w:val="15"/>
+        </w:numPr>
+      </w:pPr>
+      <w:r>
+        <w:rPr>
+          <w:b/>
+          <w:bCs/>
+        </w:rPr>
+        <w:t>User:</w:t>
+      </w:r>
+      <w:r>
+        <w:t xml:space="preserve"> Account and authentication information associated with the user. </w:t>
+      </w:r>
+    </w:p>
+    <w:p>
+      <w:pPr>
+        <w:numPr>
+          <w:ilvl w:val="0"/>
+          <w:numId w:val="15"/>
+        </w:numPr>
+      </w:pPr>
+      <w:r>
+        <w:rPr>
+          <w:b/>
+          <w:bCs/>
+        </w:rPr>
+        <w:t>Academic Period:</w:t>
+      </w:r>
+      <w:r>
+        <w:t xml:space="preserve"> Information identifying an academic period and its configuration. </w:t>
+      </w:r>
+    </w:p>
+    <w:p>
+      <w:pPr>
+        <w:numPr>
+          <w:ilvl w:val="0"/>
+          <w:numId w:val="15"/>
+        </w:numPr>
+      </w:pPr>
+      <w:r>
+        <w:rPr>
+          <w:b/>
+          <w:bCs/>
+        </w:rPr>
+        <w:t>Subject:</w:t>
+      </w:r>
+      <w:r>
+        <w:t xml:space="preserve"> Information about a subject, including its name, credits, and associated academic period. </w:t>
+      </w:r>
+    </w:p>
+    <w:p>
+      <w:pPr>
+        <w:numPr>
+          <w:ilvl w:val="0"/>
+          <w:numId w:val="15"/>
+        </w:numPr>
+      </w:pPr>
+      <w:r>
+        <w:rPr>
+          <w:b/>
+          <w:bCs/>
+        </w:rPr>
+        <w:t>Assessment Component:</w:t>
+      </w:r>
+      <w:r>
+        <w:t xml:space="preserve"> Information about an assessment and its contribution to a subject's final grade. </w:t>
+      </w:r>
+    </w:p>
+    <w:p>
+      <w:pPr>
+        <w:numPr>
+          <w:ilvl w:val="0"/>
+          <w:numId w:val="15"/>
+        </w:numPr>
+      </w:pPr>
+      <w:r>
+        <w:rPr>
+          <w:b/>
+          <w:bCs/>
+        </w:rPr>
+        <w:t>Assessment Group:</w:t>
+      </w:r>
+      <w:r>
+        <w:t xml:space="preserve"> Information about a group of assessments </w:t>
+      </w:r>
+      <w:r>
+        <w:t>that</w:t>
+      </w:r>
+      <w:r>
+        <w:t xml:space="preserve"> contribute to a subject's grade. </w:t>
+      </w:r>
+    </w:p>
+    <w:p>
+      <w:pPr>
+        <w:numPr>
+          <w:ilvl w:val="0"/>
+          <w:numId w:val="15"/>
+        </w:numPr>
+      </w:pPr>
+      <w:r>
+        <w:rPr>
+          <w:b/>
+          <w:bCs/>
+        </w:rPr>
+        <w:t>Grade:</w:t>
+      </w:r>
+      <w:r>
+        <w:t xml:space="preserve"> Grade values associated with graded assessment components. </w:t>
+      </w:r>
+    </w:p>
+    <w:p>
+      <w:pPr>
+        <w:numPr>
+          <w:ilvl w:val="0"/>
+          <w:numId w:val="15"/>
+        </w:numPr>
+      </w:pPr>
+      <w:r>
+        <w:rPr>
+          <w:b/>
+          <w:bCs/>
+        </w:rPr>
+        <w:t>Goal:</w:t>
+      </w:r>
+      <w:r>
+        <w:t xml:space="preserve"> User-defined academic targets associated with subjects or academic periods. </w:t>
+      </w:r>
+    </w:p>
+    <w:p>
+      <w:pPr>
+        <w:numPr>
+          <w:ilvl w:val="0"/>
+          <w:numId w:val="15"/>
+        </w:numPr>
+      </w:pPr>
+      <w:r>
+        <w:rPr>
+          <w:b/>
+          <w:bCs/>
+        </w:rPr>
+        <w:t>Performance Data:</w:t>
+      </w:r>
+      <w:r>
+        <w:t xml:space="preserve"> Calculated grades, averages, projections, progress indicators, and other derived academic information.</w:t>
+      </w:r>
+    </w:p>
+    <w:p>
+      <w:pPr>
+        <w:pStyle w:val="Ttulo2"/>
+      </w:pPr>
+      <w:bookmarkStart w:id="39" w:name="_Toc237869125"/>
+      <w:r>
+        <w:t>Data Relationships</w:t>
+      </w:r>
+      <w:bookmarkEnd w:id="39"/>
+    </w:p>
+    <w:p>
+      <w:r>
+        <w:t>The system shall maintain the following relationships between its primary data entities:</w:t>
+      </w:r>
+    </w:p>
+    <w:p>
+      <w:pPr>
+        <w:numPr>
+          <w:ilvl w:val="0"/>
+          <w:numId w:val="17"/>
+        </w:numPr>
+      </w:pPr>
+      <w:r>
+        <w:t xml:space="preserve">A user may have multiple academic periods. </w:t>
+      </w:r>
+    </w:p>
+    <w:p>
+      <w:pPr>
+        <w:numPr>
+          <w:ilvl w:val="0"/>
+          <w:numId w:val="17"/>
+        </w:numPr>
+      </w:pPr>
+      <w:r>
+        <w:t xml:space="preserve">An academic period may contain multiple subjects. </w:t>
+      </w:r>
+    </w:p>
+    <w:p>
+      <w:pPr>
+        <w:numPr>
+          <w:ilvl w:val="0"/>
+          <w:numId w:val="17"/>
+        </w:numPr>
+      </w:pPr>
+      <w:r>
+        <w:t xml:space="preserve">A subject may contain multiple assessment components and assessment groups. </w:t>
+      </w:r>
+    </w:p>
+    <w:p>
+      <w:pPr>
+        <w:numPr>
+          <w:ilvl w:val="0"/>
+          <w:numId w:val="17"/>
+        </w:numPr>
+      </w:pPr>
+      <w:r>
+        <w:t xml:space="preserve">An assessment group may contain multiple individual assessments. </w:t>
+      </w:r>
+    </w:p>
+    <w:p>
+      <w:pPr>
+        <w:numPr>
+          <w:ilvl w:val="0"/>
+          <w:numId w:val="17"/>
+        </w:numPr>
+      </w:pPr>
+      <w:r>
+        <w:t xml:space="preserve">An assessment component may have an associated grade. </w:t>
+      </w:r>
+    </w:p>
+    <w:p>
+      <w:pPr>
+        <w:numPr>
+          <w:ilvl w:val="0"/>
+          <w:numId w:val="17"/>
+        </w:numPr>
+      </w:pPr>
+      <w:r>
+        <w:t xml:space="preserve">A subject may have one or more associated goals. </w:t>
+      </w:r>
+    </w:p>
+    <w:p>
+      <w:pPr>
+        <w:numPr>
+          <w:ilvl w:val="0"/>
+          <w:numId w:val="17"/>
+        </w:numPr>
+      </w:pPr>
+      <w:r>
+        <w:t xml:space="preserve">An academic period may have one or more associated goals. </w:t>
+      </w:r>
+    </w:p>
+    <w:p>
+      <w:pPr>
+        <w:numPr>
+          <w:ilvl w:val="0"/>
+          <w:numId w:val="17"/>
+        </w:numPr>
+      </w:pPr>
+      <w:r>
+        <w:t xml:space="preserve">Calculated performance information shall be derived from the corresponding </w:t>
+      </w:r>
+      <w:proofErr w:type="gramStart"/>
+      <w:r>
+        <w:t>stored academic data</w:t>
+      </w:r>
+      <w:proofErr w:type="gramEnd"/>
+      <w:r>
+        <w:t>.</w:t>
+      </w:r>
+    </w:p>
+    <w:p>
+      <w:r>
+        <w:br w:type="page"/>
+      </w:r>
+    </w:p>
+    <w:p>
+      <w:pPr>
+        <w:pStyle w:val="Ttulo2"/>
+      </w:pPr>
+      <w:bookmarkStart w:id="40" w:name="_Toc237869126"/>
+      <w:r>
+        <w:lastRenderedPageBreak/>
+        <w:t>Data Persistence</w:t>
+      </w:r>
+      <w:bookmarkEnd w:id="40"/>
+    </w:p>
+    <w:p>
+      <w:r>
+        <w:t xml:space="preserve">MisNotas shall </w:t>
+      </w:r>
+      <w:r>
+        <w:t xml:space="preserve">keep </w:t>
+      </w:r>
+      <w:r>
+        <w:t>user academic information so that successfully stored data remains available across user sessions.</w:t>
+      </w:r>
+    </w:p>
+    <w:p>
+      <w:r>
+        <w:t>Stored information shall include, at minimum:</w:t>
+      </w:r>
+    </w:p>
+    <w:p>
+      <w:pPr>
+        <w:numPr>
+          <w:ilvl w:val="0"/>
+          <w:numId w:val="18"/>
+        </w:numPr>
+      </w:pPr>
+      <w:r>
+        <w:t xml:space="preserve">User account information </w:t>
+      </w:r>
+    </w:p>
+    <w:p>
+      <w:pPr>
+        <w:numPr>
+          <w:ilvl w:val="0"/>
+          <w:numId w:val="18"/>
+        </w:numPr>
+      </w:pPr>
+      <w:r>
+        <w:t xml:space="preserve">Academic periods </w:t>
+      </w:r>
+    </w:p>
+    <w:p>
+      <w:pPr>
+        <w:numPr>
+          <w:ilvl w:val="0"/>
+          <w:numId w:val="18"/>
+        </w:numPr>
+      </w:pPr>
+      <w:r>
+        <w:t xml:space="preserve">Subjects </w:t>
+      </w:r>
+    </w:p>
+    <w:p>
+      <w:pPr>
+        <w:numPr>
+          <w:ilvl w:val="0"/>
+          <w:numId w:val="18"/>
+        </w:numPr>
+      </w:pPr>
+      <w:r>
+        <w:t xml:space="preserve">Assessments </w:t>
+      </w:r>
+    </w:p>
+    <w:p>
+      <w:pPr>
+        <w:numPr>
+          <w:ilvl w:val="0"/>
+          <w:numId w:val="18"/>
+        </w:numPr>
+      </w:pPr>
+      <w:r>
+        <w:t xml:space="preserve">Grades </w:t>
+      </w:r>
+    </w:p>
+    <w:p>
+      <w:pPr>
+        <w:numPr>
+          <w:ilvl w:val="0"/>
+          <w:numId w:val="18"/>
+        </w:numPr>
+      </w:pPr>
+      <w:r>
+        <w:t xml:space="preserve">Goals </w:t>
+      </w:r>
+    </w:p>
+    <w:p>
+      <w:pPr>
+        <w:numPr>
+          <w:ilvl w:val="0"/>
+          <w:numId w:val="18"/>
+        </w:numPr>
+      </w:pPr>
+      <w:r>
+        <w:t>Historical academic information</w:t>
+      </w:r>
+    </w:p>
+    <w:p>
+      <w:pPr>
+        <w:pStyle w:val="Ttulo2"/>
+      </w:pPr>
+      <w:bookmarkStart w:id="41" w:name="_Toc237869127"/>
+      <w:r>
+        <w:t>Data Integrity</w:t>
+      </w:r>
+      <w:bookmarkEnd w:id="41"/>
+    </w:p>
+    <w:p>
+      <w:pPr>
+        <w:rPr>
+          <w:lang w:val="es-CO"/>
+        </w:rPr>
+      </w:pPr>
+      <w:r>
+        <w:rPr>
+          <w:lang w:val="es-CO"/>
+        </w:rPr>
+        <w:t>MisNotas</w:t>
+      </w:r>
+      <w:r>
+        <w:rPr>
+          <w:lang w:val="es-CO"/>
+        </w:rPr>
+        <w:t xml:space="preserve"> </w:t>
+      </w:r>
+      <w:proofErr w:type="spellStart"/>
+      <w:r>
+        <w:rPr>
+          <w:lang w:val="es-CO"/>
+        </w:rPr>
+        <w:t>shall</w:t>
+      </w:r>
+      <w:proofErr w:type="spellEnd"/>
+      <w:r>
+        <w:rPr>
+          <w:lang w:val="es-CO"/>
+        </w:rPr>
+        <w:t xml:space="preserve"> </w:t>
+      </w:r>
+      <w:proofErr w:type="spellStart"/>
+      <w:r>
+        <w:rPr>
+          <w:lang w:val="es-CO"/>
+        </w:rPr>
+        <w:t>maintain</w:t>
+      </w:r>
+      <w:proofErr w:type="spellEnd"/>
+      <w:r>
+        <w:rPr>
+          <w:lang w:val="es-CO"/>
+        </w:rPr>
+        <w:t xml:space="preserve"> the </w:t>
+      </w:r>
+      <w:proofErr w:type="spellStart"/>
+      <w:r>
+        <w:rPr>
+          <w:lang w:val="es-CO"/>
+        </w:rPr>
+        <w:t>consistency</w:t>
+      </w:r>
+      <w:proofErr w:type="spellEnd"/>
+      <w:r>
+        <w:rPr>
+          <w:lang w:val="es-CO"/>
+        </w:rPr>
+        <w:t xml:space="preserve"> and </w:t>
+      </w:r>
+      <w:proofErr w:type="spellStart"/>
+      <w:r>
+        <w:rPr>
+          <w:lang w:val="es-CO"/>
+        </w:rPr>
+        <w:t>validity</w:t>
+      </w:r>
+      <w:proofErr w:type="spellEnd"/>
+      <w:r>
+        <w:rPr>
+          <w:lang w:val="es-CO"/>
+        </w:rPr>
+        <w:t xml:space="preserve"> of </w:t>
+      </w:r>
+      <w:proofErr w:type="spellStart"/>
+      <w:r>
+        <w:rPr>
+          <w:lang w:val="es-CO"/>
+        </w:rPr>
+        <w:t>stored</w:t>
+      </w:r>
+      <w:proofErr w:type="spellEnd"/>
+      <w:r>
+        <w:rPr>
+          <w:lang w:val="es-CO"/>
+        </w:rPr>
+        <w:t xml:space="preserve"> </w:t>
+      </w:r>
+      <w:proofErr w:type="spellStart"/>
+      <w:r>
+        <w:rPr>
+          <w:lang w:val="es-CO"/>
+        </w:rPr>
+        <w:t>academic</w:t>
+      </w:r>
+      <w:proofErr w:type="spellEnd"/>
+      <w:r>
+        <w:rPr>
+          <w:lang w:val="es-CO"/>
+        </w:rPr>
+        <w:t xml:space="preserve"> </w:t>
+      </w:r>
+      <w:proofErr w:type="spellStart"/>
+      <w:r>
+        <w:rPr>
+          <w:lang w:val="es-CO"/>
+        </w:rPr>
+        <w:t>information</w:t>
+      </w:r>
+      <w:proofErr w:type="spellEnd"/>
+      <w:r>
+        <w:rPr>
+          <w:lang w:val="es-CO"/>
+        </w:rPr>
+        <w:t>.</w:t>
+      </w:r>
+    </w:p>
+    <w:p>
+      <w:pPr>
+        <w:numPr>
+          <w:ilvl w:val="0"/>
+          <w:numId w:val="19"/>
+        </w:numPr>
+        <w:rPr>
+          <w:lang w:val="es-CO"/>
+        </w:rPr>
+      </w:pPr>
+      <w:r>
+        <w:rPr>
+          <w:lang w:val="es-CO"/>
+        </w:rPr>
+        <w:t xml:space="preserve">Academic </w:t>
+      </w:r>
+      <w:proofErr w:type="spellStart"/>
+      <w:r>
+        <w:rPr>
+          <w:lang w:val="es-CO"/>
+        </w:rPr>
+        <w:t>entities</w:t>
+      </w:r>
+      <w:proofErr w:type="spellEnd"/>
+      <w:r>
+        <w:rPr>
+          <w:lang w:val="es-CO"/>
+        </w:rPr>
+        <w:t xml:space="preserve"> </w:t>
+      </w:r>
+      <w:proofErr w:type="spellStart"/>
+      <w:r>
+        <w:rPr>
+          <w:lang w:val="es-CO"/>
+        </w:rPr>
+        <w:t>shall</w:t>
+      </w:r>
+      <w:proofErr w:type="spellEnd"/>
+      <w:r>
+        <w:rPr>
+          <w:lang w:val="es-CO"/>
+        </w:rPr>
+        <w:t xml:space="preserve"> </w:t>
+      </w:r>
+      <w:proofErr w:type="spellStart"/>
+      <w:r>
+        <w:rPr>
+          <w:lang w:val="es-CO"/>
+        </w:rPr>
+        <w:t>remain</w:t>
+      </w:r>
+      <w:proofErr w:type="spellEnd"/>
+      <w:r>
+        <w:rPr>
+          <w:lang w:val="es-CO"/>
+        </w:rPr>
+        <w:t xml:space="preserve"> </w:t>
+      </w:r>
+      <w:proofErr w:type="spellStart"/>
+      <w:r>
+        <w:rPr>
+          <w:lang w:val="es-CO"/>
+        </w:rPr>
+        <w:t>associated</w:t>
+      </w:r>
+      <w:proofErr w:type="spellEnd"/>
+      <w:r>
+        <w:rPr>
+          <w:lang w:val="es-CO"/>
+        </w:rPr>
+        <w:t xml:space="preserve"> </w:t>
+      </w:r>
+      <w:proofErr w:type="spellStart"/>
+      <w:r>
+        <w:rPr>
+          <w:lang w:val="es-CO"/>
+        </w:rPr>
+        <w:t>with</w:t>
+      </w:r>
+      <w:proofErr w:type="spellEnd"/>
+      <w:r>
+        <w:rPr>
+          <w:lang w:val="es-CO"/>
+        </w:rPr>
+        <w:t xml:space="preserve"> the </w:t>
+      </w:r>
+      <w:proofErr w:type="spellStart"/>
+      <w:r>
+        <w:rPr>
+          <w:lang w:val="es-CO"/>
+        </w:rPr>
+        <w:t>correct</w:t>
+      </w:r>
+      <w:proofErr w:type="spellEnd"/>
+      <w:r>
+        <w:rPr>
+          <w:lang w:val="es-CO"/>
+        </w:rPr>
+        <w:t xml:space="preserve"> </w:t>
+      </w:r>
+      <w:proofErr w:type="spellStart"/>
+      <w:r>
+        <w:rPr>
+          <w:lang w:val="es-CO"/>
+        </w:rPr>
+        <w:t>user</w:t>
+      </w:r>
+      <w:proofErr w:type="spellEnd"/>
+      <w:r>
+        <w:rPr>
+          <w:lang w:val="es-CO"/>
+        </w:rPr>
+        <w:t xml:space="preserve">. </w:t>
+      </w:r>
+    </w:p>
+    <w:p>
+      <w:pPr>
+        <w:numPr>
+          <w:ilvl w:val="0"/>
+          <w:numId w:val="19"/>
+        </w:numPr>
+        <w:rPr>
+          <w:lang w:val="es-CO"/>
+        </w:rPr>
+      </w:pPr>
+      <w:proofErr w:type="spellStart"/>
+      <w:r>
+        <w:rPr>
+          <w:lang w:val="es-CO"/>
+        </w:rPr>
+        <w:t>Subjects</w:t>
+      </w:r>
+      <w:proofErr w:type="spellEnd"/>
+      <w:r>
+        <w:rPr>
+          <w:lang w:val="es-CO"/>
+        </w:rPr>
+        <w:t xml:space="preserve"> </w:t>
+      </w:r>
+      <w:proofErr w:type="spellStart"/>
+      <w:r>
+        <w:rPr>
+          <w:lang w:val="es-CO"/>
+        </w:rPr>
+        <w:t>shall</w:t>
+      </w:r>
+      <w:proofErr w:type="spellEnd"/>
+      <w:r>
+        <w:rPr>
+          <w:lang w:val="es-CO"/>
+        </w:rPr>
+        <w:t xml:space="preserve"> </w:t>
+      </w:r>
+      <w:proofErr w:type="spellStart"/>
+      <w:r>
+        <w:rPr>
+          <w:lang w:val="es-CO"/>
+        </w:rPr>
+        <w:t>belong</w:t>
+      </w:r>
+      <w:proofErr w:type="spellEnd"/>
+      <w:r>
+        <w:rPr>
+          <w:lang w:val="es-CO"/>
+        </w:rPr>
+        <w:t xml:space="preserve"> to </w:t>
+      </w:r>
+      <w:proofErr w:type="spellStart"/>
+      <w:r>
+        <w:rPr>
+          <w:lang w:val="es-CO"/>
+        </w:rPr>
+        <w:t>valid</w:t>
+      </w:r>
+      <w:proofErr w:type="spellEnd"/>
+      <w:r>
+        <w:rPr>
+          <w:lang w:val="es-CO"/>
+        </w:rPr>
+        <w:t xml:space="preserve"> </w:t>
+      </w:r>
+      <w:proofErr w:type="spellStart"/>
+      <w:r>
+        <w:rPr>
+          <w:lang w:val="es-CO"/>
+        </w:rPr>
+        <w:t>academic</w:t>
+      </w:r>
+      <w:proofErr w:type="spellEnd"/>
+      <w:r>
+        <w:rPr>
+          <w:lang w:val="es-CO"/>
+        </w:rPr>
+        <w:t xml:space="preserve"> </w:t>
+      </w:r>
+      <w:proofErr w:type="spellStart"/>
+      <w:r>
+        <w:rPr>
+          <w:lang w:val="es-CO"/>
+        </w:rPr>
+        <w:t>periods</w:t>
+      </w:r>
+      <w:proofErr w:type="spellEnd"/>
+      <w:r>
+        <w:rPr>
+          <w:lang w:val="es-CO"/>
+        </w:rPr>
+        <w:t xml:space="preserve">. </w:t>
+      </w:r>
+    </w:p>
+    <w:p>
+      <w:pPr>
+        <w:numPr>
+          <w:ilvl w:val="0"/>
+          <w:numId w:val="19"/>
+        </w:numPr>
+        <w:rPr>
+          <w:lang w:val="es-CO"/>
+        </w:rPr>
+      </w:pPr>
+      <w:proofErr w:type="spellStart"/>
+      <w:r>
+        <w:rPr>
+          <w:lang w:val="es-CO"/>
+        </w:rPr>
+        <w:t>Assessments</w:t>
+      </w:r>
+      <w:proofErr w:type="spellEnd"/>
+      <w:r>
+        <w:rPr>
+          <w:lang w:val="es-CO"/>
+        </w:rPr>
+        <w:t xml:space="preserve"> </w:t>
+      </w:r>
+      <w:proofErr w:type="spellStart"/>
+      <w:r>
+        <w:rPr>
+          <w:lang w:val="es-CO"/>
+        </w:rPr>
+        <w:t>shall</w:t>
+      </w:r>
+      <w:proofErr w:type="spellEnd"/>
+      <w:r>
+        <w:rPr>
+          <w:lang w:val="es-CO"/>
+        </w:rPr>
+        <w:t xml:space="preserve"> </w:t>
+      </w:r>
+      <w:proofErr w:type="spellStart"/>
+      <w:r>
+        <w:rPr>
+          <w:lang w:val="es-CO"/>
+        </w:rPr>
+        <w:t>belong</w:t>
+      </w:r>
+      <w:proofErr w:type="spellEnd"/>
+      <w:r>
+        <w:rPr>
+          <w:lang w:val="es-CO"/>
+        </w:rPr>
+        <w:t xml:space="preserve"> to </w:t>
+      </w:r>
+      <w:proofErr w:type="spellStart"/>
+      <w:r>
+        <w:rPr>
+          <w:lang w:val="es-CO"/>
+        </w:rPr>
+        <w:t>valid</w:t>
+      </w:r>
+      <w:proofErr w:type="spellEnd"/>
+      <w:r>
+        <w:rPr>
+          <w:lang w:val="es-CO"/>
+        </w:rPr>
+        <w:t xml:space="preserve"> </w:t>
+      </w:r>
+      <w:proofErr w:type="spellStart"/>
+      <w:r>
+        <w:rPr>
+          <w:lang w:val="es-CO"/>
+        </w:rPr>
+        <w:t>subjects</w:t>
+      </w:r>
+      <w:proofErr w:type="spellEnd"/>
+      <w:r>
+        <w:rPr>
+          <w:lang w:val="es-CO"/>
+        </w:rPr>
+        <w:t xml:space="preserve">. </w:t>
+      </w:r>
+    </w:p>
+    <w:p>
+      <w:pPr>
+        <w:numPr>
+          <w:ilvl w:val="0"/>
+          <w:numId w:val="19"/>
+        </w:numPr>
+        <w:rPr>
+          <w:lang w:val="es-CO"/>
+        </w:rPr>
+      </w:pPr>
+      <w:r>
+        <w:rPr>
+          <w:lang w:val="es-CO"/>
+        </w:rPr>
+        <w:t xml:space="preserve">Grades </w:t>
+      </w:r>
+      <w:proofErr w:type="spellStart"/>
+      <w:r>
+        <w:rPr>
+          <w:lang w:val="es-CO"/>
+        </w:rPr>
+        <w:t>shall</w:t>
+      </w:r>
+      <w:proofErr w:type="spellEnd"/>
+      <w:r>
+        <w:rPr>
+          <w:lang w:val="es-CO"/>
+        </w:rPr>
+        <w:t xml:space="preserve"> be </w:t>
+      </w:r>
+      <w:proofErr w:type="spellStart"/>
+      <w:r>
+        <w:rPr>
+          <w:lang w:val="es-CO"/>
+        </w:rPr>
+        <w:t>associated</w:t>
+      </w:r>
+      <w:proofErr w:type="spellEnd"/>
+      <w:r>
+        <w:rPr>
+          <w:lang w:val="es-CO"/>
+        </w:rPr>
+        <w:t xml:space="preserve"> </w:t>
+      </w:r>
+      <w:proofErr w:type="spellStart"/>
+      <w:r>
+        <w:rPr>
+          <w:lang w:val="es-CO"/>
+        </w:rPr>
+        <w:t>with</w:t>
+      </w:r>
+      <w:proofErr w:type="spellEnd"/>
+      <w:r>
+        <w:rPr>
+          <w:lang w:val="es-CO"/>
+        </w:rPr>
+        <w:t xml:space="preserve"> </w:t>
+      </w:r>
+      <w:proofErr w:type="spellStart"/>
+      <w:r>
+        <w:rPr>
+          <w:lang w:val="es-CO"/>
+        </w:rPr>
+        <w:t>valid</w:t>
+      </w:r>
+      <w:proofErr w:type="spellEnd"/>
+      <w:r>
+        <w:rPr>
+          <w:lang w:val="es-CO"/>
+        </w:rPr>
+        <w:t xml:space="preserve"> </w:t>
+      </w:r>
+      <w:proofErr w:type="spellStart"/>
+      <w:r>
+        <w:rPr>
+          <w:lang w:val="es-CO"/>
+        </w:rPr>
+        <w:t>assessments</w:t>
+      </w:r>
+      <w:proofErr w:type="spellEnd"/>
+      <w:r>
+        <w:rPr>
+          <w:lang w:val="es-CO"/>
+        </w:rPr>
+        <w:t xml:space="preserve">. </w:t>
+      </w:r>
+    </w:p>
+    <w:p>
+      <w:pPr>
+        <w:numPr>
+          <w:ilvl w:val="0"/>
+          <w:numId w:val="19"/>
+        </w:numPr>
+        <w:rPr>
+          <w:lang w:val="es-CO"/>
+        </w:rPr>
+      </w:pPr>
+      <w:r>
+        <w:rPr>
+          <w:lang w:val="es-CO"/>
+        </w:rPr>
+        <w:t xml:space="preserve">Goals </w:t>
+      </w:r>
+      <w:proofErr w:type="spellStart"/>
+      <w:r>
+        <w:rPr>
+          <w:lang w:val="es-CO"/>
+        </w:rPr>
+        <w:t>shall</w:t>
+      </w:r>
+      <w:proofErr w:type="spellEnd"/>
+      <w:r>
+        <w:rPr>
+          <w:lang w:val="es-CO"/>
+        </w:rPr>
+        <w:t xml:space="preserve"> be </w:t>
+      </w:r>
+      <w:proofErr w:type="spellStart"/>
+      <w:r>
+        <w:rPr>
+          <w:lang w:val="es-CO"/>
+        </w:rPr>
+        <w:t>associated</w:t>
+      </w:r>
+      <w:proofErr w:type="spellEnd"/>
+      <w:r>
+        <w:rPr>
+          <w:lang w:val="es-CO"/>
+        </w:rPr>
+        <w:t xml:space="preserve"> </w:t>
+      </w:r>
+      <w:proofErr w:type="spellStart"/>
+      <w:r>
+        <w:rPr>
+          <w:lang w:val="es-CO"/>
+        </w:rPr>
+        <w:t>with</w:t>
+      </w:r>
+      <w:proofErr w:type="spellEnd"/>
+      <w:r>
+        <w:rPr>
+          <w:lang w:val="es-CO"/>
+        </w:rPr>
+        <w:t xml:space="preserve"> </w:t>
+      </w:r>
+      <w:proofErr w:type="spellStart"/>
+      <w:r>
+        <w:rPr>
+          <w:lang w:val="es-CO"/>
+        </w:rPr>
+        <w:t>valid</w:t>
+      </w:r>
+      <w:proofErr w:type="spellEnd"/>
+      <w:r>
+        <w:rPr>
+          <w:lang w:val="es-CO"/>
+        </w:rPr>
+        <w:t xml:space="preserve"> </w:t>
+      </w:r>
+      <w:proofErr w:type="spellStart"/>
+      <w:r>
+        <w:rPr>
+          <w:lang w:val="es-CO"/>
+        </w:rPr>
+        <w:t>subjects</w:t>
+      </w:r>
+      <w:proofErr w:type="spellEnd"/>
+      <w:r>
+        <w:rPr>
+          <w:lang w:val="es-CO"/>
+        </w:rPr>
+        <w:t xml:space="preserve"> or </w:t>
+      </w:r>
+      <w:proofErr w:type="spellStart"/>
+      <w:r>
+        <w:rPr>
+          <w:lang w:val="es-CO"/>
+        </w:rPr>
+        <w:t>academic</w:t>
+      </w:r>
+      <w:proofErr w:type="spellEnd"/>
+      <w:r>
+        <w:rPr>
+          <w:lang w:val="es-CO"/>
+        </w:rPr>
+        <w:t xml:space="preserve"> </w:t>
+      </w:r>
+      <w:proofErr w:type="spellStart"/>
+      <w:r>
+        <w:rPr>
+          <w:lang w:val="es-CO"/>
+        </w:rPr>
+        <w:t>periods</w:t>
+      </w:r>
+      <w:proofErr w:type="spellEnd"/>
+      <w:r>
+        <w:rPr>
+          <w:lang w:val="es-CO"/>
+        </w:rPr>
+        <w:t xml:space="preserve">. </w:t>
+      </w:r>
+    </w:p>
+    <w:p>
+      <w:pPr>
+        <w:numPr>
+          <w:ilvl w:val="0"/>
+          <w:numId w:val="19"/>
+        </w:numPr>
+        <w:rPr>
+          <w:lang w:val="es-CO"/>
+        </w:rPr>
+      </w:pPr>
+      <w:proofErr w:type="spellStart"/>
+      <w:r>
+        <w:rPr>
+          <w:lang w:val="es-CO"/>
+        </w:rPr>
+        <w:t>Invalid</w:t>
+      </w:r>
+      <w:proofErr w:type="spellEnd"/>
+      <w:r>
+        <w:rPr>
+          <w:lang w:val="es-CO"/>
+        </w:rPr>
+        <w:t xml:space="preserve"> or </w:t>
+      </w:r>
+      <w:proofErr w:type="spellStart"/>
+      <w:r>
+        <w:rPr>
+          <w:lang w:val="es-CO"/>
+        </w:rPr>
+        <w:t>orphaned</w:t>
+      </w:r>
+      <w:proofErr w:type="spellEnd"/>
+      <w:r>
+        <w:rPr>
+          <w:lang w:val="es-CO"/>
+        </w:rPr>
+        <w:t xml:space="preserve"> </w:t>
+      </w:r>
+      <w:proofErr w:type="spellStart"/>
+      <w:r>
+        <w:rPr>
+          <w:lang w:val="es-CO"/>
+        </w:rPr>
+        <w:t>relationships</w:t>
+      </w:r>
+      <w:proofErr w:type="spellEnd"/>
+      <w:r>
+        <w:rPr>
+          <w:lang w:val="es-CO"/>
+        </w:rPr>
+        <w:t xml:space="preserve"> </w:t>
+      </w:r>
+      <w:proofErr w:type="spellStart"/>
+      <w:r>
+        <w:rPr>
+          <w:lang w:val="es-CO"/>
+        </w:rPr>
+        <w:t>shall</w:t>
+      </w:r>
+      <w:proofErr w:type="spellEnd"/>
+      <w:r>
+        <w:rPr>
+          <w:lang w:val="es-CO"/>
+        </w:rPr>
+        <w:t xml:space="preserve"> </w:t>
+      </w:r>
+      <w:proofErr w:type="spellStart"/>
+      <w:r>
+        <w:rPr>
+          <w:lang w:val="es-CO"/>
+        </w:rPr>
+        <w:t>not</w:t>
+      </w:r>
+      <w:proofErr w:type="spellEnd"/>
+      <w:r>
+        <w:rPr>
+          <w:lang w:val="es-CO"/>
+        </w:rPr>
+        <w:t xml:space="preserve"> be </w:t>
+      </w:r>
+      <w:proofErr w:type="spellStart"/>
+      <w:r>
+        <w:rPr>
+          <w:lang w:val="es-CO"/>
+        </w:rPr>
+        <w:t>permitted</w:t>
+      </w:r>
+      <w:proofErr w:type="spellEnd"/>
+      <w:r>
+        <w:rPr>
+          <w:lang w:val="es-CO"/>
+        </w:rPr>
+        <w:t xml:space="preserve">. </w:t>
+      </w:r>
+    </w:p>
+    <w:p>
+      <w:pPr>
+        <w:numPr>
+          <w:ilvl w:val="0"/>
+          <w:numId w:val="19"/>
+        </w:numPr>
+        <w:rPr>
+          <w:lang w:val="es-CO"/>
+        </w:rPr>
+      </w:pPr>
+      <w:proofErr w:type="spellStart"/>
+      <w:r>
+        <w:rPr>
+          <w:lang w:val="es-CO"/>
+        </w:rPr>
+        <w:t>Modifications</w:t>
+      </w:r>
+      <w:proofErr w:type="spellEnd"/>
+      <w:r>
+        <w:rPr>
+          <w:lang w:val="es-CO"/>
+        </w:rPr>
+        <w:t xml:space="preserve"> and </w:t>
+      </w:r>
+      <w:proofErr w:type="spellStart"/>
+      <w:r>
+        <w:rPr>
+          <w:lang w:val="es-CO"/>
+        </w:rPr>
+        <w:t>deletions</w:t>
+      </w:r>
+      <w:proofErr w:type="spellEnd"/>
+      <w:r>
+        <w:rPr>
+          <w:lang w:val="es-CO"/>
+        </w:rPr>
+        <w:t xml:space="preserve"> </w:t>
+      </w:r>
+      <w:proofErr w:type="spellStart"/>
+      <w:r>
+        <w:rPr>
+          <w:lang w:val="es-CO"/>
+        </w:rPr>
+        <w:t>shall</w:t>
+      </w:r>
+      <w:proofErr w:type="spellEnd"/>
+      <w:r>
+        <w:rPr>
+          <w:lang w:val="es-CO"/>
+        </w:rPr>
+        <w:t xml:space="preserve"> </w:t>
+      </w:r>
+      <w:proofErr w:type="spellStart"/>
+      <w:r>
+        <w:rPr>
+          <w:lang w:val="es-CO"/>
+        </w:rPr>
+        <w:t>update</w:t>
+      </w:r>
+      <w:proofErr w:type="spellEnd"/>
+      <w:r>
+        <w:rPr>
+          <w:lang w:val="es-CO"/>
+        </w:rPr>
+        <w:t xml:space="preserve"> or </w:t>
+      </w:r>
+      <w:proofErr w:type="spellStart"/>
+      <w:r>
+        <w:rPr>
+          <w:lang w:val="es-CO"/>
+        </w:rPr>
+        <w:t>remove</w:t>
+      </w:r>
+      <w:proofErr w:type="spellEnd"/>
+      <w:r>
+        <w:rPr>
+          <w:lang w:val="es-CO"/>
+        </w:rPr>
+        <w:t xml:space="preserve"> </w:t>
+      </w:r>
+      <w:proofErr w:type="spellStart"/>
+      <w:r>
+        <w:rPr>
+          <w:lang w:val="es-CO"/>
+        </w:rPr>
+        <w:t>dependent</w:t>
+      </w:r>
+      <w:proofErr w:type="spellEnd"/>
+      <w:r>
+        <w:rPr>
+          <w:lang w:val="es-CO"/>
+        </w:rPr>
+        <w:t xml:space="preserve"> </w:t>
+      </w:r>
+      <w:proofErr w:type="spellStart"/>
+      <w:r>
+        <w:rPr>
+          <w:lang w:val="es-CO"/>
+        </w:rPr>
+        <w:t>information</w:t>
+      </w:r>
+      <w:proofErr w:type="spellEnd"/>
+      <w:r>
+        <w:rPr>
+          <w:lang w:val="es-CO"/>
+        </w:rPr>
+        <w:t xml:space="preserve"> </w:t>
+      </w:r>
+      <w:proofErr w:type="spellStart"/>
+      <w:r>
+        <w:rPr>
+          <w:lang w:val="es-CO"/>
+        </w:rPr>
+        <w:t>according</w:t>
+      </w:r>
+      <w:proofErr w:type="spellEnd"/>
+      <w:r>
+        <w:rPr>
+          <w:lang w:val="es-CO"/>
+        </w:rPr>
+        <w:t xml:space="preserve"> to the </w:t>
+      </w:r>
+      <w:proofErr w:type="spellStart"/>
+      <w:r>
+        <w:rPr>
+          <w:lang w:val="es-CO"/>
+        </w:rPr>
+        <w:t>system's</w:t>
+      </w:r>
+      <w:proofErr w:type="spellEnd"/>
+      <w:r>
+        <w:rPr>
+          <w:lang w:val="es-CO"/>
+        </w:rPr>
+        <w:t xml:space="preserve"> </w:t>
+      </w:r>
+      <w:proofErr w:type="spellStart"/>
+      <w:r>
+        <w:rPr>
+          <w:lang w:val="es-CO"/>
+        </w:rPr>
+        <w:t>defined</w:t>
+      </w:r>
+      <w:proofErr w:type="spellEnd"/>
+      <w:r>
+        <w:rPr>
+          <w:lang w:val="es-CO"/>
+        </w:rPr>
+        <w:t xml:space="preserve"> </w:t>
+      </w:r>
+      <w:proofErr w:type="spellStart"/>
+      <w:r>
+        <w:rPr>
+          <w:lang w:val="es-CO"/>
+        </w:rPr>
+        <w:t>behavior</w:t>
+      </w:r>
+      <w:proofErr w:type="spellEnd"/>
+      <w:r>
+        <w:rPr>
+          <w:lang w:val="es-CO"/>
+        </w:rPr>
+        <w:t>.</w:t>
+      </w:r>
+    </w:p>
+    <w:p>
+      <w:pPr>
+        <w:rPr>
+          <w:lang w:val="es-CO"/>
+        </w:rPr>
+      </w:pPr>
+      <w:r>
+        <w:rPr>
+          <w:lang w:val="es-CO"/>
+        </w:rPr>
+        <w:br w:type="page"/>
+      </w:r>
+    </w:p>
+    <w:p>
+      <w:pPr>
+        <w:pStyle w:val="Ttulo2"/>
+      </w:pPr>
+      <w:bookmarkStart w:id="42" w:name="_Toc237869128"/>
+      <w:r>
+        <w:lastRenderedPageBreak/>
+        <w:t>Data Validation</w:t>
+      </w:r>
+      <w:bookmarkEnd w:id="42"/>
+    </w:p>
+    <w:p>
+      <w:pPr>
+        <w:rPr>
+          <w:lang w:val="es-CO"/>
+        </w:rPr>
+      </w:pPr>
+      <w:r>
+        <w:rPr>
+          <w:lang w:val="es-CO"/>
+        </w:rPr>
+        <w:t xml:space="preserve">The </w:t>
+      </w:r>
+      <w:proofErr w:type="spellStart"/>
+      <w:r>
+        <w:rPr>
+          <w:lang w:val="es-CO"/>
+        </w:rPr>
+        <w:t>system</w:t>
+      </w:r>
+      <w:proofErr w:type="spellEnd"/>
+      <w:r>
+        <w:rPr>
+          <w:lang w:val="es-CO"/>
+        </w:rPr>
+        <w:t xml:space="preserve"> </w:t>
+      </w:r>
+      <w:proofErr w:type="spellStart"/>
+      <w:r>
+        <w:rPr>
+          <w:lang w:val="es-CO"/>
+        </w:rPr>
+        <w:t>shall</w:t>
+      </w:r>
+      <w:proofErr w:type="spellEnd"/>
+      <w:r>
+        <w:rPr>
+          <w:lang w:val="es-CO"/>
+        </w:rPr>
+        <w:t xml:space="preserve"> </w:t>
+      </w:r>
+      <w:proofErr w:type="spellStart"/>
+      <w:r>
+        <w:rPr>
+          <w:lang w:val="es-CO"/>
+        </w:rPr>
+        <w:t>validate</w:t>
+      </w:r>
+      <w:proofErr w:type="spellEnd"/>
+      <w:r>
+        <w:rPr>
+          <w:lang w:val="es-CO"/>
+        </w:rPr>
+        <w:t xml:space="preserve"> </w:t>
+      </w:r>
+      <w:proofErr w:type="spellStart"/>
+      <w:r>
+        <w:rPr>
+          <w:lang w:val="es-CO"/>
+        </w:rPr>
+        <w:t>stored</w:t>
+      </w:r>
+      <w:proofErr w:type="spellEnd"/>
+      <w:r>
+        <w:rPr>
+          <w:lang w:val="es-CO"/>
+        </w:rPr>
+        <w:t xml:space="preserve"> and </w:t>
+      </w:r>
+      <w:proofErr w:type="spellStart"/>
+      <w:r>
+        <w:rPr>
+          <w:lang w:val="es-CO"/>
+        </w:rPr>
+        <w:t>user-provided</w:t>
+      </w:r>
+      <w:proofErr w:type="spellEnd"/>
+      <w:r>
+        <w:rPr>
+          <w:lang w:val="es-CO"/>
+        </w:rPr>
+        <w:t xml:space="preserve"> data </w:t>
+      </w:r>
+      <w:proofErr w:type="spellStart"/>
+      <w:r>
+        <w:rPr>
+          <w:lang w:val="es-CO"/>
+        </w:rPr>
+        <w:t>before</w:t>
+      </w:r>
+      <w:proofErr w:type="spellEnd"/>
+      <w:r>
+        <w:rPr>
+          <w:lang w:val="es-CO"/>
+        </w:rPr>
+        <w:t xml:space="preserve"> </w:t>
+      </w:r>
+      <w:proofErr w:type="spellStart"/>
+      <w:r>
+        <w:rPr>
+          <w:lang w:val="es-CO"/>
+        </w:rPr>
+        <w:t>it</w:t>
+      </w:r>
+      <w:proofErr w:type="spellEnd"/>
+      <w:r>
+        <w:rPr>
+          <w:lang w:val="es-CO"/>
+        </w:rPr>
+        <w:t xml:space="preserve"> </w:t>
+      </w:r>
+      <w:proofErr w:type="spellStart"/>
+      <w:r>
+        <w:rPr>
+          <w:lang w:val="es-CO"/>
+        </w:rPr>
+        <w:t>is</w:t>
+      </w:r>
+      <w:proofErr w:type="spellEnd"/>
+      <w:r>
+        <w:rPr>
+          <w:lang w:val="es-CO"/>
+        </w:rPr>
+        <w:t xml:space="preserve"> </w:t>
+      </w:r>
+      <w:proofErr w:type="spellStart"/>
+      <w:r>
+        <w:rPr>
+          <w:lang w:val="es-CO"/>
+        </w:rPr>
+        <w:t>used</w:t>
+      </w:r>
+      <w:proofErr w:type="spellEnd"/>
+      <w:r>
+        <w:rPr>
+          <w:lang w:val="es-CO"/>
+        </w:rPr>
+        <w:t xml:space="preserve"> in </w:t>
+      </w:r>
+      <w:proofErr w:type="spellStart"/>
+      <w:r>
+        <w:rPr>
+          <w:lang w:val="es-CO"/>
+        </w:rPr>
+        <w:t>calculations</w:t>
+      </w:r>
+      <w:proofErr w:type="spellEnd"/>
+      <w:r>
+        <w:rPr>
+          <w:lang w:val="es-CO"/>
+        </w:rPr>
+        <w:t xml:space="preserve"> or </w:t>
+      </w:r>
+      <w:proofErr w:type="spellStart"/>
+      <w:r>
+        <w:rPr>
+          <w:lang w:val="es-CO"/>
+        </w:rPr>
+        <w:t>persisted</w:t>
+      </w:r>
+      <w:proofErr w:type="spellEnd"/>
+      <w:r>
+        <w:rPr>
+          <w:lang w:val="es-CO"/>
+        </w:rPr>
+        <w:t>.</w:t>
+      </w:r>
+    </w:p>
+    <w:p>
+      <w:pPr>
+        <w:rPr>
+          <w:lang w:val="es-CO"/>
+        </w:rPr>
+      </w:pPr>
+      <w:proofErr w:type="spellStart"/>
+      <w:r>
+        <w:rPr>
+          <w:lang w:val="es-CO"/>
+        </w:rPr>
+        <w:t>Validation</w:t>
+      </w:r>
+      <w:proofErr w:type="spellEnd"/>
+      <w:r>
+        <w:rPr>
+          <w:lang w:val="es-CO"/>
+        </w:rPr>
+        <w:t xml:space="preserve"> </w:t>
+      </w:r>
+      <w:proofErr w:type="spellStart"/>
+      <w:r>
+        <w:rPr>
+          <w:lang w:val="es-CO"/>
+        </w:rPr>
+        <w:t>shall</w:t>
+      </w:r>
+      <w:proofErr w:type="spellEnd"/>
+      <w:r>
+        <w:rPr>
+          <w:lang w:val="es-CO"/>
+        </w:rPr>
+        <w:t xml:space="preserve"> </w:t>
+      </w:r>
+      <w:proofErr w:type="spellStart"/>
+      <w:r>
+        <w:rPr>
+          <w:lang w:val="es-CO"/>
+        </w:rPr>
+        <w:t>include</w:t>
+      </w:r>
+      <w:proofErr w:type="spellEnd"/>
+      <w:r>
+        <w:rPr>
+          <w:lang w:val="es-CO"/>
+        </w:rPr>
+        <w:t xml:space="preserve">, </w:t>
+      </w:r>
+      <w:proofErr w:type="spellStart"/>
+      <w:r>
+        <w:rPr>
+          <w:lang w:val="es-CO"/>
+        </w:rPr>
+        <w:t>where</w:t>
+      </w:r>
+      <w:proofErr w:type="spellEnd"/>
+      <w:r>
+        <w:rPr>
+          <w:lang w:val="es-CO"/>
+        </w:rPr>
+        <w:t xml:space="preserve"> </w:t>
+      </w:r>
+      <w:proofErr w:type="spellStart"/>
+      <w:r>
+        <w:rPr>
+          <w:lang w:val="es-CO"/>
+        </w:rPr>
+        <w:t>applicable</w:t>
+      </w:r>
+      <w:proofErr w:type="spellEnd"/>
+      <w:r>
+        <w:rPr>
+          <w:lang w:val="es-CO"/>
+        </w:rPr>
+        <w:t>:</w:t>
+      </w:r>
+    </w:p>
+    <w:p>
+      <w:pPr>
+        <w:numPr>
+          <w:ilvl w:val="0"/>
+          <w:numId w:val="20"/>
+        </w:numPr>
+        <w:rPr>
+          <w:lang w:val="es-CO"/>
+        </w:rPr>
+      </w:pPr>
+      <w:proofErr w:type="spellStart"/>
+      <w:r>
+        <w:rPr>
+          <w:lang w:val="es-CO"/>
+        </w:rPr>
+        <w:t>Required</w:t>
+      </w:r>
+      <w:proofErr w:type="spellEnd"/>
+      <w:r>
+        <w:rPr>
+          <w:lang w:val="es-CO"/>
+        </w:rPr>
+        <w:t xml:space="preserve"> </w:t>
+      </w:r>
+      <w:proofErr w:type="spellStart"/>
+      <w:r>
+        <w:rPr>
+          <w:lang w:val="es-CO"/>
+        </w:rPr>
+        <w:t>fields</w:t>
+      </w:r>
+      <w:proofErr w:type="spellEnd"/>
+      <w:r>
+        <w:rPr>
+          <w:lang w:val="es-CO"/>
+        </w:rPr>
+        <w:t xml:space="preserve"> </w:t>
+      </w:r>
+    </w:p>
+    <w:p>
+      <w:pPr>
+        <w:numPr>
+          <w:ilvl w:val="0"/>
+          <w:numId w:val="20"/>
+        </w:numPr>
+        <w:rPr>
+          <w:lang w:val="es-CO"/>
+        </w:rPr>
+      </w:pPr>
+      <w:r>
+        <w:rPr>
+          <w:lang w:val="es-CO"/>
+        </w:rPr>
+        <w:t xml:space="preserve">Valid </w:t>
+      </w:r>
+      <w:proofErr w:type="spellStart"/>
+      <w:r>
+        <w:rPr>
+          <w:lang w:val="es-CO"/>
+        </w:rPr>
+        <w:t>numeric</w:t>
+      </w:r>
+      <w:proofErr w:type="spellEnd"/>
+      <w:r>
+        <w:rPr>
+          <w:lang w:val="es-CO"/>
+        </w:rPr>
+        <w:t xml:space="preserve"> </w:t>
+      </w:r>
+      <w:proofErr w:type="spellStart"/>
+      <w:r>
+        <w:rPr>
+          <w:lang w:val="es-CO"/>
+        </w:rPr>
+        <w:t>values</w:t>
+      </w:r>
+      <w:proofErr w:type="spellEnd"/>
+      <w:r>
+        <w:rPr>
+          <w:lang w:val="es-CO"/>
+        </w:rPr>
+        <w:t xml:space="preserve"> </w:t>
+      </w:r>
+    </w:p>
+    <w:p>
+      <w:pPr>
+        <w:numPr>
+          <w:ilvl w:val="0"/>
+          <w:numId w:val="20"/>
+        </w:numPr>
+        <w:rPr>
+          <w:lang w:val="es-CO"/>
+        </w:rPr>
+      </w:pPr>
+      <w:r>
+        <w:rPr>
+          <w:lang w:val="es-CO"/>
+        </w:rPr>
+        <w:t xml:space="preserve">Valid grade </w:t>
+      </w:r>
+      <w:proofErr w:type="spellStart"/>
+      <w:r>
+        <w:rPr>
+          <w:lang w:val="es-CO"/>
+        </w:rPr>
+        <w:t>ranges</w:t>
+      </w:r>
+      <w:proofErr w:type="spellEnd"/>
+      <w:r>
+        <w:rPr>
+          <w:lang w:val="es-CO"/>
+        </w:rPr>
+        <w:t xml:space="preserve"> </w:t>
+      </w:r>
+    </w:p>
+    <w:p>
+      <w:pPr>
+        <w:numPr>
+          <w:ilvl w:val="0"/>
+          <w:numId w:val="20"/>
+        </w:numPr>
+        <w:rPr>
+          <w:lang w:val="es-CO"/>
+        </w:rPr>
+      </w:pPr>
+      <w:r>
+        <w:rPr>
+          <w:lang w:val="es-CO"/>
+        </w:rPr>
+        <w:t xml:space="preserve">Valid </w:t>
+      </w:r>
+      <w:proofErr w:type="spellStart"/>
+      <w:r>
+        <w:rPr>
+          <w:lang w:val="es-CO"/>
+        </w:rPr>
+        <w:t>percentage</w:t>
+      </w:r>
+      <w:proofErr w:type="spellEnd"/>
+      <w:r>
+        <w:rPr>
+          <w:lang w:val="es-CO"/>
+        </w:rPr>
+        <w:t xml:space="preserve"> and </w:t>
+      </w:r>
+      <w:proofErr w:type="spellStart"/>
+      <w:r>
+        <w:rPr>
+          <w:lang w:val="es-CO"/>
+        </w:rPr>
+        <w:t>weighting</w:t>
+      </w:r>
+      <w:proofErr w:type="spellEnd"/>
+      <w:r>
+        <w:rPr>
+          <w:lang w:val="es-CO"/>
+        </w:rPr>
+        <w:t xml:space="preserve"> </w:t>
+      </w:r>
+      <w:proofErr w:type="spellStart"/>
+      <w:r>
+        <w:rPr>
+          <w:lang w:val="es-CO"/>
+        </w:rPr>
+        <w:t>values</w:t>
+      </w:r>
+      <w:proofErr w:type="spellEnd"/>
+      <w:r>
+        <w:rPr>
+          <w:lang w:val="es-CO"/>
+        </w:rPr>
+        <w:t xml:space="preserve"> </w:t>
+      </w:r>
+    </w:p>
+    <w:p>
+      <w:pPr>
+        <w:numPr>
+          <w:ilvl w:val="0"/>
+          <w:numId w:val="20"/>
+        </w:numPr>
+        <w:rPr>
+          <w:lang w:val="es-CO"/>
+        </w:rPr>
+      </w:pPr>
+      <w:r>
+        <w:rPr>
+          <w:lang w:val="es-CO"/>
+        </w:rPr>
+        <w:t xml:space="preserve">Valid </w:t>
+      </w:r>
+      <w:proofErr w:type="spellStart"/>
+      <w:r>
+        <w:rPr>
+          <w:lang w:val="es-CO"/>
+        </w:rPr>
+        <w:t>credit</w:t>
+      </w:r>
+      <w:proofErr w:type="spellEnd"/>
+      <w:r>
+        <w:rPr>
+          <w:lang w:val="es-CO"/>
+        </w:rPr>
+        <w:t xml:space="preserve"> </w:t>
+      </w:r>
+      <w:proofErr w:type="spellStart"/>
+      <w:r>
+        <w:rPr>
+          <w:lang w:val="es-CO"/>
+        </w:rPr>
+        <w:t>values</w:t>
+      </w:r>
+      <w:proofErr w:type="spellEnd"/>
+      <w:r>
+        <w:rPr>
+          <w:lang w:val="es-CO"/>
+        </w:rPr>
+        <w:t xml:space="preserve"> </w:t>
+      </w:r>
+    </w:p>
+    <w:p>
+      <w:pPr>
+        <w:numPr>
+          <w:ilvl w:val="0"/>
+          <w:numId w:val="20"/>
+        </w:numPr>
+        <w:rPr>
+          <w:lang w:val="es-CO"/>
+        </w:rPr>
+      </w:pPr>
+      <w:r>
+        <w:rPr>
+          <w:lang w:val="es-CO"/>
+        </w:rPr>
+        <w:t xml:space="preserve">Valid </w:t>
+      </w:r>
+      <w:proofErr w:type="spellStart"/>
+      <w:r>
+        <w:rPr>
+          <w:lang w:val="es-CO"/>
+        </w:rPr>
+        <w:t>relationships</w:t>
+      </w:r>
+      <w:proofErr w:type="spellEnd"/>
+      <w:r>
+        <w:rPr>
+          <w:lang w:val="es-CO"/>
+        </w:rPr>
+        <w:t xml:space="preserve"> </w:t>
+      </w:r>
+      <w:proofErr w:type="spellStart"/>
+      <w:r>
+        <w:rPr>
+          <w:lang w:val="es-CO"/>
+        </w:rPr>
+        <w:t>between</w:t>
+      </w:r>
+      <w:proofErr w:type="spellEnd"/>
+      <w:r>
+        <w:rPr>
+          <w:lang w:val="es-CO"/>
+        </w:rPr>
+        <w:t xml:space="preserve"> </w:t>
+      </w:r>
+      <w:proofErr w:type="spellStart"/>
+      <w:r>
+        <w:rPr>
+          <w:lang w:val="es-CO"/>
+        </w:rPr>
+        <w:t>entities</w:t>
+      </w:r>
+      <w:proofErr w:type="spellEnd"/>
+      <w:r>
+        <w:rPr>
+          <w:lang w:val="es-CO"/>
+        </w:rPr>
+        <w:t xml:space="preserve"> </w:t>
+      </w:r>
+    </w:p>
+    <w:p>
+      <w:pPr>
+        <w:numPr>
+          <w:ilvl w:val="0"/>
+          <w:numId w:val="20"/>
+        </w:numPr>
+        <w:rPr>
+          <w:lang w:val="es-CO"/>
+        </w:rPr>
+      </w:pPr>
+      <w:r>
+        <w:rPr>
+          <w:lang w:val="es-CO"/>
+        </w:rPr>
+        <w:t xml:space="preserve">Unique </w:t>
+      </w:r>
+      <w:proofErr w:type="spellStart"/>
+      <w:r>
+        <w:rPr>
+          <w:lang w:val="es-CO"/>
+        </w:rPr>
+        <w:t>account</w:t>
+      </w:r>
+      <w:proofErr w:type="spellEnd"/>
+      <w:r>
+        <w:rPr>
+          <w:lang w:val="es-CO"/>
+        </w:rPr>
+        <w:t xml:space="preserve"> </w:t>
+      </w:r>
+      <w:proofErr w:type="spellStart"/>
+      <w:r>
+        <w:rPr>
+          <w:lang w:val="es-CO"/>
+        </w:rPr>
+        <w:t>information</w:t>
+      </w:r>
+      <w:proofErr w:type="spellEnd"/>
+      <w:r>
+        <w:rPr>
+          <w:lang w:val="es-CO"/>
+        </w:rPr>
+        <w:t xml:space="preserve"> </w:t>
+      </w:r>
+      <w:proofErr w:type="spellStart"/>
+      <w:r>
+        <w:rPr>
+          <w:lang w:val="es-CO"/>
+        </w:rPr>
+        <w:t>where</w:t>
+      </w:r>
+      <w:proofErr w:type="spellEnd"/>
+      <w:r>
+        <w:rPr>
+          <w:lang w:val="es-CO"/>
+        </w:rPr>
+        <w:t xml:space="preserve"> </w:t>
+      </w:r>
+      <w:proofErr w:type="spellStart"/>
+      <w:r>
+        <w:rPr>
+          <w:lang w:val="es-CO"/>
+        </w:rPr>
+        <w:t>required</w:t>
+      </w:r>
+      <w:proofErr w:type="spellEnd"/>
+    </w:p>
+    <w:p>
+      <w:pPr>
+        <w:pStyle w:val="Ttulo1"/>
+      </w:pPr>
+      <w:bookmarkStart w:id="43" w:name="_Toc237869129"/>
+      <w:r>
+        <w:t>External Interface Requirements</w:t>
+      </w:r>
+      <w:bookmarkEnd w:id="43"/>
+    </w:p>
+    <w:p>
+      <w:pPr>
+        <w:pStyle w:val="Ttulo2"/>
+        <w:rPr>
+          <w:lang w:val="es-CO"/>
+        </w:rPr>
+      </w:pPr>
+      <w:r>
+        <w:rPr>
+          <w:lang w:val="es-CO"/>
+        </w:rPr>
+        <w:t xml:space="preserve"> </w:t>
+      </w:r>
+      <w:bookmarkStart w:id="44" w:name="_Toc237869130"/>
+      <w:proofErr w:type="spellStart"/>
+      <w:r>
+        <w:rPr>
+          <w:lang w:val="es-CO"/>
+        </w:rPr>
+        <w:t>User</w:t>
+      </w:r>
+      <w:proofErr w:type="spellEnd"/>
+      <w:r>
+        <w:rPr>
+          <w:lang w:val="es-CO"/>
+        </w:rPr>
+        <w:t xml:space="preserve"> Interface</w:t>
+      </w:r>
+      <w:bookmarkEnd w:id="44"/>
+    </w:p>
+    <w:p>
+      <w:pPr>
+        <w:rPr>
+          <w:lang w:val="es-CO"/>
+        </w:rPr>
+      </w:pPr>
+      <w:r>
+        <w:rPr>
+          <w:lang w:val="es-CO"/>
+        </w:rPr>
+        <w:t xml:space="preserve">MisNotas </w:t>
+      </w:r>
+      <w:proofErr w:type="spellStart"/>
+      <w:r>
+        <w:rPr>
+          <w:lang w:val="es-CO"/>
+        </w:rPr>
+        <w:t>shall</w:t>
+      </w:r>
+      <w:proofErr w:type="spellEnd"/>
+      <w:r>
+        <w:rPr>
+          <w:lang w:val="es-CO"/>
+        </w:rPr>
+        <w:t xml:space="preserve"> </w:t>
+      </w:r>
+      <w:proofErr w:type="spellStart"/>
+      <w:r>
+        <w:rPr>
+          <w:lang w:val="es-CO"/>
+        </w:rPr>
+        <w:t>provide</w:t>
+      </w:r>
+      <w:proofErr w:type="spellEnd"/>
+      <w:r>
+        <w:rPr>
+          <w:lang w:val="es-CO"/>
+        </w:rPr>
+        <w:t xml:space="preserve"> a web-</w:t>
+      </w:r>
+      <w:proofErr w:type="spellStart"/>
+      <w:r>
+        <w:rPr>
+          <w:lang w:val="es-CO"/>
+        </w:rPr>
+        <w:t>based</w:t>
+      </w:r>
+      <w:proofErr w:type="spellEnd"/>
+      <w:r>
+        <w:rPr>
+          <w:lang w:val="es-CO"/>
+        </w:rPr>
+        <w:t xml:space="preserve"> </w:t>
+      </w:r>
+      <w:proofErr w:type="spellStart"/>
+      <w:r>
+        <w:rPr>
+          <w:lang w:val="es-CO"/>
+        </w:rPr>
+        <w:t>graphical</w:t>
+      </w:r>
+      <w:proofErr w:type="spellEnd"/>
+      <w:r>
+        <w:rPr>
+          <w:lang w:val="es-CO"/>
+        </w:rPr>
+        <w:t xml:space="preserve"> </w:t>
+      </w:r>
+      <w:proofErr w:type="spellStart"/>
+      <w:r>
+        <w:rPr>
+          <w:lang w:val="es-CO"/>
+        </w:rPr>
+        <w:t>user</w:t>
+      </w:r>
+      <w:proofErr w:type="spellEnd"/>
+      <w:r>
+        <w:rPr>
+          <w:lang w:val="es-CO"/>
+        </w:rPr>
+        <w:t xml:space="preserve"> interface </w:t>
+      </w:r>
+      <w:proofErr w:type="spellStart"/>
+      <w:r>
+        <w:rPr>
+          <w:lang w:val="es-CO"/>
+        </w:rPr>
+        <w:t>through</w:t>
+      </w:r>
+      <w:proofErr w:type="spellEnd"/>
+      <w:r>
+        <w:rPr>
+          <w:lang w:val="es-CO"/>
+        </w:rPr>
+        <w:t xml:space="preserve"> </w:t>
+      </w:r>
+      <w:proofErr w:type="spellStart"/>
+      <w:r>
+        <w:rPr>
+          <w:lang w:val="es-CO"/>
+        </w:rPr>
+        <w:t>which</w:t>
+      </w:r>
+      <w:proofErr w:type="spellEnd"/>
+      <w:r>
+        <w:rPr>
+          <w:lang w:val="es-CO"/>
+        </w:rPr>
+        <w:t xml:space="preserve"> </w:t>
+      </w:r>
+      <w:proofErr w:type="spellStart"/>
+      <w:r>
+        <w:rPr>
+          <w:lang w:val="es-CO"/>
+        </w:rPr>
+        <w:t>users</w:t>
+      </w:r>
+      <w:proofErr w:type="spellEnd"/>
+      <w:r>
+        <w:rPr>
+          <w:lang w:val="es-CO"/>
+        </w:rPr>
+        <w:t xml:space="preserve"> can </w:t>
+      </w:r>
+      <w:proofErr w:type="spellStart"/>
+      <w:r>
+        <w:rPr>
+          <w:lang w:val="es-CO"/>
+        </w:rPr>
+        <w:t>manage</w:t>
+      </w:r>
+      <w:proofErr w:type="spellEnd"/>
+      <w:r>
+        <w:rPr>
+          <w:lang w:val="es-CO"/>
+        </w:rPr>
+        <w:t xml:space="preserve"> </w:t>
+      </w:r>
+      <w:proofErr w:type="spellStart"/>
+      <w:r>
+        <w:rPr>
+          <w:lang w:val="es-CO"/>
+        </w:rPr>
+        <w:t>their</w:t>
+      </w:r>
+      <w:proofErr w:type="spellEnd"/>
+      <w:r>
+        <w:rPr>
+          <w:lang w:val="es-CO"/>
+        </w:rPr>
+        <w:t xml:space="preserve"> </w:t>
+      </w:r>
+      <w:proofErr w:type="spellStart"/>
+      <w:r>
+        <w:rPr>
+          <w:lang w:val="es-CO"/>
+        </w:rPr>
+        <w:t>academic</w:t>
+      </w:r>
+      <w:proofErr w:type="spellEnd"/>
+      <w:r>
+        <w:rPr>
+          <w:lang w:val="es-CO"/>
+        </w:rPr>
+        <w:t xml:space="preserve"> </w:t>
+      </w:r>
+      <w:proofErr w:type="spellStart"/>
+      <w:r>
+        <w:rPr>
+          <w:lang w:val="es-CO"/>
+        </w:rPr>
+        <w:t>information</w:t>
+      </w:r>
+      <w:proofErr w:type="spellEnd"/>
+      <w:r>
+        <w:rPr>
+          <w:lang w:val="es-CO"/>
+        </w:rPr>
+        <w:t xml:space="preserve">. The interface </w:t>
+      </w:r>
+      <w:proofErr w:type="spellStart"/>
+      <w:r>
+        <w:rPr>
+          <w:lang w:val="es-CO"/>
+        </w:rPr>
+        <w:t>shall</w:t>
+      </w:r>
+      <w:proofErr w:type="spellEnd"/>
+      <w:r>
+        <w:rPr>
+          <w:lang w:val="es-CO"/>
+        </w:rPr>
+        <w:t xml:space="preserve"> </w:t>
+      </w:r>
+      <w:proofErr w:type="spellStart"/>
+      <w:r>
+        <w:rPr>
+          <w:lang w:val="es-CO"/>
+        </w:rPr>
+        <w:t>provide</w:t>
+      </w:r>
+      <w:proofErr w:type="spellEnd"/>
+      <w:r>
+        <w:rPr>
+          <w:lang w:val="es-CO"/>
+        </w:rPr>
+        <w:t xml:space="preserve"> </w:t>
+      </w:r>
+      <w:proofErr w:type="spellStart"/>
+      <w:r>
+        <w:rPr>
+          <w:lang w:val="es-CO"/>
+        </w:rPr>
+        <w:t>access</w:t>
+      </w:r>
+      <w:proofErr w:type="spellEnd"/>
+      <w:r>
+        <w:rPr>
+          <w:lang w:val="es-CO"/>
+        </w:rPr>
+        <w:t xml:space="preserve"> to </w:t>
+      </w:r>
+      <w:proofErr w:type="spellStart"/>
+      <w:r>
+        <w:rPr>
+          <w:lang w:val="es-CO"/>
+        </w:rPr>
+        <w:t>academic</w:t>
+      </w:r>
+      <w:proofErr w:type="spellEnd"/>
+      <w:r>
+        <w:rPr>
+          <w:lang w:val="es-CO"/>
+        </w:rPr>
+        <w:t xml:space="preserve"> </w:t>
+      </w:r>
+      <w:proofErr w:type="spellStart"/>
+      <w:r>
+        <w:rPr>
+          <w:lang w:val="es-CO"/>
+        </w:rPr>
+        <w:t>periods</w:t>
+      </w:r>
+      <w:proofErr w:type="spellEnd"/>
+      <w:r>
+        <w:rPr>
+          <w:lang w:val="es-CO"/>
+        </w:rPr>
+        <w:t xml:space="preserve">, </w:t>
+      </w:r>
+      <w:proofErr w:type="spellStart"/>
+      <w:r>
+        <w:rPr>
+          <w:lang w:val="es-CO"/>
+        </w:rPr>
+        <w:t>subjects</w:t>
+      </w:r>
+      <w:proofErr w:type="spellEnd"/>
+      <w:r>
+        <w:rPr>
+          <w:lang w:val="es-CO"/>
+        </w:rPr>
+        <w:t xml:space="preserve">, </w:t>
+      </w:r>
+      <w:proofErr w:type="spellStart"/>
+      <w:r>
+        <w:rPr>
+          <w:lang w:val="es-CO"/>
+        </w:rPr>
+        <w:t>assessments</w:t>
+      </w:r>
+      <w:proofErr w:type="spellEnd"/>
+      <w:r>
+        <w:rPr>
+          <w:lang w:val="es-CO"/>
+        </w:rPr>
+        <w:t xml:space="preserve">, grades, </w:t>
+      </w:r>
+      <w:proofErr w:type="spellStart"/>
+      <w:r>
+        <w:rPr>
+          <w:lang w:val="es-CO"/>
+        </w:rPr>
+        <w:t>goals</w:t>
+      </w:r>
+      <w:proofErr w:type="spellEnd"/>
+      <w:r>
+        <w:rPr>
+          <w:lang w:val="es-CO"/>
+        </w:rPr>
+        <w:t xml:space="preserve">, </w:t>
+      </w:r>
+      <w:proofErr w:type="spellStart"/>
+      <w:r>
+        <w:rPr>
+          <w:lang w:val="es-CO"/>
+        </w:rPr>
+        <w:t>calculations</w:t>
+      </w:r>
+      <w:proofErr w:type="spellEnd"/>
+      <w:r>
+        <w:rPr>
+          <w:lang w:val="es-CO"/>
+        </w:rPr>
+        <w:t xml:space="preserve">, </w:t>
+      </w:r>
+      <w:proofErr w:type="spellStart"/>
+      <w:r>
+        <w:rPr>
+          <w:lang w:val="es-CO"/>
+        </w:rPr>
+        <w:t>reports</w:t>
+      </w:r>
+      <w:proofErr w:type="spellEnd"/>
+      <w:r>
+        <w:rPr>
+          <w:lang w:val="es-CO"/>
+        </w:rPr>
+        <w:t xml:space="preserve">, and </w:t>
+      </w:r>
+      <w:proofErr w:type="spellStart"/>
+      <w:r>
+        <w:rPr>
+          <w:lang w:val="es-CO"/>
+        </w:rPr>
+        <w:t>historical</w:t>
+      </w:r>
+      <w:proofErr w:type="spellEnd"/>
+      <w:r>
+        <w:rPr>
+          <w:lang w:val="es-CO"/>
+        </w:rPr>
+        <w:t xml:space="preserve"> performance.</w:t>
+      </w:r>
+    </w:p>
+    <w:p>
+      <w:pPr>
+        <w:rPr>
+          <w:lang w:val="es-CO"/>
+        </w:rPr>
+      </w:pPr>
+      <w:r>
+        <w:rPr>
+          <w:lang w:val="es-CO"/>
+        </w:rPr>
+        <w:t xml:space="preserve">The interface </w:t>
+      </w:r>
+      <w:proofErr w:type="spellStart"/>
+      <w:r>
+        <w:rPr>
+          <w:lang w:val="es-CO"/>
+        </w:rPr>
+        <w:t>shall</w:t>
+      </w:r>
+      <w:proofErr w:type="spellEnd"/>
+      <w:r>
+        <w:rPr>
+          <w:lang w:val="es-CO"/>
+        </w:rPr>
+        <w:t xml:space="preserve"> </w:t>
+      </w:r>
+      <w:proofErr w:type="spellStart"/>
+      <w:r>
+        <w:rPr>
+          <w:lang w:val="es-CO"/>
+        </w:rPr>
+        <w:t>provide</w:t>
+      </w:r>
+      <w:proofErr w:type="spellEnd"/>
+      <w:r>
+        <w:rPr>
+          <w:lang w:val="es-CO"/>
+        </w:rPr>
+        <w:t xml:space="preserve"> </w:t>
+      </w:r>
+      <w:proofErr w:type="spellStart"/>
+      <w:r>
+        <w:rPr>
+          <w:lang w:val="es-CO"/>
+        </w:rPr>
+        <w:t>appropriate</w:t>
+      </w:r>
+      <w:proofErr w:type="spellEnd"/>
+      <w:r>
+        <w:rPr>
+          <w:lang w:val="es-CO"/>
+        </w:rPr>
+        <w:t xml:space="preserve"> </w:t>
+      </w:r>
+      <w:proofErr w:type="spellStart"/>
+      <w:r>
+        <w:rPr>
+          <w:lang w:val="es-CO"/>
+        </w:rPr>
+        <w:t>forms</w:t>
+      </w:r>
+      <w:proofErr w:type="spellEnd"/>
+      <w:r>
+        <w:rPr>
+          <w:lang w:val="es-CO"/>
+        </w:rPr>
+        <w:t xml:space="preserve"> and </w:t>
+      </w:r>
+      <w:proofErr w:type="spellStart"/>
+      <w:r>
+        <w:rPr>
+          <w:lang w:val="es-CO"/>
+        </w:rPr>
+        <w:t>controls</w:t>
+      </w:r>
+      <w:proofErr w:type="spellEnd"/>
+      <w:r>
+        <w:rPr>
+          <w:lang w:val="es-CO"/>
+        </w:rPr>
+        <w:t xml:space="preserve"> </w:t>
+      </w:r>
+      <w:proofErr w:type="spellStart"/>
+      <w:r>
+        <w:rPr>
+          <w:lang w:val="es-CO"/>
+        </w:rPr>
+        <w:t>for</w:t>
+      </w:r>
+      <w:proofErr w:type="spellEnd"/>
+      <w:r>
+        <w:rPr>
+          <w:lang w:val="es-CO"/>
+        </w:rPr>
+        <w:t xml:space="preserve"> </w:t>
+      </w:r>
+      <w:proofErr w:type="spellStart"/>
+      <w:r>
+        <w:rPr>
+          <w:lang w:val="es-CO"/>
+        </w:rPr>
+        <w:t>entering</w:t>
+      </w:r>
+      <w:proofErr w:type="spellEnd"/>
+      <w:r>
+        <w:rPr>
+          <w:lang w:val="es-CO"/>
+        </w:rPr>
+        <w:t xml:space="preserve"> and </w:t>
+      </w:r>
+      <w:proofErr w:type="spellStart"/>
+      <w:r>
+        <w:rPr>
+          <w:lang w:val="es-CO"/>
+        </w:rPr>
+        <w:t>modifying</w:t>
+      </w:r>
+      <w:proofErr w:type="spellEnd"/>
+      <w:r>
+        <w:rPr>
+          <w:lang w:val="es-CO"/>
+        </w:rPr>
+        <w:t xml:space="preserve"> </w:t>
+      </w:r>
+      <w:proofErr w:type="spellStart"/>
+      <w:r>
+        <w:rPr>
+          <w:lang w:val="es-CO"/>
+        </w:rPr>
+        <w:t>academic</w:t>
+      </w:r>
+      <w:proofErr w:type="spellEnd"/>
+      <w:r>
+        <w:rPr>
+          <w:lang w:val="es-CO"/>
+        </w:rPr>
+        <w:t xml:space="preserve"> </w:t>
+      </w:r>
+      <w:proofErr w:type="spellStart"/>
+      <w:r>
+        <w:rPr>
+          <w:lang w:val="es-CO"/>
+        </w:rPr>
+        <w:t>information</w:t>
+      </w:r>
+      <w:proofErr w:type="spellEnd"/>
+      <w:r>
+        <w:rPr>
+          <w:lang w:val="es-CO"/>
+        </w:rPr>
+        <w:t xml:space="preserve"> and </w:t>
+      </w:r>
+      <w:proofErr w:type="spellStart"/>
+      <w:r>
+        <w:rPr>
+          <w:lang w:val="es-CO"/>
+        </w:rPr>
+        <w:t>shall</w:t>
+      </w:r>
+      <w:proofErr w:type="spellEnd"/>
+      <w:r>
+        <w:rPr>
+          <w:lang w:val="es-CO"/>
+        </w:rPr>
+        <w:t xml:space="preserve"> </w:t>
+      </w:r>
+      <w:proofErr w:type="spellStart"/>
+      <w:r>
+        <w:rPr>
+          <w:lang w:val="es-CO"/>
+        </w:rPr>
+        <w:t>communicate</w:t>
+      </w:r>
+      <w:proofErr w:type="spellEnd"/>
+      <w:r>
+        <w:rPr>
+          <w:lang w:val="es-CO"/>
+        </w:rPr>
+        <w:t xml:space="preserve"> </w:t>
+      </w:r>
+      <w:proofErr w:type="spellStart"/>
+      <w:r>
+        <w:rPr>
+          <w:lang w:val="es-CO"/>
+        </w:rPr>
+        <w:t>validation</w:t>
+      </w:r>
+      <w:proofErr w:type="spellEnd"/>
+      <w:r>
+        <w:rPr>
+          <w:lang w:val="es-CO"/>
+        </w:rPr>
+        <w:t xml:space="preserve"> </w:t>
+      </w:r>
+      <w:proofErr w:type="spellStart"/>
+      <w:r>
+        <w:rPr>
+          <w:lang w:val="es-CO"/>
+        </w:rPr>
+        <w:t>errors</w:t>
+      </w:r>
+      <w:proofErr w:type="spellEnd"/>
+      <w:r>
+        <w:rPr>
+          <w:lang w:val="es-CO"/>
+        </w:rPr>
+        <w:t xml:space="preserve">, </w:t>
+      </w:r>
+      <w:proofErr w:type="spellStart"/>
+      <w:r>
+        <w:rPr>
+          <w:lang w:val="es-CO"/>
+        </w:rPr>
+        <w:t>operation</w:t>
+      </w:r>
+      <w:proofErr w:type="spellEnd"/>
+      <w:r>
+        <w:rPr>
+          <w:lang w:val="es-CO"/>
+        </w:rPr>
+        <w:t xml:space="preserve"> </w:t>
+      </w:r>
+      <w:proofErr w:type="spellStart"/>
+      <w:r>
+        <w:rPr>
+          <w:lang w:val="es-CO"/>
+        </w:rPr>
+        <w:t>results</w:t>
+      </w:r>
+      <w:proofErr w:type="spellEnd"/>
+      <w:r>
+        <w:rPr>
+          <w:lang w:val="es-CO"/>
+        </w:rPr>
+        <w:t xml:space="preserve">, </w:t>
+      </w:r>
+      <w:proofErr w:type="spellStart"/>
+      <w:r>
+        <w:rPr>
+          <w:lang w:val="es-CO"/>
+        </w:rPr>
+        <w:t>warnings</w:t>
+      </w:r>
+      <w:proofErr w:type="spellEnd"/>
+      <w:r>
+        <w:rPr>
+          <w:lang w:val="es-CO"/>
+        </w:rPr>
+        <w:t xml:space="preserve">, and </w:t>
+      </w:r>
+      <w:proofErr w:type="spellStart"/>
+      <w:r>
+        <w:rPr>
+          <w:lang w:val="es-CO"/>
+        </w:rPr>
+        <w:t>relevant</w:t>
+      </w:r>
+      <w:proofErr w:type="spellEnd"/>
+      <w:r>
+        <w:rPr>
+          <w:lang w:val="es-CO"/>
+        </w:rPr>
+        <w:t xml:space="preserve"> </w:t>
+      </w:r>
+      <w:proofErr w:type="spellStart"/>
+      <w:r>
+        <w:rPr>
+          <w:lang w:val="es-CO"/>
+        </w:rPr>
+        <w:t>academic</w:t>
+      </w:r>
+      <w:proofErr w:type="spellEnd"/>
+      <w:r>
+        <w:rPr>
+          <w:lang w:val="es-CO"/>
+        </w:rPr>
+        <w:t xml:space="preserve"> </w:t>
+      </w:r>
+      <w:proofErr w:type="spellStart"/>
+      <w:r>
+        <w:rPr>
+          <w:lang w:val="es-CO"/>
+        </w:rPr>
+        <w:t>indicators</w:t>
+      </w:r>
+      <w:proofErr w:type="spellEnd"/>
+      <w:r>
+        <w:rPr>
+          <w:lang w:val="es-CO"/>
+        </w:rPr>
+        <w:t xml:space="preserve"> to the </w:t>
+      </w:r>
+      <w:proofErr w:type="spellStart"/>
+      <w:r>
+        <w:rPr>
+          <w:lang w:val="es-CO"/>
+        </w:rPr>
+        <w:t>user</w:t>
+      </w:r>
+      <w:proofErr w:type="spellEnd"/>
+      <w:r>
+        <w:rPr>
+          <w:lang w:val="es-CO"/>
+        </w:rPr>
+        <w:t>.</w:t>
+      </w:r>
+    </w:p>
+    <w:p>
+      <w:pPr>
+        <w:rPr>
+          <w:lang w:val="es-CO"/>
+        </w:rPr>
+      </w:pPr>
+      <w:r>
+        <w:rPr>
+          <w:lang w:val="es-CO"/>
+        </w:rPr>
+        <w:t xml:space="preserve">The interface </w:t>
+      </w:r>
+      <w:proofErr w:type="spellStart"/>
+      <w:r>
+        <w:rPr>
+          <w:lang w:val="es-CO"/>
+        </w:rPr>
+        <w:t>shall</w:t>
+      </w:r>
+      <w:proofErr w:type="spellEnd"/>
+      <w:r>
+        <w:rPr>
+          <w:lang w:val="es-CO"/>
+        </w:rPr>
+        <w:t xml:space="preserve"> be responsive and usable </w:t>
+      </w:r>
+      <w:proofErr w:type="spellStart"/>
+      <w:r>
+        <w:rPr>
+          <w:lang w:val="es-CO"/>
+        </w:rPr>
+        <w:t>across</w:t>
+      </w:r>
+      <w:proofErr w:type="spellEnd"/>
+      <w:r>
+        <w:rPr>
+          <w:lang w:val="es-CO"/>
+        </w:rPr>
+        <w:t xml:space="preserve"> </w:t>
+      </w:r>
+      <w:proofErr w:type="spellStart"/>
+      <w:r>
+        <w:rPr>
+          <w:lang w:val="es-CO"/>
+        </w:rPr>
+        <w:t>supported</w:t>
+      </w:r>
+      <w:proofErr w:type="spellEnd"/>
+      <w:r>
+        <w:rPr>
+          <w:lang w:val="es-CO"/>
+        </w:rPr>
+        <w:t xml:space="preserve"> desktop, </w:t>
+      </w:r>
+      <w:proofErr w:type="spellStart"/>
+      <w:r>
+        <w:rPr>
+          <w:lang w:val="es-CO"/>
+        </w:rPr>
+        <w:t>tablet</w:t>
+      </w:r>
+      <w:proofErr w:type="spellEnd"/>
+      <w:r>
+        <w:rPr>
+          <w:lang w:val="es-CO"/>
+        </w:rPr>
+        <w:t xml:space="preserve">, and </w:t>
+      </w:r>
+      <w:proofErr w:type="spellStart"/>
+      <w:r>
+        <w:rPr>
+          <w:lang w:val="es-CO"/>
+        </w:rPr>
+        <w:t>mobile</w:t>
+      </w:r>
+      <w:proofErr w:type="spellEnd"/>
+      <w:r>
+        <w:rPr>
+          <w:lang w:val="es-CO"/>
+        </w:rPr>
+        <w:t xml:space="preserve"> </w:t>
+      </w:r>
+      <w:proofErr w:type="spellStart"/>
+      <w:r>
+        <w:rPr>
+          <w:lang w:val="es-CO"/>
+        </w:rPr>
+        <w:t>screen</w:t>
+      </w:r>
+      <w:proofErr w:type="spellEnd"/>
+      <w:r>
+        <w:rPr>
+          <w:lang w:val="es-CO"/>
+        </w:rPr>
+        <w:t xml:space="preserve"> </w:t>
+      </w:r>
+      <w:proofErr w:type="spellStart"/>
+      <w:r>
+        <w:rPr>
+          <w:lang w:val="es-CO"/>
+        </w:rPr>
+        <w:t>sizes</w:t>
+      </w:r>
+      <w:proofErr w:type="spellEnd"/>
+      <w:r>
+        <w:rPr>
+          <w:lang w:val="es-CO"/>
+        </w:rPr>
+        <w:t xml:space="preserve">, as </w:t>
+      </w:r>
+      <w:proofErr w:type="spellStart"/>
+      <w:r>
+        <w:rPr>
+          <w:lang w:val="es-CO"/>
+        </w:rPr>
+        <w:t>established</w:t>
+      </w:r>
+      <w:proofErr w:type="spellEnd"/>
+      <w:r>
+        <w:rPr>
+          <w:lang w:val="es-CO"/>
+        </w:rPr>
+        <w:t xml:space="preserve"> </w:t>
+      </w:r>
+      <w:proofErr w:type="spellStart"/>
+      <w:r>
+        <w:rPr>
+          <w:lang w:val="es-CO"/>
+        </w:rPr>
+        <w:t>by</w:t>
+      </w:r>
+      <w:proofErr w:type="spellEnd"/>
+      <w:r>
+        <w:rPr>
+          <w:lang w:val="es-CO"/>
+        </w:rPr>
+        <w:t xml:space="preserve"> the non-</w:t>
+      </w:r>
+      <w:proofErr w:type="spellStart"/>
+      <w:r>
+        <w:rPr>
+          <w:lang w:val="es-CO"/>
+        </w:rPr>
+        <w:t>functional</w:t>
+      </w:r>
+      <w:proofErr w:type="spellEnd"/>
+      <w:r>
+        <w:rPr>
+          <w:lang w:val="es-CO"/>
+        </w:rPr>
+        <w:t xml:space="preserve"> </w:t>
+      </w:r>
+      <w:proofErr w:type="spellStart"/>
+      <w:r>
+        <w:rPr>
+          <w:lang w:val="es-CO"/>
+        </w:rPr>
+        <w:t>requirements</w:t>
+      </w:r>
+      <w:proofErr w:type="spellEnd"/>
+      <w:r>
+        <w:rPr>
+          <w:lang w:val="es-CO"/>
+        </w:rPr>
+        <w:t>.</w:t>
+      </w:r>
+    </w:p>
+    <w:p>
+      <w:pPr>
+        <w:pStyle w:val="Ttulo2"/>
+        <w:rPr>
+          <w:lang w:val="es-CO"/>
+        </w:rPr>
+      </w:pPr>
+      <w:bookmarkStart w:id="45" w:name="_Toc237869131"/>
+      <w:r>
+        <w:t>Database Interface</w:t>
+      </w:r>
+      <w:bookmarkEnd w:id="45"/>
+    </w:p>
+    <w:p>
+      <w:pPr>
+        <w:pStyle w:val="NormalWeb"/>
+      </w:pPr>
+      <w:r>
+        <w:t xml:space="preserve">MisNotas </w:t>
+      </w:r>
+      <w:proofErr w:type="spellStart"/>
+      <w:r>
+        <w:t>shall</w:t>
+      </w:r>
+      <w:proofErr w:type="spellEnd"/>
+      <w:r>
+        <w:t xml:space="preserve"> use a </w:t>
+      </w:r>
+      <w:proofErr w:type="spellStart"/>
+      <w:r>
+        <w:t>persistent</w:t>
+      </w:r>
+      <w:proofErr w:type="spellEnd"/>
+      <w:r>
+        <w:t xml:space="preserve"> </w:t>
+      </w:r>
+      <w:proofErr w:type="spellStart"/>
+      <w:r>
+        <w:t>database</w:t>
+      </w:r>
+      <w:proofErr w:type="spellEnd"/>
+      <w:r>
+        <w:t xml:space="preserve"> to store and </w:t>
+      </w:r>
+      <w:proofErr w:type="spellStart"/>
+      <w:r>
+        <w:t>retrieve</w:t>
+      </w:r>
+      <w:proofErr w:type="spellEnd"/>
+      <w:r>
+        <w:t xml:space="preserve"> </w:t>
+      </w:r>
+      <w:proofErr w:type="spellStart"/>
+      <w:r>
+        <w:t>user</w:t>
+      </w:r>
+      <w:proofErr w:type="spellEnd"/>
+      <w:r>
+        <w:t xml:space="preserve"> </w:t>
+      </w:r>
+      <w:proofErr w:type="spellStart"/>
+      <w:r>
+        <w:t>account</w:t>
+      </w:r>
+      <w:proofErr w:type="spellEnd"/>
+      <w:r>
+        <w:t xml:space="preserve"> </w:t>
+      </w:r>
+      <w:proofErr w:type="spellStart"/>
+      <w:r>
+        <w:t>information</w:t>
+      </w:r>
+      <w:proofErr w:type="spellEnd"/>
+      <w:r>
+        <w:t xml:space="preserve"> and </w:t>
+      </w:r>
+      <w:proofErr w:type="spellStart"/>
+      <w:r>
+        <w:t>academic</w:t>
+      </w:r>
+      <w:proofErr w:type="spellEnd"/>
+      <w:r>
+        <w:t xml:space="preserve"> data. The </w:t>
+      </w:r>
+      <w:proofErr w:type="spellStart"/>
+      <w:r>
+        <w:t>application</w:t>
+      </w:r>
+      <w:proofErr w:type="spellEnd"/>
+      <w:r>
+        <w:t xml:space="preserve"> </w:t>
+      </w:r>
+      <w:proofErr w:type="spellStart"/>
+      <w:r>
+        <w:t>shall</w:t>
+      </w:r>
+      <w:proofErr w:type="spellEnd"/>
+      <w:r>
+        <w:t xml:space="preserve"> </w:t>
+      </w:r>
+      <w:proofErr w:type="spellStart"/>
+      <w:r>
+        <w:t>communicate</w:t>
+      </w:r>
+      <w:proofErr w:type="spellEnd"/>
+      <w:r>
+        <w:t xml:space="preserve"> </w:t>
+      </w:r>
+      <w:proofErr w:type="spellStart"/>
+      <w:r>
+        <w:t>with</w:t>
+      </w:r>
+      <w:proofErr w:type="spellEnd"/>
+      <w:r>
+        <w:t xml:space="preserve"> the </w:t>
+      </w:r>
+      <w:proofErr w:type="spellStart"/>
+      <w:r>
+        <w:t>database</w:t>
+      </w:r>
+      <w:proofErr w:type="spellEnd"/>
+      <w:r>
+        <w:t xml:space="preserve"> </w:t>
+      </w:r>
+      <w:proofErr w:type="spellStart"/>
+      <w:r>
+        <w:t>through</w:t>
+      </w:r>
+      <w:proofErr w:type="spellEnd"/>
+      <w:r>
+        <w:t xml:space="preserve"> the data-</w:t>
+      </w:r>
+      <w:proofErr w:type="spellStart"/>
+      <w:r>
+        <w:t>access</w:t>
+      </w:r>
+      <w:proofErr w:type="spellEnd"/>
+      <w:r>
+        <w:t xml:space="preserve"> </w:t>
+      </w:r>
+      <w:proofErr w:type="spellStart"/>
+      <w:r>
+        <w:t>mechanisms</w:t>
+      </w:r>
+      <w:proofErr w:type="spellEnd"/>
+      <w:r>
+        <w:t xml:space="preserve"> </w:t>
+      </w:r>
+      <w:proofErr w:type="spellStart"/>
+      <w:r>
+        <w:t>defined</w:t>
+      </w:r>
+      <w:proofErr w:type="spellEnd"/>
+      <w:r>
+        <w:t xml:space="preserve"> </w:t>
+      </w:r>
+      <w:proofErr w:type="spellStart"/>
+      <w:r>
+        <w:t>during</w:t>
+      </w:r>
+      <w:proofErr w:type="spellEnd"/>
+      <w:r>
+        <w:t xml:space="preserve"> </w:t>
+      </w:r>
+      <w:proofErr w:type="spellStart"/>
+      <w:r>
+        <w:t>implementation</w:t>
+      </w:r>
+      <w:proofErr w:type="spellEnd"/>
+      <w:r>
+        <w:t>.</w:t>
+      </w:r>
+    </w:p>
+    <w:p>
+      <w:pPr>
+        <w:pStyle w:val="NormalWeb"/>
+      </w:pPr>
+      <w:r>
+        <w:t xml:space="preserve">The </w:t>
+      </w:r>
+      <w:proofErr w:type="spellStart"/>
+      <w:r>
+        <w:t>database</w:t>
+      </w:r>
+      <w:proofErr w:type="spellEnd"/>
+      <w:r>
+        <w:t xml:space="preserve"> </w:t>
+      </w:r>
+      <w:proofErr w:type="spellStart"/>
+      <w:r>
+        <w:t>shall</w:t>
+      </w:r>
+      <w:proofErr w:type="spellEnd"/>
+      <w:r>
+        <w:t xml:space="preserve"> </w:t>
+      </w:r>
+      <w:proofErr w:type="spellStart"/>
+      <w:r>
+        <w:t>maintain</w:t>
+      </w:r>
+      <w:proofErr w:type="spellEnd"/>
+      <w:r>
+        <w:t xml:space="preserve"> the </w:t>
+      </w:r>
+      <w:proofErr w:type="spellStart"/>
+      <w:r>
+        <w:t>relationships</w:t>
+      </w:r>
+      <w:proofErr w:type="spellEnd"/>
+      <w:r>
+        <w:t xml:space="preserve"> and </w:t>
+      </w:r>
+      <w:proofErr w:type="spellStart"/>
+      <w:r>
+        <w:t>integrity</w:t>
+      </w:r>
+      <w:proofErr w:type="spellEnd"/>
+      <w:r>
+        <w:t xml:space="preserve"> </w:t>
+      </w:r>
+      <w:proofErr w:type="spellStart"/>
+      <w:r>
+        <w:t>constraints</w:t>
+      </w:r>
+      <w:proofErr w:type="spellEnd"/>
+      <w:r>
+        <w:t xml:space="preserve"> </w:t>
+      </w:r>
+      <w:proofErr w:type="spellStart"/>
+      <w:r>
+        <w:t>required</w:t>
+      </w:r>
+      <w:proofErr w:type="spellEnd"/>
+      <w:r>
+        <w:t xml:space="preserve"> </w:t>
+      </w:r>
+      <w:proofErr w:type="spellStart"/>
+      <w:r>
+        <w:t>by</w:t>
+      </w:r>
+      <w:proofErr w:type="spellEnd"/>
+      <w:r>
+        <w:t xml:space="preserve"> the Data Requirements </w:t>
+      </w:r>
+      <w:proofErr w:type="spellStart"/>
+      <w:r>
+        <w:t>section</w:t>
+      </w:r>
+      <w:proofErr w:type="spellEnd"/>
+      <w:r>
+        <w:t xml:space="preserve">. </w:t>
+      </w:r>
+      <w:proofErr w:type="spellStart"/>
+      <w:r>
+        <w:t>Users</w:t>
+      </w:r>
+      <w:proofErr w:type="spellEnd"/>
+      <w:r>
+        <w:t xml:space="preserve"> </w:t>
+      </w:r>
+      <w:proofErr w:type="spellStart"/>
+      <w:r>
+        <w:t>shall</w:t>
+      </w:r>
+      <w:proofErr w:type="spellEnd"/>
+      <w:r>
+        <w:t xml:space="preserve"> </w:t>
+      </w:r>
+      <w:proofErr w:type="spellStart"/>
+      <w:r>
+        <w:t>interact</w:t>
+      </w:r>
+      <w:proofErr w:type="spellEnd"/>
+      <w:r>
+        <w:t xml:space="preserve"> </w:t>
+      </w:r>
+      <w:proofErr w:type="spellStart"/>
+      <w:r>
+        <w:t>with</w:t>
+      </w:r>
+      <w:proofErr w:type="spellEnd"/>
+      <w:r>
+        <w:t xml:space="preserve"> </w:t>
+      </w:r>
+      <w:proofErr w:type="spellStart"/>
+      <w:r>
+        <w:t>stored</w:t>
+      </w:r>
+      <w:proofErr w:type="spellEnd"/>
+      <w:r>
+        <w:t xml:space="preserve"> data </w:t>
+      </w:r>
+      <w:proofErr w:type="spellStart"/>
+      <w:r>
+        <w:t>through</w:t>
+      </w:r>
+      <w:proofErr w:type="spellEnd"/>
+      <w:r>
+        <w:t xml:space="preserve"> the </w:t>
+      </w:r>
+      <w:proofErr w:type="spellStart"/>
+      <w:r>
+        <w:t>application's</w:t>
+      </w:r>
+      <w:proofErr w:type="spellEnd"/>
+      <w:r>
+        <w:t xml:space="preserve"> interface </w:t>
+      </w:r>
+      <w:proofErr w:type="spellStart"/>
+      <w:r>
+        <w:t>rather</w:t>
+      </w:r>
+      <w:proofErr w:type="spellEnd"/>
+      <w:r>
+        <w:t xml:space="preserve"> </w:t>
+      </w:r>
+      <w:proofErr w:type="spellStart"/>
+      <w:r>
+        <w:t>than</w:t>
+      </w:r>
+      <w:proofErr w:type="spellEnd"/>
+      <w:r>
+        <w:t xml:space="preserve"> </w:t>
+      </w:r>
+      <w:proofErr w:type="spellStart"/>
+      <w:r>
+        <w:t>directly</w:t>
+      </w:r>
+      <w:proofErr w:type="spellEnd"/>
+      <w:r>
+        <w:t xml:space="preserve"> </w:t>
+      </w:r>
+      <w:proofErr w:type="spellStart"/>
+      <w:r>
+        <w:t>accessing</w:t>
+      </w:r>
+      <w:proofErr w:type="spellEnd"/>
+      <w:r>
+        <w:t xml:space="preserve"> the </w:t>
+      </w:r>
+      <w:proofErr w:type="spellStart"/>
+      <w:r>
+        <w:t>database</w:t>
+      </w:r>
+      <w:proofErr w:type="spellEnd"/>
+      <w:r>
+        <w:t>.</w:t>
+      </w:r>
+    </w:p>
+    <w:p>
+      <w:pPr>
+        <w:rPr>
+          <w:rFonts w:eastAsia="Times New Roman"/>
+          <w:kern w:val="0"/>
+          <w:lang w:val="es-CO" w:eastAsia="es-CO"/>
+          <w14:ligatures w14:val="none"/>
+        </w:rPr>
+      </w:pPr>
+      <w:r>
+        <w:br w:type="page"/>
+      </w:r>
+    </w:p>
+    <w:p>
+      <w:pPr>
+        <w:pStyle w:val="Ttulo2"/>
+        <w:rPr>
+          <w:lang w:val="es-CO"/>
+        </w:rPr>
+      </w:pPr>
+      <w:bookmarkStart w:id="46" w:name="_Toc237869132"/>
+      <w:r>
+        <w:lastRenderedPageBreak/>
+        <w:t>Browser Interface</w:t>
+      </w:r>
+      <w:bookmarkEnd w:id="46"/>
+    </w:p>
+    <w:p>
+      <w:pPr>
+        <w:pStyle w:val="NormalWeb"/>
+      </w:pPr>
+      <w:r>
+        <w:t>As a web-</w:t>
+      </w:r>
+      <w:proofErr w:type="spellStart"/>
+      <w:r>
+        <w:t>based</w:t>
+      </w:r>
+      <w:proofErr w:type="spellEnd"/>
+      <w:r>
+        <w:t xml:space="preserve"> </w:t>
+      </w:r>
+      <w:proofErr w:type="spellStart"/>
+      <w:r>
+        <w:t>system</w:t>
+      </w:r>
+      <w:proofErr w:type="spellEnd"/>
+      <w:r>
+        <w:t xml:space="preserve">, MisNotas </w:t>
+      </w:r>
+      <w:proofErr w:type="spellStart"/>
+      <w:r>
+        <w:t>shall</w:t>
+      </w:r>
+      <w:proofErr w:type="spellEnd"/>
+      <w:r>
+        <w:t xml:space="preserve"> be </w:t>
+      </w:r>
+      <w:proofErr w:type="spellStart"/>
+      <w:r>
+        <w:t>accessed</w:t>
+      </w:r>
+      <w:proofErr w:type="spellEnd"/>
+      <w:r>
+        <w:t xml:space="preserve"> </w:t>
+      </w:r>
+      <w:proofErr w:type="spellStart"/>
+      <w:r>
+        <w:t>through</w:t>
+      </w:r>
+      <w:proofErr w:type="spellEnd"/>
+      <w:r>
+        <w:t xml:space="preserve"> a </w:t>
+      </w:r>
+      <w:proofErr w:type="spellStart"/>
+      <w:r>
+        <w:t>modern</w:t>
+      </w:r>
+      <w:proofErr w:type="spellEnd"/>
+      <w:r>
+        <w:t xml:space="preserve"> web browser. The </w:t>
+      </w:r>
+      <w:proofErr w:type="spellStart"/>
+      <w:r>
+        <w:t>system</w:t>
+      </w:r>
+      <w:proofErr w:type="spellEnd"/>
+      <w:r>
+        <w:t xml:space="preserve"> </w:t>
+      </w:r>
+      <w:proofErr w:type="spellStart"/>
+      <w:r>
+        <w:t>shall</w:t>
+      </w:r>
+      <w:proofErr w:type="spellEnd"/>
+      <w:r>
+        <w:t xml:space="preserve"> </w:t>
+      </w:r>
+      <w:proofErr w:type="spellStart"/>
+      <w:r>
+        <w:t>support</w:t>
+      </w:r>
+      <w:proofErr w:type="spellEnd"/>
+      <w:r>
+        <w:t xml:space="preserve"> the browsers </w:t>
+      </w:r>
+      <w:proofErr w:type="spellStart"/>
+      <w:r>
+        <w:t>specified</w:t>
+      </w:r>
+      <w:proofErr w:type="spellEnd"/>
+      <w:r>
+        <w:t xml:space="preserve"> in the </w:t>
+      </w:r>
+      <w:proofErr w:type="spellStart"/>
+      <w:r>
+        <w:t>compatibility</w:t>
+      </w:r>
+      <w:proofErr w:type="spellEnd"/>
+      <w:r>
+        <w:t xml:space="preserve"> </w:t>
+      </w:r>
+      <w:proofErr w:type="spellStart"/>
+      <w:r>
+        <w:t>requirements</w:t>
+      </w:r>
+      <w:proofErr w:type="spellEnd"/>
+      <w:r>
+        <w:t xml:space="preserve"> and </w:t>
+      </w:r>
+      <w:proofErr w:type="spellStart"/>
+      <w:r>
+        <w:t>shall</w:t>
+      </w:r>
+      <w:proofErr w:type="spellEnd"/>
+      <w:r>
+        <w:t xml:space="preserve"> </w:t>
+      </w:r>
+      <w:proofErr w:type="spellStart"/>
+      <w:r>
+        <w:t>provide</w:t>
+      </w:r>
+      <w:proofErr w:type="spellEnd"/>
+      <w:r>
+        <w:t xml:space="preserve"> </w:t>
+      </w:r>
+      <w:proofErr w:type="spellStart"/>
+      <w:r>
+        <w:t>its</w:t>
+      </w:r>
+      <w:proofErr w:type="spellEnd"/>
+      <w:r>
+        <w:t xml:space="preserve"> </w:t>
+      </w:r>
+      <w:proofErr w:type="spellStart"/>
+      <w:r>
+        <w:t>core</w:t>
+      </w:r>
+      <w:proofErr w:type="spellEnd"/>
+      <w:r>
+        <w:t xml:space="preserve"> </w:t>
+      </w:r>
+      <w:proofErr w:type="spellStart"/>
+      <w:r>
+        <w:t>functionality</w:t>
+      </w:r>
+      <w:proofErr w:type="spellEnd"/>
+      <w:r>
+        <w:t xml:space="preserve"> </w:t>
+      </w:r>
+      <w:proofErr w:type="spellStart"/>
+      <w:r>
+        <w:t>without</w:t>
+      </w:r>
+      <w:proofErr w:type="spellEnd"/>
+      <w:r>
+        <w:t xml:space="preserve"> </w:t>
+      </w:r>
+      <w:proofErr w:type="spellStart"/>
+      <w:r>
+        <w:t>requiring</w:t>
+      </w:r>
+      <w:proofErr w:type="spellEnd"/>
+      <w:r>
+        <w:t xml:space="preserve"> </w:t>
+      </w:r>
+      <w:proofErr w:type="spellStart"/>
+      <w:r>
+        <w:t>users</w:t>
+      </w:r>
+      <w:proofErr w:type="spellEnd"/>
+      <w:r>
+        <w:t xml:space="preserve"> to </w:t>
+      </w:r>
+      <w:proofErr w:type="spellStart"/>
+      <w:r>
+        <w:t>install</w:t>
+      </w:r>
+      <w:proofErr w:type="spellEnd"/>
+      <w:r>
+        <w:t xml:space="preserve"> </w:t>
+      </w:r>
+      <w:proofErr w:type="spellStart"/>
+      <w:r>
+        <w:t>specialized</w:t>
+      </w:r>
+      <w:proofErr w:type="spellEnd"/>
+      <w:r>
+        <w:t xml:space="preserve"> desktop software.</w:t>
+      </w:r>
+    </w:p>
+    <w:p>
+      <w:pPr>
+        <w:pStyle w:val="Ttulo2"/>
+        <w:rPr>
+          <w:lang w:val="es-CO"/>
+        </w:rPr>
+      </w:pPr>
+      <w:bookmarkStart w:id="47" w:name="_Toc237869133"/>
+      <w:r>
+        <w:t>External System Interfaces</w:t>
+      </w:r>
+      <w:bookmarkEnd w:id="47"/>
+    </w:p>
+    <w:p>
+      <w:pPr>
+        <w:pStyle w:val="NormalWeb"/>
+      </w:pPr>
+      <w:r>
+        <w:t>MisNotas v</w:t>
+      </w:r>
+      <w:r>
+        <w:t xml:space="preserve">1.0 </w:t>
+      </w:r>
+      <w:proofErr w:type="spellStart"/>
+      <w:r>
+        <w:t>shall</w:t>
+      </w:r>
+      <w:proofErr w:type="spellEnd"/>
+      <w:r>
+        <w:t xml:space="preserve"> </w:t>
+      </w:r>
+      <w:proofErr w:type="spellStart"/>
+      <w:r>
+        <w:t>not</w:t>
+      </w:r>
+      <w:proofErr w:type="spellEnd"/>
+      <w:r>
+        <w:t xml:space="preserve"> </w:t>
+      </w:r>
+      <w:proofErr w:type="spellStart"/>
+      <w:r>
+        <w:t>require</w:t>
+      </w:r>
+      <w:proofErr w:type="spellEnd"/>
+      <w:r>
+        <w:t xml:space="preserve"> </w:t>
+      </w:r>
+      <w:proofErr w:type="spellStart"/>
+      <w:r>
+        <w:t>integration</w:t>
+      </w:r>
+      <w:proofErr w:type="spellEnd"/>
+      <w:r>
+        <w:t xml:space="preserve"> </w:t>
+      </w:r>
+      <w:proofErr w:type="spellStart"/>
+      <w:r>
+        <w:t>with</w:t>
+      </w:r>
+      <w:proofErr w:type="spellEnd"/>
+      <w:r>
+        <w:t xml:space="preserve"> </w:t>
+      </w:r>
+      <w:proofErr w:type="spellStart"/>
+      <w:r>
+        <w:t>external</w:t>
+      </w:r>
+      <w:proofErr w:type="spellEnd"/>
+      <w:r>
+        <w:t xml:space="preserve"> </w:t>
+      </w:r>
+      <w:proofErr w:type="spellStart"/>
+      <w:r>
+        <w:t>learning</w:t>
+      </w:r>
+      <w:proofErr w:type="spellEnd"/>
+      <w:r>
+        <w:t xml:space="preserve"> </w:t>
+      </w:r>
+      <w:proofErr w:type="spellStart"/>
+      <w:r>
+        <w:t>management</w:t>
+      </w:r>
+      <w:proofErr w:type="spellEnd"/>
+      <w:r>
+        <w:t xml:space="preserve"> </w:t>
+      </w:r>
+      <w:proofErr w:type="spellStart"/>
+      <w:r>
+        <w:t>systems</w:t>
+      </w:r>
+      <w:proofErr w:type="spellEnd"/>
+      <w:r>
+        <w:t xml:space="preserve">, </w:t>
+      </w:r>
+      <w:proofErr w:type="spellStart"/>
+      <w:r>
+        <w:t>university</w:t>
+      </w:r>
+      <w:proofErr w:type="spellEnd"/>
+      <w:r>
+        <w:t xml:space="preserve"> </w:t>
+      </w:r>
+      <w:proofErr w:type="spellStart"/>
+      <w:r>
+        <w:t>information</w:t>
+      </w:r>
+      <w:proofErr w:type="spellEnd"/>
+      <w:r>
+        <w:t xml:space="preserve"> </w:t>
+      </w:r>
+      <w:proofErr w:type="spellStart"/>
+      <w:r>
+        <w:t>systems</w:t>
+      </w:r>
+      <w:proofErr w:type="spellEnd"/>
+      <w:r>
+        <w:t xml:space="preserve">, or </w:t>
+      </w:r>
+      <w:proofErr w:type="spellStart"/>
+      <w:r>
+        <w:t>other</w:t>
+      </w:r>
+      <w:proofErr w:type="spellEnd"/>
+      <w:r>
+        <w:t xml:space="preserve"> </w:t>
+      </w:r>
+      <w:proofErr w:type="spellStart"/>
+      <w:r>
+        <w:t>academic</w:t>
+      </w:r>
+      <w:proofErr w:type="spellEnd"/>
+      <w:r>
+        <w:t xml:space="preserve"> </w:t>
+      </w:r>
+      <w:proofErr w:type="spellStart"/>
+      <w:r>
+        <w:t>platforms</w:t>
+      </w:r>
+      <w:proofErr w:type="spellEnd"/>
+      <w:r>
+        <w:t xml:space="preserve">. Academic </w:t>
+      </w:r>
+      <w:proofErr w:type="spellStart"/>
+      <w:r>
+        <w:t>information</w:t>
+      </w:r>
+      <w:proofErr w:type="spellEnd"/>
+      <w:r>
+        <w:t xml:space="preserve"> </w:t>
+      </w:r>
+      <w:proofErr w:type="spellStart"/>
+      <w:r>
+        <w:t>used</w:t>
+      </w:r>
+      <w:proofErr w:type="spellEnd"/>
+      <w:r>
+        <w:t xml:space="preserve"> </w:t>
+      </w:r>
+      <w:proofErr w:type="spellStart"/>
+      <w:r>
+        <w:t>by</w:t>
+      </w:r>
+      <w:proofErr w:type="spellEnd"/>
+      <w:r>
+        <w:t xml:space="preserve"> MisNotas </w:t>
+      </w:r>
+      <w:proofErr w:type="spellStart"/>
+      <w:r>
+        <w:t>shall</w:t>
+      </w:r>
+      <w:proofErr w:type="spellEnd"/>
+      <w:r>
+        <w:t xml:space="preserve"> be </w:t>
+      </w:r>
+      <w:proofErr w:type="spellStart"/>
+      <w:r>
+        <w:t>entered</w:t>
+      </w:r>
+      <w:proofErr w:type="spellEnd"/>
+      <w:r>
+        <w:t xml:space="preserve"> and </w:t>
+      </w:r>
+      <w:proofErr w:type="spellStart"/>
+      <w:r>
+        <w:t>managed</w:t>
+      </w:r>
+      <w:proofErr w:type="spellEnd"/>
+      <w:r>
+        <w:t xml:space="preserve"> </w:t>
+      </w:r>
+      <w:proofErr w:type="spellStart"/>
+      <w:r>
+        <w:t>by</w:t>
+      </w:r>
+      <w:proofErr w:type="spellEnd"/>
+      <w:r>
+        <w:t xml:space="preserve"> the </w:t>
+      </w:r>
+      <w:proofErr w:type="spellStart"/>
+      <w:r>
+        <w:t>user</w:t>
+      </w:r>
+      <w:proofErr w:type="spellEnd"/>
+      <w:r>
+        <w:t xml:space="preserve"> </w:t>
+      </w:r>
+      <w:proofErr w:type="spellStart"/>
+      <w:r>
+        <w:t>unless</w:t>
+      </w:r>
+      <w:proofErr w:type="spellEnd"/>
+      <w:r>
+        <w:t xml:space="preserve"> </w:t>
+      </w:r>
+      <w:proofErr w:type="spellStart"/>
+      <w:r>
+        <w:t>an</w:t>
+      </w:r>
+      <w:proofErr w:type="spellEnd"/>
+      <w:r>
+        <w:t xml:space="preserve"> </w:t>
+      </w:r>
+      <w:proofErr w:type="spellStart"/>
+      <w:r>
+        <w:t>integration</w:t>
+      </w:r>
+      <w:proofErr w:type="spellEnd"/>
+      <w:r>
+        <w:t xml:space="preserve"> </w:t>
+      </w:r>
+      <w:proofErr w:type="spellStart"/>
+      <w:r>
+        <w:t>is</w:t>
+      </w:r>
+      <w:proofErr w:type="spellEnd"/>
+      <w:r>
+        <w:t xml:space="preserve"> </w:t>
+      </w:r>
+      <w:proofErr w:type="spellStart"/>
+      <w:r>
+        <w:t>explicitly</w:t>
+      </w:r>
+      <w:proofErr w:type="spellEnd"/>
+      <w:r>
+        <w:t xml:space="preserve"> </w:t>
+      </w:r>
+      <w:proofErr w:type="spellStart"/>
+      <w:r>
+        <w:t>introduced</w:t>
+      </w:r>
+      <w:proofErr w:type="spellEnd"/>
+      <w:r>
+        <w:t xml:space="preserve"> in a future </w:t>
+      </w:r>
+      <w:proofErr w:type="spellStart"/>
+      <w:r>
+        <w:t>version</w:t>
+      </w:r>
+      <w:proofErr w:type="spellEnd"/>
+      <w:r>
+        <w:t>.</w:t>
+      </w:r>
+    </w:p>
+    <w:p>
+      <w:pPr>
+        <w:pStyle w:val="NormalWeb"/>
       </w:pPr>
     </w:p>
     <w:p>
       <w:pPr>
         <w:rPr>
-          <w:lang w:val="es-ES"/>
-        </w:rPr>
-      </w:pPr>
-      <w:r>
-        <w:rPr>
-          <w:lang w:val="es-ES"/>
-        </w:rPr>
-        <w:br w:type="page"/>
-      </w:r>
-    </w:p>
-    <w:p>
-      <w:pPr>
-        <w:rPr>
-          <w:lang w:val="es-ES"/>
+          <w:lang w:val="es-CO"/>
         </w:rPr>
       </w:pPr>
     </w:p>
+    <w:p/>
     <w:sectPr>
       <w:pgSz w:w="12240" w:h="15840"/>
       <w:pgMar w:top="1440" w:right="1440" w:bottom="1440" w:left="1440" w:header="709" w:footer="709" w:gutter="0"/>
@@ -32140,6 +36441,155 @@
     </w:lvl>
   </w:abstractNum>
   <w:abstractNum w:abstractNumId="1" w15:restartNumberingAfterBreak="0">
+    <w:nsid w:val="06DF4909"/>
+    <w:multiLevelType w:val="multilevel"/>
+    <w:tmpl w:val="5AB656B6"/>
+    <w:lvl w:ilvl="0">
+      <w:start w:val="1"/>
+      <w:numFmt w:val="bullet"/>
+      <w:lvlText w:val=""/>
+      <w:lvlJc w:val="left"/>
+      <w:pPr>
+        <w:tabs>
+          <w:tab w:val="num" w:pos="720"/>
+        </w:tabs>
+        <w:ind w:left="720" w:hanging="360"/>
+      </w:pPr>
+      <w:rPr>
+        <w:rFonts w:ascii="Symbol" w:hAnsi="Symbol" w:hint="default"/>
+        <w:sz w:val="20"/>
+      </w:rPr>
+    </w:lvl>
+    <w:lvl w:ilvl="1" w:tentative="1">
+      <w:start w:val="1"/>
+      <w:numFmt w:val="bullet"/>
+      <w:lvlText w:val="o"/>
+      <w:lvlJc w:val="left"/>
+      <w:pPr>
+        <w:tabs>
+          <w:tab w:val="num" w:pos="1440"/>
+        </w:tabs>
+        <w:ind w:left="1440" w:hanging="360"/>
+      </w:pPr>
+      <w:rPr>
+        <w:rFonts w:ascii="Courier New" w:hAnsi="Courier New" w:hint="default"/>
+        <w:sz w:val="20"/>
+      </w:rPr>
+    </w:lvl>
+    <w:lvl w:ilvl="2" w:tentative="1">
+      <w:start w:val="1"/>
+      <w:numFmt w:val="bullet"/>
+      <w:lvlText w:val=""/>
+      <w:lvlJc w:val="left"/>
+      <w:pPr>
+        <w:tabs>
+          <w:tab w:val="num" w:pos="2160"/>
+        </w:tabs>
+        <w:ind w:left="2160" w:hanging="360"/>
+      </w:pPr>
+      <w:rPr>
+        <w:rFonts w:ascii="Wingdings" w:hAnsi="Wingdings" w:hint="default"/>
+        <w:sz w:val="20"/>
+      </w:rPr>
+    </w:lvl>
+    <w:lvl w:ilvl="3" w:tentative="1">
+      <w:start w:val="1"/>
+      <w:numFmt w:val="bullet"/>
+      <w:lvlText w:val=""/>
+      <w:lvlJc w:val="left"/>
+      <w:pPr>
+        <w:tabs>
+          <w:tab w:val="num" w:pos="2880"/>
+        </w:tabs>
+        <w:ind w:left="2880" w:hanging="360"/>
+      </w:pPr>
+      <w:rPr>
+        <w:rFonts w:ascii="Wingdings" w:hAnsi="Wingdings" w:hint="default"/>
+        <w:sz w:val="20"/>
+      </w:rPr>
+    </w:lvl>
+    <w:lvl w:ilvl="4" w:tentative="1">
+      <w:start w:val="1"/>
+      <w:numFmt w:val="bullet"/>
+      <w:lvlText w:val=""/>
+      <w:lvlJc w:val="left"/>
+      <w:pPr>
+        <w:tabs>
+          <w:tab w:val="num" w:pos="3600"/>
+        </w:tabs>
+        <w:ind w:left="3600" w:hanging="360"/>
+      </w:pPr>
+      <w:rPr>
+        <w:rFonts w:ascii="Wingdings" w:hAnsi="Wingdings" w:hint="default"/>
+        <w:sz w:val="20"/>
+      </w:rPr>
+    </w:lvl>
+    <w:lvl w:ilvl="5" w:tentative="1">
+      <w:start w:val="1"/>
+      <w:numFmt w:val="bullet"/>
+      <w:lvlText w:val=""/>
+      <w:lvlJc w:val="left"/>
+      <w:pPr>
+        <w:tabs>
+          <w:tab w:val="num" w:pos="4320"/>
+        </w:tabs>
+        <w:ind w:left="4320" w:hanging="360"/>
+      </w:pPr>
+      <w:rPr>
+        <w:rFonts w:ascii="Wingdings" w:hAnsi="Wingdings" w:hint="default"/>
+        <w:sz w:val="20"/>
+      </w:rPr>
+    </w:lvl>
+    <w:lvl w:ilvl="6" w:tentative="1">
+      <w:start w:val="1"/>
+      <w:numFmt w:val="bullet"/>
+      <w:lvlText w:val=""/>
+      <w:lvlJc w:val="left"/>
+      <w:pPr>
+        <w:tabs>
+          <w:tab w:val="num" w:pos="5040"/>
+        </w:tabs>
+        <w:ind w:left="5040" w:hanging="360"/>
+      </w:pPr>
+      <w:rPr>
+        <w:rFonts w:ascii="Wingdings" w:hAnsi="Wingdings" w:hint="default"/>
+        <w:sz w:val="20"/>
+      </w:rPr>
+    </w:lvl>
+    <w:lvl w:ilvl="7" w:tentative="1">
+      <w:start w:val="1"/>
+      <w:numFmt w:val="bullet"/>
+      <w:lvlText w:val=""/>
+      <w:lvlJc w:val="left"/>
+      <w:pPr>
+        <w:tabs>
+          <w:tab w:val="num" w:pos="5760"/>
+        </w:tabs>
+        <w:ind w:left="5760" w:hanging="360"/>
+      </w:pPr>
+      <w:rPr>
+        <w:rFonts w:ascii="Wingdings" w:hAnsi="Wingdings" w:hint="default"/>
+        <w:sz w:val="20"/>
+      </w:rPr>
+    </w:lvl>
+    <w:lvl w:ilvl="8" w:tentative="1">
+      <w:start w:val="1"/>
+      <w:numFmt w:val="bullet"/>
+      <w:lvlText w:val=""/>
+      <w:lvlJc w:val="left"/>
+      <w:pPr>
+        <w:tabs>
+          <w:tab w:val="num" w:pos="6480"/>
+        </w:tabs>
+        <w:ind w:left="6480" w:hanging="360"/>
+      </w:pPr>
+      <w:rPr>
+        <w:rFonts w:ascii="Wingdings" w:hAnsi="Wingdings" w:hint="default"/>
+        <w:sz w:val="20"/>
+      </w:rPr>
+    </w:lvl>
+  </w:abstractNum>
+  <w:abstractNum w:abstractNumId="2" w15:restartNumberingAfterBreak="0">
     <w:nsid w:val="0AD66FD6"/>
     <w:multiLevelType w:val="multilevel"/>
     <w:tmpl w:val="0C2088D2"/>
@@ -32234,7 +36684,7 @@
       </w:pPr>
     </w:lvl>
   </w:abstractNum>
-  <w:abstractNum w:abstractNumId="2" w15:restartNumberingAfterBreak="0">
+  <w:abstractNum w:abstractNumId="3" w15:restartNumberingAfterBreak="0">
     <w:nsid w:val="0B9E58FC"/>
     <w:multiLevelType w:val="hybridMultilevel"/>
     <w:tmpl w:val="F0BAC076"/>
@@ -32347,7 +36797,156 @@
       </w:rPr>
     </w:lvl>
   </w:abstractNum>
-  <w:abstractNum w:abstractNumId="3" w15:restartNumberingAfterBreak="0">
+  <w:abstractNum w:abstractNumId="4" w15:restartNumberingAfterBreak="0">
+    <w:nsid w:val="186E5DA7"/>
+    <w:multiLevelType w:val="multilevel"/>
+    <w:tmpl w:val="3B0A61DC"/>
+    <w:lvl w:ilvl="0">
+      <w:start w:val="1"/>
+      <w:numFmt w:val="bullet"/>
+      <w:lvlText w:val=""/>
+      <w:lvlJc w:val="left"/>
+      <w:pPr>
+        <w:tabs>
+          <w:tab w:val="num" w:pos="720"/>
+        </w:tabs>
+        <w:ind w:left="720" w:hanging="360"/>
+      </w:pPr>
+      <w:rPr>
+        <w:rFonts w:ascii="Symbol" w:hAnsi="Symbol" w:hint="default"/>
+        <w:sz w:val="20"/>
+      </w:rPr>
+    </w:lvl>
+    <w:lvl w:ilvl="1" w:tentative="1">
+      <w:start w:val="1"/>
+      <w:numFmt w:val="bullet"/>
+      <w:lvlText w:val="o"/>
+      <w:lvlJc w:val="left"/>
+      <w:pPr>
+        <w:tabs>
+          <w:tab w:val="num" w:pos="1440"/>
+        </w:tabs>
+        <w:ind w:left="1440" w:hanging="360"/>
+      </w:pPr>
+      <w:rPr>
+        <w:rFonts w:ascii="Courier New" w:hAnsi="Courier New" w:hint="default"/>
+        <w:sz w:val="20"/>
+      </w:rPr>
+    </w:lvl>
+    <w:lvl w:ilvl="2" w:tentative="1">
+      <w:start w:val="1"/>
+      <w:numFmt w:val="bullet"/>
+      <w:lvlText w:val=""/>
+      <w:lvlJc w:val="left"/>
+      <w:pPr>
+        <w:tabs>
+          <w:tab w:val="num" w:pos="2160"/>
+        </w:tabs>
+        <w:ind w:left="2160" w:hanging="360"/>
+      </w:pPr>
+      <w:rPr>
+        <w:rFonts w:ascii="Wingdings" w:hAnsi="Wingdings" w:hint="default"/>
+        <w:sz w:val="20"/>
+      </w:rPr>
+    </w:lvl>
+    <w:lvl w:ilvl="3" w:tentative="1">
+      <w:start w:val="1"/>
+      <w:numFmt w:val="bullet"/>
+      <w:lvlText w:val=""/>
+      <w:lvlJc w:val="left"/>
+      <w:pPr>
+        <w:tabs>
+          <w:tab w:val="num" w:pos="2880"/>
+        </w:tabs>
+        <w:ind w:left="2880" w:hanging="360"/>
+      </w:pPr>
+      <w:rPr>
+        <w:rFonts w:ascii="Wingdings" w:hAnsi="Wingdings" w:hint="default"/>
+        <w:sz w:val="20"/>
+      </w:rPr>
+    </w:lvl>
+    <w:lvl w:ilvl="4" w:tentative="1">
+      <w:start w:val="1"/>
+      <w:numFmt w:val="bullet"/>
+      <w:lvlText w:val=""/>
+      <w:lvlJc w:val="left"/>
+      <w:pPr>
+        <w:tabs>
+          <w:tab w:val="num" w:pos="3600"/>
+        </w:tabs>
+        <w:ind w:left="3600" w:hanging="360"/>
+      </w:pPr>
+      <w:rPr>
+        <w:rFonts w:ascii="Wingdings" w:hAnsi="Wingdings" w:hint="default"/>
+        <w:sz w:val="20"/>
+      </w:rPr>
+    </w:lvl>
+    <w:lvl w:ilvl="5" w:tentative="1">
+      <w:start w:val="1"/>
+      <w:numFmt w:val="bullet"/>
+      <w:lvlText w:val=""/>
+      <w:lvlJc w:val="left"/>
+      <w:pPr>
+        <w:tabs>
+          <w:tab w:val="num" w:pos="4320"/>
+        </w:tabs>
+        <w:ind w:left="4320" w:hanging="360"/>
+      </w:pPr>
+      <w:rPr>
+        <w:rFonts w:ascii="Wingdings" w:hAnsi="Wingdings" w:hint="default"/>
+        <w:sz w:val="20"/>
+      </w:rPr>
+    </w:lvl>
+    <w:lvl w:ilvl="6" w:tentative="1">
+      <w:start w:val="1"/>
+      <w:numFmt w:val="bullet"/>
+      <w:lvlText w:val=""/>
+      <w:lvlJc w:val="left"/>
+      <w:pPr>
+        <w:tabs>
+          <w:tab w:val="num" w:pos="5040"/>
+        </w:tabs>
+        <w:ind w:left="5040" w:hanging="360"/>
+      </w:pPr>
+      <w:rPr>
+        <w:rFonts w:ascii="Wingdings" w:hAnsi="Wingdings" w:hint="default"/>
+        <w:sz w:val="20"/>
+      </w:rPr>
+    </w:lvl>
+    <w:lvl w:ilvl="7" w:tentative="1">
+      <w:start w:val="1"/>
+      <w:numFmt w:val="bullet"/>
+      <w:lvlText w:val=""/>
+      <w:lvlJc w:val="left"/>
+      <w:pPr>
+        <w:tabs>
+          <w:tab w:val="num" w:pos="5760"/>
+        </w:tabs>
+        <w:ind w:left="5760" w:hanging="360"/>
+      </w:pPr>
+      <w:rPr>
+        <w:rFonts w:ascii="Wingdings" w:hAnsi="Wingdings" w:hint="default"/>
+        <w:sz w:val="20"/>
+      </w:rPr>
+    </w:lvl>
+    <w:lvl w:ilvl="8" w:tentative="1">
+      <w:start w:val="1"/>
+      <w:numFmt w:val="bullet"/>
+      <w:lvlText w:val=""/>
+      <w:lvlJc w:val="left"/>
+      <w:pPr>
+        <w:tabs>
+          <w:tab w:val="num" w:pos="6480"/>
+        </w:tabs>
+        <w:ind w:left="6480" w:hanging="360"/>
+      </w:pPr>
+      <w:rPr>
+        <w:rFonts w:ascii="Wingdings" w:hAnsi="Wingdings" w:hint="default"/>
+        <w:sz w:val="20"/>
+      </w:rPr>
+    </w:lvl>
+  </w:abstractNum>
+  <w:abstractNum w:abstractNumId="5" w15:restartNumberingAfterBreak="0">
     <w:nsid w:val="1D574869"/>
     <w:multiLevelType w:val="multilevel"/>
     <w:tmpl w:val="240A001F"/>
@@ -32433,7 +37032,7 @@
       </w:pPr>
     </w:lvl>
   </w:abstractNum>
-  <w:abstractNum w:abstractNumId="4" w15:restartNumberingAfterBreak="0">
+  <w:abstractNum w:abstractNumId="6" w15:restartNumberingAfterBreak="0">
     <w:nsid w:val="1FBD597F"/>
     <w:multiLevelType w:val="hybridMultilevel"/>
     <w:tmpl w:val="3702A6A0"/>
@@ -32546,7 +37145,156 @@
       </w:rPr>
     </w:lvl>
   </w:abstractNum>
-  <w:abstractNum w:abstractNumId="5" w15:restartNumberingAfterBreak="0">
+  <w:abstractNum w:abstractNumId="7" w15:restartNumberingAfterBreak="0">
+    <w:nsid w:val="3044613A"/>
+    <w:multiLevelType w:val="multilevel"/>
+    <w:tmpl w:val="8BA00828"/>
+    <w:lvl w:ilvl="0">
+      <w:start w:val="1"/>
+      <w:numFmt w:val="bullet"/>
+      <w:lvlText w:val=""/>
+      <w:lvlJc w:val="left"/>
+      <w:pPr>
+        <w:tabs>
+          <w:tab w:val="num" w:pos="720"/>
+        </w:tabs>
+        <w:ind w:left="720" w:hanging="360"/>
+      </w:pPr>
+      <w:rPr>
+        <w:rFonts w:ascii="Symbol" w:hAnsi="Symbol" w:hint="default"/>
+        <w:sz w:val="20"/>
+      </w:rPr>
+    </w:lvl>
+    <w:lvl w:ilvl="1" w:tentative="1">
+      <w:start w:val="1"/>
+      <w:numFmt w:val="bullet"/>
+      <w:lvlText w:val="o"/>
+      <w:lvlJc w:val="left"/>
+      <w:pPr>
+        <w:tabs>
+          <w:tab w:val="num" w:pos="1440"/>
+        </w:tabs>
+        <w:ind w:left="1440" w:hanging="360"/>
+      </w:pPr>
+      <w:rPr>
+        <w:rFonts w:ascii="Courier New" w:hAnsi="Courier New" w:hint="default"/>
+        <w:sz w:val="20"/>
+      </w:rPr>
+    </w:lvl>
+    <w:lvl w:ilvl="2" w:tentative="1">
+      <w:start w:val="1"/>
+      <w:numFmt w:val="bullet"/>
+      <w:lvlText w:val=""/>
+      <w:lvlJc w:val="left"/>
+      <w:pPr>
+        <w:tabs>
+          <w:tab w:val="num" w:pos="2160"/>
+        </w:tabs>
+        <w:ind w:left="2160" w:hanging="360"/>
+      </w:pPr>
+      <w:rPr>
+        <w:rFonts w:ascii="Wingdings" w:hAnsi="Wingdings" w:hint="default"/>
+        <w:sz w:val="20"/>
+      </w:rPr>
+    </w:lvl>
+    <w:lvl w:ilvl="3" w:tentative="1">
+      <w:start w:val="1"/>
+      <w:numFmt w:val="bullet"/>
+      <w:lvlText w:val=""/>
+      <w:lvlJc w:val="left"/>
+      <w:pPr>
+        <w:tabs>
+          <w:tab w:val="num" w:pos="2880"/>
+        </w:tabs>
+        <w:ind w:left="2880" w:hanging="360"/>
+      </w:pPr>
+      <w:rPr>
+        <w:rFonts w:ascii="Wingdings" w:hAnsi="Wingdings" w:hint="default"/>
+        <w:sz w:val="20"/>
+      </w:rPr>
+    </w:lvl>
+    <w:lvl w:ilvl="4" w:tentative="1">
+      <w:start w:val="1"/>
+      <w:numFmt w:val="bullet"/>
+      <w:lvlText w:val=""/>
+      <w:lvlJc w:val="left"/>
+      <w:pPr>
+        <w:tabs>
+          <w:tab w:val="num" w:pos="3600"/>
+        </w:tabs>
+        <w:ind w:left="3600" w:hanging="360"/>
+      </w:pPr>
+      <w:rPr>
+        <w:rFonts w:ascii="Wingdings" w:hAnsi="Wingdings" w:hint="default"/>
+        <w:sz w:val="20"/>
+      </w:rPr>
+    </w:lvl>
+    <w:lvl w:ilvl="5" w:tentative="1">
+      <w:start w:val="1"/>
+      <w:numFmt w:val="bullet"/>
+      <w:lvlText w:val=""/>
+      <w:lvlJc w:val="left"/>
+      <w:pPr>
+        <w:tabs>
+          <w:tab w:val="num" w:pos="4320"/>
+        </w:tabs>
+        <w:ind w:left="4320" w:hanging="360"/>
+      </w:pPr>
+      <w:rPr>
+        <w:rFonts w:ascii="Wingdings" w:hAnsi="Wingdings" w:hint="default"/>
+        <w:sz w:val="20"/>
+      </w:rPr>
+    </w:lvl>
+    <w:lvl w:ilvl="6" w:tentative="1">
+      <w:start w:val="1"/>
+      <w:numFmt w:val="bullet"/>
+      <w:lvlText w:val=""/>
+      <w:lvlJc w:val="left"/>
+      <w:pPr>
+        <w:tabs>
+          <w:tab w:val="num" w:pos="5040"/>
+        </w:tabs>
+        <w:ind w:left="5040" w:hanging="360"/>
+      </w:pPr>
+      <w:rPr>
+        <w:rFonts w:ascii="Wingdings" w:hAnsi="Wingdings" w:hint="default"/>
+        <w:sz w:val="20"/>
+      </w:rPr>
+    </w:lvl>
+    <w:lvl w:ilvl="7" w:tentative="1">
+      <w:start w:val="1"/>
+      <w:numFmt w:val="bullet"/>
+      <w:lvlText w:val=""/>
+      <w:lvlJc w:val="left"/>
+      <w:pPr>
+        <w:tabs>
+          <w:tab w:val="num" w:pos="5760"/>
+        </w:tabs>
+        <w:ind w:left="5760" w:hanging="360"/>
+      </w:pPr>
+      <w:rPr>
+        <w:rFonts w:ascii="Wingdings" w:hAnsi="Wingdings" w:hint="default"/>
+        <w:sz w:val="20"/>
+      </w:rPr>
+    </w:lvl>
+    <w:lvl w:ilvl="8" w:tentative="1">
+      <w:start w:val="1"/>
+      <w:numFmt w:val="bullet"/>
+      <w:lvlText w:val=""/>
+      <w:lvlJc w:val="left"/>
+      <w:pPr>
+        <w:tabs>
+          <w:tab w:val="num" w:pos="6480"/>
+        </w:tabs>
+        <w:ind w:left="6480" w:hanging="360"/>
+      </w:pPr>
+      <w:rPr>
+        <w:rFonts w:ascii="Wingdings" w:hAnsi="Wingdings" w:hint="default"/>
+        <w:sz w:val="20"/>
+      </w:rPr>
+    </w:lvl>
+  </w:abstractNum>
+  <w:abstractNum w:abstractNumId="8" w15:restartNumberingAfterBreak="0">
     <w:nsid w:val="33EB74E7"/>
     <w:multiLevelType w:val="hybridMultilevel"/>
     <w:tmpl w:val="6074BCF8"/>
@@ -32632,7 +37380,156 @@
       </w:pPr>
     </w:lvl>
   </w:abstractNum>
-  <w:abstractNum w:abstractNumId="6" w15:restartNumberingAfterBreak="0">
+  <w:abstractNum w:abstractNumId="9" w15:restartNumberingAfterBreak="0">
+    <w:nsid w:val="38542F39"/>
+    <w:multiLevelType w:val="multilevel"/>
+    <w:tmpl w:val="C8724504"/>
+    <w:lvl w:ilvl="0">
+      <w:start w:val="1"/>
+      <w:numFmt w:val="bullet"/>
+      <w:lvlText w:val=""/>
+      <w:lvlJc w:val="left"/>
+      <w:pPr>
+        <w:tabs>
+          <w:tab w:val="num" w:pos="720"/>
+        </w:tabs>
+        <w:ind w:left="720" w:hanging="360"/>
+      </w:pPr>
+      <w:rPr>
+        <w:rFonts w:ascii="Symbol" w:hAnsi="Symbol" w:hint="default"/>
+        <w:sz w:val="20"/>
+      </w:rPr>
+    </w:lvl>
+    <w:lvl w:ilvl="1" w:tentative="1">
+      <w:start w:val="1"/>
+      <w:numFmt w:val="bullet"/>
+      <w:lvlText w:val="o"/>
+      <w:lvlJc w:val="left"/>
+      <w:pPr>
+        <w:tabs>
+          <w:tab w:val="num" w:pos="1440"/>
+        </w:tabs>
+        <w:ind w:left="1440" w:hanging="360"/>
+      </w:pPr>
+      <w:rPr>
+        <w:rFonts w:ascii="Courier New" w:hAnsi="Courier New" w:hint="default"/>
+        <w:sz w:val="20"/>
+      </w:rPr>
+    </w:lvl>
+    <w:lvl w:ilvl="2" w:tentative="1">
+      <w:start w:val="1"/>
+      <w:numFmt w:val="bullet"/>
+      <w:lvlText w:val=""/>
+      <w:lvlJc w:val="left"/>
+      <w:pPr>
+        <w:tabs>
+          <w:tab w:val="num" w:pos="2160"/>
+        </w:tabs>
+        <w:ind w:left="2160" w:hanging="360"/>
+      </w:pPr>
+      <w:rPr>
+        <w:rFonts w:ascii="Wingdings" w:hAnsi="Wingdings" w:hint="default"/>
+        <w:sz w:val="20"/>
+      </w:rPr>
+    </w:lvl>
+    <w:lvl w:ilvl="3" w:tentative="1">
+      <w:start w:val="1"/>
+      <w:numFmt w:val="bullet"/>
+      <w:lvlText w:val=""/>
+      <w:lvlJc w:val="left"/>
+      <w:pPr>
+        <w:tabs>
+          <w:tab w:val="num" w:pos="2880"/>
+        </w:tabs>
+        <w:ind w:left="2880" w:hanging="360"/>
+      </w:pPr>
+      <w:rPr>
+        <w:rFonts w:ascii="Wingdings" w:hAnsi="Wingdings" w:hint="default"/>
+        <w:sz w:val="20"/>
+      </w:rPr>
+    </w:lvl>
+    <w:lvl w:ilvl="4" w:tentative="1">
+      <w:start w:val="1"/>
+      <w:numFmt w:val="bullet"/>
+      <w:lvlText w:val=""/>
+      <w:lvlJc w:val="left"/>
+      <w:pPr>
+        <w:tabs>
+          <w:tab w:val="num" w:pos="3600"/>
+        </w:tabs>
+        <w:ind w:left="3600" w:hanging="360"/>
+      </w:pPr>
+      <w:rPr>
+        <w:rFonts w:ascii="Wingdings" w:hAnsi="Wingdings" w:hint="default"/>
+        <w:sz w:val="20"/>
+      </w:rPr>
+    </w:lvl>
+    <w:lvl w:ilvl="5" w:tentative="1">
+      <w:start w:val="1"/>
+      <w:numFmt w:val="bullet"/>
+      <w:lvlText w:val=""/>
+      <w:lvlJc w:val="left"/>
+      <w:pPr>
+        <w:tabs>
+          <w:tab w:val="num" w:pos="4320"/>
+        </w:tabs>
+        <w:ind w:left="4320" w:hanging="360"/>
+      </w:pPr>
+      <w:rPr>
+        <w:rFonts w:ascii="Wingdings" w:hAnsi="Wingdings" w:hint="default"/>
+        <w:sz w:val="20"/>
+      </w:rPr>
+    </w:lvl>
+    <w:lvl w:ilvl="6" w:tentative="1">
+      <w:start w:val="1"/>
+      <w:numFmt w:val="bullet"/>
+      <w:lvlText w:val=""/>
+      <w:lvlJc w:val="left"/>
+      <w:pPr>
+        <w:tabs>
+          <w:tab w:val="num" w:pos="5040"/>
+        </w:tabs>
+        <w:ind w:left="5040" w:hanging="360"/>
+      </w:pPr>
+      <w:rPr>
+        <w:rFonts w:ascii="Wingdings" w:hAnsi="Wingdings" w:hint="default"/>
+        <w:sz w:val="20"/>
+      </w:rPr>
+    </w:lvl>
+    <w:lvl w:ilvl="7" w:tentative="1">
+      <w:start w:val="1"/>
+      <w:numFmt w:val="bullet"/>
+      <w:lvlText w:val=""/>
+      <w:lvlJc w:val="left"/>
+      <w:pPr>
+        <w:tabs>
+          <w:tab w:val="num" w:pos="5760"/>
+        </w:tabs>
+        <w:ind w:left="5760" w:hanging="360"/>
+      </w:pPr>
+      <w:rPr>
+        <w:rFonts w:ascii="Wingdings" w:hAnsi="Wingdings" w:hint="default"/>
+        <w:sz w:val="20"/>
+      </w:rPr>
+    </w:lvl>
+    <w:lvl w:ilvl="8" w:tentative="1">
+      <w:start w:val="1"/>
+      <w:numFmt w:val="bullet"/>
+      <w:lvlText w:val=""/>
+      <w:lvlJc w:val="left"/>
+      <w:pPr>
+        <w:tabs>
+          <w:tab w:val="num" w:pos="6480"/>
+        </w:tabs>
+        <w:ind w:left="6480" w:hanging="360"/>
+      </w:pPr>
+      <w:rPr>
+        <w:rFonts w:ascii="Wingdings" w:hAnsi="Wingdings" w:hint="default"/>
+        <w:sz w:val="20"/>
+      </w:rPr>
+    </w:lvl>
+  </w:abstractNum>
+  <w:abstractNum w:abstractNumId="10" w15:restartNumberingAfterBreak="0">
     <w:nsid w:val="3A8C4440"/>
     <w:multiLevelType w:val="multilevel"/>
     <w:tmpl w:val="16202528"/>
@@ -32781,7 +37678,7 @@
       </w:rPr>
     </w:lvl>
   </w:abstractNum>
-  <w:abstractNum w:abstractNumId="7" w15:restartNumberingAfterBreak="0">
+  <w:abstractNum w:abstractNumId="11" w15:restartNumberingAfterBreak="0">
     <w:nsid w:val="3FAC77D2"/>
     <w:multiLevelType w:val="multilevel"/>
     <w:tmpl w:val="FF8AFDDC"/>
@@ -32894,7 +37791,7 @@
       </w:pPr>
     </w:lvl>
   </w:abstractNum>
-  <w:abstractNum w:abstractNumId="8" w15:restartNumberingAfterBreak="0">
+  <w:abstractNum w:abstractNumId="12" w15:restartNumberingAfterBreak="0">
     <w:nsid w:val="43C775DF"/>
     <w:multiLevelType w:val="hybridMultilevel"/>
     <w:tmpl w:val="91DE87FE"/>
@@ -33007,7 +37904,156 @@
       </w:rPr>
     </w:lvl>
   </w:abstractNum>
-  <w:abstractNum w:abstractNumId="9" w15:restartNumberingAfterBreak="0">
+  <w:abstractNum w:abstractNumId="13" w15:restartNumberingAfterBreak="0">
+    <w:nsid w:val="58F33A03"/>
+    <w:multiLevelType w:val="multilevel"/>
+    <w:tmpl w:val="68D66540"/>
+    <w:lvl w:ilvl="0">
+      <w:start w:val="1"/>
+      <w:numFmt w:val="bullet"/>
+      <w:lvlText w:val=""/>
+      <w:lvlJc w:val="left"/>
+      <w:pPr>
+        <w:tabs>
+          <w:tab w:val="num" w:pos="720"/>
+        </w:tabs>
+        <w:ind w:left="720" w:hanging="360"/>
+      </w:pPr>
+      <w:rPr>
+        <w:rFonts w:ascii="Symbol" w:hAnsi="Symbol" w:hint="default"/>
+        <w:sz w:val="20"/>
+      </w:rPr>
+    </w:lvl>
+    <w:lvl w:ilvl="1" w:tentative="1">
+      <w:start w:val="1"/>
+      <w:numFmt w:val="bullet"/>
+      <w:lvlText w:val="o"/>
+      <w:lvlJc w:val="left"/>
+      <w:pPr>
+        <w:tabs>
+          <w:tab w:val="num" w:pos="1440"/>
+        </w:tabs>
+        <w:ind w:left="1440" w:hanging="360"/>
+      </w:pPr>
+      <w:rPr>
+        <w:rFonts w:ascii="Courier New" w:hAnsi="Courier New" w:hint="default"/>
+        <w:sz w:val="20"/>
+      </w:rPr>
+    </w:lvl>
+    <w:lvl w:ilvl="2" w:tentative="1">
+      <w:start w:val="1"/>
+      <w:numFmt w:val="bullet"/>
+      <w:lvlText w:val=""/>
+      <w:lvlJc w:val="left"/>
+      <w:pPr>
+        <w:tabs>
+          <w:tab w:val="num" w:pos="2160"/>
+        </w:tabs>
+        <w:ind w:left="2160" w:hanging="360"/>
+      </w:pPr>
+      <w:rPr>
+        <w:rFonts w:ascii="Wingdings" w:hAnsi="Wingdings" w:hint="default"/>
+        <w:sz w:val="20"/>
+      </w:rPr>
+    </w:lvl>
+    <w:lvl w:ilvl="3" w:tentative="1">
+      <w:start w:val="1"/>
+      <w:numFmt w:val="bullet"/>
+      <w:lvlText w:val=""/>
+      <w:lvlJc w:val="left"/>
+      <w:pPr>
+        <w:tabs>
+          <w:tab w:val="num" w:pos="2880"/>
+        </w:tabs>
+        <w:ind w:left="2880" w:hanging="360"/>
+      </w:pPr>
+      <w:rPr>
+        <w:rFonts w:ascii="Wingdings" w:hAnsi="Wingdings" w:hint="default"/>
+        <w:sz w:val="20"/>
+      </w:rPr>
+    </w:lvl>
+    <w:lvl w:ilvl="4" w:tentative="1">
+      <w:start w:val="1"/>
+      <w:numFmt w:val="bullet"/>
+      <w:lvlText w:val=""/>
+      <w:lvlJc w:val="left"/>
+      <w:pPr>
+        <w:tabs>
+          <w:tab w:val="num" w:pos="3600"/>
+        </w:tabs>
+        <w:ind w:left="3600" w:hanging="360"/>
+      </w:pPr>
+      <w:rPr>
+        <w:rFonts w:ascii="Wingdings" w:hAnsi="Wingdings" w:hint="default"/>
+        <w:sz w:val="20"/>
+      </w:rPr>
+    </w:lvl>
+    <w:lvl w:ilvl="5" w:tentative="1">
+      <w:start w:val="1"/>
+      <w:numFmt w:val="bullet"/>
+      <w:lvlText w:val=""/>
+      <w:lvlJc w:val="left"/>
+      <w:pPr>
+        <w:tabs>
+          <w:tab w:val="num" w:pos="4320"/>
+        </w:tabs>
+        <w:ind w:left="4320" w:hanging="360"/>
+      </w:pPr>
+      <w:rPr>
+        <w:rFonts w:ascii="Wingdings" w:hAnsi="Wingdings" w:hint="default"/>
+        <w:sz w:val="20"/>
+      </w:rPr>
+    </w:lvl>
+    <w:lvl w:ilvl="6" w:tentative="1">
+      <w:start w:val="1"/>
+      <w:numFmt w:val="bullet"/>
+      <w:lvlText w:val=""/>
+      <w:lvlJc w:val="left"/>
+      <w:pPr>
+        <w:tabs>
+          <w:tab w:val="num" w:pos="5040"/>
+        </w:tabs>
+        <w:ind w:left="5040" w:hanging="360"/>
+      </w:pPr>
+      <w:rPr>
+        <w:rFonts w:ascii="Wingdings" w:hAnsi="Wingdings" w:hint="default"/>
+        <w:sz w:val="20"/>
+      </w:rPr>
+    </w:lvl>
+    <w:lvl w:ilvl="7" w:tentative="1">
+      <w:start w:val="1"/>
+      <w:numFmt w:val="bullet"/>
+      <w:lvlText w:val=""/>
+      <w:lvlJc w:val="left"/>
+      <w:pPr>
+        <w:tabs>
+          <w:tab w:val="num" w:pos="5760"/>
+        </w:tabs>
+        <w:ind w:left="5760" w:hanging="360"/>
+      </w:pPr>
+      <w:rPr>
+        <w:rFonts w:ascii="Wingdings" w:hAnsi="Wingdings" w:hint="default"/>
+        <w:sz w:val="20"/>
+      </w:rPr>
+    </w:lvl>
+    <w:lvl w:ilvl="8" w:tentative="1">
+      <w:start w:val="1"/>
+      <w:numFmt w:val="bullet"/>
+      <w:lvlText w:val=""/>
+      <w:lvlJc w:val="left"/>
+      <w:pPr>
+        <w:tabs>
+          <w:tab w:val="num" w:pos="6480"/>
+        </w:tabs>
+        <w:ind w:left="6480" w:hanging="360"/>
+      </w:pPr>
+      <w:rPr>
+        <w:rFonts w:ascii="Wingdings" w:hAnsi="Wingdings" w:hint="default"/>
+        <w:sz w:val="20"/>
+      </w:rPr>
+    </w:lvl>
+  </w:abstractNum>
+  <w:abstractNum w:abstractNumId="14" w15:restartNumberingAfterBreak="0">
     <w:nsid w:val="650F4033"/>
     <w:multiLevelType w:val="hybridMultilevel"/>
     <w:tmpl w:val="49DA9884"/>
@@ -33120,7 +38166,156 @@
       </w:rPr>
     </w:lvl>
   </w:abstractNum>
-  <w:abstractNum w:abstractNumId="10" w15:restartNumberingAfterBreak="0">
+  <w:abstractNum w:abstractNumId="15" w15:restartNumberingAfterBreak="0">
+    <w:nsid w:val="6B9465D2"/>
+    <w:multiLevelType w:val="multilevel"/>
+    <w:tmpl w:val="011A7CC8"/>
+    <w:lvl w:ilvl="0">
+      <w:start w:val="1"/>
+      <w:numFmt w:val="bullet"/>
+      <w:lvlText w:val=""/>
+      <w:lvlJc w:val="left"/>
+      <w:pPr>
+        <w:tabs>
+          <w:tab w:val="num" w:pos="720"/>
+        </w:tabs>
+        <w:ind w:left="720" w:hanging="360"/>
+      </w:pPr>
+      <w:rPr>
+        <w:rFonts w:ascii="Symbol" w:hAnsi="Symbol" w:hint="default"/>
+        <w:sz w:val="20"/>
+      </w:rPr>
+    </w:lvl>
+    <w:lvl w:ilvl="1" w:tentative="1">
+      <w:start w:val="1"/>
+      <w:numFmt w:val="bullet"/>
+      <w:lvlText w:val="o"/>
+      <w:lvlJc w:val="left"/>
+      <w:pPr>
+        <w:tabs>
+          <w:tab w:val="num" w:pos="1440"/>
+        </w:tabs>
+        <w:ind w:left="1440" w:hanging="360"/>
+      </w:pPr>
+      <w:rPr>
+        <w:rFonts w:ascii="Courier New" w:hAnsi="Courier New" w:hint="default"/>
+        <w:sz w:val="20"/>
+      </w:rPr>
+    </w:lvl>
+    <w:lvl w:ilvl="2" w:tentative="1">
+      <w:start w:val="1"/>
+      <w:numFmt w:val="bullet"/>
+      <w:lvlText w:val=""/>
+      <w:lvlJc w:val="left"/>
+      <w:pPr>
+        <w:tabs>
+          <w:tab w:val="num" w:pos="2160"/>
+        </w:tabs>
+        <w:ind w:left="2160" w:hanging="360"/>
+      </w:pPr>
+      <w:rPr>
+        <w:rFonts w:ascii="Wingdings" w:hAnsi="Wingdings" w:hint="default"/>
+        <w:sz w:val="20"/>
+      </w:rPr>
+    </w:lvl>
+    <w:lvl w:ilvl="3" w:tentative="1">
+      <w:start w:val="1"/>
+      <w:numFmt w:val="bullet"/>
+      <w:lvlText w:val=""/>
+      <w:lvlJc w:val="left"/>
+      <w:pPr>
+        <w:tabs>
+          <w:tab w:val="num" w:pos="2880"/>
+        </w:tabs>
+        <w:ind w:left="2880" w:hanging="360"/>
+      </w:pPr>
+      <w:rPr>
+        <w:rFonts w:ascii="Wingdings" w:hAnsi="Wingdings" w:hint="default"/>
+        <w:sz w:val="20"/>
+      </w:rPr>
+    </w:lvl>
+    <w:lvl w:ilvl="4" w:tentative="1">
+      <w:start w:val="1"/>
+      <w:numFmt w:val="bullet"/>
+      <w:lvlText w:val=""/>
+      <w:lvlJc w:val="left"/>
+      <w:pPr>
+        <w:tabs>
+          <w:tab w:val="num" w:pos="3600"/>
+        </w:tabs>
+        <w:ind w:left="3600" w:hanging="360"/>
+      </w:pPr>
+      <w:rPr>
+        <w:rFonts w:ascii="Wingdings" w:hAnsi="Wingdings" w:hint="default"/>
+        <w:sz w:val="20"/>
+      </w:rPr>
+    </w:lvl>
+    <w:lvl w:ilvl="5" w:tentative="1">
+      <w:start w:val="1"/>
+      <w:numFmt w:val="bullet"/>
+      <w:lvlText w:val=""/>
+      <w:lvlJc w:val="left"/>
+      <w:pPr>
+        <w:tabs>
+          <w:tab w:val="num" w:pos="4320"/>
+        </w:tabs>
+        <w:ind w:left="4320" w:hanging="360"/>
+      </w:pPr>
+      <w:rPr>
+        <w:rFonts w:ascii="Wingdings" w:hAnsi="Wingdings" w:hint="default"/>
+        <w:sz w:val="20"/>
+      </w:rPr>
+    </w:lvl>
+    <w:lvl w:ilvl="6" w:tentative="1">
+      <w:start w:val="1"/>
+      <w:numFmt w:val="bullet"/>
+      <w:lvlText w:val=""/>
+      <w:lvlJc w:val="left"/>
+      <w:pPr>
+        <w:tabs>
+          <w:tab w:val="num" w:pos="5040"/>
+        </w:tabs>
+        <w:ind w:left="5040" w:hanging="360"/>
+      </w:pPr>
+      <w:rPr>
+        <w:rFonts w:ascii="Wingdings" w:hAnsi="Wingdings" w:hint="default"/>
+        <w:sz w:val="20"/>
+      </w:rPr>
+    </w:lvl>
+    <w:lvl w:ilvl="7" w:tentative="1">
+      <w:start w:val="1"/>
+      <w:numFmt w:val="bullet"/>
+      <w:lvlText w:val=""/>
+      <w:lvlJc w:val="left"/>
+      <w:pPr>
+        <w:tabs>
+          <w:tab w:val="num" w:pos="5760"/>
+        </w:tabs>
+        <w:ind w:left="5760" w:hanging="360"/>
+      </w:pPr>
+      <w:rPr>
+        <w:rFonts w:ascii="Wingdings" w:hAnsi="Wingdings" w:hint="default"/>
+        <w:sz w:val="20"/>
+      </w:rPr>
+    </w:lvl>
+    <w:lvl w:ilvl="8" w:tentative="1">
+      <w:start w:val="1"/>
+      <w:numFmt w:val="bullet"/>
+      <w:lvlText w:val=""/>
+      <w:lvlJc w:val="left"/>
+      <w:pPr>
+        <w:tabs>
+          <w:tab w:val="num" w:pos="6480"/>
+        </w:tabs>
+        <w:ind w:left="6480" w:hanging="360"/>
+      </w:pPr>
+      <w:rPr>
+        <w:rFonts w:ascii="Wingdings" w:hAnsi="Wingdings" w:hint="default"/>
+        <w:sz w:val="20"/>
+      </w:rPr>
+    </w:lvl>
+  </w:abstractNum>
+  <w:abstractNum w:abstractNumId="16" w15:restartNumberingAfterBreak="0">
     <w:nsid w:val="755B750C"/>
     <w:multiLevelType w:val="multilevel"/>
     <w:tmpl w:val="0F06AB44"/>
@@ -33206,7 +38401,7 @@
       </w:pPr>
     </w:lvl>
   </w:abstractNum>
-  <w:abstractNum w:abstractNumId="11" w15:restartNumberingAfterBreak="0">
+  <w:abstractNum w:abstractNumId="17" w15:restartNumberingAfterBreak="0">
     <w:nsid w:val="776A6FAD"/>
     <w:multiLevelType w:val="hybridMultilevel"/>
     <w:tmpl w:val="F94A129C"/>
@@ -33319,7 +38514,7 @@
       </w:rPr>
     </w:lvl>
   </w:abstractNum>
-  <w:abstractNum w:abstractNumId="12" w15:restartNumberingAfterBreak="0">
+  <w:abstractNum w:abstractNumId="18" w15:restartNumberingAfterBreak="0">
     <w:nsid w:val="7E990C48"/>
     <w:multiLevelType w:val="hybridMultilevel"/>
     <w:tmpl w:val="909C584E"/>
@@ -33433,46 +38628,64 @@
     </w:lvl>
   </w:abstractNum>
   <w:num w:numId="1" w16cid:durableId="1206406195">
-    <w:abstractNumId w:val="7"/>
+    <w:abstractNumId w:val="11"/>
   </w:num>
   <w:num w:numId="2" w16cid:durableId="1531995310">
-    <w:abstractNumId w:val="5"/>
+    <w:abstractNumId w:val="8"/>
   </w:num>
   <w:num w:numId="3" w16cid:durableId="935864502">
     <w:abstractNumId w:val="0"/>
   </w:num>
   <w:num w:numId="4" w16cid:durableId="1806240557">
+    <w:abstractNumId w:val="16"/>
+  </w:num>
+  <w:num w:numId="5" w16cid:durableId="1187255747">
+    <w:abstractNumId w:val="5"/>
+  </w:num>
+  <w:num w:numId="6" w16cid:durableId="142822251">
+    <w:abstractNumId w:val="2"/>
+  </w:num>
+  <w:num w:numId="7" w16cid:durableId="856963584">
+    <w:abstractNumId w:val="2"/>
+  </w:num>
+  <w:num w:numId="8" w16cid:durableId="1366099954">
+    <w:abstractNumId w:val="18"/>
+  </w:num>
+  <w:num w:numId="9" w16cid:durableId="192424086">
+    <w:abstractNumId w:val="12"/>
+  </w:num>
+  <w:num w:numId="10" w16cid:durableId="416755894">
+    <w:abstractNumId w:val="14"/>
+  </w:num>
+  <w:num w:numId="11" w16cid:durableId="1504515063">
     <w:abstractNumId w:val="10"/>
   </w:num>
-  <w:num w:numId="5" w16cid:durableId="1187255747">
+  <w:num w:numId="12" w16cid:durableId="1543251577">
+    <w:abstractNumId w:val="6"/>
+  </w:num>
+  <w:num w:numId="13" w16cid:durableId="1355184916">
     <w:abstractNumId w:val="3"/>
   </w:num>
-  <w:num w:numId="6" w16cid:durableId="142822251">
-    <w:abstractNumId w:val="1"/>
+  <w:num w:numId="14" w16cid:durableId="1346593497">
+    <w:abstractNumId w:val="17"/>
   </w:num>
-  <w:num w:numId="7" w16cid:durableId="856963584">
-    <w:abstractNumId w:val="1"/>
+  <w:num w:numId="15" w16cid:durableId="1408500936">
+    <w:abstractNumId w:val="4"/>
   </w:num>
-  <w:num w:numId="8" w16cid:durableId="1366099954">
-    <w:abstractNumId w:val="12"/>
+  <w:num w:numId="16" w16cid:durableId="1333333670">
+    <w:abstractNumId w:val="13"/>
   </w:num>
-  <w:num w:numId="9" w16cid:durableId="192424086">
-    <w:abstractNumId w:val="8"/>
+  <w:num w:numId="17" w16cid:durableId="367684211">
+    <w:abstractNumId w:val="7"/>
   </w:num>
-  <w:num w:numId="10" w16cid:durableId="416755894">
+  <w:num w:numId="18" w16cid:durableId="543562671">
     <w:abstractNumId w:val="9"/>
   </w:num>
-  <w:num w:numId="11" w16cid:durableId="1504515063">
-    <w:abstractNumId w:val="6"/>
+  <w:num w:numId="19" w16cid:durableId="1152986568">
+    <w:abstractNumId w:val="15"/>
   </w:num>
-  <w:num w:numId="12" w16cid:durableId="1543251577">
-    <w:abstractNumId w:val="4"/>
-  </w:num>
-  <w:num w:numId="13" w16cid:durableId="1355184916">
-    <w:abstractNumId w:val="2"/>
-  </w:num>
-  <w:num w:numId="14" w16cid:durableId="1346593497">
-    <w:abstractNumId w:val="11"/>
+  <w:num w:numId="20" w16cid:durableId="37753347">
+    <w:abstractNumId w:val="1"/>
   </w:num>
 </w:numbering>
 </file>
@@ -34527,6 +39740,23 @@
       <w:u w:val="single"/>
     </w:rPr>
   </w:style>
+  <w:style w:type="paragraph" w:styleId="NormalWeb">
+    <w:name w:val="Normal (Web)"/>
+    <w:basedOn w:val="Normal"/>
+    <w:uiPriority w:val="99"/>
+    <w:semiHidden/>
+    <w:unhideWhenUsed/>
+    <w:rsid w:val="0015709F"/>
+    <w:pPr>
+      <w:spacing w:before="100" w:beforeAutospacing="1" w:after="100" w:afterAutospacing="1" w:line="240" w:lineRule="auto"/>
+    </w:pPr>
+    <w:rPr>
+      <w:rFonts w:eastAsia="Times New Roman"/>
+      <w:kern w:val="0"/>
+      <w:lang w:val="es-CO" w:eastAsia="es-CO"/>
+      <w14:ligatures w14:val="none"/>
+    </w:rPr>
+  </w:style>
 </w:styles>
 </file>
 

--- a/docs/SRS.docx
+++ b/docs/SRS.docx
@@ -3,54 +3,108 @@
 <w:document xmlns:wpc="http://schemas.microsoft.com/office/word/2010/wordprocessingCanvas" xmlns:cx="http://schemas.microsoft.com/office/drawing/2014/chartex" xmlns:cx1="http://schemas.microsoft.com/office/drawing/2015/9/8/chartex" xmlns:cx2="http://schemas.microsoft.com/office/drawing/2015/10/21/chartex" xmlns:cx3="http://schemas.microsoft.com/office/drawing/2016/5/9/chartex" xmlns:cx4="http://schemas.microsoft.com/office/drawing/2016/5/10/chartex" xmlns:cx5="http://schemas.microsoft.com/office/drawing/2016/5/11/chartex" xmlns:cx6="http://schemas.microsoft.com/office/drawing/2016/5/12/chartex" xmlns:cx7="http://schemas.microsoft.com/office/drawing/2016/5/13/chartex" xmlns:cx8="http://schemas.microsoft.com/office/drawing/2016/5/14/chartex" xmlns:mc="http://schemas.openxmlformats.org/markup-compatibility/2006" xmlns:aink="http://schemas.microsoft.com/office/drawing/2016/ink" xmlns:am3d="http://schemas.microsoft.com/office/drawing/2017/model3d" xmlns:o="urn:schemas-microsoft-com:office:office" xmlns:oel="http://schemas.microsoft.com/office/2019/extlst" xmlns:r="http://schemas.openxmlformats.org/officeDocument/2006/relationships" xmlns:m="http://schemas.openxmlformats.org/officeDocument/2006/math" xmlns:v="urn:schemas-microsoft-com:vml" xmlns:wp14="http://schemas.microsoft.com/office/word/2010/wordprocessingDrawing" xmlns:wp="http://schemas.openxmlformats.org/drawingml/2006/wordprocessingDrawing" xmlns:w10="urn:schemas-microsoft-com:office:word" xmlns:w="http://schemas.openxmlformats.org/wordprocessingml/2006/main" xmlns:w14="http://schemas.microsoft.com/office/word/2010/wordml" xmlns:w15="http://schemas.microsoft.com/office/word/2012/wordml" xmlns:w16cei="http://schemas.microsoft.com/office/word/2026/wordml/cei" xmlns:w16cex="http://schemas.microsoft.com/office/word/2018/wordml/cex" xmlns:w16cid="http://schemas.microsoft.com/office/word/2016/wordml/cid" xmlns:w16="http://schemas.microsoft.com/office/word/2018/wordml" xmlns:w16du="http://schemas.microsoft.com/office/word/2023/wordml/word16du" xmlns:w16sdtdh="http://schemas.microsoft.com/office/word/2020/wordml/sdtdatahash" xmlns:w16sdtfl="http://schemas.microsoft.com/office/word/2024/wordml/sdtformatlock" xmlns:w16se="http://schemas.microsoft.com/office/word/2015/wordml/symex" xmlns:wpg="http://schemas.microsoft.com/office/word/2010/wordprocessingGroup" xmlns:wpi="http://schemas.microsoft.com/office/word/2010/wordprocessingInk" xmlns:wne="http://schemas.microsoft.com/office/word/2006/wordml" xmlns:wps="http://schemas.microsoft.com/office/word/2010/wordprocessingShape" mc:Ignorable="w14 w15 w16se w16cid w16 w16cex w16sdtdh w16sdtfl w16du wp14">
   <w:body>
     <w:p>
-      <w:r>
-        <w:t>MisNotas</w:t>
-      </w:r>
-    </w:p>
-    <w:p/>
-    <w:p/>
-    <w:p/>
-    <w:p/>
-    <w:p/>
-    <w:p/>
-    <w:p/>
-    <w:p>
-      <w:r>
-        <w:t>Software Requirements Specification Document</w:t>
-      </w:r>
-    </w:p>
-    <w:p/>
-    <w:p/>
-    <w:p/>
-    <w:p/>
-    <w:p/>
-    <w:p/>
-    <w:p/>
-    <w:p/>
-    <w:p>
-      <w:r>
+      <w:pPr>
+        <w:jc w:val="center"/>
         <w:rPr>
           <w:b/>
           <w:bCs/>
         </w:rPr>
-        <w:t>Version:</w:t>
-      </w:r>
-      <w:r>
-        <w:t xml:space="preserve"> 0.1</w:t>
-      </w:r>
-      <w:r>
-        <w:br/>
-      </w:r>
+      </w:pPr>
       <w:r>
         <w:rPr>
           <w:b/>
           <w:bCs/>
         </w:rPr>
-        <w:t>Status:</w:t>
-      </w:r>
-      <w:r>
-        <w:t xml:space="preserve"> Draft</w:t>
-      </w:r>
+        <w:t>MisNotas</w:t>
+      </w:r>
+    </w:p>
+    <w:p>
+      <w:pPr>
+        <w:jc w:val="center"/>
+      </w:pPr>
+    </w:p>
+    <w:p>
+      <w:pPr>
+        <w:jc w:val="center"/>
+      </w:pPr>
+    </w:p>
+    <w:p>
+      <w:pPr>
+        <w:jc w:val="center"/>
+      </w:pPr>
+    </w:p>
+    <w:p>
+      <w:pPr>
+        <w:jc w:val="center"/>
+      </w:pPr>
+    </w:p>
+    <w:p>
+      <w:pPr>
+        <w:jc w:val="center"/>
+      </w:pPr>
+    </w:p>
+    <w:p>
+      <w:pPr>
+        <w:jc w:val="center"/>
+      </w:pPr>
+    </w:p>
+    <w:p>
+      <w:pPr>
+        <w:jc w:val="center"/>
+      </w:pPr>
+    </w:p>
+    <w:p>
+      <w:pPr>
+        <w:jc w:val="center"/>
+      </w:pPr>
+      <w:r>
+        <w:t>Software Requirements Specification Document</w:t>
+      </w:r>
+    </w:p>
+    <w:p>
+      <w:pPr>
+        <w:jc w:val="center"/>
+      </w:pPr>
+    </w:p>
+    <w:p>
+      <w:pPr>
+        <w:jc w:val="center"/>
+      </w:pPr>
+    </w:p>
+    <w:p>
+      <w:pPr>
+        <w:jc w:val="center"/>
+      </w:pPr>
+    </w:p>
+    <w:p>
+      <w:pPr>
+        <w:jc w:val="center"/>
+      </w:pPr>
+    </w:p>
+    <w:p>
+      <w:pPr>
+        <w:jc w:val="center"/>
+      </w:pPr>
+    </w:p>
+    <w:p>
+      <w:pPr>
+        <w:jc w:val="center"/>
+      </w:pPr>
+    </w:p>
+    <w:p>
+      <w:pPr>
+        <w:jc w:val="center"/>
+      </w:pPr>
+    </w:p>
+    <w:p>
+      <w:pPr>
+        <w:jc w:val="center"/>
+      </w:pPr>
+    </w:p>
+    <w:p>
+      <w:pPr>
+        <w:jc w:val="center"/>
+      </w:pPr>
       <w:r>
         <w:br/>
       </w:r>
@@ -79,6 +133,9 @@
       </w:r>
     </w:p>
     <w:p>
+      <w:pPr>
+        <w:jc w:val="center"/>
+      </w:pPr>
       <w:r>
         <w:br w:type="page"/>
       </w:r>
@@ -127,8 +184,16 @@
         <w:p>
           <w:pPr>
             <w:pStyle w:val="TDC1"/>
+            <w:tabs>
+              <w:tab w:val="left" w:pos="480"/>
+              <w:tab w:val="right" w:leader="dot" w:pos="9350"/>
+            </w:tabs>
             <w:rPr>
               <w:rFonts w:asciiTheme="minorHAnsi" w:eastAsiaTheme="minorEastAsia" w:hAnsiTheme="minorHAnsi" w:cstheme="minorBidi"/>
+              <w:noProof/>
+              <w:kern w:val="2"/>
+              <w:lang w:val="es-CO"/>
+              <w14:ligatures w14:val="standardContextual"/>
             </w:rPr>
           </w:pPr>
           <w:r>
@@ -140,62 +205,75 @@
           <w:r>
             <w:fldChar w:fldCharType="separate"/>
           </w:r>
-          <w:hyperlink w:anchor="_Toc237869086" w:history="1">
+          <w:hyperlink w:anchor="_Toc237869683" w:history="1">
             <w:r>
               <w:rPr>
                 <w:rStyle w:val="Hipervnculo"/>
+                <w:noProof/>
               </w:rPr>
               <w:t>1</w:t>
             </w:r>
             <w:r>
               <w:rPr>
                 <w:rFonts w:asciiTheme="minorHAnsi" w:eastAsiaTheme="minorEastAsia" w:hAnsiTheme="minorHAnsi" w:cstheme="minorBidi"/>
+                <w:noProof/>
+                <w:kern w:val="2"/>
+                <w:lang w:val="es-CO"/>
+                <w14:ligatures w14:val="standardContextual"/>
               </w:rPr>
               <w:tab/>
             </w:r>
             <w:r>
               <w:rPr>
                 <w:rStyle w:val="Hipervnculo"/>
+                <w:noProof/>
               </w:rPr>
               <w:t>Introduction</w:t>
             </w:r>
             <w:r>
               <w:rPr>
+                <w:noProof/>
                 <w:webHidden/>
               </w:rPr>
               <w:tab/>
             </w:r>
             <w:r>
               <w:rPr>
+                <w:noProof/>
                 <w:webHidden/>
               </w:rPr>
               <w:fldChar w:fldCharType="begin"/>
             </w:r>
             <w:r>
               <w:rPr>
-                <w:webHidden/>
-              </w:rPr>
-              <w:instrText xml:space="preserve"> PAGEREF _Toc237869086 \h </w:instrText>
-            </w:r>
-            <w:r>
-              <w:rPr>
-                <w:webHidden/>
-              </w:rPr>
-            </w:r>
-            <w:r>
-              <w:rPr>
+                <w:noProof/>
+                <w:webHidden/>
+              </w:rPr>
+              <w:instrText xml:space="preserve"> PAGEREF _Toc237869683 \h </w:instrText>
+            </w:r>
+            <w:r>
+              <w:rPr>
+                <w:noProof/>
+                <w:webHidden/>
+              </w:rPr>
+            </w:r>
+            <w:r>
+              <w:rPr>
+                <w:noProof/>
                 <w:webHidden/>
               </w:rPr>
               <w:fldChar w:fldCharType="separate"/>
             </w:r>
             <w:r>
               <w:rPr>
-                <w:webHidden/>
-              </w:rPr>
-              <w:t>4</w:t>
-            </w:r>
-            <w:r>
-              <w:rPr>
+                <w:noProof/>
+                <w:webHidden/>
+              </w:rPr>
+              <w:t>5</w:t>
+            </w:r>
+            <w:r>
+              <w:rPr>
+                <w:noProof/>
                 <w:webHidden/>
               </w:rPr>
               <w:fldChar w:fldCharType="end"/>
@@ -205,66 +283,87 @@
         <w:p>
           <w:pPr>
             <w:pStyle w:val="TDC2"/>
+            <w:tabs>
+              <w:tab w:val="left" w:pos="960"/>
+              <w:tab w:val="right" w:leader="dot" w:pos="9350"/>
+            </w:tabs>
             <w:rPr>
               <w:rFonts w:asciiTheme="minorHAnsi" w:eastAsiaTheme="minorEastAsia" w:hAnsiTheme="minorHAnsi" w:cstheme="minorBidi"/>
+              <w:noProof/>
+              <w:kern w:val="2"/>
+              <w:lang w:val="es-CO"/>
+              <w14:ligatures w14:val="standardContextual"/>
             </w:rPr>
           </w:pPr>
-          <w:hyperlink w:anchor="_Toc237869087" w:history="1">
+          <w:hyperlink w:anchor="_Toc237869684" w:history="1">
             <w:r>
               <w:rPr>
                 <w:rStyle w:val="Hipervnculo"/>
+                <w:noProof/>
               </w:rPr>
               <w:t>1.1</w:t>
             </w:r>
             <w:r>
               <w:rPr>
                 <w:rFonts w:asciiTheme="minorHAnsi" w:eastAsiaTheme="minorEastAsia" w:hAnsiTheme="minorHAnsi" w:cstheme="minorBidi"/>
+                <w:noProof/>
+                <w:kern w:val="2"/>
+                <w:lang w:val="es-CO"/>
+                <w14:ligatures w14:val="standardContextual"/>
               </w:rPr>
               <w:tab/>
             </w:r>
             <w:r>
               <w:rPr>
                 <w:rStyle w:val="Hipervnculo"/>
+                <w:noProof/>
               </w:rPr>
               <w:t>Purpose</w:t>
             </w:r>
             <w:r>
               <w:rPr>
+                <w:noProof/>
                 <w:webHidden/>
               </w:rPr>
               <w:tab/>
             </w:r>
             <w:r>
               <w:rPr>
+                <w:noProof/>
                 <w:webHidden/>
               </w:rPr>
               <w:fldChar w:fldCharType="begin"/>
             </w:r>
             <w:r>
               <w:rPr>
-                <w:webHidden/>
-              </w:rPr>
-              <w:instrText xml:space="preserve"> PAGEREF _Toc237869087 \h </w:instrText>
-            </w:r>
-            <w:r>
-              <w:rPr>
-                <w:webHidden/>
-              </w:rPr>
-            </w:r>
-            <w:r>
-              <w:rPr>
+                <w:noProof/>
+                <w:webHidden/>
+              </w:rPr>
+              <w:instrText xml:space="preserve"> PAGEREF _Toc237869684 \h </w:instrText>
+            </w:r>
+            <w:r>
+              <w:rPr>
+                <w:noProof/>
+                <w:webHidden/>
+              </w:rPr>
+            </w:r>
+            <w:r>
+              <w:rPr>
+                <w:noProof/>
                 <w:webHidden/>
               </w:rPr>
               <w:fldChar w:fldCharType="separate"/>
             </w:r>
             <w:r>
               <w:rPr>
-                <w:webHidden/>
-              </w:rPr>
-              <w:t>4</w:t>
-            </w:r>
-            <w:r>
-              <w:rPr>
+                <w:noProof/>
+                <w:webHidden/>
+              </w:rPr>
+              <w:t>5</w:t>
+            </w:r>
+            <w:r>
+              <w:rPr>
+                <w:noProof/>
                 <w:webHidden/>
               </w:rPr>
               <w:fldChar w:fldCharType="end"/>
@@ -274,66 +373,87 @@
         <w:p>
           <w:pPr>
             <w:pStyle w:val="TDC2"/>
+            <w:tabs>
+              <w:tab w:val="left" w:pos="960"/>
+              <w:tab w:val="right" w:leader="dot" w:pos="9350"/>
+            </w:tabs>
             <w:rPr>
               <w:rFonts w:asciiTheme="minorHAnsi" w:eastAsiaTheme="minorEastAsia" w:hAnsiTheme="minorHAnsi" w:cstheme="minorBidi"/>
+              <w:noProof/>
+              <w:kern w:val="2"/>
+              <w:lang w:val="es-CO"/>
+              <w14:ligatures w14:val="standardContextual"/>
             </w:rPr>
           </w:pPr>
-          <w:hyperlink w:anchor="_Toc237869088" w:history="1">
+          <w:hyperlink w:anchor="_Toc237869685" w:history="1">
             <w:r>
               <w:rPr>
                 <w:rStyle w:val="Hipervnculo"/>
+                <w:noProof/>
               </w:rPr>
               <w:t>1.2</w:t>
             </w:r>
             <w:r>
               <w:rPr>
                 <w:rFonts w:asciiTheme="minorHAnsi" w:eastAsiaTheme="minorEastAsia" w:hAnsiTheme="minorHAnsi" w:cstheme="minorBidi"/>
+                <w:noProof/>
+                <w:kern w:val="2"/>
+                <w:lang w:val="es-CO"/>
+                <w14:ligatures w14:val="standardContextual"/>
               </w:rPr>
               <w:tab/>
             </w:r>
             <w:r>
               <w:rPr>
                 <w:rStyle w:val="Hipervnculo"/>
+                <w:noProof/>
               </w:rPr>
               <w:t>Scope</w:t>
             </w:r>
             <w:r>
               <w:rPr>
+                <w:noProof/>
                 <w:webHidden/>
               </w:rPr>
               <w:tab/>
             </w:r>
             <w:r>
               <w:rPr>
+                <w:noProof/>
                 <w:webHidden/>
               </w:rPr>
               <w:fldChar w:fldCharType="begin"/>
             </w:r>
             <w:r>
               <w:rPr>
-                <w:webHidden/>
-              </w:rPr>
-              <w:instrText xml:space="preserve"> PAGEREF _Toc237869088 \h </w:instrText>
-            </w:r>
-            <w:r>
-              <w:rPr>
-                <w:webHidden/>
-              </w:rPr>
-            </w:r>
-            <w:r>
-              <w:rPr>
+                <w:noProof/>
+                <w:webHidden/>
+              </w:rPr>
+              <w:instrText xml:space="preserve"> PAGEREF _Toc237869685 \h </w:instrText>
+            </w:r>
+            <w:r>
+              <w:rPr>
+                <w:noProof/>
+                <w:webHidden/>
+              </w:rPr>
+            </w:r>
+            <w:r>
+              <w:rPr>
+                <w:noProof/>
                 <w:webHidden/>
               </w:rPr>
               <w:fldChar w:fldCharType="separate"/>
             </w:r>
             <w:r>
               <w:rPr>
-                <w:webHidden/>
-              </w:rPr>
-              <w:t>4</w:t>
-            </w:r>
-            <w:r>
-              <w:rPr>
+                <w:noProof/>
+                <w:webHidden/>
+              </w:rPr>
+              <w:t>5</w:t>
+            </w:r>
+            <w:r>
+              <w:rPr>
+                <w:noProof/>
                 <w:webHidden/>
               </w:rPr>
               <w:fldChar w:fldCharType="end"/>
@@ -343,66 +463,87 @@
         <w:p>
           <w:pPr>
             <w:pStyle w:val="TDC2"/>
+            <w:tabs>
+              <w:tab w:val="left" w:pos="960"/>
+              <w:tab w:val="right" w:leader="dot" w:pos="9350"/>
+            </w:tabs>
             <w:rPr>
               <w:rFonts w:asciiTheme="minorHAnsi" w:eastAsiaTheme="minorEastAsia" w:hAnsiTheme="minorHAnsi" w:cstheme="minorBidi"/>
+              <w:noProof/>
+              <w:kern w:val="2"/>
+              <w:lang w:val="es-CO"/>
+              <w14:ligatures w14:val="standardContextual"/>
             </w:rPr>
           </w:pPr>
-          <w:hyperlink w:anchor="_Toc237869089" w:history="1">
+          <w:hyperlink w:anchor="_Toc237869686" w:history="1">
             <w:r>
               <w:rPr>
                 <w:rStyle w:val="Hipervnculo"/>
+                <w:noProof/>
               </w:rPr>
               <w:t>1.3</w:t>
             </w:r>
             <w:r>
               <w:rPr>
                 <w:rFonts w:asciiTheme="minorHAnsi" w:eastAsiaTheme="minorEastAsia" w:hAnsiTheme="minorHAnsi" w:cstheme="minorBidi"/>
+                <w:noProof/>
+                <w:kern w:val="2"/>
+                <w:lang w:val="es-CO"/>
+                <w14:ligatures w14:val="standardContextual"/>
               </w:rPr>
               <w:tab/>
             </w:r>
             <w:r>
               <w:rPr>
                 <w:rStyle w:val="Hipervnculo"/>
+                <w:noProof/>
               </w:rPr>
               <w:t>Intended Audience</w:t>
             </w:r>
             <w:r>
               <w:rPr>
+                <w:noProof/>
                 <w:webHidden/>
               </w:rPr>
               <w:tab/>
             </w:r>
             <w:r>
               <w:rPr>
+                <w:noProof/>
                 <w:webHidden/>
               </w:rPr>
               <w:fldChar w:fldCharType="begin"/>
             </w:r>
             <w:r>
               <w:rPr>
-                <w:webHidden/>
-              </w:rPr>
-              <w:instrText xml:space="preserve"> PAGEREF _Toc237869089 \h </w:instrText>
-            </w:r>
-            <w:r>
-              <w:rPr>
-                <w:webHidden/>
-              </w:rPr>
-            </w:r>
-            <w:r>
-              <w:rPr>
+                <w:noProof/>
+                <w:webHidden/>
+              </w:rPr>
+              <w:instrText xml:space="preserve"> PAGEREF _Toc237869686 \h </w:instrText>
+            </w:r>
+            <w:r>
+              <w:rPr>
+                <w:noProof/>
+                <w:webHidden/>
+              </w:rPr>
+            </w:r>
+            <w:r>
+              <w:rPr>
+                <w:noProof/>
                 <w:webHidden/>
               </w:rPr>
               <w:fldChar w:fldCharType="separate"/>
             </w:r>
             <w:r>
               <w:rPr>
+                <w:noProof/>
                 <w:webHidden/>
               </w:rPr>
               <w:t>5</w:t>
             </w:r>
             <w:r>
               <w:rPr>
+                <w:noProof/>
                 <w:webHidden/>
               </w:rPr>
               <w:fldChar w:fldCharType="end"/>
@@ -412,66 +553,87 @@
         <w:p>
           <w:pPr>
             <w:pStyle w:val="TDC2"/>
+            <w:tabs>
+              <w:tab w:val="left" w:pos="960"/>
+              <w:tab w:val="right" w:leader="dot" w:pos="9350"/>
+            </w:tabs>
             <w:rPr>
               <w:rFonts w:asciiTheme="minorHAnsi" w:eastAsiaTheme="minorEastAsia" w:hAnsiTheme="minorHAnsi" w:cstheme="minorBidi"/>
+              <w:noProof/>
+              <w:kern w:val="2"/>
+              <w:lang w:val="es-CO"/>
+              <w14:ligatures w14:val="standardContextual"/>
             </w:rPr>
           </w:pPr>
-          <w:hyperlink w:anchor="_Toc237869090" w:history="1">
+          <w:hyperlink w:anchor="_Toc237869687" w:history="1">
             <w:r>
               <w:rPr>
                 <w:rStyle w:val="Hipervnculo"/>
+                <w:noProof/>
               </w:rPr>
               <w:t>1.4</w:t>
             </w:r>
             <w:r>
               <w:rPr>
                 <w:rFonts w:asciiTheme="minorHAnsi" w:eastAsiaTheme="minorEastAsia" w:hAnsiTheme="minorHAnsi" w:cstheme="minorBidi"/>
+                <w:noProof/>
+                <w:kern w:val="2"/>
+                <w:lang w:val="es-CO"/>
+                <w14:ligatures w14:val="standardContextual"/>
               </w:rPr>
               <w:tab/>
             </w:r>
             <w:r>
               <w:rPr>
                 <w:rStyle w:val="Hipervnculo"/>
+                <w:noProof/>
               </w:rPr>
               <w:t>Definitions</w:t>
             </w:r>
             <w:r>
               <w:rPr>
+                <w:noProof/>
                 <w:webHidden/>
               </w:rPr>
               <w:tab/>
             </w:r>
             <w:r>
               <w:rPr>
+                <w:noProof/>
                 <w:webHidden/>
               </w:rPr>
               <w:fldChar w:fldCharType="begin"/>
             </w:r>
             <w:r>
               <w:rPr>
-                <w:webHidden/>
-              </w:rPr>
-              <w:instrText xml:space="preserve"> PAGEREF _Toc237869090 \h </w:instrText>
-            </w:r>
-            <w:r>
-              <w:rPr>
-                <w:webHidden/>
-              </w:rPr>
-            </w:r>
-            <w:r>
-              <w:rPr>
+                <w:noProof/>
+                <w:webHidden/>
+              </w:rPr>
+              <w:instrText xml:space="preserve"> PAGEREF _Toc237869687 \h </w:instrText>
+            </w:r>
+            <w:r>
+              <w:rPr>
+                <w:noProof/>
+                <w:webHidden/>
+              </w:rPr>
+            </w:r>
+            <w:r>
+              <w:rPr>
+                <w:noProof/>
                 <w:webHidden/>
               </w:rPr>
               <w:fldChar w:fldCharType="separate"/>
             </w:r>
             <w:r>
               <w:rPr>
-                <w:webHidden/>
-              </w:rPr>
-              <w:t>5</w:t>
-            </w:r>
-            <w:r>
-              <w:rPr>
+                <w:noProof/>
+                <w:webHidden/>
+              </w:rPr>
+              <w:t>6</w:t>
+            </w:r>
+            <w:r>
+              <w:rPr>
+                <w:noProof/>
                 <w:webHidden/>
               </w:rPr>
               <w:fldChar w:fldCharType="end"/>
@@ -481,66 +643,87 @@
         <w:p>
           <w:pPr>
             <w:pStyle w:val="TDC1"/>
+            <w:tabs>
+              <w:tab w:val="left" w:pos="480"/>
+              <w:tab w:val="right" w:leader="dot" w:pos="9350"/>
+            </w:tabs>
             <w:rPr>
               <w:rFonts w:asciiTheme="minorHAnsi" w:eastAsiaTheme="minorEastAsia" w:hAnsiTheme="minorHAnsi" w:cstheme="minorBidi"/>
+              <w:noProof/>
+              <w:kern w:val="2"/>
+              <w:lang w:val="es-CO"/>
+              <w14:ligatures w14:val="standardContextual"/>
             </w:rPr>
           </w:pPr>
-          <w:hyperlink w:anchor="_Toc237869091" w:history="1">
+          <w:hyperlink w:anchor="_Toc237869688" w:history="1">
             <w:r>
               <w:rPr>
                 <w:rStyle w:val="Hipervnculo"/>
+                <w:noProof/>
               </w:rPr>
               <w:t>2</w:t>
             </w:r>
             <w:r>
               <w:rPr>
                 <w:rFonts w:asciiTheme="minorHAnsi" w:eastAsiaTheme="minorEastAsia" w:hAnsiTheme="minorHAnsi" w:cstheme="minorBidi"/>
+                <w:noProof/>
+                <w:kern w:val="2"/>
+                <w:lang w:val="es-CO"/>
+                <w14:ligatures w14:val="standardContextual"/>
               </w:rPr>
               <w:tab/>
             </w:r>
             <w:r>
               <w:rPr>
                 <w:rStyle w:val="Hipervnculo"/>
+                <w:noProof/>
               </w:rPr>
               <w:t>Product Overview</w:t>
             </w:r>
             <w:r>
               <w:rPr>
+                <w:noProof/>
                 <w:webHidden/>
               </w:rPr>
               <w:tab/>
             </w:r>
             <w:r>
               <w:rPr>
+                <w:noProof/>
                 <w:webHidden/>
               </w:rPr>
               <w:fldChar w:fldCharType="begin"/>
             </w:r>
             <w:r>
               <w:rPr>
-                <w:webHidden/>
-              </w:rPr>
-              <w:instrText xml:space="preserve"> PAGEREF _Toc237869091 \h </w:instrText>
-            </w:r>
-            <w:r>
-              <w:rPr>
-                <w:webHidden/>
-              </w:rPr>
-            </w:r>
-            <w:r>
-              <w:rPr>
+                <w:noProof/>
+                <w:webHidden/>
+              </w:rPr>
+              <w:instrText xml:space="preserve"> PAGEREF _Toc237869688 \h </w:instrText>
+            </w:r>
+            <w:r>
+              <w:rPr>
+                <w:noProof/>
+                <w:webHidden/>
+              </w:rPr>
+            </w:r>
+            <w:r>
+              <w:rPr>
+                <w:noProof/>
                 <w:webHidden/>
               </w:rPr>
               <w:fldChar w:fldCharType="separate"/>
             </w:r>
             <w:r>
               <w:rPr>
+                <w:noProof/>
                 <w:webHidden/>
               </w:rPr>
               <w:t>6</w:t>
             </w:r>
             <w:r>
               <w:rPr>
+                <w:noProof/>
                 <w:webHidden/>
               </w:rPr>
               <w:fldChar w:fldCharType="end"/>
@@ -550,66 +733,87 @@
         <w:p>
           <w:pPr>
             <w:pStyle w:val="TDC2"/>
+            <w:tabs>
+              <w:tab w:val="left" w:pos="960"/>
+              <w:tab w:val="right" w:leader="dot" w:pos="9350"/>
+            </w:tabs>
             <w:rPr>
               <w:rFonts w:asciiTheme="minorHAnsi" w:eastAsiaTheme="minorEastAsia" w:hAnsiTheme="minorHAnsi" w:cstheme="minorBidi"/>
+              <w:noProof/>
+              <w:kern w:val="2"/>
+              <w:lang w:val="es-CO"/>
+              <w14:ligatures w14:val="standardContextual"/>
             </w:rPr>
           </w:pPr>
-          <w:hyperlink w:anchor="_Toc237869092" w:history="1">
+          <w:hyperlink w:anchor="_Toc237869689" w:history="1">
             <w:r>
               <w:rPr>
                 <w:rStyle w:val="Hipervnculo"/>
+                <w:noProof/>
               </w:rPr>
               <w:t>2.1</w:t>
             </w:r>
             <w:r>
               <w:rPr>
                 <w:rFonts w:asciiTheme="minorHAnsi" w:eastAsiaTheme="minorEastAsia" w:hAnsiTheme="minorHAnsi" w:cstheme="minorBidi"/>
+                <w:noProof/>
+                <w:kern w:val="2"/>
+                <w:lang w:val="es-CO"/>
+                <w14:ligatures w14:val="standardContextual"/>
               </w:rPr>
               <w:tab/>
             </w:r>
             <w:r>
               <w:rPr>
                 <w:rStyle w:val="Hipervnculo"/>
+                <w:noProof/>
               </w:rPr>
               <w:t>Product Description</w:t>
             </w:r>
             <w:r>
               <w:rPr>
+                <w:noProof/>
                 <w:webHidden/>
               </w:rPr>
               <w:tab/>
             </w:r>
             <w:r>
               <w:rPr>
+                <w:noProof/>
                 <w:webHidden/>
               </w:rPr>
               <w:fldChar w:fldCharType="begin"/>
             </w:r>
             <w:r>
               <w:rPr>
-                <w:webHidden/>
-              </w:rPr>
-              <w:instrText xml:space="preserve"> PAGEREF _Toc237869092 \h </w:instrText>
-            </w:r>
-            <w:r>
-              <w:rPr>
-                <w:webHidden/>
-              </w:rPr>
-            </w:r>
-            <w:r>
-              <w:rPr>
+                <w:noProof/>
+                <w:webHidden/>
+              </w:rPr>
+              <w:instrText xml:space="preserve"> PAGEREF _Toc237869689 \h </w:instrText>
+            </w:r>
+            <w:r>
+              <w:rPr>
+                <w:noProof/>
+                <w:webHidden/>
+              </w:rPr>
+            </w:r>
+            <w:r>
+              <w:rPr>
+                <w:noProof/>
                 <w:webHidden/>
               </w:rPr>
               <w:fldChar w:fldCharType="separate"/>
             </w:r>
             <w:r>
               <w:rPr>
+                <w:noProof/>
                 <w:webHidden/>
               </w:rPr>
               <w:t>6</w:t>
             </w:r>
             <w:r>
               <w:rPr>
+                <w:noProof/>
                 <w:webHidden/>
               </w:rPr>
               <w:fldChar w:fldCharType="end"/>
@@ -619,66 +823,87 @@
         <w:p>
           <w:pPr>
             <w:pStyle w:val="TDC2"/>
+            <w:tabs>
+              <w:tab w:val="left" w:pos="960"/>
+              <w:tab w:val="right" w:leader="dot" w:pos="9350"/>
+            </w:tabs>
             <w:rPr>
               <w:rFonts w:asciiTheme="minorHAnsi" w:eastAsiaTheme="minorEastAsia" w:hAnsiTheme="minorHAnsi" w:cstheme="minorBidi"/>
+              <w:noProof/>
+              <w:kern w:val="2"/>
+              <w:lang w:val="es-CO"/>
+              <w14:ligatures w14:val="standardContextual"/>
             </w:rPr>
           </w:pPr>
-          <w:hyperlink w:anchor="_Toc237869093" w:history="1">
+          <w:hyperlink w:anchor="_Toc237869690" w:history="1">
             <w:r>
               <w:rPr>
                 <w:rStyle w:val="Hipervnculo"/>
+                <w:noProof/>
               </w:rPr>
               <w:t>2.2</w:t>
             </w:r>
             <w:r>
               <w:rPr>
                 <w:rFonts w:asciiTheme="minorHAnsi" w:eastAsiaTheme="minorEastAsia" w:hAnsiTheme="minorHAnsi" w:cstheme="minorBidi"/>
+                <w:noProof/>
+                <w:kern w:val="2"/>
+                <w:lang w:val="es-CO"/>
+                <w14:ligatures w14:val="standardContextual"/>
               </w:rPr>
               <w:tab/>
             </w:r>
             <w:r>
               <w:rPr>
                 <w:rStyle w:val="Hipervnculo"/>
+                <w:noProof/>
               </w:rPr>
               <w:t>Problem Statement</w:t>
             </w:r>
             <w:r>
               <w:rPr>
+                <w:noProof/>
                 <w:webHidden/>
               </w:rPr>
               <w:tab/>
             </w:r>
             <w:r>
               <w:rPr>
+                <w:noProof/>
                 <w:webHidden/>
               </w:rPr>
               <w:fldChar w:fldCharType="begin"/>
             </w:r>
             <w:r>
               <w:rPr>
-                <w:webHidden/>
-              </w:rPr>
-              <w:instrText xml:space="preserve"> PAGEREF _Toc237869093 \h </w:instrText>
-            </w:r>
-            <w:r>
-              <w:rPr>
-                <w:webHidden/>
-              </w:rPr>
-            </w:r>
-            <w:r>
-              <w:rPr>
+                <w:noProof/>
+                <w:webHidden/>
+              </w:rPr>
+              <w:instrText xml:space="preserve"> PAGEREF _Toc237869690 \h </w:instrText>
+            </w:r>
+            <w:r>
+              <w:rPr>
+                <w:noProof/>
+                <w:webHidden/>
+              </w:rPr>
+            </w:r>
+            <w:r>
+              <w:rPr>
+                <w:noProof/>
                 <w:webHidden/>
               </w:rPr>
               <w:fldChar w:fldCharType="separate"/>
             </w:r>
             <w:r>
               <w:rPr>
-                <w:webHidden/>
-              </w:rPr>
-              <w:t>6</w:t>
-            </w:r>
-            <w:r>
-              <w:rPr>
+                <w:noProof/>
+                <w:webHidden/>
+              </w:rPr>
+              <w:t>7</w:t>
+            </w:r>
+            <w:r>
+              <w:rPr>
+                <w:noProof/>
                 <w:webHidden/>
               </w:rPr>
               <w:fldChar w:fldCharType="end"/>
@@ -688,66 +913,87 @@
         <w:p>
           <w:pPr>
             <w:pStyle w:val="TDC2"/>
+            <w:tabs>
+              <w:tab w:val="left" w:pos="960"/>
+              <w:tab w:val="right" w:leader="dot" w:pos="9350"/>
+            </w:tabs>
             <w:rPr>
               <w:rFonts w:asciiTheme="minorHAnsi" w:eastAsiaTheme="minorEastAsia" w:hAnsiTheme="minorHAnsi" w:cstheme="minorBidi"/>
+              <w:noProof/>
+              <w:kern w:val="2"/>
+              <w:lang w:val="es-CO"/>
+              <w14:ligatures w14:val="standardContextual"/>
             </w:rPr>
           </w:pPr>
-          <w:hyperlink w:anchor="_Toc237869094" w:history="1">
+          <w:hyperlink w:anchor="_Toc237869691" w:history="1">
             <w:r>
               <w:rPr>
                 <w:rStyle w:val="Hipervnculo"/>
+                <w:noProof/>
               </w:rPr>
               <w:t>2.3</w:t>
             </w:r>
             <w:r>
               <w:rPr>
                 <w:rFonts w:asciiTheme="minorHAnsi" w:eastAsiaTheme="minorEastAsia" w:hAnsiTheme="minorHAnsi" w:cstheme="minorBidi"/>
+                <w:noProof/>
+                <w:kern w:val="2"/>
+                <w:lang w:val="es-CO"/>
+                <w14:ligatures w14:val="standardContextual"/>
               </w:rPr>
               <w:tab/>
             </w:r>
             <w:r>
               <w:rPr>
                 <w:rStyle w:val="Hipervnculo"/>
+                <w:noProof/>
               </w:rPr>
               <w:t>Product Objectives</w:t>
             </w:r>
             <w:r>
               <w:rPr>
+                <w:noProof/>
                 <w:webHidden/>
               </w:rPr>
               <w:tab/>
             </w:r>
             <w:r>
               <w:rPr>
+                <w:noProof/>
                 <w:webHidden/>
               </w:rPr>
               <w:fldChar w:fldCharType="begin"/>
             </w:r>
             <w:r>
               <w:rPr>
-                <w:webHidden/>
-              </w:rPr>
-              <w:instrText xml:space="preserve"> PAGEREF _Toc237869094 \h </w:instrText>
-            </w:r>
-            <w:r>
-              <w:rPr>
-                <w:webHidden/>
-              </w:rPr>
-            </w:r>
-            <w:r>
-              <w:rPr>
+                <w:noProof/>
+                <w:webHidden/>
+              </w:rPr>
+              <w:instrText xml:space="preserve"> PAGEREF _Toc237869691 \h </w:instrText>
+            </w:r>
+            <w:r>
+              <w:rPr>
+                <w:noProof/>
+                <w:webHidden/>
+              </w:rPr>
+            </w:r>
+            <w:r>
+              <w:rPr>
+                <w:noProof/>
                 <w:webHidden/>
               </w:rPr>
               <w:fldChar w:fldCharType="separate"/>
             </w:r>
             <w:r>
               <w:rPr>
-                <w:webHidden/>
-              </w:rPr>
-              <w:t>6</w:t>
-            </w:r>
-            <w:r>
-              <w:rPr>
+                <w:noProof/>
+                <w:webHidden/>
+              </w:rPr>
+              <w:t>7</w:t>
+            </w:r>
+            <w:r>
+              <w:rPr>
+                <w:noProof/>
                 <w:webHidden/>
               </w:rPr>
               <w:fldChar w:fldCharType="end"/>
@@ -757,66 +1003,87 @@
         <w:p>
           <w:pPr>
             <w:pStyle w:val="TDC2"/>
+            <w:tabs>
+              <w:tab w:val="left" w:pos="960"/>
+              <w:tab w:val="right" w:leader="dot" w:pos="9350"/>
+            </w:tabs>
             <w:rPr>
               <w:rFonts w:asciiTheme="minorHAnsi" w:eastAsiaTheme="minorEastAsia" w:hAnsiTheme="minorHAnsi" w:cstheme="minorBidi"/>
+              <w:noProof/>
+              <w:kern w:val="2"/>
+              <w:lang w:val="es-CO"/>
+              <w14:ligatures w14:val="standardContextual"/>
             </w:rPr>
           </w:pPr>
-          <w:hyperlink w:anchor="_Toc237869095" w:history="1">
+          <w:hyperlink w:anchor="_Toc237869692" w:history="1">
             <w:r>
               <w:rPr>
                 <w:rStyle w:val="Hipervnculo"/>
+                <w:noProof/>
               </w:rPr>
               <w:t>2.4</w:t>
             </w:r>
             <w:r>
               <w:rPr>
                 <w:rFonts w:asciiTheme="minorHAnsi" w:eastAsiaTheme="minorEastAsia" w:hAnsiTheme="minorHAnsi" w:cstheme="minorBidi"/>
+                <w:noProof/>
+                <w:kern w:val="2"/>
+                <w:lang w:val="es-CO"/>
+                <w14:ligatures w14:val="standardContextual"/>
               </w:rPr>
               <w:tab/>
             </w:r>
             <w:r>
               <w:rPr>
                 <w:rStyle w:val="Hipervnculo"/>
+                <w:noProof/>
               </w:rPr>
               <w:t>Target Users</w:t>
             </w:r>
             <w:r>
               <w:rPr>
+                <w:noProof/>
                 <w:webHidden/>
               </w:rPr>
               <w:tab/>
             </w:r>
             <w:r>
               <w:rPr>
+                <w:noProof/>
                 <w:webHidden/>
               </w:rPr>
               <w:fldChar w:fldCharType="begin"/>
             </w:r>
             <w:r>
               <w:rPr>
-                <w:webHidden/>
-              </w:rPr>
-              <w:instrText xml:space="preserve"> PAGEREF _Toc237869095 \h </w:instrText>
-            </w:r>
-            <w:r>
-              <w:rPr>
-                <w:webHidden/>
-              </w:rPr>
-            </w:r>
-            <w:r>
-              <w:rPr>
+                <w:noProof/>
+                <w:webHidden/>
+              </w:rPr>
+              <w:instrText xml:space="preserve"> PAGEREF _Toc237869692 \h </w:instrText>
+            </w:r>
+            <w:r>
+              <w:rPr>
+                <w:noProof/>
+                <w:webHidden/>
+              </w:rPr>
+            </w:r>
+            <w:r>
+              <w:rPr>
+                <w:noProof/>
                 <w:webHidden/>
               </w:rPr>
               <w:fldChar w:fldCharType="separate"/>
             </w:r>
             <w:r>
               <w:rPr>
+                <w:noProof/>
                 <w:webHidden/>
               </w:rPr>
               <w:t>7</w:t>
             </w:r>
             <w:r>
               <w:rPr>
+                <w:noProof/>
                 <w:webHidden/>
               </w:rPr>
               <w:fldChar w:fldCharType="end"/>
@@ -826,66 +1093,87 @@
         <w:p>
           <w:pPr>
             <w:pStyle w:val="TDC2"/>
+            <w:tabs>
+              <w:tab w:val="left" w:pos="960"/>
+              <w:tab w:val="right" w:leader="dot" w:pos="9350"/>
+            </w:tabs>
             <w:rPr>
               <w:rFonts w:asciiTheme="minorHAnsi" w:eastAsiaTheme="minorEastAsia" w:hAnsiTheme="minorHAnsi" w:cstheme="minorBidi"/>
+              <w:noProof/>
+              <w:kern w:val="2"/>
+              <w:lang w:val="es-CO"/>
+              <w14:ligatures w14:val="standardContextual"/>
             </w:rPr>
           </w:pPr>
-          <w:hyperlink w:anchor="_Toc237869096" w:history="1">
+          <w:hyperlink w:anchor="_Toc237869693" w:history="1">
             <w:r>
               <w:rPr>
                 <w:rStyle w:val="Hipervnculo"/>
+                <w:noProof/>
               </w:rPr>
               <w:t>2.5</w:t>
             </w:r>
             <w:r>
               <w:rPr>
                 <w:rFonts w:asciiTheme="minorHAnsi" w:eastAsiaTheme="minorEastAsia" w:hAnsiTheme="minorHAnsi" w:cstheme="minorBidi"/>
+                <w:noProof/>
+                <w:kern w:val="2"/>
+                <w:lang w:val="es-CO"/>
+                <w14:ligatures w14:val="standardContextual"/>
               </w:rPr>
               <w:tab/>
             </w:r>
             <w:r>
               <w:rPr>
                 <w:rStyle w:val="Hipervnculo"/>
+                <w:noProof/>
               </w:rPr>
               <w:t>Product Characteristics</w:t>
             </w:r>
             <w:r>
               <w:rPr>
+                <w:noProof/>
                 <w:webHidden/>
               </w:rPr>
               <w:tab/>
             </w:r>
             <w:r>
               <w:rPr>
+                <w:noProof/>
                 <w:webHidden/>
               </w:rPr>
               <w:fldChar w:fldCharType="begin"/>
             </w:r>
             <w:r>
               <w:rPr>
-                <w:webHidden/>
-              </w:rPr>
-              <w:instrText xml:space="preserve"> PAGEREF _Toc237869096 \h </w:instrText>
-            </w:r>
-            <w:r>
-              <w:rPr>
-                <w:webHidden/>
-              </w:rPr>
-            </w:r>
-            <w:r>
-              <w:rPr>
+                <w:noProof/>
+                <w:webHidden/>
+              </w:rPr>
+              <w:instrText xml:space="preserve"> PAGEREF _Toc237869693 \h </w:instrText>
+            </w:r>
+            <w:r>
+              <w:rPr>
+                <w:noProof/>
+                <w:webHidden/>
+              </w:rPr>
+            </w:r>
+            <w:r>
+              <w:rPr>
+                <w:noProof/>
                 <w:webHidden/>
               </w:rPr>
               <w:fldChar w:fldCharType="separate"/>
             </w:r>
             <w:r>
               <w:rPr>
-                <w:webHidden/>
-              </w:rPr>
-              <w:t>7</w:t>
-            </w:r>
-            <w:r>
-              <w:rPr>
+                <w:noProof/>
+                <w:webHidden/>
+              </w:rPr>
+              <w:t>8</w:t>
+            </w:r>
+            <w:r>
+              <w:rPr>
+                <w:noProof/>
                 <w:webHidden/>
               </w:rPr>
               <w:fldChar w:fldCharType="end"/>
@@ -895,66 +1183,87 @@
         <w:p>
           <w:pPr>
             <w:pStyle w:val="TDC1"/>
+            <w:tabs>
+              <w:tab w:val="left" w:pos="480"/>
+              <w:tab w:val="right" w:leader="dot" w:pos="9350"/>
+            </w:tabs>
             <w:rPr>
               <w:rFonts w:asciiTheme="minorHAnsi" w:eastAsiaTheme="minorEastAsia" w:hAnsiTheme="minorHAnsi" w:cstheme="minorBidi"/>
+              <w:noProof/>
+              <w:kern w:val="2"/>
+              <w:lang w:val="es-CO"/>
+              <w14:ligatures w14:val="standardContextual"/>
             </w:rPr>
           </w:pPr>
-          <w:hyperlink w:anchor="_Toc237869097" w:history="1">
+          <w:hyperlink w:anchor="_Toc237869694" w:history="1">
             <w:r>
               <w:rPr>
                 <w:rStyle w:val="Hipervnculo"/>
+                <w:noProof/>
               </w:rPr>
               <w:t>3</w:t>
             </w:r>
             <w:r>
               <w:rPr>
                 <w:rFonts w:asciiTheme="minorHAnsi" w:eastAsiaTheme="minorEastAsia" w:hAnsiTheme="minorHAnsi" w:cstheme="minorBidi"/>
+                <w:noProof/>
+                <w:kern w:val="2"/>
+                <w:lang w:val="es-CO"/>
+                <w14:ligatures w14:val="standardContextual"/>
               </w:rPr>
               <w:tab/>
             </w:r>
             <w:r>
               <w:rPr>
                 <w:rStyle w:val="Hipervnculo"/>
+                <w:noProof/>
               </w:rPr>
               <w:t>System Scope</w:t>
             </w:r>
             <w:r>
               <w:rPr>
+                <w:noProof/>
                 <w:webHidden/>
               </w:rPr>
               <w:tab/>
             </w:r>
             <w:r>
               <w:rPr>
+                <w:noProof/>
                 <w:webHidden/>
               </w:rPr>
               <w:fldChar w:fldCharType="begin"/>
             </w:r>
             <w:r>
               <w:rPr>
-                <w:webHidden/>
-              </w:rPr>
-              <w:instrText xml:space="preserve"> PAGEREF _Toc237869097 \h </w:instrText>
-            </w:r>
-            <w:r>
-              <w:rPr>
-                <w:webHidden/>
-              </w:rPr>
-            </w:r>
-            <w:r>
-              <w:rPr>
+                <w:noProof/>
+                <w:webHidden/>
+              </w:rPr>
+              <w:instrText xml:space="preserve"> PAGEREF _Toc237869694 \h </w:instrText>
+            </w:r>
+            <w:r>
+              <w:rPr>
+                <w:noProof/>
+                <w:webHidden/>
+              </w:rPr>
+            </w:r>
+            <w:r>
+              <w:rPr>
+                <w:noProof/>
                 <w:webHidden/>
               </w:rPr>
               <w:fldChar w:fldCharType="separate"/>
             </w:r>
             <w:r>
               <w:rPr>
+                <w:noProof/>
                 <w:webHidden/>
               </w:rPr>
               <w:t>8</w:t>
             </w:r>
             <w:r>
               <w:rPr>
+                <w:noProof/>
                 <w:webHidden/>
               </w:rPr>
               <w:fldChar w:fldCharType="end"/>
@@ -964,66 +1273,87 @@
         <w:p>
           <w:pPr>
             <w:pStyle w:val="TDC2"/>
+            <w:tabs>
+              <w:tab w:val="left" w:pos="960"/>
+              <w:tab w:val="right" w:leader="dot" w:pos="9350"/>
+            </w:tabs>
             <w:rPr>
               <w:rFonts w:asciiTheme="minorHAnsi" w:eastAsiaTheme="minorEastAsia" w:hAnsiTheme="minorHAnsi" w:cstheme="minorBidi"/>
+              <w:noProof/>
+              <w:kern w:val="2"/>
+              <w:lang w:val="es-CO"/>
+              <w14:ligatures w14:val="standardContextual"/>
             </w:rPr>
           </w:pPr>
-          <w:hyperlink w:anchor="_Toc237869098" w:history="1">
+          <w:hyperlink w:anchor="_Toc237869695" w:history="1">
             <w:r>
               <w:rPr>
                 <w:rStyle w:val="Hipervnculo"/>
+                <w:noProof/>
               </w:rPr>
               <w:t>3.1</w:t>
             </w:r>
             <w:r>
               <w:rPr>
                 <w:rFonts w:asciiTheme="minorHAnsi" w:eastAsiaTheme="minorEastAsia" w:hAnsiTheme="minorHAnsi" w:cstheme="minorBidi"/>
+                <w:noProof/>
+                <w:kern w:val="2"/>
+                <w:lang w:val="es-CO"/>
+                <w14:ligatures w14:val="standardContextual"/>
               </w:rPr>
               <w:tab/>
             </w:r>
             <w:r>
               <w:rPr>
                 <w:rStyle w:val="Hipervnculo"/>
+                <w:noProof/>
               </w:rPr>
               <w:t>In Scope</w:t>
             </w:r>
             <w:r>
               <w:rPr>
+                <w:noProof/>
                 <w:webHidden/>
               </w:rPr>
               <w:tab/>
             </w:r>
             <w:r>
               <w:rPr>
+                <w:noProof/>
                 <w:webHidden/>
               </w:rPr>
               <w:fldChar w:fldCharType="begin"/>
             </w:r>
             <w:r>
               <w:rPr>
-                <w:webHidden/>
-              </w:rPr>
-              <w:instrText xml:space="preserve"> PAGEREF _Toc237869098 \h </w:instrText>
-            </w:r>
-            <w:r>
-              <w:rPr>
-                <w:webHidden/>
-              </w:rPr>
-            </w:r>
-            <w:r>
-              <w:rPr>
+                <w:noProof/>
+                <w:webHidden/>
+              </w:rPr>
+              <w:instrText xml:space="preserve"> PAGEREF _Toc237869695 \h </w:instrText>
+            </w:r>
+            <w:r>
+              <w:rPr>
+                <w:noProof/>
+                <w:webHidden/>
+              </w:rPr>
+            </w:r>
+            <w:r>
+              <w:rPr>
+                <w:noProof/>
                 <w:webHidden/>
               </w:rPr>
               <w:fldChar w:fldCharType="separate"/>
             </w:r>
             <w:r>
               <w:rPr>
+                <w:noProof/>
                 <w:webHidden/>
               </w:rPr>
               <w:t>8</w:t>
             </w:r>
             <w:r>
               <w:rPr>
+                <w:noProof/>
                 <w:webHidden/>
               </w:rPr>
               <w:fldChar w:fldCharType="end"/>
@@ -1033,66 +1363,87 @@
         <w:p>
           <w:pPr>
             <w:pStyle w:val="TDC2"/>
+            <w:tabs>
+              <w:tab w:val="left" w:pos="960"/>
+              <w:tab w:val="right" w:leader="dot" w:pos="9350"/>
+            </w:tabs>
             <w:rPr>
               <w:rFonts w:asciiTheme="minorHAnsi" w:eastAsiaTheme="minorEastAsia" w:hAnsiTheme="minorHAnsi" w:cstheme="minorBidi"/>
+              <w:noProof/>
+              <w:kern w:val="2"/>
+              <w:lang w:val="es-CO"/>
+              <w14:ligatures w14:val="standardContextual"/>
             </w:rPr>
           </w:pPr>
-          <w:hyperlink w:anchor="_Toc237869099" w:history="1">
+          <w:hyperlink w:anchor="_Toc237869696" w:history="1">
             <w:r>
               <w:rPr>
                 <w:rStyle w:val="Hipervnculo"/>
+                <w:noProof/>
               </w:rPr>
               <w:t>3.2</w:t>
             </w:r>
             <w:r>
               <w:rPr>
                 <w:rFonts w:asciiTheme="minorHAnsi" w:eastAsiaTheme="minorEastAsia" w:hAnsiTheme="minorHAnsi" w:cstheme="minorBidi"/>
+                <w:noProof/>
+                <w:kern w:val="2"/>
+                <w:lang w:val="es-CO"/>
+                <w14:ligatures w14:val="standardContextual"/>
               </w:rPr>
               <w:tab/>
             </w:r>
             <w:r>
               <w:rPr>
                 <w:rStyle w:val="Hipervnculo"/>
+                <w:noProof/>
               </w:rPr>
               <w:t>Out of Scope</w:t>
             </w:r>
             <w:r>
               <w:rPr>
+                <w:noProof/>
                 <w:webHidden/>
               </w:rPr>
               <w:tab/>
             </w:r>
             <w:r>
               <w:rPr>
+                <w:noProof/>
                 <w:webHidden/>
               </w:rPr>
               <w:fldChar w:fldCharType="begin"/>
             </w:r>
             <w:r>
               <w:rPr>
-                <w:webHidden/>
-              </w:rPr>
-              <w:instrText xml:space="preserve"> PAGEREF _Toc237869099 \h </w:instrText>
-            </w:r>
-            <w:r>
-              <w:rPr>
-                <w:webHidden/>
-              </w:rPr>
-            </w:r>
-            <w:r>
-              <w:rPr>
+                <w:noProof/>
+                <w:webHidden/>
+              </w:rPr>
+              <w:instrText xml:space="preserve"> PAGEREF _Toc237869696 \h </w:instrText>
+            </w:r>
+            <w:r>
+              <w:rPr>
+                <w:noProof/>
+                <w:webHidden/>
+              </w:rPr>
+            </w:r>
+            <w:r>
+              <w:rPr>
+                <w:noProof/>
                 <w:webHidden/>
               </w:rPr>
               <w:fldChar w:fldCharType="separate"/>
             </w:r>
             <w:r>
               <w:rPr>
-                <w:webHidden/>
-              </w:rPr>
-              <w:t>8</w:t>
-            </w:r>
-            <w:r>
-              <w:rPr>
+                <w:noProof/>
+                <w:webHidden/>
+              </w:rPr>
+              <w:t>9</w:t>
+            </w:r>
+            <w:r>
+              <w:rPr>
+                <w:noProof/>
                 <w:webHidden/>
               </w:rPr>
               <w:fldChar w:fldCharType="end"/>
@@ -1102,66 +1453,87 @@
         <w:p>
           <w:pPr>
             <w:pStyle w:val="TDC1"/>
+            <w:tabs>
+              <w:tab w:val="left" w:pos="480"/>
+              <w:tab w:val="right" w:leader="dot" w:pos="9350"/>
+            </w:tabs>
             <w:rPr>
               <w:rFonts w:asciiTheme="minorHAnsi" w:eastAsiaTheme="minorEastAsia" w:hAnsiTheme="minorHAnsi" w:cstheme="minorBidi"/>
+              <w:noProof/>
+              <w:kern w:val="2"/>
+              <w:lang w:val="es-CO"/>
+              <w14:ligatures w14:val="standardContextual"/>
             </w:rPr>
           </w:pPr>
-          <w:hyperlink w:anchor="_Toc237869100" w:history="1">
+          <w:hyperlink w:anchor="_Toc237869697" w:history="1">
             <w:r>
               <w:rPr>
                 <w:rStyle w:val="Hipervnculo"/>
+                <w:noProof/>
               </w:rPr>
               <w:t>4</w:t>
             </w:r>
             <w:r>
               <w:rPr>
                 <w:rFonts w:asciiTheme="minorHAnsi" w:eastAsiaTheme="minorEastAsia" w:hAnsiTheme="minorHAnsi" w:cstheme="minorBidi"/>
+                <w:noProof/>
+                <w:kern w:val="2"/>
+                <w:lang w:val="es-CO"/>
+                <w14:ligatures w14:val="standardContextual"/>
               </w:rPr>
               <w:tab/>
             </w:r>
             <w:r>
               <w:rPr>
                 <w:rStyle w:val="Hipervnculo"/>
+                <w:noProof/>
               </w:rPr>
               <w:t>Functional Requirements</w:t>
             </w:r>
             <w:r>
               <w:rPr>
+                <w:noProof/>
                 <w:webHidden/>
               </w:rPr>
               <w:tab/>
             </w:r>
             <w:r>
               <w:rPr>
+                <w:noProof/>
                 <w:webHidden/>
               </w:rPr>
               <w:fldChar w:fldCharType="begin"/>
             </w:r>
             <w:r>
               <w:rPr>
-                <w:webHidden/>
-              </w:rPr>
-              <w:instrText xml:space="preserve"> PAGEREF _Toc237869100 \h </w:instrText>
-            </w:r>
-            <w:r>
-              <w:rPr>
-                <w:webHidden/>
-              </w:rPr>
-            </w:r>
-            <w:r>
-              <w:rPr>
+                <w:noProof/>
+                <w:webHidden/>
+              </w:rPr>
+              <w:instrText xml:space="preserve"> PAGEREF _Toc237869697 \h </w:instrText>
+            </w:r>
+            <w:r>
+              <w:rPr>
+                <w:noProof/>
+                <w:webHidden/>
+              </w:rPr>
+            </w:r>
+            <w:r>
+              <w:rPr>
+                <w:noProof/>
                 <w:webHidden/>
               </w:rPr>
               <w:fldChar w:fldCharType="separate"/>
             </w:r>
             <w:r>
               <w:rPr>
+                <w:noProof/>
                 <w:webHidden/>
               </w:rPr>
               <w:t>9</w:t>
             </w:r>
             <w:r>
               <w:rPr>
+                <w:noProof/>
                 <w:webHidden/>
               </w:rPr>
               <w:fldChar w:fldCharType="end"/>
@@ -1171,66 +1543,87 @@
         <w:p>
           <w:pPr>
             <w:pStyle w:val="TDC2"/>
+            <w:tabs>
+              <w:tab w:val="left" w:pos="960"/>
+              <w:tab w:val="right" w:leader="dot" w:pos="9350"/>
+            </w:tabs>
             <w:rPr>
               <w:rFonts w:asciiTheme="minorHAnsi" w:eastAsiaTheme="minorEastAsia" w:hAnsiTheme="minorHAnsi" w:cstheme="minorBidi"/>
+              <w:noProof/>
+              <w:kern w:val="2"/>
+              <w:lang w:val="es-CO"/>
+              <w14:ligatures w14:val="standardContextual"/>
             </w:rPr>
           </w:pPr>
-          <w:hyperlink w:anchor="_Toc237869101" w:history="1">
+          <w:hyperlink w:anchor="_Toc237869698" w:history="1">
             <w:r>
               <w:rPr>
                 <w:rStyle w:val="Hipervnculo"/>
+                <w:noProof/>
               </w:rPr>
               <w:t>4.1</w:t>
             </w:r>
             <w:r>
               <w:rPr>
                 <w:rFonts w:asciiTheme="minorHAnsi" w:eastAsiaTheme="minorEastAsia" w:hAnsiTheme="minorHAnsi" w:cstheme="minorBidi"/>
+                <w:noProof/>
+                <w:kern w:val="2"/>
+                <w:lang w:val="es-CO"/>
+                <w14:ligatures w14:val="standardContextual"/>
               </w:rPr>
               <w:tab/>
             </w:r>
             <w:r>
               <w:rPr>
                 <w:rStyle w:val="Hipervnculo"/>
+                <w:noProof/>
               </w:rPr>
               <w:t>Requirement Specification Format</w:t>
             </w:r>
             <w:r>
               <w:rPr>
+                <w:noProof/>
                 <w:webHidden/>
               </w:rPr>
               <w:tab/>
             </w:r>
             <w:r>
               <w:rPr>
+                <w:noProof/>
                 <w:webHidden/>
               </w:rPr>
               <w:fldChar w:fldCharType="begin"/>
             </w:r>
             <w:r>
               <w:rPr>
-                <w:webHidden/>
-              </w:rPr>
-              <w:instrText xml:space="preserve"> PAGEREF _Toc237869101 \h </w:instrText>
-            </w:r>
-            <w:r>
-              <w:rPr>
-                <w:webHidden/>
-              </w:rPr>
-            </w:r>
-            <w:r>
-              <w:rPr>
+                <w:noProof/>
+                <w:webHidden/>
+              </w:rPr>
+              <w:instrText xml:space="preserve"> PAGEREF _Toc237869698 \h </w:instrText>
+            </w:r>
+            <w:r>
+              <w:rPr>
+                <w:noProof/>
+                <w:webHidden/>
+              </w:rPr>
+            </w:r>
+            <w:r>
+              <w:rPr>
+                <w:noProof/>
                 <w:webHidden/>
               </w:rPr>
               <w:fldChar w:fldCharType="separate"/>
             </w:r>
             <w:r>
               <w:rPr>
+                <w:noProof/>
                 <w:webHidden/>
               </w:rPr>
               <w:t>9</w:t>
             </w:r>
             <w:r>
               <w:rPr>
+                <w:noProof/>
                 <w:webHidden/>
               </w:rPr>
               <w:fldChar w:fldCharType="end"/>
@@ -1240,66 +1633,87 @@
         <w:p>
           <w:pPr>
             <w:pStyle w:val="TDC2"/>
+            <w:tabs>
+              <w:tab w:val="left" w:pos="960"/>
+              <w:tab w:val="right" w:leader="dot" w:pos="9350"/>
+            </w:tabs>
             <w:rPr>
               <w:rFonts w:asciiTheme="minorHAnsi" w:eastAsiaTheme="minorEastAsia" w:hAnsiTheme="minorHAnsi" w:cstheme="minorBidi"/>
+              <w:noProof/>
+              <w:kern w:val="2"/>
+              <w:lang w:val="es-CO"/>
+              <w14:ligatures w14:val="standardContextual"/>
             </w:rPr>
           </w:pPr>
-          <w:hyperlink w:anchor="_Toc237869102" w:history="1">
+          <w:hyperlink w:anchor="_Toc237869699" w:history="1">
             <w:r>
               <w:rPr>
                 <w:rStyle w:val="Hipervnculo"/>
+                <w:noProof/>
               </w:rPr>
               <w:t>4.2</w:t>
             </w:r>
             <w:r>
               <w:rPr>
                 <w:rFonts w:asciiTheme="minorHAnsi" w:eastAsiaTheme="minorEastAsia" w:hAnsiTheme="minorHAnsi" w:cstheme="minorBidi"/>
+                <w:noProof/>
+                <w:kern w:val="2"/>
+                <w:lang w:val="es-CO"/>
+                <w14:ligatures w14:val="standardContextual"/>
               </w:rPr>
               <w:tab/>
             </w:r>
             <w:r>
               <w:rPr>
                 <w:rStyle w:val="Hipervnculo"/>
+                <w:noProof/>
               </w:rPr>
               <w:t>Functional Requirements</w:t>
             </w:r>
             <w:r>
               <w:rPr>
+                <w:noProof/>
                 <w:webHidden/>
               </w:rPr>
               <w:tab/>
             </w:r>
             <w:r>
               <w:rPr>
+                <w:noProof/>
                 <w:webHidden/>
               </w:rPr>
               <w:fldChar w:fldCharType="begin"/>
             </w:r>
             <w:r>
               <w:rPr>
-                <w:webHidden/>
-              </w:rPr>
-              <w:instrText xml:space="preserve"> PAGEREF _Toc237869102 \h </w:instrText>
-            </w:r>
-            <w:r>
-              <w:rPr>
-                <w:webHidden/>
-              </w:rPr>
-            </w:r>
-            <w:r>
-              <w:rPr>
+                <w:noProof/>
+                <w:webHidden/>
+              </w:rPr>
+              <w:instrText xml:space="preserve"> PAGEREF _Toc237869699 \h </w:instrText>
+            </w:r>
+            <w:r>
+              <w:rPr>
+                <w:noProof/>
+                <w:webHidden/>
+              </w:rPr>
+            </w:r>
+            <w:r>
+              <w:rPr>
+                <w:noProof/>
                 <w:webHidden/>
               </w:rPr>
               <w:fldChar w:fldCharType="separate"/>
             </w:r>
             <w:r>
               <w:rPr>
+                <w:noProof/>
                 <w:webHidden/>
               </w:rPr>
               <w:t>10</w:t>
             </w:r>
             <w:r>
               <w:rPr>
+                <w:noProof/>
                 <w:webHidden/>
               </w:rPr>
               <w:fldChar w:fldCharType="end"/>
@@ -1309,66 +1723,87 @@
         <w:p>
           <w:pPr>
             <w:pStyle w:val="TDC3"/>
+            <w:tabs>
+              <w:tab w:val="left" w:pos="1440"/>
+              <w:tab w:val="right" w:leader="dot" w:pos="9350"/>
+            </w:tabs>
             <w:rPr>
               <w:rFonts w:asciiTheme="minorHAnsi" w:eastAsiaTheme="minorEastAsia" w:hAnsiTheme="minorHAnsi" w:cstheme="minorBidi"/>
+              <w:noProof/>
+              <w:kern w:val="2"/>
+              <w:lang w:val="es-CO"/>
+              <w14:ligatures w14:val="standardContextual"/>
             </w:rPr>
           </w:pPr>
-          <w:hyperlink w:anchor="_Toc237869103" w:history="1">
+          <w:hyperlink w:anchor="_Toc237869700" w:history="1">
             <w:r>
               <w:rPr>
                 <w:rStyle w:val="Hipervnculo"/>
+                <w:noProof/>
               </w:rPr>
               <w:t>4.2.1</w:t>
             </w:r>
             <w:r>
               <w:rPr>
                 <w:rFonts w:asciiTheme="minorHAnsi" w:eastAsiaTheme="minorEastAsia" w:hAnsiTheme="minorHAnsi" w:cstheme="minorBidi"/>
+                <w:noProof/>
+                <w:kern w:val="2"/>
+                <w:lang w:val="es-CO"/>
+                <w14:ligatures w14:val="standardContextual"/>
               </w:rPr>
               <w:tab/>
             </w:r>
             <w:r>
               <w:rPr>
                 <w:rStyle w:val="Hipervnculo"/>
+                <w:noProof/>
               </w:rPr>
               <w:t>Academic Period Management (ACP) Requirements</w:t>
             </w:r>
             <w:r>
               <w:rPr>
+                <w:noProof/>
                 <w:webHidden/>
               </w:rPr>
               <w:tab/>
             </w:r>
             <w:r>
               <w:rPr>
+                <w:noProof/>
                 <w:webHidden/>
               </w:rPr>
               <w:fldChar w:fldCharType="begin"/>
             </w:r>
             <w:r>
               <w:rPr>
-                <w:webHidden/>
-              </w:rPr>
-              <w:instrText xml:space="preserve"> PAGEREF _Toc237869103 \h </w:instrText>
-            </w:r>
-            <w:r>
-              <w:rPr>
-                <w:webHidden/>
-              </w:rPr>
-            </w:r>
-            <w:r>
-              <w:rPr>
+                <w:noProof/>
+                <w:webHidden/>
+              </w:rPr>
+              <w:instrText xml:space="preserve"> PAGEREF _Toc237869700 \h </w:instrText>
+            </w:r>
+            <w:r>
+              <w:rPr>
+                <w:noProof/>
+                <w:webHidden/>
+              </w:rPr>
+            </w:r>
+            <w:r>
+              <w:rPr>
+                <w:noProof/>
                 <w:webHidden/>
               </w:rPr>
               <w:fldChar w:fldCharType="separate"/>
             </w:r>
             <w:r>
               <w:rPr>
+                <w:noProof/>
                 <w:webHidden/>
               </w:rPr>
               <w:t>10</w:t>
             </w:r>
             <w:r>
               <w:rPr>
+                <w:noProof/>
                 <w:webHidden/>
               </w:rPr>
               <w:fldChar w:fldCharType="end"/>
@@ -1378,66 +1813,87 @@
         <w:p>
           <w:pPr>
             <w:pStyle w:val="TDC3"/>
+            <w:tabs>
+              <w:tab w:val="left" w:pos="1440"/>
+              <w:tab w:val="right" w:leader="dot" w:pos="9350"/>
+            </w:tabs>
             <w:rPr>
               <w:rFonts w:asciiTheme="minorHAnsi" w:eastAsiaTheme="minorEastAsia" w:hAnsiTheme="minorHAnsi" w:cstheme="minorBidi"/>
+              <w:noProof/>
+              <w:kern w:val="2"/>
+              <w:lang w:val="es-CO"/>
+              <w14:ligatures w14:val="standardContextual"/>
             </w:rPr>
           </w:pPr>
-          <w:hyperlink w:anchor="_Toc237869104" w:history="1">
+          <w:hyperlink w:anchor="_Toc237869701" w:history="1">
             <w:r>
               <w:rPr>
                 <w:rStyle w:val="Hipervnculo"/>
+                <w:noProof/>
               </w:rPr>
               <w:t>4.2.2</w:t>
             </w:r>
             <w:r>
               <w:rPr>
                 <w:rFonts w:asciiTheme="minorHAnsi" w:eastAsiaTheme="minorEastAsia" w:hAnsiTheme="minorHAnsi" w:cstheme="minorBidi"/>
+                <w:noProof/>
+                <w:kern w:val="2"/>
+                <w:lang w:val="es-CO"/>
+                <w14:ligatures w14:val="standardContextual"/>
               </w:rPr>
               <w:tab/>
             </w:r>
             <w:r>
               <w:rPr>
                 <w:rStyle w:val="Hipervnculo"/>
+                <w:noProof/>
               </w:rPr>
               <w:t>Subject Management (SUB) Requirements</w:t>
             </w:r>
             <w:r>
               <w:rPr>
+                <w:noProof/>
                 <w:webHidden/>
               </w:rPr>
               <w:tab/>
             </w:r>
             <w:r>
               <w:rPr>
+                <w:noProof/>
                 <w:webHidden/>
               </w:rPr>
               <w:fldChar w:fldCharType="begin"/>
             </w:r>
             <w:r>
               <w:rPr>
-                <w:webHidden/>
-              </w:rPr>
-              <w:instrText xml:space="preserve"> PAGEREF _Toc237869104 \h </w:instrText>
-            </w:r>
-            <w:r>
-              <w:rPr>
-                <w:webHidden/>
-              </w:rPr>
-            </w:r>
-            <w:r>
-              <w:rPr>
+                <w:noProof/>
+                <w:webHidden/>
+              </w:rPr>
+              <w:instrText xml:space="preserve"> PAGEREF _Toc237869701 \h </w:instrText>
+            </w:r>
+            <w:r>
+              <w:rPr>
+                <w:noProof/>
+                <w:webHidden/>
+              </w:rPr>
+            </w:r>
+            <w:r>
+              <w:rPr>
+                <w:noProof/>
                 <w:webHidden/>
               </w:rPr>
               <w:fldChar w:fldCharType="separate"/>
             </w:r>
             <w:r>
               <w:rPr>
-                <w:webHidden/>
-              </w:rPr>
-              <w:t>17</w:t>
-            </w:r>
-            <w:r>
-              <w:rPr>
+                <w:noProof/>
+                <w:webHidden/>
+              </w:rPr>
+              <w:t>19</w:t>
+            </w:r>
+            <w:r>
+              <w:rPr>
+                <w:noProof/>
                 <w:webHidden/>
               </w:rPr>
               <w:fldChar w:fldCharType="end"/>
@@ -1447,66 +1903,87 @@
         <w:p>
           <w:pPr>
             <w:pStyle w:val="TDC3"/>
+            <w:tabs>
+              <w:tab w:val="left" w:pos="1440"/>
+              <w:tab w:val="right" w:leader="dot" w:pos="9350"/>
+            </w:tabs>
             <w:rPr>
               <w:rFonts w:asciiTheme="minorHAnsi" w:eastAsiaTheme="minorEastAsia" w:hAnsiTheme="minorHAnsi" w:cstheme="minorBidi"/>
+              <w:noProof/>
+              <w:kern w:val="2"/>
+              <w:lang w:val="es-CO"/>
+              <w14:ligatures w14:val="standardContextual"/>
             </w:rPr>
           </w:pPr>
-          <w:hyperlink w:anchor="_Toc237869105" w:history="1">
+          <w:hyperlink w:anchor="_Toc237869702" w:history="1">
             <w:r>
               <w:rPr>
                 <w:rStyle w:val="Hipervnculo"/>
+                <w:noProof/>
               </w:rPr>
               <w:t>4.2.3</w:t>
             </w:r>
             <w:r>
               <w:rPr>
                 <w:rFonts w:asciiTheme="minorHAnsi" w:eastAsiaTheme="minorEastAsia" w:hAnsiTheme="minorHAnsi" w:cstheme="minorBidi"/>
+                <w:noProof/>
+                <w:kern w:val="2"/>
+                <w:lang w:val="es-CO"/>
+                <w14:ligatures w14:val="standardContextual"/>
               </w:rPr>
               <w:tab/>
             </w:r>
             <w:r>
               <w:rPr>
                 <w:rStyle w:val="Hipervnculo"/>
+                <w:noProof/>
               </w:rPr>
               <w:t>Assessment Management (ASM) Requirements</w:t>
             </w:r>
             <w:r>
               <w:rPr>
+                <w:noProof/>
                 <w:webHidden/>
               </w:rPr>
               <w:tab/>
             </w:r>
             <w:r>
               <w:rPr>
+                <w:noProof/>
                 <w:webHidden/>
               </w:rPr>
               <w:fldChar w:fldCharType="begin"/>
             </w:r>
             <w:r>
               <w:rPr>
-                <w:webHidden/>
-              </w:rPr>
-              <w:instrText xml:space="preserve"> PAGEREF _Toc237869105 \h </w:instrText>
-            </w:r>
-            <w:r>
-              <w:rPr>
-                <w:webHidden/>
-              </w:rPr>
-            </w:r>
-            <w:r>
-              <w:rPr>
+                <w:noProof/>
+                <w:webHidden/>
+              </w:rPr>
+              <w:instrText xml:space="preserve"> PAGEREF _Toc237869702 \h </w:instrText>
+            </w:r>
+            <w:r>
+              <w:rPr>
+                <w:noProof/>
+                <w:webHidden/>
+              </w:rPr>
+            </w:r>
+            <w:r>
+              <w:rPr>
+                <w:noProof/>
                 <w:webHidden/>
               </w:rPr>
               <w:fldChar w:fldCharType="separate"/>
             </w:r>
             <w:r>
               <w:rPr>
-                <w:webHidden/>
-              </w:rPr>
-              <w:t>21</w:t>
-            </w:r>
-            <w:r>
-              <w:rPr>
+                <w:noProof/>
+                <w:webHidden/>
+              </w:rPr>
+              <w:t>25</w:t>
+            </w:r>
+            <w:r>
+              <w:rPr>
+                <w:noProof/>
                 <w:webHidden/>
               </w:rPr>
               <w:fldChar w:fldCharType="end"/>
@@ -1516,66 +1993,87 @@
         <w:p>
           <w:pPr>
             <w:pStyle w:val="TDC3"/>
+            <w:tabs>
+              <w:tab w:val="left" w:pos="1440"/>
+              <w:tab w:val="right" w:leader="dot" w:pos="9350"/>
+            </w:tabs>
             <w:rPr>
               <w:rFonts w:asciiTheme="minorHAnsi" w:eastAsiaTheme="minorEastAsia" w:hAnsiTheme="minorHAnsi" w:cstheme="minorBidi"/>
+              <w:noProof/>
+              <w:kern w:val="2"/>
+              <w:lang w:val="es-CO"/>
+              <w14:ligatures w14:val="standardContextual"/>
             </w:rPr>
           </w:pPr>
-          <w:hyperlink w:anchor="_Toc237869106" w:history="1">
+          <w:hyperlink w:anchor="_Toc237869703" w:history="1">
             <w:r>
               <w:rPr>
                 <w:rStyle w:val="Hipervnculo"/>
-              </w:rPr>
-              <w:t>4.2.4</w:t>
+                <w:noProof/>
+              </w:rPr>
+              <w:t>4.2.5</w:t>
             </w:r>
             <w:r>
               <w:rPr>
                 <w:rFonts w:asciiTheme="minorHAnsi" w:eastAsiaTheme="minorEastAsia" w:hAnsiTheme="minorHAnsi" w:cstheme="minorBidi"/>
+                <w:noProof/>
+                <w:kern w:val="2"/>
+                <w:lang w:val="es-CO"/>
+                <w14:ligatures w14:val="standardContextual"/>
               </w:rPr>
               <w:tab/>
             </w:r>
             <w:r>
               <w:rPr>
                 <w:rStyle w:val="Hipervnculo"/>
+                <w:noProof/>
               </w:rPr>
               <w:t>Grade Management (GRD) Requirements</w:t>
             </w:r>
             <w:r>
               <w:rPr>
+                <w:noProof/>
                 <w:webHidden/>
               </w:rPr>
               <w:tab/>
             </w:r>
             <w:r>
               <w:rPr>
+                <w:noProof/>
                 <w:webHidden/>
               </w:rPr>
               <w:fldChar w:fldCharType="begin"/>
             </w:r>
             <w:r>
               <w:rPr>
-                <w:webHidden/>
-              </w:rPr>
-              <w:instrText xml:space="preserve"> PAGEREF _Toc237869106 \h </w:instrText>
-            </w:r>
-            <w:r>
-              <w:rPr>
-                <w:webHidden/>
-              </w:rPr>
-            </w:r>
-            <w:r>
-              <w:rPr>
+                <w:noProof/>
+                <w:webHidden/>
+              </w:rPr>
+              <w:instrText xml:space="preserve"> PAGEREF _Toc237869703 \h </w:instrText>
+            </w:r>
+            <w:r>
+              <w:rPr>
+                <w:noProof/>
+                <w:webHidden/>
+              </w:rPr>
+            </w:r>
+            <w:r>
+              <w:rPr>
+                <w:noProof/>
                 <w:webHidden/>
               </w:rPr>
               <w:fldChar w:fldCharType="separate"/>
             </w:r>
             <w:r>
               <w:rPr>
-                <w:webHidden/>
-              </w:rPr>
-              <w:t>26</w:t>
-            </w:r>
-            <w:r>
-              <w:rPr>
+                <w:noProof/>
+                <w:webHidden/>
+              </w:rPr>
+              <w:t>30</w:t>
+            </w:r>
+            <w:r>
+              <w:rPr>
+                <w:noProof/>
                 <w:webHidden/>
               </w:rPr>
               <w:fldChar w:fldCharType="end"/>
@@ -1585,66 +2083,87 @@
         <w:p>
           <w:pPr>
             <w:pStyle w:val="TDC3"/>
+            <w:tabs>
+              <w:tab w:val="left" w:pos="1440"/>
+              <w:tab w:val="right" w:leader="dot" w:pos="9350"/>
+            </w:tabs>
             <w:rPr>
               <w:rFonts w:asciiTheme="minorHAnsi" w:eastAsiaTheme="minorEastAsia" w:hAnsiTheme="minorHAnsi" w:cstheme="minorBidi"/>
+              <w:noProof/>
+              <w:kern w:val="2"/>
+              <w:lang w:val="es-CO"/>
+              <w14:ligatures w14:val="standardContextual"/>
             </w:rPr>
           </w:pPr>
-          <w:hyperlink w:anchor="_Toc237869107" w:history="1">
+          <w:hyperlink w:anchor="_Toc237869704" w:history="1">
             <w:r>
               <w:rPr>
                 <w:rStyle w:val="Hipervnculo"/>
-              </w:rPr>
-              <w:t>4.2.5</w:t>
+                <w:noProof/>
+              </w:rPr>
+              <w:t>4.2.6</w:t>
             </w:r>
             <w:r>
               <w:rPr>
                 <w:rFonts w:asciiTheme="minorHAnsi" w:eastAsiaTheme="minorEastAsia" w:hAnsiTheme="minorHAnsi" w:cstheme="minorBidi"/>
+                <w:noProof/>
+                <w:kern w:val="2"/>
+                <w:lang w:val="es-CO"/>
+                <w14:ligatures w14:val="standardContextual"/>
               </w:rPr>
               <w:tab/>
             </w:r>
             <w:r>
               <w:rPr>
                 <w:rStyle w:val="Hipervnculo"/>
+                <w:noProof/>
               </w:rPr>
               <w:t>Goal Management (GOL) Requirements</w:t>
             </w:r>
             <w:r>
               <w:rPr>
+                <w:noProof/>
                 <w:webHidden/>
               </w:rPr>
               <w:tab/>
             </w:r>
             <w:r>
               <w:rPr>
+                <w:noProof/>
                 <w:webHidden/>
               </w:rPr>
               <w:fldChar w:fldCharType="begin"/>
             </w:r>
             <w:r>
               <w:rPr>
-                <w:webHidden/>
-              </w:rPr>
-              <w:instrText xml:space="preserve"> PAGEREF _Toc237869107 \h </w:instrText>
-            </w:r>
-            <w:r>
-              <w:rPr>
-                <w:webHidden/>
-              </w:rPr>
-            </w:r>
-            <w:r>
-              <w:rPr>
+                <w:noProof/>
+                <w:webHidden/>
+              </w:rPr>
+              <w:instrText xml:space="preserve"> PAGEREF _Toc237869704 \h </w:instrText>
+            </w:r>
+            <w:r>
+              <w:rPr>
+                <w:noProof/>
+                <w:webHidden/>
+              </w:rPr>
+            </w:r>
+            <w:r>
+              <w:rPr>
+                <w:noProof/>
                 <w:webHidden/>
               </w:rPr>
               <w:fldChar w:fldCharType="separate"/>
             </w:r>
             <w:r>
               <w:rPr>
-                <w:webHidden/>
-              </w:rPr>
-              <w:t>28</w:t>
-            </w:r>
-            <w:r>
-              <w:rPr>
+                <w:noProof/>
+                <w:webHidden/>
+              </w:rPr>
+              <w:t>32</w:t>
+            </w:r>
+            <w:r>
+              <w:rPr>
+                <w:noProof/>
                 <w:webHidden/>
               </w:rPr>
               <w:fldChar w:fldCharType="end"/>
@@ -1654,66 +2173,87 @@
         <w:p>
           <w:pPr>
             <w:pStyle w:val="TDC3"/>
+            <w:tabs>
+              <w:tab w:val="left" w:pos="1440"/>
+              <w:tab w:val="right" w:leader="dot" w:pos="9350"/>
+            </w:tabs>
             <w:rPr>
               <w:rFonts w:asciiTheme="minorHAnsi" w:eastAsiaTheme="minorEastAsia" w:hAnsiTheme="minorHAnsi" w:cstheme="minorBidi"/>
+              <w:noProof/>
+              <w:kern w:val="2"/>
+              <w:lang w:val="es-CO"/>
+              <w14:ligatures w14:val="standardContextual"/>
             </w:rPr>
           </w:pPr>
-          <w:hyperlink w:anchor="_Toc237869108" w:history="1">
+          <w:hyperlink w:anchor="_Toc237869705" w:history="1">
             <w:r>
               <w:rPr>
                 <w:rStyle w:val="Hipervnculo"/>
-              </w:rPr>
-              <w:t>4.2.6</w:t>
+                <w:noProof/>
+              </w:rPr>
+              <w:t>4.2.7</w:t>
             </w:r>
             <w:r>
               <w:rPr>
                 <w:rFonts w:asciiTheme="minorHAnsi" w:eastAsiaTheme="minorEastAsia" w:hAnsiTheme="minorHAnsi" w:cstheme="minorBidi"/>
+                <w:noProof/>
+                <w:kern w:val="2"/>
+                <w:lang w:val="es-CO"/>
+                <w14:ligatures w14:val="standardContextual"/>
               </w:rPr>
               <w:tab/>
             </w:r>
             <w:r>
               <w:rPr>
                 <w:rStyle w:val="Hipervnculo"/>
+                <w:noProof/>
               </w:rPr>
               <w:t>Calculations and Projections (CAL) Requirements</w:t>
             </w:r>
             <w:r>
               <w:rPr>
+                <w:noProof/>
                 <w:webHidden/>
               </w:rPr>
               <w:tab/>
             </w:r>
             <w:r>
               <w:rPr>
+                <w:noProof/>
                 <w:webHidden/>
               </w:rPr>
               <w:fldChar w:fldCharType="begin"/>
             </w:r>
             <w:r>
               <w:rPr>
-                <w:webHidden/>
-              </w:rPr>
-              <w:instrText xml:space="preserve"> PAGEREF _Toc237869108 \h </w:instrText>
-            </w:r>
-            <w:r>
-              <w:rPr>
-                <w:webHidden/>
-              </w:rPr>
-            </w:r>
-            <w:r>
-              <w:rPr>
+                <w:noProof/>
+                <w:webHidden/>
+              </w:rPr>
+              <w:instrText xml:space="preserve"> PAGEREF _Toc237869705 \h </w:instrText>
+            </w:r>
+            <w:r>
+              <w:rPr>
+                <w:noProof/>
+                <w:webHidden/>
+              </w:rPr>
+            </w:r>
+            <w:r>
+              <w:rPr>
+                <w:noProof/>
                 <w:webHidden/>
               </w:rPr>
               <w:fldChar w:fldCharType="separate"/>
             </w:r>
             <w:r>
               <w:rPr>
-                <w:webHidden/>
-              </w:rPr>
-              <w:t>30</w:t>
-            </w:r>
-            <w:r>
-              <w:rPr>
+                <w:noProof/>
+                <w:webHidden/>
+              </w:rPr>
+              <w:t>34</w:t>
+            </w:r>
+            <w:r>
+              <w:rPr>
+                <w:noProof/>
                 <w:webHidden/>
               </w:rPr>
               <w:fldChar w:fldCharType="end"/>
@@ -1723,66 +2263,87 @@
         <w:p>
           <w:pPr>
             <w:pStyle w:val="TDC3"/>
+            <w:tabs>
+              <w:tab w:val="left" w:pos="1440"/>
+              <w:tab w:val="right" w:leader="dot" w:pos="9350"/>
+            </w:tabs>
             <w:rPr>
               <w:rFonts w:asciiTheme="minorHAnsi" w:eastAsiaTheme="minorEastAsia" w:hAnsiTheme="minorHAnsi" w:cstheme="minorBidi"/>
+              <w:noProof/>
+              <w:kern w:val="2"/>
+              <w:lang w:val="es-CO"/>
+              <w14:ligatures w14:val="standardContextual"/>
             </w:rPr>
           </w:pPr>
-          <w:hyperlink w:anchor="_Toc237869109" w:history="1">
+          <w:hyperlink w:anchor="_Toc237869706" w:history="1">
             <w:r>
               <w:rPr>
                 <w:rStyle w:val="Hipervnculo"/>
-              </w:rPr>
-              <w:t>4.2.7</w:t>
+                <w:noProof/>
+              </w:rPr>
+              <w:t>4.2.8</w:t>
             </w:r>
             <w:r>
               <w:rPr>
                 <w:rFonts w:asciiTheme="minorHAnsi" w:eastAsiaTheme="minorEastAsia" w:hAnsiTheme="minorHAnsi" w:cstheme="minorBidi"/>
+                <w:noProof/>
+                <w:kern w:val="2"/>
+                <w:lang w:val="es-CO"/>
+                <w14:ligatures w14:val="standardContextual"/>
               </w:rPr>
               <w:tab/>
             </w:r>
             <w:r>
               <w:rPr>
                 <w:rStyle w:val="Hipervnculo"/>
+                <w:noProof/>
               </w:rPr>
               <w:t>Risk and Goal Progress (RSK) Requirements</w:t>
             </w:r>
             <w:r>
               <w:rPr>
+                <w:noProof/>
                 <w:webHidden/>
               </w:rPr>
               <w:tab/>
             </w:r>
             <w:r>
               <w:rPr>
+                <w:noProof/>
                 <w:webHidden/>
               </w:rPr>
               <w:fldChar w:fldCharType="begin"/>
             </w:r>
             <w:r>
               <w:rPr>
-                <w:webHidden/>
-              </w:rPr>
-              <w:instrText xml:space="preserve"> PAGEREF _Toc237869109 \h </w:instrText>
-            </w:r>
-            <w:r>
-              <w:rPr>
-                <w:webHidden/>
-              </w:rPr>
-            </w:r>
-            <w:r>
-              <w:rPr>
+                <w:noProof/>
+                <w:webHidden/>
+              </w:rPr>
+              <w:instrText xml:space="preserve"> PAGEREF _Toc237869706 \h </w:instrText>
+            </w:r>
+            <w:r>
+              <w:rPr>
+                <w:noProof/>
+                <w:webHidden/>
+              </w:rPr>
+            </w:r>
+            <w:r>
+              <w:rPr>
+                <w:noProof/>
                 <w:webHidden/>
               </w:rPr>
               <w:fldChar w:fldCharType="separate"/>
             </w:r>
             <w:r>
               <w:rPr>
-                <w:webHidden/>
-              </w:rPr>
-              <w:t>34</w:t>
-            </w:r>
-            <w:r>
-              <w:rPr>
+                <w:noProof/>
+                <w:webHidden/>
+              </w:rPr>
+              <w:t>38</w:t>
+            </w:r>
+            <w:r>
+              <w:rPr>
+                <w:noProof/>
                 <w:webHidden/>
               </w:rPr>
               <w:fldChar w:fldCharType="end"/>
@@ -1792,66 +2353,87 @@
         <w:p>
           <w:pPr>
             <w:pStyle w:val="TDC3"/>
+            <w:tabs>
+              <w:tab w:val="left" w:pos="1440"/>
+              <w:tab w:val="right" w:leader="dot" w:pos="9350"/>
+            </w:tabs>
             <w:rPr>
               <w:rFonts w:asciiTheme="minorHAnsi" w:eastAsiaTheme="minorEastAsia" w:hAnsiTheme="minorHAnsi" w:cstheme="minorBidi"/>
+              <w:noProof/>
+              <w:kern w:val="2"/>
+              <w:lang w:val="es-CO"/>
+              <w14:ligatures w14:val="standardContextual"/>
             </w:rPr>
           </w:pPr>
-          <w:hyperlink w:anchor="_Toc237869110" w:history="1">
+          <w:hyperlink w:anchor="_Toc237869707" w:history="1">
             <w:r>
               <w:rPr>
                 <w:rStyle w:val="Hipervnculo"/>
-              </w:rPr>
-              <w:t>4.2.8</w:t>
+                <w:noProof/>
+              </w:rPr>
+              <w:t>4.2.9</w:t>
             </w:r>
             <w:r>
               <w:rPr>
                 <w:rFonts w:asciiTheme="minorHAnsi" w:eastAsiaTheme="minorEastAsia" w:hAnsiTheme="minorHAnsi" w:cstheme="minorBidi"/>
+                <w:noProof/>
+                <w:kern w:val="2"/>
+                <w:lang w:val="es-CO"/>
+                <w14:ligatures w14:val="standardContextual"/>
               </w:rPr>
               <w:tab/>
             </w:r>
             <w:r>
               <w:rPr>
                 <w:rStyle w:val="Hipervnculo"/>
+                <w:noProof/>
               </w:rPr>
               <w:t>Report (RPT) Requirements</w:t>
             </w:r>
             <w:r>
               <w:rPr>
+                <w:noProof/>
                 <w:webHidden/>
               </w:rPr>
               <w:tab/>
             </w:r>
             <w:r>
               <w:rPr>
+                <w:noProof/>
                 <w:webHidden/>
               </w:rPr>
               <w:fldChar w:fldCharType="begin"/>
             </w:r>
             <w:r>
               <w:rPr>
-                <w:webHidden/>
-              </w:rPr>
-              <w:instrText xml:space="preserve"> PAGEREF _Toc237869110 \h </w:instrText>
-            </w:r>
-            <w:r>
-              <w:rPr>
-                <w:webHidden/>
-              </w:rPr>
-            </w:r>
-            <w:r>
-              <w:rPr>
+                <w:noProof/>
+                <w:webHidden/>
+              </w:rPr>
+              <w:instrText xml:space="preserve"> PAGEREF _Toc237869707 \h </w:instrText>
+            </w:r>
+            <w:r>
+              <w:rPr>
+                <w:noProof/>
+                <w:webHidden/>
+              </w:rPr>
+            </w:r>
+            <w:r>
+              <w:rPr>
+                <w:noProof/>
                 <w:webHidden/>
               </w:rPr>
               <w:fldChar w:fldCharType="separate"/>
             </w:r>
             <w:r>
               <w:rPr>
-                <w:webHidden/>
-              </w:rPr>
-              <w:t>36</w:t>
-            </w:r>
-            <w:r>
-              <w:rPr>
+                <w:noProof/>
+                <w:webHidden/>
+              </w:rPr>
+              <w:t>40</w:t>
+            </w:r>
+            <w:r>
+              <w:rPr>
+                <w:noProof/>
                 <w:webHidden/>
               </w:rPr>
               <w:fldChar w:fldCharType="end"/>
@@ -1861,66 +2443,87 @@
         <w:p>
           <w:pPr>
             <w:pStyle w:val="TDC3"/>
+            <w:tabs>
+              <w:tab w:val="left" w:pos="1440"/>
+              <w:tab w:val="right" w:leader="dot" w:pos="9350"/>
+            </w:tabs>
             <w:rPr>
               <w:rFonts w:asciiTheme="minorHAnsi" w:eastAsiaTheme="minorEastAsia" w:hAnsiTheme="minorHAnsi" w:cstheme="minorBidi"/>
+              <w:noProof/>
+              <w:kern w:val="2"/>
+              <w:lang w:val="es-CO"/>
+              <w14:ligatures w14:val="standardContextual"/>
             </w:rPr>
           </w:pPr>
-          <w:hyperlink w:anchor="_Toc237869111" w:history="1">
+          <w:hyperlink w:anchor="_Toc237869708" w:history="1">
             <w:r>
               <w:rPr>
                 <w:rStyle w:val="Hipervnculo"/>
-              </w:rPr>
-              <w:t>4.2.9</w:t>
+                <w:noProof/>
+              </w:rPr>
+              <w:t>4.2.10</w:t>
             </w:r>
             <w:r>
               <w:rPr>
                 <w:rFonts w:asciiTheme="minorHAnsi" w:eastAsiaTheme="minorEastAsia" w:hAnsiTheme="minorHAnsi" w:cstheme="minorBidi"/>
+                <w:noProof/>
+                <w:kern w:val="2"/>
+                <w:lang w:val="es-CO"/>
+                <w14:ligatures w14:val="standardContextual"/>
               </w:rPr>
               <w:tab/>
             </w:r>
             <w:r>
               <w:rPr>
                 <w:rStyle w:val="Hipervnculo"/>
+                <w:noProof/>
               </w:rPr>
               <w:t>Historical Performance (HIS) Requirements</w:t>
             </w:r>
             <w:r>
               <w:rPr>
+                <w:noProof/>
                 <w:webHidden/>
               </w:rPr>
               <w:tab/>
             </w:r>
             <w:r>
               <w:rPr>
+                <w:noProof/>
                 <w:webHidden/>
               </w:rPr>
               <w:fldChar w:fldCharType="begin"/>
             </w:r>
             <w:r>
               <w:rPr>
-                <w:webHidden/>
-              </w:rPr>
-              <w:instrText xml:space="preserve"> PAGEREF _Toc237869111 \h </w:instrText>
-            </w:r>
-            <w:r>
-              <w:rPr>
-                <w:webHidden/>
-              </w:rPr>
-            </w:r>
-            <w:r>
-              <w:rPr>
+                <w:noProof/>
+                <w:webHidden/>
+              </w:rPr>
+              <w:instrText xml:space="preserve"> PAGEREF _Toc237869708 \h </w:instrText>
+            </w:r>
+            <w:r>
+              <w:rPr>
+                <w:noProof/>
+                <w:webHidden/>
+              </w:rPr>
+            </w:r>
+            <w:r>
+              <w:rPr>
+                <w:noProof/>
                 <w:webHidden/>
               </w:rPr>
               <w:fldChar w:fldCharType="separate"/>
             </w:r>
             <w:r>
               <w:rPr>
-                <w:webHidden/>
-              </w:rPr>
-              <w:t>38</w:t>
-            </w:r>
-            <w:r>
-              <w:rPr>
+                <w:noProof/>
+                <w:webHidden/>
+              </w:rPr>
+              <w:t>42</w:t>
+            </w:r>
+            <w:r>
+              <w:rPr>
+                <w:noProof/>
                 <w:webHidden/>
               </w:rPr>
               <w:fldChar w:fldCharType="end"/>
@@ -1930,66 +2533,87 @@
         <w:p>
           <w:pPr>
             <w:pStyle w:val="TDC3"/>
+            <w:tabs>
+              <w:tab w:val="left" w:pos="1440"/>
+              <w:tab w:val="right" w:leader="dot" w:pos="9350"/>
+            </w:tabs>
             <w:rPr>
               <w:rFonts w:asciiTheme="minorHAnsi" w:eastAsiaTheme="minorEastAsia" w:hAnsiTheme="minorHAnsi" w:cstheme="minorBidi"/>
+              <w:noProof/>
+              <w:kern w:val="2"/>
+              <w:lang w:val="es-CO"/>
+              <w14:ligatures w14:val="standardContextual"/>
             </w:rPr>
           </w:pPr>
-          <w:hyperlink w:anchor="_Toc237869112" w:history="1">
+          <w:hyperlink w:anchor="_Toc237869709" w:history="1">
             <w:r>
               <w:rPr>
                 <w:rStyle w:val="Hipervnculo"/>
-              </w:rPr>
-              <w:t>4.2.10</w:t>
+                <w:noProof/>
+              </w:rPr>
+              <w:t>4.2.11</w:t>
             </w:r>
             <w:r>
               <w:rPr>
                 <w:rFonts w:asciiTheme="minorHAnsi" w:eastAsiaTheme="minorEastAsia" w:hAnsiTheme="minorHAnsi" w:cstheme="minorBidi"/>
+                <w:noProof/>
+                <w:kern w:val="2"/>
+                <w:lang w:val="es-CO"/>
+                <w14:ligatures w14:val="standardContextual"/>
               </w:rPr>
               <w:tab/>
             </w:r>
             <w:r>
               <w:rPr>
                 <w:rStyle w:val="Hipervnculo"/>
+                <w:noProof/>
               </w:rPr>
               <w:t>User Account Management (USR) Requirements</w:t>
             </w:r>
             <w:r>
               <w:rPr>
+                <w:noProof/>
                 <w:webHidden/>
               </w:rPr>
               <w:tab/>
             </w:r>
             <w:r>
               <w:rPr>
+                <w:noProof/>
                 <w:webHidden/>
               </w:rPr>
               <w:fldChar w:fldCharType="begin"/>
             </w:r>
             <w:r>
               <w:rPr>
-                <w:webHidden/>
-              </w:rPr>
-              <w:instrText xml:space="preserve"> PAGEREF _Toc237869112 \h </w:instrText>
-            </w:r>
-            <w:r>
-              <w:rPr>
-                <w:webHidden/>
-              </w:rPr>
-            </w:r>
-            <w:r>
-              <w:rPr>
+                <w:noProof/>
+                <w:webHidden/>
+              </w:rPr>
+              <w:instrText xml:space="preserve"> PAGEREF _Toc237869709 \h </w:instrText>
+            </w:r>
+            <w:r>
+              <w:rPr>
+                <w:noProof/>
+                <w:webHidden/>
+              </w:rPr>
+            </w:r>
+            <w:r>
+              <w:rPr>
+                <w:noProof/>
                 <w:webHidden/>
               </w:rPr>
               <w:fldChar w:fldCharType="separate"/>
             </w:r>
             <w:r>
               <w:rPr>
-                <w:webHidden/>
-              </w:rPr>
-              <w:t>40</w:t>
-            </w:r>
-            <w:r>
-              <w:rPr>
+                <w:noProof/>
+                <w:webHidden/>
+              </w:rPr>
+              <w:t>44</w:t>
+            </w:r>
+            <w:r>
+              <w:rPr>
+                <w:noProof/>
                 <w:webHidden/>
               </w:rPr>
               <w:fldChar w:fldCharType="end"/>
@@ -1999,66 +2623,87 @@
         <w:p>
           <w:pPr>
             <w:pStyle w:val="TDC1"/>
+            <w:tabs>
+              <w:tab w:val="left" w:pos="480"/>
+              <w:tab w:val="right" w:leader="dot" w:pos="9350"/>
+            </w:tabs>
             <w:rPr>
               <w:rFonts w:asciiTheme="minorHAnsi" w:eastAsiaTheme="minorEastAsia" w:hAnsiTheme="minorHAnsi" w:cstheme="minorBidi"/>
+              <w:noProof/>
+              <w:kern w:val="2"/>
+              <w:lang w:val="es-CO"/>
+              <w14:ligatures w14:val="standardContextual"/>
             </w:rPr>
           </w:pPr>
-          <w:hyperlink w:anchor="_Toc237869113" w:history="1">
+          <w:hyperlink w:anchor="_Toc237869710" w:history="1">
             <w:r>
               <w:rPr>
                 <w:rStyle w:val="Hipervnculo"/>
+                <w:noProof/>
               </w:rPr>
               <w:t>5</w:t>
             </w:r>
             <w:r>
               <w:rPr>
                 <w:rFonts w:asciiTheme="minorHAnsi" w:eastAsiaTheme="minorEastAsia" w:hAnsiTheme="minorHAnsi" w:cstheme="minorBidi"/>
+                <w:noProof/>
+                <w:kern w:val="2"/>
+                <w:lang w:val="es-CO"/>
+                <w14:ligatures w14:val="standardContextual"/>
               </w:rPr>
               <w:tab/>
             </w:r>
             <w:r>
               <w:rPr>
                 <w:rStyle w:val="Hipervnculo"/>
+                <w:noProof/>
               </w:rPr>
               <w:t>Non-Functional Requirements</w:t>
             </w:r>
             <w:r>
               <w:rPr>
+                <w:noProof/>
                 <w:webHidden/>
               </w:rPr>
               <w:tab/>
             </w:r>
             <w:r>
               <w:rPr>
+                <w:noProof/>
                 <w:webHidden/>
               </w:rPr>
               <w:fldChar w:fldCharType="begin"/>
             </w:r>
             <w:r>
               <w:rPr>
-                <w:webHidden/>
-              </w:rPr>
-              <w:instrText xml:space="preserve"> PAGEREF _Toc237869113 \h </w:instrText>
-            </w:r>
-            <w:r>
-              <w:rPr>
-                <w:webHidden/>
-              </w:rPr>
-            </w:r>
-            <w:r>
-              <w:rPr>
+                <w:noProof/>
+                <w:webHidden/>
+              </w:rPr>
+              <w:instrText xml:space="preserve"> PAGEREF _Toc237869710 \h </w:instrText>
+            </w:r>
+            <w:r>
+              <w:rPr>
+                <w:noProof/>
+                <w:webHidden/>
+              </w:rPr>
+            </w:r>
+            <w:r>
+              <w:rPr>
+                <w:noProof/>
                 <w:webHidden/>
               </w:rPr>
               <w:fldChar w:fldCharType="separate"/>
             </w:r>
             <w:r>
               <w:rPr>
-                <w:webHidden/>
-              </w:rPr>
-              <w:t>42</w:t>
-            </w:r>
-            <w:r>
-              <w:rPr>
+                <w:noProof/>
+                <w:webHidden/>
+              </w:rPr>
+              <w:t>46</w:t>
+            </w:r>
+            <w:r>
+              <w:rPr>
+                <w:noProof/>
                 <w:webHidden/>
               </w:rPr>
               <w:fldChar w:fldCharType="end"/>
@@ -2068,66 +2713,87 @@
         <w:p>
           <w:pPr>
             <w:pStyle w:val="TDC2"/>
+            <w:tabs>
+              <w:tab w:val="left" w:pos="960"/>
+              <w:tab w:val="right" w:leader="dot" w:pos="9350"/>
+            </w:tabs>
             <w:rPr>
               <w:rFonts w:asciiTheme="minorHAnsi" w:eastAsiaTheme="minorEastAsia" w:hAnsiTheme="minorHAnsi" w:cstheme="minorBidi"/>
+              <w:noProof/>
+              <w:kern w:val="2"/>
+              <w:lang w:val="es-CO"/>
+              <w14:ligatures w14:val="standardContextual"/>
             </w:rPr>
           </w:pPr>
-          <w:hyperlink w:anchor="_Toc237869114" w:history="1">
+          <w:hyperlink w:anchor="_Toc237869711" w:history="1">
             <w:r>
               <w:rPr>
                 <w:rStyle w:val="Hipervnculo"/>
+                <w:noProof/>
               </w:rPr>
               <w:t>5.1</w:t>
             </w:r>
             <w:r>
               <w:rPr>
                 <w:rFonts w:asciiTheme="minorHAnsi" w:eastAsiaTheme="minorEastAsia" w:hAnsiTheme="minorHAnsi" w:cstheme="minorBidi"/>
+                <w:noProof/>
+                <w:kern w:val="2"/>
+                <w:lang w:val="es-CO"/>
+                <w14:ligatures w14:val="standardContextual"/>
               </w:rPr>
               <w:tab/>
             </w:r>
             <w:r>
               <w:rPr>
                 <w:rStyle w:val="Hipervnculo"/>
+                <w:noProof/>
               </w:rPr>
               <w:t>Requirement Specification Format</w:t>
             </w:r>
             <w:r>
               <w:rPr>
+                <w:noProof/>
                 <w:webHidden/>
               </w:rPr>
               <w:tab/>
             </w:r>
             <w:r>
               <w:rPr>
+                <w:noProof/>
                 <w:webHidden/>
               </w:rPr>
               <w:fldChar w:fldCharType="begin"/>
             </w:r>
             <w:r>
               <w:rPr>
-                <w:webHidden/>
-              </w:rPr>
-              <w:instrText xml:space="preserve"> PAGEREF _Toc237869114 \h </w:instrText>
-            </w:r>
-            <w:r>
-              <w:rPr>
-                <w:webHidden/>
-              </w:rPr>
-            </w:r>
-            <w:r>
-              <w:rPr>
+                <w:noProof/>
+                <w:webHidden/>
+              </w:rPr>
+              <w:instrText xml:space="preserve"> PAGEREF _Toc237869711 \h </w:instrText>
+            </w:r>
+            <w:r>
+              <w:rPr>
+                <w:noProof/>
+                <w:webHidden/>
+              </w:rPr>
+            </w:r>
+            <w:r>
+              <w:rPr>
+                <w:noProof/>
                 <w:webHidden/>
               </w:rPr>
               <w:fldChar w:fldCharType="separate"/>
             </w:r>
             <w:r>
               <w:rPr>
-                <w:webHidden/>
-              </w:rPr>
-              <w:t>42</w:t>
-            </w:r>
-            <w:r>
-              <w:rPr>
+                <w:noProof/>
+                <w:webHidden/>
+              </w:rPr>
+              <w:t>46</w:t>
+            </w:r>
+            <w:r>
+              <w:rPr>
+                <w:noProof/>
                 <w:webHidden/>
               </w:rPr>
               <w:fldChar w:fldCharType="end"/>
@@ -2137,66 +2803,87 @@
         <w:p>
           <w:pPr>
             <w:pStyle w:val="TDC2"/>
+            <w:tabs>
+              <w:tab w:val="left" w:pos="960"/>
+              <w:tab w:val="right" w:leader="dot" w:pos="9350"/>
+            </w:tabs>
             <w:rPr>
               <w:rFonts w:asciiTheme="minorHAnsi" w:eastAsiaTheme="minorEastAsia" w:hAnsiTheme="minorHAnsi" w:cstheme="minorBidi"/>
+              <w:noProof/>
+              <w:kern w:val="2"/>
+              <w:lang w:val="es-CO"/>
+              <w14:ligatures w14:val="standardContextual"/>
             </w:rPr>
           </w:pPr>
-          <w:hyperlink w:anchor="_Toc237869115" w:history="1">
+          <w:hyperlink w:anchor="_Toc237869712" w:history="1">
             <w:r>
               <w:rPr>
                 <w:rStyle w:val="Hipervnculo"/>
+                <w:noProof/>
               </w:rPr>
               <w:t>5.2</w:t>
             </w:r>
             <w:r>
               <w:rPr>
                 <w:rFonts w:asciiTheme="minorHAnsi" w:eastAsiaTheme="minorEastAsia" w:hAnsiTheme="minorHAnsi" w:cstheme="minorBidi"/>
+                <w:noProof/>
+                <w:kern w:val="2"/>
+                <w:lang w:val="es-CO"/>
+                <w14:ligatures w14:val="standardContextual"/>
               </w:rPr>
               <w:tab/>
             </w:r>
             <w:r>
               <w:rPr>
                 <w:rStyle w:val="Hipervnculo"/>
+                <w:noProof/>
               </w:rPr>
               <w:t>Non-Functional Requirements (NFRs)</w:t>
             </w:r>
             <w:r>
               <w:rPr>
+                <w:noProof/>
                 <w:webHidden/>
               </w:rPr>
               <w:tab/>
             </w:r>
             <w:r>
               <w:rPr>
+                <w:noProof/>
                 <w:webHidden/>
               </w:rPr>
               <w:fldChar w:fldCharType="begin"/>
             </w:r>
             <w:r>
               <w:rPr>
-                <w:webHidden/>
-              </w:rPr>
-              <w:instrText xml:space="preserve"> PAGEREF _Toc237869115 \h </w:instrText>
-            </w:r>
-            <w:r>
-              <w:rPr>
-                <w:webHidden/>
-              </w:rPr>
-            </w:r>
-            <w:r>
-              <w:rPr>
+                <w:noProof/>
+                <w:webHidden/>
+              </w:rPr>
+              <w:instrText xml:space="preserve"> PAGEREF _Toc237869712 \h </w:instrText>
+            </w:r>
+            <w:r>
+              <w:rPr>
+                <w:noProof/>
+                <w:webHidden/>
+              </w:rPr>
+            </w:r>
+            <w:r>
+              <w:rPr>
+                <w:noProof/>
                 <w:webHidden/>
               </w:rPr>
               <w:fldChar w:fldCharType="separate"/>
             </w:r>
             <w:r>
               <w:rPr>
-                <w:webHidden/>
-              </w:rPr>
-              <w:t>42</w:t>
-            </w:r>
-            <w:r>
-              <w:rPr>
+                <w:noProof/>
+                <w:webHidden/>
+              </w:rPr>
+              <w:t>46</w:t>
+            </w:r>
+            <w:r>
+              <w:rPr>
+                <w:noProof/>
                 <w:webHidden/>
               </w:rPr>
               <w:fldChar w:fldCharType="end"/>
@@ -2206,66 +2893,87 @@
         <w:p>
           <w:pPr>
             <w:pStyle w:val="TDC3"/>
+            <w:tabs>
+              <w:tab w:val="left" w:pos="1440"/>
+              <w:tab w:val="right" w:leader="dot" w:pos="9350"/>
+            </w:tabs>
             <w:rPr>
               <w:rFonts w:asciiTheme="minorHAnsi" w:eastAsiaTheme="minorEastAsia" w:hAnsiTheme="minorHAnsi" w:cstheme="minorBidi"/>
+              <w:noProof/>
+              <w:kern w:val="2"/>
+              <w:lang w:val="es-CO"/>
+              <w14:ligatures w14:val="standardContextual"/>
             </w:rPr>
           </w:pPr>
-          <w:hyperlink w:anchor="_Toc237869116" w:history="1">
+          <w:hyperlink w:anchor="_Toc237869713" w:history="1">
             <w:r>
               <w:rPr>
                 <w:rStyle w:val="Hipervnculo"/>
+                <w:noProof/>
               </w:rPr>
               <w:t>5.2.1</w:t>
             </w:r>
             <w:r>
               <w:rPr>
                 <w:rFonts w:asciiTheme="minorHAnsi" w:eastAsiaTheme="minorEastAsia" w:hAnsiTheme="minorHAnsi" w:cstheme="minorBidi"/>
+                <w:noProof/>
+                <w:kern w:val="2"/>
+                <w:lang w:val="es-CO"/>
+                <w14:ligatures w14:val="standardContextual"/>
               </w:rPr>
               <w:tab/>
             </w:r>
             <w:r>
               <w:rPr>
                 <w:rStyle w:val="Hipervnculo"/>
+                <w:noProof/>
               </w:rPr>
               <w:t>Performance (PER) NFRs</w:t>
             </w:r>
             <w:r>
               <w:rPr>
+                <w:noProof/>
                 <w:webHidden/>
               </w:rPr>
               <w:tab/>
             </w:r>
             <w:r>
               <w:rPr>
+                <w:noProof/>
                 <w:webHidden/>
               </w:rPr>
               <w:fldChar w:fldCharType="begin"/>
             </w:r>
             <w:r>
               <w:rPr>
-                <w:webHidden/>
-              </w:rPr>
-              <w:instrText xml:space="preserve"> PAGEREF _Toc237869116 \h </w:instrText>
-            </w:r>
-            <w:r>
-              <w:rPr>
-                <w:webHidden/>
-              </w:rPr>
-            </w:r>
-            <w:r>
-              <w:rPr>
+                <w:noProof/>
+                <w:webHidden/>
+              </w:rPr>
+              <w:instrText xml:space="preserve"> PAGEREF _Toc237869713 \h </w:instrText>
+            </w:r>
+            <w:r>
+              <w:rPr>
+                <w:noProof/>
+                <w:webHidden/>
+              </w:rPr>
+            </w:r>
+            <w:r>
+              <w:rPr>
+                <w:noProof/>
                 <w:webHidden/>
               </w:rPr>
               <w:fldChar w:fldCharType="separate"/>
             </w:r>
             <w:r>
               <w:rPr>
-                <w:webHidden/>
-              </w:rPr>
-              <w:t>42</w:t>
-            </w:r>
-            <w:r>
-              <w:rPr>
+                <w:noProof/>
+                <w:webHidden/>
+              </w:rPr>
+              <w:t>46</w:t>
+            </w:r>
+            <w:r>
+              <w:rPr>
+                <w:noProof/>
                 <w:webHidden/>
               </w:rPr>
               <w:fldChar w:fldCharType="end"/>
@@ -2275,66 +2983,87 @@
         <w:p>
           <w:pPr>
             <w:pStyle w:val="TDC3"/>
+            <w:tabs>
+              <w:tab w:val="left" w:pos="1440"/>
+              <w:tab w:val="right" w:leader="dot" w:pos="9350"/>
+            </w:tabs>
             <w:rPr>
               <w:rFonts w:asciiTheme="minorHAnsi" w:eastAsiaTheme="minorEastAsia" w:hAnsiTheme="minorHAnsi" w:cstheme="minorBidi"/>
+              <w:noProof/>
+              <w:kern w:val="2"/>
+              <w:lang w:val="es-CO"/>
+              <w14:ligatures w14:val="standardContextual"/>
             </w:rPr>
           </w:pPr>
-          <w:hyperlink w:anchor="_Toc237869117" w:history="1">
+          <w:hyperlink w:anchor="_Toc237869714" w:history="1">
             <w:r>
               <w:rPr>
                 <w:rStyle w:val="Hipervnculo"/>
+                <w:noProof/>
               </w:rPr>
               <w:t>5.2.2</w:t>
             </w:r>
             <w:r>
               <w:rPr>
                 <w:rFonts w:asciiTheme="minorHAnsi" w:eastAsiaTheme="minorEastAsia" w:hAnsiTheme="minorHAnsi" w:cstheme="minorBidi"/>
+                <w:noProof/>
+                <w:kern w:val="2"/>
+                <w:lang w:val="es-CO"/>
+                <w14:ligatures w14:val="standardContextual"/>
               </w:rPr>
               <w:tab/>
             </w:r>
             <w:r>
               <w:rPr>
                 <w:rStyle w:val="Hipervnculo"/>
+                <w:noProof/>
               </w:rPr>
               <w:t>Security (SEC) NFRs</w:t>
             </w:r>
             <w:r>
               <w:rPr>
+                <w:noProof/>
                 <w:webHidden/>
               </w:rPr>
               <w:tab/>
             </w:r>
             <w:r>
               <w:rPr>
+                <w:noProof/>
                 <w:webHidden/>
               </w:rPr>
               <w:fldChar w:fldCharType="begin"/>
             </w:r>
             <w:r>
               <w:rPr>
-                <w:webHidden/>
-              </w:rPr>
-              <w:instrText xml:space="preserve"> PAGEREF _Toc237869117 \h </w:instrText>
-            </w:r>
-            <w:r>
-              <w:rPr>
-                <w:webHidden/>
-              </w:rPr>
-            </w:r>
-            <w:r>
-              <w:rPr>
+                <w:noProof/>
+                <w:webHidden/>
+              </w:rPr>
+              <w:instrText xml:space="preserve"> PAGEREF _Toc237869714 \h </w:instrText>
+            </w:r>
+            <w:r>
+              <w:rPr>
+                <w:noProof/>
+                <w:webHidden/>
+              </w:rPr>
+            </w:r>
+            <w:r>
+              <w:rPr>
+                <w:noProof/>
                 <w:webHidden/>
               </w:rPr>
               <w:fldChar w:fldCharType="separate"/>
             </w:r>
             <w:r>
               <w:rPr>
-                <w:webHidden/>
-              </w:rPr>
-              <w:t>43</w:t>
-            </w:r>
-            <w:r>
-              <w:rPr>
+                <w:noProof/>
+                <w:webHidden/>
+              </w:rPr>
+              <w:t>47</w:t>
+            </w:r>
+            <w:r>
+              <w:rPr>
+                <w:noProof/>
                 <w:webHidden/>
               </w:rPr>
               <w:fldChar w:fldCharType="end"/>
@@ -2344,66 +3073,87 @@
         <w:p>
           <w:pPr>
             <w:pStyle w:val="TDC3"/>
+            <w:tabs>
+              <w:tab w:val="left" w:pos="1440"/>
+              <w:tab w:val="right" w:leader="dot" w:pos="9350"/>
+            </w:tabs>
             <w:rPr>
               <w:rFonts w:asciiTheme="minorHAnsi" w:eastAsiaTheme="minorEastAsia" w:hAnsiTheme="minorHAnsi" w:cstheme="minorBidi"/>
+              <w:noProof/>
+              <w:kern w:val="2"/>
+              <w:lang w:val="es-CO"/>
+              <w14:ligatures w14:val="standardContextual"/>
             </w:rPr>
           </w:pPr>
-          <w:hyperlink w:anchor="_Toc237869118" w:history="1">
+          <w:hyperlink w:anchor="_Toc237869715" w:history="1">
             <w:r>
               <w:rPr>
                 <w:rStyle w:val="Hipervnculo"/>
+                <w:noProof/>
               </w:rPr>
               <w:t>5.2.3</w:t>
             </w:r>
             <w:r>
               <w:rPr>
                 <w:rFonts w:asciiTheme="minorHAnsi" w:eastAsiaTheme="minorEastAsia" w:hAnsiTheme="minorHAnsi" w:cstheme="minorBidi"/>
+                <w:noProof/>
+                <w:kern w:val="2"/>
+                <w:lang w:val="es-CO"/>
+                <w14:ligatures w14:val="standardContextual"/>
               </w:rPr>
               <w:tab/>
             </w:r>
             <w:r>
               <w:rPr>
                 <w:rStyle w:val="Hipervnculo"/>
+                <w:noProof/>
               </w:rPr>
               <w:t>Usability and Accessibility (USA) NFRs</w:t>
             </w:r>
             <w:r>
               <w:rPr>
+                <w:noProof/>
                 <w:webHidden/>
               </w:rPr>
               <w:tab/>
             </w:r>
             <w:r>
               <w:rPr>
+                <w:noProof/>
                 <w:webHidden/>
               </w:rPr>
               <w:fldChar w:fldCharType="begin"/>
             </w:r>
             <w:r>
               <w:rPr>
-                <w:webHidden/>
-              </w:rPr>
-              <w:instrText xml:space="preserve"> PAGEREF _Toc237869118 \h </w:instrText>
-            </w:r>
-            <w:r>
-              <w:rPr>
-                <w:webHidden/>
-              </w:rPr>
-            </w:r>
-            <w:r>
-              <w:rPr>
+                <w:noProof/>
+                <w:webHidden/>
+              </w:rPr>
+              <w:instrText xml:space="preserve"> PAGEREF _Toc237869715 \h </w:instrText>
+            </w:r>
+            <w:r>
+              <w:rPr>
+                <w:noProof/>
+                <w:webHidden/>
+              </w:rPr>
+            </w:r>
+            <w:r>
+              <w:rPr>
+                <w:noProof/>
                 <w:webHidden/>
               </w:rPr>
               <w:fldChar w:fldCharType="separate"/>
             </w:r>
             <w:r>
               <w:rPr>
-                <w:webHidden/>
-              </w:rPr>
-              <w:t>44</w:t>
-            </w:r>
-            <w:r>
-              <w:rPr>
+                <w:noProof/>
+                <w:webHidden/>
+              </w:rPr>
+              <w:t>48</w:t>
+            </w:r>
+            <w:r>
+              <w:rPr>
+                <w:noProof/>
                 <w:webHidden/>
               </w:rPr>
               <w:fldChar w:fldCharType="end"/>
@@ -2413,66 +3163,87 @@
         <w:p>
           <w:pPr>
             <w:pStyle w:val="TDC3"/>
+            <w:tabs>
+              <w:tab w:val="left" w:pos="1440"/>
+              <w:tab w:val="right" w:leader="dot" w:pos="9350"/>
+            </w:tabs>
             <w:rPr>
               <w:rFonts w:asciiTheme="minorHAnsi" w:eastAsiaTheme="minorEastAsia" w:hAnsiTheme="minorHAnsi" w:cstheme="minorBidi"/>
+              <w:noProof/>
+              <w:kern w:val="2"/>
+              <w:lang w:val="es-CO"/>
+              <w14:ligatures w14:val="standardContextual"/>
             </w:rPr>
           </w:pPr>
-          <w:hyperlink w:anchor="_Toc237869119" w:history="1">
+          <w:hyperlink w:anchor="_Toc237869716" w:history="1">
             <w:r>
               <w:rPr>
                 <w:rStyle w:val="Hipervnculo"/>
+                <w:noProof/>
               </w:rPr>
               <w:t>5.2.4</w:t>
             </w:r>
             <w:r>
               <w:rPr>
                 <w:rFonts w:asciiTheme="minorHAnsi" w:eastAsiaTheme="minorEastAsia" w:hAnsiTheme="minorHAnsi" w:cstheme="minorBidi"/>
+                <w:noProof/>
+                <w:kern w:val="2"/>
+                <w:lang w:val="es-CO"/>
+                <w14:ligatures w14:val="standardContextual"/>
               </w:rPr>
               <w:tab/>
             </w:r>
             <w:r>
               <w:rPr>
                 <w:rStyle w:val="Hipervnculo"/>
+                <w:noProof/>
               </w:rPr>
               <w:t>Reliability and Availability (REL) NFRs</w:t>
             </w:r>
             <w:r>
               <w:rPr>
+                <w:noProof/>
                 <w:webHidden/>
               </w:rPr>
               <w:tab/>
             </w:r>
             <w:r>
               <w:rPr>
+                <w:noProof/>
                 <w:webHidden/>
               </w:rPr>
               <w:fldChar w:fldCharType="begin"/>
             </w:r>
             <w:r>
               <w:rPr>
-                <w:webHidden/>
-              </w:rPr>
-              <w:instrText xml:space="preserve"> PAGEREF _Toc237869119 \h </w:instrText>
-            </w:r>
-            <w:r>
-              <w:rPr>
-                <w:webHidden/>
-              </w:rPr>
-            </w:r>
-            <w:r>
-              <w:rPr>
+                <w:noProof/>
+                <w:webHidden/>
+              </w:rPr>
+              <w:instrText xml:space="preserve"> PAGEREF _Toc237869716 \h </w:instrText>
+            </w:r>
+            <w:r>
+              <w:rPr>
+                <w:noProof/>
+                <w:webHidden/>
+              </w:rPr>
+            </w:r>
+            <w:r>
+              <w:rPr>
+                <w:noProof/>
                 <w:webHidden/>
               </w:rPr>
               <w:fldChar w:fldCharType="separate"/>
             </w:r>
             <w:r>
               <w:rPr>
-                <w:webHidden/>
-              </w:rPr>
-              <w:t>45</w:t>
-            </w:r>
-            <w:r>
-              <w:rPr>
+                <w:noProof/>
+                <w:webHidden/>
+              </w:rPr>
+              <w:t>49</w:t>
+            </w:r>
+            <w:r>
+              <w:rPr>
+                <w:noProof/>
                 <w:webHidden/>
               </w:rPr>
               <w:fldChar w:fldCharType="end"/>
@@ -2482,66 +3253,87 @@
         <w:p>
           <w:pPr>
             <w:pStyle w:val="TDC3"/>
+            <w:tabs>
+              <w:tab w:val="left" w:pos="1440"/>
+              <w:tab w:val="right" w:leader="dot" w:pos="9350"/>
+            </w:tabs>
             <w:rPr>
               <w:rFonts w:asciiTheme="minorHAnsi" w:eastAsiaTheme="minorEastAsia" w:hAnsiTheme="minorHAnsi" w:cstheme="minorBidi"/>
+              <w:noProof/>
+              <w:kern w:val="2"/>
+              <w:lang w:val="es-CO"/>
+              <w14:ligatures w14:val="standardContextual"/>
             </w:rPr>
           </w:pPr>
-          <w:hyperlink w:anchor="_Toc237869120" w:history="1">
+          <w:hyperlink w:anchor="_Toc237869717" w:history="1">
             <w:r>
               <w:rPr>
                 <w:rStyle w:val="Hipervnculo"/>
+                <w:noProof/>
               </w:rPr>
               <w:t>5.2.5</w:t>
             </w:r>
             <w:r>
               <w:rPr>
                 <w:rFonts w:asciiTheme="minorHAnsi" w:eastAsiaTheme="minorEastAsia" w:hAnsiTheme="minorHAnsi" w:cstheme="minorBidi"/>
+                <w:noProof/>
+                <w:kern w:val="2"/>
+                <w:lang w:val="es-CO"/>
+                <w14:ligatures w14:val="standardContextual"/>
               </w:rPr>
               <w:tab/>
             </w:r>
             <w:r>
               <w:rPr>
                 <w:rStyle w:val="Hipervnculo"/>
+                <w:noProof/>
               </w:rPr>
               <w:t>Mantainability (MNT) NFRs</w:t>
             </w:r>
             <w:r>
               <w:rPr>
+                <w:noProof/>
                 <w:webHidden/>
               </w:rPr>
               <w:tab/>
             </w:r>
             <w:r>
               <w:rPr>
+                <w:noProof/>
                 <w:webHidden/>
               </w:rPr>
               <w:fldChar w:fldCharType="begin"/>
             </w:r>
             <w:r>
               <w:rPr>
-                <w:webHidden/>
-              </w:rPr>
-              <w:instrText xml:space="preserve"> PAGEREF _Toc237869120 \h </w:instrText>
-            </w:r>
-            <w:r>
-              <w:rPr>
-                <w:webHidden/>
-              </w:rPr>
-            </w:r>
-            <w:r>
-              <w:rPr>
+                <w:noProof/>
+                <w:webHidden/>
+              </w:rPr>
+              <w:instrText xml:space="preserve"> PAGEREF _Toc237869717 \h </w:instrText>
+            </w:r>
+            <w:r>
+              <w:rPr>
+                <w:noProof/>
+                <w:webHidden/>
+              </w:rPr>
+            </w:r>
+            <w:r>
+              <w:rPr>
+                <w:noProof/>
                 <w:webHidden/>
               </w:rPr>
               <w:fldChar w:fldCharType="separate"/>
             </w:r>
             <w:r>
               <w:rPr>
-                <w:webHidden/>
-              </w:rPr>
-              <w:t>46</w:t>
-            </w:r>
-            <w:r>
-              <w:rPr>
+                <w:noProof/>
+                <w:webHidden/>
+              </w:rPr>
+              <w:t>50</w:t>
+            </w:r>
+            <w:r>
+              <w:rPr>
+                <w:noProof/>
                 <w:webHidden/>
               </w:rPr>
               <w:fldChar w:fldCharType="end"/>
@@ -2551,66 +3343,87 @@
         <w:p>
           <w:pPr>
             <w:pStyle w:val="TDC3"/>
+            <w:tabs>
+              <w:tab w:val="left" w:pos="1440"/>
+              <w:tab w:val="right" w:leader="dot" w:pos="9350"/>
+            </w:tabs>
             <w:rPr>
               <w:rFonts w:asciiTheme="minorHAnsi" w:eastAsiaTheme="minorEastAsia" w:hAnsiTheme="minorHAnsi" w:cstheme="minorBidi"/>
+              <w:noProof/>
+              <w:kern w:val="2"/>
+              <w:lang w:val="es-CO"/>
+              <w14:ligatures w14:val="standardContextual"/>
             </w:rPr>
           </w:pPr>
-          <w:hyperlink w:anchor="_Toc237869121" w:history="1">
+          <w:hyperlink w:anchor="_Toc237869718" w:history="1">
             <w:r>
               <w:rPr>
                 <w:rStyle w:val="Hipervnculo"/>
+                <w:noProof/>
               </w:rPr>
               <w:t>5.2.6</w:t>
             </w:r>
             <w:r>
               <w:rPr>
                 <w:rFonts w:asciiTheme="minorHAnsi" w:eastAsiaTheme="minorEastAsia" w:hAnsiTheme="minorHAnsi" w:cstheme="minorBidi"/>
+                <w:noProof/>
+                <w:kern w:val="2"/>
+                <w:lang w:val="es-CO"/>
+                <w14:ligatures w14:val="standardContextual"/>
               </w:rPr>
               <w:tab/>
             </w:r>
             <w:r>
               <w:rPr>
                 <w:rStyle w:val="Hipervnculo"/>
+                <w:noProof/>
               </w:rPr>
               <w:t>Data Integrity (DAT) NFRs</w:t>
             </w:r>
             <w:r>
               <w:rPr>
+                <w:noProof/>
                 <w:webHidden/>
               </w:rPr>
               <w:tab/>
             </w:r>
             <w:r>
               <w:rPr>
+                <w:noProof/>
                 <w:webHidden/>
               </w:rPr>
               <w:fldChar w:fldCharType="begin"/>
             </w:r>
             <w:r>
               <w:rPr>
-                <w:webHidden/>
-              </w:rPr>
-              <w:instrText xml:space="preserve"> PAGEREF _Toc237869121 \h </w:instrText>
-            </w:r>
-            <w:r>
-              <w:rPr>
-                <w:webHidden/>
-              </w:rPr>
-            </w:r>
-            <w:r>
-              <w:rPr>
+                <w:noProof/>
+                <w:webHidden/>
+              </w:rPr>
+              <w:instrText xml:space="preserve"> PAGEREF _Toc237869718 \h </w:instrText>
+            </w:r>
+            <w:r>
+              <w:rPr>
+                <w:noProof/>
+                <w:webHidden/>
+              </w:rPr>
+            </w:r>
+            <w:r>
+              <w:rPr>
+                <w:noProof/>
                 <w:webHidden/>
               </w:rPr>
               <w:fldChar w:fldCharType="separate"/>
             </w:r>
             <w:r>
               <w:rPr>
-                <w:webHidden/>
-              </w:rPr>
-              <w:t>47</w:t>
-            </w:r>
-            <w:r>
-              <w:rPr>
+                <w:noProof/>
+                <w:webHidden/>
+              </w:rPr>
+              <w:t>51</w:t>
+            </w:r>
+            <w:r>
+              <w:rPr>
+                <w:noProof/>
                 <w:webHidden/>
               </w:rPr>
               <w:fldChar w:fldCharType="end"/>
@@ -2620,66 +3433,87 @@
         <w:p>
           <w:pPr>
             <w:pStyle w:val="TDC3"/>
+            <w:tabs>
+              <w:tab w:val="left" w:pos="1440"/>
+              <w:tab w:val="right" w:leader="dot" w:pos="9350"/>
+            </w:tabs>
             <w:rPr>
               <w:rFonts w:asciiTheme="minorHAnsi" w:eastAsiaTheme="minorEastAsia" w:hAnsiTheme="minorHAnsi" w:cstheme="minorBidi"/>
+              <w:noProof/>
+              <w:kern w:val="2"/>
+              <w:lang w:val="es-CO"/>
+              <w14:ligatures w14:val="standardContextual"/>
             </w:rPr>
           </w:pPr>
-          <w:hyperlink w:anchor="_Toc237869122" w:history="1">
+          <w:hyperlink w:anchor="_Toc237869719" w:history="1">
             <w:r>
               <w:rPr>
                 <w:rStyle w:val="Hipervnculo"/>
+                <w:noProof/>
               </w:rPr>
               <w:t>5.2.7</w:t>
             </w:r>
             <w:r>
               <w:rPr>
                 <w:rFonts w:asciiTheme="minorHAnsi" w:eastAsiaTheme="minorEastAsia" w:hAnsiTheme="minorHAnsi" w:cstheme="minorBidi"/>
+                <w:noProof/>
+                <w:kern w:val="2"/>
+                <w:lang w:val="es-CO"/>
+                <w14:ligatures w14:val="standardContextual"/>
               </w:rPr>
               <w:tab/>
             </w:r>
             <w:r>
               <w:rPr>
                 <w:rStyle w:val="Hipervnculo"/>
+                <w:noProof/>
               </w:rPr>
               <w:t>Compatibility (CMP) NFRs</w:t>
             </w:r>
             <w:r>
               <w:rPr>
+                <w:noProof/>
                 <w:webHidden/>
               </w:rPr>
               <w:tab/>
             </w:r>
             <w:r>
               <w:rPr>
+                <w:noProof/>
                 <w:webHidden/>
               </w:rPr>
               <w:fldChar w:fldCharType="begin"/>
             </w:r>
             <w:r>
               <w:rPr>
-                <w:webHidden/>
-              </w:rPr>
-              <w:instrText xml:space="preserve"> PAGEREF _Toc237869122 \h </w:instrText>
-            </w:r>
-            <w:r>
-              <w:rPr>
-                <w:webHidden/>
-              </w:rPr>
-            </w:r>
-            <w:r>
-              <w:rPr>
+                <w:noProof/>
+                <w:webHidden/>
+              </w:rPr>
+              <w:instrText xml:space="preserve"> PAGEREF _Toc237869719 \h </w:instrText>
+            </w:r>
+            <w:r>
+              <w:rPr>
+                <w:noProof/>
+                <w:webHidden/>
+              </w:rPr>
+            </w:r>
+            <w:r>
+              <w:rPr>
+                <w:noProof/>
                 <w:webHidden/>
               </w:rPr>
               <w:fldChar w:fldCharType="separate"/>
             </w:r>
             <w:r>
               <w:rPr>
-                <w:webHidden/>
-              </w:rPr>
-              <w:t>48</w:t>
-            </w:r>
-            <w:r>
-              <w:rPr>
+                <w:noProof/>
+                <w:webHidden/>
+              </w:rPr>
+              <w:t>52</w:t>
+            </w:r>
+            <w:r>
+              <w:rPr>
+                <w:noProof/>
                 <w:webHidden/>
               </w:rPr>
               <w:fldChar w:fldCharType="end"/>
@@ -2689,66 +3523,87 @@
         <w:p>
           <w:pPr>
             <w:pStyle w:val="TDC1"/>
+            <w:tabs>
+              <w:tab w:val="left" w:pos="480"/>
+              <w:tab w:val="right" w:leader="dot" w:pos="9350"/>
+            </w:tabs>
             <w:rPr>
               <w:rFonts w:asciiTheme="minorHAnsi" w:eastAsiaTheme="minorEastAsia" w:hAnsiTheme="minorHAnsi" w:cstheme="minorBidi"/>
+              <w:noProof/>
+              <w:kern w:val="2"/>
+              <w:lang w:val="es-CO"/>
+              <w14:ligatures w14:val="standardContextual"/>
             </w:rPr>
           </w:pPr>
-          <w:hyperlink w:anchor="_Toc237869123" w:history="1">
+          <w:hyperlink w:anchor="_Toc237869720" w:history="1">
             <w:r>
               <w:rPr>
                 <w:rStyle w:val="Hipervnculo"/>
+                <w:noProof/>
               </w:rPr>
               <w:t>6</w:t>
             </w:r>
             <w:r>
               <w:rPr>
                 <w:rFonts w:asciiTheme="minorHAnsi" w:eastAsiaTheme="minorEastAsia" w:hAnsiTheme="minorHAnsi" w:cstheme="minorBidi"/>
+                <w:noProof/>
+                <w:kern w:val="2"/>
+                <w:lang w:val="es-CO"/>
+                <w14:ligatures w14:val="standardContextual"/>
               </w:rPr>
               <w:tab/>
             </w:r>
             <w:r>
               <w:rPr>
                 <w:rStyle w:val="Hipervnculo"/>
+                <w:noProof/>
               </w:rPr>
               <w:t>Data Requirements</w:t>
             </w:r>
             <w:r>
               <w:rPr>
+                <w:noProof/>
                 <w:webHidden/>
               </w:rPr>
               <w:tab/>
             </w:r>
             <w:r>
               <w:rPr>
+                <w:noProof/>
                 <w:webHidden/>
               </w:rPr>
               <w:fldChar w:fldCharType="begin"/>
             </w:r>
             <w:r>
               <w:rPr>
-                <w:webHidden/>
-              </w:rPr>
-              <w:instrText xml:space="preserve"> PAGEREF _Toc237869123 \h </w:instrText>
-            </w:r>
-            <w:r>
-              <w:rPr>
-                <w:webHidden/>
-              </w:rPr>
-            </w:r>
-            <w:r>
-              <w:rPr>
+                <w:noProof/>
+                <w:webHidden/>
+              </w:rPr>
+              <w:instrText xml:space="preserve"> PAGEREF _Toc237869720 \h </w:instrText>
+            </w:r>
+            <w:r>
+              <w:rPr>
+                <w:noProof/>
+                <w:webHidden/>
+              </w:rPr>
+            </w:r>
+            <w:r>
+              <w:rPr>
+                <w:noProof/>
                 <w:webHidden/>
               </w:rPr>
               <w:fldChar w:fldCharType="separate"/>
             </w:r>
             <w:r>
               <w:rPr>
-                <w:webHidden/>
-              </w:rPr>
-              <w:t>49</w:t>
-            </w:r>
-            <w:r>
-              <w:rPr>
+                <w:noProof/>
+                <w:webHidden/>
+              </w:rPr>
+              <w:t>53</w:t>
+            </w:r>
+            <w:r>
+              <w:rPr>
+                <w:noProof/>
                 <w:webHidden/>
               </w:rPr>
               <w:fldChar w:fldCharType="end"/>
@@ -2758,66 +3613,87 @@
         <w:p>
           <w:pPr>
             <w:pStyle w:val="TDC2"/>
+            <w:tabs>
+              <w:tab w:val="left" w:pos="960"/>
+              <w:tab w:val="right" w:leader="dot" w:pos="9350"/>
+            </w:tabs>
             <w:rPr>
               <w:rFonts w:asciiTheme="minorHAnsi" w:eastAsiaTheme="minorEastAsia" w:hAnsiTheme="minorHAnsi" w:cstheme="minorBidi"/>
+              <w:noProof/>
+              <w:kern w:val="2"/>
+              <w:lang w:val="es-CO"/>
+              <w14:ligatures w14:val="standardContextual"/>
             </w:rPr>
           </w:pPr>
-          <w:hyperlink w:anchor="_Toc237869124" w:history="1">
+          <w:hyperlink w:anchor="_Toc237869721" w:history="1">
             <w:r>
               <w:rPr>
                 <w:rStyle w:val="Hipervnculo"/>
+                <w:noProof/>
               </w:rPr>
               <w:t>6.1</w:t>
             </w:r>
             <w:r>
               <w:rPr>
                 <w:rFonts w:asciiTheme="minorHAnsi" w:eastAsiaTheme="minorEastAsia" w:hAnsiTheme="minorHAnsi" w:cstheme="minorBidi"/>
+                <w:noProof/>
+                <w:kern w:val="2"/>
+                <w:lang w:val="es-CO"/>
+                <w14:ligatures w14:val="standardContextual"/>
               </w:rPr>
               <w:tab/>
             </w:r>
             <w:r>
               <w:rPr>
                 <w:rStyle w:val="Hipervnculo"/>
+                <w:noProof/>
               </w:rPr>
               <w:t>Data Entities</w:t>
             </w:r>
             <w:r>
               <w:rPr>
+                <w:noProof/>
                 <w:webHidden/>
               </w:rPr>
               <w:tab/>
             </w:r>
             <w:r>
               <w:rPr>
+                <w:noProof/>
                 <w:webHidden/>
               </w:rPr>
               <w:fldChar w:fldCharType="begin"/>
             </w:r>
             <w:r>
               <w:rPr>
-                <w:webHidden/>
-              </w:rPr>
-              <w:instrText xml:space="preserve"> PAGEREF _Toc237869124 \h </w:instrText>
-            </w:r>
-            <w:r>
-              <w:rPr>
-                <w:webHidden/>
-              </w:rPr>
-            </w:r>
-            <w:r>
-              <w:rPr>
+                <w:noProof/>
+                <w:webHidden/>
+              </w:rPr>
+              <w:instrText xml:space="preserve"> PAGEREF _Toc237869721 \h </w:instrText>
+            </w:r>
+            <w:r>
+              <w:rPr>
+                <w:noProof/>
+                <w:webHidden/>
+              </w:rPr>
+            </w:r>
+            <w:r>
+              <w:rPr>
+                <w:noProof/>
                 <w:webHidden/>
               </w:rPr>
               <w:fldChar w:fldCharType="separate"/>
             </w:r>
             <w:r>
               <w:rPr>
-                <w:webHidden/>
-              </w:rPr>
-              <w:t>49</w:t>
-            </w:r>
-            <w:r>
-              <w:rPr>
+                <w:noProof/>
+                <w:webHidden/>
+              </w:rPr>
+              <w:t>53</w:t>
+            </w:r>
+            <w:r>
+              <w:rPr>
+                <w:noProof/>
                 <w:webHidden/>
               </w:rPr>
               <w:fldChar w:fldCharType="end"/>
@@ -2827,66 +3703,87 @@
         <w:p>
           <w:pPr>
             <w:pStyle w:val="TDC2"/>
+            <w:tabs>
+              <w:tab w:val="left" w:pos="960"/>
+              <w:tab w:val="right" w:leader="dot" w:pos="9350"/>
+            </w:tabs>
             <w:rPr>
               <w:rFonts w:asciiTheme="minorHAnsi" w:eastAsiaTheme="minorEastAsia" w:hAnsiTheme="minorHAnsi" w:cstheme="minorBidi"/>
+              <w:noProof/>
+              <w:kern w:val="2"/>
+              <w:lang w:val="es-CO"/>
+              <w14:ligatures w14:val="standardContextual"/>
             </w:rPr>
           </w:pPr>
-          <w:hyperlink w:anchor="_Toc237869125" w:history="1">
+          <w:hyperlink w:anchor="_Toc237869722" w:history="1">
             <w:r>
               <w:rPr>
                 <w:rStyle w:val="Hipervnculo"/>
+                <w:noProof/>
               </w:rPr>
               <w:t>6.2</w:t>
             </w:r>
             <w:r>
               <w:rPr>
                 <w:rFonts w:asciiTheme="minorHAnsi" w:eastAsiaTheme="minorEastAsia" w:hAnsiTheme="minorHAnsi" w:cstheme="minorBidi"/>
+                <w:noProof/>
+                <w:kern w:val="2"/>
+                <w:lang w:val="es-CO"/>
+                <w14:ligatures w14:val="standardContextual"/>
               </w:rPr>
               <w:tab/>
             </w:r>
             <w:r>
               <w:rPr>
                 <w:rStyle w:val="Hipervnculo"/>
+                <w:noProof/>
               </w:rPr>
               <w:t>Data Relationships</w:t>
             </w:r>
             <w:r>
               <w:rPr>
+                <w:noProof/>
                 <w:webHidden/>
               </w:rPr>
               <w:tab/>
             </w:r>
             <w:r>
               <w:rPr>
+                <w:noProof/>
                 <w:webHidden/>
               </w:rPr>
               <w:fldChar w:fldCharType="begin"/>
             </w:r>
             <w:r>
               <w:rPr>
-                <w:webHidden/>
-              </w:rPr>
-              <w:instrText xml:space="preserve"> PAGEREF _Toc237869125 \h </w:instrText>
-            </w:r>
-            <w:r>
-              <w:rPr>
-                <w:webHidden/>
-              </w:rPr>
-            </w:r>
-            <w:r>
-              <w:rPr>
+                <w:noProof/>
+                <w:webHidden/>
+              </w:rPr>
+              <w:instrText xml:space="preserve"> PAGEREF _Toc237869722 \h </w:instrText>
+            </w:r>
+            <w:r>
+              <w:rPr>
+                <w:noProof/>
+                <w:webHidden/>
+              </w:rPr>
+            </w:r>
+            <w:r>
+              <w:rPr>
+                <w:noProof/>
                 <w:webHidden/>
               </w:rPr>
               <w:fldChar w:fldCharType="separate"/>
             </w:r>
             <w:r>
               <w:rPr>
-                <w:webHidden/>
-              </w:rPr>
-              <w:t>49</w:t>
-            </w:r>
-            <w:r>
-              <w:rPr>
+                <w:noProof/>
+                <w:webHidden/>
+              </w:rPr>
+              <w:t>53</w:t>
+            </w:r>
+            <w:r>
+              <w:rPr>
+                <w:noProof/>
                 <w:webHidden/>
               </w:rPr>
               <w:fldChar w:fldCharType="end"/>
@@ -2896,66 +3793,87 @@
         <w:p>
           <w:pPr>
             <w:pStyle w:val="TDC2"/>
+            <w:tabs>
+              <w:tab w:val="left" w:pos="960"/>
+              <w:tab w:val="right" w:leader="dot" w:pos="9350"/>
+            </w:tabs>
             <w:rPr>
               <w:rFonts w:asciiTheme="minorHAnsi" w:eastAsiaTheme="minorEastAsia" w:hAnsiTheme="minorHAnsi" w:cstheme="minorBidi"/>
+              <w:noProof/>
+              <w:kern w:val="2"/>
+              <w:lang w:val="es-CO"/>
+              <w14:ligatures w14:val="standardContextual"/>
             </w:rPr>
           </w:pPr>
-          <w:hyperlink w:anchor="_Toc237869126" w:history="1">
+          <w:hyperlink w:anchor="_Toc237869723" w:history="1">
             <w:r>
               <w:rPr>
                 <w:rStyle w:val="Hipervnculo"/>
+                <w:noProof/>
               </w:rPr>
               <w:t>6.3</w:t>
             </w:r>
             <w:r>
               <w:rPr>
                 <w:rFonts w:asciiTheme="minorHAnsi" w:eastAsiaTheme="minorEastAsia" w:hAnsiTheme="minorHAnsi" w:cstheme="minorBidi"/>
+                <w:noProof/>
+                <w:kern w:val="2"/>
+                <w:lang w:val="es-CO"/>
+                <w14:ligatures w14:val="standardContextual"/>
               </w:rPr>
               <w:tab/>
             </w:r>
             <w:r>
               <w:rPr>
                 <w:rStyle w:val="Hipervnculo"/>
+                <w:noProof/>
               </w:rPr>
               <w:t>Data Persistence</w:t>
             </w:r>
             <w:r>
               <w:rPr>
+                <w:noProof/>
                 <w:webHidden/>
               </w:rPr>
               <w:tab/>
             </w:r>
             <w:r>
               <w:rPr>
+                <w:noProof/>
                 <w:webHidden/>
               </w:rPr>
               <w:fldChar w:fldCharType="begin"/>
             </w:r>
             <w:r>
               <w:rPr>
-                <w:webHidden/>
-              </w:rPr>
-              <w:instrText xml:space="preserve"> PAGEREF _Toc237869126 \h </w:instrText>
-            </w:r>
-            <w:r>
-              <w:rPr>
-                <w:webHidden/>
-              </w:rPr>
-            </w:r>
-            <w:r>
-              <w:rPr>
+                <w:noProof/>
+                <w:webHidden/>
+              </w:rPr>
+              <w:instrText xml:space="preserve"> PAGEREF _Toc237869723 \h </w:instrText>
+            </w:r>
+            <w:r>
+              <w:rPr>
+                <w:noProof/>
+                <w:webHidden/>
+              </w:rPr>
+            </w:r>
+            <w:r>
+              <w:rPr>
+                <w:noProof/>
                 <w:webHidden/>
               </w:rPr>
               <w:fldChar w:fldCharType="separate"/>
             </w:r>
             <w:r>
               <w:rPr>
-                <w:webHidden/>
-              </w:rPr>
-              <w:t>50</w:t>
-            </w:r>
-            <w:r>
-              <w:rPr>
+                <w:noProof/>
+                <w:webHidden/>
+              </w:rPr>
+              <w:t>54</w:t>
+            </w:r>
+            <w:r>
+              <w:rPr>
+                <w:noProof/>
                 <w:webHidden/>
               </w:rPr>
               <w:fldChar w:fldCharType="end"/>
@@ -2965,66 +3883,87 @@
         <w:p>
           <w:pPr>
             <w:pStyle w:val="TDC2"/>
+            <w:tabs>
+              <w:tab w:val="left" w:pos="960"/>
+              <w:tab w:val="right" w:leader="dot" w:pos="9350"/>
+            </w:tabs>
             <w:rPr>
               <w:rFonts w:asciiTheme="minorHAnsi" w:eastAsiaTheme="minorEastAsia" w:hAnsiTheme="minorHAnsi" w:cstheme="minorBidi"/>
+              <w:noProof/>
+              <w:kern w:val="2"/>
+              <w:lang w:val="es-CO"/>
+              <w14:ligatures w14:val="standardContextual"/>
             </w:rPr>
           </w:pPr>
-          <w:hyperlink w:anchor="_Toc237869127" w:history="1">
+          <w:hyperlink w:anchor="_Toc237869724" w:history="1">
             <w:r>
               <w:rPr>
                 <w:rStyle w:val="Hipervnculo"/>
+                <w:noProof/>
               </w:rPr>
               <w:t>6.4</w:t>
             </w:r>
             <w:r>
               <w:rPr>
                 <w:rFonts w:asciiTheme="minorHAnsi" w:eastAsiaTheme="minorEastAsia" w:hAnsiTheme="minorHAnsi" w:cstheme="minorBidi"/>
+                <w:noProof/>
+                <w:kern w:val="2"/>
+                <w:lang w:val="es-CO"/>
+                <w14:ligatures w14:val="standardContextual"/>
               </w:rPr>
               <w:tab/>
             </w:r>
             <w:r>
               <w:rPr>
                 <w:rStyle w:val="Hipervnculo"/>
+                <w:noProof/>
               </w:rPr>
               <w:t>Data Integrity</w:t>
             </w:r>
             <w:r>
               <w:rPr>
+                <w:noProof/>
                 <w:webHidden/>
               </w:rPr>
               <w:tab/>
             </w:r>
             <w:r>
               <w:rPr>
+                <w:noProof/>
                 <w:webHidden/>
               </w:rPr>
               <w:fldChar w:fldCharType="begin"/>
             </w:r>
             <w:r>
               <w:rPr>
-                <w:webHidden/>
-              </w:rPr>
-              <w:instrText xml:space="preserve"> PAGEREF _Toc237869127 \h </w:instrText>
-            </w:r>
-            <w:r>
-              <w:rPr>
-                <w:webHidden/>
-              </w:rPr>
-            </w:r>
-            <w:r>
-              <w:rPr>
+                <w:noProof/>
+                <w:webHidden/>
+              </w:rPr>
+              <w:instrText xml:space="preserve"> PAGEREF _Toc237869724 \h </w:instrText>
+            </w:r>
+            <w:r>
+              <w:rPr>
+                <w:noProof/>
+                <w:webHidden/>
+              </w:rPr>
+            </w:r>
+            <w:r>
+              <w:rPr>
+                <w:noProof/>
                 <w:webHidden/>
               </w:rPr>
               <w:fldChar w:fldCharType="separate"/>
             </w:r>
             <w:r>
               <w:rPr>
-                <w:webHidden/>
-              </w:rPr>
-              <w:t>50</w:t>
-            </w:r>
-            <w:r>
-              <w:rPr>
+                <w:noProof/>
+                <w:webHidden/>
+              </w:rPr>
+              <w:t>54</w:t>
+            </w:r>
+            <w:r>
+              <w:rPr>
+                <w:noProof/>
                 <w:webHidden/>
               </w:rPr>
               <w:fldChar w:fldCharType="end"/>
@@ -3034,66 +3973,87 @@
         <w:p>
           <w:pPr>
             <w:pStyle w:val="TDC2"/>
+            <w:tabs>
+              <w:tab w:val="left" w:pos="960"/>
+              <w:tab w:val="right" w:leader="dot" w:pos="9350"/>
+            </w:tabs>
             <w:rPr>
               <w:rFonts w:asciiTheme="minorHAnsi" w:eastAsiaTheme="minorEastAsia" w:hAnsiTheme="minorHAnsi" w:cstheme="minorBidi"/>
+              <w:noProof/>
+              <w:kern w:val="2"/>
+              <w:lang w:val="es-CO"/>
+              <w14:ligatures w14:val="standardContextual"/>
             </w:rPr>
           </w:pPr>
-          <w:hyperlink w:anchor="_Toc237869128" w:history="1">
+          <w:hyperlink w:anchor="_Toc237869725" w:history="1">
             <w:r>
               <w:rPr>
                 <w:rStyle w:val="Hipervnculo"/>
+                <w:noProof/>
               </w:rPr>
               <w:t>6.5</w:t>
             </w:r>
             <w:r>
               <w:rPr>
                 <w:rFonts w:asciiTheme="minorHAnsi" w:eastAsiaTheme="minorEastAsia" w:hAnsiTheme="minorHAnsi" w:cstheme="minorBidi"/>
+                <w:noProof/>
+                <w:kern w:val="2"/>
+                <w:lang w:val="es-CO"/>
+                <w14:ligatures w14:val="standardContextual"/>
               </w:rPr>
               <w:tab/>
             </w:r>
             <w:r>
               <w:rPr>
                 <w:rStyle w:val="Hipervnculo"/>
+                <w:noProof/>
               </w:rPr>
               <w:t>Data Validation</w:t>
             </w:r>
             <w:r>
               <w:rPr>
+                <w:noProof/>
                 <w:webHidden/>
               </w:rPr>
               <w:tab/>
             </w:r>
             <w:r>
               <w:rPr>
+                <w:noProof/>
                 <w:webHidden/>
               </w:rPr>
               <w:fldChar w:fldCharType="begin"/>
             </w:r>
             <w:r>
               <w:rPr>
-                <w:webHidden/>
-              </w:rPr>
-              <w:instrText xml:space="preserve"> PAGEREF _Toc237869128 \h </w:instrText>
-            </w:r>
-            <w:r>
-              <w:rPr>
-                <w:webHidden/>
-              </w:rPr>
-            </w:r>
-            <w:r>
-              <w:rPr>
+                <w:noProof/>
+                <w:webHidden/>
+              </w:rPr>
+              <w:instrText xml:space="preserve"> PAGEREF _Toc237869725 \h </w:instrText>
+            </w:r>
+            <w:r>
+              <w:rPr>
+                <w:noProof/>
+                <w:webHidden/>
+              </w:rPr>
+            </w:r>
+            <w:r>
+              <w:rPr>
+                <w:noProof/>
                 <w:webHidden/>
               </w:rPr>
               <w:fldChar w:fldCharType="separate"/>
             </w:r>
             <w:r>
               <w:rPr>
-                <w:webHidden/>
-              </w:rPr>
-              <w:t>51</w:t>
-            </w:r>
-            <w:r>
-              <w:rPr>
+                <w:noProof/>
+                <w:webHidden/>
+              </w:rPr>
+              <w:t>55</w:t>
+            </w:r>
+            <w:r>
+              <w:rPr>
+                <w:noProof/>
                 <w:webHidden/>
               </w:rPr>
               <w:fldChar w:fldCharType="end"/>
@@ -3103,66 +4063,87 @@
         <w:p>
           <w:pPr>
             <w:pStyle w:val="TDC1"/>
+            <w:tabs>
+              <w:tab w:val="left" w:pos="480"/>
+              <w:tab w:val="right" w:leader="dot" w:pos="9350"/>
+            </w:tabs>
             <w:rPr>
               <w:rFonts w:asciiTheme="minorHAnsi" w:eastAsiaTheme="minorEastAsia" w:hAnsiTheme="minorHAnsi" w:cstheme="minorBidi"/>
+              <w:noProof/>
+              <w:kern w:val="2"/>
+              <w:lang w:val="es-CO"/>
+              <w14:ligatures w14:val="standardContextual"/>
             </w:rPr>
           </w:pPr>
-          <w:hyperlink w:anchor="_Toc237869129" w:history="1">
+          <w:hyperlink w:anchor="_Toc237869726" w:history="1">
             <w:r>
               <w:rPr>
                 <w:rStyle w:val="Hipervnculo"/>
+                <w:noProof/>
               </w:rPr>
               <w:t>7</w:t>
             </w:r>
             <w:r>
               <w:rPr>
                 <w:rFonts w:asciiTheme="minorHAnsi" w:eastAsiaTheme="minorEastAsia" w:hAnsiTheme="minorHAnsi" w:cstheme="minorBidi"/>
+                <w:noProof/>
+                <w:kern w:val="2"/>
+                <w:lang w:val="es-CO"/>
+                <w14:ligatures w14:val="standardContextual"/>
               </w:rPr>
               <w:tab/>
             </w:r>
             <w:r>
               <w:rPr>
                 <w:rStyle w:val="Hipervnculo"/>
+                <w:noProof/>
               </w:rPr>
               <w:t>External Interface Requirements</w:t>
             </w:r>
             <w:r>
               <w:rPr>
+                <w:noProof/>
                 <w:webHidden/>
               </w:rPr>
               <w:tab/>
             </w:r>
             <w:r>
               <w:rPr>
+                <w:noProof/>
                 <w:webHidden/>
               </w:rPr>
               <w:fldChar w:fldCharType="begin"/>
             </w:r>
             <w:r>
               <w:rPr>
-                <w:webHidden/>
-              </w:rPr>
-              <w:instrText xml:space="preserve"> PAGEREF _Toc237869129 \h </w:instrText>
-            </w:r>
-            <w:r>
-              <w:rPr>
-                <w:webHidden/>
-              </w:rPr>
-            </w:r>
-            <w:r>
-              <w:rPr>
+                <w:noProof/>
+                <w:webHidden/>
+              </w:rPr>
+              <w:instrText xml:space="preserve"> PAGEREF _Toc237869726 \h </w:instrText>
+            </w:r>
+            <w:r>
+              <w:rPr>
+                <w:noProof/>
+                <w:webHidden/>
+              </w:rPr>
+            </w:r>
+            <w:r>
+              <w:rPr>
+                <w:noProof/>
                 <w:webHidden/>
               </w:rPr>
               <w:fldChar w:fldCharType="separate"/>
             </w:r>
             <w:r>
               <w:rPr>
-                <w:webHidden/>
-              </w:rPr>
-              <w:t>51</w:t>
-            </w:r>
-            <w:r>
-              <w:rPr>
+                <w:noProof/>
+                <w:webHidden/>
+              </w:rPr>
+              <w:t>55</w:t>
+            </w:r>
+            <w:r>
+              <w:rPr>
+                <w:noProof/>
                 <w:webHidden/>
               </w:rPr>
               <w:fldChar w:fldCharType="end"/>
@@ -3172,66 +4153,87 @@
         <w:p>
           <w:pPr>
             <w:pStyle w:val="TDC2"/>
+            <w:tabs>
+              <w:tab w:val="left" w:pos="960"/>
+              <w:tab w:val="right" w:leader="dot" w:pos="9350"/>
+            </w:tabs>
             <w:rPr>
               <w:rFonts w:asciiTheme="minorHAnsi" w:eastAsiaTheme="minorEastAsia" w:hAnsiTheme="minorHAnsi" w:cstheme="minorBidi"/>
+              <w:noProof/>
+              <w:kern w:val="2"/>
+              <w:lang w:val="es-CO"/>
+              <w14:ligatures w14:val="standardContextual"/>
             </w:rPr>
           </w:pPr>
-          <w:hyperlink w:anchor="_Toc237869130" w:history="1">
+          <w:hyperlink w:anchor="_Toc237869727" w:history="1">
             <w:r>
               <w:rPr>
                 <w:rStyle w:val="Hipervnculo"/>
+                <w:noProof/>
               </w:rPr>
               <w:t>7.1</w:t>
             </w:r>
             <w:r>
               <w:rPr>
                 <w:rFonts w:asciiTheme="minorHAnsi" w:eastAsiaTheme="minorEastAsia" w:hAnsiTheme="minorHAnsi" w:cstheme="minorBidi"/>
+                <w:noProof/>
+                <w:kern w:val="2"/>
+                <w:lang w:val="es-CO"/>
+                <w14:ligatures w14:val="standardContextual"/>
               </w:rPr>
               <w:tab/>
             </w:r>
             <w:r>
               <w:rPr>
                 <w:rStyle w:val="Hipervnculo"/>
+                <w:noProof/>
               </w:rPr>
               <w:t>User Interface</w:t>
             </w:r>
             <w:r>
               <w:rPr>
+                <w:noProof/>
                 <w:webHidden/>
               </w:rPr>
               <w:tab/>
             </w:r>
             <w:r>
               <w:rPr>
+                <w:noProof/>
                 <w:webHidden/>
               </w:rPr>
               <w:fldChar w:fldCharType="begin"/>
             </w:r>
             <w:r>
               <w:rPr>
-                <w:webHidden/>
-              </w:rPr>
-              <w:instrText xml:space="preserve"> PAGEREF _Toc237869130 \h </w:instrText>
-            </w:r>
-            <w:r>
-              <w:rPr>
-                <w:webHidden/>
-              </w:rPr>
-            </w:r>
-            <w:r>
-              <w:rPr>
+                <w:noProof/>
+                <w:webHidden/>
+              </w:rPr>
+              <w:instrText xml:space="preserve"> PAGEREF _Toc237869727 \h </w:instrText>
+            </w:r>
+            <w:r>
+              <w:rPr>
+                <w:noProof/>
+                <w:webHidden/>
+              </w:rPr>
+            </w:r>
+            <w:r>
+              <w:rPr>
+                <w:noProof/>
                 <w:webHidden/>
               </w:rPr>
               <w:fldChar w:fldCharType="separate"/>
             </w:r>
             <w:r>
               <w:rPr>
-                <w:webHidden/>
-              </w:rPr>
-              <w:t>51</w:t>
-            </w:r>
-            <w:r>
-              <w:rPr>
+                <w:noProof/>
+                <w:webHidden/>
+              </w:rPr>
+              <w:t>55</w:t>
+            </w:r>
+            <w:r>
+              <w:rPr>
+                <w:noProof/>
                 <w:webHidden/>
               </w:rPr>
               <w:fldChar w:fldCharType="end"/>
@@ -3241,66 +4243,87 @@
         <w:p>
           <w:pPr>
             <w:pStyle w:val="TDC2"/>
+            <w:tabs>
+              <w:tab w:val="left" w:pos="960"/>
+              <w:tab w:val="right" w:leader="dot" w:pos="9350"/>
+            </w:tabs>
             <w:rPr>
               <w:rFonts w:asciiTheme="minorHAnsi" w:eastAsiaTheme="minorEastAsia" w:hAnsiTheme="minorHAnsi" w:cstheme="minorBidi"/>
+              <w:noProof/>
+              <w:kern w:val="2"/>
+              <w:lang w:val="es-CO"/>
+              <w14:ligatures w14:val="standardContextual"/>
             </w:rPr>
           </w:pPr>
-          <w:hyperlink w:anchor="_Toc237869131" w:history="1">
+          <w:hyperlink w:anchor="_Toc237869728" w:history="1">
             <w:r>
               <w:rPr>
                 <w:rStyle w:val="Hipervnculo"/>
+                <w:noProof/>
               </w:rPr>
               <w:t>7.2</w:t>
             </w:r>
             <w:r>
               <w:rPr>
                 <w:rFonts w:asciiTheme="minorHAnsi" w:eastAsiaTheme="minorEastAsia" w:hAnsiTheme="minorHAnsi" w:cstheme="minorBidi"/>
+                <w:noProof/>
+                <w:kern w:val="2"/>
+                <w:lang w:val="es-CO"/>
+                <w14:ligatures w14:val="standardContextual"/>
               </w:rPr>
               <w:tab/>
             </w:r>
             <w:r>
               <w:rPr>
                 <w:rStyle w:val="Hipervnculo"/>
+                <w:noProof/>
               </w:rPr>
               <w:t>Database Interface</w:t>
             </w:r>
             <w:r>
               <w:rPr>
+                <w:noProof/>
                 <w:webHidden/>
               </w:rPr>
               <w:tab/>
             </w:r>
             <w:r>
               <w:rPr>
+                <w:noProof/>
                 <w:webHidden/>
               </w:rPr>
               <w:fldChar w:fldCharType="begin"/>
             </w:r>
             <w:r>
               <w:rPr>
-                <w:webHidden/>
-              </w:rPr>
-              <w:instrText xml:space="preserve"> PAGEREF _Toc237869131 \h </w:instrText>
-            </w:r>
-            <w:r>
-              <w:rPr>
-                <w:webHidden/>
-              </w:rPr>
-            </w:r>
-            <w:r>
-              <w:rPr>
+                <w:noProof/>
+                <w:webHidden/>
+              </w:rPr>
+              <w:instrText xml:space="preserve"> PAGEREF _Toc237869728 \h </w:instrText>
+            </w:r>
+            <w:r>
+              <w:rPr>
+                <w:noProof/>
+                <w:webHidden/>
+              </w:rPr>
+            </w:r>
+            <w:r>
+              <w:rPr>
+                <w:noProof/>
                 <w:webHidden/>
               </w:rPr>
               <w:fldChar w:fldCharType="separate"/>
             </w:r>
             <w:r>
               <w:rPr>
-                <w:webHidden/>
-              </w:rPr>
-              <w:t>51</w:t>
-            </w:r>
-            <w:r>
-              <w:rPr>
+                <w:noProof/>
+                <w:webHidden/>
+              </w:rPr>
+              <w:t>55</w:t>
+            </w:r>
+            <w:r>
+              <w:rPr>
+                <w:noProof/>
                 <w:webHidden/>
               </w:rPr>
               <w:fldChar w:fldCharType="end"/>
@@ -3310,66 +4333,87 @@
         <w:p>
           <w:pPr>
             <w:pStyle w:val="TDC2"/>
+            <w:tabs>
+              <w:tab w:val="left" w:pos="960"/>
+              <w:tab w:val="right" w:leader="dot" w:pos="9350"/>
+            </w:tabs>
             <w:rPr>
               <w:rFonts w:asciiTheme="minorHAnsi" w:eastAsiaTheme="minorEastAsia" w:hAnsiTheme="minorHAnsi" w:cstheme="minorBidi"/>
+              <w:noProof/>
+              <w:kern w:val="2"/>
+              <w:lang w:val="es-CO"/>
+              <w14:ligatures w14:val="standardContextual"/>
             </w:rPr>
           </w:pPr>
-          <w:hyperlink w:anchor="_Toc237869132" w:history="1">
+          <w:hyperlink w:anchor="_Toc237869729" w:history="1">
             <w:r>
               <w:rPr>
                 <w:rStyle w:val="Hipervnculo"/>
+                <w:noProof/>
               </w:rPr>
               <w:t>7.3</w:t>
             </w:r>
             <w:r>
               <w:rPr>
                 <w:rFonts w:asciiTheme="minorHAnsi" w:eastAsiaTheme="minorEastAsia" w:hAnsiTheme="minorHAnsi" w:cstheme="minorBidi"/>
+                <w:noProof/>
+                <w:kern w:val="2"/>
+                <w:lang w:val="es-CO"/>
+                <w14:ligatures w14:val="standardContextual"/>
               </w:rPr>
               <w:tab/>
             </w:r>
             <w:r>
               <w:rPr>
                 <w:rStyle w:val="Hipervnculo"/>
+                <w:noProof/>
               </w:rPr>
               <w:t>Browser Interface</w:t>
             </w:r>
             <w:r>
               <w:rPr>
+                <w:noProof/>
                 <w:webHidden/>
               </w:rPr>
               <w:tab/>
             </w:r>
             <w:r>
               <w:rPr>
+                <w:noProof/>
                 <w:webHidden/>
               </w:rPr>
               <w:fldChar w:fldCharType="begin"/>
             </w:r>
             <w:r>
               <w:rPr>
-                <w:webHidden/>
-              </w:rPr>
-              <w:instrText xml:space="preserve"> PAGEREF _Toc237869132 \h </w:instrText>
-            </w:r>
-            <w:r>
-              <w:rPr>
-                <w:webHidden/>
-              </w:rPr>
-            </w:r>
-            <w:r>
-              <w:rPr>
+                <w:noProof/>
+                <w:webHidden/>
+              </w:rPr>
+              <w:instrText xml:space="preserve"> PAGEREF _Toc237869729 \h </w:instrText>
+            </w:r>
+            <w:r>
+              <w:rPr>
+                <w:noProof/>
+                <w:webHidden/>
+              </w:rPr>
+            </w:r>
+            <w:r>
+              <w:rPr>
+                <w:noProof/>
                 <w:webHidden/>
               </w:rPr>
               <w:fldChar w:fldCharType="separate"/>
             </w:r>
             <w:r>
               <w:rPr>
-                <w:webHidden/>
-              </w:rPr>
-              <w:t>52</w:t>
-            </w:r>
-            <w:r>
-              <w:rPr>
+                <w:noProof/>
+                <w:webHidden/>
+              </w:rPr>
+              <w:t>56</w:t>
+            </w:r>
+            <w:r>
+              <w:rPr>
+                <w:noProof/>
                 <w:webHidden/>
               </w:rPr>
               <w:fldChar w:fldCharType="end"/>
@@ -3379,66 +4423,627 @@
         <w:p>
           <w:pPr>
             <w:pStyle w:val="TDC2"/>
+            <w:tabs>
+              <w:tab w:val="left" w:pos="960"/>
+              <w:tab w:val="right" w:leader="dot" w:pos="9350"/>
+            </w:tabs>
             <w:rPr>
               <w:rFonts w:asciiTheme="minorHAnsi" w:eastAsiaTheme="minorEastAsia" w:hAnsiTheme="minorHAnsi" w:cstheme="minorBidi"/>
+              <w:noProof/>
+              <w:kern w:val="2"/>
+              <w:lang w:val="es-CO"/>
+              <w14:ligatures w14:val="standardContextual"/>
             </w:rPr>
           </w:pPr>
-          <w:hyperlink w:anchor="_Toc237869133" w:history="1">
+          <w:hyperlink w:anchor="_Toc237869730" w:history="1">
             <w:r>
               <w:rPr>
                 <w:rStyle w:val="Hipervnculo"/>
+                <w:noProof/>
               </w:rPr>
               <w:t>7.4</w:t>
             </w:r>
             <w:r>
               <w:rPr>
                 <w:rFonts w:asciiTheme="minorHAnsi" w:eastAsiaTheme="minorEastAsia" w:hAnsiTheme="minorHAnsi" w:cstheme="minorBidi"/>
+                <w:noProof/>
+                <w:kern w:val="2"/>
+                <w:lang w:val="es-CO"/>
+                <w14:ligatures w14:val="standardContextual"/>
               </w:rPr>
               <w:tab/>
             </w:r>
             <w:r>
               <w:rPr>
                 <w:rStyle w:val="Hipervnculo"/>
+                <w:noProof/>
               </w:rPr>
               <w:t>External System Interfaces</w:t>
             </w:r>
             <w:r>
               <w:rPr>
+                <w:noProof/>
                 <w:webHidden/>
               </w:rPr>
               <w:tab/>
             </w:r>
             <w:r>
               <w:rPr>
+                <w:noProof/>
                 <w:webHidden/>
               </w:rPr>
               <w:fldChar w:fldCharType="begin"/>
             </w:r>
             <w:r>
               <w:rPr>
-                <w:webHidden/>
-              </w:rPr>
-              <w:instrText xml:space="preserve"> PAGEREF _Toc237869133 \h </w:instrText>
-            </w:r>
-            <w:r>
-              <w:rPr>
-                <w:webHidden/>
-              </w:rPr>
-            </w:r>
-            <w:r>
-              <w:rPr>
+                <w:noProof/>
+                <w:webHidden/>
+              </w:rPr>
+              <w:instrText xml:space="preserve"> PAGEREF _Toc237869730 \h </w:instrText>
+            </w:r>
+            <w:r>
+              <w:rPr>
+                <w:noProof/>
+                <w:webHidden/>
+              </w:rPr>
+            </w:r>
+            <w:r>
+              <w:rPr>
+                <w:noProof/>
                 <w:webHidden/>
               </w:rPr>
               <w:fldChar w:fldCharType="separate"/>
             </w:r>
             <w:r>
               <w:rPr>
-                <w:webHidden/>
-              </w:rPr>
-              <w:t>52</w:t>
-            </w:r>
-            <w:r>
-              <w:rPr>
+                <w:noProof/>
+                <w:webHidden/>
+              </w:rPr>
+              <w:t>56</w:t>
+            </w:r>
+            <w:r>
+              <w:rPr>
+                <w:noProof/>
+                <w:webHidden/>
+              </w:rPr>
+              <w:fldChar w:fldCharType="end"/>
+            </w:r>
+          </w:hyperlink>
+        </w:p>
+        <w:p>
+          <w:pPr>
+            <w:pStyle w:val="TDC1"/>
+            <w:tabs>
+              <w:tab w:val="left" w:pos="480"/>
+              <w:tab w:val="right" w:leader="dot" w:pos="9350"/>
+            </w:tabs>
+            <w:rPr>
+              <w:rFonts w:asciiTheme="minorHAnsi" w:eastAsiaTheme="minorEastAsia" w:hAnsiTheme="minorHAnsi" w:cstheme="minorBidi"/>
+              <w:noProof/>
+              <w:kern w:val="2"/>
+              <w:lang w:val="es-CO"/>
+              <w14:ligatures w14:val="standardContextual"/>
+            </w:rPr>
+          </w:pPr>
+          <w:hyperlink w:anchor="_Toc237869731" w:history="1">
+            <w:r>
+              <w:rPr>
+                <w:rStyle w:val="Hipervnculo"/>
+                <w:noProof/>
+              </w:rPr>
+              <w:t>8</w:t>
+            </w:r>
+            <w:r>
+              <w:rPr>
+                <w:rFonts w:asciiTheme="minorHAnsi" w:eastAsiaTheme="minorEastAsia" w:hAnsiTheme="minorHAnsi" w:cstheme="minorBidi"/>
+                <w:noProof/>
+                <w:kern w:val="2"/>
+                <w:lang w:val="es-CO"/>
+                <w14:ligatures w14:val="standardContextual"/>
+              </w:rPr>
+              <w:tab/>
+            </w:r>
+            <w:r>
+              <w:rPr>
+                <w:rStyle w:val="Hipervnculo"/>
+                <w:noProof/>
+              </w:rPr>
+              <w:t>Constraints, Assumptions, and Dependencies</w:t>
+            </w:r>
+            <w:r>
+              <w:rPr>
+                <w:noProof/>
+                <w:webHidden/>
+              </w:rPr>
+              <w:tab/>
+            </w:r>
+            <w:r>
+              <w:rPr>
+                <w:noProof/>
+                <w:webHidden/>
+              </w:rPr>
+              <w:fldChar w:fldCharType="begin"/>
+            </w:r>
+            <w:r>
+              <w:rPr>
+                <w:noProof/>
+                <w:webHidden/>
+              </w:rPr>
+              <w:instrText xml:space="preserve"> PAGEREF _Toc237869731 \h </w:instrText>
+            </w:r>
+            <w:r>
+              <w:rPr>
+                <w:noProof/>
+                <w:webHidden/>
+              </w:rPr>
+            </w:r>
+            <w:r>
+              <w:rPr>
+                <w:noProof/>
+                <w:webHidden/>
+              </w:rPr>
+              <w:fldChar w:fldCharType="separate"/>
+            </w:r>
+            <w:r>
+              <w:rPr>
+                <w:noProof/>
+                <w:webHidden/>
+              </w:rPr>
+              <w:t>56</w:t>
+            </w:r>
+            <w:r>
+              <w:rPr>
+                <w:noProof/>
+                <w:webHidden/>
+              </w:rPr>
+              <w:fldChar w:fldCharType="end"/>
+            </w:r>
+          </w:hyperlink>
+        </w:p>
+        <w:p>
+          <w:pPr>
+            <w:pStyle w:val="TDC2"/>
+            <w:tabs>
+              <w:tab w:val="left" w:pos="960"/>
+              <w:tab w:val="right" w:leader="dot" w:pos="9350"/>
+            </w:tabs>
+            <w:rPr>
+              <w:rFonts w:asciiTheme="minorHAnsi" w:eastAsiaTheme="minorEastAsia" w:hAnsiTheme="minorHAnsi" w:cstheme="minorBidi"/>
+              <w:noProof/>
+              <w:kern w:val="2"/>
+              <w:lang w:val="es-CO"/>
+              <w14:ligatures w14:val="standardContextual"/>
+            </w:rPr>
+          </w:pPr>
+          <w:hyperlink w:anchor="_Toc237869732" w:history="1">
+            <w:r>
+              <w:rPr>
+                <w:rStyle w:val="Hipervnculo"/>
+                <w:noProof/>
+              </w:rPr>
+              <w:t>8.1</w:t>
+            </w:r>
+            <w:r>
+              <w:rPr>
+                <w:rFonts w:asciiTheme="minorHAnsi" w:eastAsiaTheme="minorEastAsia" w:hAnsiTheme="minorHAnsi" w:cstheme="minorBidi"/>
+                <w:noProof/>
+                <w:kern w:val="2"/>
+                <w:lang w:val="es-CO"/>
+                <w14:ligatures w14:val="standardContextual"/>
+              </w:rPr>
+              <w:tab/>
+            </w:r>
+            <w:r>
+              <w:rPr>
+                <w:rStyle w:val="Hipervnculo"/>
+                <w:noProof/>
+              </w:rPr>
+              <w:t>Constraints</w:t>
+            </w:r>
+            <w:r>
+              <w:rPr>
+                <w:noProof/>
+                <w:webHidden/>
+              </w:rPr>
+              <w:tab/>
+            </w:r>
+            <w:r>
+              <w:rPr>
+                <w:noProof/>
+                <w:webHidden/>
+              </w:rPr>
+              <w:fldChar w:fldCharType="begin"/>
+            </w:r>
+            <w:r>
+              <w:rPr>
+                <w:noProof/>
+                <w:webHidden/>
+              </w:rPr>
+              <w:instrText xml:space="preserve"> PAGEREF _Toc237869732 \h </w:instrText>
+            </w:r>
+            <w:r>
+              <w:rPr>
+                <w:noProof/>
+                <w:webHidden/>
+              </w:rPr>
+            </w:r>
+            <w:r>
+              <w:rPr>
+                <w:noProof/>
+                <w:webHidden/>
+              </w:rPr>
+              <w:fldChar w:fldCharType="separate"/>
+            </w:r>
+            <w:r>
+              <w:rPr>
+                <w:noProof/>
+                <w:webHidden/>
+              </w:rPr>
+              <w:t>56</w:t>
+            </w:r>
+            <w:r>
+              <w:rPr>
+                <w:noProof/>
+                <w:webHidden/>
+              </w:rPr>
+              <w:fldChar w:fldCharType="end"/>
+            </w:r>
+          </w:hyperlink>
+        </w:p>
+        <w:p>
+          <w:pPr>
+            <w:pStyle w:val="TDC2"/>
+            <w:tabs>
+              <w:tab w:val="left" w:pos="960"/>
+              <w:tab w:val="right" w:leader="dot" w:pos="9350"/>
+            </w:tabs>
+            <w:rPr>
+              <w:rFonts w:asciiTheme="minorHAnsi" w:eastAsiaTheme="minorEastAsia" w:hAnsiTheme="minorHAnsi" w:cstheme="minorBidi"/>
+              <w:noProof/>
+              <w:kern w:val="2"/>
+              <w:lang w:val="es-CO"/>
+              <w14:ligatures w14:val="standardContextual"/>
+            </w:rPr>
+          </w:pPr>
+          <w:hyperlink w:anchor="_Toc237869733" w:history="1">
+            <w:r>
+              <w:rPr>
+                <w:rStyle w:val="Hipervnculo"/>
+                <w:noProof/>
+              </w:rPr>
+              <w:t>8.2</w:t>
+            </w:r>
+            <w:r>
+              <w:rPr>
+                <w:rFonts w:asciiTheme="minorHAnsi" w:eastAsiaTheme="minorEastAsia" w:hAnsiTheme="minorHAnsi" w:cstheme="minorBidi"/>
+                <w:noProof/>
+                <w:kern w:val="2"/>
+                <w:lang w:val="es-CO"/>
+                <w14:ligatures w14:val="standardContextual"/>
+              </w:rPr>
+              <w:tab/>
+            </w:r>
+            <w:r>
+              <w:rPr>
+                <w:rStyle w:val="Hipervnculo"/>
+                <w:noProof/>
+              </w:rPr>
+              <w:t>Assumptions</w:t>
+            </w:r>
+            <w:r>
+              <w:rPr>
+                <w:noProof/>
+                <w:webHidden/>
+              </w:rPr>
+              <w:tab/>
+            </w:r>
+            <w:r>
+              <w:rPr>
+                <w:noProof/>
+                <w:webHidden/>
+              </w:rPr>
+              <w:fldChar w:fldCharType="begin"/>
+            </w:r>
+            <w:r>
+              <w:rPr>
+                <w:noProof/>
+                <w:webHidden/>
+              </w:rPr>
+              <w:instrText xml:space="preserve"> PAGEREF _Toc237869733 \h </w:instrText>
+            </w:r>
+            <w:r>
+              <w:rPr>
+                <w:noProof/>
+                <w:webHidden/>
+              </w:rPr>
+            </w:r>
+            <w:r>
+              <w:rPr>
+                <w:noProof/>
+                <w:webHidden/>
+              </w:rPr>
+              <w:fldChar w:fldCharType="separate"/>
+            </w:r>
+            <w:r>
+              <w:rPr>
+                <w:noProof/>
+                <w:webHidden/>
+              </w:rPr>
+              <w:t>56</w:t>
+            </w:r>
+            <w:r>
+              <w:rPr>
+                <w:noProof/>
+                <w:webHidden/>
+              </w:rPr>
+              <w:fldChar w:fldCharType="end"/>
+            </w:r>
+          </w:hyperlink>
+        </w:p>
+        <w:p>
+          <w:pPr>
+            <w:pStyle w:val="TDC2"/>
+            <w:tabs>
+              <w:tab w:val="left" w:pos="960"/>
+              <w:tab w:val="right" w:leader="dot" w:pos="9350"/>
+            </w:tabs>
+            <w:rPr>
+              <w:rFonts w:asciiTheme="minorHAnsi" w:eastAsiaTheme="minorEastAsia" w:hAnsiTheme="minorHAnsi" w:cstheme="minorBidi"/>
+              <w:noProof/>
+              <w:kern w:val="2"/>
+              <w:lang w:val="es-CO"/>
+              <w14:ligatures w14:val="standardContextual"/>
+            </w:rPr>
+          </w:pPr>
+          <w:hyperlink w:anchor="_Toc237869734" w:history="1">
+            <w:r>
+              <w:rPr>
+                <w:rStyle w:val="Hipervnculo"/>
+                <w:noProof/>
+              </w:rPr>
+              <w:t>8.3</w:t>
+            </w:r>
+            <w:r>
+              <w:rPr>
+                <w:rFonts w:asciiTheme="minorHAnsi" w:eastAsiaTheme="minorEastAsia" w:hAnsiTheme="minorHAnsi" w:cstheme="minorBidi"/>
+                <w:noProof/>
+                <w:kern w:val="2"/>
+                <w:lang w:val="es-CO"/>
+                <w14:ligatures w14:val="standardContextual"/>
+              </w:rPr>
+              <w:tab/>
+            </w:r>
+            <w:r>
+              <w:rPr>
+                <w:rStyle w:val="Hipervnculo"/>
+                <w:noProof/>
+              </w:rPr>
+              <w:t>Dependencies</w:t>
+            </w:r>
+            <w:r>
+              <w:rPr>
+                <w:noProof/>
+                <w:webHidden/>
+              </w:rPr>
+              <w:tab/>
+            </w:r>
+            <w:r>
+              <w:rPr>
+                <w:noProof/>
+                <w:webHidden/>
+              </w:rPr>
+              <w:fldChar w:fldCharType="begin"/>
+            </w:r>
+            <w:r>
+              <w:rPr>
+                <w:noProof/>
+                <w:webHidden/>
+              </w:rPr>
+              <w:instrText xml:space="preserve"> PAGEREF _Toc237869734 \h </w:instrText>
+            </w:r>
+            <w:r>
+              <w:rPr>
+                <w:noProof/>
+                <w:webHidden/>
+              </w:rPr>
+            </w:r>
+            <w:r>
+              <w:rPr>
+                <w:noProof/>
+                <w:webHidden/>
+              </w:rPr>
+              <w:fldChar w:fldCharType="separate"/>
+            </w:r>
+            <w:r>
+              <w:rPr>
+                <w:noProof/>
+                <w:webHidden/>
+              </w:rPr>
+              <w:t>56</w:t>
+            </w:r>
+            <w:r>
+              <w:rPr>
+                <w:noProof/>
+                <w:webHidden/>
+              </w:rPr>
+              <w:fldChar w:fldCharType="end"/>
+            </w:r>
+          </w:hyperlink>
+        </w:p>
+        <w:p>
+          <w:pPr>
+            <w:pStyle w:val="TDC1"/>
+            <w:tabs>
+              <w:tab w:val="left" w:pos="480"/>
+              <w:tab w:val="right" w:leader="dot" w:pos="9350"/>
+            </w:tabs>
+            <w:rPr>
+              <w:rFonts w:asciiTheme="minorHAnsi" w:eastAsiaTheme="minorEastAsia" w:hAnsiTheme="minorHAnsi" w:cstheme="minorBidi"/>
+              <w:noProof/>
+              <w:kern w:val="2"/>
+              <w:lang w:val="es-CO"/>
+              <w14:ligatures w14:val="standardContextual"/>
+            </w:rPr>
+          </w:pPr>
+          <w:hyperlink w:anchor="_Toc237869735" w:history="1">
+            <w:r>
+              <w:rPr>
+                <w:rStyle w:val="Hipervnculo"/>
+                <w:noProof/>
+              </w:rPr>
+              <w:t>9</w:t>
+            </w:r>
+            <w:r>
+              <w:rPr>
+                <w:rFonts w:asciiTheme="minorHAnsi" w:eastAsiaTheme="minorEastAsia" w:hAnsiTheme="minorHAnsi" w:cstheme="minorBidi"/>
+                <w:noProof/>
+                <w:kern w:val="2"/>
+                <w:lang w:val="es-CO"/>
+                <w14:ligatures w14:val="standardContextual"/>
+              </w:rPr>
+              <w:tab/>
+            </w:r>
+            <w:r>
+              <w:rPr>
+                <w:rStyle w:val="Hipervnculo"/>
+                <w:noProof/>
+              </w:rPr>
+              <w:t>Acceptance Criteria</w:t>
+            </w:r>
+            <w:r>
+              <w:rPr>
+                <w:noProof/>
+                <w:webHidden/>
+              </w:rPr>
+              <w:tab/>
+            </w:r>
+            <w:r>
+              <w:rPr>
+                <w:noProof/>
+                <w:webHidden/>
+              </w:rPr>
+              <w:fldChar w:fldCharType="begin"/>
+            </w:r>
+            <w:r>
+              <w:rPr>
+                <w:noProof/>
+                <w:webHidden/>
+              </w:rPr>
+              <w:instrText xml:space="preserve"> PAGEREF _Toc237869735 \h </w:instrText>
+            </w:r>
+            <w:r>
+              <w:rPr>
+                <w:noProof/>
+                <w:webHidden/>
+              </w:rPr>
+            </w:r>
+            <w:r>
+              <w:rPr>
+                <w:noProof/>
+                <w:webHidden/>
+              </w:rPr>
+              <w:fldChar w:fldCharType="separate"/>
+            </w:r>
+            <w:r>
+              <w:rPr>
+                <w:noProof/>
+                <w:webHidden/>
+              </w:rPr>
+              <w:t>58</w:t>
+            </w:r>
+            <w:r>
+              <w:rPr>
+                <w:noProof/>
+                <w:webHidden/>
+              </w:rPr>
+              <w:fldChar w:fldCharType="end"/>
+            </w:r>
+          </w:hyperlink>
+        </w:p>
+        <w:p>
+          <w:pPr>
+            <w:pStyle w:val="TDC2"/>
+            <w:tabs>
+              <w:tab w:val="left" w:pos="960"/>
+              <w:tab w:val="right" w:leader="dot" w:pos="9350"/>
+            </w:tabs>
+            <w:rPr>
+              <w:rFonts w:asciiTheme="minorHAnsi" w:eastAsiaTheme="minorEastAsia" w:hAnsiTheme="minorHAnsi" w:cstheme="minorBidi"/>
+              <w:noProof/>
+              <w:kern w:val="2"/>
+              <w:lang w:val="es-CO"/>
+              <w14:ligatures w14:val="standardContextual"/>
+            </w:rPr>
+          </w:pPr>
+          <w:hyperlink w:anchor="_Toc237869736" w:history="1">
+            <w:r>
+              <w:rPr>
+                <w:rStyle w:val="Hipervnculo"/>
+                <w:noProof/>
+              </w:rPr>
+              <w:t>9.1</w:t>
+            </w:r>
+            <w:r>
+              <w:rPr>
+                <w:rFonts w:asciiTheme="minorHAnsi" w:eastAsiaTheme="minorEastAsia" w:hAnsiTheme="minorHAnsi" w:cstheme="minorBidi"/>
+                <w:noProof/>
+                <w:kern w:val="2"/>
+                <w:lang w:val="es-CO"/>
+                <w14:ligatures w14:val="standardContextual"/>
+              </w:rPr>
+              <w:tab/>
+            </w:r>
+            <w:r>
+              <w:rPr>
+                <w:rStyle w:val="Hipervnculo"/>
+                <w:noProof/>
+              </w:rPr>
+              <w:t>Verification</w:t>
+            </w:r>
+            <w:r>
+              <w:rPr>
+                <w:noProof/>
+                <w:webHidden/>
+              </w:rPr>
+              <w:tab/>
+            </w:r>
+            <w:r>
+              <w:rPr>
+                <w:noProof/>
+                <w:webHidden/>
+              </w:rPr>
+              <w:fldChar w:fldCharType="begin"/>
+            </w:r>
+            <w:r>
+              <w:rPr>
+                <w:noProof/>
+                <w:webHidden/>
+              </w:rPr>
+              <w:instrText xml:space="preserve"> PAGEREF _Toc237869736 \h </w:instrText>
+            </w:r>
+            <w:r>
+              <w:rPr>
+                <w:noProof/>
+                <w:webHidden/>
+              </w:rPr>
+            </w:r>
+            <w:r>
+              <w:rPr>
+                <w:noProof/>
+                <w:webHidden/>
+              </w:rPr>
+              <w:fldChar w:fldCharType="separate"/>
+            </w:r>
+            <w:r>
+              <w:rPr>
+                <w:noProof/>
+                <w:webHidden/>
+              </w:rPr>
+              <w:t>58</w:t>
+            </w:r>
+            <w:r>
+              <w:rPr>
+                <w:noProof/>
                 <w:webHidden/>
               </w:rPr>
               <w:fldChar w:fldCharType="end"/>
@@ -3465,7 +5070,7 @@
       <w:pPr>
         <w:pStyle w:val="Ttulo1"/>
       </w:pPr>
-      <w:bookmarkStart w:id="0" w:name="_Toc237869086"/>
+      <w:bookmarkStart w:id="0" w:name="_Toc237869683"/>
       <w:r>
         <w:lastRenderedPageBreak/>
         <w:t>Introduction</w:t>
@@ -3476,7 +5081,7 @@
       <w:pPr>
         <w:pStyle w:val="Ttulo2"/>
       </w:pPr>
-      <w:bookmarkStart w:id="1" w:name="_Toc237869087"/>
+      <w:bookmarkStart w:id="1" w:name="_Toc237869684"/>
       <w:r>
         <w:t>Purpose</w:t>
       </w:r>
@@ -3486,17 +5091,18 @@
       <w:r>
         <w:t>This Software Requirements Specification (SRS) document defines the functional and non-functional requirements for MisNotas, which is an academic performance management system.</w:t>
       </w:r>
+      <w:r>
+        <w:t xml:space="preserve"> </w:t>
+      </w:r>
+      <w:r>
+        <w:t>This document serves as the primary reference for the design, development, testing, and validation of the system.</w:t>
+      </w:r>
     </w:p>
     <w:p>
-      <w:r>
-        <w:t>This document serves as the primary reference for the design, development, testing, and validation of the system.</w:t>
-      </w:r>
-    </w:p>
-    <w:p>
       <w:pPr>
         <w:pStyle w:val="Ttulo2"/>
       </w:pPr>
-      <w:bookmarkStart w:id="2" w:name="_Toc237869088"/>
+      <w:bookmarkStart w:id="2" w:name="_Toc237869685"/>
       <w:r>
         <w:t>Scope</w:t>
       </w:r>
@@ -3521,18 +5127,28 @@
       <w:r>
         <w:t>v1.0 is intended to provide a centralized and accessible alternative to manually maintaining academic performance information in spreadsheets or similar tools. The system does not include AI agents or require users to manually perform the calculations and projections provided by the system.</w:t>
       </w:r>
+      <w:r>
+        <w:t xml:space="preserve"> </w:t>
+      </w:r>
+      <w:r>
+        <w:t>The scope of v1.0 is limited to the academic performance management functionality defined in this document. Features not explicitly included in the v1.0 requirements are considered outside the scope of this version.</w:t>
+      </w:r>
     </w:p>
     <w:p>
-      <w:r>
-        <w:t>The scope of v1.0 is limited to the academic performance management functionality defined in this document. Features not explicitly included in the v1.0 requirements are considered outside the scope of this version.</w:t>
+      <w:pPr>
+        <w:spacing w:before="0" w:beforeAutospacing="0" w:after="160" w:afterAutospacing="0" w:line="278" w:lineRule="auto"/>
+      </w:pPr>
+      <w:r>
+        <w:br w:type="page"/>
       </w:r>
     </w:p>
     <w:p>
       <w:pPr>
         <w:pStyle w:val="Ttulo2"/>
       </w:pPr>
-      <w:bookmarkStart w:id="3" w:name="_Toc237869089"/>
-      <w:r>
+      <w:bookmarkStart w:id="3" w:name="_Toc237869686"/>
+      <w:r>
+        <w:lastRenderedPageBreak/>
         <w:t>Intended Audience</w:t>
       </w:r>
       <w:bookmarkEnd w:id="3"/>
@@ -3544,7 +5160,6 @@
     </w:p>
     <w:p>
       <w:r>
-        <w:lastRenderedPageBreak/>
         <w:t>• Software developers</w:t>
       </w:r>
       <w:r>
@@ -3564,7 +5179,7 @@
       <w:pPr>
         <w:pStyle w:val="Ttulo2"/>
       </w:pPr>
-      <w:bookmarkStart w:id="4" w:name="_Toc237869090"/>
+      <w:bookmarkStart w:id="4" w:name="_Toc237869687"/>
       <w:r>
         <w:t>Definitions</w:t>
       </w:r>
@@ -3816,6 +5431,11 @@
       <w:r>
         <w:t>the projected final grade:</w:t>
       </w:r>
+    </w:p>
+    <w:p>
+      <w:pPr>
+        <w:pStyle w:val="Prrafodelista"/>
+      </w:pPr>
     </w:p>
     <w:p>
       <w:pPr>
@@ -3885,6 +5505,11 @@
     <w:p>
       <w:pPr>
         <w:pStyle w:val="Prrafodelista"/>
+      </w:pPr>
+    </w:p>
+    <w:p>
+      <w:pPr>
+        <w:pStyle w:val="Prrafodelista"/>
         <w:numPr>
           <w:ilvl w:val="0"/>
           <w:numId w:val="8"/>
@@ -3903,11 +5528,23 @@
     </w:p>
     <w:p>
       <w:pPr>
+        <w:spacing w:before="0" w:beforeAutospacing="0" w:after="160" w:afterAutospacing="0" w:line="278" w:lineRule="auto"/>
+      </w:pPr>
+      <w:r>
+        <w:br w:type="page"/>
+      </w:r>
+    </w:p>
+    <w:p>
+      <w:pPr>
         <w:pStyle w:val="Ttulo1"/>
       </w:pPr>
-      <w:bookmarkStart w:id="5" w:name="_Toc237869091"/>
-      <w:r>
-        <w:t>Product Overview</w:t>
+      <w:bookmarkStart w:id="5" w:name="_Toc237869688"/>
+      <w:r>
+        <w:lastRenderedPageBreak/>
+        <w:t>P</w:t>
+      </w:r>
+      <w:r>
+        <w:t>roduct Overview</w:t>
       </w:r>
       <w:bookmarkEnd w:id="5"/>
     </w:p>
@@ -3915,7 +5552,7 @@
       <w:pPr>
         <w:pStyle w:val="Ttulo2"/>
       </w:pPr>
-      <w:bookmarkStart w:id="6" w:name="_Toc237869092"/>
+      <w:bookmarkStart w:id="6" w:name="_Toc237869689"/>
       <w:r>
         <w:t>Product Description</w:t>
       </w:r>
@@ -3936,9 +5573,8 @@
       <w:pPr>
         <w:pStyle w:val="Ttulo2"/>
       </w:pPr>
-      <w:bookmarkStart w:id="7" w:name="_Toc237869093"/>
-      <w:r>
-        <w:lastRenderedPageBreak/>
+      <w:bookmarkStart w:id="7" w:name="_Toc237869690"/>
+      <w:r>
         <w:t>Problem Statement</w:t>
       </w:r>
       <w:bookmarkEnd w:id="7"/>
@@ -3962,7 +5598,7 @@
       <w:pPr>
         <w:pStyle w:val="Ttulo2"/>
       </w:pPr>
-      <w:bookmarkStart w:id="8" w:name="_Toc237869094"/>
+      <w:bookmarkStart w:id="8" w:name="_Toc237869691"/>
       <w:r>
         <w:t>Pr</w:t>
       </w:r>
@@ -4057,6 +5693,7 @@
         </w:numPr>
       </w:pPr>
       <w:r>
+        <w:lastRenderedPageBreak/>
         <w:t xml:space="preserve">Preserve historical academic information and allow users to compare their performance across academic periods. </w:t>
       </w:r>
     </w:p>
@@ -4064,7 +5701,7 @@
       <w:pPr>
         <w:pStyle w:val="Ttulo2"/>
       </w:pPr>
-      <w:bookmarkStart w:id="9" w:name="_Toc237869095"/>
+      <w:bookmarkStart w:id="9" w:name="_Toc237869692"/>
       <w:r>
         <w:t>Target Users</w:t>
       </w:r>
@@ -4077,7 +5714,6 @@
     </w:p>
     <w:p>
       <w:r>
-        <w:lastRenderedPageBreak/>
         <w:t>The primary user is responsible for entering and managing their own academic information, while MisNotas performs the corresponding calculations, projections, and analysis automatically.</w:t>
       </w:r>
     </w:p>
@@ -4085,7 +5721,7 @@
       <w:pPr>
         <w:pStyle w:val="Ttulo2"/>
       </w:pPr>
-      <w:bookmarkStart w:id="10" w:name="_Toc237869096"/>
+      <w:bookmarkStart w:id="10" w:name="_Toc237869693"/>
       <w:r>
         <w:t>Product Characteristics</w:t>
       </w:r>
@@ -4165,10 +5801,19 @@
     </w:p>
     <w:p>
       <w:pPr>
+        <w:spacing w:before="0" w:beforeAutospacing="0" w:after="160" w:afterAutospacing="0" w:line="278" w:lineRule="auto"/>
+      </w:pPr>
+      <w:r>
+        <w:br w:type="page"/>
+      </w:r>
+    </w:p>
+    <w:p>
+      <w:pPr>
         <w:pStyle w:val="Ttulo1"/>
       </w:pPr>
-      <w:bookmarkStart w:id="11" w:name="_Toc237869097"/>
-      <w:r>
+      <w:bookmarkStart w:id="11" w:name="_Toc237869694"/>
+      <w:r>
+        <w:lastRenderedPageBreak/>
         <w:t>System Scope</w:t>
       </w:r>
       <w:bookmarkEnd w:id="11"/>
@@ -4177,7 +5822,7 @@
       <w:pPr>
         <w:pStyle w:val="Ttulo2"/>
       </w:pPr>
-      <w:bookmarkStart w:id="12" w:name="_Toc237869098"/>
+      <w:bookmarkStart w:id="12" w:name="_Toc237869695"/>
       <w:r>
         <w:t>In Scope</w:t>
       </w:r>
@@ -4372,7 +6017,6 @@
         </w:numPr>
       </w:pPr>
       <w:r>
-        <w:lastRenderedPageBreak/>
         <w:t>Credit-weighted comparisons</w:t>
       </w:r>
     </w:p>
@@ -4404,7 +6048,7 @@
       <w:pPr>
         <w:pStyle w:val="Ttulo2"/>
       </w:pPr>
-      <w:bookmarkStart w:id="13" w:name="_Toc237869099"/>
+      <w:bookmarkStart w:id="13" w:name="_Toc237869696"/>
       <w:r>
         <w:t>Out of Scope</w:t>
       </w:r>
@@ -4496,10 +6140,19 @@
     </w:p>
     <w:p>
       <w:pPr>
+        <w:spacing w:before="0" w:beforeAutospacing="0" w:after="160" w:afterAutospacing="0" w:line="278" w:lineRule="auto"/>
+      </w:pPr>
+      <w:r>
+        <w:br w:type="page"/>
+      </w:r>
+    </w:p>
+    <w:p>
+      <w:pPr>
         <w:pStyle w:val="Ttulo1"/>
       </w:pPr>
-      <w:bookmarkStart w:id="14" w:name="_Toc237869100"/>
-      <w:r>
+      <w:bookmarkStart w:id="14" w:name="_Toc237869697"/>
+      <w:r>
+        <w:lastRenderedPageBreak/>
         <w:t>Functional Requirements</w:t>
       </w:r>
       <w:bookmarkEnd w:id="14"/>
@@ -4508,7 +6161,7 @@
       <w:pPr>
         <w:pStyle w:val="Ttulo2"/>
       </w:pPr>
-      <w:bookmarkStart w:id="15" w:name="_Toc237869101"/>
+      <w:bookmarkStart w:id="15" w:name="_Toc237869698"/>
       <w:r>
         <w:t>Requirement Specification Format</w:t>
       </w:r>
@@ -4718,7 +6371,7 @@
       <w:pPr>
         <w:pStyle w:val="Ttulo2"/>
       </w:pPr>
-      <w:bookmarkStart w:id="16" w:name="_Toc237869102"/>
+      <w:bookmarkStart w:id="16" w:name="_Toc237869699"/>
       <w:r>
         <w:lastRenderedPageBreak/>
         <w:t>Functional Requirements</w:t>
@@ -4732,7 +6385,7 @@
           <w:lang w:val="en-US"/>
         </w:rPr>
       </w:pPr>
-      <w:bookmarkStart w:id="17" w:name="_Toc237869103"/>
+      <w:bookmarkStart w:id="17" w:name="_Toc237869700"/>
       <w:r>
         <w:rPr>
           <w:lang w:val="en-US"/>
@@ -9035,7 +10688,7 @@
           <w:lang w:val="en-US"/>
         </w:rPr>
       </w:pPr>
-      <w:bookmarkStart w:id="18" w:name="_Toc237869104"/>
+      <w:bookmarkStart w:id="18" w:name="_Toc237869701"/>
       <w:r>
         <w:rPr>
           <w:lang w:val="en-US"/>
@@ -10185,6 +11838,7 @@
     <w:p/>
     <w:p>
       <w:r>
+        <w:lastRenderedPageBreak/>
         <w:br w:type="page"/>
       </w:r>
     </w:p>
@@ -11412,6 +13066,7 @@
           </w:tcPr>
           <w:p>
             <w:r>
+              <w:lastRenderedPageBreak/>
               <w:t>EXCEPTIONS</w:t>
             </w:r>
           </w:p>
@@ -11479,7 +13134,6 @@
                 </w:tcPr>
                 <w:p>
                   <w:r>
-                    <w:lastRenderedPageBreak/>
                     <w:t>The system shall reject the operation if the subject cannot be found or does not belong to the user. If deletion fails, the system shall notify the user.</w:t>
                   </w:r>
                 </w:p>
@@ -11503,7 +13157,7 @@
           <w:lang w:val="en-US"/>
         </w:rPr>
       </w:pPr>
-      <w:bookmarkStart w:id="19" w:name="_Toc237869105"/>
+      <w:bookmarkStart w:id="19" w:name="_Toc237869702"/>
       <w:r>
         <w:rPr>
           <w:lang w:val="en-US"/>
@@ -13940,7 +15594,13 @@
           </w:tcPr>
           <w:p>
             <w:r>
-              <w:t>The system shall reject invalid assessment data or operations involving a group that cannot be found.</w:t>
+              <w:t xml:space="preserve">The system shall reject </w:t>
+            </w:r>
+            <w:r>
+              <w:t>invalid</w:t>
+            </w:r>
+            <w:r>
+              <w:t xml:space="preserve"> data or operations involving a group that cannot be found.</w:t>
             </w:r>
           </w:p>
         </w:tc>
@@ -13967,7 +15627,7 @@
           <w:lang w:val="en-US"/>
         </w:rPr>
       </w:pPr>
-      <w:bookmarkStart w:id="20" w:name="_Toc237869106"/>
+      <w:bookmarkStart w:id="20" w:name="_Toc237869703"/>
       <w:r>
         <w:rPr>
           <w:lang w:val="en-US"/>
@@ -14941,7 +16601,7 @@
           <w:lang w:val="en-US"/>
         </w:rPr>
       </w:pPr>
-      <w:bookmarkStart w:id="21" w:name="_Toc237869107"/>
+      <w:bookmarkStart w:id="21" w:name="_Toc237869704"/>
       <w:r>
         <w:rPr>
           <w:lang w:val="en-US"/>
@@ -15884,7 +17544,7 @@
           <w:lang w:val="en-US"/>
         </w:rPr>
       </w:pPr>
-      <w:bookmarkStart w:id="22" w:name="_Toc237869108"/>
+      <w:bookmarkStart w:id="22" w:name="_Toc237869705"/>
       <w:r>
         <w:rPr>
           <w:lang w:val="en-US"/>
@@ -17918,7 +19578,7 @@
           <w:lang w:val="en-US"/>
         </w:rPr>
       </w:pPr>
-      <w:bookmarkStart w:id="23" w:name="_Toc237869109"/>
+      <w:bookmarkStart w:id="23" w:name="_Toc237869706"/>
       <w:r>
         <w:rPr>
           <w:lang w:val="en-US"/>
@@ -18887,7 +20547,7 @@
           <w:lang w:val="en-US"/>
         </w:rPr>
       </w:pPr>
-      <w:bookmarkStart w:id="24" w:name="_Toc237869110"/>
+      <w:bookmarkStart w:id="24" w:name="_Toc237869707"/>
       <w:r>
         <w:rPr>
           <w:lang w:val="en-US"/>
@@ -19753,7 +21413,7 @@
           <w:lang w:val="en-US"/>
         </w:rPr>
       </w:pPr>
-      <w:bookmarkStart w:id="25" w:name="_Toc237869111"/>
+      <w:bookmarkStart w:id="25" w:name="_Toc237869708"/>
       <w:r>
         <w:rPr>
           <w:lang w:val="en-US"/>
@@ -20646,7 +22306,7 @@
           <w:lang w:val="en-US"/>
         </w:rPr>
       </w:pPr>
-      <w:bookmarkStart w:id="26" w:name="_Toc237869112"/>
+      <w:bookmarkStart w:id="26" w:name="_Toc237869709"/>
       <w:r>
         <w:rPr>
           <w:lang w:val="en-US"/>
@@ -21626,7 +23286,7 @@
       <w:pPr>
         <w:pStyle w:val="Ttulo1"/>
       </w:pPr>
-      <w:bookmarkStart w:id="27" w:name="_Toc237869113"/>
+      <w:bookmarkStart w:id="27" w:name="_Toc237869710"/>
       <w:r>
         <w:lastRenderedPageBreak/>
         <w:t>Non-Functional Requirements</w:t>
@@ -21637,7 +23297,7 @@
       <w:pPr>
         <w:pStyle w:val="Ttulo2"/>
       </w:pPr>
-      <w:bookmarkStart w:id="28" w:name="_Toc237869114"/>
+      <w:bookmarkStart w:id="28" w:name="_Toc237869711"/>
       <w:r>
         <w:t>Requirement Specification Format</w:t>
       </w:r>
@@ -21753,7 +23413,7 @@
       <w:pPr>
         <w:pStyle w:val="Ttulo2"/>
       </w:pPr>
-      <w:bookmarkStart w:id="29" w:name="_Toc237869115"/>
+      <w:bookmarkStart w:id="29" w:name="_Toc237869712"/>
       <w:r>
         <w:t>Non-Functional Requirements</w:t>
       </w:r>
@@ -21769,7 +23429,7 @@
           <w:lang w:val="en-US"/>
         </w:rPr>
       </w:pPr>
-      <w:bookmarkStart w:id="30" w:name="_Toc237869116"/>
+      <w:bookmarkStart w:id="30" w:name="_Toc237869713"/>
       <w:r>
         <w:rPr>
           <w:lang w:val="en-US"/>
@@ -22006,7 +23666,7 @@
           <w:lang w:val="en-US"/>
         </w:rPr>
       </w:pPr>
-      <w:bookmarkStart w:id="31" w:name="_Toc237869117"/>
+      <w:bookmarkStart w:id="31" w:name="_Toc237869714"/>
       <w:r>
         <w:rPr>
           <w:lang w:val="en-US"/>
@@ -22343,7 +24003,7 @@
           <w:lang w:val="en-US"/>
         </w:rPr>
       </w:pPr>
-      <w:bookmarkStart w:id="32" w:name="_Toc237869118"/>
+      <w:bookmarkStart w:id="32" w:name="_Toc237869715"/>
       <w:r>
         <w:rPr>
           <w:lang w:val="en-US"/>
@@ -22686,7 +24346,7 @@
           <w:lang w:val="en-US"/>
         </w:rPr>
       </w:pPr>
-      <w:bookmarkStart w:id="33" w:name="_Toc237869119"/>
+      <w:bookmarkStart w:id="33" w:name="_Toc237869716"/>
       <w:r>
         <w:rPr>
           <w:lang w:val="en-US"/>
@@ -22948,13 +24608,19 @@
           <w:lang w:val="en-US"/>
         </w:rPr>
       </w:pPr>
-      <w:bookmarkStart w:id="34" w:name="_Toc237869120"/>
+      <w:bookmarkStart w:id="34" w:name="_Toc237869717"/>
       <w:r>
         <w:rPr>
           <w:lang w:val="en-US"/>
         </w:rPr>
         <w:lastRenderedPageBreak/>
-        <w:t>Mantainability (MNT) NFRs</w:t>
+        <w:t>Maintainability</w:t>
+      </w:r>
+      <w:r>
+        <w:rPr>
+          <w:lang w:val="en-US"/>
+        </w:rPr>
+        <w:t xml:space="preserve"> (MNT) NFRs</w:t>
       </w:r>
       <w:bookmarkEnd w:id="34"/>
     </w:p>
@@ -23189,7 +24855,7 @@
           <w:lang w:val="en-US"/>
         </w:rPr>
       </w:pPr>
-      <w:bookmarkStart w:id="35" w:name="_Toc237869121"/>
+      <w:bookmarkStart w:id="35" w:name="_Toc237869718"/>
       <w:r>
         <w:rPr>
           <w:lang w:val="en-US"/>
@@ -23427,7 +25093,7 @@
           <w:lang w:val="en-US"/>
         </w:rPr>
       </w:pPr>
-      <w:bookmarkStart w:id="36" w:name="_Toc237869122"/>
+      <w:bookmarkStart w:id="36" w:name="_Toc237869719"/>
       <w:r>
         <w:rPr>
           <w:lang w:val="en-US"/>
@@ -23560,7 +25226,7 @@
       <w:pPr>
         <w:pStyle w:val="Ttulo1"/>
       </w:pPr>
-      <w:bookmarkStart w:id="37" w:name="_Toc237869123"/>
+      <w:bookmarkStart w:id="37" w:name="_Toc237869720"/>
       <w:r>
         <w:lastRenderedPageBreak/>
         <w:t>Data Requirements</w:t>
@@ -23571,7 +25237,7 @@
       <w:pPr>
         <w:pStyle w:val="Ttulo2"/>
       </w:pPr>
-      <w:bookmarkStart w:id="38" w:name="_Toc237869124"/>
+      <w:bookmarkStart w:id="38" w:name="_Toc237869721"/>
       <w:r>
         <w:t>Data Entities</w:t>
       </w:r>
@@ -23747,7 +25413,7 @@
       <w:pPr>
         <w:pStyle w:val="Ttulo2"/>
       </w:pPr>
-      <w:bookmarkStart w:id="39" w:name="_Toc237869125"/>
+      <w:bookmarkStart w:id="39" w:name="_Toc237869722"/>
       <w:r>
         <w:t>Data Relationships</w:t>
       </w:r>
@@ -23863,7 +25529,7 @@
       <w:pPr>
         <w:pStyle w:val="Ttulo2"/>
       </w:pPr>
-      <w:bookmarkStart w:id="40" w:name="_Toc237869126"/>
+      <w:bookmarkStart w:id="40" w:name="_Toc237869723"/>
       <w:r>
         <w:lastRenderedPageBreak/>
         <w:t>Data Persistence</w:t>
@@ -23975,7 +25641,7 @@
       <w:pPr>
         <w:pStyle w:val="Ttulo2"/>
       </w:pPr>
-      <w:bookmarkStart w:id="41" w:name="_Toc237869127"/>
+      <w:bookmarkStart w:id="41" w:name="_Toc237869724"/>
       <w:r>
         <w:t>Data Integrity</w:t>
       </w:r>
@@ -24082,7 +25748,7 @@
       <w:pPr>
         <w:pStyle w:val="Ttulo2"/>
       </w:pPr>
-      <w:bookmarkStart w:id="42" w:name="_Toc237869128"/>
+      <w:bookmarkStart w:id="42" w:name="_Toc237869725"/>
       <w:r>
         <w:lastRenderedPageBreak/>
         <w:t>Data Validation</w:t>
@@ -24097,7 +25763,13 @@
         <w:t xml:space="preserve"> </w:t>
       </w:r>
       <w:r>
-        <w:t>Validation shall include, where applicable:</w:t>
+        <w:t xml:space="preserve">Validation shall </w:t>
+      </w:r>
+      <w:r>
+        <w:t>include</w:t>
+      </w:r>
+      <w:r>
+        <w:t xml:space="preserve"> where applicable:</w:t>
       </w:r>
     </w:p>
     <w:p>
@@ -24188,7 +25860,7 @@
       <w:pPr>
         <w:pStyle w:val="Ttulo1"/>
       </w:pPr>
-      <w:bookmarkStart w:id="43" w:name="_Toc237869129"/>
+      <w:bookmarkStart w:id="43" w:name="_Toc237869726"/>
       <w:r>
         <w:t>External Interface Requirements</w:t>
       </w:r>
@@ -24201,7 +25873,7 @@
       <w:r>
         <w:t xml:space="preserve"> </w:t>
       </w:r>
-      <w:bookmarkStart w:id="44" w:name="_Toc237869130"/>
+      <w:bookmarkStart w:id="44" w:name="_Toc237869727"/>
       <w:r>
         <w:t>User Interface</w:t>
       </w:r>
@@ -24228,7 +25900,7 @@
       <w:pPr>
         <w:pStyle w:val="Ttulo2"/>
       </w:pPr>
-      <w:bookmarkStart w:id="45" w:name="_Toc237869131"/>
+      <w:bookmarkStart w:id="45" w:name="_Toc237869728"/>
       <w:r>
         <w:t>Database Interface</w:t>
       </w:r>
@@ -24254,7 +25926,7 @@
       <w:pPr>
         <w:pStyle w:val="Ttulo2"/>
       </w:pPr>
-      <w:bookmarkStart w:id="46" w:name="_Toc237869132"/>
+      <w:bookmarkStart w:id="46" w:name="_Toc237869729"/>
       <w:r>
         <w:lastRenderedPageBreak/>
         <w:t>Browser Interface</w:t>
@@ -24273,7 +25945,7 @@
       <w:pPr>
         <w:pStyle w:val="Ttulo2"/>
       </w:pPr>
-      <w:bookmarkStart w:id="47" w:name="_Toc237869133"/>
+      <w:bookmarkStart w:id="47" w:name="_Toc237869730"/>
       <w:r>
         <w:t>External System Interfaces</w:t>
       </w:r>
@@ -24291,17 +25963,21 @@
       <w:pPr>
         <w:pStyle w:val="Ttulo1"/>
       </w:pPr>
+      <w:bookmarkStart w:id="48" w:name="_Toc237869731"/>
       <w:r>
         <w:t>Constraints, Assumptions, and Dependencies</w:t>
       </w:r>
+      <w:bookmarkEnd w:id="48"/>
     </w:p>
     <w:p>
       <w:pPr>
         <w:pStyle w:val="Ttulo2"/>
       </w:pPr>
+      <w:bookmarkStart w:id="49" w:name="_Toc237869732"/>
       <w:r>
         <w:t>Constraints</w:t>
       </w:r>
+      <w:bookmarkEnd w:id="49"/>
     </w:p>
     <w:p>
       <w:r>
@@ -24324,9 +26000,11 @@
       <w:pPr>
         <w:pStyle w:val="Ttulo2"/>
       </w:pPr>
+      <w:bookmarkStart w:id="50" w:name="_Toc237869733"/>
       <w:r>
         <w:t>Assumptions</w:t>
       </w:r>
+      <w:bookmarkEnd w:id="50"/>
     </w:p>
     <w:p>
       <w:r>
@@ -24349,9 +26027,11 @@
       <w:pPr>
         <w:pStyle w:val="Ttulo2"/>
       </w:pPr>
+      <w:bookmarkStart w:id="51" w:name="_Toc237869734"/>
       <w:r>
         <w:t>Dependencies</w:t>
       </w:r>
+      <w:bookmarkEnd w:id="51"/>
     </w:p>
     <w:p>
       <w:r>
@@ -24366,23 +26046,206 @@
     </w:p>
     <w:p>
       <w:pPr>
-        <w:pStyle w:val="NormalWeb"/>
-        <w:rPr>
-          <w:lang w:val="en-US"/>
-        </w:rPr>
-      </w:pPr>
+        <w:pStyle w:val="Ttulo1"/>
+      </w:pPr>
+      <w:bookmarkStart w:id="52" w:name="_Toc237869735"/>
+      <w:r>
+        <w:lastRenderedPageBreak/>
+        <w:t>A</w:t>
+      </w:r>
+      <w:r>
+        <w:t>cceptance Criteria</w:t>
+      </w:r>
+      <w:bookmarkEnd w:id="52"/>
     </w:p>
     <w:p>
-      <w:pPr>
-        <w:pStyle w:val="pdq2pgselectionanchorcontainer"/>
-        <w:rPr>
-          <w:lang w:val="en-US"/>
-        </w:rPr>
-      </w:pPr>
+      <w:r>
+        <w:t>MisNotas v1.0 shall be considered complete when the functionality and quality requirements defined in this SRS have been implemented and verified.</w:t>
+      </w:r>
+      <w:r>
+        <w:t xml:space="preserve"> </w:t>
+      </w:r>
+      <w:r>
+        <w:t>The following criteria shall be satisfied:</w:t>
+      </w:r>
     </w:p>
-    <w:p/>
-    <w:p/>
+    <w:p>
+      <w:pPr>
+        <w:numPr>
+          <w:ilvl w:val="0"/>
+          <w:numId w:val="21"/>
+        </w:numPr>
+      </w:pPr>
+      <w:r>
+        <w:t xml:space="preserve">Users can create, authenticate, and manage their accounts. </w:t>
+      </w:r>
+    </w:p>
+    <w:p>
+      <w:pPr>
+        <w:numPr>
+          <w:ilvl w:val="0"/>
+          <w:numId w:val="21"/>
+        </w:numPr>
+      </w:pPr>
+      <w:r>
+        <w:t xml:space="preserve">Users can create, modify, view, and delete academic periods and subjects. </w:t>
+      </w:r>
+    </w:p>
+    <w:p>
+      <w:pPr>
+        <w:numPr>
+          <w:ilvl w:val="0"/>
+          <w:numId w:val="21"/>
+        </w:numPr>
+      </w:pPr>
+      <w:r>
+        <w:t xml:space="preserve">Users can configure assessment components and assessment groups according to their grading structures. </w:t>
+      </w:r>
+    </w:p>
+    <w:p>
+      <w:pPr>
+        <w:numPr>
+          <w:ilvl w:val="0"/>
+          <w:numId w:val="21"/>
+        </w:numPr>
+      </w:pPr>
+      <w:r>
+        <w:t xml:space="preserve">Users can register, modify, and remove grades associated with assessments. </w:t>
+      </w:r>
+    </w:p>
+    <w:p>
+      <w:pPr>
+        <w:numPr>
+          <w:ilvl w:val="0"/>
+          <w:numId w:val="21"/>
+        </w:numPr>
+      </w:pPr>
+      <w:r>
+        <w:t xml:space="preserve">The system correctly calculates current grades and academic-period averages according to the configured weights and credits. </w:t>
+      </w:r>
+    </w:p>
+    <w:p>
+      <w:pPr>
+        <w:numPr>
+          <w:ilvl w:val="0"/>
+          <w:numId w:val="21"/>
+        </w:numPr>
+      </w:pPr>
+      <w:r>
+        <w:t xml:space="preserve">The system generates valid grade projections and calculates grades required to achieve defined targets. </w:t>
+      </w:r>
+    </w:p>
+    <w:p>
+      <w:pPr>
+        <w:numPr>
+          <w:ilvl w:val="0"/>
+          <w:numId w:val="21"/>
+        </w:numPr>
+      </w:pPr>
+      <w:r>
+        <w:t xml:space="preserve">Users can create and manage subject and academic-period goals and monitor their progress toward those goals. </w:t>
+      </w:r>
+    </w:p>
+    <w:p>
+      <w:pPr>
+        <w:numPr>
+          <w:ilvl w:val="0"/>
+          <w:numId w:val="21"/>
+        </w:numPr>
+      </w:pPr>
+      <w:r>
+        <w:t xml:space="preserve">The system correctly identifies subjects that meet the defined at-risk conditions. </w:t>
+      </w:r>
+    </w:p>
+    <w:p>
+      <w:pPr>
+        <w:numPr>
+          <w:ilvl w:val="0"/>
+          <w:numId w:val="21"/>
+        </w:numPr>
+      </w:pPr>
+      <w:r>
+        <w:t xml:space="preserve">Users can access subject and academic-period performance reports. </w:t>
+      </w:r>
+    </w:p>
+    <w:p>
+      <w:pPr>
+        <w:numPr>
+          <w:ilvl w:val="0"/>
+          <w:numId w:val="21"/>
+        </w:numPr>
+      </w:pPr>
+      <w:r>
+        <w:t xml:space="preserve">Users can view and compare historical academic performance. </w:t>
+      </w:r>
+    </w:p>
+    <w:p>
+      <w:pPr>
+        <w:numPr>
+          <w:ilvl w:val="0"/>
+          <w:numId w:val="21"/>
+        </w:numPr>
+      </w:pPr>
+      <w:r>
+        <w:t xml:space="preserve">Academic information persists between user sessions and maintains valid relationships between related entities. </w:t>
+      </w:r>
+    </w:p>
+    <w:p>
+      <w:pPr>
+        <w:numPr>
+          <w:ilvl w:val="0"/>
+          <w:numId w:val="21"/>
+        </w:numPr>
+      </w:pPr>
+      <w:r>
+        <w:t xml:space="preserve">The system satisfies the applicable non-functional requirements defined in Section 5, including performance, security, </w:t>
+      </w:r>
+      <w:r>
+        <w:t>usability</w:t>
+      </w:r>
+      <w:r>
+        <w:t xml:space="preserve">, maintainability, data integrity, and compatibility requirements. </w:t>
+      </w:r>
+    </w:p>
+    <w:p>
+      <w:pPr>
+        <w:numPr>
+          <w:ilvl w:val="0"/>
+          <w:numId w:val="21"/>
+        </w:numPr>
+      </w:pPr>
+      <w:r>
+        <w:t xml:space="preserve">Changes to academic information correctly update all dependent calculations and results. </w:t>
+      </w:r>
+    </w:p>
+    <w:p>
+      <w:pPr>
+        <w:numPr>
+          <w:ilvl w:val="0"/>
+          <w:numId w:val="21"/>
+        </w:numPr>
+      </w:pPr>
+      <w:r>
+        <w:t>Functionality explicitly defined as out of scope for v1.0 is not required for acceptance.</w:t>
+      </w:r>
+    </w:p>
+    <w:p>
+      <w:pPr>
+        <w:pStyle w:val="Ttulo2"/>
+      </w:pPr>
+      <w:bookmarkStart w:id="53" w:name="_Toc237869736"/>
+      <w:r>
+        <w:t>Verification</w:t>
+      </w:r>
+      <w:bookmarkEnd w:id="53"/>
+    </w:p>
+    <w:p>
+      <w:r>
+        <w:t>Acceptance shall be verified through functional testing of the requirements defined in Section 4 and validation of the non-functional requirements defined in Section 5. A requirement shall be considered satisfied when its specified behavior and acceptance criteria have been successfully demonstrated under the conditions defined in this SRS.</w:t>
+      </w:r>
+    </w:p>
     <w:sectPr>
+      <w:footerReference w:type="default" r:id="rId8"/>
       <w:pgSz w:w="12240" w:h="15840"/>
       <w:pgMar w:top="1440" w:right="1440" w:bottom="1440" w:left="1440" w:header="709" w:footer="709" w:gutter="0"/>
       <w:cols w:space="708"/>
@@ -24390,6 +26253,101 @@
     </w:sectPr>
   </w:body>
 </w:document>
+</file>
+
+<file path=word/endnotes.xml><?xml version="1.0" encoding="utf-8"?>
+<w:endnotes xmlns:wpc="http://schemas.microsoft.com/office/word/2010/wordprocessingCanvas" xmlns:cx="http://schemas.microsoft.com/office/drawing/2014/chartex" xmlns:cx1="http://schemas.microsoft.com/office/drawing/2015/9/8/chartex" xmlns:cx2="http://schemas.microsoft.com/office/drawing/2015/10/21/chartex" xmlns:cx3="http://schemas.microsoft.com/office/drawing/2016/5/9/chartex" xmlns:cx4="http://schemas.microsoft.com/office/drawing/2016/5/10/chartex" xmlns:cx5="http://schemas.microsoft.com/office/drawing/2016/5/11/chartex" xmlns:cx6="http://schemas.microsoft.com/office/drawing/2016/5/12/chartex" xmlns:cx7="http://schemas.microsoft.com/office/drawing/2016/5/13/chartex" xmlns:cx8="http://schemas.microsoft.com/office/drawing/2016/5/14/chartex" xmlns:mc="http://schemas.openxmlformats.org/markup-compatibility/2006" xmlns:aink="http://schemas.microsoft.com/office/drawing/2016/ink" xmlns:am3d="http://schemas.microsoft.com/office/drawing/2017/model3d" xmlns:o="urn:schemas-microsoft-com:office:office" xmlns:oel="http://schemas.microsoft.com/office/2019/extlst" xmlns:r="http://schemas.openxmlformats.org/officeDocument/2006/relationships" xmlns:m="http://schemas.openxmlformats.org/officeDocument/2006/math" xmlns:v="urn:schemas-microsoft-com:vml" xmlns:wp14="http://schemas.microsoft.com/office/word/2010/wordprocessingDrawing" xmlns:wp="http://schemas.openxmlformats.org/drawingml/2006/wordprocessingDrawing" xmlns:w10="urn:schemas-microsoft-com:office:word" xmlns:w="http://schemas.openxmlformats.org/wordprocessingml/2006/main" xmlns:w14="http://schemas.microsoft.com/office/word/2010/wordml" xmlns:w15="http://schemas.microsoft.com/office/word/2012/wordml" xmlns:w16cei="http://schemas.microsoft.com/office/word/2026/wordml/cei" xmlns:w16cex="http://schemas.microsoft.com/office/word/2018/wordml/cex" xmlns:w16cid="http://schemas.microsoft.com/office/word/2016/wordml/cid" xmlns:w16="http://schemas.microsoft.com/office/word/2018/wordml" xmlns:w16du="http://schemas.microsoft.com/office/word/2023/wordml/word16du" xmlns:w16sdtdh="http://schemas.microsoft.com/office/word/2020/wordml/sdtdatahash" xmlns:w16sdtfl="http://schemas.microsoft.com/office/word/2024/wordml/sdtformatlock" xmlns:w16se="http://schemas.microsoft.com/office/word/2015/wordml/symex" xmlns:wpg="http://schemas.microsoft.com/office/word/2010/wordprocessingGroup" xmlns:wpi="http://schemas.microsoft.com/office/word/2010/wordprocessingInk" xmlns:wne="http://schemas.microsoft.com/office/word/2006/wordml" xmlns:wps="http://schemas.microsoft.com/office/word/2010/wordprocessingShape" mc:Ignorable="w14 w15 w16se w16cid w16 w16cex w16sdtdh w16sdtfl w16du wp14">
+  <w:endnote w:type="separator" w:id="-1">
+    <w:p>
+      <w:pPr>
+        <w:spacing w:before="0" w:after="0" w:line="240" w:lineRule="auto"/>
+      </w:pPr>
+      <w:r>
+        <w:separator/>
+      </w:r>
+    </w:p>
+  </w:endnote>
+  <w:endnote w:type="continuationSeparator" w:id="0">
+    <w:p>
+      <w:pPr>
+        <w:spacing w:before="0" w:after="0" w:line="240" w:lineRule="auto"/>
+      </w:pPr>
+      <w:r>
+        <w:continuationSeparator/>
+      </w:r>
+    </w:p>
+  </w:endnote>
+</w:endnotes>
+</file>
+
+<file path=word/footer1.xml><?xml version="1.0" encoding="utf-8"?>
+<w:ftr xmlns:wpc="http://schemas.microsoft.com/office/word/2010/wordprocessingCanvas" xmlns:cx="http://schemas.microsoft.com/office/drawing/2014/chartex" xmlns:cx1="http://schemas.microsoft.com/office/drawing/2015/9/8/chartex" xmlns:cx2="http://schemas.microsoft.com/office/drawing/2015/10/21/chartex" xmlns:cx3="http://schemas.microsoft.com/office/drawing/2016/5/9/chartex" xmlns:cx4="http://schemas.microsoft.com/office/drawing/2016/5/10/chartex" xmlns:cx5="http://schemas.microsoft.com/office/drawing/2016/5/11/chartex" xmlns:cx6="http://schemas.microsoft.com/office/drawing/2016/5/12/chartex" xmlns:cx7="http://schemas.microsoft.com/office/drawing/2016/5/13/chartex" xmlns:cx8="http://schemas.microsoft.com/office/drawing/2016/5/14/chartex" xmlns:mc="http://schemas.openxmlformats.org/markup-compatibility/2006" xmlns:aink="http://schemas.microsoft.com/office/drawing/2016/ink" xmlns:am3d="http://schemas.microsoft.com/office/drawing/2017/model3d" xmlns:o="urn:schemas-microsoft-com:office:office" xmlns:oel="http://schemas.microsoft.com/office/2019/extlst" xmlns:r="http://schemas.openxmlformats.org/officeDocument/2006/relationships" xmlns:m="http://schemas.openxmlformats.org/officeDocument/2006/math" xmlns:v="urn:schemas-microsoft-com:vml" xmlns:wp14="http://schemas.microsoft.com/office/word/2010/wordprocessingDrawing" xmlns:wp="http://schemas.openxmlformats.org/drawingml/2006/wordprocessingDrawing" xmlns:w10="urn:schemas-microsoft-com:office:word" xmlns:w="http://schemas.openxmlformats.org/wordprocessingml/2006/main" xmlns:w14="http://schemas.microsoft.com/office/word/2010/wordml" xmlns:w15="http://schemas.microsoft.com/office/word/2012/wordml" xmlns:w16cei="http://schemas.microsoft.com/office/word/2026/wordml/cei" xmlns:w16cex="http://schemas.microsoft.com/office/word/2018/wordml/cex" xmlns:w16cid="http://schemas.microsoft.com/office/word/2016/wordml/cid" xmlns:w16="http://schemas.microsoft.com/office/word/2018/wordml" xmlns:w16du="http://schemas.microsoft.com/office/word/2023/wordml/word16du" xmlns:w16sdtdh="http://schemas.microsoft.com/office/word/2020/wordml/sdtdatahash" xmlns:w16sdtfl="http://schemas.microsoft.com/office/word/2024/wordml/sdtformatlock" xmlns:w16se="http://schemas.microsoft.com/office/word/2015/wordml/symex" xmlns:wpg="http://schemas.microsoft.com/office/word/2010/wordprocessingGroup" xmlns:wpi="http://schemas.microsoft.com/office/word/2010/wordprocessingInk" xmlns:wne="http://schemas.microsoft.com/office/word/2006/wordml" xmlns:wps="http://schemas.microsoft.com/office/word/2010/wordprocessingShape" mc:Ignorable="w14 w15 w16se w16cid w16 w16cex w16sdtdh w16sdtfl w16du wp14">
+  <w:sdt>
+    <w:sdtPr>
+      <w:id w:val="-543745460"/>
+      <w:docPartObj>
+        <w:docPartGallery w:val="Page Numbers (Bottom of Page)"/>
+        <w:docPartUnique/>
+      </w:docPartObj>
+    </w:sdtPr>
+    <w:sdtContent>
+      <w:p>
+        <w:pPr>
+          <w:pStyle w:val="Piedepgina"/>
+          <w:jc w:val="right"/>
+        </w:pPr>
+        <w:r>
+          <w:fldChar w:fldCharType="begin"/>
+        </w:r>
+        <w:r>
+          <w:instrText>PAGE   \* MERGEFORMAT</w:instrText>
+        </w:r>
+        <w:r>
+          <w:fldChar w:fldCharType="separate"/>
+        </w:r>
+        <w:r>
+          <w:rPr>
+            <w:lang w:val="es-ES"/>
+          </w:rPr>
+          <w:t>2</w:t>
+        </w:r>
+        <w:r>
+          <w:fldChar w:fldCharType="end"/>
+        </w:r>
+      </w:p>
+    </w:sdtContent>
+  </w:sdt>
+  <w:p>
+    <w:pPr>
+      <w:pStyle w:val="Piedepgina"/>
+    </w:pPr>
+  </w:p>
+</w:ftr>
+</file>
+
+<file path=word/footnotes.xml><?xml version="1.0" encoding="utf-8"?>
+<w:footnotes xmlns:wpc="http://schemas.microsoft.com/office/word/2010/wordprocessingCanvas" xmlns:cx="http://schemas.microsoft.com/office/drawing/2014/chartex" xmlns:cx1="http://schemas.microsoft.com/office/drawing/2015/9/8/chartex" xmlns:cx2="http://schemas.microsoft.com/office/drawing/2015/10/21/chartex" xmlns:cx3="http://schemas.microsoft.com/office/drawing/2016/5/9/chartex" xmlns:cx4="http://schemas.microsoft.com/office/drawing/2016/5/10/chartex" xmlns:cx5="http://schemas.microsoft.com/office/drawing/2016/5/11/chartex" xmlns:cx6="http://schemas.microsoft.com/office/drawing/2016/5/12/chartex" xmlns:cx7="http://schemas.microsoft.com/office/drawing/2016/5/13/chartex" xmlns:cx8="http://schemas.microsoft.com/office/drawing/2016/5/14/chartex" xmlns:mc="http://schemas.openxmlformats.org/markup-compatibility/2006" xmlns:aink="http://schemas.microsoft.com/office/drawing/2016/ink" xmlns:am3d="http://schemas.microsoft.com/office/drawing/2017/model3d" xmlns:o="urn:schemas-microsoft-com:office:office" xmlns:oel="http://schemas.microsoft.com/office/2019/extlst" xmlns:r="http://schemas.openxmlformats.org/officeDocument/2006/relationships" xmlns:m="http://schemas.openxmlformats.org/officeDocument/2006/math" xmlns:v="urn:schemas-microsoft-com:vml" xmlns:wp14="http://schemas.microsoft.com/office/word/2010/wordprocessingDrawing" xmlns:wp="http://schemas.openxmlformats.org/drawingml/2006/wordprocessingDrawing" xmlns:w10="urn:schemas-microsoft-com:office:word" xmlns:w="http://schemas.openxmlformats.org/wordprocessingml/2006/main" xmlns:w14="http://schemas.microsoft.com/office/word/2010/wordml" xmlns:w15="http://schemas.microsoft.com/office/word/2012/wordml" xmlns:w16cei="http://schemas.microsoft.com/office/word/2026/wordml/cei" xmlns:w16cex="http://schemas.microsoft.com/office/word/2018/wordml/cex" xmlns:w16cid="http://schemas.microsoft.com/office/word/2016/wordml/cid" xmlns:w16="http://schemas.microsoft.com/office/word/2018/wordml" xmlns:w16du="http://schemas.microsoft.com/office/word/2023/wordml/word16du" xmlns:w16sdtdh="http://schemas.microsoft.com/office/word/2020/wordml/sdtdatahash" xmlns:w16sdtfl="http://schemas.microsoft.com/office/word/2024/wordml/sdtformatlock" xmlns:w16se="http://schemas.microsoft.com/office/word/2015/wordml/symex" xmlns:wpg="http://schemas.microsoft.com/office/word/2010/wordprocessingGroup" xmlns:wpi="http://schemas.microsoft.com/office/word/2010/wordprocessingInk" xmlns:wne="http://schemas.microsoft.com/office/word/2006/wordml" xmlns:wps="http://schemas.microsoft.com/office/word/2010/wordprocessingShape" mc:Ignorable="w14 w15 w16se w16cid w16 w16cex w16sdtdh w16sdtfl w16du wp14">
+  <w:footnote w:type="separator" w:id="-1">
+    <w:p>
+      <w:pPr>
+        <w:spacing w:before="0" w:after="0" w:line="240" w:lineRule="auto"/>
+      </w:pPr>
+      <w:r>
+        <w:separator/>
+      </w:r>
+    </w:p>
+  </w:footnote>
+  <w:footnote w:type="continuationSeparator" w:id="0">
+    <w:p>
+      <w:pPr>
+        <w:spacing w:before="0" w:after="0" w:line="240" w:lineRule="auto"/>
+      </w:pPr>
+      <w:r>
+        <w:continuationSeparator/>
+      </w:r>
+    </w:p>
+  </w:footnote>
+</w:footnotes>
 </file>
 
 <file path=word/numbering.xml><?xml version="1.0" encoding="utf-8"?>
@@ -25186,6 +27144,123 @@
     </w:lvl>
   </w:abstractNum>
   <w:abstractNum w:abstractNumId="7" w15:restartNumberingAfterBreak="0">
+    <w:nsid w:val="1FEB3C3C"/>
+    <w:multiLevelType w:val="multilevel"/>
+    <w:tmpl w:val="D820F8E2"/>
+    <w:lvl w:ilvl="0">
+      <w:start w:val="1"/>
+      <w:numFmt w:val="decimal"/>
+      <w:lvlText w:val="%1."/>
+      <w:lvlJc w:val="left"/>
+      <w:pPr>
+        <w:tabs>
+          <w:tab w:val="num" w:pos="720"/>
+        </w:tabs>
+        <w:ind w:left="720" w:hanging="360"/>
+      </w:pPr>
+      <w:rPr>
+        <w:b/>
+        <w:bCs/>
+      </w:rPr>
+    </w:lvl>
+    <w:lvl w:ilvl="1" w:tentative="1">
+      <w:start w:val="1"/>
+      <w:numFmt w:val="decimal"/>
+      <w:lvlText w:val="%2."/>
+      <w:lvlJc w:val="left"/>
+      <w:pPr>
+        <w:tabs>
+          <w:tab w:val="num" w:pos="1440"/>
+        </w:tabs>
+        <w:ind w:left="1440" w:hanging="360"/>
+      </w:pPr>
+    </w:lvl>
+    <w:lvl w:ilvl="2" w:tentative="1">
+      <w:start w:val="1"/>
+      <w:numFmt w:val="decimal"/>
+      <w:lvlText w:val="%3."/>
+      <w:lvlJc w:val="left"/>
+      <w:pPr>
+        <w:tabs>
+          <w:tab w:val="num" w:pos="2160"/>
+        </w:tabs>
+        <w:ind w:left="2160" w:hanging="360"/>
+      </w:pPr>
+    </w:lvl>
+    <w:lvl w:ilvl="3" w:tentative="1">
+      <w:start w:val="1"/>
+      <w:numFmt w:val="decimal"/>
+      <w:lvlText w:val="%4."/>
+      <w:lvlJc w:val="left"/>
+      <w:pPr>
+        <w:tabs>
+          <w:tab w:val="num" w:pos="2880"/>
+        </w:tabs>
+        <w:ind w:left="2880" w:hanging="360"/>
+      </w:pPr>
+    </w:lvl>
+    <w:lvl w:ilvl="4" w:tentative="1">
+      <w:start w:val="1"/>
+      <w:numFmt w:val="decimal"/>
+      <w:lvlText w:val="%5."/>
+      <w:lvlJc w:val="left"/>
+      <w:pPr>
+        <w:tabs>
+          <w:tab w:val="num" w:pos="3600"/>
+        </w:tabs>
+        <w:ind w:left="3600" w:hanging="360"/>
+      </w:pPr>
+    </w:lvl>
+    <w:lvl w:ilvl="5" w:tentative="1">
+      <w:start w:val="1"/>
+      <w:numFmt w:val="decimal"/>
+      <w:lvlText w:val="%6."/>
+      <w:lvlJc w:val="left"/>
+      <w:pPr>
+        <w:tabs>
+          <w:tab w:val="num" w:pos="4320"/>
+        </w:tabs>
+        <w:ind w:left="4320" w:hanging="360"/>
+      </w:pPr>
+    </w:lvl>
+    <w:lvl w:ilvl="6" w:tentative="1">
+      <w:start w:val="1"/>
+      <w:numFmt w:val="decimal"/>
+      <w:lvlText w:val="%7."/>
+      <w:lvlJc w:val="left"/>
+      <w:pPr>
+        <w:tabs>
+          <w:tab w:val="num" w:pos="5040"/>
+        </w:tabs>
+        <w:ind w:left="5040" w:hanging="360"/>
+      </w:pPr>
+    </w:lvl>
+    <w:lvl w:ilvl="7" w:tentative="1">
+      <w:start w:val="1"/>
+      <w:numFmt w:val="decimal"/>
+      <w:lvlText w:val="%8."/>
+      <w:lvlJc w:val="left"/>
+      <w:pPr>
+        <w:tabs>
+          <w:tab w:val="num" w:pos="5760"/>
+        </w:tabs>
+        <w:ind w:left="5760" w:hanging="360"/>
+      </w:pPr>
+    </w:lvl>
+    <w:lvl w:ilvl="8" w:tentative="1">
+      <w:start w:val="1"/>
+      <w:numFmt w:val="decimal"/>
+      <w:lvlText w:val="%9."/>
+      <w:lvlJc w:val="left"/>
+      <w:pPr>
+        <w:tabs>
+          <w:tab w:val="num" w:pos="6480"/>
+        </w:tabs>
+        <w:ind w:left="6480" w:hanging="360"/>
+      </w:pPr>
+    </w:lvl>
+  </w:abstractNum>
+  <w:abstractNum w:abstractNumId="8" w15:restartNumberingAfterBreak="0">
     <w:nsid w:val="3044613A"/>
     <w:multiLevelType w:val="multilevel"/>
     <w:tmpl w:val="8BA00828"/>
@@ -25334,7 +27409,7 @@
       </w:rPr>
     </w:lvl>
   </w:abstractNum>
-  <w:abstractNum w:abstractNumId="8" w15:restartNumberingAfterBreak="0">
+  <w:abstractNum w:abstractNumId="9" w15:restartNumberingAfterBreak="0">
     <w:nsid w:val="33EB74E7"/>
     <w:multiLevelType w:val="hybridMultilevel"/>
     <w:tmpl w:val="6074BCF8"/>
@@ -25420,7 +27495,7 @@
       </w:pPr>
     </w:lvl>
   </w:abstractNum>
-  <w:abstractNum w:abstractNumId="9" w15:restartNumberingAfterBreak="0">
+  <w:abstractNum w:abstractNumId="10" w15:restartNumberingAfterBreak="0">
     <w:nsid w:val="38542F39"/>
     <w:multiLevelType w:val="multilevel"/>
     <w:tmpl w:val="C8724504"/>
@@ -25569,7 +27644,7 @@
       </w:rPr>
     </w:lvl>
   </w:abstractNum>
-  <w:abstractNum w:abstractNumId="10" w15:restartNumberingAfterBreak="0">
+  <w:abstractNum w:abstractNumId="11" w15:restartNumberingAfterBreak="0">
     <w:nsid w:val="3A8C4440"/>
     <w:multiLevelType w:val="multilevel"/>
     <w:tmpl w:val="16202528"/>
@@ -25718,7 +27793,7 @@
       </w:rPr>
     </w:lvl>
   </w:abstractNum>
-  <w:abstractNum w:abstractNumId="11" w15:restartNumberingAfterBreak="0">
+  <w:abstractNum w:abstractNumId="12" w15:restartNumberingAfterBreak="0">
     <w:nsid w:val="3FAC77D2"/>
     <w:multiLevelType w:val="multilevel"/>
     <w:tmpl w:val="FF8AFDDC"/>
@@ -25831,7 +27906,7 @@
       </w:pPr>
     </w:lvl>
   </w:abstractNum>
-  <w:abstractNum w:abstractNumId="12" w15:restartNumberingAfterBreak="0">
+  <w:abstractNum w:abstractNumId="13" w15:restartNumberingAfterBreak="0">
     <w:nsid w:val="43C775DF"/>
     <w:multiLevelType w:val="hybridMultilevel"/>
     <w:tmpl w:val="91DE87FE"/>
@@ -25944,7 +28019,7 @@
       </w:rPr>
     </w:lvl>
   </w:abstractNum>
-  <w:abstractNum w:abstractNumId="13" w15:restartNumberingAfterBreak="0">
+  <w:abstractNum w:abstractNumId="14" w15:restartNumberingAfterBreak="0">
     <w:nsid w:val="58F33A03"/>
     <w:multiLevelType w:val="multilevel"/>
     <w:tmpl w:val="68D66540"/>
@@ -26093,7 +28168,7 @@
       </w:rPr>
     </w:lvl>
   </w:abstractNum>
-  <w:abstractNum w:abstractNumId="14" w15:restartNumberingAfterBreak="0">
+  <w:abstractNum w:abstractNumId="15" w15:restartNumberingAfterBreak="0">
     <w:nsid w:val="650F4033"/>
     <w:multiLevelType w:val="hybridMultilevel"/>
     <w:tmpl w:val="49DA9884"/>
@@ -26206,7 +28281,7 @@
       </w:rPr>
     </w:lvl>
   </w:abstractNum>
-  <w:abstractNum w:abstractNumId="15" w15:restartNumberingAfterBreak="0">
+  <w:abstractNum w:abstractNumId="16" w15:restartNumberingAfterBreak="0">
     <w:nsid w:val="6B9465D2"/>
     <w:multiLevelType w:val="multilevel"/>
     <w:tmpl w:val="011A7CC8"/>
@@ -26355,7 +28430,7 @@
       </w:rPr>
     </w:lvl>
   </w:abstractNum>
-  <w:abstractNum w:abstractNumId="16" w15:restartNumberingAfterBreak="0">
+  <w:abstractNum w:abstractNumId="17" w15:restartNumberingAfterBreak="0">
     <w:nsid w:val="755B750C"/>
     <w:multiLevelType w:val="multilevel"/>
     <w:tmpl w:val="0F06AB44"/>
@@ -26441,7 +28516,7 @@
       </w:pPr>
     </w:lvl>
   </w:abstractNum>
-  <w:abstractNum w:abstractNumId="17" w15:restartNumberingAfterBreak="0">
+  <w:abstractNum w:abstractNumId="18" w15:restartNumberingAfterBreak="0">
     <w:nsid w:val="776A6FAD"/>
     <w:multiLevelType w:val="hybridMultilevel"/>
     <w:tmpl w:val="F94A129C"/>
@@ -26554,7 +28629,7 @@
       </w:rPr>
     </w:lvl>
   </w:abstractNum>
-  <w:abstractNum w:abstractNumId="18" w15:restartNumberingAfterBreak="0">
+  <w:abstractNum w:abstractNumId="19" w15:restartNumberingAfterBreak="0">
     <w:nsid w:val="7E990C48"/>
     <w:multiLevelType w:val="hybridMultilevel"/>
     <w:tmpl w:val="909C584E"/>
@@ -26668,16 +28743,16 @@
     </w:lvl>
   </w:abstractNum>
   <w:num w:numId="1" w16cid:durableId="1206406195">
-    <w:abstractNumId w:val="11"/>
+    <w:abstractNumId w:val="12"/>
   </w:num>
   <w:num w:numId="2" w16cid:durableId="1531995310">
-    <w:abstractNumId w:val="8"/>
+    <w:abstractNumId w:val="9"/>
   </w:num>
   <w:num w:numId="3" w16cid:durableId="935864502">
     <w:abstractNumId w:val="0"/>
   </w:num>
   <w:num w:numId="4" w16cid:durableId="1806240557">
-    <w:abstractNumId w:val="16"/>
+    <w:abstractNumId w:val="17"/>
   </w:num>
   <w:num w:numId="5" w16cid:durableId="1187255747">
     <w:abstractNumId w:val="5"/>
@@ -26689,16 +28764,16 @@
     <w:abstractNumId w:val="2"/>
   </w:num>
   <w:num w:numId="8" w16cid:durableId="1366099954">
-    <w:abstractNumId w:val="18"/>
+    <w:abstractNumId w:val="19"/>
   </w:num>
   <w:num w:numId="9" w16cid:durableId="192424086">
-    <w:abstractNumId w:val="12"/>
+    <w:abstractNumId w:val="13"/>
   </w:num>
   <w:num w:numId="10" w16cid:durableId="416755894">
-    <w:abstractNumId w:val="14"/>
+    <w:abstractNumId w:val="15"/>
   </w:num>
   <w:num w:numId="11" w16cid:durableId="1504515063">
-    <w:abstractNumId w:val="10"/>
+    <w:abstractNumId w:val="11"/>
   </w:num>
   <w:num w:numId="12" w16cid:durableId="1543251577">
     <w:abstractNumId w:val="6"/>
@@ -26707,25 +28782,28 @@
     <w:abstractNumId w:val="3"/>
   </w:num>
   <w:num w:numId="14" w16cid:durableId="1346593497">
-    <w:abstractNumId w:val="17"/>
+    <w:abstractNumId w:val="18"/>
   </w:num>
   <w:num w:numId="15" w16cid:durableId="1408500936">
     <w:abstractNumId w:val="4"/>
   </w:num>
   <w:num w:numId="16" w16cid:durableId="1333333670">
-    <w:abstractNumId w:val="13"/>
+    <w:abstractNumId w:val="14"/>
   </w:num>
   <w:num w:numId="17" w16cid:durableId="367684211">
-    <w:abstractNumId w:val="7"/>
+    <w:abstractNumId w:val="8"/>
   </w:num>
   <w:num w:numId="18" w16cid:durableId="543562671">
-    <w:abstractNumId w:val="9"/>
+    <w:abstractNumId w:val="10"/>
   </w:num>
   <w:num w:numId="19" w16cid:durableId="1152986568">
-    <w:abstractNumId w:val="15"/>
+    <w:abstractNumId w:val="16"/>
   </w:num>
   <w:num w:numId="20" w16cid:durableId="37753347">
     <w:abstractNumId w:val="1"/>
+  </w:num>
+  <w:num w:numId="21" w16cid:durableId="451675873">
+    <w:abstractNumId w:val="7"/>
   </w:num>
 </w:numbering>
 </file>
@@ -27802,6 +29880,62 @@
       <w:lang w:val="es-CO"/>
     </w:rPr>
   </w:style>
+  <w:style w:type="paragraph" w:styleId="Encabezado">
+    <w:name w:val="header"/>
+    <w:basedOn w:val="Normal"/>
+    <w:link w:val="EncabezadoCar"/>
+    <w:uiPriority w:val="99"/>
+    <w:unhideWhenUsed/>
+    <w:rsid w:val="000F6773"/>
+    <w:pPr>
+      <w:tabs>
+        <w:tab w:val="center" w:pos="4419"/>
+        <w:tab w:val="right" w:pos="8838"/>
+      </w:tabs>
+      <w:spacing w:before="0" w:after="0" w:line="240" w:lineRule="auto"/>
+    </w:pPr>
+  </w:style>
+  <w:style w:type="character" w:customStyle="1" w:styleId="EncabezadoCar">
+    <w:name w:val="Encabezado Car"/>
+    <w:basedOn w:val="Fuentedeprrafopredeter"/>
+    <w:link w:val="Encabezado"/>
+    <w:uiPriority w:val="99"/>
+    <w:rsid w:val="000F6773"/>
+    <w:rPr>
+      <w:rFonts w:ascii="Times New Roman" w:eastAsia="Times New Roman" w:hAnsi="Times New Roman" w:cs="Times New Roman"/>
+      <w:kern w:val="0"/>
+      <w:lang w:val="en-US" w:eastAsia="es-CO"/>
+      <w14:ligatures w14:val="none"/>
+    </w:rPr>
+  </w:style>
+  <w:style w:type="paragraph" w:styleId="Piedepgina">
+    <w:name w:val="footer"/>
+    <w:basedOn w:val="Normal"/>
+    <w:link w:val="PiedepginaCar"/>
+    <w:uiPriority w:val="99"/>
+    <w:unhideWhenUsed/>
+    <w:rsid w:val="000F6773"/>
+    <w:pPr>
+      <w:tabs>
+        <w:tab w:val="center" w:pos="4419"/>
+        <w:tab w:val="right" w:pos="8838"/>
+      </w:tabs>
+      <w:spacing w:before="0" w:after="0" w:line="240" w:lineRule="auto"/>
+    </w:pPr>
+  </w:style>
+  <w:style w:type="character" w:customStyle="1" w:styleId="PiedepginaCar">
+    <w:name w:val="Pie de página Car"/>
+    <w:basedOn w:val="Fuentedeprrafopredeter"/>
+    <w:link w:val="Piedepgina"/>
+    <w:uiPriority w:val="99"/>
+    <w:rsid w:val="000F6773"/>
+    <w:rPr>
+      <w:rFonts w:ascii="Times New Roman" w:eastAsia="Times New Roman" w:hAnsi="Times New Roman" w:cs="Times New Roman"/>
+      <w:kern w:val="0"/>
+      <w:lang w:val="en-US" w:eastAsia="es-CO"/>
+      <w14:ligatures w14:val="none"/>
+    </w:rPr>
+  </w:style>
 </w:styles>
 </file>
 

--- a/docs/SRS.docx
+++ b/docs/SRS.docx
@@ -205,7 +205,7 @@
           <w:r>
             <w:fldChar w:fldCharType="separate"/>
           </w:r>
-          <w:hyperlink w:anchor="_Toc237869683" w:history="1">
+          <w:hyperlink w:anchor="_Toc237869933" w:history="1">
             <w:r>
               <w:rPr>
                 <w:rStyle w:val="Hipervnculo"/>
@@ -249,7 +249,7 @@
                 <w:noProof/>
                 <w:webHidden/>
               </w:rPr>
-              <w:instrText xml:space="preserve"> PAGEREF _Toc237869683 \h </w:instrText>
+              <w:instrText xml:space="preserve"> PAGEREF _Toc237869933 \h </w:instrText>
             </w:r>
             <w:r>
               <w:rPr>
@@ -295,7 +295,7 @@
               <w14:ligatures w14:val="standardContextual"/>
             </w:rPr>
           </w:pPr>
-          <w:hyperlink w:anchor="_Toc237869684" w:history="1">
+          <w:hyperlink w:anchor="_Toc237869934" w:history="1">
             <w:r>
               <w:rPr>
                 <w:rStyle w:val="Hipervnculo"/>
@@ -339,7 +339,7 @@
                 <w:noProof/>
                 <w:webHidden/>
               </w:rPr>
-              <w:instrText xml:space="preserve"> PAGEREF _Toc237869684 \h </w:instrText>
+              <w:instrText xml:space="preserve"> PAGEREF _Toc237869934 \h </w:instrText>
             </w:r>
             <w:r>
               <w:rPr>
@@ -385,7 +385,7 @@
               <w14:ligatures w14:val="standardContextual"/>
             </w:rPr>
           </w:pPr>
-          <w:hyperlink w:anchor="_Toc237869685" w:history="1">
+          <w:hyperlink w:anchor="_Toc237869935" w:history="1">
             <w:r>
               <w:rPr>
                 <w:rStyle w:val="Hipervnculo"/>
@@ -429,7 +429,7 @@
                 <w:noProof/>
                 <w:webHidden/>
               </w:rPr>
-              <w:instrText xml:space="preserve"> PAGEREF _Toc237869685 \h </w:instrText>
+              <w:instrText xml:space="preserve"> PAGEREF _Toc237869935 \h </w:instrText>
             </w:r>
             <w:r>
               <w:rPr>
@@ -475,7 +475,7 @@
               <w14:ligatures w14:val="standardContextual"/>
             </w:rPr>
           </w:pPr>
-          <w:hyperlink w:anchor="_Toc237869686" w:history="1">
+          <w:hyperlink w:anchor="_Toc237869936" w:history="1">
             <w:r>
               <w:rPr>
                 <w:rStyle w:val="Hipervnculo"/>
@@ -519,7 +519,7 @@
                 <w:noProof/>
                 <w:webHidden/>
               </w:rPr>
-              <w:instrText xml:space="preserve"> PAGEREF _Toc237869686 \h </w:instrText>
+              <w:instrText xml:space="preserve"> PAGEREF _Toc237869936 \h </w:instrText>
             </w:r>
             <w:r>
               <w:rPr>
@@ -539,7 +539,7 @@
                 <w:noProof/>
                 <w:webHidden/>
               </w:rPr>
-              <w:t>5</w:t>
+              <w:t>6</w:t>
             </w:r>
             <w:r>
               <w:rPr>
@@ -565,7 +565,7 @@
               <w14:ligatures w14:val="standardContextual"/>
             </w:rPr>
           </w:pPr>
-          <w:hyperlink w:anchor="_Toc237869687" w:history="1">
+          <w:hyperlink w:anchor="_Toc237869937" w:history="1">
             <w:r>
               <w:rPr>
                 <w:rStyle w:val="Hipervnculo"/>
@@ -609,7 +609,7 @@
                 <w:noProof/>
                 <w:webHidden/>
               </w:rPr>
-              <w:instrText xml:space="preserve"> PAGEREF _Toc237869687 \h </w:instrText>
+              <w:instrText xml:space="preserve"> PAGEREF _Toc237869937 \h </w:instrText>
             </w:r>
             <w:r>
               <w:rPr>
@@ -655,7 +655,7 @@
               <w14:ligatures w14:val="standardContextual"/>
             </w:rPr>
           </w:pPr>
-          <w:hyperlink w:anchor="_Toc237869688" w:history="1">
+          <w:hyperlink w:anchor="_Toc237869938" w:history="1">
             <w:r>
               <w:rPr>
                 <w:rStyle w:val="Hipervnculo"/>
@@ -699,7 +699,7 @@
                 <w:noProof/>
                 <w:webHidden/>
               </w:rPr>
-              <w:instrText xml:space="preserve"> PAGEREF _Toc237869688 \h </w:instrText>
+              <w:instrText xml:space="preserve"> PAGEREF _Toc237869938 \h </w:instrText>
             </w:r>
             <w:r>
               <w:rPr>
@@ -719,7 +719,7 @@
                 <w:noProof/>
                 <w:webHidden/>
               </w:rPr>
-              <w:t>6</w:t>
+              <w:t>7</w:t>
             </w:r>
             <w:r>
               <w:rPr>
@@ -745,7 +745,7 @@
               <w14:ligatures w14:val="standardContextual"/>
             </w:rPr>
           </w:pPr>
-          <w:hyperlink w:anchor="_Toc237869689" w:history="1">
+          <w:hyperlink w:anchor="_Toc237869939" w:history="1">
             <w:r>
               <w:rPr>
                 <w:rStyle w:val="Hipervnculo"/>
@@ -789,7 +789,7 @@
                 <w:noProof/>
                 <w:webHidden/>
               </w:rPr>
-              <w:instrText xml:space="preserve"> PAGEREF _Toc237869689 \h </w:instrText>
+              <w:instrText xml:space="preserve"> PAGEREF _Toc237869939 \h </w:instrText>
             </w:r>
             <w:r>
               <w:rPr>
@@ -809,7 +809,7 @@
                 <w:noProof/>
                 <w:webHidden/>
               </w:rPr>
-              <w:t>6</w:t>
+              <w:t>7</w:t>
             </w:r>
             <w:r>
               <w:rPr>
@@ -835,7 +835,7 @@
               <w14:ligatures w14:val="standardContextual"/>
             </w:rPr>
           </w:pPr>
-          <w:hyperlink w:anchor="_Toc237869690" w:history="1">
+          <w:hyperlink w:anchor="_Toc237869940" w:history="1">
             <w:r>
               <w:rPr>
                 <w:rStyle w:val="Hipervnculo"/>
@@ -879,7 +879,7 @@
                 <w:noProof/>
                 <w:webHidden/>
               </w:rPr>
-              <w:instrText xml:space="preserve"> PAGEREF _Toc237869690 \h </w:instrText>
+              <w:instrText xml:space="preserve"> PAGEREF _Toc237869940 \h </w:instrText>
             </w:r>
             <w:r>
               <w:rPr>
@@ -925,7 +925,7 @@
               <w14:ligatures w14:val="standardContextual"/>
             </w:rPr>
           </w:pPr>
-          <w:hyperlink w:anchor="_Toc237869691" w:history="1">
+          <w:hyperlink w:anchor="_Toc237869941" w:history="1">
             <w:r>
               <w:rPr>
                 <w:rStyle w:val="Hipervnculo"/>
@@ -969,7 +969,7 @@
                 <w:noProof/>
                 <w:webHidden/>
               </w:rPr>
-              <w:instrText xml:space="preserve"> PAGEREF _Toc237869691 \h </w:instrText>
+              <w:instrText xml:space="preserve"> PAGEREF _Toc237869941 \h </w:instrText>
             </w:r>
             <w:r>
               <w:rPr>
@@ -1015,7 +1015,7 @@
               <w14:ligatures w14:val="standardContextual"/>
             </w:rPr>
           </w:pPr>
-          <w:hyperlink w:anchor="_Toc237869692" w:history="1">
+          <w:hyperlink w:anchor="_Toc237869942" w:history="1">
             <w:r>
               <w:rPr>
                 <w:rStyle w:val="Hipervnculo"/>
@@ -1059,7 +1059,7 @@
                 <w:noProof/>
                 <w:webHidden/>
               </w:rPr>
-              <w:instrText xml:space="preserve"> PAGEREF _Toc237869692 \h </w:instrText>
+              <w:instrText xml:space="preserve"> PAGEREF _Toc237869942 \h </w:instrText>
             </w:r>
             <w:r>
               <w:rPr>
@@ -1079,7 +1079,7 @@
                 <w:noProof/>
                 <w:webHidden/>
               </w:rPr>
-              <w:t>7</w:t>
+              <w:t>8</w:t>
             </w:r>
             <w:r>
               <w:rPr>
@@ -1105,7 +1105,7 @@
               <w14:ligatures w14:val="standardContextual"/>
             </w:rPr>
           </w:pPr>
-          <w:hyperlink w:anchor="_Toc237869693" w:history="1">
+          <w:hyperlink w:anchor="_Toc237869943" w:history="1">
             <w:r>
               <w:rPr>
                 <w:rStyle w:val="Hipervnculo"/>
@@ -1149,7 +1149,7 @@
                 <w:noProof/>
                 <w:webHidden/>
               </w:rPr>
-              <w:instrText xml:space="preserve"> PAGEREF _Toc237869693 \h </w:instrText>
+              <w:instrText xml:space="preserve"> PAGEREF _Toc237869943 \h </w:instrText>
             </w:r>
             <w:r>
               <w:rPr>
@@ -1195,7 +1195,7 @@
               <w14:ligatures w14:val="standardContextual"/>
             </w:rPr>
           </w:pPr>
-          <w:hyperlink w:anchor="_Toc237869694" w:history="1">
+          <w:hyperlink w:anchor="_Toc237869944" w:history="1">
             <w:r>
               <w:rPr>
                 <w:rStyle w:val="Hipervnculo"/>
@@ -1239,7 +1239,7 @@
                 <w:noProof/>
                 <w:webHidden/>
               </w:rPr>
-              <w:instrText xml:space="preserve"> PAGEREF _Toc237869694 \h </w:instrText>
+              <w:instrText xml:space="preserve"> PAGEREF _Toc237869944 \h </w:instrText>
             </w:r>
             <w:r>
               <w:rPr>
@@ -1259,7 +1259,7 @@
                 <w:noProof/>
                 <w:webHidden/>
               </w:rPr>
-              <w:t>8</w:t>
+              <w:t>9</w:t>
             </w:r>
             <w:r>
               <w:rPr>
@@ -1285,7 +1285,7 @@
               <w14:ligatures w14:val="standardContextual"/>
             </w:rPr>
           </w:pPr>
-          <w:hyperlink w:anchor="_Toc237869695" w:history="1">
+          <w:hyperlink w:anchor="_Toc237869945" w:history="1">
             <w:r>
               <w:rPr>
                 <w:rStyle w:val="Hipervnculo"/>
@@ -1329,7 +1329,7 @@
                 <w:noProof/>
                 <w:webHidden/>
               </w:rPr>
-              <w:instrText xml:space="preserve"> PAGEREF _Toc237869695 \h </w:instrText>
+              <w:instrText xml:space="preserve"> PAGEREF _Toc237869945 \h </w:instrText>
             </w:r>
             <w:r>
               <w:rPr>
@@ -1349,7 +1349,7 @@
                 <w:noProof/>
                 <w:webHidden/>
               </w:rPr>
-              <w:t>8</w:t>
+              <w:t>9</w:t>
             </w:r>
             <w:r>
               <w:rPr>
@@ -1375,7 +1375,7 @@
               <w14:ligatures w14:val="standardContextual"/>
             </w:rPr>
           </w:pPr>
-          <w:hyperlink w:anchor="_Toc237869696" w:history="1">
+          <w:hyperlink w:anchor="_Toc237869946" w:history="1">
             <w:r>
               <w:rPr>
                 <w:rStyle w:val="Hipervnculo"/>
@@ -1419,7 +1419,7 @@
                 <w:noProof/>
                 <w:webHidden/>
               </w:rPr>
-              <w:instrText xml:space="preserve"> PAGEREF _Toc237869696 \h </w:instrText>
+              <w:instrText xml:space="preserve"> PAGEREF _Toc237869946 \h </w:instrText>
             </w:r>
             <w:r>
               <w:rPr>
@@ -1465,7 +1465,7 @@
               <w14:ligatures w14:val="standardContextual"/>
             </w:rPr>
           </w:pPr>
-          <w:hyperlink w:anchor="_Toc237869697" w:history="1">
+          <w:hyperlink w:anchor="_Toc237869947" w:history="1">
             <w:r>
               <w:rPr>
                 <w:rStyle w:val="Hipervnculo"/>
@@ -1509,7 +1509,7 @@
                 <w:noProof/>
                 <w:webHidden/>
               </w:rPr>
-              <w:instrText xml:space="preserve"> PAGEREF _Toc237869697 \h </w:instrText>
+              <w:instrText xml:space="preserve"> PAGEREF _Toc237869947 \h </w:instrText>
             </w:r>
             <w:r>
               <w:rPr>
@@ -1529,7 +1529,7 @@
                 <w:noProof/>
                 <w:webHidden/>
               </w:rPr>
-              <w:t>9</w:t>
+              <w:t>10</w:t>
             </w:r>
             <w:r>
               <w:rPr>
@@ -1555,7 +1555,7 @@
               <w14:ligatures w14:val="standardContextual"/>
             </w:rPr>
           </w:pPr>
-          <w:hyperlink w:anchor="_Toc237869698" w:history="1">
+          <w:hyperlink w:anchor="_Toc237869948" w:history="1">
             <w:r>
               <w:rPr>
                 <w:rStyle w:val="Hipervnculo"/>
@@ -1599,7 +1599,7 @@
                 <w:noProof/>
                 <w:webHidden/>
               </w:rPr>
-              <w:instrText xml:space="preserve"> PAGEREF _Toc237869698 \h </w:instrText>
+              <w:instrText xml:space="preserve"> PAGEREF _Toc237869948 \h </w:instrText>
             </w:r>
             <w:r>
               <w:rPr>
@@ -1619,7 +1619,7 @@
                 <w:noProof/>
                 <w:webHidden/>
               </w:rPr>
-              <w:t>9</w:t>
+              <w:t>10</w:t>
             </w:r>
             <w:r>
               <w:rPr>
@@ -1645,7 +1645,7 @@
               <w14:ligatures w14:val="standardContextual"/>
             </w:rPr>
           </w:pPr>
-          <w:hyperlink w:anchor="_Toc237869699" w:history="1">
+          <w:hyperlink w:anchor="_Toc237869949" w:history="1">
             <w:r>
               <w:rPr>
                 <w:rStyle w:val="Hipervnculo"/>
@@ -1689,7 +1689,7 @@
                 <w:noProof/>
                 <w:webHidden/>
               </w:rPr>
-              <w:instrText xml:space="preserve"> PAGEREF _Toc237869699 \h </w:instrText>
+              <w:instrText xml:space="preserve"> PAGEREF _Toc237869949 \h </w:instrText>
             </w:r>
             <w:r>
               <w:rPr>
@@ -1709,7 +1709,7 @@
                 <w:noProof/>
                 <w:webHidden/>
               </w:rPr>
-              <w:t>10</w:t>
+              <w:t>11</w:t>
             </w:r>
             <w:r>
               <w:rPr>
@@ -1735,7 +1735,7 @@
               <w14:ligatures w14:val="standardContextual"/>
             </w:rPr>
           </w:pPr>
-          <w:hyperlink w:anchor="_Toc237869700" w:history="1">
+          <w:hyperlink w:anchor="_Toc237869950" w:history="1">
             <w:r>
               <w:rPr>
                 <w:rStyle w:val="Hipervnculo"/>
@@ -1779,7 +1779,7 @@
                 <w:noProof/>
                 <w:webHidden/>
               </w:rPr>
-              <w:instrText xml:space="preserve"> PAGEREF _Toc237869700 \h </w:instrText>
+              <w:instrText xml:space="preserve"> PAGEREF _Toc237869950 \h </w:instrText>
             </w:r>
             <w:r>
               <w:rPr>
@@ -1799,7 +1799,7 @@
                 <w:noProof/>
                 <w:webHidden/>
               </w:rPr>
-              <w:t>10</w:t>
+              <w:t>11</w:t>
             </w:r>
             <w:r>
               <w:rPr>
@@ -1825,7 +1825,7 @@
               <w14:ligatures w14:val="standardContextual"/>
             </w:rPr>
           </w:pPr>
-          <w:hyperlink w:anchor="_Toc237869701" w:history="1">
+          <w:hyperlink w:anchor="_Toc237869951" w:history="1">
             <w:r>
               <w:rPr>
                 <w:rStyle w:val="Hipervnculo"/>
@@ -1869,7 +1869,7 @@
                 <w:noProof/>
                 <w:webHidden/>
               </w:rPr>
-              <w:instrText xml:space="preserve"> PAGEREF _Toc237869701 \h </w:instrText>
+              <w:instrText xml:space="preserve"> PAGEREF _Toc237869951 \h </w:instrText>
             </w:r>
             <w:r>
               <w:rPr>
@@ -1889,7 +1889,7 @@
                 <w:noProof/>
                 <w:webHidden/>
               </w:rPr>
-              <w:t>19</w:t>
+              <w:t>20</w:t>
             </w:r>
             <w:r>
               <w:rPr>
@@ -1915,7 +1915,7 @@
               <w14:ligatures w14:val="standardContextual"/>
             </w:rPr>
           </w:pPr>
-          <w:hyperlink w:anchor="_Toc237869702" w:history="1">
+          <w:hyperlink w:anchor="_Toc237869952" w:history="1">
             <w:r>
               <w:rPr>
                 <w:rStyle w:val="Hipervnculo"/>
@@ -1959,7 +1959,7 @@
                 <w:noProof/>
                 <w:webHidden/>
               </w:rPr>
-              <w:instrText xml:space="preserve"> PAGEREF _Toc237869702 \h </w:instrText>
+              <w:instrText xml:space="preserve"> PAGEREF _Toc237869952 \h </w:instrText>
             </w:r>
             <w:r>
               <w:rPr>
@@ -1979,7 +1979,7 @@
                 <w:noProof/>
                 <w:webHidden/>
               </w:rPr>
-              <w:t>25</w:t>
+              <w:t>26</w:t>
             </w:r>
             <w:r>
               <w:rPr>
@@ -2005,7 +2005,7 @@
               <w14:ligatures w14:val="standardContextual"/>
             </w:rPr>
           </w:pPr>
-          <w:hyperlink w:anchor="_Toc237869703" w:history="1">
+          <w:hyperlink w:anchor="_Toc237869953" w:history="1">
             <w:r>
               <w:rPr>
                 <w:rStyle w:val="Hipervnculo"/>
@@ -2049,7 +2049,7 @@
                 <w:noProof/>
                 <w:webHidden/>
               </w:rPr>
-              <w:instrText xml:space="preserve"> PAGEREF _Toc237869703 \h </w:instrText>
+              <w:instrText xml:space="preserve"> PAGEREF _Toc237869953 \h </w:instrText>
             </w:r>
             <w:r>
               <w:rPr>
@@ -2069,7 +2069,7 @@
                 <w:noProof/>
                 <w:webHidden/>
               </w:rPr>
-              <w:t>30</w:t>
+              <w:t>31</w:t>
             </w:r>
             <w:r>
               <w:rPr>
@@ -2095,7 +2095,7 @@
               <w14:ligatures w14:val="standardContextual"/>
             </w:rPr>
           </w:pPr>
-          <w:hyperlink w:anchor="_Toc237869704" w:history="1">
+          <w:hyperlink w:anchor="_Toc237869954" w:history="1">
             <w:r>
               <w:rPr>
                 <w:rStyle w:val="Hipervnculo"/>
@@ -2139,7 +2139,7 @@
                 <w:noProof/>
                 <w:webHidden/>
               </w:rPr>
-              <w:instrText xml:space="preserve"> PAGEREF _Toc237869704 \h </w:instrText>
+              <w:instrText xml:space="preserve"> PAGEREF _Toc237869954 \h </w:instrText>
             </w:r>
             <w:r>
               <w:rPr>
@@ -2159,7 +2159,7 @@
                 <w:noProof/>
                 <w:webHidden/>
               </w:rPr>
-              <w:t>32</w:t>
+              <w:t>33</w:t>
             </w:r>
             <w:r>
               <w:rPr>
@@ -2185,7 +2185,7 @@
               <w14:ligatures w14:val="standardContextual"/>
             </w:rPr>
           </w:pPr>
-          <w:hyperlink w:anchor="_Toc237869705" w:history="1">
+          <w:hyperlink w:anchor="_Toc237869955" w:history="1">
             <w:r>
               <w:rPr>
                 <w:rStyle w:val="Hipervnculo"/>
@@ -2229,7 +2229,7 @@
                 <w:noProof/>
                 <w:webHidden/>
               </w:rPr>
-              <w:instrText xml:space="preserve"> PAGEREF _Toc237869705 \h </w:instrText>
+              <w:instrText xml:space="preserve"> PAGEREF _Toc237869955 \h </w:instrText>
             </w:r>
             <w:r>
               <w:rPr>
@@ -2249,7 +2249,7 @@
                 <w:noProof/>
                 <w:webHidden/>
               </w:rPr>
-              <w:t>34</w:t>
+              <w:t>35</w:t>
             </w:r>
             <w:r>
               <w:rPr>
@@ -2275,7 +2275,7 @@
               <w14:ligatures w14:val="standardContextual"/>
             </w:rPr>
           </w:pPr>
-          <w:hyperlink w:anchor="_Toc237869706" w:history="1">
+          <w:hyperlink w:anchor="_Toc237869956" w:history="1">
             <w:r>
               <w:rPr>
                 <w:rStyle w:val="Hipervnculo"/>
@@ -2319,7 +2319,7 @@
                 <w:noProof/>
                 <w:webHidden/>
               </w:rPr>
-              <w:instrText xml:space="preserve"> PAGEREF _Toc237869706 \h </w:instrText>
+              <w:instrText xml:space="preserve"> PAGEREF _Toc237869956 \h </w:instrText>
             </w:r>
             <w:r>
               <w:rPr>
@@ -2339,7 +2339,7 @@
                 <w:noProof/>
                 <w:webHidden/>
               </w:rPr>
-              <w:t>38</w:t>
+              <w:t>39</w:t>
             </w:r>
             <w:r>
               <w:rPr>
@@ -2365,7 +2365,7 @@
               <w14:ligatures w14:val="standardContextual"/>
             </w:rPr>
           </w:pPr>
-          <w:hyperlink w:anchor="_Toc237869707" w:history="1">
+          <w:hyperlink w:anchor="_Toc237869957" w:history="1">
             <w:r>
               <w:rPr>
                 <w:rStyle w:val="Hipervnculo"/>
@@ -2409,7 +2409,7 @@
                 <w:noProof/>
                 <w:webHidden/>
               </w:rPr>
-              <w:instrText xml:space="preserve"> PAGEREF _Toc237869707 \h </w:instrText>
+              <w:instrText xml:space="preserve"> PAGEREF _Toc237869957 \h </w:instrText>
             </w:r>
             <w:r>
               <w:rPr>
@@ -2429,7 +2429,7 @@
                 <w:noProof/>
                 <w:webHidden/>
               </w:rPr>
-              <w:t>40</w:t>
+              <w:t>41</w:t>
             </w:r>
             <w:r>
               <w:rPr>
@@ -2455,7 +2455,7 @@
               <w14:ligatures w14:val="standardContextual"/>
             </w:rPr>
           </w:pPr>
-          <w:hyperlink w:anchor="_Toc237869708" w:history="1">
+          <w:hyperlink w:anchor="_Toc237869958" w:history="1">
             <w:r>
               <w:rPr>
                 <w:rStyle w:val="Hipervnculo"/>
@@ -2499,7 +2499,7 @@
                 <w:noProof/>
                 <w:webHidden/>
               </w:rPr>
-              <w:instrText xml:space="preserve"> PAGEREF _Toc237869708 \h </w:instrText>
+              <w:instrText xml:space="preserve"> PAGEREF _Toc237869958 \h </w:instrText>
             </w:r>
             <w:r>
               <w:rPr>
@@ -2519,7 +2519,7 @@
                 <w:noProof/>
                 <w:webHidden/>
               </w:rPr>
-              <w:t>42</w:t>
+              <w:t>43</w:t>
             </w:r>
             <w:r>
               <w:rPr>
@@ -2545,7 +2545,7 @@
               <w14:ligatures w14:val="standardContextual"/>
             </w:rPr>
           </w:pPr>
-          <w:hyperlink w:anchor="_Toc237869709" w:history="1">
+          <w:hyperlink w:anchor="_Toc237869959" w:history="1">
             <w:r>
               <w:rPr>
                 <w:rStyle w:val="Hipervnculo"/>
@@ -2589,7 +2589,7 @@
                 <w:noProof/>
                 <w:webHidden/>
               </w:rPr>
-              <w:instrText xml:space="preserve"> PAGEREF _Toc237869709 \h </w:instrText>
+              <w:instrText xml:space="preserve"> PAGEREF _Toc237869959 \h </w:instrText>
             </w:r>
             <w:r>
               <w:rPr>
@@ -2609,7 +2609,7 @@
                 <w:noProof/>
                 <w:webHidden/>
               </w:rPr>
-              <w:t>44</w:t>
+              <w:t>45</w:t>
             </w:r>
             <w:r>
               <w:rPr>
@@ -2635,7 +2635,7 @@
               <w14:ligatures w14:val="standardContextual"/>
             </w:rPr>
           </w:pPr>
-          <w:hyperlink w:anchor="_Toc237869710" w:history="1">
+          <w:hyperlink w:anchor="_Toc237869960" w:history="1">
             <w:r>
               <w:rPr>
                 <w:rStyle w:val="Hipervnculo"/>
@@ -2679,7 +2679,7 @@
                 <w:noProof/>
                 <w:webHidden/>
               </w:rPr>
-              <w:instrText xml:space="preserve"> PAGEREF _Toc237869710 \h </w:instrText>
+              <w:instrText xml:space="preserve"> PAGEREF _Toc237869960 \h </w:instrText>
             </w:r>
             <w:r>
               <w:rPr>
@@ -2699,7 +2699,7 @@
                 <w:noProof/>
                 <w:webHidden/>
               </w:rPr>
-              <w:t>46</w:t>
+              <w:t>47</w:t>
             </w:r>
             <w:r>
               <w:rPr>
@@ -2725,7 +2725,7 @@
               <w14:ligatures w14:val="standardContextual"/>
             </w:rPr>
           </w:pPr>
-          <w:hyperlink w:anchor="_Toc237869711" w:history="1">
+          <w:hyperlink w:anchor="_Toc237869961" w:history="1">
             <w:r>
               <w:rPr>
                 <w:rStyle w:val="Hipervnculo"/>
@@ -2769,7 +2769,7 @@
                 <w:noProof/>
                 <w:webHidden/>
               </w:rPr>
-              <w:instrText xml:space="preserve"> PAGEREF _Toc237869711 \h </w:instrText>
+              <w:instrText xml:space="preserve"> PAGEREF _Toc237869961 \h </w:instrText>
             </w:r>
             <w:r>
               <w:rPr>
@@ -2789,7 +2789,7 @@
                 <w:noProof/>
                 <w:webHidden/>
               </w:rPr>
-              <w:t>46</w:t>
+              <w:t>47</w:t>
             </w:r>
             <w:r>
               <w:rPr>
@@ -2815,7 +2815,7 @@
               <w14:ligatures w14:val="standardContextual"/>
             </w:rPr>
           </w:pPr>
-          <w:hyperlink w:anchor="_Toc237869712" w:history="1">
+          <w:hyperlink w:anchor="_Toc237869962" w:history="1">
             <w:r>
               <w:rPr>
                 <w:rStyle w:val="Hipervnculo"/>
@@ -2859,7 +2859,7 @@
                 <w:noProof/>
                 <w:webHidden/>
               </w:rPr>
-              <w:instrText xml:space="preserve"> PAGEREF _Toc237869712 \h </w:instrText>
+              <w:instrText xml:space="preserve"> PAGEREF _Toc237869962 \h </w:instrText>
             </w:r>
             <w:r>
               <w:rPr>
@@ -2879,7 +2879,7 @@
                 <w:noProof/>
                 <w:webHidden/>
               </w:rPr>
-              <w:t>46</w:t>
+              <w:t>47</w:t>
             </w:r>
             <w:r>
               <w:rPr>
@@ -2905,7 +2905,7 @@
               <w14:ligatures w14:val="standardContextual"/>
             </w:rPr>
           </w:pPr>
-          <w:hyperlink w:anchor="_Toc237869713" w:history="1">
+          <w:hyperlink w:anchor="_Toc237869963" w:history="1">
             <w:r>
               <w:rPr>
                 <w:rStyle w:val="Hipervnculo"/>
@@ -2949,7 +2949,7 @@
                 <w:noProof/>
                 <w:webHidden/>
               </w:rPr>
-              <w:instrText xml:space="preserve"> PAGEREF _Toc237869713 \h </w:instrText>
+              <w:instrText xml:space="preserve"> PAGEREF _Toc237869963 \h </w:instrText>
             </w:r>
             <w:r>
               <w:rPr>
@@ -2969,7 +2969,7 @@
                 <w:noProof/>
                 <w:webHidden/>
               </w:rPr>
-              <w:t>46</w:t>
+              <w:t>47</w:t>
             </w:r>
             <w:r>
               <w:rPr>
@@ -2995,7 +2995,7 @@
               <w14:ligatures w14:val="standardContextual"/>
             </w:rPr>
           </w:pPr>
-          <w:hyperlink w:anchor="_Toc237869714" w:history="1">
+          <w:hyperlink w:anchor="_Toc237869964" w:history="1">
             <w:r>
               <w:rPr>
                 <w:rStyle w:val="Hipervnculo"/>
@@ -3039,7 +3039,7 @@
                 <w:noProof/>
                 <w:webHidden/>
               </w:rPr>
-              <w:instrText xml:space="preserve"> PAGEREF _Toc237869714 \h </w:instrText>
+              <w:instrText xml:space="preserve"> PAGEREF _Toc237869964 \h </w:instrText>
             </w:r>
             <w:r>
               <w:rPr>
@@ -3059,7 +3059,7 @@
                 <w:noProof/>
                 <w:webHidden/>
               </w:rPr>
-              <w:t>47</w:t>
+              <w:t>48</w:t>
             </w:r>
             <w:r>
               <w:rPr>
@@ -3085,7 +3085,7 @@
               <w14:ligatures w14:val="standardContextual"/>
             </w:rPr>
           </w:pPr>
-          <w:hyperlink w:anchor="_Toc237869715" w:history="1">
+          <w:hyperlink w:anchor="_Toc237869965" w:history="1">
             <w:r>
               <w:rPr>
                 <w:rStyle w:val="Hipervnculo"/>
@@ -3129,7 +3129,7 @@
                 <w:noProof/>
                 <w:webHidden/>
               </w:rPr>
-              <w:instrText xml:space="preserve"> PAGEREF _Toc237869715 \h </w:instrText>
+              <w:instrText xml:space="preserve"> PAGEREF _Toc237869965 \h </w:instrText>
             </w:r>
             <w:r>
               <w:rPr>
@@ -3149,7 +3149,7 @@
                 <w:noProof/>
                 <w:webHidden/>
               </w:rPr>
-              <w:t>48</w:t>
+              <w:t>49</w:t>
             </w:r>
             <w:r>
               <w:rPr>
@@ -3175,7 +3175,7 @@
               <w14:ligatures w14:val="standardContextual"/>
             </w:rPr>
           </w:pPr>
-          <w:hyperlink w:anchor="_Toc237869716" w:history="1">
+          <w:hyperlink w:anchor="_Toc237869966" w:history="1">
             <w:r>
               <w:rPr>
                 <w:rStyle w:val="Hipervnculo"/>
@@ -3219,7 +3219,7 @@
                 <w:noProof/>
                 <w:webHidden/>
               </w:rPr>
-              <w:instrText xml:space="preserve"> PAGEREF _Toc237869716 \h </w:instrText>
+              <w:instrText xml:space="preserve"> PAGEREF _Toc237869966 \h </w:instrText>
             </w:r>
             <w:r>
               <w:rPr>
@@ -3239,7 +3239,7 @@
                 <w:noProof/>
                 <w:webHidden/>
               </w:rPr>
-              <w:t>49</w:t>
+              <w:t>50</w:t>
             </w:r>
             <w:r>
               <w:rPr>
@@ -3265,7 +3265,7 @@
               <w14:ligatures w14:val="standardContextual"/>
             </w:rPr>
           </w:pPr>
-          <w:hyperlink w:anchor="_Toc237869717" w:history="1">
+          <w:hyperlink w:anchor="_Toc237869967" w:history="1">
             <w:r>
               <w:rPr>
                 <w:rStyle w:val="Hipervnculo"/>
@@ -3288,7 +3288,7 @@
                 <w:rStyle w:val="Hipervnculo"/>
                 <w:noProof/>
               </w:rPr>
-              <w:t>Mantainability (MNT) NFRs</w:t>
+              <w:t>Maintainability (MNT) NFRs</w:t>
             </w:r>
             <w:r>
               <w:rPr>
@@ -3309,7 +3309,7 @@
                 <w:noProof/>
                 <w:webHidden/>
               </w:rPr>
-              <w:instrText xml:space="preserve"> PAGEREF _Toc237869717 \h </w:instrText>
+              <w:instrText xml:space="preserve"> PAGEREF _Toc237869967 \h </w:instrText>
             </w:r>
             <w:r>
               <w:rPr>
@@ -3329,7 +3329,7 @@
                 <w:noProof/>
                 <w:webHidden/>
               </w:rPr>
-              <w:t>50</w:t>
+              <w:t>51</w:t>
             </w:r>
             <w:r>
               <w:rPr>
@@ -3355,7 +3355,7 @@
               <w14:ligatures w14:val="standardContextual"/>
             </w:rPr>
           </w:pPr>
-          <w:hyperlink w:anchor="_Toc237869718" w:history="1">
+          <w:hyperlink w:anchor="_Toc237869968" w:history="1">
             <w:r>
               <w:rPr>
                 <w:rStyle w:val="Hipervnculo"/>
@@ -3399,7 +3399,7 @@
                 <w:noProof/>
                 <w:webHidden/>
               </w:rPr>
-              <w:instrText xml:space="preserve"> PAGEREF _Toc237869718 \h </w:instrText>
+              <w:instrText xml:space="preserve"> PAGEREF _Toc237869968 \h </w:instrText>
             </w:r>
             <w:r>
               <w:rPr>
@@ -3419,7 +3419,7 @@
                 <w:noProof/>
                 <w:webHidden/>
               </w:rPr>
-              <w:t>51</w:t>
+              <w:t>52</w:t>
             </w:r>
             <w:r>
               <w:rPr>
@@ -3445,7 +3445,7 @@
               <w14:ligatures w14:val="standardContextual"/>
             </w:rPr>
           </w:pPr>
-          <w:hyperlink w:anchor="_Toc237869719" w:history="1">
+          <w:hyperlink w:anchor="_Toc237869969" w:history="1">
             <w:r>
               <w:rPr>
                 <w:rStyle w:val="Hipervnculo"/>
@@ -3489,7 +3489,7 @@
                 <w:noProof/>
                 <w:webHidden/>
               </w:rPr>
-              <w:instrText xml:space="preserve"> PAGEREF _Toc237869719 \h </w:instrText>
+              <w:instrText xml:space="preserve"> PAGEREF _Toc237869969 \h </w:instrText>
             </w:r>
             <w:r>
               <w:rPr>
@@ -3509,7 +3509,7 @@
                 <w:noProof/>
                 <w:webHidden/>
               </w:rPr>
-              <w:t>52</w:t>
+              <w:t>53</w:t>
             </w:r>
             <w:r>
               <w:rPr>
@@ -3535,7 +3535,7 @@
               <w14:ligatures w14:val="standardContextual"/>
             </w:rPr>
           </w:pPr>
-          <w:hyperlink w:anchor="_Toc237869720" w:history="1">
+          <w:hyperlink w:anchor="_Toc237869970" w:history="1">
             <w:r>
               <w:rPr>
                 <w:rStyle w:val="Hipervnculo"/>
@@ -3579,7 +3579,7 @@
                 <w:noProof/>
                 <w:webHidden/>
               </w:rPr>
-              <w:instrText xml:space="preserve"> PAGEREF _Toc237869720 \h </w:instrText>
+              <w:instrText xml:space="preserve"> PAGEREF _Toc237869970 \h </w:instrText>
             </w:r>
             <w:r>
               <w:rPr>
@@ -3599,7 +3599,7 @@
                 <w:noProof/>
                 <w:webHidden/>
               </w:rPr>
-              <w:t>53</w:t>
+              <w:t>54</w:t>
             </w:r>
             <w:r>
               <w:rPr>
@@ -3625,7 +3625,7 @@
               <w14:ligatures w14:val="standardContextual"/>
             </w:rPr>
           </w:pPr>
-          <w:hyperlink w:anchor="_Toc237869721" w:history="1">
+          <w:hyperlink w:anchor="_Toc237869971" w:history="1">
             <w:r>
               <w:rPr>
                 <w:rStyle w:val="Hipervnculo"/>
@@ -3669,7 +3669,7 @@
                 <w:noProof/>
                 <w:webHidden/>
               </w:rPr>
-              <w:instrText xml:space="preserve"> PAGEREF _Toc237869721 \h </w:instrText>
+              <w:instrText xml:space="preserve"> PAGEREF _Toc237869971 \h </w:instrText>
             </w:r>
             <w:r>
               <w:rPr>
@@ -3689,7 +3689,7 @@
                 <w:noProof/>
                 <w:webHidden/>
               </w:rPr>
-              <w:t>53</w:t>
+              <w:t>54</w:t>
             </w:r>
             <w:r>
               <w:rPr>
@@ -3715,7 +3715,7 @@
               <w14:ligatures w14:val="standardContextual"/>
             </w:rPr>
           </w:pPr>
-          <w:hyperlink w:anchor="_Toc237869722" w:history="1">
+          <w:hyperlink w:anchor="_Toc237869972" w:history="1">
             <w:r>
               <w:rPr>
                 <w:rStyle w:val="Hipervnculo"/>
@@ -3759,7 +3759,7 @@
                 <w:noProof/>
                 <w:webHidden/>
               </w:rPr>
-              <w:instrText xml:space="preserve"> PAGEREF _Toc237869722 \h </w:instrText>
+              <w:instrText xml:space="preserve"> PAGEREF _Toc237869972 \h </w:instrText>
             </w:r>
             <w:r>
               <w:rPr>
@@ -3779,7 +3779,7 @@
                 <w:noProof/>
                 <w:webHidden/>
               </w:rPr>
-              <w:t>53</w:t>
+              <w:t>54</w:t>
             </w:r>
             <w:r>
               <w:rPr>
@@ -3805,7 +3805,7 @@
               <w14:ligatures w14:val="standardContextual"/>
             </w:rPr>
           </w:pPr>
-          <w:hyperlink w:anchor="_Toc237869723" w:history="1">
+          <w:hyperlink w:anchor="_Toc237869973" w:history="1">
             <w:r>
               <w:rPr>
                 <w:rStyle w:val="Hipervnculo"/>
@@ -3849,7 +3849,7 @@
                 <w:noProof/>
                 <w:webHidden/>
               </w:rPr>
-              <w:instrText xml:space="preserve"> PAGEREF _Toc237869723 \h </w:instrText>
+              <w:instrText xml:space="preserve"> PAGEREF _Toc237869973 \h </w:instrText>
             </w:r>
             <w:r>
               <w:rPr>
@@ -3869,7 +3869,7 @@
                 <w:noProof/>
                 <w:webHidden/>
               </w:rPr>
-              <w:t>54</w:t>
+              <w:t>55</w:t>
             </w:r>
             <w:r>
               <w:rPr>
@@ -3895,7 +3895,7 @@
               <w14:ligatures w14:val="standardContextual"/>
             </w:rPr>
           </w:pPr>
-          <w:hyperlink w:anchor="_Toc237869724" w:history="1">
+          <w:hyperlink w:anchor="_Toc237869974" w:history="1">
             <w:r>
               <w:rPr>
                 <w:rStyle w:val="Hipervnculo"/>
@@ -3939,7 +3939,7 @@
                 <w:noProof/>
                 <w:webHidden/>
               </w:rPr>
-              <w:instrText xml:space="preserve"> PAGEREF _Toc237869724 \h </w:instrText>
+              <w:instrText xml:space="preserve"> PAGEREF _Toc237869974 \h </w:instrText>
             </w:r>
             <w:r>
               <w:rPr>
@@ -3959,7 +3959,7 @@
                 <w:noProof/>
                 <w:webHidden/>
               </w:rPr>
-              <w:t>54</w:t>
+              <w:t>55</w:t>
             </w:r>
             <w:r>
               <w:rPr>
@@ -3985,7 +3985,7 @@
               <w14:ligatures w14:val="standardContextual"/>
             </w:rPr>
           </w:pPr>
-          <w:hyperlink w:anchor="_Toc237869725" w:history="1">
+          <w:hyperlink w:anchor="_Toc237869975" w:history="1">
             <w:r>
               <w:rPr>
                 <w:rStyle w:val="Hipervnculo"/>
@@ -4029,7 +4029,7 @@
                 <w:noProof/>
                 <w:webHidden/>
               </w:rPr>
-              <w:instrText xml:space="preserve"> PAGEREF _Toc237869725 \h </w:instrText>
+              <w:instrText xml:space="preserve"> PAGEREF _Toc237869975 \h </w:instrText>
             </w:r>
             <w:r>
               <w:rPr>
@@ -4049,7 +4049,7 @@
                 <w:noProof/>
                 <w:webHidden/>
               </w:rPr>
-              <w:t>55</w:t>
+              <w:t>56</w:t>
             </w:r>
             <w:r>
               <w:rPr>
@@ -4075,7 +4075,7 @@
               <w14:ligatures w14:val="standardContextual"/>
             </w:rPr>
           </w:pPr>
-          <w:hyperlink w:anchor="_Toc237869726" w:history="1">
+          <w:hyperlink w:anchor="_Toc237869976" w:history="1">
             <w:r>
               <w:rPr>
                 <w:rStyle w:val="Hipervnculo"/>
@@ -4119,7 +4119,7 @@
                 <w:noProof/>
                 <w:webHidden/>
               </w:rPr>
-              <w:instrText xml:space="preserve"> PAGEREF _Toc237869726 \h </w:instrText>
+              <w:instrText xml:space="preserve"> PAGEREF _Toc237869976 \h </w:instrText>
             </w:r>
             <w:r>
               <w:rPr>
@@ -4139,7 +4139,7 @@
                 <w:noProof/>
                 <w:webHidden/>
               </w:rPr>
-              <w:t>55</w:t>
+              <w:t>56</w:t>
             </w:r>
             <w:r>
               <w:rPr>
@@ -4165,7 +4165,7 @@
               <w14:ligatures w14:val="standardContextual"/>
             </w:rPr>
           </w:pPr>
-          <w:hyperlink w:anchor="_Toc237869727" w:history="1">
+          <w:hyperlink w:anchor="_Toc237869977" w:history="1">
             <w:r>
               <w:rPr>
                 <w:rStyle w:val="Hipervnculo"/>
@@ -4209,7 +4209,7 @@
                 <w:noProof/>
                 <w:webHidden/>
               </w:rPr>
-              <w:instrText xml:space="preserve"> PAGEREF _Toc237869727 \h </w:instrText>
+              <w:instrText xml:space="preserve"> PAGEREF _Toc237869977 \h </w:instrText>
             </w:r>
             <w:r>
               <w:rPr>
@@ -4229,7 +4229,7 @@
                 <w:noProof/>
                 <w:webHidden/>
               </w:rPr>
-              <w:t>55</w:t>
+              <w:t>56</w:t>
             </w:r>
             <w:r>
               <w:rPr>
@@ -4255,7 +4255,7 @@
               <w14:ligatures w14:val="standardContextual"/>
             </w:rPr>
           </w:pPr>
-          <w:hyperlink w:anchor="_Toc237869728" w:history="1">
+          <w:hyperlink w:anchor="_Toc237869978" w:history="1">
             <w:r>
               <w:rPr>
                 <w:rStyle w:val="Hipervnculo"/>
@@ -4299,7 +4299,7 @@
                 <w:noProof/>
                 <w:webHidden/>
               </w:rPr>
-              <w:instrText xml:space="preserve"> PAGEREF _Toc237869728 \h </w:instrText>
+              <w:instrText xml:space="preserve"> PAGEREF _Toc237869978 \h </w:instrText>
             </w:r>
             <w:r>
               <w:rPr>
@@ -4319,7 +4319,7 @@
                 <w:noProof/>
                 <w:webHidden/>
               </w:rPr>
-              <w:t>55</w:t>
+              <w:t>56</w:t>
             </w:r>
             <w:r>
               <w:rPr>
@@ -4345,7 +4345,7 @@
               <w14:ligatures w14:val="standardContextual"/>
             </w:rPr>
           </w:pPr>
-          <w:hyperlink w:anchor="_Toc237869729" w:history="1">
+          <w:hyperlink w:anchor="_Toc237869979" w:history="1">
             <w:r>
               <w:rPr>
                 <w:rStyle w:val="Hipervnculo"/>
@@ -4389,7 +4389,7 @@
                 <w:noProof/>
                 <w:webHidden/>
               </w:rPr>
-              <w:instrText xml:space="preserve"> PAGEREF _Toc237869729 \h </w:instrText>
+              <w:instrText xml:space="preserve"> PAGEREF _Toc237869979 \h </w:instrText>
             </w:r>
             <w:r>
               <w:rPr>
@@ -4409,7 +4409,7 @@
                 <w:noProof/>
                 <w:webHidden/>
               </w:rPr>
-              <w:t>56</w:t>
+              <w:t>57</w:t>
             </w:r>
             <w:r>
               <w:rPr>
@@ -4435,7 +4435,7 @@
               <w14:ligatures w14:val="standardContextual"/>
             </w:rPr>
           </w:pPr>
-          <w:hyperlink w:anchor="_Toc237869730" w:history="1">
+          <w:hyperlink w:anchor="_Toc237869980" w:history="1">
             <w:r>
               <w:rPr>
                 <w:rStyle w:val="Hipervnculo"/>
@@ -4479,7 +4479,7 @@
                 <w:noProof/>
                 <w:webHidden/>
               </w:rPr>
-              <w:instrText xml:space="preserve"> PAGEREF _Toc237869730 \h </w:instrText>
+              <w:instrText xml:space="preserve"> PAGEREF _Toc237869980 \h </w:instrText>
             </w:r>
             <w:r>
               <w:rPr>
@@ -4499,7 +4499,7 @@
                 <w:noProof/>
                 <w:webHidden/>
               </w:rPr>
-              <w:t>56</w:t>
+              <w:t>57</w:t>
             </w:r>
             <w:r>
               <w:rPr>
@@ -4525,7 +4525,7 @@
               <w14:ligatures w14:val="standardContextual"/>
             </w:rPr>
           </w:pPr>
-          <w:hyperlink w:anchor="_Toc237869731" w:history="1">
+          <w:hyperlink w:anchor="_Toc237869981" w:history="1">
             <w:r>
               <w:rPr>
                 <w:rStyle w:val="Hipervnculo"/>
@@ -4569,7 +4569,7 @@
                 <w:noProof/>
                 <w:webHidden/>
               </w:rPr>
-              <w:instrText xml:space="preserve"> PAGEREF _Toc237869731 \h </w:instrText>
+              <w:instrText xml:space="preserve"> PAGEREF _Toc237869981 \h </w:instrText>
             </w:r>
             <w:r>
               <w:rPr>
@@ -4589,7 +4589,7 @@
                 <w:noProof/>
                 <w:webHidden/>
               </w:rPr>
-              <w:t>56</w:t>
+              <w:t>57</w:t>
             </w:r>
             <w:r>
               <w:rPr>
@@ -4615,7 +4615,7 @@
               <w14:ligatures w14:val="standardContextual"/>
             </w:rPr>
           </w:pPr>
-          <w:hyperlink w:anchor="_Toc237869732" w:history="1">
+          <w:hyperlink w:anchor="_Toc237869982" w:history="1">
             <w:r>
               <w:rPr>
                 <w:rStyle w:val="Hipervnculo"/>
@@ -4659,7 +4659,7 @@
                 <w:noProof/>
                 <w:webHidden/>
               </w:rPr>
-              <w:instrText xml:space="preserve"> PAGEREF _Toc237869732 \h </w:instrText>
+              <w:instrText xml:space="preserve"> PAGEREF _Toc237869982 \h </w:instrText>
             </w:r>
             <w:r>
               <w:rPr>
@@ -4679,7 +4679,7 @@
                 <w:noProof/>
                 <w:webHidden/>
               </w:rPr>
-              <w:t>56</w:t>
+              <w:t>57</w:t>
             </w:r>
             <w:r>
               <w:rPr>
@@ -4705,7 +4705,7 @@
               <w14:ligatures w14:val="standardContextual"/>
             </w:rPr>
           </w:pPr>
-          <w:hyperlink w:anchor="_Toc237869733" w:history="1">
+          <w:hyperlink w:anchor="_Toc237869983" w:history="1">
             <w:r>
               <w:rPr>
                 <w:rStyle w:val="Hipervnculo"/>
@@ -4749,7 +4749,7 @@
                 <w:noProof/>
                 <w:webHidden/>
               </w:rPr>
-              <w:instrText xml:space="preserve"> PAGEREF _Toc237869733 \h </w:instrText>
+              <w:instrText xml:space="preserve"> PAGEREF _Toc237869983 \h </w:instrText>
             </w:r>
             <w:r>
               <w:rPr>
@@ -4769,7 +4769,7 @@
                 <w:noProof/>
                 <w:webHidden/>
               </w:rPr>
-              <w:t>56</w:t>
+              <w:t>57</w:t>
             </w:r>
             <w:r>
               <w:rPr>
@@ -4795,7 +4795,7 @@
               <w14:ligatures w14:val="standardContextual"/>
             </w:rPr>
           </w:pPr>
-          <w:hyperlink w:anchor="_Toc237869734" w:history="1">
+          <w:hyperlink w:anchor="_Toc237869984" w:history="1">
             <w:r>
               <w:rPr>
                 <w:rStyle w:val="Hipervnculo"/>
@@ -4839,7 +4839,7 @@
                 <w:noProof/>
                 <w:webHidden/>
               </w:rPr>
-              <w:instrText xml:space="preserve"> PAGEREF _Toc237869734 \h </w:instrText>
+              <w:instrText xml:space="preserve"> PAGEREF _Toc237869984 \h </w:instrText>
             </w:r>
             <w:r>
               <w:rPr>
@@ -4859,7 +4859,7 @@
                 <w:noProof/>
                 <w:webHidden/>
               </w:rPr>
-              <w:t>56</w:t>
+              <w:t>57</w:t>
             </w:r>
             <w:r>
               <w:rPr>
@@ -4885,7 +4885,7 @@
               <w14:ligatures w14:val="standardContextual"/>
             </w:rPr>
           </w:pPr>
-          <w:hyperlink w:anchor="_Toc237869735" w:history="1">
+          <w:hyperlink w:anchor="_Toc237869985" w:history="1">
             <w:r>
               <w:rPr>
                 <w:rStyle w:val="Hipervnculo"/>
@@ -4929,7 +4929,7 @@
                 <w:noProof/>
                 <w:webHidden/>
               </w:rPr>
-              <w:instrText xml:space="preserve"> PAGEREF _Toc237869735 \h </w:instrText>
+              <w:instrText xml:space="preserve"> PAGEREF _Toc237869985 \h </w:instrText>
             </w:r>
             <w:r>
               <w:rPr>
@@ -4975,7 +4975,7 @@
               <w14:ligatures w14:val="standardContextual"/>
             </w:rPr>
           </w:pPr>
-          <w:hyperlink w:anchor="_Toc237869736" w:history="1">
+          <w:hyperlink w:anchor="_Toc237869986" w:history="1">
             <w:r>
               <w:rPr>
                 <w:rStyle w:val="Hipervnculo"/>
@@ -5019,7 +5019,7 @@
                 <w:noProof/>
                 <w:webHidden/>
               </w:rPr>
-              <w:instrText xml:space="preserve"> PAGEREF _Toc237869736 \h </w:instrText>
+              <w:instrText xml:space="preserve"> PAGEREF _Toc237869986 \h </w:instrText>
             </w:r>
             <w:r>
               <w:rPr>
@@ -5070,7 +5070,7 @@
       <w:pPr>
         <w:pStyle w:val="Ttulo1"/>
       </w:pPr>
-      <w:bookmarkStart w:id="0" w:name="_Toc237869683"/>
+      <w:bookmarkStart w:id="0" w:name="_Toc237869933"/>
       <w:r>
         <w:lastRenderedPageBreak/>
         <w:t>Introduction</w:t>
@@ -5081,7 +5081,7 @@
       <w:pPr>
         <w:pStyle w:val="Ttulo2"/>
       </w:pPr>
-      <w:bookmarkStart w:id="1" w:name="_Toc237869684"/>
+      <w:bookmarkStart w:id="1" w:name="_Toc237869934"/>
       <w:r>
         <w:t>Purpose</w:t>
       </w:r>
@@ -5102,7 +5102,7 @@
       <w:pPr>
         <w:pStyle w:val="Ttulo2"/>
       </w:pPr>
-      <w:bookmarkStart w:id="2" w:name="_Toc237869685"/>
+      <w:bookmarkStart w:id="2" w:name="_Toc237869935"/>
       <w:r>
         <w:t>Scope</w:t>
       </w:r>
@@ -5146,7 +5146,7 @@
       <w:pPr>
         <w:pStyle w:val="Ttulo2"/>
       </w:pPr>
-      <w:bookmarkStart w:id="3" w:name="_Toc237869686"/>
+      <w:bookmarkStart w:id="3" w:name="_Toc237869936"/>
       <w:r>
         <w:lastRenderedPageBreak/>
         <w:t>Intended Audience</w:t>
@@ -5179,7 +5179,7 @@
       <w:pPr>
         <w:pStyle w:val="Ttulo2"/>
       </w:pPr>
-      <w:bookmarkStart w:id="4" w:name="_Toc237869687"/>
+      <w:bookmarkStart w:id="4" w:name="_Toc237869937"/>
       <w:r>
         <w:t>Definitions</w:t>
       </w:r>
@@ -5538,7 +5538,7 @@
       <w:pPr>
         <w:pStyle w:val="Ttulo1"/>
       </w:pPr>
-      <w:bookmarkStart w:id="5" w:name="_Toc237869688"/>
+      <w:bookmarkStart w:id="5" w:name="_Toc237869938"/>
       <w:r>
         <w:lastRenderedPageBreak/>
         <w:t>P</w:t>
@@ -5552,7 +5552,7 @@
       <w:pPr>
         <w:pStyle w:val="Ttulo2"/>
       </w:pPr>
-      <w:bookmarkStart w:id="6" w:name="_Toc237869689"/>
+      <w:bookmarkStart w:id="6" w:name="_Toc237869939"/>
       <w:r>
         <w:t>Product Description</w:t>
       </w:r>
@@ -5573,7 +5573,7 @@
       <w:pPr>
         <w:pStyle w:val="Ttulo2"/>
       </w:pPr>
-      <w:bookmarkStart w:id="7" w:name="_Toc237869690"/>
+      <w:bookmarkStart w:id="7" w:name="_Toc237869940"/>
       <w:r>
         <w:t>Problem Statement</w:t>
       </w:r>
@@ -5598,7 +5598,7 @@
       <w:pPr>
         <w:pStyle w:val="Ttulo2"/>
       </w:pPr>
-      <w:bookmarkStart w:id="8" w:name="_Toc237869691"/>
+      <w:bookmarkStart w:id="8" w:name="_Toc237869941"/>
       <w:r>
         <w:t>Pr</w:t>
       </w:r>
@@ -5701,7 +5701,7 @@
       <w:pPr>
         <w:pStyle w:val="Ttulo2"/>
       </w:pPr>
-      <w:bookmarkStart w:id="9" w:name="_Toc237869692"/>
+      <w:bookmarkStart w:id="9" w:name="_Toc237869942"/>
       <w:r>
         <w:t>Target Users</w:t>
       </w:r>
@@ -5721,7 +5721,7 @@
       <w:pPr>
         <w:pStyle w:val="Ttulo2"/>
       </w:pPr>
-      <w:bookmarkStart w:id="10" w:name="_Toc237869693"/>
+      <w:bookmarkStart w:id="10" w:name="_Toc237869943"/>
       <w:r>
         <w:t>Product Characteristics</w:t>
       </w:r>
@@ -5811,7 +5811,7 @@
       <w:pPr>
         <w:pStyle w:val="Ttulo1"/>
       </w:pPr>
-      <w:bookmarkStart w:id="11" w:name="_Toc237869694"/>
+      <w:bookmarkStart w:id="11" w:name="_Toc237869944"/>
       <w:r>
         <w:lastRenderedPageBreak/>
         <w:t>System Scope</w:t>
@@ -5822,7 +5822,7 @@
       <w:pPr>
         <w:pStyle w:val="Ttulo2"/>
       </w:pPr>
-      <w:bookmarkStart w:id="12" w:name="_Toc237869695"/>
+      <w:bookmarkStart w:id="12" w:name="_Toc237869945"/>
       <w:r>
         <w:t>In Scope</w:t>
       </w:r>
@@ -6048,7 +6048,7 @@
       <w:pPr>
         <w:pStyle w:val="Ttulo2"/>
       </w:pPr>
-      <w:bookmarkStart w:id="13" w:name="_Toc237869696"/>
+      <w:bookmarkStart w:id="13" w:name="_Toc237869946"/>
       <w:r>
         <w:t>Out of Scope</w:t>
       </w:r>
@@ -6150,7 +6150,7 @@
       <w:pPr>
         <w:pStyle w:val="Ttulo1"/>
       </w:pPr>
-      <w:bookmarkStart w:id="14" w:name="_Toc237869697"/>
+      <w:bookmarkStart w:id="14" w:name="_Toc237869947"/>
       <w:r>
         <w:lastRenderedPageBreak/>
         <w:t>Functional Requirements</w:t>
@@ -6161,7 +6161,7 @@
       <w:pPr>
         <w:pStyle w:val="Ttulo2"/>
       </w:pPr>
-      <w:bookmarkStart w:id="15" w:name="_Toc237869698"/>
+      <w:bookmarkStart w:id="15" w:name="_Toc237869948"/>
       <w:r>
         <w:t>Requirement Specification Format</w:t>
       </w:r>
@@ -6371,7 +6371,7 @@
       <w:pPr>
         <w:pStyle w:val="Ttulo2"/>
       </w:pPr>
-      <w:bookmarkStart w:id="16" w:name="_Toc237869699"/>
+      <w:bookmarkStart w:id="16" w:name="_Toc237869949"/>
       <w:r>
         <w:lastRenderedPageBreak/>
         <w:t>Functional Requirements</w:t>
@@ -6385,7 +6385,7 @@
           <w:lang w:val="en-US"/>
         </w:rPr>
       </w:pPr>
-      <w:bookmarkStart w:id="17" w:name="_Toc237869700"/>
+      <w:bookmarkStart w:id="17" w:name="_Toc237869950"/>
       <w:r>
         <w:rPr>
           <w:lang w:val="en-US"/>
@@ -10688,7 +10688,7 @@
           <w:lang w:val="en-US"/>
         </w:rPr>
       </w:pPr>
-      <w:bookmarkStart w:id="18" w:name="_Toc237869701"/>
+      <w:bookmarkStart w:id="18" w:name="_Toc237869951"/>
       <w:r>
         <w:rPr>
           <w:lang w:val="en-US"/>
@@ -13157,7 +13157,7 @@
           <w:lang w:val="en-US"/>
         </w:rPr>
       </w:pPr>
-      <w:bookmarkStart w:id="19" w:name="_Toc237869702"/>
+      <w:bookmarkStart w:id="19" w:name="_Toc237869952"/>
       <w:r>
         <w:rPr>
           <w:lang w:val="en-US"/>
@@ -15627,7 +15627,7 @@
           <w:lang w:val="en-US"/>
         </w:rPr>
       </w:pPr>
-      <w:bookmarkStart w:id="20" w:name="_Toc237869703"/>
+      <w:bookmarkStart w:id="20" w:name="_Toc237869953"/>
       <w:r>
         <w:rPr>
           <w:lang w:val="en-US"/>
@@ -16601,7 +16601,7 @@
           <w:lang w:val="en-US"/>
         </w:rPr>
       </w:pPr>
-      <w:bookmarkStart w:id="21" w:name="_Toc237869704"/>
+      <w:bookmarkStart w:id="21" w:name="_Toc237869954"/>
       <w:r>
         <w:rPr>
           <w:lang w:val="en-US"/>
@@ -17544,7 +17544,7 @@
           <w:lang w:val="en-US"/>
         </w:rPr>
       </w:pPr>
-      <w:bookmarkStart w:id="22" w:name="_Toc237869705"/>
+      <w:bookmarkStart w:id="22" w:name="_Toc237869955"/>
       <w:r>
         <w:rPr>
           <w:lang w:val="en-US"/>
@@ -19578,7 +19578,7 @@
           <w:lang w:val="en-US"/>
         </w:rPr>
       </w:pPr>
-      <w:bookmarkStart w:id="23" w:name="_Toc237869706"/>
+      <w:bookmarkStart w:id="23" w:name="_Toc237869956"/>
       <w:r>
         <w:rPr>
           <w:lang w:val="en-US"/>
@@ -20547,7 +20547,7 @@
           <w:lang w:val="en-US"/>
         </w:rPr>
       </w:pPr>
-      <w:bookmarkStart w:id="24" w:name="_Toc237869707"/>
+      <w:bookmarkStart w:id="24" w:name="_Toc237869957"/>
       <w:r>
         <w:rPr>
           <w:lang w:val="en-US"/>
@@ -21413,7 +21413,7 @@
           <w:lang w:val="en-US"/>
         </w:rPr>
       </w:pPr>
-      <w:bookmarkStart w:id="25" w:name="_Toc237869708"/>
+      <w:bookmarkStart w:id="25" w:name="_Toc237869958"/>
       <w:r>
         <w:rPr>
           <w:lang w:val="en-US"/>
@@ -22306,7 +22306,7 @@
           <w:lang w:val="en-US"/>
         </w:rPr>
       </w:pPr>
-      <w:bookmarkStart w:id="26" w:name="_Toc237869709"/>
+      <w:bookmarkStart w:id="26" w:name="_Toc237869959"/>
       <w:r>
         <w:rPr>
           <w:lang w:val="en-US"/>
@@ -23286,7 +23286,7 @@
       <w:pPr>
         <w:pStyle w:val="Ttulo1"/>
       </w:pPr>
-      <w:bookmarkStart w:id="27" w:name="_Toc237869710"/>
+      <w:bookmarkStart w:id="27" w:name="_Toc237869960"/>
       <w:r>
         <w:lastRenderedPageBreak/>
         <w:t>Non-Functional Requirements</w:t>
@@ -23297,7 +23297,7 @@
       <w:pPr>
         <w:pStyle w:val="Ttulo2"/>
       </w:pPr>
-      <w:bookmarkStart w:id="28" w:name="_Toc237869711"/>
+      <w:bookmarkStart w:id="28" w:name="_Toc237869961"/>
       <w:r>
         <w:t>Requirement Specification Format</w:t>
       </w:r>
@@ -23413,7 +23413,7 @@
       <w:pPr>
         <w:pStyle w:val="Ttulo2"/>
       </w:pPr>
-      <w:bookmarkStart w:id="29" w:name="_Toc237869712"/>
+      <w:bookmarkStart w:id="29" w:name="_Toc237869962"/>
       <w:r>
         <w:t>Non-Functional Requirements</w:t>
       </w:r>
@@ -23429,7 +23429,7 @@
           <w:lang w:val="en-US"/>
         </w:rPr>
       </w:pPr>
-      <w:bookmarkStart w:id="30" w:name="_Toc237869713"/>
+      <w:bookmarkStart w:id="30" w:name="_Toc237869963"/>
       <w:r>
         <w:rPr>
           <w:lang w:val="en-US"/>
@@ -23666,7 +23666,7 @@
           <w:lang w:val="en-US"/>
         </w:rPr>
       </w:pPr>
-      <w:bookmarkStart w:id="31" w:name="_Toc237869714"/>
+      <w:bookmarkStart w:id="31" w:name="_Toc237869964"/>
       <w:r>
         <w:rPr>
           <w:lang w:val="en-US"/>
@@ -24003,7 +24003,7 @@
           <w:lang w:val="en-US"/>
         </w:rPr>
       </w:pPr>
-      <w:bookmarkStart w:id="32" w:name="_Toc237869715"/>
+      <w:bookmarkStart w:id="32" w:name="_Toc237869965"/>
       <w:r>
         <w:rPr>
           <w:lang w:val="en-US"/>
@@ -24346,7 +24346,7 @@
           <w:lang w:val="en-US"/>
         </w:rPr>
       </w:pPr>
-      <w:bookmarkStart w:id="33" w:name="_Toc237869716"/>
+      <w:bookmarkStart w:id="33" w:name="_Toc237869966"/>
       <w:r>
         <w:rPr>
           <w:lang w:val="en-US"/>
@@ -24608,7 +24608,7 @@
           <w:lang w:val="en-US"/>
         </w:rPr>
       </w:pPr>
-      <w:bookmarkStart w:id="34" w:name="_Toc237869717"/>
+      <w:bookmarkStart w:id="34" w:name="_Toc237869967"/>
       <w:r>
         <w:rPr>
           <w:lang w:val="en-US"/>
@@ -24855,7 +24855,7 @@
           <w:lang w:val="en-US"/>
         </w:rPr>
       </w:pPr>
-      <w:bookmarkStart w:id="35" w:name="_Toc237869718"/>
+      <w:bookmarkStart w:id="35" w:name="_Toc237869968"/>
       <w:r>
         <w:rPr>
           <w:lang w:val="en-US"/>
@@ -25093,7 +25093,7 @@
           <w:lang w:val="en-US"/>
         </w:rPr>
       </w:pPr>
-      <w:bookmarkStart w:id="36" w:name="_Toc237869719"/>
+      <w:bookmarkStart w:id="36" w:name="_Toc237869969"/>
       <w:r>
         <w:rPr>
           <w:lang w:val="en-US"/>
@@ -25226,7 +25226,7 @@
       <w:pPr>
         <w:pStyle w:val="Ttulo1"/>
       </w:pPr>
-      <w:bookmarkStart w:id="37" w:name="_Toc237869720"/>
+      <w:bookmarkStart w:id="37" w:name="_Toc237869970"/>
       <w:r>
         <w:lastRenderedPageBreak/>
         <w:t>Data Requirements</w:t>
@@ -25237,7 +25237,7 @@
       <w:pPr>
         <w:pStyle w:val="Ttulo2"/>
       </w:pPr>
-      <w:bookmarkStart w:id="38" w:name="_Toc237869721"/>
+      <w:bookmarkStart w:id="38" w:name="_Toc237869971"/>
       <w:r>
         <w:t>Data Entities</w:t>
       </w:r>
@@ -25413,7 +25413,7 @@
       <w:pPr>
         <w:pStyle w:val="Ttulo2"/>
       </w:pPr>
-      <w:bookmarkStart w:id="39" w:name="_Toc237869722"/>
+      <w:bookmarkStart w:id="39" w:name="_Toc237869972"/>
       <w:r>
         <w:t>Data Relationships</w:t>
       </w:r>
@@ -25529,7 +25529,7 @@
       <w:pPr>
         <w:pStyle w:val="Ttulo2"/>
       </w:pPr>
-      <w:bookmarkStart w:id="40" w:name="_Toc237869723"/>
+      <w:bookmarkStart w:id="40" w:name="_Toc237869973"/>
       <w:r>
         <w:lastRenderedPageBreak/>
         <w:t>Data Persistence</w:t>
@@ -25641,7 +25641,7 @@
       <w:pPr>
         <w:pStyle w:val="Ttulo2"/>
       </w:pPr>
-      <w:bookmarkStart w:id="41" w:name="_Toc237869724"/>
+      <w:bookmarkStart w:id="41" w:name="_Toc237869974"/>
       <w:r>
         <w:t>Data Integrity</w:t>
       </w:r>
@@ -25748,7 +25748,7 @@
       <w:pPr>
         <w:pStyle w:val="Ttulo2"/>
       </w:pPr>
-      <w:bookmarkStart w:id="42" w:name="_Toc237869725"/>
+      <w:bookmarkStart w:id="42" w:name="_Toc237869975"/>
       <w:r>
         <w:lastRenderedPageBreak/>
         <w:t>Data Validation</w:t>
@@ -25860,7 +25860,7 @@
       <w:pPr>
         <w:pStyle w:val="Ttulo1"/>
       </w:pPr>
-      <w:bookmarkStart w:id="43" w:name="_Toc237869726"/>
+      <w:bookmarkStart w:id="43" w:name="_Toc237869976"/>
       <w:r>
         <w:t>External Interface Requirements</w:t>
       </w:r>
@@ -25873,7 +25873,7 @@
       <w:r>
         <w:t xml:space="preserve"> </w:t>
       </w:r>
-      <w:bookmarkStart w:id="44" w:name="_Toc237869727"/>
+      <w:bookmarkStart w:id="44" w:name="_Toc237869977"/>
       <w:r>
         <w:t>User Interface</w:t>
       </w:r>
@@ -25900,7 +25900,7 @@
       <w:pPr>
         <w:pStyle w:val="Ttulo2"/>
       </w:pPr>
-      <w:bookmarkStart w:id="45" w:name="_Toc237869728"/>
+      <w:bookmarkStart w:id="45" w:name="_Toc237869978"/>
       <w:r>
         <w:t>Database Interface</w:t>
       </w:r>
@@ -25926,7 +25926,7 @@
       <w:pPr>
         <w:pStyle w:val="Ttulo2"/>
       </w:pPr>
-      <w:bookmarkStart w:id="46" w:name="_Toc237869729"/>
+      <w:bookmarkStart w:id="46" w:name="_Toc237869979"/>
       <w:r>
         <w:lastRenderedPageBreak/>
         <w:t>Browser Interface</w:t>
@@ -25945,7 +25945,7 @@
       <w:pPr>
         <w:pStyle w:val="Ttulo2"/>
       </w:pPr>
-      <w:bookmarkStart w:id="47" w:name="_Toc237869730"/>
+      <w:bookmarkStart w:id="47" w:name="_Toc237869980"/>
       <w:r>
         <w:t>External System Interfaces</w:t>
       </w:r>
@@ -25963,7 +25963,7 @@
       <w:pPr>
         <w:pStyle w:val="Ttulo1"/>
       </w:pPr>
-      <w:bookmarkStart w:id="48" w:name="_Toc237869731"/>
+      <w:bookmarkStart w:id="48" w:name="_Toc237869981"/>
       <w:r>
         <w:t>Constraints, Assumptions, and Dependencies</w:t>
       </w:r>
@@ -25973,7 +25973,7 @@
       <w:pPr>
         <w:pStyle w:val="Ttulo2"/>
       </w:pPr>
-      <w:bookmarkStart w:id="49" w:name="_Toc237869732"/>
+      <w:bookmarkStart w:id="49" w:name="_Toc237869982"/>
       <w:r>
         <w:t>Constraints</w:t>
       </w:r>
@@ -26000,7 +26000,7 @@
       <w:pPr>
         <w:pStyle w:val="Ttulo2"/>
       </w:pPr>
-      <w:bookmarkStart w:id="50" w:name="_Toc237869733"/>
+      <w:bookmarkStart w:id="50" w:name="_Toc237869983"/>
       <w:r>
         <w:t>Assumptions</w:t>
       </w:r>
@@ -26027,7 +26027,7 @@
       <w:pPr>
         <w:pStyle w:val="Ttulo2"/>
       </w:pPr>
-      <w:bookmarkStart w:id="51" w:name="_Toc237869734"/>
+      <w:bookmarkStart w:id="51" w:name="_Toc237869984"/>
       <w:r>
         <w:t>Dependencies</w:t>
       </w:r>
@@ -26048,7 +26048,7 @@
       <w:pPr>
         <w:pStyle w:val="Ttulo1"/>
       </w:pPr>
-      <w:bookmarkStart w:id="52" w:name="_Toc237869735"/>
+      <w:bookmarkStart w:id="52" w:name="_Toc237869985"/>
       <w:r>
         <w:lastRenderedPageBreak/>
         <w:t>A</w:t>
@@ -26233,7 +26233,7 @@
       <w:pPr>
         <w:pStyle w:val="Ttulo2"/>
       </w:pPr>
-      <w:bookmarkStart w:id="53" w:name="_Toc237869736"/>
+      <w:bookmarkStart w:id="53" w:name="_Toc237869986"/>
       <w:r>
         <w:t>Verification</w:t>
       </w:r>
